--- a/Documentation.docx
+++ b/Documentation.docx
@@ -104,23 +104,7 @@
                       <w:b/>
                       <w:bCs/>
                     </w:rPr>
-                    <w:t xml:space="preserve">Dr. </w:t>
-                  </w:r>
-                  <w:proofErr w:type="spellStart"/>
-                  <w:r>
-                    <w:rPr>
-                      <w:b/>
-                      <w:bCs/>
-                    </w:rPr>
-                    <w:t>Lócsi</w:t>
-                  </w:r>
-                  <w:proofErr w:type="spellEnd"/>
-                  <w:r>
-                    <w:rPr>
-                      <w:b/>
-                      <w:bCs/>
-                    </w:rPr>
-                    <w:t xml:space="preserve"> Levente</w:t>
+                    <w:t>Dr. Lócsi Levente</w:t>
                   </w:r>
                 </w:p>
                 <w:p>
@@ -165,13 +149,8 @@
                     <w:jc w:val="left"/>
                   </w:pPr>
                   <w:r>
-                    <w:t xml:space="preserve">programtervező informatikus </w:t>
+                    <w:t>programtervező informatikus BSc</w:t>
                   </w:r>
-                  <w:proofErr w:type="spellStart"/>
-                  <w:r>
-                    <w:t>BSc</w:t>
-                  </w:r>
-                  <w:proofErr w:type="spellEnd"/>
                 </w:p>
               </w:tc>
             </w:tr>
@@ -197,11 +176,196 @@
         </w:tc>
       </w:tr>
     </w:tbl>
-    <w:p>
-      <w:pPr>
-        <w:ind w:firstLine="0"/>
-      </w:pPr>
-    </w:p>
+    <w:bookmarkStart w:id="0" w:name="_Toc218192517" w:displacedByCustomXml="next"/>
+    <w:sdt>
+      <w:sdtPr>
+        <w:id w:val="-388042899"/>
+        <w:docPartObj>
+          <w:docPartGallery w:val="Table of Contents"/>
+          <w:docPartUnique/>
+        </w:docPartObj>
+      </w:sdtPr>
+      <w:sdtEndPr>
+        <w:rPr>
+          <w:rFonts w:eastAsiaTheme="minorHAnsi" w:cstheme="minorBidi"/>
+          <w:b/>
+          <w:bCs/>
+          <w:sz w:val="24"/>
+          <w:szCs w:val="22"/>
+        </w:rPr>
+      </w:sdtEndPr>
+      <w:sdtContent>
+        <w:p>
+          <w:pPr>
+            <w:pStyle w:val="Cmsor1"/>
+          </w:pPr>
+          <w:r>
+            <w:t>Tartalomjegyzék</w:t>
+          </w:r>
+          <w:bookmarkEnd w:id="0"/>
+        </w:p>
+        <w:p>
+          <w:pPr>
+            <w:pStyle w:val="TJ1"/>
+            <w:tabs>
+              <w:tab w:val="right" w:leader="dot" w:pos="9062"/>
+            </w:tabs>
+            <w:rPr>
+              <w:rFonts w:asciiTheme="minorHAnsi" w:eastAsiaTheme="minorEastAsia" w:hAnsiTheme="minorHAnsi"/>
+              <w:noProof/>
+              <w:szCs w:val="24"/>
+              <w:lang w:eastAsia="hu-HU"/>
+            </w:rPr>
+          </w:pPr>
+          <w:r>
+            <w:fldChar w:fldCharType="begin"/>
+          </w:r>
+          <w:r>
+            <w:instrText xml:space="preserve"> TOC \o "1-3" \h \z \u </w:instrText>
+          </w:r>
+          <w:r>
+            <w:fldChar w:fldCharType="separate"/>
+          </w:r>
+          <w:hyperlink w:anchor="_Toc218192517" w:history="1">
+            <w:r>
+              <w:rPr>
+                <w:rStyle w:val="Hiperhivatkozs"/>
+                <w:noProof/>
+              </w:rPr>
+              <w:t>Tartalomjegyzék</w:t>
+            </w:r>
+            <w:r>
+              <w:rPr>
+                <w:noProof/>
+                <w:webHidden/>
+              </w:rPr>
+              <w:tab/>
+            </w:r>
+            <w:r>
+              <w:rPr>
+                <w:noProof/>
+                <w:webHidden/>
+              </w:rPr>
+              <w:fldChar w:fldCharType="begin"/>
+            </w:r>
+            <w:r>
+              <w:rPr>
+                <w:noProof/>
+                <w:webHidden/>
+              </w:rPr>
+              <w:instrText xml:space="preserve"> PAGEREF _Toc218192517 \h </w:instrText>
+            </w:r>
+            <w:r>
+              <w:rPr>
+                <w:noProof/>
+                <w:webHidden/>
+              </w:rPr>
+            </w:r>
+            <w:r>
+              <w:rPr>
+                <w:noProof/>
+                <w:webHidden/>
+              </w:rPr>
+              <w:fldChar w:fldCharType="separate"/>
+            </w:r>
+            <w:r>
+              <w:rPr>
+                <w:noProof/>
+                <w:webHidden/>
+              </w:rPr>
+              <w:t>2</w:t>
+            </w:r>
+            <w:r>
+              <w:rPr>
+                <w:noProof/>
+                <w:webHidden/>
+              </w:rPr>
+              <w:fldChar w:fldCharType="end"/>
+            </w:r>
+          </w:hyperlink>
+        </w:p>
+        <w:p>
+          <w:pPr>
+            <w:pStyle w:val="TJ1"/>
+            <w:tabs>
+              <w:tab w:val="right" w:leader="dot" w:pos="9062"/>
+            </w:tabs>
+            <w:rPr>
+              <w:rFonts w:asciiTheme="minorHAnsi" w:eastAsiaTheme="minorEastAsia" w:hAnsiTheme="minorHAnsi"/>
+              <w:noProof/>
+              <w:szCs w:val="24"/>
+              <w:lang w:eastAsia="hu-HU"/>
+            </w:rPr>
+          </w:pPr>
+          <w:hyperlink w:anchor="_Toc218192518" w:history="1">
+            <w:r>
+              <w:rPr>
+                <w:rStyle w:val="Hiperhivatkozs"/>
+                <w:noProof/>
+              </w:rPr>
+              <w:t>Bevezető</w:t>
+            </w:r>
+            <w:r>
+              <w:rPr>
+                <w:noProof/>
+                <w:webHidden/>
+              </w:rPr>
+              <w:tab/>
+            </w:r>
+            <w:r>
+              <w:rPr>
+                <w:noProof/>
+                <w:webHidden/>
+              </w:rPr>
+              <w:fldChar w:fldCharType="begin"/>
+            </w:r>
+            <w:r>
+              <w:rPr>
+                <w:noProof/>
+                <w:webHidden/>
+              </w:rPr>
+              <w:instrText xml:space="preserve"> PAGEREF _Toc218192518 \h </w:instrText>
+            </w:r>
+            <w:r>
+              <w:rPr>
+                <w:noProof/>
+                <w:webHidden/>
+              </w:rPr>
+            </w:r>
+            <w:r>
+              <w:rPr>
+                <w:noProof/>
+                <w:webHidden/>
+              </w:rPr>
+              <w:fldChar w:fldCharType="separate"/>
+            </w:r>
+            <w:r>
+              <w:rPr>
+                <w:noProof/>
+                <w:webHidden/>
+              </w:rPr>
+              <w:t>3</w:t>
+            </w:r>
+            <w:r>
+              <w:rPr>
+                <w:noProof/>
+                <w:webHidden/>
+              </w:rPr>
+              <w:fldChar w:fldCharType="end"/>
+            </w:r>
+          </w:hyperlink>
+        </w:p>
+        <w:p>
+          <w:r>
+            <w:rPr>
+              <w:b/>
+              <w:bCs/>
+            </w:rPr>
+            <w:fldChar w:fldCharType="end"/>
+          </w:r>
+        </w:p>
+      </w:sdtContent>
+    </w:sdt>
     <w:p>
       <w:r>
         <w:br w:type="page"/>
@@ -211,27 +375,14 @@
       <w:pPr>
         <w:pStyle w:val="Cmsor1"/>
       </w:pPr>
+      <w:bookmarkStart w:id="1" w:name="_Toc218192518"/>
       <w:r>
         <w:lastRenderedPageBreak/>
-        <w:t>Tartalomjegyzék</w:t>
-      </w:r>
-    </w:p>
-    <w:p/>
-    <w:p>
-      <w:r>
-        <w:br w:type="page"/>
-      </w:r>
+        <w:t>Bevezető</w:t>
+      </w:r>
+      <w:bookmarkEnd w:id="1"/>
     </w:p>
     <w:p>
-      <w:pPr>
-        <w:pStyle w:val="Cmsor1"/>
-      </w:pPr>
-      <w:r>
-        <w:lastRenderedPageBreak/>
-        <w:t>Bevezető</w:t>
-      </w:r>
-    </w:p>
-    <w:p>
       <w:r>
         <w:t xml:space="preserve">Szakdolgozatomnak egy számológép megvalósítását választottam, amely képes kijavítani a </w:t>
       </w:r>
@@ -239,31 +390,7 @@
         <w:t>lebegőpontos</w:t>
       </w:r>
       <w:r>
-        <w:t xml:space="preserve"> számábrázolás alapvető hiányosságait és hibáit. Ezen cél eléréséhez egy BCD (</w:t>
-      </w:r>
-      <w:proofErr w:type="spellStart"/>
-      <w:r>
-        <w:t>Binary</w:t>
-      </w:r>
-      <w:proofErr w:type="spellEnd"/>
-      <w:r>
-        <w:t xml:space="preserve"> </w:t>
-      </w:r>
-      <w:proofErr w:type="spellStart"/>
-      <w:r>
-        <w:t>Coded</w:t>
-      </w:r>
-      <w:proofErr w:type="spellEnd"/>
-      <w:r>
-        <w:t xml:space="preserve"> </w:t>
-      </w:r>
-      <w:proofErr w:type="spellStart"/>
-      <w:r>
-        <w:t>Decimal</w:t>
-      </w:r>
-      <w:proofErr w:type="spellEnd"/>
-      <w:r>
-        <w:t>) típust hoztam létre amellyel különböző számtípusokat voltam képes definiálni. A hagyományos egész, előjeles és valós számokon kívül egy tört számtípust is beépítettem a könyvtárba, ami az osztás számításából származó esetleges pontatlanságakat teljes egészében kiküszöbölte.</w:t>
+        <w:t xml:space="preserve"> számábrázolás alapvető hiányosságait és hibáit. Ezen cél eléréséhez egy BCD (Binary Coded Decimal) típust hoztam létre amellyel különböző számtípusokat voltam képes definiálni. A hagyományos egész, előjeles és valós számokon kívül egy tört számtípust is beépítettem a könyvtárba, ami az osztás számításából származó esetleges pontatlanságakat teljes egészében kiküszöbölte.</w:t>
       </w:r>
     </w:p>
     <w:p>
@@ -295,10 +422,7 @@
         </w:numPr>
       </w:pPr>
       <w:r>
-        <w:t xml:space="preserve">Lagrange-interpolációs polinom előállítását </w:t>
-      </w:r>
-      <w:r>
-        <w:t>lehetővé tevő számológép</w:t>
+        <w:t>Lagrange-interpolációs polinom előállítását lehetővé tevő számológép</w:t>
       </w:r>
     </w:p>
     <w:p>
@@ -310,10 +434,7 @@
         </w:numPr>
       </w:pPr>
       <w:r>
-        <w:t xml:space="preserve">Integrálközelítés műveletét </w:t>
-      </w:r>
-      <w:r>
-        <w:t>lehetővé tevő számológép</w:t>
+        <w:t>Integrálközelítés műveletét lehetővé tevő számológép</w:t>
       </w:r>
     </w:p>
     <w:p>
@@ -330,23 +451,7 @@
     </w:p>
     <w:p>
       <w:r>
-        <w:t xml:space="preserve">Az egész eddig bemutatott munkámat pedig egy WPF (Windows </w:t>
-      </w:r>
-      <w:proofErr w:type="spellStart"/>
-      <w:r>
-        <w:t>Presentation</w:t>
-      </w:r>
-      <w:proofErr w:type="spellEnd"/>
-      <w:r>
-        <w:t xml:space="preserve"> </w:t>
-      </w:r>
-      <w:proofErr w:type="spellStart"/>
-      <w:r>
-        <w:t>Foundation</w:t>
-      </w:r>
-      <w:proofErr w:type="spellEnd"/>
-      <w:r>
-        <w:t xml:space="preserve">) segédkörnyezetben elkészített vizuális számológép felület foglalja magába, ami segíti a felhasználót a </w:t>
+        <w:t xml:space="preserve">Az egész eddig bemutatott munkámat pedig egy WPF (Windows Presentation Foundation) segédkörnyezetben elkészített vizuális számológép felület foglalja magába, ami segíti a felhasználót a </w:t>
       </w:r>
       <w:r>
         <w:t xml:space="preserve">háttérkönyvtárak használatában és aminek UI felületén </w:t>
@@ -363,14 +468,180 @@
         <w:t>Az átláthatóság érdekében és hogy a felhasználó megbizonyosodhasson arról, hogy nem csak szemfényvesztés történik, minden háttérben történő számítási lépés kilistázható időrendi sorrendben egyetlen kattintással.</w:t>
       </w:r>
     </w:p>
+    <w:p>
+      <w:pPr>
+        <w:spacing w:line="259" w:lineRule="auto"/>
+        <w:ind w:firstLine="0"/>
+        <w:jc w:val="left"/>
+      </w:pPr>
+      <w:r>
+        <w:br w:type="page"/>
+      </w:r>
+    </w:p>
+    <w:p>
+      <w:pPr>
+        <w:pStyle w:val="Cmsor1"/>
+      </w:pPr>
+      <w:r>
+        <w:lastRenderedPageBreak/>
+        <w:t>Fejlesztői dokumentáció</w:t>
+      </w:r>
+    </w:p>
+    <w:p>
+      <w:pPr>
+        <w:pStyle w:val="Cmsor2"/>
+      </w:pPr>
+      <w:r>
+        <w:t>BCD számábrázolás</w:t>
+      </w:r>
+    </w:p>
+    <w:p>
+      <w:r>
+        <w:t>A Binary Coded Decimal formátum, ahogy azt neve is mutatja, decimális formátumban tárolja el a számokat.</w:t>
+      </w:r>
+    </w:p>
+    <w:p>
+      <w:r>
+        <w:t xml:space="preserve">Egy számjegyet </w:t>
+      </w:r>
+      <w:r>
+        <w:t>4</w:t>
+      </w:r>
+      <w:r>
+        <w:t xml:space="preserve"> bit határoz meg, amik a hagyományos kettes számrendszerbeli egész szám számábrázolási elvét követik egy kitétellel: nem vehetnek fel</w:t>
+      </w:r>
+      <w:r>
+        <w:t>,</w:t>
+      </w:r>
+      <w:r>
+        <w:t xml:space="preserve"> csak </w:t>
+      </w:r>
+      <w:r>
+        <w:t>0 és 9 közötti értéket (a két határt beleértve). Ezen számjegyek tömbbe fűzésével már leírható a pozitív egész számok halmaza, a nullát is beleértve.</w:t>
+      </w:r>
+    </w:p>
+    <w:p>
+      <w:r>
+        <w:t>Ha hozzáveszünk egy igaz-hamis változót a pozitív egész számunkhoz, azzal el is készült a teljes egész számok halmaza. A könyvtár jelenleg nem követi az IEEE 754 előjeles nullákra tett szabványát és minden nulla érték pozitívra konvertálódik.</w:t>
+      </w:r>
+    </w:p>
+    <w:p>
+      <w:r>
+        <w:t xml:space="preserve">A </w:t>
+      </w:r>
+      <w:r>
+        <w:t xml:space="preserve">valós számok ábrázolásához csak be kell vezetni egy tizedesjegy számlálót, ami megmondja hogy az adott számjegy tömb elejéről hány darab számjegy jelöl törtértéket. Mivel az egész szám típus nem enged vezető nullákat, így megeshet, hogy a tömb hossza kisebb, mint a </w:t>
+      </w:r>
+      <w:r>
+        <w:t>tizedesjegy számláló</w:t>
+      </w:r>
+      <w:r>
+        <w:t xml:space="preserve"> értéke. Ilyenkor a megfelelő számú nullával kell kibővíteni kiíratáskor a számot.</w:t>
+      </w:r>
+    </w:p>
     <w:sectPr>
+      <w:footerReference w:type="default" r:id="rId7"/>
       <w:pgSz w:w="11906" w:h="16838"/>
       <w:pgMar w:top="1417" w:right="1417" w:bottom="1417" w:left="1417" w:header="708" w:footer="708" w:gutter="0"/>
+      <w:pgNumType w:start="0"/>
       <w:cols w:space="708"/>
+      <w:titlePg/>
       <w:docGrid w:linePitch="360"/>
     </w:sectPr>
   </w:body>
 </w:document>
+</file>
+
+<file path=word/endnotes.xml><?xml version="1.0" encoding="utf-8"?>
+<w:endnotes xmlns:wpc="http://schemas.microsoft.com/office/word/2010/wordprocessingCanvas" xmlns:cx="http://schemas.microsoft.com/office/drawing/2014/chartex" xmlns:cx1="http://schemas.microsoft.com/office/drawing/2015/9/8/chartex" xmlns:cx2="http://schemas.microsoft.com/office/drawing/2015/10/21/chartex" xmlns:cx3="http://schemas.microsoft.com/office/drawing/2016/5/9/chartex" xmlns:cx4="http://schemas.microsoft.com/office/drawing/2016/5/10/chartex" xmlns:cx5="http://schemas.microsoft.com/office/drawing/2016/5/11/chartex" xmlns:cx6="http://schemas.microsoft.com/office/drawing/2016/5/12/chartex" xmlns:cx7="http://schemas.microsoft.com/office/drawing/2016/5/13/chartex" xmlns:cx8="http://schemas.microsoft.com/office/drawing/2016/5/14/chartex" xmlns:mc="http://schemas.openxmlformats.org/markup-compatibility/2006" xmlns:aink="http://schemas.microsoft.com/office/drawing/2016/ink" xmlns:am3d="http://schemas.microsoft.com/office/drawing/2017/model3d" xmlns:o="urn:schemas-microsoft-com:office:office" xmlns:oel="http://schemas.microsoft.com/office/2019/extlst" xmlns:r="http://schemas.openxmlformats.org/officeDocument/2006/relationships" xmlns:m="http://schemas.openxmlformats.org/officeDocument/2006/math" xmlns:v="urn:schemas-microsoft-com:vml" xmlns:wp14="http://schemas.microsoft.com/office/word/2010/wordprocessingDrawing" xmlns:wp="http://schemas.openxmlformats.org/drawingml/2006/wordprocessingDrawing" xmlns:w10="urn:schemas-microsoft-com:office:word" xmlns:w="http://schemas.openxmlformats.org/wordprocessingml/2006/main" xmlns:w14="http://schemas.microsoft.com/office/word/2010/wordml" xmlns:w15="http://schemas.microsoft.com/office/word/2012/wordml" xmlns:w16cex="http://schemas.microsoft.com/office/word/2018/wordml/cex" xmlns:w16cid="http://schemas.microsoft.com/office/word/2016/wordml/cid" xmlns:w16="http://schemas.microsoft.com/office/word/2018/wordml" xmlns:w16du="http://schemas.microsoft.com/office/word/2023/wordml/word16du" xmlns:w16sdtdh="http://schemas.microsoft.com/office/word/2020/wordml/sdtdatahash" xmlns:w16sdtfl="http://schemas.microsoft.com/office/word/2024/wordml/sdtformatlock" xmlns:w16se="http://schemas.microsoft.com/office/word/2015/wordml/symex" xmlns:wpg="http://schemas.microsoft.com/office/word/2010/wordprocessingGroup" xmlns:wpi="http://schemas.microsoft.com/office/word/2010/wordprocessingInk" xmlns:wne="http://schemas.microsoft.com/office/word/2006/wordml" xmlns:wps="http://schemas.microsoft.com/office/word/2010/wordprocessingShape" mc:Ignorable="w14 w15 w16se w16cid w16 w16cex w16sdtdh w16sdtfl w16du wp14">
+  <w:endnote w:type="separator" w:id="-1">
+    <w:p>
+      <w:pPr>
+        <w:spacing w:after="0" w:line="240" w:lineRule="auto"/>
+      </w:pPr>
+      <w:r>
+        <w:separator/>
+      </w:r>
+    </w:p>
+  </w:endnote>
+  <w:endnote w:type="continuationSeparator" w:id="0">
+    <w:p>
+      <w:pPr>
+        <w:spacing w:after="0" w:line="240" w:lineRule="auto"/>
+      </w:pPr>
+      <w:r>
+        <w:continuationSeparator/>
+      </w:r>
+    </w:p>
+  </w:endnote>
+</w:endnotes>
+</file>
+
+<file path=word/footer1.xml><?xml version="1.0" encoding="utf-8"?>
+<w:ftr xmlns:wpc="http://schemas.microsoft.com/office/word/2010/wordprocessingCanvas" xmlns:cx="http://schemas.microsoft.com/office/drawing/2014/chartex" xmlns:cx1="http://schemas.microsoft.com/office/drawing/2015/9/8/chartex" xmlns:cx2="http://schemas.microsoft.com/office/drawing/2015/10/21/chartex" xmlns:cx3="http://schemas.microsoft.com/office/drawing/2016/5/9/chartex" xmlns:cx4="http://schemas.microsoft.com/office/drawing/2016/5/10/chartex" xmlns:cx5="http://schemas.microsoft.com/office/drawing/2016/5/11/chartex" xmlns:cx6="http://schemas.microsoft.com/office/drawing/2016/5/12/chartex" xmlns:cx7="http://schemas.microsoft.com/office/drawing/2016/5/13/chartex" xmlns:cx8="http://schemas.microsoft.com/office/drawing/2016/5/14/chartex" xmlns:mc="http://schemas.openxmlformats.org/markup-compatibility/2006" xmlns:aink="http://schemas.microsoft.com/office/drawing/2016/ink" xmlns:am3d="http://schemas.microsoft.com/office/drawing/2017/model3d" xmlns:o="urn:schemas-microsoft-com:office:office" xmlns:oel="http://schemas.microsoft.com/office/2019/extlst" xmlns:r="http://schemas.openxmlformats.org/officeDocument/2006/relationships" xmlns:m="http://schemas.openxmlformats.org/officeDocument/2006/math" xmlns:v="urn:schemas-microsoft-com:vml" xmlns:wp14="http://schemas.microsoft.com/office/word/2010/wordprocessingDrawing" xmlns:wp="http://schemas.openxmlformats.org/drawingml/2006/wordprocessingDrawing" xmlns:w10="urn:schemas-microsoft-com:office:word" xmlns:w="http://schemas.openxmlformats.org/wordprocessingml/2006/main" xmlns:w14="http://schemas.microsoft.com/office/word/2010/wordml" xmlns:w15="http://schemas.microsoft.com/office/word/2012/wordml" xmlns:w16cex="http://schemas.microsoft.com/office/word/2018/wordml/cex" xmlns:w16cid="http://schemas.microsoft.com/office/word/2016/wordml/cid" xmlns:w16="http://schemas.microsoft.com/office/word/2018/wordml" xmlns:w16du="http://schemas.microsoft.com/office/word/2023/wordml/word16du" xmlns:w16sdtdh="http://schemas.microsoft.com/office/word/2020/wordml/sdtdatahash" xmlns:w16sdtfl="http://schemas.microsoft.com/office/word/2024/wordml/sdtformatlock" xmlns:w16se="http://schemas.microsoft.com/office/word/2015/wordml/symex" xmlns:wpg="http://schemas.microsoft.com/office/word/2010/wordprocessingGroup" xmlns:wpi="http://schemas.microsoft.com/office/word/2010/wordprocessingInk" xmlns:wne="http://schemas.microsoft.com/office/word/2006/wordml" xmlns:wps="http://schemas.microsoft.com/office/word/2010/wordprocessingShape" mc:Ignorable="w14 w15 w16se w16cid w16 w16cex w16sdtdh w16sdtfl w16du wp14">
+  <w:sdt>
+    <w:sdtPr>
+      <w:id w:val="378829274"/>
+      <w:docPartObj>
+        <w:docPartGallery w:val="Page Numbers (Bottom of Page)"/>
+        <w:docPartUnique/>
+      </w:docPartObj>
+    </w:sdtPr>
+    <w:sdtContent>
+      <w:p>
+        <w:pPr>
+          <w:pStyle w:val="llb"/>
+          <w:jc w:val="center"/>
+        </w:pPr>
+        <w:r>
+          <w:fldChar w:fldCharType="begin"/>
+        </w:r>
+        <w:r>
+          <w:instrText>PAGE   \* MERGEFORMAT</w:instrText>
+        </w:r>
+        <w:r>
+          <w:fldChar w:fldCharType="separate"/>
+        </w:r>
+        <w:r>
+          <w:t>2</w:t>
+        </w:r>
+        <w:r>
+          <w:fldChar w:fldCharType="end"/>
+        </w:r>
+      </w:p>
+    </w:sdtContent>
+  </w:sdt>
+  <w:p>
+    <w:pPr>
+      <w:pStyle w:val="llb"/>
+    </w:pPr>
+  </w:p>
+</w:ftr>
+</file>
+
+<file path=word/footnotes.xml><?xml version="1.0" encoding="utf-8"?>
+<w:footnotes xmlns:wpc="http://schemas.microsoft.com/office/word/2010/wordprocessingCanvas" xmlns:cx="http://schemas.microsoft.com/office/drawing/2014/chartex" xmlns:cx1="http://schemas.microsoft.com/office/drawing/2015/9/8/chartex" xmlns:cx2="http://schemas.microsoft.com/office/drawing/2015/10/21/chartex" xmlns:cx3="http://schemas.microsoft.com/office/drawing/2016/5/9/chartex" xmlns:cx4="http://schemas.microsoft.com/office/drawing/2016/5/10/chartex" xmlns:cx5="http://schemas.microsoft.com/office/drawing/2016/5/11/chartex" xmlns:cx6="http://schemas.microsoft.com/office/drawing/2016/5/12/chartex" xmlns:cx7="http://schemas.microsoft.com/office/drawing/2016/5/13/chartex" xmlns:cx8="http://schemas.microsoft.com/office/drawing/2016/5/14/chartex" xmlns:mc="http://schemas.openxmlformats.org/markup-compatibility/2006" xmlns:aink="http://schemas.microsoft.com/office/drawing/2016/ink" xmlns:am3d="http://schemas.microsoft.com/office/drawing/2017/model3d" xmlns:o="urn:schemas-microsoft-com:office:office" xmlns:oel="http://schemas.microsoft.com/office/2019/extlst" xmlns:r="http://schemas.openxmlformats.org/officeDocument/2006/relationships" xmlns:m="http://schemas.openxmlformats.org/officeDocument/2006/math" xmlns:v="urn:schemas-microsoft-com:vml" xmlns:wp14="http://schemas.microsoft.com/office/word/2010/wordprocessingDrawing" xmlns:wp="http://schemas.openxmlformats.org/drawingml/2006/wordprocessingDrawing" xmlns:w10="urn:schemas-microsoft-com:office:word" xmlns:w="http://schemas.openxmlformats.org/wordprocessingml/2006/main" xmlns:w14="http://schemas.microsoft.com/office/word/2010/wordml" xmlns:w15="http://schemas.microsoft.com/office/word/2012/wordml" xmlns:w16cex="http://schemas.microsoft.com/office/word/2018/wordml/cex" xmlns:w16cid="http://schemas.microsoft.com/office/word/2016/wordml/cid" xmlns:w16="http://schemas.microsoft.com/office/word/2018/wordml" xmlns:w16du="http://schemas.microsoft.com/office/word/2023/wordml/word16du" xmlns:w16sdtdh="http://schemas.microsoft.com/office/word/2020/wordml/sdtdatahash" xmlns:w16sdtfl="http://schemas.microsoft.com/office/word/2024/wordml/sdtformatlock" xmlns:w16se="http://schemas.microsoft.com/office/word/2015/wordml/symex" xmlns:wpg="http://schemas.microsoft.com/office/word/2010/wordprocessingGroup" xmlns:wpi="http://schemas.microsoft.com/office/word/2010/wordprocessingInk" xmlns:wne="http://schemas.microsoft.com/office/word/2006/wordml" xmlns:wps="http://schemas.microsoft.com/office/word/2010/wordprocessingShape" mc:Ignorable="w14 w15 w16se w16cid w16 w16cex w16sdtdh w16sdtfl w16du wp14">
+  <w:footnote w:type="separator" w:id="-1">
+    <w:p>
+      <w:pPr>
+        <w:spacing w:after="0" w:line="240" w:lineRule="auto"/>
+      </w:pPr>
+      <w:r>
+        <w:separator/>
+      </w:r>
+    </w:p>
+  </w:footnote>
+  <w:footnote w:type="continuationSeparator" w:id="0">
+    <w:p>
+      <w:pPr>
+        <w:spacing w:after="0" w:line="240" w:lineRule="auto"/>
+      </w:pPr>
+      <w:r>
+        <w:continuationSeparator/>
+      </w:r>
+    </w:p>
+  </w:footnote>
+</w:footnotes>
 </file>
 
 <file path=word/numbering.xml><?xml version="1.0" encoding="utf-8"?>
@@ -933,7 +1204,7 @@
     <w:uiPriority w:val="9"/>
     <w:unhideWhenUsed/>
     <w:qFormat/>
-    <w:rsid w:val="005E0566"/>
+    <w:rsid w:val="00A80AD3"/>
     <w:pPr>
       <w:keepNext/>
       <w:keepLines/>
@@ -941,8 +1212,7 @@
       <w:outlineLvl w:val="1"/>
     </w:pPr>
     <w:rPr>
-      <w:rFonts w:asciiTheme="majorHAnsi" w:eastAsiaTheme="majorEastAsia" w:hAnsiTheme="majorHAnsi" w:cstheme="majorBidi"/>
-      <w:color w:val="0F4761" w:themeColor="accent1" w:themeShade="BF"/>
+      <w:rFonts w:eastAsiaTheme="majorEastAsia" w:cstheme="majorBidi"/>
       <w:sz w:val="32"/>
       <w:szCs w:val="32"/>
     </w:rPr>
@@ -1105,6 +1375,7 @@
   <w:style w:type="character" w:default="1" w:styleId="Bekezdsalapbettpusa">
     <w:name w:val="Default Paragraph Font"/>
     <w:uiPriority w:val="1"/>
+    <w:semiHidden/>
     <w:unhideWhenUsed/>
   </w:style>
   <w:style w:type="table" w:default="1" w:styleId="Normltblzat">
@@ -1145,10 +1416,9 @@
     <w:basedOn w:val="Bekezdsalapbettpusa"/>
     <w:link w:val="Cmsor2"/>
     <w:uiPriority w:val="9"/>
-    <w:rsid w:val="005E0566"/>
-    <w:rPr>
-      <w:rFonts w:asciiTheme="majorHAnsi" w:eastAsiaTheme="majorEastAsia" w:hAnsiTheme="majorHAnsi" w:cstheme="majorBidi"/>
-      <w:color w:val="0F4761" w:themeColor="accent1" w:themeShade="BF"/>
+    <w:rsid w:val="00A80AD3"/>
+    <w:rPr>
+      <w:rFonts w:ascii="Times New Roman" w:eastAsiaTheme="majorEastAsia" w:hAnsi="Times New Roman" w:cstheme="majorBidi"/>
       <w:sz w:val="32"/>
       <w:szCs w:val="32"/>
     </w:rPr>
@@ -1292,6 +1562,7 @@
       <w:numPr>
         <w:ilvl w:val="1"/>
       </w:numPr>
+      <w:ind w:firstLine="227"/>
     </w:pPr>
     <w:rPr>
       <w:rFonts w:eastAsiaTheme="majorEastAsia" w:cstheme="majorBidi"/>
@@ -1435,6 +1706,105 @@
         <w:insideV w:val="single" w:sz="4" w:space="0" w:color="auto"/>
       </w:tblBorders>
     </w:tblPr>
+  </w:style>
+  <w:style w:type="paragraph" w:styleId="Tartalomjegyzkcmsora">
+    <w:name w:val="TOC Heading"/>
+    <w:basedOn w:val="Cmsor1"/>
+    <w:next w:val="Norml"/>
+    <w:uiPriority w:val="39"/>
+    <w:unhideWhenUsed/>
+    <w:qFormat/>
+    <w:rsid w:val="008B2B65"/>
+    <w:pPr>
+      <w:spacing w:before="240" w:after="0" w:line="259" w:lineRule="auto"/>
+      <w:ind w:firstLine="0"/>
+      <w:jc w:val="left"/>
+      <w:outlineLvl w:val="9"/>
+    </w:pPr>
+    <w:rPr>
+      <w:rFonts w:asciiTheme="majorHAnsi" w:hAnsiTheme="majorHAnsi"/>
+      <w:color w:val="0F4761" w:themeColor="accent1" w:themeShade="BF"/>
+      <w:kern w:val="0"/>
+      <w:sz w:val="32"/>
+      <w:szCs w:val="32"/>
+      <w:lang w:eastAsia="hu-HU"/>
+      <w14:ligatures w14:val="none"/>
+    </w:rPr>
+  </w:style>
+  <w:style w:type="paragraph" w:styleId="TJ1">
+    <w:name w:val="toc 1"/>
+    <w:basedOn w:val="Norml"/>
+    <w:next w:val="Norml"/>
+    <w:autoRedefine/>
+    <w:uiPriority w:val="39"/>
+    <w:unhideWhenUsed/>
+    <w:rsid w:val="008B2B65"/>
+    <w:pPr>
+      <w:spacing w:after="100"/>
+    </w:pPr>
+  </w:style>
+  <w:style w:type="character" w:styleId="Hiperhivatkozs">
+    <w:name w:val="Hyperlink"/>
+    <w:basedOn w:val="Bekezdsalapbettpusa"/>
+    <w:uiPriority w:val="99"/>
+    <w:unhideWhenUsed/>
+    <w:rsid w:val="008B2B65"/>
+    <w:rPr>
+      <w:color w:val="467886" w:themeColor="hyperlink"/>
+      <w:u w:val="single"/>
+    </w:rPr>
+  </w:style>
+  <w:style w:type="paragraph" w:styleId="lfej">
+    <w:name w:val="header"/>
+    <w:basedOn w:val="Norml"/>
+    <w:link w:val="lfejChar"/>
+    <w:uiPriority w:val="99"/>
+    <w:unhideWhenUsed/>
+    <w:rsid w:val="008B2B65"/>
+    <w:pPr>
+      <w:tabs>
+        <w:tab w:val="center" w:pos="4536"/>
+        <w:tab w:val="right" w:pos="9072"/>
+      </w:tabs>
+      <w:spacing w:after="0" w:line="240" w:lineRule="auto"/>
+    </w:pPr>
+  </w:style>
+  <w:style w:type="character" w:customStyle="1" w:styleId="lfejChar">
+    <w:name w:val="Élőfej Char"/>
+    <w:basedOn w:val="Bekezdsalapbettpusa"/>
+    <w:link w:val="lfej"/>
+    <w:uiPriority w:val="99"/>
+    <w:rsid w:val="008B2B65"/>
+    <w:rPr>
+      <w:rFonts w:ascii="Times New Roman" w:hAnsi="Times New Roman"/>
+      <w:sz w:val="24"/>
+    </w:rPr>
+  </w:style>
+  <w:style w:type="paragraph" w:styleId="llb">
+    <w:name w:val="footer"/>
+    <w:basedOn w:val="Norml"/>
+    <w:link w:val="llbChar"/>
+    <w:uiPriority w:val="99"/>
+    <w:unhideWhenUsed/>
+    <w:rsid w:val="008B2B65"/>
+    <w:pPr>
+      <w:tabs>
+        <w:tab w:val="center" w:pos="4536"/>
+        <w:tab w:val="right" w:pos="9072"/>
+      </w:tabs>
+      <w:spacing w:after="0" w:line="240" w:lineRule="auto"/>
+    </w:pPr>
+  </w:style>
+  <w:style w:type="character" w:customStyle="1" w:styleId="llbChar">
+    <w:name w:val="Élőláb Char"/>
+    <w:basedOn w:val="Bekezdsalapbettpusa"/>
+    <w:link w:val="llb"/>
+    <w:uiPriority w:val="99"/>
+    <w:rsid w:val="008B2B65"/>
+    <w:rPr>
+      <w:rFonts w:ascii="Times New Roman" w:hAnsi="Times New Roman"/>
+      <w:sz w:val="24"/>
+    </w:rPr>
   </w:style>
 </w:styles>
 </file>

--- a/Documentation.docx
+++ b/Documentation.docx
@@ -176,9 +176,14 @@
         </w:tc>
       </w:tr>
     </w:tbl>
-    <w:bookmarkStart w:id="0" w:name="_Toc218192517" w:displacedByCustomXml="next"/>
+    <w:bookmarkStart w:id="0" w:name="_Toc218287241" w:displacedByCustomXml="next"/>
     <w:sdt>
       <w:sdtPr>
+        <w:rPr>
+          <w:rFonts w:eastAsiaTheme="minorHAnsi" w:cstheme="minorBidi"/>
+          <w:sz w:val="24"/>
+          <w:szCs w:val="22"/>
+        </w:rPr>
         <w:id w:val="-388042899"/>
         <w:docPartObj>
           <w:docPartGallery w:val="Table of Contents"/>
@@ -187,11 +192,8 @@
       </w:sdtPr>
       <w:sdtEndPr>
         <w:rPr>
-          <w:rFonts w:eastAsiaTheme="minorHAnsi" w:cstheme="minorBidi"/>
           <w:b/>
           <w:bCs/>
-          <w:sz w:val="24"/>
-          <w:szCs w:val="22"/>
         </w:rPr>
       </w:sdtEndPr>
       <w:sdtContent>
@@ -226,7 +228,7 @@
           <w:r>
             <w:fldChar w:fldCharType="separate"/>
           </w:r>
-          <w:hyperlink w:anchor="_Toc218192517" w:history="1">
+          <w:hyperlink w:anchor="_Toc218287241" w:history="1">
             <w:r>
               <w:rPr>
                 <w:rStyle w:val="Hiperhivatkozs"/>
@@ -253,7 +255,7 @@
                 <w:noProof/>
                 <w:webHidden/>
               </w:rPr>
-              <w:instrText xml:space="preserve"> PAGEREF _Toc218192517 \h </w:instrText>
+              <w:instrText xml:space="preserve"> PAGEREF _Toc218287241 \h </w:instrText>
             </w:r>
             <w:r>
               <w:rPr>
@@ -273,7 +275,7 @@
                 <w:noProof/>
                 <w:webHidden/>
               </w:rPr>
-              <w:t>2</w:t>
+              <w:t>1</w:t>
             </w:r>
             <w:r>
               <w:rPr>
@@ -297,7 +299,7 @@
               <w:lang w:eastAsia="hu-HU"/>
             </w:rPr>
           </w:pPr>
-          <w:hyperlink w:anchor="_Toc218192518" w:history="1">
+          <w:hyperlink w:anchor="_Toc218287242" w:history="1">
             <w:r>
               <w:rPr>
                 <w:rStyle w:val="Hiperhivatkozs"/>
@@ -324,7 +326,7 @@
                 <w:noProof/>
                 <w:webHidden/>
               </w:rPr>
-              <w:instrText xml:space="preserve"> PAGEREF _Toc218192518 \h </w:instrText>
+              <w:instrText xml:space="preserve"> PAGEREF _Toc218287242 \h </w:instrText>
             </w:r>
             <w:r>
               <w:rPr>
@@ -344,7 +346,489 @@
                 <w:noProof/>
                 <w:webHidden/>
               </w:rPr>
+              <w:t>2</w:t>
+            </w:r>
+            <w:r>
+              <w:rPr>
+                <w:noProof/>
+                <w:webHidden/>
+              </w:rPr>
+              <w:fldChar w:fldCharType="end"/>
+            </w:r>
+          </w:hyperlink>
+        </w:p>
+        <w:p>
+          <w:pPr>
+            <w:pStyle w:val="TJ1"/>
+            <w:tabs>
+              <w:tab w:val="right" w:leader="dot" w:pos="9062"/>
+            </w:tabs>
+            <w:rPr>
+              <w:rFonts w:asciiTheme="minorHAnsi" w:eastAsiaTheme="minorEastAsia" w:hAnsiTheme="minorHAnsi"/>
+              <w:noProof/>
+              <w:szCs w:val="24"/>
+              <w:lang w:eastAsia="hu-HU"/>
+            </w:rPr>
+          </w:pPr>
+          <w:hyperlink w:anchor="_Toc218287243" w:history="1">
+            <w:r>
+              <w:rPr>
+                <w:rStyle w:val="Hiperhivatkozs"/>
+                <w:noProof/>
+              </w:rPr>
+              <w:t>Probléma felvetés</w:t>
+            </w:r>
+            <w:r>
+              <w:rPr>
+                <w:noProof/>
+                <w:webHidden/>
+              </w:rPr>
+              <w:tab/>
+            </w:r>
+            <w:r>
+              <w:rPr>
+                <w:noProof/>
+                <w:webHidden/>
+              </w:rPr>
+              <w:fldChar w:fldCharType="begin"/>
+            </w:r>
+            <w:r>
+              <w:rPr>
+                <w:noProof/>
+                <w:webHidden/>
+              </w:rPr>
+              <w:instrText xml:space="preserve"> PAGEREF _Toc218287243 \h </w:instrText>
+            </w:r>
+            <w:r>
+              <w:rPr>
+                <w:noProof/>
+                <w:webHidden/>
+              </w:rPr>
+            </w:r>
+            <w:r>
+              <w:rPr>
+                <w:noProof/>
+                <w:webHidden/>
+              </w:rPr>
+              <w:fldChar w:fldCharType="separate"/>
+            </w:r>
+            <w:r>
+              <w:rPr>
+                <w:noProof/>
+                <w:webHidden/>
+              </w:rPr>
               <w:t>3</w:t>
+            </w:r>
+            <w:r>
+              <w:rPr>
+                <w:noProof/>
+                <w:webHidden/>
+              </w:rPr>
+              <w:fldChar w:fldCharType="end"/>
+            </w:r>
+          </w:hyperlink>
+        </w:p>
+        <w:p>
+          <w:pPr>
+            <w:pStyle w:val="TJ2"/>
+            <w:tabs>
+              <w:tab w:val="right" w:leader="dot" w:pos="9062"/>
+            </w:tabs>
+            <w:rPr>
+              <w:noProof/>
+            </w:rPr>
+          </w:pPr>
+          <w:hyperlink w:anchor="_Toc218287244" w:history="1">
+            <w:r>
+              <w:rPr>
+                <w:rStyle w:val="Hiperhivatkozs"/>
+                <w:noProof/>
+              </w:rPr>
+              <w:t>Bináris számrendszer</w:t>
+            </w:r>
+            <w:r>
+              <w:rPr>
+                <w:noProof/>
+                <w:webHidden/>
+              </w:rPr>
+              <w:tab/>
+            </w:r>
+            <w:r>
+              <w:rPr>
+                <w:noProof/>
+                <w:webHidden/>
+              </w:rPr>
+              <w:fldChar w:fldCharType="begin"/>
+            </w:r>
+            <w:r>
+              <w:rPr>
+                <w:noProof/>
+                <w:webHidden/>
+              </w:rPr>
+              <w:instrText xml:space="preserve"> PAGEREF _Toc218287244 \h </w:instrText>
+            </w:r>
+            <w:r>
+              <w:rPr>
+                <w:noProof/>
+                <w:webHidden/>
+              </w:rPr>
+            </w:r>
+            <w:r>
+              <w:rPr>
+                <w:noProof/>
+                <w:webHidden/>
+              </w:rPr>
+              <w:fldChar w:fldCharType="separate"/>
+            </w:r>
+            <w:r>
+              <w:rPr>
+                <w:noProof/>
+                <w:webHidden/>
+              </w:rPr>
+              <w:t>3</w:t>
+            </w:r>
+            <w:r>
+              <w:rPr>
+                <w:noProof/>
+                <w:webHidden/>
+              </w:rPr>
+              <w:fldChar w:fldCharType="end"/>
+            </w:r>
+          </w:hyperlink>
+        </w:p>
+        <w:p>
+          <w:pPr>
+            <w:pStyle w:val="TJ2"/>
+            <w:tabs>
+              <w:tab w:val="right" w:leader="dot" w:pos="9062"/>
+            </w:tabs>
+            <w:rPr>
+              <w:noProof/>
+            </w:rPr>
+          </w:pPr>
+          <w:hyperlink w:anchor="_Toc218287245" w:history="1">
+            <w:r>
+              <w:rPr>
+                <w:rStyle w:val="Hiperhivatkozs"/>
+                <w:noProof/>
+              </w:rPr>
+              <w:t>Lebegőpontos számábrázolás</w:t>
+            </w:r>
+            <w:r>
+              <w:rPr>
+                <w:noProof/>
+                <w:webHidden/>
+              </w:rPr>
+              <w:tab/>
+            </w:r>
+            <w:r>
+              <w:rPr>
+                <w:noProof/>
+                <w:webHidden/>
+              </w:rPr>
+              <w:fldChar w:fldCharType="begin"/>
+            </w:r>
+            <w:r>
+              <w:rPr>
+                <w:noProof/>
+                <w:webHidden/>
+              </w:rPr>
+              <w:instrText xml:space="preserve"> PAGEREF _Toc218287245 \h </w:instrText>
+            </w:r>
+            <w:r>
+              <w:rPr>
+                <w:noProof/>
+                <w:webHidden/>
+              </w:rPr>
+            </w:r>
+            <w:r>
+              <w:rPr>
+                <w:noProof/>
+                <w:webHidden/>
+              </w:rPr>
+              <w:fldChar w:fldCharType="separate"/>
+            </w:r>
+            <w:r>
+              <w:rPr>
+                <w:noProof/>
+                <w:webHidden/>
+              </w:rPr>
+              <w:t>3</w:t>
+            </w:r>
+            <w:r>
+              <w:rPr>
+                <w:noProof/>
+                <w:webHidden/>
+              </w:rPr>
+              <w:fldChar w:fldCharType="end"/>
+            </w:r>
+          </w:hyperlink>
+        </w:p>
+        <w:p>
+          <w:pPr>
+            <w:pStyle w:val="TJ1"/>
+            <w:tabs>
+              <w:tab w:val="right" w:leader="dot" w:pos="9062"/>
+            </w:tabs>
+            <w:rPr>
+              <w:rFonts w:asciiTheme="minorHAnsi" w:eastAsiaTheme="minorEastAsia" w:hAnsiTheme="minorHAnsi"/>
+              <w:noProof/>
+              <w:szCs w:val="24"/>
+              <w:lang w:eastAsia="hu-HU"/>
+            </w:rPr>
+          </w:pPr>
+          <w:hyperlink w:anchor="_Toc218287246" w:history="1">
+            <w:r>
+              <w:rPr>
+                <w:rStyle w:val="Hiperhivatkozs"/>
+                <w:noProof/>
+              </w:rPr>
+              <w:t>Fejlesztői dokumentáció</w:t>
+            </w:r>
+            <w:r>
+              <w:rPr>
+                <w:noProof/>
+                <w:webHidden/>
+              </w:rPr>
+              <w:tab/>
+            </w:r>
+            <w:r>
+              <w:rPr>
+                <w:noProof/>
+                <w:webHidden/>
+              </w:rPr>
+              <w:fldChar w:fldCharType="begin"/>
+            </w:r>
+            <w:r>
+              <w:rPr>
+                <w:noProof/>
+                <w:webHidden/>
+              </w:rPr>
+              <w:instrText xml:space="preserve"> PAGEREF _Toc218287246 \h </w:instrText>
+            </w:r>
+            <w:r>
+              <w:rPr>
+                <w:noProof/>
+                <w:webHidden/>
+              </w:rPr>
+            </w:r>
+            <w:r>
+              <w:rPr>
+                <w:noProof/>
+                <w:webHidden/>
+              </w:rPr>
+              <w:fldChar w:fldCharType="separate"/>
+            </w:r>
+            <w:r>
+              <w:rPr>
+                <w:noProof/>
+                <w:webHidden/>
+              </w:rPr>
+              <w:t>4</w:t>
+            </w:r>
+            <w:r>
+              <w:rPr>
+                <w:noProof/>
+                <w:webHidden/>
+              </w:rPr>
+              <w:fldChar w:fldCharType="end"/>
+            </w:r>
+          </w:hyperlink>
+        </w:p>
+        <w:p>
+          <w:pPr>
+            <w:pStyle w:val="TJ2"/>
+            <w:tabs>
+              <w:tab w:val="right" w:leader="dot" w:pos="9062"/>
+            </w:tabs>
+            <w:rPr>
+              <w:noProof/>
+            </w:rPr>
+          </w:pPr>
+          <w:hyperlink w:anchor="_Toc218287247" w:history="1">
+            <w:r>
+              <w:rPr>
+                <w:rStyle w:val="Hiperhivatkozs"/>
+                <w:noProof/>
+              </w:rPr>
+              <w:t>BCD számábrázolás</w:t>
+            </w:r>
+            <w:r>
+              <w:rPr>
+                <w:noProof/>
+                <w:webHidden/>
+              </w:rPr>
+              <w:tab/>
+            </w:r>
+            <w:r>
+              <w:rPr>
+                <w:noProof/>
+                <w:webHidden/>
+              </w:rPr>
+              <w:fldChar w:fldCharType="begin"/>
+            </w:r>
+            <w:r>
+              <w:rPr>
+                <w:noProof/>
+                <w:webHidden/>
+              </w:rPr>
+              <w:instrText xml:space="preserve"> PAGEREF _Toc218287247 \h </w:instrText>
+            </w:r>
+            <w:r>
+              <w:rPr>
+                <w:noProof/>
+                <w:webHidden/>
+              </w:rPr>
+            </w:r>
+            <w:r>
+              <w:rPr>
+                <w:noProof/>
+                <w:webHidden/>
+              </w:rPr>
+              <w:fldChar w:fldCharType="separate"/>
+            </w:r>
+            <w:r>
+              <w:rPr>
+                <w:noProof/>
+                <w:webHidden/>
+              </w:rPr>
+              <w:t>4</w:t>
+            </w:r>
+            <w:r>
+              <w:rPr>
+                <w:noProof/>
+                <w:webHidden/>
+              </w:rPr>
+              <w:fldChar w:fldCharType="end"/>
+            </w:r>
+          </w:hyperlink>
+        </w:p>
+        <w:p>
+          <w:pPr>
+            <w:pStyle w:val="TJ2"/>
+            <w:tabs>
+              <w:tab w:val="right" w:leader="dot" w:pos="9062"/>
+            </w:tabs>
+            <w:rPr>
+              <w:noProof/>
+            </w:rPr>
+          </w:pPr>
+          <w:hyperlink w:anchor="_Toc218287248" w:history="1">
+            <w:r>
+              <w:rPr>
+                <w:rStyle w:val="Hiperhivatkozs"/>
+                <w:noProof/>
+              </w:rPr>
+              <w:t>Megvalósítás</w:t>
+            </w:r>
+            <w:r>
+              <w:rPr>
+                <w:noProof/>
+                <w:webHidden/>
+              </w:rPr>
+              <w:tab/>
+            </w:r>
+            <w:r>
+              <w:rPr>
+                <w:noProof/>
+                <w:webHidden/>
+              </w:rPr>
+              <w:fldChar w:fldCharType="begin"/>
+            </w:r>
+            <w:r>
+              <w:rPr>
+                <w:noProof/>
+                <w:webHidden/>
+              </w:rPr>
+              <w:instrText xml:space="preserve"> PAGEREF _Toc218287248 \h </w:instrText>
+            </w:r>
+            <w:r>
+              <w:rPr>
+                <w:noProof/>
+                <w:webHidden/>
+              </w:rPr>
+            </w:r>
+            <w:r>
+              <w:rPr>
+                <w:noProof/>
+                <w:webHidden/>
+              </w:rPr>
+              <w:fldChar w:fldCharType="separate"/>
+            </w:r>
+            <w:r>
+              <w:rPr>
+                <w:noProof/>
+                <w:webHidden/>
+              </w:rPr>
+              <w:t>4</w:t>
+            </w:r>
+            <w:r>
+              <w:rPr>
+                <w:noProof/>
+                <w:webHidden/>
+              </w:rPr>
+              <w:fldChar w:fldCharType="end"/>
+            </w:r>
+          </w:hyperlink>
+        </w:p>
+        <w:p>
+          <w:pPr>
+            <w:pStyle w:val="TJ3"/>
+            <w:tabs>
+              <w:tab w:val="right" w:leader="dot" w:pos="9062"/>
+            </w:tabs>
+            <w:rPr>
+              <w:noProof/>
+            </w:rPr>
+          </w:pPr>
+          <w:hyperlink w:anchor="_Toc218287249" w:history="1">
+            <w:r>
+              <w:rPr>
+                <w:rStyle w:val="Hiperhivatkozs"/>
+                <w:noProof/>
+              </w:rPr>
+              <w:t>Számjegy típus (Digit)</w:t>
+            </w:r>
+            <w:r>
+              <w:rPr>
+                <w:noProof/>
+                <w:webHidden/>
+              </w:rPr>
+              <w:tab/>
+            </w:r>
+            <w:r>
+              <w:rPr>
+                <w:noProof/>
+                <w:webHidden/>
+              </w:rPr>
+              <w:fldChar w:fldCharType="begin"/>
+            </w:r>
+            <w:r>
+              <w:rPr>
+                <w:noProof/>
+                <w:webHidden/>
+              </w:rPr>
+              <w:instrText xml:space="preserve"> PAGEREF _Toc218287249 \h </w:instrText>
+            </w:r>
+            <w:r>
+              <w:rPr>
+                <w:noProof/>
+                <w:webHidden/>
+              </w:rPr>
+            </w:r>
+            <w:r>
+              <w:rPr>
+                <w:noProof/>
+                <w:webHidden/>
+              </w:rPr>
+              <w:fldChar w:fldCharType="separate"/>
+            </w:r>
+            <w:r>
+              <w:rPr>
+                <w:noProof/>
+                <w:webHidden/>
+              </w:rPr>
+              <w:t>4</w:t>
             </w:r>
             <w:r>
               <w:rPr>
@@ -375,7 +859,7 @@
       <w:pPr>
         <w:pStyle w:val="Cmsor1"/>
       </w:pPr>
-      <w:bookmarkStart w:id="1" w:name="_Toc218192518"/>
+      <w:bookmarkStart w:id="1" w:name="_Toc218287242"/>
       <w:r>
         <w:lastRenderedPageBreak/>
         <w:t>Bevezető</w:t>
@@ -482,18 +966,927 @@
       <w:pPr>
         <w:pStyle w:val="Cmsor1"/>
       </w:pPr>
+      <w:bookmarkStart w:id="2" w:name="_Toc218287243"/>
       <w:r>
         <w:lastRenderedPageBreak/>
-        <w:t>Fejlesztői dokumentáció</w:t>
-      </w:r>
+        <w:t>Probléma felvetés</w:t>
+      </w:r>
+      <w:bookmarkEnd w:id="2"/>
     </w:p>
     <w:p>
       <w:pPr>
         <w:pStyle w:val="Cmsor2"/>
       </w:pPr>
+      <w:bookmarkStart w:id="3" w:name="_Toc218287244"/>
+      <w:r>
+        <w:t>Bináris számrendszer</w:t>
+      </w:r>
+      <w:bookmarkEnd w:id="3"/>
+    </w:p>
+    <w:p>
+      <w:r>
+        <w:t>M</w:t>
+      </w:r>
+      <w:r>
+        <w:t xml:space="preserve">ielőtt </w:t>
+      </w:r>
+      <w:r>
+        <w:t>m</w:t>
+      </w:r>
+      <w:r>
+        <w:t>ég binárisba váltanánk, vegyük figyelembe, hogyan is épül fel a decimális,</w:t>
+      </w:r>
+      <w:r>
+        <w:t xml:space="preserve"> avagy</w:t>
+      </w:r>
+      <w:r>
+        <w:t xml:space="preserve"> tízes számrendszer.</w:t>
+      </w:r>
+    </w:p>
+    <w:p>
+      <m:oMath>
+        <m:r>
+          <w:rPr>
+            <w:rFonts w:ascii="Cambria Math" w:hAnsi="Cambria Math"/>
+          </w:rPr>
+          <m:t>123</m:t>
+        </m:r>
+      </m:oMath>
+      <w:r>
+        <w:t>. Ezt a tízes számrendszerbeli számot felírhatjuk ekvivalens módon úgy, hogy minden egyes számjegyének értékét beszorozzuk a neki megfelelő tízes hatvánnyal az alábbi módon:</w:t>
+      </w:r>
+    </w:p>
+    <w:p>
+      <m:oMathPara>
+        <m:oMath>
+          <m:r>
+            <w:rPr>
+              <w:rFonts w:ascii="Cambria Math" w:hAnsi="Cambria Math"/>
+            </w:rPr>
+            <m:t>123=1×10^2+2×10^1+3×10^0</m:t>
+          </m:r>
+        </m:oMath>
+      </m:oMathPara>
+    </w:p>
+    <w:p>
+      <w:r>
+        <w:t>Tört számok esetén ugyanez az eljárás, csak a tíz hatványait folytatjuk a negatív számokba is:</w:t>
+      </w:r>
+    </w:p>
+    <w:p>
+      <m:oMathPara>
+        <m:oMath>
+          <m:r>
+            <w:rPr>
+              <w:rFonts w:ascii="Cambria Math" w:hAnsi="Cambria Math"/>
+            </w:rPr>
+            <m:t>123.25=1×</m:t>
+          </m:r>
+          <m:sSup>
+            <m:sSupPr>
+              <m:ctrlPr>
+                <w:rPr>
+                  <w:rFonts w:ascii="Cambria Math" w:hAnsi="Cambria Math"/>
+                  <w:i/>
+                </w:rPr>
+              </m:ctrlPr>
+            </m:sSupPr>
+            <m:e>
+              <m:r>
+                <w:rPr>
+                  <w:rFonts w:ascii="Cambria Math" w:hAnsi="Cambria Math"/>
+                </w:rPr>
+                <m:t>10</m:t>
+              </m:r>
+            </m:e>
+            <m:sup>
+              <m:r>
+                <w:rPr>
+                  <w:rFonts w:ascii="Cambria Math" w:hAnsi="Cambria Math"/>
+                </w:rPr>
+                <m:t>2</m:t>
+              </m:r>
+            </m:sup>
+          </m:sSup>
+          <m:r>
+            <w:rPr>
+              <w:rFonts w:ascii="Cambria Math" w:hAnsi="Cambria Math"/>
+            </w:rPr>
+            <m:t>+2×</m:t>
+          </m:r>
+          <m:sSup>
+            <m:sSupPr>
+              <m:ctrlPr>
+                <w:rPr>
+                  <w:rFonts w:ascii="Cambria Math" w:hAnsi="Cambria Math"/>
+                  <w:i/>
+                </w:rPr>
+              </m:ctrlPr>
+            </m:sSupPr>
+            <m:e>
+              <m:r>
+                <w:rPr>
+                  <w:rFonts w:ascii="Cambria Math" w:hAnsi="Cambria Math"/>
+                </w:rPr>
+                <m:t>10</m:t>
+              </m:r>
+            </m:e>
+            <m:sup>
+              <m:r>
+                <w:rPr>
+                  <w:rFonts w:ascii="Cambria Math" w:hAnsi="Cambria Math"/>
+                </w:rPr>
+                <m:t>1</m:t>
+              </m:r>
+            </m:sup>
+          </m:sSup>
+          <m:r>
+            <w:rPr>
+              <w:rFonts w:ascii="Cambria Math" w:hAnsi="Cambria Math"/>
+            </w:rPr>
+            <m:t>+3×</m:t>
+          </m:r>
+          <m:sSup>
+            <m:sSupPr>
+              <m:ctrlPr>
+                <w:rPr>
+                  <w:rFonts w:ascii="Cambria Math" w:hAnsi="Cambria Math"/>
+                  <w:i/>
+                </w:rPr>
+              </m:ctrlPr>
+            </m:sSupPr>
+            <m:e>
+              <m:r>
+                <w:rPr>
+                  <w:rFonts w:ascii="Cambria Math" w:hAnsi="Cambria Math"/>
+                </w:rPr>
+                <m:t>10</m:t>
+              </m:r>
+            </m:e>
+            <m:sup>
+              <m:r>
+                <w:rPr>
+                  <w:rFonts w:ascii="Cambria Math" w:hAnsi="Cambria Math"/>
+                </w:rPr>
+                <m:t>0</m:t>
+              </m:r>
+            </m:sup>
+          </m:sSup>
+          <m:r>
+            <w:rPr>
+              <w:rFonts w:ascii="Cambria Math" w:hAnsi="Cambria Math"/>
+            </w:rPr>
+            <m:t>+2×</m:t>
+          </m:r>
+          <m:sSup>
+            <m:sSupPr>
+              <m:ctrlPr>
+                <w:rPr>
+                  <w:rFonts w:ascii="Cambria Math" w:hAnsi="Cambria Math"/>
+                  <w:i/>
+                </w:rPr>
+              </m:ctrlPr>
+            </m:sSupPr>
+            <m:e>
+              <m:r>
+                <w:rPr>
+                  <w:rFonts w:ascii="Cambria Math" w:hAnsi="Cambria Math"/>
+                </w:rPr>
+                <m:t>10</m:t>
+              </m:r>
+            </m:e>
+            <m:sup>
+              <m:r>
+                <w:rPr>
+                  <w:rFonts w:ascii="Cambria Math" w:hAnsi="Cambria Math"/>
+                </w:rPr>
+                <m:t>-1</m:t>
+              </m:r>
+            </m:sup>
+          </m:sSup>
+          <m:r>
+            <w:rPr>
+              <w:rFonts w:ascii="Cambria Math" w:hAnsi="Cambria Math"/>
+            </w:rPr>
+            <m:t>+5×</m:t>
+          </m:r>
+          <m:sSup>
+            <m:sSupPr>
+              <m:ctrlPr>
+                <w:rPr>
+                  <w:rFonts w:ascii="Cambria Math" w:hAnsi="Cambria Math"/>
+                  <w:i/>
+                </w:rPr>
+              </m:ctrlPr>
+            </m:sSupPr>
+            <m:e>
+              <m:r>
+                <w:rPr>
+                  <w:rFonts w:ascii="Cambria Math" w:hAnsi="Cambria Math"/>
+                </w:rPr>
+                <m:t>10</m:t>
+              </m:r>
+            </m:e>
+            <m:sup>
+              <m:r>
+                <w:rPr>
+                  <w:rFonts w:ascii="Cambria Math" w:hAnsi="Cambria Math"/>
+                </w:rPr>
+                <m:t>-2</m:t>
+              </m:r>
+            </m:sup>
+          </m:sSup>
+        </m:oMath>
+      </m:oMathPara>
+    </w:p>
+    <w:p>
+      <w:r>
+        <w:t>Ez a módszer azért érdekes, mert leírható vele minden n-es számrendszer</w:t>
+      </w:r>
+      <w:r>
+        <w:t>.</w:t>
+      </w:r>
+      <w:r>
+        <w:t xml:space="preserve"> </w:t>
+      </w:r>
+      <w:r>
+        <w:t>Az új számrendszer egy</w:t>
+      </w:r>
+      <w:r>
+        <w:t xml:space="preserve"> számjegyének maximális értéke </w:t>
+      </w:r>
+      <m:oMath>
+        <m:r>
+          <w:rPr>
+            <w:rFonts w:ascii="Cambria Math" w:hAnsi="Cambria Math"/>
+          </w:rPr>
+          <m:t>n-1</m:t>
+        </m:r>
+      </m:oMath>
+      <w:r>
+        <w:t>.</w:t>
+      </w:r>
+    </w:p>
+    <w:p>
+      <w:r>
+        <w:t>Ezek után már csak értelmeznünk kell mit is jelentenek ezek a szabályok a kettes számrendszerre nézve</w:t>
+      </w:r>
+      <w:r>
+        <w:t xml:space="preserve">. Egy számjegy maximális értéke </w:t>
+      </w:r>
+      <m:oMath>
+        <m:r>
+          <w:rPr>
+            <w:rFonts w:ascii="Cambria Math" w:hAnsi="Cambria Math"/>
+          </w:rPr>
+          <m:t>n</m:t>
+        </m:r>
+        <m:r>
+          <w:rPr>
+            <w:rFonts w:ascii="Cambria Math" w:hAnsi="Cambria Math"/>
+          </w:rPr>
+          <m:t>=</m:t>
+        </m:r>
+        <m:r>
+          <w:rPr>
+            <w:rFonts w:ascii="Cambria Math" w:hAnsi="Cambria Math"/>
+          </w:rPr>
+          <m:t>2</m:t>
+        </m:r>
+      </m:oMath>
+      <w:r>
+        <w:t xml:space="preserve"> esetén </w:t>
+      </w:r>
+      <m:oMath>
+        <m:r>
+          <w:rPr>
+            <w:rFonts w:ascii="Cambria Math" w:hAnsi="Cambria Math"/>
+          </w:rPr>
+          <m:t>1</m:t>
+        </m:r>
+      </m:oMath>
+      <w:r>
+        <w:t xml:space="preserve"> és a </w:t>
+      </w:r>
+      <m:oMath>
+        <m:r>
+          <w:rPr>
+            <w:rFonts w:ascii="Cambria Math" w:hAnsi="Cambria Math"/>
+          </w:rPr>
+          <m:t>2</m:t>
+        </m:r>
+      </m:oMath>
+      <w:r>
+        <w:t xml:space="preserve"> hatványaival szorozzuk be </w:t>
+      </w:r>
+      <w:proofErr w:type="spellStart"/>
+      <w:r>
+        <w:t>a</w:t>
+      </w:r>
+      <w:proofErr w:type="spellEnd"/>
+      <w:r>
+        <w:t xml:space="preserve"> számjegyeket.</w:t>
+      </w:r>
+    </w:p>
+    <w:p>
+      <w:pPr>
+        <w:rPr>
+          <w:rFonts w:ascii="Cambria Math" w:hAnsi="Cambria Math"/>
+          <w:oMath/>
+        </w:rPr>
+      </w:pPr>
+      <m:oMathPara>
+        <m:oMath>
+          <m:r>
+            <w:rPr>
+              <w:rFonts w:ascii="Cambria Math" w:hAnsi="Cambria Math"/>
+            </w:rPr>
+            <m:t>1011.11=1×</m:t>
+          </m:r>
+          <m:sSup>
+            <m:sSupPr>
+              <m:ctrlPr>
+                <w:rPr>
+                  <w:rFonts w:ascii="Cambria Math" w:hAnsi="Cambria Math"/>
+                  <w:i/>
+                </w:rPr>
+              </m:ctrlPr>
+            </m:sSupPr>
+            <m:e>
+              <m:r>
+                <w:rPr>
+                  <w:rFonts w:ascii="Cambria Math" w:hAnsi="Cambria Math"/>
+                </w:rPr>
+                <m:t>2</m:t>
+              </m:r>
+            </m:e>
+            <m:sup>
+              <m:r>
+                <w:rPr>
+                  <w:rFonts w:ascii="Cambria Math" w:hAnsi="Cambria Math"/>
+                </w:rPr>
+                <m:t>3</m:t>
+              </m:r>
+            </m:sup>
+          </m:sSup>
+          <m:r>
+            <w:rPr>
+              <w:rFonts w:ascii="Cambria Math" w:hAnsi="Cambria Math"/>
+            </w:rPr>
+            <m:t>+0×</m:t>
+          </m:r>
+          <m:sSup>
+            <m:sSupPr>
+              <m:ctrlPr>
+                <w:rPr>
+                  <w:rFonts w:ascii="Cambria Math" w:hAnsi="Cambria Math"/>
+                  <w:i/>
+                </w:rPr>
+              </m:ctrlPr>
+            </m:sSupPr>
+            <m:e>
+              <m:r>
+                <w:rPr>
+                  <w:rFonts w:ascii="Cambria Math" w:hAnsi="Cambria Math"/>
+                </w:rPr>
+                <m:t>2</m:t>
+              </m:r>
+            </m:e>
+            <m:sup>
+              <m:r>
+                <w:rPr>
+                  <w:rFonts w:ascii="Cambria Math" w:hAnsi="Cambria Math"/>
+                </w:rPr>
+                <m:t>2</m:t>
+              </m:r>
+            </m:sup>
+          </m:sSup>
+          <m:r>
+            <w:rPr>
+              <w:rFonts w:ascii="Cambria Math" w:hAnsi="Cambria Math"/>
+            </w:rPr>
+            <m:t>+1×</m:t>
+          </m:r>
+          <m:sSup>
+            <m:sSupPr>
+              <m:ctrlPr>
+                <w:rPr>
+                  <w:rFonts w:ascii="Cambria Math" w:hAnsi="Cambria Math"/>
+                  <w:i/>
+                </w:rPr>
+              </m:ctrlPr>
+            </m:sSupPr>
+            <m:e>
+              <m:r>
+                <w:rPr>
+                  <w:rFonts w:ascii="Cambria Math" w:hAnsi="Cambria Math"/>
+                </w:rPr>
+                <m:t>2</m:t>
+              </m:r>
+            </m:e>
+            <m:sup>
+              <m:r>
+                <w:rPr>
+                  <w:rFonts w:ascii="Cambria Math" w:hAnsi="Cambria Math"/>
+                </w:rPr>
+                <m:t>1</m:t>
+              </m:r>
+            </m:sup>
+          </m:sSup>
+          <m:r>
+            <w:rPr>
+              <w:rFonts w:ascii="Cambria Math" w:hAnsi="Cambria Math"/>
+            </w:rPr>
+            <m:t>+1×</m:t>
+          </m:r>
+          <m:sSup>
+            <m:sSupPr>
+              <m:ctrlPr>
+                <w:rPr>
+                  <w:rFonts w:ascii="Cambria Math" w:hAnsi="Cambria Math"/>
+                  <w:i/>
+                </w:rPr>
+              </m:ctrlPr>
+            </m:sSupPr>
+            <m:e>
+              <m:r>
+                <w:rPr>
+                  <w:rFonts w:ascii="Cambria Math" w:hAnsi="Cambria Math"/>
+                </w:rPr>
+                <m:t>2</m:t>
+              </m:r>
+            </m:e>
+            <m:sup>
+              <m:r>
+                <w:rPr>
+                  <w:rFonts w:ascii="Cambria Math" w:hAnsi="Cambria Math"/>
+                </w:rPr>
+                <m:t>0</m:t>
+              </m:r>
+            </m:sup>
+          </m:sSup>
+          <m:r>
+            <w:rPr>
+              <w:rFonts w:ascii="Cambria Math" w:hAnsi="Cambria Math"/>
+            </w:rPr>
+            <m:t>+1×</m:t>
+          </m:r>
+          <m:sSup>
+            <m:sSupPr>
+              <m:ctrlPr>
+                <w:rPr>
+                  <w:rFonts w:ascii="Cambria Math" w:hAnsi="Cambria Math"/>
+                  <w:i/>
+                </w:rPr>
+              </m:ctrlPr>
+            </m:sSupPr>
+            <m:e>
+              <m:r>
+                <w:rPr>
+                  <w:rFonts w:ascii="Cambria Math" w:hAnsi="Cambria Math"/>
+                </w:rPr>
+                <m:t>2</m:t>
+              </m:r>
+            </m:e>
+            <m:sup>
+              <m:r>
+                <w:rPr>
+                  <w:rFonts w:ascii="Cambria Math" w:hAnsi="Cambria Math"/>
+                </w:rPr>
+                <m:t>-1</m:t>
+              </m:r>
+            </m:sup>
+          </m:sSup>
+          <m:r>
+            <w:rPr>
+              <w:rFonts w:ascii="Cambria Math" w:hAnsi="Cambria Math"/>
+            </w:rPr>
+            <m:t>+1×</m:t>
+          </m:r>
+          <m:sSup>
+            <m:sSupPr>
+              <m:ctrlPr>
+                <w:rPr>
+                  <w:rFonts w:ascii="Cambria Math" w:hAnsi="Cambria Math"/>
+                  <w:i/>
+                </w:rPr>
+              </m:ctrlPr>
+            </m:sSupPr>
+            <m:e>
+              <m:r>
+                <w:rPr>
+                  <w:rFonts w:ascii="Cambria Math" w:hAnsi="Cambria Math"/>
+                </w:rPr>
+                <m:t>2</m:t>
+              </m:r>
+            </m:e>
+            <m:sup>
+              <m:r>
+                <w:rPr>
+                  <w:rFonts w:ascii="Cambria Math" w:hAnsi="Cambria Math"/>
+                </w:rPr>
+                <m:t>-2</m:t>
+              </m:r>
+            </m:sup>
+          </m:sSup>
+          <m:r>
+            <w:rPr>
+              <w:rFonts w:ascii="Cambria Math" w:hAnsi="Cambria Math"/>
+            </w:rPr>
+            <m:t>=</m:t>
+          </m:r>
+          <m:r>
+            <w:rPr>
+              <w:rFonts w:ascii="Cambria Math" w:hAnsi="Cambria Math"/>
+            </w:rPr>
+            <m:t>=</m:t>
+          </m:r>
+          <m:r>
+            <w:rPr>
+              <w:rFonts w:ascii="Cambria Math" w:hAnsi="Cambria Math"/>
+            </w:rPr>
+            <m:t>8+0+2+1+½+¼=20.75</m:t>
+          </m:r>
+        </m:oMath>
+      </m:oMathPara>
+    </w:p>
+    <w:p>
+      <w:r>
+        <w:t>Vagyis megteremtettük az átjárást bináris és decimális között az egyik irányba. A decimálisból binárisba váltást itt most nem taglaljuk.</w:t>
+      </w:r>
+    </w:p>
+    <w:p>
+      <w:pPr>
+        <w:pStyle w:val="Cmsor2"/>
+      </w:pPr>
+      <w:bookmarkStart w:id="4" w:name="_Toc218287245"/>
+      <w:r>
+        <w:t>Lebegőpontos számábrázolás</w:t>
+      </w:r>
+      <w:bookmarkEnd w:id="4"/>
+    </w:p>
+    <w:p>
+      <w:r>
+        <w:t>A lebegőpontos számábrázolás egy memóriahatékony módja a számok tárolásának, kettes számrendszerben</w:t>
+      </w:r>
+      <w:r>
+        <w:t>,</w:t>
+      </w:r>
+      <w:r>
+        <w:t xml:space="preserve"> mivel</w:t>
+      </w:r>
+      <w:r>
+        <w:t xml:space="preserve"> így</w:t>
+      </w:r>
+      <w:r>
+        <w:t xml:space="preserve"> </w:t>
+      </w:r>
+      <w:r>
+        <w:t xml:space="preserve">minden szám </w:t>
+      </w:r>
+      <w:r>
+        <w:t>fix hosszúságú területet igényel</w:t>
+      </w:r>
+      <w:r>
+        <w:t>.</w:t>
+      </w:r>
+      <w:r>
+        <w:t xml:space="preserve"> Három részből tevőd</w:t>
+      </w:r>
+      <w:r>
+        <w:t>ne</w:t>
+      </w:r>
+      <w:r>
+        <w:t xml:space="preserve">k össze, amik sorra a mantissza, az </w:t>
+      </w:r>
+      <w:r>
+        <w:t>előjel</w:t>
+      </w:r>
+      <w:r>
+        <w:t xml:space="preserve"> és a </w:t>
+      </w:r>
+      <w:r>
+        <w:t>karakterisztika</w:t>
+      </w:r>
+      <w:r>
+        <w:t>.</w:t>
+      </w:r>
+    </w:p>
+    <w:p>
+      <w:r>
+        <w:t>A mantissza határozza meg a számjegyek értékét. A legnagyobb helyiértékkel rendelkező számjegy az egész részét képviseli a mantisszának</w:t>
+      </w:r>
+      <w:r>
+        <w:t xml:space="preserve"> és mindig </w:t>
+      </w:r>
+      <m:oMath>
+        <m:r>
+          <w:rPr>
+            <w:rFonts w:ascii="Cambria Math" w:hAnsi="Cambria Math"/>
+          </w:rPr>
+          <m:t>1</m:t>
+        </m:r>
+      </m:oMath>
+      <w:r>
+        <w:rPr>
+          <w:rFonts w:eastAsiaTheme="minorEastAsia"/>
+        </w:rPr>
+        <w:t xml:space="preserve"> az értéke</w:t>
+      </w:r>
+      <w:r>
+        <w:t>.</w:t>
+      </w:r>
+      <w:r>
+        <w:t xml:space="preserve"> Redundancia miatt el szokás hagyni a tároását.</w:t>
+      </w:r>
+      <w:r>
+        <w:t xml:space="preserve"> Minden kisebb helyiérték</w:t>
+      </w:r>
+      <w:r>
+        <w:t xml:space="preserve"> pedig</w:t>
+      </w:r>
+      <w:r>
+        <w:t xml:space="preserve"> a törtértéket írja le.</w:t>
+      </w:r>
+    </w:p>
+    <w:p>
+      <w:r>
+        <w:lastRenderedPageBreak/>
+        <w:t>Az előjelet vagy egy előjelbiten szokták tárolni, vagy a kettes komplemens számábrázolás segítségével egybeolvasztják a mantisszával</w:t>
+      </w:r>
+      <w:r>
+        <w:t>.</w:t>
+      </w:r>
+    </w:p>
+    <w:p>
+      <w:r>
+        <w:t xml:space="preserve">Majd végül következik a karakterisztika, ami megmondja, hogy </w:t>
+      </w:r>
+      <w:r>
+        <w:t>hány számjeggyel</w:t>
+      </w:r>
+      <w:r>
+        <w:t xml:space="preserve"> kell eltolni </w:t>
+      </w:r>
+      <w:r>
+        <w:t>a tizedesvesszőt. Amennyiben pozitív, akkor a jobb irányba, ha pedig negatív, akkor balra.</w:t>
+      </w:r>
+    </w:p>
+    <w:p>
+      <w:pPr>
+        <w:jc w:val="center"/>
+      </w:pPr>
+      <w:r>
+        <w:t>&lt;kép a lebegőpontos számok bináris reprezentálásáról&gt;</w:t>
+      </w:r>
+    </w:p>
+    <w:p>
+      <w:pPr>
+        <w:pStyle w:val="Cmsor2"/>
+      </w:pPr>
+      <w:r>
+        <w:t>Implementációk</w:t>
+      </w:r>
+    </w:p>
+    <w:p>
+      <w:pPr>
+        <w:rPr>
+          <w:b/>
+          <w:bCs/>
+        </w:rPr>
+      </w:pPr>
+      <w:r>
+        <w:t xml:space="preserve">Az IEEE 754 </w:t>
+      </w:r>
+      <w:r>
+        <w:t>lebegőpontos számformátum</w:t>
+      </w:r>
+      <w:r>
+        <w:t xml:space="preserve"> meghatározásában az informatikában elterjedt „</w:t>
+      </w:r>
+      <w:proofErr w:type="spellStart"/>
+      <w:r>
+        <w:t>Single</w:t>
+      </w:r>
+      <w:proofErr w:type="spellEnd"/>
+      <w:r>
+        <w:t xml:space="preserve"> </w:t>
+      </w:r>
+      <w:proofErr w:type="spellStart"/>
+      <w:r>
+        <w:t>precision</w:t>
+      </w:r>
+      <w:proofErr w:type="spellEnd"/>
+      <w:r>
+        <w:t xml:space="preserve">” típusú lebegőpontos számformátum </w:t>
+      </w:r>
+      <m:oMath>
+        <m:r>
+          <w:rPr>
+            <w:rFonts w:ascii="Cambria Math" w:hAnsi="Cambria Math"/>
+          </w:rPr>
+          <m:t>32</m:t>
+        </m:r>
+      </m:oMath>
+      <w:r>
+        <w:t xml:space="preserve"> bitet használ. Ebből a </w:t>
+      </w:r>
+      <m:oMath>
+        <m:r>
+          <w:rPr>
+            <w:rFonts w:ascii="Cambria Math" w:hAnsi="Cambria Math"/>
+          </w:rPr>
+          <m:t>32</m:t>
+        </m:r>
+      </m:oMath>
+      <w:r>
+        <w:t xml:space="preserve"> bitből </w:t>
+      </w:r>
+      <m:oMath>
+        <m:r>
+          <w:rPr>
+            <w:rFonts w:ascii="Cambria Math" w:hAnsi="Cambria Math"/>
+          </w:rPr>
+          <m:t>1</m:t>
+        </m:r>
+      </m:oMath>
+      <w:r>
+        <w:t xml:space="preserve"> az előjel, </w:t>
+      </w:r>
+      <m:oMath>
+        <m:r>
+          <w:rPr>
+            <w:rFonts w:ascii="Cambria Math" w:hAnsi="Cambria Math"/>
+          </w:rPr>
+          <m:t>23</m:t>
+        </m:r>
+      </m:oMath>
+      <w:r>
+        <w:t xml:space="preserve"> a mantissza és </w:t>
+      </w:r>
+      <m:oMath>
+        <m:r>
+          <w:rPr>
+            <w:rFonts w:ascii="Cambria Math" w:hAnsi="Cambria Math"/>
+          </w:rPr>
+          <m:t>8</m:t>
+        </m:r>
+      </m:oMath>
+      <w:r>
+        <w:t xml:space="preserve"> a karakterisztika leírására szolgál. Ezekkel a tulajdonságokkal a legkisebb leírható pozitív</w:t>
+      </w:r>
+      <w:r>
+        <w:t xml:space="preserve"> normált</w:t>
+      </w:r>
+      <w:r>
+        <w:t xml:space="preserve"> érték a </w:t>
+      </w:r>
+      <m:oMath>
+        <m:sSup>
+          <m:sSupPr>
+            <m:ctrlPr>
+              <w:rPr>
+                <w:rFonts w:ascii="Cambria Math" w:hAnsi="Cambria Math"/>
+                <w:i/>
+              </w:rPr>
+            </m:ctrlPr>
+          </m:sSupPr>
+          <m:e>
+            <m:r>
+              <w:rPr>
+                <w:rFonts w:ascii="Cambria Math" w:hAnsi="Cambria Math"/>
+              </w:rPr>
+              <m:t>2</m:t>
+            </m:r>
+          </m:e>
+          <m:sup>
+            <m:r>
+              <w:rPr>
+                <w:rFonts w:ascii="Cambria Math" w:hAnsi="Cambria Math"/>
+              </w:rPr>
+              <m:t>-</m:t>
+            </m:r>
+            <m:r>
+              <w:rPr>
+                <w:rFonts w:ascii="Cambria Math" w:hAnsi="Cambria Math"/>
+              </w:rPr>
+              <m:t>126</m:t>
+            </m:r>
+          </m:sup>
+        </m:sSup>
+      </m:oMath>
+      <w:r>
+        <w:rPr>
+          <w:rFonts w:eastAsiaTheme="minorEastAsia"/>
+        </w:rPr>
+        <w:t xml:space="preserve">, a legnagyobb leírható pozitív érték pedig a </w:t>
+      </w:r>
+      <m:oMath>
+        <m:d>
+          <m:dPr>
+            <m:ctrlPr>
+              <w:rPr>
+                <w:rFonts w:ascii="Cambria Math" w:eastAsiaTheme="minorEastAsia" w:hAnsi="Cambria Math"/>
+                <w:i/>
+              </w:rPr>
+            </m:ctrlPr>
+          </m:dPr>
+          <m:e>
+            <m:r>
+              <w:rPr>
+                <w:rFonts w:ascii="Cambria Math" w:eastAsiaTheme="minorEastAsia" w:hAnsi="Cambria Math"/>
+              </w:rPr>
+              <m:t>2-</m:t>
+            </m:r>
+            <m:sSup>
+              <m:sSupPr>
+                <m:ctrlPr>
+                  <w:rPr>
+                    <w:rFonts w:ascii="Cambria Math" w:eastAsiaTheme="minorEastAsia" w:hAnsi="Cambria Math"/>
+                    <w:i/>
+                  </w:rPr>
+                </m:ctrlPr>
+              </m:sSupPr>
+              <m:e>
+                <m:r>
+                  <w:rPr>
+                    <w:rFonts w:ascii="Cambria Math" w:eastAsiaTheme="minorEastAsia" w:hAnsi="Cambria Math"/>
+                  </w:rPr>
+                  <m:t>2</m:t>
+                </m:r>
+              </m:e>
+              <m:sup>
+                <m:r>
+                  <w:rPr>
+                    <w:rFonts w:ascii="Cambria Math" w:eastAsiaTheme="minorEastAsia" w:hAnsi="Cambria Math"/>
+                    <w:vertAlign w:val="superscript"/>
+                  </w:rPr>
+                  <m:t>-23</m:t>
+                </m:r>
+              </m:sup>
+            </m:sSup>
+          </m:e>
+        </m:d>
+        <m:r>
+          <w:rPr>
+            <w:rFonts w:ascii="Cambria Math" w:eastAsiaTheme="minorEastAsia" w:hAnsi="Cambria Math"/>
+          </w:rPr>
+          <m:t>×</m:t>
+        </m:r>
+        <m:sSup>
+          <m:sSupPr>
+            <m:ctrlPr>
+              <w:rPr>
+                <w:rFonts w:ascii="Cambria Math" w:eastAsiaTheme="minorEastAsia" w:hAnsi="Cambria Math"/>
+                <w:i/>
+              </w:rPr>
+            </m:ctrlPr>
+          </m:sSupPr>
+          <m:e>
+            <m:r>
+              <w:rPr>
+                <w:rFonts w:ascii="Cambria Math" w:eastAsiaTheme="minorEastAsia" w:hAnsi="Cambria Math"/>
+              </w:rPr>
+              <m:t>2</m:t>
+            </m:r>
+          </m:e>
+          <m:sup>
+            <m:r>
+              <w:rPr>
+                <w:rFonts w:ascii="Cambria Math" w:eastAsiaTheme="minorEastAsia" w:hAnsi="Cambria Math"/>
+                <w:vertAlign w:val="superscript"/>
+              </w:rPr>
+              <m:t>127</m:t>
+            </m:r>
+          </m:sup>
+        </m:sSup>
+      </m:oMath>
+      <w:r>
+        <w:rPr>
+          <w:rFonts w:eastAsiaTheme="minorEastAsia"/>
+        </w:rPr>
+        <w:t>.</w:t>
+      </w:r>
+    </w:p>
+    <w:p>
+      <w:pPr>
+        <w:pStyle w:val="Cmsor1"/>
+      </w:pPr>
+      <w:bookmarkStart w:id="5" w:name="_Toc218287246"/>
+      <w:r>
+        <w:t>Fejlesztői dokumentáció</w:t>
+      </w:r>
+      <w:bookmarkEnd w:id="5"/>
+    </w:p>
+    <w:p>
+      <w:pPr>
+        <w:pStyle w:val="Cmsor2"/>
+      </w:pPr>
+      <w:bookmarkStart w:id="6" w:name="_Toc218287247"/>
       <w:r>
         <w:t>BCD számábrázolás</w:t>
       </w:r>
+      <w:bookmarkEnd w:id="6"/>
     </w:p>
     <w:p>
       <w:r>
@@ -522,7 +1915,7 @@
     </w:p>
     <w:p>
       <w:r>
-        <w:t>Ha hozzáveszünk egy igaz-hamis változót a pozitív egész számunkhoz, azzal el is készült a teljes egész számok halmaza. A könyvtár jelenleg nem követi az IEEE 754 előjeles nullákra tett szabványát és minden nulla érték pozitívra konvertálódik.</w:t>
+        <w:t>Ha hozzáveszünk egy igaz-hamis változót a pozitív egész számunkhoz, azzal el is készült a teljes egész számok halmaza.</w:t>
       </w:r>
     </w:p>
     <w:p>
@@ -530,13 +1923,46 @@
         <w:t xml:space="preserve">A </w:t>
       </w:r>
       <w:r>
-        <w:t xml:space="preserve">valós számok ábrázolásához csak be kell vezetni egy tizedesjegy számlálót, ami megmondja hogy az adott számjegy tömb elejéről hány darab számjegy jelöl törtértéket. Mivel az egész szám típus nem enged vezető nullákat, így megeshet, hogy a tömb hossza kisebb, mint a </w:t>
-      </w:r>
-      <w:r>
-        <w:t>tizedesjegy számláló</w:t>
-      </w:r>
-      <w:r>
-        <w:t xml:space="preserve"> értéke. Ilyenkor a megfelelő számú nullával kell kibővíteni kiíratáskor a számot.</w:t>
+        <w:t>valós számok ábrázolásához csak be kell vezetni egy tizedesjegy számlálót, ami megmondja hogy az adott számjegy tömb elejéről hány darab számjegy jelöl törtértéket. Mivel az egész szám típus nem enged vezető nullákat, így megeshet, hogy a tömb hossza kisebb, mint a tizedesjegy számláló értéke. Ilyenkor a megfelelő számú nullával kell kibővíteni kiíratáskor a számot.</w:t>
+      </w:r>
+    </w:p>
+    <w:p>
+      <w:r>
+        <w:lastRenderedPageBreak/>
+        <w:t>Ahhoz, hogy ténylegesen pontos legyen a legtöbb számítás, bevezethetünk egy racionális számtípust is, ami az osztás műveletének hibáját küszöböli ki, vagy csökkenti a minimumra. Mivel az osztás ebben a típusban visszavezethető a szorzás műveletére, így beállítástól függően, legfeljebb egyszer, a számítás legvégén kell valójában osztanunk és akkor is csak egyszer.</w:t>
+      </w:r>
+    </w:p>
+    <w:p>
+      <w:pPr>
+        <w:pStyle w:val="Cmsor2"/>
+      </w:pPr>
+      <w:bookmarkStart w:id="7" w:name="_Toc218287248"/>
+      <w:r>
+        <w:t>Megvalósítás</w:t>
+      </w:r>
+      <w:bookmarkEnd w:id="7"/>
+    </w:p>
+    <w:p>
+      <w:pPr>
+        <w:pStyle w:val="Cmsor3"/>
+      </w:pPr>
+      <w:bookmarkStart w:id="8" w:name="_Toc218287249"/>
+      <w:r>
+        <w:t>Számjegy típus (Digit)</w:t>
+      </w:r>
+      <w:bookmarkEnd w:id="8"/>
+    </w:p>
+    <w:p>
+      <w:r>
+        <w:t>E</w:t>
+      </w:r>
+      <w:r>
+        <w:t>z az osztály írja le egy számjegy viselkedését.</w:t>
+      </w:r>
+    </w:p>
+    <w:p>
+      <w:r>
+        <w:t xml:space="preserve">Mivel a BCD számábrázoláshoz 4 bit memória szükséges ezért egy bájtra </w:t>
       </w:r>
     </w:p>
     <w:sectPr>
@@ -1165,7 +2591,7 @@
   <w:style w:type="paragraph" w:default="1" w:styleId="Norml">
     <w:name w:val="Normal"/>
     <w:qFormat/>
-    <w:rsid w:val="006167EA"/>
+    <w:rsid w:val="00B413F5"/>
     <w:pPr>
       <w:spacing w:line="360" w:lineRule="auto"/>
       <w:ind w:firstLine="227"/>
@@ -1223,10 +2649,9 @@
     <w:next w:val="Norml"/>
     <w:link w:val="Cmsor3Char"/>
     <w:uiPriority w:val="9"/>
-    <w:semiHidden/>
     <w:unhideWhenUsed/>
     <w:qFormat/>
-    <w:rsid w:val="005E0566"/>
+    <w:rsid w:val="008D1B23"/>
     <w:pPr>
       <w:keepNext/>
       <w:keepLines/>
@@ -1235,7 +2660,6 @@
     </w:pPr>
     <w:rPr>
       <w:rFonts w:eastAsiaTheme="majorEastAsia" w:cstheme="majorBidi"/>
-      <w:color w:val="0F4761" w:themeColor="accent1" w:themeShade="BF"/>
       <w:sz w:val="28"/>
       <w:szCs w:val="28"/>
     </w:rPr>
@@ -1375,7 +2799,6 @@
   <w:style w:type="character" w:default="1" w:styleId="Bekezdsalapbettpusa">
     <w:name w:val="Default Paragraph Font"/>
     <w:uiPriority w:val="1"/>
-    <w:semiHidden/>
     <w:unhideWhenUsed/>
   </w:style>
   <w:style w:type="table" w:default="1" w:styleId="Normltblzat">
@@ -1428,11 +2851,9 @@
     <w:basedOn w:val="Bekezdsalapbettpusa"/>
     <w:link w:val="Cmsor3"/>
     <w:uiPriority w:val="9"/>
-    <w:semiHidden/>
-    <w:rsid w:val="005E0566"/>
+    <w:rsid w:val="008D1B23"/>
     <w:rPr>
-      <w:rFonts w:eastAsiaTheme="majorEastAsia" w:cstheme="majorBidi"/>
-      <w:color w:val="0F4761" w:themeColor="accent1" w:themeShade="BF"/>
+      <w:rFonts w:ascii="Times New Roman" w:eastAsiaTheme="majorEastAsia" w:hAnsi="Times New Roman" w:cstheme="majorBidi"/>
       <w:sz w:val="28"/>
       <w:szCs w:val="28"/>
     </w:rPr>
@@ -1804,6 +3225,42 @@
     <w:rPr>
       <w:rFonts w:ascii="Times New Roman" w:hAnsi="Times New Roman"/>
       <w:sz w:val="24"/>
+    </w:rPr>
+  </w:style>
+  <w:style w:type="paragraph" w:styleId="TJ2">
+    <w:name w:val="toc 2"/>
+    <w:basedOn w:val="Norml"/>
+    <w:next w:val="Norml"/>
+    <w:autoRedefine/>
+    <w:uiPriority w:val="39"/>
+    <w:unhideWhenUsed/>
+    <w:rsid w:val="00E82E7E"/>
+    <w:pPr>
+      <w:spacing w:after="100"/>
+      <w:ind w:left="240"/>
+    </w:pPr>
+  </w:style>
+  <w:style w:type="paragraph" w:styleId="TJ3">
+    <w:name w:val="toc 3"/>
+    <w:basedOn w:val="Norml"/>
+    <w:next w:val="Norml"/>
+    <w:autoRedefine/>
+    <w:uiPriority w:val="39"/>
+    <w:unhideWhenUsed/>
+    <w:rsid w:val="00E82E7E"/>
+    <w:pPr>
+      <w:spacing w:after="100"/>
+      <w:ind w:left="480"/>
+    </w:pPr>
+  </w:style>
+  <w:style w:type="character" w:styleId="Helyrzszveg">
+    <w:name w:val="Placeholder Text"/>
+    <w:basedOn w:val="Bekezdsalapbettpusa"/>
+    <w:uiPriority w:val="99"/>
+    <w:semiHidden/>
+    <w:rsid w:val="00FB502C"/>
+    <w:rPr>
+      <w:color w:val="666666"/>
     </w:rPr>
   </w:style>
 </w:styles>

--- a/Documentation.docx
+++ b/Documentation.docx
@@ -176,7 +176,7 @@
         </w:tc>
       </w:tr>
     </w:tbl>
-    <w:bookmarkStart w:id="0" w:name="_Toc218287241" w:displacedByCustomXml="next"/>
+    <w:bookmarkStart w:id="0" w:name="_Toc218308088" w:displacedByCustomXml="next"/>
     <w:sdt>
       <w:sdtPr>
         <w:rPr>
@@ -228,7 +228,7 @@
           <w:r>
             <w:fldChar w:fldCharType="separate"/>
           </w:r>
-          <w:hyperlink w:anchor="_Toc218287241" w:history="1">
+          <w:hyperlink w:anchor="_Toc218308088" w:history="1">
             <w:r>
               <w:rPr>
                 <w:rStyle w:val="Hiperhivatkozs"/>
@@ -255,7 +255,7 @@
                 <w:noProof/>
                 <w:webHidden/>
               </w:rPr>
-              <w:instrText xml:space="preserve"> PAGEREF _Toc218287241 \h </w:instrText>
+              <w:instrText xml:space="preserve"> PAGEREF _Toc218308088 \h </w:instrText>
             </w:r>
             <w:r>
               <w:rPr>
@@ -299,7 +299,7 @@
               <w:lang w:eastAsia="hu-HU"/>
             </w:rPr>
           </w:pPr>
-          <w:hyperlink w:anchor="_Toc218287242" w:history="1">
+          <w:hyperlink w:anchor="_Toc218308089" w:history="1">
             <w:r>
               <w:rPr>
                 <w:rStyle w:val="Hiperhivatkozs"/>
@@ -326,7 +326,7 @@
                 <w:noProof/>
                 <w:webHidden/>
               </w:rPr>
-              <w:instrText xml:space="preserve"> PAGEREF _Toc218287242 \h </w:instrText>
+              <w:instrText xml:space="preserve"> PAGEREF _Toc218308089 \h </w:instrText>
             </w:r>
             <w:r>
               <w:rPr>
@@ -346,7 +346,7 @@
                 <w:noProof/>
                 <w:webHidden/>
               </w:rPr>
-              <w:t>2</w:t>
+              <w:t>3</w:t>
             </w:r>
             <w:r>
               <w:rPr>
@@ -370,7 +370,7 @@
               <w:lang w:eastAsia="hu-HU"/>
             </w:rPr>
           </w:pPr>
-          <w:hyperlink w:anchor="_Toc218287243" w:history="1">
+          <w:hyperlink w:anchor="_Toc218308090" w:history="1">
             <w:r>
               <w:rPr>
                 <w:rStyle w:val="Hiperhivatkozs"/>
@@ -397,7 +397,7 @@
                 <w:noProof/>
                 <w:webHidden/>
               </w:rPr>
-              <w:instrText xml:space="preserve"> PAGEREF _Toc218287243 \h </w:instrText>
+              <w:instrText xml:space="preserve"> PAGEREF _Toc218308090 \h </w:instrText>
             </w:r>
             <w:r>
               <w:rPr>
@@ -417,7 +417,7 @@
                 <w:noProof/>
                 <w:webHidden/>
               </w:rPr>
-              <w:t>3</w:t>
+              <w:t>4</w:t>
             </w:r>
             <w:r>
               <w:rPr>
@@ -435,10 +435,13 @@
               <w:tab w:val="right" w:leader="dot" w:pos="9062"/>
             </w:tabs>
             <w:rPr>
+              <w:rFonts w:asciiTheme="minorHAnsi" w:eastAsiaTheme="minorEastAsia" w:hAnsiTheme="minorHAnsi"/>
               <w:noProof/>
+              <w:szCs w:val="24"/>
+              <w:lang w:eastAsia="hu-HU"/>
             </w:rPr>
           </w:pPr>
-          <w:hyperlink w:anchor="_Toc218287244" w:history="1">
+          <w:hyperlink w:anchor="_Toc218308091" w:history="1">
             <w:r>
               <w:rPr>
                 <w:rStyle w:val="Hiperhivatkozs"/>
@@ -465,7 +468,7 @@
                 <w:noProof/>
                 <w:webHidden/>
               </w:rPr>
-              <w:instrText xml:space="preserve"> PAGEREF _Toc218287244 \h </w:instrText>
+              <w:instrText xml:space="preserve"> PAGEREF _Toc218308091 \h </w:instrText>
             </w:r>
             <w:r>
               <w:rPr>
@@ -485,7 +488,7 @@
                 <w:noProof/>
                 <w:webHidden/>
               </w:rPr>
-              <w:t>3</w:t>
+              <w:t>4</w:t>
             </w:r>
             <w:r>
               <w:rPr>
@@ -503,10 +506,13 @@
               <w:tab w:val="right" w:leader="dot" w:pos="9062"/>
             </w:tabs>
             <w:rPr>
+              <w:rFonts w:asciiTheme="minorHAnsi" w:eastAsiaTheme="minorEastAsia" w:hAnsiTheme="minorHAnsi"/>
               <w:noProof/>
+              <w:szCs w:val="24"/>
+              <w:lang w:eastAsia="hu-HU"/>
             </w:rPr>
           </w:pPr>
-          <w:hyperlink w:anchor="_Toc218287245" w:history="1">
+          <w:hyperlink w:anchor="_Toc218308092" w:history="1">
             <w:r>
               <w:rPr>
                 <w:rStyle w:val="Hiperhivatkozs"/>
@@ -533,7 +539,7 @@
                 <w:noProof/>
                 <w:webHidden/>
               </w:rPr>
-              <w:instrText xml:space="preserve"> PAGEREF _Toc218287245 \h </w:instrText>
+              <w:instrText xml:space="preserve"> PAGEREF _Toc218308092 \h </w:instrText>
             </w:r>
             <w:r>
               <w:rPr>
@@ -553,7 +559,149 @@
                 <w:noProof/>
                 <w:webHidden/>
               </w:rPr>
-              <w:t>3</w:t>
+              <w:t>5</w:t>
+            </w:r>
+            <w:r>
+              <w:rPr>
+                <w:noProof/>
+                <w:webHidden/>
+              </w:rPr>
+              <w:fldChar w:fldCharType="end"/>
+            </w:r>
+          </w:hyperlink>
+        </w:p>
+        <w:p>
+          <w:pPr>
+            <w:pStyle w:val="TJ2"/>
+            <w:tabs>
+              <w:tab w:val="right" w:leader="dot" w:pos="9062"/>
+            </w:tabs>
+            <w:rPr>
+              <w:rFonts w:asciiTheme="minorHAnsi" w:eastAsiaTheme="minorEastAsia" w:hAnsiTheme="minorHAnsi"/>
+              <w:noProof/>
+              <w:szCs w:val="24"/>
+              <w:lang w:eastAsia="hu-HU"/>
+            </w:rPr>
+          </w:pPr>
+          <w:hyperlink w:anchor="_Toc218308093" w:history="1">
+            <w:r>
+              <w:rPr>
+                <w:rStyle w:val="Hiperhivatkozs"/>
+                <w:noProof/>
+              </w:rPr>
+              <w:t>Implementációk</w:t>
+            </w:r>
+            <w:r>
+              <w:rPr>
+                <w:noProof/>
+                <w:webHidden/>
+              </w:rPr>
+              <w:tab/>
+            </w:r>
+            <w:r>
+              <w:rPr>
+                <w:noProof/>
+                <w:webHidden/>
+              </w:rPr>
+              <w:fldChar w:fldCharType="begin"/>
+            </w:r>
+            <w:r>
+              <w:rPr>
+                <w:noProof/>
+                <w:webHidden/>
+              </w:rPr>
+              <w:instrText xml:space="preserve"> PAGEREF _Toc218308093 \h </w:instrText>
+            </w:r>
+            <w:r>
+              <w:rPr>
+                <w:noProof/>
+                <w:webHidden/>
+              </w:rPr>
+            </w:r>
+            <w:r>
+              <w:rPr>
+                <w:noProof/>
+                <w:webHidden/>
+              </w:rPr>
+              <w:fldChar w:fldCharType="separate"/>
+            </w:r>
+            <w:r>
+              <w:rPr>
+                <w:noProof/>
+                <w:webHidden/>
+              </w:rPr>
+              <w:t>5</w:t>
+            </w:r>
+            <w:r>
+              <w:rPr>
+                <w:noProof/>
+                <w:webHidden/>
+              </w:rPr>
+              <w:fldChar w:fldCharType="end"/>
+            </w:r>
+          </w:hyperlink>
+        </w:p>
+        <w:p>
+          <w:pPr>
+            <w:pStyle w:val="TJ2"/>
+            <w:tabs>
+              <w:tab w:val="right" w:leader="dot" w:pos="9062"/>
+            </w:tabs>
+            <w:rPr>
+              <w:rFonts w:asciiTheme="minorHAnsi" w:eastAsiaTheme="minorEastAsia" w:hAnsiTheme="minorHAnsi"/>
+              <w:noProof/>
+              <w:szCs w:val="24"/>
+              <w:lang w:eastAsia="hu-HU"/>
+            </w:rPr>
+          </w:pPr>
+          <w:hyperlink w:anchor="_Toc218308094" w:history="1">
+            <w:r>
+              <w:rPr>
+                <w:rStyle w:val="Hiperhivatkozs"/>
+                <w:noProof/>
+              </w:rPr>
+              <w:t>Konklúzió</w:t>
+            </w:r>
+            <w:r>
+              <w:rPr>
+                <w:noProof/>
+                <w:webHidden/>
+              </w:rPr>
+              <w:tab/>
+            </w:r>
+            <w:r>
+              <w:rPr>
+                <w:noProof/>
+                <w:webHidden/>
+              </w:rPr>
+              <w:fldChar w:fldCharType="begin"/>
+            </w:r>
+            <w:r>
+              <w:rPr>
+                <w:noProof/>
+                <w:webHidden/>
+              </w:rPr>
+              <w:instrText xml:space="preserve"> PAGEREF _Toc218308094 \h </w:instrText>
+            </w:r>
+            <w:r>
+              <w:rPr>
+                <w:noProof/>
+                <w:webHidden/>
+              </w:rPr>
+            </w:r>
+            <w:r>
+              <w:rPr>
+                <w:noProof/>
+                <w:webHidden/>
+              </w:rPr>
+              <w:fldChar w:fldCharType="separate"/>
+            </w:r>
+            <w:r>
+              <w:rPr>
+                <w:noProof/>
+                <w:webHidden/>
+              </w:rPr>
+              <w:t>6</w:t>
             </w:r>
             <w:r>
               <w:rPr>
@@ -577,7 +725,7 @@
               <w:lang w:eastAsia="hu-HU"/>
             </w:rPr>
           </w:pPr>
-          <w:hyperlink w:anchor="_Toc218287246" w:history="1">
+          <w:hyperlink w:anchor="_Toc218308095" w:history="1">
             <w:r>
               <w:rPr>
                 <w:rStyle w:val="Hiperhivatkozs"/>
@@ -604,7 +752,7 @@
                 <w:noProof/>
                 <w:webHidden/>
               </w:rPr>
-              <w:instrText xml:space="preserve"> PAGEREF _Toc218287246 \h </w:instrText>
+              <w:instrText xml:space="preserve"> PAGEREF _Toc218308095 \h </w:instrText>
             </w:r>
             <w:r>
               <w:rPr>
@@ -624,7 +772,7 @@
                 <w:noProof/>
                 <w:webHidden/>
               </w:rPr>
-              <w:t>4</w:t>
+              <w:t>7</w:t>
             </w:r>
             <w:r>
               <w:rPr>
@@ -642,10 +790,13 @@
               <w:tab w:val="right" w:leader="dot" w:pos="9062"/>
             </w:tabs>
             <w:rPr>
+              <w:rFonts w:asciiTheme="minorHAnsi" w:eastAsiaTheme="minorEastAsia" w:hAnsiTheme="minorHAnsi"/>
               <w:noProof/>
+              <w:szCs w:val="24"/>
+              <w:lang w:eastAsia="hu-HU"/>
             </w:rPr>
           </w:pPr>
-          <w:hyperlink w:anchor="_Toc218287247" w:history="1">
+          <w:hyperlink w:anchor="_Toc218308096" w:history="1">
             <w:r>
               <w:rPr>
                 <w:rStyle w:val="Hiperhivatkozs"/>
@@ -672,7 +823,7 @@
                 <w:noProof/>
                 <w:webHidden/>
               </w:rPr>
-              <w:instrText xml:space="preserve"> PAGEREF _Toc218287247 \h </w:instrText>
+              <w:instrText xml:space="preserve"> PAGEREF _Toc218308096 \h </w:instrText>
             </w:r>
             <w:r>
               <w:rPr>
@@ -692,7 +843,7 @@
                 <w:noProof/>
                 <w:webHidden/>
               </w:rPr>
-              <w:t>4</w:t>
+              <w:t>7</w:t>
             </w:r>
             <w:r>
               <w:rPr>
@@ -710,16 +861,19 @@
               <w:tab w:val="right" w:leader="dot" w:pos="9062"/>
             </w:tabs>
             <w:rPr>
+              <w:rFonts w:asciiTheme="minorHAnsi" w:eastAsiaTheme="minorEastAsia" w:hAnsiTheme="minorHAnsi"/>
               <w:noProof/>
+              <w:szCs w:val="24"/>
+              <w:lang w:eastAsia="hu-HU"/>
             </w:rPr>
           </w:pPr>
-          <w:hyperlink w:anchor="_Toc218287248" w:history="1">
+          <w:hyperlink w:anchor="_Toc218308097" w:history="1">
             <w:r>
               <w:rPr>
                 <w:rStyle w:val="Hiperhivatkozs"/>
                 <w:noProof/>
               </w:rPr>
-              <w:t>Megvalósítás</w:t>
+              <w:t>Számtípusok megvalósítása</w:t>
             </w:r>
             <w:r>
               <w:rPr>
@@ -740,7 +894,7 @@
                 <w:noProof/>
                 <w:webHidden/>
               </w:rPr>
-              <w:instrText xml:space="preserve"> PAGEREF _Toc218287248 \h </w:instrText>
+              <w:instrText xml:space="preserve"> PAGEREF _Toc218308097 \h </w:instrText>
             </w:r>
             <w:r>
               <w:rPr>
@@ -760,7 +914,7 @@
                 <w:noProof/>
                 <w:webHidden/>
               </w:rPr>
-              <w:t>4</w:t>
+              <w:t>7</w:t>
             </w:r>
             <w:r>
               <w:rPr>
@@ -778,10 +932,13 @@
               <w:tab w:val="right" w:leader="dot" w:pos="9062"/>
             </w:tabs>
             <w:rPr>
+              <w:rFonts w:asciiTheme="minorHAnsi" w:eastAsiaTheme="minorEastAsia" w:hAnsiTheme="minorHAnsi"/>
               <w:noProof/>
+              <w:szCs w:val="24"/>
+              <w:lang w:eastAsia="hu-HU"/>
             </w:rPr>
           </w:pPr>
-          <w:hyperlink w:anchor="_Toc218287249" w:history="1">
+          <w:hyperlink w:anchor="_Toc218308098" w:history="1">
             <w:r>
               <w:rPr>
                 <w:rStyle w:val="Hiperhivatkozs"/>
@@ -808,7 +965,7 @@
                 <w:noProof/>
                 <w:webHidden/>
               </w:rPr>
-              <w:instrText xml:space="preserve"> PAGEREF _Toc218287249 \h </w:instrText>
+              <w:instrText xml:space="preserve"> PAGEREF _Toc218308098 \h </w:instrText>
             </w:r>
             <w:r>
               <w:rPr>
@@ -828,7 +985,1285 @@
                 <w:noProof/>
                 <w:webHidden/>
               </w:rPr>
-              <w:t>4</w:t>
+              <w:t>7</w:t>
+            </w:r>
+            <w:r>
+              <w:rPr>
+                <w:noProof/>
+                <w:webHidden/>
+              </w:rPr>
+              <w:fldChar w:fldCharType="end"/>
+            </w:r>
+          </w:hyperlink>
+        </w:p>
+        <w:p>
+          <w:pPr>
+            <w:pStyle w:val="TJ3"/>
+            <w:tabs>
+              <w:tab w:val="right" w:leader="dot" w:pos="9062"/>
+            </w:tabs>
+            <w:rPr>
+              <w:rFonts w:asciiTheme="minorHAnsi" w:eastAsiaTheme="minorEastAsia" w:hAnsiTheme="minorHAnsi"/>
+              <w:noProof/>
+              <w:szCs w:val="24"/>
+              <w:lang w:eastAsia="hu-HU"/>
+            </w:rPr>
+          </w:pPr>
+          <w:hyperlink w:anchor="_Toc218308099" w:history="1">
+            <w:r>
+              <w:rPr>
+                <w:rStyle w:val="Hiperhivatkozs"/>
+                <w:noProof/>
+              </w:rPr>
+              <w:t>Természetes szám típus (Natural)</w:t>
+            </w:r>
+            <w:r>
+              <w:rPr>
+                <w:noProof/>
+                <w:webHidden/>
+              </w:rPr>
+              <w:tab/>
+            </w:r>
+            <w:r>
+              <w:rPr>
+                <w:noProof/>
+                <w:webHidden/>
+              </w:rPr>
+              <w:fldChar w:fldCharType="begin"/>
+            </w:r>
+            <w:r>
+              <w:rPr>
+                <w:noProof/>
+                <w:webHidden/>
+              </w:rPr>
+              <w:instrText xml:space="preserve"> PAGEREF _Toc218308099 \h </w:instrText>
+            </w:r>
+            <w:r>
+              <w:rPr>
+                <w:noProof/>
+                <w:webHidden/>
+              </w:rPr>
+            </w:r>
+            <w:r>
+              <w:rPr>
+                <w:noProof/>
+                <w:webHidden/>
+              </w:rPr>
+              <w:fldChar w:fldCharType="separate"/>
+            </w:r>
+            <w:r>
+              <w:rPr>
+                <w:noProof/>
+                <w:webHidden/>
+              </w:rPr>
+              <w:t>8</w:t>
+            </w:r>
+            <w:r>
+              <w:rPr>
+                <w:noProof/>
+                <w:webHidden/>
+              </w:rPr>
+              <w:fldChar w:fldCharType="end"/>
+            </w:r>
+          </w:hyperlink>
+        </w:p>
+        <w:p>
+          <w:pPr>
+            <w:pStyle w:val="TJ3"/>
+            <w:tabs>
+              <w:tab w:val="right" w:leader="dot" w:pos="9062"/>
+            </w:tabs>
+            <w:rPr>
+              <w:rFonts w:asciiTheme="minorHAnsi" w:eastAsiaTheme="minorEastAsia" w:hAnsiTheme="minorHAnsi"/>
+              <w:noProof/>
+              <w:szCs w:val="24"/>
+              <w:lang w:eastAsia="hu-HU"/>
+            </w:rPr>
+          </w:pPr>
+          <w:hyperlink w:anchor="_Toc218308100" w:history="1">
+            <w:r>
+              <w:rPr>
+                <w:rStyle w:val="Hiperhivatkozs"/>
+                <w:noProof/>
+              </w:rPr>
+              <w:t>Egész szám típus (Integer)</w:t>
+            </w:r>
+            <w:r>
+              <w:rPr>
+                <w:noProof/>
+                <w:webHidden/>
+              </w:rPr>
+              <w:tab/>
+            </w:r>
+            <w:r>
+              <w:rPr>
+                <w:noProof/>
+                <w:webHidden/>
+              </w:rPr>
+              <w:fldChar w:fldCharType="begin"/>
+            </w:r>
+            <w:r>
+              <w:rPr>
+                <w:noProof/>
+                <w:webHidden/>
+              </w:rPr>
+              <w:instrText xml:space="preserve"> PAGEREF _Toc218308100 \h </w:instrText>
+            </w:r>
+            <w:r>
+              <w:rPr>
+                <w:noProof/>
+                <w:webHidden/>
+              </w:rPr>
+            </w:r>
+            <w:r>
+              <w:rPr>
+                <w:noProof/>
+                <w:webHidden/>
+              </w:rPr>
+              <w:fldChar w:fldCharType="separate"/>
+            </w:r>
+            <w:r>
+              <w:rPr>
+                <w:noProof/>
+                <w:webHidden/>
+              </w:rPr>
+              <w:t>8</w:t>
+            </w:r>
+            <w:r>
+              <w:rPr>
+                <w:noProof/>
+                <w:webHidden/>
+              </w:rPr>
+              <w:fldChar w:fldCharType="end"/>
+            </w:r>
+          </w:hyperlink>
+        </w:p>
+        <w:p>
+          <w:pPr>
+            <w:pStyle w:val="TJ3"/>
+            <w:tabs>
+              <w:tab w:val="right" w:leader="dot" w:pos="9062"/>
+            </w:tabs>
+            <w:rPr>
+              <w:rFonts w:asciiTheme="minorHAnsi" w:eastAsiaTheme="minorEastAsia" w:hAnsiTheme="minorHAnsi"/>
+              <w:noProof/>
+              <w:szCs w:val="24"/>
+              <w:lang w:eastAsia="hu-HU"/>
+            </w:rPr>
+          </w:pPr>
+          <w:hyperlink w:anchor="_Toc218308101" w:history="1">
+            <w:r>
+              <w:rPr>
+                <w:rStyle w:val="Hiperhivatkozs"/>
+                <w:noProof/>
+              </w:rPr>
+              <w:t>Pozitív szám típus (Positive)</w:t>
+            </w:r>
+            <w:r>
+              <w:rPr>
+                <w:noProof/>
+                <w:webHidden/>
+              </w:rPr>
+              <w:tab/>
+            </w:r>
+            <w:r>
+              <w:rPr>
+                <w:noProof/>
+                <w:webHidden/>
+              </w:rPr>
+              <w:fldChar w:fldCharType="begin"/>
+            </w:r>
+            <w:r>
+              <w:rPr>
+                <w:noProof/>
+                <w:webHidden/>
+              </w:rPr>
+              <w:instrText xml:space="preserve"> PAGEREF _Toc218308101 \h </w:instrText>
+            </w:r>
+            <w:r>
+              <w:rPr>
+                <w:noProof/>
+                <w:webHidden/>
+              </w:rPr>
+            </w:r>
+            <w:r>
+              <w:rPr>
+                <w:noProof/>
+                <w:webHidden/>
+              </w:rPr>
+              <w:fldChar w:fldCharType="separate"/>
+            </w:r>
+            <w:r>
+              <w:rPr>
+                <w:noProof/>
+                <w:webHidden/>
+              </w:rPr>
+              <w:t>8</w:t>
+            </w:r>
+            <w:r>
+              <w:rPr>
+                <w:noProof/>
+                <w:webHidden/>
+              </w:rPr>
+              <w:fldChar w:fldCharType="end"/>
+            </w:r>
+          </w:hyperlink>
+        </w:p>
+        <w:p>
+          <w:pPr>
+            <w:pStyle w:val="TJ3"/>
+            <w:tabs>
+              <w:tab w:val="right" w:leader="dot" w:pos="9062"/>
+            </w:tabs>
+            <w:rPr>
+              <w:rFonts w:asciiTheme="minorHAnsi" w:eastAsiaTheme="minorEastAsia" w:hAnsiTheme="minorHAnsi"/>
+              <w:noProof/>
+              <w:szCs w:val="24"/>
+              <w:lang w:eastAsia="hu-HU"/>
+            </w:rPr>
+          </w:pPr>
+          <w:hyperlink w:anchor="_Toc218308102" w:history="1">
+            <w:r>
+              <w:rPr>
+                <w:rStyle w:val="Hiperhivatkozs"/>
+                <w:noProof/>
+              </w:rPr>
+              <w:t>Valós szám típus (Writable)</w:t>
+            </w:r>
+            <w:r>
+              <w:rPr>
+                <w:noProof/>
+                <w:webHidden/>
+              </w:rPr>
+              <w:tab/>
+            </w:r>
+            <w:r>
+              <w:rPr>
+                <w:noProof/>
+                <w:webHidden/>
+              </w:rPr>
+              <w:fldChar w:fldCharType="begin"/>
+            </w:r>
+            <w:r>
+              <w:rPr>
+                <w:noProof/>
+                <w:webHidden/>
+              </w:rPr>
+              <w:instrText xml:space="preserve"> PAGEREF _Toc218308102 \h </w:instrText>
+            </w:r>
+            <w:r>
+              <w:rPr>
+                <w:noProof/>
+                <w:webHidden/>
+              </w:rPr>
+            </w:r>
+            <w:r>
+              <w:rPr>
+                <w:noProof/>
+                <w:webHidden/>
+              </w:rPr>
+              <w:fldChar w:fldCharType="separate"/>
+            </w:r>
+            <w:r>
+              <w:rPr>
+                <w:noProof/>
+                <w:webHidden/>
+              </w:rPr>
+              <w:t>8</w:t>
+            </w:r>
+            <w:r>
+              <w:rPr>
+                <w:noProof/>
+                <w:webHidden/>
+              </w:rPr>
+              <w:fldChar w:fldCharType="end"/>
+            </w:r>
+          </w:hyperlink>
+        </w:p>
+        <w:p>
+          <w:pPr>
+            <w:pStyle w:val="TJ3"/>
+            <w:tabs>
+              <w:tab w:val="right" w:leader="dot" w:pos="9062"/>
+            </w:tabs>
+            <w:rPr>
+              <w:rFonts w:asciiTheme="minorHAnsi" w:eastAsiaTheme="minorEastAsia" w:hAnsiTheme="minorHAnsi"/>
+              <w:noProof/>
+              <w:szCs w:val="24"/>
+              <w:lang w:eastAsia="hu-HU"/>
+            </w:rPr>
+          </w:pPr>
+          <w:hyperlink w:anchor="_Toc218308103" w:history="1">
+            <w:r>
+              <w:rPr>
+                <w:rStyle w:val="Hiperhivatkozs"/>
+                <w:noProof/>
+              </w:rPr>
+              <w:t>Racionális szám típus (Rational)</w:t>
+            </w:r>
+            <w:r>
+              <w:rPr>
+                <w:noProof/>
+                <w:webHidden/>
+              </w:rPr>
+              <w:tab/>
+            </w:r>
+            <w:r>
+              <w:rPr>
+                <w:noProof/>
+                <w:webHidden/>
+              </w:rPr>
+              <w:fldChar w:fldCharType="begin"/>
+            </w:r>
+            <w:r>
+              <w:rPr>
+                <w:noProof/>
+                <w:webHidden/>
+              </w:rPr>
+              <w:instrText xml:space="preserve"> PAGEREF _Toc218308103 \h </w:instrText>
+            </w:r>
+            <w:r>
+              <w:rPr>
+                <w:noProof/>
+                <w:webHidden/>
+              </w:rPr>
+            </w:r>
+            <w:r>
+              <w:rPr>
+                <w:noProof/>
+                <w:webHidden/>
+              </w:rPr>
+              <w:fldChar w:fldCharType="separate"/>
+            </w:r>
+            <w:r>
+              <w:rPr>
+                <w:noProof/>
+                <w:webHidden/>
+              </w:rPr>
+              <w:t>8</w:t>
+            </w:r>
+            <w:r>
+              <w:rPr>
+                <w:noProof/>
+                <w:webHidden/>
+              </w:rPr>
+              <w:fldChar w:fldCharType="end"/>
+            </w:r>
+          </w:hyperlink>
+        </w:p>
+        <w:p>
+          <w:pPr>
+            <w:pStyle w:val="TJ2"/>
+            <w:tabs>
+              <w:tab w:val="right" w:leader="dot" w:pos="9062"/>
+            </w:tabs>
+            <w:rPr>
+              <w:rFonts w:asciiTheme="minorHAnsi" w:eastAsiaTheme="minorEastAsia" w:hAnsiTheme="minorHAnsi"/>
+              <w:noProof/>
+              <w:szCs w:val="24"/>
+              <w:lang w:eastAsia="hu-HU"/>
+            </w:rPr>
+          </w:pPr>
+          <w:hyperlink w:anchor="_Toc218308104" w:history="1">
+            <w:r>
+              <w:rPr>
+                <w:rStyle w:val="Hiperhivatkozs"/>
+                <w:noProof/>
+              </w:rPr>
+              <w:t>Számológép megvalósítása</w:t>
+            </w:r>
+            <w:r>
+              <w:rPr>
+                <w:noProof/>
+                <w:webHidden/>
+              </w:rPr>
+              <w:tab/>
+            </w:r>
+            <w:r>
+              <w:rPr>
+                <w:noProof/>
+                <w:webHidden/>
+              </w:rPr>
+              <w:fldChar w:fldCharType="begin"/>
+            </w:r>
+            <w:r>
+              <w:rPr>
+                <w:noProof/>
+                <w:webHidden/>
+              </w:rPr>
+              <w:instrText xml:space="preserve"> PAGEREF _Toc218308104 \h </w:instrText>
+            </w:r>
+            <w:r>
+              <w:rPr>
+                <w:noProof/>
+                <w:webHidden/>
+              </w:rPr>
+            </w:r>
+            <w:r>
+              <w:rPr>
+                <w:noProof/>
+                <w:webHidden/>
+              </w:rPr>
+              <w:fldChar w:fldCharType="separate"/>
+            </w:r>
+            <w:r>
+              <w:rPr>
+                <w:noProof/>
+                <w:webHidden/>
+              </w:rPr>
+              <w:t>8</w:t>
+            </w:r>
+            <w:r>
+              <w:rPr>
+                <w:noProof/>
+                <w:webHidden/>
+              </w:rPr>
+              <w:fldChar w:fldCharType="end"/>
+            </w:r>
+          </w:hyperlink>
+        </w:p>
+        <w:p>
+          <w:pPr>
+            <w:pStyle w:val="TJ3"/>
+            <w:tabs>
+              <w:tab w:val="right" w:leader="dot" w:pos="9062"/>
+            </w:tabs>
+            <w:rPr>
+              <w:rFonts w:asciiTheme="minorHAnsi" w:eastAsiaTheme="minorEastAsia" w:hAnsiTheme="minorHAnsi"/>
+              <w:noProof/>
+              <w:szCs w:val="24"/>
+              <w:lang w:eastAsia="hu-HU"/>
+            </w:rPr>
+          </w:pPr>
+          <w:hyperlink w:anchor="_Toc218308105" w:history="1">
+            <w:r>
+              <w:rPr>
+                <w:rStyle w:val="Hiperhivatkozs"/>
+                <w:noProof/>
+              </w:rPr>
+              <w:t>Parser</w:t>
+            </w:r>
+            <w:r>
+              <w:rPr>
+                <w:noProof/>
+                <w:webHidden/>
+              </w:rPr>
+              <w:tab/>
+            </w:r>
+            <w:r>
+              <w:rPr>
+                <w:noProof/>
+                <w:webHidden/>
+              </w:rPr>
+              <w:fldChar w:fldCharType="begin"/>
+            </w:r>
+            <w:r>
+              <w:rPr>
+                <w:noProof/>
+                <w:webHidden/>
+              </w:rPr>
+              <w:instrText xml:space="preserve"> PAGEREF _Toc218308105 \h </w:instrText>
+            </w:r>
+            <w:r>
+              <w:rPr>
+                <w:noProof/>
+                <w:webHidden/>
+              </w:rPr>
+            </w:r>
+            <w:r>
+              <w:rPr>
+                <w:noProof/>
+                <w:webHidden/>
+              </w:rPr>
+              <w:fldChar w:fldCharType="separate"/>
+            </w:r>
+            <w:r>
+              <w:rPr>
+                <w:noProof/>
+                <w:webHidden/>
+              </w:rPr>
+              <w:t>8</w:t>
+            </w:r>
+            <w:r>
+              <w:rPr>
+                <w:noProof/>
+                <w:webHidden/>
+              </w:rPr>
+              <w:fldChar w:fldCharType="end"/>
+            </w:r>
+          </w:hyperlink>
+        </w:p>
+        <w:p>
+          <w:pPr>
+            <w:pStyle w:val="TJ3"/>
+            <w:tabs>
+              <w:tab w:val="right" w:leader="dot" w:pos="9062"/>
+            </w:tabs>
+            <w:rPr>
+              <w:rFonts w:asciiTheme="minorHAnsi" w:eastAsiaTheme="minorEastAsia" w:hAnsiTheme="minorHAnsi"/>
+              <w:noProof/>
+              <w:szCs w:val="24"/>
+              <w:lang w:eastAsia="hu-HU"/>
+            </w:rPr>
+          </w:pPr>
+          <w:hyperlink w:anchor="_Toc218308106" w:history="1">
+            <w:r>
+              <w:rPr>
+                <w:rStyle w:val="Hiperhivatkozs"/>
+                <w:noProof/>
+              </w:rPr>
+              <w:t>Általános számológép (Standard)</w:t>
+            </w:r>
+            <w:r>
+              <w:rPr>
+                <w:noProof/>
+                <w:webHidden/>
+              </w:rPr>
+              <w:tab/>
+            </w:r>
+            <w:r>
+              <w:rPr>
+                <w:noProof/>
+                <w:webHidden/>
+              </w:rPr>
+              <w:fldChar w:fldCharType="begin"/>
+            </w:r>
+            <w:r>
+              <w:rPr>
+                <w:noProof/>
+                <w:webHidden/>
+              </w:rPr>
+              <w:instrText xml:space="preserve"> PAGEREF _Toc218308106 \h </w:instrText>
+            </w:r>
+            <w:r>
+              <w:rPr>
+                <w:noProof/>
+                <w:webHidden/>
+              </w:rPr>
+            </w:r>
+            <w:r>
+              <w:rPr>
+                <w:noProof/>
+                <w:webHidden/>
+              </w:rPr>
+              <w:fldChar w:fldCharType="separate"/>
+            </w:r>
+            <w:r>
+              <w:rPr>
+                <w:noProof/>
+                <w:webHidden/>
+              </w:rPr>
+              <w:t>8</w:t>
+            </w:r>
+            <w:r>
+              <w:rPr>
+                <w:noProof/>
+                <w:webHidden/>
+              </w:rPr>
+              <w:fldChar w:fldCharType="end"/>
+            </w:r>
+          </w:hyperlink>
+        </w:p>
+        <w:p>
+          <w:pPr>
+            <w:pStyle w:val="TJ3"/>
+            <w:tabs>
+              <w:tab w:val="right" w:leader="dot" w:pos="9062"/>
+            </w:tabs>
+            <w:rPr>
+              <w:rFonts w:asciiTheme="minorHAnsi" w:eastAsiaTheme="minorEastAsia" w:hAnsiTheme="minorHAnsi"/>
+              <w:noProof/>
+              <w:szCs w:val="24"/>
+              <w:lang w:eastAsia="hu-HU"/>
+            </w:rPr>
+          </w:pPr>
+          <w:hyperlink w:anchor="_Toc218308107" w:history="1">
+            <w:r>
+              <w:rPr>
+                <w:rStyle w:val="Hiperhivatkozs"/>
+                <w:noProof/>
+              </w:rPr>
+              <w:t>Euklideszi tér számológép (EuclideanSpace)</w:t>
+            </w:r>
+            <w:r>
+              <w:rPr>
+                <w:noProof/>
+                <w:webHidden/>
+              </w:rPr>
+              <w:tab/>
+            </w:r>
+            <w:r>
+              <w:rPr>
+                <w:noProof/>
+                <w:webHidden/>
+              </w:rPr>
+              <w:fldChar w:fldCharType="begin"/>
+            </w:r>
+            <w:r>
+              <w:rPr>
+                <w:noProof/>
+                <w:webHidden/>
+              </w:rPr>
+              <w:instrText xml:space="preserve"> PAGEREF _Toc218308107 \h </w:instrText>
+            </w:r>
+            <w:r>
+              <w:rPr>
+                <w:noProof/>
+                <w:webHidden/>
+              </w:rPr>
+            </w:r>
+            <w:r>
+              <w:rPr>
+                <w:noProof/>
+                <w:webHidden/>
+              </w:rPr>
+              <w:fldChar w:fldCharType="separate"/>
+            </w:r>
+            <w:r>
+              <w:rPr>
+                <w:noProof/>
+                <w:webHidden/>
+              </w:rPr>
+              <w:t>8</w:t>
+            </w:r>
+            <w:r>
+              <w:rPr>
+                <w:noProof/>
+                <w:webHidden/>
+              </w:rPr>
+              <w:fldChar w:fldCharType="end"/>
+            </w:r>
+          </w:hyperlink>
+        </w:p>
+        <w:p>
+          <w:pPr>
+            <w:pStyle w:val="TJ3"/>
+            <w:tabs>
+              <w:tab w:val="right" w:leader="dot" w:pos="9062"/>
+            </w:tabs>
+            <w:rPr>
+              <w:rFonts w:asciiTheme="minorHAnsi" w:eastAsiaTheme="minorEastAsia" w:hAnsiTheme="minorHAnsi"/>
+              <w:noProof/>
+              <w:szCs w:val="24"/>
+              <w:lang w:eastAsia="hu-HU"/>
+            </w:rPr>
+          </w:pPr>
+          <w:hyperlink w:anchor="_Toc218308108" w:history="1">
+            <w:r>
+              <w:rPr>
+                <w:rStyle w:val="Hiperhivatkozs"/>
+                <w:noProof/>
+              </w:rPr>
+              <w:t>Polinom számológép (Polynomials)</w:t>
+            </w:r>
+            <w:r>
+              <w:rPr>
+                <w:noProof/>
+                <w:webHidden/>
+              </w:rPr>
+              <w:tab/>
+            </w:r>
+            <w:r>
+              <w:rPr>
+                <w:noProof/>
+                <w:webHidden/>
+              </w:rPr>
+              <w:fldChar w:fldCharType="begin"/>
+            </w:r>
+            <w:r>
+              <w:rPr>
+                <w:noProof/>
+                <w:webHidden/>
+              </w:rPr>
+              <w:instrText xml:space="preserve"> PAGEREF _Toc218308108 \h </w:instrText>
+            </w:r>
+            <w:r>
+              <w:rPr>
+                <w:noProof/>
+                <w:webHidden/>
+              </w:rPr>
+            </w:r>
+            <w:r>
+              <w:rPr>
+                <w:noProof/>
+                <w:webHidden/>
+              </w:rPr>
+              <w:fldChar w:fldCharType="separate"/>
+            </w:r>
+            <w:r>
+              <w:rPr>
+                <w:noProof/>
+                <w:webHidden/>
+              </w:rPr>
+              <w:t>8</w:t>
+            </w:r>
+            <w:r>
+              <w:rPr>
+                <w:noProof/>
+                <w:webHidden/>
+              </w:rPr>
+              <w:fldChar w:fldCharType="end"/>
+            </w:r>
+          </w:hyperlink>
+        </w:p>
+        <w:p>
+          <w:pPr>
+            <w:pStyle w:val="TJ3"/>
+            <w:tabs>
+              <w:tab w:val="right" w:leader="dot" w:pos="9062"/>
+            </w:tabs>
+            <w:rPr>
+              <w:rFonts w:asciiTheme="minorHAnsi" w:eastAsiaTheme="minorEastAsia" w:hAnsiTheme="minorHAnsi"/>
+              <w:noProof/>
+              <w:szCs w:val="24"/>
+              <w:lang w:eastAsia="hu-HU"/>
+            </w:rPr>
+          </w:pPr>
+          <w:hyperlink w:anchor="_Toc218308109" w:history="1">
+            <w:r>
+              <w:rPr>
+                <w:rStyle w:val="Hiperhivatkozs"/>
+                <w:noProof/>
+              </w:rPr>
+              <w:t>Integrálközelítés számológép (Integral)</w:t>
+            </w:r>
+            <w:r>
+              <w:rPr>
+                <w:noProof/>
+                <w:webHidden/>
+              </w:rPr>
+              <w:tab/>
+            </w:r>
+            <w:r>
+              <w:rPr>
+                <w:noProof/>
+                <w:webHidden/>
+              </w:rPr>
+              <w:fldChar w:fldCharType="begin"/>
+            </w:r>
+            <w:r>
+              <w:rPr>
+                <w:noProof/>
+                <w:webHidden/>
+              </w:rPr>
+              <w:instrText xml:space="preserve"> PAGEREF _Toc218308109 \h </w:instrText>
+            </w:r>
+            <w:r>
+              <w:rPr>
+                <w:noProof/>
+                <w:webHidden/>
+              </w:rPr>
+            </w:r>
+            <w:r>
+              <w:rPr>
+                <w:noProof/>
+                <w:webHidden/>
+              </w:rPr>
+              <w:fldChar w:fldCharType="separate"/>
+            </w:r>
+            <w:r>
+              <w:rPr>
+                <w:noProof/>
+                <w:webHidden/>
+              </w:rPr>
+              <w:t>8</w:t>
+            </w:r>
+            <w:r>
+              <w:rPr>
+                <w:noProof/>
+                <w:webHidden/>
+              </w:rPr>
+              <w:fldChar w:fldCharType="end"/>
+            </w:r>
+          </w:hyperlink>
+        </w:p>
+        <w:p>
+          <w:pPr>
+            <w:pStyle w:val="TJ2"/>
+            <w:tabs>
+              <w:tab w:val="right" w:leader="dot" w:pos="9062"/>
+            </w:tabs>
+            <w:rPr>
+              <w:rFonts w:asciiTheme="minorHAnsi" w:eastAsiaTheme="minorEastAsia" w:hAnsiTheme="minorHAnsi"/>
+              <w:noProof/>
+              <w:szCs w:val="24"/>
+              <w:lang w:eastAsia="hu-HU"/>
+            </w:rPr>
+          </w:pPr>
+          <w:hyperlink w:anchor="_Toc218308110" w:history="1">
+            <w:r>
+              <w:rPr>
+                <w:rStyle w:val="Hiperhivatkozs"/>
+                <w:noProof/>
+              </w:rPr>
+              <w:t>Vizuális számológép megvalósítása</w:t>
+            </w:r>
+            <w:r>
+              <w:rPr>
+                <w:noProof/>
+                <w:webHidden/>
+              </w:rPr>
+              <w:tab/>
+            </w:r>
+            <w:r>
+              <w:rPr>
+                <w:noProof/>
+                <w:webHidden/>
+              </w:rPr>
+              <w:fldChar w:fldCharType="begin"/>
+            </w:r>
+            <w:r>
+              <w:rPr>
+                <w:noProof/>
+                <w:webHidden/>
+              </w:rPr>
+              <w:instrText xml:space="preserve"> PAGEREF _Toc218308110 \h </w:instrText>
+            </w:r>
+            <w:r>
+              <w:rPr>
+                <w:noProof/>
+                <w:webHidden/>
+              </w:rPr>
+            </w:r>
+            <w:r>
+              <w:rPr>
+                <w:noProof/>
+                <w:webHidden/>
+              </w:rPr>
+              <w:fldChar w:fldCharType="separate"/>
+            </w:r>
+            <w:r>
+              <w:rPr>
+                <w:noProof/>
+                <w:webHidden/>
+              </w:rPr>
+              <w:t>8</w:t>
+            </w:r>
+            <w:r>
+              <w:rPr>
+                <w:noProof/>
+                <w:webHidden/>
+              </w:rPr>
+              <w:fldChar w:fldCharType="end"/>
+            </w:r>
+          </w:hyperlink>
+        </w:p>
+        <w:p>
+          <w:pPr>
+            <w:pStyle w:val="TJ3"/>
+            <w:tabs>
+              <w:tab w:val="right" w:leader="dot" w:pos="9062"/>
+            </w:tabs>
+            <w:rPr>
+              <w:rFonts w:asciiTheme="minorHAnsi" w:eastAsiaTheme="minorEastAsia" w:hAnsiTheme="minorHAnsi"/>
+              <w:noProof/>
+              <w:szCs w:val="24"/>
+              <w:lang w:eastAsia="hu-HU"/>
+            </w:rPr>
+          </w:pPr>
+          <w:hyperlink w:anchor="_Toc218308111" w:history="1">
+            <w:r>
+              <w:rPr>
+                <w:rStyle w:val="Hiperhivatkozs"/>
+                <w:noProof/>
+              </w:rPr>
+              <w:t>Funkciók</w:t>
+            </w:r>
+            <w:r>
+              <w:rPr>
+                <w:noProof/>
+                <w:webHidden/>
+              </w:rPr>
+              <w:tab/>
+            </w:r>
+            <w:r>
+              <w:rPr>
+                <w:noProof/>
+                <w:webHidden/>
+              </w:rPr>
+              <w:fldChar w:fldCharType="begin"/>
+            </w:r>
+            <w:r>
+              <w:rPr>
+                <w:noProof/>
+                <w:webHidden/>
+              </w:rPr>
+              <w:instrText xml:space="preserve"> PAGEREF _Toc218308111 \h </w:instrText>
+            </w:r>
+            <w:r>
+              <w:rPr>
+                <w:noProof/>
+                <w:webHidden/>
+              </w:rPr>
+            </w:r>
+            <w:r>
+              <w:rPr>
+                <w:noProof/>
+                <w:webHidden/>
+              </w:rPr>
+              <w:fldChar w:fldCharType="separate"/>
+            </w:r>
+            <w:r>
+              <w:rPr>
+                <w:noProof/>
+                <w:webHidden/>
+              </w:rPr>
+              <w:t>8</w:t>
+            </w:r>
+            <w:r>
+              <w:rPr>
+                <w:noProof/>
+                <w:webHidden/>
+              </w:rPr>
+              <w:fldChar w:fldCharType="end"/>
+            </w:r>
+          </w:hyperlink>
+        </w:p>
+        <w:p>
+          <w:pPr>
+            <w:pStyle w:val="TJ2"/>
+            <w:tabs>
+              <w:tab w:val="right" w:leader="dot" w:pos="9062"/>
+            </w:tabs>
+            <w:rPr>
+              <w:rFonts w:asciiTheme="minorHAnsi" w:eastAsiaTheme="minorEastAsia" w:hAnsiTheme="minorHAnsi"/>
+              <w:noProof/>
+              <w:szCs w:val="24"/>
+              <w:lang w:eastAsia="hu-HU"/>
+            </w:rPr>
+          </w:pPr>
+          <w:hyperlink w:anchor="_Toc218308112" w:history="1">
+            <w:r>
+              <w:rPr>
+                <w:rStyle w:val="Hiperhivatkozs"/>
+                <w:noProof/>
+              </w:rPr>
+              <w:t>Jövőbeli fejlesztések</w:t>
+            </w:r>
+            <w:r>
+              <w:rPr>
+                <w:noProof/>
+                <w:webHidden/>
+              </w:rPr>
+              <w:tab/>
+            </w:r>
+            <w:r>
+              <w:rPr>
+                <w:noProof/>
+                <w:webHidden/>
+              </w:rPr>
+              <w:fldChar w:fldCharType="begin"/>
+            </w:r>
+            <w:r>
+              <w:rPr>
+                <w:noProof/>
+                <w:webHidden/>
+              </w:rPr>
+              <w:instrText xml:space="preserve"> PAGEREF _Toc218308112 \h </w:instrText>
+            </w:r>
+            <w:r>
+              <w:rPr>
+                <w:noProof/>
+                <w:webHidden/>
+              </w:rPr>
+            </w:r>
+            <w:r>
+              <w:rPr>
+                <w:noProof/>
+                <w:webHidden/>
+              </w:rPr>
+              <w:fldChar w:fldCharType="separate"/>
+            </w:r>
+            <w:r>
+              <w:rPr>
+                <w:noProof/>
+                <w:webHidden/>
+              </w:rPr>
+              <w:t>8</w:t>
+            </w:r>
+            <w:r>
+              <w:rPr>
+                <w:noProof/>
+                <w:webHidden/>
+              </w:rPr>
+              <w:fldChar w:fldCharType="end"/>
+            </w:r>
+          </w:hyperlink>
+        </w:p>
+        <w:p>
+          <w:pPr>
+            <w:pStyle w:val="TJ3"/>
+            <w:tabs>
+              <w:tab w:val="right" w:leader="dot" w:pos="9062"/>
+            </w:tabs>
+            <w:rPr>
+              <w:rFonts w:asciiTheme="minorHAnsi" w:eastAsiaTheme="minorEastAsia" w:hAnsiTheme="minorHAnsi"/>
+              <w:noProof/>
+              <w:szCs w:val="24"/>
+              <w:lang w:eastAsia="hu-HU"/>
+            </w:rPr>
+          </w:pPr>
+          <w:hyperlink w:anchor="_Toc218308113" w:history="1">
+            <w:r>
+              <w:rPr>
+                <w:rStyle w:val="Hiperhivatkozs"/>
+                <w:noProof/>
+              </w:rPr>
+              <w:t>Teljesítményt növelő fejlesztések</w:t>
+            </w:r>
+            <w:r>
+              <w:rPr>
+                <w:noProof/>
+                <w:webHidden/>
+              </w:rPr>
+              <w:tab/>
+            </w:r>
+            <w:r>
+              <w:rPr>
+                <w:noProof/>
+                <w:webHidden/>
+              </w:rPr>
+              <w:fldChar w:fldCharType="begin"/>
+            </w:r>
+            <w:r>
+              <w:rPr>
+                <w:noProof/>
+                <w:webHidden/>
+              </w:rPr>
+              <w:instrText xml:space="preserve"> PAGEREF _Toc218308113 \h </w:instrText>
+            </w:r>
+            <w:r>
+              <w:rPr>
+                <w:noProof/>
+                <w:webHidden/>
+              </w:rPr>
+            </w:r>
+            <w:r>
+              <w:rPr>
+                <w:noProof/>
+                <w:webHidden/>
+              </w:rPr>
+              <w:fldChar w:fldCharType="separate"/>
+            </w:r>
+            <w:r>
+              <w:rPr>
+                <w:noProof/>
+                <w:webHidden/>
+              </w:rPr>
+              <w:t>8</w:t>
+            </w:r>
+            <w:r>
+              <w:rPr>
+                <w:noProof/>
+                <w:webHidden/>
+              </w:rPr>
+              <w:fldChar w:fldCharType="end"/>
+            </w:r>
+          </w:hyperlink>
+        </w:p>
+        <w:p>
+          <w:pPr>
+            <w:pStyle w:val="TJ3"/>
+            <w:tabs>
+              <w:tab w:val="right" w:leader="dot" w:pos="9062"/>
+            </w:tabs>
+            <w:rPr>
+              <w:rFonts w:asciiTheme="minorHAnsi" w:eastAsiaTheme="minorEastAsia" w:hAnsiTheme="minorHAnsi"/>
+              <w:noProof/>
+              <w:szCs w:val="24"/>
+              <w:lang w:eastAsia="hu-HU"/>
+            </w:rPr>
+          </w:pPr>
+          <w:hyperlink w:anchor="_Toc218308114" w:history="1">
+            <w:r>
+              <w:rPr>
+                <w:rStyle w:val="Hiperhivatkozs"/>
+                <w:noProof/>
+              </w:rPr>
+              <w:t>Bővítmények</w:t>
+            </w:r>
+            <w:r>
+              <w:rPr>
+                <w:noProof/>
+                <w:webHidden/>
+              </w:rPr>
+              <w:tab/>
+            </w:r>
+            <w:r>
+              <w:rPr>
+                <w:noProof/>
+                <w:webHidden/>
+              </w:rPr>
+              <w:fldChar w:fldCharType="begin"/>
+            </w:r>
+            <w:r>
+              <w:rPr>
+                <w:noProof/>
+                <w:webHidden/>
+              </w:rPr>
+              <w:instrText xml:space="preserve"> PAGEREF _Toc218308114 \h </w:instrText>
+            </w:r>
+            <w:r>
+              <w:rPr>
+                <w:noProof/>
+                <w:webHidden/>
+              </w:rPr>
+            </w:r>
+            <w:r>
+              <w:rPr>
+                <w:noProof/>
+                <w:webHidden/>
+              </w:rPr>
+              <w:fldChar w:fldCharType="separate"/>
+            </w:r>
+            <w:r>
+              <w:rPr>
+                <w:noProof/>
+                <w:webHidden/>
+              </w:rPr>
+              <w:t>8</w:t>
+            </w:r>
+            <w:r>
+              <w:rPr>
+                <w:noProof/>
+                <w:webHidden/>
+              </w:rPr>
+              <w:fldChar w:fldCharType="end"/>
+            </w:r>
+          </w:hyperlink>
+        </w:p>
+        <w:p>
+          <w:pPr>
+            <w:pStyle w:val="TJ3"/>
+            <w:tabs>
+              <w:tab w:val="right" w:leader="dot" w:pos="9062"/>
+            </w:tabs>
+            <w:rPr>
+              <w:rFonts w:asciiTheme="minorHAnsi" w:eastAsiaTheme="minorEastAsia" w:hAnsiTheme="minorHAnsi"/>
+              <w:noProof/>
+              <w:szCs w:val="24"/>
+              <w:lang w:eastAsia="hu-HU"/>
+            </w:rPr>
+          </w:pPr>
+          <w:hyperlink w:anchor="_Toc218308115" w:history="1">
+            <w:r>
+              <w:rPr>
+                <w:rStyle w:val="Hiperhivatkozs"/>
+                <w:noProof/>
+              </w:rPr>
+              <w:t>Más nyelvekre kiterjesztés</w:t>
+            </w:r>
+            <w:r>
+              <w:rPr>
+                <w:noProof/>
+                <w:webHidden/>
+              </w:rPr>
+              <w:tab/>
+            </w:r>
+            <w:r>
+              <w:rPr>
+                <w:noProof/>
+                <w:webHidden/>
+              </w:rPr>
+              <w:fldChar w:fldCharType="begin"/>
+            </w:r>
+            <w:r>
+              <w:rPr>
+                <w:noProof/>
+                <w:webHidden/>
+              </w:rPr>
+              <w:instrText xml:space="preserve"> PAGEREF _Toc218308115 \h </w:instrText>
+            </w:r>
+            <w:r>
+              <w:rPr>
+                <w:noProof/>
+                <w:webHidden/>
+              </w:rPr>
+            </w:r>
+            <w:r>
+              <w:rPr>
+                <w:noProof/>
+                <w:webHidden/>
+              </w:rPr>
+              <w:fldChar w:fldCharType="separate"/>
+            </w:r>
+            <w:r>
+              <w:rPr>
+                <w:noProof/>
+                <w:webHidden/>
+              </w:rPr>
+              <w:t>8</w:t>
+            </w:r>
+            <w:r>
+              <w:rPr>
+                <w:noProof/>
+                <w:webHidden/>
+              </w:rPr>
+              <w:fldChar w:fldCharType="end"/>
+            </w:r>
+          </w:hyperlink>
+        </w:p>
+        <w:p>
+          <w:pPr>
+            <w:pStyle w:val="TJ2"/>
+            <w:tabs>
+              <w:tab w:val="right" w:leader="dot" w:pos="9062"/>
+            </w:tabs>
+            <w:rPr>
+              <w:rFonts w:asciiTheme="minorHAnsi" w:eastAsiaTheme="minorEastAsia" w:hAnsiTheme="minorHAnsi"/>
+              <w:noProof/>
+              <w:szCs w:val="24"/>
+              <w:lang w:eastAsia="hu-HU"/>
+            </w:rPr>
+          </w:pPr>
+          <w:hyperlink w:anchor="_Toc218308116" w:history="1">
+            <w:r>
+              <w:rPr>
+                <w:rStyle w:val="Hiperhivatkozs"/>
+                <w:noProof/>
+              </w:rPr>
+              <w:t>Köszönetnyilvánítás</w:t>
+            </w:r>
+            <w:r>
+              <w:rPr>
+                <w:noProof/>
+                <w:webHidden/>
+              </w:rPr>
+              <w:tab/>
+            </w:r>
+            <w:r>
+              <w:rPr>
+                <w:noProof/>
+                <w:webHidden/>
+              </w:rPr>
+              <w:fldChar w:fldCharType="begin"/>
+            </w:r>
+            <w:r>
+              <w:rPr>
+                <w:noProof/>
+                <w:webHidden/>
+              </w:rPr>
+              <w:instrText xml:space="preserve"> PAGEREF _Toc218308116 \h </w:instrText>
+            </w:r>
+            <w:r>
+              <w:rPr>
+                <w:noProof/>
+                <w:webHidden/>
+              </w:rPr>
+            </w:r>
+            <w:r>
+              <w:rPr>
+                <w:noProof/>
+                <w:webHidden/>
+              </w:rPr>
+              <w:fldChar w:fldCharType="separate"/>
+            </w:r>
+            <w:r>
+              <w:rPr>
+                <w:noProof/>
+                <w:webHidden/>
+              </w:rPr>
+              <w:t>8</w:t>
             </w:r>
             <w:r>
               <w:rPr>
@@ -859,7 +2294,7 @@
       <w:pPr>
         <w:pStyle w:val="Cmsor1"/>
       </w:pPr>
-      <w:bookmarkStart w:id="1" w:name="_Toc218287242"/>
+      <w:bookmarkStart w:id="1" w:name="_Toc218308089"/>
       <w:r>
         <w:lastRenderedPageBreak/>
         <w:t>Bevezető</w:t>
@@ -966,7 +2401,7 @@
       <w:pPr>
         <w:pStyle w:val="Cmsor1"/>
       </w:pPr>
-      <w:bookmarkStart w:id="2" w:name="_Toc218287243"/>
+      <w:bookmarkStart w:id="2" w:name="_Toc218308090"/>
       <w:r>
         <w:lastRenderedPageBreak/>
         <w:t>Probléma felvetés</w:t>
@@ -977,7 +2412,7 @@
       <w:pPr>
         <w:pStyle w:val="Cmsor2"/>
       </w:pPr>
-      <w:bookmarkStart w:id="3" w:name="_Toc218287244"/>
+      <w:bookmarkStart w:id="3" w:name="_Toc218308091"/>
       <w:r>
         <w:t>Bináris számrendszer</w:t>
       </w:r>
@@ -988,10 +2423,7 @@
         <w:t>M</w:t>
       </w:r>
       <w:r>
-        <w:t xml:space="preserve">ielőtt </w:t>
-      </w:r>
-      <w:r>
-        <w:t>m</w:t>
+        <w:t>ielőtt m</w:t>
       </w:r>
       <w:r>
         <w:t>ég binárisba váltanánk, vegyük figyelembe, hogyan is épül fel a decimális,</w:t>
@@ -1023,14 +2455,110 @@
             <w:rPr>
               <w:rFonts w:ascii="Cambria Math" w:hAnsi="Cambria Math"/>
             </w:rPr>
-            <m:t>123=1×10^2+2×10^1+3×10^0</m:t>
+            <m:t>123=1×</m:t>
           </m:r>
+          <m:sSup>
+            <m:sSupPr>
+              <m:ctrlPr>
+                <w:rPr>
+                  <w:rFonts w:ascii="Cambria Math" w:hAnsi="Cambria Math"/>
+                  <w:i/>
+                </w:rPr>
+              </m:ctrlPr>
+            </m:sSupPr>
+            <m:e>
+              <m:r>
+                <w:rPr>
+                  <w:rFonts w:ascii="Cambria Math" w:hAnsi="Cambria Math"/>
+                </w:rPr>
+                <m:t>10</m:t>
+              </m:r>
+            </m:e>
+            <m:sup>
+              <m:r>
+                <w:rPr>
+                  <w:rFonts w:ascii="Cambria Math" w:hAnsi="Cambria Math"/>
+                </w:rPr>
+                <m:t>2</m:t>
+              </m:r>
+            </m:sup>
+          </m:sSup>
+          <m:r>
+            <w:rPr>
+              <w:rFonts w:ascii="Cambria Math" w:hAnsi="Cambria Math"/>
+            </w:rPr>
+            <m:t>+2×</m:t>
+          </m:r>
+          <m:sSup>
+            <m:sSupPr>
+              <m:ctrlPr>
+                <w:rPr>
+                  <w:rFonts w:ascii="Cambria Math" w:hAnsi="Cambria Math"/>
+                  <w:i/>
+                </w:rPr>
+              </m:ctrlPr>
+            </m:sSupPr>
+            <m:e>
+              <m:r>
+                <w:rPr>
+                  <w:rFonts w:ascii="Cambria Math" w:hAnsi="Cambria Math"/>
+                </w:rPr>
+                <m:t>10</m:t>
+              </m:r>
+            </m:e>
+            <m:sup>
+              <m:r>
+                <w:rPr>
+                  <w:rFonts w:ascii="Cambria Math" w:hAnsi="Cambria Math"/>
+                </w:rPr>
+                <m:t>1</m:t>
+              </m:r>
+            </m:sup>
+          </m:sSup>
+          <m:r>
+            <w:rPr>
+              <w:rFonts w:ascii="Cambria Math" w:hAnsi="Cambria Math"/>
+            </w:rPr>
+            <m:t>+3×</m:t>
+          </m:r>
+          <m:sSup>
+            <m:sSupPr>
+              <m:ctrlPr>
+                <w:rPr>
+                  <w:rFonts w:ascii="Cambria Math" w:hAnsi="Cambria Math"/>
+                  <w:i/>
+                </w:rPr>
+              </m:ctrlPr>
+            </m:sSupPr>
+            <m:e>
+              <m:r>
+                <w:rPr>
+                  <w:rFonts w:ascii="Cambria Math" w:hAnsi="Cambria Math"/>
+                </w:rPr>
+                <m:t>10</m:t>
+              </m:r>
+            </m:e>
+            <m:sup>
+              <m:r>
+                <w:rPr>
+                  <w:rFonts w:ascii="Cambria Math" w:hAnsi="Cambria Math"/>
+                </w:rPr>
+                <m:t>0</m:t>
+              </m:r>
+            </m:sup>
+          </m:sSup>
         </m:oMath>
       </m:oMathPara>
     </w:p>
     <w:p>
       <w:r>
-        <w:t>Tört számok esetén ugyanez az eljárás, csak a tíz hatványait folytatjuk a negatív számokba is:</w:t>
+        <w:t>Tört számok esetén ugyanez az eljárás, csak folytatjuk</w:t>
+      </w:r>
+      <w:r>
+        <w:t xml:space="preserve"> a hatványozást</w:t>
+      </w:r>
+      <w:r>
+        <w:t xml:space="preserve"> a negatív számokba is:</w:t>
       </w:r>
     </w:p>
     <w:p>
@@ -1229,7 +2757,13 @@
     </w:p>
     <w:p>
       <w:r>
-        <w:t>Ezek után már csak értelmeznünk kell mit is jelentenek ezek a szabályok a kettes számrendszerre nézve</w:t>
+        <w:t>Ezek után már csak értelmeznünk kell</w:t>
+      </w:r>
+      <w:r>
+        <w:t>,</w:t>
+      </w:r>
+      <w:r>
+        <w:t xml:space="preserve"> mit is jelentenek ezek a szabályok a kettes számrendszerre nézve</w:t>
       </w:r>
       <w:r>
         <w:t xml:space="preserve">. Egy számjegy maximális értéke </w:t>
@@ -1239,19 +2773,7 @@
           <w:rPr>
             <w:rFonts w:ascii="Cambria Math" w:hAnsi="Cambria Math"/>
           </w:rPr>
-          <m:t>n</m:t>
-        </m:r>
-        <m:r>
-          <w:rPr>
-            <w:rFonts w:ascii="Cambria Math" w:hAnsi="Cambria Math"/>
-          </w:rPr>
-          <m:t>=</m:t>
-        </m:r>
-        <m:r>
-          <w:rPr>
-            <w:rFonts w:ascii="Cambria Math" w:hAnsi="Cambria Math"/>
-          </w:rPr>
-          <m:t>2</m:t>
+          <m:t>n=2</m:t>
         </m:r>
       </m:oMath>
       <w:r>
@@ -1264,9 +2786,27 @@
           </w:rPr>
           <m:t>1</m:t>
         </m:r>
+        <m:r>
+          <w:rPr>
+            <w:rFonts w:ascii="Cambria Math" w:hAnsi="Cambria Math"/>
+          </w:rPr>
+          <m:t>,</m:t>
+        </m:r>
       </m:oMath>
       <w:r>
-        <w:t xml:space="preserve"> és a </w:t>
+        <w:t xml:space="preserve"> a</w:t>
+      </w:r>
+      <w:r>
+        <w:t xml:space="preserve"> </w:t>
+      </w:r>
+      <w:r>
+        <w:t>számjegyeket</w:t>
+      </w:r>
+      <w:r>
+        <w:t xml:space="preserve"> pedig a</w:t>
+      </w:r>
+      <w:r>
+        <w:t xml:space="preserve"> </w:t>
       </w:r>
       <m:oMath>
         <m:r>
@@ -1277,15 +2817,7 @@
         </m:r>
       </m:oMath>
       <w:r>
-        <w:t xml:space="preserve"> hatványaival szorozzuk be </w:t>
-      </w:r>
-      <w:proofErr w:type="spellStart"/>
-      <w:r>
-        <w:t>a</w:t>
-      </w:r>
-      <w:proofErr w:type="spellEnd"/>
-      <w:r>
-        <w:t xml:space="preserve"> számjegyeket.</w:t>
+        <w:t xml:space="preserve"> hatványaival szorozzuk be.</w:t>
       </w:r>
     </w:p>
     <w:p>
@@ -1493,34 +3025,93 @@
             <w:rPr>
               <w:rFonts w:ascii="Cambria Math" w:hAnsi="Cambria Math"/>
             </w:rPr>
-            <m:t>=</m:t>
+            <m:t>==8+0+2+1+½+¼=20.75</m:t>
+          </m:r>
+        </m:oMath>
+      </m:oMathPara>
+    </w:p>
+    <w:p>
+      <w:r>
+        <w:t>Vagyis megteremtettük az átjárást bináris és decimális között az egyik irányba.</w:t>
+      </w:r>
+    </w:p>
+    <w:p>
+      <w:r>
+        <w:t>A decimálisból binárisba átváltásnak is megvannak a maga praktikái. Ám egy intuitív megközelítése a problémának, hogy mindig a legnagyobb olyan helyiértékértékét kivonjuk a decimális értékből ami megvolt benne, annak a helyére egyest írunk, majd addig ismételgetjük ezt az eljárást amíg, nulla nem lesz a maradék.</w:t>
+      </w:r>
+    </w:p>
+    <w:p>
+      <w:pPr>
+        <w:rPr>
+          <w:rFonts w:eastAsiaTheme="minorEastAsia"/>
+        </w:rPr>
+      </w:pPr>
+      <w:r>
+        <w:t>Ezzel jól láthatóan minden iterációval közelebb kerülünk a kívánt végeredményhez, azonban lehet olyan eset, amikor a sorozat csak a végtelenben konvergál a nulla maradékhoz.</w:t>
+      </w:r>
+    </w:p>
+    <w:p>
+      <w:pPr>
+        <w:rPr>
+          <w:rFonts w:eastAsiaTheme="minorEastAsia"/>
+        </w:rPr>
+      </w:pPr>
+      <m:oMathPara>
+        <m:oMath>
+          <m:r>
+            <w:rPr>
+              <w:rFonts w:ascii="Cambria Math" w:eastAsiaTheme="minorEastAsia" w:hAnsi="Cambria Math"/>
+            </w:rPr>
+            <m:t>0.3</m:t>
           </m:r>
           <m:r>
             <w:rPr>
-              <w:rFonts w:ascii="Cambria Math" w:hAnsi="Cambria Math"/>
+              <w:rFonts w:ascii="Cambria Math" w:eastAsiaTheme="minorEastAsia" w:hAnsi="Cambria Math"/>
             </w:rPr>
-            <m:t>=</m:t>
+            <m:t>→</m:t>
           </m:r>
           <m:r>
             <w:rPr>
-              <w:rFonts w:ascii="Cambria Math" w:hAnsi="Cambria Math"/>
+              <w:rFonts w:ascii="Cambria Math" w:eastAsiaTheme="minorEastAsia" w:hAnsi="Cambria Math"/>
             </w:rPr>
-            <m:t>8+0+2+1+½+¼=20.75</m:t>
+            <m:t>0.010011001100110011001100110011001100110011001100110011</m:t>
+          </m:r>
+          <m:r>
+            <w:rPr>
+              <w:rFonts w:ascii="Cambria Math" w:eastAsiaTheme="minorEastAsia" w:hAnsi="Cambria Math"/>
+            </w:rPr>
+            <m:t>→→</m:t>
+          </m:r>
+          <m:r>
+            <w:rPr>
+              <w:rFonts w:ascii="Cambria Math" w:eastAsiaTheme="minorEastAsia" w:hAnsi="Cambria Math"/>
+            </w:rPr>
+            <m:t>0.29999999999999998889776975374843459576368331909179687</m:t>
+          </m:r>
+          <m:r>
+            <w:rPr>
+              <w:rFonts w:ascii="Cambria Math" w:eastAsiaTheme="minorEastAsia" w:hAnsi="Cambria Math"/>
+            </w:rPr>
+            <m:t>5</m:t>
           </m:r>
         </m:oMath>
       </m:oMathPara>
     </w:p>
     <w:p>
       <w:r>
-        <w:t>Vagyis megteremtettük az átjárást bináris és decimális között az egyik irányba. A decimálisból binárisba váltást itt most nem taglaljuk.</w:t>
+        <w:rPr>
+          <w:rFonts w:eastAsiaTheme="minorEastAsia"/>
+        </w:rPr>
+        <w:t>Vagyis megtaláltuk egy hiányosságát ennek a számábrázolási módnak.</w:t>
       </w:r>
     </w:p>
     <w:p>
       <w:pPr>
         <w:pStyle w:val="Cmsor2"/>
       </w:pPr>
-      <w:bookmarkStart w:id="4" w:name="_Toc218287245"/>
-      <w:r>
+      <w:bookmarkStart w:id="4" w:name="_Toc218308092"/>
+      <w:r>
+        <w:lastRenderedPageBreak/>
         <w:t>Lebegőpontos számábrázolás</w:t>
       </w:r>
       <w:bookmarkEnd w:id="4"/>
@@ -1557,13 +3148,7 @@
         <w:t>ne</w:t>
       </w:r>
       <w:r>
-        <w:t xml:space="preserve">k össze, amik sorra a mantissza, az </w:t>
-      </w:r>
-      <w:r>
-        <w:t>előjel</w:t>
-      </w:r>
-      <w:r>
-        <w:t xml:space="preserve"> és a </w:t>
+        <w:t xml:space="preserve">k össze, amik sorra a mantissza, az előjel és a </w:t>
       </w:r>
       <w:r>
         <w:t>karakterisztika</w:t>
@@ -1611,7 +3196,6 @@
     </w:p>
     <w:p>
       <w:r>
-        <w:lastRenderedPageBreak/>
         <w:t>Az előjelet vagy egy előjelbiten szokták tárolni, vagy a kettes komplemens számábrázolás segítségével egybeolvasztják a mantisszával</w:t>
       </w:r>
       <w:r>
@@ -1644,15 +3228,16 @@
       <w:pPr>
         <w:pStyle w:val="Cmsor2"/>
       </w:pPr>
+      <w:bookmarkStart w:id="5" w:name="_Toc218308093"/>
       <w:r>
         <w:t>Implementációk</w:t>
       </w:r>
+      <w:bookmarkEnd w:id="5"/>
     </w:p>
     <w:p>
       <w:pPr>
         <w:rPr>
-          <w:b/>
-          <w:bCs/>
+          <w:rFonts w:eastAsiaTheme="minorEastAsia"/>
         </w:rPr>
       </w:pPr>
       <w:r>
@@ -1662,23 +3247,7 @@
         <w:t>lebegőpontos számformátum</w:t>
       </w:r>
       <w:r>
-        <w:t xml:space="preserve"> meghatározásában az informatikában elterjedt „</w:t>
-      </w:r>
-      <w:proofErr w:type="spellStart"/>
-      <w:r>
-        <w:t>Single</w:t>
-      </w:r>
-      <w:proofErr w:type="spellEnd"/>
-      <w:r>
-        <w:t xml:space="preserve"> </w:t>
-      </w:r>
-      <w:proofErr w:type="spellStart"/>
-      <w:r>
-        <w:t>precision</w:t>
-      </w:r>
-      <w:proofErr w:type="spellEnd"/>
-      <w:r>
-        <w:t xml:space="preserve">” típusú lebegőpontos számformátum </w:t>
+        <w:t xml:space="preserve"> meghatározásában az informatikában elterjedt „Single precision” típusú lebegőpontos számformátum </w:t>
       </w:r>
       <m:oMath>
         <m:r>
@@ -1689,7 +3258,13 @@
         </m:r>
       </m:oMath>
       <w:r>
-        <w:t xml:space="preserve"> bitet használ. Ebből a </w:t>
+        <w:t xml:space="preserve"> bitet használ</w:t>
+      </w:r>
+      <w:r>
+        <w:t>. (Köznyelvi nevén a C programozási nyelvből ismert „float”.)</w:t>
+      </w:r>
+      <w:r>
+        <w:t xml:space="preserve"> Ebből a </w:t>
       </w:r>
       <m:oMath>
         <m:r>
@@ -1764,13 +3339,7 @@
               <w:rPr>
                 <w:rFonts w:ascii="Cambria Math" w:hAnsi="Cambria Math"/>
               </w:rPr>
-              <m:t>-</m:t>
-            </m:r>
-            <m:r>
-              <w:rPr>
-                <w:rFonts w:ascii="Cambria Math" w:hAnsi="Cambria Math"/>
-              </w:rPr>
-              <m:t>126</m:t>
+              <m:t>-126</m:t>
             </m:r>
           </m:sup>
         </m:sSup>
@@ -1869,24 +3438,167 @@
       </w:r>
     </w:p>
     <w:p>
+      <w:r>
+        <w:rPr>
+          <w:rFonts w:eastAsiaTheme="minorEastAsia"/>
+        </w:rPr>
+        <w:t xml:space="preserve">De végtelen szám van a pozitív egész számok halmazában. Nem is beszélve a racionális számok halmazáról. </w:t>
+      </w:r>
+      <w:r>
+        <w:t>Vagyis</w:t>
+      </w:r>
+      <w:r>
+        <w:t xml:space="preserve"> ez azt jelenti, hogy nem tudunk leírni minden </w:t>
+      </w:r>
+      <w:r>
+        <w:t>számot</w:t>
+      </w:r>
+      <w:r>
+        <w:t>. Ami pedig aggasztóbb, nem tudjuk leírni minden számítás eredményét.</w:t>
+      </w:r>
+    </w:p>
+    <w:p>
+      <w:r>
+        <w:t>És a mantissza hosszából kifolyólag az ábrázolandó szám nem nulla számjegyeinek maximális távolsága a Single precision típus esetén</w:t>
+      </w:r>
+      <w:r>
+        <w:t xml:space="preserve"> nem lehet</w:t>
+      </w:r>
+      <w:r>
+        <w:t xml:space="preserve"> nagyobb </w:t>
+      </w:r>
+      <m:oMath>
+        <m:r>
+          <w:rPr>
+            <w:rFonts w:ascii="Cambria Math" w:hAnsi="Cambria Math"/>
+          </w:rPr>
+          <m:t>23</m:t>
+        </m:r>
+      </m:oMath>
+      <w:r>
+        <w:t xml:space="preserve">-nál. Minden olyan szám ami nem teljesíti ezt a feltételt, csak a legnagyobb helyiértéken szereplő számjegyétől számított következő </w:t>
+      </w:r>
+      <m:oMath>
+        <m:r>
+          <w:rPr>
+            <w:rFonts w:ascii="Cambria Math" w:hAnsi="Cambria Math"/>
+          </w:rPr>
+          <m:t>22</m:t>
+        </m:r>
+      </m:oMath>
+      <w:r>
+        <w:t xml:space="preserve"> számjegyét tarthatja meg. Minden más számjegy értéke elveszik.</w:t>
+      </w:r>
+    </w:p>
+    <w:p>
+      <w:pPr>
+        <w:rPr>
+          <w:rFonts w:eastAsiaTheme="minorEastAsia"/>
+        </w:rPr>
+      </w:pPr>
+      <w:r>
+        <w:rPr>
+          <w:rFonts w:eastAsiaTheme="minorEastAsia"/>
+        </w:rPr>
+        <w:t xml:space="preserve">Megoldásnak tűnhet hosszabb memóriával rendelkező </w:t>
+      </w:r>
+      <w:r>
+        <w:rPr>
+          <w:rFonts w:eastAsiaTheme="minorEastAsia"/>
+        </w:rPr>
+        <w:t xml:space="preserve">lebegőpontos számok használata, mint például a „Double precision” („double”) típus, ami már </w:t>
+      </w:r>
+      <w:r>
+        <w:rPr>
+          <w:rFonts w:eastAsiaTheme="minorEastAsia"/>
+        </w:rPr>
+        <w:t>53 bit</w:t>
+      </w:r>
+      <w:r>
+        <w:rPr>
+          <w:rFonts w:eastAsiaTheme="minorEastAsia"/>
+        </w:rPr>
+        <w:t>es mantisszával és</w:t>
+      </w:r>
+      <w:r>
+        <w:rPr>
+          <w:rFonts w:eastAsiaTheme="minorEastAsia"/>
+        </w:rPr>
+        <w:t xml:space="preserve"> 16</w:t>
+      </w:r>
+      <w:r>
+        <w:rPr>
+          <w:rFonts w:eastAsiaTheme="minorEastAsia"/>
+        </w:rPr>
+        <w:t xml:space="preserve"> bites karakterisztikával gazdálkodik. Viszont ennek a típusnak is véges a számábrázolási kapacitása.</w:t>
+      </w:r>
+    </w:p>
+    <w:p>
+      <w:pPr>
+        <w:pStyle w:val="Cmsor2"/>
+        <w:rPr>
+          <w:rFonts w:eastAsiaTheme="minorEastAsia"/>
+        </w:rPr>
+      </w:pPr>
+      <w:bookmarkStart w:id="6" w:name="_Toc218308094"/>
+      <w:r>
+        <w:rPr>
+          <w:rFonts w:eastAsiaTheme="minorEastAsia"/>
+        </w:rPr>
+        <w:lastRenderedPageBreak/>
+        <w:t>Konklúzió</w:t>
+      </w:r>
+      <w:bookmarkEnd w:id="6"/>
+    </w:p>
+    <w:p>
+      <w:r>
+        <w:t xml:space="preserve">Először is, le szeretném szögezni, hogy </w:t>
+      </w:r>
+      <w:r>
+        <w:t xml:space="preserve">a hétköznapi helyzetek többségére tökéletesen megfelelő a lebegőpontos számtípusok használata. Viszont remélem sikerült rámutatnom olyan szembetűnő </w:t>
+      </w:r>
+      <w:r>
+        <w:t>tulajdonságokra</w:t>
+      </w:r>
+      <w:r>
+        <w:t>, amik egyértelműsítik, hogy vannak olyan helyzetek, amikor nem ez a megfelelő eszköz a feladatra.</w:t>
+      </w:r>
+    </w:p>
+    <w:p>
+      <w:r>
+        <w:t>Én ezekre a helyzetekre próbálok kézenfekvő megoldást nyújtani.</w:t>
+      </w:r>
+    </w:p>
+    <w:p>
+      <w:pPr>
+        <w:spacing w:line="259" w:lineRule="auto"/>
+        <w:ind w:firstLine="0"/>
+        <w:jc w:val="left"/>
+      </w:pPr>
+      <w:r>
+        <w:br w:type="page"/>
+      </w:r>
+    </w:p>
+    <w:p>
       <w:pPr>
         <w:pStyle w:val="Cmsor1"/>
       </w:pPr>
-      <w:bookmarkStart w:id="5" w:name="_Toc218287246"/>
-      <w:r>
+      <w:bookmarkStart w:id="7" w:name="_Toc218308095"/>
+      <w:r>
+        <w:lastRenderedPageBreak/>
         <w:t>Fejlesztői dokumentáció</w:t>
       </w:r>
-      <w:bookmarkEnd w:id="5"/>
+      <w:bookmarkEnd w:id="7"/>
     </w:p>
     <w:p>
       <w:pPr>
         <w:pStyle w:val="Cmsor2"/>
       </w:pPr>
-      <w:bookmarkStart w:id="6" w:name="_Toc218287247"/>
+      <w:bookmarkStart w:id="8" w:name="_Toc218308096"/>
       <w:r>
         <w:t>BCD számábrázolás</w:t>
       </w:r>
-      <w:bookmarkEnd w:id="6"/>
+      <w:bookmarkEnd w:id="8"/>
     </w:p>
     <w:p>
       <w:r>
@@ -1928,7 +3640,6 @@
     </w:p>
     <w:p>
       <w:r>
-        <w:lastRenderedPageBreak/>
         <w:t>Ahhoz, hogy ténylegesen pontos legyen a legtöbb számítás, bevezethetünk egy racionális számtípust is, ami az osztás műveletének hibáját küszöböli ki, vagy csökkenti a minimumra. Mivel az osztás ebben a típusban visszavezethető a szorzás műveletére, így beállítástól függően, legfeljebb egyszer, a számítás legvégén kell valójában osztanunk és akkor is csak egyszer.</w:t>
       </w:r>
     </w:p>
@@ -1936,21 +3647,27 @@
       <w:pPr>
         <w:pStyle w:val="Cmsor2"/>
       </w:pPr>
-      <w:bookmarkStart w:id="7" w:name="_Toc218287248"/>
-      <w:r>
-        <w:t>Megvalósítás</w:t>
-      </w:r>
-      <w:bookmarkEnd w:id="7"/>
+      <w:bookmarkStart w:id="9" w:name="_Toc218308097"/>
+      <w:r>
+        <w:t>Számtípusok m</w:t>
+      </w:r>
+      <w:r>
+        <w:t>egvalósítás</w:t>
+      </w:r>
+      <w:r>
+        <w:t>a</w:t>
+      </w:r>
+      <w:bookmarkEnd w:id="9"/>
     </w:p>
     <w:p>
       <w:pPr>
         <w:pStyle w:val="Cmsor3"/>
       </w:pPr>
-      <w:bookmarkStart w:id="8" w:name="_Toc218287249"/>
+      <w:bookmarkStart w:id="10" w:name="_Toc218308098"/>
       <w:r>
         <w:t>Számjegy típus (Digit)</w:t>
       </w:r>
-      <w:bookmarkEnd w:id="8"/>
+      <w:bookmarkEnd w:id="10"/>
     </w:p>
     <w:p>
       <w:r>
@@ -1962,7 +3679,10 @@
     </w:p>
     <w:p>
       <w:r>
-        <w:t xml:space="preserve">Mivel a BCD számábrázoláshoz 4 bit memória szükséges ezért egy bájtra </w:t>
+        <w:t>Mivel a BCD számábrázoláshoz 4 bit memória szükséges ezért egy bájt</w:t>
+      </w:r>
+      <w:r>
+        <w:t>on elfér a szükséges adatmennyiség.</w:t>
       </w:r>
     </w:p>
     <w:sectPr>

--- a/Documentation.docx
+++ b/Documentation.docx
@@ -3683,6 +3683,235 @@
       </w:r>
       <w:r>
         <w:t>on elfér a szükséges adatmennyiség.</w:t>
+      </w:r>
+    </w:p>
+    <w:p>
+      <w:pPr>
+        <w:pStyle w:val="Cmsor3"/>
+      </w:pPr>
+      <w:bookmarkStart w:id="11" w:name="_Toc218308099"/>
+      <w:r>
+        <w:lastRenderedPageBreak/>
+        <w:t>Természetes szám típus (Natural)</w:t>
+      </w:r>
+      <w:bookmarkEnd w:id="11"/>
+    </w:p>
+    <w:p>
+      <w:pPr>
+        <w:pStyle w:val="Cmsor3"/>
+      </w:pPr>
+      <w:bookmarkStart w:id="12" w:name="_Toc218308100"/>
+      <w:r>
+        <w:t>Egész szám típus (Integer)</w:t>
+      </w:r>
+      <w:bookmarkEnd w:id="12"/>
+    </w:p>
+    <w:p>
+      <w:pPr>
+        <w:pStyle w:val="Cmsor3"/>
+      </w:pPr>
+      <w:bookmarkStart w:id="13" w:name="_Toc218308101"/>
+      <w:r>
+        <w:t>Pozitív szám típus (Positive)</w:t>
+      </w:r>
+      <w:bookmarkEnd w:id="13"/>
+    </w:p>
+    <w:p>
+      <w:pPr>
+        <w:pStyle w:val="Cmsor3"/>
+      </w:pPr>
+      <w:bookmarkStart w:id="14" w:name="_Toc218308102"/>
+      <w:r>
+        <w:t>Valós szám típus (Writable)</w:t>
+      </w:r>
+      <w:bookmarkEnd w:id="14"/>
+    </w:p>
+    <w:p>
+      <w:pPr>
+        <w:pStyle w:val="Cmsor3"/>
+      </w:pPr>
+      <w:bookmarkStart w:id="15" w:name="_Toc218308103"/>
+      <w:r>
+        <w:t>Racionális szám típus (Rational)</w:t>
+      </w:r>
+      <w:bookmarkEnd w:id="15"/>
+    </w:p>
+    <w:p>
+      <w:pPr>
+        <w:pStyle w:val="Cmsor2"/>
+      </w:pPr>
+      <w:bookmarkStart w:id="16" w:name="_Toc218308104"/>
+      <w:r>
+        <w:t>Számológép megvalósítása</w:t>
+      </w:r>
+      <w:bookmarkEnd w:id="16"/>
+    </w:p>
+    <w:p>
+      <w:pPr>
+        <w:pStyle w:val="Cmsor3"/>
+      </w:pPr>
+      <w:bookmarkStart w:id="17" w:name="_Toc218308105"/>
+      <w:r>
+        <w:t>Parser</w:t>
+      </w:r>
+      <w:bookmarkEnd w:id="17"/>
+    </w:p>
+    <w:p>
+      <w:pPr>
+        <w:pStyle w:val="Cmsor3"/>
+      </w:pPr>
+      <w:bookmarkStart w:id="18" w:name="_Toc218308106"/>
+      <w:r>
+        <w:t>Általános számológép (Standard)</w:t>
+      </w:r>
+      <w:bookmarkEnd w:id="18"/>
+    </w:p>
+    <w:p>
+      <w:pPr>
+        <w:pStyle w:val="Cmsor3"/>
+      </w:pPr>
+      <w:bookmarkStart w:id="19" w:name="_Toc218308107"/>
+      <w:r>
+        <w:t>Euklideszi tér</w:t>
+      </w:r>
+      <w:r>
+        <w:t xml:space="preserve"> számológép (</w:t>
+      </w:r>
+      <w:proofErr w:type="spellStart"/>
+      <w:r>
+        <w:t>EuclideanSpace</w:t>
+      </w:r>
+      <w:proofErr w:type="spellEnd"/>
+      <w:r>
+        <w:t>)</w:t>
+      </w:r>
+      <w:bookmarkEnd w:id="19"/>
+    </w:p>
+    <w:p>
+      <w:pPr>
+        <w:pStyle w:val="Cmsor3"/>
+      </w:pPr>
+      <w:bookmarkStart w:id="20" w:name="_Toc218308108"/>
+      <w:r>
+        <w:t>Polinom</w:t>
+      </w:r>
+      <w:r>
+        <w:t xml:space="preserve"> számológép (</w:t>
+      </w:r>
+      <w:proofErr w:type="spellStart"/>
+      <w:r>
+        <w:t>Polynomials</w:t>
+      </w:r>
+      <w:proofErr w:type="spellEnd"/>
+      <w:r>
+        <w:t>)</w:t>
+      </w:r>
+      <w:bookmarkEnd w:id="20"/>
+    </w:p>
+    <w:p>
+      <w:pPr>
+        <w:pStyle w:val="Cmsor3"/>
+      </w:pPr>
+      <w:bookmarkStart w:id="21" w:name="_Toc218308109"/>
+      <w:r>
+        <w:t>Integrálközelítés</w:t>
+      </w:r>
+      <w:r>
+        <w:t xml:space="preserve"> számológép (</w:t>
+      </w:r>
+      <w:proofErr w:type="spellStart"/>
+      <w:r>
+        <w:t>Integral</w:t>
+      </w:r>
+      <w:proofErr w:type="spellEnd"/>
+      <w:r>
+        <w:t>)</w:t>
+      </w:r>
+      <w:bookmarkEnd w:id="21"/>
+    </w:p>
+    <w:p>
+      <w:pPr>
+        <w:pStyle w:val="Cmsor2"/>
+      </w:pPr>
+      <w:bookmarkStart w:id="22" w:name="_Toc218308110"/>
+      <w:r>
+        <w:t>Vizuális számológép megvalósítása</w:t>
+      </w:r>
+      <w:bookmarkEnd w:id="22"/>
+    </w:p>
+    <w:p>
+      <w:pPr>
+        <w:pStyle w:val="Cmsor3"/>
+      </w:pPr>
+      <w:bookmarkStart w:id="23" w:name="_Toc218308111"/>
+      <w:r>
+        <w:t>Funkciók</w:t>
+      </w:r>
+      <w:bookmarkEnd w:id="23"/>
+    </w:p>
+    <w:p>
+      <w:pPr>
+        <w:pStyle w:val="Cmsor2"/>
+      </w:pPr>
+      <w:bookmarkStart w:id="24" w:name="_Toc218308112"/>
+      <w:r>
+        <w:t>Jövőbeli fejlesztések</w:t>
+      </w:r>
+      <w:bookmarkEnd w:id="24"/>
+    </w:p>
+    <w:p>
+      <w:pPr>
+        <w:pStyle w:val="Cmsor3"/>
+      </w:pPr>
+      <w:bookmarkStart w:id="25" w:name="_Toc218308113"/>
+      <w:r>
+        <w:t>Teljesítményt növelő fejlesztések</w:t>
+      </w:r>
+      <w:bookmarkEnd w:id="25"/>
+    </w:p>
+    <w:p>
+      <w:pPr>
+        <w:pStyle w:val="Cmsor3"/>
+      </w:pPr>
+      <w:bookmarkStart w:id="26" w:name="_Toc218308114"/>
+      <w:r>
+        <w:t>Bővítmények</w:t>
+      </w:r>
+      <w:bookmarkEnd w:id="26"/>
+    </w:p>
+    <w:p>
+      <w:pPr>
+        <w:pStyle w:val="Cmsor3"/>
+      </w:pPr>
+      <w:bookmarkStart w:id="27" w:name="_Toc218308115"/>
+      <w:r>
+        <w:t>Más nyelvekre kiterjesztés</w:t>
+      </w:r>
+      <w:bookmarkEnd w:id="27"/>
+    </w:p>
+    <w:p>
+      <w:pPr>
+        <w:pStyle w:val="Cmsor2"/>
+      </w:pPr>
+      <w:bookmarkStart w:id="28" w:name="_Toc218308116"/>
+      <w:r>
+        <w:t>Köszönetnyilvánítás</w:t>
+      </w:r>
+      <w:bookmarkEnd w:id="28"/>
+    </w:p>
+    <w:p>
+      <w:r>
+        <w:t>Klenovszky Áron – Ötlet és támogatás</w:t>
+      </w:r>
+    </w:p>
+    <w:p>
+      <w:r>
+        <w:t>Lócsi Levente – Témavezetés, matematikai háttér ellenőrzése</w:t>
+      </w:r>
+    </w:p>
+    <w:p>
+      <w:r>
+        <w:t>Török Bálint Bence – Kutatásbeli segítség</w:t>
       </w:r>
     </w:p>
     <w:sectPr>

--- a/Documentation.docx
+++ b/Documentation.docx
@@ -176,7 +176,7 @@
         </w:tc>
       </w:tr>
     </w:tbl>
-    <w:bookmarkStart w:id="0" w:name="_Toc218308088" w:displacedByCustomXml="next"/>
+    <w:bookmarkStart w:id="0" w:name="_Toc218480679" w:displacedByCustomXml="next"/>
     <w:sdt>
       <w:sdtPr>
         <w:rPr>
@@ -228,7 +228,7 @@
           <w:r>
             <w:fldChar w:fldCharType="separate"/>
           </w:r>
-          <w:hyperlink w:anchor="_Toc218308088" w:history="1">
+          <w:hyperlink w:anchor="_Toc218480679" w:history="1">
             <w:r>
               <w:rPr>
                 <w:rStyle w:val="Hiperhivatkozs"/>
@@ -255,7 +255,7 @@
                 <w:noProof/>
                 <w:webHidden/>
               </w:rPr>
-              <w:instrText xml:space="preserve"> PAGEREF _Toc218308088 \h </w:instrText>
+              <w:instrText xml:space="preserve"> PAGEREF _Toc218480679 \h </w:instrText>
             </w:r>
             <w:r>
               <w:rPr>
@@ -299,7 +299,7 @@
               <w:lang w:eastAsia="hu-HU"/>
             </w:rPr>
           </w:pPr>
-          <w:hyperlink w:anchor="_Toc218308089" w:history="1">
+          <w:hyperlink w:anchor="_Toc218480680" w:history="1">
             <w:r>
               <w:rPr>
                 <w:rStyle w:val="Hiperhivatkozs"/>
@@ -326,7 +326,7 @@
                 <w:noProof/>
                 <w:webHidden/>
               </w:rPr>
-              <w:instrText xml:space="preserve"> PAGEREF _Toc218308089 \h </w:instrText>
+              <w:instrText xml:space="preserve"> PAGEREF _Toc218480680 \h </w:instrText>
             </w:r>
             <w:r>
               <w:rPr>
@@ -347,6 +347,574 @@
                 <w:webHidden/>
               </w:rPr>
               <w:t>3</w:t>
+            </w:r>
+            <w:r>
+              <w:rPr>
+                <w:noProof/>
+                <w:webHidden/>
+              </w:rPr>
+              <w:fldChar w:fldCharType="end"/>
+            </w:r>
+          </w:hyperlink>
+        </w:p>
+        <w:p>
+          <w:pPr>
+            <w:pStyle w:val="TJ2"/>
+            <w:tabs>
+              <w:tab w:val="right" w:leader="dot" w:pos="9062"/>
+            </w:tabs>
+            <w:rPr>
+              <w:rFonts w:asciiTheme="minorHAnsi" w:eastAsiaTheme="minorEastAsia" w:hAnsiTheme="minorHAnsi"/>
+              <w:noProof/>
+              <w:szCs w:val="24"/>
+              <w:lang w:eastAsia="hu-HU"/>
+            </w:rPr>
+          </w:pPr>
+          <w:hyperlink w:anchor="_Toc218480681" w:history="1">
+            <w:r>
+              <w:rPr>
+                <w:rStyle w:val="Hiperhivatkozs"/>
+                <w:noProof/>
+              </w:rPr>
+              <w:t>Probléma felvetése</w:t>
+            </w:r>
+            <w:r>
+              <w:rPr>
+                <w:noProof/>
+                <w:webHidden/>
+              </w:rPr>
+              <w:tab/>
+            </w:r>
+            <w:r>
+              <w:rPr>
+                <w:noProof/>
+                <w:webHidden/>
+              </w:rPr>
+              <w:fldChar w:fldCharType="begin"/>
+            </w:r>
+            <w:r>
+              <w:rPr>
+                <w:noProof/>
+                <w:webHidden/>
+              </w:rPr>
+              <w:instrText xml:space="preserve"> PAGEREF _Toc218480681 \h </w:instrText>
+            </w:r>
+            <w:r>
+              <w:rPr>
+                <w:noProof/>
+                <w:webHidden/>
+              </w:rPr>
+            </w:r>
+            <w:r>
+              <w:rPr>
+                <w:noProof/>
+                <w:webHidden/>
+              </w:rPr>
+              <w:fldChar w:fldCharType="separate"/>
+            </w:r>
+            <w:r>
+              <w:rPr>
+                <w:noProof/>
+                <w:webHidden/>
+              </w:rPr>
+              <w:t>3</w:t>
+            </w:r>
+            <w:r>
+              <w:rPr>
+                <w:noProof/>
+                <w:webHidden/>
+              </w:rPr>
+              <w:fldChar w:fldCharType="end"/>
+            </w:r>
+          </w:hyperlink>
+        </w:p>
+        <w:p>
+          <w:pPr>
+            <w:pStyle w:val="TJ3"/>
+            <w:tabs>
+              <w:tab w:val="right" w:leader="dot" w:pos="9062"/>
+            </w:tabs>
+            <w:rPr>
+              <w:rFonts w:asciiTheme="minorHAnsi" w:eastAsiaTheme="minorEastAsia" w:hAnsiTheme="minorHAnsi"/>
+              <w:noProof/>
+              <w:szCs w:val="24"/>
+              <w:lang w:eastAsia="hu-HU"/>
+            </w:rPr>
+          </w:pPr>
+          <w:hyperlink w:anchor="_Toc218480682" w:history="1">
+            <w:r>
+              <w:rPr>
+                <w:rStyle w:val="Hiperhivatkozs"/>
+                <w:noProof/>
+              </w:rPr>
+              <w:t>Bináris számrendszer</w:t>
+            </w:r>
+            <w:r>
+              <w:rPr>
+                <w:noProof/>
+                <w:webHidden/>
+              </w:rPr>
+              <w:tab/>
+            </w:r>
+            <w:r>
+              <w:rPr>
+                <w:noProof/>
+                <w:webHidden/>
+              </w:rPr>
+              <w:fldChar w:fldCharType="begin"/>
+            </w:r>
+            <w:r>
+              <w:rPr>
+                <w:noProof/>
+                <w:webHidden/>
+              </w:rPr>
+              <w:instrText xml:space="preserve"> PAGEREF _Toc218480682 \h </w:instrText>
+            </w:r>
+            <w:r>
+              <w:rPr>
+                <w:noProof/>
+                <w:webHidden/>
+              </w:rPr>
+            </w:r>
+            <w:r>
+              <w:rPr>
+                <w:noProof/>
+                <w:webHidden/>
+              </w:rPr>
+              <w:fldChar w:fldCharType="separate"/>
+            </w:r>
+            <w:r>
+              <w:rPr>
+                <w:noProof/>
+                <w:webHidden/>
+              </w:rPr>
+              <w:t>3</w:t>
+            </w:r>
+            <w:r>
+              <w:rPr>
+                <w:noProof/>
+                <w:webHidden/>
+              </w:rPr>
+              <w:fldChar w:fldCharType="end"/>
+            </w:r>
+          </w:hyperlink>
+        </w:p>
+        <w:p>
+          <w:pPr>
+            <w:pStyle w:val="TJ3"/>
+            <w:tabs>
+              <w:tab w:val="right" w:leader="dot" w:pos="9062"/>
+            </w:tabs>
+            <w:rPr>
+              <w:rFonts w:asciiTheme="minorHAnsi" w:eastAsiaTheme="minorEastAsia" w:hAnsiTheme="minorHAnsi"/>
+              <w:noProof/>
+              <w:szCs w:val="24"/>
+              <w:lang w:eastAsia="hu-HU"/>
+            </w:rPr>
+          </w:pPr>
+          <w:hyperlink w:anchor="_Toc218480683" w:history="1">
+            <w:r>
+              <w:rPr>
+                <w:rStyle w:val="Hiperhivatkozs"/>
+                <w:noProof/>
+              </w:rPr>
+              <w:t>Lebegőpontos számábrázolás</w:t>
+            </w:r>
+            <w:r>
+              <w:rPr>
+                <w:noProof/>
+                <w:webHidden/>
+              </w:rPr>
+              <w:tab/>
+            </w:r>
+            <w:r>
+              <w:rPr>
+                <w:noProof/>
+                <w:webHidden/>
+              </w:rPr>
+              <w:fldChar w:fldCharType="begin"/>
+            </w:r>
+            <w:r>
+              <w:rPr>
+                <w:noProof/>
+                <w:webHidden/>
+              </w:rPr>
+              <w:instrText xml:space="preserve"> PAGEREF _Toc218480683 \h </w:instrText>
+            </w:r>
+            <w:r>
+              <w:rPr>
+                <w:noProof/>
+                <w:webHidden/>
+              </w:rPr>
+            </w:r>
+            <w:r>
+              <w:rPr>
+                <w:noProof/>
+                <w:webHidden/>
+              </w:rPr>
+              <w:fldChar w:fldCharType="separate"/>
+            </w:r>
+            <w:r>
+              <w:rPr>
+                <w:noProof/>
+                <w:webHidden/>
+              </w:rPr>
+              <w:t>4</w:t>
+            </w:r>
+            <w:r>
+              <w:rPr>
+                <w:noProof/>
+                <w:webHidden/>
+              </w:rPr>
+              <w:fldChar w:fldCharType="end"/>
+            </w:r>
+          </w:hyperlink>
+        </w:p>
+        <w:p>
+          <w:pPr>
+            <w:pStyle w:val="TJ3"/>
+            <w:tabs>
+              <w:tab w:val="right" w:leader="dot" w:pos="9062"/>
+            </w:tabs>
+            <w:rPr>
+              <w:rFonts w:asciiTheme="minorHAnsi" w:eastAsiaTheme="minorEastAsia" w:hAnsiTheme="minorHAnsi"/>
+              <w:noProof/>
+              <w:szCs w:val="24"/>
+              <w:lang w:eastAsia="hu-HU"/>
+            </w:rPr>
+          </w:pPr>
+          <w:hyperlink w:anchor="_Toc218480684" w:history="1">
+            <w:r>
+              <w:rPr>
+                <w:rStyle w:val="Hiperhivatkozs"/>
+                <w:noProof/>
+              </w:rPr>
+              <w:t>Implementációk</w:t>
+            </w:r>
+            <w:r>
+              <w:rPr>
+                <w:noProof/>
+                <w:webHidden/>
+              </w:rPr>
+              <w:tab/>
+            </w:r>
+            <w:r>
+              <w:rPr>
+                <w:noProof/>
+                <w:webHidden/>
+              </w:rPr>
+              <w:fldChar w:fldCharType="begin"/>
+            </w:r>
+            <w:r>
+              <w:rPr>
+                <w:noProof/>
+                <w:webHidden/>
+              </w:rPr>
+              <w:instrText xml:space="preserve"> PAGEREF _Toc218480684 \h </w:instrText>
+            </w:r>
+            <w:r>
+              <w:rPr>
+                <w:noProof/>
+                <w:webHidden/>
+              </w:rPr>
+            </w:r>
+            <w:r>
+              <w:rPr>
+                <w:noProof/>
+                <w:webHidden/>
+              </w:rPr>
+              <w:fldChar w:fldCharType="separate"/>
+            </w:r>
+            <w:r>
+              <w:rPr>
+                <w:noProof/>
+                <w:webHidden/>
+              </w:rPr>
+              <w:t>5</w:t>
+            </w:r>
+            <w:r>
+              <w:rPr>
+                <w:noProof/>
+                <w:webHidden/>
+              </w:rPr>
+              <w:fldChar w:fldCharType="end"/>
+            </w:r>
+          </w:hyperlink>
+        </w:p>
+        <w:p>
+          <w:pPr>
+            <w:pStyle w:val="TJ3"/>
+            <w:tabs>
+              <w:tab w:val="right" w:leader="dot" w:pos="9062"/>
+            </w:tabs>
+            <w:rPr>
+              <w:rFonts w:asciiTheme="minorHAnsi" w:eastAsiaTheme="minorEastAsia" w:hAnsiTheme="minorHAnsi"/>
+              <w:noProof/>
+              <w:szCs w:val="24"/>
+              <w:lang w:eastAsia="hu-HU"/>
+            </w:rPr>
+          </w:pPr>
+          <w:hyperlink w:anchor="_Toc218480685" w:history="1">
+            <w:r>
+              <w:rPr>
+                <w:rStyle w:val="Hiperhivatkozs"/>
+                <w:noProof/>
+              </w:rPr>
+              <w:t>Konklúzió</w:t>
+            </w:r>
+            <w:r>
+              <w:rPr>
+                <w:noProof/>
+                <w:webHidden/>
+              </w:rPr>
+              <w:tab/>
+            </w:r>
+            <w:r>
+              <w:rPr>
+                <w:noProof/>
+                <w:webHidden/>
+              </w:rPr>
+              <w:fldChar w:fldCharType="begin"/>
+            </w:r>
+            <w:r>
+              <w:rPr>
+                <w:noProof/>
+                <w:webHidden/>
+              </w:rPr>
+              <w:instrText xml:space="preserve"> PAGEREF _Toc218480685 \h </w:instrText>
+            </w:r>
+            <w:r>
+              <w:rPr>
+                <w:noProof/>
+                <w:webHidden/>
+              </w:rPr>
+            </w:r>
+            <w:r>
+              <w:rPr>
+                <w:noProof/>
+                <w:webHidden/>
+              </w:rPr>
+              <w:fldChar w:fldCharType="separate"/>
+            </w:r>
+            <w:r>
+              <w:rPr>
+                <w:noProof/>
+                <w:webHidden/>
+              </w:rPr>
+              <w:t>5</w:t>
+            </w:r>
+            <w:r>
+              <w:rPr>
+                <w:noProof/>
+                <w:webHidden/>
+              </w:rPr>
+              <w:fldChar w:fldCharType="end"/>
+            </w:r>
+          </w:hyperlink>
+        </w:p>
+        <w:p>
+          <w:pPr>
+            <w:pStyle w:val="TJ2"/>
+            <w:tabs>
+              <w:tab w:val="right" w:leader="dot" w:pos="9062"/>
+            </w:tabs>
+            <w:rPr>
+              <w:rFonts w:asciiTheme="minorHAnsi" w:eastAsiaTheme="minorEastAsia" w:hAnsiTheme="minorHAnsi"/>
+              <w:noProof/>
+              <w:szCs w:val="24"/>
+              <w:lang w:eastAsia="hu-HU"/>
+            </w:rPr>
+          </w:pPr>
+          <w:hyperlink w:anchor="_Toc218480686" w:history="1">
+            <w:r>
+              <w:rPr>
+                <w:rStyle w:val="Hiperhivatkozs"/>
+                <w:noProof/>
+              </w:rPr>
+              <w:t>Megoldás megközelítése</w:t>
+            </w:r>
+            <w:r>
+              <w:rPr>
+                <w:noProof/>
+                <w:webHidden/>
+              </w:rPr>
+              <w:tab/>
+            </w:r>
+            <w:r>
+              <w:rPr>
+                <w:noProof/>
+                <w:webHidden/>
+              </w:rPr>
+              <w:fldChar w:fldCharType="begin"/>
+            </w:r>
+            <w:r>
+              <w:rPr>
+                <w:noProof/>
+                <w:webHidden/>
+              </w:rPr>
+              <w:instrText xml:space="preserve"> PAGEREF _Toc218480686 \h </w:instrText>
+            </w:r>
+            <w:r>
+              <w:rPr>
+                <w:noProof/>
+                <w:webHidden/>
+              </w:rPr>
+            </w:r>
+            <w:r>
+              <w:rPr>
+                <w:noProof/>
+                <w:webHidden/>
+              </w:rPr>
+              <w:fldChar w:fldCharType="separate"/>
+            </w:r>
+            <w:r>
+              <w:rPr>
+                <w:noProof/>
+                <w:webHidden/>
+              </w:rPr>
+              <w:t>5</w:t>
+            </w:r>
+            <w:r>
+              <w:rPr>
+                <w:noProof/>
+                <w:webHidden/>
+              </w:rPr>
+              <w:fldChar w:fldCharType="end"/>
+            </w:r>
+          </w:hyperlink>
+        </w:p>
+        <w:p>
+          <w:pPr>
+            <w:pStyle w:val="TJ3"/>
+            <w:tabs>
+              <w:tab w:val="right" w:leader="dot" w:pos="9062"/>
+            </w:tabs>
+            <w:rPr>
+              <w:rFonts w:asciiTheme="minorHAnsi" w:eastAsiaTheme="minorEastAsia" w:hAnsiTheme="minorHAnsi"/>
+              <w:noProof/>
+              <w:szCs w:val="24"/>
+              <w:lang w:eastAsia="hu-HU"/>
+            </w:rPr>
+          </w:pPr>
+          <w:hyperlink w:anchor="_Toc218480687" w:history="1">
+            <w:r>
+              <w:rPr>
+                <w:rStyle w:val="Hiperhivatkozs"/>
+                <w:noProof/>
+              </w:rPr>
+              <w:t>BCD számábrázolás</w:t>
+            </w:r>
+            <w:r>
+              <w:rPr>
+                <w:noProof/>
+                <w:webHidden/>
+              </w:rPr>
+              <w:tab/>
+            </w:r>
+            <w:r>
+              <w:rPr>
+                <w:noProof/>
+                <w:webHidden/>
+              </w:rPr>
+              <w:fldChar w:fldCharType="begin"/>
+            </w:r>
+            <w:r>
+              <w:rPr>
+                <w:noProof/>
+                <w:webHidden/>
+              </w:rPr>
+              <w:instrText xml:space="preserve"> PAGEREF _Toc218480687 \h </w:instrText>
+            </w:r>
+            <w:r>
+              <w:rPr>
+                <w:noProof/>
+                <w:webHidden/>
+              </w:rPr>
+            </w:r>
+            <w:r>
+              <w:rPr>
+                <w:noProof/>
+                <w:webHidden/>
+              </w:rPr>
+              <w:fldChar w:fldCharType="separate"/>
+            </w:r>
+            <w:r>
+              <w:rPr>
+                <w:noProof/>
+                <w:webHidden/>
+              </w:rPr>
+              <w:t>5</w:t>
+            </w:r>
+            <w:r>
+              <w:rPr>
+                <w:noProof/>
+                <w:webHidden/>
+              </w:rPr>
+              <w:fldChar w:fldCharType="end"/>
+            </w:r>
+          </w:hyperlink>
+        </w:p>
+        <w:p>
+          <w:pPr>
+            <w:pStyle w:val="TJ3"/>
+            <w:tabs>
+              <w:tab w:val="right" w:leader="dot" w:pos="9062"/>
+            </w:tabs>
+            <w:rPr>
+              <w:rFonts w:asciiTheme="minorHAnsi" w:eastAsiaTheme="minorEastAsia" w:hAnsiTheme="minorHAnsi"/>
+              <w:noProof/>
+              <w:szCs w:val="24"/>
+              <w:lang w:eastAsia="hu-HU"/>
+            </w:rPr>
+          </w:pPr>
+          <w:hyperlink w:anchor="_Toc218480688" w:history="1">
+            <w:r>
+              <w:rPr>
+                <w:rStyle w:val="Hiperhivatkozs"/>
+                <w:noProof/>
+              </w:rPr>
+              <w:t>Előnyök és hátrányok</w:t>
+            </w:r>
+            <w:r>
+              <w:rPr>
+                <w:noProof/>
+                <w:webHidden/>
+              </w:rPr>
+              <w:tab/>
+            </w:r>
+            <w:r>
+              <w:rPr>
+                <w:noProof/>
+                <w:webHidden/>
+              </w:rPr>
+              <w:fldChar w:fldCharType="begin"/>
+            </w:r>
+            <w:r>
+              <w:rPr>
+                <w:noProof/>
+                <w:webHidden/>
+              </w:rPr>
+              <w:instrText xml:space="preserve"> PAGEREF _Toc218480688 \h </w:instrText>
+            </w:r>
+            <w:r>
+              <w:rPr>
+                <w:noProof/>
+                <w:webHidden/>
+              </w:rPr>
+            </w:r>
+            <w:r>
+              <w:rPr>
+                <w:noProof/>
+                <w:webHidden/>
+              </w:rPr>
+              <w:fldChar w:fldCharType="separate"/>
+            </w:r>
+            <w:r>
+              <w:rPr>
+                <w:noProof/>
+                <w:webHidden/>
+              </w:rPr>
+              <w:t>6</w:t>
             </w:r>
             <w:r>
               <w:rPr>
@@ -370,13 +938,13 @@
               <w:lang w:eastAsia="hu-HU"/>
             </w:rPr>
           </w:pPr>
-          <w:hyperlink w:anchor="_Toc218308090" w:history="1">
+          <w:hyperlink w:anchor="_Toc218480689" w:history="1">
             <w:r>
               <w:rPr>
                 <w:rStyle w:val="Hiperhivatkozs"/>
                 <w:noProof/>
               </w:rPr>
-              <w:t>Probléma felvetés</w:t>
+              <w:t>Fejlesztői dokumentáció</w:t>
             </w:r>
             <w:r>
               <w:rPr>
@@ -397,7 +965,7 @@
                 <w:noProof/>
                 <w:webHidden/>
               </w:rPr>
-              <w:instrText xml:space="preserve"> PAGEREF _Toc218308090 \h </w:instrText>
+              <w:instrText xml:space="preserve"> PAGEREF _Toc218480689 \h </w:instrText>
             </w:r>
             <w:r>
               <w:rPr>
@@ -417,7 +985,7 @@
                 <w:noProof/>
                 <w:webHidden/>
               </w:rPr>
-              <w:t>4</w:t>
+              <w:t>8</w:t>
             </w:r>
             <w:r>
               <w:rPr>
@@ -441,13 +1009,13 @@
               <w:lang w:eastAsia="hu-HU"/>
             </w:rPr>
           </w:pPr>
-          <w:hyperlink w:anchor="_Toc218308091" w:history="1">
+          <w:hyperlink w:anchor="_Toc218480690" w:history="1">
             <w:r>
               <w:rPr>
                 <w:rStyle w:val="Hiperhivatkozs"/>
                 <w:noProof/>
               </w:rPr>
-              <w:t>Bináris számrendszer</w:t>
+              <w:t>Számtípusok megvalósítása</w:t>
             </w:r>
             <w:r>
               <w:rPr>
@@ -468,7 +1036,7 @@
                 <w:noProof/>
                 <w:webHidden/>
               </w:rPr>
-              <w:instrText xml:space="preserve"> PAGEREF _Toc218308091 \h </w:instrText>
+              <w:instrText xml:space="preserve"> PAGEREF _Toc218480690 \h </w:instrText>
             </w:r>
             <w:r>
               <w:rPr>
@@ -488,7 +1056,433 @@
                 <w:noProof/>
                 <w:webHidden/>
               </w:rPr>
-              <w:t>4</w:t>
+              <w:t>8</w:t>
+            </w:r>
+            <w:r>
+              <w:rPr>
+                <w:noProof/>
+                <w:webHidden/>
+              </w:rPr>
+              <w:fldChar w:fldCharType="end"/>
+            </w:r>
+          </w:hyperlink>
+        </w:p>
+        <w:p>
+          <w:pPr>
+            <w:pStyle w:val="TJ3"/>
+            <w:tabs>
+              <w:tab w:val="right" w:leader="dot" w:pos="9062"/>
+            </w:tabs>
+            <w:rPr>
+              <w:rFonts w:asciiTheme="minorHAnsi" w:eastAsiaTheme="minorEastAsia" w:hAnsiTheme="minorHAnsi"/>
+              <w:noProof/>
+              <w:szCs w:val="24"/>
+              <w:lang w:eastAsia="hu-HU"/>
+            </w:rPr>
+          </w:pPr>
+          <w:hyperlink w:anchor="_Toc218480691" w:history="1">
+            <w:r>
+              <w:rPr>
+                <w:rStyle w:val="Hiperhivatkozs"/>
+                <w:noProof/>
+              </w:rPr>
+              <w:t>Számjegy típus (Digit)</w:t>
+            </w:r>
+            <w:r>
+              <w:rPr>
+                <w:noProof/>
+                <w:webHidden/>
+              </w:rPr>
+              <w:tab/>
+            </w:r>
+            <w:r>
+              <w:rPr>
+                <w:noProof/>
+                <w:webHidden/>
+              </w:rPr>
+              <w:fldChar w:fldCharType="begin"/>
+            </w:r>
+            <w:r>
+              <w:rPr>
+                <w:noProof/>
+                <w:webHidden/>
+              </w:rPr>
+              <w:instrText xml:space="preserve"> PAGEREF _Toc218480691 \h </w:instrText>
+            </w:r>
+            <w:r>
+              <w:rPr>
+                <w:noProof/>
+                <w:webHidden/>
+              </w:rPr>
+            </w:r>
+            <w:r>
+              <w:rPr>
+                <w:noProof/>
+                <w:webHidden/>
+              </w:rPr>
+              <w:fldChar w:fldCharType="separate"/>
+            </w:r>
+            <w:r>
+              <w:rPr>
+                <w:noProof/>
+                <w:webHidden/>
+              </w:rPr>
+              <w:t>8</w:t>
+            </w:r>
+            <w:r>
+              <w:rPr>
+                <w:noProof/>
+                <w:webHidden/>
+              </w:rPr>
+              <w:fldChar w:fldCharType="end"/>
+            </w:r>
+          </w:hyperlink>
+        </w:p>
+        <w:p>
+          <w:pPr>
+            <w:pStyle w:val="TJ3"/>
+            <w:tabs>
+              <w:tab w:val="right" w:leader="dot" w:pos="9062"/>
+            </w:tabs>
+            <w:rPr>
+              <w:rFonts w:asciiTheme="minorHAnsi" w:eastAsiaTheme="minorEastAsia" w:hAnsiTheme="minorHAnsi"/>
+              <w:noProof/>
+              <w:szCs w:val="24"/>
+              <w:lang w:eastAsia="hu-HU"/>
+            </w:rPr>
+          </w:pPr>
+          <w:hyperlink w:anchor="_Toc218480692" w:history="1">
+            <w:r>
+              <w:rPr>
+                <w:rStyle w:val="Hiperhivatkozs"/>
+                <w:noProof/>
+              </w:rPr>
+              <w:t>Természetes szám típus (Natural)</w:t>
+            </w:r>
+            <w:r>
+              <w:rPr>
+                <w:noProof/>
+                <w:webHidden/>
+              </w:rPr>
+              <w:tab/>
+            </w:r>
+            <w:r>
+              <w:rPr>
+                <w:noProof/>
+                <w:webHidden/>
+              </w:rPr>
+              <w:fldChar w:fldCharType="begin"/>
+            </w:r>
+            <w:r>
+              <w:rPr>
+                <w:noProof/>
+                <w:webHidden/>
+              </w:rPr>
+              <w:instrText xml:space="preserve"> PAGEREF _Toc218480692 \h </w:instrText>
+            </w:r>
+            <w:r>
+              <w:rPr>
+                <w:noProof/>
+                <w:webHidden/>
+              </w:rPr>
+            </w:r>
+            <w:r>
+              <w:rPr>
+                <w:noProof/>
+                <w:webHidden/>
+              </w:rPr>
+              <w:fldChar w:fldCharType="separate"/>
+            </w:r>
+            <w:r>
+              <w:rPr>
+                <w:noProof/>
+                <w:webHidden/>
+              </w:rPr>
+              <w:t>8</w:t>
+            </w:r>
+            <w:r>
+              <w:rPr>
+                <w:noProof/>
+                <w:webHidden/>
+              </w:rPr>
+              <w:fldChar w:fldCharType="end"/>
+            </w:r>
+          </w:hyperlink>
+        </w:p>
+        <w:p>
+          <w:pPr>
+            <w:pStyle w:val="TJ3"/>
+            <w:tabs>
+              <w:tab w:val="right" w:leader="dot" w:pos="9062"/>
+            </w:tabs>
+            <w:rPr>
+              <w:rFonts w:asciiTheme="minorHAnsi" w:eastAsiaTheme="minorEastAsia" w:hAnsiTheme="minorHAnsi"/>
+              <w:noProof/>
+              <w:szCs w:val="24"/>
+              <w:lang w:eastAsia="hu-HU"/>
+            </w:rPr>
+          </w:pPr>
+          <w:hyperlink w:anchor="_Toc218480693" w:history="1">
+            <w:r>
+              <w:rPr>
+                <w:rStyle w:val="Hiperhivatkozs"/>
+                <w:noProof/>
+              </w:rPr>
+              <w:t>Egész szám típus (Integer)</w:t>
+            </w:r>
+            <w:r>
+              <w:rPr>
+                <w:noProof/>
+                <w:webHidden/>
+              </w:rPr>
+              <w:tab/>
+            </w:r>
+            <w:r>
+              <w:rPr>
+                <w:noProof/>
+                <w:webHidden/>
+              </w:rPr>
+              <w:fldChar w:fldCharType="begin"/>
+            </w:r>
+            <w:r>
+              <w:rPr>
+                <w:noProof/>
+                <w:webHidden/>
+              </w:rPr>
+              <w:instrText xml:space="preserve"> PAGEREF _Toc218480693 \h </w:instrText>
+            </w:r>
+            <w:r>
+              <w:rPr>
+                <w:noProof/>
+                <w:webHidden/>
+              </w:rPr>
+            </w:r>
+            <w:r>
+              <w:rPr>
+                <w:noProof/>
+                <w:webHidden/>
+              </w:rPr>
+              <w:fldChar w:fldCharType="separate"/>
+            </w:r>
+            <w:r>
+              <w:rPr>
+                <w:noProof/>
+                <w:webHidden/>
+              </w:rPr>
+              <w:t>9</w:t>
+            </w:r>
+            <w:r>
+              <w:rPr>
+                <w:noProof/>
+                <w:webHidden/>
+              </w:rPr>
+              <w:fldChar w:fldCharType="end"/>
+            </w:r>
+          </w:hyperlink>
+        </w:p>
+        <w:p>
+          <w:pPr>
+            <w:pStyle w:val="TJ3"/>
+            <w:tabs>
+              <w:tab w:val="right" w:leader="dot" w:pos="9062"/>
+            </w:tabs>
+            <w:rPr>
+              <w:rFonts w:asciiTheme="minorHAnsi" w:eastAsiaTheme="minorEastAsia" w:hAnsiTheme="minorHAnsi"/>
+              <w:noProof/>
+              <w:szCs w:val="24"/>
+              <w:lang w:eastAsia="hu-HU"/>
+            </w:rPr>
+          </w:pPr>
+          <w:hyperlink w:anchor="_Toc218480694" w:history="1">
+            <w:r>
+              <w:rPr>
+                <w:rStyle w:val="Hiperhivatkozs"/>
+                <w:noProof/>
+              </w:rPr>
+              <w:t>Pozitív szám típus (Positive)</w:t>
+            </w:r>
+            <w:r>
+              <w:rPr>
+                <w:noProof/>
+                <w:webHidden/>
+              </w:rPr>
+              <w:tab/>
+            </w:r>
+            <w:r>
+              <w:rPr>
+                <w:noProof/>
+                <w:webHidden/>
+              </w:rPr>
+              <w:fldChar w:fldCharType="begin"/>
+            </w:r>
+            <w:r>
+              <w:rPr>
+                <w:noProof/>
+                <w:webHidden/>
+              </w:rPr>
+              <w:instrText xml:space="preserve"> PAGEREF _Toc218480694 \h </w:instrText>
+            </w:r>
+            <w:r>
+              <w:rPr>
+                <w:noProof/>
+                <w:webHidden/>
+              </w:rPr>
+            </w:r>
+            <w:r>
+              <w:rPr>
+                <w:noProof/>
+                <w:webHidden/>
+              </w:rPr>
+              <w:fldChar w:fldCharType="separate"/>
+            </w:r>
+            <w:r>
+              <w:rPr>
+                <w:noProof/>
+                <w:webHidden/>
+              </w:rPr>
+              <w:t>9</w:t>
+            </w:r>
+            <w:r>
+              <w:rPr>
+                <w:noProof/>
+                <w:webHidden/>
+              </w:rPr>
+              <w:fldChar w:fldCharType="end"/>
+            </w:r>
+          </w:hyperlink>
+        </w:p>
+        <w:p>
+          <w:pPr>
+            <w:pStyle w:val="TJ3"/>
+            <w:tabs>
+              <w:tab w:val="right" w:leader="dot" w:pos="9062"/>
+            </w:tabs>
+            <w:rPr>
+              <w:rFonts w:asciiTheme="minorHAnsi" w:eastAsiaTheme="minorEastAsia" w:hAnsiTheme="minorHAnsi"/>
+              <w:noProof/>
+              <w:szCs w:val="24"/>
+              <w:lang w:eastAsia="hu-HU"/>
+            </w:rPr>
+          </w:pPr>
+          <w:hyperlink w:anchor="_Toc218480695" w:history="1">
+            <w:r>
+              <w:rPr>
+                <w:rStyle w:val="Hiperhivatkozs"/>
+                <w:noProof/>
+              </w:rPr>
+              <w:t>Valós szám típus (Writable)</w:t>
+            </w:r>
+            <w:r>
+              <w:rPr>
+                <w:noProof/>
+                <w:webHidden/>
+              </w:rPr>
+              <w:tab/>
+            </w:r>
+            <w:r>
+              <w:rPr>
+                <w:noProof/>
+                <w:webHidden/>
+              </w:rPr>
+              <w:fldChar w:fldCharType="begin"/>
+            </w:r>
+            <w:r>
+              <w:rPr>
+                <w:noProof/>
+                <w:webHidden/>
+              </w:rPr>
+              <w:instrText xml:space="preserve"> PAGEREF _Toc218480695 \h </w:instrText>
+            </w:r>
+            <w:r>
+              <w:rPr>
+                <w:noProof/>
+                <w:webHidden/>
+              </w:rPr>
+            </w:r>
+            <w:r>
+              <w:rPr>
+                <w:noProof/>
+                <w:webHidden/>
+              </w:rPr>
+              <w:fldChar w:fldCharType="separate"/>
+            </w:r>
+            <w:r>
+              <w:rPr>
+                <w:noProof/>
+                <w:webHidden/>
+              </w:rPr>
+              <w:t>9</w:t>
+            </w:r>
+            <w:r>
+              <w:rPr>
+                <w:noProof/>
+                <w:webHidden/>
+              </w:rPr>
+              <w:fldChar w:fldCharType="end"/>
+            </w:r>
+          </w:hyperlink>
+        </w:p>
+        <w:p>
+          <w:pPr>
+            <w:pStyle w:val="TJ3"/>
+            <w:tabs>
+              <w:tab w:val="right" w:leader="dot" w:pos="9062"/>
+            </w:tabs>
+            <w:rPr>
+              <w:rFonts w:asciiTheme="minorHAnsi" w:eastAsiaTheme="minorEastAsia" w:hAnsiTheme="minorHAnsi"/>
+              <w:noProof/>
+              <w:szCs w:val="24"/>
+              <w:lang w:eastAsia="hu-HU"/>
+            </w:rPr>
+          </w:pPr>
+          <w:hyperlink w:anchor="_Toc218480696" w:history="1">
+            <w:r>
+              <w:rPr>
+                <w:rStyle w:val="Hiperhivatkozs"/>
+                <w:noProof/>
+              </w:rPr>
+              <w:t>Racionális szám típus (Rational)</w:t>
+            </w:r>
+            <w:r>
+              <w:rPr>
+                <w:noProof/>
+                <w:webHidden/>
+              </w:rPr>
+              <w:tab/>
+            </w:r>
+            <w:r>
+              <w:rPr>
+                <w:noProof/>
+                <w:webHidden/>
+              </w:rPr>
+              <w:fldChar w:fldCharType="begin"/>
+            </w:r>
+            <w:r>
+              <w:rPr>
+                <w:noProof/>
+                <w:webHidden/>
+              </w:rPr>
+              <w:instrText xml:space="preserve"> PAGEREF _Toc218480696 \h </w:instrText>
+            </w:r>
+            <w:r>
+              <w:rPr>
+                <w:noProof/>
+                <w:webHidden/>
+              </w:rPr>
+            </w:r>
+            <w:r>
+              <w:rPr>
+                <w:noProof/>
+                <w:webHidden/>
+              </w:rPr>
+              <w:fldChar w:fldCharType="separate"/>
+            </w:r>
+            <w:r>
+              <w:rPr>
+                <w:noProof/>
+                <w:webHidden/>
+              </w:rPr>
+              <w:t>9</w:t>
             </w:r>
             <w:r>
               <w:rPr>
@@ -512,13 +1506,13 @@
               <w:lang w:eastAsia="hu-HU"/>
             </w:rPr>
           </w:pPr>
-          <w:hyperlink w:anchor="_Toc218308092" w:history="1">
+          <w:hyperlink w:anchor="_Toc218480697" w:history="1">
             <w:r>
               <w:rPr>
                 <w:rStyle w:val="Hiperhivatkozs"/>
                 <w:noProof/>
               </w:rPr>
-              <w:t>Lebegőpontos számábrázolás</w:t>
+              <w:t>Számológép megvalósítása</w:t>
             </w:r>
             <w:r>
               <w:rPr>
@@ -539,7 +1533,7 @@
                 <w:noProof/>
                 <w:webHidden/>
               </w:rPr>
-              <w:instrText xml:space="preserve"> PAGEREF _Toc218308092 \h </w:instrText>
+              <w:instrText xml:space="preserve"> PAGEREF _Toc218480697 \h </w:instrText>
             </w:r>
             <w:r>
               <w:rPr>
@@ -559,7 +1553,362 @@
                 <w:noProof/>
                 <w:webHidden/>
               </w:rPr>
-              <w:t>5</w:t>
+              <w:t>9</w:t>
+            </w:r>
+            <w:r>
+              <w:rPr>
+                <w:noProof/>
+                <w:webHidden/>
+              </w:rPr>
+              <w:fldChar w:fldCharType="end"/>
+            </w:r>
+          </w:hyperlink>
+        </w:p>
+        <w:p>
+          <w:pPr>
+            <w:pStyle w:val="TJ3"/>
+            <w:tabs>
+              <w:tab w:val="right" w:leader="dot" w:pos="9062"/>
+            </w:tabs>
+            <w:rPr>
+              <w:rFonts w:asciiTheme="minorHAnsi" w:eastAsiaTheme="minorEastAsia" w:hAnsiTheme="minorHAnsi"/>
+              <w:noProof/>
+              <w:szCs w:val="24"/>
+              <w:lang w:eastAsia="hu-HU"/>
+            </w:rPr>
+          </w:pPr>
+          <w:hyperlink w:anchor="_Toc218480698" w:history="1">
+            <w:r>
+              <w:rPr>
+                <w:rStyle w:val="Hiperhivatkozs"/>
+                <w:noProof/>
+              </w:rPr>
+              <w:t>Parser</w:t>
+            </w:r>
+            <w:r>
+              <w:rPr>
+                <w:noProof/>
+                <w:webHidden/>
+              </w:rPr>
+              <w:tab/>
+            </w:r>
+            <w:r>
+              <w:rPr>
+                <w:noProof/>
+                <w:webHidden/>
+              </w:rPr>
+              <w:fldChar w:fldCharType="begin"/>
+            </w:r>
+            <w:r>
+              <w:rPr>
+                <w:noProof/>
+                <w:webHidden/>
+              </w:rPr>
+              <w:instrText xml:space="preserve"> PAGEREF _Toc218480698 \h </w:instrText>
+            </w:r>
+            <w:r>
+              <w:rPr>
+                <w:noProof/>
+                <w:webHidden/>
+              </w:rPr>
+            </w:r>
+            <w:r>
+              <w:rPr>
+                <w:noProof/>
+                <w:webHidden/>
+              </w:rPr>
+              <w:fldChar w:fldCharType="separate"/>
+            </w:r>
+            <w:r>
+              <w:rPr>
+                <w:noProof/>
+                <w:webHidden/>
+              </w:rPr>
+              <w:t>9</w:t>
+            </w:r>
+            <w:r>
+              <w:rPr>
+                <w:noProof/>
+                <w:webHidden/>
+              </w:rPr>
+              <w:fldChar w:fldCharType="end"/>
+            </w:r>
+          </w:hyperlink>
+        </w:p>
+        <w:p>
+          <w:pPr>
+            <w:pStyle w:val="TJ3"/>
+            <w:tabs>
+              <w:tab w:val="right" w:leader="dot" w:pos="9062"/>
+            </w:tabs>
+            <w:rPr>
+              <w:rFonts w:asciiTheme="minorHAnsi" w:eastAsiaTheme="minorEastAsia" w:hAnsiTheme="minorHAnsi"/>
+              <w:noProof/>
+              <w:szCs w:val="24"/>
+              <w:lang w:eastAsia="hu-HU"/>
+            </w:rPr>
+          </w:pPr>
+          <w:hyperlink w:anchor="_Toc218480699" w:history="1">
+            <w:r>
+              <w:rPr>
+                <w:rStyle w:val="Hiperhivatkozs"/>
+                <w:noProof/>
+              </w:rPr>
+              <w:t>Általános számológép (Standard)</w:t>
+            </w:r>
+            <w:r>
+              <w:rPr>
+                <w:noProof/>
+                <w:webHidden/>
+              </w:rPr>
+              <w:tab/>
+            </w:r>
+            <w:r>
+              <w:rPr>
+                <w:noProof/>
+                <w:webHidden/>
+              </w:rPr>
+              <w:fldChar w:fldCharType="begin"/>
+            </w:r>
+            <w:r>
+              <w:rPr>
+                <w:noProof/>
+                <w:webHidden/>
+              </w:rPr>
+              <w:instrText xml:space="preserve"> PAGEREF _Toc218480699 \h </w:instrText>
+            </w:r>
+            <w:r>
+              <w:rPr>
+                <w:noProof/>
+                <w:webHidden/>
+              </w:rPr>
+            </w:r>
+            <w:r>
+              <w:rPr>
+                <w:noProof/>
+                <w:webHidden/>
+              </w:rPr>
+              <w:fldChar w:fldCharType="separate"/>
+            </w:r>
+            <w:r>
+              <w:rPr>
+                <w:noProof/>
+                <w:webHidden/>
+              </w:rPr>
+              <w:t>9</w:t>
+            </w:r>
+            <w:r>
+              <w:rPr>
+                <w:noProof/>
+                <w:webHidden/>
+              </w:rPr>
+              <w:fldChar w:fldCharType="end"/>
+            </w:r>
+          </w:hyperlink>
+        </w:p>
+        <w:p>
+          <w:pPr>
+            <w:pStyle w:val="TJ3"/>
+            <w:tabs>
+              <w:tab w:val="right" w:leader="dot" w:pos="9062"/>
+            </w:tabs>
+            <w:rPr>
+              <w:rFonts w:asciiTheme="minorHAnsi" w:eastAsiaTheme="minorEastAsia" w:hAnsiTheme="minorHAnsi"/>
+              <w:noProof/>
+              <w:szCs w:val="24"/>
+              <w:lang w:eastAsia="hu-HU"/>
+            </w:rPr>
+          </w:pPr>
+          <w:hyperlink w:anchor="_Toc218480700" w:history="1">
+            <w:r>
+              <w:rPr>
+                <w:rStyle w:val="Hiperhivatkozs"/>
+                <w:noProof/>
+              </w:rPr>
+              <w:t>Euklideszi tér számológép (EuclideanSpace)</w:t>
+            </w:r>
+            <w:r>
+              <w:rPr>
+                <w:noProof/>
+                <w:webHidden/>
+              </w:rPr>
+              <w:tab/>
+            </w:r>
+            <w:r>
+              <w:rPr>
+                <w:noProof/>
+                <w:webHidden/>
+              </w:rPr>
+              <w:fldChar w:fldCharType="begin"/>
+            </w:r>
+            <w:r>
+              <w:rPr>
+                <w:noProof/>
+                <w:webHidden/>
+              </w:rPr>
+              <w:instrText xml:space="preserve"> PAGEREF _Toc218480700 \h </w:instrText>
+            </w:r>
+            <w:r>
+              <w:rPr>
+                <w:noProof/>
+                <w:webHidden/>
+              </w:rPr>
+            </w:r>
+            <w:r>
+              <w:rPr>
+                <w:noProof/>
+                <w:webHidden/>
+              </w:rPr>
+              <w:fldChar w:fldCharType="separate"/>
+            </w:r>
+            <w:r>
+              <w:rPr>
+                <w:noProof/>
+                <w:webHidden/>
+              </w:rPr>
+              <w:t>9</w:t>
+            </w:r>
+            <w:r>
+              <w:rPr>
+                <w:noProof/>
+                <w:webHidden/>
+              </w:rPr>
+              <w:fldChar w:fldCharType="end"/>
+            </w:r>
+          </w:hyperlink>
+        </w:p>
+        <w:p>
+          <w:pPr>
+            <w:pStyle w:val="TJ3"/>
+            <w:tabs>
+              <w:tab w:val="right" w:leader="dot" w:pos="9062"/>
+            </w:tabs>
+            <w:rPr>
+              <w:rFonts w:asciiTheme="minorHAnsi" w:eastAsiaTheme="minorEastAsia" w:hAnsiTheme="minorHAnsi"/>
+              <w:noProof/>
+              <w:szCs w:val="24"/>
+              <w:lang w:eastAsia="hu-HU"/>
+            </w:rPr>
+          </w:pPr>
+          <w:hyperlink w:anchor="_Toc218480701" w:history="1">
+            <w:r>
+              <w:rPr>
+                <w:rStyle w:val="Hiperhivatkozs"/>
+                <w:noProof/>
+              </w:rPr>
+              <w:t>Polinom számológép (Polynomials)</w:t>
+            </w:r>
+            <w:r>
+              <w:rPr>
+                <w:noProof/>
+                <w:webHidden/>
+              </w:rPr>
+              <w:tab/>
+            </w:r>
+            <w:r>
+              <w:rPr>
+                <w:noProof/>
+                <w:webHidden/>
+              </w:rPr>
+              <w:fldChar w:fldCharType="begin"/>
+            </w:r>
+            <w:r>
+              <w:rPr>
+                <w:noProof/>
+                <w:webHidden/>
+              </w:rPr>
+              <w:instrText xml:space="preserve"> PAGEREF _Toc218480701 \h </w:instrText>
+            </w:r>
+            <w:r>
+              <w:rPr>
+                <w:noProof/>
+                <w:webHidden/>
+              </w:rPr>
+            </w:r>
+            <w:r>
+              <w:rPr>
+                <w:noProof/>
+                <w:webHidden/>
+              </w:rPr>
+              <w:fldChar w:fldCharType="separate"/>
+            </w:r>
+            <w:r>
+              <w:rPr>
+                <w:noProof/>
+                <w:webHidden/>
+              </w:rPr>
+              <w:t>9</w:t>
+            </w:r>
+            <w:r>
+              <w:rPr>
+                <w:noProof/>
+                <w:webHidden/>
+              </w:rPr>
+              <w:fldChar w:fldCharType="end"/>
+            </w:r>
+          </w:hyperlink>
+        </w:p>
+        <w:p>
+          <w:pPr>
+            <w:pStyle w:val="TJ3"/>
+            <w:tabs>
+              <w:tab w:val="right" w:leader="dot" w:pos="9062"/>
+            </w:tabs>
+            <w:rPr>
+              <w:rFonts w:asciiTheme="minorHAnsi" w:eastAsiaTheme="minorEastAsia" w:hAnsiTheme="minorHAnsi"/>
+              <w:noProof/>
+              <w:szCs w:val="24"/>
+              <w:lang w:eastAsia="hu-HU"/>
+            </w:rPr>
+          </w:pPr>
+          <w:hyperlink w:anchor="_Toc218480702" w:history="1">
+            <w:r>
+              <w:rPr>
+                <w:rStyle w:val="Hiperhivatkozs"/>
+                <w:noProof/>
+              </w:rPr>
+              <w:t>Integrálközelítés számológép (Integral)</w:t>
+            </w:r>
+            <w:r>
+              <w:rPr>
+                <w:noProof/>
+                <w:webHidden/>
+              </w:rPr>
+              <w:tab/>
+            </w:r>
+            <w:r>
+              <w:rPr>
+                <w:noProof/>
+                <w:webHidden/>
+              </w:rPr>
+              <w:fldChar w:fldCharType="begin"/>
+            </w:r>
+            <w:r>
+              <w:rPr>
+                <w:noProof/>
+                <w:webHidden/>
+              </w:rPr>
+              <w:instrText xml:space="preserve"> PAGEREF _Toc218480702 \h </w:instrText>
+            </w:r>
+            <w:r>
+              <w:rPr>
+                <w:noProof/>
+                <w:webHidden/>
+              </w:rPr>
+            </w:r>
+            <w:r>
+              <w:rPr>
+                <w:noProof/>
+                <w:webHidden/>
+              </w:rPr>
+              <w:fldChar w:fldCharType="separate"/>
+            </w:r>
+            <w:r>
+              <w:rPr>
+                <w:noProof/>
+                <w:webHidden/>
+              </w:rPr>
+              <w:t>9</w:t>
             </w:r>
             <w:r>
               <w:rPr>
@@ -583,13 +1932,13 @@
               <w:lang w:eastAsia="hu-HU"/>
             </w:rPr>
           </w:pPr>
-          <w:hyperlink w:anchor="_Toc218308093" w:history="1">
+          <w:hyperlink w:anchor="_Toc218480703" w:history="1">
             <w:r>
               <w:rPr>
                 <w:rStyle w:val="Hiperhivatkozs"/>
                 <w:noProof/>
               </w:rPr>
-              <w:t>Implementációk</w:t>
+              <w:t>Vizuális számológép megvalósítása</w:t>
             </w:r>
             <w:r>
               <w:rPr>
@@ -610,7 +1959,7 @@
                 <w:noProof/>
                 <w:webHidden/>
               </w:rPr>
-              <w:instrText xml:space="preserve"> PAGEREF _Toc218308093 \h </w:instrText>
+              <w:instrText xml:space="preserve"> PAGEREF _Toc218480703 \h </w:instrText>
             </w:r>
             <w:r>
               <w:rPr>
@@ -630,7 +1979,78 @@
                 <w:noProof/>
                 <w:webHidden/>
               </w:rPr>
-              <w:t>5</w:t>
+              <w:t>9</w:t>
+            </w:r>
+            <w:r>
+              <w:rPr>
+                <w:noProof/>
+                <w:webHidden/>
+              </w:rPr>
+              <w:fldChar w:fldCharType="end"/>
+            </w:r>
+          </w:hyperlink>
+        </w:p>
+        <w:p>
+          <w:pPr>
+            <w:pStyle w:val="TJ3"/>
+            <w:tabs>
+              <w:tab w:val="right" w:leader="dot" w:pos="9062"/>
+            </w:tabs>
+            <w:rPr>
+              <w:rFonts w:asciiTheme="minorHAnsi" w:eastAsiaTheme="minorEastAsia" w:hAnsiTheme="minorHAnsi"/>
+              <w:noProof/>
+              <w:szCs w:val="24"/>
+              <w:lang w:eastAsia="hu-HU"/>
+            </w:rPr>
+          </w:pPr>
+          <w:hyperlink w:anchor="_Toc218480704" w:history="1">
+            <w:r>
+              <w:rPr>
+                <w:rStyle w:val="Hiperhivatkozs"/>
+                <w:noProof/>
+              </w:rPr>
+              <w:t>Funkciók</w:t>
+            </w:r>
+            <w:r>
+              <w:rPr>
+                <w:noProof/>
+                <w:webHidden/>
+              </w:rPr>
+              <w:tab/>
+            </w:r>
+            <w:r>
+              <w:rPr>
+                <w:noProof/>
+                <w:webHidden/>
+              </w:rPr>
+              <w:fldChar w:fldCharType="begin"/>
+            </w:r>
+            <w:r>
+              <w:rPr>
+                <w:noProof/>
+                <w:webHidden/>
+              </w:rPr>
+              <w:instrText xml:space="preserve"> PAGEREF _Toc218480704 \h </w:instrText>
+            </w:r>
+            <w:r>
+              <w:rPr>
+                <w:noProof/>
+                <w:webHidden/>
+              </w:rPr>
+            </w:r>
+            <w:r>
+              <w:rPr>
+                <w:noProof/>
+                <w:webHidden/>
+              </w:rPr>
+              <w:fldChar w:fldCharType="separate"/>
+            </w:r>
+            <w:r>
+              <w:rPr>
+                <w:noProof/>
+                <w:webHidden/>
+              </w:rPr>
+              <w:t>9</w:t>
             </w:r>
             <w:r>
               <w:rPr>
@@ -654,13 +2074,13 @@
               <w:lang w:eastAsia="hu-HU"/>
             </w:rPr>
           </w:pPr>
-          <w:hyperlink w:anchor="_Toc218308094" w:history="1">
+          <w:hyperlink w:anchor="_Toc218480705" w:history="1">
             <w:r>
               <w:rPr>
                 <w:rStyle w:val="Hiperhivatkozs"/>
                 <w:noProof/>
               </w:rPr>
-              <w:t>Konklúzió</w:t>
+              <w:t>Jövőbeli fejlesztések</w:t>
             </w:r>
             <w:r>
               <w:rPr>
@@ -681,7 +2101,7 @@
                 <w:noProof/>
                 <w:webHidden/>
               </w:rPr>
-              <w:instrText xml:space="preserve"> PAGEREF _Toc218308094 \h </w:instrText>
+              <w:instrText xml:space="preserve"> PAGEREF _Toc218480705 \h </w:instrText>
             </w:r>
             <w:r>
               <w:rPr>
@@ -701,7 +2121,7 @@
                 <w:noProof/>
                 <w:webHidden/>
               </w:rPr>
-              <w:t>6</w:t>
+              <w:t>9</w:t>
             </w:r>
             <w:r>
               <w:rPr>
@@ -714,7 +2134,7 @@
         </w:p>
         <w:p>
           <w:pPr>
-            <w:pStyle w:val="TJ1"/>
+            <w:pStyle w:val="TJ3"/>
             <w:tabs>
               <w:tab w:val="right" w:leader="dot" w:pos="9062"/>
             </w:tabs>
@@ -725,13 +2145,13 @@
               <w:lang w:eastAsia="hu-HU"/>
             </w:rPr>
           </w:pPr>
-          <w:hyperlink w:anchor="_Toc218308095" w:history="1">
+          <w:hyperlink w:anchor="_Toc218480706" w:history="1">
             <w:r>
               <w:rPr>
                 <w:rStyle w:val="Hiperhivatkozs"/>
                 <w:noProof/>
               </w:rPr>
-              <w:t>Fejlesztői dokumentáció</w:t>
+              <w:t>Teljesítményt növelő fejlesztések</w:t>
             </w:r>
             <w:r>
               <w:rPr>
@@ -752,7 +2172,7 @@
                 <w:noProof/>
                 <w:webHidden/>
               </w:rPr>
-              <w:instrText xml:space="preserve"> PAGEREF _Toc218308095 \h </w:instrText>
+              <w:instrText xml:space="preserve"> PAGEREF _Toc218480706 \h </w:instrText>
             </w:r>
             <w:r>
               <w:rPr>
@@ -772,7 +2192,149 @@
                 <w:noProof/>
                 <w:webHidden/>
               </w:rPr>
-              <w:t>7</w:t>
+              <w:t>9</w:t>
+            </w:r>
+            <w:r>
+              <w:rPr>
+                <w:noProof/>
+                <w:webHidden/>
+              </w:rPr>
+              <w:fldChar w:fldCharType="end"/>
+            </w:r>
+          </w:hyperlink>
+        </w:p>
+        <w:p>
+          <w:pPr>
+            <w:pStyle w:val="TJ3"/>
+            <w:tabs>
+              <w:tab w:val="right" w:leader="dot" w:pos="9062"/>
+            </w:tabs>
+            <w:rPr>
+              <w:rFonts w:asciiTheme="minorHAnsi" w:eastAsiaTheme="minorEastAsia" w:hAnsiTheme="minorHAnsi"/>
+              <w:noProof/>
+              <w:szCs w:val="24"/>
+              <w:lang w:eastAsia="hu-HU"/>
+            </w:rPr>
+          </w:pPr>
+          <w:hyperlink w:anchor="_Toc218480707" w:history="1">
+            <w:r>
+              <w:rPr>
+                <w:rStyle w:val="Hiperhivatkozs"/>
+                <w:noProof/>
+              </w:rPr>
+              <w:t>Bővítmények</w:t>
+            </w:r>
+            <w:r>
+              <w:rPr>
+                <w:noProof/>
+                <w:webHidden/>
+              </w:rPr>
+              <w:tab/>
+            </w:r>
+            <w:r>
+              <w:rPr>
+                <w:noProof/>
+                <w:webHidden/>
+              </w:rPr>
+              <w:fldChar w:fldCharType="begin"/>
+            </w:r>
+            <w:r>
+              <w:rPr>
+                <w:noProof/>
+                <w:webHidden/>
+              </w:rPr>
+              <w:instrText xml:space="preserve"> PAGEREF _Toc218480707 \h </w:instrText>
+            </w:r>
+            <w:r>
+              <w:rPr>
+                <w:noProof/>
+                <w:webHidden/>
+              </w:rPr>
+            </w:r>
+            <w:r>
+              <w:rPr>
+                <w:noProof/>
+                <w:webHidden/>
+              </w:rPr>
+              <w:fldChar w:fldCharType="separate"/>
+            </w:r>
+            <w:r>
+              <w:rPr>
+                <w:noProof/>
+                <w:webHidden/>
+              </w:rPr>
+              <w:t>9</w:t>
+            </w:r>
+            <w:r>
+              <w:rPr>
+                <w:noProof/>
+                <w:webHidden/>
+              </w:rPr>
+              <w:fldChar w:fldCharType="end"/>
+            </w:r>
+          </w:hyperlink>
+        </w:p>
+        <w:p>
+          <w:pPr>
+            <w:pStyle w:val="TJ3"/>
+            <w:tabs>
+              <w:tab w:val="right" w:leader="dot" w:pos="9062"/>
+            </w:tabs>
+            <w:rPr>
+              <w:rFonts w:asciiTheme="minorHAnsi" w:eastAsiaTheme="minorEastAsia" w:hAnsiTheme="minorHAnsi"/>
+              <w:noProof/>
+              <w:szCs w:val="24"/>
+              <w:lang w:eastAsia="hu-HU"/>
+            </w:rPr>
+          </w:pPr>
+          <w:hyperlink w:anchor="_Toc218480708" w:history="1">
+            <w:r>
+              <w:rPr>
+                <w:rStyle w:val="Hiperhivatkozs"/>
+                <w:noProof/>
+              </w:rPr>
+              <w:t>Más nyelvekre kiterjesztés</w:t>
+            </w:r>
+            <w:r>
+              <w:rPr>
+                <w:noProof/>
+                <w:webHidden/>
+              </w:rPr>
+              <w:tab/>
+            </w:r>
+            <w:r>
+              <w:rPr>
+                <w:noProof/>
+                <w:webHidden/>
+              </w:rPr>
+              <w:fldChar w:fldCharType="begin"/>
+            </w:r>
+            <w:r>
+              <w:rPr>
+                <w:noProof/>
+                <w:webHidden/>
+              </w:rPr>
+              <w:instrText xml:space="preserve"> PAGEREF _Toc218480708 \h </w:instrText>
+            </w:r>
+            <w:r>
+              <w:rPr>
+                <w:noProof/>
+                <w:webHidden/>
+              </w:rPr>
+            </w:r>
+            <w:r>
+              <w:rPr>
+                <w:noProof/>
+                <w:webHidden/>
+              </w:rPr>
+              <w:fldChar w:fldCharType="separate"/>
+            </w:r>
+            <w:r>
+              <w:rPr>
+                <w:noProof/>
+                <w:webHidden/>
+              </w:rPr>
+              <w:t>9</w:t>
             </w:r>
             <w:r>
               <w:rPr>
@@ -796,13 +2358,13 @@
               <w:lang w:eastAsia="hu-HU"/>
             </w:rPr>
           </w:pPr>
-          <w:hyperlink w:anchor="_Toc218308096" w:history="1">
+          <w:hyperlink w:anchor="_Toc218480709" w:history="1">
             <w:r>
               <w:rPr>
                 <w:rStyle w:val="Hiperhivatkozs"/>
                 <w:noProof/>
               </w:rPr>
-              <w:t>BCD számábrázolás</w:t>
+              <w:t>Köszönetnyilvánítás</w:t>
             </w:r>
             <w:r>
               <w:rPr>
@@ -823,7 +2385,7 @@
                 <w:noProof/>
                 <w:webHidden/>
               </w:rPr>
-              <w:instrText xml:space="preserve"> PAGEREF _Toc218308096 \h </w:instrText>
+              <w:instrText xml:space="preserve"> PAGEREF _Toc218480709 \h </w:instrText>
             </w:r>
             <w:r>
               <w:rPr>
@@ -843,1427 +2405,7 @@
                 <w:noProof/>
                 <w:webHidden/>
               </w:rPr>
-              <w:t>7</w:t>
-            </w:r>
-            <w:r>
-              <w:rPr>
-                <w:noProof/>
-                <w:webHidden/>
-              </w:rPr>
-              <w:fldChar w:fldCharType="end"/>
-            </w:r>
-          </w:hyperlink>
-        </w:p>
-        <w:p>
-          <w:pPr>
-            <w:pStyle w:val="TJ2"/>
-            <w:tabs>
-              <w:tab w:val="right" w:leader="dot" w:pos="9062"/>
-            </w:tabs>
-            <w:rPr>
-              <w:rFonts w:asciiTheme="minorHAnsi" w:eastAsiaTheme="minorEastAsia" w:hAnsiTheme="minorHAnsi"/>
-              <w:noProof/>
-              <w:szCs w:val="24"/>
-              <w:lang w:eastAsia="hu-HU"/>
-            </w:rPr>
-          </w:pPr>
-          <w:hyperlink w:anchor="_Toc218308097" w:history="1">
-            <w:r>
-              <w:rPr>
-                <w:rStyle w:val="Hiperhivatkozs"/>
-                <w:noProof/>
-              </w:rPr>
-              <w:t>Számtípusok megvalósítása</w:t>
-            </w:r>
-            <w:r>
-              <w:rPr>
-                <w:noProof/>
-                <w:webHidden/>
-              </w:rPr>
-              <w:tab/>
-            </w:r>
-            <w:r>
-              <w:rPr>
-                <w:noProof/>
-                <w:webHidden/>
-              </w:rPr>
-              <w:fldChar w:fldCharType="begin"/>
-            </w:r>
-            <w:r>
-              <w:rPr>
-                <w:noProof/>
-                <w:webHidden/>
-              </w:rPr>
-              <w:instrText xml:space="preserve"> PAGEREF _Toc218308097 \h </w:instrText>
-            </w:r>
-            <w:r>
-              <w:rPr>
-                <w:noProof/>
-                <w:webHidden/>
-              </w:rPr>
-            </w:r>
-            <w:r>
-              <w:rPr>
-                <w:noProof/>
-                <w:webHidden/>
-              </w:rPr>
-              <w:fldChar w:fldCharType="separate"/>
-            </w:r>
-            <w:r>
-              <w:rPr>
-                <w:noProof/>
-                <w:webHidden/>
-              </w:rPr>
-              <w:t>7</w:t>
-            </w:r>
-            <w:r>
-              <w:rPr>
-                <w:noProof/>
-                <w:webHidden/>
-              </w:rPr>
-              <w:fldChar w:fldCharType="end"/>
-            </w:r>
-          </w:hyperlink>
-        </w:p>
-        <w:p>
-          <w:pPr>
-            <w:pStyle w:val="TJ3"/>
-            <w:tabs>
-              <w:tab w:val="right" w:leader="dot" w:pos="9062"/>
-            </w:tabs>
-            <w:rPr>
-              <w:rFonts w:asciiTheme="minorHAnsi" w:eastAsiaTheme="minorEastAsia" w:hAnsiTheme="minorHAnsi"/>
-              <w:noProof/>
-              <w:szCs w:val="24"/>
-              <w:lang w:eastAsia="hu-HU"/>
-            </w:rPr>
-          </w:pPr>
-          <w:hyperlink w:anchor="_Toc218308098" w:history="1">
-            <w:r>
-              <w:rPr>
-                <w:rStyle w:val="Hiperhivatkozs"/>
-                <w:noProof/>
-              </w:rPr>
-              <w:t>Számjegy típus (Digit)</w:t>
-            </w:r>
-            <w:r>
-              <w:rPr>
-                <w:noProof/>
-                <w:webHidden/>
-              </w:rPr>
-              <w:tab/>
-            </w:r>
-            <w:r>
-              <w:rPr>
-                <w:noProof/>
-                <w:webHidden/>
-              </w:rPr>
-              <w:fldChar w:fldCharType="begin"/>
-            </w:r>
-            <w:r>
-              <w:rPr>
-                <w:noProof/>
-                <w:webHidden/>
-              </w:rPr>
-              <w:instrText xml:space="preserve"> PAGEREF _Toc218308098 \h </w:instrText>
-            </w:r>
-            <w:r>
-              <w:rPr>
-                <w:noProof/>
-                <w:webHidden/>
-              </w:rPr>
-            </w:r>
-            <w:r>
-              <w:rPr>
-                <w:noProof/>
-                <w:webHidden/>
-              </w:rPr>
-              <w:fldChar w:fldCharType="separate"/>
-            </w:r>
-            <w:r>
-              <w:rPr>
-                <w:noProof/>
-                <w:webHidden/>
-              </w:rPr>
-              <w:t>7</w:t>
-            </w:r>
-            <w:r>
-              <w:rPr>
-                <w:noProof/>
-                <w:webHidden/>
-              </w:rPr>
-              <w:fldChar w:fldCharType="end"/>
-            </w:r>
-          </w:hyperlink>
-        </w:p>
-        <w:p>
-          <w:pPr>
-            <w:pStyle w:val="TJ3"/>
-            <w:tabs>
-              <w:tab w:val="right" w:leader="dot" w:pos="9062"/>
-            </w:tabs>
-            <w:rPr>
-              <w:rFonts w:asciiTheme="minorHAnsi" w:eastAsiaTheme="minorEastAsia" w:hAnsiTheme="minorHAnsi"/>
-              <w:noProof/>
-              <w:szCs w:val="24"/>
-              <w:lang w:eastAsia="hu-HU"/>
-            </w:rPr>
-          </w:pPr>
-          <w:hyperlink w:anchor="_Toc218308099" w:history="1">
-            <w:r>
-              <w:rPr>
-                <w:rStyle w:val="Hiperhivatkozs"/>
-                <w:noProof/>
-              </w:rPr>
-              <w:t>Természetes szám típus (Natural)</w:t>
-            </w:r>
-            <w:r>
-              <w:rPr>
-                <w:noProof/>
-                <w:webHidden/>
-              </w:rPr>
-              <w:tab/>
-            </w:r>
-            <w:r>
-              <w:rPr>
-                <w:noProof/>
-                <w:webHidden/>
-              </w:rPr>
-              <w:fldChar w:fldCharType="begin"/>
-            </w:r>
-            <w:r>
-              <w:rPr>
-                <w:noProof/>
-                <w:webHidden/>
-              </w:rPr>
-              <w:instrText xml:space="preserve"> PAGEREF _Toc218308099 \h </w:instrText>
-            </w:r>
-            <w:r>
-              <w:rPr>
-                <w:noProof/>
-                <w:webHidden/>
-              </w:rPr>
-            </w:r>
-            <w:r>
-              <w:rPr>
-                <w:noProof/>
-                <w:webHidden/>
-              </w:rPr>
-              <w:fldChar w:fldCharType="separate"/>
-            </w:r>
-            <w:r>
-              <w:rPr>
-                <w:noProof/>
-                <w:webHidden/>
-              </w:rPr>
-              <w:t>8</w:t>
-            </w:r>
-            <w:r>
-              <w:rPr>
-                <w:noProof/>
-                <w:webHidden/>
-              </w:rPr>
-              <w:fldChar w:fldCharType="end"/>
-            </w:r>
-          </w:hyperlink>
-        </w:p>
-        <w:p>
-          <w:pPr>
-            <w:pStyle w:val="TJ3"/>
-            <w:tabs>
-              <w:tab w:val="right" w:leader="dot" w:pos="9062"/>
-            </w:tabs>
-            <w:rPr>
-              <w:rFonts w:asciiTheme="minorHAnsi" w:eastAsiaTheme="minorEastAsia" w:hAnsiTheme="minorHAnsi"/>
-              <w:noProof/>
-              <w:szCs w:val="24"/>
-              <w:lang w:eastAsia="hu-HU"/>
-            </w:rPr>
-          </w:pPr>
-          <w:hyperlink w:anchor="_Toc218308100" w:history="1">
-            <w:r>
-              <w:rPr>
-                <w:rStyle w:val="Hiperhivatkozs"/>
-                <w:noProof/>
-              </w:rPr>
-              <w:t>Egész szám típus (Integer)</w:t>
-            </w:r>
-            <w:r>
-              <w:rPr>
-                <w:noProof/>
-                <w:webHidden/>
-              </w:rPr>
-              <w:tab/>
-            </w:r>
-            <w:r>
-              <w:rPr>
-                <w:noProof/>
-                <w:webHidden/>
-              </w:rPr>
-              <w:fldChar w:fldCharType="begin"/>
-            </w:r>
-            <w:r>
-              <w:rPr>
-                <w:noProof/>
-                <w:webHidden/>
-              </w:rPr>
-              <w:instrText xml:space="preserve"> PAGEREF _Toc218308100 \h </w:instrText>
-            </w:r>
-            <w:r>
-              <w:rPr>
-                <w:noProof/>
-                <w:webHidden/>
-              </w:rPr>
-            </w:r>
-            <w:r>
-              <w:rPr>
-                <w:noProof/>
-                <w:webHidden/>
-              </w:rPr>
-              <w:fldChar w:fldCharType="separate"/>
-            </w:r>
-            <w:r>
-              <w:rPr>
-                <w:noProof/>
-                <w:webHidden/>
-              </w:rPr>
-              <w:t>8</w:t>
-            </w:r>
-            <w:r>
-              <w:rPr>
-                <w:noProof/>
-                <w:webHidden/>
-              </w:rPr>
-              <w:fldChar w:fldCharType="end"/>
-            </w:r>
-          </w:hyperlink>
-        </w:p>
-        <w:p>
-          <w:pPr>
-            <w:pStyle w:val="TJ3"/>
-            <w:tabs>
-              <w:tab w:val="right" w:leader="dot" w:pos="9062"/>
-            </w:tabs>
-            <w:rPr>
-              <w:rFonts w:asciiTheme="minorHAnsi" w:eastAsiaTheme="minorEastAsia" w:hAnsiTheme="minorHAnsi"/>
-              <w:noProof/>
-              <w:szCs w:val="24"/>
-              <w:lang w:eastAsia="hu-HU"/>
-            </w:rPr>
-          </w:pPr>
-          <w:hyperlink w:anchor="_Toc218308101" w:history="1">
-            <w:r>
-              <w:rPr>
-                <w:rStyle w:val="Hiperhivatkozs"/>
-                <w:noProof/>
-              </w:rPr>
-              <w:t>Pozitív szám típus (Positive)</w:t>
-            </w:r>
-            <w:r>
-              <w:rPr>
-                <w:noProof/>
-                <w:webHidden/>
-              </w:rPr>
-              <w:tab/>
-            </w:r>
-            <w:r>
-              <w:rPr>
-                <w:noProof/>
-                <w:webHidden/>
-              </w:rPr>
-              <w:fldChar w:fldCharType="begin"/>
-            </w:r>
-            <w:r>
-              <w:rPr>
-                <w:noProof/>
-                <w:webHidden/>
-              </w:rPr>
-              <w:instrText xml:space="preserve"> PAGEREF _Toc218308101 \h </w:instrText>
-            </w:r>
-            <w:r>
-              <w:rPr>
-                <w:noProof/>
-                <w:webHidden/>
-              </w:rPr>
-            </w:r>
-            <w:r>
-              <w:rPr>
-                <w:noProof/>
-                <w:webHidden/>
-              </w:rPr>
-              <w:fldChar w:fldCharType="separate"/>
-            </w:r>
-            <w:r>
-              <w:rPr>
-                <w:noProof/>
-                <w:webHidden/>
-              </w:rPr>
-              <w:t>8</w:t>
-            </w:r>
-            <w:r>
-              <w:rPr>
-                <w:noProof/>
-                <w:webHidden/>
-              </w:rPr>
-              <w:fldChar w:fldCharType="end"/>
-            </w:r>
-          </w:hyperlink>
-        </w:p>
-        <w:p>
-          <w:pPr>
-            <w:pStyle w:val="TJ3"/>
-            <w:tabs>
-              <w:tab w:val="right" w:leader="dot" w:pos="9062"/>
-            </w:tabs>
-            <w:rPr>
-              <w:rFonts w:asciiTheme="minorHAnsi" w:eastAsiaTheme="minorEastAsia" w:hAnsiTheme="minorHAnsi"/>
-              <w:noProof/>
-              <w:szCs w:val="24"/>
-              <w:lang w:eastAsia="hu-HU"/>
-            </w:rPr>
-          </w:pPr>
-          <w:hyperlink w:anchor="_Toc218308102" w:history="1">
-            <w:r>
-              <w:rPr>
-                <w:rStyle w:val="Hiperhivatkozs"/>
-                <w:noProof/>
-              </w:rPr>
-              <w:t>Valós szám típus (Writable)</w:t>
-            </w:r>
-            <w:r>
-              <w:rPr>
-                <w:noProof/>
-                <w:webHidden/>
-              </w:rPr>
-              <w:tab/>
-            </w:r>
-            <w:r>
-              <w:rPr>
-                <w:noProof/>
-                <w:webHidden/>
-              </w:rPr>
-              <w:fldChar w:fldCharType="begin"/>
-            </w:r>
-            <w:r>
-              <w:rPr>
-                <w:noProof/>
-                <w:webHidden/>
-              </w:rPr>
-              <w:instrText xml:space="preserve"> PAGEREF _Toc218308102 \h </w:instrText>
-            </w:r>
-            <w:r>
-              <w:rPr>
-                <w:noProof/>
-                <w:webHidden/>
-              </w:rPr>
-            </w:r>
-            <w:r>
-              <w:rPr>
-                <w:noProof/>
-                <w:webHidden/>
-              </w:rPr>
-              <w:fldChar w:fldCharType="separate"/>
-            </w:r>
-            <w:r>
-              <w:rPr>
-                <w:noProof/>
-                <w:webHidden/>
-              </w:rPr>
-              <w:t>8</w:t>
-            </w:r>
-            <w:r>
-              <w:rPr>
-                <w:noProof/>
-                <w:webHidden/>
-              </w:rPr>
-              <w:fldChar w:fldCharType="end"/>
-            </w:r>
-          </w:hyperlink>
-        </w:p>
-        <w:p>
-          <w:pPr>
-            <w:pStyle w:val="TJ3"/>
-            <w:tabs>
-              <w:tab w:val="right" w:leader="dot" w:pos="9062"/>
-            </w:tabs>
-            <w:rPr>
-              <w:rFonts w:asciiTheme="minorHAnsi" w:eastAsiaTheme="minorEastAsia" w:hAnsiTheme="minorHAnsi"/>
-              <w:noProof/>
-              <w:szCs w:val="24"/>
-              <w:lang w:eastAsia="hu-HU"/>
-            </w:rPr>
-          </w:pPr>
-          <w:hyperlink w:anchor="_Toc218308103" w:history="1">
-            <w:r>
-              <w:rPr>
-                <w:rStyle w:val="Hiperhivatkozs"/>
-                <w:noProof/>
-              </w:rPr>
-              <w:t>Racionális szám típus (Rational)</w:t>
-            </w:r>
-            <w:r>
-              <w:rPr>
-                <w:noProof/>
-                <w:webHidden/>
-              </w:rPr>
-              <w:tab/>
-            </w:r>
-            <w:r>
-              <w:rPr>
-                <w:noProof/>
-                <w:webHidden/>
-              </w:rPr>
-              <w:fldChar w:fldCharType="begin"/>
-            </w:r>
-            <w:r>
-              <w:rPr>
-                <w:noProof/>
-                <w:webHidden/>
-              </w:rPr>
-              <w:instrText xml:space="preserve"> PAGEREF _Toc218308103 \h </w:instrText>
-            </w:r>
-            <w:r>
-              <w:rPr>
-                <w:noProof/>
-                <w:webHidden/>
-              </w:rPr>
-            </w:r>
-            <w:r>
-              <w:rPr>
-                <w:noProof/>
-                <w:webHidden/>
-              </w:rPr>
-              <w:fldChar w:fldCharType="separate"/>
-            </w:r>
-            <w:r>
-              <w:rPr>
-                <w:noProof/>
-                <w:webHidden/>
-              </w:rPr>
-              <w:t>8</w:t>
-            </w:r>
-            <w:r>
-              <w:rPr>
-                <w:noProof/>
-                <w:webHidden/>
-              </w:rPr>
-              <w:fldChar w:fldCharType="end"/>
-            </w:r>
-          </w:hyperlink>
-        </w:p>
-        <w:p>
-          <w:pPr>
-            <w:pStyle w:val="TJ2"/>
-            <w:tabs>
-              <w:tab w:val="right" w:leader="dot" w:pos="9062"/>
-            </w:tabs>
-            <w:rPr>
-              <w:rFonts w:asciiTheme="minorHAnsi" w:eastAsiaTheme="minorEastAsia" w:hAnsiTheme="minorHAnsi"/>
-              <w:noProof/>
-              <w:szCs w:val="24"/>
-              <w:lang w:eastAsia="hu-HU"/>
-            </w:rPr>
-          </w:pPr>
-          <w:hyperlink w:anchor="_Toc218308104" w:history="1">
-            <w:r>
-              <w:rPr>
-                <w:rStyle w:val="Hiperhivatkozs"/>
-                <w:noProof/>
-              </w:rPr>
-              <w:t>Számológép megvalósítása</w:t>
-            </w:r>
-            <w:r>
-              <w:rPr>
-                <w:noProof/>
-                <w:webHidden/>
-              </w:rPr>
-              <w:tab/>
-            </w:r>
-            <w:r>
-              <w:rPr>
-                <w:noProof/>
-                <w:webHidden/>
-              </w:rPr>
-              <w:fldChar w:fldCharType="begin"/>
-            </w:r>
-            <w:r>
-              <w:rPr>
-                <w:noProof/>
-                <w:webHidden/>
-              </w:rPr>
-              <w:instrText xml:space="preserve"> PAGEREF _Toc218308104 \h </w:instrText>
-            </w:r>
-            <w:r>
-              <w:rPr>
-                <w:noProof/>
-                <w:webHidden/>
-              </w:rPr>
-            </w:r>
-            <w:r>
-              <w:rPr>
-                <w:noProof/>
-                <w:webHidden/>
-              </w:rPr>
-              <w:fldChar w:fldCharType="separate"/>
-            </w:r>
-            <w:r>
-              <w:rPr>
-                <w:noProof/>
-                <w:webHidden/>
-              </w:rPr>
-              <w:t>8</w:t>
-            </w:r>
-            <w:r>
-              <w:rPr>
-                <w:noProof/>
-                <w:webHidden/>
-              </w:rPr>
-              <w:fldChar w:fldCharType="end"/>
-            </w:r>
-          </w:hyperlink>
-        </w:p>
-        <w:p>
-          <w:pPr>
-            <w:pStyle w:val="TJ3"/>
-            <w:tabs>
-              <w:tab w:val="right" w:leader="dot" w:pos="9062"/>
-            </w:tabs>
-            <w:rPr>
-              <w:rFonts w:asciiTheme="minorHAnsi" w:eastAsiaTheme="minorEastAsia" w:hAnsiTheme="minorHAnsi"/>
-              <w:noProof/>
-              <w:szCs w:val="24"/>
-              <w:lang w:eastAsia="hu-HU"/>
-            </w:rPr>
-          </w:pPr>
-          <w:hyperlink w:anchor="_Toc218308105" w:history="1">
-            <w:r>
-              <w:rPr>
-                <w:rStyle w:val="Hiperhivatkozs"/>
-                <w:noProof/>
-              </w:rPr>
-              <w:t>Parser</w:t>
-            </w:r>
-            <w:r>
-              <w:rPr>
-                <w:noProof/>
-                <w:webHidden/>
-              </w:rPr>
-              <w:tab/>
-            </w:r>
-            <w:r>
-              <w:rPr>
-                <w:noProof/>
-                <w:webHidden/>
-              </w:rPr>
-              <w:fldChar w:fldCharType="begin"/>
-            </w:r>
-            <w:r>
-              <w:rPr>
-                <w:noProof/>
-                <w:webHidden/>
-              </w:rPr>
-              <w:instrText xml:space="preserve"> PAGEREF _Toc218308105 \h </w:instrText>
-            </w:r>
-            <w:r>
-              <w:rPr>
-                <w:noProof/>
-                <w:webHidden/>
-              </w:rPr>
-            </w:r>
-            <w:r>
-              <w:rPr>
-                <w:noProof/>
-                <w:webHidden/>
-              </w:rPr>
-              <w:fldChar w:fldCharType="separate"/>
-            </w:r>
-            <w:r>
-              <w:rPr>
-                <w:noProof/>
-                <w:webHidden/>
-              </w:rPr>
-              <w:t>8</w:t>
-            </w:r>
-            <w:r>
-              <w:rPr>
-                <w:noProof/>
-                <w:webHidden/>
-              </w:rPr>
-              <w:fldChar w:fldCharType="end"/>
-            </w:r>
-          </w:hyperlink>
-        </w:p>
-        <w:p>
-          <w:pPr>
-            <w:pStyle w:val="TJ3"/>
-            <w:tabs>
-              <w:tab w:val="right" w:leader="dot" w:pos="9062"/>
-            </w:tabs>
-            <w:rPr>
-              <w:rFonts w:asciiTheme="minorHAnsi" w:eastAsiaTheme="minorEastAsia" w:hAnsiTheme="minorHAnsi"/>
-              <w:noProof/>
-              <w:szCs w:val="24"/>
-              <w:lang w:eastAsia="hu-HU"/>
-            </w:rPr>
-          </w:pPr>
-          <w:hyperlink w:anchor="_Toc218308106" w:history="1">
-            <w:r>
-              <w:rPr>
-                <w:rStyle w:val="Hiperhivatkozs"/>
-                <w:noProof/>
-              </w:rPr>
-              <w:t>Általános számológép (Standard)</w:t>
-            </w:r>
-            <w:r>
-              <w:rPr>
-                <w:noProof/>
-                <w:webHidden/>
-              </w:rPr>
-              <w:tab/>
-            </w:r>
-            <w:r>
-              <w:rPr>
-                <w:noProof/>
-                <w:webHidden/>
-              </w:rPr>
-              <w:fldChar w:fldCharType="begin"/>
-            </w:r>
-            <w:r>
-              <w:rPr>
-                <w:noProof/>
-                <w:webHidden/>
-              </w:rPr>
-              <w:instrText xml:space="preserve"> PAGEREF _Toc218308106 \h </w:instrText>
-            </w:r>
-            <w:r>
-              <w:rPr>
-                <w:noProof/>
-                <w:webHidden/>
-              </w:rPr>
-            </w:r>
-            <w:r>
-              <w:rPr>
-                <w:noProof/>
-                <w:webHidden/>
-              </w:rPr>
-              <w:fldChar w:fldCharType="separate"/>
-            </w:r>
-            <w:r>
-              <w:rPr>
-                <w:noProof/>
-                <w:webHidden/>
-              </w:rPr>
-              <w:t>8</w:t>
-            </w:r>
-            <w:r>
-              <w:rPr>
-                <w:noProof/>
-                <w:webHidden/>
-              </w:rPr>
-              <w:fldChar w:fldCharType="end"/>
-            </w:r>
-          </w:hyperlink>
-        </w:p>
-        <w:p>
-          <w:pPr>
-            <w:pStyle w:val="TJ3"/>
-            <w:tabs>
-              <w:tab w:val="right" w:leader="dot" w:pos="9062"/>
-            </w:tabs>
-            <w:rPr>
-              <w:rFonts w:asciiTheme="minorHAnsi" w:eastAsiaTheme="minorEastAsia" w:hAnsiTheme="minorHAnsi"/>
-              <w:noProof/>
-              <w:szCs w:val="24"/>
-              <w:lang w:eastAsia="hu-HU"/>
-            </w:rPr>
-          </w:pPr>
-          <w:hyperlink w:anchor="_Toc218308107" w:history="1">
-            <w:r>
-              <w:rPr>
-                <w:rStyle w:val="Hiperhivatkozs"/>
-                <w:noProof/>
-              </w:rPr>
-              <w:t>Euklideszi tér számológép (EuclideanSpace)</w:t>
-            </w:r>
-            <w:r>
-              <w:rPr>
-                <w:noProof/>
-                <w:webHidden/>
-              </w:rPr>
-              <w:tab/>
-            </w:r>
-            <w:r>
-              <w:rPr>
-                <w:noProof/>
-                <w:webHidden/>
-              </w:rPr>
-              <w:fldChar w:fldCharType="begin"/>
-            </w:r>
-            <w:r>
-              <w:rPr>
-                <w:noProof/>
-                <w:webHidden/>
-              </w:rPr>
-              <w:instrText xml:space="preserve"> PAGEREF _Toc218308107 \h </w:instrText>
-            </w:r>
-            <w:r>
-              <w:rPr>
-                <w:noProof/>
-                <w:webHidden/>
-              </w:rPr>
-            </w:r>
-            <w:r>
-              <w:rPr>
-                <w:noProof/>
-                <w:webHidden/>
-              </w:rPr>
-              <w:fldChar w:fldCharType="separate"/>
-            </w:r>
-            <w:r>
-              <w:rPr>
-                <w:noProof/>
-                <w:webHidden/>
-              </w:rPr>
-              <w:t>8</w:t>
-            </w:r>
-            <w:r>
-              <w:rPr>
-                <w:noProof/>
-                <w:webHidden/>
-              </w:rPr>
-              <w:fldChar w:fldCharType="end"/>
-            </w:r>
-          </w:hyperlink>
-        </w:p>
-        <w:p>
-          <w:pPr>
-            <w:pStyle w:val="TJ3"/>
-            <w:tabs>
-              <w:tab w:val="right" w:leader="dot" w:pos="9062"/>
-            </w:tabs>
-            <w:rPr>
-              <w:rFonts w:asciiTheme="minorHAnsi" w:eastAsiaTheme="minorEastAsia" w:hAnsiTheme="minorHAnsi"/>
-              <w:noProof/>
-              <w:szCs w:val="24"/>
-              <w:lang w:eastAsia="hu-HU"/>
-            </w:rPr>
-          </w:pPr>
-          <w:hyperlink w:anchor="_Toc218308108" w:history="1">
-            <w:r>
-              <w:rPr>
-                <w:rStyle w:val="Hiperhivatkozs"/>
-                <w:noProof/>
-              </w:rPr>
-              <w:t>Polinom számológép (Polynomials)</w:t>
-            </w:r>
-            <w:r>
-              <w:rPr>
-                <w:noProof/>
-                <w:webHidden/>
-              </w:rPr>
-              <w:tab/>
-            </w:r>
-            <w:r>
-              <w:rPr>
-                <w:noProof/>
-                <w:webHidden/>
-              </w:rPr>
-              <w:fldChar w:fldCharType="begin"/>
-            </w:r>
-            <w:r>
-              <w:rPr>
-                <w:noProof/>
-                <w:webHidden/>
-              </w:rPr>
-              <w:instrText xml:space="preserve"> PAGEREF _Toc218308108 \h </w:instrText>
-            </w:r>
-            <w:r>
-              <w:rPr>
-                <w:noProof/>
-                <w:webHidden/>
-              </w:rPr>
-            </w:r>
-            <w:r>
-              <w:rPr>
-                <w:noProof/>
-                <w:webHidden/>
-              </w:rPr>
-              <w:fldChar w:fldCharType="separate"/>
-            </w:r>
-            <w:r>
-              <w:rPr>
-                <w:noProof/>
-                <w:webHidden/>
-              </w:rPr>
-              <w:t>8</w:t>
-            </w:r>
-            <w:r>
-              <w:rPr>
-                <w:noProof/>
-                <w:webHidden/>
-              </w:rPr>
-              <w:fldChar w:fldCharType="end"/>
-            </w:r>
-          </w:hyperlink>
-        </w:p>
-        <w:p>
-          <w:pPr>
-            <w:pStyle w:val="TJ3"/>
-            <w:tabs>
-              <w:tab w:val="right" w:leader="dot" w:pos="9062"/>
-            </w:tabs>
-            <w:rPr>
-              <w:rFonts w:asciiTheme="minorHAnsi" w:eastAsiaTheme="minorEastAsia" w:hAnsiTheme="minorHAnsi"/>
-              <w:noProof/>
-              <w:szCs w:val="24"/>
-              <w:lang w:eastAsia="hu-HU"/>
-            </w:rPr>
-          </w:pPr>
-          <w:hyperlink w:anchor="_Toc218308109" w:history="1">
-            <w:r>
-              <w:rPr>
-                <w:rStyle w:val="Hiperhivatkozs"/>
-                <w:noProof/>
-              </w:rPr>
-              <w:t>Integrálközelítés számológép (Integral)</w:t>
-            </w:r>
-            <w:r>
-              <w:rPr>
-                <w:noProof/>
-                <w:webHidden/>
-              </w:rPr>
-              <w:tab/>
-            </w:r>
-            <w:r>
-              <w:rPr>
-                <w:noProof/>
-                <w:webHidden/>
-              </w:rPr>
-              <w:fldChar w:fldCharType="begin"/>
-            </w:r>
-            <w:r>
-              <w:rPr>
-                <w:noProof/>
-                <w:webHidden/>
-              </w:rPr>
-              <w:instrText xml:space="preserve"> PAGEREF _Toc218308109 \h </w:instrText>
-            </w:r>
-            <w:r>
-              <w:rPr>
-                <w:noProof/>
-                <w:webHidden/>
-              </w:rPr>
-            </w:r>
-            <w:r>
-              <w:rPr>
-                <w:noProof/>
-                <w:webHidden/>
-              </w:rPr>
-              <w:fldChar w:fldCharType="separate"/>
-            </w:r>
-            <w:r>
-              <w:rPr>
-                <w:noProof/>
-                <w:webHidden/>
-              </w:rPr>
-              <w:t>8</w:t>
-            </w:r>
-            <w:r>
-              <w:rPr>
-                <w:noProof/>
-                <w:webHidden/>
-              </w:rPr>
-              <w:fldChar w:fldCharType="end"/>
-            </w:r>
-          </w:hyperlink>
-        </w:p>
-        <w:p>
-          <w:pPr>
-            <w:pStyle w:val="TJ2"/>
-            <w:tabs>
-              <w:tab w:val="right" w:leader="dot" w:pos="9062"/>
-            </w:tabs>
-            <w:rPr>
-              <w:rFonts w:asciiTheme="minorHAnsi" w:eastAsiaTheme="minorEastAsia" w:hAnsiTheme="minorHAnsi"/>
-              <w:noProof/>
-              <w:szCs w:val="24"/>
-              <w:lang w:eastAsia="hu-HU"/>
-            </w:rPr>
-          </w:pPr>
-          <w:hyperlink w:anchor="_Toc218308110" w:history="1">
-            <w:r>
-              <w:rPr>
-                <w:rStyle w:val="Hiperhivatkozs"/>
-                <w:noProof/>
-              </w:rPr>
-              <w:t>Vizuális számológép megvalósítása</w:t>
-            </w:r>
-            <w:r>
-              <w:rPr>
-                <w:noProof/>
-                <w:webHidden/>
-              </w:rPr>
-              <w:tab/>
-            </w:r>
-            <w:r>
-              <w:rPr>
-                <w:noProof/>
-                <w:webHidden/>
-              </w:rPr>
-              <w:fldChar w:fldCharType="begin"/>
-            </w:r>
-            <w:r>
-              <w:rPr>
-                <w:noProof/>
-                <w:webHidden/>
-              </w:rPr>
-              <w:instrText xml:space="preserve"> PAGEREF _Toc218308110 \h </w:instrText>
-            </w:r>
-            <w:r>
-              <w:rPr>
-                <w:noProof/>
-                <w:webHidden/>
-              </w:rPr>
-            </w:r>
-            <w:r>
-              <w:rPr>
-                <w:noProof/>
-                <w:webHidden/>
-              </w:rPr>
-              <w:fldChar w:fldCharType="separate"/>
-            </w:r>
-            <w:r>
-              <w:rPr>
-                <w:noProof/>
-                <w:webHidden/>
-              </w:rPr>
-              <w:t>8</w:t>
-            </w:r>
-            <w:r>
-              <w:rPr>
-                <w:noProof/>
-                <w:webHidden/>
-              </w:rPr>
-              <w:fldChar w:fldCharType="end"/>
-            </w:r>
-          </w:hyperlink>
-        </w:p>
-        <w:p>
-          <w:pPr>
-            <w:pStyle w:val="TJ3"/>
-            <w:tabs>
-              <w:tab w:val="right" w:leader="dot" w:pos="9062"/>
-            </w:tabs>
-            <w:rPr>
-              <w:rFonts w:asciiTheme="minorHAnsi" w:eastAsiaTheme="minorEastAsia" w:hAnsiTheme="minorHAnsi"/>
-              <w:noProof/>
-              <w:szCs w:val="24"/>
-              <w:lang w:eastAsia="hu-HU"/>
-            </w:rPr>
-          </w:pPr>
-          <w:hyperlink w:anchor="_Toc218308111" w:history="1">
-            <w:r>
-              <w:rPr>
-                <w:rStyle w:val="Hiperhivatkozs"/>
-                <w:noProof/>
-              </w:rPr>
-              <w:t>Funkciók</w:t>
-            </w:r>
-            <w:r>
-              <w:rPr>
-                <w:noProof/>
-                <w:webHidden/>
-              </w:rPr>
-              <w:tab/>
-            </w:r>
-            <w:r>
-              <w:rPr>
-                <w:noProof/>
-                <w:webHidden/>
-              </w:rPr>
-              <w:fldChar w:fldCharType="begin"/>
-            </w:r>
-            <w:r>
-              <w:rPr>
-                <w:noProof/>
-                <w:webHidden/>
-              </w:rPr>
-              <w:instrText xml:space="preserve"> PAGEREF _Toc218308111 \h </w:instrText>
-            </w:r>
-            <w:r>
-              <w:rPr>
-                <w:noProof/>
-                <w:webHidden/>
-              </w:rPr>
-            </w:r>
-            <w:r>
-              <w:rPr>
-                <w:noProof/>
-                <w:webHidden/>
-              </w:rPr>
-              <w:fldChar w:fldCharType="separate"/>
-            </w:r>
-            <w:r>
-              <w:rPr>
-                <w:noProof/>
-                <w:webHidden/>
-              </w:rPr>
-              <w:t>8</w:t>
-            </w:r>
-            <w:r>
-              <w:rPr>
-                <w:noProof/>
-                <w:webHidden/>
-              </w:rPr>
-              <w:fldChar w:fldCharType="end"/>
-            </w:r>
-          </w:hyperlink>
-        </w:p>
-        <w:p>
-          <w:pPr>
-            <w:pStyle w:val="TJ2"/>
-            <w:tabs>
-              <w:tab w:val="right" w:leader="dot" w:pos="9062"/>
-            </w:tabs>
-            <w:rPr>
-              <w:rFonts w:asciiTheme="minorHAnsi" w:eastAsiaTheme="minorEastAsia" w:hAnsiTheme="minorHAnsi"/>
-              <w:noProof/>
-              <w:szCs w:val="24"/>
-              <w:lang w:eastAsia="hu-HU"/>
-            </w:rPr>
-          </w:pPr>
-          <w:hyperlink w:anchor="_Toc218308112" w:history="1">
-            <w:r>
-              <w:rPr>
-                <w:rStyle w:val="Hiperhivatkozs"/>
-                <w:noProof/>
-              </w:rPr>
-              <w:t>Jövőbeli fejlesztések</w:t>
-            </w:r>
-            <w:r>
-              <w:rPr>
-                <w:noProof/>
-                <w:webHidden/>
-              </w:rPr>
-              <w:tab/>
-            </w:r>
-            <w:r>
-              <w:rPr>
-                <w:noProof/>
-                <w:webHidden/>
-              </w:rPr>
-              <w:fldChar w:fldCharType="begin"/>
-            </w:r>
-            <w:r>
-              <w:rPr>
-                <w:noProof/>
-                <w:webHidden/>
-              </w:rPr>
-              <w:instrText xml:space="preserve"> PAGEREF _Toc218308112 \h </w:instrText>
-            </w:r>
-            <w:r>
-              <w:rPr>
-                <w:noProof/>
-                <w:webHidden/>
-              </w:rPr>
-            </w:r>
-            <w:r>
-              <w:rPr>
-                <w:noProof/>
-                <w:webHidden/>
-              </w:rPr>
-              <w:fldChar w:fldCharType="separate"/>
-            </w:r>
-            <w:r>
-              <w:rPr>
-                <w:noProof/>
-                <w:webHidden/>
-              </w:rPr>
-              <w:t>8</w:t>
-            </w:r>
-            <w:r>
-              <w:rPr>
-                <w:noProof/>
-                <w:webHidden/>
-              </w:rPr>
-              <w:fldChar w:fldCharType="end"/>
-            </w:r>
-          </w:hyperlink>
-        </w:p>
-        <w:p>
-          <w:pPr>
-            <w:pStyle w:val="TJ3"/>
-            <w:tabs>
-              <w:tab w:val="right" w:leader="dot" w:pos="9062"/>
-            </w:tabs>
-            <w:rPr>
-              <w:rFonts w:asciiTheme="minorHAnsi" w:eastAsiaTheme="minorEastAsia" w:hAnsiTheme="minorHAnsi"/>
-              <w:noProof/>
-              <w:szCs w:val="24"/>
-              <w:lang w:eastAsia="hu-HU"/>
-            </w:rPr>
-          </w:pPr>
-          <w:hyperlink w:anchor="_Toc218308113" w:history="1">
-            <w:r>
-              <w:rPr>
-                <w:rStyle w:val="Hiperhivatkozs"/>
-                <w:noProof/>
-              </w:rPr>
-              <w:t>Teljesítményt növelő fejlesztések</w:t>
-            </w:r>
-            <w:r>
-              <w:rPr>
-                <w:noProof/>
-                <w:webHidden/>
-              </w:rPr>
-              <w:tab/>
-            </w:r>
-            <w:r>
-              <w:rPr>
-                <w:noProof/>
-                <w:webHidden/>
-              </w:rPr>
-              <w:fldChar w:fldCharType="begin"/>
-            </w:r>
-            <w:r>
-              <w:rPr>
-                <w:noProof/>
-                <w:webHidden/>
-              </w:rPr>
-              <w:instrText xml:space="preserve"> PAGEREF _Toc218308113 \h </w:instrText>
-            </w:r>
-            <w:r>
-              <w:rPr>
-                <w:noProof/>
-                <w:webHidden/>
-              </w:rPr>
-            </w:r>
-            <w:r>
-              <w:rPr>
-                <w:noProof/>
-                <w:webHidden/>
-              </w:rPr>
-              <w:fldChar w:fldCharType="separate"/>
-            </w:r>
-            <w:r>
-              <w:rPr>
-                <w:noProof/>
-                <w:webHidden/>
-              </w:rPr>
-              <w:t>8</w:t>
-            </w:r>
-            <w:r>
-              <w:rPr>
-                <w:noProof/>
-                <w:webHidden/>
-              </w:rPr>
-              <w:fldChar w:fldCharType="end"/>
-            </w:r>
-          </w:hyperlink>
-        </w:p>
-        <w:p>
-          <w:pPr>
-            <w:pStyle w:val="TJ3"/>
-            <w:tabs>
-              <w:tab w:val="right" w:leader="dot" w:pos="9062"/>
-            </w:tabs>
-            <w:rPr>
-              <w:rFonts w:asciiTheme="minorHAnsi" w:eastAsiaTheme="minorEastAsia" w:hAnsiTheme="minorHAnsi"/>
-              <w:noProof/>
-              <w:szCs w:val="24"/>
-              <w:lang w:eastAsia="hu-HU"/>
-            </w:rPr>
-          </w:pPr>
-          <w:hyperlink w:anchor="_Toc218308114" w:history="1">
-            <w:r>
-              <w:rPr>
-                <w:rStyle w:val="Hiperhivatkozs"/>
-                <w:noProof/>
-              </w:rPr>
-              <w:t>Bővítmények</w:t>
-            </w:r>
-            <w:r>
-              <w:rPr>
-                <w:noProof/>
-                <w:webHidden/>
-              </w:rPr>
-              <w:tab/>
-            </w:r>
-            <w:r>
-              <w:rPr>
-                <w:noProof/>
-                <w:webHidden/>
-              </w:rPr>
-              <w:fldChar w:fldCharType="begin"/>
-            </w:r>
-            <w:r>
-              <w:rPr>
-                <w:noProof/>
-                <w:webHidden/>
-              </w:rPr>
-              <w:instrText xml:space="preserve"> PAGEREF _Toc218308114 \h </w:instrText>
-            </w:r>
-            <w:r>
-              <w:rPr>
-                <w:noProof/>
-                <w:webHidden/>
-              </w:rPr>
-            </w:r>
-            <w:r>
-              <w:rPr>
-                <w:noProof/>
-                <w:webHidden/>
-              </w:rPr>
-              <w:fldChar w:fldCharType="separate"/>
-            </w:r>
-            <w:r>
-              <w:rPr>
-                <w:noProof/>
-                <w:webHidden/>
-              </w:rPr>
-              <w:t>8</w:t>
-            </w:r>
-            <w:r>
-              <w:rPr>
-                <w:noProof/>
-                <w:webHidden/>
-              </w:rPr>
-              <w:fldChar w:fldCharType="end"/>
-            </w:r>
-          </w:hyperlink>
-        </w:p>
-        <w:p>
-          <w:pPr>
-            <w:pStyle w:val="TJ3"/>
-            <w:tabs>
-              <w:tab w:val="right" w:leader="dot" w:pos="9062"/>
-            </w:tabs>
-            <w:rPr>
-              <w:rFonts w:asciiTheme="minorHAnsi" w:eastAsiaTheme="minorEastAsia" w:hAnsiTheme="minorHAnsi"/>
-              <w:noProof/>
-              <w:szCs w:val="24"/>
-              <w:lang w:eastAsia="hu-HU"/>
-            </w:rPr>
-          </w:pPr>
-          <w:hyperlink w:anchor="_Toc218308115" w:history="1">
-            <w:r>
-              <w:rPr>
-                <w:rStyle w:val="Hiperhivatkozs"/>
-                <w:noProof/>
-              </w:rPr>
-              <w:t>Más nyelvekre kiterjesztés</w:t>
-            </w:r>
-            <w:r>
-              <w:rPr>
-                <w:noProof/>
-                <w:webHidden/>
-              </w:rPr>
-              <w:tab/>
-            </w:r>
-            <w:r>
-              <w:rPr>
-                <w:noProof/>
-                <w:webHidden/>
-              </w:rPr>
-              <w:fldChar w:fldCharType="begin"/>
-            </w:r>
-            <w:r>
-              <w:rPr>
-                <w:noProof/>
-                <w:webHidden/>
-              </w:rPr>
-              <w:instrText xml:space="preserve"> PAGEREF _Toc218308115 \h </w:instrText>
-            </w:r>
-            <w:r>
-              <w:rPr>
-                <w:noProof/>
-                <w:webHidden/>
-              </w:rPr>
-            </w:r>
-            <w:r>
-              <w:rPr>
-                <w:noProof/>
-                <w:webHidden/>
-              </w:rPr>
-              <w:fldChar w:fldCharType="separate"/>
-            </w:r>
-            <w:r>
-              <w:rPr>
-                <w:noProof/>
-                <w:webHidden/>
-              </w:rPr>
-              <w:t>8</w:t>
-            </w:r>
-            <w:r>
-              <w:rPr>
-                <w:noProof/>
-                <w:webHidden/>
-              </w:rPr>
-              <w:fldChar w:fldCharType="end"/>
-            </w:r>
-          </w:hyperlink>
-        </w:p>
-        <w:p>
-          <w:pPr>
-            <w:pStyle w:val="TJ2"/>
-            <w:tabs>
-              <w:tab w:val="right" w:leader="dot" w:pos="9062"/>
-            </w:tabs>
-            <w:rPr>
-              <w:rFonts w:asciiTheme="minorHAnsi" w:eastAsiaTheme="minorEastAsia" w:hAnsiTheme="minorHAnsi"/>
-              <w:noProof/>
-              <w:szCs w:val="24"/>
-              <w:lang w:eastAsia="hu-HU"/>
-            </w:rPr>
-          </w:pPr>
-          <w:hyperlink w:anchor="_Toc218308116" w:history="1">
-            <w:r>
-              <w:rPr>
-                <w:rStyle w:val="Hiperhivatkozs"/>
-                <w:noProof/>
-              </w:rPr>
-              <w:t>Köszönetnyilvánítás</w:t>
-            </w:r>
-            <w:r>
-              <w:rPr>
-                <w:noProof/>
-                <w:webHidden/>
-              </w:rPr>
-              <w:tab/>
-            </w:r>
-            <w:r>
-              <w:rPr>
-                <w:noProof/>
-                <w:webHidden/>
-              </w:rPr>
-              <w:fldChar w:fldCharType="begin"/>
-            </w:r>
-            <w:r>
-              <w:rPr>
-                <w:noProof/>
-                <w:webHidden/>
-              </w:rPr>
-              <w:instrText xml:space="preserve"> PAGEREF _Toc218308116 \h </w:instrText>
-            </w:r>
-            <w:r>
-              <w:rPr>
-                <w:noProof/>
-                <w:webHidden/>
-              </w:rPr>
-            </w:r>
-            <w:r>
-              <w:rPr>
-                <w:noProof/>
-                <w:webHidden/>
-              </w:rPr>
-              <w:fldChar w:fldCharType="separate"/>
-            </w:r>
-            <w:r>
-              <w:rPr>
-                <w:noProof/>
-                <w:webHidden/>
-              </w:rPr>
-              <w:t>8</w:t>
+              <w:t>9</w:t>
             </w:r>
             <w:r>
               <w:rPr>
@@ -2294,7 +2436,7 @@
       <w:pPr>
         <w:pStyle w:val="Cmsor1"/>
       </w:pPr>
-      <w:bookmarkStart w:id="1" w:name="_Toc218308089"/>
+      <w:bookmarkStart w:id="1" w:name="_Toc218480680"/>
       <w:r>
         <w:lastRenderedPageBreak/>
         <w:t>Bevezető</w:t>
@@ -2389,30 +2531,22 @@
     </w:p>
     <w:p>
       <w:pPr>
-        <w:spacing w:line="259" w:lineRule="auto"/>
-        <w:ind w:firstLine="0"/>
-        <w:jc w:val="left"/>
-      </w:pPr>
-      <w:r>
-        <w:br w:type="page"/>
-      </w:r>
-    </w:p>
-    <w:p>
-      <w:pPr>
-        <w:pStyle w:val="Cmsor1"/>
-      </w:pPr>
-      <w:bookmarkStart w:id="2" w:name="_Toc218308090"/>
-      <w:r>
-        <w:lastRenderedPageBreak/>
+        <w:pStyle w:val="Cmsor2"/>
+      </w:pPr>
+      <w:bookmarkStart w:id="2" w:name="_Toc218480681"/>
+      <w:r>
         <w:t>Probléma felvetés</w:t>
       </w:r>
+      <w:r>
+        <w:t>e</w:t>
+      </w:r>
       <w:bookmarkEnd w:id="2"/>
     </w:p>
     <w:p>
       <w:pPr>
-        <w:pStyle w:val="Cmsor2"/>
-      </w:pPr>
-      <w:bookmarkStart w:id="3" w:name="_Toc218308091"/>
+        <w:pStyle w:val="Cmsor3"/>
+      </w:pPr>
+      <w:bookmarkStart w:id="3" w:name="_Toc218480682"/>
       <w:r>
         <w:t>Bináris számrendszer</w:t>
       </w:r>
@@ -2552,6 +2686,7 @@
     </w:p>
     <w:p>
       <w:r>
+        <w:lastRenderedPageBreak/>
         <w:t>Tört számok esetén ugyanez az eljárás, csak folytatjuk</w:t>
       </w:r>
       <w:r>
@@ -2784,26 +2919,14 @@
           <w:rPr>
             <w:rFonts w:ascii="Cambria Math" w:hAnsi="Cambria Math"/>
           </w:rPr>
-          <m:t>1</m:t>
-        </m:r>
-        <m:r>
-          <w:rPr>
-            <w:rFonts w:ascii="Cambria Math" w:hAnsi="Cambria Math"/>
-          </w:rPr>
-          <m:t>,</m:t>
+          <m:t>1,</m:t>
         </m:r>
       </m:oMath>
       <w:r>
         <w:t xml:space="preserve"> a</w:t>
       </w:r>
       <w:r>
-        <w:t xml:space="preserve"> </w:t>
-      </w:r>
-      <w:r>
-        <w:t>számjegyeket</w:t>
-      </w:r>
-      <w:r>
-        <w:t xml:space="preserve"> pedig a</w:t>
+        <w:t xml:space="preserve"> számjegyeket pedig a</w:t>
       </w:r>
       <w:r>
         <w:t xml:space="preserve"> </w:t>
@@ -3062,37 +3185,7 @@
             <w:rPr>
               <w:rFonts w:ascii="Cambria Math" w:eastAsiaTheme="minorEastAsia" w:hAnsi="Cambria Math"/>
             </w:rPr>
-            <m:t>0.3</m:t>
-          </m:r>
-          <m:r>
-            <w:rPr>
-              <w:rFonts w:ascii="Cambria Math" w:eastAsiaTheme="minorEastAsia" w:hAnsi="Cambria Math"/>
-            </w:rPr>
-            <m:t>→</m:t>
-          </m:r>
-          <m:r>
-            <w:rPr>
-              <w:rFonts w:ascii="Cambria Math" w:eastAsiaTheme="minorEastAsia" w:hAnsi="Cambria Math"/>
-            </w:rPr>
-            <m:t>0.010011001100110011001100110011001100110011001100110011</m:t>
-          </m:r>
-          <m:r>
-            <w:rPr>
-              <w:rFonts w:ascii="Cambria Math" w:eastAsiaTheme="minorEastAsia" w:hAnsi="Cambria Math"/>
-            </w:rPr>
-            <m:t>→→</m:t>
-          </m:r>
-          <m:r>
-            <w:rPr>
-              <w:rFonts w:ascii="Cambria Math" w:eastAsiaTheme="minorEastAsia" w:hAnsi="Cambria Math"/>
-            </w:rPr>
-            <m:t>0.29999999999999998889776975374843459576368331909179687</m:t>
-          </m:r>
-          <m:r>
-            <w:rPr>
-              <w:rFonts w:ascii="Cambria Math" w:eastAsiaTheme="minorEastAsia" w:hAnsi="Cambria Math"/>
-            </w:rPr>
-            <m:t>5</m:t>
+            <m:t>0.3→0.010011001100110011001100110011001100110011001100110011→→0.299999999999999988897769753748434595763683319091796875</m:t>
           </m:r>
         </m:oMath>
       </m:oMathPara>
@@ -3107,11 +3200,10 @@
     </w:p>
     <w:p>
       <w:pPr>
-        <w:pStyle w:val="Cmsor2"/>
-      </w:pPr>
-      <w:bookmarkStart w:id="4" w:name="_Toc218308092"/>
-      <w:r>
-        <w:lastRenderedPageBreak/>
+        <w:pStyle w:val="Cmsor3"/>
+      </w:pPr>
+      <w:bookmarkStart w:id="4" w:name="_Toc218480683"/>
+      <w:r>
         <w:t>Lebegőpontos számábrázolás</w:t>
       </w:r>
       <w:bookmarkEnd w:id="4"/>
@@ -3204,6 +3296,7 @@
     </w:p>
     <w:p>
       <w:r>
+        <w:lastRenderedPageBreak/>
         <w:t xml:space="preserve">Majd végül következik a karakterisztika, ami megmondja, hogy </w:t>
       </w:r>
       <w:r>
@@ -3226,9 +3319,9 @@
     </w:p>
     <w:p>
       <w:pPr>
-        <w:pStyle w:val="Cmsor2"/>
-      </w:pPr>
-      <w:bookmarkStart w:id="5" w:name="_Toc218308093"/>
+        <w:pStyle w:val="Cmsor3"/>
+      </w:pPr>
+      <w:bookmarkStart w:id="5" w:name="_Toc218480684"/>
       <w:r>
         <w:t>Implementációk</w:t>
       </w:r>
@@ -3459,13 +3552,7 @@
     </w:p>
     <w:p>
       <w:r>
-        <w:t>És a mantissza hosszából kifolyólag az ábrázolandó szám nem nulla számjegyeinek maximális távolsága a Single precision típus esetén</w:t>
-      </w:r>
-      <w:r>
-        <w:t xml:space="preserve"> nem lehet</w:t>
-      </w:r>
-      <w:r>
-        <w:t xml:space="preserve"> nagyobb </w:t>
+        <w:t xml:space="preserve">És a mantissza hosszából kifolyólag az ábrázolandó szám nem nulla számjegyeinek maximális távolsága a Single precision típus esetén nem lehet nagyobb </w:t>
       </w:r>
       <m:oMath>
         <m:r>
@@ -3535,38 +3622,312 @@
     </w:p>
     <w:p>
       <w:pPr>
-        <w:pStyle w:val="Cmsor2"/>
+        <w:pStyle w:val="Cmsor3"/>
         <w:rPr>
           <w:rFonts w:eastAsiaTheme="minorEastAsia"/>
         </w:rPr>
       </w:pPr>
-      <w:bookmarkStart w:id="6" w:name="_Toc218308094"/>
+      <w:bookmarkStart w:id="6" w:name="_Toc218480685"/>
       <w:r>
         <w:rPr>
           <w:rFonts w:eastAsiaTheme="minorEastAsia"/>
         </w:rPr>
+        <w:t>Konklúzió</w:t>
+      </w:r>
+      <w:bookmarkEnd w:id="6"/>
+    </w:p>
+    <w:p>
+      <w:r>
+        <w:t xml:space="preserve">Először is, le szeretném szögezni, hogy </w:t>
+      </w:r>
+      <w:r>
+        <w:t xml:space="preserve">a hétköznapi helyzetek többségére tökéletesen megfelelő a lebegőpontos számtípusok használata. Viszont remélem sikerült rámutatnom olyan szembetűnő </w:t>
+      </w:r>
+      <w:r>
+        <w:t>tulajdonságokra</w:t>
+      </w:r>
+      <w:r>
+        <w:t>, amik egyértelműsítik, hogy vannak olyan helyzetek, amikor nem ez a megfelelő eszköz a feladatra.</w:t>
+      </w:r>
+    </w:p>
+    <w:p>
+      <w:r>
+        <w:t>Én ezekre a helyzetekre próbálok kézenfekvő megoldást nyújtani.</w:t>
+      </w:r>
+    </w:p>
+    <w:p>
+      <w:pPr>
+        <w:pStyle w:val="Cmsor2"/>
+      </w:pPr>
+      <w:bookmarkStart w:id="7" w:name="_Toc218480686"/>
+      <w:r>
+        <w:t>Megoldás megközelítése</w:t>
+      </w:r>
+      <w:bookmarkEnd w:id="7"/>
+    </w:p>
+    <w:p>
+      <w:pPr>
+        <w:pStyle w:val="Cmsor3"/>
+      </w:pPr>
+      <w:bookmarkStart w:id="8" w:name="_Toc218480687"/>
+      <w:r>
+        <w:t>BCD számábrázolás</w:t>
+      </w:r>
+      <w:bookmarkEnd w:id="8"/>
+    </w:p>
+    <w:p>
+      <w:r>
+        <w:t>A Binary Coded Decimal formátum, ahogy azt neve is mutatja, decimális formátumban tárolja el a számokat.</w:t>
+      </w:r>
+    </w:p>
+    <w:p>
+      <w:r>
         <w:lastRenderedPageBreak/>
-        <w:t>Konklúzió</w:t>
-      </w:r>
-      <w:bookmarkEnd w:id="6"/>
-    </w:p>
-    <w:p>
-      <w:r>
-        <w:t xml:space="preserve">Először is, le szeretném szögezni, hogy </w:t>
-      </w:r>
-      <w:r>
-        <w:t xml:space="preserve">a hétköznapi helyzetek többségére tökéletesen megfelelő a lebegőpontos számtípusok használata. Viszont remélem sikerült rámutatnom olyan szembetűnő </w:t>
-      </w:r>
-      <w:r>
-        <w:t>tulajdonságokra</w:t>
-      </w:r>
-      <w:r>
-        <w:t>, amik egyértelműsítik, hogy vannak olyan helyzetek, amikor nem ez a megfelelő eszköz a feladatra.</w:t>
-      </w:r>
-    </w:p>
-    <w:p>
-      <w:r>
-        <w:t>Én ezekre a helyzetekre próbálok kézenfekvő megoldást nyújtani.</w:t>
+        <w:t>Egy számjegyet 4 bit határoz meg, amik a hagyományos kettes számrendszerbeli egész szám számábrázolási elvét követik egy kitétellel: nem vehetnek fel, csak 0 és 9 közötti értéket (a két határt beleértve). Ezen számjegyek tömbbe fűzésével már leírható a pozitív egész számok halmaza, a nullát is beleértve.</w:t>
+      </w:r>
+    </w:p>
+    <w:p>
+      <w:r>
+        <w:t>Ha hozzáveszünk egy igaz-hamis változót a pozitív egész számunkhoz, azzal el is készült a teljes egész számok halmaza.</w:t>
+      </w:r>
+    </w:p>
+    <w:p>
+      <w:r>
+        <w:t>A valós számok ábrázolásához csak be kell vezetni egy tizedesjegy számlálót, ami megmondja, hogy az adott számjegy tömb elejéről hány darab számjegy jelöl törtértéket. Mivel az egész szám típus nem enged vezető nullákat, így megeshet, hogy a tömb hossza kisebb, mint a tizedesjegy számláló értéke. Ilyenkor a megfelelő számú nullával kell kibővíteni kiíratáskor a számot.</w:t>
+      </w:r>
+    </w:p>
+    <w:p>
+      <w:pPr>
+        <w:jc w:val="center"/>
+      </w:pPr>
+      <w:r>
+        <w:t xml:space="preserve">&lt;kép egy 0-nál kisebb számról ami rövidebb mint a </w:t>
+      </w:r>
+      <w:proofErr w:type="spellStart"/>
+      <w:r>
+        <w:t>fractionLength</w:t>
+      </w:r>
+      <w:proofErr w:type="spellEnd"/>
+      <w:r>
+        <w:t>&gt;</w:t>
+      </w:r>
+    </w:p>
+    <w:p>
+      <w:r>
+        <w:t>Ahhoz, hogy ténylegesen pontos legyen a legtöbb számítás, bevezethetünk egy racionális számtípust is, ami az osztás műveletének hibáját küszöböli ki, vagy csökkenti a minimumra. Mivel az osztás ebben a típusban visszavezethető a szorzás műveletére, így beállítástól függően, legfeljebb egyszer, a számítás legvégén kell valójában osztanunk és akkor is csak egyszer.</w:t>
+      </w:r>
+    </w:p>
+    <w:p>
+      <w:pPr>
+        <w:pStyle w:val="Cmsor3"/>
+      </w:pPr>
+      <w:bookmarkStart w:id="9" w:name="_Toc218480688"/>
+      <w:r>
+        <w:t>Előnyök és hátrányok</w:t>
+      </w:r>
+      <w:bookmarkEnd w:id="9"/>
+    </w:p>
+    <w:p>
+      <w:r>
+        <w:t>Először is, soroljuk fel a lebegőpontos számábrázolás eddig ismertetett hátrányait:</w:t>
+      </w:r>
+    </w:p>
+    <w:p>
+      <w:pPr>
+        <w:pStyle w:val="Listaszerbekezds"/>
+        <w:numPr>
+          <w:ilvl w:val="0"/>
+          <w:numId w:val="3"/>
+        </w:numPr>
+      </w:pPr>
+      <w:r>
+        <w:t xml:space="preserve">binárisba konvertálásból következő kerekítési </w:t>
+      </w:r>
+      <w:r>
+        <w:t>adatvesztés</w:t>
+      </w:r>
+    </w:p>
+    <w:p>
+      <w:pPr>
+        <w:pStyle w:val="Listaszerbekezds"/>
+        <w:numPr>
+          <w:ilvl w:val="0"/>
+          <w:numId w:val="3"/>
+        </w:numPr>
+      </w:pPr>
+      <w:r>
+        <w:t xml:space="preserve">műveletvégzésből </w:t>
+      </w:r>
+      <w:r>
+        <w:t>következő kerekítési adatvesztés</w:t>
+      </w:r>
+    </w:p>
+    <w:p>
+      <w:pPr>
+        <w:pStyle w:val="Listaszerbekezds"/>
+        <w:numPr>
+          <w:ilvl w:val="0"/>
+          <w:numId w:val="3"/>
+        </w:numPr>
+      </w:pPr>
+      <w:r>
+        <w:t>túlcsordulásból</w:t>
+      </w:r>
+      <w:r>
+        <w:t xml:space="preserve"> következő </w:t>
+      </w:r>
+      <w:r>
+        <w:t>csonkítási adatvesztés</w:t>
+      </w:r>
+    </w:p>
+    <w:p>
+      <w:pPr>
+        <w:pStyle w:val="Listaszerbekezds"/>
+        <w:numPr>
+          <w:ilvl w:val="0"/>
+          <w:numId w:val="3"/>
+        </w:numPr>
+      </w:pPr>
+      <w:r>
+        <w:t xml:space="preserve">a mantissza hosszából </w:t>
+      </w:r>
+      <w:r>
+        <w:t>következő kerekítési adatvesztés</w:t>
+      </w:r>
+    </w:p>
+    <w:p>
+      <w:pPr>
+        <w:pStyle w:val="Listaszerbekezds"/>
+        <w:numPr>
+          <w:ilvl w:val="0"/>
+          <w:numId w:val="3"/>
+        </w:numPr>
+      </w:pPr>
+      <w:r>
+        <w:t xml:space="preserve">a fix hosszúságból következő </w:t>
+      </w:r>
+      <w:r>
+        <w:t>korlátoltság</w:t>
+      </w:r>
+    </w:p>
+    <w:p>
+      <w:r>
+        <w:t>Ezen tulajdonságok mindegyikére megoldást tud nyújtani a BCD számábrázolás:</w:t>
+      </w:r>
+    </w:p>
+    <w:p>
+      <w:pPr>
+        <w:pStyle w:val="Listaszerbekezds"/>
+        <w:numPr>
+          <w:ilvl w:val="0"/>
+          <w:numId w:val="4"/>
+        </w:numPr>
+      </w:pPr>
+      <w:r>
+        <w:t>a számtípus decimális; a számjegyek konvertálásából nem adódik adatvesztés</w:t>
+      </w:r>
+    </w:p>
+    <w:p>
+      <w:pPr>
+        <w:pStyle w:val="Listaszerbekezds"/>
+        <w:numPr>
+          <w:ilvl w:val="0"/>
+          <w:numId w:val="4"/>
+        </w:numPr>
+      </w:pPr>
+      <w:r>
+        <w:t xml:space="preserve">a racionális számtípus megoldja az osztásból adódó </w:t>
+      </w:r>
+      <w:r>
+        <w:t>kerekítési adatvesztés</w:t>
+      </w:r>
+      <w:r>
+        <w:t>t</w:t>
+      </w:r>
+    </w:p>
+    <w:p>
+      <w:pPr>
+        <w:pStyle w:val="Listaszerbekezds"/>
+        <w:numPr>
+          <w:ilvl w:val="0"/>
+          <w:numId w:val="4"/>
+        </w:numPr>
+      </w:pPr>
+      <w:r>
+        <w:t>mivel a szám hossza nem fix, így az ábrázolható számoknak csak a háttértár méret</w:t>
+      </w:r>
+      <w:r>
+        <w:t>e szab határt</w:t>
+      </w:r>
+    </w:p>
+    <w:p>
+      <w:r>
+        <w:t>Viszont ennek a technológiának is megvan a maga ára:</w:t>
+      </w:r>
+    </w:p>
+    <w:p>
+      <w:pPr>
+        <w:pStyle w:val="Listaszerbekezds"/>
+        <w:numPr>
+          <w:ilvl w:val="0"/>
+          <w:numId w:val="5"/>
+        </w:numPr>
+      </w:pPr>
+      <w:r>
+        <w:lastRenderedPageBreak/>
+        <w:t>a lebegőpontos számok esetén alkalmazott műveleti eljárások gyorsaságát nem élvezhetjük</w:t>
+      </w:r>
+    </w:p>
+    <w:p>
+      <w:pPr>
+        <w:pStyle w:val="Listaszerbekezds"/>
+        <w:numPr>
+          <w:ilvl w:val="0"/>
+          <w:numId w:val="5"/>
+        </w:numPr>
+      </w:pPr>
+      <w:r>
+        <w:t>a BCD számok memóriaigénye</w:t>
+      </w:r>
+      <w:r>
+        <w:t xml:space="preserve"> </w:t>
+      </w:r>
+      <w:r>
+        <w:t>az esetek döntő többségében</w:t>
+      </w:r>
+      <w:r>
+        <w:t xml:space="preserve"> szignifikánsan nagyobb a lebegőpontos számokénál</w:t>
+      </w:r>
+    </w:p>
+    <w:p>
+      <w:r>
+        <w:t>Érezhető, hogy az utóbbi két érv erősen nyom a latba, ha szem előtt tartjuk a teljesítményt</w:t>
+      </w:r>
+      <w:r>
+        <w:t>. Ráadásul a BCD csak egy elenyésző pontosságbeli növekedést ígér, amire nem is feltétlen van szükségünk.</w:t>
+      </w:r>
+    </w:p>
+    <w:p>
+      <w:r>
+        <w:t>De mi van akkor, ha az a plusz pontosság mégis szükséges? Ha nem csak a művelet eredményére vagyunk kíváncsiak, hanem a kiszámolt értékkel tovább is szeretnénk számolni?</w:t>
+      </w:r>
+      <w:r>
+        <w:t xml:space="preserve"> Ezek</w:t>
+      </w:r>
+      <w:r>
+        <w:t>ben</w:t>
+      </w:r>
+      <w:r>
+        <w:t xml:space="preserve"> a helyzetek</w:t>
+      </w:r>
+      <w:r>
+        <w:t>ben</w:t>
+      </w:r>
+      <w:r>
+        <w:t xml:space="preserve"> </w:t>
+      </w:r>
+      <w:r>
+        <w:t>tud igazán kiemelkedni a BCD.</w:t>
       </w:r>
     </w:p>
     <w:p>
@@ -3583,321 +3944,799 @@
       <w:pPr>
         <w:pStyle w:val="Cmsor1"/>
       </w:pPr>
-      <w:bookmarkStart w:id="7" w:name="_Toc218308095"/>
+      <w:bookmarkStart w:id="10" w:name="_Toc218480689"/>
       <w:r>
         <w:lastRenderedPageBreak/>
         <w:t>Fejlesztői dokumentáció</w:t>
       </w:r>
-      <w:bookmarkEnd w:id="7"/>
+      <w:bookmarkEnd w:id="10"/>
     </w:p>
     <w:p>
       <w:pPr>
         <w:pStyle w:val="Cmsor2"/>
       </w:pPr>
-      <w:bookmarkStart w:id="8" w:name="_Toc218308096"/>
-      <w:r>
-        <w:t>BCD számábrázolás</w:t>
-      </w:r>
-      <w:bookmarkEnd w:id="8"/>
-    </w:p>
-    <w:p>
-      <w:r>
-        <w:t>A Binary Coded Decimal formátum, ahogy azt neve is mutatja, decimális formátumban tárolja el a számokat.</w:t>
-      </w:r>
-    </w:p>
-    <w:p>
-      <w:r>
-        <w:t xml:space="preserve">Egy számjegyet </w:t>
-      </w:r>
-      <w:r>
-        <w:t>4</w:t>
-      </w:r>
-      <w:r>
-        <w:t xml:space="preserve"> bit határoz meg, amik a hagyományos kettes számrendszerbeli egész szám számábrázolási elvét követik egy kitétellel: nem vehetnek fel</w:t>
-      </w:r>
-      <w:r>
-        <w:t>,</w:t>
-      </w:r>
-      <w:r>
-        <w:t xml:space="preserve"> csak </w:t>
-      </w:r>
-      <w:r>
-        <w:t>0 és 9 közötti értéket (a két határt beleértve). Ezen számjegyek tömbbe fűzésével már leírható a pozitív egész számok halmaza, a nullát is beleértve.</w:t>
-      </w:r>
-    </w:p>
-    <w:p>
-      <w:r>
-        <w:t>Ha hozzáveszünk egy igaz-hamis változót a pozitív egész számunkhoz, azzal el is készült a teljes egész számok halmaza.</w:t>
-      </w:r>
-    </w:p>
-    <w:p>
-      <w:r>
-        <w:t xml:space="preserve">A </w:t>
-      </w:r>
-      <w:r>
-        <w:t>valós számok ábrázolásához csak be kell vezetni egy tizedesjegy számlálót, ami megmondja hogy az adott számjegy tömb elejéről hány darab számjegy jelöl törtértéket. Mivel az egész szám típus nem enged vezető nullákat, így megeshet, hogy a tömb hossza kisebb, mint a tizedesjegy számláló értéke. Ilyenkor a megfelelő számú nullával kell kibővíteni kiíratáskor a számot.</w:t>
-      </w:r>
-    </w:p>
-    <w:p>
-      <w:r>
-        <w:t>Ahhoz, hogy ténylegesen pontos legyen a legtöbb számítás, bevezethetünk egy racionális számtípust is, ami az osztás műveletének hibáját küszöböli ki, vagy csökkenti a minimumra. Mivel az osztás ebben a típusban visszavezethető a szorzás műveletére, így beállítástól függően, legfeljebb egyszer, a számítás legvégén kell valójában osztanunk és akkor is csak egyszer.</w:t>
-      </w:r>
+      <w:bookmarkStart w:id="11" w:name="_Toc218480690"/>
+      <w:r>
+        <w:t>Számtípusok m</w:t>
+      </w:r>
+      <w:r>
+        <w:t>egvalósítás</w:t>
+      </w:r>
+      <w:r>
+        <w:t>a</w:t>
+      </w:r>
+      <w:bookmarkEnd w:id="11"/>
+    </w:p>
+    <w:p>
+      <w:pPr>
+        <w:pStyle w:val="Cmsor3"/>
+      </w:pPr>
+      <w:bookmarkStart w:id="12" w:name="_Toc218480691"/>
+      <w:r>
+        <w:t>Számjegy típus (Digit)</w:t>
+      </w:r>
+      <w:bookmarkEnd w:id="12"/>
+    </w:p>
+    <w:p>
+      <w:r>
+        <w:t>E</w:t>
+      </w:r>
+      <w:r>
+        <w:t>z az osztály írja le egy számjegy viselkedését.</w:t>
+      </w:r>
+    </w:p>
+    <w:p>
+      <w:r>
+        <w:t>Mivel a BCD számábrázolás</w:t>
+      </w:r>
+      <w:r>
+        <w:t xml:space="preserve"> 10 számjegy</w:t>
+      </w:r>
+      <w:r>
+        <w:t>ének</w:t>
+      </w:r>
+      <w:r>
+        <w:t xml:space="preserve"> megkülönböztetéséhez</w:t>
+      </w:r>
+      <w:r>
+        <w:t xml:space="preserve"> 4 bit memória szükséges</w:t>
+      </w:r>
+      <w:r>
+        <w:t>.</w:t>
+      </w:r>
+      <w:r>
+        <w:t xml:space="preserve"> Ebből kifolyólag akár két számjegyet is tárolhatnánk egy bájton, ezzel megtakarítva a memóriaszükséglet 50%-át. </w:t>
+      </w:r>
+      <w:r>
+        <w:t xml:space="preserve">Első pillantásra nagyon kecsegtetőnek hangozhat, viszont </w:t>
+      </w:r>
+      <w:r>
+        <w:t>ez az adatszerkezet további számítási költségekkel jár</w:t>
+      </w:r>
+      <w:r>
+        <w:t xml:space="preserve"> páratlan számjegyhossz, illetve egy számjegy adatának kinyerése esetén</w:t>
+      </w:r>
+      <w:r>
+        <w:t>, így a könyvtár nem ezt alkalmazza.</w:t>
+      </w:r>
+    </w:p>
+    <w:p>
+      <w:r>
+        <w:t>A típusra implementálva vannak az alábbi műveletek:</w:t>
+      </w:r>
+    </w:p>
+    <w:p>
+      <w:pPr>
+        <w:pStyle w:val="Listaszerbekezds"/>
+        <w:numPr>
+          <w:ilvl w:val="0"/>
+          <w:numId w:val="2"/>
+        </w:numPr>
+      </w:pPr>
+      <w:r>
+        <w:t>egyenlőség (</w:t>
+      </w:r>
+      <w:r>
+        <w:rPr>
+          <w:rFonts w:ascii="Cambria Math" w:hAnsi="Cambria Math"/>
+        </w:rPr>
+        <w:t>=</w:t>
+      </w:r>
+      <w:r>
+        <w:t>)</w:t>
+      </w:r>
+    </w:p>
+    <w:p>
+      <w:pPr>
+        <w:pStyle w:val="Listaszerbekezds"/>
+        <w:numPr>
+          <w:ilvl w:val="0"/>
+          <w:numId w:val="2"/>
+        </w:numPr>
+      </w:pPr>
+      <w:r>
+        <w:t>egyenlőtlenség (</w:t>
+      </w:r>
+      <w:r>
+        <w:rPr>
+          <w:rFonts w:ascii="Cambria Math" w:hAnsi="Cambria Math"/>
+        </w:rPr>
+        <w:t>≠</w:t>
+      </w:r>
+      <w:r>
+        <w:rPr>
+          <w:rFonts w:ascii="Cambria Math" w:hAnsi="Cambria Math"/>
+        </w:rPr>
+        <w:t xml:space="preserve">, </w:t>
+      </w:r>
+      <w:r>
+        <w:rPr>
+          <w:rFonts w:ascii="Cambria Math" w:hAnsi="Cambria Math"/>
+        </w:rPr>
+        <w:t>≥</w:t>
+      </w:r>
+      <w:r>
+        <w:rPr>
+          <w:rFonts w:ascii="Cambria Math" w:hAnsi="Cambria Math"/>
+        </w:rPr>
+        <w:t xml:space="preserve">, </w:t>
+      </w:r>
+      <w:r>
+        <w:rPr>
+          <w:rFonts w:ascii="Cambria Math" w:hAnsi="Cambria Math"/>
+        </w:rPr>
+        <w:t>≤</w:t>
+      </w:r>
+      <w:r>
+        <w:t>)</w:t>
+      </w:r>
+    </w:p>
+    <w:p>
+      <w:pPr>
+        <w:pStyle w:val="Listaszerbekezds"/>
+        <w:numPr>
+          <w:ilvl w:val="0"/>
+          <w:numId w:val="2"/>
+        </w:numPr>
+      </w:pPr>
+      <w:r>
+        <w:t>szigorú egyenlőtlenség (</w:t>
+      </w:r>
+      <w:r>
+        <w:rPr>
+          <w:rFonts w:ascii="Cambria Math" w:hAnsi="Cambria Math"/>
+        </w:rPr>
+        <w:t>&lt;, &gt;</w:t>
+      </w:r>
+      <w:r>
+        <w:t>)</w:t>
+      </w:r>
+    </w:p>
+    <w:p>
+      <w:pPr>
+        <w:pStyle w:val="Listaszerbekezds"/>
+        <w:numPr>
+          <w:ilvl w:val="0"/>
+          <w:numId w:val="2"/>
+        </w:numPr>
+      </w:pPr>
+      <w:r>
+        <w:t>összeadás (</w:t>
+      </w:r>
+      <w:r>
+        <w:rPr>
+          <w:rFonts w:ascii="Cambria Math" w:hAnsi="Cambria Math"/>
+        </w:rPr>
+        <w:t>+</w:t>
+      </w:r>
+      <w:r>
+        <w:t>)</w:t>
+      </w:r>
+    </w:p>
+    <w:p>
+      <w:pPr>
+        <w:pStyle w:val="Listaszerbekezds"/>
+        <w:numPr>
+          <w:ilvl w:val="0"/>
+          <w:numId w:val="2"/>
+        </w:numPr>
+      </w:pPr>
+      <w:r>
+        <w:t>kivonás (</w:t>
+      </w:r>
+      <w:r>
+        <w:rPr>
+          <w:rFonts w:ascii="Cambria Math" w:hAnsi="Cambria Math"/>
+        </w:rPr>
+        <w:t>–</w:t>
+      </w:r>
+      <w:r>
+        <w:t>)</w:t>
+      </w:r>
+    </w:p>
+    <w:p>
+      <w:pPr>
+        <w:pStyle w:val="Listaszerbekezds"/>
+        <w:numPr>
+          <w:ilvl w:val="0"/>
+          <w:numId w:val="2"/>
+        </w:numPr>
+      </w:pPr>
+      <w:r>
+        <w:t>szorzás (</w:t>
+      </w:r>
+      <w:r>
+        <w:rPr>
+          <w:rFonts w:ascii="Cambria Math" w:hAnsi="Cambria Math"/>
+        </w:rPr>
+        <w:t>×</w:t>
+      </w:r>
+      <w:r>
+        <w:t>)</w:t>
+      </w:r>
+    </w:p>
+    <w:p>
+      <w:pPr>
+        <w:pStyle w:val="Listaszerbekezds"/>
+        <w:numPr>
+          <w:ilvl w:val="0"/>
+          <w:numId w:val="2"/>
+        </w:numPr>
+      </w:pPr>
+      <w:r>
+        <w:t>osztás (</w:t>
+      </w:r>
+      <w:r>
+        <w:rPr>
+          <w:rFonts w:ascii="Cambria Math" w:hAnsi="Cambria Math"/>
+        </w:rPr>
+        <w:t>/</w:t>
+      </w:r>
+      <w:r>
+        <w:t>)</w:t>
+      </w:r>
+    </w:p>
+    <w:p>
+      <w:pPr>
+        <w:pStyle w:val="Listaszerbekezds"/>
+        <w:numPr>
+          <w:ilvl w:val="0"/>
+          <w:numId w:val="2"/>
+        </w:numPr>
+      </w:pPr>
+      <w:r>
+        <w:t>moduló (</w:t>
+      </w:r>
+      <w:r>
+        <w:rPr>
+          <w:rFonts w:ascii="Cambria Math" w:hAnsi="Cambria Math"/>
+        </w:rPr>
+        <w:t>%</w:t>
+      </w:r>
+      <w:r>
+        <w:t>)</w:t>
+      </w:r>
+    </w:p>
+    <w:p>
+      <w:pPr>
+        <w:pStyle w:val="Cmsor3"/>
+      </w:pPr>
+      <w:bookmarkStart w:id="13" w:name="_Toc218480692"/>
+      <w:r>
+        <w:t>Természetes szám típus (Natural)</w:t>
+      </w:r>
+      <w:bookmarkEnd w:id="13"/>
+    </w:p>
+    <w:p>
+      <w:r>
+        <w:t>Ennek a számtípusnak a halmazába a pozitív egész számok és a nulla tartozik.</w:t>
+      </w:r>
+    </w:p>
+    <w:p>
+      <w:r>
+        <w:t>A típusra implementálva vannak az alábbi műveletek:</w:t>
+      </w:r>
+    </w:p>
+    <w:p>
+      <w:pPr>
+        <w:pStyle w:val="Listaszerbekezds"/>
+        <w:numPr>
+          <w:ilvl w:val="0"/>
+          <w:numId w:val="2"/>
+        </w:numPr>
+      </w:pPr>
+      <w:r>
+        <w:t>egyenlőség (</w:t>
+      </w:r>
+      <w:r>
+        <w:rPr>
+          <w:rFonts w:ascii="Cambria Math" w:hAnsi="Cambria Math"/>
+        </w:rPr>
+        <w:t>=</w:t>
+      </w:r>
+      <w:r>
+        <w:t>)</w:t>
+      </w:r>
+    </w:p>
+    <w:p>
+      <w:pPr>
+        <w:pStyle w:val="Listaszerbekezds"/>
+        <w:numPr>
+          <w:ilvl w:val="0"/>
+          <w:numId w:val="2"/>
+        </w:numPr>
+      </w:pPr>
+      <w:r>
+        <w:t>egyenlőtlenség (</w:t>
+      </w:r>
+      <w:r>
+        <w:rPr>
+          <w:rFonts w:ascii="Cambria Math" w:hAnsi="Cambria Math"/>
+        </w:rPr>
+        <w:t>≠</w:t>
+      </w:r>
+      <w:r>
+        <w:rPr>
+          <w:rFonts w:ascii="Cambria Math" w:hAnsi="Cambria Math"/>
+        </w:rPr>
+        <w:t xml:space="preserve">, </w:t>
+      </w:r>
+      <w:r>
+        <w:rPr>
+          <w:rFonts w:ascii="Cambria Math" w:hAnsi="Cambria Math"/>
+        </w:rPr>
+        <w:t>≥</w:t>
+      </w:r>
+      <w:r>
+        <w:rPr>
+          <w:rFonts w:ascii="Cambria Math" w:hAnsi="Cambria Math"/>
+        </w:rPr>
+        <w:t xml:space="preserve">, </w:t>
+      </w:r>
+      <w:r>
+        <w:rPr>
+          <w:rFonts w:ascii="Cambria Math" w:hAnsi="Cambria Math"/>
+        </w:rPr>
+        <w:t>≤</w:t>
+      </w:r>
+      <w:r>
+        <w:t>)</w:t>
+      </w:r>
+    </w:p>
+    <w:p>
+      <w:pPr>
+        <w:pStyle w:val="Listaszerbekezds"/>
+        <w:numPr>
+          <w:ilvl w:val="0"/>
+          <w:numId w:val="2"/>
+        </w:numPr>
+      </w:pPr>
+      <w:r>
+        <w:t>szigorú egyenlőtlenség (</w:t>
+      </w:r>
+      <w:r>
+        <w:rPr>
+          <w:rFonts w:ascii="Cambria Math" w:hAnsi="Cambria Math"/>
+        </w:rPr>
+        <w:t>&lt;, &gt;</w:t>
+      </w:r>
+      <w:r>
+        <w:t>)</w:t>
+      </w:r>
+    </w:p>
+    <w:p>
+      <w:pPr>
+        <w:pStyle w:val="Listaszerbekezds"/>
+        <w:numPr>
+          <w:ilvl w:val="0"/>
+          <w:numId w:val="2"/>
+        </w:numPr>
+      </w:pPr>
+      <w:r>
+        <w:t>összeadás (</w:t>
+      </w:r>
+      <w:r>
+        <w:rPr>
+          <w:rFonts w:ascii="Cambria Math" w:hAnsi="Cambria Math"/>
+        </w:rPr>
+        <w:t>+</w:t>
+      </w:r>
+      <w:r>
+        <w:t>)</w:t>
+      </w:r>
+    </w:p>
+    <w:p>
+      <w:pPr>
+        <w:pStyle w:val="Listaszerbekezds"/>
+        <w:numPr>
+          <w:ilvl w:val="0"/>
+          <w:numId w:val="2"/>
+        </w:numPr>
+      </w:pPr>
+      <w:r>
+        <w:t>kivonás (</w:t>
+      </w:r>
+      <w:r>
+        <w:rPr>
+          <w:rFonts w:ascii="Cambria Math" w:hAnsi="Cambria Math"/>
+        </w:rPr>
+        <w:t>–</w:t>
+      </w:r>
+      <w:r>
+        <w:t>)</w:t>
+      </w:r>
+    </w:p>
+    <w:p>
+      <w:pPr>
+        <w:pStyle w:val="Listaszerbekezds"/>
+        <w:numPr>
+          <w:ilvl w:val="0"/>
+          <w:numId w:val="2"/>
+        </w:numPr>
+      </w:pPr>
+      <w:r>
+        <w:t>szorzás (</w:t>
+      </w:r>
+      <w:r>
+        <w:rPr>
+          <w:rFonts w:ascii="Cambria Math" w:hAnsi="Cambria Math"/>
+        </w:rPr>
+        <w:t>×</w:t>
+      </w:r>
+      <w:r>
+        <w:t>)</w:t>
+      </w:r>
+    </w:p>
+    <w:p>
+      <w:pPr>
+        <w:pStyle w:val="Listaszerbekezds"/>
+        <w:numPr>
+          <w:ilvl w:val="0"/>
+          <w:numId w:val="2"/>
+        </w:numPr>
+      </w:pPr>
+      <w:r>
+        <w:lastRenderedPageBreak/>
+        <w:t>osztás (</w:t>
+      </w:r>
+      <w:r>
+        <w:rPr>
+          <w:rFonts w:ascii="Cambria Math" w:hAnsi="Cambria Math"/>
+        </w:rPr>
+        <w:t>/</w:t>
+      </w:r>
+      <w:r>
+        <w:t>)</w:t>
+      </w:r>
+    </w:p>
+    <w:p>
+      <w:pPr>
+        <w:pStyle w:val="Listaszerbekezds"/>
+        <w:numPr>
+          <w:ilvl w:val="0"/>
+          <w:numId w:val="2"/>
+        </w:numPr>
+      </w:pPr>
+      <w:r>
+        <w:t>moduló (</w:t>
+      </w:r>
+      <w:r>
+        <w:rPr>
+          <w:rFonts w:ascii="Cambria Math" w:hAnsi="Cambria Math"/>
+        </w:rPr>
+        <w:t>%</w:t>
+      </w:r>
+      <w:r>
+        <w:t>)</w:t>
+      </w:r>
+    </w:p>
+    <w:p>
+      <w:pPr>
+        <w:pStyle w:val="Listaszerbekezds"/>
+        <w:numPr>
+          <w:ilvl w:val="0"/>
+          <w:numId w:val="2"/>
+        </w:numPr>
+      </w:pPr>
+      <w:r>
+        <w:t>hatványozás</w:t>
+      </w:r>
+      <w:r>
+        <w:t xml:space="preserve"> (</w:t>
+      </w:r>
+      <m:oMath>
+        <m:sSup>
+          <m:sSupPr>
+            <m:ctrlPr>
+              <w:rPr>
+                <w:rFonts w:ascii="Cambria Math" w:hAnsi="Cambria Math"/>
+                <w:i/>
+              </w:rPr>
+            </m:ctrlPr>
+          </m:sSupPr>
+          <m:e>
+            <m:r>
+              <w:rPr>
+                <w:rFonts w:ascii="Cambria Math" w:hAnsi="Cambria Math"/>
+              </w:rPr>
+              <m:t>x</m:t>
+            </m:r>
+          </m:e>
+          <m:sup>
+            <m:r>
+              <w:rPr>
+                <w:rFonts w:ascii="Cambria Math" w:hAnsi="Cambria Math"/>
+              </w:rPr>
+              <m:t>n</m:t>
+            </m:r>
+          </m:sup>
+        </m:sSup>
+      </m:oMath>
+      <w:r>
+        <w:t>)</w:t>
+      </w:r>
+    </w:p>
+    <w:p>
+      <w:pPr>
+        <w:pStyle w:val="Listaszerbekezds"/>
+        <w:numPr>
+          <w:ilvl w:val="0"/>
+          <w:numId w:val="2"/>
+        </w:numPr>
+      </w:pPr>
+      <w:r>
+        <w:t>gyökvonás (</w:t>
+      </w:r>
+      <m:oMath>
+        <m:rad>
+          <m:radPr>
+            <m:ctrlPr>
+              <w:rPr>
+                <w:rFonts w:ascii="Cambria Math" w:hAnsi="Cambria Math"/>
+                <w:i/>
+              </w:rPr>
+            </m:ctrlPr>
+          </m:radPr>
+          <m:deg>
+            <m:r>
+              <w:rPr>
+                <w:rFonts w:ascii="Cambria Math" w:hAnsi="Cambria Math"/>
+              </w:rPr>
+              <m:t>n</m:t>
+            </m:r>
+          </m:deg>
+          <m:e>
+            <m:r>
+              <w:rPr>
+                <w:rFonts w:ascii="Cambria Math" w:hAnsi="Cambria Math"/>
+              </w:rPr>
+              <m:t>x</m:t>
+            </m:r>
+          </m:e>
+        </m:rad>
+      </m:oMath>
+      <w:r>
+        <w:t>)</w:t>
+      </w:r>
+    </w:p>
+    <w:p>
+      <w:pPr>
+        <w:pStyle w:val="Listaszerbekezds"/>
+        <w:numPr>
+          <w:ilvl w:val="0"/>
+          <w:numId w:val="2"/>
+        </w:numPr>
+      </w:pPr>
+      <w:r>
+        <w:t>faktorizálás (</w:t>
+      </w:r>
+      <m:oMath>
+        <m:r>
+          <w:rPr>
+            <w:rFonts w:ascii="Cambria Math" w:hAnsi="Cambria Math"/>
+          </w:rPr>
+          <m:t>x!</m:t>
+        </m:r>
+      </m:oMath>
+      <w:r>
+        <w:t>)</w:t>
+      </w:r>
+    </w:p>
+    <w:p/>
+    <w:p>
+      <w:pPr>
+        <w:pStyle w:val="Cmsor3"/>
+      </w:pPr>
+      <w:bookmarkStart w:id="14" w:name="_Toc218480693"/>
+      <w:r>
+        <w:lastRenderedPageBreak/>
+        <w:t>Egész szám típus (Integer)</w:t>
+      </w:r>
+      <w:bookmarkEnd w:id="14"/>
+    </w:p>
+    <w:p>
+      <w:pPr>
+        <w:pStyle w:val="Cmsor3"/>
+      </w:pPr>
+      <w:bookmarkStart w:id="15" w:name="_Toc218480694"/>
+      <w:r>
+        <w:t>Pozitív szám típus (Positive)</w:t>
+      </w:r>
+      <w:bookmarkEnd w:id="15"/>
+    </w:p>
+    <w:p>
+      <w:pPr>
+        <w:pStyle w:val="Cmsor3"/>
+      </w:pPr>
+      <w:bookmarkStart w:id="16" w:name="_Toc218480695"/>
+      <w:r>
+        <w:t>Valós szám típus (Writable)</w:t>
+      </w:r>
+      <w:bookmarkEnd w:id="16"/>
+    </w:p>
+    <w:p>
+      <w:pPr>
+        <w:pStyle w:val="Cmsor3"/>
+      </w:pPr>
+      <w:bookmarkStart w:id="17" w:name="_Toc218480696"/>
+      <w:r>
+        <w:t>Racionális szám típus (Rational)</w:t>
+      </w:r>
+      <w:bookmarkEnd w:id="17"/>
     </w:p>
     <w:p>
       <w:pPr>
         <w:pStyle w:val="Cmsor2"/>
       </w:pPr>
-      <w:bookmarkStart w:id="9" w:name="_Toc218308097"/>
-      <w:r>
-        <w:t>Számtípusok m</w:t>
-      </w:r>
-      <w:r>
-        <w:t>egvalósítás</w:t>
-      </w:r>
-      <w:r>
-        <w:t>a</w:t>
-      </w:r>
-      <w:bookmarkEnd w:id="9"/>
+      <w:bookmarkStart w:id="18" w:name="_Toc218480697"/>
+      <w:r>
+        <w:t>Számológép megvalósítása</w:t>
+      </w:r>
+      <w:bookmarkEnd w:id="18"/>
     </w:p>
     <w:p>
       <w:pPr>
         <w:pStyle w:val="Cmsor3"/>
       </w:pPr>
-      <w:bookmarkStart w:id="10" w:name="_Toc218308098"/>
-      <w:r>
-        <w:t>Számjegy típus (Digit)</w:t>
-      </w:r>
-      <w:bookmarkEnd w:id="10"/>
-    </w:p>
-    <w:p>
-      <w:r>
-        <w:t>E</w:t>
-      </w:r>
-      <w:r>
-        <w:t>z az osztály írja le egy számjegy viselkedését.</w:t>
-      </w:r>
-    </w:p>
-    <w:p>
-      <w:r>
-        <w:t>Mivel a BCD számábrázoláshoz 4 bit memória szükséges ezért egy bájt</w:t>
-      </w:r>
-      <w:r>
-        <w:t>on elfér a szükséges adatmennyiség.</w:t>
-      </w:r>
+      <w:bookmarkStart w:id="19" w:name="_Toc218480698"/>
+      <w:r>
+        <w:t>Parser</w:t>
+      </w:r>
+      <w:bookmarkEnd w:id="19"/>
     </w:p>
     <w:p>
       <w:pPr>
         <w:pStyle w:val="Cmsor3"/>
       </w:pPr>
-      <w:bookmarkStart w:id="11" w:name="_Toc218308099"/>
-      <w:r>
-        <w:lastRenderedPageBreak/>
-        <w:t>Természetes szám típus (Natural)</w:t>
-      </w:r>
-      <w:bookmarkEnd w:id="11"/>
+      <w:bookmarkStart w:id="20" w:name="_Toc218480699"/>
+      <w:r>
+        <w:t>Általános számológép (Standard)</w:t>
+      </w:r>
+      <w:bookmarkEnd w:id="20"/>
     </w:p>
     <w:p>
       <w:pPr>
         <w:pStyle w:val="Cmsor3"/>
       </w:pPr>
-      <w:bookmarkStart w:id="12" w:name="_Toc218308100"/>
-      <w:r>
-        <w:t>Egész szám típus (Integer)</w:t>
-      </w:r>
-      <w:bookmarkEnd w:id="12"/>
+      <w:bookmarkStart w:id="21" w:name="_Toc218480700"/>
+      <w:r>
+        <w:t>Euklideszi tér számológép (</w:t>
+      </w:r>
+      <w:proofErr w:type="spellStart"/>
+      <w:r>
+        <w:t>EuclideanSpace</w:t>
+      </w:r>
+      <w:proofErr w:type="spellEnd"/>
+      <w:r>
+        <w:t>)</w:t>
+      </w:r>
+      <w:bookmarkEnd w:id="21"/>
     </w:p>
     <w:p>
       <w:pPr>
         <w:pStyle w:val="Cmsor3"/>
       </w:pPr>
-      <w:bookmarkStart w:id="13" w:name="_Toc218308101"/>
-      <w:r>
-        <w:t>Pozitív szám típus (Positive)</w:t>
-      </w:r>
-      <w:bookmarkEnd w:id="13"/>
+      <w:bookmarkStart w:id="22" w:name="_Toc218480701"/>
+      <w:r>
+        <w:t>Polinom számológép (</w:t>
+      </w:r>
+      <w:proofErr w:type="spellStart"/>
+      <w:r>
+        <w:t>Polynomials</w:t>
+      </w:r>
+      <w:proofErr w:type="spellEnd"/>
+      <w:r>
+        <w:t>)</w:t>
+      </w:r>
+      <w:bookmarkEnd w:id="22"/>
     </w:p>
     <w:p>
       <w:pPr>
         <w:pStyle w:val="Cmsor3"/>
       </w:pPr>
-      <w:bookmarkStart w:id="14" w:name="_Toc218308102"/>
-      <w:r>
-        <w:t>Valós szám típus (Writable)</w:t>
-      </w:r>
-      <w:bookmarkEnd w:id="14"/>
+      <w:bookmarkStart w:id="23" w:name="_Toc218480702"/>
+      <w:r>
+        <w:t>Integrálközelítés számológép (</w:t>
+      </w:r>
+      <w:proofErr w:type="spellStart"/>
+      <w:r>
+        <w:t>Integral</w:t>
+      </w:r>
+      <w:proofErr w:type="spellEnd"/>
+      <w:r>
+        <w:t>)</w:t>
+      </w:r>
+      <w:bookmarkEnd w:id="23"/>
+    </w:p>
+    <w:p>
+      <w:pPr>
+        <w:pStyle w:val="Cmsor2"/>
+      </w:pPr>
+      <w:bookmarkStart w:id="24" w:name="_Toc218480703"/>
+      <w:r>
+        <w:t>Vizuális számológép megvalósítása</w:t>
+      </w:r>
+      <w:bookmarkEnd w:id="24"/>
     </w:p>
     <w:p>
       <w:pPr>
         <w:pStyle w:val="Cmsor3"/>
       </w:pPr>
-      <w:bookmarkStart w:id="15" w:name="_Toc218308103"/>
-      <w:r>
-        <w:t>Racionális szám típus (Rational)</w:t>
-      </w:r>
-      <w:bookmarkEnd w:id="15"/>
+      <w:bookmarkStart w:id="25" w:name="_Toc218480704"/>
+      <w:r>
+        <w:t>Funkciók</w:t>
+      </w:r>
+      <w:bookmarkEnd w:id="25"/>
     </w:p>
     <w:p>
       <w:pPr>
         <w:pStyle w:val="Cmsor2"/>
       </w:pPr>
-      <w:bookmarkStart w:id="16" w:name="_Toc218308104"/>
-      <w:r>
-        <w:t>Számológép megvalósítása</w:t>
-      </w:r>
-      <w:bookmarkEnd w:id="16"/>
+      <w:bookmarkStart w:id="26" w:name="_Toc218480705"/>
+      <w:r>
+        <w:t>Jövőbeli fejlesztések</w:t>
+      </w:r>
+      <w:bookmarkEnd w:id="26"/>
     </w:p>
     <w:p>
       <w:pPr>
         <w:pStyle w:val="Cmsor3"/>
       </w:pPr>
-      <w:bookmarkStart w:id="17" w:name="_Toc218308105"/>
-      <w:r>
-        <w:t>Parser</w:t>
-      </w:r>
-      <w:bookmarkEnd w:id="17"/>
+      <w:bookmarkStart w:id="27" w:name="_Toc218480706"/>
+      <w:r>
+        <w:t>Teljesítményt növelő fejlesztések</w:t>
+      </w:r>
+      <w:bookmarkEnd w:id="27"/>
     </w:p>
     <w:p>
       <w:pPr>
         <w:pStyle w:val="Cmsor3"/>
       </w:pPr>
-      <w:bookmarkStart w:id="18" w:name="_Toc218308106"/>
-      <w:r>
-        <w:t>Általános számológép (Standard)</w:t>
-      </w:r>
-      <w:bookmarkEnd w:id="18"/>
+      <w:bookmarkStart w:id="28" w:name="_Toc218480707"/>
+      <w:r>
+        <w:t>Bővítmények</w:t>
+      </w:r>
+      <w:bookmarkEnd w:id="28"/>
     </w:p>
     <w:p>
       <w:pPr>
         <w:pStyle w:val="Cmsor3"/>
       </w:pPr>
-      <w:bookmarkStart w:id="19" w:name="_Toc218308107"/>
-      <w:r>
-        <w:t>Euklideszi tér</w:t>
-      </w:r>
-      <w:r>
-        <w:t xml:space="preserve"> számológép (</w:t>
-      </w:r>
-      <w:proofErr w:type="spellStart"/>
-      <w:r>
-        <w:t>EuclideanSpace</w:t>
-      </w:r>
-      <w:proofErr w:type="spellEnd"/>
-      <w:r>
-        <w:t>)</w:t>
-      </w:r>
-      <w:bookmarkEnd w:id="19"/>
-    </w:p>
-    <w:p>
-      <w:pPr>
-        <w:pStyle w:val="Cmsor3"/>
-      </w:pPr>
-      <w:bookmarkStart w:id="20" w:name="_Toc218308108"/>
-      <w:r>
-        <w:t>Polinom</w:t>
-      </w:r>
-      <w:r>
-        <w:t xml:space="preserve"> számológép (</w:t>
-      </w:r>
-      <w:proofErr w:type="spellStart"/>
-      <w:r>
-        <w:t>Polynomials</w:t>
-      </w:r>
-      <w:proofErr w:type="spellEnd"/>
-      <w:r>
-        <w:t>)</w:t>
-      </w:r>
-      <w:bookmarkEnd w:id="20"/>
-    </w:p>
-    <w:p>
-      <w:pPr>
-        <w:pStyle w:val="Cmsor3"/>
-      </w:pPr>
-      <w:bookmarkStart w:id="21" w:name="_Toc218308109"/>
-      <w:r>
-        <w:t>Integrálközelítés</w:t>
-      </w:r>
-      <w:r>
-        <w:t xml:space="preserve"> számológép (</w:t>
-      </w:r>
-      <w:proofErr w:type="spellStart"/>
-      <w:r>
-        <w:t>Integral</w:t>
-      </w:r>
-      <w:proofErr w:type="spellEnd"/>
-      <w:r>
-        <w:t>)</w:t>
-      </w:r>
-      <w:bookmarkEnd w:id="21"/>
+      <w:bookmarkStart w:id="29" w:name="_Toc218480708"/>
+      <w:r>
+        <w:t>Más nyelvekre kiterjesztés</w:t>
+      </w:r>
+      <w:bookmarkEnd w:id="29"/>
     </w:p>
     <w:p>
       <w:pPr>
         <w:pStyle w:val="Cmsor2"/>
       </w:pPr>
-      <w:bookmarkStart w:id="22" w:name="_Toc218308110"/>
-      <w:r>
-        <w:t>Vizuális számológép megvalósítása</w:t>
-      </w:r>
-      <w:bookmarkEnd w:id="22"/>
-    </w:p>
-    <w:p>
-      <w:pPr>
-        <w:pStyle w:val="Cmsor3"/>
-      </w:pPr>
-      <w:bookmarkStart w:id="23" w:name="_Toc218308111"/>
-      <w:r>
-        <w:t>Funkciók</w:t>
-      </w:r>
-      <w:bookmarkEnd w:id="23"/>
-    </w:p>
-    <w:p>
-      <w:pPr>
-        <w:pStyle w:val="Cmsor2"/>
-      </w:pPr>
-      <w:bookmarkStart w:id="24" w:name="_Toc218308112"/>
-      <w:r>
-        <w:t>Jövőbeli fejlesztések</w:t>
-      </w:r>
-      <w:bookmarkEnd w:id="24"/>
-    </w:p>
-    <w:p>
-      <w:pPr>
-        <w:pStyle w:val="Cmsor3"/>
-      </w:pPr>
-      <w:bookmarkStart w:id="25" w:name="_Toc218308113"/>
-      <w:r>
-        <w:t>Teljesítményt növelő fejlesztések</w:t>
-      </w:r>
-      <w:bookmarkEnd w:id="25"/>
-    </w:p>
-    <w:p>
-      <w:pPr>
-        <w:pStyle w:val="Cmsor3"/>
-      </w:pPr>
-      <w:bookmarkStart w:id="26" w:name="_Toc218308114"/>
-      <w:r>
-        <w:t>Bővítmények</w:t>
-      </w:r>
-      <w:bookmarkEnd w:id="26"/>
-    </w:p>
-    <w:p>
-      <w:pPr>
-        <w:pStyle w:val="Cmsor3"/>
-      </w:pPr>
-      <w:bookmarkStart w:id="27" w:name="_Toc218308115"/>
-      <w:r>
-        <w:t>Más nyelvekre kiterjesztés</w:t>
-      </w:r>
-      <w:bookmarkEnd w:id="27"/>
-    </w:p>
-    <w:p>
-      <w:pPr>
-        <w:pStyle w:val="Cmsor2"/>
-      </w:pPr>
-      <w:bookmarkStart w:id="28" w:name="_Toc218308116"/>
+      <w:bookmarkStart w:id="30" w:name="_Toc218480709"/>
       <w:r>
         <w:t>Köszönetnyilvánítás</w:t>
       </w:r>
-      <w:bookmarkEnd w:id="28"/>
+      <w:bookmarkEnd w:id="30"/>
     </w:p>
     <w:p>
       <w:r>
@@ -4022,9 +4861,9 @@
 <file path=word/numbering.xml><?xml version="1.0" encoding="utf-8"?>
 <w:numbering xmlns:wpc="http://schemas.microsoft.com/office/word/2010/wordprocessingCanvas" xmlns:cx="http://schemas.microsoft.com/office/drawing/2014/chartex" xmlns:cx1="http://schemas.microsoft.com/office/drawing/2015/9/8/chartex" xmlns:cx2="http://schemas.microsoft.com/office/drawing/2015/10/21/chartex" xmlns:cx3="http://schemas.microsoft.com/office/drawing/2016/5/9/chartex" xmlns:cx4="http://schemas.microsoft.com/office/drawing/2016/5/10/chartex" xmlns:cx5="http://schemas.microsoft.com/office/drawing/2016/5/11/chartex" xmlns:cx6="http://schemas.microsoft.com/office/drawing/2016/5/12/chartex" xmlns:cx7="http://schemas.microsoft.com/office/drawing/2016/5/13/chartex" xmlns:cx8="http://schemas.microsoft.com/office/drawing/2016/5/14/chartex" xmlns:mc="http://schemas.openxmlformats.org/markup-compatibility/2006" xmlns:aink="http://schemas.microsoft.com/office/drawing/2016/ink" xmlns:am3d="http://schemas.microsoft.com/office/drawing/2017/model3d" xmlns:o="urn:schemas-microsoft-com:office:office" xmlns:oel="http://schemas.microsoft.com/office/2019/extlst" xmlns:r="http://schemas.openxmlformats.org/officeDocument/2006/relationships" xmlns:m="http://schemas.openxmlformats.org/officeDocument/2006/math" xmlns:v="urn:schemas-microsoft-com:vml" xmlns:wp14="http://schemas.microsoft.com/office/word/2010/wordprocessingDrawing" xmlns:wp="http://schemas.openxmlformats.org/drawingml/2006/wordprocessingDrawing" xmlns:w10="urn:schemas-microsoft-com:office:word" xmlns:w="http://schemas.openxmlformats.org/wordprocessingml/2006/main" xmlns:w14="http://schemas.microsoft.com/office/word/2010/wordml" xmlns:w15="http://schemas.microsoft.com/office/word/2012/wordml" xmlns:w16cex="http://schemas.microsoft.com/office/word/2018/wordml/cex" xmlns:w16cid="http://schemas.microsoft.com/office/word/2016/wordml/cid" xmlns:w16="http://schemas.microsoft.com/office/word/2018/wordml" xmlns:w16du="http://schemas.microsoft.com/office/word/2023/wordml/word16du" xmlns:w16sdtdh="http://schemas.microsoft.com/office/word/2020/wordml/sdtdatahash" xmlns:w16sdtfl="http://schemas.microsoft.com/office/word/2024/wordml/sdtformatlock" xmlns:w16se="http://schemas.microsoft.com/office/word/2015/wordml/symex" xmlns:wpg="http://schemas.microsoft.com/office/word/2010/wordprocessingGroup" xmlns:wpi="http://schemas.microsoft.com/office/word/2010/wordprocessingInk" xmlns:wne="http://schemas.microsoft.com/office/word/2006/wordml" xmlns:wps="http://schemas.microsoft.com/office/word/2010/wordprocessingShape" mc:Ignorable="w14 w15 w16se w16cid w16 w16cex w16sdtdh w16sdtfl w16du wp14">
   <w:abstractNum w:abstractNumId="0" w15:restartNumberingAfterBreak="0">
-    <w:nsid w:val="6CB36125"/>
+    <w:nsid w:val="19B85202"/>
     <w:multiLevelType w:val="hybridMultilevel"/>
-    <w:tmpl w:val="47ACECFC"/>
+    <w:tmpl w:val="C56EC26A"/>
     <w:lvl w:ilvl="0" w:tplc="040E0001">
       <w:start w:val="1"/>
       <w:numFmt w:val="bullet"/>
@@ -4134,8 +4973,472 @@
       </w:rPr>
     </w:lvl>
   </w:abstractNum>
+  <w:abstractNum w:abstractNumId="1" w15:restartNumberingAfterBreak="0">
+    <w:nsid w:val="2C4A5FE5"/>
+    <w:multiLevelType w:val="hybridMultilevel"/>
+    <w:tmpl w:val="4C0C01A8"/>
+    <w:lvl w:ilvl="0" w:tplc="040E0001">
+      <w:start w:val="1"/>
+      <w:numFmt w:val="bullet"/>
+      <w:lvlText w:val=""/>
+      <w:lvlJc w:val="left"/>
+      <w:pPr>
+        <w:ind w:left="947" w:hanging="360"/>
+      </w:pPr>
+      <w:rPr>
+        <w:rFonts w:ascii="Symbol" w:hAnsi="Symbol" w:hint="default"/>
+      </w:rPr>
+    </w:lvl>
+    <w:lvl w:ilvl="1" w:tplc="040E0003" w:tentative="1">
+      <w:start w:val="1"/>
+      <w:numFmt w:val="bullet"/>
+      <w:lvlText w:val="o"/>
+      <w:lvlJc w:val="left"/>
+      <w:pPr>
+        <w:ind w:left="1667" w:hanging="360"/>
+      </w:pPr>
+      <w:rPr>
+        <w:rFonts w:ascii="Courier New" w:hAnsi="Courier New" w:cs="Courier New" w:hint="default"/>
+      </w:rPr>
+    </w:lvl>
+    <w:lvl w:ilvl="2" w:tplc="040E0005" w:tentative="1">
+      <w:start w:val="1"/>
+      <w:numFmt w:val="bullet"/>
+      <w:lvlText w:val=""/>
+      <w:lvlJc w:val="left"/>
+      <w:pPr>
+        <w:ind w:left="2387" w:hanging="360"/>
+      </w:pPr>
+      <w:rPr>
+        <w:rFonts w:ascii="Wingdings" w:hAnsi="Wingdings" w:hint="default"/>
+      </w:rPr>
+    </w:lvl>
+    <w:lvl w:ilvl="3" w:tplc="040E0001" w:tentative="1">
+      <w:start w:val="1"/>
+      <w:numFmt w:val="bullet"/>
+      <w:lvlText w:val=""/>
+      <w:lvlJc w:val="left"/>
+      <w:pPr>
+        <w:ind w:left="3107" w:hanging="360"/>
+      </w:pPr>
+      <w:rPr>
+        <w:rFonts w:ascii="Symbol" w:hAnsi="Symbol" w:hint="default"/>
+      </w:rPr>
+    </w:lvl>
+    <w:lvl w:ilvl="4" w:tplc="040E0003" w:tentative="1">
+      <w:start w:val="1"/>
+      <w:numFmt w:val="bullet"/>
+      <w:lvlText w:val="o"/>
+      <w:lvlJc w:val="left"/>
+      <w:pPr>
+        <w:ind w:left="3827" w:hanging="360"/>
+      </w:pPr>
+      <w:rPr>
+        <w:rFonts w:ascii="Courier New" w:hAnsi="Courier New" w:cs="Courier New" w:hint="default"/>
+      </w:rPr>
+    </w:lvl>
+    <w:lvl w:ilvl="5" w:tplc="040E0005" w:tentative="1">
+      <w:start w:val="1"/>
+      <w:numFmt w:val="bullet"/>
+      <w:lvlText w:val=""/>
+      <w:lvlJc w:val="left"/>
+      <w:pPr>
+        <w:ind w:left="4547" w:hanging="360"/>
+      </w:pPr>
+      <w:rPr>
+        <w:rFonts w:ascii="Wingdings" w:hAnsi="Wingdings" w:hint="default"/>
+      </w:rPr>
+    </w:lvl>
+    <w:lvl w:ilvl="6" w:tplc="040E0001" w:tentative="1">
+      <w:start w:val="1"/>
+      <w:numFmt w:val="bullet"/>
+      <w:lvlText w:val=""/>
+      <w:lvlJc w:val="left"/>
+      <w:pPr>
+        <w:ind w:left="5267" w:hanging="360"/>
+      </w:pPr>
+      <w:rPr>
+        <w:rFonts w:ascii="Symbol" w:hAnsi="Symbol" w:hint="default"/>
+      </w:rPr>
+    </w:lvl>
+    <w:lvl w:ilvl="7" w:tplc="040E0003" w:tentative="1">
+      <w:start w:val="1"/>
+      <w:numFmt w:val="bullet"/>
+      <w:lvlText w:val="o"/>
+      <w:lvlJc w:val="left"/>
+      <w:pPr>
+        <w:ind w:left="5987" w:hanging="360"/>
+      </w:pPr>
+      <w:rPr>
+        <w:rFonts w:ascii="Courier New" w:hAnsi="Courier New" w:cs="Courier New" w:hint="default"/>
+      </w:rPr>
+    </w:lvl>
+    <w:lvl w:ilvl="8" w:tplc="040E0005" w:tentative="1">
+      <w:start w:val="1"/>
+      <w:numFmt w:val="bullet"/>
+      <w:lvlText w:val=""/>
+      <w:lvlJc w:val="left"/>
+      <w:pPr>
+        <w:ind w:left="6707" w:hanging="360"/>
+      </w:pPr>
+      <w:rPr>
+        <w:rFonts w:ascii="Wingdings" w:hAnsi="Wingdings" w:hint="default"/>
+      </w:rPr>
+    </w:lvl>
+  </w:abstractNum>
+  <w:abstractNum w:abstractNumId="2" w15:restartNumberingAfterBreak="0">
+    <w:nsid w:val="36DC41F9"/>
+    <w:multiLevelType w:val="hybridMultilevel"/>
+    <w:tmpl w:val="53E86A60"/>
+    <w:lvl w:ilvl="0" w:tplc="040E0001">
+      <w:start w:val="1"/>
+      <w:numFmt w:val="bullet"/>
+      <w:lvlText w:val=""/>
+      <w:lvlJc w:val="left"/>
+      <w:pPr>
+        <w:ind w:left="947" w:hanging="360"/>
+      </w:pPr>
+      <w:rPr>
+        <w:rFonts w:ascii="Symbol" w:hAnsi="Symbol" w:hint="default"/>
+      </w:rPr>
+    </w:lvl>
+    <w:lvl w:ilvl="1" w:tplc="040E0003" w:tentative="1">
+      <w:start w:val="1"/>
+      <w:numFmt w:val="bullet"/>
+      <w:lvlText w:val="o"/>
+      <w:lvlJc w:val="left"/>
+      <w:pPr>
+        <w:ind w:left="1667" w:hanging="360"/>
+      </w:pPr>
+      <w:rPr>
+        <w:rFonts w:ascii="Courier New" w:hAnsi="Courier New" w:cs="Courier New" w:hint="default"/>
+      </w:rPr>
+    </w:lvl>
+    <w:lvl w:ilvl="2" w:tplc="040E0005" w:tentative="1">
+      <w:start w:val="1"/>
+      <w:numFmt w:val="bullet"/>
+      <w:lvlText w:val=""/>
+      <w:lvlJc w:val="left"/>
+      <w:pPr>
+        <w:ind w:left="2387" w:hanging="360"/>
+      </w:pPr>
+      <w:rPr>
+        <w:rFonts w:ascii="Wingdings" w:hAnsi="Wingdings" w:hint="default"/>
+      </w:rPr>
+    </w:lvl>
+    <w:lvl w:ilvl="3" w:tplc="040E0001" w:tentative="1">
+      <w:start w:val="1"/>
+      <w:numFmt w:val="bullet"/>
+      <w:lvlText w:val=""/>
+      <w:lvlJc w:val="left"/>
+      <w:pPr>
+        <w:ind w:left="3107" w:hanging="360"/>
+      </w:pPr>
+      <w:rPr>
+        <w:rFonts w:ascii="Symbol" w:hAnsi="Symbol" w:hint="default"/>
+      </w:rPr>
+    </w:lvl>
+    <w:lvl w:ilvl="4" w:tplc="040E0003" w:tentative="1">
+      <w:start w:val="1"/>
+      <w:numFmt w:val="bullet"/>
+      <w:lvlText w:val="o"/>
+      <w:lvlJc w:val="left"/>
+      <w:pPr>
+        <w:ind w:left="3827" w:hanging="360"/>
+      </w:pPr>
+      <w:rPr>
+        <w:rFonts w:ascii="Courier New" w:hAnsi="Courier New" w:cs="Courier New" w:hint="default"/>
+      </w:rPr>
+    </w:lvl>
+    <w:lvl w:ilvl="5" w:tplc="040E0005" w:tentative="1">
+      <w:start w:val="1"/>
+      <w:numFmt w:val="bullet"/>
+      <w:lvlText w:val=""/>
+      <w:lvlJc w:val="left"/>
+      <w:pPr>
+        <w:ind w:left="4547" w:hanging="360"/>
+      </w:pPr>
+      <w:rPr>
+        <w:rFonts w:ascii="Wingdings" w:hAnsi="Wingdings" w:hint="default"/>
+      </w:rPr>
+    </w:lvl>
+    <w:lvl w:ilvl="6" w:tplc="040E0001" w:tentative="1">
+      <w:start w:val="1"/>
+      <w:numFmt w:val="bullet"/>
+      <w:lvlText w:val=""/>
+      <w:lvlJc w:val="left"/>
+      <w:pPr>
+        <w:ind w:left="5267" w:hanging="360"/>
+      </w:pPr>
+      <w:rPr>
+        <w:rFonts w:ascii="Symbol" w:hAnsi="Symbol" w:hint="default"/>
+      </w:rPr>
+    </w:lvl>
+    <w:lvl w:ilvl="7" w:tplc="040E0003" w:tentative="1">
+      <w:start w:val="1"/>
+      <w:numFmt w:val="bullet"/>
+      <w:lvlText w:val="o"/>
+      <w:lvlJc w:val="left"/>
+      <w:pPr>
+        <w:ind w:left="5987" w:hanging="360"/>
+      </w:pPr>
+      <w:rPr>
+        <w:rFonts w:ascii="Courier New" w:hAnsi="Courier New" w:cs="Courier New" w:hint="default"/>
+      </w:rPr>
+    </w:lvl>
+    <w:lvl w:ilvl="8" w:tplc="040E0005" w:tentative="1">
+      <w:start w:val="1"/>
+      <w:numFmt w:val="bullet"/>
+      <w:lvlText w:val=""/>
+      <w:lvlJc w:val="left"/>
+      <w:pPr>
+        <w:ind w:left="6707" w:hanging="360"/>
+      </w:pPr>
+      <w:rPr>
+        <w:rFonts w:ascii="Wingdings" w:hAnsi="Wingdings" w:hint="default"/>
+      </w:rPr>
+    </w:lvl>
+  </w:abstractNum>
+  <w:abstractNum w:abstractNumId="3" w15:restartNumberingAfterBreak="0">
+    <w:nsid w:val="5D525599"/>
+    <w:multiLevelType w:val="hybridMultilevel"/>
+    <w:tmpl w:val="1B60AFBA"/>
+    <w:lvl w:ilvl="0" w:tplc="040E0001">
+      <w:start w:val="1"/>
+      <w:numFmt w:val="bullet"/>
+      <w:lvlText w:val=""/>
+      <w:lvlJc w:val="left"/>
+      <w:pPr>
+        <w:ind w:left="947" w:hanging="360"/>
+      </w:pPr>
+      <w:rPr>
+        <w:rFonts w:ascii="Symbol" w:hAnsi="Symbol" w:hint="default"/>
+      </w:rPr>
+    </w:lvl>
+    <w:lvl w:ilvl="1" w:tplc="040E0003" w:tentative="1">
+      <w:start w:val="1"/>
+      <w:numFmt w:val="bullet"/>
+      <w:lvlText w:val="o"/>
+      <w:lvlJc w:val="left"/>
+      <w:pPr>
+        <w:ind w:left="1667" w:hanging="360"/>
+      </w:pPr>
+      <w:rPr>
+        <w:rFonts w:ascii="Courier New" w:hAnsi="Courier New" w:cs="Courier New" w:hint="default"/>
+      </w:rPr>
+    </w:lvl>
+    <w:lvl w:ilvl="2" w:tplc="040E0005" w:tentative="1">
+      <w:start w:val="1"/>
+      <w:numFmt w:val="bullet"/>
+      <w:lvlText w:val=""/>
+      <w:lvlJc w:val="left"/>
+      <w:pPr>
+        <w:ind w:left="2387" w:hanging="360"/>
+      </w:pPr>
+      <w:rPr>
+        <w:rFonts w:ascii="Wingdings" w:hAnsi="Wingdings" w:hint="default"/>
+      </w:rPr>
+    </w:lvl>
+    <w:lvl w:ilvl="3" w:tplc="040E0001" w:tentative="1">
+      <w:start w:val="1"/>
+      <w:numFmt w:val="bullet"/>
+      <w:lvlText w:val=""/>
+      <w:lvlJc w:val="left"/>
+      <w:pPr>
+        <w:ind w:left="3107" w:hanging="360"/>
+      </w:pPr>
+      <w:rPr>
+        <w:rFonts w:ascii="Symbol" w:hAnsi="Symbol" w:hint="default"/>
+      </w:rPr>
+    </w:lvl>
+    <w:lvl w:ilvl="4" w:tplc="040E0003" w:tentative="1">
+      <w:start w:val="1"/>
+      <w:numFmt w:val="bullet"/>
+      <w:lvlText w:val="o"/>
+      <w:lvlJc w:val="left"/>
+      <w:pPr>
+        <w:ind w:left="3827" w:hanging="360"/>
+      </w:pPr>
+      <w:rPr>
+        <w:rFonts w:ascii="Courier New" w:hAnsi="Courier New" w:cs="Courier New" w:hint="default"/>
+      </w:rPr>
+    </w:lvl>
+    <w:lvl w:ilvl="5" w:tplc="040E0005" w:tentative="1">
+      <w:start w:val="1"/>
+      <w:numFmt w:val="bullet"/>
+      <w:lvlText w:val=""/>
+      <w:lvlJc w:val="left"/>
+      <w:pPr>
+        <w:ind w:left="4547" w:hanging="360"/>
+      </w:pPr>
+      <w:rPr>
+        <w:rFonts w:ascii="Wingdings" w:hAnsi="Wingdings" w:hint="default"/>
+      </w:rPr>
+    </w:lvl>
+    <w:lvl w:ilvl="6" w:tplc="040E0001" w:tentative="1">
+      <w:start w:val="1"/>
+      <w:numFmt w:val="bullet"/>
+      <w:lvlText w:val=""/>
+      <w:lvlJc w:val="left"/>
+      <w:pPr>
+        <w:ind w:left="5267" w:hanging="360"/>
+      </w:pPr>
+      <w:rPr>
+        <w:rFonts w:ascii="Symbol" w:hAnsi="Symbol" w:hint="default"/>
+      </w:rPr>
+    </w:lvl>
+    <w:lvl w:ilvl="7" w:tplc="040E0003" w:tentative="1">
+      <w:start w:val="1"/>
+      <w:numFmt w:val="bullet"/>
+      <w:lvlText w:val="o"/>
+      <w:lvlJc w:val="left"/>
+      <w:pPr>
+        <w:ind w:left="5987" w:hanging="360"/>
+      </w:pPr>
+      <w:rPr>
+        <w:rFonts w:ascii="Courier New" w:hAnsi="Courier New" w:cs="Courier New" w:hint="default"/>
+      </w:rPr>
+    </w:lvl>
+    <w:lvl w:ilvl="8" w:tplc="040E0005" w:tentative="1">
+      <w:start w:val="1"/>
+      <w:numFmt w:val="bullet"/>
+      <w:lvlText w:val=""/>
+      <w:lvlJc w:val="left"/>
+      <w:pPr>
+        <w:ind w:left="6707" w:hanging="360"/>
+      </w:pPr>
+      <w:rPr>
+        <w:rFonts w:ascii="Wingdings" w:hAnsi="Wingdings" w:hint="default"/>
+      </w:rPr>
+    </w:lvl>
+  </w:abstractNum>
+  <w:abstractNum w:abstractNumId="4" w15:restartNumberingAfterBreak="0">
+    <w:nsid w:val="6CB36125"/>
+    <w:multiLevelType w:val="hybridMultilevel"/>
+    <w:tmpl w:val="47ACECFC"/>
+    <w:lvl w:ilvl="0" w:tplc="040E0001">
+      <w:start w:val="1"/>
+      <w:numFmt w:val="bullet"/>
+      <w:lvlText w:val=""/>
+      <w:lvlJc w:val="left"/>
+      <w:pPr>
+        <w:ind w:left="947" w:hanging="360"/>
+      </w:pPr>
+      <w:rPr>
+        <w:rFonts w:ascii="Symbol" w:hAnsi="Symbol" w:hint="default"/>
+      </w:rPr>
+    </w:lvl>
+    <w:lvl w:ilvl="1" w:tplc="040E0003" w:tentative="1">
+      <w:start w:val="1"/>
+      <w:numFmt w:val="bullet"/>
+      <w:lvlText w:val="o"/>
+      <w:lvlJc w:val="left"/>
+      <w:pPr>
+        <w:ind w:left="1667" w:hanging="360"/>
+      </w:pPr>
+      <w:rPr>
+        <w:rFonts w:ascii="Courier New" w:hAnsi="Courier New" w:cs="Courier New" w:hint="default"/>
+      </w:rPr>
+    </w:lvl>
+    <w:lvl w:ilvl="2" w:tplc="040E0005" w:tentative="1">
+      <w:start w:val="1"/>
+      <w:numFmt w:val="bullet"/>
+      <w:lvlText w:val=""/>
+      <w:lvlJc w:val="left"/>
+      <w:pPr>
+        <w:ind w:left="2387" w:hanging="360"/>
+      </w:pPr>
+      <w:rPr>
+        <w:rFonts w:ascii="Wingdings" w:hAnsi="Wingdings" w:hint="default"/>
+      </w:rPr>
+    </w:lvl>
+    <w:lvl w:ilvl="3" w:tplc="040E0001" w:tentative="1">
+      <w:start w:val="1"/>
+      <w:numFmt w:val="bullet"/>
+      <w:lvlText w:val=""/>
+      <w:lvlJc w:val="left"/>
+      <w:pPr>
+        <w:ind w:left="3107" w:hanging="360"/>
+      </w:pPr>
+      <w:rPr>
+        <w:rFonts w:ascii="Symbol" w:hAnsi="Symbol" w:hint="default"/>
+      </w:rPr>
+    </w:lvl>
+    <w:lvl w:ilvl="4" w:tplc="040E0003" w:tentative="1">
+      <w:start w:val="1"/>
+      <w:numFmt w:val="bullet"/>
+      <w:lvlText w:val="o"/>
+      <w:lvlJc w:val="left"/>
+      <w:pPr>
+        <w:ind w:left="3827" w:hanging="360"/>
+      </w:pPr>
+      <w:rPr>
+        <w:rFonts w:ascii="Courier New" w:hAnsi="Courier New" w:cs="Courier New" w:hint="default"/>
+      </w:rPr>
+    </w:lvl>
+    <w:lvl w:ilvl="5" w:tplc="040E0005" w:tentative="1">
+      <w:start w:val="1"/>
+      <w:numFmt w:val="bullet"/>
+      <w:lvlText w:val=""/>
+      <w:lvlJc w:val="left"/>
+      <w:pPr>
+        <w:ind w:left="4547" w:hanging="360"/>
+      </w:pPr>
+      <w:rPr>
+        <w:rFonts w:ascii="Wingdings" w:hAnsi="Wingdings" w:hint="default"/>
+      </w:rPr>
+    </w:lvl>
+    <w:lvl w:ilvl="6" w:tplc="040E0001" w:tentative="1">
+      <w:start w:val="1"/>
+      <w:numFmt w:val="bullet"/>
+      <w:lvlText w:val=""/>
+      <w:lvlJc w:val="left"/>
+      <w:pPr>
+        <w:ind w:left="5267" w:hanging="360"/>
+      </w:pPr>
+      <w:rPr>
+        <w:rFonts w:ascii="Symbol" w:hAnsi="Symbol" w:hint="default"/>
+      </w:rPr>
+    </w:lvl>
+    <w:lvl w:ilvl="7" w:tplc="040E0003" w:tentative="1">
+      <w:start w:val="1"/>
+      <w:numFmt w:val="bullet"/>
+      <w:lvlText w:val="o"/>
+      <w:lvlJc w:val="left"/>
+      <w:pPr>
+        <w:ind w:left="5987" w:hanging="360"/>
+      </w:pPr>
+      <w:rPr>
+        <w:rFonts w:ascii="Courier New" w:hAnsi="Courier New" w:cs="Courier New" w:hint="default"/>
+      </w:rPr>
+    </w:lvl>
+    <w:lvl w:ilvl="8" w:tplc="040E0005" w:tentative="1">
+      <w:start w:val="1"/>
+      <w:numFmt w:val="bullet"/>
+      <w:lvlText w:val=""/>
+      <w:lvlJc w:val="left"/>
+      <w:pPr>
+        <w:ind w:left="6707" w:hanging="360"/>
+      </w:pPr>
+      <w:rPr>
+        <w:rFonts w:ascii="Wingdings" w:hAnsi="Wingdings" w:hint="default"/>
+      </w:rPr>
+    </w:lvl>
+  </w:abstractNum>
   <w:num w:numId="1" w16cid:durableId="789907295">
+    <w:abstractNumId w:val="4"/>
+  </w:num>
+  <w:num w:numId="2" w16cid:durableId="1912694649">
+    <w:abstractNumId w:val="3"/>
+  </w:num>
+  <w:num w:numId="3" w16cid:durableId="2093620482">
     <w:abstractNumId w:val="0"/>
+  </w:num>
+  <w:num w:numId="4" w16cid:durableId="875193461">
+    <w:abstractNumId w:val="1"/>
+  </w:num>
+  <w:num w:numId="5" w16cid:durableId="779377634">
+    <w:abstractNumId w:val="2"/>
   </w:num>
 </w:numbering>
 </file>
@@ -4540,7 +5843,7 @@
   <w:style w:type="paragraph" w:default="1" w:styleId="Norml">
     <w:name w:val="Normal"/>
     <w:qFormat/>
-    <w:rsid w:val="00B413F5"/>
+    <w:rsid w:val="00132E91"/>
     <w:pPr>
       <w:spacing w:line="360" w:lineRule="auto"/>
       <w:ind w:firstLine="227"/>
@@ -4619,7 +5922,6 @@
     <w:next w:val="Norml"/>
     <w:link w:val="Cmsor4Char"/>
     <w:uiPriority w:val="9"/>
-    <w:semiHidden/>
     <w:unhideWhenUsed/>
     <w:qFormat/>
     <w:rsid w:val="005E0566"/>
@@ -4748,6 +6050,7 @@
   <w:style w:type="character" w:default="1" w:styleId="Bekezdsalapbettpusa">
     <w:name w:val="Default Paragraph Font"/>
     <w:uiPriority w:val="1"/>
+    <w:semiHidden/>
     <w:unhideWhenUsed/>
   </w:style>
   <w:style w:type="table" w:default="1" w:styleId="Normltblzat">
@@ -4812,7 +6115,6 @@
     <w:basedOn w:val="Bekezdsalapbettpusa"/>
     <w:link w:val="Cmsor4"/>
     <w:uiPriority w:val="9"/>
-    <w:semiHidden/>
     <w:rsid w:val="005E0566"/>
     <w:rPr>
       <w:rFonts w:eastAsiaTheme="majorEastAsia" w:cstheme="majorBidi"/>

--- a/Documentation.docx
+++ b/Documentation.docx
@@ -176,7 +176,7 @@
         </w:tc>
       </w:tr>
     </w:tbl>
-    <w:bookmarkStart w:id="0" w:name="_Toc218480679" w:displacedByCustomXml="next"/>
+    <w:bookmarkStart w:id="0" w:name="_Toc218619912" w:displacedByCustomXml="next"/>
     <w:sdt>
       <w:sdtPr>
         <w:rPr>
@@ -228,7 +228,7 @@
           <w:r>
             <w:fldChar w:fldCharType="separate"/>
           </w:r>
-          <w:hyperlink w:anchor="_Toc218480679" w:history="1">
+          <w:hyperlink w:anchor="_Toc218619912" w:history="1">
             <w:r>
               <w:rPr>
                 <w:rStyle w:val="Hiperhivatkozs"/>
@@ -255,7 +255,7 @@
                 <w:noProof/>
                 <w:webHidden/>
               </w:rPr>
-              <w:instrText xml:space="preserve"> PAGEREF _Toc218480679 \h </w:instrText>
+              <w:instrText xml:space="preserve"> PAGEREF _Toc218619912 \h </w:instrText>
             </w:r>
             <w:r>
               <w:rPr>
@@ -299,7 +299,7 @@
               <w:lang w:eastAsia="hu-HU"/>
             </w:rPr>
           </w:pPr>
-          <w:hyperlink w:anchor="_Toc218480680" w:history="1">
+          <w:hyperlink w:anchor="_Toc218619913" w:history="1">
             <w:r>
               <w:rPr>
                 <w:rStyle w:val="Hiperhivatkozs"/>
@@ -326,7 +326,7 @@
                 <w:noProof/>
                 <w:webHidden/>
               </w:rPr>
-              <w:instrText xml:space="preserve"> PAGEREF _Toc218480680 \h </w:instrText>
+              <w:instrText xml:space="preserve"> PAGEREF _Toc218619913 \h </w:instrText>
             </w:r>
             <w:r>
               <w:rPr>
@@ -370,7 +370,7 @@
               <w:lang w:eastAsia="hu-HU"/>
             </w:rPr>
           </w:pPr>
-          <w:hyperlink w:anchor="_Toc218480681" w:history="1">
+          <w:hyperlink w:anchor="_Toc218619914" w:history="1">
             <w:r>
               <w:rPr>
                 <w:rStyle w:val="Hiperhivatkozs"/>
@@ -397,7 +397,7 @@
                 <w:noProof/>
                 <w:webHidden/>
               </w:rPr>
-              <w:instrText xml:space="preserve"> PAGEREF _Toc218480681 \h </w:instrText>
+              <w:instrText xml:space="preserve"> PAGEREF _Toc218619914 \h </w:instrText>
             </w:r>
             <w:r>
               <w:rPr>
@@ -441,7 +441,7 @@
               <w:lang w:eastAsia="hu-HU"/>
             </w:rPr>
           </w:pPr>
-          <w:hyperlink w:anchor="_Toc218480682" w:history="1">
+          <w:hyperlink w:anchor="_Toc218619915" w:history="1">
             <w:r>
               <w:rPr>
                 <w:rStyle w:val="Hiperhivatkozs"/>
@@ -468,7 +468,7 @@
                 <w:noProof/>
                 <w:webHidden/>
               </w:rPr>
-              <w:instrText xml:space="preserve"> PAGEREF _Toc218480682 \h </w:instrText>
+              <w:instrText xml:space="preserve"> PAGEREF _Toc218619915 \h </w:instrText>
             </w:r>
             <w:r>
               <w:rPr>
@@ -512,7 +512,7 @@
               <w:lang w:eastAsia="hu-HU"/>
             </w:rPr>
           </w:pPr>
-          <w:hyperlink w:anchor="_Toc218480683" w:history="1">
+          <w:hyperlink w:anchor="_Toc218619916" w:history="1">
             <w:r>
               <w:rPr>
                 <w:rStyle w:val="Hiperhivatkozs"/>
@@ -539,7 +539,7 @@
                 <w:noProof/>
                 <w:webHidden/>
               </w:rPr>
-              <w:instrText xml:space="preserve"> PAGEREF _Toc218480683 \h </w:instrText>
+              <w:instrText xml:space="preserve"> PAGEREF _Toc218619916 \h </w:instrText>
             </w:r>
             <w:r>
               <w:rPr>
@@ -583,7 +583,7 @@
               <w:lang w:eastAsia="hu-HU"/>
             </w:rPr>
           </w:pPr>
-          <w:hyperlink w:anchor="_Toc218480684" w:history="1">
+          <w:hyperlink w:anchor="_Toc218619917" w:history="1">
             <w:r>
               <w:rPr>
                 <w:rStyle w:val="Hiperhivatkozs"/>
@@ -610,7 +610,7 @@
                 <w:noProof/>
                 <w:webHidden/>
               </w:rPr>
-              <w:instrText xml:space="preserve"> PAGEREF _Toc218480684 \h </w:instrText>
+              <w:instrText xml:space="preserve"> PAGEREF _Toc218619917 \h </w:instrText>
             </w:r>
             <w:r>
               <w:rPr>
@@ -654,7 +654,7 @@
               <w:lang w:eastAsia="hu-HU"/>
             </w:rPr>
           </w:pPr>
-          <w:hyperlink w:anchor="_Toc218480685" w:history="1">
+          <w:hyperlink w:anchor="_Toc218619918" w:history="1">
             <w:r>
               <w:rPr>
                 <w:rStyle w:val="Hiperhivatkozs"/>
@@ -681,7 +681,7 @@
                 <w:noProof/>
                 <w:webHidden/>
               </w:rPr>
-              <w:instrText xml:space="preserve"> PAGEREF _Toc218480685 \h </w:instrText>
+              <w:instrText xml:space="preserve"> PAGEREF _Toc218619918 \h </w:instrText>
             </w:r>
             <w:r>
               <w:rPr>
@@ -725,7 +725,7 @@
               <w:lang w:eastAsia="hu-HU"/>
             </w:rPr>
           </w:pPr>
-          <w:hyperlink w:anchor="_Toc218480686" w:history="1">
+          <w:hyperlink w:anchor="_Toc218619919" w:history="1">
             <w:r>
               <w:rPr>
                 <w:rStyle w:val="Hiperhivatkozs"/>
@@ -752,7 +752,7 @@
                 <w:noProof/>
                 <w:webHidden/>
               </w:rPr>
-              <w:instrText xml:space="preserve"> PAGEREF _Toc218480686 \h </w:instrText>
+              <w:instrText xml:space="preserve"> PAGEREF _Toc218619919 \h </w:instrText>
             </w:r>
             <w:r>
               <w:rPr>
@@ -796,7 +796,7 @@
               <w:lang w:eastAsia="hu-HU"/>
             </w:rPr>
           </w:pPr>
-          <w:hyperlink w:anchor="_Toc218480687" w:history="1">
+          <w:hyperlink w:anchor="_Toc218619920" w:history="1">
             <w:r>
               <w:rPr>
                 <w:rStyle w:val="Hiperhivatkozs"/>
@@ -823,7 +823,7 @@
                 <w:noProof/>
                 <w:webHidden/>
               </w:rPr>
-              <w:instrText xml:space="preserve"> PAGEREF _Toc218480687 \h </w:instrText>
+              <w:instrText xml:space="preserve"> PAGEREF _Toc218619920 \h </w:instrText>
             </w:r>
             <w:r>
               <w:rPr>
@@ -867,7 +867,7 @@
               <w:lang w:eastAsia="hu-HU"/>
             </w:rPr>
           </w:pPr>
-          <w:hyperlink w:anchor="_Toc218480688" w:history="1">
+          <w:hyperlink w:anchor="_Toc218619921" w:history="1">
             <w:r>
               <w:rPr>
                 <w:rStyle w:val="Hiperhivatkozs"/>
@@ -894,7 +894,7 @@
                 <w:noProof/>
                 <w:webHidden/>
               </w:rPr>
-              <w:instrText xml:space="preserve"> PAGEREF _Toc218480688 \h </w:instrText>
+              <w:instrText xml:space="preserve"> PAGEREF _Toc218619921 \h </w:instrText>
             </w:r>
             <w:r>
               <w:rPr>
@@ -938,7 +938,7 @@
               <w:lang w:eastAsia="hu-HU"/>
             </w:rPr>
           </w:pPr>
-          <w:hyperlink w:anchor="_Toc218480689" w:history="1">
+          <w:hyperlink w:anchor="_Toc218619922" w:history="1">
             <w:r>
               <w:rPr>
                 <w:rStyle w:val="Hiperhivatkozs"/>
@@ -965,7 +965,7 @@
                 <w:noProof/>
                 <w:webHidden/>
               </w:rPr>
-              <w:instrText xml:space="preserve"> PAGEREF _Toc218480689 \h </w:instrText>
+              <w:instrText xml:space="preserve"> PAGEREF _Toc218619922 \h </w:instrText>
             </w:r>
             <w:r>
               <w:rPr>
@@ -1009,7 +1009,7 @@
               <w:lang w:eastAsia="hu-HU"/>
             </w:rPr>
           </w:pPr>
-          <w:hyperlink w:anchor="_Toc218480690" w:history="1">
+          <w:hyperlink w:anchor="_Toc218619923" w:history="1">
             <w:r>
               <w:rPr>
                 <w:rStyle w:val="Hiperhivatkozs"/>
@@ -1036,7 +1036,7 @@
                 <w:noProof/>
                 <w:webHidden/>
               </w:rPr>
-              <w:instrText xml:space="preserve"> PAGEREF _Toc218480690 \h </w:instrText>
+              <w:instrText xml:space="preserve"> PAGEREF _Toc218619923 \h </w:instrText>
             </w:r>
             <w:r>
               <w:rPr>
@@ -1080,7 +1080,7 @@
               <w:lang w:eastAsia="hu-HU"/>
             </w:rPr>
           </w:pPr>
-          <w:hyperlink w:anchor="_Toc218480691" w:history="1">
+          <w:hyperlink w:anchor="_Toc218619924" w:history="1">
             <w:r>
               <w:rPr>
                 <w:rStyle w:val="Hiperhivatkozs"/>
@@ -1107,7 +1107,7 @@
                 <w:noProof/>
                 <w:webHidden/>
               </w:rPr>
-              <w:instrText xml:space="preserve"> PAGEREF _Toc218480691 \h </w:instrText>
+              <w:instrText xml:space="preserve"> PAGEREF _Toc218619924 \h </w:instrText>
             </w:r>
             <w:r>
               <w:rPr>
@@ -1151,7 +1151,7 @@
               <w:lang w:eastAsia="hu-HU"/>
             </w:rPr>
           </w:pPr>
-          <w:hyperlink w:anchor="_Toc218480692" w:history="1">
+          <w:hyperlink w:anchor="_Toc218619925" w:history="1">
             <w:r>
               <w:rPr>
                 <w:rStyle w:val="Hiperhivatkozs"/>
@@ -1178,7 +1178,7 @@
                 <w:noProof/>
                 <w:webHidden/>
               </w:rPr>
-              <w:instrText xml:space="preserve"> PAGEREF _Toc218480692 \h </w:instrText>
+              <w:instrText xml:space="preserve"> PAGEREF _Toc218619925 \h </w:instrText>
             </w:r>
             <w:r>
               <w:rPr>
@@ -1222,7 +1222,7 @@
               <w:lang w:eastAsia="hu-HU"/>
             </w:rPr>
           </w:pPr>
-          <w:hyperlink w:anchor="_Toc218480693" w:history="1">
+          <w:hyperlink w:anchor="_Toc218619926" w:history="1">
             <w:r>
               <w:rPr>
                 <w:rStyle w:val="Hiperhivatkozs"/>
@@ -1249,7 +1249,7 @@
                 <w:noProof/>
                 <w:webHidden/>
               </w:rPr>
-              <w:instrText xml:space="preserve"> PAGEREF _Toc218480693 \h </w:instrText>
+              <w:instrText xml:space="preserve"> PAGEREF _Toc218619926 \h </w:instrText>
             </w:r>
             <w:r>
               <w:rPr>
@@ -1293,7 +1293,7 @@
               <w:lang w:eastAsia="hu-HU"/>
             </w:rPr>
           </w:pPr>
-          <w:hyperlink w:anchor="_Toc218480694" w:history="1">
+          <w:hyperlink w:anchor="_Toc218619927" w:history="1">
             <w:r>
               <w:rPr>
                 <w:rStyle w:val="Hiperhivatkozs"/>
@@ -1320,7 +1320,7 @@
                 <w:noProof/>
                 <w:webHidden/>
               </w:rPr>
-              <w:instrText xml:space="preserve"> PAGEREF _Toc218480694 \h </w:instrText>
+              <w:instrText xml:space="preserve"> PAGEREF _Toc218619927 \h </w:instrText>
             </w:r>
             <w:r>
               <w:rPr>
@@ -1364,13 +1364,13 @@
               <w:lang w:eastAsia="hu-HU"/>
             </w:rPr>
           </w:pPr>
-          <w:hyperlink w:anchor="_Toc218480695" w:history="1">
+          <w:hyperlink w:anchor="_Toc218619928" w:history="1">
             <w:r>
               <w:rPr>
                 <w:rStyle w:val="Hiperhivatkozs"/>
                 <w:noProof/>
               </w:rPr>
-              <w:t>Valós szám típus (Writable)</w:t>
+              <w:t>Leírható szám típus (Writable)</w:t>
             </w:r>
             <w:r>
               <w:rPr>
@@ -1391,7 +1391,7 @@
                 <w:noProof/>
                 <w:webHidden/>
               </w:rPr>
-              <w:instrText xml:space="preserve"> PAGEREF _Toc218480695 \h </w:instrText>
+              <w:instrText xml:space="preserve"> PAGEREF _Toc218619928 \h </w:instrText>
             </w:r>
             <w:r>
               <w:rPr>
@@ -1411,7 +1411,7 @@
                 <w:noProof/>
                 <w:webHidden/>
               </w:rPr>
-              <w:t>9</w:t>
+              <w:t>10</w:t>
             </w:r>
             <w:r>
               <w:rPr>
@@ -1435,7 +1435,7 @@
               <w:lang w:eastAsia="hu-HU"/>
             </w:rPr>
           </w:pPr>
-          <w:hyperlink w:anchor="_Toc218480696" w:history="1">
+          <w:hyperlink w:anchor="_Toc218619929" w:history="1">
             <w:r>
               <w:rPr>
                 <w:rStyle w:val="Hiperhivatkozs"/>
@@ -1462,7 +1462,7 @@
                 <w:noProof/>
                 <w:webHidden/>
               </w:rPr>
-              <w:instrText xml:space="preserve"> PAGEREF _Toc218480696 \h </w:instrText>
+              <w:instrText xml:space="preserve"> PAGEREF _Toc218619929 \h </w:instrText>
             </w:r>
             <w:r>
               <w:rPr>
@@ -1482,7 +1482,7 @@
                 <w:noProof/>
                 <w:webHidden/>
               </w:rPr>
-              <w:t>9</w:t>
+              <w:t>11</w:t>
             </w:r>
             <w:r>
               <w:rPr>
@@ -1506,7 +1506,7 @@
               <w:lang w:eastAsia="hu-HU"/>
             </w:rPr>
           </w:pPr>
-          <w:hyperlink w:anchor="_Toc218480697" w:history="1">
+          <w:hyperlink w:anchor="_Toc218619930" w:history="1">
             <w:r>
               <w:rPr>
                 <w:rStyle w:val="Hiperhivatkozs"/>
@@ -1533,7 +1533,7 @@
                 <w:noProof/>
                 <w:webHidden/>
               </w:rPr>
-              <w:instrText xml:space="preserve"> PAGEREF _Toc218480697 \h </w:instrText>
+              <w:instrText xml:space="preserve"> PAGEREF _Toc218619930 \h </w:instrText>
             </w:r>
             <w:r>
               <w:rPr>
@@ -1553,7 +1553,7 @@
                 <w:noProof/>
                 <w:webHidden/>
               </w:rPr>
-              <w:t>9</w:t>
+              <w:t>11</w:t>
             </w:r>
             <w:r>
               <w:rPr>
@@ -1577,7 +1577,7 @@
               <w:lang w:eastAsia="hu-HU"/>
             </w:rPr>
           </w:pPr>
-          <w:hyperlink w:anchor="_Toc218480698" w:history="1">
+          <w:hyperlink w:anchor="_Toc218619931" w:history="1">
             <w:r>
               <w:rPr>
                 <w:rStyle w:val="Hiperhivatkozs"/>
@@ -1604,7 +1604,7 @@
                 <w:noProof/>
                 <w:webHidden/>
               </w:rPr>
-              <w:instrText xml:space="preserve"> PAGEREF _Toc218480698 \h </w:instrText>
+              <w:instrText xml:space="preserve"> PAGEREF _Toc218619931 \h </w:instrText>
             </w:r>
             <w:r>
               <w:rPr>
@@ -1624,7 +1624,7 @@
                 <w:noProof/>
                 <w:webHidden/>
               </w:rPr>
-              <w:t>9</w:t>
+              <w:t>11</w:t>
             </w:r>
             <w:r>
               <w:rPr>
@@ -1648,7 +1648,7 @@
               <w:lang w:eastAsia="hu-HU"/>
             </w:rPr>
           </w:pPr>
-          <w:hyperlink w:anchor="_Toc218480699" w:history="1">
+          <w:hyperlink w:anchor="_Toc218619932" w:history="1">
             <w:r>
               <w:rPr>
                 <w:rStyle w:val="Hiperhivatkozs"/>
@@ -1675,7 +1675,7 @@
                 <w:noProof/>
                 <w:webHidden/>
               </w:rPr>
-              <w:instrText xml:space="preserve"> PAGEREF _Toc218480699 \h </w:instrText>
+              <w:instrText xml:space="preserve"> PAGEREF _Toc218619932 \h </w:instrText>
             </w:r>
             <w:r>
               <w:rPr>
@@ -1695,7 +1695,7 @@
                 <w:noProof/>
                 <w:webHidden/>
               </w:rPr>
-              <w:t>9</w:t>
+              <w:t>11</w:t>
             </w:r>
             <w:r>
               <w:rPr>
@@ -1719,7 +1719,7 @@
               <w:lang w:eastAsia="hu-HU"/>
             </w:rPr>
           </w:pPr>
-          <w:hyperlink w:anchor="_Toc218480700" w:history="1">
+          <w:hyperlink w:anchor="_Toc218619933" w:history="1">
             <w:r>
               <w:rPr>
                 <w:rStyle w:val="Hiperhivatkozs"/>
@@ -1746,7 +1746,7 @@
                 <w:noProof/>
                 <w:webHidden/>
               </w:rPr>
-              <w:instrText xml:space="preserve"> PAGEREF _Toc218480700 \h </w:instrText>
+              <w:instrText xml:space="preserve"> PAGEREF _Toc218619933 \h </w:instrText>
             </w:r>
             <w:r>
               <w:rPr>
@@ -1766,7 +1766,7 @@
                 <w:noProof/>
                 <w:webHidden/>
               </w:rPr>
-              <w:t>9</w:t>
+              <w:t>11</w:t>
             </w:r>
             <w:r>
               <w:rPr>
@@ -1790,7 +1790,7 @@
               <w:lang w:eastAsia="hu-HU"/>
             </w:rPr>
           </w:pPr>
-          <w:hyperlink w:anchor="_Toc218480701" w:history="1">
+          <w:hyperlink w:anchor="_Toc218619934" w:history="1">
             <w:r>
               <w:rPr>
                 <w:rStyle w:val="Hiperhivatkozs"/>
@@ -1817,7 +1817,7 @@
                 <w:noProof/>
                 <w:webHidden/>
               </w:rPr>
-              <w:instrText xml:space="preserve"> PAGEREF _Toc218480701 \h </w:instrText>
+              <w:instrText xml:space="preserve"> PAGEREF _Toc218619934 \h </w:instrText>
             </w:r>
             <w:r>
               <w:rPr>
@@ -1837,7 +1837,7 @@
                 <w:noProof/>
                 <w:webHidden/>
               </w:rPr>
-              <w:t>9</w:t>
+              <w:t>11</w:t>
             </w:r>
             <w:r>
               <w:rPr>
@@ -1861,7 +1861,7 @@
               <w:lang w:eastAsia="hu-HU"/>
             </w:rPr>
           </w:pPr>
-          <w:hyperlink w:anchor="_Toc218480702" w:history="1">
+          <w:hyperlink w:anchor="_Toc218619935" w:history="1">
             <w:r>
               <w:rPr>
                 <w:rStyle w:val="Hiperhivatkozs"/>
@@ -1888,7 +1888,7 @@
                 <w:noProof/>
                 <w:webHidden/>
               </w:rPr>
-              <w:instrText xml:space="preserve"> PAGEREF _Toc218480702 \h </w:instrText>
+              <w:instrText xml:space="preserve"> PAGEREF _Toc218619935 \h </w:instrText>
             </w:r>
             <w:r>
               <w:rPr>
@@ -1908,7 +1908,7 @@
                 <w:noProof/>
                 <w:webHidden/>
               </w:rPr>
-              <w:t>9</w:t>
+              <w:t>11</w:t>
             </w:r>
             <w:r>
               <w:rPr>
@@ -1932,7 +1932,7 @@
               <w:lang w:eastAsia="hu-HU"/>
             </w:rPr>
           </w:pPr>
-          <w:hyperlink w:anchor="_Toc218480703" w:history="1">
+          <w:hyperlink w:anchor="_Toc218619936" w:history="1">
             <w:r>
               <w:rPr>
                 <w:rStyle w:val="Hiperhivatkozs"/>
@@ -1959,7 +1959,7 @@
                 <w:noProof/>
                 <w:webHidden/>
               </w:rPr>
-              <w:instrText xml:space="preserve"> PAGEREF _Toc218480703 \h </w:instrText>
+              <w:instrText xml:space="preserve"> PAGEREF _Toc218619936 \h </w:instrText>
             </w:r>
             <w:r>
               <w:rPr>
@@ -1979,7 +1979,7 @@
                 <w:noProof/>
                 <w:webHidden/>
               </w:rPr>
-              <w:t>9</w:t>
+              <w:t>11</w:t>
             </w:r>
             <w:r>
               <w:rPr>
@@ -2003,7 +2003,7 @@
               <w:lang w:eastAsia="hu-HU"/>
             </w:rPr>
           </w:pPr>
-          <w:hyperlink w:anchor="_Toc218480704" w:history="1">
+          <w:hyperlink w:anchor="_Toc218619937" w:history="1">
             <w:r>
               <w:rPr>
                 <w:rStyle w:val="Hiperhivatkozs"/>
@@ -2030,7 +2030,7 @@
                 <w:noProof/>
                 <w:webHidden/>
               </w:rPr>
-              <w:instrText xml:space="preserve"> PAGEREF _Toc218480704 \h </w:instrText>
+              <w:instrText xml:space="preserve"> PAGEREF _Toc218619937 \h </w:instrText>
             </w:r>
             <w:r>
               <w:rPr>
@@ -2050,7 +2050,7 @@
                 <w:noProof/>
                 <w:webHidden/>
               </w:rPr>
-              <w:t>9</w:t>
+              <w:t>11</w:t>
             </w:r>
             <w:r>
               <w:rPr>
@@ -2074,7 +2074,7 @@
               <w:lang w:eastAsia="hu-HU"/>
             </w:rPr>
           </w:pPr>
-          <w:hyperlink w:anchor="_Toc218480705" w:history="1">
+          <w:hyperlink w:anchor="_Toc218619938" w:history="1">
             <w:r>
               <w:rPr>
                 <w:rStyle w:val="Hiperhivatkozs"/>
@@ -2101,7 +2101,7 @@
                 <w:noProof/>
                 <w:webHidden/>
               </w:rPr>
-              <w:instrText xml:space="preserve"> PAGEREF _Toc218480705 \h </w:instrText>
+              <w:instrText xml:space="preserve"> PAGEREF _Toc218619938 \h </w:instrText>
             </w:r>
             <w:r>
               <w:rPr>
@@ -2121,7 +2121,7 @@
                 <w:noProof/>
                 <w:webHidden/>
               </w:rPr>
-              <w:t>9</w:t>
+              <w:t>11</w:t>
             </w:r>
             <w:r>
               <w:rPr>
@@ -2145,7 +2145,7 @@
               <w:lang w:eastAsia="hu-HU"/>
             </w:rPr>
           </w:pPr>
-          <w:hyperlink w:anchor="_Toc218480706" w:history="1">
+          <w:hyperlink w:anchor="_Toc218619939" w:history="1">
             <w:r>
               <w:rPr>
                 <w:rStyle w:val="Hiperhivatkozs"/>
@@ -2172,7 +2172,7 @@
                 <w:noProof/>
                 <w:webHidden/>
               </w:rPr>
-              <w:instrText xml:space="preserve"> PAGEREF _Toc218480706 \h </w:instrText>
+              <w:instrText xml:space="preserve"> PAGEREF _Toc218619939 \h </w:instrText>
             </w:r>
             <w:r>
               <w:rPr>
@@ -2192,7 +2192,7 @@
                 <w:noProof/>
                 <w:webHidden/>
               </w:rPr>
-              <w:t>9</w:t>
+              <w:t>11</w:t>
             </w:r>
             <w:r>
               <w:rPr>
@@ -2216,7 +2216,7 @@
               <w:lang w:eastAsia="hu-HU"/>
             </w:rPr>
           </w:pPr>
-          <w:hyperlink w:anchor="_Toc218480707" w:history="1">
+          <w:hyperlink w:anchor="_Toc218619940" w:history="1">
             <w:r>
               <w:rPr>
                 <w:rStyle w:val="Hiperhivatkozs"/>
@@ -2243,7 +2243,7 @@
                 <w:noProof/>
                 <w:webHidden/>
               </w:rPr>
-              <w:instrText xml:space="preserve"> PAGEREF _Toc218480707 \h </w:instrText>
+              <w:instrText xml:space="preserve"> PAGEREF _Toc218619940 \h </w:instrText>
             </w:r>
             <w:r>
               <w:rPr>
@@ -2263,7 +2263,7 @@
                 <w:noProof/>
                 <w:webHidden/>
               </w:rPr>
-              <w:t>9</w:t>
+              <w:t>11</w:t>
             </w:r>
             <w:r>
               <w:rPr>
@@ -2287,7 +2287,7 @@
               <w:lang w:eastAsia="hu-HU"/>
             </w:rPr>
           </w:pPr>
-          <w:hyperlink w:anchor="_Toc218480708" w:history="1">
+          <w:hyperlink w:anchor="_Toc218619941" w:history="1">
             <w:r>
               <w:rPr>
                 <w:rStyle w:val="Hiperhivatkozs"/>
@@ -2314,7 +2314,7 @@
                 <w:noProof/>
                 <w:webHidden/>
               </w:rPr>
-              <w:instrText xml:space="preserve"> PAGEREF _Toc218480708 \h </w:instrText>
+              <w:instrText xml:space="preserve"> PAGEREF _Toc218619941 \h </w:instrText>
             </w:r>
             <w:r>
               <w:rPr>
@@ -2334,7 +2334,7 @@
                 <w:noProof/>
                 <w:webHidden/>
               </w:rPr>
-              <w:t>9</w:t>
+              <w:t>11</w:t>
             </w:r>
             <w:r>
               <w:rPr>
@@ -2358,7 +2358,7 @@
               <w:lang w:eastAsia="hu-HU"/>
             </w:rPr>
           </w:pPr>
-          <w:hyperlink w:anchor="_Toc218480709" w:history="1">
+          <w:hyperlink w:anchor="_Toc218619942" w:history="1">
             <w:r>
               <w:rPr>
                 <w:rStyle w:val="Hiperhivatkozs"/>
@@ -2385,7 +2385,7 @@
                 <w:noProof/>
                 <w:webHidden/>
               </w:rPr>
-              <w:instrText xml:space="preserve"> PAGEREF _Toc218480709 \h </w:instrText>
+              <w:instrText xml:space="preserve"> PAGEREF _Toc218619942 \h </w:instrText>
             </w:r>
             <w:r>
               <w:rPr>
@@ -2405,7 +2405,7 @@
                 <w:noProof/>
                 <w:webHidden/>
               </w:rPr>
-              <w:t>9</w:t>
+              <w:t>11</w:t>
             </w:r>
             <w:r>
               <w:rPr>
@@ -2436,7 +2436,7 @@
       <w:pPr>
         <w:pStyle w:val="Cmsor1"/>
       </w:pPr>
-      <w:bookmarkStart w:id="1" w:name="_Toc218480680"/>
+      <w:bookmarkStart w:id="1" w:name="_Toc218619913"/>
       <w:r>
         <w:lastRenderedPageBreak/>
         <w:t>Bevezető</w:t>
@@ -2533,7 +2533,7 @@
       <w:pPr>
         <w:pStyle w:val="Cmsor2"/>
       </w:pPr>
-      <w:bookmarkStart w:id="2" w:name="_Toc218480681"/>
+      <w:bookmarkStart w:id="2" w:name="_Toc218619914"/>
       <w:r>
         <w:t>Probléma felvetés</w:t>
       </w:r>
@@ -2546,7 +2546,7 @@
       <w:pPr>
         <w:pStyle w:val="Cmsor3"/>
       </w:pPr>
-      <w:bookmarkStart w:id="3" w:name="_Toc218480682"/>
+      <w:bookmarkStart w:id="3" w:name="_Toc218619915"/>
       <w:r>
         <w:t>Bináris számrendszer</w:t>
       </w:r>
@@ -3202,7 +3202,7 @@
       <w:pPr>
         <w:pStyle w:val="Cmsor3"/>
       </w:pPr>
-      <w:bookmarkStart w:id="4" w:name="_Toc218480683"/>
+      <w:bookmarkStart w:id="4" w:name="_Toc218619916"/>
       <w:r>
         <w:t>Lebegőpontos számábrázolás</w:t>
       </w:r>
@@ -3321,7 +3321,7 @@
       <w:pPr>
         <w:pStyle w:val="Cmsor3"/>
       </w:pPr>
-      <w:bookmarkStart w:id="5" w:name="_Toc218480684"/>
+      <w:bookmarkStart w:id="5" w:name="_Toc218619917"/>
       <w:r>
         <w:t>Implementációk</w:t>
       </w:r>
@@ -3627,7 +3627,7 @@
           <w:rFonts w:eastAsiaTheme="minorEastAsia"/>
         </w:rPr>
       </w:pPr>
-      <w:bookmarkStart w:id="6" w:name="_Toc218480685"/>
+      <w:bookmarkStart w:id="6" w:name="_Toc218619918"/>
       <w:r>
         <w:rPr>
           <w:rFonts w:eastAsiaTheme="minorEastAsia"/>
@@ -3659,7 +3659,7 @@
       <w:pPr>
         <w:pStyle w:val="Cmsor2"/>
       </w:pPr>
-      <w:bookmarkStart w:id="7" w:name="_Toc218480686"/>
+      <w:bookmarkStart w:id="7" w:name="_Toc218619919"/>
       <w:r>
         <w:t>Megoldás megközelítése</w:t>
       </w:r>
@@ -3669,7 +3669,7 @@
       <w:pPr>
         <w:pStyle w:val="Cmsor3"/>
       </w:pPr>
-      <w:bookmarkStart w:id="8" w:name="_Toc218480687"/>
+      <w:bookmarkStart w:id="8" w:name="_Toc218619920"/>
       <w:r>
         <w:t>BCD számábrázolás</w:t>
       </w:r>
@@ -3701,15 +3701,7 @@
         <w:jc w:val="center"/>
       </w:pPr>
       <w:r>
-        <w:t xml:space="preserve">&lt;kép egy 0-nál kisebb számról ami rövidebb mint a </w:t>
-      </w:r>
-      <w:proofErr w:type="spellStart"/>
-      <w:r>
-        <w:t>fractionLength</w:t>
-      </w:r>
-      <w:proofErr w:type="spellEnd"/>
-      <w:r>
-        <w:t>&gt;</w:t>
+        <w:t>&lt;kép egy 0-nál kisebb számról ami rövidebb mint a fractionLength&gt;</w:t>
       </w:r>
     </w:p>
     <w:p>
@@ -3721,7 +3713,7 @@
       <w:pPr>
         <w:pStyle w:val="Cmsor3"/>
       </w:pPr>
-      <w:bookmarkStart w:id="9" w:name="_Toc218480688"/>
+      <w:bookmarkStart w:id="9" w:name="_Toc218619921"/>
       <w:r>
         <w:t>Előnyök és hátrányok</w:t>
       </w:r>
@@ -3741,10 +3733,7 @@
         </w:numPr>
       </w:pPr>
       <w:r>
-        <w:t xml:space="preserve">binárisba konvertálásból következő kerekítési </w:t>
-      </w:r>
-      <w:r>
-        <w:t>adatvesztés</w:t>
+        <w:t>binárisba konvertálásból következő kerekítési adatvesztés</w:t>
       </w:r>
     </w:p>
     <w:p>
@@ -3756,10 +3745,7 @@
         </w:numPr>
       </w:pPr>
       <w:r>
-        <w:t xml:space="preserve">műveletvégzésből </w:t>
-      </w:r>
-      <w:r>
-        <w:t>következő kerekítési adatvesztés</w:t>
+        <w:t>műveletvégzésből következő kerekítési adatvesztés</w:t>
       </w:r>
     </w:p>
     <w:p>
@@ -3771,13 +3757,7 @@
         </w:numPr>
       </w:pPr>
       <w:r>
-        <w:t>túlcsordulásból</w:t>
-      </w:r>
-      <w:r>
-        <w:t xml:space="preserve"> következő </w:t>
-      </w:r>
-      <w:r>
-        <w:t>csonkítási adatvesztés</w:t>
+        <w:t>túlcsordulásból következő csonkítási adatvesztés</w:t>
       </w:r>
     </w:p>
     <w:p>
@@ -3789,10 +3769,7 @@
         </w:numPr>
       </w:pPr>
       <w:r>
-        <w:t xml:space="preserve">a mantissza hosszából </w:t>
-      </w:r>
-      <w:r>
-        <w:t>következő kerekítési adatvesztés</w:t>
+        <w:t>a mantissza hosszából következő kerekítési adatvesztés</w:t>
       </w:r>
     </w:p>
     <w:p>
@@ -3836,13 +3813,7 @@
         </w:numPr>
       </w:pPr>
       <w:r>
-        <w:t xml:space="preserve">a racionális számtípus megoldja az osztásból adódó </w:t>
-      </w:r>
-      <w:r>
-        <w:t>kerekítési adatvesztés</w:t>
-      </w:r>
-      <w:r>
-        <w:t>t</w:t>
+        <w:t>a racionális számtípus megoldja az osztásból adódó kerekítési adatvesztést</w:t>
       </w:r>
     </w:p>
     <w:p>
@@ -3893,10 +3864,7 @@
         <w:t xml:space="preserve"> </w:t>
       </w:r>
       <w:r>
-        <w:t>az esetek döntő többségében</w:t>
-      </w:r>
-      <w:r>
-        <w:t xml:space="preserve"> szignifikánsan nagyobb a lebegőpontos számokénál</w:t>
+        <w:t>az esetek döntő többségében szignifikánsan nagyobb a lebegőpontos számokénál</w:t>
       </w:r>
     </w:p>
     <w:p>
@@ -3944,7 +3912,7 @@
       <w:pPr>
         <w:pStyle w:val="Cmsor1"/>
       </w:pPr>
-      <w:bookmarkStart w:id="10" w:name="_Toc218480689"/>
+      <w:bookmarkStart w:id="10" w:name="_Toc218619922"/>
       <w:r>
         <w:lastRenderedPageBreak/>
         <w:t>Fejlesztői dokumentáció</w:t>
@@ -3955,7 +3923,7 @@
       <w:pPr>
         <w:pStyle w:val="Cmsor2"/>
       </w:pPr>
-      <w:bookmarkStart w:id="11" w:name="_Toc218480690"/>
+      <w:bookmarkStart w:id="11" w:name="_Toc218619923"/>
       <w:r>
         <w:t>Számtípusok m</w:t>
       </w:r>
@@ -3971,7 +3939,7 @@
       <w:pPr>
         <w:pStyle w:val="Cmsor3"/>
       </w:pPr>
-      <w:bookmarkStart w:id="12" w:name="_Toc218480691"/>
+      <w:bookmarkStart w:id="12" w:name="_Toc218619924"/>
       <w:r>
         <w:t>Számjegy típus (Digit)</w:t>
       </w:r>
@@ -4221,7 +4189,7 @@
       <w:pPr>
         <w:pStyle w:val="Cmsor3"/>
       </w:pPr>
-      <w:bookmarkStart w:id="13" w:name="_Toc218480692"/>
+      <w:bookmarkStart w:id="13" w:name="_Toc218619925"/>
       <w:r>
         <w:t>Természetes szám típus (Natural)</w:t>
       </w:r>
@@ -4230,6 +4198,89 @@
     <w:p>
       <w:r>
         <w:t>Ennek a számtípusnak a halmazába a pozitív egész számok és a nulla tartozik.</w:t>
+      </w:r>
+    </w:p>
+    <w:p>
+      <w:r>
+        <w:t>Fontos kiemelni, hogy egész számok ábrázolása esetén sokkal memóriaigényesebb a BCD számábrázolás a binárisnál</w:t>
+      </w:r>
+      <w:r>
+        <w:t>. A lebegőpontos számtípusok hibái, a korlátoltságon kívül, nincsenek jelen az egész számokat ábrázoló típusokban.</w:t>
+      </w:r>
+      <w:r>
+        <w:t xml:space="preserve"> E</w:t>
+      </w:r>
+      <w:r>
+        <w:t xml:space="preserve">zért hacsak nem nagyobb számokkal van dolgunk, mint amit a </w:t>
+      </w:r>
+      <w:r>
+        <w:t xml:space="preserve">C nyelv </w:t>
+      </w:r>
+      <w:r>
+        <w:t xml:space="preserve">beépített </w:t>
+      </w:r>
+      <w:r>
+        <w:t xml:space="preserve">unsigned </w:t>
+      </w:r>
+      <w:r>
+        <w:t>long</w:t>
+      </w:r>
+      <w:r>
+        <w:t xml:space="preserve"> long</w:t>
+      </w:r>
+      <w:r>
+        <w:t xml:space="preserve"> számtípus</w:t>
+      </w:r>
+      <w:r>
+        <w:t>a</w:t>
+      </w:r>
+      <w:r>
+        <w:t xml:space="preserve"> képes tárolni (minimum </w:t>
+      </w:r>
+      <m:oMath>
+        <m:r>
+          <w:rPr>
+            <w:rFonts w:ascii="Cambria Math" w:hAnsi="Cambria Math"/>
+          </w:rPr>
+          <m:t>18×</m:t>
+        </m:r>
+        <m:sSup>
+          <m:sSupPr>
+            <m:ctrlPr>
+              <w:rPr>
+                <w:rFonts w:ascii="Cambria Math" w:hAnsi="Cambria Math"/>
+                <w:i/>
+              </w:rPr>
+            </m:ctrlPr>
+          </m:sSupPr>
+          <m:e>
+            <m:r>
+              <w:rPr>
+                <w:rFonts w:ascii="Cambria Math" w:hAnsi="Cambria Math"/>
+              </w:rPr>
+              <m:t>10</m:t>
+            </m:r>
+          </m:e>
+          <m:sup>
+            <m:r>
+              <w:rPr>
+                <w:rFonts w:ascii="Cambria Math" w:hAnsi="Cambria Math"/>
+              </w:rPr>
+              <m:t>18</m:t>
+            </m:r>
+          </m:sup>
+        </m:sSup>
+      </m:oMath>
+      <w:r>
+        <w:t>), addig nem ajánlott az önálló használata</w:t>
+      </w:r>
+      <w:r>
+        <w:t>.</w:t>
+      </w:r>
+    </w:p>
+    <w:p>
+      <w:r>
+        <w:t>Ugyanakkor minden további bemutatásra kerülő osztály ezen a típuson alapszik.</w:t>
       </w:r>
     </w:p>
     <w:p>
@@ -4246,6 +4297,7 @@
         </w:numPr>
       </w:pPr>
       <w:r>
+        <w:lastRenderedPageBreak/>
         <w:t>egyenlőség (</w:t>
       </w:r>
       <w:r>
@@ -4396,7 +4448,6 @@
         </w:numPr>
       </w:pPr>
       <w:r>
-        <w:lastRenderedPageBreak/>
         <w:t>osztás (</w:t>
       </w:r>
       <w:r>
@@ -4542,197 +4593,1689 @@
         <w:t>)</w:t>
       </w:r>
     </w:p>
-    <w:p/>
     <w:p>
       <w:pPr>
         <w:pStyle w:val="Cmsor3"/>
       </w:pPr>
-      <w:bookmarkStart w:id="14" w:name="_Toc218480693"/>
+      <w:bookmarkStart w:id="14" w:name="_Toc218619926"/>
+      <w:r>
+        <w:t>Egész szám típus (Integer)</w:t>
+      </w:r>
+      <w:bookmarkEnd w:id="14"/>
+    </w:p>
+    <w:p>
+      <w:r>
+        <w:t>Ennek a számtípusnak a halmazába a</w:t>
+      </w:r>
+      <w:r>
+        <w:t>z</w:t>
+      </w:r>
+      <w:r>
+        <w:t xml:space="preserve"> egész számok tartoz</w:t>
+      </w:r>
+      <w:r>
+        <w:t>nak</w:t>
+      </w:r>
+      <w:r>
+        <w:t>.</w:t>
+      </w:r>
+    </w:p>
+    <w:p>
+      <w:r>
+        <w:t>Előjeles számok esetén a nulla kivételt képez, mivel nem követi az IEEE 754 szabvány azon pontját, ami a halmazba fogadja a negatív nulla értéket is. Amennyiben ilyen bemenet érkezik, a konstruktor pozitívra egyszerűsíti le.</w:t>
+      </w:r>
+    </w:p>
+    <w:p>
+      <w:r>
+        <w:t>A típusra implementálva vannak az alábbi műveletek:</w:t>
+      </w:r>
+    </w:p>
+    <w:p>
+      <w:pPr>
+        <w:pStyle w:val="Listaszerbekezds"/>
+        <w:numPr>
+          <w:ilvl w:val="0"/>
+          <w:numId w:val="2"/>
+        </w:numPr>
+      </w:pPr>
+      <w:r>
+        <w:t>abszolút érték (</w:t>
+      </w:r>
+      <m:oMath>
+        <m:r>
+          <w:rPr>
+            <w:rFonts w:ascii="Cambria Math" w:hAnsi="Cambria Math"/>
+          </w:rPr>
+          <m:t>|x|</m:t>
+        </m:r>
+      </m:oMath>
+      <w:r>
+        <w:t>)</w:t>
+      </w:r>
+    </w:p>
+    <w:p>
+      <w:pPr>
+        <w:pStyle w:val="Listaszerbekezds"/>
+        <w:numPr>
+          <w:ilvl w:val="0"/>
+          <w:numId w:val="2"/>
+        </w:numPr>
+      </w:pPr>
+      <w:r>
+        <w:t>egyenlőség (</w:t>
+      </w:r>
+      <w:r>
+        <w:rPr>
+          <w:rFonts w:ascii="Cambria Math" w:hAnsi="Cambria Math"/>
+        </w:rPr>
+        <w:t>=</w:t>
+      </w:r>
+      <w:r>
+        <w:t>)</w:t>
+      </w:r>
+    </w:p>
+    <w:p>
+      <w:pPr>
+        <w:pStyle w:val="Listaszerbekezds"/>
+        <w:numPr>
+          <w:ilvl w:val="0"/>
+          <w:numId w:val="2"/>
+        </w:numPr>
+      </w:pPr>
+      <w:r>
+        <w:t>egyenlőtlenség (</w:t>
+      </w:r>
+      <w:r>
+        <w:rPr>
+          <w:rFonts w:ascii="Cambria Math" w:hAnsi="Cambria Math"/>
+        </w:rPr>
+        <w:t>≠</w:t>
+      </w:r>
+      <w:r>
+        <w:rPr>
+          <w:rFonts w:ascii="Cambria Math" w:hAnsi="Cambria Math"/>
+        </w:rPr>
+        <w:t xml:space="preserve">, </w:t>
+      </w:r>
+      <w:r>
+        <w:rPr>
+          <w:rFonts w:ascii="Cambria Math" w:hAnsi="Cambria Math"/>
+        </w:rPr>
+        <w:t>≥</w:t>
+      </w:r>
+      <w:r>
+        <w:rPr>
+          <w:rFonts w:ascii="Cambria Math" w:hAnsi="Cambria Math"/>
+        </w:rPr>
+        <w:t xml:space="preserve">, </w:t>
+      </w:r>
+      <w:r>
+        <w:rPr>
+          <w:rFonts w:ascii="Cambria Math" w:hAnsi="Cambria Math"/>
+        </w:rPr>
+        <w:t>≤</w:t>
+      </w:r>
+      <w:r>
+        <w:t>)</w:t>
+      </w:r>
+    </w:p>
+    <w:p>
+      <w:pPr>
+        <w:pStyle w:val="Listaszerbekezds"/>
+        <w:numPr>
+          <w:ilvl w:val="0"/>
+          <w:numId w:val="2"/>
+        </w:numPr>
+      </w:pPr>
+      <w:r>
+        <w:t>szigorú egyenlőtlenség (</w:t>
+      </w:r>
+      <w:r>
+        <w:rPr>
+          <w:rFonts w:ascii="Cambria Math" w:hAnsi="Cambria Math"/>
+        </w:rPr>
+        <w:t>&lt;, &gt;</w:t>
+      </w:r>
+      <w:r>
+        <w:t>)</w:t>
+      </w:r>
+    </w:p>
+    <w:p>
+      <w:pPr>
+        <w:pStyle w:val="Listaszerbekezds"/>
+        <w:numPr>
+          <w:ilvl w:val="0"/>
+          <w:numId w:val="2"/>
+        </w:numPr>
+      </w:pPr>
+      <w:r>
+        <w:t>összeadás (</w:t>
+      </w:r>
+      <w:r>
+        <w:rPr>
+          <w:rFonts w:ascii="Cambria Math" w:hAnsi="Cambria Math"/>
+        </w:rPr>
+        <w:t>+</w:t>
+      </w:r>
+      <w:r>
+        <w:t>)</w:t>
+      </w:r>
+    </w:p>
+    <w:p>
+      <w:pPr>
+        <w:pStyle w:val="Listaszerbekezds"/>
+        <w:numPr>
+          <w:ilvl w:val="0"/>
+          <w:numId w:val="2"/>
+        </w:numPr>
+      </w:pPr>
+      <w:r>
+        <w:t>kivonás (</w:t>
+      </w:r>
+      <w:r>
+        <w:rPr>
+          <w:rFonts w:ascii="Cambria Math" w:hAnsi="Cambria Math"/>
+        </w:rPr>
+        <w:t>–</w:t>
+      </w:r>
+      <w:r>
+        <w:t>)</w:t>
+      </w:r>
+    </w:p>
+    <w:p>
+      <w:pPr>
+        <w:pStyle w:val="Listaszerbekezds"/>
+        <w:numPr>
+          <w:ilvl w:val="0"/>
+          <w:numId w:val="2"/>
+        </w:numPr>
+      </w:pPr>
+      <w:r>
+        <w:t>szorzás (</w:t>
+      </w:r>
+      <w:r>
+        <w:rPr>
+          <w:rFonts w:ascii="Cambria Math" w:hAnsi="Cambria Math"/>
+        </w:rPr>
+        <w:t>×</w:t>
+      </w:r>
+      <w:r>
+        <w:t>)</w:t>
+      </w:r>
+    </w:p>
+    <w:p>
+      <w:pPr>
+        <w:pStyle w:val="Listaszerbekezds"/>
+        <w:numPr>
+          <w:ilvl w:val="0"/>
+          <w:numId w:val="2"/>
+        </w:numPr>
+      </w:pPr>
+      <w:r>
+        <w:t>osztás (</w:t>
+      </w:r>
+      <w:r>
+        <w:rPr>
+          <w:rFonts w:ascii="Cambria Math" w:hAnsi="Cambria Math"/>
+        </w:rPr>
+        <w:t>/</w:t>
+      </w:r>
+      <w:r>
+        <w:t>)</w:t>
+      </w:r>
+    </w:p>
+    <w:p>
+      <w:pPr>
+        <w:pStyle w:val="Listaszerbekezds"/>
+        <w:numPr>
+          <w:ilvl w:val="0"/>
+          <w:numId w:val="2"/>
+        </w:numPr>
+      </w:pPr>
+      <w:r>
+        <w:t>moduló (</w:t>
+      </w:r>
+      <w:r>
+        <w:rPr>
+          <w:rFonts w:ascii="Cambria Math" w:hAnsi="Cambria Math"/>
+        </w:rPr>
+        <w:t>%</w:t>
+      </w:r>
+      <w:r>
+        <w:t>)</w:t>
+      </w:r>
+    </w:p>
+    <w:p>
+      <w:pPr>
+        <w:pStyle w:val="Listaszerbekezds"/>
+        <w:numPr>
+          <w:ilvl w:val="0"/>
+          <w:numId w:val="2"/>
+        </w:numPr>
+      </w:pPr>
+      <w:r>
+        <w:t>hatványozás (</w:t>
+      </w:r>
+      <m:oMath>
+        <m:sSup>
+          <m:sSupPr>
+            <m:ctrlPr>
+              <w:rPr>
+                <w:rFonts w:ascii="Cambria Math" w:hAnsi="Cambria Math"/>
+                <w:i/>
+              </w:rPr>
+            </m:ctrlPr>
+          </m:sSupPr>
+          <m:e>
+            <m:r>
+              <w:rPr>
+                <w:rFonts w:ascii="Cambria Math" w:hAnsi="Cambria Math"/>
+              </w:rPr>
+              <m:t>x</m:t>
+            </m:r>
+          </m:e>
+          <m:sup>
+            <m:r>
+              <w:rPr>
+                <w:rFonts w:ascii="Cambria Math" w:hAnsi="Cambria Math"/>
+              </w:rPr>
+              <m:t>n</m:t>
+            </m:r>
+          </m:sup>
+        </m:sSup>
+      </m:oMath>
+      <w:r>
+        <w:t>)</w:t>
+      </w:r>
+    </w:p>
+    <w:p>
+      <w:pPr>
+        <w:pStyle w:val="Listaszerbekezds"/>
+        <w:numPr>
+          <w:ilvl w:val="0"/>
+          <w:numId w:val="2"/>
+        </w:numPr>
+      </w:pPr>
+      <w:r>
+        <w:t>gyökvonás (</w:t>
+      </w:r>
+      <m:oMath>
+        <m:rad>
+          <m:radPr>
+            <m:ctrlPr>
+              <w:rPr>
+                <w:rFonts w:ascii="Cambria Math" w:hAnsi="Cambria Math"/>
+                <w:i/>
+              </w:rPr>
+            </m:ctrlPr>
+          </m:radPr>
+          <m:deg>
+            <m:r>
+              <w:rPr>
+                <w:rFonts w:ascii="Cambria Math" w:hAnsi="Cambria Math"/>
+              </w:rPr>
+              <m:t>n</m:t>
+            </m:r>
+          </m:deg>
+          <m:e>
+            <m:r>
+              <w:rPr>
+                <w:rFonts w:ascii="Cambria Math" w:hAnsi="Cambria Math"/>
+              </w:rPr>
+              <m:t>x</m:t>
+            </m:r>
+          </m:e>
+        </m:rad>
+      </m:oMath>
+      <w:r>
+        <w:t>)</w:t>
+      </w:r>
+    </w:p>
+    <w:p>
+      <w:pPr>
+        <w:pStyle w:val="Cmsor3"/>
+      </w:pPr>
+      <w:bookmarkStart w:id="15" w:name="_Toc218619927"/>
+      <w:r>
+        <w:t>Pozitív szám típus (Positive)</w:t>
+      </w:r>
+      <w:bookmarkEnd w:id="15"/>
+    </w:p>
+    <w:p>
+      <w:r>
+        <w:t>Ennek a számtípusnak a halmazába a</w:t>
+      </w:r>
+      <w:r>
+        <w:t xml:space="preserve"> pozitív </w:t>
+      </w:r>
+      <w:r>
+        <w:t xml:space="preserve">számok </w:t>
+      </w:r>
+      <w:r>
+        <w:t>és a nulla tartozik</w:t>
+      </w:r>
+      <w:r>
+        <w:t>.</w:t>
+      </w:r>
+    </w:p>
+    <w:p>
       <w:r>
         <w:lastRenderedPageBreak/>
-        <w:t>Egész szám típus (Integer)</w:t>
-      </w:r>
-      <w:bookmarkEnd w:id="14"/>
+        <w:t>A típusra implementálva vannak az alábbi műveletek:</w:t>
+      </w:r>
+    </w:p>
+    <w:p>
+      <w:pPr>
+        <w:pStyle w:val="Listaszerbekezds"/>
+        <w:numPr>
+          <w:ilvl w:val="0"/>
+          <w:numId w:val="2"/>
+        </w:numPr>
+      </w:pPr>
+      <w:r>
+        <w:t>kerekítés (</w:t>
+      </w:r>
+      <w:r>
+        <w:t>a legközelebbi egészhez</w:t>
+      </w:r>
+      <w:r>
+        <w:rPr>
+          <w:rFonts w:eastAsiaTheme="minorEastAsia"/>
+        </w:rPr>
+        <w:t xml:space="preserve">, </w:t>
+      </w:r>
+      <m:oMath>
+        <m:d>
+          <m:dPr>
+            <m:begChr m:val="⌊"/>
+            <m:endChr m:val="⌋"/>
+            <m:ctrlPr>
+              <w:rPr>
+                <w:rFonts w:ascii="Cambria Math" w:hAnsi="Cambria Math"/>
+                <w:i/>
+              </w:rPr>
+            </m:ctrlPr>
+          </m:dPr>
+          <m:e>
+            <m:r>
+              <w:rPr>
+                <w:rFonts w:ascii="Cambria Math" w:hAnsi="Cambria Math"/>
+              </w:rPr>
+              <m:t>x</m:t>
+            </m:r>
+          </m:e>
+        </m:d>
+      </m:oMath>
+      <w:r>
+        <w:rPr>
+          <w:rFonts w:eastAsiaTheme="minorEastAsia"/>
+        </w:rPr>
+        <w:t xml:space="preserve">, </w:t>
+      </w:r>
+      <m:oMath>
+        <m:d>
+          <m:dPr>
+            <m:begChr m:val="⌈"/>
+            <m:endChr m:val="⌉"/>
+            <m:ctrlPr>
+              <w:rPr>
+                <w:rFonts w:ascii="Cambria Math" w:hAnsi="Cambria Math"/>
+                <w:i/>
+              </w:rPr>
+            </m:ctrlPr>
+          </m:dPr>
+          <m:e>
+            <m:r>
+              <w:rPr>
+                <w:rFonts w:ascii="Cambria Math" w:hAnsi="Cambria Math"/>
+              </w:rPr>
+              <m:t>x</m:t>
+            </m:r>
+          </m:e>
+        </m:d>
+      </m:oMath>
+      <w:r>
+        <w:t>)</w:t>
+      </w:r>
+    </w:p>
+    <w:p>
+      <w:pPr>
+        <w:pStyle w:val="Listaszerbekezds"/>
+        <w:numPr>
+          <w:ilvl w:val="0"/>
+          <w:numId w:val="2"/>
+        </w:numPr>
+      </w:pPr>
+      <w:r>
+        <w:t>egyenlőség (</w:t>
+      </w:r>
+      <w:r>
+        <w:rPr>
+          <w:rFonts w:ascii="Cambria Math" w:hAnsi="Cambria Math"/>
+        </w:rPr>
+        <w:t>=</w:t>
+      </w:r>
+      <w:r>
+        <w:t>)</w:t>
+      </w:r>
+    </w:p>
+    <w:p>
+      <w:pPr>
+        <w:pStyle w:val="Listaszerbekezds"/>
+        <w:numPr>
+          <w:ilvl w:val="0"/>
+          <w:numId w:val="2"/>
+        </w:numPr>
+      </w:pPr>
+      <w:r>
+        <w:t>egyenlőtlenség (</w:t>
+      </w:r>
+      <w:r>
+        <w:rPr>
+          <w:rFonts w:ascii="Cambria Math" w:hAnsi="Cambria Math"/>
+        </w:rPr>
+        <w:t>≠</w:t>
+      </w:r>
+      <w:r>
+        <w:rPr>
+          <w:rFonts w:ascii="Cambria Math" w:hAnsi="Cambria Math"/>
+        </w:rPr>
+        <w:t xml:space="preserve">, </w:t>
+      </w:r>
+      <w:r>
+        <w:rPr>
+          <w:rFonts w:ascii="Cambria Math" w:hAnsi="Cambria Math"/>
+        </w:rPr>
+        <w:t>≥</w:t>
+      </w:r>
+      <w:r>
+        <w:rPr>
+          <w:rFonts w:ascii="Cambria Math" w:hAnsi="Cambria Math"/>
+        </w:rPr>
+        <w:t xml:space="preserve">, </w:t>
+      </w:r>
+      <w:r>
+        <w:rPr>
+          <w:rFonts w:ascii="Cambria Math" w:hAnsi="Cambria Math"/>
+        </w:rPr>
+        <w:t>≤</w:t>
+      </w:r>
+      <w:r>
+        <w:t>)</w:t>
+      </w:r>
+    </w:p>
+    <w:p>
+      <w:pPr>
+        <w:pStyle w:val="Listaszerbekezds"/>
+        <w:numPr>
+          <w:ilvl w:val="0"/>
+          <w:numId w:val="2"/>
+        </w:numPr>
+      </w:pPr>
+      <w:r>
+        <w:t>szigorú egyenlőtlenség (</w:t>
+      </w:r>
+      <w:r>
+        <w:rPr>
+          <w:rFonts w:ascii="Cambria Math" w:hAnsi="Cambria Math"/>
+        </w:rPr>
+        <w:t>&lt;, &gt;</w:t>
+      </w:r>
+      <w:r>
+        <w:t>)</w:t>
+      </w:r>
+    </w:p>
+    <w:p>
+      <w:pPr>
+        <w:pStyle w:val="Listaszerbekezds"/>
+        <w:numPr>
+          <w:ilvl w:val="0"/>
+          <w:numId w:val="2"/>
+        </w:numPr>
+      </w:pPr>
+      <w:r>
+        <w:t>összeadás (</w:t>
+      </w:r>
+      <w:r>
+        <w:rPr>
+          <w:rFonts w:ascii="Cambria Math" w:hAnsi="Cambria Math"/>
+        </w:rPr>
+        <w:t>+</w:t>
+      </w:r>
+      <w:r>
+        <w:t>)</w:t>
+      </w:r>
+    </w:p>
+    <w:p>
+      <w:pPr>
+        <w:pStyle w:val="Listaszerbekezds"/>
+        <w:numPr>
+          <w:ilvl w:val="0"/>
+          <w:numId w:val="2"/>
+        </w:numPr>
+      </w:pPr>
+      <w:r>
+        <w:t>kivonás (</w:t>
+      </w:r>
+      <w:r>
+        <w:rPr>
+          <w:rFonts w:ascii="Cambria Math" w:hAnsi="Cambria Math"/>
+        </w:rPr>
+        <w:t>–</w:t>
+      </w:r>
+      <w:r>
+        <w:t>)</w:t>
+      </w:r>
+    </w:p>
+    <w:p>
+      <w:pPr>
+        <w:pStyle w:val="Listaszerbekezds"/>
+        <w:numPr>
+          <w:ilvl w:val="0"/>
+          <w:numId w:val="2"/>
+        </w:numPr>
+      </w:pPr>
+      <w:r>
+        <w:t>szorzás (</w:t>
+      </w:r>
+      <w:r>
+        <w:rPr>
+          <w:rFonts w:ascii="Cambria Math" w:hAnsi="Cambria Math"/>
+        </w:rPr>
+        <w:t>×</w:t>
+      </w:r>
+      <w:r>
+        <w:t>)</w:t>
+      </w:r>
+    </w:p>
+    <w:p>
+      <w:pPr>
+        <w:pStyle w:val="Listaszerbekezds"/>
+        <w:numPr>
+          <w:ilvl w:val="0"/>
+          <w:numId w:val="2"/>
+        </w:numPr>
+      </w:pPr>
+      <w:r>
+        <w:t>osztás (</w:t>
+      </w:r>
+      <w:r>
+        <w:rPr>
+          <w:rFonts w:ascii="Cambria Math" w:hAnsi="Cambria Math"/>
+        </w:rPr>
+        <w:t>/</w:t>
+      </w:r>
+      <w:r>
+        <w:t>)</w:t>
+      </w:r>
+    </w:p>
+    <w:p>
+      <w:pPr>
+        <w:pStyle w:val="Listaszerbekezds"/>
+        <w:numPr>
+          <w:ilvl w:val="0"/>
+          <w:numId w:val="2"/>
+        </w:numPr>
+      </w:pPr>
+      <w:r>
+        <w:t>moduló (</w:t>
+      </w:r>
+      <w:r>
+        <w:rPr>
+          <w:rFonts w:ascii="Cambria Math" w:hAnsi="Cambria Math"/>
+        </w:rPr>
+        <w:t>%</w:t>
+      </w:r>
+      <w:r>
+        <w:t>)</w:t>
+      </w:r>
+    </w:p>
+    <w:p>
+      <w:pPr>
+        <w:pStyle w:val="Listaszerbekezds"/>
+        <w:numPr>
+          <w:ilvl w:val="0"/>
+          <w:numId w:val="2"/>
+        </w:numPr>
+      </w:pPr>
+      <w:r>
+        <w:t>hatványozás (</w:t>
+      </w:r>
+      <m:oMath>
+        <m:sSup>
+          <m:sSupPr>
+            <m:ctrlPr>
+              <w:rPr>
+                <w:rFonts w:ascii="Cambria Math" w:hAnsi="Cambria Math"/>
+                <w:i/>
+              </w:rPr>
+            </m:ctrlPr>
+          </m:sSupPr>
+          <m:e>
+            <m:r>
+              <w:rPr>
+                <w:rFonts w:ascii="Cambria Math" w:hAnsi="Cambria Math"/>
+              </w:rPr>
+              <m:t>x</m:t>
+            </m:r>
+          </m:e>
+          <m:sup>
+            <m:r>
+              <w:rPr>
+                <w:rFonts w:ascii="Cambria Math" w:hAnsi="Cambria Math"/>
+              </w:rPr>
+              <m:t>n</m:t>
+            </m:r>
+          </m:sup>
+        </m:sSup>
+      </m:oMath>
+      <w:r>
+        <w:t>)</w:t>
+      </w:r>
+    </w:p>
+    <w:p>
+      <w:pPr>
+        <w:pStyle w:val="Listaszerbekezds"/>
+        <w:numPr>
+          <w:ilvl w:val="0"/>
+          <w:numId w:val="2"/>
+        </w:numPr>
+      </w:pPr>
+      <w:r>
+        <w:t>gyökvonás (</w:t>
+      </w:r>
+      <m:oMath>
+        <m:rad>
+          <m:radPr>
+            <m:ctrlPr>
+              <w:rPr>
+                <w:rFonts w:ascii="Cambria Math" w:hAnsi="Cambria Math"/>
+                <w:i/>
+              </w:rPr>
+            </m:ctrlPr>
+          </m:radPr>
+          <m:deg>
+            <m:r>
+              <w:rPr>
+                <w:rFonts w:ascii="Cambria Math" w:hAnsi="Cambria Math"/>
+              </w:rPr>
+              <m:t>n</m:t>
+            </m:r>
+          </m:deg>
+          <m:e>
+            <m:r>
+              <w:rPr>
+                <w:rFonts w:ascii="Cambria Math" w:hAnsi="Cambria Math"/>
+              </w:rPr>
+              <m:t>x</m:t>
+            </m:r>
+          </m:e>
+        </m:rad>
+      </m:oMath>
+      <w:r>
+        <w:t>)</w:t>
+      </w:r>
     </w:p>
     <w:p>
       <w:pPr>
         <w:pStyle w:val="Cmsor3"/>
       </w:pPr>
-      <w:bookmarkStart w:id="15" w:name="_Toc218480694"/>
-      <w:r>
-        <w:t>Pozitív szám típus (Positive)</w:t>
-      </w:r>
-      <w:bookmarkEnd w:id="15"/>
+      <w:bookmarkStart w:id="16" w:name="_Toc218619928"/>
+      <w:r>
+        <w:t>Leírható</w:t>
+      </w:r>
+      <w:r>
+        <w:t xml:space="preserve"> szám típus (Writable)</w:t>
+      </w:r>
+      <w:bookmarkEnd w:id="16"/>
+    </w:p>
+    <w:p>
+      <w:r>
+        <w:t>Ennek a számtípusnak</w:t>
+      </w:r>
+      <w:r>
+        <w:t xml:space="preserve"> </w:t>
+      </w:r>
+      <w:r>
+        <w:t xml:space="preserve">a halmazába a </w:t>
+      </w:r>
+      <w:r>
+        <w:t>véges sok számjeggyel rendelkező</w:t>
+      </w:r>
+      <w:r>
+        <w:t xml:space="preserve"> számok tartoz</w:t>
+      </w:r>
+      <w:r>
+        <w:t>nak</w:t>
+      </w:r>
+      <w:r>
+        <w:t>, vagyis amiknek akár szabad kézzel is le tudnánk írni az összes számjegyét.</w:t>
+      </w:r>
+    </w:p>
+    <w:p>
+      <w:r>
+        <w:t>Ez a típus a Pozitív szám típusra épül és az Egész szám típus előjel szabályait követi. Vagyis ez sem támogatja az IEEE 754 előjeles nullákra tett szabályozását.</w:t>
+      </w:r>
+    </w:p>
+    <w:p>
+      <w:r>
+        <w:t>A típusra implementálva vannak az alábbi műveletek:</w:t>
+      </w:r>
+    </w:p>
+    <w:p>
+      <w:pPr>
+        <w:pStyle w:val="Listaszerbekezds"/>
+        <w:numPr>
+          <w:ilvl w:val="0"/>
+          <w:numId w:val="2"/>
+        </w:numPr>
+      </w:pPr>
+      <w:r>
+        <w:t>kerekítés (a legközelebbi egészhez</w:t>
+      </w:r>
+      <w:r>
+        <w:rPr>
+          <w:rFonts w:eastAsiaTheme="minorEastAsia"/>
+        </w:rPr>
+        <w:t xml:space="preserve">, </w:t>
+      </w:r>
+      <m:oMath>
+        <m:d>
+          <m:dPr>
+            <m:begChr m:val="⌊"/>
+            <m:endChr m:val="⌋"/>
+            <m:ctrlPr>
+              <w:rPr>
+                <w:rFonts w:ascii="Cambria Math" w:hAnsi="Cambria Math"/>
+                <w:i/>
+              </w:rPr>
+            </m:ctrlPr>
+          </m:dPr>
+          <m:e>
+            <m:r>
+              <w:rPr>
+                <w:rFonts w:ascii="Cambria Math" w:hAnsi="Cambria Math"/>
+              </w:rPr>
+              <m:t>x</m:t>
+            </m:r>
+          </m:e>
+        </m:d>
+      </m:oMath>
+      <w:r>
+        <w:rPr>
+          <w:rFonts w:eastAsiaTheme="minorEastAsia"/>
+        </w:rPr>
+        <w:t xml:space="preserve">, </w:t>
+      </w:r>
+      <m:oMath>
+        <m:d>
+          <m:dPr>
+            <m:begChr m:val="⌈"/>
+            <m:endChr m:val="⌉"/>
+            <m:ctrlPr>
+              <w:rPr>
+                <w:rFonts w:ascii="Cambria Math" w:hAnsi="Cambria Math"/>
+                <w:i/>
+              </w:rPr>
+            </m:ctrlPr>
+          </m:dPr>
+          <m:e>
+            <m:r>
+              <w:rPr>
+                <w:rFonts w:ascii="Cambria Math" w:hAnsi="Cambria Math"/>
+              </w:rPr>
+              <m:t>x</m:t>
+            </m:r>
+          </m:e>
+        </m:d>
+      </m:oMath>
+      <w:r>
+        <w:t>)</w:t>
+      </w:r>
+    </w:p>
+    <w:p>
+      <w:pPr>
+        <w:pStyle w:val="Listaszerbekezds"/>
+        <w:numPr>
+          <w:ilvl w:val="0"/>
+          <w:numId w:val="2"/>
+        </w:numPr>
+      </w:pPr>
+      <w:r>
+        <w:t>abszolút érték (</w:t>
+      </w:r>
+      <m:oMath>
+        <m:r>
+          <w:rPr>
+            <w:rFonts w:ascii="Cambria Math" w:hAnsi="Cambria Math"/>
+          </w:rPr>
+          <m:t>|x|</m:t>
+        </m:r>
+      </m:oMath>
+      <w:r>
+        <w:t>)</w:t>
+      </w:r>
+    </w:p>
+    <w:p>
+      <w:pPr>
+        <w:pStyle w:val="Listaszerbekezds"/>
+        <w:numPr>
+          <w:ilvl w:val="0"/>
+          <w:numId w:val="2"/>
+        </w:numPr>
+      </w:pPr>
+      <w:r>
+        <w:t>egyenlőség (</w:t>
+      </w:r>
+      <w:r>
+        <w:rPr>
+          <w:rFonts w:ascii="Cambria Math" w:hAnsi="Cambria Math"/>
+        </w:rPr>
+        <w:t>=</w:t>
+      </w:r>
+      <w:r>
+        <w:t>)</w:t>
+      </w:r>
+    </w:p>
+    <w:p>
+      <w:pPr>
+        <w:pStyle w:val="Listaszerbekezds"/>
+        <w:numPr>
+          <w:ilvl w:val="0"/>
+          <w:numId w:val="2"/>
+        </w:numPr>
+      </w:pPr>
+      <w:r>
+        <w:t>egyenlőtlenség (</w:t>
+      </w:r>
+      <w:r>
+        <w:rPr>
+          <w:rFonts w:ascii="Cambria Math" w:hAnsi="Cambria Math"/>
+        </w:rPr>
+        <w:t>≠</w:t>
+      </w:r>
+      <w:r>
+        <w:rPr>
+          <w:rFonts w:ascii="Cambria Math" w:hAnsi="Cambria Math"/>
+        </w:rPr>
+        <w:t xml:space="preserve">, </w:t>
+      </w:r>
+      <w:r>
+        <w:rPr>
+          <w:rFonts w:ascii="Cambria Math" w:hAnsi="Cambria Math"/>
+        </w:rPr>
+        <w:t>≥</w:t>
+      </w:r>
+      <w:r>
+        <w:rPr>
+          <w:rFonts w:ascii="Cambria Math" w:hAnsi="Cambria Math"/>
+        </w:rPr>
+        <w:t xml:space="preserve">, </w:t>
+      </w:r>
+      <w:r>
+        <w:rPr>
+          <w:rFonts w:ascii="Cambria Math" w:hAnsi="Cambria Math"/>
+        </w:rPr>
+        <w:t>≤</w:t>
+      </w:r>
+      <w:r>
+        <w:t>)</w:t>
+      </w:r>
+    </w:p>
+    <w:p>
+      <w:pPr>
+        <w:pStyle w:val="Listaszerbekezds"/>
+        <w:numPr>
+          <w:ilvl w:val="0"/>
+          <w:numId w:val="2"/>
+        </w:numPr>
+      </w:pPr>
+      <w:r>
+        <w:t>szigorú egyenlőtlenség (</w:t>
+      </w:r>
+      <w:r>
+        <w:rPr>
+          <w:rFonts w:ascii="Cambria Math" w:hAnsi="Cambria Math"/>
+        </w:rPr>
+        <w:t>&lt;, &gt;</w:t>
+      </w:r>
+      <w:r>
+        <w:t>)</w:t>
+      </w:r>
+    </w:p>
+    <w:p>
+      <w:pPr>
+        <w:pStyle w:val="Listaszerbekezds"/>
+        <w:numPr>
+          <w:ilvl w:val="0"/>
+          <w:numId w:val="2"/>
+        </w:numPr>
+      </w:pPr>
+      <w:r>
+        <w:t>összeadás (</w:t>
+      </w:r>
+      <w:r>
+        <w:rPr>
+          <w:rFonts w:ascii="Cambria Math" w:hAnsi="Cambria Math"/>
+        </w:rPr>
+        <w:t>+</w:t>
+      </w:r>
+      <w:r>
+        <w:t>)</w:t>
+      </w:r>
+    </w:p>
+    <w:p>
+      <w:pPr>
+        <w:pStyle w:val="Listaszerbekezds"/>
+        <w:numPr>
+          <w:ilvl w:val="0"/>
+          <w:numId w:val="2"/>
+        </w:numPr>
+      </w:pPr>
+      <w:r>
+        <w:t>kivonás (</w:t>
+      </w:r>
+      <w:r>
+        <w:rPr>
+          <w:rFonts w:ascii="Cambria Math" w:hAnsi="Cambria Math"/>
+        </w:rPr>
+        <w:t>–</w:t>
+      </w:r>
+      <w:r>
+        <w:t>)</w:t>
+      </w:r>
+    </w:p>
+    <w:p>
+      <w:pPr>
+        <w:pStyle w:val="Listaszerbekezds"/>
+        <w:numPr>
+          <w:ilvl w:val="0"/>
+          <w:numId w:val="2"/>
+        </w:numPr>
+      </w:pPr>
+      <w:r>
+        <w:t>szorzás (</w:t>
+      </w:r>
+      <w:r>
+        <w:rPr>
+          <w:rFonts w:ascii="Cambria Math" w:hAnsi="Cambria Math"/>
+        </w:rPr>
+        <w:t>×</w:t>
+      </w:r>
+      <w:r>
+        <w:t>)</w:t>
+      </w:r>
+    </w:p>
+    <w:p>
+      <w:pPr>
+        <w:pStyle w:val="Listaszerbekezds"/>
+        <w:numPr>
+          <w:ilvl w:val="0"/>
+          <w:numId w:val="2"/>
+        </w:numPr>
+      </w:pPr>
+      <w:r>
+        <w:t>osztás (</w:t>
+      </w:r>
+      <w:r>
+        <w:rPr>
+          <w:rFonts w:ascii="Cambria Math" w:hAnsi="Cambria Math"/>
+        </w:rPr>
+        <w:t>/</w:t>
+      </w:r>
+      <w:r>
+        <w:t>)</w:t>
+      </w:r>
+    </w:p>
+    <w:p>
+      <w:pPr>
+        <w:pStyle w:val="Listaszerbekezds"/>
+        <w:numPr>
+          <w:ilvl w:val="0"/>
+          <w:numId w:val="2"/>
+        </w:numPr>
+      </w:pPr>
+      <w:r>
+        <w:t>moduló (</w:t>
+      </w:r>
+      <w:r>
+        <w:rPr>
+          <w:rFonts w:ascii="Cambria Math" w:hAnsi="Cambria Math"/>
+        </w:rPr>
+        <w:t>%</w:t>
+      </w:r>
+      <w:r>
+        <w:t>)</w:t>
+      </w:r>
+    </w:p>
+    <w:p>
+      <w:pPr>
+        <w:pStyle w:val="Listaszerbekezds"/>
+        <w:numPr>
+          <w:ilvl w:val="0"/>
+          <w:numId w:val="2"/>
+        </w:numPr>
+      </w:pPr>
+      <w:r>
+        <w:t>hatványozás (</w:t>
+      </w:r>
+      <m:oMath>
+        <m:sSup>
+          <m:sSupPr>
+            <m:ctrlPr>
+              <w:rPr>
+                <w:rFonts w:ascii="Cambria Math" w:hAnsi="Cambria Math"/>
+                <w:i/>
+              </w:rPr>
+            </m:ctrlPr>
+          </m:sSupPr>
+          <m:e>
+            <m:r>
+              <w:rPr>
+                <w:rFonts w:ascii="Cambria Math" w:hAnsi="Cambria Math"/>
+              </w:rPr>
+              <m:t>x</m:t>
+            </m:r>
+          </m:e>
+          <m:sup>
+            <m:r>
+              <w:rPr>
+                <w:rFonts w:ascii="Cambria Math" w:hAnsi="Cambria Math"/>
+              </w:rPr>
+              <m:t>n</m:t>
+            </m:r>
+          </m:sup>
+        </m:sSup>
+      </m:oMath>
+      <w:r>
+        <w:t>)</w:t>
+      </w:r>
+    </w:p>
+    <w:p>
+      <w:pPr>
+        <w:pStyle w:val="Listaszerbekezds"/>
+        <w:numPr>
+          <w:ilvl w:val="0"/>
+          <w:numId w:val="2"/>
+        </w:numPr>
+      </w:pPr>
+      <w:r>
+        <w:t>gyökvonás (</w:t>
+      </w:r>
+      <m:oMath>
+        <m:rad>
+          <m:radPr>
+            <m:ctrlPr>
+              <w:rPr>
+                <w:rFonts w:ascii="Cambria Math" w:hAnsi="Cambria Math"/>
+                <w:i/>
+              </w:rPr>
+            </m:ctrlPr>
+          </m:radPr>
+          <m:deg>
+            <m:r>
+              <w:rPr>
+                <w:rFonts w:ascii="Cambria Math" w:hAnsi="Cambria Math"/>
+              </w:rPr>
+              <m:t>n</m:t>
+            </m:r>
+          </m:deg>
+          <m:e>
+            <m:r>
+              <w:rPr>
+                <w:rFonts w:ascii="Cambria Math" w:hAnsi="Cambria Math"/>
+              </w:rPr>
+              <m:t>x</m:t>
+            </m:r>
+          </m:e>
+        </m:rad>
+      </m:oMath>
+      <w:r>
+        <w:t>)</w:t>
+      </w:r>
     </w:p>
     <w:p>
       <w:pPr>
         <w:pStyle w:val="Cmsor3"/>
       </w:pPr>
-      <w:bookmarkStart w:id="16" w:name="_Toc218480695"/>
-      <w:r>
-        <w:t>Valós szám típus (Writable)</w:t>
-      </w:r>
-      <w:bookmarkEnd w:id="16"/>
+      <w:bookmarkStart w:id="17" w:name="_Toc218619929"/>
+      <w:r>
+        <w:lastRenderedPageBreak/>
+        <w:t>Racionális szám típus (Rational)</w:t>
+      </w:r>
+      <w:bookmarkEnd w:id="17"/>
+    </w:p>
+    <w:p>
+      <w:r>
+        <w:t xml:space="preserve">Ennek a számtípusnak a halmazába a </w:t>
+      </w:r>
+      <w:r>
+        <w:t>racionális</w:t>
+      </w:r>
+      <w:r>
+        <w:t xml:space="preserve"> számok </w:t>
+      </w:r>
+      <w:r>
+        <w:t>tartoznak</w:t>
+      </w:r>
+      <w:r>
+        <w:t>.</w:t>
+      </w:r>
+    </w:p>
+    <w:p>
+      <w:r>
+        <w:t xml:space="preserve">A típus számlálónak Leírható, nevezőnek pedig Pozitív </w:t>
+      </w:r>
+      <w:r>
+        <w:t>számtípust</w:t>
+      </w:r>
+      <w:r>
+        <w:t xml:space="preserve"> használ, így gondoskodva a hatékonyan lekérdezhető előjelről.</w:t>
+      </w:r>
+    </w:p>
+    <w:p>
+      <w:r>
+        <w:t>A típusra implementálva vannak az alábbi műveletek:</w:t>
+      </w:r>
+    </w:p>
+    <w:p>
+      <w:pPr>
+        <w:pStyle w:val="Listaszerbekezds"/>
+        <w:numPr>
+          <w:ilvl w:val="0"/>
+          <w:numId w:val="2"/>
+        </w:numPr>
+      </w:pPr>
+      <w:r>
+        <w:t>kerekítés (a legközelebbi egészhez</w:t>
+      </w:r>
+      <w:r>
+        <w:rPr>
+          <w:rFonts w:eastAsiaTheme="minorEastAsia"/>
+        </w:rPr>
+        <w:t xml:space="preserve">, </w:t>
+      </w:r>
+      <m:oMath>
+        <m:d>
+          <m:dPr>
+            <m:begChr m:val="⌊"/>
+            <m:endChr m:val="⌋"/>
+            <m:ctrlPr>
+              <w:rPr>
+                <w:rFonts w:ascii="Cambria Math" w:hAnsi="Cambria Math"/>
+                <w:i/>
+              </w:rPr>
+            </m:ctrlPr>
+          </m:dPr>
+          <m:e>
+            <m:r>
+              <w:rPr>
+                <w:rFonts w:ascii="Cambria Math" w:hAnsi="Cambria Math"/>
+              </w:rPr>
+              <m:t>x</m:t>
+            </m:r>
+          </m:e>
+        </m:d>
+      </m:oMath>
+      <w:r>
+        <w:rPr>
+          <w:rFonts w:eastAsiaTheme="minorEastAsia"/>
+        </w:rPr>
+        <w:t xml:space="preserve">, </w:t>
+      </w:r>
+      <m:oMath>
+        <m:d>
+          <m:dPr>
+            <m:begChr m:val="⌈"/>
+            <m:endChr m:val="⌉"/>
+            <m:ctrlPr>
+              <w:rPr>
+                <w:rFonts w:ascii="Cambria Math" w:hAnsi="Cambria Math"/>
+                <w:i/>
+              </w:rPr>
+            </m:ctrlPr>
+          </m:dPr>
+          <m:e>
+            <m:r>
+              <w:rPr>
+                <w:rFonts w:ascii="Cambria Math" w:hAnsi="Cambria Math"/>
+              </w:rPr>
+              <m:t>x</m:t>
+            </m:r>
+          </m:e>
+        </m:d>
+      </m:oMath>
+      <w:r>
+        <w:t>)</w:t>
+      </w:r>
+    </w:p>
+    <w:p>
+      <w:pPr>
+        <w:pStyle w:val="Listaszerbekezds"/>
+        <w:numPr>
+          <w:ilvl w:val="0"/>
+          <w:numId w:val="2"/>
+        </w:numPr>
+      </w:pPr>
+      <w:r>
+        <w:t>abszolút érték (</w:t>
+      </w:r>
+      <m:oMath>
+        <m:r>
+          <w:rPr>
+            <w:rFonts w:ascii="Cambria Math" w:hAnsi="Cambria Math"/>
+          </w:rPr>
+          <m:t>|x|</m:t>
+        </m:r>
+      </m:oMath>
+      <w:r>
+        <w:t>)</w:t>
+      </w:r>
+    </w:p>
+    <w:p>
+      <w:pPr>
+        <w:pStyle w:val="Listaszerbekezds"/>
+        <w:numPr>
+          <w:ilvl w:val="0"/>
+          <w:numId w:val="2"/>
+        </w:numPr>
+      </w:pPr>
+      <w:r>
+        <w:t>egyenlőség (</w:t>
+      </w:r>
+      <w:r>
+        <w:rPr>
+          <w:rFonts w:ascii="Cambria Math" w:hAnsi="Cambria Math"/>
+        </w:rPr>
+        <w:t>=</w:t>
+      </w:r>
+      <w:r>
+        <w:t>)</w:t>
+      </w:r>
+    </w:p>
+    <w:p>
+      <w:pPr>
+        <w:pStyle w:val="Listaszerbekezds"/>
+        <w:numPr>
+          <w:ilvl w:val="0"/>
+          <w:numId w:val="2"/>
+        </w:numPr>
+      </w:pPr>
+      <w:r>
+        <w:t>egyenlőtlenség (</w:t>
+      </w:r>
+      <w:r>
+        <w:rPr>
+          <w:rFonts w:ascii="Cambria Math" w:hAnsi="Cambria Math"/>
+        </w:rPr>
+        <w:t>≠</w:t>
+      </w:r>
+      <w:r>
+        <w:rPr>
+          <w:rFonts w:ascii="Cambria Math" w:hAnsi="Cambria Math"/>
+        </w:rPr>
+        <w:t xml:space="preserve">, </w:t>
+      </w:r>
+      <w:r>
+        <w:rPr>
+          <w:rFonts w:ascii="Cambria Math" w:hAnsi="Cambria Math"/>
+        </w:rPr>
+        <w:t>≥</w:t>
+      </w:r>
+      <w:r>
+        <w:rPr>
+          <w:rFonts w:ascii="Cambria Math" w:hAnsi="Cambria Math"/>
+        </w:rPr>
+        <w:t xml:space="preserve">, </w:t>
+      </w:r>
+      <w:r>
+        <w:rPr>
+          <w:rFonts w:ascii="Cambria Math" w:hAnsi="Cambria Math"/>
+        </w:rPr>
+        <w:t>≤</w:t>
+      </w:r>
+      <w:r>
+        <w:t>)</w:t>
+      </w:r>
+    </w:p>
+    <w:p>
+      <w:pPr>
+        <w:pStyle w:val="Listaszerbekezds"/>
+        <w:numPr>
+          <w:ilvl w:val="0"/>
+          <w:numId w:val="2"/>
+        </w:numPr>
+      </w:pPr>
+      <w:r>
+        <w:t>szigorú egyenlőtlenség (</w:t>
+      </w:r>
+      <w:r>
+        <w:rPr>
+          <w:rFonts w:ascii="Cambria Math" w:hAnsi="Cambria Math"/>
+        </w:rPr>
+        <w:t>&lt;, &gt;</w:t>
+      </w:r>
+      <w:r>
+        <w:t>)</w:t>
+      </w:r>
+    </w:p>
+    <w:p>
+      <w:pPr>
+        <w:pStyle w:val="Listaszerbekezds"/>
+        <w:numPr>
+          <w:ilvl w:val="0"/>
+          <w:numId w:val="2"/>
+        </w:numPr>
+      </w:pPr>
+      <w:r>
+        <w:t>összeadás (</w:t>
+      </w:r>
+      <w:r>
+        <w:rPr>
+          <w:rFonts w:ascii="Cambria Math" w:hAnsi="Cambria Math"/>
+        </w:rPr>
+        <w:t>+</w:t>
+      </w:r>
+      <w:r>
+        <w:t>)</w:t>
+      </w:r>
+    </w:p>
+    <w:p>
+      <w:pPr>
+        <w:pStyle w:val="Listaszerbekezds"/>
+        <w:numPr>
+          <w:ilvl w:val="0"/>
+          <w:numId w:val="2"/>
+        </w:numPr>
+      </w:pPr>
+      <w:r>
+        <w:t>kivonás (</w:t>
+      </w:r>
+      <w:r>
+        <w:rPr>
+          <w:rFonts w:ascii="Cambria Math" w:hAnsi="Cambria Math"/>
+        </w:rPr>
+        <w:t>–</w:t>
+      </w:r>
+      <w:r>
+        <w:t>)</w:t>
+      </w:r>
+    </w:p>
+    <w:p>
+      <w:pPr>
+        <w:pStyle w:val="Listaszerbekezds"/>
+        <w:numPr>
+          <w:ilvl w:val="0"/>
+          <w:numId w:val="2"/>
+        </w:numPr>
+      </w:pPr>
+      <w:r>
+        <w:t>szorzás (</w:t>
+      </w:r>
+      <w:r>
+        <w:rPr>
+          <w:rFonts w:ascii="Cambria Math" w:hAnsi="Cambria Math"/>
+        </w:rPr>
+        <w:t>×</w:t>
+      </w:r>
+      <w:r>
+        <w:t>)</w:t>
+      </w:r>
+    </w:p>
+    <w:p>
+      <w:pPr>
+        <w:pStyle w:val="Listaszerbekezds"/>
+        <w:numPr>
+          <w:ilvl w:val="0"/>
+          <w:numId w:val="2"/>
+        </w:numPr>
+      </w:pPr>
+      <w:r>
+        <w:t>osztás (</w:t>
+      </w:r>
+      <w:r>
+        <w:rPr>
+          <w:rFonts w:ascii="Cambria Math" w:hAnsi="Cambria Math"/>
+        </w:rPr>
+        <w:t>/</w:t>
+      </w:r>
+      <w:r>
+        <w:t>)</w:t>
+      </w:r>
+    </w:p>
+    <w:p>
+      <w:pPr>
+        <w:pStyle w:val="Listaszerbekezds"/>
+        <w:numPr>
+          <w:ilvl w:val="0"/>
+          <w:numId w:val="2"/>
+        </w:numPr>
+      </w:pPr>
+      <w:r>
+        <w:t>moduló (</w:t>
+      </w:r>
+      <w:r>
+        <w:rPr>
+          <w:rFonts w:ascii="Cambria Math" w:hAnsi="Cambria Math"/>
+        </w:rPr>
+        <w:t>%</w:t>
+      </w:r>
+      <w:r>
+        <w:t>)</w:t>
+      </w:r>
+    </w:p>
+    <w:p>
+      <w:pPr>
+        <w:pStyle w:val="Listaszerbekezds"/>
+        <w:numPr>
+          <w:ilvl w:val="0"/>
+          <w:numId w:val="2"/>
+        </w:numPr>
+      </w:pPr>
+      <w:r>
+        <w:t>hatványozás (</w:t>
+      </w:r>
+      <m:oMath>
+        <m:sSup>
+          <m:sSupPr>
+            <m:ctrlPr>
+              <w:rPr>
+                <w:rFonts w:ascii="Cambria Math" w:hAnsi="Cambria Math"/>
+                <w:i/>
+              </w:rPr>
+            </m:ctrlPr>
+          </m:sSupPr>
+          <m:e>
+            <m:r>
+              <w:rPr>
+                <w:rFonts w:ascii="Cambria Math" w:hAnsi="Cambria Math"/>
+              </w:rPr>
+              <m:t>x</m:t>
+            </m:r>
+          </m:e>
+          <m:sup>
+            <m:r>
+              <w:rPr>
+                <w:rFonts w:ascii="Cambria Math" w:hAnsi="Cambria Math"/>
+              </w:rPr>
+              <m:t>n</m:t>
+            </m:r>
+          </m:sup>
+        </m:sSup>
+      </m:oMath>
+      <w:r>
+        <w:t>)</w:t>
+      </w:r>
+    </w:p>
+    <w:p>
+      <w:pPr>
+        <w:pStyle w:val="Listaszerbekezds"/>
+        <w:numPr>
+          <w:ilvl w:val="0"/>
+          <w:numId w:val="2"/>
+        </w:numPr>
+      </w:pPr>
+      <w:r>
+        <w:t>gyökvonás (</w:t>
+      </w:r>
+      <m:oMath>
+        <m:rad>
+          <m:radPr>
+            <m:ctrlPr>
+              <w:rPr>
+                <w:rFonts w:ascii="Cambria Math" w:hAnsi="Cambria Math"/>
+                <w:i/>
+              </w:rPr>
+            </m:ctrlPr>
+          </m:radPr>
+          <m:deg>
+            <m:r>
+              <w:rPr>
+                <w:rFonts w:ascii="Cambria Math" w:hAnsi="Cambria Math"/>
+              </w:rPr>
+              <m:t>n</m:t>
+            </m:r>
+          </m:deg>
+          <m:e>
+            <m:r>
+              <w:rPr>
+                <w:rFonts w:ascii="Cambria Math" w:hAnsi="Cambria Math"/>
+              </w:rPr>
+              <m:t>x</m:t>
+            </m:r>
+          </m:e>
+        </m:rad>
+      </m:oMath>
+      <w:r>
+        <w:t>)</w:t>
+      </w:r>
+    </w:p>
+    <w:p>
+      <w:pPr>
+        <w:pStyle w:val="Cmsor2"/>
+      </w:pPr>
+      <w:bookmarkStart w:id="18" w:name="_Toc218619930"/>
+      <w:r>
+        <w:lastRenderedPageBreak/>
+        <w:t>Számológép megvalósítása</w:t>
+      </w:r>
+      <w:bookmarkEnd w:id="18"/>
     </w:p>
     <w:p>
       <w:pPr>
         <w:pStyle w:val="Cmsor3"/>
       </w:pPr>
-      <w:bookmarkStart w:id="17" w:name="_Toc218480696"/>
-      <w:r>
-        <w:t>Racionális szám típus (Rational)</w:t>
-      </w:r>
-      <w:bookmarkEnd w:id="17"/>
+      <w:bookmarkStart w:id="19" w:name="_Toc218619931"/>
+      <w:r>
+        <w:t>Parser</w:t>
+      </w:r>
+      <w:bookmarkEnd w:id="19"/>
+    </w:p>
+    <w:p>
+      <w:pPr>
+        <w:pStyle w:val="Cmsor3"/>
+      </w:pPr>
+      <w:bookmarkStart w:id="20" w:name="_Toc218619932"/>
+      <w:r>
+        <w:t>Általános számológép (Standard)</w:t>
+      </w:r>
+      <w:bookmarkEnd w:id="20"/>
+    </w:p>
+    <w:p>
+      <w:pPr>
+        <w:pStyle w:val="Cmsor3"/>
+      </w:pPr>
+      <w:bookmarkStart w:id="21" w:name="_Toc218619933"/>
+      <w:r>
+        <w:t>Euklideszi tér számológép (EuclideanSpace)</w:t>
+      </w:r>
+      <w:bookmarkEnd w:id="21"/>
+    </w:p>
+    <w:p>
+      <w:pPr>
+        <w:pStyle w:val="Cmsor3"/>
+      </w:pPr>
+      <w:bookmarkStart w:id="22" w:name="_Toc218619934"/>
+      <w:r>
+        <w:t>Polinom számológép (Polynomials)</w:t>
+      </w:r>
+      <w:bookmarkEnd w:id="22"/>
+    </w:p>
+    <w:p>
+      <w:pPr>
+        <w:pStyle w:val="Cmsor3"/>
+      </w:pPr>
+      <w:bookmarkStart w:id="23" w:name="_Toc218619935"/>
+      <w:r>
+        <w:t>Integrálközelítés számológép (Integral)</w:t>
+      </w:r>
+      <w:bookmarkEnd w:id="23"/>
     </w:p>
     <w:p>
       <w:pPr>
         <w:pStyle w:val="Cmsor2"/>
       </w:pPr>
-      <w:bookmarkStart w:id="18" w:name="_Toc218480697"/>
-      <w:r>
-        <w:t>Számológép megvalósítása</w:t>
-      </w:r>
-      <w:bookmarkEnd w:id="18"/>
+      <w:bookmarkStart w:id="24" w:name="_Toc218619936"/>
+      <w:r>
+        <w:t>Vizuális számológép megvalósítása</w:t>
+      </w:r>
+      <w:bookmarkEnd w:id="24"/>
     </w:p>
     <w:p>
       <w:pPr>
         <w:pStyle w:val="Cmsor3"/>
       </w:pPr>
-      <w:bookmarkStart w:id="19" w:name="_Toc218480698"/>
-      <w:r>
-        <w:t>Parser</w:t>
-      </w:r>
-      <w:bookmarkEnd w:id="19"/>
+      <w:bookmarkStart w:id="25" w:name="_Toc218619937"/>
+      <w:r>
+        <w:t>Funkciók</w:t>
+      </w:r>
+      <w:bookmarkEnd w:id="25"/>
+    </w:p>
+    <w:p>
+      <w:pPr>
+        <w:pStyle w:val="Cmsor2"/>
+      </w:pPr>
+      <w:bookmarkStart w:id="26" w:name="_Toc218619938"/>
+      <w:r>
+        <w:t>Jövőbeli fejlesztések</w:t>
+      </w:r>
+      <w:bookmarkEnd w:id="26"/>
     </w:p>
     <w:p>
       <w:pPr>
         <w:pStyle w:val="Cmsor3"/>
       </w:pPr>
-      <w:bookmarkStart w:id="20" w:name="_Toc218480699"/>
-      <w:r>
-        <w:t>Általános számológép (Standard)</w:t>
-      </w:r>
-      <w:bookmarkEnd w:id="20"/>
+      <w:bookmarkStart w:id="27" w:name="_Toc218619939"/>
+      <w:r>
+        <w:t>Teljesítményt növelő fejlesztések</w:t>
+      </w:r>
+      <w:bookmarkEnd w:id="27"/>
     </w:p>
     <w:p>
       <w:pPr>
         <w:pStyle w:val="Cmsor3"/>
       </w:pPr>
-      <w:bookmarkStart w:id="21" w:name="_Toc218480700"/>
-      <w:r>
-        <w:t>Euklideszi tér számológép (</w:t>
-      </w:r>
-      <w:proofErr w:type="spellStart"/>
-      <w:r>
-        <w:t>EuclideanSpace</w:t>
-      </w:r>
-      <w:proofErr w:type="spellEnd"/>
-      <w:r>
-        <w:t>)</w:t>
-      </w:r>
-      <w:bookmarkEnd w:id="21"/>
+      <w:bookmarkStart w:id="28" w:name="_Toc218619940"/>
+      <w:r>
+        <w:t>Bővítmények</w:t>
+      </w:r>
+      <w:bookmarkEnd w:id="28"/>
     </w:p>
     <w:p>
       <w:pPr>
         <w:pStyle w:val="Cmsor3"/>
       </w:pPr>
-      <w:bookmarkStart w:id="22" w:name="_Toc218480701"/>
-      <w:r>
-        <w:t>Polinom számológép (</w:t>
-      </w:r>
-      <w:proofErr w:type="spellStart"/>
-      <w:r>
-        <w:t>Polynomials</w:t>
-      </w:r>
-      <w:proofErr w:type="spellEnd"/>
-      <w:r>
-        <w:t>)</w:t>
-      </w:r>
-      <w:bookmarkEnd w:id="22"/>
-    </w:p>
-    <w:p>
-      <w:pPr>
-        <w:pStyle w:val="Cmsor3"/>
-      </w:pPr>
-      <w:bookmarkStart w:id="23" w:name="_Toc218480702"/>
-      <w:r>
-        <w:t>Integrálközelítés számológép (</w:t>
-      </w:r>
-      <w:proofErr w:type="spellStart"/>
-      <w:r>
-        <w:t>Integral</w:t>
-      </w:r>
-      <w:proofErr w:type="spellEnd"/>
-      <w:r>
-        <w:t>)</w:t>
-      </w:r>
-      <w:bookmarkEnd w:id="23"/>
+      <w:bookmarkStart w:id="29" w:name="_Toc218619941"/>
+      <w:r>
+        <w:t>Más nyelvekre kiterjesztés</w:t>
+      </w:r>
+      <w:bookmarkEnd w:id="29"/>
     </w:p>
     <w:p>
       <w:pPr>
         <w:pStyle w:val="Cmsor2"/>
       </w:pPr>
-      <w:bookmarkStart w:id="24" w:name="_Toc218480703"/>
-      <w:r>
-        <w:t>Vizuális számológép megvalósítása</w:t>
-      </w:r>
-      <w:bookmarkEnd w:id="24"/>
-    </w:p>
-    <w:p>
-      <w:pPr>
-        <w:pStyle w:val="Cmsor3"/>
-      </w:pPr>
-      <w:bookmarkStart w:id="25" w:name="_Toc218480704"/>
-      <w:r>
-        <w:t>Funkciók</w:t>
-      </w:r>
-      <w:bookmarkEnd w:id="25"/>
-    </w:p>
-    <w:p>
-      <w:pPr>
-        <w:pStyle w:val="Cmsor2"/>
-      </w:pPr>
-      <w:bookmarkStart w:id="26" w:name="_Toc218480705"/>
-      <w:r>
-        <w:t>Jövőbeli fejlesztések</w:t>
-      </w:r>
-      <w:bookmarkEnd w:id="26"/>
-    </w:p>
-    <w:p>
-      <w:pPr>
-        <w:pStyle w:val="Cmsor3"/>
-      </w:pPr>
-      <w:bookmarkStart w:id="27" w:name="_Toc218480706"/>
-      <w:r>
-        <w:t>Teljesítményt növelő fejlesztések</w:t>
-      </w:r>
-      <w:bookmarkEnd w:id="27"/>
-    </w:p>
-    <w:p>
-      <w:pPr>
-        <w:pStyle w:val="Cmsor3"/>
-      </w:pPr>
-      <w:bookmarkStart w:id="28" w:name="_Toc218480707"/>
-      <w:r>
-        <w:t>Bővítmények</w:t>
-      </w:r>
-      <w:bookmarkEnd w:id="28"/>
-    </w:p>
-    <w:p>
-      <w:pPr>
-        <w:pStyle w:val="Cmsor3"/>
-      </w:pPr>
-      <w:bookmarkStart w:id="29" w:name="_Toc218480708"/>
-      <w:r>
-        <w:t>Más nyelvekre kiterjesztés</w:t>
-      </w:r>
-      <w:bookmarkEnd w:id="29"/>
-    </w:p>
-    <w:p>
-      <w:pPr>
-        <w:pStyle w:val="Cmsor2"/>
-      </w:pPr>
-      <w:bookmarkStart w:id="30" w:name="_Toc218480709"/>
+      <w:bookmarkStart w:id="30" w:name="_Toc218619942"/>
       <w:r>
         <w:t>Köszönetnyilvánítás</w:t>
       </w:r>
@@ -4754,7 +6297,7 @@
       </w:r>
     </w:p>
     <w:sectPr>
-      <w:footerReference w:type="default" r:id="rId7"/>
+      <w:footerReference w:type="default" r:id="rId8"/>
       <w:pgSz w:w="11906" w:h="16838"/>
       <w:pgMar w:top="1417" w:right="1417" w:bottom="1417" w:left="1417" w:header="708" w:footer="708" w:gutter="0"/>
       <w:pgNumType w:start="0"/>
@@ -5843,7 +7386,7 @@
   <w:style w:type="paragraph" w:default="1" w:styleId="Norml">
     <w:name w:val="Normal"/>
     <w:qFormat/>
-    <w:rsid w:val="00132E91"/>
+    <w:rsid w:val="001B48FA"/>
     <w:pPr>
       <w:spacing w:line="360" w:lineRule="auto"/>
       <w:ind w:firstLine="227"/>
@@ -6810,4 +8353,16 @@
     </a:ext>
   </a:extLst>
 </a:theme>
+</file>
+
+<file path=customXml/item1.xml><?xml version="1.0" encoding="utf-8"?>
+<b:Sources xmlns:b="http://schemas.openxmlformats.org/officeDocument/2006/bibliography" xmlns="http://schemas.openxmlformats.org/officeDocument/2006/bibliography" SelectedStyle="\APASixthEditionOfficeOnline.xsl" StyleName="APA" Version="6"/>
+</file>
+
+<file path=customXml/itemProps1.xml><?xml version="1.0" encoding="utf-8"?>
+<ds:datastoreItem xmlns:ds="http://schemas.openxmlformats.org/officeDocument/2006/customXml" ds:itemID="{3880EDC1-3ABD-4269-A144-22FDE4C82904}">
+  <ds:schemaRefs>
+    <ds:schemaRef ds:uri="http://schemas.openxmlformats.org/officeDocument/2006/bibliography"/>
+  </ds:schemaRefs>
+</ds:datastoreItem>
 </file>
--- a/Documentation.docx
+++ b/Documentation.docx
@@ -3644,7 +3644,7 @@
         <w:t xml:space="preserve">a hétköznapi helyzetek többségére tökéletesen megfelelő a lebegőpontos számtípusok használata. Viszont remélem sikerült rámutatnom olyan szembetűnő </w:t>
       </w:r>
       <w:r>
-        <w:t>tulajdonságokra</w:t>
+        <w:t>tökéletlenségekre</w:t>
       </w:r>
       <w:r>
         <w:t>, amik egyértelműsítik, hogy vannak olyan helyzetek, amikor nem ez a megfelelő eszköz a feladatra.</w:t>
@@ -4605,19 +4605,7 @@
     </w:p>
     <w:p>
       <w:r>
-        <w:t>Ennek a számtípusnak a halmazába a</w:t>
-      </w:r>
-      <w:r>
-        <w:t>z</w:t>
-      </w:r>
-      <w:r>
-        <w:t xml:space="preserve"> egész számok tartoz</w:t>
-      </w:r>
-      <w:r>
-        <w:t>nak</w:t>
-      </w:r>
-      <w:r>
-        <w:t>.</w:t>
+        <w:t>Ennek a számtípusnak a halmazába az egész számok tartoznak.</w:t>
       </w:r>
     </w:p>
     <w:p>
@@ -5337,16 +5325,7 @@
         <w:t xml:space="preserve"> </w:t>
       </w:r>
       <w:r>
-        <w:t xml:space="preserve">a halmazába a </w:t>
-      </w:r>
-      <w:r>
-        <w:t>véges sok számjeggyel rendelkező</w:t>
-      </w:r>
-      <w:r>
-        <w:t xml:space="preserve"> számok tartoz</w:t>
-      </w:r>
-      <w:r>
-        <w:t>nak</w:t>
+        <w:t>a halmazába a véges sok számjeggyel rendelkező számok tartoznak</w:t>
       </w:r>
       <w:r>
         <w:t>, vagyis amiknek akár szabad kézzel is le tudnánk írni az összes számjegyét.</w:t>
@@ -5747,30 +5726,12 @@
     </w:p>
     <w:p>
       <w:r>
-        <w:t xml:space="preserve">Ennek a számtípusnak a halmazába a </w:t>
-      </w:r>
-      <w:r>
-        <w:t>racionális</w:t>
-      </w:r>
-      <w:r>
-        <w:t xml:space="preserve"> számok </w:t>
-      </w:r>
-      <w:r>
-        <w:t>tartoznak</w:t>
-      </w:r>
-      <w:r>
-        <w:t>.</w:t>
-      </w:r>
-    </w:p>
-    <w:p>
-      <w:r>
-        <w:t xml:space="preserve">A típus számlálónak Leírható, nevezőnek pedig Pozitív </w:t>
-      </w:r>
-      <w:r>
-        <w:t>számtípust</w:t>
-      </w:r>
-      <w:r>
-        <w:t xml:space="preserve"> használ, így gondoskodva a hatékonyan lekérdezhető előjelről.</w:t>
+        <w:t>Ennek a számtípusnak a halmazába a racionális számok tartoznak.</w:t>
+      </w:r>
+    </w:p>
+    <w:p>
+      <w:r>
+        <w:t>A típus számlálónak Leírható, nevezőnek pedig Pozitív számtípust használ, így gondoskodva a hatékonyan lekérdezhető előjelről.</w:t>
       </w:r>
     </w:p>
     <w:p>

--- a/Documentation.docx
+++ b/Documentation.docx
@@ -3701,7 +3701,15 @@
         <w:jc w:val="center"/>
       </w:pPr>
       <w:r>
-        <w:t>&lt;kép egy 0-nál kisebb számról ami rövidebb mint a fractionLength&gt;</w:t>
+        <w:t xml:space="preserve">&lt;kép egy 0-nál kisebb számról ami rövidebb mint a </w:t>
+      </w:r>
+      <w:proofErr w:type="spellStart"/>
+      <w:r>
+        <w:t>fractionLength</w:t>
+      </w:r>
+      <w:proofErr w:type="spellEnd"/>
+      <w:r>
+        <w:t>&gt;</w:t>
       </w:r>
     </w:p>
     <w:p>
@@ -4226,8 +4234,13 @@
         <w:t>long</w:t>
       </w:r>
       <w:r>
-        <w:t xml:space="preserve"> long</w:t>
-      </w:r>
+        <w:t xml:space="preserve"> </w:t>
+      </w:r>
+      <w:proofErr w:type="spellStart"/>
+      <w:r>
+        <w:t>long</w:t>
+      </w:r>
+      <w:proofErr w:type="spellEnd"/>
       <w:r>
         <w:t xml:space="preserve"> számtípus</w:t>
       </w:r>
@@ -4594,10 +4607,896 @@
       </w:r>
     </w:p>
     <w:p>
+      <w:bookmarkStart w:id="14" w:name="_Toc218619926"/>
+      <w:r>
+        <w:t>Érdemes még pár szót ejteni a hatványozás és a gyökvonás megvalósításáról, ugyanis ezen értékek számítási technikája eltér az iskolában tanult módszerekétől.</w:t>
+      </w:r>
+    </w:p>
+    <w:p>
+      <w:r>
+        <w:rPr>
+          <w:b/>
+          <w:bCs/>
+        </w:rPr>
+        <w:t>Hatványozásnál</w:t>
+      </w:r>
+      <w:r>
+        <w:t xml:space="preserve"> alapesetben annyi szorzást kellene végeznünk amennyi a kitevő értéke. Magas hatványkitevők esetén ez a módszer borzasztó költséges és lassú. A szorzatok csoportosításával azonban jól láthatóvá válik, hogy ez a technika fölöslegesen végez ennyi szorzást:</w:t>
+      </w:r>
+    </w:p>
+    <w:p>
+      <w:pPr>
+        <w:ind w:left="227"/>
+        <w:rPr>
+          <w:rFonts w:eastAsiaTheme="minorEastAsia"/>
+        </w:rPr>
+      </w:pPr>
+      <m:oMathPara>
+        <m:oMath>
+          <m:sSup>
+            <m:sSupPr>
+              <m:ctrlPr>
+                <w:rPr>
+                  <w:rFonts w:ascii="Cambria Math" w:hAnsi="Cambria Math"/>
+                  <w:i/>
+                </w:rPr>
+              </m:ctrlPr>
+            </m:sSupPr>
+            <m:e>
+              <m:r>
+                <w:rPr>
+                  <w:rFonts w:ascii="Cambria Math" w:hAnsi="Cambria Math"/>
+                </w:rPr>
+                <m:t>2</m:t>
+              </m:r>
+            </m:e>
+            <m:sup>
+              <m:r>
+                <w:rPr>
+                  <w:rFonts w:ascii="Cambria Math" w:hAnsi="Cambria Math"/>
+                </w:rPr>
+                <m:t>8</m:t>
+              </m:r>
+            </m:sup>
+          </m:sSup>
+          <m:r>
+            <w:rPr>
+              <w:rFonts w:ascii="Cambria Math" w:hAnsi="Cambria Math"/>
+            </w:rPr>
+            <m:t>=2×2×2×2×2×2×2×2</m:t>
+          </m:r>
+          <m:r>
+            <w:rPr>
+              <w:rFonts w:ascii="Cambria Math" w:eastAsiaTheme="minorEastAsia" w:hAnsi="Cambria Math"/>
+            </w:rPr>
+            <m:t>=</m:t>
+          </m:r>
+          <m:d>
+            <m:dPr>
+              <m:ctrlPr>
+                <w:rPr>
+                  <w:rFonts w:ascii="Cambria Math" w:eastAsiaTheme="minorEastAsia" w:hAnsi="Cambria Math"/>
+                  <w:i/>
+                </w:rPr>
+              </m:ctrlPr>
+            </m:dPr>
+            <m:e>
+              <m:r>
+                <w:rPr>
+                  <w:rFonts w:ascii="Cambria Math" w:eastAsiaTheme="minorEastAsia" w:hAnsi="Cambria Math"/>
+                </w:rPr>
+                <m:t>2×2×2×2</m:t>
+              </m:r>
+            </m:e>
+          </m:d>
+          <m:r>
+            <w:rPr>
+              <w:rFonts w:ascii="Cambria Math" w:eastAsiaTheme="minorEastAsia" w:hAnsi="Cambria Math"/>
+            </w:rPr>
+            <m:t>×</m:t>
+          </m:r>
+          <m:d>
+            <m:dPr>
+              <m:ctrlPr>
+                <w:rPr>
+                  <w:rFonts w:ascii="Cambria Math" w:eastAsiaTheme="minorEastAsia" w:hAnsi="Cambria Math"/>
+                  <w:i/>
+                </w:rPr>
+              </m:ctrlPr>
+            </m:dPr>
+            <m:e>
+              <m:r>
+                <w:rPr>
+                  <w:rFonts w:ascii="Cambria Math" w:eastAsiaTheme="minorEastAsia" w:hAnsi="Cambria Math"/>
+                </w:rPr>
+                <m:t>2×2×</m:t>
+              </m:r>
+              <m:r>
+                <w:rPr>
+                  <w:rFonts w:ascii="Cambria Math" w:eastAsiaTheme="minorEastAsia" w:hAnsi="Cambria Math"/>
+                </w:rPr>
+                <m:t>2×2</m:t>
+              </m:r>
+            </m:e>
+          </m:d>
+          <m:r>
+            <w:rPr>
+              <w:rFonts w:ascii="Cambria Math" w:eastAsiaTheme="minorEastAsia" w:hAnsi="Cambria Math"/>
+            </w:rPr>
+            <m:t>=</m:t>
+          </m:r>
+          <m:sSup>
+            <m:sSupPr>
+              <m:ctrlPr>
+                <w:rPr>
+                  <w:rFonts w:ascii="Cambria Math" w:eastAsiaTheme="minorEastAsia" w:hAnsi="Cambria Math"/>
+                  <w:i/>
+                </w:rPr>
+              </m:ctrlPr>
+            </m:sSupPr>
+            <m:e>
+              <m:r>
+                <w:rPr>
+                  <w:rFonts w:ascii="Cambria Math" w:eastAsiaTheme="minorEastAsia" w:hAnsi="Cambria Math"/>
+                </w:rPr>
+                <m:t>(</m:t>
+              </m:r>
+              <m:sSup>
+                <m:sSupPr>
+                  <m:ctrlPr>
+                    <w:rPr>
+                      <w:rFonts w:ascii="Cambria Math" w:eastAsiaTheme="minorEastAsia" w:hAnsi="Cambria Math"/>
+                      <w:i/>
+                    </w:rPr>
+                  </m:ctrlPr>
+                </m:sSupPr>
+                <m:e>
+                  <m:r>
+                    <w:rPr>
+                      <w:rFonts w:ascii="Cambria Math" w:eastAsiaTheme="minorEastAsia" w:hAnsi="Cambria Math"/>
+                    </w:rPr>
+                    <m:t>2</m:t>
+                  </m:r>
+                </m:e>
+                <m:sup>
+                  <m:r>
+                    <w:rPr>
+                      <w:rFonts w:ascii="Cambria Math" w:eastAsiaTheme="minorEastAsia" w:hAnsi="Cambria Math"/>
+                    </w:rPr>
+                    <m:t>4</m:t>
+                  </m:r>
+                </m:sup>
+              </m:sSup>
+              <m:r>
+                <w:rPr>
+                  <w:rFonts w:ascii="Cambria Math" w:eastAsiaTheme="minorEastAsia" w:hAnsi="Cambria Math"/>
+                </w:rPr>
+                <m:t>)</m:t>
+              </m:r>
+            </m:e>
+            <m:sup>
+              <m:r>
+                <w:rPr>
+                  <w:rFonts w:ascii="Cambria Math" w:eastAsiaTheme="minorEastAsia" w:hAnsi="Cambria Math"/>
+                </w:rPr>
+                <m:t>2</m:t>
+              </m:r>
+            </m:sup>
+          </m:sSup>
+        </m:oMath>
+      </m:oMathPara>
+    </w:p>
+    <w:p>
+      <w:r>
+        <w:t xml:space="preserve">Ezzel az eljárással </w:t>
+      </w:r>
+      <w:r>
+        <w:t>máris a felére (5 a 8 helyett) csökkentettük a szükséges lépések számát.</w:t>
+      </w:r>
+      <w:r>
+        <w:t xml:space="preserve"> Ha megismételjük még egyszer, akkor még jobb eredményt érhetünk el:</w:t>
+      </w:r>
+    </w:p>
+    <w:p>
+      <w:pPr>
+        <w:rPr>
+          <w:rFonts w:eastAsiaTheme="minorEastAsia"/>
+        </w:rPr>
+      </w:pPr>
+      <m:oMathPara>
+        <m:oMathParaPr>
+          <m:jc m:val="center"/>
+        </m:oMathParaPr>
+        <m:oMath>
+          <m:sSup>
+            <m:sSupPr>
+              <m:ctrlPr>
+                <w:rPr>
+                  <w:rFonts w:ascii="Cambria Math" w:hAnsi="Cambria Math"/>
+                  <w:i/>
+                </w:rPr>
+              </m:ctrlPr>
+            </m:sSupPr>
+            <m:e>
+              <m:r>
+                <w:rPr>
+                  <w:rFonts w:ascii="Cambria Math" w:hAnsi="Cambria Math"/>
+                </w:rPr>
+                <m:t>2</m:t>
+              </m:r>
+            </m:e>
+            <m:sup>
+              <m:r>
+                <w:rPr>
+                  <w:rFonts w:ascii="Cambria Math" w:hAnsi="Cambria Math"/>
+                </w:rPr>
+                <m:t>8</m:t>
+              </m:r>
+            </m:sup>
+          </m:sSup>
+          <m:r>
+            <w:rPr>
+              <w:rFonts w:ascii="Cambria Math" w:eastAsiaTheme="minorEastAsia" w:hAnsi="Cambria Math"/>
+            </w:rPr>
+            <m:t>=</m:t>
+          </m:r>
+          <m:r>
+            <w:rPr>
+              <w:rFonts w:ascii="Cambria Math" w:hAnsi="Cambria Math"/>
+            </w:rPr>
+            <m:t>2×2×2×2×2×2×2×2</m:t>
+          </m:r>
+          <m:r>
+            <w:rPr>
+              <w:rFonts w:ascii="Cambria Math" w:eastAsiaTheme="minorEastAsia" w:hAnsi="Cambria Math"/>
+            </w:rPr>
+            <m:t>=</m:t>
+          </m:r>
+          <m:d>
+            <m:dPr>
+              <m:ctrlPr>
+                <w:rPr>
+                  <w:rFonts w:ascii="Cambria Math" w:eastAsiaTheme="minorEastAsia" w:hAnsi="Cambria Math"/>
+                  <w:i/>
+                </w:rPr>
+              </m:ctrlPr>
+            </m:dPr>
+            <m:e>
+              <m:r>
+                <w:rPr>
+                  <w:rFonts w:ascii="Cambria Math" w:eastAsiaTheme="minorEastAsia" w:hAnsi="Cambria Math"/>
+                </w:rPr>
+                <m:t>2×2×2×2</m:t>
+              </m:r>
+            </m:e>
+          </m:d>
+          <m:r>
+            <w:rPr>
+              <w:rFonts w:ascii="Cambria Math" w:eastAsiaTheme="minorEastAsia" w:hAnsi="Cambria Math"/>
+            </w:rPr>
+            <m:t>×</m:t>
+          </m:r>
+          <m:d>
+            <m:dPr>
+              <m:ctrlPr>
+                <w:rPr>
+                  <w:rFonts w:ascii="Cambria Math" w:eastAsiaTheme="minorEastAsia" w:hAnsi="Cambria Math"/>
+                  <w:i/>
+                </w:rPr>
+              </m:ctrlPr>
+            </m:dPr>
+            <m:e>
+              <m:r>
+                <w:rPr>
+                  <w:rFonts w:ascii="Cambria Math" w:eastAsiaTheme="minorEastAsia" w:hAnsi="Cambria Math"/>
+                </w:rPr>
+                <m:t>2×2×2×2</m:t>
+              </m:r>
+            </m:e>
+          </m:d>
+          <m:r>
+            <w:rPr>
+              <w:rFonts w:ascii="Cambria Math" w:eastAsiaTheme="minorEastAsia" w:hAnsi="Cambria Math"/>
+            </w:rPr>
+            <m:t>=</m:t>
+          </m:r>
+          <m:r>
+            <w:rPr>
+              <w:rFonts w:ascii="Cambria Math" w:eastAsiaTheme="minorEastAsia" w:hAnsi="Cambria Math"/>
+            </w:rPr>
+            <m:t>=</m:t>
+          </m:r>
+          <m:d>
+            <m:dPr>
+              <m:ctrlPr>
+                <w:rPr>
+                  <w:rFonts w:ascii="Cambria Math" w:eastAsiaTheme="minorEastAsia" w:hAnsi="Cambria Math"/>
+                  <w:i/>
+                </w:rPr>
+              </m:ctrlPr>
+            </m:dPr>
+            <m:e>
+              <m:d>
+                <m:dPr>
+                  <m:ctrlPr>
+                    <w:rPr>
+                      <w:rFonts w:ascii="Cambria Math" w:eastAsiaTheme="minorEastAsia" w:hAnsi="Cambria Math"/>
+                      <w:i/>
+                    </w:rPr>
+                  </m:ctrlPr>
+                </m:dPr>
+                <m:e>
+                  <m:r>
+                    <w:rPr>
+                      <w:rFonts w:ascii="Cambria Math" w:eastAsiaTheme="minorEastAsia" w:hAnsi="Cambria Math"/>
+                    </w:rPr>
+                    <m:t>2×2</m:t>
+                  </m:r>
+                </m:e>
+              </m:d>
+              <m:r>
+                <w:rPr>
+                  <w:rFonts w:ascii="Cambria Math" w:eastAsiaTheme="minorEastAsia" w:hAnsi="Cambria Math"/>
+                </w:rPr>
+                <m:t>×</m:t>
+              </m:r>
+              <m:d>
+                <m:dPr>
+                  <m:ctrlPr>
+                    <w:rPr>
+                      <w:rFonts w:ascii="Cambria Math" w:eastAsiaTheme="minorEastAsia" w:hAnsi="Cambria Math"/>
+                      <w:i/>
+                    </w:rPr>
+                  </m:ctrlPr>
+                </m:dPr>
+                <m:e>
+                  <m:r>
+                    <w:rPr>
+                      <w:rFonts w:ascii="Cambria Math" w:eastAsiaTheme="minorEastAsia" w:hAnsi="Cambria Math"/>
+                    </w:rPr>
+                    <m:t>2×2</m:t>
+                  </m:r>
+                </m:e>
+              </m:d>
+            </m:e>
+          </m:d>
+          <m:r>
+            <w:rPr>
+              <w:rFonts w:ascii="Cambria Math" w:eastAsiaTheme="minorEastAsia" w:hAnsi="Cambria Math"/>
+            </w:rPr>
+            <m:t>×</m:t>
+          </m:r>
+          <m:d>
+            <m:dPr>
+              <m:ctrlPr>
+                <w:rPr>
+                  <w:rFonts w:ascii="Cambria Math" w:eastAsiaTheme="minorEastAsia" w:hAnsi="Cambria Math"/>
+                  <w:i/>
+                </w:rPr>
+              </m:ctrlPr>
+            </m:dPr>
+            <m:e>
+              <m:d>
+                <m:dPr>
+                  <m:ctrlPr>
+                    <w:rPr>
+                      <w:rFonts w:ascii="Cambria Math" w:eastAsiaTheme="minorEastAsia" w:hAnsi="Cambria Math"/>
+                      <w:i/>
+                    </w:rPr>
+                  </m:ctrlPr>
+                </m:dPr>
+                <m:e>
+                  <m:r>
+                    <w:rPr>
+                      <w:rFonts w:ascii="Cambria Math" w:eastAsiaTheme="minorEastAsia" w:hAnsi="Cambria Math"/>
+                    </w:rPr>
+                    <m:t>2×2</m:t>
+                  </m:r>
+                </m:e>
+              </m:d>
+              <m:r>
+                <w:rPr>
+                  <w:rFonts w:ascii="Cambria Math" w:eastAsiaTheme="minorEastAsia" w:hAnsi="Cambria Math"/>
+                </w:rPr>
+                <m:t>×</m:t>
+              </m:r>
+              <m:d>
+                <m:dPr>
+                  <m:ctrlPr>
+                    <w:rPr>
+                      <w:rFonts w:ascii="Cambria Math" w:eastAsiaTheme="minorEastAsia" w:hAnsi="Cambria Math"/>
+                      <w:i/>
+                    </w:rPr>
+                  </m:ctrlPr>
+                </m:dPr>
+                <m:e>
+                  <m:r>
+                    <w:rPr>
+                      <w:rFonts w:ascii="Cambria Math" w:eastAsiaTheme="minorEastAsia" w:hAnsi="Cambria Math"/>
+                    </w:rPr>
+                    <m:t>2×2</m:t>
+                  </m:r>
+                </m:e>
+              </m:d>
+            </m:e>
+          </m:d>
+          <m:r>
+            <w:rPr>
+              <w:rFonts w:ascii="Cambria Math" w:eastAsiaTheme="minorEastAsia" w:hAnsi="Cambria Math"/>
+            </w:rPr>
+            <m:t>=</m:t>
+          </m:r>
+          <m:sSup>
+            <m:sSupPr>
+              <m:ctrlPr>
+                <w:rPr>
+                  <w:rFonts w:ascii="Cambria Math" w:eastAsiaTheme="minorEastAsia" w:hAnsi="Cambria Math"/>
+                  <w:i/>
+                </w:rPr>
+              </m:ctrlPr>
+            </m:sSupPr>
+            <m:e>
+              <m:d>
+                <m:dPr>
+                  <m:ctrlPr>
+                    <w:rPr>
+                      <w:rFonts w:ascii="Cambria Math" w:eastAsiaTheme="minorEastAsia" w:hAnsi="Cambria Math"/>
+                      <w:i/>
+                    </w:rPr>
+                  </m:ctrlPr>
+                </m:dPr>
+                <m:e>
+                  <m:sSup>
+                    <m:sSupPr>
+                      <m:ctrlPr>
+                        <w:rPr>
+                          <w:rFonts w:ascii="Cambria Math" w:eastAsiaTheme="minorEastAsia" w:hAnsi="Cambria Math"/>
+                          <w:i/>
+                        </w:rPr>
+                      </m:ctrlPr>
+                    </m:sSupPr>
+                    <m:e>
+                      <m:d>
+                        <m:dPr>
+                          <m:ctrlPr>
+                            <w:rPr>
+                              <w:rFonts w:ascii="Cambria Math" w:eastAsiaTheme="minorEastAsia" w:hAnsi="Cambria Math"/>
+                              <w:i/>
+                            </w:rPr>
+                          </m:ctrlPr>
+                        </m:dPr>
+                        <m:e>
+                          <m:sSup>
+                            <m:sSupPr>
+                              <m:ctrlPr>
+                                <w:rPr>
+                                  <w:rFonts w:ascii="Cambria Math" w:eastAsiaTheme="minorEastAsia" w:hAnsi="Cambria Math"/>
+                                  <w:i/>
+                                </w:rPr>
+                              </m:ctrlPr>
+                            </m:sSupPr>
+                            <m:e>
+                              <m:r>
+                                <w:rPr>
+                                  <w:rFonts w:ascii="Cambria Math" w:eastAsiaTheme="minorEastAsia" w:hAnsi="Cambria Math"/>
+                                </w:rPr>
+                                <m:t>2</m:t>
+                              </m:r>
+                            </m:e>
+                            <m:sup>
+                              <m:r>
+                                <w:rPr>
+                                  <w:rFonts w:ascii="Cambria Math" w:eastAsiaTheme="minorEastAsia" w:hAnsi="Cambria Math"/>
+                                </w:rPr>
+                                <m:t>2</m:t>
+                              </m:r>
+                            </m:sup>
+                          </m:sSup>
+                        </m:e>
+                      </m:d>
+                    </m:e>
+                    <m:sup>
+                      <m:r>
+                        <w:rPr>
+                          <w:rFonts w:ascii="Cambria Math" w:eastAsiaTheme="minorEastAsia" w:hAnsi="Cambria Math"/>
+                        </w:rPr>
+                        <m:t>2</m:t>
+                      </m:r>
+                    </m:sup>
+                  </m:sSup>
+                </m:e>
+              </m:d>
+            </m:e>
+            <m:sup>
+              <m:r>
+                <w:rPr>
+                  <w:rFonts w:ascii="Cambria Math" w:eastAsiaTheme="minorEastAsia" w:hAnsi="Cambria Math"/>
+                </w:rPr>
+                <m:t>2</m:t>
+              </m:r>
+            </m:sup>
+          </m:sSup>
+        </m:oMath>
+      </m:oMathPara>
+    </w:p>
+    <w:p>
+      <w:r>
+        <w:t xml:space="preserve">Ezzel pedig minimalizáltuk a lépések számát 3-ra. Persze itt „szerencsénk” volt, mert a 8 pont hatványszáma a 2-nek. Más szituációban már nehezebb dolgunk lenne a </w:t>
+      </w:r>
+      <w:r>
+        <w:t>felbontással is, az ideális felbontás megtalálásáról nem is beszélve.</w:t>
+      </w:r>
+    </w:p>
+    <w:p>
+      <w:r>
+        <w:t>Viszont</w:t>
+      </w:r>
+      <w:r>
+        <w:t xml:space="preserve"> a hatványkitevő binárisra bontása </w:t>
+      </w:r>
+      <w:r>
+        <w:t xml:space="preserve">már </w:t>
+      </w:r>
+      <w:r>
+        <w:t>egy elég hatékony felbontást ad ahhoz, hogy az alap hatványozásánál a legtöbb esetre ideális is legyen a felbontás. Nézzünk is egy példát rá, hogy miről van szó</w:t>
+      </w:r>
+      <w:r>
+        <w:t>, a</w:t>
+      </w:r>
+      <w:r>
+        <w:t>z</w:t>
+      </w:r>
+      <w:r>
+        <w:t xml:space="preserve"> </w:t>
+      </w:r>
+      <m:oMath>
+        <m:sSup>
+          <m:sSupPr>
+            <m:ctrlPr>
+              <w:rPr>
+                <w:rFonts w:ascii="Cambria Math" w:hAnsi="Cambria Math"/>
+                <w:i/>
+              </w:rPr>
+            </m:ctrlPr>
+          </m:sSupPr>
+          <m:e>
+            <m:r>
+              <w:rPr>
+                <w:rFonts w:ascii="Cambria Math" w:hAnsi="Cambria Math"/>
+              </w:rPr>
+              <m:t>x</m:t>
+            </m:r>
+          </m:e>
+          <m:sup>
+            <m:r>
+              <w:rPr>
+                <w:rFonts w:ascii="Cambria Math" w:hAnsi="Cambria Math"/>
+              </w:rPr>
+              <m:t>100</m:t>
+            </m:r>
+          </m:sup>
+        </m:sSup>
+      </m:oMath>
+      <w:r>
+        <w:t xml:space="preserve"> személyében:</w:t>
+      </w:r>
+    </w:p>
+    <w:p>
+      <w:pPr>
+        <w:ind w:firstLine="0"/>
+        <w:rPr>
+          <w:rFonts w:eastAsiaTheme="minorEastAsia"/>
+        </w:rPr>
+      </w:pPr>
+      <m:oMathPara>
+        <m:oMathParaPr>
+          <m:jc m:val="center"/>
+        </m:oMathParaPr>
+        <m:oMath>
+          <m:r>
+            <w:rPr>
+              <w:rFonts w:ascii="Cambria Math" w:eastAsiaTheme="minorEastAsia" w:hAnsi="Cambria Math"/>
+            </w:rPr>
+            <m:t>100</m:t>
+          </m:r>
+          <m:r>
+            <w:rPr>
+              <w:rFonts w:ascii="Cambria Math" w:eastAsiaTheme="minorEastAsia" w:hAnsi="Cambria Math"/>
+            </w:rPr>
+            <m:t>→</m:t>
+          </m:r>
+          <m:r>
+            <w:rPr>
+              <w:rFonts w:ascii="Cambria Math" w:eastAsiaTheme="minorEastAsia" w:hAnsi="Cambria Math"/>
+            </w:rPr>
+            <m:t>1100100</m:t>
+          </m:r>
+        </m:oMath>
+      </m:oMathPara>
+    </w:p>
+    <w:p>
+      <w:r>
+        <w:lastRenderedPageBreak/>
+        <w:t>Ezek szerint</w:t>
+      </w:r>
+    </w:p>
+    <w:p>
+      <w:pPr>
+        <w:rPr>
+          <w:rFonts w:eastAsiaTheme="minorEastAsia"/>
+        </w:rPr>
+      </w:pPr>
+      <m:oMathPara>
+        <m:oMathParaPr>
+          <m:jc m:val="center"/>
+        </m:oMathParaPr>
+        <m:oMath>
+          <m:r>
+            <w:rPr>
+              <w:rFonts w:ascii="Cambria Math" w:hAnsi="Cambria Math"/>
+            </w:rPr>
+            <m:t>100=</m:t>
+          </m:r>
+          <m:sSup>
+            <m:sSupPr>
+              <m:ctrlPr>
+                <w:rPr>
+                  <w:rFonts w:ascii="Cambria Math" w:hAnsi="Cambria Math"/>
+                  <w:i/>
+                </w:rPr>
+              </m:ctrlPr>
+            </m:sSupPr>
+            <m:e>
+              <m:r>
+                <w:rPr>
+                  <w:rFonts w:ascii="Cambria Math" w:hAnsi="Cambria Math"/>
+                </w:rPr>
+                <m:t>2</m:t>
+              </m:r>
+            </m:e>
+            <m:sup>
+              <m:r>
+                <w:rPr>
+                  <w:rFonts w:ascii="Cambria Math" w:hAnsi="Cambria Math"/>
+                </w:rPr>
+                <m:t>2</m:t>
+              </m:r>
+            </m:sup>
+          </m:sSup>
+          <m:r>
+            <w:rPr>
+              <w:rFonts w:ascii="Cambria Math" w:hAnsi="Cambria Math"/>
+            </w:rPr>
+            <m:t>+</m:t>
+          </m:r>
+          <m:sSup>
+            <m:sSupPr>
+              <m:ctrlPr>
+                <w:rPr>
+                  <w:rFonts w:ascii="Cambria Math" w:eastAsiaTheme="minorEastAsia" w:hAnsi="Cambria Math"/>
+                  <w:i/>
+                </w:rPr>
+              </m:ctrlPr>
+            </m:sSupPr>
+            <m:e>
+              <m:r>
+                <w:rPr>
+                  <w:rFonts w:ascii="Cambria Math" w:eastAsiaTheme="minorEastAsia" w:hAnsi="Cambria Math"/>
+                </w:rPr>
+                <m:t>2</m:t>
+              </m:r>
+            </m:e>
+            <m:sup>
+              <m:r>
+                <w:rPr>
+                  <w:rFonts w:ascii="Cambria Math" w:eastAsiaTheme="minorEastAsia" w:hAnsi="Cambria Math"/>
+                </w:rPr>
+                <m:t>5</m:t>
+              </m:r>
+            </m:sup>
+          </m:sSup>
+          <m:r>
+            <w:rPr>
+              <w:rFonts w:ascii="Cambria Math" w:eastAsiaTheme="minorEastAsia" w:hAnsi="Cambria Math"/>
+            </w:rPr>
+            <m:t>+</m:t>
+          </m:r>
+          <m:sSup>
+            <m:sSupPr>
+              <m:ctrlPr>
+                <w:rPr>
+                  <w:rFonts w:ascii="Cambria Math" w:eastAsiaTheme="minorEastAsia" w:hAnsi="Cambria Math"/>
+                  <w:i/>
+                </w:rPr>
+              </m:ctrlPr>
+            </m:sSupPr>
+            <m:e>
+              <m:r>
+                <w:rPr>
+                  <w:rFonts w:ascii="Cambria Math" w:eastAsiaTheme="minorEastAsia" w:hAnsi="Cambria Math"/>
+                </w:rPr>
+                <m:t>2</m:t>
+              </m:r>
+            </m:e>
+            <m:sup>
+              <m:r>
+                <w:rPr>
+                  <w:rFonts w:ascii="Cambria Math" w:eastAsiaTheme="minorEastAsia" w:hAnsi="Cambria Math"/>
+                </w:rPr>
+                <m:t>6</m:t>
+              </m:r>
+            </m:sup>
+          </m:sSup>
+        </m:oMath>
+      </m:oMathPara>
+    </w:p>
+    <w:p>
+      <w:r>
+        <w:t>Ez</w:t>
+      </w:r>
+      <w:r>
+        <w:t xml:space="preserve"> a felbontás</w:t>
+      </w:r>
+      <w:r>
+        <w:t xml:space="preserve"> pedig azt jelenti, hogy a következő eljárással megkapható az eredmény:</w:t>
+      </w:r>
+    </w:p>
+    <w:p>
+      <w:pPr>
+        <w:pStyle w:val="Listaszerbekezds"/>
+        <w:numPr>
+          <w:ilvl w:val="0"/>
+          <w:numId w:val="6"/>
+        </w:numPr>
+      </w:pPr>
+      <w:r>
+        <w:t xml:space="preserve">Emeljük hatványra a jelenlegi </w:t>
+      </w:r>
+      <w:r>
+        <w:t>alapunkat</w:t>
+      </w:r>
+      <w:r>
+        <w:t xml:space="preserve"> (kezdetben a hatványalap)</w:t>
+      </w:r>
+    </w:p>
+    <w:p>
+      <w:pPr>
+        <w:pStyle w:val="Listaszerbekezds"/>
+        <w:numPr>
+          <w:ilvl w:val="0"/>
+          <w:numId w:val="6"/>
+        </w:numPr>
+      </w:pPr>
+      <w:r>
+        <w:t xml:space="preserve">Ha </w:t>
+      </w:r>
+      <w:r>
+        <w:t>a</w:t>
+      </w:r>
+      <w:r>
+        <w:t xml:space="preserve"> felbontásban szerepel olyan számú kitevő, mint ahányszor elvégeztük a négyzetre emelést adjuk hozzá az eredményhez az új értékünket</w:t>
+      </w:r>
+    </w:p>
+    <w:p>
+      <w:pPr>
+        <w:pStyle w:val="Listaszerbekezds"/>
+        <w:numPr>
+          <w:ilvl w:val="0"/>
+          <w:numId w:val="6"/>
+        </w:numPr>
+      </w:pPr>
+      <w:r>
+        <w:t>Az</w:t>
+      </w:r>
+      <w:r>
+        <w:t xml:space="preserve"> előbbi négyzetre emelés értéke lesz az új alap</w:t>
+      </w:r>
+    </w:p>
+    <w:p>
+      <w:r>
+        <w:t>Vagyis az algoritmus a következőt fogja kiszámolni:</w:t>
+      </w:r>
+    </w:p>
+    <w:p>
+      <w:pPr>
+        <w:rPr>
+          <w:rFonts w:ascii="Cambria Math" w:hAnsi="Cambria Math"/>
+          <w:oMath/>
+        </w:rPr>
+      </w:pPr>
+      <m:oMathPara>
+        <m:oMath>
+          <m:r>
+            <w:rPr>
+              <w:rFonts w:ascii="Cambria Math" w:hAnsi="Cambria Math"/>
+            </w:rPr>
+            <m:t>y=(x^2)^2</m:t>
+          </m:r>
+        </m:oMath>
+      </m:oMathPara>
+    </w:p>
+    <w:p>
+      <w:pPr>
+        <w:rPr>
+          <w:rFonts w:ascii="Cambria Math" w:hAnsi="Cambria Math"/>
+          <w:oMath/>
+        </w:rPr>
+      </w:pPr>
+      <m:oMathPara>
+        <m:oMath>
+          <m:r>
+            <w:rPr>
+              <w:rFonts w:ascii="Cambria Math" w:hAnsi="Cambria Math"/>
+            </w:rPr>
+            <m:t>z=((y^2)^2)^2</m:t>
+          </m:r>
+        </m:oMath>
+      </m:oMathPara>
+    </w:p>
+    <w:p>
+      <w:pPr>
+        <w:rPr>
+          <w:rFonts w:eastAsiaTheme="minorEastAsia"/>
+        </w:rPr>
+      </w:pPr>
+      <m:oMathPara>
+        <m:oMath>
+          <m:r>
+            <w:rPr>
+              <w:rFonts w:ascii="Cambria Math" w:hAnsi="Cambria Math"/>
+            </w:rPr>
+            <m:t>w=z^2</m:t>
+          </m:r>
+        </m:oMath>
+      </m:oMathPara>
+    </w:p>
+    <w:p>
+      <w:pPr>
+        <w:rPr>
+          <w:rFonts w:eastAsiaTheme="minorEastAsia"/>
+        </w:rPr>
+      </w:pPr>
+      <m:oMathPara>
+        <m:oMath>
+          <m:sSup>
+            <m:sSupPr>
+              <m:ctrlPr>
+                <w:rPr>
+                  <w:rFonts w:ascii="Cambria Math" w:eastAsiaTheme="minorEastAsia" w:hAnsi="Cambria Math"/>
+                  <w:i/>
+                </w:rPr>
+              </m:ctrlPr>
+            </m:sSupPr>
+            <m:e>
+              <m:r>
+                <w:rPr>
+                  <w:rFonts w:ascii="Cambria Math" w:eastAsiaTheme="minorEastAsia" w:hAnsi="Cambria Math"/>
+                </w:rPr>
+                <m:t>x</m:t>
+              </m:r>
+            </m:e>
+            <m:sup>
+              <m:r>
+                <w:rPr>
+                  <w:rFonts w:ascii="Cambria Math" w:eastAsiaTheme="minorEastAsia" w:hAnsi="Cambria Math"/>
+                </w:rPr>
+                <m:t>100</m:t>
+              </m:r>
+            </m:sup>
+          </m:sSup>
+          <m:r>
+            <w:rPr>
+              <w:rFonts w:ascii="Cambria Math" w:eastAsiaTheme="minorEastAsia" w:hAnsi="Cambria Math"/>
+            </w:rPr>
+            <m:t>=y+z+w</m:t>
+          </m:r>
+        </m:oMath>
+      </m:oMathPara>
+    </w:p>
+    <w:p>
       <w:pPr>
         <w:pStyle w:val="Cmsor3"/>
       </w:pPr>
-      <w:bookmarkStart w:id="14" w:name="_Toc218619926"/>
       <w:r>
         <w:t>Egész szám típus (Integer)</w:t>
       </w:r>
@@ -4885,6 +5784,7 @@
         </w:numPr>
       </w:pPr>
       <w:r>
+        <w:lastRenderedPageBreak/>
         <w:t>gyökvonás (</w:t>
       </w:r>
       <m:oMath>
@@ -4948,7 +5848,6 @@
     </w:p>
     <w:p>
       <w:r>
-        <w:lastRenderedPageBreak/>
         <w:t>A típusra implementálva vannak az alábbi műveletek:</w:t>
       </w:r>
     </w:p>
@@ -5594,6 +6493,7 @@
         </w:numPr>
       </w:pPr>
       <w:r>
+        <w:lastRenderedPageBreak/>
         <w:t>osztás (</w:t>
       </w:r>
       <w:r>
@@ -5719,7 +6619,6 @@
       </w:pPr>
       <w:bookmarkStart w:id="17" w:name="_Toc218619929"/>
       <w:r>
-        <w:lastRenderedPageBreak/>
         <w:t>Racionális szám típus (Rational)</w:t>
       </w:r>
       <w:bookmarkEnd w:id="17"/>
@@ -6148,7 +7047,15 @@
       </w:pPr>
       <w:bookmarkStart w:id="21" w:name="_Toc218619933"/>
       <w:r>
-        <w:t>Euklideszi tér számológép (EuclideanSpace)</w:t>
+        <w:t>Euklideszi tér számológép (</w:t>
+      </w:r>
+      <w:proofErr w:type="spellStart"/>
+      <w:r>
+        <w:t>EuclideanSpace</w:t>
+      </w:r>
+      <w:proofErr w:type="spellEnd"/>
+      <w:r>
+        <w:t>)</w:t>
       </w:r>
       <w:bookmarkEnd w:id="21"/>
     </w:p>
@@ -6158,7 +7065,15 @@
       </w:pPr>
       <w:bookmarkStart w:id="22" w:name="_Toc218619934"/>
       <w:r>
-        <w:t>Polinom számológép (Polynomials)</w:t>
+        <w:t>Polinom számológép (</w:t>
+      </w:r>
+      <w:proofErr w:type="spellStart"/>
+      <w:r>
+        <w:t>Polynomials</w:t>
+      </w:r>
+      <w:proofErr w:type="spellEnd"/>
+      <w:r>
+        <w:t>)</w:t>
       </w:r>
       <w:bookmarkEnd w:id="22"/>
     </w:p>
@@ -6168,7 +7083,15 @@
       </w:pPr>
       <w:bookmarkStart w:id="23" w:name="_Toc218619935"/>
       <w:r>
-        <w:t>Integrálközelítés számológép (Integral)</w:t>
+        <w:t>Integrálközelítés számológép (</w:t>
+      </w:r>
+      <w:proofErr w:type="spellStart"/>
+      <w:r>
+        <w:t>Integral</w:t>
+      </w:r>
+      <w:proofErr w:type="spellEnd"/>
+      <w:r>
+        <w:t>)</w:t>
       </w:r>
       <w:bookmarkEnd w:id="23"/>
     </w:p>
@@ -6704,9 +7627,9 @@
     </w:lvl>
   </w:abstractNum>
   <w:abstractNum w:abstractNumId="3" w15:restartNumberingAfterBreak="0">
-    <w:nsid w:val="5D525599"/>
+    <w:nsid w:val="44BF1291"/>
     <w:multiLevelType w:val="hybridMultilevel"/>
-    <w:tmpl w:val="1B60AFBA"/>
+    <w:tmpl w:val="F97E0F68"/>
     <w:lvl w:ilvl="0" w:tplc="040E0001">
       <w:start w:val="1"/>
       <w:numFmt w:val="bullet"/>
@@ -6817,9 +7740,9 @@
     </w:lvl>
   </w:abstractNum>
   <w:abstractNum w:abstractNumId="4" w15:restartNumberingAfterBreak="0">
-    <w:nsid w:val="6CB36125"/>
+    <w:nsid w:val="5D525599"/>
     <w:multiLevelType w:val="hybridMultilevel"/>
-    <w:tmpl w:val="47ACECFC"/>
+    <w:tmpl w:val="1B60AFBA"/>
     <w:lvl w:ilvl="0" w:tplc="040E0001">
       <w:start w:val="1"/>
       <w:numFmt w:val="bullet"/>
@@ -6929,11 +7852,124 @@
       </w:rPr>
     </w:lvl>
   </w:abstractNum>
+  <w:abstractNum w:abstractNumId="5" w15:restartNumberingAfterBreak="0">
+    <w:nsid w:val="6CB36125"/>
+    <w:multiLevelType w:val="hybridMultilevel"/>
+    <w:tmpl w:val="47ACECFC"/>
+    <w:lvl w:ilvl="0" w:tplc="040E0001">
+      <w:start w:val="1"/>
+      <w:numFmt w:val="bullet"/>
+      <w:lvlText w:val=""/>
+      <w:lvlJc w:val="left"/>
+      <w:pPr>
+        <w:ind w:left="947" w:hanging="360"/>
+      </w:pPr>
+      <w:rPr>
+        <w:rFonts w:ascii="Symbol" w:hAnsi="Symbol" w:hint="default"/>
+      </w:rPr>
+    </w:lvl>
+    <w:lvl w:ilvl="1" w:tplc="040E0003" w:tentative="1">
+      <w:start w:val="1"/>
+      <w:numFmt w:val="bullet"/>
+      <w:lvlText w:val="o"/>
+      <w:lvlJc w:val="left"/>
+      <w:pPr>
+        <w:ind w:left="1667" w:hanging="360"/>
+      </w:pPr>
+      <w:rPr>
+        <w:rFonts w:ascii="Courier New" w:hAnsi="Courier New" w:cs="Courier New" w:hint="default"/>
+      </w:rPr>
+    </w:lvl>
+    <w:lvl w:ilvl="2" w:tplc="040E0005" w:tentative="1">
+      <w:start w:val="1"/>
+      <w:numFmt w:val="bullet"/>
+      <w:lvlText w:val=""/>
+      <w:lvlJc w:val="left"/>
+      <w:pPr>
+        <w:ind w:left="2387" w:hanging="360"/>
+      </w:pPr>
+      <w:rPr>
+        <w:rFonts w:ascii="Wingdings" w:hAnsi="Wingdings" w:hint="default"/>
+      </w:rPr>
+    </w:lvl>
+    <w:lvl w:ilvl="3" w:tplc="040E0001" w:tentative="1">
+      <w:start w:val="1"/>
+      <w:numFmt w:val="bullet"/>
+      <w:lvlText w:val=""/>
+      <w:lvlJc w:val="left"/>
+      <w:pPr>
+        <w:ind w:left="3107" w:hanging="360"/>
+      </w:pPr>
+      <w:rPr>
+        <w:rFonts w:ascii="Symbol" w:hAnsi="Symbol" w:hint="default"/>
+      </w:rPr>
+    </w:lvl>
+    <w:lvl w:ilvl="4" w:tplc="040E0003" w:tentative="1">
+      <w:start w:val="1"/>
+      <w:numFmt w:val="bullet"/>
+      <w:lvlText w:val="o"/>
+      <w:lvlJc w:val="left"/>
+      <w:pPr>
+        <w:ind w:left="3827" w:hanging="360"/>
+      </w:pPr>
+      <w:rPr>
+        <w:rFonts w:ascii="Courier New" w:hAnsi="Courier New" w:cs="Courier New" w:hint="default"/>
+      </w:rPr>
+    </w:lvl>
+    <w:lvl w:ilvl="5" w:tplc="040E0005" w:tentative="1">
+      <w:start w:val="1"/>
+      <w:numFmt w:val="bullet"/>
+      <w:lvlText w:val=""/>
+      <w:lvlJc w:val="left"/>
+      <w:pPr>
+        <w:ind w:left="4547" w:hanging="360"/>
+      </w:pPr>
+      <w:rPr>
+        <w:rFonts w:ascii="Wingdings" w:hAnsi="Wingdings" w:hint="default"/>
+      </w:rPr>
+    </w:lvl>
+    <w:lvl w:ilvl="6" w:tplc="040E0001" w:tentative="1">
+      <w:start w:val="1"/>
+      <w:numFmt w:val="bullet"/>
+      <w:lvlText w:val=""/>
+      <w:lvlJc w:val="left"/>
+      <w:pPr>
+        <w:ind w:left="5267" w:hanging="360"/>
+      </w:pPr>
+      <w:rPr>
+        <w:rFonts w:ascii="Symbol" w:hAnsi="Symbol" w:hint="default"/>
+      </w:rPr>
+    </w:lvl>
+    <w:lvl w:ilvl="7" w:tplc="040E0003" w:tentative="1">
+      <w:start w:val="1"/>
+      <w:numFmt w:val="bullet"/>
+      <w:lvlText w:val="o"/>
+      <w:lvlJc w:val="left"/>
+      <w:pPr>
+        <w:ind w:left="5987" w:hanging="360"/>
+      </w:pPr>
+      <w:rPr>
+        <w:rFonts w:ascii="Courier New" w:hAnsi="Courier New" w:cs="Courier New" w:hint="default"/>
+      </w:rPr>
+    </w:lvl>
+    <w:lvl w:ilvl="8" w:tplc="040E0005" w:tentative="1">
+      <w:start w:val="1"/>
+      <w:numFmt w:val="bullet"/>
+      <w:lvlText w:val=""/>
+      <w:lvlJc w:val="left"/>
+      <w:pPr>
+        <w:ind w:left="6707" w:hanging="360"/>
+      </w:pPr>
+      <w:rPr>
+        <w:rFonts w:ascii="Wingdings" w:hAnsi="Wingdings" w:hint="default"/>
+      </w:rPr>
+    </w:lvl>
+  </w:abstractNum>
   <w:num w:numId="1" w16cid:durableId="789907295">
-    <w:abstractNumId w:val="4"/>
+    <w:abstractNumId w:val="5"/>
   </w:num>
   <w:num w:numId="2" w16cid:durableId="1912694649">
-    <w:abstractNumId w:val="3"/>
+    <w:abstractNumId w:val="4"/>
   </w:num>
   <w:num w:numId="3" w16cid:durableId="2093620482">
     <w:abstractNumId w:val="0"/>
@@ -6943,6 +7979,9 @@
   </w:num>
   <w:num w:numId="5" w16cid:durableId="779377634">
     <w:abstractNumId w:val="2"/>
+  </w:num>
+  <w:num w:numId="6" w16cid:durableId="1060136177">
+    <w:abstractNumId w:val="3"/>
   </w:num>
 </w:numbering>
 </file>
@@ -8018,6 +9057,21 @@
       <w:color w:val="666666"/>
     </w:rPr>
   </w:style>
+  <w:style w:type="paragraph" w:styleId="Nincstrkz">
+    <w:name w:val="No Spacing"/>
+    <w:uiPriority w:val="1"/>
+    <w:qFormat/>
+    <w:rsid w:val="00BA54E1"/>
+    <w:pPr>
+      <w:spacing w:after="0" w:line="240" w:lineRule="auto"/>
+      <w:ind w:firstLine="227"/>
+      <w:jc w:val="both"/>
+    </w:pPr>
+    <w:rPr>
+      <w:rFonts w:ascii="Times New Roman" w:hAnsi="Times New Roman"/>
+      <w:sz w:val="24"/>
+    </w:rPr>
+  </w:style>
 </w:styles>
 </file>
 

--- a/Documentation.docx
+++ b/Documentation.docx
@@ -2952,11 +2952,37 @@
       </w:pPr>
       <m:oMathPara>
         <m:oMath>
+          <m:sSub>
+            <m:sSubPr>
+              <m:ctrlPr>
+                <w:rPr>
+                  <w:rFonts w:ascii="Cambria Math" w:hAnsi="Cambria Math"/>
+                  <w:i/>
+                </w:rPr>
+              </m:ctrlPr>
+            </m:sSubPr>
+            <m:e>
+              <m:r>
+                <w:rPr>
+                  <w:rFonts w:ascii="Cambria Math" w:hAnsi="Cambria Math"/>
+                </w:rPr>
+                <m:t>1011.11</m:t>
+              </m:r>
+            </m:e>
+            <m:sub>
+              <m:r>
+                <w:rPr>
+                  <w:rFonts w:ascii="Cambria Math" w:hAnsi="Cambria Math"/>
+                </w:rPr>
+                <m:t>2</m:t>
+              </m:r>
+            </m:sub>
+          </m:sSub>
           <m:r>
             <w:rPr>
               <w:rFonts w:ascii="Cambria Math" w:hAnsi="Cambria Math"/>
             </w:rPr>
-            <m:t>1011.11=1×</m:t>
+            <m:t>=1×</m:t>
           </m:r>
           <m:sSup>
             <m:sSupPr>
@@ -3180,13 +3206,114 @@
         </w:rPr>
       </w:pPr>
       <m:oMathPara>
+        <m:oMathParaPr>
+          <m:jc m:val="center"/>
+        </m:oMathParaPr>
+        <m:oMath>
+          <m:sSub>
+            <m:sSubPr>
+              <m:ctrlPr>
+                <w:rPr>
+                  <w:rFonts w:ascii="Cambria Math" w:eastAsiaTheme="minorEastAsia" w:hAnsi="Cambria Math"/>
+                  <w:i/>
+                </w:rPr>
+              </m:ctrlPr>
+            </m:sSubPr>
+            <m:e>
+              <m:r>
+                <w:rPr>
+                  <w:rFonts w:ascii="Cambria Math" w:eastAsiaTheme="minorEastAsia" w:hAnsi="Cambria Math"/>
+                </w:rPr>
+                <m:t>0.3</m:t>
+              </m:r>
+            </m:e>
+            <m:sub>
+              <m:r>
+                <w:rPr>
+                  <w:rFonts w:ascii="Cambria Math" w:eastAsiaTheme="minorEastAsia" w:hAnsi="Cambria Math"/>
+                </w:rPr>
+                <m:t>10</m:t>
+              </m:r>
+            </m:sub>
+          </m:sSub>
+          <m:r>
+            <w:rPr>
+              <w:rFonts w:ascii="Cambria Math" w:eastAsiaTheme="minorEastAsia" w:hAnsi="Cambria Math"/>
+            </w:rPr>
+            <m:t>→</m:t>
+          </m:r>
+          <m:sSub>
+            <m:sSubPr>
+              <m:ctrlPr>
+                <w:rPr>
+                  <w:rFonts w:ascii="Cambria Math" w:eastAsiaTheme="minorEastAsia" w:hAnsi="Cambria Math"/>
+                  <w:i/>
+                </w:rPr>
+              </m:ctrlPr>
+            </m:sSubPr>
+            <m:e>
+              <m:r>
+                <w:rPr>
+                  <w:rFonts w:ascii="Cambria Math" w:eastAsiaTheme="minorEastAsia" w:hAnsi="Cambria Math"/>
+                </w:rPr>
+                <m:t>0.010011001100110011001100110011001100110011001100110011</m:t>
+              </m:r>
+            </m:e>
+            <m:sub>
+              <m:r>
+                <w:rPr>
+                  <w:rFonts w:ascii="Cambria Math" w:eastAsiaTheme="minorEastAsia" w:hAnsi="Cambria Math"/>
+                </w:rPr>
+                <m:t>2</m:t>
+              </m:r>
+            </m:sub>
+          </m:sSub>
+          <m:r>
+            <w:rPr>
+              <w:rFonts w:ascii="Cambria Math" w:eastAsiaTheme="minorEastAsia" w:hAnsi="Cambria Math"/>
+            </w:rPr>
+            <m:t>→</m:t>
+          </m:r>
+          <m:r>
+            <w:rPr>
+              <w:rFonts w:ascii="Cambria Math" w:eastAsiaTheme="minorEastAsia" w:hAnsi="Cambria Math"/>
+            </w:rPr>
+            <w:br/>
+          </m:r>
+        </m:oMath>
         <m:oMath>
           <m:r>
             <w:rPr>
               <w:rFonts w:ascii="Cambria Math" w:eastAsiaTheme="minorEastAsia" w:hAnsi="Cambria Math"/>
             </w:rPr>
-            <m:t>0.3→0.010011001100110011001100110011001100110011001100110011→→0.299999999999999988897769753748434595763683319091796875</m:t>
+            <m:t>→</m:t>
           </m:r>
+          <m:sSub>
+            <m:sSubPr>
+              <m:ctrlPr>
+                <w:rPr>
+                  <w:rFonts w:ascii="Cambria Math" w:eastAsiaTheme="minorEastAsia" w:hAnsi="Cambria Math"/>
+                  <w:i/>
+                </w:rPr>
+              </m:ctrlPr>
+            </m:sSubPr>
+            <m:e>
+              <m:r>
+                <w:rPr>
+                  <w:rFonts w:ascii="Cambria Math" w:eastAsiaTheme="minorEastAsia" w:hAnsi="Cambria Math"/>
+                </w:rPr>
+                <m:t>0.299999999999999988897769753748434595763683319091796875</m:t>
+              </m:r>
+            </m:e>
+            <m:sub>
+              <m:r>
+                <w:rPr>
+                  <w:rFonts w:ascii="Cambria Math" w:eastAsiaTheme="minorEastAsia" w:hAnsi="Cambria Math"/>
+                </w:rPr>
+                <m:t>10</m:t>
+              </m:r>
+            </m:sub>
+          </m:sSub>
         </m:oMath>
       </m:oMathPara>
     </w:p>
@@ -4709,13 +4836,7 @@
                 <w:rPr>
                   <w:rFonts w:ascii="Cambria Math" w:eastAsiaTheme="minorEastAsia" w:hAnsi="Cambria Math"/>
                 </w:rPr>
-                <m:t>2×2×</m:t>
-              </m:r>
-              <m:r>
-                <w:rPr>
-                  <w:rFonts w:ascii="Cambria Math" w:eastAsiaTheme="minorEastAsia" w:hAnsi="Cambria Math"/>
-                </w:rPr>
-                <m:t>2×2</m:t>
+                <m:t>2×2×2×2</m:t>
               </m:r>
             </m:e>
           </m:d>
@@ -4791,7 +4912,19 @@
         <w:t xml:space="preserve">Ezzel az eljárással </w:t>
       </w:r>
       <w:r>
-        <w:t>máris a felére (5 a 8 helyett) csökkentettük a szükséges lépések számát.</w:t>
+        <w:t>máris a felére (</w:t>
+      </w:r>
+      <w:r>
+        <w:t>4</w:t>
+      </w:r>
+      <w:r>
+        <w:t xml:space="preserve"> a </w:t>
+      </w:r>
+      <w:r>
+        <w:t>7</w:t>
+      </w:r>
+      <w:r>
+        <w:t xml:space="preserve"> helyett) csökkentettük a szükséges lépések számát.</w:t>
       </w:r>
       <w:r>
         <w:t xml:space="preserve"> Ha megismételjük még egyszer, akkor még jobb eredményt érhetünk el:</w:t>
@@ -4898,13 +5031,7 @@
             <w:rPr>
               <w:rFonts w:ascii="Cambria Math" w:eastAsiaTheme="minorEastAsia" w:hAnsi="Cambria Math"/>
             </w:rPr>
-            <m:t>=</m:t>
-          </m:r>
-          <m:r>
-            <w:rPr>
-              <w:rFonts w:ascii="Cambria Math" w:eastAsiaTheme="minorEastAsia" w:hAnsi="Cambria Math"/>
-            </w:rPr>
-            <m:t>=</m:t>
+            <m:t>==</m:t>
           </m:r>
           <m:d>
             <m:dPr>
@@ -5193,24 +5320,64 @@
           <m:jc m:val="center"/>
         </m:oMathParaPr>
         <m:oMath>
-          <m:r>
-            <w:rPr>
-              <w:rFonts w:ascii="Cambria Math" w:eastAsiaTheme="minorEastAsia" w:hAnsi="Cambria Math"/>
-            </w:rPr>
-            <m:t>100</m:t>
-          </m:r>
+          <m:sSub>
+            <m:sSubPr>
+              <m:ctrlPr>
+                <w:rPr>
+                  <w:rFonts w:ascii="Cambria Math" w:eastAsiaTheme="minorEastAsia" w:hAnsi="Cambria Math"/>
+                  <w:i/>
+                </w:rPr>
+              </m:ctrlPr>
+            </m:sSubPr>
+            <m:e>
+              <m:r>
+                <w:rPr>
+                  <w:rFonts w:ascii="Cambria Math" w:eastAsiaTheme="minorEastAsia" w:hAnsi="Cambria Math"/>
+                </w:rPr>
+                <m:t>100</m:t>
+              </m:r>
+            </m:e>
+            <m:sub>
+              <m:r>
+                <w:rPr>
+                  <w:rFonts w:ascii="Cambria Math" w:eastAsiaTheme="minorEastAsia" w:hAnsi="Cambria Math"/>
+                </w:rPr>
+                <m:t>10</m:t>
+              </m:r>
+            </m:sub>
+          </m:sSub>
           <m:r>
             <w:rPr>
               <w:rFonts w:ascii="Cambria Math" w:eastAsiaTheme="minorEastAsia" w:hAnsi="Cambria Math"/>
             </w:rPr>
             <m:t>→</m:t>
           </m:r>
-          <m:r>
-            <w:rPr>
-              <w:rFonts w:ascii="Cambria Math" w:eastAsiaTheme="minorEastAsia" w:hAnsi="Cambria Math"/>
-            </w:rPr>
-            <m:t>1100100</m:t>
-          </m:r>
+          <m:sSub>
+            <m:sSubPr>
+              <m:ctrlPr>
+                <w:rPr>
+                  <w:rFonts w:ascii="Cambria Math" w:eastAsiaTheme="minorEastAsia" w:hAnsi="Cambria Math"/>
+                  <w:i/>
+                </w:rPr>
+              </m:ctrlPr>
+            </m:sSubPr>
+            <m:e>
+              <m:r>
+                <w:rPr>
+                  <w:rFonts w:ascii="Cambria Math" w:eastAsiaTheme="minorEastAsia" w:hAnsi="Cambria Math"/>
+                </w:rPr>
+                <m:t>1100100</m:t>
+              </m:r>
+            </m:e>
+            <m:sub>
+              <m:r>
+                <w:rPr>
+                  <w:rFonts w:ascii="Cambria Math" w:eastAsiaTheme="minorEastAsia" w:hAnsi="Cambria Math"/>
+                </w:rPr>
+                <m:t>2</m:t>
+              </m:r>
+            </m:sub>
+          </m:sSub>
         </m:oMath>
       </m:oMathPara>
     </w:p>
@@ -5219,17 +5386,18 @@
         <w:lastRenderedPageBreak/>
         <w:t>Ezek szerint</w:t>
       </w:r>
-    </w:p>
-    <w:p>
-      <w:pPr>
+      <w:r>
+        <w:t>:</w:t>
+      </w:r>
+    </w:p>
+    <w:p>
+      <w:pPr>
+        <w:jc w:val="center"/>
         <w:rPr>
           <w:rFonts w:eastAsiaTheme="minorEastAsia"/>
         </w:rPr>
       </w:pPr>
       <m:oMathPara>
-        <m:oMathParaPr>
-          <m:jc m:val="center"/>
-        </m:oMathParaPr>
         <m:oMath>
           <m:r>
             <w:rPr>
@@ -5495,6 +5663,1394 @@
     </w:p>
     <w:p>
       <w:pPr>
+        <w:rPr>
+          <w:rFonts w:eastAsiaTheme="minorEastAsia"/>
+        </w:rPr>
+      </w:pPr>
+      <w:r>
+        <w:rPr>
+          <w:rFonts w:eastAsiaTheme="minorEastAsia"/>
+        </w:rPr>
+        <w:t>Ez az eljárás a 99 szorzás helyett, csak 6 szorzást és 2 összeadást használ, ami nagy mértékben javít a teljesítményen.</w:t>
+      </w:r>
+    </w:p>
+    <w:p>
+      <w:pPr>
+        <w:rPr>
+          <w:rFonts w:eastAsiaTheme="minorEastAsia"/>
+        </w:rPr>
+      </w:pPr>
+      <w:r>
+        <w:rPr>
+          <w:rFonts w:eastAsiaTheme="minorEastAsia"/>
+          <w:b/>
+          <w:bCs/>
+        </w:rPr>
+        <w:t>Gyökvonásnál</w:t>
+      </w:r>
+      <w:r>
+        <w:rPr>
+          <w:rFonts w:eastAsiaTheme="minorEastAsia"/>
+        </w:rPr>
+        <w:t xml:space="preserve"> egy </w:t>
+      </w:r>
+      <w:r>
+        <w:rPr>
+          <w:rFonts w:eastAsiaTheme="minorEastAsia"/>
+        </w:rPr>
+        <w:t xml:space="preserve">François </w:t>
+      </w:r>
+      <w:proofErr w:type="spellStart"/>
+      <w:r>
+        <w:rPr>
+          <w:rFonts w:eastAsiaTheme="minorEastAsia"/>
+        </w:rPr>
+        <w:t>Viète</w:t>
+      </w:r>
+      <w:proofErr w:type="spellEnd"/>
+      <w:r>
+        <w:rPr>
+          <w:rFonts w:eastAsiaTheme="minorEastAsia"/>
+        </w:rPr>
+        <w:t>, híres matematikus</w:t>
+      </w:r>
+      <w:r>
+        <w:rPr>
+          <w:rFonts w:eastAsiaTheme="minorEastAsia"/>
+        </w:rPr>
+        <w:t xml:space="preserve"> által </w:t>
+      </w:r>
+      <w:r>
+        <w:rPr>
+          <w:rFonts w:eastAsiaTheme="minorEastAsia"/>
+        </w:rPr>
+        <w:t xml:space="preserve">kifejlesztett </w:t>
+      </w:r>
+      <w:r>
+        <w:rPr>
+          <w:rFonts w:eastAsiaTheme="minorEastAsia"/>
+        </w:rPr>
+        <w:t xml:space="preserve">módszert </w:t>
+      </w:r>
+      <w:r>
+        <w:rPr>
+          <w:rFonts w:eastAsiaTheme="minorEastAsia"/>
+        </w:rPr>
+        <w:t>alkalmaz a könyvtár</w:t>
+      </w:r>
+      <w:r>
+        <w:rPr>
+          <w:rFonts w:eastAsiaTheme="minorEastAsia"/>
+        </w:rPr>
+        <w:t xml:space="preserve">, </w:t>
+      </w:r>
+      <w:r>
+        <w:rPr>
+          <w:rFonts w:eastAsiaTheme="minorEastAsia"/>
+        </w:rPr>
+        <w:t xml:space="preserve">amit </w:t>
+      </w:r>
+      <w:proofErr w:type="spellStart"/>
+      <w:r>
+        <w:rPr>
+          <w:rFonts w:eastAsiaTheme="minorEastAsia"/>
+        </w:rPr>
+        <w:t>Viète</w:t>
+      </w:r>
+      <w:proofErr w:type="spellEnd"/>
+      <w:r>
+        <w:rPr>
+          <w:rFonts w:eastAsiaTheme="minorEastAsia"/>
+        </w:rPr>
+        <w:t xml:space="preserve"> </w:t>
+      </w:r>
+      <w:r>
+        <w:rPr>
+          <w:rFonts w:eastAsiaTheme="minorEastAsia"/>
+        </w:rPr>
+        <w:t>technik</w:t>
+      </w:r>
+      <w:r>
+        <w:rPr>
+          <w:rFonts w:eastAsiaTheme="minorEastAsia"/>
+        </w:rPr>
+        <w:t>ának is neveznek</w:t>
+      </w:r>
+      <w:r>
+        <w:rPr>
+          <w:rFonts w:eastAsiaTheme="minorEastAsia"/>
+        </w:rPr>
+        <w:t>.</w:t>
+      </w:r>
+      <w:r>
+        <w:rPr>
+          <w:rFonts w:eastAsiaTheme="minorEastAsia"/>
+        </w:rPr>
+        <w:t xml:space="preserve"> A módszer a binomiális tételen és az alábbi észrevételen alapszik:</w:t>
+      </w:r>
+    </w:p>
+    <w:p>
+      <w:pPr>
+        <w:jc w:val="center"/>
+        <w:rPr>
+          <w:rFonts w:eastAsiaTheme="minorEastAsia"/>
+        </w:rPr>
+      </w:pPr>
+      <w:r>
+        <w:rPr>
+          <w:rFonts w:eastAsiaTheme="minorEastAsia"/>
+        </w:rPr>
+        <w:t>&lt;kép a Pascal háromszögről&gt;</w:t>
+      </w:r>
+    </w:p>
+    <w:p>
+      <w:pPr>
+        <w:rPr>
+          <w:rFonts w:eastAsiaTheme="minorEastAsia"/>
+        </w:rPr>
+      </w:pPr>
+      <m:oMathPara>
+        <m:oMath>
+          <m:sSup>
+            <m:sSupPr>
+              <m:ctrlPr>
+                <w:rPr>
+                  <w:rFonts w:ascii="Cambria Math" w:eastAsiaTheme="minorEastAsia" w:hAnsi="Cambria Math"/>
+                  <w:i/>
+                </w:rPr>
+              </m:ctrlPr>
+            </m:sSupPr>
+            <m:e>
+              <m:d>
+                <m:dPr>
+                  <m:ctrlPr>
+                    <w:rPr>
+                      <w:rFonts w:ascii="Cambria Math" w:eastAsiaTheme="minorEastAsia" w:hAnsi="Cambria Math"/>
+                      <w:i/>
+                    </w:rPr>
+                  </m:ctrlPr>
+                </m:dPr>
+                <m:e>
+                  <m:r>
+                    <w:rPr>
+                      <w:rFonts w:ascii="Cambria Math" w:eastAsiaTheme="minorEastAsia" w:hAnsi="Cambria Math"/>
+                    </w:rPr>
+                    <m:t>10x+y</m:t>
+                  </m:r>
+                </m:e>
+              </m:d>
+            </m:e>
+            <m:sup>
+              <m:r>
+                <w:rPr>
+                  <w:rFonts w:ascii="Cambria Math" w:eastAsiaTheme="minorEastAsia" w:hAnsi="Cambria Math"/>
+                </w:rPr>
+                <m:t>n</m:t>
+              </m:r>
+            </m:sup>
+          </m:sSup>
+          <m:r>
+            <w:rPr>
+              <w:rFonts w:ascii="Cambria Math" w:eastAsiaTheme="minorEastAsia" w:hAnsi="Cambria Math"/>
+            </w:rPr>
+            <m:t>=</m:t>
+          </m:r>
+          <m:nary>
+            <m:naryPr>
+              <m:chr m:val="∑"/>
+              <m:limLoc m:val="undOvr"/>
+              <m:grow m:val="1"/>
+              <m:ctrlPr>
+                <w:rPr>
+                  <w:rFonts w:ascii="Cambria Math" w:eastAsiaTheme="minorEastAsia" w:hAnsi="Cambria Math"/>
+                  <w:i/>
+                </w:rPr>
+              </m:ctrlPr>
+            </m:naryPr>
+            <m:sub>
+              <m:r>
+                <w:rPr>
+                  <w:rFonts w:ascii="Cambria Math" w:eastAsiaTheme="minorEastAsia" w:hAnsi="Cambria Math"/>
+                </w:rPr>
+                <m:t>k</m:t>
+              </m:r>
+              <m:r>
+                <w:rPr>
+                  <w:rFonts w:ascii="Cambria Math" w:eastAsiaTheme="minorEastAsia" w:hAnsi="Cambria Math"/>
+                </w:rPr>
+                <m:t>=0</m:t>
+              </m:r>
+            </m:sub>
+            <m:sup>
+              <m:r>
+                <w:rPr>
+                  <w:rFonts w:ascii="Cambria Math" w:eastAsiaTheme="minorEastAsia" w:hAnsi="Cambria Math"/>
+                </w:rPr>
+                <m:t>n</m:t>
+              </m:r>
+            </m:sup>
+            <m:e>
+              <m:r>
+                <w:rPr>
+                  <w:rFonts w:ascii="Cambria Math" w:eastAsiaTheme="minorEastAsia" w:hAnsi="Cambria Math"/>
+                </w:rPr>
+                <m:t>P</m:t>
+              </m:r>
+              <m:d>
+                <m:dPr>
+                  <m:ctrlPr>
+                    <w:rPr>
+                      <w:rFonts w:ascii="Cambria Math" w:eastAsiaTheme="minorEastAsia" w:hAnsi="Cambria Math"/>
+                      <w:i/>
+                    </w:rPr>
+                  </m:ctrlPr>
+                </m:dPr>
+                <m:e>
+                  <m:r>
+                    <w:rPr>
+                      <w:rFonts w:ascii="Cambria Math" w:eastAsiaTheme="minorEastAsia" w:hAnsi="Cambria Math"/>
+                    </w:rPr>
+                    <m:t>n,k</m:t>
+                  </m:r>
+                </m:e>
+              </m:d>
+              <m:sSup>
+                <m:sSupPr>
+                  <m:ctrlPr>
+                    <w:rPr>
+                      <w:rFonts w:ascii="Cambria Math" w:eastAsiaTheme="minorEastAsia" w:hAnsi="Cambria Math"/>
+                      <w:i/>
+                    </w:rPr>
+                  </m:ctrlPr>
+                </m:sSupPr>
+                <m:e>
+                  <m:d>
+                    <m:dPr>
+                      <m:ctrlPr>
+                        <w:rPr>
+                          <w:rFonts w:ascii="Cambria Math" w:eastAsiaTheme="minorEastAsia" w:hAnsi="Cambria Math"/>
+                          <w:i/>
+                        </w:rPr>
+                      </m:ctrlPr>
+                    </m:dPr>
+                    <m:e>
+                      <m:r>
+                        <w:rPr>
+                          <w:rFonts w:ascii="Cambria Math" w:eastAsiaTheme="minorEastAsia" w:hAnsi="Cambria Math"/>
+                        </w:rPr>
+                        <m:t>10x</m:t>
+                      </m:r>
+                    </m:e>
+                  </m:d>
+                </m:e>
+                <m:sup>
+                  <m:r>
+                    <w:rPr>
+                      <w:rFonts w:ascii="Cambria Math" w:eastAsiaTheme="minorEastAsia" w:hAnsi="Cambria Math"/>
+                    </w:rPr>
+                    <m:t>n</m:t>
+                  </m:r>
+                  <m:r>
+                    <w:rPr>
+                      <w:rFonts w:ascii="Cambria Math" w:eastAsiaTheme="minorEastAsia" w:hAnsi="Cambria Math"/>
+                    </w:rPr>
+                    <m:t>-k</m:t>
+                  </m:r>
+                </m:sup>
+              </m:sSup>
+              <m:sSup>
+                <m:sSupPr>
+                  <m:ctrlPr>
+                    <w:rPr>
+                      <w:rFonts w:ascii="Cambria Math" w:eastAsiaTheme="minorEastAsia" w:hAnsi="Cambria Math"/>
+                      <w:i/>
+                    </w:rPr>
+                  </m:ctrlPr>
+                </m:sSupPr>
+                <m:e>
+                  <m:r>
+                    <w:rPr>
+                      <w:rFonts w:ascii="Cambria Math" w:eastAsiaTheme="minorEastAsia" w:hAnsi="Cambria Math"/>
+                    </w:rPr>
+                    <m:t>y</m:t>
+                  </m:r>
+                </m:e>
+                <m:sup>
+                  <m:r>
+                    <w:rPr>
+                      <w:rFonts w:ascii="Cambria Math" w:eastAsiaTheme="minorEastAsia" w:hAnsi="Cambria Math"/>
+                    </w:rPr>
+                    <m:t>k</m:t>
+                  </m:r>
+                </m:sup>
+              </m:sSup>
+              <m:r>
+                <w:rPr>
+                  <w:rFonts w:ascii="Cambria Math" w:eastAsiaTheme="minorEastAsia" w:hAnsi="Cambria Math"/>
+                </w:rPr>
+                <m:t xml:space="preserve"> </m:t>
+              </m:r>
+            </m:e>
+          </m:nary>
+        </m:oMath>
+      </m:oMathPara>
+    </w:p>
+    <w:p>
+      <w:r>
+        <w:t xml:space="preserve">A képlet </w:t>
+      </w:r>
+      <m:oMath>
+        <m:r>
+          <w:rPr>
+            <w:rFonts w:ascii="Cambria Math" w:hAnsi="Cambria Math"/>
+          </w:rPr>
+          <m:t>P</m:t>
+        </m:r>
+      </m:oMath>
+      <w:r>
+        <w:t xml:space="preserve"> függvénye valójában a binomiális együtthatót adja meg, vagyis a Pascal háromszög </w:t>
+      </w:r>
+      <m:oMath>
+        <m:r>
+          <w:rPr>
+            <w:rFonts w:ascii="Cambria Math" w:hAnsi="Cambria Math"/>
+          </w:rPr>
+          <m:t>n</m:t>
+        </m:r>
+      </m:oMath>
+      <w:r>
+        <w:t xml:space="preserve">. sorának </w:t>
+      </w:r>
+      <m:oMath>
+        <m:r>
+          <w:rPr>
+            <w:rFonts w:ascii="Cambria Math" w:hAnsi="Cambria Math"/>
+          </w:rPr>
+          <m:t>k</m:t>
+        </m:r>
+      </m:oMath>
+      <w:r>
+        <w:t>. elemét.</w:t>
+      </w:r>
+      <w:r>
+        <w:t xml:space="preserve"> A bal oldal zárójeles része pedig bármilyen egész szám leírására alkalmas. Ezzel a képlettel igaz, még nem tudunk gyököt számolni. Ahhoz még kelleni fog egy fontos részlet.</w:t>
+      </w:r>
+    </w:p>
+    <w:p>
+      <w:pPr>
+        <w:rPr>
+          <w:rFonts w:eastAsiaTheme="minorEastAsia"/>
+        </w:rPr>
+      </w:pPr>
+      <w:r>
+        <w:t>Válasszunk egy egész számot</w:t>
+      </w:r>
+      <w:r>
+        <w:t xml:space="preserve">, </w:t>
+      </w:r>
+      <w:r>
+        <w:t xml:space="preserve">amit </w:t>
+      </w:r>
+      <m:oMath>
+        <m:r>
+          <w:rPr>
+            <w:rFonts w:ascii="Cambria Math" w:hAnsi="Cambria Math"/>
+          </w:rPr>
+          <m:t>C</m:t>
+        </m:r>
+      </m:oMath>
+      <w:r>
+        <w:t xml:space="preserve">-nek </w:t>
+      </w:r>
+      <w:r>
+        <w:t>nevezünk</w:t>
+      </w:r>
+      <w:r>
+        <w:t xml:space="preserve"> és</w:t>
+      </w:r>
+      <w:r>
+        <w:t xml:space="preserve"> </w:t>
+      </w:r>
+      <w:r>
+        <w:t xml:space="preserve">aminek ki szeretnénk számolni az </w:t>
+      </w:r>
+      <m:oMath>
+        <m:r>
+          <w:rPr>
+            <w:rFonts w:ascii="Cambria Math" w:hAnsi="Cambria Math"/>
+          </w:rPr>
+          <m:t>n</m:t>
+        </m:r>
+      </m:oMath>
+      <w:r>
+        <w:t>. gyökét</w:t>
+      </w:r>
+      <w:r>
+        <w:t>.</w:t>
+      </w:r>
+      <w:r>
+        <w:t xml:space="preserve"> </w:t>
+      </w:r>
+      <w:r>
+        <w:t>Ezután</w:t>
+      </w:r>
+      <w:r>
+        <w:t xml:space="preserve"> válasszunk ki egy </w:t>
+      </w:r>
+      <m:oMath>
+        <m:sSubSup>
+          <m:sSubSupPr>
+            <m:ctrlPr>
+              <w:rPr>
+                <w:rFonts w:ascii="Cambria Math" w:hAnsi="Cambria Math"/>
+                <w:i/>
+              </w:rPr>
+            </m:ctrlPr>
+          </m:sSubSupPr>
+          <m:e>
+            <m:r>
+              <w:rPr>
+                <w:rFonts w:ascii="Cambria Math" w:hAnsi="Cambria Math"/>
+              </w:rPr>
+              <m:t>x</m:t>
+            </m:r>
+          </m:e>
+          <m:sub>
+            <m:r>
+              <w:rPr>
+                <w:rFonts w:ascii="Cambria Math" w:hAnsi="Cambria Math"/>
+              </w:rPr>
+              <m:t>i</m:t>
+            </m:r>
+          </m:sub>
+          <m:sup>
+            <m:r>
+              <w:rPr>
+                <w:rFonts w:ascii="Cambria Math" w:hAnsi="Cambria Math"/>
+              </w:rPr>
+              <m:t>n</m:t>
+            </m:r>
+          </m:sup>
+        </m:sSubSup>
+        <m:r>
+          <w:rPr>
+            <w:rFonts w:ascii="Cambria Math" w:hAnsi="Cambria Math"/>
+          </w:rPr>
+          <m:t>, i=0,</m:t>
+        </m:r>
+        <m:r>
+          <w:rPr>
+            <w:rFonts w:ascii="Cambria Math" w:hAnsi="Cambria Math"/>
+          </w:rPr>
+          <m:t xml:space="preserve"> </m:t>
+        </m:r>
+        <m:r>
+          <w:rPr>
+            <w:rFonts w:ascii="Cambria Math" w:hAnsi="Cambria Math"/>
+          </w:rPr>
+          <m:t>1…</m:t>
+        </m:r>
+      </m:oMath>
+      <w:r>
+        <w:rPr>
+          <w:rFonts w:eastAsiaTheme="minorEastAsia"/>
+        </w:rPr>
+        <w:t xml:space="preserve"> sorozatot</w:t>
+      </w:r>
+      <w:r>
+        <w:rPr>
+          <w:rFonts w:eastAsiaTheme="minorEastAsia"/>
+        </w:rPr>
+        <w:t>,</w:t>
+      </w:r>
+      <w:r>
+        <w:rPr>
+          <w:rFonts w:eastAsiaTheme="minorEastAsia"/>
+        </w:rPr>
+        <w:t xml:space="preserve"> aminek </w:t>
+      </w:r>
+    </w:p>
+    <w:p>
+      <w:pPr>
+        <w:pStyle w:val="Listaszerbekezds"/>
+        <w:numPr>
+          <w:ilvl w:val="0"/>
+          <w:numId w:val="7"/>
+        </w:numPr>
+        <w:rPr>
+          <w:rFonts w:eastAsiaTheme="minorEastAsia"/>
+        </w:rPr>
+      </w:pPr>
+      <w:r>
+        <w:rPr>
+          <w:rFonts w:eastAsiaTheme="minorEastAsia"/>
+        </w:rPr>
+        <w:t>a kezdő eleme</w:t>
+      </w:r>
+      <w:r>
+        <w:rPr>
+          <w:rFonts w:eastAsiaTheme="minorEastAsia"/>
+        </w:rPr>
+        <w:t xml:space="preserve"> 0, vagyis</w:t>
+      </w:r>
+      <w:r>
+        <w:rPr>
+          <w:rFonts w:eastAsiaTheme="minorEastAsia"/>
+        </w:rPr>
+        <w:t xml:space="preserve"> </w:t>
+      </w:r>
+      <m:oMath>
+        <m:sSub>
+          <m:sSubPr>
+            <m:ctrlPr>
+              <w:rPr>
+                <w:rFonts w:ascii="Cambria Math" w:eastAsiaTheme="minorEastAsia" w:hAnsi="Cambria Math"/>
+                <w:i/>
+              </w:rPr>
+            </m:ctrlPr>
+          </m:sSubPr>
+          <m:e>
+            <m:r>
+              <w:rPr>
+                <w:rFonts w:ascii="Cambria Math" w:eastAsiaTheme="minorEastAsia" w:hAnsi="Cambria Math"/>
+              </w:rPr>
+              <m:t>x</m:t>
+            </m:r>
+          </m:e>
+          <m:sub>
+            <m:r>
+              <w:rPr>
+                <w:rFonts w:ascii="Cambria Math" w:eastAsiaTheme="minorEastAsia" w:hAnsi="Cambria Math"/>
+              </w:rPr>
+              <m:t>0</m:t>
+            </m:r>
+          </m:sub>
+        </m:sSub>
+        <m:r>
+          <w:rPr>
+            <w:rFonts w:ascii="Cambria Math" w:eastAsiaTheme="minorEastAsia" w:hAnsi="Cambria Math"/>
+          </w:rPr>
+          <m:t>=0</m:t>
+        </m:r>
+      </m:oMath>
+      <w:r>
+        <w:rPr>
+          <w:rFonts w:eastAsiaTheme="minorEastAsia"/>
+        </w:rPr>
+        <w:t xml:space="preserve"> és</w:t>
+      </w:r>
+      <w:r>
+        <w:rPr>
+          <w:rFonts w:eastAsiaTheme="minorEastAsia"/>
+        </w:rPr>
+        <w:t xml:space="preserve"> </w:t>
+      </w:r>
+    </w:p>
+    <w:p>
+      <w:pPr>
+        <w:pStyle w:val="Listaszerbekezds"/>
+        <w:numPr>
+          <w:ilvl w:val="0"/>
+          <w:numId w:val="7"/>
+        </w:numPr>
+        <w:rPr>
+          <w:rFonts w:eastAsiaTheme="minorEastAsia"/>
+        </w:rPr>
+      </w:pPr>
+      <w:r>
+        <w:rPr>
+          <w:rFonts w:eastAsiaTheme="minorEastAsia"/>
+        </w:rPr>
+        <w:lastRenderedPageBreak/>
+        <w:t xml:space="preserve">minden </w:t>
+      </w:r>
+      <m:oMath>
+        <m:r>
+          <w:rPr>
+            <w:rFonts w:ascii="Cambria Math" w:eastAsiaTheme="minorEastAsia" w:hAnsi="Cambria Math"/>
+          </w:rPr>
+          <m:t>i=0, 1…</m:t>
+        </m:r>
+      </m:oMath>
+      <w:r>
+        <w:rPr>
+          <w:rFonts w:eastAsiaTheme="minorEastAsia"/>
+        </w:rPr>
+        <w:t xml:space="preserve"> esetén </w:t>
+      </w:r>
+      <m:oMath>
+        <m:sSubSup>
+          <m:sSubSupPr>
+            <m:ctrlPr>
+              <w:rPr>
+                <w:rFonts w:ascii="Cambria Math" w:eastAsiaTheme="minorEastAsia" w:hAnsi="Cambria Math"/>
+                <w:i/>
+              </w:rPr>
+            </m:ctrlPr>
+          </m:sSubSupPr>
+          <m:e>
+            <m:r>
+              <w:rPr>
+                <w:rFonts w:ascii="Cambria Math" w:eastAsiaTheme="minorEastAsia" w:hAnsi="Cambria Math"/>
+              </w:rPr>
+              <m:t>x</m:t>
+            </m:r>
+          </m:e>
+          <m:sub>
+            <m:r>
+              <w:rPr>
+                <w:rFonts w:ascii="Cambria Math" w:eastAsiaTheme="minorEastAsia" w:hAnsi="Cambria Math"/>
+              </w:rPr>
+              <m:t>i</m:t>
+            </m:r>
+          </m:sub>
+          <m:sup>
+            <m:r>
+              <w:rPr>
+                <w:rFonts w:ascii="Cambria Math" w:eastAsiaTheme="minorEastAsia" w:hAnsi="Cambria Math"/>
+              </w:rPr>
+              <m:t>n</m:t>
+            </m:r>
+          </m:sup>
+        </m:sSubSup>
+        <m:r>
+          <w:rPr>
+            <w:rFonts w:ascii="Cambria Math" w:eastAsiaTheme="minorEastAsia" w:hAnsi="Cambria Math"/>
+          </w:rPr>
+          <m:t>≤</m:t>
+        </m:r>
+        <m:r>
+          <w:rPr>
+            <w:rFonts w:ascii="Cambria Math" w:eastAsiaTheme="minorEastAsia" w:hAnsi="Cambria Math"/>
+          </w:rPr>
+          <m:t>C</m:t>
+        </m:r>
+      </m:oMath>
+      <w:r>
+        <w:rPr>
+          <w:rFonts w:eastAsiaTheme="minorEastAsia"/>
+        </w:rPr>
+        <w:t xml:space="preserve">. </w:t>
+      </w:r>
+    </w:p>
+    <w:p>
+      <w:r>
+        <w:t xml:space="preserve">Ekkor a közelítés számjegyei az </w:t>
+      </w:r>
+      <m:oMath>
+        <m:sSub>
+          <m:sSubPr>
+            <m:ctrlPr>
+              <w:rPr>
+                <w:rFonts w:ascii="Cambria Math" w:hAnsi="Cambria Math"/>
+                <w:i/>
+              </w:rPr>
+            </m:ctrlPr>
+          </m:sSubPr>
+          <m:e>
+            <m:r>
+              <w:rPr>
+                <w:rFonts w:ascii="Cambria Math" w:hAnsi="Cambria Math"/>
+              </w:rPr>
+              <m:t>x</m:t>
+            </m:r>
+          </m:e>
+          <m:sub>
+            <m:r>
+              <w:rPr>
+                <w:rFonts w:ascii="Cambria Math" w:hAnsi="Cambria Math"/>
+              </w:rPr>
+              <m:t>i+1</m:t>
+            </m:r>
+          </m:sub>
+        </m:sSub>
+      </m:oMath>
+      <w:r>
+        <w:t xml:space="preserve"> és </w:t>
+      </w:r>
+      <m:oMath>
+        <m:sSub>
+          <m:sSubPr>
+            <m:ctrlPr>
+              <w:rPr>
+                <w:rFonts w:ascii="Cambria Math" w:hAnsi="Cambria Math"/>
+                <w:i/>
+              </w:rPr>
+            </m:ctrlPr>
+          </m:sSubPr>
+          <m:e>
+            <m:r>
+              <w:rPr>
+                <w:rFonts w:ascii="Cambria Math" w:hAnsi="Cambria Math"/>
+              </w:rPr>
+              <m:t>x</m:t>
+            </m:r>
+          </m:e>
+          <m:sub>
+            <m:r>
+              <w:rPr>
+                <w:rFonts w:ascii="Cambria Math" w:hAnsi="Cambria Math"/>
+              </w:rPr>
+              <m:t>i</m:t>
+            </m:r>
+          </m:sub>
+        </m:sSub>
+      </m:oMath>
+      <w:r>
+        <w:t xml:space="preserve"> elemek különbségének sorozatából adódnak.</w:t>
+      </w:r>
+      <w:r>
+        <w:t xml:space="preserve"> </w:t>
+      </w:r>
+      <m:oMath>
+        <m:sSub>
+          <m:sSubPr>
+            <m:ctrlPr>
+              <w:rPr>
+                <w:rFonts w:ascii="Cambria Math" w:hAnsi="Cambria Math"/>
+                <w:i/>
+              </w:rPr>
+            </m:ctrlPr>
+          </m:sSubPr>
+          <m:e>
+            <m:r>
+              <w:rPr>
+                <w:rFonts w:ascii="Cambria Math" w:hAnsi="Cambria Math"/>
+              </w:rPr>
+              <m:t>y</m:t>
+            </m:r>
+          </m:e>
+          <m:sub>
+            <m:r>
+              <w:rPr>
+                <w:rFonts w:ascii="Cambria Math" w:hAnsi="Cambria Math"/>
+              </w:rPr>
+              <m:t>i</m:t>
+            </m:r>
+          </m:sub>
+        </m:sSub>
+      </m:oMath>
+      <w:r>
+        <w:t xml:space="preserve"> megválasztását úgy intézzük, hogy a lehető legnagyobb olyan egy számjegyű szám legyen, amire teljesül, hogy </w:t>
+      </w:r>
+      <m:oMath>
+        <m:r>
+          <w:rPr>
+            <w:rFonts w:ascii="Cambria Math" w:hAnsi="Cambria Math"/>
+          </w:rPr>
+          <m:t>10</m:t>
+        </m:r>
+        <m:sSub>
+          <m:sSubPr>
+            <m:ctrlPr>
+              <w:rPr>
+                <w:rFonts w:ascii="Cambria Math" w:hAnsi="Cambria Math"/>
+                <w:i/>
+              </w:rPr>
+            </m:ctrlPr>
+          </m:sSubPr>
+          <m:e>
+            <m:r>
+              <w:rPr>
+                <w:rFonts w:ascii="Cambria Math" w:hAnsi="Cambria Math"/>
+              </w:rPr>
+              <m:t>x</m:t>
+            </m:r>
+          </m:e>
+          <m:sub>
+            <m:r>
+              <w:rPr>
+                <w:rFonts w:ascii="Cambria Math" w:hAnsi="Cambria Math"/>
+              </w:rPr>
+              <m:t>i</m:t>
+            </m:r>
+          </m:sub>
+        </m:sSub>
+        <m:r>
+          <w:rPr>
+            <w:rFonts w:ascii="Cambria Math" w:hAnsi="Cambria Math"/>
+          </w:rPr>
+          <m:t>+</m:t>
+        </m:r>
+        <m:sSub>
+          <m:sSubPr>
+            <m:ctrlPr>
+              <w:rPr>
+                <w:rFonts w:ascii="Cambria Math" w:hAnsi="Cambria Math"/>
+                <w:i/>
+              </w:rPr>
+            </m:ctrlPr>
+          </m:sSubPr>
+          <m:e>
+            <m:r>
+              <w:rPr>
+                <w:rFonts w:ascii="Cambria Math" w:hAnsi="Cambria Math"/>
+              </w:rPr>
+              <m:t>y</m:t>
+            </m:r>
+          </m:e>
+          <m:sub>
+            <m:r>
+              <w:rPr>
+                <w:rFonts w:ascii="Cambria Math" w:hAnsi="Cambria Math"/>
+              </w:rPr>
+              <m:t>i</m:t>
+            </m:r>
+          </m:sub>
+        </m:sSub>
+        <m:r>
+          <w:rPr>
+            <w:rFonts w:ascii="Cambria Math" w:hAnsi="Cambria Math"/>
+          </w:rPr>
+          <m:t>=10</m:t>
+        </m:r>
+        <m:sSub>
+          <m:sSubPr>
+            <m:ctrlPr>
+              <w:rPr>
+                <w:rFonts w:ascii="Cambria Math" w:hAnsi="Cambria Math"/>
+                <w:i/>
+              </w:rPr>
+            </m:ctrlPr>
+          </m:sSubPr>
+          <m:e>
+            <m:r>
+              <w:rPr>
+                <w:rFonts w:ascii="Cambria Math" w:hAnsi="Cambria Math"/>
+              </w:rPr>
+              <m:t>x</m:t>
+            </m:r>
+          </m:e>
+          <m:sub>
+            <m:r>
+              <w:rPr>
+                <w:rFonts w:ascii="Cambria Math" w:hAnsi="Cambria Math"/>
+              </w:rPr>
+              <m:t>i+1</m:t>
+            </m:r>
+          </m:sub>
+        </m:sSub>
+      </m:oMath>
+      <w:r>
+        <w:t xml:space="preserve">. Ez a legnehezebb része a számításnak, mivel nincs egyenes út </w:t>
+      </w:r>
+      <m:oMath>
+        <m:sSub>
+          <m:sSubPr>
+            <m:ctrlPr>
+              <w:rPr>
+                <w:rFonts w:ascii="Cambria Math" w:hAnsi="Cambria Math"/>
+                <w:i/>
+              </w:rPr>
+            </m:ctrlPr>
+          </m:sSubPr>
+          <m:e>
+            <m:r>
+              <w:rPr>
+                <w:rFonts w:ascii="Cambria Math" w:hAnsi="Cambria Math"/>
+              </w:rPr>
+              <m:t>y</m:t>
+            </m:r>
+          </m:e>
+          <m:sub>
+            <m:r>
+              <w:rPr>
+                <w:rFonts w:ascii="Cambria Math" w:hAnsi="Cambria Math"/>
+              </w:rPr>
+              <m:t>i</m:t>
+            </m:r>
+          </m:sub>
+        </m:sSub>
+      </m:oMath>
+      <w:r>
+        <w:t xml:space="preserve"> kiválasztásához. Viszont mivel 10 számjegy közül választhatunk összesen, bináris kereséssel elég gyorsan megtalálható a keresett szám. </w:t>
+      </w:r>
+    </w:p>
+    <w:p>
+      <w:r>
+        <w:t>Ezeket a szabályokat belefogalmazva, a következő egyenlőtlenséget kapjuk:</w:t>
+      </w:r>
+    </w:p>
+    <w:p>
+      <m:oMathPara>
+        <m:oMath>
+          <m:sSup>
+            <m:sSupPr>
+              <m:ctrlPr>
+                <w:rPr>
+                  <w:rFonts w:ascii="Cambria Math" w:hAnsi="Cambria Math"/>
+                </w:rPr>
+              </m:ctrlPr>
+            </m:sSupPr>
+            <m:e>
+              <m:d>
+                <m:dPr>
+                  <m:ctrlPr>
+                    <w:rPr>
+                      <w:rFonts w:ascii="Cambria Math" w:hAnsi="Cambria Math"/>
+                    </w:rPr>
+                  </m:ctrlPr>
+                </m:dPr>
+                <m:e>
+                  <m:r>
+                    <m:rPr>
+                      <m:sty m:val="p"/>
+                    </m:rPr>
+                    <w:rPr>
+                      <w:rFonts w:ascii="Cambria Math" w:hAnsi="Cambria Math"/>
+                    </w:rPr>
+                    <m:t>10</m:t>
+                  </m:r>
+                  <m:sSub>
+                    <m:sSubPr>
+                      <m:ctrlPr>
+                        <w:rPr>
+                          <w:rFonts w:ascii="Cambria Math" w:hAnsi="Cambria Math"/>
+                        </w:rPr>
+                      </m:ctrlPr>
+                    </m:sSubPr>
+                    <m:e>
+                      <m:r>
+                        <w:rPr>
+                          <w:rFonts w:ascii="Cambria Math" w:hAnsi="Cambria Math"/>
+                        </w:rPr>
+                        <m:t>x</m:t>
+                      </m:r>
+                    </m:e>
+                    <m:sub>
+                      <m:r>
+                        <w:rPr>
+                          <w:rFonts w:ascii="Cambria Math" w:hAnsi="Cambria Math"/>
+                        </w:rPr>
+                        <m:t>i</m:t>
+                      </m:r>
+                    </m:sub>
+                  </m:sSub>
+                  <m:r>
+                    <m:rPr>
+                      <m:sty m:val="p"/>
+                    </m:rPr>
+                    <w:rPr>
+                      <w:rFonts w:ascii="Cambria Math" w:hAnsi="Cambria Math"/>
+                    </w:rPr>
+                    <m:t>+</m:t>
+                  </m:r>
+                  <m:r>
+                    <w:rPr>
+                      <w:rFonts w:ascii="Cambria Math" w:hAnsi="Cambria Math"/>
+                    </w:rPr>
+                    <m:t>y</m:t>
+                  </m:r>
+                </m:e>
+              </m:d>
+            </m:e>
+            <m:sup>
+              <m:r>
+                <w:rPr>
+                  <w:rFonts w:ascii="Cambria Math" w:hAnsi="Cambria Math"/>
+                </w:rPr>
+                <m:t>n</m:t>
+              </m:r>
+            </m:sup>
+          </m:sSup>
+          <m:r>
+            <m:rPr>
+              <m:sty m:val="p"/>
+            </m:rPr>
+            <w:rPr>
+              <w:rFonts w:ascii="Cambria Math" w:hAnsi="Cambria Math"/>
+            </w:rPr>
+            <m:t>-</m:t>
+          </m:r>
+          <m:sSup>
+            <m:sSupPr>
+              <m:ctrlPr>
+                <w:rPr>
+                  <w:rFonts w:ascii="Cambria Math" w:hAnsi="Cambria Math"/>
+                </w:rPr>
+              </m:ctrlPr>
+            </m:sSupPr>
+            <m:e>
+              <m:d>
+                <m:dPr>
+                  <m:ctrlPr>
+                    <w:rPr>
+                      <w:rFonts w:ascii="Cambria Math" w:hAnsi="Cambria Math"/>
+                    </w:rPr>
+                  </m:ctrlPr>
+                </m:dPr>
+                <m:e>
+                  <m:r>
+                    <m:rPr>
+                      <m:sty m:val="p"/>
+                    </m:rPr>
+                    <w:rPr>
+                      <w:rFonts w:ascii="Cambria Math" w:hAnsi="Cambria Math"/>
+                    </w:rPr>
+                    <m:t>10</m:t>
+                  </m:r>
+                  <m:sSub>
+                    <m:sSubPr>
+                      <m:ctrlPr>
+                        <w:rPr>
+                          <w:rFonts w:ascii="Cambria Math" w:hAnsi="Cambria Math"/>
+                        </w:rPr>
+                      </m:ctrlPr>
+                    </m:sSubPr>
+                    <m:e>
+                      <m:r>
+                        <w:rPr>
+                          <w:rFonts w:ascii="Cambria Math" w:hAnsi="Cambria Math"/>
+                        </w:rPr>
+                        <m:t>x</m:t>
+                      </m:r>
+                    </m:e>
+                    <m:sub>
+                      <m:r>
+                        <w:rPr>
+                          <w:rFonts w:ascii="Cambria Math" w:hAnsi="Cambria Math"/>
+                        </w:rPr>
+                        <m:t>i</m:t>
+                      </m:r>
+                    </m:sub>
+                  </m:sSub>
+                </m:e>
+              </m:d>
+            </m:e>
+            <m:sup>
+              <m:r>
+                <w:rPr>
+                  <w:rFonts w:ascii="Cambria Math" w:hAnsi="Cambria Math"/>
+                </w:rPr>
+                <m:t>n</m:t>
+              </m:r>
+            </m:sup>
+          </m:sSup>
+          <m:r>
+            <m:rPr>
+              <m:sty m:val="p"/>
+            </m:rPr>
+            <w:rPr>
+              <w:rFonts w:ascii="Cambria Math" w:hAnsi="Cambria Math"/>
+            </w:rPr>
+            <m:t>=</m:t>
+          </m:r>
+          <m:nary>
+            <m:naryPr>
+              <m:chr m:val="∑"/>
+              <m:limLoc m:val="undOvr"/>
+              <m:grow m:val="1"/>
+              <m:ctrlPr>
+                <w:rPr>
+                  <w:rFonts w:ascii="Cambria Math" w:hAnsi="Cambria Math"/>
+                </w:rPr>
+              </m:ctrlPr>
+            </m:naryPr>
+            <m:sub>
+              <m:r>
+                <w:rPr>
+                  <w:rFonts w:ascii="Cambria Math" w:hAnsi="Cambria Math"/>
+                </w:rPr>
+                <m:t>k</m:t>
+              </m:r>
+              <m:r>
+                <m:rPr>
+                  <m:sty m:val="p"/>
+                </m:rPr>
+                <w:rPr>
+                  <w:rFonts w:ascii="Cambria Math" w:hAnsi="Cambria Math"/>
+                </w:rPr>
+                <m:t>=0</m:t>
+              </m:r>
+            </m:sub>
+            <m:sup>
+              <m:r>
+                <w:rPr>
+                  <w:rFonts w:ascii="Cambria Math" w:hAnsi="Cambria Math"/>
+                </w:rPr>
+                <m:t>n</m:t>
+              </m:r>
+              <m:r>
+                <w:rPr>
+                  <w:rFonts w:ascii="Cambria Math" w:hAnsi="Cambria Math"/>
+                </w:rPr>
+                <m:t>-1</m:t>
+              </m:r>
+            </m:sup>
+            <m:e>
+              <m:r>
+                <w:rPr>
+                  <w:rFonts w:ascii="Cambria Math" w:hAnsi="Cambria Math"/>
+                </w:rPr>
+                <m:t>P</m:t>
+              </m:r>
+              <m:d>
+                <m:dPr>
+                  <m:ctrlPr>
+                    <w:rPr>
+                      <w:rFonts w:ascii="Cambria Math" w:hAnsi="Cambria Math"/>
+                    </w:rPr>
+                  </m:ctrlPr>
+                </m:dPr>
+                <m:e>
+                  <m:r>
+                    <w:rPr>
+                      <w:rFonts w:ascii="Cambria Math" w:hAnsi="Cambria Math"/>
+                    </w:rPr>
+                    <m:t>n</m:t>
+                  </m:r>
+                  <m:r>
+                    <m:rPr>
+                      <m:sty m:val="p"/>
+                    </m:rPr>
+                    <w:rPr>
+                      <w:rFonts w:ascii="Cambria Math" w:hAnsi="Cambria Math"/>
+                    </w:rPr>
+                    <m:t>,</m:t>
+                  </m:r>
+                  <m:r>
+                    <w:rPr>
+                      <w:rFonts w:ascii="Cambria Math" w:hAnsi="Cambria Math"/>
+                    </w:rPr>
+                    <m:t>k</m:t>
+                  </m:r>
+                </m:e>
+              </m:d>
+              <m:sSup>
+                <m:sSupPr>
+                  <m:ctrlPr>
+                    <w:rPr>
+                      <w:rFonts w:ascii="Cambria Math" w:hAnsi="Cambria Math"/>
+                    </w:rPr>
+                  </m:ctrlPr>
+                </m:sSupPr>
+                <m:e>
+                  <m:d>
+                    <m:dPr>
+                      <m:ctrlPr>
+                        <w:rPr>
+                          <w:rFonts w:ascii="Cambria Math" w:hAnsi="Cambria Math"/>
+                        </w:rPr>
+                      </m:ctrlPr>
+                    </m:dPr>
+                    <m:e>
+                      <m:r>
+                        <m:rPr>
+                          <m:sty m:val="p"/>
+                        </m:rPr>
+                        <w:rPr>
+                          <w:rFonts w:ascii="Cambria Math" w:hAnsi="Cambria Math"/>
+                        </w:rPr>
+                        <m:t>10</m:t>
+                      </m:r>
+                      <m:sSub>
+                        <m:sSubPr>
+                          <m:ctrlPr>
+                            <w:rPr>
+                              <w:rFonts w:ascii="Cambria Math" w:hAnsi="Cambria Math"/>
+                            </w:rPr>
+                          </m:ctrlPr>
+                        </m:sSubPr>
+                        <m:e>
+                          <m:r>
+                            <w:rPr>
+                              <w:rFonts w:ascii="Cambria Math" w:hAnsi="Cambria Math"/>
+                            </w:rPr>
+                            <m:t>x</m:t>
+                          </m:r>
+                        </m:e>
+                        <m:sub>
+                          <m:r>
+                            <w:rPr>
+                              <w:rFonts w:ascii="Cambria Math" w:hAnsi="Cambria Math"/>
+                            </w:rPr>
+                            <m:t>i</m:t>
+                          </m:r>
+                        </m:sub>
+                      </m:sSub>
+                    </m:e>
+                  </m:d>
+                </m:e>
+                <m:sup>
+                  <m:r>
+                    <w:rPr>
+                      <w:rFonts w:ascii="Cambria Math" w:hAnsi="Cambria Math"/>
+                    </w:rPr>
+                    <m:t>n</m:t>
+                  </m:r>
+                  <m:r>
+                    <m:rPr>
+                      <m:sty m:val="p"/>
+                    </m:rPr>
+                    <w:rPr>
+                      <w:rFonts w:ascii="Cambria Math" w:hAnsi="Cambria Math"/>
+                    </w:rPr>
+                    <m:t>-</m:t>
+                  </m:r>
+                  <m:r>
+                    <w:rPr>
+                      <w:rFonts w:ascii="Cambria Math" w:hAnsi="Cambria Math"/>
+                    </w:rPr>
+                    <m:t>k</m:t>
+                  </m:r>
+                </m:sup>
+              </m:sSup>
+              <m:sSubSup>
+                <m:sSubSupPr>
+                  <m:ctrlPr>
+                    <w:rPr>
+                      <w:rFonts w:ascii="Cambria Math" w:hAnsi="Cambria Math"/>
+                    </w:rPr>
+                  </m:ctrlPr>
+                </m:sSubSupPr>
+                <m:e>
+                  <m:r>
+                    <w:rPr>
+                      <w:rFonts w:ascii="Cambria Math" w:hAnsi="Cambria Math"/>
+                    </w:rPr>
+                    <m:t>y</m:t>
+                  </m:r>
+                </m:e>
+                <m:sub>
+                  <m:r>
+                    <w:rPr>
+                      <w:rFonts w:ascii="Cambria Math" w:hAnsi="Cambria Math"/>
+                    </w:rPr>
+                    <m:t>i</m:t>
+                  </m:r>
+                </m:sub>
+                <m:sup>
+                  <m:r>
+                    <w:rPr>
+                      <w:rFonts w:ascii="Cambria Math" w:hAnsi="Cambria Math"/>
+                    </w:rPr>
+                    <m:t>k</m:t>
+                  </m:r>
+                </m:sup>
+              </m:sSubSup>
+            </m:e>
+          </m:nary>
+          <m:r>
+            <m:rPr>
+              <m:sty m:val="p"/>
+            </m:rPr>
+            <w:rPr>
+              <w:rFonts w:ascii="Cambria Math" w:hAnsi="Cambria Math"/>
+            </w:rPr>
+            <m:t>≤</m:t>
+          </m:r>
+          <m:sSup>
+            <m:sSupPr>
+              <m:ctrlPr>
+                <w:rPr>
+                  <w:rFonts w:ascii="Cambria Math" w:hAnsi="Cambria Math"/>
+                </w:rPr>
+              </m:ctrlPr>
+            </m:sSupPr>
+            <m:e>
+              <m:r>
+                <m:rPr>
+                  <m:sty m:val="p"/>
+                </m:rPr>
+                <w:rPr>
+                  <w:rFonts w:ascii="Cambria Math" w:hAnsi="Cambria Math"/>
+                </w:rPr>
+                <m:t>10</m:t>
+              </m:r>
+            </m:e>
+            <m:sup>
+              <m:r>
+                <w:rPr>
+                  <w:rFonts w:ascii="Cambria Math" w:hAnsi="Cambria Math"/>
+                </w:rPr>
+                <m:t>n</m:t>
+              </m:r>
+            </m:sup>
+          </m:sSup>
+          <m:r>
+            <m:rPr>
+              <m:sty m:val="p"/>
+            </m:rPr>
+            <w:rPr>
+              <w:rFonts w:ascii="Cambria Math" w:hAnsi="Cambria Math"/>
+            </w:rPr>
+            <m:t>(</m:t>
+          </m:r>
+          <m:r>
+            <w:rPr>
+              <w:rFonts w:ascii="Cambria Math" w:hAnsi="Cambria Math"/>
+            </w:rPr>
+            <m:t>C</m:t>
+          </m:r>
+          <m:r>
+            <m:rPr>
+              <m:sty m:val="p"/>
+            </m:rPr>
+            <w:rPr>
+              <w:rFonts w:ascii="Cambria Math" w:hAnsi="Cambria Math"/>
+            </w:rPr>
+            <m:t>-</m:t>
+          </m:r>
+          <m:sSubSup>
+            <m:sSubSupPr>
+              <m:ctrlPr>
+                <w:rPr>
+                  <w:rFonts w:ascii="Cambria Math" w:hAnsi="Cambria Math"/>
+                </w:rPr>
+              </m:ctrlPr>
+            </m:sSubSupPr>
+            <m:e>
+              <m:r>
+                <w:rPr>
+                  <w:rFonts w:ascii="Cambria Math" w:hAnsi="Cambria Math"/>
+                </w:rPr>
+                <m:t>x</m:t>
+              </m:r>
+            </m:e>
+            <m:sub>
+              <m:r>
+                <w:rPr>
+                  <w:rFonts w:ascii="Cambria Math" w:hAnsi="Cambria Math"/>
+                </w:rPr>
+                <m:t>i</m:t>
+              </m:r>
+            </m:sub>
+            <m:sup>
+              <m:r>
+                <w:rPr>
+                  <w:rFonts w:ascii="Cambria Math" w:hAnsi="Cambria Math"/>
+                </w:rPr>
+                <m:t>n</m:t>
+              </m:r>
+            </m:sup>
+          </m:sSubSup>
+          <m:r>
+            <m:rPr>
+              <m:sty m:val="p"/>
+            </m:rPr>
+            <w:rPr>
+              <w:rFonts w:ascii="Cambria Math" w:hAnsi="Cambria Math"/>
+            </w:rPr>
+            <m:t>)</m:t>
+          </m:r>
+        </m:oMath>
+      </m:oMathPara>
+    </w:p>
+    <w:p>
+      <w:r>
+        <w:t xml:space="preserve">Egyszerűbben úgy tudnánk elképzelni a fenti számítást, mint a kézi osztás (long </w:t>
+      </w:r>
+      <w:proofErr w:type="spellStart"/>
+      <w:r>
+        <w:t>division</w:t>
+      </w:r>
+      <w:proofErr w:type="spellEnd"/>
+      <w:r>
+        <w:t>) műveletsorát. Itt is a legnagyobb helyiértékű számjegytől kezdve folyamatosan alulról közelítjük az eredményünket a valós értékhez. Pontosan ezért itt is megadható a maradék a számítás végén, amivel mindig visszaállítható a pontos eredeti érték.</w:t>
+      </w:r>
+    </w:p>
+    <w:p>
+      <w:pPr>
         <w:pStyle w:val="Cmsor3"/>
       </w:pPr>
       <w:r>
@@ -5820,6 +7376,11 @@
       </w:r>
     </w:p>
     <w:p>
+      <w:r>
+        <w:t>Mivel ez a számtípus csak az előjelek bevezetésében tér el a természetes számoktól, minden művelet erősen épít az abban a típusban definiált függvényekre.</w:t>
+      </w:r>
+    </w:p>
+    <w:p>
       <w:pPr>
         <w:pStyle w:val="Cmsor3"/>
       </w:pPr>
@@ -6451,6 +8012,7 @@
         </w:numPr>
       </w:pPr>
       <w:r>
+        <w:lastRenderedPageBreak/>
         <w:t>kivonás (</w:t>
       </w:r>
       <w:r>
@@ -6493,7 +8055,6 @@
         </w:numPr>
       </w:pPr>
       <w:r>
-        <w:lastRenderedPageBreak/>
         <w:t>osztás (</w:t>
       </w:r>
       <w:r>
@@ -7853,9 +9414,9 @@
     </w:lvl>
   </w:abstractNum>
   <w:abstractNum w:abstractNumId="5" w15:restartNumberingAfterBreak="0">
-    <w:nsid w:val="6CB36125"/>
+    <w:nsid w:val="66230B17"/>
     <w:multiLevelType w:val="hybridMultilevel"/>
-    <w:tmpl w:val="47ACECFC"/>
+    <w:tmpl w:val="3F062B98"/>
     <w:lvl w:ilvl="0" w:tplc="040E0001">
       <w:start w:val="1"/>
       <w:numFmt w:val="bullet"/>
@@ -7965,8 +9526,121 @@
       </w:rPr>
     </w:lvl>
   </w:abstractNum>
+  <w:abstractNum w:abstractNumId="6" w15:restartNumberingAfterBreak="0">
+    <w:nsid w:val="6CB36125"/>
+    <w:multiLevelType w:val="hybridMultilevel"/>
+    <w:tmpl w:val="47ACECFC"/>
+    <w:lvl w:ilvl="0" w:tplc="040E0001">
+      <w:start w:val="1"/>
+      <w:numFmt w:val="bullet"/>
+      <w:lvlText w:val=""/>
+      <w:lvlJc w:val="left"/>
+      <w:pPr>
+        <w:ind w:left="947" w:hanging="360"/>
+      </w:pPr>
+      <w:rPr>
+        <w:rFonts w:ascii="Symbol" w:hAnsi="Symbol" w:hint="default"/>
+      </w:rPr>
+    </w:lvl>
+    <w:lvl w:ilvl="1" w:tplc="040E0003" w:tentative="1">
+      <w:start w:val="1"/>
+      <w:numFmt w:val="bullet"/>
+      <w:lvlText w:val="o"/>
+      <w:lvlJc w:val="left"/>
+      <w:pPr>
+        <w:ind w:left="1667" w:hanging="360"/>
+      </w:pPr>
+      <w:rPr>
+        <w:rFonts w:ascii="Courier New" w:hAnsi="Courier New" w:cs="Courier New" w:hint="default"/>
+      </w:rPr>
+    </w:lvl>
+    <w:lvl w:ilvl="2" w:tplc="040E0005" w:tentative="1">
+      <w:start w:val="1"/>
+      <w:numFmt w:val="bullet"/>
+      <w:lvlText w:val=""/>
+      <w:lvlJc w:val="left"/>
+      <w:pPr>
+        <w:ind w:left="2387" w:hanging="360"/>
+      </w:pPr>
+      <w:rPr>
+        <w:rFonts w:ascii="Wingdings" w:hAnsi="Wingdings" w:hint="default"/>
+      </w:rPr>
+    </w:lvl>
+    <w:lvl w:ilvl="3" w:tplc="040E0001" w:tentative="1">
+      <w:start w:val="1"/>
+      <w:numFmt w:val="bullet"/>
+      <w:lvlText w:val=""/>
+      <w:lvlJc w:val="left"/>
+      <w:pPr>
+        <w:ind w:left="3107" w:hanging="360"/>
+      </w:pPr>
+      <w:rPr>
+        <w:rFonts w:ascii="Symbol" w:hAnsi="Symbol" w:hint="default"/>
+      </w:rPr>
+    </w:lvl>
+    <w:lvl w:ilvl="4" w:tplc="040E0003" w:tentative="1">
+      <w:start w:val="1"/>
+      <w:numFmt w:val="bullet"/>
+      <w:lvlText w:val="o"/>
+      <w:lvlJc w:val="left"/>
+      <w:pPr>
+        <w:ind w:left="3827" w:hanging="360"/>
+      </w:pPr>
+      <w:rPr>
+        <w:rFonts w:ascii="Courier New" w:hAnsi="Courier New" w:cs="Courier New" w:hint="default"/>
+      </w:rPr>
+    </w:lvl>
+    <w:lvl w:ilvl="5" w:tplc="040E0005" w:tentative="1">
+      <w:start w:val="1"/>
+      <w:numFmt w:val="bullet"/>
+      <w:lvlText w:val=""/>
+      <w:lvlJc w:val="left"/>
+      <w:pPr>
+        <w:ind w:left="4547" w:hanging="360"/>
+      </w:pPr>
+      <w:rPr>
+        <w:rFonts w:ascii="Wingdings" w:hAnsi="Wingdings" w:hint="default"/>
+      </w:rPr>
+    </w:lvl>
+    <w:lvl w:ilvl="6" w:tplc="040E0001" w:tentative="1">
+      <w:start w:val="1"/>
+      <w:numFmt w:val="bullet"/>
+      <w:lvlText w:val=""/>
+      <w:lvlJc w:val="left"/>
+      <w:pPr>
+        <w:ind w:left="5267" w:hanging="360"/>
+      </w:pPr>
+      <w:rPr>
+        <w:rFonts w:ascii="Symbol" w:hAnsi="Symbol" w:hint="default"/>
+      </w:rPr>
+    </w:lvl>
+    <w:lvl w:ilvl="7" w:tplc="040E0003" w:tentative="1">
+      <w:start w:val="1"/>
+      <w:numFmt w:val="bullet"/>
+      <w:lvlText w:val="o"/>
+      <w:lvlJc w:val="left"/>
+      <w:pPr>
+        <w:ind w:left="5987" w:hanging="360"/>
+      </w:pPr>
+      <w:rPr>
+        <w:rFonts w:ascii="Courier New" w:hAnsi="Courier New" w:cs="Courier New" w:hint="default"/>
+      </w:rPr>
+    </w:lvl>
+    <w:lvl w:ilvl="8" w:tplc="040E0005" w:tentative="1">
+      <w:start w:val="1"/>
+      <w:numFmt w:val="bullet"/>
+      <w:lvlText w:val=""/>
+      <w:lvlJc w:val="left"/>
+      <w:pPr>
+        <w:ind w:left="6707" w:hanging="360"/>
+      </w:pPr>
+      <w:rPr>
+        <w:rFonts w:ascii="Wingdings" w:hAnsi="Wingdings" w:hint="default"/>
+      </w:rPr>
+    </w:lvl>
+  </w:abstractNum>
   <w:num w:numId="1" w16cid:durableId="789907295">
-    <w:abstractNumId w:val="5"/>
+    <w:abstractNumId w:val="6"/>
   </w:num>
   <w:num w:numId="2" w16cid:durableId="1912694649">
     <w:abstractNumId w:val="4"/>
@@ -7982,6 +9656,9 @@
   </w:num>
   <w:num w:numId="6" w16cid:durableId="1060136177">
     <w:abstractNumId w:val="3"/>
+  </w:num>
+  <w:num w:numId="7" w16cid:durableId="1975480359">
+    <w:abstractNumId w:val="5"/>
   </w:num>
 </w:numbering>
 </file>
@@ -8386,7 +10063,7 @@
   <w:style w:type="paragraph" w:default="1" w:styleId="Norml">
     <w:name w:val="Normal"/>
     <w:qFormat/>
-    <w:rsid w:val="001B48FA"/>
+    <w:rsid w:val="00D4366F"/>
     <w:pPr>
       <w:spacing w:line="360" w:lineRule="auto"/>
       <w:ind w:firstLine="227"/>
@@ -8593,7 +10270,6 @@
   <w:style w:type="character" w:default="1" w:styleId="Bekezdsalapbettpusa">
     <w:name w:val="Default Paragraph Font"/>
     <w:uiPriority w:val="1"/>
-    <w:semiHidden/>
     <w:unhideWhenUsed/>
   </w:style>
   <w:style w:type="table" w:default="1" w:styleId="Normltblzat">

--- a/Documentation.docx
+++ b/Documentation.docx
@@ -3275,6 +3275,9 @@
             <m:t>→</m:t>
           </m:r>
           <m:r>
+            <m:rPr>
+              <m:sty m:val="p"/>
+            </m:rPr>
             <w:rPr>
               <w:rFonts w:ascii="Cambria Math" w:eastAsiaTheme="minorEastAsia" w:hAnsi="Cambria Math"/>
             </w:rPr>
@@ -3828,15 +3831,7 @@
         <w:jc w:val="center"/>
       </w:pPr>
       <w:r>
-        <w:t xml:space="preserve">&lt;kép egy 0-nál kisebb számról ami rövidebb mint a </w:t>
-      </w:r>
-      <w:proofErr w:type="spellStart"/>
-      <w:r>
-        <w:t>fractionLength</w:t>
-      </w:r>
-      <w:proofErr w:type="spellEnd"/>
-      <w:r>
-        <w:t>&gt;</w:t>
+        <w:t>&lt;kép egy 0-nál kisebb számról ami rövidebb mint a fractionLength&gt;</w:t>
       </w:r>
     </w:p>
     <w:p>
@@ -4361,13 +4356,8 @@
         <w:t>long</w:t>
       </w:r>
       <w:r>
-        <w:t xml:space="preserve"> </w:t>
-      </w:r>
-      <w:proofErr w:type="spellStart"/>
-      <w:r>
-        <w:t>long</w:t>
-      </w:r>
-      <w:proofErr w:type="spellEnd"/>
+        <w:t xml:space="preserve"> long</w:t>
+      </w:r>
       <w:r>
         <w:t xml:space="preserve"> számtípus</w:t>
       </w:r>
@@ -5698,83 +5688,55 @@
         <w:rPr>
           <w:rFonts w:eastAsiaTheme="minorEastAsia"/>
         </w:rPr>
-        <w:t xml:space="preserve">François </w:t>
-      </w:r>
-      <w:proofErr w:type="spellStart"/>
+        <w:t>François Viète</w:t>
+      </w:r>
       <w:r>
         <w:rPr>
           <w:rFonts w:eastAsiaTheme="minorEastAsia"/>
         </w:rPr>
-        <w:t>Viète</w:t>
-      </w:r>
-      <w:proofErr w:type="spellEnd"/>
+        <w:t>, híres matematikus</w:t>
+      </w:r>
       <w:r>
         <w:rPr>
           <w:rFonts w:eastAsiaTheme="minorEastAsia"/>
         </w:rPr>
-        <w:t>, híres matematikus</w:t>
+        <w:t xml:space="preserve"> által </w:t>
       </w:r>
       <w:r>
         <w:rPr>
           <w:rFonts w:eastAsiaTheme="minorEastAsia"/>
         </w:rPr>
-        <w:t xml:space="preserve"> által </w:t>
+        <w:t xml:space="preserve">kifejlesztett </w:t>
       </w:r>
       <w:r>
         <w:rPr>
           <w:rFonts w:eastAsiaTheme="minorEastAsia"/>
         </w:rPr>
-        <w:t xml:space="preserve">kifejlesztett </w:t>
+        <w:t xml:space="preserve">módszert </w:t>
       </w:r>
       <w:r>
         <w:rPr>
           <w:rFonts w:eastAsiaTheme="minorEastAsia"/>
         </w:rPr>
-        <w:t xml:space="preserve">módszert </w:t>
+        <w:t>alkalmaz a könyvtár</w:t>
       </w:r>
       <w:r>
         <w:rPr>
           <w:rFonts w:eastAsiaTheme="minorEastAsia"/>
         </w:rPr>
-        <w:t>alkalmaz a könyvtár</w:t>
+        <w:t xml:space="preserve">, </w:t>
       </w:r>
       <w:r>
         <w:rPr>
           <w:rFonts w:eastAsiaTheme="minorEastAsia"/>
         </w:rPr>
-        <w:t xml:space="preserve">, </w:t>
+        <w:t xml:space="preserve">amit Viète </w:t>
       </w:r>
       <w:r>
         <w:rPr>
           <w:rFonts w:eastAsiaTheme="minorEastAsia"/>
         </w:rPr>
-        <w:t xml:space="preserve">amit </w:t>
-      </w:r>
-      <w:proofErr w:type="spellStart"/>
-      <w:r>
-        <w:rPr>
-          <w:rFonts w:eastAsiaTheme="minorEastAsia"/>
-        </w:rPr>
-        <w:t>Viète</w:t>
-      </w:r>
-      <w:proofErr w:type="spellEnd"/>
-      <w:r>
-        <w:rPr>
-          <w:rFonts w:eastAsiaTheme="minorEastAsia"/>
-        </w:rPr>
-        <w:t xml:space="preserve"> </w:t>
-      </w:r>
-      <w:r>
-        <w:rPr>
-          <w:rFonts w:eastAsiaTheme="minorEastAsia"/>
-        </w:rPr>
-        <w:t>technik</w:t>
-      </w:r>
-      <w:r>
-        <w:rPr>
-          <w:rFonts w:eastAsiaTheme="minorEastAsia"/>
-        </w:rPr>
-        <w:t>ának is neveznek</w:t>
+        <w:t>technikának is neveznek</w:t>
       </w:r>
       <w:r>
         <w:rPr>
@@ -5872,13 +5834,7 @@
                 <w:rPr>
                   <w:rFonts w:ascii="Cambria Math" w:eastAsiaTheme="minorEastAsia" w:hAnsi="Cambria Math"/>
                 </w:rPr>
-                <m:t>k</m:t>
-              </m:r>
-              <m:r>
-                <w:rPr>
-                  <w:rFonts w:ascii="Cambria Math" w:eastAsiaTheme="minorEastAsia" w:hAnsi="Cambria Math"/>
-                </w:rPr>
-                <m:t>=0</m:t>
+                <m:t>k=0</m:t>
               </m:r>
             </m:sub>
             <m:sup>
@@ -5948,13 +5904,7 @@
                     <w:rPr>
                       <w:rFonts w:ascii="Cambria Math" w:eastAsiaTheme="minorEastAsia" w:hAnsi="Cambria Math"/>
                     </w:rPr>
-                    <m:t>n</m:t>
-                  </m:r>
-                  <m:r>
-                    <w:rPr>
-                      <w:rFonts w:ascii="Cambria Math" w:eastAsiaTheme="minorEastAsia" w:hAnsi="Cambria Math"/>
-                    </w:rPr>
-                    <m:t>-k</m:t>
+                    <m:t>n-k</m:t>
                   </m:r>
                 </m:sup>
               </m:sSup>
@@ -6060,10 +6010,7 @@
         </m:r>
       </m:oMath>
       <w:r>
-        <w:t xml:space="preserve">-nek </w:t>
-      </w:r>
-      <w:r>
-        <w:t>nevezünk</w:t>
+        <w:t>-nek nevezünk</w:t>
       </w:r>
       <w:r>
         <w:t xml:space="preserve"> és</w:t>
@@ -6083,10 +6030,7 @@
         </m:r>
       </m:oMath>
       <w:r>
-        <w:t>. gyökét</w:t>
-      </w:r>
-      <w:r>
-        <w:t>.</w:t>
+        <w:t>. gyökét.</w:t>
       </w:r>
       <w:r>
         <w:t xml:space="preserve"> </w:t>
@@ -6136,19 +6080,7 @@
           <w:rPr>
             <w:rFonts w:ascii="Cambria Math" w:hAnsi="Cambria Math"/>
           </w:rPr>
-          <m:t>, i=0,</m:t>
-        </m:r>
-        <m:r>
-          <w:rPr>
-            <w:rFonts w:ascii="Cambria Math" w:hAnsi="Cambria Math"/>
-          </w:rPr>
-          <m:t xml:space="preserve"> </m:t>
-        </m:r>
-        <m:r>
-          <w:rPr>
-            <w:rFonts w:ascii="Cambria Math" w:hAnsi="Cambria Math"/>
-          </w:rPr>
-          <m:t>1…</m:t>
+          <m:t>, i=0, 1…</m:t>
         </m:r>
       </m:oMath>
       <w:r>
@@ -6317,13 +6249,7 @@
           <w:rPr>
             <w:rFonts w:ascii="Cambria Math" w:eastAsiaTheme="minorEastAsia" w:hAnsi="Cambria Math"/>
           </w:rPr>
-          <m:t>≤</m:t>
-        </m:r>
-        <m:r>
-          <w:rPr>
-            <w:rFonts w:ascii="Cambria Math" w:eastAsiaTheme="minorEastAsia" w:hAnsi="Cambria Math"/>
-          </w:rPr>
-          <m:t>C</m:t>
+          <m:t>≤C</m:t>
         </m:r>
       </m:oMath>
       <w:r>
@@ -6768,13 +6694,7 @@
                 <w:rPr>
                   <w:rFonts w:ascii="Cambria Math" w:hAnsi="Cambria Math"/>
                 </w:rPr>
-                <m:t>n</m:t>
-              </m:r>
-              <m:r>
-                <w:rPr>
-                  <w:rFonts w:ascii="Cambria Math" w:hAnsi="Cambria Math"/>
-                </w:rPr>
-                <m:t>-1</m:t>
+                <m:t>n-1</m:t>
               </m:r>
             </m:sup>
             <m:e>
@@ -7038,15 +6958,7 @@
     </w:p>
     <w:p>
       <w:r>
-        <w:t xml:space="preserve">Egyszerűbben úgy tudnánk elképzelni a fenti számítást, mint a kézi osztás (long </w:t>
-      </w:r>
-      <w:proofErr w:type="spellStart"/>
-      <w:r>
-        <w:t>division</w:t>
-      </w:r>
-      <w:proofErr w:type="spellEnd"/>
-      <w:r>
-        <w:t>) műveletsorát. Itt is a legnagyobb helyiértékű számjegytől kezdve folyamatosan alulról közelítjük az eredményünket a valós értékhez. Pontosan ezért itt is megadható a maradék a számítás végén, amivel mindig visszaállítható a pontos eredeti érték.</w:t>
+        <w:t>Egyszerűbben úgy tudnánk elképzelni a fenti számítást, mint a kézi osztás (long division) műveletsorát. Itt is a legnagyobb helyiértékű számjegytől kezdve folyamatosan alulról közelítjük az eredményünket a valós értékhez. Pontosan ezért itt is megadható a maradék a számítás végén, amivel mindig visszaállítható a pontos eredeti érték.</w:t>
       </w:r>
     </w:p>
     <w:p>
@@ -7765,6 +7677,303 @@
       </w:r>
     </w:p>
     <w:p>
+      <w:r>
+        <w:t>Mivel a pozitív törtszámok leírásához nem kell más, mint a természetes számok használata és egy tizedesvessző bevezetése, így a könyvtár ezt a megközelítést alkalmazza. A műveletek implementálásához a legtöbb esetben elég a természetes számokra definiált műveletek alkalmazása és a tizedesvessző megfelelő mértékű elmozdítása.</w:t>
+      </w:r>
+    </w:p>
+    <w:p>
+      <w:r>
+        <w:rPr>
+          <w:b/>
+          <w:bCs/>
+        </w:rPr>
+        <w:t>Összeadásnál</w:t>
+      </w:r>
+      <w:r>
+        <w:t xml:space="preserve"> kipótoljuk a kevesebb tizedesjegyű tagot nullákkal úgy, hogy végül megegyezzen a tizedes tagok száma mindkét számban, majd elvégezzük a műveletet, figyelmen kívül hagyva, hogy valójában nem egész számokkal dolgozunk. Ezt követően már csak hozzávesszük, hogy hány tizedesjegye is volt az eredeti kipótolt számoknak. Pontosan annyi tizedesjegye lesz az eredményünknek is. A fölösleges nullák eltávolításról a konstruktor gondoskodik.</w:t>
+      </w:r>
+    </w:p>
+    <w:p>
+      <w:pPr>
+        <w:jc w:val="center"/>
+      </w:pPr>
+      <w:r>
+        <w:t>&lt;kép az eljárásról&gt;</w:t>
+      </w:r>
+    </w:p>
+    <w:p>
+      <w:r>
+        <w:rPr>
+          <w:b/>
+          <w:bCs/>
+        </w:rPr>
+        <w:t>Kivonásnál</w:t>
+      </w:r>
+      <w:r>
+        <w:t xml:space="preserve"> hasonlóan járunk el.</w:t>
+      </w:r>
+    </w:p>
+    <w:p>
+      <w:r>
+        <w:rPr>
+          <w:b/>
+          <w:bCs/>
+        </w:rPr>
+        <w:lastRenderedPageBreak/>
+        <w:t>Szorzásnál</w:t>
+      </w:r>
+      <w:r>
+        <w:t xml:space="preserve"> annyival egyszerűbb a helyzet, hogy nem kell kipótolnunk nullákkal egyik tagot sem. A számokat egészként kezelve és összeszorozva megkapjuk a szám törzsét, a tizedesvessző helyét pedig</w:t>
+      </w:r>
+      <w:r>
+        <w:t xml:space="preserve"> helyesen</w:t>
+      </w:r>
+      <w:r>
+        <w:t xml:space="preserve"> a két eredeti szám tizedesjegy számának összege adja meg.</w:t>
+      </w:r>
+    </w:p>
+    <w:p>
+      <w:pPr>
+        <w:jc w:val="center"/>
+      </w:pPr>
+      <w:r>
+        <w:t>&lt;kép az eljárásról&gt;</w:t>
+      </w:r>
+    </w:p>
+    <w:p>
+      <w:r>
+        <w:rPr>
+          <w:b/>
+          <w:bCs/>
+        </w:rPr>
+        <w:t>Osztásnál</w:t>
+      </w:r>
+      <w:r>
+        <w:t xml:space="preserve"> nincs ekkora szerencsénk. Az eljárás elég memóriaigényes abból a szempontból, hogy nem csak a tizedesjegy szám különbségével kell bővítenünk mindkét tagot, de még a kiszámolandó tizedesjegyek számát is bele kell vennünk a bal oldali érték bővítésébe. Minden egyes plusz tizedesjegy egyel nagyobb bővítést jelent.</w:t>
+      </w:r>
+    </w:p>
+    <w:p>
+      <w:pPr>
+        <w:jc w:val="center"/>
+      </w:pPr>
+      <w:r>
+        <w:t>&lt;kép az eljárásról&gt;</w:t>
+      </w:r>
+    </w:p>
+    <w:p>
+      <w:r>
+        <w:rPr>
+          <w:b/>
+          <w:bCs/>
+        </w:rPr>
+        <w:t>Hatványozásnál</w:t>
+      </w:r>
+      <w:r>
+        <w:t xml:space="preserve"> amennyiben a hatványkitevő értéke egész szám, az eredmény tizedesjegy száma </w:t>
+      </w:r>
+      <w:r>
+        <w:t>egyenesen arányos a hatványalap tizedesjegy számának és a hatványkitevő értékének a szorzatával. Észre lehet venni, hogy míg összeadásnál nem változott a tizedesjegy szám, szorzásnál pedig a két tizedesjegy szám összege lett az új érték, addig itt már szorzás szerepel a számításban folytatva a mintát, miszerint egyre összetettebb műveletek esetén fokozatosan gyors</w:t>
+      </w:r>
+      <w:r>
+        <w:t>ul</w:t>
+      </w:r>
+      <w:r>
+        <w:t xml:space="preserve"> a tizedesjegyek számának növekvése.</w:t>
+      </w:r>
+    </w:p>
+    <w:p>
+      <w:r>
+        <w:t>Nem egész hatványkitevő esetén</w:t>
+      </w:r>
+      <w:r>
+        <w:t xml:space="preserve"> viszont</w:t>
+      </w:r>
+      <w:r>
+        <w:t xml:space="preserve"> sajnos</w:t>
+      </w:r>
+      <w:r>
+        <w:t xml:space="preserve"> nem tudjuk alkalmazni az eddigi tizedesvessző mágiát</w:t>
+      </w:r>
+      <w:r>
+        <w:t>.</w:t>
+      </w:r>
+      <w:r>
+        <w:t xml:space="preserve"> Ami viszont lehetséges az az, hogy mégis egész számot csinálunk a törtünkből. Mivel a számtípus csak véges számjegyből álló számokat tud reprezentálni, így ezt kihasználva fel tudjuk írni két szám hányadosaként az eddigi értékünk az alábbi módon:</w:t>
+      </w:r>
+    </w:p>
+    <w:p>
+      <w:pPr>
+        <w:jc w:val="center"/>
+      </w:pPr>
+      <w:r>
+        <w:t>&lt;kép egy törtszám 10^n hányadossal való egészekre hozásáról&gt;</w:t>
+      </w:r>
+    </w:p>
+    <w:p>
+      <w:r>
+        <w:t>Ezzel a módszerrel az eddig a természetes számoknál implementált függvényekkel könnyedén leírható lenne, viszont a számítás annál költségesebb. Hiszen egy tizedesjegy esetén például 10. gyököt, két tizedesjegy esetén pedig már 100. gyököt kellene vonnunk.</w:t>
+      </w:r>
+    </w:p>
+    <w:p>
+      <w:r>
+        <w:t>Egy másik módszerrel viszont gyökvonás használata nélkül megkaphatjuk a helyes eredményt, mégpedig a hatványozás modern definícióit használva</w:t>
+      </w:r>
+      <w:r>
+        <w:t>, miszerint:</w:t>
+      </w:r>
+    </w:p>
+    <w:p>
+      <w:pPr>
+        <w:jc w:val="center"/>
+        <w:rPr>
+          <w:rFonts w:eastAsiaTheme="minorEastAsia"/>
+        </w:rPr>
+      </w:pPr>
+      <m:oMathPara>
+        <m:oMath>
+          <m:sSup>
+            <m:sSupPr>
+              <m:ctrlPr>
+                <w:rPr>
+                  <w:rFonts w:ascii="Cambria Math" w:hAnsi="Cambria Math"/>
+                  <w:i/>
+                </w:rPr>
+              </m:ctrlPr>
+            </m:sSupPr>
+            <m:e>
+              <m:r>
+                <w:rPr>
+                  <w:rFonts w:ascii="Cambria Math" w:hAnsi="Cambria Math"/>
+                </w:rPr>
+                <m:t>x</m:t>
+              </m:r>
+            </m:e>
+            <m:sup>
+              <m:r>
+                <w:rPr>
+                  <w:rFonts w:ascii="Cambria Math" w:hAnsi="Cambria Math"/>
+                </w:rPr>
+                <m:t>a</m:t>
+              </m:r>
+            </m:sup>
+          </m:sSup>
+          <m:r>
+            <w:rPr>
+              <w:rFonts w:ascii="Cambria Math" w:hAnsi="Cambria Math"/>
+            </w:rPr>
+            <m:t>=</m:t>
+          </m:r>
+          <m:func>
+            <m:funcPr>
+              <m:ctrlPr>
+                <w:rPr>
+                  <w:rFonts w:ascii="Cambria Math" w:hAnsi="Cambria Math"/>
+                </w:rPr>
+              </m:ctrlPr>
+            </m:funcPr>
+            <m:fName>
+              <m:r>
+                <m:rPr>
+                  <m:sty m:val="p"/>
+                </m:rPr>
+                <w:rPr>
+                  <w:rFonts w:ascii="Cambria Math" w:hAnsi="Cambria Math"/>
+                </w:rPr>
+                <m:t>exp</m:t>
+              </m:r>
+            </m:fName>
+            <m:e>
+              <m:d>
+                <m:dPr>
+                  <m:ctrlPr>
+                    <w:rPr>
+                      <w:rFonts w:ascii="Cambria Math" w:hAnsi="Cambria Math"/>
+                      <w:i/>
+                    </w:rPr>
+                  </m:ctrlPr>
+                </m:dPr>
+                <m:e>
+                  <m:r>
+                    <w:rPr>
+                      <w:rFonts w:ascii="Cambria Math" w:hAnsi="Cambria Math"/>
+                    </w:rPr>
+                    <m:t>a×</m:t>
+                  </m:r>
+                  <m:func>
+                    <m:funcPr>
+                      <m:ctrlPr>
+                        <w:rPr>
+                          <w:rFonts w:ascii="Cambria Math" w:hAnsi="Cambria Math"/>
+                        </w:rPr>
+                      </m:ctrlPr>
+                    </m:funcPr>
+                    <m:fName>
+                      <m:r>
+                        <m:rPr>
+                          <m:sty m:val="p"/>
+                        </m:rPr>
+                        <w:rPr>
+                          <w:rFonts w:ascii="Cambria Math" w:hAnsi="Cambria Math"/>
+                        </w:rPr>
+                        <m:t>ln</m:t>
+                      </m:r>
+                      <m:ctrlPr>
+                        <w:rPr>
+                          <w:rFonts w:ascii="Cambria Math" w:hAnsi="Cambria Math"/>
+                          <w:i/>
+                        </w:rPr>
+                      </m:ctrlPr>
+                    </m:fName>
+                    <m:e>
+                      <m:d>
+                        <m:dPr>
+                          <m:ctrlPr>
+                            <w:rPr>
+                              <w:rFonts w:ascii="Cambria Math" w:hAnsi="Cambria Math"/>
+                              <w:i/>
+                            </w:rPr>
+                          </m:ctrlPr>
+                        </m:dPr>
+                        <m:e>
+                          <m:r>
+                            <w:rPr>
+                              <w:rFonts w:ascii="Cambria Math" w:hAnsi="Cambria Math"/>
+                            </w:rPr>
+                            <m:t>x</m:t>
+                          </m:r>
+                        </m:e>
+                      </m:d>
+                    </m:e>
+                  </m:func>
+                </m:e>
+              </m:d>
+            </m:e>
+          </m:func>
+          <m:r>
+            <w:rPr>
+              <w:rFonts w:ascii="Cambria Math" w:hAnsi="Cambria Math"/>
+            </w:rPr>
+            <m:t xml:space="preserve">    (x&gt;0</m:t>
+          </m:r>
+          <m:r>
+            <w:rPr>
+              <w:rFonts w:ascii="Cambria Math" w:eastAsiaTheme="minorEastAsia" w:hAnsi="Cambria Math"/>
+            </w:rPr>
+            <m:t>)</m:t>
+          </m:r>
+        </m:oMath>
+      </m:oMathPara>
+    </w:p>
+    <w:p>
+      <w:r>
+        <w:t xml:space="preserve">Ez a számítási módszer már minden pozitív szám esetén működik a logaritmus függvény folytonosságából adódóan, viszont azt jelentené, hogy szükségünk van exponenciális függvény és természetes alapú logaritmus implementációkra is. A racionális számok definiálásánál még </w:t>
+      </w:r>
+      <w:r>
+        <w:lastRenderedPageBreak/>
+        <w:t>visszatekintünk erre a problémára, de egyelőre fogadjuk el, hogy jelenleg csak részlegesen van definiálva a hatványozás a számtípusainkra.</w:t>
+      </w:r>
+    </w:p>
+    <w:p>
       <w:pPr>
         <w:pStyle w:val="Cmsor3"/>
       </w:pPr>
@@ -8012,7 +8221,6 @@
         </w:numPr>
       </w:pPr>
       <w:r>
-        <w:lastRenderedPageBreak/>
         <w:t>kivonás (</w:t>
       </w:r>
       <w:r>
@@ -8172,6 +8380,11 @@
       </m:oMath>
       <w:r>
         <w:t>)</w:t>
+      </w:r>
+    </w:p>
+    <w:p>
+      <w:r>
+        <w:t>Ugyanúgy ahogy azt az egész számok definiálásánál tettük, itt is hozzáveszünk egy előjel bitet a pozitív számtípushoz és már kész is az új típus.</w:t>
       </w:r>
     </w:p>
     <w:p>
@@ -8302,6 +8515,7 @@
         </w:numPr>
       </w:pPr>
       <w:r>
+        <w:lastRenderedPageBreak/>
         <w:t>egyenlőség (</w:t>
       </w:r>
       <w:r>
@@ -8577,167 +8791,143 @@
       </w:pPr>
       <w:bookmarkStart w:id="18" w:name="_Toc218619930"/>
       <w:r>
+        <w:t>Számológép megvalósítása</w:t>
+      </w:r>
+      <w:bookmarkEnd w:id="18"/>
+    </w:p>
+    <w:p>
+      <w:pPr>
+        <w:pStyle w:val="Cmsor3"/>
+      </w:pPr>
+      <w:bookmarkStart w:id="19" w:name="_Toc218619931"/>
+      <w:r>
+        <w:t>Parser</w:t>
+      </w:r>
+      <w:bookmarkEnd w:id="19"/>
+    </w:p>
+    <w:p>
+      <w:pPr>
+        <w:pStyle w:val="Cmsor3"/>
+      </w:pPr>
+      <w:bookmarkStart w:id="20" w:name="_Toc218619932"/>
+      <w:r>
+        <w:t>Általános számológép (Standard)</w:t>
+      </w:r>
+      <w:bookmarkEnd w:id="20"/>
+    </w:p>
+    <w:p>
+      <w:pPr>
+        <w:pStyle w:val="Cmsor3"/>
+      </w:pPr>
+      <w:bookmarkStart w:id="21" w:name="_Toc218619933"/>
+      <w:r>
+        <w:t>Euklideszi tér számológép (EuclideanSpace)</w:t>
+      </w:r>
+      <w:bookmarkEnd w:id="21"/>
+    </w:p>
+    <w:p>
+      <w:pPr>
+        <w:pStyle w:val="Cmsor3"/>
+      </w:pPr>
+      <w:bookmarkStart w:id="22" w:name="_Toc218619934"/>
+      <w:r>
+        <w:t>Polinom számológép (Polynomials)</w:t>
+      </w:r>
+      <w:bookmarkEnd w:id="22"/>
+    </w:p>
+    <w:p>
+      <w:pPr>
+        <w:pStyle w:val="Cmsor3"/>
+      </w:pPr>
+      <w:bookmarkStart w:id="23" w:name="_Toc218619935"/>
+      <w:r>
+        <w:t>Integrálközelítés számológép (Integral)</w:t>
+      </w:r>
+      <w:bookmarkEnd w:id="23"/>
+    </w:p>
+    <w:p>
+      <w:pPr>
+        <w:pStyle w:val="Cmsor2"/>
+      </w:pPr>
+      <w:bookmarkStart w:id="24" w:name="_Toc218619936"/>
+      <w:r>
+        <w:t>Vizuális számológép megvalósítása</w:t>
+      </w:r>
+      <w:bookmarkEnd w:id="24"/>
+    </w:p>
+    <w:p>
+      <w:pPr>
+        <w:pStyle w:val="Cmsor3"/>
+      </w:pPr>
+      <w:bookmarkStart w:id="25" w:name="_Toc218619937"/>
+      <w:r>
+        <w:t>Funkciók</w:t>
+      </w:r>
+      <w:bookmarkEnd w:id="25"/>
+    </w:p>
+    <w:p>
+      <w:pPr>
+        <w:pStyle w:val="Cmsor2"/>
+      </w:pPr>
+      <w:bookmarkStart w:id="26" w:name="_Toc218619938"/>
+      <w:r>
+        <w:t>Jövőbeli fejlesztések</w:t>
+      </w:r>
+      <w:bookmarkEnd w:id="26"/>
+    </w:p>
+    <w:p>
+      <w:pPr>
+        <w:pStyle w:val="Cmsor3"/>
+      </w:pPr>
+      <w:bookmarkStart w:id="27" w:name="_Toc218619939"/>
+      <w:r>
+        <w:t>Teljesítményt növelő fejlesztések</w:t>
+      </w:r>
+      <w:bookmarkEnd w:id="27"/>
+    </w:p>
+    <w:p>
+      <w:pPr>
+        <w:pStyle w:val="Cmsor3"/>
+      </w:pPr>
+      <w:bookmarkStart w:id="28" w:name="_Toc218619940"/>
+      <w:r>
+        <w:t>Bővítmények</w:t>
+      </w:r>
+      <w:bookmarkEnd w:id="28"/>
+    </w:p>
+    <w:p>
+      <w:pPr>
+        <w:pStyle w:val="Cmsor3"/>
+      </w:pPr>
+      <w:bookmarkStart w:id="29" w:name="_Toc218619941"/>
+      <w:r>
+        <w:t>Más nyelvekre kiterjesztés</w:t>
+      </w:r>
+      <w:bookmarkEnd w:id="29"/>
+    </w:p>
+    <w:p>
+      <w:pPr>
+        <w:pStyle w:val="Cmsor2"/>
+      </w:pPr>
+      <w:bookmarkStart w:id="30" w:name="_Toc218619942"/>
+      <w:r>
+        <w:t>Köszönetnyilvánítás</w:t>
+      </w:r>
+      <w:bookmarkEnd w:id="30"/>
+    </w:p>
+    <w:p>
+      <w:r>
+        <w:t>Klenovszky Áron – Ötlet és támogatás</w:t>
+      </w:r>
+    </w:p>
+    <w:p>
+      <w:r>
+        <w:t>Lócsi Levente – Témavezetés, matematikai háttér ellenőrzése</w:t>
+      </w:r>
+    </w:p>
+    <w:p>
+      <w:r>
         <w:lastRenderedPageBreak/>
-        <w:t>Számológép megvalósítása</w:t>
-      </w:r>
-      <w:bookmarkEnd w:id="18"/>
-    </w:p>
-    <w:p>
-      <w:pPr>
-        <w:pStyle w:val="Cmsor3"/>
-      </w:pPr>
-      <w:bookmarkStart w:id="19" w:name="_Toc218619931"/>
-      <w:r>
-        <w:t>Parser</w:t>
-      </w:r>
-      <w:bookmarkEnd w:id="19"/>
-    </w:p>
-    <w:p>
-      <w:pPr>
-        <w:pStyle w:val="Cmsor3"/>
-      </w:pPr>
-      <w:bookmarkStart w:id="20" w:name="_Toc218619932"/>
-      <w:r>
-        <w:t>Általános számológép (Standard)</w:t>
-      </w:r>
-      <w:bookmarkEnd w:id="20"/>
-    </w:p>
-    <w:p>
-      <w:pPr>
-        <w:pStyle w:val="Cmsor3"/>
-      </w:pPr>
-      <w:bookmarkStart w:id="21" w:name="_Toc218619933"/>
-      <w:r>
-        <w:t>Euklideszi tér számológép (</w:t>
-      </w:r>
-      <w:proofErr w:type="spellStart"/>
-      <w:r>
-        <w:t>EuclideanSpace</w:t>
-      </w:r>
-      <w:proofErr w:type="spellEnd"/>
-      <w:r>
-        <w:t>)</w:t>
-      </w:r>
-      <w:bookmarkEnd w:id="21"/>
-    </w:p>
-    <w:p>
-      <w:pPr>
-        <w:pStyle w:val="Cmsor3"/>
-      </w:pPr>
-      <w:bookmarkStart w:id="22" w:name="_Toc218619934"/>
-      <w:r>
-        <w:t>Polinom számológép (</w:t>
-      </w:r>
-      <w:proofErr w:type="spellStart"/>
-      <w:r>
-        <w:t>Polynomials</w:t>
-      </w:r>
-      <w:proofErr w:type="spellEnd"/>
-      <w:r>
-        <w:t>)</w:t>
-      </w:r>
-      <w:bookmarkEnd w:id="22"/>
-    </w:p>
-    <w:p>
-      <w:pPr>
-        <w:pStyle w:val="Cmsor3"/>
-      </w:pPr>
-      <w:bookmarkStart w:id="23" w:name="_Toc218619935"/>
-      <w:r>
-        <w:t>Integrálközelítés számológép (</w:t>
-      </w:r>
-      <w:proofErr w:type="spellStart"/>
-      <w:r>
-        <w:t>Integral</w:t>
-      </w:r>
-      <w:proofErr w:type="spellEnd"/>
-      <w:r>
-        <w:t>)</w:t>
-      </w:r>
-      <w:bookmarkEnd w:id="23"/>
-    </w:p>
-    <w:p>
-      <w:pPr>
-        <w:pStyle w:val="Cmsor2"/>
-      </w:pPr>
-      <w:bookmarkStart w:id="24" w:name="_Toc218619936"/>
-      <w:r>
-        <w:t>Vizuális számológép megvalósítása</w:t>
-      </w:r>
-      <w:bookmarkEnd w:id="24"/>
-    </w:p>
-    <w:p>
-      <w:pPr>
-        <w:pStyle w:val="Cmsor3"/>
-      </w:pPr>
-      <w:bookmarkStart w:id="25" w:name="_Toc218619937"/>
-      <w:r>
-        <w:t>Funkciók</w:t>
-      </w:r>
-      <w:bookmarkEnd w:id="25"/>
-    </w:p>
-    <w:p>
-      <w:pPr>
-        <w:pStyle w:val="Cmsor2"/>
-      </w:pPr>
-      <w:bookmarkStart w:id="26" w:name="_Toc218619938"/>
-      <w:r>
-        <w:t>Jövőbeli fejlesztések</w:t>
-      </w:r>
-      <w:bookmarkEnd w:id="26"/>
-    </w:p>
-    <w:p>
-      <w:pPr>
-        <w:pStyle w:val="Cmsor3"/>
-      </w:pPr>
-      <w:bookmarkStart w:id="27" w:name="_Toc218619939"/>
-      <w:r>
-        <w:t>Teljesítményt növelő fejlesztések</w:t>
-      </w:r>
-      <w:bookmarkEnd w:id="27"/>
-    </w:p>
-    <w:p>
-      <w:pPr>
-        <w:pStyle w:val="Cmsor3"/>
-      </w:pPr>
-      <w:bookmarkStart w:id="28" w:name="_Toc218619940"/>
-      <w:r>
-        <w:t>Bővítmények</w:t>
-      </w:r>
-      <w:bookmarkEnd w:id="28"/>
-    </w:p>
-    <w:p>
-      <w:pPr>
-        <w:pStyle w:val="Cmsor3"/>
-      </w:pPr>
-      <w:bookmarkStart w:id="29" w:name="_Toc218619941"/>
-      <w:r>
-        <w:t>Más nyelvekre kiterjesztés</w:t>
-      </w:r>
-      <w:bookmarkEnd w:id="29"/>
-    </w:p>
-    <w:p>
-      <w:pPr>
-        <w:pStyle w:val="Cmsor2"/>
-      </w:pPr>
-      <w:bookmarkStart w:id="30" w:name="_Toc218619942"/>
-      <w:r>
-        <w:t>Köszönetnyilvánítás</w:t>
-      </w:r>
-      <w:bookmarkEnd w:id="30"/>
-    </w:p>
-    <w:p>
-      <w:r>
-        <w:t>Klenovszky Áron – Ötlet és támogatás</w:t>
-      </w:r>
-    </w:p>
-    <w:p>
-      <w:r>
-        <w:t>Lócsi Levente – Témavezetés, matematikai háttér ellenőrzése</w:t>
-      </w:r>
-    </w:p>
-    <w:p>
-      <w:r>
         <w:t>Török Bálint Bence – Kutatásbeli segítség</w:t>
       </w:r>
     </w:p>
@@ -10063,7 +10253,7 @@
   <w:style w:type="paragraph" w:default="1" w:styleId="Norml">
     <w:name w:val="Normal"/>
     <w:qFormat/>
-    <w:rsid w:val="00D4366F"/>
+    <w:rsid w:val="009E62A8"/>
     <w:pPr>
       <w:spacing w:line="360" w:lineRule="auto"/>
       <w:ind w:firstLine="227"/>
@@ -10081,11 +10271,12 @@
     <w:link w:val="Cmsor1Char"/>
     <w:uiPriority w:val="9"/>
     <w:qFormat/>
-    <w:rsid w:val="00A521B8"/>
+    <w:rsid w:val="00CD5C39"/>
     <w:pPr>
       <w:keepNext/>
       <w:keepLines/>
       <w:spacing w:before="360" w:after="480"/>
+      <w:ind w:firstLine="0"/>
       <w:outlineLvl w:val="0"/>
     </w:pPr>
     <w:rPr>
@@ -10102,11 +10293,12 @@
     <w:uiPriority w:val="9"/>
     <w:unhideWhenUsed/>
     <w:qFormat/>
-    <w:rsid w:val="00A80AD3"/>
+    <w:rsid w:val="00CD5C39"/>
     <w:pPr>
       <w:keepNext/>
       <w:keepLines/>
       <w:spacing w:before="160" w:after="80"/>
+      <w:ind w:firstLine="0"/>
       <w:outlineLvl w:val="1"/>
     </w:pPr>
     <w:rPr>
@@ -10123,11 +10315,12 @@
     <w:uiPriority w:val="9"/>
     <w:unhideWhenUsed/>
     <w:qFormat/>
-    <w:rsid w:val="008D1B23"/>
+    <w:rsid w:val="00CD5C39"/>
     <w:pPr>
       <w:keepNext/>
       <w:keepLines/>
       <w:spacing w:before="160" w:after="80"/>
+      <w:ind w:firstLine="0"/>
       <w:outlineLvl w:val="2"/>
     </w:pPr>
     <w:rPr>
@@ -10270,6 +10463,7 @@
   <w:style w:type="character" w:default="1" w:styleId="Bekezdsalapbettpusa">
     <w:name w:val="Default Paragraph Font"/>
     <w:uiPriority w:val="1"/>
+    <w:semiHidden/>
     <w:unhideWhenUsed/>
   </w:style>
   <w:style w:type="table" w:default="1" w:styleId="Normltblzat">
@@ -10298,7 +10492,7 @@
     <w:basedOn w:val="Bekezdsalapbettpusa"/>
     <w:link w:val="Cmsor1"/>
     <w:uiPriority w:val="9"/>
-    <w:rsid w:val="00A521B8"/>
+    <w:rsid w:val="00CD5C39"/>
     <w:rPr>
       <w:rFonts w:ascii="Times New Roman" w:eastAsiaTheme="majorEastAsia" w:hAnsi="Times New Roman" w:cstheme="majorBidi"/>
       <w:sz w:val="40"/>
@@ -10310,7 +10504,7 @@
     <w:basedOn w:val="Bekezdsalapbettpusa"/>
     <w:link w:val="Cmsor2"/>
     <w:uiPriority w:val="9"/>
-    <w:rsid w:val="00A80AD3"/>
+    <w:rsid w:val="00CD5C39"/>
     <w:rPr>
       <w:rFonts w:ascii="Times New Roman" w:eastAsiaTheme="majorEastAsia" w:hAnsi="Times New Roman" w:cstheme="majorBidi"/>
       <w:sz w:val="32"/>
@@ -10322,7 +10516,7 @@
     <w:basedOn w:val="Bekezdsalapbettpusa"/>
     <w:link w:val="Cmsor3"/>
     <w:uiPriority w:val="9"/>
-    <w:rsid w:val="008D1B23"/>
+    <w:rsid w:val="00CD5C39"/>
     <w:rPr>
       <w:rFonts w:ascii="Times New Roman" w:eastAsiaTheme="majorEastAsia" w:hAnsi="Times New Roman" w:cstheme="majorBidi"/>
       <w:sz w:val="28"/>
@@ -10608,7 +10802,6 @@
     <w:rsid w:val="008B2B65"/>
     <w:pPr>
       <w:spacing w:before="240" w:after="0" w:line="259" w:lineRule="auto"/>
-      <w:ind w:firstLine="0"/>
       <w:jc w:val="left"/>
       <w:outlineLvl w:val="9"/>
     </w:pPr>

--- a/Documentation.docx
+++ b/Documentation.docx
@@ -3831,7 +3831,15 @@
         <w:jc w:val="center"/>
       </w:pPr>
       <w:r>
-        <w:t>&lt;kép egy 0-nál kisebb számról ami rövidebb mint a fractionLength&gt;</w:t>
+        <w:t xml:space="preserve">&lt;kép egy 0-nál kisebb számról ami rövidebb mint a </w:t>
+      </w:r>
+      <w:proofErr w:type="spellStart"/>
+      <w:r>
+        <w:t>fractionLength</w:t>
+      </w:r>
+      <w:proofErr w:type="spellEnd"/>
+      <w:r>
+        <w:t>&gt;</w:t>
       </w:r>
     </w:p>
     <w:p>
@@ -4356,8 +4364,13 @@
         <w:t>long</w:t>
       </w:r>
       <w:r>
-        <w:t xml:space="preserve"> long</w:t>
-      </w:r>
+        <w:t xml:space="preserve"> </w:t>
+      </w:r>
+      <w:proofErr w:type="spellStart"/>
+      <w:r>
+        <w:t>long</w:t>
+      </w:r>
+      <w:proofErr w:type="spellEnd"/>
       <w:r>
         <w:t xml:space="preserve"> számtípus</w:t>
       </w:r>
@@ -5688,12 +5701,20 @@
         <w:rPr>
           <w:rFonts w:eastAsiaTheme="minorEastAsia"/>
         </w:rPr>
-        <w:t>François Viète</w:t>
-      </w:r>
+        <w:t xml:space="preserve">François </w:t>
+      </w:r>
+      <w:proofErr w:type="spellStart"/>
       <w:r>
         <w:rPr>
           <w:rFonts w:eastAsiaTheme="minorEastAsia"/>
         </w:rPr>
+        <w:t>Viète</w:t>
+      </w:r>
+      <w:proofErr w:type="spellEnd"/>
+      <w:r>
+        <w:rPr>
+          <w:rFonts w:eastAsiaTheme="minorEastAsia"/>
+        </w:rPr>
         <w:t>, híres matematikus</w:t>
       </w:r>
       <w:r>
@@ -5730,7 +5751,21 @@
         <w:rPr>
           <w:rFonts w:eastAsiaTheme="minorEastAsia"/>
         </w:rPr>
-        <w:t xml:space="preserve">amit Viète </w:t>
+        <w:t xml:space="preserve">amit </w:t>
+      </w:r>
+      <w:proofErr w:type="spellStart"/>
+      <w:r>
+        <w:rPr>
+          <w:rFonts w:eastAsiaTheme="minorEastAsia"/>
+        </w:rPr>
+        <w:t>Viète</w:t>
+      </w:r>
+      <w:proofErr w:type="spellEnd"/>
+      <w:r>
+        <w:rPr>
+          <w:rFonts w:eastAsiaTheme="minorEastAsia"/>
+        </w:rPr>
+        <w:t xml:space="preserve"> </w:t>
       </w:r>
       <w:r>
         <w:rPr>
@@ -6958,7 +6993,21 @@
     </w:p>
     <w:p>
       <w:r>
-        <w:t>Egyszerűbben úgy tudnánk elképzelni a fenti számítást, mint a kézi osztás (long division) műveletsorát. Itt is a legnagyobb helyiértékű számjegytől kezdve folyamatosan alulról közelítjük az eredményünket a valós értékhez. Pontosan ezért itt is megadható a maradék a számítás végén, amivel mindig visszaállítható a pontos eredeti érték.</w:t>
+        <w:t xml:space="preserve">Egyszerűbben úgy tudnánk elképzelni a fenti számítást, mint a kézi osztás (long </w:t>
+      </w:r>
+      <w:proofErr w:type="spellStart"/>
+      <w:r>
+        <w:t>division</w:t>
+      </w:r>
+      <w:proofErr w:type="spellEnd"/>
+      <w:r>
+        <w:t xml:space="preserve">) műveletsorát. Itt is a legnagyobb helyiértékű számjegytől kezdve folyamatosan alulról közelítjük az eredményünket a valós értékhez. </w:t>
+      </w:r>
+      <w:r>
+        <w:t>Éppen</w:t>
+      </w:r>
+      <w:r>
+        <w:t xml:space="preserve"> ezért itt is megadható a maradék a számítás végén, amivel mindig visszaállítható a pontos eredeti érték.</w:t>
       </w:r>
     </w:p>
     <w:p>
@@ -7723,13 +7772,7 @@
         <w:t>Szorzásnál</w:t>
       </w:r>
       <w:r>
-        <w:t xml:space="preserve"> annyival egyszerűbb a helyzet, hogy nem kell kipótolnunk nullákkal egyik tagot sem. A számokat egészként kezelve és összeszorozva megkapjuk a szám törzsét, a tizedesvessző helyét pedig</w:t>
-      </w:r>
-      <w:r>
-        <w:t xml:space="preserve"> helyesen</w:t>
-      </w:r>
-      <w:r>
-        <w:t xml:space="preserve"> a két eredeti szám tizedesjegy számának összege adja meg.</w:t>
+        <w:t xml:space="preserve"> annyival egyszerűbb a helyzet, hogy nem kell kipótolnunk nullákkal egyik tagot sem. A számokat egészként kezelve és összeszorozva megkapjuk a szám törzsét, a tizedesvessző helyét pedig helyesen a két eredeti szám tizedesjegy számának összege adja meg.</w:t>
       </w:r>
     </w:p>
     <w:p>
@@ -7966,11 +8009,17 @@
     </w:p>
     <w:p>
       <w:r>
-        <w:t xml:space="preserve">Ez a számítási módszer már minden pozitív szám esetén működik a logaritmus függvény folytonosságából adódóan, viszont azt jelentené, hogy szükségünk van exponenciális függvény és természetes alapú logaritmus implementációkra is. A racionális számok definiálásánál még </w:t>
+        <w:t>Ez a számítási módszer már minden pozitív szám esetén működik a logaritmus</w:t>
+      </w:r>
+      <w:r>
+        <w:t xml:space="preserve"> és az exponenciális</w:t>
+      </w:r>
+      <w:r>
+        <w:t xml:space="preserve"> függvény folytonosságából adódóan, viszont azt jelentené, hogy szükségünk van exponenciális függvény és természetes alapú logaritmus implementációkra is. A racionális </w:t>
       </w:r>
       <w:r>
         <w:lastRenderedPageBreak/>
-        <w:t>visszatekintünk erre a problémára, de egyelőre fogadjuk el, hogy jelenleg csak részlegesen van definiálva a hatványozás a számtípusainkra.</w:t>
+        <w:t>számok definiálásánál még visszatekintünk erre a problémára, de egyelőre fogadjuk el, hogy jelenleg csak részlegesen van definiálva a hatványozás a számtípusainkra.</w:t>
       </w:r>
     </w:p>
     <w:p>
@@ -8384,7 +8433,13 @@
     </w:p>
     <w:p>
       <w:r>
-        <w:t>Ugyanúgy ahogy azt az egész számok definiálásánál tettük, itt is hozzáveszünk egy előjel bitet a pozitív számtípushoz és már kész is az új típus.</w:t>
+        <w:t>Ugyanúgy ahogy azt az egész számok definiálásánál tettük, itt is hozzáveszünk egy előjel</w:t>
+      </w:r>
+      <w:r>
+        <w:t>et</w:t>
+      </w:r>
+      <w:r>
+        <w:t xml:space="preserve"> bitet a pozitív számtípushoz és már kész is az új típus.</w:t>
       </w:r>
     </w:p>
     <w:p>
@@ -8787,10 +8842,2000 @@
     </w:p>
     <w:p>
       <w:pPr>
+        <w:pStyle w:val="Listaszerbekezds"/>
+        <w:numPr>
+          <w:ilvl w:val="0"/>
+          <w:numId w:val="2"/>
+        </w:numPr>
+      </w:pPr>
+      <w:r>
+        <w:t>pi (</w:t>
+      </w:r>
+      <m:oMath>
+        <m:r>
+          <w:rPr>
+            <w:rFonts w:ascii="Cambria Math" w:hAnsi="Cambria Math"/>
+          </w:rPr>
+          <m:t>π</m:t>
+        </m:r>
+      </m:oMath>
+      <w:r>
+        <w:t>)</w:t>
+      </w:r>
+    </w:p>
+    <w:p>
+      <w:pPr>
+        <w:pStyle w:val="Listaszerbekezds"/>
+        <w:numPr>
+          <w:ilvl w:val="0"/>
+          <w:numId w:val="2"/>
+        </w:numPr>
+      </w:pPr>
+      <w:r>
+        <w:t>e szám (</w:t>
+      </w:r>
+      <m:oMath>
+        <m:r>
+          <w:rPr>
+            <w:rFonts w:ascii="Cambria Math" w:hAnsi="Cambria Math"/>
+          </w:rPr>
+          <m:t>e</m:t>
+        </m:r>
+      </m:oMath>
+      <w:r>
+        <w:t>)</w:t>
+      </w:r>
+    </w:p>
+    <w:p>
+      <w:pPr>
+        <w:pStyle w:val="Listaszerbekezds"/>
+        <w:numPr>
+          <w:ilvl w:val="0"/>
+          <w:numId w:val="2"/>
+        </w:numPr>
+      </w:pPr>
+      <w:r>
+        <w:t>exponenciális függvény (</w:t>
+      </w:r>
+      <m:oMath>
+        <m:r>
+          <w:rPr>
+            <w:rFonts w:ascii="Cambria Math" w:hAnsi="Cambria Math"/>
+          </w:rPr>
+          <m:t>exp</m:t>
+        </m:r>
+      </m:oMath>
+      <w:r>
+        <w:rPr>
+          <w:rFonts w:eastAsiaTheme="minorEastAsia"/>
+        </w:rPr>
+        <w:t xml:space="preserve"> vagy </w:t>
+      </w:r>
+      <m:oMath>
+        <m:sSup>
+          <m:sSupPr>
+            <m:ctrlPr>
+              <w:rPr>
+                <w:rFonts w:ascii="Cambria Math" w:eastAsiaTheme="minorEastAsia" w:hAnsi="Cambria Math"/>
+                <w:i/>
+              </w:rPr>
+            </m:ctrlPr>
+          </m:sSupPr>
+          <m:e>
+            <m:r>
+              <w:rPr>
+                <w:rFonts w:ascii="Cambria Math" w:eastAsiaTheme="minorEastAsia" w:hAnsi="Cambria Math"/>
+              </w:rPr>
+              <m:t>e</m:t>
+            </m:r>
+          </m:e>
+          <m:sup>
+            <m:r>
+              <w:rPr>
+                <w:rFonts w:ascii="Cambria Math" w:eastAsiaTheme="minorEastAsia" w:hAnsi="Cambria Math"/>
+              </w:rPr>
+              <m:t>x</m:t>
+            </m:r>
+          </m:sup>
+        </m:sSup>
+      </m:oMath>
+      <w:r>
+        <w:t>)</w:t>
+      </w:r>
+    </w:p>
+    <w:p>
+      <w:pPr>
+        <w:pStyle w:val="Listaszerbekezds"/>
+        <w:numPr>
+          <w:ilvl w:val="0"/>
+          <w:numId w:val="2"/>
+        </w:numPr>
+      </w:pPr>
+      <w:r>
+        <w:t>természetes alapú logaritmus (</w:t>
+      </w:r>
+      <m:oMath>
+        <m:r>
+          <w:rPr>
+            <w:rFonts w:ascii="Cambria Math" w:hAnsi="Cambria Math"/>
+          </w:rPr>
+          <m:t>ln</m:t>
+        </m:r>
+      </m:oMath>
+      <w:r>
+        <w:t>)</w:t>
+      </w:r>
+    </w:p>
+    <w:p>
+      <w:pPr>
+        <w:pStyle w:val="Listaszerbekezds"/>
+        <w:numPr>
+          <w:ilvl w:val="0"/>
+          <w:numId w:val="2"/>
+        </w:numPr>
+      </w:pPr>
+      <w:r>
+        <w:t>szinusz (</w:t>
+      </w:r>
+      <m:oMath>
+        <m:r>
+          <w:rPr>
+            <w:rFonts w:ascii="Cambria Math" w:hAnsi="Cambria Math"/>
+          </w:rPr>
+          <m:t>sin</m:t>
+        </m:r>
+      </m:oMath>
+      <w:r>
+        <w:t>)</w:t>
+      </w:r>
+    </w:p>
+    <w:p>
+      <w:pPr>
+        <w:pStyle w:val="Listaszerbekezds"/>
+        <w:numPr>
+          <w:ilvl w:val="0"/>
+          <w:numId w:val="2"/>
+        </w:numPr>
+      </w:pPr>
+      <w:r>
+        <w:t>koszinusz (cos)</w:t>
+      </w:r>
+    </w:p>
+    <w:p>
+      <w:r>
+        <w:t>Ennél a típusnál egyből feltűnhet, hogy szignifikánsan több függvénye van, mint a többi típusnak. Ez azért van, mert ez a típus küszöböli ki leginkább a lebegőpontos számoknál tapasztalt problémákat.</w:t>
+      </w:r>
+    </w:p>
+    <w:p>
+      <w:r>
+        <w:t xml:space="preserve">A racionális számok előnye, hogy mivel a szám két részből – számlálóból és nevezőből – áll, az </w:t>
+      </w:r>
+      <w:r>
+        <w:rPr>
+          <w:b/>
+          <w:bCs/>
+        </w:rPr>
+        <w:t>osztás</w:t>
+      </w:r>
+      <w:r>
+        <w:t xml:space="preserve"> műveletét felírhatjuk egy reciprokkal szorzásként az alábbi módon:</w:t>
+      </w:r>
+    </w:p>
+    <w:p>
+      <w:pPr>
+        <w:rPr>
+          <w:rFonts w:eastAsiaTheme="minorEastAsia"/>
+        </w:rPr>
+      </w:pPr>
+      <m:oMathPara>
+        <m:oMath>
+          <m:f>
+            <m:fPr>
+              <m:ctrlPr>
+                <w:rPr>
+                  <w:rFonts w:ascii="Cambria Math" w:hAnsi="Cambria Math"/>
+                  <w:i/>
+                </w:rPr>
+              </m:ctrlPr>
+            </m:fPr>
+            <m:num>
+              <m:r>
+                <w:rPr>
+                  <w:rFonts w:ascii="Cambria Math" w:hAnsi="Cambria Math"/>
+                </w:rPr>
+                <m:t>a</m:t>
+              </m:r>
+            </m:num>
+            <m:den>
+              <m:r>
+                <w:rPr>
+                  <w:rFonts w:ascii="Cambria Math" w:hAnsi="Cambria Math"/>
+                </w:rPr>
+                <m:t>b</m:t>
+              </m:r>
+            </m:den>
+          </m:f>
+          <m:r>
+            <w:rPr>
+              <w:rFonts w:ascii="Cambria Math" w:hAnsi="Cambria Math"/>
+            </w:rPr>
+            <m:t>/</m:t>
+          </m:r>
+          <m:f>
+            <m:fPr>
+              <m:ctrlPr>
+                <w:rPr>
+                  <w:rFonts w:ascii="Cambria Math" w:eastAsiaTheme="minorEastAsia" w:hAnsi="Cambria Math"/>
+                  <w:i/>
+                </w:rPr>
+              </m:ctrlPr>
+            </m:fPr>
+            <m:num>
+              <m:r>
+                <w:rPr>
+                  <w:rFonts w:ascii="Cambria Math" w:eastAsiaTheme="minorEastAsia" w:hAnsi="Cambria Math"/>
+                </w:rPr>
+                <m:t>c</m:t>
+              </m:r>
+            </m:num>
+            <m:den>
+              <m:r>
+                <w:rPr>
+                  <w:rFonts w:ascii="Cambria Math" w:eastAsiaTheme="minorEastAsia" w:hAnsi="Cambria Math"/>
+                </w:rPr>
+                <m:t>d</m:t>
+              </m:r>
+            </m:den>
+          </m:f>
+          <m:r>
+            <w:rPr>
+              <w:rFonts w:ascii="Cambria Math" w:eastAsiaTheme="minorEastAsia" w:hAnsi="Cambria Math"/>
+            </w:rPr>
+            <m:t xml:space="preserve"> =</m:t>
+          </m:r>
+          <m:f>
+            <m:fPr>
+              <m:ctrlPr>
+                <w:rPr>
+                  <w:rFonts w:ascii="Cambria Math" w:eastAsiaTheme="minorEastAsia" w:hAnsi="Cambria Math"/>
+                  <w:i/>
+                </w:rPr>
+              </m:ctrlPr>
+            </m:fPr>
+            <m:num>
+              <m:r>
+                <w:rPr>
+                  <w:rFonts w:ascii="Cambria Math" w:eastAsiaTheme="minorEastAsia" w:hAnsi="Cambria Math"/>
+                </w:rPr>
+                <m:t>a</m:t>
+              </m:r>
+            </m:num>
+            <m:den>
+              <m:r>
+                <w:rPr>
+                  <w:rFonts w:ascii="Cambria Math" w:eastAsiaTheme="minorEastAsia" w:hAnsi="Cambria Math"/>
+                </w:rPr>
+                <m:t>b</m:t>
+              </m:r>
+            </m:den>
+          </m:f>
+          <m:r>
+            <w:rPr>
+              <w:rFonts w:ascii="Cambria Math" w:eastAsiaTheme="minorEastAsia" w:hAnsi="Cambria Math"/>
+            </w:rPr>
+            <m:t>×</m:t>
+          </m:r>
+          <m:f>
+            <m:fPr>
+              <m:ctrlPr>
+                <w:rPr>
+                  <w:rFonts w:ascii="Cambria Math" w:eastAsiaTheme="minorEastAsia" w:hAnsi="Cambria Math"/>
+                  <w:i/>
+                </w:rPr>
+              </m:ctrlPr>
+            </m:fPr>
+            <m:num>
+              <m:r>
+                <w:rPr>
+                  <w:rFonts w:ascii="Cambria Math" w:eastAsiaTheme="minorEastAsia" w:hAnsi="Cambria Math"/>
+                </w:rPr>
+                <m:t>d</m:t>
+              </m:r>
+              <m:ctrlPr>
+                <w:rPr>
+                  <w:rFonts w:ascii="Cambria Math" w:hAnsi="Cambria Math"/>
+                  <w:i/>
+                </w:rPr>
+              </m:ctrlPr>
+            </m:num>
+            <m:den>
+              <m:r>
+                <w:rPr>
+                  <w:rFonts w:ascii="Cambria Math" w:hAnsi="Cambria Math"/>
+                </w:rPr>
+                <m:t>c</m:t>
+              </m:r>
+            </m:den>
+          </m:f>
+          <m:r>
+            <w:rPr>
+              <w:rFonts w:ascii="Cambria Math" w:eastAsiaTheme="minorEastAsia" w:hAnsi="Cambria Math"/>
+            </w:rPr>
+            <m:t>=</m:t>
+          </m:r>
+          <m:f>
+            <m:fPr>
+              <m:ctrlPr>
+                <w:rPr>
+                  <w:rFonts w:ascii="Cambria Math" w:eastAsiaTheme="minorEastAsia" w:hAnsi="Cambria Math"/>
+                  <w:i/>
+                </w:rPr>
+              </m:ctrlPr>
+            </m:fPr>
+            <m:num>
+              <m:r>
+                <w:rPr>
+                  <w:rFonts w:ascii="Cambria Math" w:eastAsiaTheme="minorEastAsia" w:hAnsi="Cambria Math"/>
+                </w:rPr>
+                <m:t>a×d</m:t>
+              </m:r>
+            </m:num>
+            <m:den>
+              <m:r>
+                <w:rPr>
+                  <w:rFonts w:ascii="Cambria Math" w:eastAsiaTheme="minorEastAsia" w:hAnsi="Cambria Math"/>
+                </w:rPr>
+                <m:t>b×c</m:t>
+              </m:r>
+            </m:den>
+          </m:f>
+        </m:oMath>
+      </m:oMathPara>
+    </w:p>
+    <w:p>
+      <w:r>
+        <w:t>Mivel a szorzás numerikusan stabil művelet, az egyetlen komponens, ami numerikus instabilitást okozhat a számítás során az a gyökvonás. Erre ez a típus még nem nyújt megoldást.</w:t>
+      </w:r>
+    </w:p>
+    <w:p>
+      <w:pPr>
+        <w:rPr>
+          <w:rFonts w:eastAsiaTheme="minorEastAsia"/>
+          <w:iCs/>
+        </w:rPr>
+      </w:pPr>
+      <w:r>
+        <w:rPr>
+          <w:b/>
+          <w:bCs/>
+        </w:rPr>
+        <w:t>Hatványozásnál</w:t>
+      </w:r>
+      <w:r>
+        <w:t xml:space="preserve"> a pozitív típus esetén említett</w:t>
+      </w:r>
+      <w:r>
+        <w:rPr>
+          <w:rFonts w:ascii="Cambria Math" w:hAnsi="Cambria Math"/>
+          <w:i/>
+        </w:rPr>
+        <w:t xml:space="preserve"> </w:t>
+      </w:r>
+      <m:oMath>
+        <m:sSup>
+          <m:sSupPr>
+            <m:ctrlPr>
+              <w:rPr>
+                <w:rFonts w:ascii="Cambria Math" w:hAnsi="Cambria Math"/>
+                <w:i/>
+              </w:rPr>
+            </m:ctrlPr>
+          </m:sSupPr>
+          <m:e>
+            <m:r>
+              <w:rPr>
+                <w:rFonts w:ascii="Cambria Math" w:hAnsi="Cambria Math"/>
+              </w:rPr>
+              <m:t>x</m:t>
+            </m:r>
+          </m:e>
+          <m:sup>
+            <m:r>
+              <w:rPr>
+                <w:rFonts w:ascii="Cambria Math" w:hAnsi="Cambria Math"/>
+              </w:rPr>
+              <m:t>a</m:t>
+            </m:r>
+          </m:sup>
+        </m:sSup>
+        <m:r>
+          <w:rPr>
+            <w:rFonts w:ascii="Cambria Math" w:hAnsi="Cambria Math"/>
+          </w:rPr>
+          <m:t>=</m:t>
+        </m:r>
+        <m:func>
+          <m:funcPr>
+            <m:ctrlPr>
+              <w:rPr>
+                <w:rFonts w:ascii="Cambria Math" w:hAnsi="Cambria Math"/>
+              </w:rPr>
+            </m:ctrlPr>
+          </m:funcPr>
+          <m:fName>
+            <m:r>
+              <m:rPr>
+                <m:sty m:val="p"/>
+              </m:rPr>
+              <w:rPr>
+                <w:rFonts w:ascii="Cambria Math" w:hAnsi="Cambria Math"/>
+              </w:rPr>
+              <m:t>exp</m:t>
+            </m:r>
+          </m:fName>
+          <m:e>
+            <m:d>
+              <m:dPr>
+                <m:ctrlPr>
+                  <w:rPr>
+                    <w:rFonts w:ascii="Cambria Math" w:hAnsi="Cambria Math"/>
+                    <w:i/>
+                  </w:rPr>
+                </m:ctrlPr>
+              </m:dPr>
+              <m:e>
+                <m:r>
+                  <w:rPr>
+                    <w:rFonts w:ascii="Cambria Math" w:hAnsi="Cambria Math"/>
+                  </w:rPr>
+                  <m:t>a×</m:t>
+                </m:r>
+                <m:func>
+                  <m:funcPr>
+                    <m:ctrlPr>
+                      <w:rPr>
+                        <w:rFonts w:ascii="Cambria Math" w:hAnsi="Cambria Math"/>
+                      </w:rPr>
+                    </m:ctrlPr>
+                  </m:funcPr>
+                  <m:fName>
+                    <m:r>
+                      <m:rPr>
+                        <m:sty m:val="p"/>
+                      </m:rPr>
+                      <w:rPr>
+                        <w:rFonts w:ascii="Cambria Math" w:hAnsi="Cambria Math"/>
+                      </w:rPr>
+                      <m:t>ln</m:t>
+                    </m:r>
+                    <m:ctrlPr>
+                      <w:rPr>
+                        <w:rFonts w:ascii="Cambria Math" w:hAnsi="Cambria Math"/>
+                        <w:i/>
+                      </w:rPr>
+                    </m:ctrlPr>
+                  </m:fName>
+                  <m:e>
+                    <m:d>
+                      <m:dPr>
+                        <m:ctrlPr>
+                          <w:rPr>
+                            <w:rFonts w:ascii="Cambria Math" w:hAnsi="Cambria Math"/>
+                            <w:i/>
+                          </w:rPr>
+                        </m:ctrlPr>
+                      </m:dPr>
+                      <m:e>
+                        <m:r>
+                          <w:rPr>
+                            <w:rFonts w:ascii="Cambria Math" w:hAnsi="Cambria Math"/>
+                          </w:rPr>
+                          <m:t>x</m:t>
+                        </m:r>
+                      </m:e>
+                    </m:d>
+                  </m:e>
+                </m:func>
+              </m:e>
+            </m:d>
+          </m:e>
+        </m:func>
+      </m:oMath>
+      <w:r>
+        <w:rPr>
+          <w:rFonts w:eastAsiaTheme="minorEastAsia"/>
+          <w:iCs/>
+        </w:rPr>
+        <w:t xml:space="preserve"> képlet itt alkalmazásra kerül.</w:t>
+      </w:r>
+      <w:r>
+        <w:rPr>
+          <w:rFonts w:eastAsiaTheme="minorEastAsia"/>
+          <w:iCs/>
+        </w:rPr>
+        <w:t xml:space="preserve"> Ezáltal az egyetlen hiányosság nem egész negatív szám hatványkitevőknél lép fel, amik esetén az eredmények komplex számok, így érthető módon kerülnek kihagyásra.</w:t>
+      </w:r>
+    </w:p>
+    <w:p>
+      <w:pPr>
+        <w:rPr>
+          <w:rFonts w:eastAsiaTheme="minorEastAsia"/>
+          <w:iCs/>
+        </w:rPr>
+      </w:pPr>
+      <w:r>
+        <w:rPr>
+          <w:rFonts w:eastAsiaTheme="minorEastAsia"/>
+          <w:iCs/>
+        </w:rPr>
+        <w:t>A továbbiak ismertetéséhez</w:t>
+      </w:r>
+      <w:r>
+        <w:rPr>
+          <w:rFonts w:eastAsiaTheme="minorEastAsia"/>
+          <w:iCs/>
+        </w:rPr>
+        <w:t xml:space="preserve"> egy kis kitérőt kell tennünk, mivel</w:t>
+      </w:r>
+      <w:r>
+        <w:rPr>
+          <w:rFonts w:eastAsiaTheme="minorEastAsia"/>
+          <w:iCs/>
+        </w:rPr>
+        <w:t xml:space="preserve"> előismeret szükséges a bináris szétválasztás (</w:t>
+      </w:r>
+      <w:proofErr w:type="spellStart"/>
+      <w:r>
+        <w:rPr>
+          <w:rFonts w:eastAsiaTheme="minorEastAsia"/>
+          <w:iCs/>
+        </w:rPr>
+        <w:t>binary</w:t>
+      </w:r>
+      <w:proofErr w:type="spellEnd"/>
+      <w:r>
+        <w:rPr>
+          <w:rFonts w:eastAsiaTheme="minorEastAsia"/>
+          <w:iCs/>
+        </w:rPr>
+        <w:t xml:space="preserve"> </w:t>
+      </w:r>
+      <w:proofErr w:type="spellStart"/>
+      <w:r>
+        <w:rPr>
+          <w:rFonts w:eastAsiaTheme="minorEastAsia"/>
+          <w:iCs/>
+        </w:rPr>
+        <w:t>splitting</w:t>
+      </w:r>
+      <w:proofErr w:type="spellEnd"/>
+      <w:r>
+        <w:rPr>
+          <w:rFonts w:eastAsiaTheme="minorEastAsia"/>
+          <w:iCs/>
+        </w:rPr>
+        <w:t>) alkalmazásá</w:t>
+      </w:r>
+      <w:r>
+        <w:rPr>
+          <w:rFonts w:eastAsiaTheme="minorEastAsia"/>
+          <w:iCs/>
+        </w:rPr>
+        <w:t>ban</w:t>
+      </w:r>
+      <w:r>
+        <w:rPr>
+          <w:rFonts w:eastAsiaTheme="minorEastAsia"/>
+          <w:iCs/>
+        </w:rPr>
+        <w:t>.</w:t>
+      </w:r>
+      <w:r>
+        <w:rPr>
+          <w:rFonts w:eastAsiaTheme="minorEastAsia"/>
+          <w:iCs/>
+        </w:rPr>
+        <w:t xml:space="preserve"> A módszer minden lineárisan konvergáló végtelen összegsor esetén</w:t>
+      </w:r>
+      <w:r>
+        <w:rPr>
+          <w:rFonts w:eastAsiaTheme="minorEastAsia"/>
+          <w:iCs/>
+        </w:rPr>
+        <w:t xml:space="preserve"> felírható és</w:t>
+      </w:r>
+      <w:r>
+        <w:rPr>
+          <w:rFonts w:eastAsiaTheme="minorEastAsia"/>
+          <w:iCs/>
+        </w:rPr>
+        <w:t xml:space="preserve"> alkalmazható</w:t>
+      </w:r>
+      <w:r>
+        <w:rPr>
+          <w:rFonts w:eastAsiaTheme="minorEastAsia"/>
+          <w:iCs/>
+        </w:rPr>
+        <w:t>,</w:t>
+      </w:r>
+      <w:r>
+        <w:rPr>
+          <w:rFonts w:eastAsiaTheme="minorEastAsia"/>
+          <w:iCs/>
+        </w:rPr>
+        <w:t xml:space="preserve"> ami ráhúzható a következő sablonra:</w:t>
+      </w:r>
+    </w:p>
+    <w:p>
+      <w:pPr>
+        <w:rPr>
+          <w:rFonts w:eastAsiaTheme="minorEastAsia"/>
+          <w:iCs/>
+        </w:rPr>
+      </w:pPr>
+      <m:oMathPara>
+        <m:oMath>
+          <m:r>
+            <w:rPr>
+              <w:rFonts w:ascii="Cambria Math" w:eastAsiaTheme="minorEastAsia" w:hAnsi="Cambria Math"/>
+            </w:rPr>
+            <w:lastRenderedPageBreak/>
+            <m:t>S=</m:t>
+          </m:r>
+          <m:nary>
+            <m:naryPr>
+              <m:chr m:val="∑"/>
+              <m:limLoc m:val="undOvr"/>
+              <m:ctrlPr>
+                <w:rPr>
+                  <w:rFonts w:ascii="Cambria Math" w:eastAsiaTheme="minorEastAsia" w:hAnsi="Cambria Math"/>
+                  <w:i/>
+                  <w:iCs/>
+                </w:rPr>
+              </m:ctrlPr>
+            </m:naryPr>
+            <m:sub>
+              <m:r>
+                <w:rPr>
+                  <w:rFonts w:ascii="Cambria Math" w:eastAsiaTheme="minorEastAsia" w:hAnsi="Cambria Math"/>
+                </w:rPr>
+                <m:t>k=0</m:t>
+              </m:r>
+            </m:sub>
+            <m:sup>
+              <m:r>
+                <w:rPr>
+                  <w:rFonts w:ascii="Cambria Math" w:eastAsiaTheme="minorEastAsia" w:hAnsi="Cambria Math"/>
+                </w:rPr>
+                <m:t>∞</m:t>
+              </m:r>
+            </m:sup>
+            <m:e>
+              <m:f>
+                <m:fPr>
+                  <m:ctrlPr>
+                    <w:rPr>
+                      <w:rFonts w:ascii="Cambria Math" w:eastAsiaTheme="minorEastAsia" w:hAnsi="Cambria Math"/>
+                      <w:i/>
+                      <w:iCs/>
+                    </w:rPr>
+                  </m:ctrlPr>
+                </m:fPr>
+                <m:num>
+                  <m:sSub>
+                    <m:sSubPr>
+                      <m:ctrlPr>
+                        <w:rPr>
+                          <w:rFonts w:ascii="Cambria Math" w:eastAsiaTheme="minorEastAsia" w:hAnsi="Cambria Math"/>
+                          <w:i/>
+                          <w:iCs/>
+                        </w:rPr>
+                      </m:ctrlPr>
+                    </m:sSubPr>
+                    <m:e>
+                      <m:r>
+                        <w:rPr>
+                          <w:rFonts w:ascii="Cambria Math" w:eastAsiaTheme="minorEastAsia" w:hAnsi="Cambria Math"/>
+                        </w:rPr>
+                        <m:t>a</m:t>
+                      </m:r>
+                    </m:e>
+                    <m:sub>
+                      <m:r>
+                        <w:rPr>
+                          <w:rFonts w:ascii="Cambria Math" w:eastAsiaTheme="minorEastAsia" w:hAnsi="Cambria Math"/>
+                        </w:rPr>
+                        <m:t>k</m:t>
+                      </m:r>
+                    </m:sub>
+                  </m:sSub>
+                </m:num>
+                <m:den>
+                  <m:sSub>
+                    <m:sSubPr>
+                      <m:ctrlPr>
+                        <w:rPr>
+                          <w:rFonts w:ascii="Cambria Math" w:eastAsiaTheme="minorEastAsia" w:hAnsi="Cambria Math"/>
+                          <w:i/>
+                          <w:iCs/>
+                        </w:rPr>
+                      </m:ctrlPr>
+                    </m:sSubPr>
+                    <m:e>
+                      <m:r>
+                        <w:rPr>
+                          <w:rFonts w:ascii="Cambria Math" w:eastAsiaTheme="minorEastAsia" w:hAnsi="Cambria Math"/>
+                        </w:rPr>
+                        <m:t>b</m:t>
+                      </m:r>
+                    </m:e>
+                    <m:sub>
+                      <m:r>
+                        <w:rPr>
+                          <w:rFonts w:ascii="Cambria Math" w:eastAsiaTheme="minorEastAsia" w:hAnsi="Cambria Math"/>
+                        </w:rPr>
+                        <m:t>k</m:t>
+                      </m:r>
+                    </m:sub>
+                  </m:sSub>
+                </m:den>
+              </m:f>
+              <m:f>
+                <m:fPr>
+                  <m:ctrlPr>
+                    <w:rPr>
+                      <w:rFonts w:ascii="Cambria Math" w:eastAsiaTheme="minorEastAsia" w:hAnsi="Cambria Math"/>
+                      <w:i/>
+                      <w:iCs/>
+                    </w:rPr>
+                  </m:ctrlPr>
+                </m:fPr>
+                <m:num>
+                  <m:sSub>
+                    <m:sSubPr>
+                      <m:ctrlPr>
+                        <w:rPr>
+                          <w:rFonts w:ascii="Cambria Math" w:eastAsiaTheme="minorEastAsia" w:hAnsi="Cambria Math"/>
+                          <w:i/>
+                          <w:iCs/>
+                        </w:rPr>
+                      </m:ctrlPr>
+                    </m:sSubPr>
+                    <m:e>
+                      <m:r>
+                        <w:rPr>
+                          <w:rFonts w:ascii="Cambria Math" w:eastAsiaTheme="minorEastAsia" w:hAnsi="Cambria Math"/>
+                        </w:rPr>
+                        <m:t>p</m:t>
+                      </m:r>
+                    </m:e>
+                    <m:sub>
+                      <m:r>
+                        <w:rPr>
+                          <w:rFonts w:ascii="Cambria Math" w:eastAsiaTheme="minorEastAsia" w:hAnsi="Cambria Math"/>
+                        </w:rPr>
+                        <m:t>0</m:t>
+                      </m:r>
+                    </m:sub>
+                  </m:sSub>
+                  <m:r>
+                    <w:rPr>
+                      <w:rFonts w:ascii="Cambria Math" w:eastAsiaTheme="minorEastAsia" w:hAnsi="Cambria Math"/>
+                    </w:rPr>
+                    <m:t>…</m:t>
+                  </m:r>
+                  <m:sSub>
+                    <m:sSubPr>
+                      <m:ctrlPr>
+                        <w:rPr>
+                          <w:rFonts w:ascii="Cambria Math" w:eastAsiaTheme="minorEastAsia" w:hAnsi="Cambria Math"/>
+                          <w:i/>
+                          <w:iCs/>
+                        </w:rPr>
+                      </m:ctrlPr>
+                    </m:sSubPr>
+                    <m:e>
+                      <m:r>
+                        <w:rPr>
+                          <w:rFonts w:ascii="Cambria Math" w:eastAsiaTheme="minorEastAsia" w:hAnsi="Cambria Math"/>
+                        </w:rPr>
+                        <m:t>p</m:t>
+                      </m:r>
+                    </m:e>
+                    <m:sub>
+                      <m:r>
+                        <w:rPr>
+                          <w:rFonts w:ascii="Cambria Math" w:eastAsiaTheme="minorEastAsia" w:hAnsi="Cambria Math"/>
+                        </w:rPr>
+                        <m:t>k</m:t>
+                      </m:r>
+                    </m:sub>
+                  </m:sSub>
+                </m:num>
+                <m:den>
+                  <m:sSub>
+                    <m:sSubPr>
+                      <m:ctrlPr>
+                        <w:rPr>
+                          <w:rFonts w:ascii="Cambria Math" w:eastAsiaTheme="minorEastAsia" w:hAnsi="Cambria Math"/>
+                          <w:i/>
+                          <w:iCs/>
+                        </w:rPr>
+                      </m:ctrlPr>
+                    </m:sSubPr>
+                    <m:e>
+                      <m:r>
+                        <w:rPr>
+                          <w:rFonts w:ascii="Cambria Math" w:eastAsiaTheme="minorEastAsia" w:hAnsi="Cambria Math"/>
+                        </w:rPr>
+                        <m:t>q</m:t>
+                      </m:r>
+                    </m:e>
+                    <m:sub>
+                      <m:r>
+                        <w:rPr>
+                          <w:rFonts w:ascii="Cambria Math" w:eastAsiaTheme="minorEastAsia" w:hAnsi="Cambria Math"/>
+                        </w:rPr>
+                        <m:t>0</m:t>
+                      </m:r>
+                    </m:sub>
+                  </m:sSub>
+                  <m:r>
+                    <w:rPr>
+                      <w:rFonts w:ascii="Cambria Math" w:eastAsiaTheme="minorEastAsia" w:hAnsi="Cambria Math"/>
+                    </w:rPr>
+                    <m:t>…</m:t>
+                  </m:r>
+                  <m:sSub>
+                    <m:sSubPr>
+                      <m:ctrlPr>
+                        <w:rPr>
+                          <w:rFonts w:ascii="Cambria Math" w:eastAsiaTheme="minorEastAsia" w:hAnsi="Cambria Math"/>
+                          <w:i/>
+                          <w:iCs/>
+                        </w:rPr>
+                      </m:ctrlPr>
+                    </m:sSubPr>
+                    <m:e>
+                      <m:r>
+                        <w:rPr>
+                          <w:rFonts w:ascii="Cambria Math" w:eastAsiaTheme="minorEastAsia" w:hAnsi="Cambria Math"/>
+                        </w:rPr>
+                        <m:t>q</m:t>
+                      </m:r>
+                    </m:e>
+                    <m:sub>
+                      <m:r>
+                        <w:rPr>
+                          <w:rFonts w:ascii="Cambria Math" w:eastAsiaTheme="minorEastAsia" w:hAnsi="Cambria Math"/>
+                        </w:rPr>
+                        <m:t>k</m:t>
+                      </m:r>
+                    </m:sub>
+                  </m:sSub>
+                </m:den>
+              </m:f>
+            </m:e>
+          </m:nary>
+          <m:r>
+            <w:rPr>
+              <w:rFonts w:ascii="Cambria Math" w:eastAsiaTheme="minorEastAsia" w:hAnsi="Cambria Math"/>
+            </w:rPr>
+            <m:t xml:space="preserve"> </m:t>
+          </m:r>
+        </m:oMath>
+      </m:oMathPara>
+    </w:p>
+    <w:p>
+      <w:pPr>
+        <w:rPr>
+          <w:rFonts w:eastAsiaTheme="minorEastAsia"/>
+          <w:iCs/>
+        </w:rPr>
+      </w:pPr>
+      <w:r>
+        <w:rPr>
+          <w:rFonts w:eastAsiaTheme="minorEastAsia"/>
+          <w:iCs/>
+        </w:rPr>
+        <w:t xml:space="preserve">A képletben szereplő </w:t>
+      </w:r>
+      <m:oMath>
+        <m:sSub>
+          <m:sSubPr>
+            <m:ctrlPr>
+              <w:rPr>
+                <w:rFonts w:ascii="Cambria Math" w:eastAsiaTheme="minorEastAsia" w:hAnsi="Cambria Math"/>
+                <w:i/>
+                <w:iCs/>
+              </w:rPr>
+            </m:ctrlPr>
+          </m:sSubPr>
+          <m:e>
+            <m:r>
+              <w:rPr>
+                <w:rFonts w:ascii="Cambria Math" w:eastAsiaTheme="minorEastAsia" w:hAnsi="Cambria Math"/>
+              </w:rPr>
+              <m:t>a</m:t>
+            </m:r>
+          </m:e>
+          <m:sub>
+            <m:r>
+              <w:rPr>
+                <w:rFonts w:ascii="Cambria Math" w:eastAsiaTheme="minorEastAsia" w:hAnsi="Cambria Math"/>
+              </w:rPr>
+              <m:t>n</m:t>
+            </m:r>
+          </m:sub>
+        </m:sSub>
+      </m:oMath>
+      <w:r>
+        <w:rPr>
+          <w:rFonts w:eastAsiaTheme="minorEastAsia"/>
+          <w:iCs/>
+        </w:rPr>
+        <w:t xml:space="preserve">, </w:t>
+      </w:r>
+      <m:oMath>
+        <m:sSub>
+          <m:sSubPr>
+            <m:ctrlPr>
+              <w:rPr>
+                <w:rFonts w:ascii="Cambria Math" w:eastAsiaTheme="minorEastAsia" w:hAnsi="Cambria Math"/>
+                <w:i/>
+                <w:iCs/>
+              </w:rPr>
+            </m:ctrlPr>
+          </m:sSubPr>
+          <m:e>
+            <m:r>
+              <w:rPr>
+                <w:rFonts w:ascii="Cambria Math" w:eastAsiaTheme="minorEastAsia" w:hAnsi="Cambria Math"/>
+              </w:rPr>
+              <m:t>b</m:t>
+            </m:r>
+          </m:e>
+          <m:sub>
+            <m:r>
+              <w:rPr>
+                <w:rFonts w:ascii="Cambria Math" w:eastAsiaTheme="minorEastAsia" w:hAnsi="Cambria Math"/>
+              </w:rPr>
+              <m:t>n</m:t>
+            </m:r>
+          </m:sub>
+        </m:sSub>
+      </m:oMath>
+      <w:r>
+        <w:rPr>
+          <w:rFonts w:eastAsiaTheme="minorEastAsia"/>
+          <w:iCs/>
+        </w:rPr>
+        <w:t xml:space="preserve">, </w:t>
+      </w:r>
+      <m:oMath>
+        <m:sSub>
+          <m:sSubPr>
+            <m:ctrlPr>
+              <w:rPr>
+                <w:rFonts w:ascii="Cambria Math" w:eastAsiaTheme="minorEastAsia" w:hAnsi="Cambria Math"/>
+                <w:i/>
+                <w:iCs/>
+              </w:rPr>
+            </m:ctrlPr>
+          </m:sSubPr>
+          <m:e>
+            <m:r>
+              <w:rPr>
+                <w:rFonts w:ascii="Cambria Math" w:eastAsiaTheme="minorEastAsia" w:hAnsi="Cambria Math"/>
+              </w:rPr>
+              <m:t>p</m:t>
+            </m:r>
+          </m:e>
+          <m:sub>
+            <m:r>
+              <w:rPr>
+                <w:rFonts w:ascii="Cambria Math" w:eastAsiaTheme="minorEastAsia" w:hAnsi="Cambria Math"/>
+              </w:rPr>
+              <m:t>n</m:t>
+            </m:r>
+          </m:sub>
+        </m:sSub>
+      </m:oMath>
+      <w:r>
+        <w:rPr>
+          <w:rFonts w:eastAsiaTheme="minorEastAsia"/>
+          <w:iCs/>
+        </w:rPr>
+        <w:t xml:space="preserve"> és </w:t>
+      </w:r>
+      <m:oMath>
+        <m:sSub>
+          <m:sSubPr>
+            <m:ctrlPr>
+              <w:rPr>
+                <w:rFonts w:ascii="Cambria Math" w:eastAsiaTheme="minorEastAsia" w:hAnsi="Cambria Math"/>
+                <w:i/>
+                <w:iCs/>
+              </w:rPr>
+            </m:ctrlPr>
+          </m:sSubPr>
+          <m:e>
+            <m:r>
+              <w:rPr>
+                <w:rFonts w:ascii="Cambria Math" w:eastAsiaTheme="minorEastAsia" w:hAnsi="Cambria Math"/>
+              </w:rPr>
+              <m:t>q</m:t>
+            </m:r>
+          </m:e>
+          <m:sub>
+            <m:r>
+              <w:rPr>
+                <w:rFonts w:ascii="Cambria Math" w:eastAsiaTheme="minorEastAsia" w:hAnsi="Cambria Math"/>
+              </w:rPr>
+              <m:t>n</m:t>
+            </m:r>
+          </m:sub>
+        </m:sSub>
+      </m:oMath>
+      <w:r>
+        <w:rPr>
+          <w:rFonts w:eastAsiaTheme="minorEastAsia"/>
+          <w:iCs/>
+        </w:rPr>
+        <w:t xml:space="preserve"> értékek egész számokat jelölnek.</w:t>
+      </w:r>
+      <w:r>
+        <w:rPr>
+          <w:rFonts w:eastAsiaTheme="minorEastAsia"/>
+          <w:iCs/>
+        </w:rPr>
+        <w:t xml:space="preserve"> Az algoritmus a következőképp működik: Legyenek </w:t>
+      </w:r>
+      <m:oMath>
+        <m:sSub>
+          <m:sSubPr>
+            <m:ctrlPr>
+              <w:rPr>
+                <w:rFonts w:ascii="Cambria Math" w:eastAsiaTheme="minorEastAsia" w:hAnsi="Cambria Math"/>
+                <w:i/>
+                <w:iCs/>
+              </w:rPr>
+            </m:ctrlPr>
+          </m:sSubPr>
+          <m:e>
+            <m:r>
+              <w:rPr>
+                <w:rFonts w:ascii="Cambria Math" w:eastAsiaTheme="minorEastAsia" w:hAnsi="Cambria Math"/>
+              </w:rPr>
+              <m:t>n</m:t>
+            </m:r>
+          </m:e>
+          <m:sub>
+            <m:r>
+              <w:rPr>
+                <w:rFonts w:ascii="Cambria Math" w:eastAsiaTheme="minorEastAsia" w:hAnsi="Cambria Math"/>
+              </w:rPr>
+              <m:t>1</m:t>
+            </m:r>
+          </m:sub>
+        </m:sSub>
+      </m:oMath>
+      <w:r>
+        <w:rPr>
+          <w:rFonts w:eastAsiaTheme="minorEastAsia"/>
+          <w:iCs/>
+        </w:rPr>
+        <w:t xml:space="preserve"> és </w:t>
+      </w:r>
+      <m:oMath>
+        <m:sSub>
+          <m:sSubPr>
+            <m:ctrlPr>
+              <w:rPr>
+                <w:rFonts w:ascii="Cambria Math" w:eastAsiaTheme="minorEastAsia" w:hAnsi="Cambria Math"/>
+                <w:i/>
+                <w:iCs/>
+              </w:rPr>
+            </m:ctrlPr>
+          </m:sSubPr>
+          <m:e>
+            <m:r>
+              <w:rPr>
+                <w:rFonts w:ascii="Cambria Math" w:eastAsiaTheme="minorEastAsia" w:hAnsi="Cambria Math"/>
+              </w:rPr>
+              <m:t>n</m:t>
+            </m:r>
+          </m:e>
+          <m:sub>
+            <m:r>
+              <w:rPr>
+                <w:rFonts w:ascii="Cambria Math" w:eastAsiaTheme="minorEastAsia" w:hAnsi="Cambria Math"/>
+              </w:rPr>
+              <m:t>2</m:t>
+            </m:r>
+          </m:sub>
+        </m:sSub>
+      </m:oMath>
+      <w:r>
+        <w:rPr>
+          <w:rFonts w:eastAsiaTheme="minorEastAsia"/>
+          <w:iCs/>
+        </w:rPr>
+        <w:t xml:space="preserve"> </w:t>
+      </w:r>
+      <w:r>
+        <w:rPr>
+          <w:rFonts w:eastAsiaTheme="minorEastAsia"/>
+          <w:iCs/>
+        </w:rPr>
+        <w:t>természetes számok</w:t>
+      </w:r>
+      <w:r>
+        <w:rPr>
+          <w:rFonts w:eastAsiaTheme="minorEastAsia"/>
+          <w:iCs/>
+        </w:rPr>
+        <w:t xml:space="preserve"> a határok, amik közt ki szeretnénk számolni a</w:t>
+      </w:r>
+      <w:r>
+        <w:rPr>
+          <w:rFonts w:eastAsiaTheme="minorEastAsia"/>
+          <w:iCs/>
+        </w:rPr>
+        <w:t xml:space="preserve"> sorösszeget.</w:t>
+      </w:r>
+    </w:p>
+    <w:p>
+      <w:pPr>
+        <w:rPr>
+          <w:rFonts w:eastAsiaTheme="minorEastAsia"/>
+          <w:iCs/>
+        </w:rPr>
+      </w:pPr>
+      <m:oMathPara>
+        <m:oMath>
+          <m:r>
+            <w:rPr>
+              <w:rFonts w:ascii="Cambria Math" w:eastAsiaTheme="minorEastAsia" w:hAnsi="Cambria Math"/>
+            </w:rPr>
+            <m:t>S</m:t>
+          </m:r>
+          <m:r>
+            <w:rPr>
+              <w:rFonts w:ascii="Cambria Math" w:eastAsiaTheme="minorEastAsia" w:hAnsi="Cambria Math"/>
+            </w:rPr>
+            <m:t>=</m:t>
+          </m:r>
+          <m:nary>
+            <m:naryPr>
+              <m:chr m:val="∑"/>
+              <m:limLoc m:val="undOvr"/>
+              <m:supHide m:val="1"/>
+              <m:ctrlPr>
+                <w:rPr>
+                  <w:rFonts w:ascii="Cambria Math" w:eastAsiaTheme="minorEastAsia" w:hAnsi="Cambria Math"/>
+                  <w:i/>
+                  <w:iCs/>
+                </w:rPr>
+              </m:ctrlPr>
+            </m:naryPr>
+            <m:sub>
+              <m:sSub>
+                <m:sSubPr>
+                  <m:ctrlPr>
+                    <w:rPr>
+                      <w:rFonts w:ascii="Cambria Math" w:eastAsiaTheme="minorEastAsia" w:hAnsi="Cambria Math"/>
+                      <w:i/>
+                      <w:iCs/>
+                    </w:rPr>
+                  </m:ctrlPr>
+                </m:sSubPr>
+                <m:e>
+                  <m:r>
+                    <w:rPr>
+                      <w:rFonts w:ascii="Cambria Math" w:eastAsiaTheme="minorEastAsia" w:hAnsi="Cambria Math"/>
+                    </w:rPr>
+                    <m:t>n</m:t>
+                  </m:r>
+                </m:e>
+                <m:sub>
+                  <m:r>
+                    <w:rPr>
+                      <w:rFonts w:ascii="Cambria Math" w:eastAsiaTheme="minorEastAsia" w:hAnsi="Cambria Math"/>
+                    </w:rPr>
+                    <m:t>1</m:t>
+                  </m:r>
+                </m:sub>
+              </m:sSub>
+              <m:r>
+                <w:rPr>
+                  <w:rFonts w:ascii="Cambria Math" w:eastAsiaTheme="minorEastAsia" w:hAnsi="Cambria Math"/>
+                </w:rPr>
+                <m:t>≤k&lt;</m:t>
+              </m:r>
+              <m:sSub>
+                <m:sSubPr>
+                  <m:ctrlPr>
+                    <w:rPr>
+                      <w:rFonts w:ascii="Cambria Math" w:eastAsiaTheme="minorEastAsia" w:hAnsi="Cambria Math"/>
+                      <w:i/>
+                      <w:iCs/>
+                    </w:rPr>
+                  </m:ctrlPr>
+                </m:sSubPr>
+                <m:e>
+                  <m:r>
+                    <w:rPr>
+                      <w:rFonts w:ascii="Cambria Math" w:eastAsiaTheme="minorEastAsia" w:hAnsi="Cambria Math"/>
+                    </w:rPr>
+                    <m:t>n</m:t>
+                  </m:r>
+                </m:e>
+                <m:sub>
+                  <m:r>
+                    <w:rPr>
+                      <w:rFonts w:ascii="Cambria Math" w:eastAsiaTheme="minorEastAsia" w:hAnsi="Cambria Math"/>
+                    </w:rPr>
+                    <m:t>2</m:t>
+                  </m:r>
+                </m:sub>
+              </m:sSub>
+            </m:sub>
+            <m:sup/>
+            <m:e>
+              <m:f>
+                <m:fPr>
+                  <m:ctrlPr>
+                    <w:rPr>
+                      <w:rFonts w:ascii="Cambria Math" w:eastAsiaTheme="minorEastAsia" w:hAnsi="Cambria Math"/>
+                      <w:i/>
+                      <w:iCs/>
+                    </w:rPr>
+                  </m:ctrlPr>
+                </m:fPr>
+                <m:num>
+                  <m:sSub>
+                    <m:sSubPr>
+                      <m:ctrlPr>
+                        <w:rPr>
+                          <w:rFonts w:ascii="Cambria Math" w:eastAsiaTheme="minorEastAsia" w:hAnsi="Cambria Math"/>
+                          <w:i/>
+                          <w:iCs/>
+                        </w:rPr>
+                      </m:ctrlPr>
+                    </m:sSubPr>
+                    <m:e>
+                      <m:r>
+                        <w:rPr>
+                          <w:rFonts w:ascii="Cambria Math" w:eastAsiaTheme="minorEastAsia" w:hAnsi="Cambria Math"/>
+                        </w:rPr>
+                        <m:t>a</m:t>
+                      </m:r>
+                    </m:e>
+                    <m:sub>
+                      <m:r>
+                        <w:rPr>
+                          <w:rFonts w:ascii="Cambria Math" w:eastAsiaTheme="minorEastAsia" w:hAnsi="Cambria Math"/>
+                        </w:rPr>
+                        <m:t>k</m:t>
+                      </m:r>
+                    </m:sub>
+                  </m:sSub>
+                </m:num>
+                <m:den>
+                  <m:sSub>
+                    <m:sSubPr>
+                      <m:ctrlPr>
+                        <w:rPr>
+                          <w:rFonts w:ascii="Cambria Math" w:eastAsiaTheme="minorEastAsia" w:hAnsi="Cambria Math"/>
+                          <w:i/>
+                          <w:iCs/>
+                        </w:rPr>
+                      </m:ctrlPr>
+                    </m:sSubPr>
+                    <m:e>
+                      <m:r>
+                        <w:rPr>
+                          <w:rFonts w:ascii="Cambria Math" w:eastAsiaTheme="minorEastAsia" w:hAnsi="Cambria Math"/>
+                        </w:rPr>
+                        <m:t>b</m:t>
+                      </m:r>
+                    </m:e>
+                    <m:sub>
+                      <m:r>
+                        <w:rPr>
+                          <w:rFonts w:ascii="Cambria Math" w:eastAsiaTheme="minorEastAsia" w:hAnsi="Cambria Math"/>
+                        </w:rPr>
+                        <m:t>k</m:t>
+                      </m:r>
+                    </m:sub>
+                  </m:sSub>
+                </m:den>
+              </m:f>
+              <m:f>
+                <m:fPr>
+                  <m:ctrlPr>
+                    <w:rPr>
+                      <w:rFonts w:ascii="Cambria Math" w:eastAsiaTheme="minorEastAsia" w:hAnsi="Cambria Math"/>
+                      <w:i/>
+                      <w:iCs/>
+                    </w:rPr>
+                  </m:ctrlPr>
+                </m:fPr>
+                <m:num>
+                  <m:sSub>
+                    <m:sSubPr>
+                      <m:ctrlPr>
+                        <w:rPr>
+                          <w:rFonts w:ascii="Cambria Math" w:eastAsiaTheme="minorEastAsia" w:hAnsi="Cambria Math"/>
+                          <w:i/>
+                          <w:iCs/>
+                        </w:rPr>
+                      </m:ctrlPr>
+                    </m:sSubPr>
+                    <m:e>
+                      <m:r>
+                        <w:rPr>
+                          <w:rFonts w:ascii="Cambria Math" w:eastAsiaTheme="minorEastAsia" w:hAnsi="Cambria Math"/>
+                        </w:rPr>
+                        <m:t>p</m:t>
+                      </m:r>
+                    </m:e>
+                    <m:sub>
+                      <m:sSub>
+                        <m:sSubPr>
+                          <m:ctrlPr>
+                            <w:rPr>
+                              <w:rFonts w:ascii="Cambria Math" w:eastAsiaTheme="minorEastAsia" w:hAnsi="Cambria Math"/>
+                              <w:i/>
+                              <w:iCs/>
+                            </w:rPr>
+                          </m:ctrlPr>
+                        </m:sSubPr>
+                        <m:e>
+                          <m:r>
+                            <w:rPr>
+                              <w:rFonts w:ascii="Cambria Math" w:eastAsiaTheme="minorEastAsia" w:hAnsi="Cambria Math"/>
+                            </w:rPr>
+                            <m:t>n</m:t>
+                          </m:r>
+                        </m:e>
+                        <m:sub>
+                          <m:r>
+                            <w:rPr>
+                              <w:rFonts w:ascii="Cambria Math" w:eastAsiaTheme="minorEastAsia" w:hAnsi="Cambria Math"/>
+                            </w:rPr>
+                            <m:t>1</m:t>
+                          </m:r>
+                        </m:sub>
+                      </m:sSub>
+                    </m:sub>
+                  </m:sSub>
+                  <m:r>
+                    <w:rPr>
+                      <w:rFonts w:ascii="Cambria Math" w:eastAsiaTheme="minorEastAsia" w:hAnsi="Cambria Math"/>
+                    </w:rPr>
+                    <m:t>…</m:t>
+                  </m:r>
+                  <m:sSub>
+                    <m:sSubPr>
+                      <m:ctrlPr>
+                        <w:rPr>
+                          <w:rFonts w:ascii="Cambria Math" w:eastAsiaTheme="minorEastAsia" w:hAnsi="Cambria Math"/>
+                          <w:i/>
+                          <w:iCs/>
+                        </w:rPr>
+                      </m:ctrlPr>
+                    </m:sSubPr>
+                    <m:e>
+                      <m:r>
+                        <w:rPr>
+                          <w:rFonts w:ascii="Cambria Math" w:eastAsiaTheme="minorEastAsia" w:hAnsi="Cambria Math"/>
+                        </w:rPr>
+                        <m:t>p</m:t>
+                      </m:r>
+                    </m:e>
+                    <m:sub>
+                      <m:r>
+                        <w:rPr>
+                          <w:rFonts w:ascii="Cambria Math" w:eastAsiaTheme="minorEastAsia" w:hAnsi="Cambria Math"/>
+                        </w:rPr>
+                        <m:t>k</m:t>
+                      </m:r>
+                    </m:sub>
+                  </m:sSub>
+                </m:num>
+                <m:den>
+                  <m:sSub>
+                    <m:sSubPr>
+                      <m:ctrlPr>
+                        <w:rPr>
+                          <w:rFonts w:ascii="Cambria Math" w:eastAsiaTheme="minorEastAsia" w:hAnsi="Cambria Math"/>
+                          <w:i/>
+                          <w:iCs/>
+                        </w:rPr>
+                      </m:ctrlPr>
+                    </m:sSubPr>
+                    <m:e>
+                      <m:r>
+                        <w:rPr>
+                          <w:rFonts w:ascii="Cambria Math" w:eastAsiaTheme="minorEastAsia" w:hAnsi="Cambria Math"/>
+                        </w:rPr>
+                        <m:t>q</m:t>
+                      </m:r>
+                    </m:e>
+                    <m:sub>
+                      <m:sSub>
+                        <m:sSubPr>
+                          <m:ctrlPr>
+                            <w:rPr>
+                              <w:rFonts w:ascii="Cambria Math" w:eastAsiaTheme="minorEastAsia" w:hAnsi="Cambria Math"/>
+                              <w:i/>
+                              <w:iCs/>
+                            </w:rPr>
+                          </m:ctrlPr>
+                        </m:sSubPr>
+                        <m:e>
+                          <m:r>
+                            <w:rPr>
+                              <w:rFonts w:ascii="Cambria Math" w:eastAsiaTheme="minorEastAsia" w:hAnsi="Cambria Math"/>
+                            </w:rPr>
+                            <m:t>n</m:t>
+                          </m:r>
+                        </m:e>
+                        <m:sub>
+                          <m:r>
+                            <w:rPr>
+                              <w:rFonts w:ascii="Cambria Math" w:eastAsiaTheme="minorEastAsia" w:hAnsi="Cambria Math"/>
+                            </w:rPr>
+                            <m:t>1</m:t>
+                          </m:r>
+                        </m:sub>
+                      </m:sSub>
+                    </m:sub>
+                  </m:sSub>
+                  <m:r>
+                    <w:rPr>
+                      <w:rFonts w:ascii="Cambria Math" w:eastAsiaTheme="minorEastAsia" w:hAnsi="Cambria Math"/>
+                    </w:rPr>
+                    <m:t>…</m:t>
+                  </m:r>
+                  <m:sSub>
+                    <m:sSubPr>
+                      <m:ctrlPr>
+                        <w:rPr>
+                          <w:rFonts w:ascii="Cambria Math" w:eastAsiaTheme="minorEastAsia" w:hAnsi="Cambria Math"/>
+                          <w:i/>
+                          <w:iCs/>
+                        </w:rPr>
+                      </m:ctrlPr>
+                    </m:sSubPr>
+                    <m:e>
+                      <m:r>
+                        <w:rPr>
+                          <w:rFonts w:ascii="Cambria Math" w:eastAsiaTheme="minorEastAsia" w:hAnsi="Cambria Math"/>
+                        </w:rPr>
+                        <m:t>q</m:t>
+                      </m:r>
+                    </m:e>
+                    <m:sub>
+                      <m:r>
+                        <w:rPr>
+                          <w:rFonts w:ascii="Cambria Math" w:eastAsiaTheme="minorEastAsia" w:hAnsi="Cambria Math"/>
+                        </w:rPr>
+                        <m:t>k</m:t>
+                      </m:r>
+                    </m:sub>
+                  </m:sSub>
+                </m:den>
+              </m:f>
+            </m:e>
+          </m:nary>
+          <m:r>
+            <w:rPr>
+              <w:rFonts w:ascii="Cambria Math" w:eastAsiaTheme="minorEastAsia" w:hAnsi="Cambria Math"/>
+            </w:rPr>
+            <m:t xml:space="preserve">    (</m:t>
+          </m:r>
+          <m:sSub>
+            <m:sSubPr>
+              <m:ctrlPr>
+                <w:rPr>
+                  <w:rFonts w:ascii="Cambria Math" w:eastAsiaTheme="minorEastAsia" w:hAnsi="Cambria Math"/>
+                  <w:i/>
+                  <w:iCs/>
+                </w:rPr>
+              </m:ctrlPr>
+            </m:sSubPr>
+            <m:e>
+              <m:r>
+                <w:rPr>
+                  <w:rFonts w:ascii="Cambria Math" w:eastAsiaTheme="minorEastAsia" w:hAnsi="Cambria Math"/>
+                </w:rPr>
+                <m:t>n</m:t>
+              </m:r>
+            </m:e>
+            <m:sub>
+              <m:r>
+                <w:rPr>
+                  <w:rFonts w:ascii="Cambria Math" w:eastAsiaTheme="minorEastAsia" w:hAnsi="Cambria Math"/>
+                </w:rPr>
+                <m:t>1</m:t>
+              </m:r>
+            </m:sub>
+          </m:sSub>
+          <m:r>
+            <w:rPr>
+              <w:rFonts w:ascii="Cambria Math" w:eastAsiaTheme="minorEastAsia" w:hAnsi="Cambria Math"/>
+            </w:rPr>
+            <m:t xml:space="preserve">, </m:t>
+          </m:r>
+          <m:sSub>
+            <m:sSubPr>
+              <m:ctrlPr>
+                <w:rPr>
+                  <w:rFonts w:ascii="Cambria Math" w:eastAsiaTheme="minorEastAsia" w:hAnsi="Cambria Math"/>
+                  <w:i/>
+                  <w:iCs/>
+                </w:rPr>
+              </m:ctrlPr>
+            </m:sSubPr>
+            <m:e>
+              <m:r>
+                <w:rPr>
+                  <w:rFonts w:ascii="Cambria Math" w:eastAsiaTheme="minorEastAsia" w:hAnsi="Cambria Math"/>
+                </w:rPr>
+                <m:t>n</m:t>
+              </m:r>
+            </m:e>
+            <m:sub>
+              <m:r>
+                <w:rPr>
+                  <w:rFonts w:ascii="Cambria Math" w:eastAsiaTheme="minorEastAsia" w:hAnsi="Cambria Math"/>
+                </w:rPr>
+                <m:t>2</m:t>
+              </m:r>
+            </m:sub>
+          </m:sSub>
+          <m:r>
+            <w:rPr>
+              <w:rFonts w:ascii="Cambria Math" w:eastAsiaTheme="minorEastAsia" w:hAnsi="Cambria Math"/>
+            </w:rPr>
+            <m:t>∈</m:t>
+          </m:r>
+          <m:r>
+            <m:rPr>
+              <m:scr m:val="double-struck"/>
+            </m:rPr>
+            <w:rPr>
+              <w:rFonts w:ascii="Cambria Math" w:eastAsiaTheme="minorEastAsia" w:hAnsi="Cambria Math"/>
+            </w:rPr>
+            <m:t>N</m:t>
+          </m:r>
+          <m:r>
+            <w:rPr>
+              <w:rFonts w:ascii="Cambria Math" w:eastAsiaTheme="minorEastAsia" w:hAnsi="Cambria Math"/>
+            </w:rPr>
+            <m:t>)</m:t>
+          </m:r>
+        </m:oMath>
+      </m:oMathPara>
+    </w:p>
+    <w:p>
+      <w:pPr>
+        <w:rPr>
+          <w:rFonts w:eastAsiaTheme="minorEastAsia"/>
+          <w:iCs/>
+        </w:rPr>
+      </w:pPr>
+    </w:p>
+    <w:p>
+      <w:pPr>
+        <w:rPr>
+          <w:rFonts w:eastAsiaTheme="minorEastAsia"/>
+          <w:iCs/>
+        </w:rPr>
+      </w:pPr>
+      <w:r>
+        <w:rPr>
+          <w:rFonts w:eastAsiaTheme="minorEastAsia"/>
+          <w:iCs/>
+        </w:rPr>
+        <w:t xml:space="preserve">A </w:t>
+      </w:r>
+      <w:r>
+        <w:rPr>
+          <w:rFonts w:eastAsiaTheme="minorEastAsia"/>
+          <w:b/>
+          <w:bCs/>
+          <w:iCs/>
+        </w:rPr>
+        <w:t>pi</w:t>
+      </w:r>
+      <w:r>
+        <w:rPr>
+          <w:rFonts w:eastAsiaTheme="minorEastAsia"/>
+          <w:iCs/>
+        </w:rPr>
+        <w:t xml:space="preserve"> számjegyeinek számolásához</w:t>
+      </w:r>
+      <w:r>
+        <w:rPr>
+          <w:rFonts w:eastAsiaTheme="minorEastAsia"/>
+          <w:iCs/>
+        </w:rPr>
+        <w:t xml:space="preserve"> a könyvtár a</w:t>
+      </w:r>
+      <w:r>
+        <w:rPr>
+          <w:rFonts w:eastAsiaTheme="minorEastAsia"/>
+          <w:iCs/>
+        </w:rPr>
+        <w:t xml:space="preserve"> </w:t>
+      </w:r>
+      <w:proofErr w:type="spellStart"/>
+      <w:r>
+        <w:rPr>
+          <w:rFonts w:eastAsiaTheme="minorEastAsia"/>
+          <w:iCs/>
+        </w:rPr>
+        <w:t>Srinivasa</w:t>
+      </w:r>
+      <w:proofErr w:type="spellEnd"/>
+      <w:r>
+        <w:rPr>
+          <w:rFonts w:eastAsiaTheme="minorEastAsia"/>
+          <w:iCs/>
+        </w:rPr>
+        <w:t xml:space="preserve"> </w:t>
+      </w:r>
+      <w:proofErr w:type="spellStart"/>
+      <w:r>
+        <w:rPr>
+          <w:rFonts w:eastAsiaTheme="minorEastAsia"/>
+          <w:iCs/>
+        </w:rPr>
+        <w:t>Ramanujan</w:t>
+      </w:r>
+      <w:proofErr w:type="spellEnd"/>
+      <w:r>
+        <w:rPr>
+          <w:rFonts w:eastAsiaTheme="minorEastAsia"/>
+          <w:iCs/>
+        </w:rPr>
+        <w:t xml:space="preserve"> </w:t>
+      </w:r>
+      <w:r>
+        <w:rPr>
+          <w:rFonts w:eastAsiaTheme="minorEastAsia"/>
+          <w:iCs/>
+        </w:rPr>
+        <w:t xml:space="preserve">által inspirált, </w:t>
+      </w:r>
+      <w:proofErr w:type="spellStart"/>
+      <w:r>
+        <w:rPr>
+          <w:rFonts w:eastAsiaTheme="minorEastAsia"/>
+          <w:iCs/>
+        </w:rPr>
+        <w:t>Chudnovsky</w:t>
+      </w:r>
+      <w:proofErr w:type="spellEnd"/>
+      <w:r>
+        <w:rPr>
+          <w:rFonts w:eastAsiaTheme="minorEastAsia"/>
+          <w:iCs/>
+        </w:rPr>
+        <w:t xml:space="preserve"> fivérek</w:t>
+      </w:r>
+      <w:r>
+        <w:rPr>
+          <w:rFonts w:eastAsiaTheme="minorEastAsia"/>
+          <w:iCs/>
+        </w:rPr>
+        <w:t xml:space="preserve"> </w:t>
+      </w:r>
+      <w:r>
+        <w:rPr>
+          <w:rFonts w:eastAsiaTheme="minorEastAsia"/>
+          <w:iCs/>
+        </w:rPr>
+        <w:t>által megalkotott</w:t>
+      </w:r>
+      <w:r>
+        <w:rPr>
+          <w:rFonts w:eastAsiaTheme="minorEastAsia"/>
+          <w:iCs/>
+        </w:rPr>
+        <w:t xml:space="preserve"> </w:t>
+      </w:r>
+      <w:r>
+        <w:rPr>
+          <w:rFonts w:eastAsiaTheme="minorEastAsia"/>
+          <w:iCs/>
+        </w:rPr>
+        <w:t>formulát</w:t>
+      </w:r>
+      <w:r>
+        <w:rPr>
+          <w:rFonts w:eastAsiaTheme="minorEastAsia"/>
+          <w:iCs/>
+        </w:rPr>
+        <w:t xml:space="preserve"> </w:t>
+      </w:r>
+      <w:r>
+        <w:rPr>
+          <w:rFonts w:eastAsiaTheme="minorEastAsia"/>
+          <w:iCs/>
+        </w:rPr>
+        <w:t>használja, miszerint:</w:t>
+      </w:r>
+    </w:p>
+    <w:p>
+      <w:pPr>
+        <w:rPr>
+          <w:rFonts w:eastAsiaTheme="minorEastAsia"/>
+          <w:iCs/>
+        </w:rPr>
+      </w:pPr>
+      <m:oMathPara>
+        <m:oMath>
+          <m:f>
+            <m:fPr>
+              <m:ctrlPr>
+                <w:rPr>
+                  <w:rFonts w:ascii="Cambria Math" w:eastAsiaTheme="minorEastAsia" w:hAnsi="Cambria Math"/>
+                  <w:i/>
+                  <w:iCs/>
+                </w:rPr>
+              </m:ctrlPr>
+            </m:fPr>
+            <m:num>
+              <m:r>
+                <w:rPr>
+                  <w:rFonts w:ascii="Cambria Math" w:eastAsiaTheme="minorEastAsia" w:hAnsi="Cambria Math"/>
+                </w:rPr>
+                <m:t>1</m:t>
+              </m:r>
+            </m:num>
+            <m:den>
+              <m:r>
+                <w:rPr>
+                  <w:rFonts w:ascii="Cambria Math" w:eastAsiaTheme="minorEastAsia" w:hAnsi="Cambria Math"/>
+                </w:rPr>
+                <m:t>π</m:t>
+              </m:r>
+            </m:den>
+          </m:f>
+          <m:r>
+            <w:rPr>
+              <w:rFonts w:ascii="Cambria Math" w:eastAsiaTheme="minorEastAsia" w:hAnsi="Cambria Math"/>
+            </w:rPr>
+            <m:t>=</m:t>
+          </m:r>
+          <m:f>
+            <m:fPr>
+              <m:ctrlPr>
+                <w:rPr>
+                  <w:rFonts w:ascii="Cambria Math" w:eastAsiaTheme="minorEastAsia" w:hAnsi="Cambria Math"/>
+                  <w:i/>
+                  <w:iCs/>
+                </w:rPr>
+              </m:ctrlPr>
+            </m:fPr>
+            <m:num>
+              <m:rad>
+                <m:radPr>
+                  <m:degHide m:val="1"/>
+                  <m:ctrlPr>
+                    <w:rPr>
+                      <w:rFonts w:ascii="Cambria Math" w:eastAsiaTheme="minorEastAsia" w:hAnsi="Cambria Math"/>
+                      <w:i/>
+                      <w:iCs/>
+                    </w:rPr>
+                  </m:ctrlPr>
+                </m:radPr>
+                <m:deg/>
+                <m:e>
+                  <m:r>
+                    <w:rPr>
+                      <w:rFonts w:ascii="Cambria Math" w:eastAsiaTheme="minorEastAsia" w:hAnsi="Cambria Math"/>
+                    </w:rPr>
+                    <m:t>10005</m:t>
+                  </m:r>
+                </m:e>
+              </m:rad>
+            </m:num>
+            <m:den>
+              <m:r>
+                <w:rPr>
+                  <w:rFonts w:ascii="Cambria Math" w:eastAsiaTheme="minorEastAsia" w:hAnsi="Cambria Math"/>
+                </w:rPr>
+                <m:t>4270934400</m:t>
+              </m:r>
+            </m:den>
+          </m:f>
+          <m:nary>
+            <m:naryPr>
+              <m:chr m:val="∑"/>
+              <m:limLoc m:val="undOvr"/>
+              <m:ctrlPr>
+                <w:rPr>
+                  <w:rFonts w:ascii="Cambria Math" w:eastAsiaTheme="minorEastAsia" w:hAnsi="Cambria Math"/>
+                  <w:i/>
+                  <w:iCs/>
+                </w:rPr>
+              </m:ctrlPr>
+            </m:naryPr>
+            <m:sub>
+              <m:r>
+                <w:rPr>
+                  <w:rFonts w:ascii="Cambria Math" w:eastAsiaTheme="minorEastAsia" w:hAnsi="Cambria Math"/>
+                </w:rPr>
+                <m:t>k=0</m:t>
+              </m:r>
+            </m:sub>
+            <m:sup>
+              <m:r>
+                <w:rPr>
+                  <w:rFonts w:ascii="Cambria Math" w:eastAsiaTheme="minorEastAsia" w:hAnsi="Cambria Math"/>
+                </w:rPr>
+                <m:t>∞</m:t>
+              </m:r>
+            </m:sup>
+            <m:e>
+              <m:f>
+                <m:fPr>
+                  <m:ctrlPr>
+                    <w:rPr>
+                      <w:rFonts w:ascii="Cambria Math" w:eastAsiaTheme="minorEastAsia" w:hAnsi="Cambria Math"/>
+                      <w:i/>
+                      <w:iCs/>
+                    </w:rPr>
+                  </m:ctrlPr>
+                </m:fPr>
+                <m:num>
+                  <m:d>
+                    <m:dPr>
+                      <m:ctrlPr>
+                        <w:rPr>
+                          <w:rFonts w:ascii="Cambria Math" w:eastAsiaTheme="minorEastAsia" w:hAnsi="Cambria Math"/>
+                          <w:i/>
+                          <w:iCs/>
+                        </w:rPr>
+                      </m:ctrlPr>
+                    </m:dPr>
+                    <m:e>
+                      <m:r>
+                        <w:rPr>
+                          <w:rFonts w:ascii="Cambria Math" w:eastAsiaTheme="minorEastAsia" w:hAnsi="Cambria Math"/>
+                        </w:rPr>
+                        <m:t>6k</m:t>
+                      </m:r>
+                    </m:e>
+                  </m:d>
+                  <m:r>
+                    <w:rPr>
+                      <w:rFonts w:ascii="Cambria Math" w:eastAsiaTheme="minorEastAsia" w:hAnsi="Cambria Math"/>
+                    </w:rPr>
+                    <m:t>!(13591409+545140134k)</m:t>
+                  </m:r>
+                </m:num>
+                <m:den>
+                  <m:d>
+                    <m:dPr>
+                      <m:ctrlPr>
+                        <w:rPr>
+                          <w:rFonts w:ascii="Cambria Math" w:eastAsiaTheme="minorEastAsia" w:hAnsi="Cambria Math"/>
+                          <w:i/>
+                          <w:iCs/>
+                        </w:rPr>
+                      </m:ctrlPr>
+                    </m:dPr>
+                    <m:e>
+                      <m:r>
+                        <w:rPr>
+                          <w:rFonts w:ascii="Cambria Math" w:eastAsiaTheme="minorEastAsia" w:hAnsi="Cambria Math"/>
+                        </w:rPr>
+                        <m:t>3k</m:t>
+                      </m:r>
+                    </m:e>
+                  </m:d>
+                  <m:r>
+                    <w:rPr>
+                      <w:rFonts w:ascii="Cambria Math" w:eastAsiaTheme="minorEastAsia" w:hAnsi="Cambria Math"/>
+                    </w:rPr>
+                    <m:t>!</m:t>
+                  </m:r>
+                  <m:sSup>
+                    <m:sSupPr>
+                      <m:ctrlPr>
+                        <w:rPr>
+                          <w:rFonts w:ascii="Cambria Math" w:eastAsiaTheme="minorEastAsia" w:hAnsi="Cambria Math"/>
+                          <w:i/>
+                          <w:iCs/>
+                        </w:rPr>
+                      </m:ctrlPr>
+                    </m:sSupPr>
+                    <m:e>
+                      <m:r>
+                        <w:rPr>
+                          <w:rFonts w:ascii="Cambria Math" w:eastAsiaTheme="minorEastAsia" w:hAnsi="Cambria Math"/>
+                        </w:rPr>
+                        <m:t>k!</m:t>
+                      </m:r>
+                    </m:e>
+                    <m:sup>
+                      <m:r>
+                        <w:rPr>
+                          <w:rFonts w:ascii="Cambria Math" w:eastAsiaTheme="minorEastAsia" w:hAnsi="Cambria Math"/>
+                        </w:rPr>
+                        <m:t>3</m:t>
+                      </m:r>
+                    </m:sup>
+                  </m:sSup>
+                  <m:sSup>
+                    <m:sSupPr>
+                      <m:ctrlPr>
+                        <w:rPr>
+                          <w:rFonts w:ascii="Cambria Math" w:eastAsiaTheme="minorEastAsia" w:hAnsi="Cambria Math"/>
+                          <w:i/>
+                          <w:iCs/>
+                        </w:rPr>
+                      </m:ctrlPr>
+                    </m:sSupPr>
+                    <m:e>
+                      <m:d>
+                        <m:dPr>
+                          <m:ctrlPr>
+                            <w:rPr>
+                              <w:rFonts w:ascii="Cambria Math" w:eastAsiaTheme="minorEastAsia" w:hAnsi="Cambria Math"/>
+                              <w:i/>
+                              <w:iCs/>
+                            </w:rPr>
+                          </m:ctrlPr>
+                        </m:dPr>
+                        <m:e>
+                          <m:r>
+                            <w:rPr>
+                              <w:rFonts w:ascii="Cambria Math" w:eastAsiaTheme="minorEastAsia" w:hAnsi="Cambria Math"/>
+                            </w:rPr>
+                            <m:t>-640320k</m:t>
+                          </m:r>
+                        </m:e>
+                      </m:d>
+                    </m:e>
+                    <m:sup>
+                      <m:r>
+                        <w:rPr>
+                          <w:rFonts w:ascii="Cambria Math" w:eastAsiaTheme="minorEastAsia" w:hAnsi="Cambria Math"/>
+                        </w:rPr>
+                        <m:t>3k</m:t>
+                      </m:r>
+                    </m:sup>
+                  </m:sSup>
+                </m:den>
+              </m:f>
+            </m:e>
+          </m:nary>
+        </m:oMath>
+      </m:oMathPara>
+    </w:p>
+    <w:p>
+      <w:pPr>
+        <w:rPr>
+          <w:rFonts w:eastAsiaTheme="minorEastAsia"/>
+          <w:iCs/>
+        </w:rPr>
+      </w:pPr>
+    </w:p>
+    <w:p>
+      <w:pPr>
         <w:pStyle w:val="Cmsor2"/>
       </w:pPr>
       <w:bookmarkStart w:id="18" w:name="_Toc218619930"/>
       <w:r>
+        <w:lastRenderedPageBreak/>
         <w:t>Számológép megvalósítása</w:t>
       </w:r>
       <w:bookmarkEnd w:id="18"/>
@@ -8821,7 +10866,15 @@
       </w:pPr>
       <w:bookmarkStart w:id="21" w:name="_Toc218619933"/>
       <w:r>
-        <w:t>Euklideszi tér számológép (EuclideanSpace)</w:t>
+        <w:t>Euklideszi tér számológép (</w:t>
+      </w:r>
+      <w:proofErr w:type="spellStart"/>
+      <w:r>
+        <w:t>EuclideanSpace</w:t>
+      </w:r>
+      <w:proofErr w:type="spellEnd"/>
+      <w:r>
+        <w:t>)</w:t>
       </w:r>
       <w:bookmarkEnd w:id="21"/>
     </w:p>
@@ -8831,7 +10884,15 @@
       </w:pPr>
       <w:bookmarkStart w:id="22" w:name="_Toc218619934"/>
       <w:r>
-        <w:t>Polinom számológép (Polynomials)</w:t>
+        <w:t>Polinom számológép (</w:t>
+      </w:r>
+      <w:proofErr w:type="spellStart"/>
+      <w:r>
+        <w:t>Polynomials</w:t>
+      </w:r>
+      <w:proofErr w:type="spellEnd"/>
+      <w:r>
+        <w:t>)</w:t>
       </w:r>
       <w:bookmarkEnd w:id="22"/>
     </w:p>
@@ -8841,7 +10902,15 @@
       </w:pPr>
       <w:bookmarkStart w:id="23" w:name="_Toc218619935"/>
       <w:r>
-        <w:t>Integrálközelítés számológép (Integral)</w:t>
+        <w:t>Integrálközelítés számológép (</w:t>
+      </w:r>
+      <w:proofErr w:type="spellStart"/>
+      <w:r>
+        <w:t>Integral</w:t>
+      </w:r>
+      <w:proofErr w:type="spellEnd"/>
+      <w:r>
+        <w:t>)</w:t>
       </w:r>
       <w:bookmarkEnd w:id="23"/>
     </w:p>
@@ -8927,7 +10996,6 @@
     </w:p>
     <w:p>
       <w:r>
-        <w:lastRenderedPageBreak/>
         <w:t>Török Bálint Bence – Kutatásbeli segítség</w:t>
       </w:r>
     </w:p>
@@ -10253,7 +12321,7 @@
   <w:style w:type="paragraph" w:default="1" w:styleId="Norml">
     <w:name w:val="Normal"/>
     <w:qFormat/>
-    <w:rsid w:val="009E62A8"/>
+    <w:rsid w:val="00DF2404"/>
     <w:pPr>
       <w:spacing w:line="360" w:lineRule="auto"/>
       <w:ind w:firstLine="227"/>
@@ -10463,7 +12531,6 @@
   <w:style w:type="character" w:default="1" w:styleId="Bekezdsalapbettpusa">
     <w:name w:val="Default Paragraph Font"/>
     <w:uiPriority w:val="1"/>
-    <w:semiHidden/>
     <w:unhideWhenUsed/>
   </w:style>
   <w:style w:type="table" w:default="1" w:styleId="Normltblzat">

--- a/Documentation.docx
+++ b/Documentation.docx
@@ -2589,7 +2589,13 @@
             <w:rPr>
               <w:rFonts w:ascii="Cambria Math" w:hAnsi="Cambria Math"/>
             </w:rPr>
-            <m:t>123=1×</m:t>
+            <m:t>123=1</m:t>
+          </m:r>
+          <m:r>
+            <w:rPr>
+              <w:rFonts w:ascii="Cambria Math" w:hAnsi="Cambria Math"/>
+            </w:rPr>
+            <m:t>∙</m:t>
           </m:r>
           <m:sSup>
             <m:sSupPr>
@@ -2621,7 +2627,13 @@
             <w:rPr>
               <w:rFonts w:ascii="Cambria Math" w:hAnsi="Cambria Math"/>
             </w:rPr>
-            <m:t>+2×</m:t>
+            <m:t>+2</m:t>
+          </m:r>
+          <m:r>
+            <w:rPr>
+              <w:rFonts w:ascii="Cambria Math" w:hAnsi="Cambria Math"/>
+            </w:rPr>
+            <m:t>∙</m:t>
           </m:r>
           <m:sSup>
             <m:sSupPr>
@@ -2653,7 +2665,13 @@
             <w:rPr>
               <w:rFonts w:ascii="Cambria Math" w:hAnsi="Cambria Math"/>
             </w:rPr>
-            <m:t>+3×</m:t>
+            <m:t>+3</m:t>
+          </m:r>
+          <m:r>
+            <w:rPr>
+              <w:rFonts w:ascii="Cambria Math" w:hAnsi="Cambria Math"/>
+            </w:rPr>
+            <m:t>∙</m:t>
           </m:r>
           <m:sSup>
             <m:sSupPr>
@@ -2703,7 +2721,13 @@
             <w:rPr>
               <w:rFonts w:ascii="Cambria Math" w:hAnsi="Cambria Math"/>
             </w:rPr>
-            <m:t>123.25=1×</m:t>
+            <m:t>123.25=1</m:t>
+          </m:r>
+          <m:r>
+            <w:rPr>
+              <w:rFonts w:ascii="Cambria Math" w:hAnsi="Cambria Math"/>
+            </w:rPr>
+            <m:t>∙</m:t>
           </m:r>
           <m:sSup>
             <m:sSupPr>
@@ -2735,7 +2759,13 @@
             <w:rPr>
               <w:rFonts w:ascii="Cambria Math" w:hAnsi="Cambria Math"/>
             </w:rPr>
-            <m:t>+2×</m:t>
+            <m:t>+2</m:t>
+          </m:r>
+          <m:r>
+            <w:rPr>
+              <w:rFonts w:ascii="Cambria Math" w:hAnsi="Cambria Math"/>
+            </w:rPr>
+            <m:t>∙</m:t>
           </m:r>
           <m:sSup>
             <m:sSupPr>
@@ -2767,7 +2797,13 @@
             <w:rPr>
               <w:rFonts w:ascii="Cambria Math" w:hAnsi="Cambria Math"/>
             </w:rPr>
-            <m:t>+3×</m:t>
+            <m:t>+3</m:t>
+          </m:r>
+          <m:r>
+            <w:rPr>
+              <w:rFonts w:ascii="Cambria Math" w:hAnsi="Cambria Math"/>
+            </w:rPr>
+            <m:t>∙</m:t>
           </m:r>
           <m:sSup>
             <m:sSupPr>
@@ -2799,7 +2835,13 @@
             <w:rPr>
               <w:rFonts w:ascii="Cambria Math" w:hAnsi="Cambria Math"/>
             </w:rPr>
-            <m:t>+2×</m:t>
+            <m:t>+2</m:t>
+          </m:r>
+          <m:r>
+            <w:rPr>
+              <w:rFonts w:ascii="Cambria Math" w:hAnsi="Cambria Math"/>
+            </w:rPr>
+            <m:t>∙</m:t>
           </m:r>
           <m:sSup>
             <m:sSupPr>
@@ -2831,7 +2873,13 @@
             <w:rPr>
               <w:rFonts w:ascii="Cambria Math" w:hAnsi="Cambria Math"/>
             </w:rPr>
-            <m:t>+5×</m:t>
+            <m:t>+5</m:t>
+          </m:r>
+          <m:r>
+            <w:rPr>
+              <w:rFonts w:ascii="Cambria Math" w:hAnsi="Cambria Math"/>
+            </w:rPr>
+            <m:t>∙</m:t>
           </m:r>
           <m:sSup>
             <m:sSupPr>
@@ -2951,6 +2999,9 @@
         </w:rPr>
       </w:pPr>
       <m:oMathPara>
+        <m:oMathParaPr>
+          <m:jc m:val="center"/>
+        </m:oMathParaPr>
         <m:oMath>
           <m:sSub>
             <m:sSubPr>
@@ -2980,9 +3031,21 @@
           </m:sSub>
           <m:r>
             <w:rPr>
+              <w:rFonts w:ascii="Cambria Math" w:eastAsiaTheme="minorEastAsia" w:hAnsi="Cambria Math"/>
+            </w:rPr>
+            <m:t>→</m:t>
+          </m:r>
+          <m:r>
+            <w:rPr>
               <w:rFonts w:ascii="Cambria Math" w:hAnsi="Cambria Math"/>
             </w:rPr>
-            <m:t>=1×</m:t>
+            <m:t>1</m:t>
+          </m:r>
+          <m:r>
+            <w:rPr>
+              <w:rFonts w:ascii="Cambria Math" w:hAnsi="Cambria Math"/>
+            </w:rPr>
+            <m:t>∙</m:t>
           </m:r>
           <m:sSup>
             <m:sSupPr>
@@ -3014,7 +3077,13 @@
             <w:rPr>
               <w:rFonts w:ascii="Cambria Math" w:hAnsi="Cambria Math"/>
             </w:rPr>
-            <m:t>+0×</m:t>
+            <m:t>+0</m:t>
+          </m:r>
+          <m:r>
+            <w:rPr>
+              <w:rFonts w:ascii="Cambria Math" w:hAnsi="Cambria Math"/>
+            </w:rPr>
+            <m:t>∙</m:t>
           </m:r>
           <m:sSup>
             <m:sSupPr>
@@ -3046,7 +3115,13 @@
             <w:rPr>
               <w:rFonts w:ascii="Cambria Math" w:hAnsi="Cambria Math"/>
             </w:rPr>
-            <m:t>+1×</m:t>
+            <m:t>+1</m:t>
+          </m:r>
+          <m:r>
+            <w:rPr>
+              <w:rFonts w:ascii="Cambria Math" w:hAnsi="Cambria Math"/>
+            </w:rPr>
+            <m:t>∙</m:t>
           </m:r>
           <m:sSup>
             <m:sSupPr>
@@ -3078,7 +3153,13 @@
             <w:rPr>
               <w:rFonts w:ascii="Cambria Math" w:hAnsi="Cambria Math"/>
             </w:rPr>
-            <m:t>+1×</m:t>
+            <m:t>+1</m:t>
+          </m:r>
+          <m:r>
+            <w:rPr>
+              <w:rFonts w:ascii="Cambria Math" w:hAnsi="Cambria Math"/>
+            </w:rPr>
+            <m:t>∙</m:t>
           </m:r>
           <m:sSup>
             <m:sSupPr>
@@ -3110,7 +3191,13 @@
             <w:rPr>
               <w:rFonts w:ascii="Cambria Math" w:hAnsi="Cambria Math"/>
             </w:rPr>
-            <m:t>+1×</m:t>
+            <m:t>+1</m:t>
+          </m:r>
+          <m:r>
+            <w:rPr>
+              <w:rFonts w:ascii="Cambria Math" w:hAnsi="Cambria Math"/>
+            </w:rPr>
+            <m:t>∙</m:t>
           </m:r>
           <m:sSup>
             <m:sSupPr>
@@ -3142,7 +3229,13 @@
             <w:rPr>
               <w:rFonts w:ascii="Cambria Math" w:hAnsi="Cambria Math"/>
             </w:rPr>
-            <m:t>+1×</m:t>
+            <m:t>+1</m:t>
+          </m:r>
+          <m:r>
+            <w:rPr>
+              <w:rFonts w:ascii="Cambria Math" w:hAnsi="Cambria Math"/>
+            </w:rPr>
+            <m:t>∙</m:t>
           </m:r>
           <m:sSup>
             <m:sSupPr>
@@ -3174,7 +3267,27 @@
             <w:rPr>
               <w:rFonts w:ascii="Cambria Math" w:hAnsi="Cambria Math"/>
             </w:rPr>
-            <m:t>==8+0+2+1+½+¼=20.75</m:t>
+            <m:t>=</m:t>
+          </m:r>
+          <m:r>
+            <w:rPr>
+              <w:rFonts w:ascii="Cambria Math" w:hAnsi="Cambria Math"/>
+            </w:rPr>
+            <w:br/>
+          </m:r>
+        </m:oMath>
+        <m:oMath>
+          <m:r>
+            <w:rPr>
+              <w:rFonts w:ascii="Cambria Math" w:hAnsi="Cambria Math"/>
+            </w:rPr>
+            <m:t>=</m:t>
+          </m:r>
+          <m:r>
+            <w:rPr>
+              <w:rFonts w:ascii="Cambria Math" w:hAnsi="Cambria Math"/>
+            </w:rPr>
+            <m:t>8+0+2+1+½+¼=20.75</m:t>
           </m:r>
         </m:oMath>
       </m:oMathPara>
@@ -3623,7 +3736,7 @@
           <w:rPr>
             <w:rFonts w:ascii="Cambria Math" w:eastAsiaTheme="minorEastAsia" w:hAnsi="Cambria Math"/>
           </w:rPr>
-          <m:t>×</m:t>
+          <m:t>∙</m:t>
         </m:r>
         <m:sSup>
           <m:sSupPr>
@@ -3831,15 +3944,7 @@
         <w:jc w:val="center"/>
       </w:pPr>
       <w:r>
-        <w:t xml:space="preserve">&lt;kép egy 0-nál kisebb számról ami rövidebb mint a </w:t>
-      </w:r>
-      <w:proofErr w:type="spellStart"/>
-      <w:r>
-        <w:t>fractionLength</w:t>
-      </w:r>
-      <w:proofErr w:type="spellEnd"/>
-      <w:r>
-        <w:t>&gt;</w:t>
+        <w:t>&lt;kép egy 0-nál kisebb számról ami rövidebb mint a fractionLength&gt;</w:t>
       </w:r>
     </w:p>
     <w:p>
@@ -4364,13 +4469,8 @@
         <w:t>long</w:t>
       </w:r>
       <w:r>
-        <w:t xml:space="preserve"> </w:t>
-      </w:r>
-      <w:proofErr w:type="spellStart"/>
-      <w:r>
-        <w:t>long</w:t>
-      </w:r>
-      <w:proofErr w:type="spellEnd"/>
+        <w:t xml:space="preserve"> long</w:t>
+      </w:r>
       <w:r>
         <w:t xml:space="preserve"> számtípus</w:t>
       </w:r>
@@ -4385,7 +4485,13 @@
           <w:rPr>
             <w:rFonts w:ascii="Cambria Math" w:hAnsi="Cambria Math"/>
           </w:rPr>
-          <m:t>18×</m:t>
+          <m:t>18</m:t>
+        </m:r>
+        <m:r>
+          <w:rPr>
+            <w:rFonts w:ascii="Cambria Math" w:hAnsi="Cambria Math"/>
+          </w:rPr>
+          <m:t>∙</m:t>
         </m:r>
         <m:sSup>
           <m:sSupPr>
@@ -4793,7 +4899,91 @@
             <w:rPr>
               <w:rFonts w:ascii="Cambria Math" w:hAnsi="Cambria Math"/>
             </w:rPr>
-            <m:t>=2×2×2×2×2×2×2×2</m:t>
+            <m:t>=2</m:t>
+          </m:r>
+          <m:r>
+            <w:rPr>
+              <w:rFonts w:ascii="Cambria Math" w:hAnsi="Cambria Math"/>
+            </w:rPr>
+            <m:t>∙</m:t>
+          </m:r>
+          <m:r>
+            <w:rPr>
+              <w:rFonts w:ascii="Cambria Math" w:hAnsi="Cambria Math"/>
+            </w:rPr>
+            <m:t>2</m:t>
+          </m:r>
+          <m:r>
+            <w:rPr>
+              <w:rFonts w:ascii="Cambria Math" w:hAnsi="Cambria Math"/>
+            </w:rPr>
+            <m:t>∙</m:t>
+          </m:r>
+          <m:r>
+            <w:rPr>
+              <w:rFonts w:ascii="Cambria Math" w:hAnsi="Cambria Math"/>
+            </w:rPr>
+            <m:t>2</m:t>
+          </m:r>
+          <m:r>
+            <w:rPr>
+              <w:rFonts w:ascii="Cambria Math" w:hAnsi="Cambria Math"/>
+            </w:rPr>
+            <m:t>∙</m:t>
+          </m:r>
+          <m:r>
+            <w:rPr>
+              <w:rFonts w:ascii="Cambria Math" w:hAnsi="Cambria Math"/>
+            </w:rPr>
+            <m:t>2</m:t>
+          </m:r>
+          <m:r>
+            <w:rPr>
+              <w:rFonts w:ascii="Cambria Math" w:hAnsi="Cambria Math"/>
+            </w:rPr>
+            <m:t>∙</m:t>
+          </m:r>
+          <m:r>
+            <w:rPr>
+              <w:rFonts w:ascii="Cambria Math" w:hAnsi="Cambria Math"/>
+            </w:rPr>
+            <m:t>2</m:t>
+          </m:r>
+          <m:r>
+            <w:rPr>
+              <w:rFonts w:ascii="Cambria Math" w:hAnsi="Cambria Math"/>
+            </w:rPr>
+            <m:t>∙</m:t>
+          </m:r>
+          <m:r>
+            <w:rPr>
+              <w:rFonts w:ascii="Cambria Math" w:hAnsi="Cambria Math"/>
+            </w:rPr>
+            <m:t>2</m:t>
+          </m:r>
+          <m:r>
+            <w:rPr>
+              <w:rFonts w:ascii="Cambria Math" w:hAnsi="Cambria Math"/>
+            </w:rPr>
+            <m:t>∙</m:t>
+          </m:r>
+          <m:r>
+            <w:rPr>
+              <w:rFonts w:ascii="Cambria Math" w:hAnsi="Cambria Math"/>
+            </w:rPr>
+            <m:t>2</m:t>
+          </m:r>
+          <m:r>
+            <w:rPr>
+              <w:rFonts w:ascii="Cambria Math" w:hAnsi="Cambria Math"/>
+            </w:rPr>
+            <m:t>∙</m:t>
+          </m:r>
+          <m:r>
+            <w:rPr>
+              <w:rFonts w:ascii="Cambria Math" w:hAnsi="Cambria Math"/>
+            </w:rPr>
+            <m:t>2</m:t>
           </m:r>
           <m:r>
             <w:rPr>
@@ -4815,7 +5005,43 @@
                 <w:rPr>
                   <w:rFonts w:ascii="Cambria Math" w:eastAsiaTheme="minorEastAsia" w:hAnsi="Cambria Math"/>
                 </w:rPr>
-                <m:t>2×2×2×2</m:t>
+                <m:t>2</m:t>
+              </m:r>
+              <m:r>
+                <w:rPr>
+                  <w:rFonts w:ascii="Cambria Math" w:eastAsiaTheme="minorEastAsia" w:hAnsi="Cambria Math"/>
+                </w:rPr>
+                <m:t>∙</m:t>
+              </m:r>
+              <m:r>
+                <w:rPr>
+                  <w:rFonts w:ascii="Cambria Math" w:eastAsiaTheme="minorEastAsia" w:hAnsi="Cambria Math"/>
+                </w:rPr>
+                <m:t>2</m:t>
+              </m:r>
+              <m:r>
+                <w:rPr>
+                  <w:rFonts w:ascii="Cambria Math" w:eastAsiaTheme="minorEastAsia" w:hAnsi="Cambria Math"/>
+                </w:rPr>
+                <m:t>∙</m:t>
+              </m:r>
+              <m:r>
+                <w:rPr>
+                  <w:rFonts w:ascii="Cambria Math" w:eastAsiaTheme="minorEastAsia" w:hAnsi="Cambria Math"/>
+                </w:rPr>
+                <m:t>2</m:t>
+              </m:r>
+              <m:r>
+                <w:rPr>
+                  <w:rFonts w:ascii="Cambria Math" w:eastAsiaTheme="minorEastAsia" w:hAnsi="Cambria Math"/>
+                </w:rPr>
+                <m:t>∙</m:t>
+              </m:r>
+              <m:r>
+                <w:rPr>
+                  <w:rFonts w:ascii="Cambria Math" w:eastAsiaTheme="minorEastAsia" w:hAnsi="Cambria Math"/>
+                </w:rPr>
+                <m:t>2</m:t>
               </m:r>
             </m:e>
           </m:d>
@@ -4823,7 +5049,7 @@
             <w:rPr>
               <w:rFonts w:ascii="Cambria Math" w:eastAsiaTheme="minorEastAsia" w:hAnsi="Cambria Math"/>
             </w:rPr>
-            <m:t>×</m:t>
+            <m:t>∙</m:t>
           </m:r>
           <m:d>
             <m:dPr>
@@ -4839,7 +5065,43 @@
                 <w:rPr>
                   <w:rFonts w:ascii="Cambria Math" w:eastAsiaTheme="minorEastAsia" w:hAnsi="Cambria Math"/>
                 </w:rPr>
-                <m:t>2×2×2×2</m:t>
+                <m:t>2</m:t>
+              </m:r>
+              <m:r>
+                <w:rPr>
+                  <w:rFonts w:ascii="Cambria Math" w:eastAsiaTheme="minorEastAsia" w:hAnsi="Cambria Math"/>
+                </w:rPr>
+                <m:t>∙</m:t>
+              </m:r>
+              <m:r>
+                <w:rPr>
+                  <w:rFonts w:ascii="Cambria Math" w:eastAsiaTheme="minorEastAsia" w:hAnsi="Cambria Math"/>
+                </w:rPr>
+                <m:t>2</m:t>
+              </m:r>
+              <m:r>
+                <w:rPr>
+                  <w:rFonts w:ascii="Cambria Math" w:eastAsiaTheme="minorEastAsia" w:hAnsi="Cambria Math"/>
+                </w:rPr>
+                <m:t>∙</m:t>
+              </m:r>
+              <m:r>
+                <w:rPr>
+                  <w:rFonts w:ascii="Cambria Math" w:eastAsiaTheme="minorEastAsia" w:hAnsi="Cambria Math"/>
+                </w:rPr>
+                <m:t>2</m:t>
+              </m:r>
+              <m:r>
+                <w:rPr>
+                  <w:rFonts w:ascii="Cambria Math" w:eastAsiaTheme="minorEastAsia" w:hAnsi="Cambria Math"/>
+                </w:rPr>
+                <m:t>∙</m:t>
+              </m:r>
+              <m:r>
+                <w:rPr>
+                  <w:rFonts w:ascii="Cambria Math" w:eastAsiaTheme="minorEastAsia" w:hAnsi="Cambria Math"/>
+                </w:rPr>
+                <m:t>2</m:t>
               </m:r>
             </m:e>
           </m:d>
@@ -4980,7 +5242,91 @@
             <w:rPr>
               <w:rFonts w:ascii="Cambria Math" w:hAnsi="Cambria Math"/>
             </w:rPr>
-            <m:t>2×2×2×2×2×2×2×2</m:t>
+            <m:t>2</m:t>
+          </m:r>
+          <m:r>
+            <w:rPr>
+              <w:rFonts w:ascii="Cambria Math" w:hAnsi="Cambria Math"/>
+            </w:rPr>
+            <m:t>∙</m:t>
+          </m:r>
+          <m:r>
+            <w:rPr>
+              <w:rFonts w:ascii="Cambria Math" w:hAnsi="Cambria Math"/>
+            </w:rPr>
+            <m:t>2</m:t>
+          </m:r>
+          <m:r>
+            <w:rPr>
+              <w:rFonts w:ascii="Cambria Math" w:hAnsi="Cambria Math"/>
+            </w:rPr>
+            <m:t>∙</m:t>
+          </m:r>
+          <m:r>
+            <w:rPr>
+              <w:rFonts w:ascii="Cambria Math" w:hAnsi="Cambria Math"/>
+            </w:rPr>
+            <m:t>2</m:t>
+          </m:r>
+          <m:r>
+            <w:rPr>
+              <w:rFonts w:ascii="Cambria Math" w:hAnsi="Cambria Math"/>
+            </w:rPr>
+            <m:t>∙</m:t>
+          </m:r>
+          <m:r>
+            <w:rPr>
+              <w:rFonts w:ascii="Cambria Math" w:hAnsi="Cambria Math"/>
+            </w:rPr>
+            <m:t>2</m:t>
+          </m:r>
+          <m:r>
+            <w:rPr>
+              <w:rFonts w:ascii="Cambria Math" w:hAnsi="Cambria Math"/>
+            </w:rPr>
+            <m:t>∙</m:t>
+          </m:r>
+          <m:r>
+            <w:rPr>
+              <w:rFonts w:ascii="Cambria Math" w:hAnsi="Cambria Math"/>
+            </w:rPr>
+            <m:t>2</m:t>
+          </m:r>
+          <m:r>
+            <w:rPr>
+              <w:rFonts w:ascii="Cambria Math" w:hAnsi="Cambria Math"/>
+            </w:rPr>
+            <m:t>∙</m:t>
+          </m:r>
+          <m:r>
+            <w:rPr>
+              <w:rFonts w:ascii="Cambria Math" w:hAnsi="Cambria Math"/>
+            </w:rPr>
+            <m:t>2</m:t>
+          </m:r>
+          <m:r>
+            <w:rPr>
+              <w:rFonts w:ascii="Cambria Math" w:hAnsi="Cambria Math"/>
+            </w:rPr>
+            <m:t>∙</m:t>
+          </m:r>
+          <m:r>
+            <w:rPr>
+              <w:rFonts w:ascii="Cambria Math" w:hAnsi="Cambria Math"/>
+            </w:rPr>
+            <m:t>2</m:t>
+          </m:r>
+          <m:r>
+            <w:rPr>
+              <w:rFonts w:ascii="Cambria Math" w:hAnsi="Cambria Math"/>
+            </w:rPr>
+            <m:t>∙</m:t>
+          </m:r>
+          <m:r>
+            <w:rPr>
+              <w:rFonts w:ascii="Cambria Math" w:hAnsi="Cambria Math"/>
+            </w:rPr>
+            <m:t>2</m:t>
           </m:r>
           <m:r>
             <w:rPr>
@@ -5002,7 +5348,43 @@
                 <w:rPr>
                   <w:rFonts w:ascii="Cambria Math" w:eastAsiaTheme="minorEastAsia" w:hAnsi="Cambria Math"/>
                 </w:rPr>
-                <m:t>2×2×2×2</m:t>
+                <m:t>2</m:t>
+              </m:r>
+              <m:r>
+                <w:rPr>
+                  <w:rFonts w:ascii="Cambria Math" w:eastAsiaTheme="minorEastAsia" w:hAnsi="Cambria Math"/>
+                </w:rPr>
+                <m:t>∙</m:t>
+              </m:r>
+              <m:r>
+                <w:rPr>
+                  <w:rFonts w:ascii="Cambria Math" w:eastAsiaTheme="minorEastAsia" w:hAnsi="Cambria Math"/>
+                </w:rPr>
+                <m:t>2</m:t>
+              </m:r>
+              <m:r>
+                <w:rPr>
+                  <w:rFonts w:ascii="Cambria Math" w:eastAsiaTheme="minorEastAsia" w:hAnsi="Cambria Math"/>
+                </w:rPr>
+                <m:t>∙</m:t>
+              </m:r>
+              <m:r>
+                <w:rPr>
+                  <w:rFonts w:ascii="Cambria Math" w:eastAsiaTheme="minorEastAsia" w:hAnsi="Cambria Math"/>
+                </w:rPr>
+                <m:t>2</m:t>
+              </m:r>
+              <m:r>
+                <w:rPr>
+                  <w:rFonts w:ascii="Cambria Math" w:eastAsiaTheme="minorEastAsia" w:hAnsi="Cambria Math"/>
+                </w:rPr>
+                <m:t>∙</m:t>
+              </m:r>
+              <m:r>
+                <w:rPr>
+                  <w:rFonts w:ascii="Cambria Math" w:eastAsiaTheme="minorEastAsia" w:hAnsi="Cambria Math"/>
+                </w:rPr>
+                <m:t>2</m:t>
               </m:r>
             </m:e>
           </m:d>
@@ -5010,7 +5392,7 @@
             <w:rPr>
               <w:rFonts w:ascii="Cambria Math" w:eastAsiaTheme="minorEastAsia" w:hAnsi="Cambria Math"/>
             </w:rPr>
-            <m:t>×</m:t>
+            <m:t>∙</m:t>
           </m:r>
           <m:d>
             <m:dPr>
@@ -5026,7 +5408,43 @@
                 <w:rPr>
                   <w:rFonts w:ascii="Cambria Math" w:eastAsiaTheme="minorEastAsia" w:hAnsi="Cambria Math"/>
                 </w:rPr>
-                <m:t>2×2×2×2</m:t>
+                <m:t>2</m:t>
+              </m:r>
+              <m:r>
+                <w:rPr>
+                  <w:rFonts w:ascii="Cambria Math" w:eastAsiaTheme="minorEastAsia" w:hAnsi="Cambria Math"/>
+                </w:rPr>
+                <m:t>∙</m:t>
+              </m:r>
+              <m:r>
+                <w:rPr>
+                  <w:rFonts w:ascii="Cambria Math" w:eastAsiaTheme="minorEastAsia" w:hAnsi="Cambria Math"/>
+                </w:rPr>
+                <m:t>2</m:t>
+              </m:r>
+              <m:r>
+                <w:rPr>
+                  <w:rFonts w:ascii="Cambria Math" w:eastAsiaTheme="minorEastAsia" w:hAnsi="Cambria Math"/>
+                </w:rPr>
+                <m:t>∙</m:t>
+              </m:r>
+              <m:r>
+                <w:rPr>
+                  <w:rFonts w:ascii="Cambria Math" w:eastAsiaTheme="minorEastAsia" w:hAnsi="Cambria Math"/>
+                </w:rPr>
+                <m:t>2</m:t>
+              </m:r>
+              <m:r>
+                <w:rPr>
+                  <w:rFonts w:ascii="Cambria Math" w:eastAsiaTheme="minorEastAsia" w:hAnsi="Cambria Math"/>
+                </w:rPr>
+                <m:t>∙</m:t>
+              </m:r>
+              <m:r>
+                <w:rPr>
+                  <w:rFonts w:ascii="Cambria Math" w:eastAsiaTheme="minorEastAsia" w:hAnsi="Cambria Math"/>
+                </w:rPr>
+                <m:t>2</m:t>
               </m:r>
             </m:e>
           </m:d>
@@ -5060,7 +5478,19 @@
                     <w:rPr>
                       <w:rFonts w:ascii="Cambria Math" w:eastAsiaTheme="minorEastAsia" w:hAnsi="Cambria Math"/>
                     </w:rPr>
-                    <m:t>2×2</m:t>
+                    <m:t>2</m:t>
+                  </m:r>
+                  <m:r>
+                    <w:rPr>
+                      <w:rFonts w:ascii="Cambria Math" w:eastAsiaTheme="minorEastAsia" w:hAnsi="Cambria Math"/>
+                    </w:rPr>
+                    <m:t>∙</m:t>
+                  </m:r>
+                  <m:r>
+                    <w:rPr>
+                      <w:rFonts w:ascii="Cambria Math" w:eastAsiaTheme="minorEastAsia" w:hAnsi="Cambria Math"/>
+                    </w:rPr>
+                    <m:t>2</m:t>
                   </m:r>
                 </m:e>
               </m:d>
@@ -5068,7 +5498,7 @@
                 <w:rPr>
                   <w:rFonts w:ascii="Cambria Math" w:eastAsiaTheme="minorEastAsia" w:hAnsi="Cambria Math"/>
                 </w:rPr>
-                <m:t>×</m:t>
+                <m:t>∙</m:t>
               </m:r>
               <m:d>
                 <m:dPr>
@@ -5084,7 +5514,19 @@
                     <w:rPr>
                       <w:rFonts w:ascii="Cambria Math" w:eastAsiaTheme="minorEastAsia" w:hAnsi="Cambria Math"/>
                     </w:rPr>
-                    <m:t>2×2</m:t>
+                    <m:t>2</m:t>
+                  </m:r>
+                  <m:r>
+                    <w:rPr>
+                      <w:rFonts w:ascii="Cambria Math" w:eastAsiaTheme="minorEastAsia" w:hAnsi="Cambria Math"/>
+                    </w:rPr>
+                    <m:t>∙</m:t>
+                  </m:r>
+                  <m:r>
+                    <w:rPr>
+                      <w:rFonts w:ascii="Cambria Math" w:eastAsiaTheme="minorEastAsia" w:hAnsi="Cambria Math"/>
+                    </w:rPr>
+                    <m:t>2</m:t>
                   </m:r>
                 </m:e>
               </m:d>
@@ -5094,7 +5536,7 @@
             <w:rPr>
               <w:rFonts w:ascii="Cambria Math" w:eastAsiaTheme="minorEastAsia" w:hAnsi="Cambria Math"/>
             </w:rPr>
-            <m:t>×</m:t>
+            <m:t>∙</m:t>
           </m:r>
           <m:d>
             <m:dPr>
@@ -5120,7 +5562,19 @@
                     <w:rPr>
                       <w:rFonts w:ascii="Cambria Math" w:eastAsiaTheme="minorEastAsia" w:hAnsi="Cambria Math"/>
                     </w:rPr>
-                    <m:t>2×2</m:t>
+                    <m:t>2</m:t>
+                  </m:r>
+                  <m:r>
+                    <w:rPr>
+                      <w:rFonts w:ascii="Cambria Math" w:eastAsiaTheme="minorEastAsia" w:hAnsi="Cambria Math"/>
+                    </w:rPr>
+                    <m:t>∙</m:t>
+                  </m:r>
+                  <m:r>
+                    <w:rPr>
+                      <w:rFonts w:ascii="Cambria Math" w:eastAsiaTheme="minorEastAsia" w:hAnsi="Cambria Math"/>
+                    </w:rPr>
+                    <m:t>2</m:t>
                   </m:r>
                 </m:e>
               </m:d>
@@ -5128,7 +5582,7 @@
                 <w:rPr>
                   <w:rFonts w:ascii="Cambria Math" w:eastAsiaTheme="minorEastAsia" w:hAnsi="Cambria Math"/>
                 </w:rPr>
-                <m:t>×</m:t>
+                <m:t>∙</m:t>
               </m:r>
               <m:d>
                 <m:dPr>
@@ -5144,7 +5598,19 @@
                     <w:rPr>
                       <w:rFonts w:ascii="Cambria Math" w:eastAsiaTheme="minorEastAsia" w:hAnsi="Cambria Math"/>
                     </w:rPr>
-                    <m:t>2×2</m:t>
+                    <m:t>2</m:t>
+                  </m:r>
+                  <m:r>
+                    <w:rPr>
+                      <w:rFonts w:ascii="Cambria Math" w:eastAsiaTheme="minorEastAsia" w:hAnsi="Cambria Math"/>
+                    </w:rPr>
+                    <m:t>∙</m:t>
+                  </m:r>
+                  <m:r>
+                    <w:rPr>
+                      <w:rFonts w:ascii="Cambria Math" w:eastAsiaTheme="minorEastAsia" w:hAnsi="Cambria Math"/>
+                    </w:rPr>
+                    <m:t>2</m:t>
                   </m:r>
                 </m:e>
               </m:d>
@@ -5701,71 +6167,49 @@
         <w:rPr>
           <w:rFonts w:eastAsiaTheme="minorEastAsia"/>
         </w:rPr>
-        <w:t xml:space="preserve">François </w:t>
-      </w:r>
-      <w:proofErr w:type="spellStart"/>
+        <w:t>François Viète</w:t>
+      </w:r>
       <w:r>
         <w:rPr>
           <w:rFonts w:eastAsiaTheme="minorEastAsia"/>
         </w:rPr>
-        <w:t>Viète</w:t>
-      </w:r>
-      <w:proofErr w:type="spellEnd"/>
+        <w:t>, híres matematikus</w:t>
+      </w:r>
       <w:r>
         <w:rPr>
           <w:rFonts w:eastAsiaTheme="minorEastAsia"/>
         </w:rPr>
-        <w:t>, híres matematikus</w:t>
+        <w:t xml:space="preserve"> által </w:t>
       </w:r>
       <w:r>
         <w:rPr>
           <w:rFonts w:eastAsiaTheme="minorEastAsia"/>
         </w:rPr>
-        <w:t xml:space="preserve"> által </w:t>
+        <w:t xml:space="preserve">kifejlesztett </w:t>
       </w:r>
       <w:r>
         <w:rPr>
           <w:rFonts w:eastAsiaTheme="minorEastAsia"/>
         </w:rPr>
-        <w:t xml:space="preserve">kifejlesztett </w:t>
+        <w:t xml:space="preserve">módszert </w:t>
       </w:r>
       <w:r>
         <w:rPr>
           <w:rFonts w:eastAsiaTheme="minorEastAsia"/>
         </w:rPr>
-        <w:t xml:space="preserve">módszert </w:t>
+        <w:t>alkalmaz a könyvtár</w:t>
       </w:r>
       <w:r>
         <w:rPr>
           <w:rFonts w:eastAsiaTheme="minorEastAsia"/>
         </w:rPr>
-        <w:t>alkalmaz a könyvtár</w:t>
+        <w:t xml:space="preserve">, </w:t>
       </w:r>
       <w:r>
         <w:rPr>
           <w:rFonts w:eastAsiaTheme="minorEastAsia"/>
         </w:rPr>
-        <w:t xml:space="preserve">, </w:t>
-      </w:r>
-      <w:r>
-        <w:rPr>
-          <w:rFonts w:eastAsiaTheme="minorEastAsia"/>
-        </w:rPr>
-        <w:t xml:space="preserve">amit </w:t>
-      </w:r>
-      <w:proofErr w:type="spellStart"/>
-      <w:r>
-        <w:rPr>
-          <w:rFonts w:eastAsiaTheme="minorEastAsia"/>
-        </w:rPr>
-        <w:t>Viète</w:t>
-      </w:r>
-      <w:proofErr w:type="spellEnd"/>
-      <w:r>
-        <w:rPr>
-          <w:rFonts w:eastAsiaTheme="minorEastAsia"/>
-        </w:rPr>
-        <w:t xml:space="preserve"> </w:t>
+        <w:t xml:space="preserve">amit Viète </w:t>
       </w:r>
       <w:r>
         <w:rPr>
@@ -6993,15 +7437,7 @@
     </w:p>
     <w:p>
       <w:r>
-        <w:t xml:space="preserve">Egyszerűbben úgy tudnánk elképzelni a fenti számítást, mint a kézi osztás (long </w:t>
-      </w:r>
-      <w:proofErr w:type="spellStart"/>
-      <w:r>
-        <w:t>division</w:t>
-      </w:r>
-      <w:proofErr w:type="spellEnd"/>
-      <w:r>
-        <w:t xml:space="preserve">) műveletsorát. Itt is a legnagyobb helyiértékű számjegytől kezdve folyamatosan alulról közelítjük az eredményünket a valós értékhez. </w:t>
+        <w:t xml:space="preserve">Egyszerűbben úgy tudnánk elképzelni a fenti számítást, mint a kézi osztás (long division) műveletsorát. Itt is a legnagyobb helyiértékű számjegytől kezdve folyamatosan alulról közelítjük az eredményünket a valós értékhez. </w:t>
       </w:r>
       <w:r>
         <w:t>Éppen</w:t>
@@ -7940,7 +8376,13 @@
                     <w:rPr>
                       <w:rFonts w:ascii="Cambria Math" w:hAnsi="Cambria Math"/>
                     </w:rPr>
-                    <m:t>a×</m:t>
+                    <m:t>a</m:t>
+                  </m:r>
+                  <m:r>
+                    <w:rPr>
+                      <w:rFonts w:ascii="Cambria Math" w:hAnsi="Cambria Math"/>
+                    </w:rPr>
+                    <m:t>∙</m:t>
                   </m:r>
                   <m:func>
                     <m:funcPr>
@@ -9123,7 +9565,7 @@
             <w:rPr>
               <w:rFonts w:ascii="Cambria Math" w:eastAsiaTheme="minorEastAsia" w:hAnsi="Cambria Math"/>
             </w:rPr>
-            <m:t>×</m:t>
+            <m:t>∙</m:t>
           </m:r>
           <m:f>
             <m:fPr>
@@ -9177,7 +9619,19 @@
                 <w:rPr>
                   <w:rFonts w:ascii="Cambria Math" w:eastAsiaTheme="minorEastAsia" w:hAnsi="Cambria Math"/>
                 </w:rPr>
-                <m:t>a×d</m:t>
+                <m:t>a</m:t>
+              </m:r>
+              <m:r>
+                <w:rPr>
+                  <w:rFonts w:ascii="Cambria Math" w:eastAsiaTheme="minorEastAsia" w:hAnsi="Cambria Math"/>
+                </w:rPr>
+                <m:t>∙</m:t>
+              </m:r>
+              <m:r>
+                <w:rPr>
+                  <w:rFonts w:ascii="Cambria Math" w:eastAsiaTheme="minorEastAsia" w:hAnsi="Cambria Math"/>
+                </w:rPr>
+                <m:t>d</m:t>
               </m:r>
             </m:num>
             <m:den>
@@ -9185,7 +9639,19 @@
                 <w:rPr>
                   <w:rFonts w:ascii="Cambria Math" w:eastAsiaTheme="minorEastAsia" w:hAnsi="Cambria Math"/>
                 </w:rPr>
-                <m:t>b×c</m:t>
+                <m:t>b</m:t>
+              </m:r>
+              <m:r>
+                <w:rPr>
+                  <w:rFonts w:ascii="Cambria Math" w:eastAsiaTheme="minorEastAsia" w:hAnsi="Cambria Math"/>
+                </w:rPr>
+                <m:t>∙</m:t>
+              </m:r>
+              <m:r>
+                <w:rPr>
+                  <w:rFonts w:ascii="Cambria Math" w:eastAsiaTheme="minorEastAsia" w:hAnsi="Cambria Math"/>
+                </w:rPr>
+                <m:t>c</m:t>
               </m:r>
             </m:den>
           </m:f>
@@ -9288,7 +9754,13 @@
                   <w:rPr>
                     <w:rFonts w:ascii="Cambria Math" w:hAnsi="Cambria Math"/>
                   </w:rPr>
-                  <m:t>a×</m:t>
+                  <m:t>a</m:t>
+                </m:r>
+                <m:r>
+                  <w:rPr>
+                    <w:rFonts w:ascii="Cambria Math" w:hAnsi="Cambria Math"/>
+                  </w:rPr>
+                  <m:t>∙</m:t>
                 </m:r>
                 <m:func>
                   <m:funcPr>
@@ -9382,60 +9854,50 @@
           <w:rFonts w:eastAsiaTheme="minorEastAsia"/>
           <w:iCs/>
         </w:rPr>
-        <w:t xml:space="preserve"> előismeret szükséges a bináris szétválasztás (</w:t>
-      </w:r>
-      <w:proofErr w:type="spellStart"/>
+        <w:t xml:space="preserve"> előismeret szükséges</w:t>
+      </w:r>
       <w:r>
         <w:rPr>
           <w:rFonts w:eastAsiaTheme="minorEastAsia"/>
           <w:iCs/>
         </w:rPr>
-        <w:t>binary</w:t>
-      </w:r>
-      <w:proofErr w:type="spellEnd"/>
+        <w:t xml:space="preserve"> a végtelen sorösszegek és</w:t>
+      </w:r>
       <w:r>
         <w:rPr>
           <w:rFonts w:eastAsiaTheme="minorEastAsia"/>
           <w:iCs/>
         </w:rPr>
-        <w:t xml:space="preserve"> </w:t>
-      </w:r>
-      <w:proofErr w:type="spellStart"/>
+        <w:t xml:space="preserve"> a bináris szétválasztás (binary splitting) alkalmazásá</w:t>
+      </w:r>
       <w:r>
         <w:rPr>
           <w:rFonts w:eastAsiaTheme="minorEastAsia"/>
           <w:iCs/>
         </w:rPr>
-        <w:t>splitting</w:t>
-      </w:r>
-      <w:proofErr w:type="spellEnd"/>
+        <w:t>ban</w:t>
+      </w:r>
       <w:r>
         <w:rPr>
           <w:rFonts w:eastAsiaTheme="minorEastAsia"/>
           <w:iCs/>
         </w:rPr>
-        <w:t>) alkalmazásá</w:t>
+        <w:t>.</w:t>
       </w:r>
       <w:r>
         <w:rPr>
           <w:rFonts w:eastAsiaTheme="minorEastAsia"/>
           <w:iCs/>
         </w:rPr>
-        <w:t>ban</w:t>
+        <w:t xml:space="preserve"> A módszer </w:t>
       </w:r>
       <w:r>
         <w:rPr>
           <w:rFonts w:eastAsiaTheme="minorEastAsia"/>
           <w:iCs/>
         </w:rPr>
-        <w:t>.</w:t>
-      </w:r>
-      <w:r>
-        <w:rPr>
-          <w:rFonts w:eastAsiaTheme="minorEastAsia"/>
-          <w:iCs/>
-        </w:rPr>
-        <w:t xml:space="preserve"> A módszer minden lineárisan konvergáló végtelen összegsor esetén</w:t>
+        <w:lastRenderedPageBreak/>
+        <w:t>minden lineárisan konvergáló végtelen összegsor esetén</w:t>
       </w:r>
       <w:r>
         <w:rPr>
@@ -9479,7 +9941,6 @@
             <w:rPr>
               <w:rFonts w:ascii="Cambria Math" w:eastAsiaTheme="minorEastAsia" w:hAnsi="Cambria Math"/>
             </w:rPr>
-            <w:lastRenderedPageBreak/>
             <m:t>S=</m:t>
           </m:r>
           <m:nary>
@@ -9998,13 +10459,7 @@
             <w:rPr>
               <w:rFonts w:ascii="Cambria Math" w:eastAsiaTheme="minorEastAsia" w:hAnsi="Cambria Math"/>
             </w:rPr>
-            <m:t>S</m:t>
-          </m:r>
-          <m:r>
-            <w:rPr>
-              <w:rFonts w:ascii="Cambria Math" w:eastAsiaTheme="minorEastAsia" w:hAnsi="Cambria Math"/>
-            </w:rPr>
-            <m:t>=</m:t>
+            <m:t>S=</m:t>
           </m:r>
           <m:nary>
             <m:naryPr>
@@ -10215,7 +10670,7 @@
                     <w:rPr>
                       <w:rFonts w:ascii="Cambria Math" w:eastAsiaTheme="minorEastAsia" w:hAnsi="Cambria Math"/>
                     </w:rPr>
-                    <m:t>…</m:t>
+                    <m:t>∙∙∙</m:t>
                   </m:r>
                   <m:sSub>
                     <m:sSubPr>
@@ -10298,7 +10753,7 @@
                     <w:rPr>
                       <w:rFonts w:ascii="Cambria Math" w:eastAsiaTheme="minorEastAsia" w:hAnsi="Cambria Math"/>
                     </w:rPr>
-                    <m:t>…</m:t>
+                    <m:t>∙∙∙</m:t>
                   </m:r>
                   <m:sSub>
                     <m:sSubPr>
@@ -10398,49 +10853,1831 @@
             </m:sub>
           </m:sSub>
           <m:r>
-            <w:rPr>
-              <w:rFonts w:ascii="Cambria Math" w:eastAsiaTheme="minorEastAsia" w:hAnsi="Cambria Math"/>
-            </w:rPr>
-            <m:t>∈</m:t>
-          </m:r>
-          <m:r>
             <m:rPr>
               <m:scr m:val="double-struck"/>
             </m:rPr>
             <w:rPr>
               <w:rFonts w:ascii="Cambria Math" w:eastAsiaTheme="minorEastAsia" w:hAnsi="Cambria Math"/>
             </w:rPr>
-            <m:t>N</m:t>
+            <m:t>∈N)</m:t>
           </m:r>
+        </m:oMath>
+      </m:oMathPara>
+    </w:p>
+    <w:p>
+      <w:pPr>
+        <w:rPr>
+          <w:rFonts w:eastAsiaTheme="minorEastAsia"/>
+          <w:iCs/>
+        </w:rPr>
+      </w:pPr>
+      <w:r>
+        <w:rPr>
+          <w:rFonts w:eastAsiaTheme="minorEastAsia"/>
+          <w:iCs/>
+        </w:rPr>
+        <w:t xml:space="preserve">Ezt a képletet nem direkt módon </w:t>
+      </w:r>
+      <w:r>
+        <w:rPr>
+          <w:rFonts w:eastAsiaTheme="minorEastAsia"/>
+          <w:iCs/>
+        </w:rPr>
+        <w:t>oldjuk meg</w:t>
+      </w:r>
+      <w:r>
+        <w:rPr>
+          <w:rFonts w:eastAsiaTheme="minorEastAsia"/>
+          <w:iCs/>
+        </w:rPr>
+        <w:t>, hanem először kiszámoljuk a</w:t>
+      </w:r>
+      <w:r>
+        <w:rPr>
+          <w:rFonts w:eastAsiaTheme="minorEastAsia"/>
+          <w:iCs/>
+        </w:rPr>
+        <w:t>z alábbi értékeket:</w:t>
+      </w:r>
+    </w:p>
+    <w:p>
+      <w:pPr>
+        <w:rPr>
+          <w:rFonts w:eastAsiaTheme="minorEastAsia"/>
+          <w:iCs/>
+        </w:rPr>
+      </w:pPr>
+      <m:oMathPara>
+        <m:oMath>
           <m:r>
             <w:rPr>
               <w:rFonts w:ascii="Cambria Math" w:eastAsiaTheme="minorEastAsia" w:hAnsi="Cambria Math"/>
             </w:rPr>
-            <m:t>)</m:t>
+            <m:t>P=</m:t>
+          </m:r>
+          <m:sSub>
+            <m:sSubPr>
+              <m:ctrlPr>
+                <w:rPr>
+                  <w:rFonts w:ascii="Cambria Math" w:eastAsiaTheme="minorEastAsia" w:hAnsi="Cambria Math"/>
+                  <w:i/>
+                  <w:iCs/>
+                </w:rPr>
+              </m:ctrlPr>
+            </m:sSubPr>
+            <m:e>
+              <m:r>
+                <w:rPr>
+                  <w:rFonts w:ascii="Cambria Math" w:eastAsiaTheme="minorEastAsia" w:hAnsi="Cambria Math"/>
+                </w:rPr>
+                <m:t>p</m:t>
+              </m:r>
+            </m:e>
+            <m:sub>
+              <m:sSub>
+                <m:sSubPr>
+                  <m:ctrlPr>
+                    <w:rPr>
+                      <w:rFonts w:ascii="Cambria Math" w:eastAsiaTheme="minorEastAsia" w:hAnsi="Cambria Math"/>
+                      <w:i/>
+                      <w:iCs/>
+                    </w:rPr>
+                  </m:ctrlPr>
+                </m:sSubPr>
+                <m:e>
+                  <m:r>
+                    <w:rPr>
+                      <w:rFonts w:ascii="Cambria Math" w:eastAsiaTheme="minorEastAsia" w:hAnsi="Cambria Math"/>
+                    </w:rPr>
+                    <m:t>n</m:t>
+                  </m:r>
+                </m:e>
+                <m:sub>
+                  <m:r>
+                    <w:rPr>
+                      <w:rFonts w:ascii="Cambria Math" w:eastAsiaTheme="minorEastAsia" w:hAnsi="Cambria Math"/>
+                    </w:rPr>
+                    <m:t>1</m:t>
+                  </m:r>
+                </m:sub>
+              </m:sSub>
+            </m:sub>
+          </m:sSub>
+          <m:r>
+            <w:rPr>
+              <w:rFonts w:ascii="Cambria Math" w:eastAsiaTheme="minorEastAsia" w:hAnsi="Cambria Math"/>
+            </w:rPr>
+            <m:t>∙∙∙</m:t>
+          </m:r>
+          <m:sSub>
+            <m:sSubPr>
+              <m:ctrlPr>
+                <w:rPr>
+                  <w:rFonts w:ascii="Cambria Math" w:eastAsiaTheme="minorEastAsia" w:hAnsi="Cambria Math"/>
+                  <w:i/>
+                  <w:iCs/>
+                </w:rPr>
+              </m:ctrlPr>
+            </m:sSubPr>
+            <m:e>
+              <m:r>
+                <w:rPr>
+                  <w:rFonts w:ascii="Cambria Math" w:eastAsiaTheme="minorEastAsia" w:hAnsi="Cambria Math"/>
+                </w:rPr>
+                <m:t>p</m:t>
+              </m:r>
+            </m:e>
+            <m:sub>
+              <m:sSub>
+                <m:sSubPr>
+                  <m:ctrlPr>
+                    <w:rPr>
+                      <w:rFonts w:ascii="Cambria Math" w:eastAsiaTheme="minorEastAsia" w:hAnsi="Cambria Math"/>
+                      <w:i/>
+                      <w:iCs/>
+                    </w:rPr>
+                  </m:ctrlPr>
+                </m:sSubPr>
+                <m:e>
+                  <m:r>
+                    <w:rPr>
+                      <w:rFonts w:ascii="Cambria Math" w:eastAsiaTheme="minorEastAsia" w:hAnsi="Cambria Math"/>
+                    </w:rPr>
+                    <m:t>n</m:t>
+                  </m:r>
+                </m:e>
+                <m:sub>
+                  <m:r>
+                    <w:rPr>
+                      <w:rFonts w:ascii="Cambria Math" w:eastAsiaTheme="minorEastAsia" w:hAnsi="Cambria Math"/>
+                    </w:rPr>
+                    <m:t>2</m:t>
+                  </m:r>
+                </m:sub>
+              </m:sSub>
+              <m:r>
+                <w:rPr>
+                  <w:rFonts w:ascii="Cambria Math" w:eastAsiaTheme="minorEastAsia" w:hAnsi="Cambria Math"/>
+                </w:rPr>
+                <m:t>-1</m:t>
+              </m:r>
+            </m:sub>
+          </m:sSub>
+        </m:oMath>
+      </m:oMathPara>
+    </w:p>
+    <w:p>
+      <w:pPr>
+        <w:rPr>
+          <w:rFonts w:eastAsiaTheme="minorEastAsia"/>
+          <w:iCs/>
+        </w:rPr>
+      </w:pPr>
+      <m:oMathPara>
+        <m:oMath>
+          <m:r>
+            <w:rPr>
+              <w:rFonts w:ascii="Cambria Math" w:eastAsiaTheme="minorEastAsia" w:hAnsi="Cambria Math"/>
+            </w:rPr>
+            <m:t>Q=</m:t>
+          </m:r>
+          <m:sSub>
+            <m:sSubPr>
+              <m:ctrlPr>
+                <w:rPr>
+                  <w:rFonts w:ascii="Cambria Math" w:eastAsiaTheme="minorEastAsia" w:hAnsi="Cambria Math"/>
+                  <w:i/>
+                  <w:iCs/>
+                </w:rPr>
+              </m:ctrlPr>
+            </m:sSubPr>
+            <m:e>
+              <m:r>
+                <w:rPr>
+                  <w:rFonts w:ascii="Cambria Math" w:eastAsiaTheme="minorEastAsia" w:hAnsi="Cambria Math"/>
+                </w:rPr>
+                <m:t>q</m:t>
+              </m:r>
+            </m:e>
+            <m:sub>
+              <m:sSub>
+                <m:sSubPr>
+                  <m:ctrlPr>
+                    <w:rPr>
+                      <w:rFonts w:ascii="Cambria Math" w:eastAsiaTheme="minorEastAsia" w:hAnsi="Cambria Math"/>
+                      <w:i/>
+                      <w:iCs/>
+                    </w:rPr>
+                  </m:ctrlPr>
+                </m:sSubPr>
+                <m:e>
+                  <m:r>
+                    <w:rPr>
+                      <w:rFonts w:ascii="Cambria Math" w:eastAsiaTheme="minorEastAsia" w:hAnsi="Cambria Math"/>
+                    </w:rPr>
+                    <m:t>n</m:t>
+                  </m:r>
+                </m:e>
+                <m:sub>
+                  <m:r>
+                    <w:rPr>
+                      <w:rFonts w:ascii="Cambria Math" w:eastAsiaTheme="minorEastAsia" w:hAnsi="Cambria Math"/>
+                    </w:rPr>
+                    <m:t>1</m:t>
+                  </m:r>
+                </m:sub>
+              </m:sSub>
+            </m:sub>
+          </m:sSub>
+          <m:r>
+            <w:rPr>
+              <w:rFonts w:ascii="Cambria Math" w:eastAsiaTheme="minorEastAsia" w:hAnsi="Cambria Math"/>
+            </w:rPr>
+            <m:t>∙∙∙</m:t>
+          </m:r>
+          <m:sSub>
+            <m:sSubPr>
+              <m:ctrlPr>
+                <w:rPr>
+                  <w:rFonts w:ascii="Cambria Math" w:eastAsiaTheme="minorEastAsia" w:hAnsi="Cambria Math"/>
+                  <w:i/>
+                  <w:iCs/>
+                </w:rPr>
+              </m:ctrlPr>
+            </m:sSubPr>
+            <m:e>
+              <m:r>
+                <w:rPr>
+                  <w:rFonts w:ascii="Cambria Math" w:eastAsiaTheme="minorEastAsia" w:hAnsi="Cambria Math"/>
+                </w:rPr>
+                <m:t>q</m:t>
+              </m:r>
+            </m:e>
+            <m:sub>
+              <m:sSub>
+                <m:sSubPr>
+                  <m:ctrlPr>
+                    <w:rPr>
+                      <w:rFonts w:ascii="Cambria Math" w:eastAsiaTheme="minorEastAsia" w:hAnsi="Cambria Math"/>
+                      <w:i/>
+                      <w:iCs/>
+                    </w:rPr>
+                  </m:ctrlPr>
+                </m:sSubPr>
+                <m:e>
+                  <m:r>
+                    <w:rPr>
+                      <w:rFonts w:ascii="Cambria Math" w:eastAsiaTheme="minorEastAsia" w:hAnsi="Cambria Math"/>
+                    </w:rPr>
+                    <m:t>n</m:t>
+                  </m:r>
+                </m:e>
+                <m:sub>
+                  <m:r>
+                    <w:rPr>
+                      <w:rFonts w:ascii="Cambria Math" w:eastAsiaTheme="minorEastAsia" w:hAnsi="Cambria Math"/>
+                    </w:rPr>
+                    <m:t>2</m:t>
+                  </m:r>
+                </m:sub>
+              </m:sSub>
+              <m:r>
+                <w:rPr>
+                  <w:rFonts w:ascii="Cambria Math" w:eastAsiaTheme="minorEastAsia" w:hAnsi="Cambria Math"/>
+                </w:rPr>
+                <m:t>-1</m:t>
+              </m:r>
+            </m:sub>
+          </m:sSub>
+        </m:oMath>
+      </m:oMathPara>
+    </w:p>
+    <w:p>
+      <w:pPr>
+        <w:rPr>
+          <w:rFonts w:eastAsiaTheme="minorEastAsia"/>
+          <w:iCs/>
+        </w:rPr>
+      </w:pPr>
+      <m:oMathPara>
+        <m:oMath>
+          <m:r>
+            <w:rPr>
+              <w:rFonts w:ascii="Cambria Math" w:eastAsiaTheme="minorEastAsia" w:hAnsi="Cambria Math"/>
+            </w:rPr>
+            <m:t>B=</m:t>
+          </m:r>
+          <m:sSub>
+            <m:sSubPr>
+              <m:ctrlPr>
+                <w:rPr>
+                  <w:rFonts w:ascii="Cambria Math" w:eastAsiaTheme="minorEastAsia" w:hAnsi="Cambria Math"/>
+                  <w:i/>
+                  <w:iCs/>
+                </w:rPr>
+              </m:ctrlPr>
+            </m:sSubPr>
+            <m:e>
+              <m:r>
+                <w:rPr>
+                  <w:rFonts w:ascii="Cambria Math" w:eastAsiaTheme="minorEastAsia" w:hAnsi="Cambria Math"/>
+                </w:rPr>
+                <m:t>b</m:t>
+              </m:r>
+            </m:e>
+            <m:sub>
+              <m:sSub>
+                <m:sSubPr>
+                  <m:ctrlPr>
+                    <w:rPr>
+                      <w:rFonts w:ascii="Cambria Math" w:eastAsiaTheme="minorEastAsia" w:hAnsi="Cambria Math"/>
+                      <w:i/>
+                      <w:iCs/>
+                    </w:rPr>
+                  </m:ctrlPr>
+                </m:sSubPr>
+                <m:e>
+                  <m:r>
+                    <w:rPr>
+                      <w:rFonts w:ascii="Cambria Math" w:eastAsiaTheme="minorEastAsia" w:hAnsi="Cambria Math"/>
+                    </w:rPr>
+                    <m:t>n</m:t>
+                  </m:r>
+                </m:e>
+                <m:sub>
+                  <m:r>
+                    <w:rPr>
+                      <w:rFonts w:ascii="Cambria Math" w:eastAsiaTheme="minorEastAsia" w:hAnsi="Cambria Math"/>
+                    </w:rPr>
+                    <m:t>1</m:t>
+                  </m:r>
+                </m:sub>
+              </m:sSub>
+            </m:sub>
+          </m:sSub>
+          <m:r>
+            <w:rPr>
+              <w:rFonts w:ascii="Cambria Math" w:eastAsiaTheme="minorEastAsia" w:hAnsi="Cambria Math"/>
+            </w:rPr>
+            <m:t>∙∙∙</m:t>
+          </m:r>
+          <m:sSub>
+            <m:sSubPr>
+              <m:ctrlPr>
+                <w:rPr>
+                  <w:rFonts w:ascii="Cambria Math" w:eastAsiaTheme="minorEastAsia" w:hAnsi="Cambria Math"/>
+                  <w:i/>
+                  <w:iCs/>
+                </w:rPr>
+              </m:ctrlPr>
+            </m:sSubPr>
+            <m:e>
+              <m:r>
+                <w:rPr>
+                  <w:rFonts w:ascii="Cambria Math" w:eastAsiaTheme="minorEastAsia" w:hAnsi="Cambria Math"/>
+                </w:rPr>
+                <m:t>b</m:t>
+              </m:r>
+            </m:e>
+            <m:sub>
+              <m:sSub>
+                <m:sSubPr>
+                  <m:ctrlPr>
+                    <w:rPr>
+                      <w:rFonts w:ascii="Cambria Math" w:eastAsiaTheme="minorEastAsia" w:hAnsi="Cambria Math"/>
+                      <w:i/>
+                      <w:iCs/>
+                    </w:rPr>
+                  </m:ctrlPr>
+                </m:sSubPr>
+                <m:e>
+                  <m:r>
+                    <w:rPr>
+                      <w:rFonts w:ascii="Cambria Math" w:eastAsiaTheme="minorEastAsia" w:hAnsi="Cambria Math"/>
+                    </w:rPr>
+                    <m:t>n</m:t>
+                  </m:r>
+                </m:e>
+                <m:sub>
+                  <m:r>
+                    <w:rPr>
+                      <w:rFonts w:ascii="Cambria Math" w:eastAsiaTheme="minorEastAsia" w:hAnsi="Cambria Math"/>
+                    </w:rPr>
+                    <m:t>2</m:t>
+                  </m:r>
+                </m:sub>
+              </m:sSub>
+              <m:r>
+                <w:rPr>
+                  <w:rFonts w:ascii="Cambria Math" w:eastAsiaTheme="minorEastAsia" w:hAnsi="Cambria Math"/>
+                </w:rPr>
+                <m:t>-1</m:t>
+              </m:r>
+            </m:sub>
+          </m:sSub>
+        </m:oMath>
+      </m:oMathPara>
+    </w:p>
+    <w:p>
+      <w:pPr>
+        <w:rPr>
+          <w:rFonts w:eastAsiaTheme="minorEastAsia"/>
+          <w:iCs/>
+        </w:rPr>
+      </w:pPr>
+      <m:oMathPara>
+        <m:oMath>
+          <m:r>
+            <w:rPr>
+              <w:rFonts w:ascii="Cambria Math" w:eastAsiaTheme="minorEastAsia" w:hAnsi="Cambria Math"/>
+            </w:rPr>
+            <m:t>T=BQS</m:t>
           </m:r>
         </m:oMath>
       </m:oMathPara>
     </w:p>
     <w:p>
+      <w:r>
+        <w:t xml:space="preserve">Ha </w:t>
+      </w:r>
+      <m:oMath>
+        <m:sSub>
+          <m:sSubPr>
+            <m:ctrlPr>
+              <w:rPr>
+                <w:rFonts w:ascii="Cambria Math" w:hAnsi="Cambria Math"/>
+              </w:rPr>
+            </m:ctrlPr>
+          </m:sSubPr>
+          <m:e>
+            <m:r>
+              <w:rPr>
+                <w:rFonts w:ascii="Cambria Math" w:hAnsi="Cambria Math"/>
+              </w:rPr>
+              <m:t>n</m:t>
+            </m:r>
+          </m:e>
+          <m:sub>
+            <m:r>
+              <m:rPr>
+                <m:sty m:val="p"/>
+              </m:rPr>
+              <w:rPr>
+                <w:rFonts w:ascii="Cambria Math" w:hAnsi="Cambria Math"/>
+              </w:rPr>
+              <m:t>2</m:t>
+            </m:r>
+          </m:sub>
+        </m:sSub>
+        <m:r>
+          <m:rPr>
+            <m:sty m:val="p"/>
+          </m:rPr>
+          <w:rPr>
+            <w:rFonts w:ascii="Cambria Math" w:hAnsi="Cambria Math"/>
+          </w:rPr>
+          <m:t>-</m:t>
+        </m:r>
+        <m:sSub>
+          <m:sSubPr>
+            <m:ctrlPr>
+              <w:rPr>
+                <w:rFonts w:ascii="Cambria Math" w:hAnsi="Cambria Math"/>
+              </w:rPr>
+            </m:ctrlPr>
+          </m:sSubPr>
+          <m:e>
+            <m:r>
+              <w:rPr>
+                <w:rFonts w:ascii="Cambria Math" w:hAnsi="Cambria Math"/>
+              </w:rPr>
+              <m:t>n</m:t>
+            </m:r>
+          </m:e>
+          <m:sub>
+            <m:r>
+              <m:rPr>
+                <m:sty m:val="p"/>
+              </m:rPr>
+              <w:rPr>
+                <w:rFonts w:ascii="Cambria Math" w:hAnsi="Cambria Math"/>
+              </w:rPr>
+              <m:t>1</m:t>
+            </m:r>
+          </m:sub>
+        </m:sSub>
+        <m:r>
+          <m:rPr>
+            <m:sty m:val="p"/>
+          </m:rPr>
+          <w:rPr>
+            <w:rFonts w:ascii="Cambria Math" w:hAnsi="Cambria Math"/>
+          </w:rPr>
+          <m:t>&lt;5</m:t>
+        </m:r>
+      </m:oMath>
+      <w:r>
+        <w:t xml:space="preserve">, ezeket direkt módon számoljuk ki. Amennyiben </w:t>
+      </w:r>
+      <m:oMath>
+        <m:sSub>
+          <m:sSubPr>
+            <m:ctrlPr>
+              <w:rPr>
+                <w:rFonts w:ascii="Cambria Math" w:hAnsi="Cambria Math"/>
+              </w:rPr>
+            </m:ctrlPr>
+          </m:sSubPr>
+          <m:e>
+            <m:r>
+              <w:rPr>
+                <w:rFonts w:ascii="Cambria Math" w:hAnsi="Cambria Math"/>
+              </w:rPr>
+              <m:t>n</m:t>
+            </m:r>
+          </m:e>
+          <m:sub>
+            <m:r>
+              <m:rPr>
+                <m:sty m:val="p"/>
+              </m:rPr>
+              <w:rPr>
+                <w:rFonts w:ascii="Cambria Math" w:hAnsi="Cambria Math"/>
+              </w:rPr>
+              <m:t>2</m:t>
+            </m:r>
+          </m:sub>
+        </m:sSub>
+        <m:r>
+          <m:rPr>
+            <m:sty m:val="p"/>
+          </m:rPr>
+          <w:rPr>
+            <w:rFonts w:ascii="Cambria Math" w:hAnsi="Cambria Math"/>
+          </w:rPr>
+          <m:t>-</m:t>
+        </m:r>
+        <m:sSub>
+          <m:sSubPr>
+            <m:ctrlPr>
+              <w:rPr>
+                <w:rFonts w:ascii="Cambria Math" w:hAnsi="Cambria Math"/>
+              </w:rPr>
+            </m:ctrlPr>
+          </m:sSubPr>
+          <m:e>
+            <m:r>
+              <w:rPr>
+                <w:rFonts w:ascii="Cambria Math" w:hAnsi="Cambria Math"/>
+              </w:rPr>
+              <m:t>n</m:t>
+            </m:r>
+          </m:e>
+          <m:sub>
+            <m:r>
+              <m:rPr>
+                <m:sty m:val="p"/>
+              </m:rPr>
+              <w:rPr>
+                <w:rFonts w:ascii="Cambria Math" w:hAnsi="Cambria Math"/>
+              </w:rPr>
+              <m:t>1</m:t>
+            </m:r>
+          </m:sub>
+        </m:sSub>
+        <m:r>
+          <m:rPr>
+            <m:sty m:val="p"/>
+          </m:rPr>
+          <w:rPr>
+            <w:rFonts w:ascii="Cambria Math" w:hAnsi="Cambria Math"/>
+          </w:rPr>
+          <m:t>≥5</m:t>
+        </m:r>
+      </m:oMath>
+      <w:r>
+        <w:t xml:space="preserve">, abban az esetben bináris szétválasztást alkalmazunk: Válasszuk ki az </w:t>
+      </w:r>
+      <m:oMath>
+        <m:sSub>
+          <m:sSubPr>
+            <m:ctrlPr>
+              <w:rPr>
+                <w:rFonts w:ascii="Cambria Math" w:hAnsi="Cambria Math"/>
+              </w:rPr>
+            </m:ctrlPr>
+          </m:sSubPr>
+          <m:e>
+            <m:r>
+              <w:rPr>
+                <w:rFonts w:ascii="Cambria Math" w:hAnsi="Cambria Math"/>
+              </w:rPr>
+              <m:t>n</m:t>
+            </m:r>
+          </m:e>
+          <m:sub>
+            <m:r>
+              <w:rPr>
+                <w:rFonts w:ascii="Cambria Math" w:hAnsi="Cambria Math"/>
+              </w:rPr>
+              <m:t>m</m:t>
+            </m:r>
+          </m:sub>
+        </m:sSub>
+      </m:oMath>
+      <w:r>
+        <w:t xml:space="preserve"> indexet </w:t>
+      </w:r>
+      <m:oMath>
+        <m:sSub>
+          <m:sSubPr>
+            <m:ctrlPr>
+              <w:rPr>
+                <w:rFonts w:ascii="Cambria Math" w:hAnsi="Cambria Math"/>
+              </w:rPr>
+            </m:ctrlPr>
+          </m:sSubPr>
+          <m:e>
+            <m:r>
+              <w:rPr>
+                <w:rFonts w:ascii="Cambria Math" w:hAnsi="Cambria Math"/>
+              </w:rPr>
+              <m:t>n</m:t>
+            </m:r>
+          </m:e>
+          <m:sub>
+            <m:r>
+              <m:rPr>
+                <m:sty m:val="p"/>
+              </m:rPr>
+              <w:rPr>
+                <w:rFonts w:ascii="Cambria Math" w:hAnsi="Cambria Math"/>
+              </w:rPr>
+              <m:t>1</m:t>
+            </m:r>
+          </m:sub>
+        </m:sSub>
+      </m:oMath>
+      <w:r>
+        <w:t xml:space="preserve"> és </w:t>
+      </w:r>
+      <m:oMath>
+        <m:sSub>
+          <m:sSubPr>
+            <m:ctrlPr>
+              <w:rPr>
+                <w:rFonts w:ascii="Cambria Math" w:hAnsi="Cambria Math"/>
+              </w:rPr>
+            </m:ctrlPr>
+          </m:sSubPr>
+          <m:e>
+            <m:r>
+              <w:rPr>
+                <w:rFonts w:ascii="Cambria Math" w:hAnsi="Cambria Math"/>
+              </w:rPr>
+              <m:t>n</m:t>
+            </m:r>
+          </m:e>
+          <m:sub>
+            <m:r>
+              <m:rPr>
+                <m:sty m:val="p"/>
+              </m:rPr>
+              <w:rPr>
+                <w:rFonts w:ascii="Cambria Math" w:hAnsi="Cambria Math"/>
+              </w:rPr>
+              <m:t>2</m:t>
+            </m:r>
+          </m:sub>
+        </m:sSub>
+      </m:oMath>
+      <w:r>
+        <w:t xml:space="preserve"> közepén, vagyis </w:t>
+      </w:r>
+      <m:oMath>
+        <m:sSub>
+          <m:sSubPr>
+            <m:ctrlPr>
+              <w:rPr>
+                <w:rFonts w:ascii="Cambria Math" w:hAnsi="Cambria Math"/>
+              </w:rPr>
+            </m:ctrlPr>
+          </m:sSubPr>
+          <m:e>
+            <m:r>
+              <w:rPr>
+                <w:rFonts w:ascii="Cambria Math" w:hAnsi="Cambria Math"/>
+              </w:rPr>
+              <m:t>n</m:t>
+            </m:r>
+          </m:e>
+          <m:sub>
+            <m:r>
+              <w:rPr>
+                <w:rFonts w:ascii="Cambria Math" w:hAnsi="Cambria Math"/>
+              </w:rPr>
+              <m:t>m</m:t>
+            </m:r>
+          </m:sub>
+        </m:sSub>
+        <m:r>
+          <m:rPr>
+            <m:sty m:val="p"/>
+          </m:rPr>
+          <w:rPr>
+            <w:rFonts w:ascii="Cambria Math" w:hAnsi="Cambria Math"/>
+          </w:rPr>
+          <m:t>=</m:t>
+        </m:r>
+        <m:d>
+          <m:dPr>
+            <m:begChr m:val="⌊"/>
+            <m:endChr m:val="⌋"/>
+            <m:ctrlPr>
+              <w:rPr>
+                <w:rFonts w:ascii="Cambria Math" w:hAnsi="Cambria Math"/>
+              </w:rPr>
+            </m:ctrlPr>
+          </m:dPr>
+          <m:e>
+            <m:f>
+              <m:fPr>
+                <m:ctrlPr>
+                  <w:rPr>
+                    <w:rFonts w:ascii="Cambria Math" w:hAnsi="Cambria Math"/>
+                  </w:rPr>
+                </m:ctrlPr>
+              </m:fPr>
+              <m:num>
+                <m:sSub>
+                  <m:sSubPr>
+                    <m:ctrlPr>
+                      <w:rPr>
+                        <w:rFonts w:ascii="Cambria Math" w:hAnsi="Cambria Math"/>
+                      </w:rPr>
+                    </m:ctrlPr>
+                  </m:sSubPr>
+                  <m:e>
+                    <m:r>
+                      <w:rPr>
+                        <w:rFonts w:ascii="Cambria Math" w:hAnsi="Cambria Math"/>
+                      </w:rPr>
+                      <m:t>n</m:t>
+                    </m:r>
+                  </m:e>
+                  <m:sub>
+                    <m:r>
+                      <m:rPr>
+                        <m:sty m:val="p"/>
+                      </m:rPr>
+                      <w:rPr>
+                        <w:rFonts w:ascii="Cambria Math" w:hAnsi="Cambria Math"/>
+                      </w:rPr>
+                      <m:t>1</m:t>
+                    </m:r>
+                  </m:sub>
+                </m:sSub>
+                <m:r>
+                  <m:rPr>
+                    <m:sty m:val="p"/>
+                  </m:rPr>
+                  <w:rPr>
+                    <w:rFonts w:ascii="Cambria Math" w:hAnsi="Cambria Math"/>
+                  </w:rPr>
+                  <m:t>+</m:t>
+                </m:r>
+                <m:sSub>
+                  <m:sSubPr>
+                    <m:ctrlPr>
+                      <w:rPr>
+                        <w:rFonts w:ascii="Cambria Math" w:hAnsi="Cambria Math"/>
+                      </w:rPr>
+                    </m:ctrlPr>
+                  </m:sSubPr>
+                  <m:e>
+                    <m:r>
+                      <w:rPr>
+                        <w:rFonts w:ascii="Cambria Math" w:hAnsi="Cambria Math"/>
+                      </w:rPr>
+                      <m:t>n</m:t>
+                    </m:r>
+                  </m:e>
+                  <m:sub>
+                    <m:r>
+                      <m:rPr>
+                        <m:sty m:val="p"/>
+                      </m:rPr>
+                      <w:rPr>
+                        <w:rFonts w:ascii="Cambria Math" w:hAnsi="Cambria Math"/>
+                      </w:rPr>
+                      <m:t>2</m:t>
+                    </m:r>
+                  </m:sub>
+                </m:sSub>
+              </m:num>
+              <m:den>
+                <m:r>
+                  <m:rPr>
+                    <m:sty m:val="p"/>
+                  </m:rPr>
+                  <w:rPr>
+                    <w:rFonts w:ascii="Cambria Math" w:hAnsi="Cambria Math"/>
+                  </w:rPr>
+                  <m:t>2</m:t>
+                </m:r>
+              </m:den>
+            </m:f>
+          </m:e>
+        </m:d>
+      </m:oMath>
+      <w:r>
+        <w:t xml:space="preserve"> és számítsuk ki a </w:t>
+      </w:r>
+      <m:oMath>
+        <m:sSub>
+          <m:sSubPr>
+            <m:ctrlPr>
+              <w:rPr>
+                <w:rFonts w:ascii="Cambria Math" w:hAnsi="Cambria Math"/>
+              </w:rPr>
+            </m:ctrlPr>
+          </m:sSubPr>
+          <m:e>
+            <m:r>
+              <w:rPr>
+                <w:rFonts w:ascii="Cambria Math" w:hAnsi="Cambria Math"/>
+              </w:rPr>
+              <m:t>P</m:t>
+            </m:r>
+          </m:e>
+          <m:sub>
+            <m:r>
+              <w:rPr>
+                <w:rFonts w:ascii="Cambria Math" w:hAnsi="Cambria Math"/>
+              </w:rPr>
+              <m:t>l</m:t>
+            </m:r>
+          </m:sub>
+        </m:sSub>
+      </m:oMath>
+      <w:r>
+        <w:t xml:space="preserve">, </w:t>
+      </w:r>
+      <m:oMath>
+        <m:sSub>
+          <m:sSubPr>
+            <m:ctrlPr>
+              <w:rPr>
+                <w:rFonts w:ascii="Cambria Math" w:hAnsi="Cambria Math"/>
+              </w:rPr>
+            </m:ctrlPr>
+          </m:sSubPr>
+          <m:e>
+            <m:r>
+              <w:rPr>
+                <w:rFonts w:ascii="Cambria Math" w:hAnsi="Cambria Math"/>
+              </w:rPr>
+              <m:t>Q</m:t>
+            </m:r>
+          </m:e>
+          <m:sub>
+            <m:r>
+              <w:rPr>
+                <w:rFonts w:ascii="Cambria Math" w:hAnsi="Cambria Math"/>
+              </w:rPr>
+              <m:t>l</m:t>
+            </m:r>
+          </m:sub>
+        </m:sSub>
+      </m:oMath>
+      <w:r>
+        <w:t xml:space="preserve">, </w:t>
+      </w:r>
+      <m:oMath>
+        <m:sSub>
+          <m:sSubPr>
+            <m:ctrlPr>
+              <w:rPr>
+                <w:rFonts w:ascii="Cambria Math" w:hAnsi="Cambria Math"/>
+              </w:rPr>
+            </m:ctrlPr>
+          </m:sSubPr>
+          <m:e>
+            <m:r>
+              <w:rPr>
+                <w:rFonts w:ascii="Cambria Math" w:hAnsi="Cambria Math"/>
+              </w:rPr>
+              <m:t>B</m:t>
+            </m:r>
+          </m:e>
+          <m:sub>
+            <m:r>
+              <w:rPr>
+                <w:rFonts w:ascii="Cambria Math" w:hAnsi="Cambria Math"/>
+              </w:rPr>
+              <m:t>l</m:t>
+            </m:r>
+          </m:sub>
+        </m:sSub>
+      </m:oMath>
+      <w:r>
+        <w:t xml:space="preserve"> és </w:t>
+      </w:r>
+      <m:oMath>
+        <m:sSub>
+          <m:sSubPr>
+            <m:ctrlPr>
+              <w:rPr>
+                <w:rFonts w:ascii="Cambria Math" w:hAnsi="Cambria Math"/>
+              </w:rPr>
+            </m:ctrlPr>
+          </m:sSubPr>
+          <m:e>
+            <m:r>
+              <w:rPr>
+                <w:rFonts w:ascii="Cambria Math" w:hAnsi="Cambria Math"/>
+              </w:rPr>
+              <m:t>T</m:t>
+            </m:r>
+          </m:e>
+          <m:sub>
+            <m:r>
+              <w:rPr>
+                <w:rFonts w:ascii="Cambria Math" w:hAnsi="Cambria Math"/>
+              </w:rPr>
+              <m:t>l</m:t>
+            </m:r>
+          </m:sub>
+        </m:sSub>
+      </m:oMath>
+      <w:r>
+        <w:t xml:space="preserve"> értékeket az </w:t>
+      </w:r>
+      <m:oMath>
+        <m:sSub>
+          <m:sSubPr>
+            <m:ctrlPr>
+              <w:rPr>
+                <w:rFonts w:ascii="Cambria Math" w:hAnsi="Cambria Math"/>
+              </w:rPr>
+            </m:ctrlPr>
+          </m:sSubPr>
+          <m:e>
+            <m:r>
+              <w:rPr>
+                <w:rFonts w:ascii="Cambria Math" w:hAnsi="Cambria Math"/>
+              </w:rPr>
+              <m:t>n</m:t>
+            </m:r>
+          </m:e>
+          <m:sub>
+            <m:r>
+              <m:rPr>
+                <m:sty m:val="p"/>
+              </m:rPr>
+              <w:rPr>
+                <w:rFonts w:ascii="Cambria Math" w:hAnsi="Cambria Math"/>
+              </w:rPr>
+              <m:t>1</m:t>
+            </m:r>
+          </m:sub>
+        </m:sSub>
+        <m:r>
+          <m:rPr>
+            <m:sty m:val="p"/>
+          </m:rPr>
+          <w:rPr>
+            <w:rFonts w:ascii="Cambria Math" w:hAnsi="Cambria Math"/>
+          </w:rPr>
+          <m:t>≤</m:t>
+        </m:r>
+        <m:r>
+          <w:rPr>
+            <w:rFonts w:ascii="Cambria Math" w:hAnsi="Cambria Math"/>
+          </w:rPr>
+          <m:t>k</m:t>
+        </m:r>
+        <m:r>
+          <m:rPr>
+            <m:sty m:val="p"/>
+          </m:rPr>
+          <w:rPr>
+            <w:rFonts w:ascii="Cambria Math" w:hAnsi="Cambria Math"/>
+          </w:rPr>
+          <m:t>&lt;</m:t>
+        </m:r>
+        <m:sSub>
+          <m:sSubPr>
+            <m:ctrlPr>
+              <w:rPr>
+                <w:rFonts w:ascii="Cambria Math" w:hAnsi="Cambria Math"/>
+              </w:rPr>
+            </m:ctrlPr>
+          </m:sSubPr>
+          <m:e>
+            <m:r>
+              <w:rPr>
+                <w:rFonts w:ascii="Cambria Math" w:hAnsi="Cambria Math"/>
+              </w:rPr>
+              <m:t>n</m:t>
+            </m:r>
+          </m:e>
+          <m:sub>
+            <m:r>
+              <w:rPr>
+                <w:rFonts w:ascii="Cambria Math" w:hAnsi="Cambria Math"/>
+              </w:rPr>
+              <m:t>m</m:t>
+            </m:r>
+          </m:sub>
+        </m:sSub>
+      </m:oMath>
+      <w:r>
+        <w:t xml:space="preserve">, majd a </w:t>
+      </w:r>
+      <m:oMath>
+        <m:sSub>
+          <m:sSubPr>
+            <m:ctrlPr>
+              <w:rPr>
+                <w:rFonts w:ascii="Cambria Math" w:hAnsi="Cambria Math"/>
+              </w:rPr>
+            </m:ctrlPr>
+          </m:sSubPr>
+          <m:e>
+            <m:r>
+              <w:rPr>
+                <w:rFonts w:ascii="Cambria Math" w:hAnsi="Cambria Math"/>
+              </w:rPr>
+              <m:t>P</m:t>
+            </m:r>
+          </m:e>
+          <m:sub>
+            <m:r>
+              <w:rPr>
+                <w:rFonts w:ascii="Cambria Math" w:hAnsi="Cambria Math"/>
+              </w:rPr>
+              <m:t>r</m:t>
+            </m:r>
+          </m:sub>
+        </m:sSub>
+      </m:oMath>
+      <w:r>
+        <w:t xml:space="preserve">, </w:t>
+      </w:r>
+      <m:oMath>
+        <m:sSub>
+          <m:sSubPr>
+            <m:ctrlPr>
+              <w:rPr>
+                <w:rFonts w:ascii="Cambria Math" w:hAnsi="Cambria Math"/>
+              </w:rPr>
+            </m:ctrlPr>
+          </m:sSubPr>
+          <m:e>
+            <m:r>
+              <w:rPr>
+                <w:rFonts w:ascii="Cambria Math" w:hAnsi="Cambria Math"/>
+              </w:rPr>
+              <m:t>Q</m:t>
+            </m:r>
+          </m:e>
+          <m:sub>
+            <m:r>
+              <w:rPr>
+                <w:rFonts w:ascii="Cambria Math" w:hAnsi="Cambria Math"/>
+              </w:rPr>
+              <m:t>r</m:t>
+            </m:r>
+          </m:sub>
+        </m:sSub>
+      </m:oMath>
+      <w:r>
+        <w:t xml:space="preserve">, </w:t>
+      </w:r>
+      <m:oMath>
+        <m:sSub>
+          <m:sSubPr>
+            <m:ctrlPr>
+              <w:rPr>
+                <w:rFonts w:ascii="Cambria Math" w:hAnsi="Cambria Math"/>
+              </w:rPr>
+            </m:ctrlPr>
+          </m:sSubPr>
+          <m:e>
+            <m:r>
+              <w:rPr>
+                <w:rFonts w:ascii="Cambria Math" w:hAnsi="Cambria Math"/>
+              </w:rPr>
+              <m:t>B</m:t>
+            </m:r>
+          </m:e>
+          <m:sub>
+            <m:r>
+              <w:rPr>
+                <w:rFonts w:ascii="Cambria Math" w:hAnsi="Cambria Math"/>
+              </w:rPr>
+              <m:t>r</m:t>
+            </m:r>
+          </m:sub>
+        </m:sSub>
+      </m:oMath>
+      <w:r>
+        <w:t xml:space="preserve"> és </w:t>
+      </w:r>
+      <m:oMath>
+        <m:sSub>
+          <m:sSubPr>
+            <m:ctrlPr>
+              <w:rPr>
+                <w:rFonts w:ascii="Cambria Math" w:hAnsi="Cambria Math"/>
+              </w:rPr>
+            </m:ctrlPr>
+          </m:sSubPr>
+          <m:e>
+            <m:r>
+              <w:rPr>
+                <w:rFonts w:ascii="Cambria Math" w:hAnsi="Cambria Math"/>
+              </w:rPr>
+              <m:t>T</m:t>
+            </m:r>
+          </m:e>
+          <m:sub>
+            <m:r>
+              <w:rPr>
+                <w:rFonts w:ascii="Cambria Math" w:hAnsi="Cambria Math"/>
+              </w:rPr>
+              <m:t>r</m:t>
+            </m:r>
+          </m:sub>
+        </m:sSub>
+      </m:oMath>
+      <w:r>
+        <w:t xml:space="preserve"> értékeket az </w:t>
+      </w:r>
+      <m:oMath>
+        <m:sSub>
+          <m:sSubPr>
+            <m:ctrlPr>
+              <w:rPr>
+                <w:rFonts w:ascii="Cambria Math" w:hAnsi="Cambria Math"/>
+              </w:rPr>
+            </m:ctrlPr>
+          </m:sSubPr>
+          <m:e>
+            <m:r>
+              <w:rPr>
+                <w:rFonts w:ascii="Cambria Math" w:hAnsi="Cambria Math"/>
+              </w:rPr>
+              <m:t>n</m:t>
+            </m:r>
+          </m:e>
+          <m:sub>
+            <m:r>
+              <w:rPr>
+                <w:rFonts w:ascii="Cambria Math" w:hAnsi="Cambria Math"/>
+              </w:rPr>
+              <m:t>m</m:t>
+            </m:r>
+          </m:sub>
+        </m:sSub>
+        <m:r>
+          <m:rPr>
+            <m:sty m:val="p"/>
+          </m:rPr>
+          <w:rPr>
+            <w:rFonts w:ascii="Cambria Math" w:hAnsi="Cambria Math"/>
+          </w:rPr>
+          <m:t>≤</m:t>
+        </m:r>
+        <m:r>
+          <w:rPr>
+            <w:rFonts w:ascii="Cambria Math" w:hAnsi="Cambria Math"/>
+          </w:rPr>
+          <m:t>k</m:t>
+        </m:r>
+        <m:r>
+          <m:rPr>
+            <m:sty m:val="p"/>
+          </m:rPr>
+          <w:rPr>
+            <w:rFonts w:ascii="Cambria Math" w:hAnsi="Cambria Math"/>
+          </w:rPr>
+          <m:t>&lt;</m:t>
+        </m:r>
+        <m:sSub>
+          <m:sSubPr>
+            <m:ctrlPr>
+              <w:rPr>
+                <w:rFonts w:ascii="Cambria Math" w:hAnsi="Cambria Math"/>
+              </w:rPr>
+            </m:ctrlPr>
+          </m:sSubPr>
+          <m:e>
+            <m:r>
+              <w:rPr>
+                <w:rFonts w:ascii="Cambria Math" w:hAnsi="Cambria Math"/>
+              </w:rPr>
+              <m:t>n</m:t>
+            </m:r>
+          </m:e>
+          <m:sub>
+            <m:r>
+              <m:rPr>
+                <m:sty m:val="p"/>
+              </m:rPr>
+              <w:rPr>
+                <w:rFonts w:ascii="Cambria Math" w:hAnsi="Cambria Math"/>
+              </w:rPr>
+              <m:t>2</m:t>
+            </m:r>
+          </m:sub>
+        </m:sSub>
+      </m:oMath>
+      <w:r>
+        <w:t xml:space="preserve"> intervallumon. Ezt követően összegezzük az egyes intervallumok részeredményeit úgy, hogy</w:t>
+      </w:r>
+      <w:r>
+        <w:t>:</w:t>
+      </w:r>
+    </w:p>
+    <w:p>
+      <m:oMathPara>
+        <m:oMath>
+          <m:r>
+            <w:rPr>
+              <w:rFonts w:ascii="Cambria Math" w:hAnsi="Cambria Math"/>
+            </w:rPr>
+            <m:t>P</m:t>
+          </m:r>
+          <m:r>
+            <m:rPr>
+              <m:sty m:val="p"/>
+            </m:rPr>
+            <w:rPr>
+              <w:rFonts w:ascii="Cambria Math" w:hAnsi="Cambria Math"/>
+            </w:rPr>
+            <m:t>=</m:t>
+          </m:r>
+          <m:sSub>
+            <m:sSubPr>
+              <m:ctrlPr>
+                <w:rPr>
+                  <w:rFonts w:ascii="Cambria Math" w:hAnsi="Cambria Math"/>
+                </w:rPr>
+              </m:ctrlPr>
+            </m:sSubPr>
+            <m:e>
+              <m:r>
+                <w:rPr>
+                  <w:rFonts w:ascii="Cambria Math" w:hAnsi="Cambria Math"/>
+                </w:rPr>
+                <m:t>P</m:t>
+              </m:r>
+            </m:e>
+            <m:sub>
+              <m:r>
+                <w:rPr>
+                  <w:rFonts w:ascii="Cambria Math" w:hAnsi="Cambria Math"/>
+                </w:rPr>
+                <m:t>l</m:t>
+              </m:r>
+            </m:sub>
+          </m:sSub>
+          <m:sSub>
+            <m:sSubPr>
+              <m:ctrlPr>
+                <w:rPr>
+                  <w:rFonts w:ascii="Cambria Math" w:hAnsi="Cambria Math"/>
+                </w:rPr>
+              </m:ctrlPr>
+            </m:sSubPr>
+            <m:e>
+              <m:r>
+                <w:rPr>
+                  <w:rFonts w:ascii="Cambria Math" w:hAnsi="Cambria Math"/>
+                </w:rPr>
+                <m:t>P</m:t>
+              </m:r>
+            </m:e>
+            <m:sub>
+              <m:r>
+                <w:rPr>
+                  <w:rFonts w:ascii="Cambria Math" w:hAnsi="Cambria Math"/>
+                </w:rPr>
+                <m:t>r</m:t>
+              </m:r>
+            </m:sub>
+          </m:sSub>
+        </m:oMath>
+      </m:oMathPara>
+    </w:p>
+    <w:p>
+      <m:oMathPara>
+        <m:oMath>
+          <m:r>
+            <w:rPr>
+              <w:rFonts w:ascii="Cambria Math" w:hAnsi="Cambria Math"/>
+            </w:rPr>
+            <m:t>Q</m:t>
+          </m:r>
+          <m:r>
+            <m:rPr>
+              <m:sty m:val="p"/>
+            </m:rPr>
+            <w:rPr>
+              <w:rFonts w:ascii="Cambria Math" w:hAnsi="Cambria Math"/>
+            </w:rPr>
+            <m:t>=</m:t>
+          </m:r>
+          <m:sSub>
+            <m:sSubPr>
+              <m:ctrlPr>
+                <w:rPr>
+                  <w:rFonts w:ascii="Cambria Math" w:hAnsi="Cambria Math"/>
+                </w:rPr>
+              </m:ctrlPr>
+            </m:sSubPr>
+            <m:e>
+              <m:r>
+                <w:rPr>
+                  <w:rFonts w:ascii="Cambria Math" w:hAnsi="Cambria Math"/>
+                </w:rPr>
+                <m:t>Q</m:t>
+              </m:r>
+            </m:e>
+            <m:sub>
+              <m:r>
+                <w:rPr>
+                  <w:rFonts w:ascii="Cambria Math" w:hAnsi="Cambria Math"/>
+                </w:rPr>
+                <m:t>l</m:t>
+              </m:r>
+            </m:sub>
+          </m:sSub>
+          <m:sSub>
+            <m:sSubPr>
+              <m:ctrlPr>
+                <w:rPr>
+                  <w:rFonts w:ascii="Cambria Math" w:hAnsi="Cambria Math"/>
+                </w:rPr>
+              </m:ctrlPr>
+            </m:sSubPr>
+            <m:e>
+              <m:r>
+                <w:rPr>
+                  <w:rFonts w:ascii="Cambria Math" w:hAnsi="Cambria Math"/>
+                </w:rPr>
+                <m:t>Q</m:t>
+              </m:r>
+            </m:e>
+            <m:sub>
+              <m:r>
+                <w:rPr>
+                  <w:rFonts w:ascii="Cambria Math" w:hAnsi="Cambria Math"/>
+                </w:rPr>
+                <m:t>r</m:t>
+              </m:r>
+            </m:sub>
+          </m:sSub>
+        </m:oMath>
+      </m:oMathPara>
+    </w:p>
+    <w:p>
+      <m:oMathPara>
+        <m:oMath>
+          <m:r>
+            <w:rPr>
+              <w:rFonts w:ascii="Cambria Math" w:hAnsi="Cambria Math"/>
+            </w:rPr>
+            <m:t>B</m:t>
+          </m:r>
+          <m:r>
+            <m:rPr>
+              <m:sty m:val="p"/>
+            </m:rPr>
+            <w:rPr>
+              <w:rFonts w:ascii="Cambria Math" w:hAnsi="Cambria Math"/>
+            </w:rPr>
+            <m:t>=</m:t>
+          </m:r>
+          <m:sSub>
+            <m:sSubPr>
+              <m:ctrlPr>
+                <w:rPr>
+                  <w:rFonts w:ascii="Cambria Math" w:hAnsi="Cambria Math"/>
+                </w:rPr>
+              </m:ctrlPr>
+            </m:sSubPr>
+            <m:e>
+              <m:r>
+                <w:rPr>
+                  <w:rFonts w:ascii="Cambria Math" w:hAnsi="Cambria Math"/>
+                </w:rPr>
+                <m:t>B</m:t>
+              </m:r>
+            </m:e>
+            <m:sub>
+              <m:r>
+                <w:rPr>
+                  <w:rFonts w:ascii="Cambria Math" w:hAnsi="Cambria Math"/>
+                </w:rPr>
+                <m:t>l</m:t>
+              </m:r>
+            </m:sub>
+          </m:sSub>
+          <m:sSub>
+            <m:sSubPr>
+              <m:ctrlPr>
+                <w:rPr>
+                  <w:rFonts w:ascii="Cambria Math" w:hAnsi="Cambria Math"/>
+                </w:rPr>
+              </m:ctrlPr>
+            </m:sSubPr>
+            <m:e>
+              <m:r>
+                <w:rPr>
+                  <w:rFonts w:ascii="Cambria Math" w:hAnsi="Cambria Math"/>
+                </w:rPr>
+                <m:t>B</m:t>
+              </m:r>
+            </m:e>
+            <m:sub>
+              <m:r>
+                <w:rPr>
+                  <w:rFonts w:ascii="Cambria Math" w:hAnsi="Cambria Math"/>
+                </w:rPr>
+                <m:t>r</m:t>
+              </m:r>
+            </m:sub>
+          </m:sSub>
+        </m:oMath>
+      </m:oMathPara>
+    </w:p>
+    <w:p>
+      <m:oMathPara>
+        <m:oMath>
+          <m:r>
+            <w:rPr>
+              <w:rFonts w:ascii="Cambria Math" w:hAnsi="Cambria Math"/>
+            </w:rPr>
+            <m:t>T</m:t>
+          </m:r>
+          <m:r>
+            <m:rPr>
+              <m:sty m:val="p"/>
+            </m:rPr>
+            <w:rPr>
+              <w:rFonts w:ascii="Cambria Math" w:hAnsi="Cambria Math"/>
+            </w:rPr>
+            <m:t>=</m:t>
+          </m:r>
+          <m:sSub>
+            <m:sSubPr>
+              <m:ctrlPr>
+                <w:rPr>
+                  <w:rFonts w:ascii="Cambria Math" w:hAnsi="Cambria Math"/>
+                </w:rPr>
+              </m:ctrlPr>
+            </m:sSubPr>
+            <m:e>
+              <m:r>
+                <w:rPr>
+                  <w:rFonts w:ascii="Cambria Math" w:hAnsi="Cambria Math"/>
+                </w:rPr>
+                <m:t>B</m:t>
+              </m:r>
+            </m:e>
+            <m:sub>
+              <m:r>
+                <w:rPr>
+                  <w:rFonts w:ascii="Cambria Math" w:hAnsi="Cambria Math"/>
+                </w:rPr>
+                <m:t>r</m:t>
+              </m:r>
+            </m:sub>
+          </m:sSub>
+          <m:sSub>
+            <m:sSubPr>
+              <m:ctrlPr>
+                <w:rPr>
+                  <w:rFonts w:ascii="Cambria Math" w:hAnsi="Cambria Math"/>
+                </w:rPr>
+              </m:ctrlPr>
+            </m:sSubPr>
+            <m:e>
+              <m:r>
+                <w:rPr>
+                  <w:rFonts w:ascii="Cambria Math" w:hAnsi="Cambria Math"/>
+                </w:rPr>
+                <m:t>Q</m:t>
+              </m:r>
+            </m:e>
+            <m:sub>
+              <m:r>
+                <w:rPr>
+                  <w:rFonts w:ascii="Cambria Math" w:hAnsi="Cambria Math"/>
+                </w:rPr>
+                <m:t>r</m:t>
+              </m:r>
+            </m:sub>
+          </m:sSub>
+          <m:sSub>
+            <m:sSubPr>
+              <m:ctrlPr>
+                <w:rPr>
+                  <w:rFonts w:ascii="Cambria Math" w:hAnsi="Cambria Math"/>
+                </w:rPr>
+              </m:ctrlPr>
+            </m:sSubPr>
+            <m:e>
+              <m:r>
+                <w:rPr>
+                  <w:rFonts w:ascii="Cambria Math" w:hAnsi="Cambria Math"/>
+                </w:rPr>
+                <m:t>T</m:t>
+              </m:r>
+            </m:e>
+            <m:sub>
+              <m:r>
+                <w:rPr>
+                  <w:rFonts w:ascii="Cambria Math" w:hAnsi="Cambria Math"/>
+                </w:rPr>
+                <m:t>l</m:t>
+              </m:r>
+            </m:sub>
+          </m:sSub>
+          <m:r>
+            <m:rPr>
+              <m:sty m:val="p"/>
+            </m:rPr>
+            <w:rPr>
+              <w:rFonts w:ascii="Cambria Math" w:hAnsi="Cambria Math"/>
+            </w:rPr>
+            <m:t>+</m:t>
+          </m:r>
+          <m:sSub>
+            <m:sSubPr>
+              <m:ctrlPr>
+                <w:rPr>
+                  <w:rFonts w:ascii="Cambria Math" w:hAnsi="Cambria Math"/>
+                </w:rPr>
+              </m:ctrlPr>
+            </m:sSubPr>
+            <m:e>
+              <m:r>
+                <w:rPr>
+                  <w:rFonts w:ascii="Cambria Math" w:hAnsi="Cambria Math"/>
+                </w:rPr>
+                <m:t>B</m:t>
+              </m:r>
+            </m:e>
+            <m:sub>
+              <m:r>
+                <w:rPr>
+                  <w:rFonts w:ascii="Cambria Math" w:hAnsi="Cambria Math"/>
+                </w:rPr>
+                <m:t>l</m:t>
+              </m:r>
+            </m:sub>
+          </m:sSub>
+          <m:sSub>
+            <m:sSubPr>
+              <m:ctrlPr>
+                <w:rPr>
+                  <w:rFonts w:ascii="Cambria Math" w:hAnsi="Cambria Math"/>
+                </w:rPr>
+              </m:ctrlPr>
+            </m:sSubPr>
+            <m:e>
+              <m:r>
+                <w:rPr>
+                  <w:rFonts w:ascii="Cambria Math" w:hAnsi="Cambria Math"/>
+                </w:rPr>
+                <m:t>P</m:t>
+              </m:r>
+            </m:e>
+            <m:sub>
+              <m:r>
+                <w:rPr>
+                  <w:rFonts w:ascii="Cambria Math" w:hAnsi="Cambria Math"/>
+                </w:rPr>
+                <m:t>l</m:t>
+              </m:r>
+            </m:sub>
+          </m:sSub>
+          <m:sSub>
+            <m:sSubPr>
+              <m:ctrlPr>
+                <w:rPr>
+                  <w:rFonts w:ascii="Cambria Math" w:hAnsi="Cambria Math"/>
+                </w:rPr>
+              </m:ctrlPr>
+            </m:sSubPr>
+            <m:e>
+              <m:r>
+                <w:rPr>
+                  <w:rFonts w:ascii="Cambria Math" w:hAnsi="Cambria Math"/>
+                </w:rPr>
+                <m:t>T</m:t>
+              </m:r>
+            </m:e>
+            <m:sub>
+              <m:r>
+                <w:rPr>
+                  <w:rFonts w:ascii="Cambria Math" w:hAnsi="Cambria Math"/>
+                </w:rPr>
+                <m:t>r</m:t>
+              </m:r>
+            </m:sub>
+          </m:sSub>
+        </m:oMath>
+      </m:oMathPara>
+    </w:p>
+    <w:p>
       <w:pPr>
         <w:rPr>
           <w:rFonts w:eastAsiaTheme="minorEastAsia"/>
           <w:iCs/>
         </w:rPr>
       </w:pPr>
-    </w:p>
-    <w:p>
-      <w:pPr>
+      <w:r>
         <w:rPr>
           <w:rFonts w:eastAsiaTheme="minorEastAsia"/>
           <w:iCs/>
         </w:rPr>
-      </w:pPr>
+        <w:t xml:space="preserve">Végezetül az algoritmus az </w:t>
+      </w:r>
+      <m:oMath>
+        <m:sSub>
+          <m:sSubPr>
+            <m:ctrlPr>
+              <w:rPr>
+                <w:rFonts w:ascii="Cambria Math" w:eastAsiaTheme="minorEastAsia" w:hAnsi="Cambria Math"/>
+                <w:i/>
+                <w:iCs/>
+              </w:rPr>
+            </m:ctrlPr>
+          </m:sSubPr>
+          <m:e>
+            <m:r>
+              <w:rPr>
+                <w:rFonts w:ascii="Cambria Math" w:eastAsiaTheme="minorEastAsia" w:hAnsi="Cambria Math"/>
+              </w:rPr>
+              <m:t>n</m:t>
+            </m:r>
+          </m:e>
+          <m:sub>
+            <m:r>
+              <w:rPr>
+                <w:rFonts w:ascii="Cambria Math" w:eastAsiaTheme="minorEastAsia" w:hAnsi="Cambria Math"/>
+              </w:rPr>
+              <m:t>1</m:t>
+            </m:r>
+          </m:sub>
+        </m:sSub>
+        <m:r>
+          <w:rPr>
+            <w:rFonts w:ascii="Cambria Math" w:eastAsiaTheme="minorEastAsia" w:hAnsi="Cambria Math"/>
+          </w:rPr>
+          <m:t>=0</m:t>
+        </m:r>
+      </m:oMath>
       <w:r>
         <w:rPr>
           <w:rFonts w:eastAsiaTheme="minorEastAsia"/>
           <w:iCs/>
         </w:rPr>
+        <w:t xml:space="preserve"> és </w:t>
+      </w:r>
+      <m:oMath>
+        <m:sSub>
+          <m:sSubPr>
+            <m:ctrlPr>
+              <w:rPr>
+                <w:rFonts w:ascii="Cambria Math" w:eastAsiaTheme="minorEastAsia" w:hAnsi="Cambria Math"/>
+                <w:i/>
+                <w:iCs/>
+              </w:rPr>
+            </m:ctrlPr>
+          </m:sSubPr>
+          <m:e>
+            <m:r>
+              <w:rPr>
+                <w:rFonts w:ascii="Cambria Math" w:eastAsiaTheme="minorEastAsia" w:hAnsi="Cambria Math"/>
+              </w:rPr>
+              <m:t>n</m:t>
+            </m:r>
+          </m:e>
+          <m:sub>
+            <m:r>
+              <w:rPr>
+                <w:rFonts w:ascii="Cambria Math" w:eastAsiaTheme="minorEastAsia" w:hAnsi="Cambria Math"/>
+              </w:rPr>
+              <m:t>2</m:t>
+            </m:r>
+          </m:sub>
+        </m:sSub>
+        <m:r>
+          <w:rPr>
+            <w:rFonts w:ascii="Cambria Math" w:eastAsiaTheme="minorEastAsia" w:hAnsi="Cambria Math"/>
+          </w:rPr>
+          <m:t>=</m:t>
+        </m:r>
+        <m:sSub>
+          <m:sSubPr>
+            <m:ctrlPr>
+              <w:rPr>
+                <w:rFonts w:ascii="Cambria Math" w:eastAsiaTheme="minorEastAsia" w:hAnsi="Cambria Math"/>
+                <w:i/>
+                <w:iCs/>
+              </w:rPr>
+            </m:ctrlPr>
+          </m:sSubPr>
+          <m:e>
+            <m:r>
+              <w:rPr>
+                <w:rFonts w:ascii="Cambria Math" w:eastAsiaTheme="minorEastAsia" w:hAnsi="Cambria Math"/>
+              </w:rPr>
+              <m:t>n</m:t>
+            </m:r>
+          </m:e>
+          <m:sub>
+            <m:r>
+              <w:rPr>
+                <w:rFonts w:ascii="Cambria Math" w:eastAsiaTheme="minorEastAsia" w:hAnsi="Cambria Math"/>
+              </w:rPr>
+              <m:t>max</m:t>
+            </m:r>
+          </m:sub>
+        </m:sSub>
+      </m:oMath>
+      <w:r>
+        <w:rPr>
+          <w:rFonts w:eastAsiaTheme="minorEastAsia"/>
+          <w:iCs/>
+        </w:rPr>
+        <w:t xml:space="preserve"> végpontokra is kiszámolja az értékeket és az eredmény megadható egyetlen osztás elvégzésével:</w:t>
+      </w:r>
+    </w:p>
+    <w:p>
+      <w:pPr>
+        <w:rPr>
+          <w:rFonts w:eastAsiaTheme="minorEastAsia"/>
+          <w:iCs/>
+        </w:rPr>
+      </w:pPr>
+      <m:oMathPara>
+        <m:oMath>
+          <m:r>
+            <w:rPr>
+              <w:rFonts w:ascii="Cambria Math" w:eastAsiaTheme="minorEastAsia" w:hAnsi="Cambria Math"/>
+            </w:rPr>
+            <m:t>S=</m:t>
+          </m:r>
+          <m:f>
+            <m:fPr>
+              <m:ctrlPr>
+                <w:rPr>
+                  <w:rFonts w:ascii="Cambria Math" w:eastAsiaTheme="minorEastAsia" w:hAnsi="Cambria Math"/>
+                  <w:i/>
+                  <w:iCs/>
+                </w:rPr>
+              </m:ctrlPr>
+            </m:fPr>
+            <m:num>
+              <m:r>
+                <w:rPr>
+                  <w:rFonts w:ascii="Cambria Math" w:eastAsiaTheme="minorEastAsia" w:hAnsi="Cambria Math"/>
+                </w:rPr>
+                <m:t>T</m:t>
+              </m:r>
+            </m:num>
+            <m:den>
+              <m:r>
+                <w:rPr>
+                  <w:rFonts w:ascii="Cambria Math" w:eastAsiaTheme="minorEastAsia" w:hAnsi="Cambria Math"/>
+                </w:rPr>
+                <m:t>BQ</m:t>
+              </m:r>
+            </m:den>
+          </m:f>
+        </m:oMath>
+      </m:oMathPara>
+    </w:p>
+    <w:p>
+      <w:pPr>
+        <w:rPr>
+          <w:rFonts w:eastAsiaTheme="minorEastAsia"/>
+          <w:iCs/>
+        </w:rPr>
+      </w:pPr>
+      <w:r>
+        <w:rPr>
+          <w:rFonts w:eastAsiaTheme="minorEastAsia"/>
+          <w:iCs/>
+        </w:rPr>
+        <w:lastRenderedPageBreak/>
         <w:t xml:space="preserve">A </w:t>
       </w:r>
       <w:r>
@@ -10473,15 +12710,13 @@
         </w:rPr>
         <w:t xml:space="preserve"> </w:t>
       </w:r>
-      <w:proofErr w:type="spellStart"/>
       <w:r>
         <w:rPr>
           <w:rFonts w:eastAsiaTheme="minorEastAsia"/>
           <w:iCs/>
         </w:rPr>
-        <w:t>Srinivasa</w:t>
-      </w:r>
-      <w:proofErr w:type="spellEnd"/>
+        <w:t>Srinivasa Ramanujan</w:t>
+      </w:r>
       <w:r>
         <w:rPr>
           <w:rFonts w:eastAsiaTheme="minorEastAsia"/>
@@ -10489,44 +12724,12 @@
         </w:rPr>
         <w:t xml:space="preserve"> </w:t>
       </w:r>
-      <w:proofErr w:type="spellStart"/>
       <w:r>
         <w:rPr>
           <w:rFonts w:eastAsiaTheme="minorEastAsia"/>
           <w:iCs/>
         </w:rPr>
-        <w:t>Ramanujan</w:t>
-      </w:r>
-      <w:proofErr w:type="spellEnd"/>
-      <w:r>
-        <w:rPr>
-          <w:rFonts w:eastAsiaTheme="minorEastAsia"/>
-          <w:iCs/>
-        </w:rPr>
-        <w:t xml:space="preserve"> </w:t>
-      </w:r>
-      <w:r>
-        <w:rPr>
-          <w:rFonts w:eastAsiaTheme="minorEastAsia"/>
-          <w:iCs/>
-        </w:rPr>
-        <w:t xml:space="preserve">által inspirált, </w:t>
-      </w:r>
-      <w:proofErr w:type="spellStart"/>
-      <w:r>
-        <w:rPr>
-          <w:rFonts w:eastAsiaTheme="minorEastAsia"/>
-          <w:iCs/>
-        </w:rPr>
-        <w:t>Chudnovsky</w:t>
-      </w:r>
-      <w:proofErr w:type="spellEnd"/>
-      <w:r>
-        <w:rPr>
-          <w:rFonts w:eastAsiaTheme="minorEastAsia"/>
-          <w:iCs/>
-        </w:rPr>
-        <w:t xml:space="preserve"> fivérek</w:t>
+        <w:t>által inspirált, Chudnovsky fivérek</w:t>
       </w:r>
       <w:r>
         <w:rPr>
@@ -10835,7 +13038,6 @@
       </w:pPr>
       <w:bookmarkStart w:id="18" w:name="_Toc218619930"/>
       <w:r>
-        <w:lastRenderedPageBreak/>
         <w:t>Számológép megvalósítása</w:t>
       </w:r>
       <w:bookmarkEnd w:id="18"/>
@@ -10866,15 +13068,7 @@
       </w:pPr>
       <w:bookmarkStart w:id="21" w:name="_Toc218619933"/>
       <w:r>
-        <w:t>Euklideszi tér számológép (</w:t>
-      </w:r>
-      <w:proofErr w:type="spellStart"/>
-      <w:r>
-        <w:t>EuclideanSpace</w:t>
-      </w:r>
-      <w:proofErr w:type="spellEnd"/>
-      <w:r>
-        <w:t>)</w:t>
+        <w:t>Euklideszi tér számológép (EuclideanSpace)</w:t>
       </w:r>
       <w:bookmarkEnd w:id="21"/>
     </w:p>
@@ -10884,15 +13078,7 @@
       </w:pPr>
       <w:bookmarkStart w:id="22" w:name="_Toc218619934"/>
       <w:r>
-        <w:t>Polinom számológép (</w:t>
-      </w:r>
-      <w:proofErr w:type="spellStart"/>
-      <w:r>
-        <w:t>Polynomials</w:t>
-      </w:r>
-      <w:proofErr w:type="spellEnd"/>
-      <w:r>
-        <w:t>)</w:t>
+        <w:t>Polinom számológép (Polynomials)</w:t>
       </w:r>
       <w:bookmarkEnd w:id="22"/>
     </w:p>
@@ -10902,15 +13088,7 @@
       </w:pPr>
       <w:bookmarkStart w:id="23" w:name="_Toc218619935"/>
       <w:r>
-        <w:t>Integrálközelítés számológép (</w:t>
-      </w:r>
-      <w:proofErr w:type="spellStart"/>
-      <w:r>
-        <w:t>Integral</w:t>
-      </w:r>
-      <w:proofErr w:type="spellEnd"/>
-      <w:r>
-        <w:t>)</w:t>
+        <w:t>Integrálközelítés számológép (Integral)</w:t>
       </w:r>
       <w:bookmarkEnd w:id="23"/>
     </w:p>

--- a/Documentation.docx
+++ b/Documentation.docx
@@ -2589,13 +2589,7 @@
             <w:rPr>
               <w:rFonts w:ascii="Cambria Math" w:hAnsi="Cambria Math"/>
             </w:rPr>
-            <m:t>123=1</m:t>
-          </m:r>
-          <m:r>
-            <w:rPr>
-              <w:rFonts w:ascii="Cambria Math" w:hAnsi="Cambria Math"/>
-            </w:rPr>
-            <m:t>∙</m:t>
+            <m:t>123=1∙</m:t>
           </m:r>
           <m:sSup>
             <m:sSupPr>
@@ -2627,13 +2621,7 @@
             <w:rPr>
               <w:rFonts w:ascii="Cambria Math" w:hAnsi="Cambria Math"/>
             </w:rPr>
-            <m:t>+2</m:t>
-          </m:r>
-          <m:r>
-            <w:rPr>
-              <w:rFonts w:ascii="Cambria Math" w:hAnsi="Cambria Math"/>
-            </w:rPr>
-            <m:t>∙</m:t>
+            <m:t>+2∙</m:t>
           </m:r>
           <m:sSup>
             <m:sSupPr>
@@ -2665,13 +2653,7 @@
             <w:rPr>
               <w:rFonts w:ascii="Cambria Math" w:hAnsi="Cambria Math"/>
             </w:rPr>
-            <m:t>+3</m:t>
-          </m:r>
-          <m:r>
-            <w:rPr>
-              <w:rFonts w:ascii="Cambria Math" w:hAnsi="Cambria Math"/>
-            </w:rPr>
-            <m:t>∙</m:t>
+            <m:t>+3∙</m:t>
           </m:r>
           <m:sSup>
             <m:sSupPr>
@@ -2721,13 +2703,7 @@
             <w:rPr>
               <w:rFonts w:ascii="Cambria Math" w:hAnsi="Cambria Math"/>
             </w:rPr>
-            <m:t>123.25=1</m:t>
-          </m:r>
-          <m:r>
-            <w:rPr>
-              <w:rFonts w:ascii="Cambria Math" w:hAnsi="Cambria Math"/>
-            </w:rPr>
-            <m:t>∙</m:t>
+            <m:t>123.25=1∙</m:t>
           </m:r>
           <m:sSup>
             <m:sSupPr>
@@ -2759,13 +2735,7 @@
             <w:rPr>
               <w:rFonts w:ascii="Cambria Math" w:hAnsi="Cambria Math"/>
             </w:rPr>
-            <m:t>+2</m:t>
-          </m:r>
-          <m:r>
-            <w:rPr>
-              <w:rFonts w:ascii="Cambria Math" w:hAnsi="Cambria Math"/>
-            </w:rPr>
-            <m:t>∙</m:t>
+            <m:t>+2∙</m:t>
           </m:r>
           <m:sSup>
             <m:sSupPr>
@@ -2797,13 +2767,7 @@
             <w:rPr>
               <w:rFonts w:ascii="Cambria Math" w:hAnsi="Cambria Math"/>
             </w:rPr>
-            <m:t>+3</m:t>
-          </m:r>
-          <m:r>
-            <w:rPr>
-              <w:rFonts w:ascii="Cambria Math" w:hAnsi="Cambria Math"/>
-            </w:rPr>
-            <m:t>∙</m:t>
+            <m:t>+3∙</m:t>
           </m:r>
           <m:sSup>
             <m:sSupPr>
@@ -2835,13 +2799,7 @@
             <w:rPr>
               <w:rFonts w:ascii="Cambria Math" w:hAnsi="Cambria Math"/>
             </w:rPr>
-            <m:t>+2</m:t>
-          </m:r>
-          <m:r>
-            <w:rPr>
-              <w:rFonts w:ascii="Cambria Math" w:hAnsi="Cambria Math"/>
-            </w:rPr>
-            <m:t>∙</m:t>
+            <m:t>+2∙</m:t>
           </m:r>
           <m:sSup>
             <m:sSupPr>
@@ -2873,13 +2831,7 @@
             <w:rPr>
               <w:rFonts w:ascii="Cambria Math" w:hAnsi="Cambria Math"/>
             </w:rPr>
-            <m:t>+5</m:t>
-          </m:r>
-          <m:r>
-            <w:rPr>
-              <w:rFonts w:ascii="Cambria Math" w:hAnsi="Cambria Math"/>
-            </w:rPr>
-            <m:t>∙</m:t>
+            <m:t>+5∙</m:t>
           </m:r>
           <m:sSup>
             <m:sSupPr>
@@ -3039,13 +2991,7 @@
             <w:rPr>
               <w:rFonts w:ascii="Cambria Math" w:hAnsi="Cambria Math"/>
             </w:rPr>
-            <m:t>1</m:t>
-          </m:r>
-          <m:r>
-            <w:rPr>
-              <w:rFonts w:ascii="Cambria Math" w:hAnsi="Cambria Math"/>
-            </w:rPr>
-            <m:t>∙</m:t>
+            <m:t>1∙</m:t>
           </m:r>
           <m:sSup>
             <m:sSupPr>
@@ -3077,13 +3023,7 @@
             <w:rPr>
               <w:rFonts w:ascii="Cambria Math" w:hAnsi="Cambria Math"/>
             </w:rPr>
-            <m:t>+0</m:t>
-          </m:r>
-          <m:r>
-            <w:rPr>
-              <w:rFonts w:ascii="Cambria Math" w:hAnsi="Cambria Math"/>
-            </w:rPr>
-            <m:t>∙</m:t>
+            <m:t>+0∙</m:t>
           </m:r>
           <m:sSup>
             <m:sSupPr>
@@ -3115,13 +3055,7 @@
             <w:rPr>
               <w:rFonts w:ascii="Cambria Math" w:hAnsi="Cambria Math"/>
             </w:rPr>
-            <m:t>+1</m:t>
-          </m:r>
-          <m:r>
-            <w:rPr>
-              <w:rFonts w:ascii="Cambria Math" w:hAnsi="Cambria Math"/>
-            </w:rPr>
-            <m:t>∙</m:t>
+            <m:t>+1∙</m:t>
           </m:r>
           <m:sSup>
             <m:sSupPr>
@@ -3153,13 +3087,7 @@
             <w:rPr>
               <w:rFonts w:ascii="Cambria Math" w:hAnsi="Cambria Math"/>
             </w:rPr>
-            <m:t>+1</m:t>
-          </m:r>
-          <m:r>
-            <w:rPr>
-              <w:rFonts w:ascii="Cambria Math" w:hAnsi="Cambria Math"/>
-            </w:rPr>
-            <m:t>∙</m:t>
+            <m:t>+1∙</m:t>
           </m:r>
           <m:sSup>
             <m:sSupPr>
@@ -3191,13 +3119,7 @@
             <w:rPr>
               <w:rFonts w:ascii="Cambria Math" w:hAnsi="Cambria Math"/>
             </w:rPr>
-            <m:t>+1</m:t>
-          </m:r>
-          <m:r>
-            <w:rPr>
-              <w:rFonts w:ascii="Cambria Math" w:hAnsi="Cambria Math"/>
-            </w:rPr>
-            <m:t>∙</m:t>
+            <m:t>+1∙</m:t>
           </m:r>
           <m:sSup>
             <m:sSupPr>
@@ -3229,13 +3151,7 @@
             <w:rPr>
               <w:rFonts w:ascii="Cambria Math" w:hAnsi="Cambria Math"/>
             </w:rPr>
-            <m:t>+1</m:t>
-          </m:r>
-          <m:r>
-            <w:rPr>
-              <w:rFonts w:ascii="Cambria Math" w:hAnsi="Cambria Math"/>
-            </w:rPr>
-            <m:t>∙</m:t>
+            <m:t>+1∙</m:t>
           </m:r>
           <m:sSup>
             <m:sSupPr>
@@ -3270,6 +3186,9 @@
             <m:t>=</m:t>
           </m:r>
           <m:r>
+            <m:rPr>
+              <m:sty m:val="p"/>
+            </m:rPr>
             <w:rPr>
               <w:rFonts w:ascii="Cambria Math" w:hAnsi="Cambria Math"/>
             </w:rPr>
@@ -3281,13 +3200,7 @@
             <w:rPr>
               <w:rFonts w:ascii="Cambria Math" w:hAnsi="Cambria Math"/>
             </w:rPr>
-            <m:t>=</m:t>
-          </m:r>
-          <m:r>
-            <w:rPr>
-              <w:rFonts w:ascii="Cambria Math" w:hAnsi="Cambria Math"/>
-            </w:rPr>
-            <m:t>8+0+2+1+½+¼=20.75</m:t>
+            <m:t>=8+0+2+1+½+¼=20.75</m:t>
           </m:r>
         </m:oMath>
       </m:oMathPara>
@@ -3944,7 +3857,15 @@
         <w:jc w:val="center"/>
       </w:pPr>
       <w:r>
-        <w:t>&lt;kép egy 0-nál kisebb számról ami rövidebb mint a fractionLength&gt;</w:t>
+        <w:t xml:space="preserve">&lt;kép egy 0-nál kisebb számról ami rövidebb mint a </w:t>
+      </w:r>
+      <w:proofErr w:type="spellStart"/>
+      <w:r>
+        <w:t>fractionLength</w:t>
+      </w:r>
+      <w:proofErr w:type="spellEnd"/>
+      <w:r>
+        <w:t>&gt;</w:t>
       </w:r>
     </w:p>
     <w:p>
@@ -4469,8 +4390,13 @@
         <w:t>long</w:t>
       </w:r>
       <w:r>
-        <w:t xml:space="preserve"> long</w:t>
-      </w:r>
+        <w:t xml:space="preserve"> </w:t>
+      </w:r>
+      <w:proofErr w:type="spellStart"/>
+      <w:r>
+        <w:t>long</w:t>
+      </w:r>
+      <w:proofErr w:type="spellEnd"/>
       <w:r>
         <w:t xml:space="preserve"> számtípus</w:t>
       </w:r>
@@ -4485,13 +4411,7 @@
           <w:rPr>
             <w:rFonts w:ascii="Cambria Math" w:hAnsi="Cambria Math"/>
           </w:rPr>
-          <m:t>18</m:t>
-        </m:r>
-        <m:r>
-          <w:rPr>
-            <w:rFonts w:ascii="Cambria Math" w:hAnsi="Cambria Math"/>
-          </w:rPr>
-          <m:t>∙</m:t>
+          <m:t>18∙</m:t>
         </m:r>
         <m:sSup>
           <m:sSupPr>
@@ -4899,91 +4819,7 @@
             <w:rPr>
               <w:rFonts w:ascii="Cambria Math" w:hAnsi="Cambria Math"/>
             </w:rPr>
-            <m:t>=2</m:t>
-          </m:r>
-          <m:r>
-            <w:rPr>
-              <w:rFonts w:ascii="Cambria Math" w:hAnsi="Cambria Math"/>
-            </w:rPr>
-            <m:t>∙</m:t>
-          </m:r>
-          <m:r>
-            <w:rPr>
-              <w:rFonts w:ascii="Cambria Math" w:hAnsi="Cambria Math"/>
-            </w:rPr>
-            <m:t>2</m:t>
-          </m:r>
-          <m:r>
-            <w:rPr>
-              <w:rFonts w:ascii="Cambria Math" w:hAnsi="Cambria Math"/>
-            </w:rPr>
-            <m:t>∙</m:t>
-          </m:r>
-          <m:r>
-            <w:rPr>
-              <w:rFonts w:ascii="Cambria Math" w:hAnsi="Cambria Math"/>
-            </w:rPr>
-            <m:t>2</m:t>
-          </m:r>
-          <m:r>
-            <w:rPr>
-              <w:rFonts w:ascii="Cambria Math" w:hAnsi="Cambria Math"/>
-            </w:rPr>
-            <m:t>∙</m:t>
-          </m:r>
-          <m:r>
-            <w:rPr>
-              <w:rFonts w:ascii="Cambria Math" w:hAnsi="Cambria Math"/>
-            </w:rPr>
-            <m:t>2</m:t>
-          </m:r>
-          <m:r>
-            <w:rPr>
-              <w:rFonts w:ascii="Cambria Math" w:hAnsi="Cambria Math"/>
-            </w:rPr>
-            <m:t>∙</m:t>
-          </m:r>
-          <m:r>
-            <w:rPr>
-              <w:rFonts w:ascii="Cambria Math" w:hAnsi="Cambria Math"/>
-            </w:rPr>
-            <m:t>2</m:t>
-          </m:r>
-          <m:r>
-            <w:rPr>
-              <w:rFonts w:ascii="Cambria Math" w:hAnsi="Cambria Math"/>
-            </w:rPr>
-            <m:t>∙</m:t>
-          </m:r>
-          <m:r>
-            <w:rPr>
-              <w:rFonts w:ascii="Cambria Math" w:hAnsi="Cambria Math"/>
-            </w:rPr>
-            <m:t>2</m:t>
-          </m:r>
-          <m:r>
-            <w:rPr>
-              <w:rFonts w:ascii="Cambria Math" w:hAnsi="Cambria Math"/>
-            </w:rPr>
-            <m:t>∙</m:t>
-          </m:r>
-          <m:r>
-            <w:rPr>
-              <w:rFonts w:ascii="Cambria Math" w:hAnsi="Cambria Math"/>
-            </w:rPr>
-            <m:t>2</m:t>
-          </m:r>
-          <m:r>
-            <w:rPr>
-              <w:rFonts w:ascii="Cambria Math" w:hAnsi="Cambria Math"/>
-            </w:rPr>
-            <m:t>∙</m:t>
-          </m:r>
-          <m:r>
-            <w:rPr>
-              <w:rFonts w:ascii="Cambria Math" w:hAnsi="Cambria Math"/>
-            </w:rPr>
-            <m:t>2</m:t>
+            <m:t>=2∙2∙2∙2∙2∙2∙2∙2</m:t>
           </m:r>
           <m:r>
             <w:rPr>
@@ -5005,43 +4841,7 @@
                 <w:rPr>
                   <w:rFonts w:ascii="Cambria Math" w:eastAsiaTheme="minorEastAsia" w:hAnsi="Cambria Math"/>
                 </w:rPr>
-                <m:t>2</m:t>
-              </m:r>
-              <m:r>
-                <w:rPr>
-                  <w:rFonts w:ascii="Cambria Math" w:eastAsiaTheme="minorEastAsia" w:hAnsi="Cambria Math"/>
-                </w:rPr>
-                <m:t>∙</m:t>
-              </m:r>
-              <m:r>
-                <w:rPr>
-                  <w:rFonts w:ascii="Cambria Math" w:eastAsiaTheme="minorEastAsia" w:hAnsi="Cambria Math"/>
-                </w:rPr>
-                <m:t>2</m:t>
-              </m:r>
-              <m:r>
-                <w:rPr>
-                  <w:rFonts w:ascii="Cambria Math" w:eastAsiaTheme="minorEastAsia" w:hAnsi="Cambria Math"/>
-                </w:rPr>
-                <m:t>∙</m:t>
-              </m:r>
-              <m:r>
-                <w:rPr>
-                  <w:rFonts w:ascii="Cambria Math" w:eastAsiaTheme="minorEastAsia" w:hAnsi="Cambria Math"/>
-                </w:rPr>
-                <m:t>2</m:t>
-              </m:r>
-              <m:r>
-                <w:rPr>
-                  <w:rFonts w:ascii="Cambria Math" w:eastAsiaTheme="minorEastAsia" w:hAnsi="Cambria Math"/>
-                </w:rPr>
-                <m:t>∙</m:t>
-              </m:r>
-              <m:r>
-                <w:rPr>
-                  <w:rFonts w:ascii="Cambria Math" w:eastAsiaTheme="minorEastAsia" w:hAnsi="Cambria Math"/>
-                </w:rPr>
-                <m:t>2</m:t>
+                <m:t>2∙2∙2∙2</m:t>
               </m:r>
             </m:e>
           </m:d>
@@ -5065,43 +4865,7 @@
                 <w:rPr>
                   <w:rFonts w:ascii="Cambria Math" w:eastAsiaTheme="minorEastAsia" w:hAnsi="Cambria Math"/>
                 </w:rPr>
-                <m:t>2</m:t>
-              </m:r>
-              <m:r>
-                <w:rPr>
-                  <w:rFonts w:ascii="Cambria Math" w:eastAsiaTheme="minorEastAsia" w:hAnsi="Cambria Math"/>
-                </w:rPr>
-                <m:t>∙</m:t>
-              </m:r>
-              <m:r>
-                <w:rPr>
-                  <w:rFonts w:ascii="Cambria Math" w:eastAsiaTheme="minorEastAsia" w:hAnsi="Cambria Math"/>
-                </w:rPr>
-                <m:t>2</m:t>
-              </m:r>
-              <m:r>
-                <w:rPr>
-                  <w:rFonts w:ascii="Cambria Math" w:eastAsiaTheme="minorEastAsia" w:hAnsi="Cambria Math"/>
-                </w:rPr>
-                <m:t>∙</m:t>
-              </m:r>
-              <m:r>
-                <w:rPr>
-                  <w:rFonts w:ascii="Cambria Math" w:eastAsiaTheme="minorEastAsia" w:hAnsi="Cambria Math"/>
-                </w:rPr>
-                <m:t>2</m:t>
-              </m:r>
-              <m:r>
-                <w:rPr>
-                  <w:rFonts w:ascii="Cambria Math" w:eastAsiaTheme="minorEastAsia" w:hAnsi="Cambria Math"/>
-                </w:rPr>
-                <m:t>∙</m:t>
-              </m:r>
-              <m:r>
-                <w:rPr>
-                  <w:rFonts w:ascii="Cambria Math" w:eastAsiaTheme="minorEastAsia" w:hAnsi="Cambria Math"/>
-                </w:rPr>
-                <m:t>2</m:t>
+                <m:t>2∙2∙2∙2</m:t>
               </m:r>
             </m:e>
           </m:d>
@@ -5242,91 +5006,7 @@
             <w:rPr>
               <w:rFonts w:ascii="Cambria Math" w:hAnsi="Cambria Math"/>
             </w:rPr>
-            <m:t>2</m:t>
-          </m:r>
-          <m:r>
-            <w:rPr>
-              <w:rFonts w:ascii="Cambria Math" w:hAnsi="Cambria Math"/>
-            </w:rPr>
-            <m:t>∙</m:t>
-          </m:r>
-          <m:r>
-            <w:rPr>
-              <w:rFonts w:ascii="Cambria Math" w:hAnsi="Cambria Math"/>
-            </w:rPr>
-            <m:t>2</m:t>
-          </m:r>
-          <m:r>
-            <w:rPr>
-              <w:rFonts w:ascii="Cambria Math" w:hAnsi="Cambria Math"/>
-            </w:rPr>
-            <m:t>∙</m:t>
-          </m:r>
-          <m:r>
-            <w:rPr>
-              <w:rFonts w:ascii="Cambria Math" w:hAnsi="Cambria Math"/>
-            </w:rPr>
-            <m:t>2</m:t>
-          </m:r>
-          <m:r>
-            <w:rPr>
-              <w:rFonts w:ascii="Cambria Math" w:hAnsi="Cambria Math"/>
-            </w:rPr>
-            <m:t>∙</m:t>
-          </m:r>
-          <m:r>
-            <w:rPr>
-              <w:rFonts w:ascii="Cambria Math" w:hAnsi="Cambria Math"/>
-            </w:rPr>
-            <m:t>2</m:t>
-          </m:r>
-          <m:r>
-            <w:rPr>
-              <w:rFonts w:ascii="Cambria Math" w:hAnsi="Cambria Math"/>
-            </w:rPr>
-            <m:t>∙</m:t>
-          </m:r>
-          <m:r>
-            <w:rPr>
-              <w:rFonts w:ascii="Cambria Math" w:hAnsi="Cambria Math"/>
-            </w:rPr>
-            <m:t>2</m:t>
-          </m:r>
-          <m:r>
-            <w:rPr>
-              <w:rFonts w:ascii="Cambria Math" w:hAnsi="Cambria Math"/>
-            </w:rPr>
-            <m:t>∙</m:t>
-          </m:r>
-          <m:r>
-            <w:rPr>
-              <w:rFonts w:ascii="Cambria Math" w:hAnsi="Cambria Math"/>
-            </w:rPr>
-            <m:t>2</m:t>
-          </m:r>
-          <m:r>
-            <w:rPr>
-              <w:rFonts w:ascii="Cambria Math" w:hAnsi="Cambria Math"/>
-            </w:rPr>
-            <m:t>∙</m:t>
-          </m:r>
-          <m:r>
-            <w:rPr>
-              <w:rFonts w:ascii="Cambria Math" w:hAnsi="Cambria Math"/>
-            </w:rPr>
-            <m:t>2</m:t>
-          </m:r>
-          <m:r>
-            <w:rPr>
-              <w:rFonts w:ascii="Cambria Math" w:hAnsi="Cambria Math"/>
-            </w:rPr>
-            <m:t>∙</m:t>
-          </m:r>
-          <m:r>
-            <w:rPr>
-              <w:rFonts w:ascii="Cambria Math" w:hAnsi="Cambria Math"/>
-            </w:rPr>
-            <m:t>2</m:t>
+            <m:t>2∙2∙2∙2∙2∙2∙2∙2</m:t>
           </m:r>
           <m:r>
             <w:rPr>
@@ -5348,43 +5028,7 @@
                 <w:rPr>
                   <w:rFonts w:ascii="Cambria Math" w:eastAsiaTheme="minorEastAsia" w:hAnsi="Cambria Math"/>
                 </w:rPr>
-                <m:t>2</m:t>
-              </m:r>
-              <m:r>
-                <w:rPr>
-                  <w:rFonts w:ascii="Cambria Math" w:eastAsiaTheme="minorEastAsia" w:hAnsi="Cambria Math"/>
-                </w:rPr>
-                <m:t>∙</m:t>
-              </m:r>
-              <m:r>
-                <w:rPr>
-                  <w:rFonts w:ascii="Cambria Math" w:eastAsiaTheme="minorEastAsia" w:hAnsi="Cambria Math"/>
-                </w:rPr>
-                <m:t>2</m:t>
-              </m:r>
-              <m:r>
-                <w:rPr>
-                  <w:rFonts w:ascii="Cambria Math" w:eastAsiaTheme="minorEastAsia" w:hAnsi="Cambria Math"/>
-                </w:rPr>
-                <m:t>∙</m:t>
-              </m:r>
-              <m:r>
-                <w:rPr>
-                  <w:rFonts w:ascii="Cambria Math" w:eastAsiaTheme="minorEastAsia" w:hAnsi="Cambria Math"/>
-                </w:rPr>
-                <m:t>2</m:t>
-              </m:r>
-              <m:r>
-                <w:rPr>
-                  <w:rFonts w:ascii="Cambria Math" w:eastAsiaTheme="minorEastAsia" w:hAnsi="Cambria Math"/>
-                </w:rPr>
-                <m:t>∙</m:t>
-              </m:r>
-              <m:r>
-                <w:rPr>
-                  <w:rFonts w:ascii="Cambria Math" w:eastAsiaTheme="minorEastAsia" w:hAnsi="Cambria Math"/>
-                </w:rPr>
-                <m:t>2</m:t>
+                <m:t>2∙2∙2∙2</m:t>
               </m:r>
             </m:e>
           </m:d>
@@ -5408,43 +5052,7 @@
                 <w:rPr>
                   <w:rFonts w:ascii="Cambria Math" w:eastAsiaTheme="minorEastAsia" w:hAnsi="Cambria Math"/>
                 </w:rPr>
-                <m:t>2</m:t>
-              </m:r>
-              <m:r>
-                <w:rPr>
-                  <w:rFonts w:ascii="Cambria Math" w:eastAsiaTheme="minorEastAsia" w:hAnsi="Cambria Math"/>
-                </w:rPr>
-                <m:t>∙</m:t>
-              </m:r>
-              <m:r>
-                <w:rPr>
-                  <w:rFonts w:ascii="Cambria Math" w:eastAsiaTheme="minorEastAsia" w:hAnsi="Cambria Math"/>
-                </w:rPr>
-                <m:t>2</m:t>
-              </m:r>
-              <m:r>
-                <w:rPr>
-                  <w:rFonts w:ascii="Cambria Math" w:eastAsiaTheme="minorEastAsia" w:hAnsi="Cambria Math"/>
-                </w:rPr>
-                <m:t>∙</m:t>
-              </m:r>
-              <m:r>
-                <w:rPr>
-                  <w:rFonts w:ascii="Cambria Math" w:eastAsiaTheme="minorEastAsia" w:hAnsi="Cambria Math"/>
-                </w:rPr>
-                <m:t>2</m:t>
-              </m:r>
-              <m:r>
-                <w:rPr>
-                  <w:rFonts w:ascii="Cambria Math" w:eastAsiaTheme="minorEastAsia" w:hAnsi="Cambria Math"/>
-                </w:rPr>
-                <m:t>∙</m:t>
-              </m:r>
-              <m:r>
-                <w:rPr>
-                  <w:rFonts w:ascii="Cambria Math" w:eastAsiaTheme="minorEastAsia" w:hAnsi="Cambria Math"/>
-                </w:rPr>
-                <m:t>2</m:t>
+                <m:t>2∙2∙2∙2</m:t>
               </m:r>
             </m:e>
           </m:d>
@@ -5478,19 +5086,7 @@
                     <w:rPr>
                       <w:rFonts w:ascii="Cambria Math" w:eastAsiaTheme="minorEastAsia" w:hAnsi="Cambria Math"/>
                     </w:rPr>
-                    <m:t>2</m:t>
-                  </m:r>
-                  <m:r>
-                    <w:rPr>
-                      <w:rFonts w:ascii="Cambria Math" w:eastAsiaTheme="minorEastAsia" w:hAnsi="Cambria Math"/>
-                    </w:rPr>
-                    <m:t>∙</m:t>
-                  </m:r>
-                  <m:r>
-                    <w:rPr>
-                      <w:rFonts w:ascii="Cambria Math" w:eastAsiaTheme="minorEastAsia" w:hAnsi="Cambria Math"/>
-                    </w:rPr>
-                    <m:t>2</m:t>
+                    <m:t>2∙2</m:t>
                   </m:r>
                 </m:e>
               </m:d>
@@ -5514,19 +5110,7 @@
                     <w:rPr>
                       <w:rFonts w:ascii="Cambria Math" w:eastAsiaTheme="minorEastAsia" w:hAnsi="Cambria Math"/>
                     </w:rPr>
-                    <m:t>2</m:t>
-                  </m:r>
-                  <m:r>
-                    <w:rPr>
-                      <w:rFonts w:ascii="Cambria Math" w:eastAsiaTheme="minorEastAsia" w:hAnsi="Cambria Math"/>
-                    </w:rPr>
-                    <m:t>∙</m:t>
-                  </m:r>
-                  <m:r>
-                    <w:rPr>
-                      <w:rFonts w:ascii="Cambria Math" w:eastAsiaTheme="minorEastAsia" w:hAnsi="Cambria Math"/>
-                    </w:rPr>
-                    <m:t>2</m:t>
+                    <m:t>2∙2</m:t>
                   </m:r>
                 </m:e>
               </m:d>
@@ -5562,19 +5146,7 @@
                     <w:rPr>
                       <w:rFonts w:ascii="Cambria Math" w:eastAsiaTheme="minorEastAsia" w:hAnsi="Cambria Math"/>
                     </w:rPr>
-                    <m:t>2</m:t>
-                  </m:r>
-                  <m:r>
-                    <w:rPr>
-                      <w:rFonts w:ascii="Cambria Math" w:eastAsiaTheme="minorEastAsia" w:hAnsi="Cambria Math"/>
-                    </w:rPr>
-                    <m:t>∙</m:t>
-                  </m:r>
-                  <m:r>
-                    <w:rPr>
-                      <w:rFonts w:ascii="Cambria Math" w:eastAsiaTheme="minorEastAsia" w:hAnsi="Cambria Math"/>
-                    </w:rPr>
-                    <m:t>2</m:t>
+                    <m:t>2∙2</m:t>
                   </m:r>
                 </m:e>
               </m:d>
@@ -5598,19 +5170,7 @@
                     <w:rPr>
                       <w:rFonts w:ascii="Cambria Math" w:eastAsiaTheme="minorEastAsia" w:hAnsi="Cambria Math"/>
                     </w:rPr>
-                    <m:t>2</m:t>
-                  </m:r>
-                  <m:r>
-                    <w:rPr>
-                      <w:rFonts w:ascii="Cambria Math" w:eastAsiaTheme="minorEastAsia" w:hAnsi="Cambria Math"/>
-                    </w:rPr>
-                    <m:t>∙</m:t>
-                  </m:r>
-                  <m:r>
-                    <w:rPr>
-                      <w:rFonts w:ascii="Cambria Math" w:eastAsiaTheme="minorEastAsia" w:hAnsi="Cambria Math"/>
-                    </w:rPr>
-                    <m:t>2</m:t>
+                    <m:t>2∙2</m:t>
                   </m:r>
                 </m:e>
               </m:d>
@@ -6167,8 +5727,16 @@
         <w:rPr>
           <w:rFonts w:eastAsiaTheme="minorEastAsia"/>
         </w:rPr>
-        <w:t>François Viète</w:t>
-      </w:r>
+        <w:t xml:space="preserve">François </w:t>
+      </w:r>
+      <w:proofErr w:type="spellStart"/>
+      <w:r>
+        <w:rPr>
+          <w:rFonts w:eastAsiaTheme="minorEastAsia"/>
+        </w:rPr>
+        <w:t>Viète</w:t>
+      </w:r>
+      <w:proofErr w:type="spellEnd"/>
       <w:r>
         <w:rPr>
           <w:rFonts w:eastAsiaTheme="minorEastAsia"/>
@@ -6209,7 +5777,21 @@
         <w:rPr>
           <w:rFonts w:eastAsiaTheme="minorEastAsia"/>
         </w:rPr>
-        <w:t xml:space="preserve">amit Viète </w:t>
+        <w:t xml:space="preserve">amit </w:t>
+      </w:r>
+      <w:proofErr w:type="spellStart"/>
+      <w:r>
+        <w:rPr>
+          <w:rFonts w:eastAsiaTheme="minorEastAsia"/>
+        </w:rPr>
+        <w:t>Viète</w:t>
+      </w:r>
+      <w:proofErr w:type="spellEnd"/>
+      <w:r>
+        <w:rPr>
+          <w:rFonts w:eastAsiaTheme="minorEastAsia"/>
+        </w:rPr>
+        <w:t xml:space="preserve"> </w:t>
       </w:r>
       <w:r>
         <w:rPr>
@@ -7437,7 +7019,15 @@
     </w:p>
     <w:p>
       <w:r>
-        <w:t xml:space="preserve">Egyszerűbben úgy tudnánk elképzelni a fenti számítást, mint a kézi osztás (long division) műveletsorát. Itt is a legnagyobb helyiértékű számjegytől kezdve folyamatosan alulról közelítjük az eredményünket a valós értékhez. </w:t>
+        <w:t xml:space="preserve">Egyszerűbben úgy tudnánk elképzelni a fenti számítást, mint a kézi osztás (long </w:t>
+      </w:r>
+      <w:proofErr w:type="spellStart"/>
+      <w:r>
+        <w:t>division</w:t>
+      </w:r>
+      <w:proofErr w:type="spellEnd"/>
+      <w:r>
+        <w:t xml:space="preserve">) műveletsorát. Itt is a legnagyobb helyiértékű számjegytől kezdve folyamatosan alulról közelítjük az eredményünket a valós értékhez. </w:t>
       </w:r>
       <w:r>
         <w:t>Éppen</w:t>
@@ -8376,13 +7966,7 @@
                     <w:rPr>
                       <w:rFonts w:ascii="Cambria Math" w:hAnsi="Cambria Math"/>
                     </w:rPr>
-                    <m:t>a</m:t>
-                  </m:r>
-                  <m:r>
-                    <w:rPr>
-                      <w:rFonts w:ascii="Cambria Math" w:hAnsi="Cambria Math"/>
-                    </w:rPr>
-                    <m:t>∙</m:t>
+                    <m:t>a∙</m:t>
                   </m:r>
                   <m:func>
                     <m:funcPr>
@@ -8438,7 +8022,13 @@
             <w:rPr>
               <w:rFonts w:ascii="Cambria Math" w:hAnsi="Cambria Math"/>
             </w:rPr>
-            <m:t xml:space="preserve">    (x&gt;0</m:t>
+            <m:t xml:space="preserve">   </m:t>
+          </m:r>
+          <m:r>
+            <w:rPr>
+              <w:rFonts w:ascii="Cambria Math" w:hAnsi="Cambria Math"/>
+            </w:rPr>
+            <m:t>(x&gt;0</m:t>
           </m:r>
           <m:r>
             <w:rPr>
@@ -9619,19 +9209,7 @@
                 <w:rPr>
                   <w:rFonts w:ascii="Cambria Math" w:eastAsiaTheme="minorEastAsia" w:hAnsi="Cambria Math"/>
                 </w:rPr>
-                <m:t>a</m:t>
-              </m:r>
-              <m:r>
-                <w:rPr>
-                  <w:rFonts w:ascii="Cambria Math" w:eastAsiaTheme="minorEastAsia" w:hAnsi="Cambria Math"/>
-                </w:rPr>
-                <m:t>∙</m:t>
-              </m:r>
-              <m:r>
-                <w:rPr>
-                  <w:rFonts w:ascii="Cambria Math" w:eastAsiaTheme="minorEastAsia" w:hAnsi="Cambria Math"/>
-                </w:rPr>
-                <m:t>d</m:t>
+                <m:t>a∙d</m:t>
               </m:r>
             </m:num>
             <m:den>
@@ -9639,19 +9217,7 @@
                 <w:rPr>
                   <w:rFonts w:ascii="Cambria Math" w:eastAsiaTheme="minorEastAsia" w:hAnsi="Cambria Math"/>
                 </w:rPr>
-                <m:t>b</m:t>
-              </m:r>
-              <m:r>
-                <w:rPr>
-                  <w:rFonts w:ascii="Cambria Math" w:eastAsiaTheme="minorEastAsia" w:hAnsi="Cambria Math"/>
-                </w:rPr>
-                <m:t>∙</m:t>
-              </m:r>
-              <m:r>
-                <w:rPr>
-                  <w:rFonts w:ascii="Cambria Math" w:eastAsiaTheme="minorEastAsia" w:hAnsi="Cambria Math"/>
-                </w:rPr>
-                <m:t>c</m:t>
+                <m:t>b∙c</m:t>
               </m:r>
             </m:den>
           </m:f>
@@ -9754,13 +9320,7 @@
                   <w:rPr>
                     <w:rFonts w:ascii="Cambria Math" w:hAnsi="Cambria Math"/>
                   </w:rPr>
-                  <m:t>a</m:t>
-                </m:r>
-                <m:r>
-                  <w:rPr>
-                    <w:rFonts w:ascii="Cambria Math" w:hAnsi="Cambria Math"/>
-                  </w:rPr>
-                  <m:t>∙</m:t>
+                  <m:t>a∙</m:t>
                 </m:r>
                 <m:func>
                   <m:funcPr>
@@ -9868,7 +9428,39 @@
           <w:rFonts w:eastAsiaTheme="minorEastAsia"/>
           <w:iCs/>
         </w:rPr>
-        <w:t xml:space="preserve"> a bináris szétválasztás (binary splitting) alkalmazásá</w:t>
+        <w:t xml:space="preserve"> a bináris szétválasztás (</w:t>
+      </w:r>
+      <w:proofErr w:type="spellStart"/>
+      <w:r>
+        <w:rPr>
+          <w:rFonts w:eastAsiaTheme="minorEastAsia"/>
+          <w:iCs/>
+        </w:rPr>
+        <w:t>binary</w:t>
+      </w:r>
+      <w:proofErr w:type="spellEnd"/>
+      <w:r>
+        <w:rPr>
+          <w:rFonts w:eastAsiaTheme="minorEastAsia"/>
+          <w:iCs/>
+        </w:rPr>
+        <w:t xml:space="preserve"> </w:t>
+      </w:r>
+      <w:proofErr w:type="spellStart"/>
+      <w:r>
+        <w:rPr>
+          <w:rFonts w:eastAsiaTheme="minorEastAsia"/>
+          <w:iCs/>
+        </w:rPr>
+        <w:t>splitting</w:t>
+      </w:r>
+      <w:proofErr w:type="spellEnd"/>
+      <w:r>
+        <w:rPr>
+          <w:rFonts w:eastAsiaTheme="minorEastAsia"/>
+          <w:iCs/>
+        </w:rPr>
+        <w:t>) alkalmazásá</w:t>
       </w:r>
       <w:r>
         <w:rPr>
@@ -10790,7 +10382,13 @@
             <w:rPr>
               <w:rFonts w:ascii="Cambria Math" w:eastAsiaTheme="minorEastAsia" w:hAnsi="Cambria Math"/>
             </w:rPr>
-            <m:t xml:space="preserve">    (</m:t>
+            <m:t xml:space="preserve">    </m:t>
+          </m:r>
+          <m:r>
+            <w:rPr>
+              <w:rFonts w:ascii="Cambria Math" w:eastAsiaTheme="minorEastAsia" w:hAnsi="Cambria Math"/>
+            </w:rPr>
+            <m:t>(</m:t>
           </m:r>
           <m:sSub>
             <m:sSubPr>
@@ -12701,7 +12299,7 @@
           <w:rFonts w:eastAsiaTheme="minorEastAsia"/>
           <w:iCs/>
         </w:rPr>
-        <w:t xml:space="preserve"> a könyvtár a</w:t>
+        <w:t xml:space="preserve"> a könyvtár</w:t>
       </w:r>
       <w:r>
         <w:rPr>
@@ -12710,13 +12308,15 @@
         </w:rPr>
         <w:t xml:space="preserve"> </w:t>
       </w:r>
+      <w:proofErr w:type="spellStart"/>
       <w:r>
         <w:rPr>
           <w:rFonts w:eastAsiaTheme="minorEastAsia"/>
           <w:iCs/>
         </w:rPr>
-        <w:t>Srinivasa Ramanujan</w:t>
-      </w:r>
+        <w:t>Srinivasa</w:t>
+      </w:r>
+      <w:proofErr w:type="spellEnd"/>
       <w:r>
         <w:rPr>
           <w:rFonts w:eastAsiaTheme="minorEastAsia"/>
@@ -12724,12 +12324,58 @@
         </w:rPr>
         <w:t xml:space="preserve"> </w:t>
       </w:r>
+      <w:proofErr w:type="spellStart"/>
       <w:r>
         <w:rPr>
           <w:rFonts w:eastAsiaTheme="minorEastAsia"/>
           <w:iCs/>
         </w:rPr>
-        <w:t>által inspirált, Chudnovsky fivérek</w:t>
+        <w:t>Ramanujan</w:t>
+      </w:r>
+      <w:proofErr w:type="spellEnd"/>
+      <w:r>
+        <w:rPr>
+          <w:rFonts w:eastAsiaTheme="minorEastAsia"/>
+          <w:iCs/>
+        </w:rPr>
+        <w:t xml:space="preserve"> </w:t>
+      </w:r>
+      <w:r>
+        <w:rPr>
+          <w:rFonts w:eastAsiaTheme="minorEastAsia"/>
+          <w:iCs/>
+        </w:rPr>
+        <w:t>inspirált</w:t>
+      </w:r>
+      <w:r>
+        <w:rPr>
+          <w:rFonts w:eastAsiaTheme="minorEastAsia"/>
+          <w:iCs/>
+        </w:rPr>
+        <w:t>a</w:t>
+      </w:r>
+      <w:r>
+        <w:rPr>
+          <w:rFonts w:eastAsiaTheme="minorEastAsia"/>
+          <w:iCs/>
+        </w:rPr>
+        <w:t xml:space="preserve">, </w:t>
+      </w:r>
+      <w:proofErr w:type="spellStart"/>
+      <w:r>
+        <w:rPr>
+          <w:rFonts w:eastAsiaTheme="minorEastAsia"/>
+          <w:iCs/>
+        </w:rPr>
+        <w:t>Chudnovsky</w:t>
+      </w:r>
+      <w:proofErr w:type="spellEnd"/>
+      <w:r>
+        <w:rPr>
+          <w:rFonts w:eastAsiaTheme="minorEastAsia"/>
+          <w:iCs/>
+        </w:rPr>
+        <w:t xml:space="preserve"> fivérek</w:t>
       </w:r>
       <w:r>
         <w:rPr>
@@ -13031,6 +12677,1548 @@
           <w:iCs/>
         </w:rPr>
       </w:pPr>
+      <w:r>
+        <w:rPr>
+          <w:rFonts w:eastAsiaTheme="minorEastAsia"/>
+          <w:iCs/>
+        </w:rPr>
+        <w:t xml:space="preserve">Ez a formula tökéletesen illik a fentebb említett sorösszegre, így az algoritmus alkalmazható </w:t>
+      </w:r>
+      <m:oMath>
+        <m:r>
+          <w:rPr>
+            <w:rFonts w:ascii="Cambria Math" w:eastAsiaTheme="minorEastAsia" w:hAnsi="Cambria Math"/>
+          </w:rPr>
+          <m:t>n&gt;0</m:t>
+        </m:r>
+      </m:oMath>
+      <w:r>
+        <w:rPr>
+          <w:rFonts w:eastAsiaTheme="minorEastAsia"/>
+          <w:iCs/>
+        </w:rPr>
+        <w:t xml:space="preserve"> esetén </w:t>
+      </w:r>
+      <w:r>
+        <w:rPr>
+          <w:rFonts w:eastAsiaTheme="minorEastAsia"/>
+          <w:iCs/>
+        </w:rPr>
+        <w:t>a következő értékek megválasztásával:</w:t>
+      </w:r>
+    </w:p>
+    <w:p>
+      <w:pPr>
+        <w:rPr>
+          <w:rFonts w:eastAsiaTheme="minorEastAsia"/>
+          <w:iCs/>
+        </w:rPr>
+      </w:pPr>
+      <m:oMathPara>
+        <m:oMath>
+          <m:sSub>
+            <m:sSubPr>
+              <m:ctrlPr>
+                <w:rPr>
+                  <w:rFonts w:ascii="Cambria Math" w:eastAsiaTheme="minorEastAsia" w:hAnsi="Cambria Math"/>
+                  <w:i/>
+                  <w:iCs/>
+                </w:rPr>
+              </m:ctrlPr>
+            </m:sSubPr>
+            <m:e>
+              <m:r>
+                <w:rPr>
+                  <w:rFonts w:ascii="Cambria Math" w:eastAsiaTheme="minorEastAsia" w:hAnsi="Cambria Math"/>
+                </w:rPr>
+                <m:t>a</m:t>
+              </m:r>
+            </m:e>
+            <m:sub>
+              <m:r>
+                <w:rPr>
+                  <w:rFonts w:ascii="Cambria Math" w:eastAsiaTheme="minorEastAsia" w:hAnsi="Cambria Math"/>
+                </w:rPr>
+                <m:t>n</m:t>
+              </m:r>
+            </m:sub>
+          </m:sSub>
+          <m:r>
+            <w:rPr>
+              <w:rFonts w:ascii="Cambria Math" w:eastAsiaTheme="minorEastAsia" w:hAnsi="Cambria Math"/>
+            </w:rPr>
+            <m:t>=</m:t>
+          </m:r>
+          <m:r>
+            <w:rPr>
+              <w:rFonts w:ascii="Cambria Math" w:eastAsiaTheme="minorEastAsia" w:hAnsi="Cambria Math"/>
+            </w:rPr>
+            <m:t>13591409</m:t>
+          </m:r>
+          <m:r>
+            <w:rPr>
+              <w:rFonts w:ascii="Cambria Math" w:eastAsiaTheme="minorEastAsia" w:hAnsi="Cambria Math"/>
+            </w:rPr>
+            <m:t>+</m:t>
+          </m:r>
+          <m:r>
+            <w:rPr>
+              <w:rFonts w:ascii="Cambria Math" w:eastAsiaTheme="minorEastAsia" w:hAnsi="Cambria Math"/>
+            </w:rPr>
+            <m:t>545140134</m:t>
+          </m:r>
+          <m:r>
+            <w:rPr>
+              <w:rFonts w:ascii="Cambria Math" w:eastAsiaTheme="minorEastAsia" w:hAnsi="Cambria Math"/>
+            </w:rPr>
+            <m:t>n</m:t>
+          </m:r>
+        </m:oMath>
+      </m:oMathPara>
+    </w:p>
+    <w:p>
+      <w:pPr>
+        <w:rPr>
+          <w:rFonts w:eastAsiaTheme="minorEastAsia"/>
+          <w:iCs/>
+        </w:rPr>
+      </w:pPr>
+      <m:oMathPara>
+        <m:oMath>
+          <m:sSub>
+            <m:sSubPr>
+              <m:ctrlPr>
+                <w:rPr>
+                  <w:rFonts w:ascii="Cambria Math" w:eastAsiaTheme="minorEastAsia" w:hAnsi="Cambria Math"/>
+                  <w:i/>
+                  <w:iCs/>
+                </w:rPr>
+              </m:ctrlPr>
+            </m:sSubPr>
+            <m:e>
+              <m:r>
+                <w:rPr>
+                  <w:rFonts w:ascii="Cambria Math" w:eastAsiaTheme="minorEastAsia" w:hAnsi="Cambria Math"/>
+                </w:rPr>
+                <m:t>b</m:t>
+              </m:r>
+            </m:e>
+            <m:sub>
+              <m:r>
+                <w:rPr>
+                  <w:rFonts w:ascii="Cambria Math" w:eastAsiaTheme="minorEastAsia" w:hAnsi="Cambria Math"/>
+                </w:rPr>
+                <m:t>n</m:t>
+              </m:r>
+            </m:sub>
+          </m:sSub>
+          <m:r>
+            <w:rPr>
+              <w:rFonts w:ascii="Cambria Math" w:eastAsiaTheme="minorEastAsia" w:hAnsi="Cambria Math"/>
+            </w:rPr>
+            <m:t>=</m:t>
+          </m:r>
+          <m:r>
+            <w:rPr>
+              <w:rFonts w:ascii="Cambria Math" w:eastAsiaTheme="minorEastAsia" w:hAnsi="Cambria Math"/>
+            </w:rPr>
+            <m:t>1</m:t>
+          </m:r>
+        </m:oMath>
+      </m:oMathPara>
+    </w:p>
+    <w:p>
+      <w:pPr>
+        <w:rPr>
+          <w:rFonts w:eastAsiaTheme="minorEastAsia"/>
+          <w:iCs/>
+        </w:rPr>
+      </w:pPr>
+      <m:oMathPara>
+        <m:oMath>
+          <m:sSub>
+            <m:sSubPr>
+              <m:ctrlPr>
+                <w:rPr>
+                  <w:rFonts w:ascii="Cambria Math" w:eastAsiaTheme="minorEastAsia" w:hAnsi="Cambria Math"/>
+                  <w:i/>
+                  <w:iCs/>
+                </w:rPr>
+              </m:ctrlPr>
+            </m:sSubPr>
+            <m:e>
+              <m:r>
+                <w:rPr>
+                  <w:rFonts w:ascii="Cambria Math" w:eastAsiaTheme="minorEastAsia" w:hAnsi="Cambria Math"/>
+                </w:rPr>
+                <m:t>p</m:t>
+              </m:r>
+            </m:e>
+            <m:sub>
+              <m:r>
+                <w:rPr>
+                  <w:rFonts w:ascii="Cambria Math" w:eastAsiaTheme="minorEastAsia" w:hAnsi="Cambria Math"/>
+                </w:rPr>
+                <m:t>0</m:t>
+              </m:r>
+            </m:sub>
+          </m:sSub>
+          <m:r>
+            <w:rPr>
+              <w:rFonts w:ascii="Cambria Math" w:eastAsiaTheme="minorEastAsia" w:hAnsi="Cambria Math"/>
+            </w:rPr>
+            <m:t>=</m:t>
+          </m:r>
+          <m:r>
+            <w:rPr>
+              <w:rFonts w:ascii="Cambria Math" w:eastAsiaTheme="minorEastAsia" w:hAnsi="Cambria Math"/>
+            </w:rPr>
+            <m:t xml:space="preserve">1,  </m:t>
+          </m:r>
+          <m:sSub>
+            <m:sSubPr>
+              <m:ctrlPr>
+                <w:rPr>
+                  <w:rFonts w:ascii="Cambria Math" w:eastAsiaTheme="minorEastAsia" w:hAnsi="Cambria Math"/>
+                  <w:i/>
+                  <w:iCs/>
+                </w:rPr>
+              </m:ctrlPr>
+            </m:sSubPr>
+            <m:e>
+              <m:r>
+                <w:rPr>
+                  <w:rFonts w:ascii="Cambria Math" w:eastAsiaTheme="minorEastAsia" w:hAnsi="Cambria Math"/>
+                </w:rPr>
+                <m:t>p</m:t>
+              </m:r>
+            </m:e>
+            <m:sub>
+              <m:r>
+                <w:rPr>
+                  <w:rFonts w:ascii="Cambria Math" w:eastAsiaTheme="minorEastAsia" w:hAnsi="Cambria Math"/>
+                </w:rPr>
+                <m:t>n</m:t>
+              </m:r>
+            </m:sub>
+          </m:sSub>
+          <m:r>
+            <w:rPr>
+              <w:rFonts w:ascii="Cambria Math" w:eastAsiaTheme="minorEastAsia" w:hAnsi="Cambria Math"/>
+            </w:rPr>
+            <m:t>=</m:t>
+          </m:r>
+          <m:r>
+            <w:rPr>
+              <w:rFonts w:ascii="Cambria Math" w:eastAsiaTheme="minorEastAsia" w:hAnsi="Cambria Math"/>
+            </w:rPr>
+            <m:t>-</m:t>
+          </m:r>
+          <m:r>
+            <w:rPr>
+              <w:rFonts w:ascii="Cambria Math" w:eastAsiaTheme="minorEastAsia" w:hAnsi="Cambria Math"/>
+            </w:rPr>
+            <m:t>(6</m:t>
+          </m:r>
+          <m:r>
+            <w:rPr>
+              <w:rFonts w:ascii="Cambria Math" w:eastAsiaTheme="minorEastAsia" w:hAnsi="Cambria Math"/>
+            </w:rPr>
+            <m:t>n</m:t>
+          </m:r>
+          <m:r>
+            <w:rPr>
+              <w:rFonts w:ascii="Cambria Math" w:eastAsiaTheme="minorEastAsia" w:hAnsi="Cambria Math"/>
+            </w:rPr>
+            <m:t>-5)(2</m:t>
+          </m:r>
+          <m:r>
+            <w:rPr>
+              <w:rFonts w:ascii="Cambria Math" w:eastAsiaTheme="minorEastAsia" w:hAnsi="Cambria Math"/>
+            </w:rPr>
+            <m:t>n</m:t>
+          </m:r>
+          <m:r>
+            <w:rPr>
+              <w:rFonts w:ascii="Cambria Math" w:eastAsiaTheme="minorEastAsia" w:hAnsi="Cambria Math"/>
+            </w:rPr>
+            <m:t>-1)(6</m:t>
+          </m:r>
+          <m:r>
+            <w:rPr>
+              <w:rFonts w:ascii="Cambria Math" w:eastAsiaTheme="minorEastAsia" w:hAnsi="Cambria Math"/>
+            </w:rPr>
+            <m:t>n</m:t>
+          </m:r>
+          <m:r>
+            <w:rPr>
+              <w:rFonts w:ascii="Cambria Math" w:eastAsiaTheme="minorEastAsia" w:hAnsi="Cambria Math"/>
+            </w:rPr>
+            <m:t>-1)</m:t>
+          </m:r>
+        </m:oMath>
+      </m:oMathPara>
+    </w:p>
+    <w:p>
+      <w:pPr>
+        <w:rPr>
+          <w:rFonts w:eastAsiaTheme="minorEastAsia"/>
+          <w:iCs/>
+        </w:rPr>
+      </w:pPr>
+      <m:oMathPara>
+        <m:oMath>
+          <m:sSub>
+            <m:sSubPr>
+              <m:ctrlPr>
+                <w:rPr>
+                  <w:rFonts w:ascii="Cambria Math" w:eastAsiaTheme="minorEastAsia" w:hAnsi="Cambria Math"/>
+                  <w:i/>
+                  <w:iCs/>
+                </w:rPr>
+              </m:ctrlPr>
+            </m:sSubPr>
+            <m:e>
+              <m:r>
+                <w:rPr>
+                  <w:rFonts w:ascii="Cambria Math" w:eastAsiaTheme="minorEastAsia" w:hAnsi="Cambria Math"/>
+                </w:rPr>
+                <m:t>q</m:t>
+              </m:r>
+            </m:e>
+            <m:sub>
+              <m:r>
+                <w:rPr>
+                  <w:rFonts w:ascii="Cambria Math" w:eastAsiaTheme="minorEastAsia" w:hAnsi="Cambria Math"/>
+                </w:rPr>
+                <m:t>0</m:t>
+              </m:r>
+            </m:sub>
+          </m:sSub>
+          <m:r>
+            <w:rPr>
+              <w:rFonts w:ascii="Cambria Math" w:eastAsiaTheme="minorEastAsia" w:hAnsi="Cambria Math"/>
+            </w:rPr>
+            <m:t>=</m:t>
+          </m:r>
+          <m:r>
+            <w:rPr>
+              <w:rFonts w:ascii="Cambria Math" w:eastAsiaTheme="minorEastAsia" w:hAnsi="Cambria Math"/>
+            </w:rPr>
+            <m:t xml:space="preserve">1,  </m:t>
+          </m:r>
+          <m:sSub>
+            <m:sSubPr>
+              <m:ctrlPr>
+                <w:rPr>
+                  <w:rFonts w:ascii="Cambria Math" w:eastAsiaTheme="minorEastAsia" w:hAnsi="Cambria Math"/>
+                  <w:i/>
+                  <w:iCs/>
+                </w:rPr>
+              </m:ctrlPr>
+            </m:sSubPr>
+            <m:e>
+              <m:r>
+                <w:rPr>
+                  <w:rFonts w:ascii="Cambria Math" w:eastAsiaTheme="minorEastAsia" w:hAnsi="Cambria Math"/>
+                </w:rPr>
+                <m:t>q</m:t>
+              </m:r>
+            </m:e>
+            <m:sub>
+              <m:r>
+                <w:rPr>
+                  <w:rFonts w:ascii="Cambria Math" w:eastAsiaTheme="minorEastAsia" w:hAnsi="Cambria Math"/>
+                </w:rPr>
+                <m:t>n</m:t>
+              </m:r>
+            </m:sub>
+          </m:sSub>
+          <m:r>
+            <w:rPr>
+              <w:rFonts w:ascii="Cambria Math" w:eastAsiaTheme="minorEastAsia" w:hAnsi="Cambria Math"/>
+            </w:rPr>
+            <m:t>=</m:t>
+          </m:r>
+          <m:f>
+            <m:fPr>
+              <m:ctrlPr>
+                <w:rPr>
+                  <w:rFonts w:ascii="Cambria Math" w:eastAsiaTheme="minorEastAsia" w:hAnsi="Cambria Math"/>
+                  <w:i/>
+                  <w:iCs/>
+                </w:rPr>
+              </m:ctrlPr>
+            </m:fPr>
+            <m:num>
+              <m:sSup>
+                <m:sSupPr>
+                  <m:ctrlPr>
+                    <w:rPr>
+                      <w:rFonts w:ascii="Cambria Math" w:eastAsiaTheme="minorEastAsia" w:hAnsi="Cambria Math"/>
+                      <w:i/>
+                      <w:iCs/>
+                    </w:rPr>
+                  </m:ctrlPr>
+                </m:sSupPr>
+                <m:e>
+                  <m:r>
+                    <w:rPr>
+                      <w:rFonts w:ascii="Cambria Math" w:eastAsiaTheme="minorEastAsia" w:hAnsi="Cambria Math"/>
+                    </w:rPr>
+                    <m:t>640320</m:t>
+                  </m:r>
+                </m:e>
+                <m:sup>
+                  <m:r>
+                    <w:rPr>
+                      <w:rFonts w:ascii="Cambria Math" w:eastAsiaTheme="minorEastAsia" w:hAnsi="Cambria Math"/>
+                    </w:rPr>
+                    <m:t>3</m:t>
+                  </m:r>
+                </m:sup>
+              </m:sSup>
+            </m:num>
+            <m:den>
+              <m:r>
+                <w:rPr>
+                  <w:rFonts w:ascii="Cambria Math" w:eastAsiaTheme="minorEastAsia" w:hAnsi="Cambria Math"/>
+                </w:rPr>
+                <m:t>24</m:t>
+              </m:r>
+            </m:den>
+          </m:f>
+          <m:sSup>
+            <m:sSupPr>
+              <m:ctrlPr>
+                <w:rPr>
+                  <w:rFonts w:ascii="Cambria Math" w:eastAsiaTheme="minorEastAsia" w:hAnsi="Cambria Math"/>
+                  <w:i/>
+                  <w:iCs/>
+                </w:rPr>
+              </m:ctrlPr>
+            </m:sSupPr>
+            <m:e>
+              <m:r>
+                <w:rPr>
+                  <w:rFonts w:ascii="Cambria Math" w:eastAsiaTheme="minorEastAsia" w:hAnsi="Cambria Math"/>
+                </w:rPr>
+                <m:t>n</m:t>
+              </m:r>
+            </m:e>
+            <m:sup>
+              <m:r>
+                <w:rPr>
+                  <w:rFonts w:ascii="Cambria Math" w:eastAsiaTheme="minorEastAsia" w:hAnsi="Cambria Math"/>
+                </w:rPr>
+                <m:t>3</m:t>
+              </m:r>
+            </m:sup>
+          </m:sSup>
+          <m:r>
+            <w:rPr>
+              <w:rFonts w:ascii="Cambria Math" w:eastAsiaTheme="minorEastAsia" w:hAnsi="Cambria Math"/>
+            </w:rPr>
+            <m:t>=</m:t>
+          </m:r>
+          <m:r>
+            <w:rPr>
+              <w:rFonts w:ascii="Cambria Math" w:eastAsiaTheme="minorEastAsia" w:hAnsi="Cambria Math"/>
+            </w:rPr>
+            <m:t>10939058860032000</m:t>
+          </m:r>
+          <m:sSup>
+            <m:sSupPr>
+              <m:ctrlPr>
+                <w:rPr>
+                  <w:rFonts w:ascii="Cambria Math" w:eastAsiaTheme="minorEastAsia" w:hAnsi="Cambria Math"/>
+                  <w:i/>
+                  <w:iCs/>
+                </w:rPr>
+              </m:ctrlPr>
+            </m:sSupPr>
+            <m:e>
+              <m:r>
+                <w:rPr>
+                  <w:rFonts w:ascii="Cambria Math" w:eastAsiaTheme="minorEastAsia" w:hAnsi="Cambria Math"/>
+                </w:rPr>
+                <m:t>n</m:t>
+              </m:r>
+            </m:e>
+            <m:sup>
+              <m:r>
+                <w:rPr>
+                  <w:rFonts w:ascii="Cambria Math" w:eastAsiaTheme="minorEastAsia" w:hAnsi="Cambria Math"/>
+                </w:rPr>
+                <m:t>3</m:t>
+              </m:r>
+            </m:sup>
+          </m:sSup>
+        </m:oMath>
+      </m:oMathPara>
+    </w:p>
+    <w:p>
+      <w:pPr>
+        <w:rPr>
+          <w:rFonts w:eastAsiaTheme="minorEastAsia"/>
+          <w:iCs/>
+        </w:rPr>
+      </w:pPr>
+      <w:r>
+        <w:rPr>
+          <w:rFonts w:eastAsiaTheme="minorEastAsia"/>
+          <w:iCs/>
+        </w:rPr>
+        <w:t xml:space="preserve">Mivel a </w:t>
+      </w:r>
+      <m:oMath>
+        <m:sSub>
+          <m:sSubPr>
+            <m:ctrlPr>
+              <w:rPr>
+                <w:rFonts w:ascii="Cambria Math" w:eastAsiaTheme="minorEastAsia" w:hAnsi="Cambria Math"/>
+                <w:i/>
+                <w:iCs/>
+              </w:rPr>
+            </m:ctrlPr>
+          </m:sSubPr>
+          <m:e>
+            <m:r>
+              <w:rPr>
+                <w:rFonts w:ascii="Cambria Math" w:eastAsiaTheme="minorEastAsia" w:hAnsi="Cambria Math"/>
+              </w:rPr>
+              <m:t>b</m:t>
+            </m:r>
+          </m:e>
+          <m:sub>
+            <m:r>
+              <w:rPr>
+                <w:rFonts w:ascii="Cambria Math" w:eastAsiaTheme="minorEastAsia" w:hAnsi="Cambria Math"/>
+              </w:rPr>
+              <m:t>n</m:t>
+            </m:r>
+          </m:sub>
+        </m:sSub>
+      </m:oMath>
+      <w:r>
+        <w:rPr>
+          <w:rFonts w:eastAsiaTheme="minorEastAsia"/>
+          <w:iCs/>
+        </w:rPr>
+        <w:t xml:space="preserve"> sorozat folytonosan 1 és mivel csak szorzásokban vesz részt, így az algoritmusból elhagyható.</w:t>
+      </w:r>
+      <w:r>
+        <w:rPr>
+          <w:rFonts w:eastAsiaTheme="minorEastAsia"/>
+          <w:iCs/>
+        </w:rPr>
+        <w:t xml:space="preserve"> A fenti képletből adódóan az egyszerűsödött képlet így néz ki:</w:t>
+      </w:r>
+    </w:p>
+    <w:p>
+      <w:pPr>
+        <w:rPr>
+          <w:rFonts w:eastAsiaTheme="minorEastAsia"/>
+          <w:iCs/>
+        </w:rPr>
+      </w:pPr>
+      <m:oMathPara>
+        <m:oMath>
+          <m:f>
+            <m:fPr>
+              <m:ctrlPr>
+                <w:rPr>
+                  <w:rFonts w:ascii="Cambria Math" w:eastAsiaTheme="minorEastAsia" w:hAnsi="Cambria Math"/>
+                  <w:i/>
+                  <w:iCs/>
+                </w:rPr>
+              </m:ctrlPr>
+            </m:fPr>
+            <m:num>
+              <m:r>
+                <w:rPr>
+                  <w:rFonts w:ascii="Cambria Math" w:eastAsiaTheme="minorEastAsia" w:hAnsi="Cambria Math"/>
+                </w:rPr>
+                <m:t>1</m:t>
+              </m:r>
+            </m:num>
+            <m:den>
+              <m:r>
+                <w:rPr>
+                  <w:rFonts w:ascii="Cambria Math" w:eastAsiaTheme="minorEastAsia" w:hAnsi="Cambria Math"/>
+                </w:rPr>
+                <m:t>π</m:t>
+              </m:r>
+            </m:den>
+          </m:f>
+          <m:r>
+            <w:rPr>
+              <w:rFonts w:ascii="Cambria Math" w:eastAsiaTheme="minorEastAsia" w:hAnsi="Cambria Math"/>
+            </w:rPr>
+            <m:t>=</m:t>
+          </m:r>
+          <m:f>
+            <m:fPr>
+              <m:ctrlPr>
+                <w:rPr>
+                  <w:rFonts w:ascii="Cambria Math" w:eastAsiaTheme="minorEastAsia" w:hAnsi="Cambria Math"/>
+                  <w:i/>
+                  <w:iCs/>
+                </w:rPr>
+              </m:ctrlPr>
+            </m:fPr>
+            <m:num>
+              <m:rad>
+                <m:radPr>
+                  <m:degHide m:val="1"/>
+                  <m:ctrlPr>
+                    <w:rPr>
+                      <w:rFonts w:ascii="Cambria Math" w:eastAsiaTheme="minorEastAsia" w:hAnsi="Cambria Math"/>
+                      <w:i/>
+                      <w:iCs/>
+                    </w:rPr>
+                  </m:ctrlPr>
+                </m:radPr>
+                <m:deg/>
+                <m:e>
+                  <m:r>
+                    <w:rPr>
+                      <w:rFonts w:ascii="Cambria Math" w:eastAsiaTheme="minorEastAsia" w:hAnsi="Cambria Math"/>
+                    </w:rPr>
+                    <m:t>10005</m:t>
+                  </m:r>
+                </m:e>
+              </m:rad>
+            </m:num>
+            <m:den>
+              <m:r>
+                <w:rPr>
+                  <w:rFonts w:ascii="Cambria Math" w:eastAsiaTheme="minorEastAsia" w:hAnsi="Cambria Math"/>
+                </w:rPr>
+                <m:t>427093440</m:t>
+              </m:r>
+              <m:r>
+                <w:rPr>
+                  <w:rFonts w:ascii="Cambria Math" w:eastAsiaTheme="minorEastAsia" w:hAnsi="Cambria Math"/>
+                </w:rPr>
+                <m:t>0</m:t>
+              </m:r>
+            </m:den>
+          </m:f>
+          <m:r>
+            <w:rPr>
+              <w:rFonts w:ascii="Cambria Math" w:eastAsiaTheme="minorEastAsia" w:hAnsi="Cambria Math"/>
+            </w:rPr>
+            <m:t>∙</m:t>
+          </m:r>
+          <m:f>
+            <m:fPr>
+              <m:ctrlPr>
+                <w:rPr>
+                  <w:rFonts w:ascii="Cambria Math" w:eastAsiaTheme="minorEastAsia" w:hAnsi="Cambria Math"/>
+                  <w:i/>
+                  <w:iCs/>
+                </w:rPr>
+              </m:ctrlPr>
+            </m:fPr>
+            <m:num>
+              <m:r>
+                <w:rPr>
+                  <w:rFonts w:ascii="Cambria Math" w:eastAsiaTheme="minorEastAsia" w:hAnsi="Cambria Math"/>
+                </w:rPr>
+                <m:t>T</m:t>
+              </m:r>
+            </m:num>
+            <m:den>
+              <m:r>
+                <w:rPr>
+                  <w:rFonts w:ascii="Cambria Math" w:eastAsiaTheme="minorEastAsia" w:hAnsi="Cambria Math"/>
+                </w:rPr>
+                <m:t>Q</m:t>
+              </m:r>
+            </m:den>
+          </m:f>
+          <m:r>
+            <w:rPr>
+              <w:rFonts w:ascii="Cambria Math" w:eastAsiaTheme="minorEastAsia" w:hAnsi="Cambria Math"/>
+            </w:rPr>
+            <m:t xml:space="preserve"> =</m:t>
+          </m:r>
+          <m:f>
+            <m:fPr>
+              <m:ctrlPr>
+                <w:rPr>
+                  <w:rFonts w:ascii="Cambria Math" w:eastAsiaTheme="minorEastAsia" w:hAnsi="Cambria Math"/>
+                  <w:i/>
+                  <w:iCs/>
+                </w:rPr>
+              </m:ctrlPr>
+            </m:fPr>
+            <m:num>
+              <m:rad>
+                <m:radPr>
+                  <m:degHide m:val="1"/>
+                  <m:ctrlPr>
+                    <w:rPr>
+                      <w:rFonts w:ascii="Cambria Math" w:eastAsiaTheme="minorEastAsia" w:hAnsi="Cambria Math"/>
+                      <w:i/>
+                      <w:iCs/>
+                    </w:rPr>
+                  </m:ctrlPr>
+                </m:radPr>
+                <m:deg/>
+                <m:e>
+                  <m:r>
+                    <w:rPr>
+                      <w:rFonts w:ascii="Cambria Math" w:eastAsiaTheme="minorEastAsia" w:hAnsi="Cambria Math"/>
+                    </w:rPr>
+                    <m:t>10005</m:t>
+                  </m:r>
+                </m:e>
+              </m:rad>
+              <m:r>
+                <w:rPr>
+                  <w:rFonts w:ascii="Cambria Math" w:eastAsiaTheme="minorEastAsia" w:hAnsi="Cambria Math"/>
+                </w:rPr>
+                <m:t>∙</m:t>
+              </m:r>
+              <m:r>
+                <w:rPr>
+                  <w:rFonts w:ascii="Cambria Math" w:eastAsiaTheme="minorEastAsia" w:hAnsi="Cambria Math"/>
+                </w:rPr>
+                <m:t>T</m:t>
+              </m:r>
+            </m:num>
+            <m:den>
+              <m:r>
+                <w:rPr>
+                  <w:rFonts w:ascii="Cambria Math" w:eastAsiaTheme="minorEastAsia" w:hAnsi="Cambria Math"/>
+                </w:rPr>
+                <m:t>4270934400</m:t>
+              </m:r>
+              <m:r>
+                <w:rPr>
+                  <w:rFonts w:ascii="Cambria Math" w:eastAsiaTheme="minorEastAsia" w:hAnsi="Cambria Math"/>
+                </w:rPr>
+                <m:t>∙</m:t>
+              </m:r>
+              <m:r>
+                <w:rPr>
+                  <w:rFonts w:ascii="Cambria Math" w:eastAsiaTheme="minorEastAsia" w:hAnsi="Cambria Math"/>
+                </w:rPr>
+                <m:t>Q</m:t>
+              </m:r>
+            </m:den>
+          </m:f>
+        </m:oMath>
+      </m:oMathPara>
+    </w:p>
+    <w:p>
+      <w:pPr>
+        <w:rPr>
+          <w:rFonts w:eastAsiaTheme="minorEastAsia"/>
+          <w:iCs/>
+        </w:rPr>
+      </w:pPr>
+      <w:r>
+        <w:rPr>
+          <w:rFonts w:eastAsiaTheme="minorEastAsia"/>
+          <w:iCs/>
+        </w:rPr>
+        <w:t>A végeredmény pedig úgy jön ki, hogy reciprokot vonunk</w:t>
+      </w:r>
+      <w:r>
+        <w:rPr>
+          <w:rFonts w:eastAsiaTheme="minorEastAsia"/>
+          <w:iCs/>
+        </w:rPr>
+        <w:t xml:space="preserve"> és egyszerűsítünk</w:t>
+      </w:r>
+      <w:r>
+        <w:rPr>
+          <w:rFonts w:eastAsiaTheme="minorEastAsia"/>
+          <w:iCs/>
+        </w:rPr>
+        <w:t>, vagyis:</w:t>
+      </w:r>
+    </w:p>
+    <w:p>
+      <w:pPr>
+        <w:rPr>
+          <w:rFonts w:eastAsiaTheme="minorEastAsia"/>
+          <w:iCs/>
+        </w:rPr>
+      </w:pPr>
+      <m:oMathPara>
+        <m:oMathParaPr>
+          <m:jc m:val="center"/>
+        </m:oMathParaPr>
+        <m:oMath>
+          <m:r>
+            <w:rPr>
+              <w:rFonts w:ascii="Cambria Math" w:eastAsiaTheme="minorEastAsia" w:hAnsi="Cambria Math"/>
+            </w:rPr>
+            <m:t>π=</m:t>
+          </m:r>
+          <m:f>
+            <m:fPr>
+              <m:ctrlPr>
+                <w:rPr>
+                  <w:rFonts w:ascii="Cambria Math" w:eastAsiaTheme="minorEastAsia" w:hAnsi="Cambria Math"/>
+                  <w:i/>
+                  <w:iCs/>
+                </w:rPr>
+              </m:ctrlPr>
+            </m:fPr>
+            <m:num>
+              <m:r>
+                <w:rPr>
+                  <w:rFonts w:ascii="Cambria Math" w:eastAsiaTheme="minorEastAsia" w:hAnsi="Cambria Math"/>
+                </w:rPr>
+                <m:t>4270934400</m:t>
+              </m:r>
+              <m:r>
+                <w:rPr>
+                  <w:rFonts w:ascii="Cambria Math" w:eastAsiaTheme="minorEastAsia" w:hAnsi="Cambria Math"/>
+                </w:rPr>
+                <m:t>∙</m:t>
+              </m:r>
+              <m:r>
+                <w:rPr>
+                  <w:rFonts w:ascii="Cambria Math" w:eastAsiaTheme="minorEastAsia" w:hAnsi="Cambria Math"/>
+                </w:rPr>
+                <m:t>Q</m:t>
+              </m:r>
+            </m:num>
+            <m:den>
+              <m:rad>
+                <m:radPr>
+                  <m:degHide m:val="1"/>
+                  <m:ctrlPr>
+                    <w:rPr>
+                      <w:rFonts w:ascii="Cambria Math" w:eastAsiaTheme="minorEastAsia" w:hAnsi="Cambria Math"/>
+                      <w:i/>
+                      <w:iCs/>
+                    </w:rPr>
+                  </m:ctrlPr>
+                </m:radPr>
+                <m:deg/>
+                <m:e>
+                  <m:r>
+                    <w:rPr>
+                      <w:rFonts w:ascii="Cambria Math" w:eastAsiaTheme="minorEastAsia" w:hAnsi="Cambria Math"/>
+                    </w:rPr>
+                    <m:t>10005</m:t>
+                  </m:r>
+                </m:e>
+              </m:rad>
+              <m:r>
+                <w:rPr>
+                  <w:rFonts w:ascii="Cambria Math" w:eastAsiaTheme="minorEastAsia" w:hAnsi="Cambria Math"/>
+                </w:rPr>
+                <m:t>∙</m:t>
+              </m:r>
+              <m:r>
+                <w:rPr>
+                  <w:rFonts w:ascii="Cambria Math" w:eastAsiaTheme="minorEastAsia" w:hAnsi="Cambria Math"/>
+                </w:rPr>
+                <m:t>T</m:t>
+              </m:r>
+            </m:den>
+          </m:f>
+          <m:r>
+            <w:rPr>
+              <w:rFonts w:ascii="Cambria Math" w:eastAsiaTheme="minorEastAsia" w:hAnsi="Cambria Math"/>
+            </w:rPr>
+            <m:t>=</m:t>
+          </m:r>
+          <m:f>
+            <m:fPr>
+              <m:ctrlPr>
+                <w:rPr>
+                  <w:rFonts w:ascii="Cambria Math" w:eastAsiaTheme="minorEastAsia" w:hAnsi="Cambria Math"/>
+                  <w:i/>
+                  <w:iCs/>
+                </w:rPr>
+              </m:ctrlPr>
+            </m:fPr>
+            <m:num>
+              <m:rad>
+                <m:radPr>
+                  <m:degHide m:val="1"/>
+                  <m:ctrlPr>
+                    <w:rPr>
+                      <w:rFonts w:ascii="Cambria Math" w:eastAsiaTheme="minorEastAsia" w:hAnsi="Cambria Math"/>
+                      <w:i/>
+                      <w:iCs/>
+                    </w:rPr>
+                  </m:ctrlPr>
+                </m:radPr>
+                <m:deg/>
+                <m:e>
+                  <m:r>
+                    <w:rPr>
+                      <w:rFonts w:ascii="Cambria Math" w:eastAsiaTheme="minorEastAsia" w:hAnsi="Cambria Math"/>
+                    </w:rPr>
+                    <m:t>10005</m:t>
+                  </m:r>
+                </m:e>
+              </m:rad>
+              <m:r>
+                <w:rPr>
+                  <w:rFonts w:ascii="Cambria Math" w:eastAsiaTheme="minorEastAsia" w:hAnsi="Cambria Math"/>
+                </w:rPr>
+                <m:t>∙</m:t>
+              </m:r>
+              <m:r>
+                <w:rPr>
+                  <w:rFonts w:ascii="Cambria Math" w:eastAsiaTheme="minorEastAsia" w:hAnsi="Cambria Math"/>
+                </w:rPr>
+                <m:t>4270934400</m:t>
+              </m:r>
+              <m:r>
+                <w:rPr>
+                  <w:rFonts w:ascii="Cambria Math" w:eastAsiaTheme="minorEastAsia" w:hAnsi="Cambria Math"/>
+                </w:rPr>
+                <m:t>∙</m:t>
+              </m:r>
+              <m:r>
+                <w:rPr>
+                  <w:rFonts w:ascii="Cambria Math" w:eastAsiaTheme="minorEastAsia" w:hAnsi="Cambria Math"/>
+                </w:rPr>
+                <m:t>Q</m:t>
+              </m:r>
+            </m:num>
+            <m:den>
+              <m:rad>
+                <m:radPr>
+                  <m:degHide m:val="1"/>
+                  <m:ctrlPr>
+                    <w:rPr>
+                      <w:rFonts w:ascii="Cambria Math" w:eastAsiaTheme="minorEastAsia" w:hAnsi="Cambria Math"/>
+                      <w:i/>
+                      <w:iCs/>
+                    </w:rPr>
+                  </m:ctrlPr>
+                </m:radPr>
+                <m:deg/>
+                <m:e>
+                  <m:r>
+                    <w:rPr>
+                      <w:rFonts w:ascii="Cambria Math" w:eastAsiaTheme="minorEastAsia" w:hAnsi="Cambria Math"/>
+                    </w:rPr>
+                    <m:t>10005</m:t>
+                  </m:r>
+                </m:e>
+              </m:rad>
+              <m:r>
+                <w:rPr>
+                  <w:rFonts w:ascii="Cambria Math" w:eastAsiaTheme="minorEastAsia" w:hAnsi="Cambria Math"/>
+                </w:rPr>
+                <m:t>∙</m:t>
+              </m:r>
+              <m:rad>
+                <m:radPr>
+                  <m:degHide m:val="1"/>
+                  <m:ctrlPr>
+                    <w:rPr>
+                      <w:rFonts w:ascii="Cambria Math" w:eastAsiaTheme="minorEastAsia" w:hAnsi="Cambria Math"/>
+                      <w:i/>
+                      <w:iCs/>
+                    </w:rPr>
+                  </m:ctrlPr>
+                </m:radPr>
+                <m:deg/>
+                <m:e>
+                  <m:r>
+                    <w:rPr>
+                      <w:rFonts w:ascii="Cambria Math" w:eastAsiaTheme="minorEastAsia" w:hAnsi="Cambria Math"/>
+                    </w:rPr>
+                    <m:t>10005</m:t>
+                  </m:r>
+                </m:e>
+              </m:rad>
+              <m:r>
+                <w:rPr>
+                  <w:rFonts w:ascii="Cambria Math" w:eastAsiaTheme="minorEastAsia" w:hAnsi="Cambria Math"/>
+                </w:rPr>
+                <m:t>∙</m:t>
+              </m:r>
+              <m:r>
+                <w:rPr>
+                  <w:rFonts w:ascii="Cambria Math" w:eastAsiaTheme="minorEastAsia" w:hAnsi="Cambria Math"/>
+                </w:rPr>
+                <m:t>T</m:t>
+              </m:r>
+            </m:den>
+          </m:f>
+          <m:r>
+            <w:rPr>
+              <w:rFonts w:ascii="Cambria Math" w:eastAsiaTheme="minorEastAsia" w:hAnsi="Cambria Math"/>
+            </w:rPr>
+            <m:t>=</m:t>
+          </m:r>
+          <m:f>
+            <m:fPr>
+              <m:ctrlPr>
+                <w:rPr>
+                  <w:rFonts w:ascii="Cambria Math" w:eastAsiaTheme="minorEastAsia" w:hAnsi="Cambria Math"/>
+                  <w:i/>
+                  <w:iCs/>
+                </w:rPr>
+              </m:ctrlPr>
+            </m:fPr>
+            <m:num>
+              <m:rad>
+                <m:radPr>
+                  <m:degHide m:val="1"/>
+                  <m:ctrlPr>
+                    <w:rPr>
+                      <w:rFonts w:ascii="Cambria Math" w:eastAsiaTheme="minorEastAsia" w:hAnsi="Cambria Math"/>
+                      <w:i/>
+                      <w:iCs/>
+                    </w:rPr>
+                  </m:ctrlPr>
+                </m:radPr>
+                <m:deg/>
+                <m:e>
+                  <m:r>
+                    <w:rPr>
+                      <w:rFonts w:ascii="Cambria Math" w:eastAsiaTheme="minorEastAsia" w:hAnsi="Cambria Math"/>
+                    </w:rPr>
+                    <m:t>10005</m:t>
+                  </m:r>
+                </m:e>
+              </m:rad>
+              <m:r>
+                <w:rPr>
+                  <w:rFonts w:ascii="Cambria Math" w:eastAsiaTheme="minorEastAsia" w:hAnsi="Cambria Math"/>
+                </w:rPr>
+                <m:t>∙</m:t>
+              </m:r>
+              <m:r>
+                <w:rPr>
+                  <w:rFonts w:ascii="Cambria Math" w:eastAsiaTheme="minorEastAsia" w:hAnsi="Cambria Math"/>
+                </w:rPr>
+                <m:t>4270934400</m:t>
+              </m:r>
+              <m:r>
+                <w:rPr>
+                  <w:rFonts w:ascii="Cambria Math" w:eastAsiaTheme="minorEastAsia" w:hAnsi="Cambria Math"/>
+                </w:rPr>
+                <m:t>∙</m:t>
+              </m:r>
+              <m:r>
+                <w:rPr>
+                  <w:rFonts w:ascii="Cambria Math" w:eastAsiaTheme="minorEastAsia" w:hAnsi="Cambria Math"/>
+                </w:rPr>
+                <m:t>Q</m:t>
+              </m:r>
+            </m:num>
+            <m:den>
+              <m:r>
+                <w:rPr>
+                  <w:rFonts w:ascii="Cambria Math" w:eastAsiaTheme="minorEastAsia" w:hAnsi="Cambria Math"/>
+                </w:rPr>
+                <m:t>10005</m:t>
+              </m:r>
+              <m:r>
+                <w:rPr>
+                  <w:rFonts w:ascii="Cambria Math" w:eastAsiaTheme="minorEastAsia" w:hAnsi="Cambria Math"/>
+                </w:rPr>
+                <m:t>∙</m:t>
+              </m:r>
+              <m:r>
+                <w:rPr>
+                  <w:rFonts w:ascii="Cambria Math" w:eastAsiaTheme="minorEastAsia" w:hAnsi="Cambria Math"/>
+                </w:rPr>
+                <m:t>T</m:t>
+              </m:r>
+            </m:den>
+          </m:f>
+          <m:r>
+            <w:rPr>
+              <w:rFonts w:ascii="Cambria Math" w:eastAsiaTheme="minorEastAsia" w:hAnsi="Cambria Math"/>
+            </w:rPr>
+            <m:t>=</m:t>
+          </m:r>
+          <m:r>
+            <w:rPr>
+              <w:rFonts w:ascii="Cambria Math" w:eastAsiaTheme="minorEastAsia" w:hAnsi="Cambria Math"/>
+            </w:rPr>
+            <w:br/>
+          </m:r>
+        </m:oMath>
+        <m:oMath>
+          <m:r>
+            <w:rPr>
+              <w:rFonts w:ascii="Cambria Math" w:eastAsiaTheme="minorEastAsia" w:hAnsi="Cambria Math"/>
+            </w:rPr>
+            <m:t>=</m:t>
+          </m:r>
+          <m:f>
+            <m:fPr>
+              <m:ctrlPr>
+                <w:rPr>
+                  <w:rFonts w:ascii="Cambria Math" w:eastAsiaTheme="minorEastAsia" w:hAnsi="Cambria Math"/>
+                  <w:i/>
+                  <w:iCs/>
+                </w:rPr>
+              </m:ctrlPr>
+            </m:fPr>
+            <m:num>
+              <m:rad>
+                <m:radPr>
+                  <m:degHide m:val="1"/>
+                  <m:ctrlPr>
+                    <w:rPr>
+                      <w:rFonts w:ascii="Cambria Math" w:eastAsiaTheme="minorEastAsia" w:hAnsi="Cambria Math"/>
+                      <w:i/>
+                      <w:iCs/>
+                    </w:rPr>
+                  </m:ctrlPr>
+                </m:radPr>
+                <m:deg/>
+                <m:e>
+                  <m:r>
+                    <w:rPr>
+                      <w:rFonts w:ascii="Cambria Math" w:eastAsiaTheme="minorEastAsia" w:hAnsi="Cambria Math"/>
+                    </w:rPr>
+                    <m:t>10005</m:t>
+                  </m:r>
+                </m:e>
+              </m:rad>
+              <m:r>
+                <w:rPr>
+                  <w:rFonts w:ascii="Cambria Math" w:eastAsiaTheme="minorEastAsia" w:hAnsi="Cambria Math"/>
+                </w:rPr>
+                <m:t>∙</m:t>
+              </m:r>
+              <m:r>
+                <w:rPr>
+                  <w:rFonts w:ascii="Cambria Math" w:eastAsiaTheme="minorEastAsia" w:hAnsi="Cambria Math"/>
+                </w:rPr>
+                <m:t>426880</m:t>
+              </m:r>
+              <m:r>
+                <w:rPr>
+                  <w:rFonts w:ascii="Cambria Math" w:eastAsiaTheme="minorEastAsia" w:hAnsi="Cambria Math"/>
+                </w:rPr>
+                <m:t>∙</m:t>
+              </m:r>
+              <m:r>
+                <w:rPr>
+                  <w:rFonts w:ascii="Cambria Math" w:eastAsiaTheme="minorEastAsia" w:hAnsi="Cambria Math"/>
+                </w:rPr>
+                <m:t>Q</m:t>
+              </m:r>
+            </m:num>
+            <m:den>
+              <m:r>
+                <w:rPr>
+                  <w:rFonts w:ascii="Cambria Math" w:eastAsiaTheme="minorEastAsia" w:hAnsi="Cambria Math"/>
+                </w:rPr>
+                <m:t>T</m:t>
+              </m:r>
+            </m:den>
+          </m:f>
+        </m:oMath>
+      </m:oMathPara>
+    </w:p>
+    <w:p>
+      <w:pPr>
+        <w:rPr>
+          <w:rFonts w:eastAsiaTheme="minorEastAsia"/>
+          <w:iCs/>
+        </w:rPr>
+      </w:pPr>
+      <w:r>
+        <w:rPr>
+          <w:rFonts w:eastAsiaTheme="minorEastAsia"/>
+          <w:b/>
+          <w:bCs/>
+          <w:iCs/>
+        </w:rPr>
+        <w:t>Exponenciális függvény</w:t>
+      </w:r>
+      <w:r>
+        <w:rPr>
+          <w:rFonts w:eastAsiaTheme="minorEastAsia"/>
+          <w:iCs/>
+        </w:rPr>
+        <w:t xml:space="preserve"> számítása esetén</w:t>
+      </w:r>
+      <w:r>
+        <w:rPr>
+          <w:rFonts w:eastAsiaTheme="minorEastAsia"/>
+          <w:iCs/>
+        </w:rPr>
+        <w:t xml:space="preserve"> </w:t>
+      </w:r>
+      <m:oMath>
+        <m:r>
+          <w:rPr>
+            <w:rFonts w:ascii="Cambria Math" w:eastAsiaTheme="minorEastAsia" w:hAnsi="Cambria Math"/>
+          </w:rPr>
+          <m:t>x=</m:t>
+        </m:r>
+        <m:f>
+          <m:fPr>
+            <m:ctrlPr>
+              <w:rPr>
+                <w:rFonts w:ascii="Cambria Math" w:eastAsiaTheme="minorEastAsia" w:hAnsi="Cambria Math"/>
+                <w:i/>
+                <w:iCs/>
+              </w:rPr>
+            </m:ctrlPr>
+          </m:fPr>
+          <m:num>
+            <m:r>
+              <w:rPr>
+                <w:rFonts w:ascii="Cambria Math" w:eastAsiaTheme="minorEastAsia" w:hAnsi="Cambria Math"/>
+              </w:rPr>
+              <m:t>u</m:t>
+            </m:r>
+          </m:num>
+          <m:den>
+            <m:r>
+              <w:rPr>
+                <w:rFonts w:ascii="Cambria Math" w:eastAsiaTheme="minorEastAsia" w:hAnsi="Cambria Math"/>
+              </w:rPr>
+              <m:t>v</m:t>
+            </m:r>
+          </m:den>
+        </m:f>
+      </m:oMath>
+      <w:r>
+        <w:rPr>
+          <w:rFonts w:eastAsiaTheme="minorEastAsia"/>
+          <w:iCs/>
+        </w:rPr>
+        <w:t xml:space="preserve"> alakú</w:t>
+      </w:r>
+      <w:r>
+        <w:rPr>
+          <w:rFonts w:eastAsiaTheme="minorEastAsia"/>
+          <w:iCs/>
+        </w:rPr>
+        <w:t xml:space="preserve"> </w:t>
+      </w:r>
+      <w:r>
+        <w:rPr>
+          <w:rFonts w:eastAsiaTheme="minorEastAsia"/>
+          <w:iCs/>
+        </w:rPr>
+        <w:t xml:space="preserve">racionális számok használatánál </w:t>
+      </w:r>
+      <w:r>
+        <w:rPr>
+          <w:rFonts w:eastAsiaTheme="minorEastAsia"/>
+          <w:iCs/>
+        </w:rPr>
+        <w:t>a következő értékek</w:t>
+      </w:r>
+      <w:r>
+        <w:rPr>
+          <w:rFonts w:eastAsiaTheme="minorEastAsia"/>
+          <w:iCs/>
+        </w:rPr>
+        <w:t xml:space="preserve">re lesz szükség, </w:t>
+      </w:r>
+      <m:oMath>
+        <m:r>
+          <w:rPr>
+            <w:rFonts w:ascii="Cambria Math" w:eastAsiaTheme="minorEastAsia" w:hAnsi="Cambria Math"/>
+          </w:rPr>
+          <m:t>n&gt;0</m:t>
+        </m:r>
+      </m:oMath>
+      <w:r>
+        <w:rPr>
+          <w:rFonts w:eastAsiaTheme="minorEastAsia"/>
+          <w:iCs/>
+        </w:rPr>
+        <w:t xml:space="preserve"> esetén</w:t>
+      </w:r>
+      <w:r>
+        <w:rPr>
+          <w:rFonts w:eastAsiaTheme="minorEastAsia"/>
+          <w:iCs/>
+        </w:rPr>
+        <w:t>:</w:t>
+      </w:r>
+    </w:p>
+    <w:p>
+      <w:pPr>
+        <w:rPr>
+          <w:rFonts w:eastAsiaTheme="minorEastAsia"/>
+          <w:iCs/>
+        </w:rPr>
+      </w:pPr>
+      <m:oMathPara>
+        <m:oMath>
+          <m:sSub>
+            <m:sSubPr>
+              <m:ctrlPr>
+                <w:rPr>
+                  <w:rFonts w:ascii="Cambria Math" w:eastAsiaTheme="minorEastAsia" w:hAnsi="Cambria Math"/>
+                  <w:i/>
+                  <w:iCs/>
+                </w:rPr>
+              </m:ctrlPr>
+            </m:sSubPr>
+            <m:e>
+              <m:r>
+                <w:rPr>
+                  <w:rFonts w:ascii="Cambria Math" w:eastAsiaTheme="minorEastAsia" w:hAnsi="Cambria Math"/>
+                </w:rPr>
+                <m:t>a</m:t>
+              </m:r>
+            </m:e>
+            <m:sub>
+              <m:r>
+                <w:rPr>
+                  <w:rFonts w:ascii="Cambria Math" w:eastAsiaTheme="minorEastAsia" w:hAnsi="Cambria Math"/>
+                </w:rPr>
+                <m:t>n</m:t>
+              </m:r>
+            </m:sub>
+          </m:sSub>
+          <m:r>
+            <w:rPr>
+              <w:rFonts w:ascii="Cambria Math" w:eastAsiaTheme="minorEastAsia" w:hAnsi="Cambria Math"/>
+            </w:rPr>
+            <m:t>=</m:t>
+          </m:r>
+          <m:r>
+            <w:rPr>
+              <w:rFonts w:ascii="Cambria Math" w:eastAsiaTheme="minorEastAsia" w:hAnsi="Cambria Math"/>
+            </w:rPr>
+            <m:t>1</m:t>
+          </m:r>
+        </m:oMath>
+      </m:oMathPara>
+    </w:p>
+    <w:p>
+      <w:pPr>
+        <w:rPr>
+          <w:rFonts w:eastAsiaTheme="minorEastAsia"/>
+          <w:iCs/>
+        </w:rPr>
+      </w:pPr>
+      <m:oMathPara>
+        <m:oMath>
+          <m:sSub>
+            <m:sSubPr>
+              <m:ctrlPr>
+                <w:rPr>
+                  <w:rFonts w:ascii="Cambria Math" w:eastAsiaTheme="minorEastAsia" w:hAnsi="Cambria Math"/>
+                  <w:i/>
+                  <w:iCs/>
+                </w:rPr>
+              </m:ctrlPr>
+            </m:sSubPr>
+            <m:e>
+              <m:r>
+                <w:rPr>
+                  <w:rFonts w:ascii="Cambria Math" w:eastAsiaTheme="minorEastAsia" w:hAnsi="Cambria Math"/>
+                </w:rPr>
+                <m:t>b</m:t>
+              </m:r>
+            </m:e>
+            <m:sub>
+              <m:r>
+                <w:rPr>
+                  <w:rFonts w:ascii="Cambria Math" w:eastAsiaTheme="minorEastAsia" w:hAnsi="Cambria Math"/>
+                </w:rPr>
+                <m:t>n</m:t>
+              </m:r>
+            </m:sub>
+          </m:sSub>
+          <m:r>
+            <w:rPr>
+              <w:rFonts w:ascii="Cambria Math" w:eastAsiaTheme="minorEastAsia" w:hAnsi="Cambria Math"/>
+            </w:rPr>
+            <m:t>=1</m:t>
+          </m:r>
+        </m:oMath>
+      </m:oMathPara>
+    </w:p>
+    <w:p>
+      <w:pPr>
+        <w:rPr>
+          <w:rFonts w:eastAsiaTheme="minorEastAsia"/>
+          <w:iCs/>
+        </w:rPr>
+      </w:pPr>
+      <m:oMathPara>
+        <m:oMath>
+          <m:sSub>
+            <m:sSubPr>
+              <m:ctrlPr>
+                <w:rPr>
+                  <w:rFonts w:ascii="Cambria Math" w:eastAsiaTheme="minorEastAsia" w:hAnsi="Cambria Math"/>
+                  <w:i/>
+                  <w:iCs/>
+                </w:rPr>
+              </m:ctrlPr>
+            </m:sSubPr>
+            <m:e>
+              <m:r>
+                <w:rPr>
+                  <w:rFonts w:ascii="Cambria Math" w:eastAsiaTheme="minorEastAsia" w:hAnsi="Cambria Math"/>
+                </w:rPr>
+                <m:t>p</m:t>
+              </m:r>
+            </m:e>
+            <m:sub>
+              <m:r>
+                <w:rPr>
+                  <w:rFonts w:ascii="Cambria Math" w:eastAsiaTheme="minorEastAsia" w:hAnsi="Cambria Math"/>
+                </w:rPr>
+                <m:t>0</m:t>
+              </m:r>
+            </m:sub>
+          </m:sSub>
+          <m:r>
+            <w:rPr>
+              <w:rFonts w:ascii="Cambria Math" w:eastAsiaTheme="minorEastAsia" w:hAnsi="Cambria Math"/>
+            </w:rPr>
+            <m:t xml:space="preserve">=1,  </m:t>
+          </m:r>
+          <m:sSub>
+            <m:sSubPr>
+              <m:ctrlPr>
+                <w:rPr>
+                  <w:rFonts w:ascii="Cambria Math" w:eastAsiaTheme="minorEastAsia" w:hAnsi="Cambria Math"/>
+                  <w:i/>
+                  <w:iCs/>
+                </w:rPr>
+              </m:ctrlPr>
+            </m:sSubPr>
+            <m:e>
+              <m:r>
+                <w:rPr>
+                  <w:rFonts w:ascii="Cambria Math" w:eastAsiaTheme="minorEastAsia" w:hAnsi="Cambria Math"/>
+                </w:rPr>
+                <m:t>p</m:t>
+              </m:r>
+            </m:e>
+            <m:sub>
+              <m:r>
+                <w:rPr>
+                  <w:rFonts w:ascii="Cambria Math" w:eastAsiaTheme="minorEastAsia" w:hAnsi="Cambria Math"/>
+                </w:rPr>
+                <m:t>n</m:t>
+              </m:r>
+            </m:sub>
+          </m:sSub>
+          <m:r>
+            <w:rPr>
+              <w:rFonts w:ascii="Cambria Math" w:eastAsiaTheme="minorEastAsia" w:hAnsi="Cambria Math"/>
+            </w:rPr>
+            <m:t>=</m:t>
+          </m:r>
+          <m:r>
+            <w:rPr>
+              <w:rFonts w:ascii="Cambria Math" w:eastAsiaTheme="minorEastAsia" w:hAnsi="Cambria Math"/>
+            </w:rPr>
+            <m:t>u</m:t>
+          </m:r>
+        </m:oMath>
+      </m:oMathPara>
+    </w:p>
+    <w:p>
+      <w:pPr>
+        <w:rPr>
+          <w:rFonts w:eastAsiaTheme="minorEastAsia"/>
+          <w:iCs/>
+        </w:rPr>
+      </w:pPr>
+      <m:oMathPara>
+        <m:oMath>
+          <m:sSub>
+            <m:sSubPr>
+              <m:ctrlPr>
+                <w:rPr>
+                  <w:rFonts w:ascii="Cambria Math" w:eastAsiaTheme="minorEastAsia" w:hAnsi="Cambria Math"/>
+                  <w:i/>
+                  <w:iCs/>
+                </w:rPr>
+              </m:ctrlPr>
+            </m:sSubPr>
+            <m:e>
+              <m:r>
+                <w:rPr>
+                  <w:rFonts w:ascii="Cambria Math" w:eastAsiaTheme="minorEastAsia" w:hAnsi="Cambria Math"/>
+                </w:rPr>
+                <m:t>q</m:t>
+              </m:r>
+            </m:e>
+            <m:sub>
+              <m:r>
+                <w:rPr>
+                  <w:rFonts w:ascii="Cambria Math" w:eastAsiaTheme="minorEastAsia" w:hAnsi="Cambria Math"/>
+                </w:rPr>
+                <m:t>0</m:t>
+              </m:r>
+            </m:sub>
+          </m:sSub>
+          <m:r>
+            <w:rPr>
+              <w:rFonts w:ascii="Cambria Math" w:eastAsiaTheme="minorEastAsia" w:hAnsi="Cambria Math"/>
+            </w:rPr>
+            <m:t xml:space="preserve">=1,  </m:t>
+          </m:r>
+          <m:sSub>
+            <m:sSubPr>
+              <m:ctrlPr>
+                <w:rPr>
+                  <w:rFonts w:ascii="Cambria Math" w:eastAsiaTheme="minorEastAsia" w:hAnsi="Cambria Math"/>
+                  <w:i/>
+                  <w:iCs/>
+                </w:rPr>
+              </m:ctrlPr>
+            </m:sSubPr>
+            <m:e>
+              <m:r>
+                <w:rPr>
+                  <w:rFonts w:ascii="Cambria Math" w:eastAsiaTheme="minorEastAsia" w:hAnsi="Cambria Math"/>
+                </w:rPr>
+                <m:t>q</m:t>
+              </m:r>
+            </m:e>
+            <m:sub>
+              <m:r>
+                <w:rPr>
+                  <w:rFonts w:ascii="Cambria Math" w:eastAsiaTheme="minorEastAsia" w:hAnsi="Cambria Math"/>
+                </w:rPr>
+                <m:t>n</m:t>
+              </m:r>
+            </m:sub>
+          </m:sSub>
+          <m:r>
+            <w:rPr>
+              <w:rFonts w:ascii="Cambria Math" w:eastAsiaTheme="minorEastAsia" w:hAnsi="Cambria Math"/>
+            </w:rPr>
+            <m:t>=</m:t>
+          </m:r>
+          <m:r>
+            <w:rPr>
+              <w:rFonts w:ascii="Cambria Math" w:eastAsiaTheme="minorEastAsia" w:hAnsi="Cambria Math"/>
+            </w:rPr>
+            <m:t>vn</m:t>
+          </m:r>
+        </m:oMath>
+      </m:oMathPara>
+    </w:p>
+    <w:p>
+      <w:pPr>
+        <w:rPr>
+          <w:rFonts w:eastAsiaTheme="minorEastAsia"/>
+          <w:iCs/>
+        </w:rPr>
+      </w:pPr>
     </w:p>
     <w:p>
       <w:pPr>
@@ -13038,6 +14226,7 @@
       </w:pPr>
       <w:bookmarkStart w:id="18" w:name="_Toc218619930"/>
       <w:r>
+        <w:lastRenderedPageBreak/>
         <w:t>Számológép megvalósítása</w:t>
       </w:r>
       <w:bookmarkEnd w:id="18"/>
@@ -13068,7 +14257,15 @@
       </w:pPr>
       <w:bookmarkStart w:id="21" w:name="_Toc218619933"/>
       <w:r>
-        <w:t>Euklideszi tér számológép (EuclideanSpace)</w:t>
+        <w:t>Euklideszi tér számológép (</w:t>
+      </w:r>
+      <w:proofErr w:type="spellStart"/>
+      <w:r>
+        <w:t>EuclideanSpace</w:t>
+      </w:r>
+      <w:proofErr w:type="spellEnd"/>
+      <w:r>
+        <w:t>)</w:t>
       </w:r>
       <w:bookmarkEnd w:id="21"/>
     </w:p>
@@ -13078,7 +14275,15 @@
       </w:pPr>
       <w:bookmarkStart w:id="22" w:name="_Toc218619934"/>
       <w:r>
-        <w:t>Polinom számológép (Polynomials)</w:t>
+        <w:t>Polinom számológép (</w:t>
+      </w:r>
+      <w:proofErr w:type="spellStart"/>
+      <w:r>
+        <w:t>Polynomials</w:t>
+      </w:r>
+      <w:proofErr w:type="spellEnd"/>
+      <w:r>
+        <w:t>)</w:t>
       </w:r>
       <w:bookmarkEnd w:id="22"/>
     </w:p>
@@ -13088,7 +14293,15 @@
       </w:pPr>
       <w:bookmarkStart w:id="23" w:name="_Toc218619935"/>
       <w:r>
-        <w:t>Integrálközelítés számológép (Integral)</w:t>
+        <w:t>Integrálközelítés számológép (</w:t>
+      </w:r>
+      <w:proofErr w:type="spellStart"/>
+      <w:r>
+        <w:t>Integral</w:t>
+      </w:r>
+      <w:proofErr w:type="spellEnd"/>
+      <w:r>
+        <w:t>)</w:t>
       </w:r>
       <w:bookmarkEnd w:id="23"/>
     </w:p>
@@ -14499,7 +15712,7 @@
   <w:style w:type="paragraph" w:default="1" w:styleId="Norml">
     <w:name w:val="Normal"/>
     <w:qFormat/>
-    <w:rsid w:val="00DF2404"/>
+    <w:rsid w:val="00502023"/>
     <w:pPr>
       <w:spacing w:line="360" w:lineRule="auto"/>
       <w:ind w:firstLine="227"/>

--- a/Documentation.docx
+++ b/Documentation.docx
@@ -12512,31 +12512,7 @@
                 <w:rPr>
                   <w:rFonts w:ascii="Cambria Math" w:eastAsiaTheme="minorEastAsia" w:hAnsi="Cambria Math"/>
                 </w:rPr>
-                <m:t>s</m:t>
-              </m:r>
-              <m:r>
-                <w:rPr>
-                  <w:rFonts w:ascii="Cambria Math" w:eastAsiaTheme="minorEastAsia" w:hAnsi="Cambria Math"/>
-                </w:rPr>
-                <m:t>≤</m:t>
-              </m:r>
-              <m:r>
-                <w:rPr>
-                  <w:rFonts w:ascii="Cambria Math" w:eastAsiaTheme="minorEastAsia" w:hAnsi="Cambria Math"/>
-                </w:rPr>
-                <m:t>k</m:t>
-              </m:r>
-              <m:r>
-                <w:rPr>
-                  <w:rFonts w:ascii="Cambria Math" w:eastAsiaTheme="minorEastAsia" w:hAnsi="Cambria Math"/>
-                </w:rPr>
-                <m:t>&lt;</m:t>
-              </m:r>
-              <m:r>
-                <w:rPr>
-                  <w:rFonts w:ascii="Cambria Math" w:eastAsiaTheme="minorEastAsia" w:hAnsi="Cambria Math"/>
-                </w:rPr>
-                <m:t>f</m:t>
+                <m:t>s≤k&lt;f</m:t>
               </m:r>
             </m:sub>
             <m:sup/>
@@ -12751,25 +12727,7 @@
             <w:rPr>
               <w:rFonts w:ascii="Cambria Math" w:eastAsiaTheme="minorEastAsia" w:hAnsi="Cambria Math"/>
             </w:rPr>
-            <m:t xml:space="preserve">    (</m:t>
-          </m:r>
-          <m:r>
-            <w:rPr>
-              <w:rFonts w:ascii="Cambria Math" w:eastAsiaTheme="minorEastAsia" w:hAnsi="Cambria Math"/>
-            </w:rPr>
-            <m:t>s</m:t>
-          </m:r>
-          <m:r>
-            <w:rPr>
-              <w:rFonts w:ascii="Cambria Math" w:eastAsiaTheme="minorEastAsia" w:hAnsi="Cambria Math"/>
-            </w:rPr>
-            <m:t xml:space="preserve">, </m:t>
-          </m:r>
-          <m:r>
-            <w:rPr>
-              <w:rFonts w:ascii="Cambria Math" w:eastAsiaTheme="minorEastAsia" w:hAnsi="Cambria Math"/>
-            </w:rPr>
-            <m:t>f</m:t>
+            <m:t xml:space="preserve">    (s, f</m:t>
           </m:r>
           <m:r>
             <m:rPr>
@@ -12890,13 +12848,7 @@
                 <w:rPr>
                   <w:rFonts w:ascii="Cambria Math" w:eastAsiaTheme="minorEastAsia" w:hAnsi="Cambria Math"/>
                 </w:rPr>
-                <m:t>f</m:t>
-              </m:r>
-              <m:r>
-                <w:rPr>
-                  <w:rFonts w:ascii="Cambria Math" w:eastAsiaTheme="minorEastAsia" w:hAnsi="Cambria Math"/>
-                </w:rPr>
-                <m:t>-1</m:t>
+                <m:t>f-1</m:t>
               </m:r>
             </m:sub>
           </m:sSub>
@@ -12974,13 +12926,7 @@
                 <w:rPr>
                   <w:rFonts w:ascii="Cambria Math" w:eastAsiaTheme="minorEastAsia" w:hAnsi="Cambria Math"/>
                 </w:rPr>
-                <m:t>f</m:t>
-              </m:r>
-              <m:r>
-                <w:rPr>
-                  <w:rFonts w:ascii="Cambria Math" w:eastAsiaTheme="minorEastAsia" w:hAnsi="Cambria Math"/>
-                </w:rPr>
-                <m:t>-1</m:t>
+                <m:t>f-1</m:t>
               </m:r>
             </m:sub>
           </m:sSub>
@@ -13059,13 +13005,7 @@
                 <w:rPr>
                   <w:rFonts w:ascii="Cambria Math" w:eastAsiaTheme="minorEastAsia" w:hAnsi="Cambria Math"/>
                 </w:rPr>
-                <m:t>f</m:t>
-              </m:r>
-              <m:r>
-                <w:rPr>
-                  <w:rFonts w:ascii="Cambria Math" w:eastAsiaTheme="minorEastAsia" w:hAnsi="Cambria Math"/>
-                </w:rPr>
-                <m:t>-1</m:t>
+                <m:t>f-1</m:t>
               </m:r>
             </m:sub>
           </m:sSub>
@@ -13146,34 +13086,7 @@
           <w:rPr>
             <w:rFonts w:ascii="Cambria Math" w:hAnsi="Cambria Math"/>
           </w:rPr>
-          <m:t>s</m:t>
-        </m:r>
-        <m:r>
-          <m:rPr>
-            <m:sty m:val="p"/>
-          </m:rPr>
-          <w:rPr>
-            <w:rFonts w:ascii="Cambria Math" w:hAnsi="Cambria Math"/>
-          </w:rPr>
-          <m:t>-</m:t>
-        </m:r>
-        <m:r>
-          <m:rPr>
-            <m:sty m:val="p"/>
-          </m:rPr>
-          <w:rPr>
-            <w:rFonts w:ascii="Cambria Math" w:hAnsi="Cambria Math"/>
-          </w:rPr>
-          <m:t>f</m:t>
-        </m:r>
-        <m:r>
-          <m:rPr>
-            <m:sty m:val="p"/>
-          </m:rPr>
-          <w:rPr>
-            <w:rFonts w:ascii="Cambria Math" w:hAnsi="Cambria Math"/>
-          </w:rPr>
-          <m:t>&lt;5</m:t>
+          <m:t>s-f&lt;5</m:t>
         </m:r>
       </m:oMath>
       <w:r>
@@ -13187,34 +13100,7 @@
           <w:rPr>
             <w:rFonts w:ascii="Cambria Math" w:hAnsi="Cambria Math"/>
           </w:rPr>
-          <m:t>s</m:t>
-        </m:r>
-        <m:r>
-          <m:rPr>
-            <m:sty m:val="p"/>
-          </m:rPr>
-          <w:rPr>
-            <w:rFonts w:ascii="Cambria Math" w:hAnsi="Cambria Math"/>
-          </w:rPr>
-          <m:t>-</m:t>
-        </m:r>
-        <m:r>
-          <m:rPr>
-            <m:sty m:val="p"/>
-          </m:rPr>
-          <w:rPr>
-            <w:rFonts w:ascii="Cambria Math" w:hAnsi="Cambria Math"/>
-          </w:rPr>
-          <m:t>f</m:t>
-        </m:r>
-        <m:r>
-          <m:rPr>
-            <m:sty m:val="p"/>
-          </m:rPr>
-          <w:rPr>
-            <w:rFonts w:ascii="Cambria Math" w:hAnsi="Cambria Math"/>
-          </w:rPr>
-          <m:t>≥5</m:t>
+          <m:t>s-f≥5</m:t>
         </m:r>
       </m:oMath>
       <w:r>
@@ -13302,16 +13188,7 @@
                   <w:rPr>
                     <w:rFonts w:ascii="Cambria Math" w:hAnsi="Cambria Math"/>
                   </w:rPr>
-                  <m:t>+</m:t>
-                </m:r>
-                <m:r>
-                  <m:rPr>
-                    <m:sty m:val="p"/>
-                  </m:rPr>
-                  <w:rPr>
-                    <w:rFonts w:ascii="Cambria Math" w:hAnsi="Cambria Math"/>
-                  </w:rPr>
-                  <m:t>f</m:t>
+                  <m:t>+f</m:t>
                 </m:r>
               </m:num>
               <m:den>
@@ -13460,16 +13337,7 @@
           <w:rPr>
             <w:rFonts w:ascii="Cambria Math" w:hAnsi="Cambria Math"/>
           </w:rPr>
-          <m:t>s</m:t>
-        </m:r>
-        <m:r>
-          <m:rPr>
-            <m:sty m:val="p"/>
-          </m:rPr>
-          <w:rPr>
-            <w:rFonts w:ascii="Cambria Math" w:hAnsi="Cambria Math"/>
-          </w:rPr>
-          <m:t>≤</m:t>
+          <m:t>s≤</m:t>
         </m:r>
         <m:r>
           <w:rPr>
@@ -13624,16 +13492,7 @@
           <w:rPr>
             <w:rFonts w:ascii="Cambria Math" w:hAnsi="Cambria Math"/>
           </w:rPr>
-          <m:t>m</m:t>
-        </m:r>
-        <m:r>
-          <m:rPr>
-            <m:sty m:val="p"/>
-          </m:rPr>
-          <w:rPr>
-            <w:rFonts w:ascii="Cambria Math" w:hAnsi="Cambria Math"/>
-          </w:rPr>
-          <m:t>≤</m:t>
+          <m:t>m≤</m:t>
         </m:r>
         <m:r>
           <w:rPr>
@@ -13648,16 +13507,7 @@
           <w:rPr>
             <w:rFonts w:ascii="Cambria Math" w:hAnsi="Cambria Math"/>
           </w:rPr>
-          <m:t>&lt;</m:t>
-        </m:r>
-        <m:r>
-          <m:rPr>
-            <m:sty m:val="p"/>
-          </m:rPr>
-          <w:rPr>
-            <w:rFonts w:ascii="Cambria Math" w:hAnsi="Cambria Math"/>
-          </w:rPr>
-          <m:t>s</m:t>
+          <m:t>&lt;s</m:t>
         </m:r>
       </m:oMath>
       <w:r>
@@ -14875,13 +14725,7 @@
           <w:rPr>
             <w:rFonts w:ascii="Cambria Math" w:eastAsiaTheme="minorEastAsia" w:hAnsi="Cambria Math"/>
           </w:rPr>
-          <m:t>T</m:t>
-        </m:r>
-        <m:r>
-          <w:rPr>
-            <w:rFonts w:ascii="Cambria Math" w:eastAsiaTheme="minorEastAsia" w:hAnsi="Cambria Math"/>
-          </w:rPr>
-          <m:t>=</m:t>
+          <m:t>T=</m:t>
         </m:r>
         <m:sSub>
           <m:sSubPr>
@@ -15537,13 +15381,7 @@
             <w:rPr>
               <w:rFonts w:ascii="Cambria Math" w:eastAsiaTheme="minorEastAsia" w:hAnsi="Cambria Math"/>
             </w:rPr>
-            <m:t>=</m:t>
-          </m:r>
-          <m:r>
-            <w:rPr>
-              <w:rFonts w:ascii="Cambria Math" w:eastAsiaTheme="minorEastAsia" w:hAnsi="Cambria Math"/>
-            </w:rPr>
-            <m:t>BQ</m:t>
+            <m:t>=BQ</m:t>
           </m:r>
           <m:sSub>
             <m:sSubPr>
@@ -15805,6 +15643,9 @@
             <m:t>=</m:t>
           </m:r>
           <m:r>
+            <m:rPr>
+              <m:sty m:val="p"/>
+            </m:rPr>
             <w:rPr>
               <w:rFonts w:ascii="Cambria Math" w:eastAsiaTheme="minorEastAsia" w:hAnsi="Cambria Math"/>
             </w:rPr>
@@ -15816,13 +15657,7 @@
             <w:rPr>
               <w:rFonts w:ascii="Cambria Math" w:eastAsiaTheme="minorEastAsia" w:hAnsi="Cambria Math"/>
             </w:rPr>
-            <m:t>=</m:t>
-          </m:r>
-          <m:r>
-            <w:rPr>
-              <w:rFonts w:ascii="Cambria Math" w:eastAsiaTheme="minorEastAsia" w:hAnsi="Cambria Math"/>
-            </w:rPr>
-            <m:t>B</m:t>
+            <m:t>=B</m:t>
           </m:r>
           <m:d>
             <m:dPr>
@@ -16030,13 +15865,7 @@
             <w:rPr>
               <w:rFonts w:ascii="Cambria Math" w:eastAsiaTheme="minorEastAsia" w:hAnsi="Cambria Math"/>
             </w:rPr>
-            <m:t>=</m:t>
-          </m:r>
-          <m:r>
-            <w:rPr>
-              <w:rFonts w:ascii="Cambria Math" w:eastAsiaTheme="minorEastAsia" w:hAnsi="Cambria Math"/>
-            </w:rPr>
-            <m:t>B</m:t>
+            <m:t>=B</m:t>
           </m:r>
           <m:d>
             <m:dPr>
@@ -16347,6 +16176,9 @@
             <m:t>=</m:t>
           </m:r>
           <m:r>
+            <m:rPr>
+              <m:sty m:val="p"/>
+            </m:rPr>
             <w:rPr>
               <w:rFonts w:ascii="Cambria Math" w:eastAsiaTheme="minorEastAsia" w:hAnsi="Cambria Math"/>
             </w:rPr>
@@ -16645,13 +16477,7 @@
                         <w:rPr>
                           <w:rFonts w:ascii="Cambria Math" w:eastAsiaTheme="minorEastAsia" w:hAnsi="Cambria Math"/>
                         </w:rPr>
-                        <m:t>s</m:t>
-                      </m:r>
-                      <m:r>
-                        <w:rPr>
-                          <w:rFonts w:ascii="Cambria Math" w:eastAsiaTheme="minorEastAsia" w:hAnsi="Cambria Math"/>
-                        </w:rPr>
-                        <m:t>+1</m:t>
+                        <m:t>s+1</m:t>
                       </m:r>
                     </m:sub>
                   </m:sSub>
@@ -16707,13 +16533,7 @@
                         <w:rPr>
                           <w:rFonts w:ascii="Cambria Math" w:eastAsiaTheme="minorEastAsia" w:hAnsi="Cambria Math"/>
                         </w:rPr>
-                        <m:t>s</m:t>
-                      </m:r>
-                      <m:r>
-                        <w:rPr>
-                          <w:rFonts w:ascii="Cambria Math" w:eastAsiaTheme="minorEastAsia" w:hAnsi="Cambria Math"/>
-                        </w:rPr>
-                        <m:t>+1</m:t>
+                        <m:t>s+1</m:t>
                       </m:r>
                     </m:sub>
                   </m:sSub>
@@ -16723,19 +16543,7 @@
                 <w:rPr>
                   <w:rFonts w:ascii="Cambria Math" w:eastAsiaTheme="minorEastAsia" w:hAnsi="Cambria Math"/>
                 </w:rPr>
-                <m:t>+</m:t>
-              </m:r>
-              <m:r>
-                <w:rPr>
-                  <w:rFonts w:ascii="Cambria Math" w:eastAsiaTheme="minorEastAsia" w:hAnsi="Cambria Math"/>
-                </w:rPr>
-                <m:t>∙∙∙</m:t>
-              </m:r>
-              <m:r>
-                <w:rPr>
-                  <w:rFonts w:ascii="Cambria Math" w:eastAsiaTheme="minorEastAsia" w:hAnsi="Cambria Math"/>
-                </w:rPr>
-                <m:t>+</m:t>
+                <m:t>+∙∙∙+</m:t>
               </m:r>
               <m:f>
                 <m:fPr>
@@ -16771,13 +16579,7 @@
                         <w:rPr>
                           <w:rFonts w:ascii="Cambria Math" w:eastAsiaTheme="minorEastAsia" w:hAnsi="Cambria Math"/>
                         </w:rPr>
-                        <m:t>m</m:t>
-                      </m:r>
-                      <m:r>
-                        <w:rPr>
-                          <w:rFonts w:ascii="Cambria Math" w:eastAsiaTheme="minorEastAsia" w:hAnsi="Cambria Math"/>
-                        </w:rPr>
-                        <m:t>-1</m:t>
+                        <m:t>m-1</m:t>
                       </m:r>
                     </m:sub>
                   </m:sSub>
@@ -16806,13 +16608,7 @@
                         <w:rPr>
                           <w:rFonts w:ascii="Cambria Math" w:eastAsiaTheme="minorEastAsia" w:hAnsi="Cambria Math"/>
                         </w:rPr>
-                        <m:t>m</m:t>
-                      </m:r>
-                      <m:r>
-                        <w:rPr>
-                          <w:rFonts w:ascii="Cambria Math" w:eastAsiaTheme="minorEastAsia" w:hAnsi="Cambria Math"/>
-                        </w:rPr>
-                        <m:t>-1</m:t>
+                        <m:t>m-1</m:t>
                       </m:r>
                     </m:sub>
                   </m:sSub>
@@ -16879,13 +16675,7 @@
                         <w:rPr>
                           <w:rFonts w:ascii="Cambria Math" w:eastAsiaTheme="minorEastAsia" w:hAnsi="Cambria Math"/>
                         </w:rPr>
-                        <m:t>s</m:t>
-                      </m:r>
-                      <m:r>
-                        <w:rPr>
-                          <w:rFonts w:ascii="Cambria Math" w:eastAsiaTheme="minorEastAsia" w:hAnsi="Cambria Math"/>
-                        </w:rPr>
-                        <m:t>+1</m:t>
+                        <m:t>s+1</m:t>
                       </m:r>
                     </m:sub>
                   </m:sSub>
@@ -16918,19 +16708,7 @@
                         <w:rPr>
                           <w:rFonts w:ascii="Cambria Math" w:eastAsiaTheme="minorEastAsia" w:hAnsi="Cambria Math"/>
                         </w:rPr>
-                        <m:t>m</m:t>
-                      </m:r>
-                      <m:r>
-                        <w:rPr>
-                          <w:rFonts w:ascii="Cambria Math" w:eastAsiaTheme="minorEastAsia" w:hAnsi="Cambria Math"/>
-                        </w:rPr>
-                        <m:t>-</m:t>
-                      </m:r>
-                      <m:r>
-                        <w:rPr>
-                          <w:rFonts w:ascii="Cambria Math" w:eastAsiaTheme="minorEastAsia" w:hAnsi="Cambria Math"/>
-                        </w:rPr>
-                        <m:t>1</m:t>
+                        <m:t>m-1</m:t>
                       </m:r>
                     </m:sub>
                   </m:sSub>
@@ -16986,13 +16764,7 @@
                         <w:rPr>
                           <w:rFonts w:ascii="Cambria Math" w:eastAsiaTheme="minorEastAsia" w:hAnsi="Cambria Math"/>
                         </w:rPr>
-                        <m:t>s</m:t>
-                      </m:r>
-                      <m:r>
-                        <w:rPr>
-                          <w:rFonts w:ascii="Cambria Math" w:eastAsiaTheme="minorEastAsia" w:hAnsi="Cambria Math"/>
-                        </w:rPr>
-                        <m:t>+1</m:t>
+                        <m:t>s+1</m:t>
                       </m:r>
                     </m:sub>
                   </m:sSub>
@@ -17025,13 +16797,7 @@
                         <w:rPr>
                           <w:rFonts w:ascii="Cambria Math" w:eastAsiaTheme="minorEastAsia" w:hAnsi="Cambria Math"/>
                         </w:rPr>
-                        <m:t>m</m:t>
-                      </m:r>
-                      <m:r>
-                        <w:rPr>
-                          <w:rFonts w:ascii="Cambria Math" w:eastAsiaTheme="minorEastAsia" w:hAnsi="Cambria Math"/>
-                        </w:rPr>
-                        <m:t>-1</m:t>
+                        <m:t>m-1</m:t>
                       </m:r>
                     </m:sub>
                   </m:sSub>
@@ -17421,13 +17187,7 @@
                             <w:rPr>
                               <w:rFonts w:ascii="Cambria Math" w:eastAsiaTheme="minorEastAsia" w:hAnsi="Cambria Math"/>
                             </w:rPr>
-                            <m:t>m</m:t>
-                          </m:r>
-                          <m:r>
-                            <w:rPr>
-                              <w:rFonts w:ascii="Cambria Math" w:eastAsiaTheme="minorEastAsia" w:hAnsi="Cambria Math"/>
-                            </w:rPr>
-                            <m:t>+1</m:t>
+                            <m:t>m+1</m:t>
                           </m:r>
                         </m:sub>
                       </m:sSub>
@@ -17456,13 +17216,7 @@
                             <w:rPr>
                               <w:rFonts w:ascii="Cambria Math" w:eastAsiaTheme="minorEastAsia" w:hAnsi="Cambria Math"/>
                             </w:rPr>
-                            <m:t>m</m:t>
-                          </m:r>
-                          <m:r>
-                            <w:rPr>
-                              <w:rFonts w:ascii="Cambria Math" w:eastAsiaTheme="minorEastAsia" w:hAnsi="Cambria Math"/>
-                            </w:rPr>
-                            <m:t>+1</m:t>
+                            <m:t>m+1</m:t>
                           </m:r>
                         </m:sub>
                       </m:sSub>
@@ -17529,13 +17283,7 @@
                             <w:rPr>
                               <w:rFonts w:ascii="Cambria Math" w:eastAsiaTheme="minorEastAsia" w:hAnsi="Cambria Math"/>
                             </w:rPr>
-                            <m:t>m</m:t>
-                          </m:r>
-                          <m:r>
-                            <w:rPr>
-                              <w:rFonts w:ascii="Cambria Math" w:eastAsiaTheme="minorEastAsia" w:hAnsi="Cambria Math"/>
-                            </w:rPr>
-                            <m:t>+1</m:t>
+                            <m:t>m+1</m:t>
                           </m:r>
                         </m:sub>
                       </m:sSub>
@@ -17591,13 +17339,7 @@
                             <w:rPr>
                               <w:rFonts w:ascii="Cambria Math" w:eastAsiaTheme="minorEastAsia" w:hAnsi="Cambria Math"/>
                             </w:rPr>
-                            <m:t>m</m:t>
-                          </m:r>
-                          <m:r>
-                            <w:rPr>
-                              <w:rFonts w:ascii="Cambria Math" w:eastAsiaTheme="minorEastAsia" w:hAnsi="Cambria Math"/>
-                            </w:rPr>
-                            <m:t>+1</m:t>
+                            <m:t>m+1</m:t>
                           </m:r>
                         </m:sub>
                       </m:sSub>
@@ -17607,19 +17349,7 @@
                     <w:rPr>
                       <w:rFonts w:ascii="Cambria Math" w:eastAsiaTheme="minorEastAsia" w:hAnsi="Cambria Math"/>
                     </w:rPr>
-                    <m:t>+</m:t>
-                  </m:r>
-                  <m:r>
-                    <w:rPr>
-                      <w:rFonts w:ascii="Cambria Math" w:eastAsiaTheme="minorEastAsia" w:hAnsi="Cambria Math"/>
-                    </w:rPr>
-                    <m:t>∙∙∙</m:t>
-                  </m:r>
-                  <m:r>
-                    <w:rPr>
-                      <w:rFonts w:ascii="Cambria Math" w:eastAsiaTheme="minorEastAsia" w:hAnsi="Cambria Math"/>
-                    </w:rPr>
-                    <m:t>+</m:t>
+                    <m:t>+∙∙∙+</m:t>
                   </m:r>
                   <m:f>
                     <m:fPr>
@@ -17655,13 +17385,7 @@
                             <w:rPr>
                               <w:rFonts w:ascii="Cambria Math" w:eastAsiaTheme="minorEastAsia" w:hAnsi="Cambria Math"/>
                             </w:rPr>
-                            <m:t>f</m:t>
-                          </m:r>
-                          <m:r>
-                            <w:rPr>
-                              <w:rFonts w:ascii="Cambria Math" w:eastAsiaTheme="minorEastAsia" w:hAnsi="Cambria Math"/>
-                            </w:rPr>
-                            <m:t>-1</m:t>
+                            <m:t>f-1</m:t>
                           </m:r>
                         </m:sub>
                       </m:sSub>
@@ -17690,13 +17414,7 @@
                             <w:rPr>
                               <w:rFonts w:ascii="Cambria Math" w:eastAsiaTheme="minorEastAsia" w:hAnsi="Cambria Math"/>
                             </w:rPr>
-                            <m:t>f</m:t>
-                          </m:r>
-                          <m:r>
-                            <w:rPr>
-                              <w:rFonts w:ascii="Cambria Math" w:eastAsiaTheme="minorEastAsia" w:hAnsi="Cambria Math"/>
-                            </w:rPr>
-                            <m:t>-1</m:t>
+                            <m:t>f-1</m:t>
                           </m:r>
                         </m:sub>
                       </m:sSub>
@@ -17763,13 +17481,7 @@
                             <w:rPr>
                               <w:rFonts w:ascii="Cambria Math" w:eastAsiaTheme="minorEastAsia" w:hAnsi="Cambria Math"/>
                             </w:rPr>
-                            <m:t>m</m:t>
-                          </m:r>
-                          <m:r>
-                            <w:rPr>
-                              <w:rFonts w:ascii="Cambria Math" w:eastAsiaTheme="minorEastAsia" w:hAnsi="Cambria Math"/>
-                            </w:rPr>
-                            <m:t>+1</m:t>
+                            <m:t>m+1</m:t>
                           </m:r>
                         </m:sub>
                       </m:sSub>
@@ -17802,13 +17514,7 @@
                             <w:rPr>
                               <w:rFonts w:ascii="Cambria Math" w:eastAsiaTheme="minorEastAsia" w:hAnsi="Cambria Math"/>
                             </w:rPr>
-                            <m:t>f</m:t>
-                          </m:r>
-                          <m:r>
-                            <w:rPr>
-                              <w:rFonts w:ascii="Cambria Math" w:eastAsiaTheme="minorEastAsia" w:hAnsi="Cambria Math"/>
-                            </w:rPr>
-                            <m:t>-1</m:t>
+                            <m:t>f-1</m:t>
                           </m:r>
                         </m:sub>
                       </m:sSub>
@@ -17864,13 +17570,7 @@
                             <w:rPr>
                               <w:rFonts w:ascii="Cambria Math" w:eastAsiaTheme="minorEastAsia" w:hAnsi="Cambria Math"/>
                             </w:rPr>
-                            <m:t>m</m:t>
-                          </m:r>
-                          <m:r>
-                            <w:rPr>
-                              <w:rFonts w:ascii="Cambria Math" w:eastAsiaTheme="minorEastAsia" w:hAnsi="Cambria Math"/>
-                            </w:rPr>
-                            <m:t>+1</m:t>
+                            <m:t>m+1</m:t>
                           </m:r>
                         </m:sub>
                       </m:sSub>
@@ -17903,13 +17603,7 @@
                             <w:rPr>
                               <w:rFonts w:ascii="Cambria Math" w:eastAsiaTheme="minorEastAsia" w:hAnsi="Cambria Math"/>
                             </w:rPr>
-                            <m:t>f</m:t>
-                          </m:r>
-                          <m:r>
-                            <w:rPr>
-                              <w:rFonts w:ascii="Cambria Math" w:eastAsiaTheme="minorEastAsia" w:hAnsi="Cambria Math"/>
-                            </w:rPr>
-                            <m:t>-1</m:t>
+                            <m:t>f-1</m:t>
                           </m:r>
                         </m:sub>
                       </m:sSub>
@@ -17926,6 +17620,9 @@
             <m:t>=</m:t>
           </m:r>
           <m:r>
+            <m:rPr>
+              <m:sty m:val="p"/>
+            </m:rPr>
             <w:rPr>
               <w:rFonts w:ascii="Cambria Math" w:eastAsiaTheme="minorEastAsia" w:hAnsi="Cambria Math"/>
             </w:rPr>
@@ -17937,13 +17634,7 @@
             <w:rPr>
               <w:rFonts w:ascii="Cambria Math" w:eastAsiaTheme="minorEastAsia" w:hAnsi="Cambria Math"/>
             </w:rPr>
-            <m:t>=</m:t>
-          </m:r>
-          <m:r>
-            <w:rPr>
-              <w:rFonts w:ascii="Cambria Math" w:eastAsiaTheme="minorEastAsia" w:hAnsi="Cambria Math"/>
-            </w:rPr>
-            <m:t>BQ</m:t>
+            <m:t>=BQ</m:t>
           </m:r>
           <m:d>
             <m:dPr>
@@ -18296,19 +17987,7 @@
                 <w:rPr>
                   <w:rFonts w:ascii="Cambria Math" w:eastAsiaTheme="minorEastAsia" w:hAnsi="Cambria Math"/>
                 </w:rPr>
-                <m:t>+</m:t>
-              </m:r>
-              <m:r>
-                <w:rPr>
-                  <w:rFonts w:ascii="Cambria Math" w:eastAsiaTheme="minorEastAsia" w:hAnsi="Cambria Math"/>
-                </w:rPr>
-                <m:t>∙∙∙</m:t>
-              </m:r>
-              <m:r>
-                <w:rPr>
-                  <w:rFonts w:ascii="Cambria Math" w:eastAsiaTheme="minorEastAsia" w:hAnsi="Cambria Math"/>
-                </w:rPr>
-                <m:t>+</m:t>
+                <m:t>+∙∙∙+</m:t>
               </m:r>
               <m:f>
                 <m:fPr>
@@ -19100,19 +18779,7 @@
                 <w:rPr>
                   <w:rFonts w:ascii="Cambria Math" w:eastAsiaTheme="minorEastAsia" w:hAnsi="Cambria Math"/>
                 </w:rPr>
-                <m:t>+</m:t>
-              </m:r>
-              <m:r>
-                <w:rPr>
-                  <w:rFonts w:ascii="Cambria Math" w:eastAsiaTheme="minorEastAsia" w:hAnsi="Cambria Math"/>
-                </w:rPr>
-                <m:t>∙∙∙</m:t>
-              </m:r>
-              <m:r>
-                <w:rPr>
-                  <w:rFonts w:ascii="Cambria Math" w:eastAsiaTheme="minorEastAsia" w:hAnsi="Cambria Math"/>
-                </w:rPr>
-                <m:t>+</m:t>
+                <m:t>+∙∙∙+</m:t>
               </m:r>
               <m:f>
                 <m:fPr>
@@ -19395,13 +19062,7 @@
             <w:rPr>
               <w:rFonts w:ascii="Cambria Math" w:eastAsiaTheme="minorEastAsia" w:hAnsi="Cambria Math"/>
             </w:rPr>
-            <m:t>=</m:t>
-          </m:r>
-          <m:r>
-            <w:rPr>
-              <w:rFonts w:ascii="Cambria Math" w:eastAsiaTheme="minorEastAsia" w:hAnsi="Cambria Math"/>
-            </w:rPr>
-            <m:t>BQS=T</m:t>
+            <m:t>=BQS=T</m:t>
           </m:r>
         </m:oMath>
       </m:oMathPara>
@@ -28742,11 +28403,21 @@
     </w:p>
     <w:p>
       <w:pPr>
+        <w:spacing w:line="259" w:lineRule="auto"/>
+        <w:ind w:firstLine="0"/>
+        <w:jc w:val="left"/>
         <w:rPr>
           <w:rFonts w:eastAsiaTheme="minorEastAsia"/>
           <w:iCs/>
         </w:rPr>
       </w:pPr>
+      <w:r>
+        <w:rPr>
+          <w:rFonts w:eastAsiaTheme="minorEastAsia"/>
+          <w:iCs/>
+        </w:rPr>
+        <w:br w:type="page"/>
+      </w:r>
     </w:p>
     <w:p>
       <w:pPr>
@@ -28754,9 +28425,28 @@
       </w:pPr>
       <w:bookmarkStart w:id="18" w:name="_Toc218619930"/>
       <w:r>
+        <w:lastRenderedPageBreak/>
         <w:t>Számológép megvalósítása</w:t>
       </w:r>
       <w:bookmarkEnd w:id="18"/>
+    </w:p>
+    <w:p>
+      <w:r>
+        <w:t>Ezen pont alatt a szöveg alapú formulákat kiértékelő rendszert kell érteni, nem pedig a vizuális felületet. Ezt azért tartottam fontosnak kiemelni, mivel manapság már természetes módon adottnak vesszük, hogy az emberek számára értelmes, egyszerű matematikai jelölésekkel a számítógép egyből képes legyen dolgozni. Ez azonban távol áll a valóságtól.</w:t>
+      </w:r>
+    </w:p>
+    <w:p>
+      <w:r>
+        <w:t>A számológép két részből – egy feldaraboló egységből (parser) és egy kiértékelő egységből (számológép) – áll.</w:t>
+      </w:r>
+    </w:p>
+    <w:p>
+      <w:pPr>
+        <w:jc w:val="center"/>
+      </w:pPr>
+      <w:r>
+        <w:t>&lt;Kép az algoritmus folyamatábrájáról&gt;</w:t>
+      </w:r>
     </w:p>
     <w:p>
       <w:pPr>
@@ -28767,6 +28457,175 @@
         <w:t>Parser</w:t>
       </w:r>
       <w:bookmarkEnd w:id="19"/>
+    </w:p>
+    <w:p>
+      <w:r>
+        <w:t>Ez a részleg felelős a szöveg feldarabolásáért.</w:t>
+      </w:r>
+      <w:r>
+        <w:t xml:space="preserve"> Hogy a parser tudja, milyen formájú egységekre kell felbontani a szöveget, minden egyes számológép egy reguláris kifejezésekből álló (Regex) listát tart fent magán belül. Ez a rendszer a leghosszabb illeszkedés elvét követi, miszerint </w:t>
+      </w:r>
+      <w:r>
+        <w:t>a következő vágást a sor elejétől számított leghosszabban a karaktersorozatra illeszkedő szakasz végén kell megejteni.</w:t>
+      </w:r>
+    </w:p>
+    <w:p>
+      <w:r>
+        <w:t>Implementálásnál ez a következőképp néz ki:</w:t>
+      </w:r>
+    </w:p>
+    <w:p>
+      <w:pPr>
+        <w:pStyle w:val="Listaszerbekezds"/>
+        <w:numPr>
+          <w:ilvl w:val="0"/>
+          <w:numId w:val="8"/>
+        </w:numPr>
+      </w:pPr>
+      <w:r>
+        <w:t>A kezdeti szavunk legyen az üres szó</w:t>
+      </w:r>
+    </w:p>
+    <w:p>
+      <w:pPr>
+        <w:pStyle w:val="Listaszerbekezds"/>
+        <w:numPr>
+          <w:ilvl w:val="0"/>
+          <w:numId w:val="8"/>
+        </w:numPr>
+      </w:pPr>
+      <w:r>
+        <w:t>Vegyünk hozzá a szavunk végére a kiértékelendő szöveg elejéről</w:t>
+      </w:r>
+    </w:p>
+    <w:p>
+      <w:pPr>
+        <w:pStyle w:val="Listaszerbekezds"/>
+        <w:numPr>
+          <w:ilvl w:val="0"/>
+          <w:numId w:val="8"/>
+        </w:numPr>
+      </w:pPr>
+      <w:r>
+        <w:t xml:space="preserve">Értékeljük ki, hogy illeszkedik-e erre a szóra reguláris kifejezés; </w:t>
+      </w:r>
+    </w:p>
+    <w:p>
+      <w:pPr>
+        <w:pStyle w:val="Listaszerbekezds"/>
+        <w:numPr>
+          <w:ilvl w:val="0"/>
+          <w:numId w:val="8"/>
+        </w:numPr>
+      </w:pPr>
+      <w:r>
+        <w:t>Amennyiben illeszkedik kifejezés</w:t>
+      </w:r>
+      <w:r>
+        <w:t>, tároljuk el</w:t>
+      </w:r>
+      <w:r>
+        <w:t xml:space="preserve"> az első ilyen kifejezést;</w:t>
+      </w:r>
+      <w:r>
+        <w:t xml:space="preserve"> ha pedig nem, akkor maradjon az előző eltárolt kifejezés az érték</w:t>
+      </w:r>
+    </w:p>
+    <w:p>
+      <w:pPr>
+        <w:pStyle w:val="Listaszerbekezds"/>
+        <w:numPr>
+          <w:ilvl w:val="0"/>
+          <w:numId w:val="8"/>
+        </w:numPr>
+      </w:pPr>
+      <w:r>
+        <w:t xml:space="preserve">Amennyiben </w:t>
+      </w:r>
+      <w:r>
+        <w:t>nem volt illeszkedés, akkor a szavunk az utolsó betűjén kívül a leghosszabb olyan szakasz, amely illeszkedik az adott reguláris kifejezések valamelyikére, az a reguláris kifejezés pedig pont az amit legutoljára eltároltunk</w:t>
+      </w:r>
+    </w:p>
+    <w:p>
+      <w:pPr>
+        <w:pStyle w:val="Listaszerbekezds"/>
+        <w:numPr>
+          <w:ilvl w:val="0"/>
+          <w:numId w:val="8"/>
+        </w:numPr>
+      </w:pPr>
+      <w:r>
+        <w:t>A szavunk utolsó betűje lesz az új szavunk, az eltárolt reguláris kifejezést pedig üresre állítjuk és folytatjuk az algoritmust a 2. ponttól</w:t>
+      </w:r>
+    </w:p>
+    <w:p>
+      <w:pPr>
+        <w:jc w:val="center"/>
+      </w:pPr>
+      <w:r>
+        <w:t>&lt;Struktogramm az algoritmusról&gt;</w:t>
+      </w:r>
+    </w:p>
+    <w:p>
+      <w:r>
+        <w:t>Viszont a</w:t>
+      </w:r>
+      <w:r>
+        <w:t>mennyiben a bemeneti érték helyes</w:t>
+      </w:r>
+      <w:r>
+        <w:t>, ez az algoritmus még nem biztos, hogy fel is fogja ismerni azt. Kelleni fog még pár szabály, ami lehetővé teszi ezt:</w:t>
+      </w:r>
+    </w:p>
+    <w:p>
+      <w:pPr>
+        <w:pStyle w:val="Listaszerbekezds"/>
+        <w:numPr>
+          <w:ilvl w:val="0"/>
+          <w:numId w:val="9"/>
+        </w:numPr>
+      </w:pPr>
+      <w:r>
+        <w:t xml:space="preserve">A reguláris kifejezések megalkotásánál figyelembe kell venni, hogy egy helyes szó a kiértékelés minden egyes fázisában felismerhető. Vagyis például a cica kulcsszó </w:t>
+      </w:r>
+      <w:r>
+        <w:lastRenderedPageBreak/>
+        <w:t>esetében legalább az egyik reguláris kifejezéssel felismerhetők a c, ci, cic és cica fázisok is.</w:t>
+      </w:r>
+    </w:p>
+    <w:p>
+      <w:pPr>
+        <w:jc w:val="center"/>
+      </w:pPr>
+      <w:r>
+        <w:t xml:space="preserve">&lt;Kép a </w:t>
+      </w:r>
+      <w:r>
+        <w:t>szavak töredékeinek felismerhetőségéről (formális nyelvek)</w:t>
+      </w:r>
+      <w:r>
+        <w:t>&gt;</w:t>
+      </w:r>
+    </w:p>
+    <w:p>
+      <w:pPr>
+        <w:pStyle w:val="Listaszerbekezds"/>
+        <w:numPr>
+          <w:ilvl w:val="0"/>
+          <w:numId w:val="9"/>
+        </w:numPr>
+      </w:pPr>
+      <w:r>
+        <w:t>Hogy a lehető legkevesebb munkát kelljen elvégezni és ne kelljen minden alkalommal végig nézni az összes reguláris kifejezést, használjuk az első felismert kifejezést. Viszont akkor úgy kell sorba állítanunk a kifejezések prioritását, hogy minél specifikusabb egy kifejezés, annál előrébb álljon. Ez azért fontos, hogy nehogy egy hasonló, de általánosabb kifejezés teljesen leárnyékolja.</w:t>
+      </w:r>
+    </w:p>
+    <w:p>
+      <w:pPr>
+        <w:jc w:val="center"/>
+      </w:pPr>
+      <w:r>
+        <w:t>&lt;Kép a specifikusabb és általánosabb kifejezések viszonyáról (formális nyelvek)&gt;</w:t>
+      </w:r>
     </w:p>
     <w:p>
       <w:pPr>
@@ -29448,6 +29307,92 @@
     </w:lvl>
   </w:abstractNum>
   <w:abstractNum w:abstractNumId="4" w15:restartNumberingAfterBreak="0">
+    <w:nsid w:val="57313CB6"/>
+    <w:multiLevelType w:val="hybridMultilevel"/>
+    <w:tmpl w:val="7FDA4F68"/>
+    <w:lvl w:ilvl="0" w:tplc="040E000F">
+      <w:start w:val="1"/>
+      <w:numFmt w:val="decimal"/>
+      <w:lvlText w:val="%1."/>
+      <w:lvlJc w:val="left"/>
+      <w:pPr>
+        <w:ind w:left="947" w:hanging="360"/>
+      </w:pPr>
+    </w:lvl>
+    <w:lvl w:ilvl="1" w:tplc="040E0019" w:tentative="1">
+      <w:start w:val="1"/>
+      <w:numFmt w:val="lowerLetter"/>
+      <w:lvlText w:val="%2."/>
+      <w:lvlJc w:val="left"/>
+      <w:pPr>
+        <w:ind w:left="1667" w:hanging="360"/>
+      </w:pPr>
+    </w:lvl>
+    <w:lvl w:ilvl="2" w:tplc="040E001B" w:tentative="1">
+      <w:start w:val="1"/>
+      <w:numFmt w:val="lowerRoman"/>
+      <w:lvlText w:val="%3."/>
+      <w:lvlJc w:val="right"/>
+      <w:pPr>
+        <w:ind w:left="2387" w:hanging="180"/>
+      </w:pPr>
+    </w:lvl>
+    <w:lvl w:ilvl="3" w:tplc="040E000F" w:tentative="1">
+      <w:start w:val="1"/>
+      <w:numFmt w:val="decimal"/>
+      <w:lvlText w:val="%4."/>
+      <w:lvlJc w:val="left"/>
+      <w:pPr>
+        <w:ind w:left="3107" w:hanging="360"/>
+      </w:pPr>
+    </w:lvl>
+    <w:lvl w:ilvl="4" w:tplc="040E0019" w:tentative="1">
+      <w:start w:val="1"/>
+      <w:numFmt w:val="lowerLetter"/>
+      <w:lvlText w:val="%5."/>
+      <w:lvlJc w:val="left"/>
+      <w:pPr>
+        <w:ind w:left="3827" w:hanging="360"/>
+      </w:pPr>
+    </w:lvl>
+    <w:lvl w:ilvl="5" w:tplc="040E001B" w:tentative="1">
+      <w:start w:val="1"/>
+      <w:numFmt w:val="lowerRoman"/>
+      <w:lvlText w:val="%6."/>
+      <w:lvlJc w:val="right"/>
+      <w:pPr>
+        <w:ind w:left="4547" w:hanging="180"/>
+      </w:pPr>
+    </w:lvl>
+    <w:lvl w:ilvl="6" w:tplc="040E000F" w:tentative="1">
+      <w:start w:val="1"/>
+      <w:numFmt w:val="decimal"/>
+      <w:lvlText w:val="%7."/>
+      <w:lvlJc w:val="left"/>
+      <w:pPr>
+        <w:ind w:left="5267" w:hanging="360"/>
+      </w:pPr>
+    </w:lvl>
+    <w:lvl w:ilvl="7" w:tplc="040E0019" w:tentative="1">
+      <w:start w:val="1"/>
+      <w:numFmt w:val="lowerLetter"/>
+      <w:lvlText w:val="%8."/>
+      <w:lvlJc w:val="left"/>
+      <w:pPr>
+        <w:ind w:left="5987" w:hanging="360"/>
+      </w:pPr>
+    </w:lvl>
+    <w:lvl w:ilvl="8" w:tplc="040E001B" w:tentative="1">
+      <w:start w:val="1"/>
+      <w:numFmt w:val="lowerRoman"/>
+      <w:lvlText w:val="%9."/>
+      <w:lvlJc w:val="right"/>
+      <w:pPr>
+        <w:ind w:left="6707" w:hanging="180"/>
+      </w:pPr>
+    </w:lvl>
+  </w:abstractNum>
+  <w:abstractNum w:abstractNumId="5" w15:restartNumberingAfterBreak="0">
     <w:nsid w:val="5D525599"/>
     <w:multiLevelType w:val="hybridMultilevel"/>
     <w:tmpl w:val="1B60AFBA"/>
@@ -29560,7 +29505,7 @@
       </w:rPr>
     </w:lvl>
   </w:abstractNum>
-  <w:abstractNum w:abstractNumId="5" w15:restartNumberingAfterBreak="0">
+  <w:abstractNum w:abstractNumId="6" w15:restartNumberingAfterBreak="0">
     <w:nsid w:val="66230B17"/>
     <w:multiLevelType w:val="hybridMultilevel"/>
     <w:tmpl w:val="3F062B98"/>
@@ -29673,7 +29618,7 @@
       </w:rPr>
     </w:lvl>
   </w:abstractNum>
-  <w:abstractNum w:abstractNumId="6" w15:restartNumberingAfterBreak="0">
+  <w:abstractNum w:abstractNumId="7" w15:restartNumberingAfterBreak="0">
     <w:nsid w:val="6CB36125"/>
     <w:multiLevelType w:val="hybridMultilevel"/>
     <w:tmpl w:val="47ACECFC"/>
@@ -29786,11 +29731,124 @@
       </w:rPr>
     </w:lvl>
   </w:abstractNum>
+  <w:abstractNum w:abstractNumId="8" w15:restartNumberingAfterBreak="0">
+    <w:nsid w:val="6D982FAC"/>
+    <w:multiLevelType w:val="hybridMultilevel"/>
+    <w:tmpl w:val="0A70C7EA"/>
+    <w:lvl w:ilvl="0" w:tplc="040E0001">
+      <w:start w:val="1"/>
+      <w:numFmt w:val="bullet"/>
+      <w:lvlText w:val=""/>
+      <w:lvlJc w:val="left"/>
+      <w:pPr>
+        <w:ind w:left="947" w:hanging="360"/>
+      </w:pPr>
+      <w:rPr>
+        <w:rFonts w:ascii="Symbol" w:hAnsi="Symbol" w:hint="default"/>
+      </w:rPr>
+    </w:lvl>
+    <w:lvl w:ilvl="1" w:tplc="040E0003" w:tentative="1">
+      <w:start w:val="1"/>
+      <w:numFmt w:val="bullet"/>
+      <w:lvlText w:val="o"/>
+      <w:lvlJc w:val="left"/>
+      <w:pPr>
+        <w:ind w:left="1667" w:hanging="360"/>
+      </w:pPr>
+      <w:rPr>
+        <w:rFonts w:ascii="Courier New" w:hAnsi="Courier New" w:cs="Courier New" w:hint="default"/>
+      </w:rPr>
+    </w:lvl>
+    <w:lvl w:ilvl="2" w:tplc="040E0005" w:tentative="1">
+      <w:start w:val="1"/>
+      <w:numFmt w:val="bullet"/>
+      <w:lvlText w:val=""/>
+      <w:lvlJc w:val="left"/>
+      <w:pPr>
+        <w:ind w:left="2387" w:hanging="360"/>
+      </w:pPr>
+      <w:rPr>
+        <w:rFonts w:ascii="Wingdings" w:hAnsi="Wingdings" w:hint="default"/>
+      </w:rPr>
+    </w:lvl>
+    <w:lvl w:ilvl="3" w:tplc="040E0001" w:tentative="1">
+      <w:start w:val="1"/>
+      <w:numFmt w:val="bullet"/>
+      <w:lvlText w:val=""/>
+      <w:lvlJc w:val="left"/>
+      <w:pPr>
+        <w:ind w:left="3107" w:hanging="360"/>
+      </w:pPr>
+      <w:rPr>
+        <w:rFonts w:ascii="Symbol" w:hAnsi="Symbol" w:hint="default"/>
+      </w:rPr>
+    </w:lvl>
+    <w:lvl w:ilvl="4" w:tplc="040E0003" w:tentative="1">
+      <w:start w:val="1"/>
+      <w:numFmt w:val="bullet"/>
+      <w:lvlText w:val="o"/>
+      <w:lvlJc w:val="left"/>
+      <w:pPr>
+        <w:ind w:left="3827" w:hanging="360"/>
+      </w:pPr>
+      <w:rPr>
+        <w:rFonts w:ascii="Courier New" w:hAnsi="Courier New" w:cs="Courier New" w:hint="default"/>
+      </w:rPr>
+    </w:lvl>
+    <w:lvl w:ilvl="5" w:tplc="040E0005" w:tentative="1">
+      <w:start w:val="1"/>
+      <w:numFmt w:val="bullet"/>
+      <w:lvlText w:val=""/>
+      <w:lvlJc w:val="left"/>
+      <w:pPr>
+        <w:ind w:left="4547" w:hanging="360"/>
+      </w:pPr>
+      <w:rPr>
+        <w:rFonts w:ascii="Wingdings" w:hAnsi="Wingdings" w:hint="default"/>
+      </w:rPr>
+    </w:lvl>
+    <w:lvl w:ilvl="6" w:tplc="040E0001" w:tentative="1">
+      <w:start w:val="1"/>
+      <w:numFmt w:val="bullet"/>
+      <w:lvlText w:val=""/>
+      <w:lvlJc w:val="left"/>
+      <w:pPr>
+        <w:ind w:left="5267" w:hanging="360"/>
+      </w:pPr>
+      <w:rPr>
+        <w:rFonts w:ascii="Symbol" w:hAnsi="Symbol" w:hint="default"/>
+      </w:rPr>
+    </w:lvl>
+    <w:lvl w:ilvl="7" w:tplc="040E0003" w:tentative="1">
+      <w:start w:val="1"/>
+      <w:numFmt w:val="bullet"/>
+      <w:lvlText w:val="o"/>
+      <w:lvlJc w:val="left"/>
+      <w:pPr>
+        <w:ind w:left="5987" w:hanging="360"/>
+      </w:pPr>
+      <w:rPr>
+        <w:rFonts w:ascii="Courier New" w:hAnsi="Courier New" w:cs="Courier New" w:hint="default"/>
+      </w:rPr>
+    </w:lvl>
+    <w:lvl w:ilvl="8" w:tplc="040E0005" w:tentative="1">
+      <w:start w:val="1"/>
+      <w:numFmt w:val="bullet"/>
+      <w:lvlText w:val=""/>
+      <w:lvlJc w:val="left"/>
+      <w:pPr>
+        <w:ind w:left="6707" w:hanging="360"/>
+      </w:pPr>
+      <w:rPr>
+        <w:rFonts w:ascii="Wingdings" w:hAnsi="Wingdings" w:hint="default"/>
+      </w:rPr>
+    </w:lvl>
+  </w:abstractNum>
   <w:num w:numId="1" w16cid:durableId="789907295">
-    <w:abstractNumId w:val="6"/>
+    <w:abstractNumId w:val="7"/>
   </w:num>
   <w:num w:numId="2" w16cid:durableId="1912694649">
-    <w:abstractNumId w:val="4"/>
+    <w:abstractNumId w:val="5"/>
   </w:num>
   <w:num w:numId="3" w16cid:durableId="2093620482">
     <w:abstractNumId w:val="0"/>
@@ -29805,7 +29863,13 @@
     <w:abstractNumId w:val="3"/>
   </w:num>
   <w:num w:numId="7" w16cid:durableId="1975480359">
-    <w:abstractNumId w:val="5"/>
+    <w:abstractNumId w:val="6"/>
+  </w:num>
+  <w:num w:numId="8" w16cid:durableId="612791505">
+    <w:abstractNumId w:val="4"/>
+  </w:num>
+  <w:num w:numId="9" w16cid:durableId="1634208837">
+    <w:abstractNumId w:val="8"/>
   </w:num>
 </w:numbering>
 </file>

--- a/Documentation.docx
+++ b/Documentation.docx
@@ -176,7 +176,7 @@
         </w:tc>
       </w:tr>
     </w:tbl>
-    <w:bookmarkStart w:id="0" w:name="_Toc218619912" w:displacedByCustomXml="next"/>
+    <w:bookmarkStart w:id="0" w:name="_Toc221883148" w:displacedByCustomXml="next"/>
     <w:sdt>
       <w:sdtPr>
         <w:rPr>
@@ -228,7 +228,7 @@
           <w:r>
             <w:fldChar w:fldCharType="separate"/>
           </w:r>
-          <w:hyperlink w:anchor="_Toc218619912" w:history="1">
+          <w:hyperlink w:anchor="_Toc221883148" w:history="1">
             <w:r>
               <w:rPr>
                 <w:rStyle w:val="Hiperhivatkozs"/>
@@ -255,7 +255,7 @@
                 <w:noProof/>
                 <w:webHidden/>
               </w:rPr>
-              <w:instrText xml:space="preserve"> PAGEREF _Toc218619912 \h </w:instrText>
+              <w:instrText xml:space="preserve"> PAGEREF _Toc221883148 \h </w:instrText>
             </w:r>
             <w:r>
               <w:rPr>
@@ -299,7 +299,7 @@
               <w:lang w:eastAsia="hu-HU"/>
             </w:rPr>
           </w:pPr>
-          <w:hyperlink w:anchor="_Toc218619913" w:history="1">
+          <w:hyperlink w:anchor="_Toc221883149" w:history="1">
             <w:r>
               <w:rPr>
                 <w:rStyle w:val="Hiperhivatkozs"/>
@@ -326,7 +326,7 @@
                 <w:noProof/>
                 <w:webHidden/>
               </w:rPr>
-              <w:instrText xml:space="preserve"> PAGEREF _Toc218619913 \h </w:instrText>
+              <w:instrText xml:space="preserve"> PAGEREF _Toc221883149 \h </w:instrText>
             </w:r>
             <w:r>
               <w:rPr>
@@ -370,7 +370,7 @@
               <w:lang w:eastAsia="hu-HU"/>
             </w:rPr>
           </w:pPr>
-          <w:hyperlink w:anchor="_Toc218619914" w:history="1">
+          <w:hyperlink w:anchor="_Toc221883150" w:history="1">
             <w:r>
               <w:rPr>
                 <w:rStyle w:val="Hiperhivatkozs"/>
@@ -397,7 +397,7 @@
                 <w:noProof/>
                 <w:webHidden/>
               </w:rPr>
-              <w:instrText xml:space="preserve"> PAGEREF _Toc218619914 \h </w:instrText>
+              <w:instrText xml:space="preserve"> PAGEREF _Toc221883150 \h </w:instrText>
             </w:r>
             <w:r>
               <w:rPr>
@@ -441,7 +441,7 @@
               <w:lang w:eastAsia="hu-HU"/>
             </w:rPr>
           </w:pPr>
-          <w:hyperlink w:anchor="_Toc218619915" w:history="1">
+          <w:hyperlink w:anchor="_Toc221883151" w:history="1">
             <w:r>
               <w:rPr>
                 <w:rStyle w:val="Hiperhivatkozs"/>
@@ -468,7 +468,7 @@
                 <w:noProof/>
                 <w:webHidden/>
               </w:rPr>
-              <w:instrText xml:space="preserve"> PAGEREF _Toc218619915 \h </w:instrText>
+              <w:instrText xml:space="preserve"> PAGEREF _Toc221883151 \h </w:instrText>
             </w:r>
             <w:r>
               <w:rPr>
@@ -512,7 +512,7 @@
               <w:lang w:eastAsia="hu-HU"/>
             </w:rPr>
           </w:pPr>
-          <w:hyperlink w:anchor="_Toc218619916" w:history="1">
+          <w:hyperlink w:anchor="_Toc221883152" w:history="1">
             <w:r>
               <w:rPr>
                 <w:rStyle w:val="Hiperhivatkozs"/>
@@ -539,7 +539,7 @@
                 <w:noProof/>
                 <w:webHidden/>
               </w:rPr>
-              <w:instrText xml:space="preserve"> PAGEREF _Toc218619916 \h </w:instrText>
+              <w:instrText xml:space="preserve"> PAGEREF _Toc221883152 \h </w:instrText>
             </w:r>
             <w:r>
               <w:rPr>
@@ -583,7 +583,7 @@
               <w:lang w:eastAsia="hu-HU"/>
             </w:rPr>
           </w:pPr>
-          <w:hyperlink w:anchor="_Toc218619917" w:history="1">
+          <w:hyperlink w:anchor="_Toc221883153" w:history="1">
             <w:r>
               <w:rPr>
                 <w:rStyle w:val="Hiperhivatkozs"/>
@@ -610,7 +610,7 @@
                 <w:noProof/>
                 <w:webHidden/>
               </w:rPr>
-              <w:instrText xml:space="preserve"> PAGEREF _Toc218619917 \h </w:instrText>
+              <w:instrText xml:space="preserve"> PAGEREF _Toc221883153 \h </w:instrText>
             </w:r>
             <w:r>
               <w:rPr>
@@ -654,7 +654,7 @@
               <w:lang w:eastAsia="hu-HU"/>
             </w:rPr>
           </w:pPr>
-          <w:hyperlink w:anchor="_Toc218619918" w:history="1">
+          <w:hyperlink w:anchor="_Toc221883154" w:history="1">
             <w:r>
               <w:rPr>
                 <w:rStyle w:val="Hiperhivatkozs"/>
@@ -681,7 +681,7 @@
                 <w:noProof/>
                 <w:webHidden/>
               </w:rPr>
-              <w:instrText xml:space="preserve"> PAGEREF _Toc218619918 \h </w:instrText>
+              <w:instrText xml:space="preserve"> PAGEREF _Toc221883154 \h </w:instrText>
             </w:r>
             <w:r>
               <w:rPr>
@@ -725,7 +725,7 @@
               <w:lang w:eastAsia="hu-HU"/>
             </w:rPr>
           </w:pPr>
-          <w:hyperlink w:anchor="_Toc218619919" w:history="1">
+          <w:hyperlink w:anchor="_Toc221883155" w:history="1">
             <w:r>
               <w:rPr>
                 <w:rStyle w:val="Hiperhivatkozs"/>
@@ -752,7 +752,7 @@
                 <w:noProof/>
                 <w:webHidden/>
               </w:rPr>
-              <w:instrText xml:space="preserve"> PAGEREF _Toc218619919 \h </w:instrText>
+              <w:instrText xml:space="preserve"> PAGEREF _Toc221883155 \h </w:instrText>
             </w:r>
             <w:r>
               <w:rPr>
@@ -796,7 +796,7 @@
               <w:lang w:eastAsia="hu-HU"/>
             </w:rPr>
           </w:pPr>
-          <w:hyperlink w:anchor="_Toc218619920" w:history="1">
+          <w:hyperlink w:anchor="_Toc221883156" w:history="1">
             <w:r>
               <w:rPr>
                 <w:rStyle w:val="Hiperhivatkozs"/>
@@ -823,7 +823,7 @@
                 <w:noProof/>
                 <w:webHidden/>
               </w:rPr>
-              <w:instrText xml:space="preserve"> PAGEREF _Toc218619920 \h </w:instrText>
+              <w:instrText xml:space="preserve"> PAGEREF _Toc221883156 \h </w:instrText>
             </w:r>
             <w:r>
               <w:rPr>
@@ -867,7 +867,7 @@
               <w:lang w:eastAsia="hu-HU"/>
             </w:rPr>
           </w:pPr>
-          <w:hyperlink w:anchor="_Toc218619921" w:history="1">
+          <w:hyperlink w:anchor="_Toc221883157" w:history="1">
             <w:r>
               <w:rPr>
                 <w:rStyle w:val="Hiperhivatkozs"/>
@@ -894,7 +894,7 @@
                 <w:noProof/>
                 <w:webHidden/>
               </w:rPr>
-              <w:instrText xml:space="preserve"> PAGEREF _Toc218619921 \h </w:instrText>
+              <w:instrText xml:space="preserve"> PAGEREF _Toc221883157 \h </w:instrText>
             </w:r>
             <w:r>
               <w:rPr>
@@ -938,7 +938,7 @@
               <w:lang w:eastAsia="hu-HU"/>
             </w:rPr>
           </w:pPr>
-          <w:hyperlink w:anchor="_Toc218619922" w:history="1">
+          <w:hyperlink w:anchor="_Toc221883158" w:history="1">
             <w:r>
               <w:rPr>
                 <w:rStyle w:val="Hiperhivatkozs"/>
@@ -965,7 +965,7 @@
                 <w:noProof/>
                 <w:webHidden/>
               </w:rPr>
-              <w:instrText xml:space="preserve"> PAGEREF _Toc218619922 \h </w:instrText>
+              <w:instrText xml:space="preserve"> PAGEREF _Toc221883158 \h </w:instrText>
             </w:r>
             <w:r>
               <w:rPr>
@@ -1009,7 +1009,7 @@
               <w:lang w:eastAsia="hu-HU"/>
             </w:rPr>
           </w:pPr>
-          <w:hyperlink w:anchor="_Toc218619923" w:history="1">
+          <w:hyperlink w:anchor="_Toc221883159" w:history="1">
             <w:r>
               <w:rPr>
                 <w:rStyle w:val="Hiperhivatkozs"/>
@@ -1036,7 +1036,7 @@
                 <w:noProof/>
                 <w:webHidden/>
               </w:rPr>
-              <w:instrText xml:space="preserve"> PAGEREF _Toc218619923 \h </w:instrText>
+              <w:instrText xml:space="preserve"> PAGEREF _Toc221883159 \h </w:instrText>
             </w:r>
             <w:r>
               <w:rPr>
@@ -1080,7 +1080,7 @@
               <w:lang w:eastAsia="hu-HU"/>
             </w:rPr>
           </w:pPr>
-          <w:hyperlink w:anchor="_Toc218619924" w:history="1">
+          <w:hyperlink w:anchor="_Toc221883160" w:history="1">
             <w:r>
               <w:rPr>
                 <w:rStyle w:val="Hiperhivatkozs"/>
@@ -1107,7 +1107,7 @@
                 <w:noProof/>
                 <w:webHidden/>
               </w:rPr>
-              <w:instrText xml:space="preserve"> PAGEREF _Toc218619924 \h </w:instrText>
+              <w:instrText xml:space="preserve"> PAGEREF _Toc221883160 \h </w:instrText>
             </w:r>
             <w:r>
               <w:rPr>
@@ -1151,7 +1151,7 @@
               <w:lang w:eastAsia="hu-HU"/>
             </w:rPr>
           </w:pPr>
-          <w:hyperlink w:anchor="_Toc218619925" w:history="1">
+          <w:hyperlink w:anchor="_Toc221883161" w:history="1">
             <w:r>
               <w:rPr>
                 <w:rStyle w:val="Hiperhivatkozs"/>
@@ -1178,7 +1178,7 @@
                 <w:noProof/>
                 <w:webHidden/>
               </w:rPr>
-              <w:instrText xml:space="preserve"> PAGEREF _Toc218619925 \h </w:instrText>
+              <w:instrText xml:space="preserve"> PAGEREF _Toc221883161 \h </w:instrText>
             </w:r>
             <w:r>
               <w:rPr>
@@ -1222,7 +1222,7 @@
               <w:lang w:eastAsia="hu-HU"/>
             </w:rPr>
           </w:pPr>
-          <w:hyperlink w:anchor="_Toc218619926" w:history="1">
+          <w:hyperlink w:anchor="_Toc221883162" w:history="1">
             <w:r>
               <w:rPr>
                 <w:rStyle w:val="Hiperhivatkozs"/>
@@ -1249,7 +1249,7 @@
                 <w:noProof/>
                 <w:webHidden/>
               </w:rPr>
-              <w:instrText xml:space="preserve"> PAGEREF _Toc218619926 \h </w:instrText>
+              <w:instrText xml:space="preserve"> PAGEREF _Toc221883162 \h </w:instrText>
             </w:r>
             <w:r>
               <w:rPr>
@@ -1269,7 +1269,7 @@
                 <w:noProof/>
                 <w:webHidden/>
               </w:rPr>
-              <w:t>9</w:t>
+              <w:t>11</w:t>
             </w:r>
             <w:r>
               <w:rPr>
@@ -1293,7 +1293,7 @@
               <w:lang w:eastAsia="hu-HU"/>
             </w:rPr>
           </w:pPr>
-          <w:hyperlink w:anchor="_Toc218619927" w:history="1">
+          <w:hyperlink w:anchor="_Toc221883163" w:history="1">
             <w:r>
               <w:rPr>
                 <w:rStyle w:val="Hiperhivatkozs"/>
@@ -1320,7 +1320,7 @@
                 <w:noProof/>
                 <w:webHidden/>
               </w:rPr>
-              <w:instrText xml:space="preserve"> PAGEREF _Toc218619927 \h </w:instrText>
+              <w:instrText xml:space="preserve"> PAGEREF _Toc221883163 \h </w:instrText>
             </w:r>
             <w:r>
               <w:rPr>
@@ -1340,7 +1340,7 @@
                 <w:noProof/>
                 <w:webHidden/>
               </w:rPr>
-              <w:t>9</w:t>
+              <w:t>12</w:t>
             </w:r>
             <w:r>
               <w:rPr>
@@ -1364,7 +1364,7 @@
               <w:lang w:eastAsia="hu-HU"/>
             </w:rPr>
           </w:pPr>
-          <w:hyperlink w:anchor="_Toc218619928" w:history="1">
+          <w:hyperlink w:anchor="_Toc221883164" w:history="1">
             <w:r>
               <w:rPr>
                 <w:rStyle w:val="Hiperhivatkozs"/>
@@ -1391,7 +1391,7 @@
                 <w:noProof/>
                 <w:webHidden/>
               </w:rPr>
-              <w:instrText xml:space="preserve"> PAGEREF _Toc218619928 \h </w:instrText>
+              <w:instrText xml:space="preserve"> PAGEREF _Toc221883164 \h </w:instrText>
             </w:r>
             <w:r>
               <w:rPr>
@@ -1411,7 +1411,7 @@
                 <w:noProof/>
                 <w:webHidden/>
               </w:rPr>
-              <w:t>10</w:t>
+              <w:t>14</w:t>
             </w:r>
             <w:r>
               <w:rPr>
@@ -1435,7 +1435,7 @@
               <w:lang w:eastAsia="hu-HU"/>
             </w:rPr>
           </w:pPr>
-          <w:hyperlink w:anchor="_Toc218619929" w:history="1">
+          <w:hyperlink w:anchor="_Toc221883165" w:history="1">
             <w:r>
               <w:rPr>
                 <w:rStyle w:val="Hiperhivatkozs"/>
@@ -1462,7 +1462,7 @@
                 <w:noProof/>
                 <w:webHidden/>
               </w:rPr>
-              <w:instrText xml:space="preserve"> PAGEREF _Toc218619929 \h </w:instrText>
+              <w:instrText xml:space="preserve"> PAGEREF _Toc221883165 \h </w:instrText>
             </w:r>
             <w:r>
               <w:rPr>
@@ -1482,7 +1482,7 @@
                 <w:noProof/>
                 <w:webHidden/>
               </w:rPr>
-              <w:t>11</w:t>
+              <w:t>14</w:t>
             </w:r>
             <w:r>
               <w:rPr>
@@ -1506,7 +1506,7 @@
               <w:lang w:eastAsia="hu-HU"/>
             </w:rPr>
           </w:pPr>
-          <w:hyperlink w:anchor="_Toc218619930" w:history="1">
+          <w:hyperlink w:anchor="_Toc221883166" w:history="1">
             <w:r>
               <w:rPr>
                 <w:rStyle w:val="Hiperhivatkozs"/>
@@ -1533,7 +1533,7 @@
                 <w:noProof/>
                 <w:webHidden/>
               </w:rPr>
-              <w:instrText xml:space="preserve"> PAGEREF _Toc218619930 \h </w:instrText>
+              <w:instrText xml:space="preserve"> PAGEREF _Toc221883166 \h </w:instrText>
             </w:r>
             <w:r>
               <w:rPr>
@@ -1553,7 +1553,7 @@
                 <w:noProof/>
                 <w:webHidden/>
               </w:rPr>
-              <w:t>11</w:t>
+              <w:t>22</w:t>
             </w:r>
             <w:r>
               <w:rPr>
@@ -1577,7 +1577,7 @@
               <w:lang w:eastAsia="hu-HU"/>
             </w:rPr>
           </w:pPr>
-          <w:hyperlink w:anchor="_Toc218619931" w:history="1">
+          <w:hyperlink w:anchor="_Toc221883167" w:history="1">
             <w:r>
               <w:rPr>
                 <w:rStyle w:val="Hiperhivatkozs"/>
@@ -1604,7 +1604,7 @@
                 <w:noProof/>
                 <w:webHidden/>
               </w:rPr>
-              <w:instrText xml:space="preserve"> PAGEREF _Toc218619931 \h </w:instrText>
+              <w:instrText xml:space="preserve"> PAGEREF _Toc221883167 \h </w:instrText>
             </w:r>
             <w:r>
               <w:rPr>
@@ -1624,7 +1624,7 @@
                 <w:noProof/>
                 <w:webHidden/>
               </w:rPr>
-              <w:t>11</w:t>
+              <w:t>22</w:t>
             </w:r>
             <w:r>
               <w:rPr>
@@ -1648,7 +1648,7 @@
               <w:lang w:eastAsia="hu-HU"/>
             </w:rPr>
           </w:pPr>
-          <w:hyperlink w:anchor="_Toc218619932" w:history="1">
+          <w:hyperlink w:anchor="_Toc221883168" w:history="1">
             <w:r>
               <w:rPr>
                 <w:rStyle w:val="Hiperhivatkozs"/>
@@ -1675,7 +1675,7 @@
                 <w:noProof/>
                 <w:webHidden/>
               </w:rPr>
-              <w:instrText xml:space="preserve"> PAGEREF _Toc218619932 \h </w:instrText>
+              <w:instrText xml:space="preserve"> PAGEREF _Toc221883168 \h </w:instrText>
             </w:r>
             <w:r>
               <w:rPr>
@@ -1695,7 +1695,7 @@
                 <w:noProof/>
                 <w:webHidden/>
               </w:rPr>
-              <w:t>11</w:t>
+              <w:t>23</w:t>
             </w:r>
             <w:r>
               <w:rPr>
@@ -1719,7 +1719,7 @@
               <w:lang w:eastAsia="hu-HU"/>
             </w:rPr>
           </w:pPr>
-          <w:hyperlink w:anchor="_Toc218619933" w:history="1">
+          <w:hyperlink w:anchor="_Toc221883169" w:history="1">
             <w:r>
               <w:rPr>
                 <w:rStyle w:val="Hiperhivatkozs"/>
@@ -1746,7 +1746,7 @@
                 <w:noProof/>
                 <w:webHidden/>
               </w:rPr>
-              <w:instrText xml:space="preserve"> PAGEREF _Toc218619933 \h </w:instrText>
+              <w:instrText xml:space="preserve"> PAGEREF _Toc221883169 \h </w:instrText>
             </w:r>
             <w:r>
               <w:rPr>
@@ -1766,7 +1766,7 @@
                 <w:noProof/>
                 <w:webHidden/>
               </w:rPr>
-              <w:t>11</w:t>
+              <w:t>23</w:t>
             </w:r>
             <w:r>
               <w:rPr>
@@ -1790,7 +1790,7 @@
               <w:lang w:eastAsia="hu-HU"/>
             </w:rPr>
           </w:pPr>
-          <w:hyperlink w:anchor="_Toc218619934" w:history="1">
+          <w:hyperlink w:anchor="_Toc221883170" w:history="1">
             <w:r>
               <w:rPr>
                 <w:rStyle w:val="Hiperhivatkozs"/>
@@ -1817,7 +1817,7 @@
                 <w:noProof/>
                 <w:webHidden/>
               </w:rPr>
-              <w:instrText xml:space="preserve"> PAGEREF _Toc218619934 \h </w:instrText>
+              <w:instrText xml:space="preserve"> PAGEREF _Toc221883170 \h </w:instrText>
             </w:r>
             <w:r>
               <w:rPr>
@@ -1837,7 +1837,7 @@
                 <w:noProof/>
                 <w:webHidden/>
               </w:rPr>
-              <w:t>11</w:t>
+              <w:t>23</w:t>
             </w:r>
             <w:r>
               <w:rPr>
@@ -1861,7 +1861,7 @@
               <w:lang w:eastAsia="hu-HU"/>
             </w:rPr>
           </w:pPr>
-          <w:hyperlink w:anchor="_Toc218619935" w:history="1">
+          <w:hyperlink w:anchor="_Toc221883171" w:history="1">
             <w:r>
               <w:rPr>
                 <w:rStyle w:val="Hiperhivatkozs"/>
@@ -1888,7 +1888,7 @@
                 <w:noProof/>
                 <w:webHidden/>
               </w:rPr>
-              <w:instrText xml:space="preserve"> PAGEREF _Toc218619935 \h </w:instrText>
+              <w:instrText xml:space="preserve"> PAGEREF _Toc221883171 \h </w:instrText>
             </w:r>
             <w:r>
               <w:rPr>
@@ -1908,7 +1908,7 @@
                 <w:noProof/>
                 <w:webHidden/>
               </w:rPr>
-              <w:t>11</w:t>
+              <w:t>23</w:t>
             </w:r>
             <w:r>
               <w:rPr>
@@ -1932,7 +1932,7 @@
               <w:lang w:eastAsia="hu-HU"/>
             </w:rPr>
           </w:pPr>
-          <w:hyperlink w:anchor="_Toc218619936" w:history="1">
+          <w:hyperlink w:anchor="_Toc221883172" w:history="1">
             <w:r>
               <w:rPr>
                 <w:rStyle w:val="Hiperhivatkozs"/>
@@ -1959,7 +1959,7 @@
                 <w:noProof/>
                 <w:webHidden/>
               </w:rPr>
-              <w:instrText xml:space="preserve"> PAGEREF _Toc218619936 \h </w:instrText>
+              <w:instrText xml:space="preserve"> PAGEREF _Toc221883172 \h </w:instrText>
             </w:r>
             <w:r>
               <w:rPr>
@@ -1979,7 +1979,7 @@
                 <w:noProof/>
                 <w:webHidden/>
               </w:rPr>
-              <w:t>11</w:t>
+              <w:t>23</w:t>
             </w:r>
             <w:r>
               <w:rPr>
@@ -2003,7 +2003,7 @@
               <w:lang w:eastAsia="hu-HU"/>
             </w:rPr>
           </w:pPr>
-          <w:hyperlink w:anchor="_Toc218619937" w:history="1">
+          <w:hyperlink w:anchor="_Toc221883173" w:history="1">
             <w:r>
               <w:rPr>
                 <w:rStyle w:val="Hiperhivatkozs"/>
@@ -2030,7 +2030,7 @@
                 <w:noProof/>
                 <w:webHidden/>
               </w:rPr>
-              <w:instrText xml:space="preserve"> PAGEREF _Toc218619937 \h </w:instrText>
+              <w:instrText xml:space="preserve"> PAGEREF _Toc221883173 \h </w:instrText>
             </w:r>
             <w:r>
               <w:rPr>
@@ -2050,7 +2050,7 @@
                 <w:noProof/>
                 <w:webHidden/>
               </w:rPr>
-              <w:t>11</w:t>
+              <w:t>23</w:t>
             </w:r>
             <w:r>
               <w:rPr>
@@ -2074,7 +2074,7 @@
               <w:lang w:eastAsia="hu-HU"/>
             </w:rPr>
           </w:pPr>
-          <w:hyperlink w:anchor="_Toc218619938" w:history="1">
+          <w:hyperlink w:anchor="_Toc221883174" w:history="1">
             <w:r>
               <w:rPr>
                 <w:rStyle w:val="Hiperhivatkozs"/>
@@ -2101,7 +2101,7 @@
                 <w:noProof/>
                 <w:webHidden/>
               </w:rPr>
-              <w:instrText xml:space="preserve"> PAGEREF _Toc218619938 \h </w:instrText>
+              <w:instrText xml:space="preserve"> PAGEREF _Toc221883174 \h </w:instrText>
             </w:r>
             <w:r>
               <w:rPr>
@@ -2121,7 +2121,7 @@
                 <w:noProof/>
                 <w:webHidden/>
               </w:rPr>
-              <w:t>11</w:t>
+              <w:t>23</w:t>
             </w:r>
             <w:r>
               <w:rPr>
@@ -2145,7 +2145,7 @@
               <w:lang w:eastAsia="hu-HU"/>
             </w:rPr>
           </w:pPr>
-          <w:hyperlink w:anchor="_Toc218619939" w:history="1">
+          <w:hyperlink w:anchor="_Toc221883175" w:history="1">
             <w:r>
               <w:rPr>
                 <w:rStyle w:val="Hiperhivatkozs"/>
@@ -2172,7 +2172,7 @@
                 <w:noProof/>
                 <w:webHidden/>
               </w:rPr>
-              <w:instrText xml:space="preserve"> PAGEREF _Toc218619939 \h </w:instrText>
+              <w:instrText xml:space="preserve"> PAGEREF _Toc221883175 \h </w:instrText>
             </w:r>
             <w:r>
               <w:rPr>
@@ -2192,7 +2192,7 @@
                 <w:noProof/>
                 <w:webHidden/>
               </w:rPr>
-              <w:t>11</w:t>
+              <w:t>23</w:t>
             </w:r>
             <w:r>
               <w:rPr>
@@ -2216,7 +2216,7 @@
               <w:lang w:eastAsia="hu-HU"/>
             </w:rPr>
           </w:pPr>
-          <w:hyperlink w:anchor="_Toc218619940" w:history="1">
+          <w:hyperlink w:anchor="_Toc221883176" w:history="1">
             <w:r>
               <w:rPr>
                 <w:rStyle w:val="Hiperhivatkozs"/>
@@ -2243,7 +2243,7 @@
                 <w:noProof/>
                 <w:webHidden/>
               </w:rPr>
-              <w:instrText xml:space="preserve"> PAGEREF _Toc218619940 \h </w:instrText>
+              <w:instrText xml:space="preserve"> PAGEREF _Toc221883176 \h </w:instrText>
             </w:r>
             <w:r>
               <w:rPr>
@@ -2263,7 +2263,7 @@
                 <w:noProof/>
                 <w:webHidden/>
               </w:rPr>
-              <w:t>11</w:t>
+              <w:t>23</w:t>
             </w:r>
             <w:r>
               <w:rPr>
@@ -2287,7 +2287,7 @@
               <w:lang w:eastAsia="hu-HU"/>
             </w:rPr>
           </w:pPr>
-          <w:hyperlink w:anchor="_Toc218619941" w:history="1">
+          <w:hyperlink w:anchor="_Toc221883177" w:history="1">
             <w:r>
               <w:rPr>
                 <w:rStyle w:val="Hiperhivatkozs"/>
@@ -2314,7 +2314,7 @@
                 <w:noProof/>
                 <w:webHidden/>
               </w:rPr>
-              <w:instrText xml:space="preserve"> PAGEREF _Toc218619941 \h </w:instrText>
+              <w:instrText xml:space="preserve"> PAGEREF _Toc221883177 \h </w:instrText>
             </w:r>
             <w:r>
               <w:rPr>
@@ -2334,7 +2334,7 @@
                 <w:noProof/>
                 <w:webHidden/>
               </w:rPr>
-              <w:t>11</w:t>
+              <w:t>23</w:t>
             </w:r>
             <w:r>
               <w:rPr>
@@ -2358,7 +2358,7 @@
               <w:lang w:eastAsia="hu-HU"/>
             </w:rPr>
           </w:pPr>
-          <w:hyperlink w:anchor="_Toc218619942" w:history="1">
+          <w:hyperlink w:anchor="_Toc221883178" w:history="1">
             <w:r>
               <w:rPr>
                 <w:rStyle w:val="Hiperhivatkozs"/>
@@ -2385,7 +2385,7 @@
                 <w:noProof/>
                 <w:webHidden/>
               </w:rPr>
-              <w:instrText xml:space="preserve"> PAGEREF _Toc218619942 \h </w:instrText>
+              <w:instrText xml:space="preserve"> PAGEREF _Toc221883178 \h </w:instrText>
             </w:r>
             <w:r>
               <w:rPr>
@@ -2405,7 +2405,7 @@
                 <w:noProof/>
                 <w:webHidden/>
               </w:rPr>
-              <w:t>11</w:t>
+              <w:t>23</w:t>
             </w:r>
             <w:r>
               <w:rPr>
@@ -2436,7 +2436,7 @@
       <w:pPr>
         <w:pStyle w:val="Cmsor1"/>
       </w:pPr>
-      <w:bookmarkStart w:id="1" w:name="_Toc218619913"/>
+      <w:bookmarkStart w:id="1" w:name="_Toc221883149"/>
       <w:r>
         <w:lastRenderedPageBreak/>
         <w:t>Bevezető</w:t>
@@ -2533,7 +2533,7 @@
       <w:pPr>
         <w:pStyle w:val="Cmsor2"/>
       </w:pPr>
-      <w:bookmarkStart w:id="2" w:name="_Toc218619914"/>
+      <w:bookmarkStart w:id="2" w:name="_Toc221883150"/>
       <w:r>
         <w:t>Probléma felvetés</w:t>
       </w:r>
@@ -2546,7 +2546,7 @@
       <w:pPr>
         <w:pStyle w:val="Cmsor3"/>
       </w:pPr>
-      <w:bookmarkStart w:id="3" w:name="_Toc218619915"/>
+      <w:bookmarkStart w:id="3" w:name="_Toc221883151"/>
       <w:r>
         <w:t>Bináris számrendszer</w:t>
       </w:r>
@@ -3358,7 +3358,7 @@
       <w:pPr>
         <w:pStyle w:val="Cmsor3"/>
       </w:pPr>
-      <w:bookmarkStart w:id="4" w:name="_Toc218619916"/>
+      <w:bookmarkStart w:id="4" w:name="_Toc221883152"/>
       <w:r>
         <w:t>Lebegőpontos számábrázolás</w:t>
       </w:r>
@@ -3477,7 +3477,7 @@
       <w:pPr>
         <w:pStyle w:val="Cmsor3"/>
       </w:pPr>
-      <w:bookmarkStart w:id="5" w:name="_Toc218619917"/>
+      <w:bookmarkStart w:id="5" w:name="_Toc221883153"/>
       <w:r>
         <w:t>Implementációk</w:t>
       </w:r>
@@ -3783,7 +3783,7 @@
           <w:rFonts w:eastAsiaTheme="minorEastAsia"/>
         </w:rPr>
       </w:pPr>
-      <w:bookmarkStart w:id="6" w:name="_Toc218619918"/>
+      <w:bookmarkStart w:id="6" w:name="_Toc221883154"/>
       <w:r>
         <w:rPr>
           <w:rFonts w:eastAsiaTheme="minorEastAsia"/>
@@ -3815,7 +3815,7 @@
       <w:pPr>
         <w:pStyle w:val="Cmsor2"/>
       </w:pPr>
-      <w:bookmarkStart w:id="7" w:name="_Toc218619919"/>
+      <w:bookmarkStart w:id="7" w:name="_Toc221883155"/>
       <w:r>
         <w:t>Megoldás megközelítése</w:t>
       </w:r>
@@ -3825,7 +3825,7 @@
       <w:pPr>
         <w:pStyle w:val="Cmsor3"/>
       </w:pPr>
-      <w:bookmarkStart w:id="8" w:name="_Toc218619920"/>
+      <w:bookmarkStart w:id="8" w:name="_Toc221883156"/>
       <w:r>
         <w:t>BCD számábrázolás</w:t>
       </w:r>
@@ -3857,7 +3857,15 @@
         <w:jc w:val="center"/>
       </w:pPr>
       <w:r>
-        <w:t>&lt;kép egy 0-nál kisebb számról ami rövidebb mint a fractionLength&gt;</w:t>
+        <w:t xml:space="preserve">&lt;kép egy 0-nál kisebb számról ami rövidebb mint a </w:t>
+      </w:r>
+      <w:proofErr w:type="spellStart"/>
+      <w:r>
+        <w:t>fractionLength</w:t>
+      </w:r>
+      <w:proofErr w:type="spellEnd"/>
+      <w:r>
+        <w:t>&gt;</w:t>
       </w:r>
     </w:p>
     <w:p>
@@ -3869,7 +3877,7 @@
       <w:pPr>
         <w:pStyle w:val="Cmsor3"/>
       </w:pPr>
-      <w:bookmarkStart w:id="9" w:name="_Toc218619921"/>
+      <w:bookmarkStart w:id="9" w:name="_Toc221883157"/>
       <w:r>
         <w:t>Előnyök és hátrányok</w:t>
       </w:r>
@@ -4068,7 +4076,7 @@
       <w:pPr>
         <w:pStyle w:val="Cmsor1"/>
       </w:pPr>
-      <w:bookmarkStart w:id="10" w:name="_Toc218619922"/>
+      <w:bookmarkStart w:id="10" w:name="_Toc221883158"/>
       <w:r>
         <w:lastRenderedPageBreak/>
         <w:t>Fejlesztői dokumentáció</w:t>
@@ -4079,7 +4087,7 @@
       <w:pPr>
         <w:pStyle w:val="Cmsor2"/>
       </w:pPr>
-      <w:bookmarkStart w:id="11" w:name="_Toc218619923"/>
+      <w:bookmarkStart w:id="11" w:name="_Toc221883159"/>
       <w:r>
         <w:t>Számtípusok m</w:t>
       </w:r>
@@ -4095,7 +4103,7 @@
       <w:pPr>
         <w:pStyle w:val="Cmsor3"/>
       </w:pPr>
-      <w:bookmarkStart w:id="12" w:name="_Toc218619924"/>
+      <w:bookmarkStart w:id="12" w:name="_Toc221883160"/>
       <w:r>
         <w:t>Számjegy típus (Digit)</w:t>
       </w:r>
@@ -4345,7 +4353,7 @@
       <w:pPr>
         <w:pStyle w:val="Cmsor3"/>
       </w:pPr>
-      <w:bookmarkStart w:id="13" w:name="_Toc218619925"/>
+      <w:bookmarkStart w:id="13" w:name="_Toc221883161"/>
       <w:r>
         <w:t>Természetes szám típus (Natural)</w:t>
       </w:r>
@@ -4382,8 +4390,13 @@
         <w:t>long</w:t>
       </w:r>
       <w:r>
-        <w:t xml:space="preserve"> long</w:t>
-      </w:r>
+        <w:t xml:space="preserve"> </w:t>
+      </w:r>
+      <w:proofErr w:type="spellStart"/>
+      <w:r>
+        <w:t>long</w:t>
+      </w:r>
+      <w:proofErr w:type="spellEnd"/>
       <w:r>
         <w:t xml:space="preserve"> számtípus</w:t>
       </w:r>
@@ -4750,7 +4763,6 @@
       </w:r>
     </w:p>
     <w:p>
-      <w:bookmarkStart w:id="14" w:name="_Toc218619926"/>
       <w:r>
         <w:t>Érdemes még pár szót ejteni a hatványozás és a gyökvonás megvalósításáról, ugyanis ezen értékek számítási technikája eltér az iskolában tanult módszerekétől.</w:t>
       </w:r>
@@ -5888,12 +5900,20 @@
         <w:rPr>
           <w:rFonts w:eastAsiaTheme="minorEastAsia"/>
         </w:rPr>
-        <w:t>François Viète</w:t>
-      </w:r>
+        <w:t xml:space="preserve">François </w:t>
+      </w:r>
+      <w:proofErr w:type="spellStart"/>
       <w:r>
         <w:rPr>
           <w:rFonts w:eastAsiaTheme="minorEastAsia"/>
         </w:rPr>
+        <w:t>Viète</w:t>
+      </w:r>
+      <w:proofErr w:type="spellEnd"/>
+      <w:r>
+        <w:rPr>
+          <w:rFonts w:eastAsiaTheme="minorEastAsia"/>
+        </w:rPr>
         <w:t>, híres matematikus</w:t>
       </w:r>
       <w:r>
@@ -5930,7 +5950,21 @@
         <w:rPr>
           <w:rFonts w:eastAsiaTheme="minorEastAsia"/>
         </w:rPr>
-        <w:t xml:space="preserve">amit Viète </w:t>
+        <w:t xml:space="preserve">amit </w:t>
+      </w:r>
+      <w:proofErr w:type="spellStart"/>
+      <w:r>
+        <w:rPr>
+          <w:rFonts w:eastAsiaTheme="minorEastAsia"/>
+        </w:rPr>
+        <w:t>Viète</w:t>
+      </w:r>
+      <w:proofErr w:type="spellEnd"/>
+      <w:r>
+        <w:rPr>
+          <w:rFonts w:eastAsiaTheme="minorEastAsia"/>
+        </w:rPr>
+        <w:t xml:space="preserve"> </w:t>
       </w:r>
       <w:r>
         <w:rPr>
@@ -7158,7 +7192,15 @@
     </w:p>
     <w:p>
       <w:r>
-        <w:t xml:space="preserve">Egyszerűbben úgy tudnánk elképzelni a fenti számítást, mint a kézi osztás (long division) műveletsorát. Itt is a legnagyobb helyiértékű számjegytől kezdve folyamatosan alulról közelítjük az eredményünket a valós értékhez. </w:t>
+        <w:t xml:space="preserve">Egyszerűbben úgy tudnánk elképzelni a fenti számítást, mint a kézi osztás (long </w:t>
+      </w:r>
+      <w:proofErr w:type="spellStart"/>
+      <w:r>
+        <w:t>division</w:t>
+      </w:r>
+      <w:proofErr w:type="spellEnd"/>
+      <w:r>
+        <w:t xml:space="preserve">) műveletsorát. Itt is a legnagyobb helyiértékű számjegytől kezdve folyamatosan alulról közelítjük az eredményünket a valós értékhez. </w:t>
       </w:r>
       <w:r>
         <w:t>Éppen</w:t>
@@ -7171,6 +7213,7 @@
       <w:pPr>
         <w:pStyle w:val="Cmsor3"/>
       </w:pPr>
+      <w:bookmarkStart w:id="14" w:name="_Toc221883162"/>
       <w:r>
         <w:t>Egész szám típus (Integer)</w:t>
       </w:r>
@@ -7502,7 +7545,7 @@
       <w:pPr>
         <w:pStyle w:val="Cmsor3"/>
       </w:pPr>
-      <w:bookmarkStart w:id="15" w:name="_Toc218619927"/>
+      <w:bookmarkStart w:id="15" w:name="_Toc221883163"/>
       <w:r>
         <w:t>Pozitív szám típus (Positive)</w:t>
       </w:r>
@@ -8183,7 +8226,7 @@
       <w:pPr>
         <w:pStyle w:val="Cmsor3"/>
       </w:pPr>
-      <w:bookmarkStart w:id="16" w:name="_Toc218619928"/>
+      <w:bookmarkStart w:id="16" w:name="_Toc221883164"/>
       <w:r>
         <w:t>Leírható</w:t>
       </w:r>
@@ -8603,7 +8646,7 @@
       <w:pPr>
         <w:pStyle w:val="Cmsor3"/>
       </w:pPr>
-      <w:bookmarkStart w:id="17" w:name="_Toc218619929"/>
+      <w:bookmarkStart w:id="17" w:name="_Toc221883165"/>
       <w:r>
         <w:t>Racionális szám típus (Rational)</w:t>
       </w:r>
@@ -9581,34 +9624,109 @@
           <w:rFonts w:eastAsiaTheme="minorEastAsia"/>
           <w:iCs/>
         </w:rPr>
-        <w:t xml:space="preserve"> (binary splitting</w:t>
-      </w:r>
+        <w:t xml:space="preserve"> (</w:t>
+      </w:r>
+      <w:proofErr w:type="spellStart"/>
       <w:r>
         <w:rPr>
           <w:rFonts w:eastAsiaTheme="minorEastAsia"/>
           <w:iCs/>
         </w:rPr>
-        <w:t xml:space="preserve">, másnéven </w:t>
-      </w:r>
+        <w:t>binary</w:t>
+      </w:r>
+      <w:proofErr w:type="spellEnd"/>
       <w:r>
         <w:rPr>
           <w:rFonts w:eastAsiaTheme="minorEastAsia"/>
           <w:iCs/>
         </w:rPr>
-        <w:t>divide-and-conquer summation</w:t>
-      </w:r>
+        <w:t xml:space="preserve"> </w:t>
+      </w:r>
+      <w:proofErr w:type="spellStart"/>
       <w:r>
         <w:rPr>
           <w:rFonts w:eastAsiaTheme="minorEastAsia"/>
           <w:iCs/>
         </w:rPr>
-        <w:t xml:space="preserve">/product </w:t>
-      </w:r>
+        <w:t>splitting</w:t>
+      </w:r>
+      <w:proofErr w:type="spellEnd"/>
       <w:r>
         <w:rPr>
           <w:rFonts w:eastAsiaTheme="minorEastAsia"/>
           <w:iCs/>
         </w:rPr>
+        <w:t xml:space="preserve">, másnéven </w:t>
+      </w:r>
+      <w:proofErr w:type="spellStart"/>
+      <w:r>
+        <w:rPr>
+          <w:rFonts w:eastAsiaTheme="minorEastAsia"/>
+          <w:iCs/>
+        </w:rPr>
+        <w:t>divide</w:t>
+      </w:r>
+      <w:proofErr w:type="spellEnd"/>
+      <w:r>
+        <w:rPr>
+          <w:rFonts w:eastAsiaTheme="minorEastAsia"/>
+          <w:iCs/>
+        </w:rPr>
+        <w:t>-and-</w:t>
+      </w:r>
+      <w:proofErr w:type="spellStart"/>
+      <w:r>
+        <w:rPr>
+          <w:rFonts w:eastAsiaTheme="minorEastAsia"/>
+          <w:iCs/>
+        </w:rPr>
+        <w:t>conquer</w:t>
+      </w:r>
+      <w:proofErr w:type="spellEnd"/>
+      <w:r>
+        <w:rPr>
+          <w:rFonts w:eastAsiaTheme="minorEastAsia"/>
+          <w:iCs/>
+        </w:rPr>
+        <w:t xml:space="preserve"> </w:t>
+      </w:r>
+      <w:proofErr w:type="spellStart"/>
+      <w:r>
+        <w:rPr>
+          <w:rFonts w:eastAsiaTheme="minorEastAsia"/>
+          <w:iCs/>
+        </w:rPr>
+        <w:t>summation</w:t>
+      </w:r>
+      <w:proofErr w:type="spellEnd"/>
+      <w:r>
+        <w:rPr>
+          <w:rFonts w:eastAsiaTheme="minorEastAsia"/>
+          <w:iCs/>
+        </w:rPr>
+        <w:t>/</w:t>
+      </w:r>
+      <w:proofErr w:type="spellStart"/>
+      <w:r>
+        <w:rPr>
+          <w:rFonts w:eastAsiaTheme="minorEastAsia"/>
+          <w:iCs/>
+        </w:rPr>
+        <w:t>product</w:t>
+      </w:r>
+      <w:proofErr w:type="spellEnd"/>
+      <w:r>
+        <w:rPr>
+          <w:rFonts w:eastAsiaTheme="minorEastAsia"/>
+          <w:iCs/>
+        </w:rPr>
+        <w:t xml:space="preserve"> </w:t>
+      </w:r>
+      <w:r>
+        <w:rPr>
+          <w:rFonts w:eastAsiaTheme="minorEastAsia"/>
+          <w:iCs/>
+        </w:rPr>
         <w:lastRenderedPageBreak/>
         <w:t xml:space="preserve">vagy </w:t>
       </w:r>
@@ -9617,8 +9735,17 @@
           <w:rFonts w:eastAsiaTheme="minorEastAsia"/>
           <w:iCs/>
         </w:rPr>
-        <w:t>prefix product</w:t>
-      </w:r>
+        <w:t xml:space="preserve">prefix </w:t>
+      </w:r>
+      <w:proofErr w:type="spellStart"/>
+      <w:r>
+        <w:rPr>
+          <w:rFonts w:eastAsiaTheme="minorEastAsia"/>
+          <w:iCs/>
+        </w:rPr>
+        <w:t>product</w:t>
+      </w:r>
+      <w:proofErr w:type="spellEnd"/>
       <w:r>
         <w:rPr>
           <w:rFonts w:eastAsiaTheme="minorEastAsia"/>
@@ -19111,13 +19238,15 @@
         </w:rPr>
         <w:t xml:space="preserve"> </w:t>
       </w:r>
+      <w:proofErr w:type="spellStart"/>
       <w:r>
         <w:rPr>
           <w:rFonts w:eastAsiaTheme="minorEastAsia"/>
           <w:iCs/>
         </w:rPr>
-        <w:t>Srinivasa Ramanujan</w:t>
-      </w:r>
+        <w:t>Srinivasa</w:t>
+      </w:r>
+      <w:proofErr w:type="spellEnd"/>
       <w:r>
         <w:rPr>
           <w:rFonts w:eastAsiaTheme="minorEastAsia"/>
@@ -19125,26 +19254,58 @@
         </w:rPr>
         <w:t xml:space="preserve"> </w:t>
       </w:r>
+      <w:proofErr w:type="spellStart"/>
       <w:r>
         <w:rPr>
           <w:rFonts w:eastAsiaTheme="minorEastAsia"/>
           <w:iCs/>
         </w:rPr>
-        <w:t>inspirált</w:t>
-      </w:r>
+        <w:t>Ramanujan</w:t>
+      </w:r>
+      <w:proofErr w:type="spellEnd"/>
       <w:r>
         <w:rPr>
           <w:rFonts w:eastAsiaTheme="minorEastAsia"/>
           <w:iCs/>
         </w:rPr>
-        <w:t>a</w:t>
+        <w:t xml:space="preserve"> </w:t>
       </w:r>
       <w:r>
         <w:rPr>
           <w:rFonts w:eastAsiaTheme="minorEastAsia"/>
           <w:iCs/>
         </w:rPr>
-        <w:t>, Chudnovsky fivérek</w:t>
+        <w:t>inspirált</w:t>
+      </w:r>
+      <w:r>
+        <w:rPr>
+          <w:rFonts w:eastAsiaTheme="minorEastAsia"/>
+          <w:iCs/>
+        </w:rPr>
+        <w:t>a</w:t>
+      </w:r>
+      <w:r>
+        <w:rPr>
+          <w:rFonts w:eastAsiaTheme="minorEastAsia"/>
+          <w:iCs/>
+        </w:rPr>
+        <w:t xml:space="preserve">, </w:t>
+      </w:r>
+      <w:proofErr w:type="spellStart"/>
+      <w:r>
+        <w:rPr>
+          <w:rFonts w:eastAsiaTheme="minorEastAsia"/>
+          <w:iCs/>
+        </w:rPr>
+        <w:t>Chudnovsky</w:t>
+      </w:r>
+      <w:proofErr w:type="spellEnd"/>
+      <w:r>
+        <w:rPr>
+          <w:rFonts w:eastAsiaTheme="minorEastAsia"/>
+          <w:iCs/>
+        </w:rPr>
+        <w:t xml:space="preserve"> fivérek</w:t>
       </w:r>
       <w:r>
         <w:rPr>
@@ -27798,12 +27959,21 @@
           <w:iCs/>
         </w:rPr>
       </w:pPr>
+      <w:proofErr w:type="spellStart"/>
       <w:r>
         <w:rPr>
           <w:rFonts w:eastAsiaTheme="minorEastAsia"/>
           <w:iCs/>
         </w:rPr>
-        <w:t>Leonhard Euler bizonyította, hogy ez az érték kifejezhető a következő végtelen sor használatával:</w:t>
+        <w:t>Leonhard</w:t>
+      </w:r>
+      <w:proofErr w:type="spellEnd"/>
+      <w:r>
+        <w:rPr>
+          <w:rFonts w:eastAsiaTheme="minorEastAsia"/>
+          <w:iCs/>
+        </w:rPr>
+        <w:t xml:space="preserve"> Euler bizonyította, hogy ez az érték kifejezhető a következő végtelen sor használatával:</w:t>
       </w:r>
     </w:p>
     <w:p>
@@ -28423,7 +28593,7 @@
       <w:pPr>
         <w:pStyle w:val="Cmsor2"/>
       </w:pPr>
-      <w:bookmarkStart w:id="18" w:name="_Toc218619930"/>
+      <w:bookmarkStart w:id="18" w:name="_Toc221883166"/>
       <w:r>
         <w:lastRenderedPageBreak/>
         <w:t>Számológép megvalósítása</w:t>
@@ -28452,7 +28622,7 @@
       <w:pPr>
         <w:pStyle w:val="Cmsor3"/>
       </w:pPr>
-      <w:bookmarkStart w:id="19" w:name="_Toc218619931"/>
+      <w:bookmarkStart w:id="19" w:name="_Toc221883167"/>
       <w:r>
         <w:t>Parser</w:t>
       </w:r>
@@ -28463,7 +28633,15 @@
         <w:t>Ez a részleg felelős a szöveg feldarabolásáért.</w:t>
       </w:r>
       <w:r>
-        <w:t xml:space="preserve"> Hogy a parser tudja, milyen formájú egységekre kell felbontani a szöveget, minden egyes számológép egy reguláris kifejezésekből álló (Regex) listát tart fent magán belül. Ez a rendszer a leghosszabb illeszkedés elvét követi, miszerint </w:t>
+        <w:t xml:space="preserve"> Hogy a parser tudja, milyen formájú egységekre kell felbontani a szöveget, minden egyes számológép egy reguláris kifejezésekből álló (</w:t>
+      </w:r>
+      <w:proofErr w:type="spellStart"/>
+      <w:r>
+        <w:t>Regex</w:t>
+      </w:r>
+      <w:proofErr w:type="spellEnd"/>
+      <w:r>
+        <w:t xml:space="preserve">) listát tart fent magán belül. Ez a rendszer a leghosszabb illeszkedés elvét követi, miszerint </w:t>
       </w:r>
       <w:r>
         <w:t>a következő vágást a sor elejétől számított leghosszabban a karaktersorozatra illeszkedő szakasz végén kell megejteni.</w:t>
@@ -28616,7 +28794,13 @@
         </w:numPr>
       </w:pPr>
       <w:r>
-        <w:t>Hogy a lehető legkevesebb munkát kelljen elvégezni és ne kelljen minden alkalommal végig nézni az összes reguláris kifejezést, használjuk az első felismert kifejezést. Viszont akkor úgy kell sorba állítanunk a kifejezések prioritását, hogy minél specifikusabb egy kifejezés, annál előrébb álljon. Ez azért fontos, hogy nehogy egy hasonló, de általánosabb kifejezés teljesen leárnyékolja.</w:t>
+        <w:t xml:space="preserve">Hogy a lehető legkevesebb munkát kelljen elvégezni és ne kelljen minden alkalommal végig nézni az összes reguláris kifejezést, használjuk az első felismert kifejezést. Viszont akkor úgy kell sorba állítanunk a </w:t>
+      </w:r>
+      <w:r>
+        <w:t>lista</w:t>
+      </w:r>
+      <w:r>
+        <w:t xml:space="preserve"> prioritását, hogy minél specifikusabb egy kifejezés, annál előrébb álljon. Ez azért fontos, hogy nehogy egy hasonló, de általánosabb kifejezés teljesen leárnyékolja.</w:t>
       </w:r>
     </w:p>
     <w:p>
@@ -28631,9 +28815,688 @@
       <w:pPr>
         <w:pStyle w:val="Cmsor3"/>
       </w:pPr>
-      <w:bookmarkStart w:id="20" w:name="_Toc218619932"/>
-      <w:r>
-        <w:t>Általános számológép (Standard)</w:t>
+      <w:r>
+        <w:t>Absztrakt számológép (</w:t>
+      </w:r>
+      <w:proofErr w:type="spellStart"/>
+      <w:r>
+        <w:t>Calculator</w:t>
+      </w:r>
+      <w:proofErr w:type="spellEnd"/>
+      <w:r>
+        <w:t>)</w:t>
+      </w:r>
+    </w:p>
+    <w:p>
+      <w:r>
+        <w:t>Említettük, hogy a reguláris kifejezéseket tartó lista tárolását rábíztuk a számológépre. Ez nekünk azért lesz kényelmes, mivel ez a szerkezet lehetőséget nyit különböző típusú számológépek egyszerű létrehozására.</w:t>
+      </w:r>
+      <w:r>
+        <w:t xml:space="preserve"> Ezt</w:t>
+      </w:r>
+      <w:r>
+        <w:t xml:space="preserve"> a könnyedséget</w:t>
+      </w:r>
+      <w:r>
+        <w:t xml:space="preserve"> teszi </w:t>
+      </w:r>
+      <w:r>
+        <w:t>lehetővé ez a szülőosztály, ami minden alap funkciót már magába foglal a kifejezés listán kívül.</w:t>
+      </w:r>
+      <w:r>
+        <w:t xml:space="preserve"> </w:t>
+      </w:r>
+      <w:r>
+        <w:t>Innentől s</w:t>
+      </w:r>
+      <w:r>
+        <w:t>zimplán annyi a dolgunk, hogy az új típusban</w:t>
+      </w:r>
+      <w:r>
+        <w:t xml:space="preserve"> felsoroljuk</w:t>
+      </w:r>
+      <w:r>
+        <w:t>, hogy milyen szavakat ismerjen fel a parser, vagyis a kifejezés lista tartalmát.</w:t>
+      </w:r>
+    </w:p>
+    <w:p>
+      <w:r>
+        <w:t>Tegyük fel. hogy van egy egyszerű számológép típusunk, amivel a parser dolgozik. A szöveg bemegy, majd kijön a szépen feldarabolt eredmény. Rá kell jönnünk, hogy ekkor még mindig nem vagyunk sehol. Ahhoz, hogy a program értelmezni tudja a szövegünket többre lesz szükség.</w:t>
+      </w:r>
+    </w:p>
+    <w:p>
+      <w:r>
+        <w:t>Hozzunk tehát létre mindegyik reguláris kifejezés mellé egy neki megfelelő osztályt</w:t>
+      </w:r>
+      <w:r>
+        <w:t xml:space="preserve">. Az osztály tartalmazza </w:t>
+      </w:r>
+      <w:r>
+        <w:t>a konstruktort és, amennyiben szükséges, egy érték lekérdező, egy szöveggé alakító és egy prioritási értéket visszaadó függvényt.</w:t>
+      </w:r>
+      <w:r>
+        <w:t xml:space="preserve"> Hogy </w:t>
+      </w:r>
+      <w:r>
+        <w:t>pedig egyetlen listában el tudjuk tárolni</w:t>
+      </w:r>
+      <w:r>
+        <w:t xml:space="preserve"> az egészet</w:t>
+      </w:r>
+      <w:r>
+        <w:t>, származtassuk le őket egyetlen nagy szülőosztályból (Expression). A különböző típusok közös vonásait az egyszerűbb leírhatóság érdekében új köztes szülőosztályok bevezetésével valósíthatjuk meg.</w:t>
+      </w:r>
+    </w:p>
+    <w:p>
+      <w:pPr>
+        <w:jc w:val="center"/>
+      </w:pPr>
+      <w:r>
+        <w:t xml:space="preserve">&lt;Kép az absztrakt </w:t>
+      </w:r>
+      <w:proofErr w:type="spellStart"/>
+      <w:r>
+        <w:t>Calculator</w:t>
+      </w:r>
+      <w:proofErr w:type="spellEnd"/>
+      <w:r>
+        <w:t xml:space="preserve"> osztály kifejezésfájáról</w:t>
+      </w:r>
+      <w:r>
+        <w:t xml:space="preserve"> (UML)</w:t>
+      </w:r>
+      <w:r>
+        <w:t>&gt;</w:t>
+      </w:r>
+    </w:p>
+    <w:p>
+      <w:r>
+        <w:t>Térjünk is ki rá, hogy mit is jelképeznek az egyes csúcsokon ülő osztályok:</w:t>
+      </w:r>
+    </w:p>
+    <w:p>
+      <w:r>
+        <w:t>Expression:</w:t>
+      </w:r>
+    </w:p>
+    <w:p>
+      <w:proofErr w:type="spellStart"/>
+      <w:r>
+        <w:lastRenderedPageBreak/>
+        <w:t>ValueHolder</w:t>
+      </w:r>
+      <w:proofErr w:type="spellEnd"/>
+      <w:r>
+        <w:t>:</w:t>
+      </w:r>
+    </w:p>
+    <w:p>
+      <w:r>
+        <w:t>Term:</w:t>
+      </w:r>
+    </w:p>
+    <w:p>
+      <w:proofErr w:type="spellStart"/>
+      <w:r>
+        <w:t>Parenthesized</w:t>
+      </w:r>
+      <w:proofErr w:type="spellEnd"/>
+      <w:r>
+        <w:t>:</w:t>
+      </w:r>
+    </w:p>
+    <w:p>
+      <w:proofErr w:type="spellStart"/>
+      <w:r>
+        <w:t>FunctionBase</w:t>
+      </w:r>
+      <w:proofErr w:type="spellEnd"/>
+      <w:r>
+        <w:t>:</w:t>
+      </w:r>
+    </w:p>
+    <w:p>
+      <w:r>
+        <w:t>Operator:</w:t>
+      </w:r>
+    </w:p>
+    <w:p>
+      <w:proofErr w:type="spellStart"/>
+      <w:r>
+        <w:t>Function</w:t>
+      </w:r>
+      <w:proofErr w:type="spellEnd"/>
+      <w:r>
+        <w:t>:</w:t>
+      </w:r>
+    </w:p>
+    <w:p>
+      <w:r>
+        <w:t>Coma:</w:t>
+      </w:r>
+    </w:p>
+    <w:p>
+      <w:proofErr w:type="spellStart"/>
+      <w:r>
+        <w:t>Parenthesis</w:t>
+      </w:r>
+      <w:proofErr w:type="spellEnd"/>
+      <w:r>
+        <w:t>:</w:t>
+      </w:r>
+    </w:p>
+    <w:p>
+      <w:proofErr w:type="spellStart"/>
+      <w:r>
+        <w:t>Opening</w:t>
+      </w:r>
+      <w:r>
+        <w:t>Parenthesis</w:t>
+      </w:r>
+      <w:proofErr w:type="spellEnd"/>
+      <w:r>
+        <w:t>:</w:t>
+      </w:r>
+    </w:p>
+    <w:p>
+      <w:proofErr w:type="spellStart"/>
+      <w:r>
+        <w:t>Closing</w:t>
+      </w:r>
+      <w:r>
+        <w:t>Parenthesis</w:t>
+      </w:r>
+      <w:proofErr w:type="spellEnd"/>
+      <w:r>
+        <w:t>:</w:t>
+      </w:r>
+    </w:p>
+    <w:p>
+      <w:r>
+        <w:t>Ennek a fá</w:t>
+      </w:r>
+      <w:r>
+        <w:t>nak</w:t>
+      </w:r>
+      <w:r>
+        <w:t xml:space="preserve"> a specifikus számológépek már csak levélcsúcsokat kell, hogy biztosítsanak</w:t>
+      </w:r>
+      <w:r>
+        <w:t>.</w:t>
+      </w:r>
+    </w:p>
+    <w:p>
+      <w:r>
+        <w:t xml:space="preserve">Ezzel már sokkal előrébb vagyunk. Az egyes </w:t>
+      </w:r>
+      <w:r>
+        <w:t>kifejezés osztályok által</w:t>
+      </w:r>
+      <w:r>
+        <w:t>, ha átalakítjuk a kifejezés listát, hogy reguláris kifejezés</w:t>
+      </w:r>
+      <w:r>
+        <w:t xml:space="preserve"> </w:t>
+      </w:r>
+      <w:r>
+        <w:t>-</w:t>
+      </w:r>
+      <w:r>
+        <w:t xml:space="preserve"> kifejezés objektumot gyártó függvény párokat tartalmazzon, a felismert reguláris kifejezésekkel a szavakból egyből objektumok gyárthatók. Vagyis ezentúl a parser nem szavak listáját adja vissza, hanem objektumok listáját, amivel sokkal könnyebb dolgoznunk.</w:t>
+      </w:r>
+    </w:p>
+    <w:p>
+      <w:pPr>
+        <w:jc w:val="center"/>
+      </w:pPr>
+      <w:r>
+        <w:t xml:space="preserve">&lt;Állapotdiagramm </w:t>
+      </w:r>
+      <w:r>
+        <w:t>mindkét</w:t>
+      </w:r>
+      <w:r>
+        <w:t xml:space="preserve"> műveletsorról&gt;</w:t>
+      </w:r>
+    </w:p>
+    <w:p>
+      <w:r>
+        <w:t>Ezt viszont még mindig nem vagyunk képesek kiértékelni. Ebben segít a lengyel formára alakítás, ami a műveleti sor szempontjából egy sokkal jobban kezelhető alak.</w:t>
+      </w:r>
+    </w:p>
+    <w:p>
+      <w:pPr>
+        <w:rPr>
+          <w:b/>
+          <w:bCs/>
+        </w:rPr>
+      </w:pPr>
+      <w:r>
+        <w:rPr>
+          <w:b/>
+          <w:bCs/>
+        </w:rPr>
+        <w:t>Aritmetikai kifejezés alakjai:</w:t>
+      </w:r>
+    </w:p>
+    <w:p>
+      <w:pPr>
+        <w:numPr>
+          <w:ilvl w:val="0"/>
+          <w:numId w:val="10"/>
+        </w:numPr>
+      </w:pPr>
+      <w:r>
+        <w:rPr>
+          <w:b/>
+          <w:bCs/>
+        </w:rPr>
+        <w:t>infix:</w:t>
+      </w:r>
+      <w:r>
+        <w:t xml:space="preserve"> </w:t>
+      </w:r>
+      <m:oMath>
+        <m:r>
+          <w:rPr>
+            <w:rFonts w:ascii="Cambria Math" w:hAnsi="Cambria Math"/>
+          </w:rPr>
+          <m:t>A+B</m:t>
+        </m:r>
+      </m:oMath>
+      <w:r>
+        <w:t>, az egyes műveleti jelek az operandusaik között helyezkednek el</w:t>
+      </w:r>
+    </w:p>
+    <w:p>
+      <w:pPr>
+        <w:numPr>
+          <w:ilvl w:val="0"/>
+          <w:numId w:val="10"/>
+        </w:numPr>
+      </w:pPr>
+      <w:r>
+        <w:rPr>
+          <w:b/>
+          <w:bCs/>
+        </w:rPr>
+        <w:t>postfix:</w:t>
+      </w:r>
+      <w:r>
+        <w:t xml:space="preserve"> </w:t>
+      </w:r>
+      <m:oMath>
+        <m:r>
+          <w:rPr>
+            <w:rFonts w:ascii="Cambria Math" w:hAnsi="Cambria Math"/>
+          </w:rPr>
+          <m:t>AB+</m:t>
+        </m:r>
+      </m:oMath>
+      <w:r>
+        <w:t>, az egyes műveleti jelek az operandusaik mögött helyezkednek el</w:t>
+      </w:r>
+    </w:p>
+    <w:p>
+      <w:pPr>
+        <w:numPr>
+          <w:ilvl w:val="0"/>
+          <w:numId w:val="10"/>
+        </w:numPr>
+      </w:pPr>
+      <w:r>
+        <w:rPr>
+          <w:b/>
+          <w:bCs/>
+        </w:rPr>
+        <w:t>prefix:</w:t>
+      </w:r>
+      <w:r>
+        <w:t xml:space="preserve"> </w:t>
+      </w:r>
+      <m:oMath>
+        <m:r>
+          <w:rPr>
+            <w:rFonts w:ascii="Cambria Math" w:hAnsi="Cambria Math"/>
+          </w:rPr>
+          <m:t>+AB</m:t>
+        </m:r>
+      </m:oMath>
+      <w:r>
+        <w:t>, az egyes műveleti jelek az operandusaik előtt helyezkednek el</w:t>
+      </w:r>
+    </w:p>
+    <w:p>
+      <w:r>
+        <w:t>Az emberek számára kényelmes és könnyen átlátható az infix alak</w:t>
+      </w:r>
+      <w:r>
+        <w:t>, ezért is használjuk. Viszont</w:t>
+      </w:r>
+      <w:r>
+        <w:t xml:space="preserve"> a fordítóprogramoknak egy olyan alakra van szükségük, amelyekből a műveletek elvégzésének a sorrendje egyértelműen adódik.</w:t>
+      </w:r>
+    </w:p>
+    <w:p>
+      <w:r>
+        <w:lastRenderedPageBreak/>
+        <w:t xml:space="preserve">A lengyel forma az </w:t>
+      </w:r>
+      <w:r>
+        <w:rPr>
+          <w:b/>
+          <w:bCs/>
+        </w:rPr>
+        <w:t>aritmetikai kifejezés postfix alakja.</w:t>
+      </w:r>
+      <w:r>
+        <w:t xml:space="preserve"> Nincsenek benne zárójelek, a kiértékelés mégis egyértelmű. Operandusok sorrendje nem változik. Operátorok sorrendje az elvégzésük sorrendjében szerepel, tehát balról jobbra. Minden operátort közvetlen megelőznek az operandusai, (az operandus lehet változó, konstans, de lehet postfix kifejezés is).</w:t>
+      </w:r>
+    </w:p>
+    <w:p>
+      <w:pPr>
+        <w:rPr>
+          <w:b/>
+          <w:bCs/>
+        </w:rPr>
+      </w:pPr>
+      <w:r>
+        <w:rPr>
+          <w:b/>
+          <w:bCs/>
+        </w:rPr>
+        <w:t xml:space="preserve">Operátorok </w:t>
+      </w:r>
+      <w:proofErr w:type="spellStart"/>
+      <w:r>
+        <w:rPr>
+          <w:b/>
+          <w:bCs/>
+        </w:rPr>
+        <w:t>precedenciája</w:t>
+      </w:r>
+      <w:proofErr w:type="spellEnd"/>
+      <w:r>
+        <w:rPr>
+          <w:b/>
+          <w:bCs/>
+        </w:rPr>
+        <w:t xml:space="preserve"> (elsősége):</w:t>
+      </w:r>
+    </w:p>
+    <w:p>
+      <w:r>
+        <w:t xml:space="preserve">Legkisebb </w:t>
+      </w:r>
+      <w:proofErr w:type="spellStart"/>
+      <w:r>
+        <w:t>precedenciájútól</w:t>
+      </w:r>
+      <w:proofErr w:type="spellEnd"/>
+      <w:r>
+        <w:t xml:space="preserve"> a legnagyobbig a sorrend a következő:</w:t>
+      </w:r>
+    </w:p>
+    <w:p>
+      <w:pPr>
+        <w:numPr>
+          <w:ilvl w:val="0"/>
+          <w:numId w:val="11"/>
+        </w:numPr>
+      </w:pPr>
+      <w:r>
+        <w:t>=</w:t>
+      </w:r>
+    </w:p>
+    <w:p>
+      <w:pPr>
+        <w:numPr>
+          <w:ilvl w:val="0"/>
+          <w:numId w:val="11"/>
+        </w:numPr>
+      </w:pPr>
+      <m:oMath>
+        <m:r>
+          <w:rPr>
+            <w:rFonts w:ascii="Cambria Math" w:hAnsi="Cambria Math"/>
+          </w:rPr>
+          <m:t>+</m:t>
+        </m:r>
+      </m:oMath>
+      <w:r>
+        <w:t xml:space="preserve"> </w:t>
+      </w:r>
+      <w:r>
+        <w:t>és</w:t>
+      </w:r>
+      <w:r>
+        <w:t xml:space="preserve"> </w:t>
+      </w:r>
+      <m:oMath>
+        <m:r>
+          <w:rPr>
+            <w:rFonts w:ascii="Cambria Math" w:hAnsi="Cambria Math"/>
+          </w:rPr>
+          <m:t>-</m:t>
+        </m:r>
+      </m:oMath>
+      <w:r>
+        <w:t xml:space="preserve"> (azonos rangúak)</w:t>
+      </w:r>
+    </w:p>
+    <w:p>
+      <w:pPr>
+        <w:numPr>
+          <w:ilvl w:val="0"/>
+          <w:numId w:val="11"/>
+        </w:numPr>
+      </w:pPr>
+      <m:oMath>
+        <m:r>
+          <w:rPr>
+            <w:rFonts w:ascii="Cambria Math" w:hAnsi="Cambria Math"/>
+          </w:rPr>
+          <m:t>×</m:t>
+        </m:r>
+      </m:oMath>
+      <w:r>
+        <w:t xml:space="preserve"> </w:t>
+      </w:r>
+      <w:r>
+        <w:t>és</w:t>
+      </w:r>
+      <w:r>
+        <w:t xml:space="preserve"> </w:t>
+      </w:r>
+      <m:oMath>
+        <m:r>
+          <w:rPr>
+            <w:rFonts w:ascii="Cambria Math" w:hAnsi="Cambria Math"/>
+          </w:rPr>
+          <m:t>/</m:t>
+        </m:r>
+      </m:oMath>
+      <w:r>
+        <w:t xml:space="preserve"> (azonos rangúak)</w:t>
+      </w:r>
+    </w:p>
+    <w:p>
+      <w:pPr>
+        <w:numPr>
+          <w:ilvl w:val="0"/>
+          <w:numId w:val="11"/>
+        </w:numPr>
+      </w:pPr>
+      <m:oMath>
+        <m:sSup>
+          <m:sSupPr>
+            <m:ctrlPr>
+              <w:rPr>
+                <w:rFonts w:ascii="Cambria Math" w:hAnsi="Cambria Math"/>
+                <w:i/>
+              </w:rPr>
+            </m:ctrlPr>
+          </m:sSupPr>
+          <m:e>
+            <m:r>
+              <w:rPr>
+                <w:rFonts w:ascii="Cambria Math" w:hAnsi="Cambria Math"/>
+              </w:rPr>
+              <m:t>x</m:t>
+            </m:r>
+          </m:e>
+          <m:sup>
+            <m:r>
+              <w:rPr>
+                <w:rFonts w:ascii="Cambria Math" w:hAnsi="Cambria Math"/>
+              </w:rPr>
+              <m:t>a</m:t>
+            </m:r>
+          </m:sup>
+        </m:sSup>
+      </m:oMath>
+      <w:r>
+        <w:t xml:space="preserve"> és </w:t>
+      </w:r>
+      <m:oMath>
+        <m:rad>
+          <m:radPr>
+            <m:ctrlPr>
+              <w:rPr>
+                <w:rFonts w:ascii="Cambria Math" w:hAnsi="Cambria Math"/>
+                <w:i/>
+              </w:rPr>
+            </m:ctrlPr>
+          </m:radPr>
+          <m:deg>
+            <m:r>
+              <w:rPr>
+                <w:rFonts w:ascii="Cambria Math" w:hAnsi="Cambria Math"/>
+              </w:rPr>
+              <m:t>a</m:t>
+            </m:r>
+          </m:deg>
+          <m:e>
+            <m:r>
+              <w:rPr>
+                <w:rFonts w:ascii="Cambria Math" w:hAnsi="Cambria Math"/>
+              </w:rPr>
+              <m:t>x</m:t>
+            </m:r>
+          </m:e>
+        </m:rad>
+      </m:oMath>
+    </w:p>
+    <w:p>
+      <w:r>
+        <w:t xml:space="preserve">Balról jobbra típusú (bal asszociatív) operátorok: </w:t>
+      </w:r>
+      <m:oMath>
+        <m:r>
+          <w:rPr>
+            <w:rFonts w:ascii="Cambria Math" w:hAnsi="Cambria Math"/>
+          </w:rPr>
+          <m:t>+</m:t>
+        </m:r>
+      </m:oMath>
+      <w:r>
+        <w:t xml:space="preserve">, </w:t>
+      </w:r>
+      <m:oMath>
+        <m:r>
+          <w:rPr>
+            <w:rFonts w:ascii="Cambria Math" w:hAnsi="Cambria Math"/>
+          </w:rPr>
+          <m:t>-</m:t>
+        </m:r>
+      </m:oMath>
+      <w:r>
+        <w:t xml:space="preserve">, </w:t>
+      </w:r>
+      <m:oMath>
+        <m:r>
+          <w:rPr>
+            <w:rFonts w:ascii="Cambria Math" w:hAnsi="Cambria Math"/>
+          </w:rPr>
+          <m:t>×</m:t>
+        </m:r>
+      </m:oMath>
+      <w:r>
+        <w:t xml:space="preserve">, </w:t>
+      </w:r>
+      <m:oMath>
+        <m:r>
+          <w:rPr>
+            <w:rFonts w:ascii="Cambria Math" w:hAnsi="Cambria Math"/>
+          </w:rPr>
+          <m:t>/</m:t>
+        </m:r>
+      </m:oMath>
+    </w:p>
+    <w:p>
+      <w:r>
+        <w:t xml:space="preserve">Jobbról balra típusú (jobb asszociatív) operátorok: </w:t>
+      </w:r>
+      <m:oMath>
+        <m:r>
+          <w:rPr>
+            <w:rFonts w:ascii="Cambria Math" w:hAnsi="Cambria Math"/>
+          </w:rPr>
+          <m:t>=</m:t>
+        </m:r>
+      </m:oMath>
+      <w:r>
+        <w:t xml:space="preserve">, </w:t>
+      </w:r>
+      <m:oMath>
+        <m:sSup>
+          <m:sSupPr>
+            <m:ctrlPr>
+              <w:rPr>
+                <w:rFonts w:ascii="Cambria Math" w:hAnsi="Cambria Math"/>
+                <w:i/>
+              </w:rPr>
+            </m:ctrlPr>
+          </m:sSupPr>
+          <m:e>
+            <m:r>
+              <w:rPr>
+                <w:rFonts w:ascii="Cambria Math" w:hAnsi="Cambria Math"/>
+              </w:rPr>
+              <m:t>x</m:t>
+            </m:r>
+          </m:e>
+          <m:sup>
+            <m:r>
+              <w:rPr>
+                <w:rFonts w:ascii="Cambria Math" w:hAnsi="Cambria Math"/>
+              </w:rPr>
+              <m:t>a</m:t>
+            </m:r>
+          </m:sup>
+        </m:sSup>
+      </m:oMath>
+    </w:p>
+    <w:p/>
+    <w:p>
+      <w:pPr>
+        <w:pStyle w:val="Cmsor3"/>
+      </w:pPr>
+      <w:bookmarkStart w:id="20" w:name="_Toc221883168"/>
+      <w:r>
+        <w:lastRenderedPageBreak/>
+        <w:t>Általános számológép (</w:t>
+      </w:r>
+      <w:proofErr w:type="spellStart"/>
+      <w:r>
+        <w:t>Standard</w:t>
+      </w:r>
+      <w:r>
+        <w:t>Calculator</w:t>
+      </w:r>
+      <w:proofErr w:type="spellEnd"/>
+      <w:r>
+        <w:t>)</w:t>
       </w:r>
       <w:bookmarkEnd w:id="20"/>
     </w:p>
@@ -28641,9 +29504,20 @@
       <w:pPr>
         <w:pStyle w:val="Cmsor3"/>
       </w:pPr>
-      <w:bookmarkStart w:id="21" w:name="_Toc218619933"/>
-      <w:r>
-        <w:t>Euklideszi tér számológép (EuclideanSpace)</w:t>
+      <w:bookmarkStart w:id="21" w:name="_Toc221883169"/>
+      <w:r>
+        <w:t>Euklideszi tér számológép (</w:t>
+      </w:r>
+      <w:proofErr w:type="spellStart"/>
+      <w:r>
+        <w:t>EuclideanSpace</w:t>
+      </w:r>
+      <w:r>
+        <w:t>Calculator</w:t>
+      </w:r>
+      <w:proofErr w:type="spellEnd"/>
+      <w:r>
+        <w:t>)</w:t>
       </w:r>
       <w:bookmarkEnd w:id="21"/>
     </w:p>
@@ -28651,9 +29525,20 @@
       <w:pPr>
         <w:pStyle w:val="Cmsor3"/>
       </w:pPr>
-      <w:bookmarkStart w:id="22" w:name="_Toc218619934"/>
-      <w:r>
-        <w:t>Polinom számológép (Polynomials)</w:t>
+      <w:bookmarkStart w:id="22" w:name="_Toc221883170"/>
+      <w:r>
+        <w:t>Polinom számológép (</w:t>
+      </w:r>
+      <w:proofErr w:type="spellStart"/>
+      <w:r>
+        <w:t>Polynomials</w:t>
+      </w:r>
+      <w:r>
+        <w:t>Calculator</w:t>
+      </w:r>
+      <w:proofErr w:type="spellEnd"/>
+      <w:r>
+        <w:t>)</w:t>
       </w:r>
       <w:bookmarkEnd w:id="22"/>
     </w:p>
@@ -28661,9 +29546,20 @@
       <w:pPr>
         <w:pStyle w:val="Cmsor3"/>
       </w:pPr>
-      <w:bookmarkStart w:id="23" w:name="_Toc218619935"/>
-      <w:r>
-        <w:t>Integrálközelítés számológép (Integral)</w:t>
+      <w:bookmarkStart w:id="23" w:name="_Toc221883171"/>
+      <w:r>
+        <w:t>Integrálközelítés számológép (</w:t>
+      </w:r>
+      <w:proofErr w:type="spellStart"/>
+      <w:r>
+        <w:t>Integral</w:t>
+      </w:r>
+      <w:r>
+        <w:t>Calculator</w:t>
+      </w:r>
+      <w:proofErr w:type="spellEnd"/>
+      <w:r>
+        <w:t>)</w:t>
       </w:r>
       <w:bookmarkEnd w:id="23"/>
     </w:p>
@@ -28671,7 +29567,7 @@
       <w:pPr>
         <w:pStyle w:val="Cmsor2"/>
       </w:pPr>
-      <w:bookmarkStart w:id="24" w:name="_Toc218619936"/>
+      <w:bookmarkStart w:id="24" w:name="_Toc221883172"/>
       <w:r>
         <w:t>Vizuális számológép megvalósítása</w:t>
       </w:r>
@@ -28681,7 +29577,7 @@
       <w:pPr>
         <w:pStyle w:val="Cmsor3"/>
       </w:pPr>
-      <w:bookmarkStart w:id="25" w:name="_Toc218619937"/>
+      <w:bookmarkStart w:id="25" w:name="_Toc221883173"/>
       <w:r>
         <w:t>Funkciók</w:t>
       </w:r>
@@ -28691,7 +29587,7 @@
       <w:pPr>
         <w:pStyle w:val="Cmsor2"/>
       </w:pPr>
-      <w:bookmarkStart w:id="26" w:name="_Toc218619938"/>
+      <w:bookmarkStart w:id="26" w:name="_Toc221883174"/>
       <w:r>
         <w:t>Jövőbeli fejlesztések</w:t>
       </w:r>
@@ -28701,7 +29597,7 @@
       <w:pPr>
         <w:pStyle w:val="Cmsor3"/>
       </w:pPr>
-      <w:bookmarkStart w:id="27" w:name="_Toc218619939"/>
+      <w:bookmarkStart w:id="27" w:name="_Toc221883175"/>
       <w:r>
         <w:t>Teljesítményt növelő fejlesztések</w:t>
       </w:r>
@@ -28711,7 +29607,7 @@
       <w:pPr>
         <w:pStyle w:val="Cmsor3"/>
       </w:pPr>
-      <w:bookmarkStart w:id="28" w:name="_Toc218619940"/>
+      <w:bookmarkStart w:id="28" w:name="_Toc221883176"/>
       <w:r>
         <w:t>Bővítmények</w:t>
       </w:r>
@@ -28721,7 +29617,7 @@
       <w:pPr>
         <w:pStyle w:val="Cmsor3"/>
       </w:pPr>
-      <w:bookmarkStart w:id="29" w:name="_Toc218619941"/>
+      <w:bookmarkStart w:id="29" w:name="_Toc221883177"/>
       <w:r>
         <w:t>Más nyelvekre kiterjesztés</w:t>
       </w:r>
@@ -28731,7 +29627,7 @@
       <w:pPr>
         <w:pStyle w:val="Cmsor2"/>
       </w:pPr>
-      <w:bookmarkStart w:id="30" w:name="_Toc218619942"/>
+      <w:bookmarkStart w:id="30" w:name="_Toc221883178"/>
       <w:r>
         <w:t>Köszönetnyilvánítás</w:t>
       </w:r>
@@ -29194,6 +30090,155 @@
     </w:lvl>
   </w:abstractNum>
   <w:abstractNum w:abstractNumId="3" w15:restartNumberingAfterBreak="0">
+    <w:nsid w:val="41E81218"/>
+    <w:multiLevelType w:val="multilevel"/>
+    <w:tmpl w:val="B136FE62"/>
+    <w:lvl w:ilvl="0">
+      <w:start w:val="1"/>
+      <w:numFmt w:val="decimal"/>
+      <w:lvlText w:val="%1."/>
+      <w:lvlJc w:val="left"/>
+      <w:pPr>
+        <w:tabs>
+          <w:tab w:val="num" w:pos="720"/>
+        </w:tabs>
+        <w:ind w:left="720" w:hanging="360"/>
+      </w:pPr>
+      <w:rPr>
+        <w:rFonts w:hint="default"/>
+        <w:sz w:val="20"/>
+      </w:rPr>
+    </w:lvl>
+    <w:lvl w:ilvl="1" w:tentative="1">
+      <w:start w:val="1"/>
+      <w:numFmt w:val="bullet"/>
+      <w:lvlText w:val="o"/>
+      <w:lvlJc w:val="left"/>
+      <w:pPr>
+        <w:tabs>
+          <w:tab w:val="num" w:pos="1440"/>
+        </w:tabs>
+        <w:ind w:left="1440" w:hanging="360"/>
+      </w:pPr>
+      <w:rPr>
+        <w:rFonts w:ascii="Courier New" w:hAnsi="Courier New" w:hint="default"/>
+        <w:sz w:val="20"/>
+      </w:rPr>
+    </w:lvl>
+    <w:lvl w:ilvl="2" w:tentative="1">
+      <w:start w:val="1"/>
+      <w:numFmt w:val="bullet"/>
+      <w:lvlText w:val=""/>
+      <w:lvlJc w:val="left"/>
+      <w:pPr>
+        <w:tabs>
+          <w:tab w:val="num" w:pos="2160"/>
+        </w:tabs>
+        <w:ind w:left="2160" w:hanging="360"/>
+      </w:pPr>
+      <w:rPr>
+        <w:rFonts w:ascii="Wingdings" w:hAnsi="Wingdings" w:hint="default"/>
+        <w:sz w:val="20"/>
+      </w:rPr>
+    </w:lvl>
+    <w:lvl w:ilvl="3" w:tentative="1">
+      <w:start w:val="1"/>
+      <w:numFmt w:val="bullet"/>
+      <w:lvlText w:val=""/>
+      <w:lvlJc w:val="left"/>
+      <w:pPr>
+        <w:tabs>
+          <w:tab w:val="num" w:pos="2880"/>
+        </w:tabs>
+        <w:ind w:left="2880" w:hanging="360"/>
+      </w:pPr>
+      <w:rPr>
+        <w:rFonts w:ascii="Wingdings" w:hAnsi="Wingdings" w:hint="default"/>
+        <w:sz w:val="20"/>
+      </w:rPr>
+    </w:lvl>
+    <w:lvl w:ilvl="4" w:tentative="1">
+      <w:start w:val="1"/>
+      <w:numFmt w:val="bullet"/>
+      <w:lvlText w:val=""/>
+      <w:lvlJc w:val="left"/>
+      <w:pPr>
+        <w:tabs>
+          <w:tab w:val="num" w:pos="3600"/>
+        </w:tabs>
+        <w:ind w:left="3600" w:hanging="360"/>
+      </w:pPr>
+      <w:rPr>
+        <w:rFonts w:ascii="Wingdings" w:hAnsi="Wingdings" w:hint="default"/>
+        <w:sz w:val="20"/>
+      </w:rPr>
+    </w:lvl>
+    <w:lvl w:ilvl="5" w:tentative="1">
+      <w:start w:val="1"/>
+      <w:numFmt w:val="bullet"/>
+      <w:lvlText w:val=""/>
+      <w:lvlJc w:val="left"/>
+      <w:pPr>
+        <w:tabs>
+          <w:tab w:val="num" w:pos="4320"/>
+        </w:tabs>
+        <w:ind w:left="4320" w:hanging="360"/>
+      </w:pPr>
+      <w:rPr>
+        <w:rFonts w:ascii="Wingdings" w:hAnsi="Wingdings" w:hint="default"/>
+        <w:sz w:val="20"/>
+      </w:rPr>
+    </w:lvl>
+    <w:lvl w:ilvl="6" w:tentative="1">
+      <w:start w:val="1"/>
+      <w:numFmt w:val="bullet"/>
+      <w:lvlText w:val=""/>
+      <w:lvlJc w:val="left"/>
+      <w:pPr>
+        <w:tabs>
+          <w:tab w:val="num" w:pos="5040"/>
+        </w:tabs>
+        <w:ind w:left="5040" w:hanging="360"/>
+      </w:pPr>
+      <w:rPr>
+        <w:rFonts w:ascii="Wingdings" w:hAnsi="Wingdings" w:hint="default"/>
+        <w:sz w:val="20"/>
+      </w:rPr>
+    </w:lvl>
+    <w:lvl w:ilvl="7" w:tentative="1">
+      <w:start w:val="1"/>
+      <w:numFmt w:val="bullet"/>
+      <w:lvlText w:val=""/>
+      <w:lvlJc w:val="left"/>
+      <w:pPr>
+        <w:tabs>
+          <w:tab w:val="num" w:pos="5760"/>
+        </w:tabs>
+        <w:ind w:left="5760" w:hanging="360"/>
+      </w:pPr>
+      <w:rPr>
+        <w:rFonts w:ascii="Wingdings" w:hAnsi="Wingdings" w:hint="default"/>
+        <w:sz w:val="20"/>
+      </w:rPr>
+    </w:lvl>
+    <w:lvl w:ilvl="8" w:tentative="1">
+      <w:start w:val="1"/>
+      <w:numFmt w:val="bullet"/>
+      <w:lvlText w:val=""/>
+      <w:lvlJc w:val="left"/>
+      <w:pPr>
+        <w:tabs>
+          <w:tab w:val="num" w:pos="6480"/>
+        </w:tabs>
+        <w:ind w:left="6480" w:hanging="360"/>
+      </w:pPr>
+      <w:rPr>
+        <w:rFonts w:ascii="Wingdings" w:hAnsi="Wingdings" w:hint="default"/>
+        <w:sz w:val="20"/>
+      </w:rPr>
+    </w:lvl>
+  </w:abstractNum>
+  <w:abstractNum w:abstractNumId="4" w15:restartNumberingAfterBreak="0">
     <w:nsid w:val="44BF1291"/>
     <w:multiLevelType w:val="hybridMultilevel"/>
     <w:tmpl w:val="F97E0F68"/>
@@ -29306,7 +30351,7 @@
       </w:rPr>
     </w:lvl>
   </w:abstractNum>
-  <w:abstractNum w:abstractNumId="4" w15:restartNumberingAfterBreak="0">
+  <w:abstractNum w:abstractNumId="5" w15:restartNumberingAfterBreak="0">
     <w:nsid w:val="57313CB6"/>
     <w:multiLevelType w:val="hybridMultilevel"/>
     <w:tmpl w:val="7FDA4F68"/>
@@ -29392,7 +30437,7 @@
       </w:pPr>
     </w:lvl>
   </w:abstractNum>
-  <w:abstractNum w:abstractNumId="5" w15:restartNumberingAfterBreak="0">
+  <w:abstractNum w:abstractNumId="6" w15:restartNumberingAfterBreak="0">
     <w:nsid w:val="5D525599"/>
     <w:multiLevelType w:val="hybridMultilevel"/>
     <w:tmpl w:val="1B60AFBA"/>
@@ -29505,7 +30550,7 @@
       </w:rPr>
     </w:lvl>
   </w:abstractNum>
-  <w:abstractNum w:abstractNumId="6" w15:restartNumberingAfterBreak="0">
+  <w:abstractNum w:abstractNumId="7" w15:restartNumberingAfterBreak="0">
     <w:nsid w:val="66230B17"/>
     <w:multiLevelType w:val="hybridMultilevel"/>
     <w:tmpl w:val="3F062B98"/>
@@ -29618,7 +30663,7 @@
       </w:rPr>
     </w:lvl>
   </w:abstractNum>
-  <w:abstractNum w:abstractNumId="7" w15:restartNumberingAfterBreak="0">
+  <w:abstractNum w:abstractNumId="8" w15:restartNumberingAfterBreak="0">
     <w:nsid w:val="6CB36125"/>
     <w:multiLevelType w:val="hybridMultilevel"/>
     <w:tmpl w:val="47ACECFC"/>
@@ -29731,7 +30776,7 @@
       </w:rPr>
     </w:lvl>
   </w:abstractNum>
-  <w:abstractNum w:abstractNumId="8" w15:restartNumberingAfterBreak="0">
+  <w:abstractNum w:abstractNumId="9" w15:restartNumberingAfterBreak="0">
     <w:nsid w:val="6D982FAC"/>
     <w:multiLevelType w:val="hybridMultilevel"/>
     <w:tmpl w:val="0A70C7EA"/>
@@ -29844,11 +30889,160 @@
       </w:rPr>
     </w:lvl>
   </w:abstractNum>
+  <w:abstractNum w:abstractNumId="10" w15:restartNumberingAfterBreak="0">
+    <w:nsid w:val="78E2550D"/>
+    <w:multiLevelType w:val="multilevel"/>
+    <w:tmpl w:val="52645B1A"/>
+    <w:lvl w:ilvl="0">
+      <w:start w:val="1"/>
+      <w:numFmt w:val="bullet"/>
+      <w:lvlText w:val=""/>
+      <w:lvlJc w:val="left"/>
+      <w:pPr>
+        <w:tabs>
+          <w:tab w:val="num" w:pos="720"/>
+        </w:tabs>
+        <w:ind w:left="720" w:hanging="360"/>
+      </w:pPr>
+      <w:rPr>
+        <w:rFonts w:ascii="Symbol" w:hAnsi="Symbol" w:hint="default"/>
+        <w:sz w:val="20"/>
+      </w:rPr>
+    </w:lvl>
+    <w:lvl w:ilvl="1" w:tentative="1">
+      <w:start w:val="1"/>
+      <w:numFmt w:val="bullet"/>
+      <w:lvlText w:val="o"/>
+      <w:lvlJc w:val="left"/>
+      <w:pPr>
+        <w:tabs>
+          <w:tab w:val="num" w:pos="1440"/>
+        </w:tabs>
+        <w:ind w:left="1440" w:hanging="360"/>
+      </w:pPr>
+      <w:rPr>
+        <w:rFonts w:ascii="Courier New" w:hAnsi="Courier New" w:hint="default"/>
+        <w:sz w:val="20"/>
+      </w:rPr>
+    </w:lvl>
+    <w:lvl w:ilvl="2" w:tentative="1">
+      <w:start w:val="1"/>
+      <w:numFmt w:val="bullet"/>
+      <w:lvlText w:val=""/>
+      <w:lvlJc w:val="left"/>
+      <w:pPr>
+        <w:tabs>
+          <w:tab w:val="num" w:pos="2160"/>
+        </w:tabs>
+        <w:ind w:left="2160" w:hanging="360"/>
+      </w:pPr>
+      <w:rPr>
+        <w:rFonts w:ascii="Wingdings" w:hAnsi="Wingdings" w:hint="default"/>
+        <w:sz w:val="20"/>
+      </w:rPr>
+    </w:lvl>
+    <w:lvl w:ilvl="3" w:tentative="1">
+      <w:start w:val="1"/>
+      <w:numFmt w:val="bullet"/>
+      <w:lvlText w:val=""/>
+      <w:lvlJc w:val="left"/>
+      <w:pPr>
+        <w:tabs>
+          <w:tab w:val="num" w:pos="2880"/>
+        </w:tabs>
+        <w:ind w:left="2880" w:hanging="360"/>
+      </w:pPr>
+      <w:rPr>
+        <w:rFonts w:ascii="Wingdings" w:hAnsi="Wingdings" w:hint="default"/>
+        <w:sz w:val="20"/>
+      </w:rPr>
+    </w:lvl>
+    <w:lvl w:ilvl="4" w:tentative="1">
+      <w:start w:val="1"/>
+      <w:numFmt w:val="bullet"/>
+      <w:lvlText w:val=""/>
+      <w:lvlJc w:val="left"/>
+      <w:pPr>
+        <w:tabs>
+          <w:tab w:val="num" w:pos="3600"/>
+        </w:tabs>
+        <w:ind w:left="3600" w:hanging="360"/>
+      </w:pPr>
+      <w:rPr>
+        <w:rFonts w:ascii="Wingdings" w:hAnsi="Wingdings" w:hint="default"/>
+        <w:sz w:val="20"/>
+      </w:rPr>
+    </w:lvl>
+    <w:lvl w:ilvl="5" w:tentative="1">
+      <w:start w:val="1"/>
+      <w:numFmt w:val="bullet"/>
+      <w:lvlText w:val=""/>
+      <w:lvlJc w:val="left"/>
+      <w:pPr>
+        <w:tabs>
+          <w:tab w:val="num" w:pos="4320"/>
+        </w:tabs>
+        <w:ind w:left="4320" w:hanging="360"/>
+      </w:pPr>
+      <w:rPr>
+        <w:rFonts w:ascii="Wingdings" w:hAnsi="Wingdings" w:hint="default"/>
+        <w:sz w:val="20"/>
+      </w:rPr>
+    </w:lvl>
+    <w:lvl w:ilvl="6" w:tentative="1">
+      <w:start w:val="1"/>
+      <w:numFmt w:val="bullet"/>
+      <w:lvlText w:val=""/>
+      <w:lvlJc w:val="left"/>
+      <w:pPr>
+        <w:tabs>
+          <w:tab w:val="num" w:pos="5040"/>
+        </w:tabs>
+        <w:ind w:left="5040" w:hanging="360"/>
+      </w:pPr>
+      <w:rPr>
+        <w:rFonts w:ascii="Wingdings" w:hAnsi="Wingdings" w:hint="default"/>
+        <w:sz w:val="20"/>
+      </w:rPr>
+    </w:lvl>
+    <w:lvl w:ilvl="7" w:tentative="1">
+      <w:start w:val="1"/>
+      <w:numFmt w:val="bullet"/>
+      <w:lvlText w:val=""/>
+      <w:lvlJc w:val="left"/>
+      <w:pPr>
+        <w:tabs>
+          <w:tab w:val="num" w:pos="5760"/>
+        </w:tabs>
+        <w:ind w:left="5760" w:hanging="360"/>
+      </w:pPr>
+      <w:rPr>
+        <w:rFonts w:ascii="Wingdings" w:hAnsi="Wingdings" w:hint="default"/>
+        <w:sz w:val="20"/>
+      </w:rPr>
+    </w:lvl>
+    <w:lvl w:ilvl="8" w:tentative="1">
+      <w:start w:val="1"/>
+      <w:numFmt w:val="bullet"/>
+      <w:lvlText w:val=""/>
+      <w:lvlJc w:val="left"/>
+      <w:pPr>
+        <w:tabs>
+          <w:tab w:val="num" w:pos="6480"/>
+        </w:tabs>
+        <w:ind w:left="6480" w:hanging="360"/>
+      </w:pPr>
+      <w:rPr>
+        <w:rFonts w:ascii="Wingdings" w:hAnsi="Wingdings" w:hint="default"/>
+        <w:sz w:val="20"/>
+      </w:rPr>
+    </w:lvl>
+  </w:abstractNum>
   <w:num w:numId="1" w16cid:durableId="789907295">
-    <w:abstractNumId w:val="7"/>
+    <w:abstractNumId w:val="8"/>
   </w:num>
   <w:num w:numId="2" w16cid:durableId="1912694649">
-    <w:abstractNumId w:val="5"/>
+    <w:abstractNumId w:val="6"/>
   </w:num>
   <w:num w:numId="3" w16cid:durableId="2093620482">
     <w:abstractNumId w:val="0"/>
@@ -29860,16 +31054,22 @@
     <w:abstractNumId w:val="2"/>
   </w:num>
   <w:num w:numId="6" w16cid:durableId="1060136177">
-    <w:abstractNumId w:val="3"/>
+    <w:abstractNumId w:val="4"/>
   </w:num>
   <w:num w:numId="7" w16cid:durableId="1975480359">
-    <w:abstractNumId w:val="6"/>
+    <w:abstractNumId w:val="7"/>
   </w:num>
   <w:num w:numId="8" w16cid:durableId="612791505">
-    <w:abstractNumId w:val="4"/>
+    <w:abstractNumId w:val="5"/>
   </w:num>
   <w:num w:numId="9" w16cid:durableId="1634208837">
-    <w:abstractNumId w:val="8"/>
+    <w:abstractNumId w:val="9"/>
+  </w:num>
+  <w:num w:numId="10" w16cid:durableId="676884607">
+    <w:abstractNumId w:val="10"/>
+  </w:num>
+  <w:num w:numId="11" w16cid:durableId="2078672351">
+    <w:abstractNumId w:val="3"/>
   </w:num>
 </w:numbering>
 </file>
@@ -30484,7 +31684,6 @@
   <w:style w:type="character" w:default="1" w:styleId="Bekezdsalapbettpusa">
     <w:name w:val="Default Paragraph Font"/>
     <w:uiPriority w:val="1"/>
-    <w:semiHidden/>
     <w:unhideWhenUsed/>
   </w:style>
   <w:style w:type="table" w:default="1" w:styleId="Normltblzat">

--- a/Documentation.docx
+++ b/Documentation.docx
@@ -28988,10 +28988,7 @@
     <w:p>
       <w:proofErr w:type="spellStart"/>
       <w:r>
-        <w:t>Opening</w:t>
-      </w:r>
-      <w:r>
-        <w:t>Parenthesis</w:t>
+        <w:t>OpeningParenthesis</w:t>
       </w:r>
       <w:proofErr w:type="spellEnd"/>
       <w:r>
@@ -29001,10 +28998,7 @@
     <w:p>
       <w:proofErr w:type="spellStart"/>
       <w:r>
-        <w:t>Closing</w:t>
-      </w:r>
-      <w:r>
-        <w:t>Parenthesis</w:t>
+        <w:t>ClosingParenthesis</w:t>
       </w:r>
       <w:proofErr w:type="spellEnd"/>
       <w:r>
@@ -29205,36 +29199,19 @@
           <w:b/>
           <w:bCs/>
         </w:rPr>
-        <w:t xml:space="preserve">Operátorok </w:t>
-      </w:r>
-      <w:proofErr w:type="spellStart"/>
+        <w:t>Bináris o</w:t>
+      </w:r>
       <w:r>
         <w:rPr>
           <w:b/>
           <w:bCs/>
         </w:rPr>
-        <w:t>precedenciája</w:t>
-      </w:r>
-      <w:proofErr w:type="spellEnd"/>
-      <w:r>
-        <w:rPr>
-          <w:b/>
-          <w:bCs/>
-        </w:rPr>
-        <w:t xml:space="preserve"> (elsősége):</w:t>
-      </w:r>
-    </w:p>
-    <w:p>
-      <w:r>
-        <w:t xml:space="preserve">Legkisebb </w:t>
-      </w:r>
-      <w:proofErr w:type="spellStart"/>
-      <w:r>
-        <w:t>precedenciájútól</w:t>
-      </w:r>
-      <w:proofErr w:type="spellEnd"/>
-      <w:r>
-        <w:t xml:space="preserve"> a legnagyobbig a sorrend a következő:</w:t>
+        <w:t>perátorok precedenciája (elsősége):</w:t>
+      </w:r>
+    </w:p>
+    <w:p>
+      <w:r>
+        <w:t>Legkisebb precedenciájútól a legnagyobbig a sorrend a következő:</w:t>
       </w:r>
     </w:p>
     <w:p>
@@ -29244,9 +29221,64 @@
           <w:numId w:val="11"/>
         </w:numPr>
       </w:pPr>
-      <w:r>
-        <w:t>=</w:t>
-      </w:r>
+      <m:oMath>
+        <m:r>
+          <w:rPr>
+            <w:rFonts w:ascii="Cambria Math" w:hAnsi="Cambria Math"/>
+          </w:rPr>
+          <m:t>=</m:t>
+        </m:r>
+      </m:oMath>
+      <w:r>
+        <w:t xml:space="preserve">, </w:t>
+      </w:r>
+      <m:oMath>
+        <m:r>
+          <w:rPr>
+            <w:rFonts w:ascii="Cambria Math" w:hAnsi="Cambria Math"/>
+          </w:rPr>
+          <m:t>&gt;</m:t>
+        </m:r>
+      </m:oMath>
+      <w:r>
+        <w:t xml:space="preserve">, </w:t>
+      </w:r>
+      <m:oMath>
+        <m:r>
+          <w:rPr>
+            <w:rFonts w:ascii="Cambria Math" w:hAnsi="Cambria Math"/>
+          </w:rPr>
+          <m:t>&lt;</m:t>
+        </m:r>
+      </m:oMath>
+      <w:r>
+        <w:rPr>
+          <w:rFonts w:eastAsiaTheme="minorEastAsia"/>
+        </w:rPr>
+        <w:t xml:space="preserve">, </w:t>
+      </w:r>
+      <m:oMath>
+        <m:r>
+          <w:rPr>
+            <w:rFonts w:ascii="Cambria Math" w:eastAsiaTheme="minorEastAsia" w:hAnsi="Cambria Math"/>
+          </w:rPr>
+          <m:t>≥</m:t>
+        </m:r>
+      </m:oMath>
+      <w:r>
+        <w:rPr>
+          <w:rFonts w:eastAsiaTheme="minorEastAsia"/>
+        </w:rPr>
+        <w:t xml:space="preserve">, </w:t>
+      </w:r>
+      <m:oMath>
+        <m:r>
+          <w:rPr>
+            <w:rFonts w:ascii="Cambria Math" w:eastAsiaTheme="minorEastAsia" w:hAnsi="Cambria Math"/>
+          </w:rPr>
+          <m:t>≤</m:t>
+        </m:r>
+      </m:oMath>
     </w:p>
     <w:p>
       <w:pPr>
@@ -29328,6 +29360,27 @@
         </w:numPr>
       </w:pPr>
       <m:oMath>
+        <m:r>
+          <w:rPr>
+            <w:rFonts w:ascii="Cambria Math" w:eastAsiaTheme="minorEastAsia" w:hAnsi="Cambria Math"/>
+          </w:rPr>
+          <m:t>^</m:t>
+        </m:r>
+        <m:r>
+          <w:rPr>
+            <w:rFonts w:ascii="Cambria Math" w:eastAsiaTheme="minorEastAsia" w:hAnsi="Cambria Math"/>
+          </w:rPr>
+          <m:t xml:space="preserve"> </m:t>
+        </m:r>
+        <m:r>
+          <m:rPr>
+            <m:sty m:val="p"/>
+          </m:rPr>
+          <w:rPr>
+            <w:rFonts w:ascii="Cambria Math" w:eastAsiaTheme="minorEastAsia" w:hAnsi="Cambria Math"/>
+          </w:rPr>
+          <m:t>(</m:t>
+        </m:r>
         <m:sSup>
           <m:sSupPr>
             <m:ctrlPr>
@@ -29354,11 +29407,44 @@
             </m:r>
           </m:sup>
         </m:sSup>
+        <m:r>
+          <m:rPr>
+            <m:sty m:val="p"/>
+          </m:rPr>
+          <w:rPr>
+            <w:rFonts w:ascii="Cambria Math" w:eastAsiaTheme="minorEastAsia" w:hAnsi="Cambria Math"/>
+          </w:rPr>
+          <m:t>)</m:t>
+        </m:r>
       </m:oMath>
       <w:r>
-        <w:t xml:space="preserve"> és </w:t>
+        <w:t xml:space="preserve"> és</w:t>
+      </w:r>
+      <w:r>
+        <w:rPr>
+          <w:rFonts w:eastAsiaTheme="minorEastAsia"/>
+        </w:rPr>
+        <w:t xml:space="preserve"> </w:t>
       </w:r>
       <m:oMath>
+        <m:r>
+          <m:rPr>
+            <m:sty m:val="p"/>
+          </m:rPr>
+          <w:rPr>
+            <w:rFonts w:ascii="Cambria Math" w:eastAsiaTheme="minorEastAsia" w:hAnsi="Cambria Math"/>
+          </w:rPr>
+          <m:t>|</m:t>
+        </m:r>
+        <m:r>
+          <m:rPr>
+            <m:sty m:val="p"/>
+          </m:rPr>
+          <w:rPr>
+            <w:rFonts w:ascii="Cambria Math" w:eastAsiaTheme="minorEastAsia" w:hAnsi="Cambria Math"/>
+          </w:rPr>
+          <m:t xml:space="preserve"> (</m:t>
+        </m:r>
         <m:rad>
           <m:radPr>
             <m:ctrlPr>
@@ -29385,6 +29471,12 @@
             </m:r>
           </m:e>
         </m:rad>
+        <m:r>
+          <w:rPr>
+            <w:rFonts w:ascii="Cambria Math" w:eastAsiaTheme="minorEastAsia" w:hAnsi="Cambria Math"/>
+          </w:rPr>
+          <m:t>)</m:t>
+        </m:r>
       </m:oMath>
     </w:p>
     <w:p>
@@ -29432,6 +29524,20 @@
           <m:t>/</m:t>
         </m:r>
       </m:oMath>
+      <w:r>
+        <w:rPr>
+          <w:rFonts w:eastAsiaTheme="minorEastAsia"/>
+        </w:rPr>
+        <w:t xml:space="preserve">, </w:t>
+      </w:r>
+      <m:oMath>
+        <m:r>
+          <w:rPr>
+            <w:rFonts w:ascii="Cambria Math" w:eastAsiaTheme="minorEastAsia" w:hAnsi="Cambria Math"/>
+          </w:rPr>
+          <m:t>|</m:t>
+        </m:r>
+      </m:oMath>
     </w:p>
     <w:p>
       <w:r>
@@ -29446,38 +29552,431 @@
         </m:r>
       </m:oMath>
       <w:r>
+        <w:t>,</w:t>
+      </w:r>
+      <w:r>
+        <w:t xml:space="preserve"> </w:t>
+      </w:r>
+      <m:oMath>
+        <m:r>
+          <w:rPr>
+            <w:rFonts w:ascii="Cambria Math" w:hAnsi="Cambria Math"/>
+          </w:rPr>
+          <m:t>&gt;</m:t>
+        </m:r>
+      </m:oMath>
+      <w:r>
         <w:t xml:space="preserve">, </w:t>
       </w:r>
       <m:oMath>
-        <m:sSup>
-          <m:sSupPr>
-            <m:ctrlPr>
-              <w:rPr>
-                <w:rFonts w:ascii="Cambria Math" w:hAnsi="Cambria Math"/>
-                <w:i/>
-              </w:rPr>
-            </m:ctrlPr>
-          </m:sSupPr>
-          <m:e>
-            <m:r>
-              <w:rPr>
-                <w:rFonts w:ascii="Cambria Math" w:hAnsi="Cambria Math"/>
-              </w:rPr>
-              <m:t>x</m:t>
-            </m:r>
-          </m:e>
-          <m:sup>
-            <m:r>
-              <w:rPr>
-                <w:rFonts w:ascii="Cambria Math" w:hAnsi="Cambria Math"/>
-              </w:rPr>
-              <m:t>a</m:t>
-            </m:r>
-          </m:sup>
-        </m:sSup>
+        <m:r>
+          <w:rPr>
+            <w:rFonts w:ascii="Cambria Math" w:hAnsi="Cambria Math"/>
+          </w:rPr>
+          <m:t>&lt;</m:t>
+        </m:r>
       </m:oMath>
-    </w:p>
-    <w:p/>
+      <w:r>
+        <w:rPr>
+          <w:rFonts w:eastAsiaTheme="minorEastAsia"/>
+        </w:rPr>
+        <w:t xml:space="preserve">, </w:t>
+      </w:r>
+      <m:oMath>
+        <m:r>
+          <w:rPr>
+            <w:rFonts w:ascii="Cambria Math" w:eastAsiaTheme="minorEastAsia" w:hAnsi="Cambria Math"/>
+          </w:rPr>
+          <m:t>≥</m:t>
+        </m:r>
+      </m:oMath>
+      <w:r>
+        <w:rPr>
+          <w:rFonts w:eastAsiaTheme="minorEastAsia"/>
+        </w:rPr>
+        <w:t xml:space="preserve">, </w:t>
+      </w:r>
+      <m:oMath>
+        <m:r>
+          <w:rPr>
+            <w:rFonts w:ascii="Cambria Math" w:eastAsiaTheme="minorEastAsia" w:hAnsi="Cambria Math"/>
+          </w:rPr>
+          <m:t>≤</m:t>
+        </m:r>
+      </m:oMath>
+      <w:r>
+        <w:t>,</w:t>
+      </w:r>
+      <w:r>
+        <w:t xml:space="preserve"> </w:t>
+      </w:r>
+      <m:oMath>
+        <m:r>
+          <w:rPr>
+            <w:rFonts w:ascii="Cambria Math" w:hAnsi="Cambria Math"/>
+          </w:rPr>
+          <m:t>^</m:t>
+        </m:r>
+      </m:oMath>
+    </w:p>
+    <w:p>
+      <w:pPr>
+        <w:rPr>
+          <w:b/>
+          <w:bCs/>
+        </w:rPr>
+      </w:pPr>
+      <w:r>
+        <w:rPr>
+          <w:b/>
+          <w:bCs/>
+        </w:rPr>
+        <w:t>Lengyel forma (postfix alak) előállítása:</w:t>
+      </w:r>
+    </w:p>
+    <w:p>
+      <w:r>
+        <w:t xml:space="preserve">Az inputot szekvenciálisan dolgozzuk fel, és egy </w:t>
+      </w:r>
+      <w:r>
+        <w:rPr>
+          <w:b/>
+          <w:bCs/>
+        </w:rPr>
+        <w:t>verem</w:t>
+      </w:r>
+      <w:r>
+        <w:rPr>
+          <w:b/>
+          <w:bCs/>
+        </w:rPr>
+        <w:t xml:space="preserve"> (</w:t>
+      </w:r>
+      <w:proofErr w:type="spellStart"/>
+      <w:r>
+        <w:rPr>
+          <w:b/>
+          <w:bCs/>
+        </w:rPr>
+        <w:t>Stack</w:t>
+      </w:r>
+      <w:proofErr w:type="spellEnd"/>
+      <w:r>
+        <w:rPr>
+          <w:b/>
+          <w:bCs/>
+        </w:rPr>
+        <w:t>)</w:t>
+      </w:r>
+      <w:r>
+        <w:rPr>
+          <w:b/>
+          <w:bCs/>
+        </w:rPr>
+        <w:t xml:space="preserve"> segítségével</w:t>
+      </w:r>
+      <w:r>
+        <w:t xml:space="preserve"> állítjuk elő a lengyelformát.</w:t>
+      </w:r>
+    </w:p>
+    <w:p>
+      <w:r>
+        <w:t>Ha a soron következő karakter operandus (karakter, szám, stb.), kiírjuk a kimenetre. Ha a soron következő karakter operátor</w:t>
+      </w:r>
+      <w:r>
+        <w:t>,</w:t>
+      </w:r>
+      <w:r>
+        <w:t xml:space="preserve"> bekerül a verembe</w:t>
+      </w:r>
+      <w:r>
+        <w:t>, d</w:t>
+      </w:r>
+      <w:r>
+        <w:t>e mielőtt bekerülne a verembe</w:t>
+      </w:r>
+      <w:r>
+        <w:t>,</w:t>
+      </w:r>
+      <w:r>
+        <w:t xml:space="preserve"> meg kell vizsgálni magát az operátort, amit bele szeretnék helyezni a verembe és a már verem</w:t>
+      </w:r>
+      <w:r>
+        <w:t xml:space="preserve"> tetején</w:t>
+      </w:r>
+      <w:r>
+        <w:t xml:space="preserve"> lévő operátort is </w:t>
+      </w:r>
+      <w:proofErr w:type="spellStart"/>
+      <w:r>
+        <w:t>precedencia</w:t>
+      </w:r>
+      <w:proofErr w:type="spellEnd"/>
+      <w:r>
+        <w:t xml:space="preserve"> szerint</w:t>
+      </w:r>
+      <w:r>
+        <w:t>:</w:t>
+      </w:r>
+    </w:p>
+    <w:p>
+      <w:pPr>
+        <w:numPr>
+          <w:ilvl w:val="0"/>
+          <w:numId w:val="13"/>
+        </w:numPr>
+      </w:pPr>
+      <w:r>
+        <w:rPr>
+          <w:b/>
+          <w:bCs/>
+        </w:rPr>
+        <w:t>azonos rangúak</w:t>
+      </w:r>
+      <w:r>
+        <w:rPr>
+          <w:b/>
+          <w:bCs/>
+        </w:rPr>
+        <w:t>:</w:t>
+      </w:r>
+      <w:r>
+        <w:t xml:space="preserve"> kiírjuk a verem tetején lévő operátort a kimenetre (ezzel együtt ki is vesszük a veremből), feltéve, hogy balról jobbra típusú, ha jobbról balra, akkor nem történik semmi, mehet bele a verembe a beolvasott operátorunk</w:t>
+      </w:r>
+    </w:p>
+    <w:p>
+      <w:pPr>
+        <w:numPr>
+          <w:ilvl w:val="0"/>
+          <w:numId w:val="13"/>
+        </w:numPr>
+      </w:pPr>
+      <w:r>
+        <w:rPr>
+          <w:b/>
+          <w:bCs/>
+        </w:rPr>
+        <w:t xml:space="preserve">beolvasott operátor magasabb </w:t>
+      </w:r>
+      <w:proofErr w:type="spellStart"/>
+      <w:r>
+        <w:rPr>
+          <w:b/>
+          <w:bCs/>
+        </w:rPr>
+        <w:t>precedenciájú</w:t>
+      </w:r>
+      <w:proofErr w:type="spellEnd"/>
+      <w:r>
+        <w:rPr>
+          <w:b/>
+          <w:bCs/>
+        </w:rPr>
+        <w:t>:</w:t>
+      </w:r>
+      <w:r>
+        <w:t xml:space="preserve"> berakjuk a verembe</w:t>
+      </w:r>
+    </w:p>
+    <w:p>
+      <w:pPr>
+        <w:numPr>
+          <w:ilvl w:val="0"/>
+          <w:numId w:val="13"/>
+        </w:numPr>
+      </w:pPr>
+      <w:r>
+        <w:rPr>
+          <w:b/>
+          <w:bCs/>
+        </w:rPr>
+        <w:t xml:space="preserve">beolvasott operátor alacsonyabb </w:t>
+      </w:r>
+      <w:proofErr w:type="spellStart"/>
+      <w:r>
+        <w:rPr>
+          <w:b/>
+          <w:bCs/>
+        </w:rPr>
+        <w:t>precedenciájú</w:t>
+      </w:r>
+      <w:proofErr w:type="spellEnd"/>
+      <w:r>
+        <w:rPr>
+          <w:b/>
+          <w:bCs/>
+        </w:rPr>
+        <w:t>:</w:t>
+      </w:r>
+      <w:r>
+        <w:t xml:space="preserve"> kiírjuk a verem tetején lévő operátort és megvizsgáljuk az újdonsült verem tetején lévő elemet</w:t>
+      </w:r>
+    </w:p>
+    <w:p>
+      <w:pPr>
+        <w:numPr>
+          <w:ilvl w:val="0"/>
+          <w:numId w:val="14"/>
+        </w:numPr>
+      </w:pPr>
+      <w:r>
+        <w:rPr>
+          <w:b/>
+          <w:bCs/>
+        </w:rPr>
+        <w:t>nyitó zárójel</w:t>
+      </w:r>
+      <w:r>
+        <w:rPr>
+          <w:b/>
+          <w:bCs/>
+        </w:rPr>
+        <w:t>:</w:t>
+      </w:r>
+      <w:r>
+        <w:t xml:space="preserve"> a verembe kerül</w:t>
+      </w:r>
+    </w:p>
+    <w:p>
+      <w:pPr>
+        <w:numPr>
+          <w:ilvl w:val="0"/>
+          <w:numId w:val="14"/>
+        </w:numPr>
+      </w:pPr>
+      <w:r>
+        <w:rPr>
+          <w:b/>
+          <w:bCs/>
+        </w:rPr>
+        <w:lastRenderedPageBreak/>
+        <w:t>csukó zárójel</w:t>
+      </w:r>
+      <w:r>
+        <w:rPr>
+          <w:b/>
+          <w:bCs/>
+        </w:rPr>
+        <w:t>:</w:t>
+      </w:r>
+      <w:r>
+        <w:t xml:space="preserve"> a nyitó zárójelig mindent kiírunk a veremből sorrendben, a zárójelek nem kerülnek kiírásra, csak eldobjuk őket</w:t>
+      </w:r>
+    </w:p>
+    <w:p>
+      <w:r>
+        <w:t xml:space="preserve">Ezt addig ismételjük, amíg az utolsó beolvasott operátor precedenciája végül megengedi, hogy betegyük a verembe, vagy a verem kiürült. </w:t>
+      </w:r>
+      <w:r>
+        <w:t>Amikor az input végére értünk, a veremben levő összes maradék operátort kivesszük és kiírjuk a kimenetre.</w:t>
+      </w:r>
+    </w:p>
+    <w:p>
+      <w:pPr>
+        <w:jc w:val="center"/>
+      </w:pPr>
+      <w:r>
+        <w:t>&lt;Struktogramm a lengyel formára alakításról (</w:t>
+      </w:r>
+      <w:proofErr w:type="spellStart"/>
+      <w:r>
+        <w:t>Orosi</w:t>
+      </w:r>
+      <w:proofErr w:type="spellEnd"/>
+      <w:r>
+        <w:t xml:space="preserve"> Feri oldala)&gt;</w:t>
+      </w:r>
+    </w:p>
+    <w:p>
+      <w:r>
+        <w:t>Ahhoz, hogy a lengyel formás alakból rekonstruálható legyen az eredeti bemenet, a zárójelek esetében nem szabad csak úgy eldobnunk őket. Inkább hozzávesszük őket a kimeneti értékhez is. A nyitó zárójelet ahogy megkapjuk, a csukót pedig ahogy kiszedtünk minden a nyitó zárójelig a veremből</w:t>
+      </w:r>
+      <w:r>
+        <w:t>,</w:t>
+      </w:r>
+      <w:r>
+        <w:t xml:space="preserve"> írjuk az eredmény végére.</w:t>
+      </w:r>
+    </w:p>
+    <w:p>
+      <w:pPr>
+        <w:jc w:val="center"/>
+      </w:pPr>
+      <w:r>
+        <w:t>&lt;Struktogramm a</w:t>
+      </w:r>
+      <w:r>
+        <w:t xml:space="preserve"> zárójelekkel bővített</w:t>
+      </w:r>
+      <w:r>
+        <w:t xml:space="preserve"> lengyel formára alakításról&gt;</w:t>
+      </w:r>
+    </w:p>
+    <w:p>
+      <w:r>
+        <w:t>A lengyel forma már egy algoritmikusan jól</w:t>
+      </w:r>
+      <w:r>
+        <w:t xml:space="preserve"> </w:t>
+      </w:r>
+      <w:r>
+        <w:t xml:space="preserve">kezelhető alak és ki is tudnánk értékelni, viszont </w:t>
+      </w:r>
+      <w:r>
+        <w:t>hogy számítási lépésenként ki tudjuk írni a részeredményeket ez az alak még nem a legalkalmasabb.</w:t>
+      </w:r>
+      <w:r>
+        <w:t xml:space="preserve"> </w:t>
+      </w:r>
+      <w:r>
+        <w:t xml:space="preserve">Egyszerűsíteni </w:t>
+      </w:r>
+      <w:r>
+        <w:t>kifejezés fává alakítással tudunk.</w:t>
+      </w:r>
+      <w:r>
+        <w:t xml:space="preserve"> Ekkor a fa csomópontjaiban az operátorok és függvények, a leveleiben pedig számok állnak.</w:t>
+      </w:r>
+      <w:r>
+        <w:t xml:space="preserve"> </w:t>
+      </w:r>
+    </w:p>
+    <w:p>
+      <w:pPr>
+        <w:jc w:val="center"/>
+      </w:pPr>
+      <w:r>
+        <w:t>&lt;Ábra egy kifejezés fáról&gt;</w:t>
+      </w:r>
+    </w:p>
+    <w:p>
+      <w:r>
+        <w:t>Kiértékelni úgy tudjuk a fát, hogy a gyökérből elindítjuk az érték lekérdezését. Ha a gyökér operátor vagy függvény, akkor szükség van a paraméterek értékére, így azoknak is előbb le kell kérdezni az értékét. A rekurzió így folytatódik, amíg el nem ér a levelekig. Mivel a levelek tudják a pontos értéküket</w:t>
+      </w:r>
+      <w:r>
+        <w:t>,</w:t>
+      </w:r>
+      <w:r>
+        <w:t xml:space="preserve"> az algoritmus vissza</w:t>
+      </w:r>
+      <w:r>
+        <w:t>pörög</w:t>
+      </w:r>
+      <w:r>
+        <w:t xml:space="preserve"> és </w:t>
+      </w:r>
+      <w:r>
+        <w:t>a végén kijön a</w:t>
+      </w:r>
+      <w:r>
+        <w:t>z eredmény.</w:t>
+      </w:r>
+    </w:p>
+    <w:p>
+      <w:r>
+        <w:t>Na most vagyunk kész!</w:t>
+      </w:r>
+    </w:p>
     <w:p>
       <w:pPr>
         <w:pStyle w:val="Cmsor3"/>
@@ -29864,6 +30363,155 @@
     </w:lvl>
   </w:abstractNum>
   <w:abstractNum w:abstractNumId="1" w15:restartNumberingAfterBreak="0">
+    <w:nsid w:val="26B2350A"/>
+    <w:multiLevelType w:val="multilevel"/>
+    <w:tmpl w:val="F5DECE3E"/>
+    <w:lvl w:ilvl="0">
+      <w:start w:val="1"/>
+      <w:numFmt w:val="bullet"/>
+      <w:lvlText w:val=""/>
+      <w:lvlJc w:val="left"/>
+      <w:pPr>
+        <w:tabs>
+          <w:tab w:val="num" w:pos="720"/>
+        </w:tabs>
+        <w:ind w:left="720" w:hanging="360"/>
+      </w:pPr>
+      <w:rPr>
+        <w:rFonts w:ascii="Symbol" w:hAnsi="Symbol" w:hint="default"/>
+        <w:sz w:val="20"/>
+      </w:rPr>
+    </w:lvl>
+    <w:lvl w:ilvl="1" w:tentative="1">
+      <w:start w:val="1"/>
+      <w:numFmt w:val="bullet"/>
+      <w:lvlText w:val="o"/>
+      <w:lvlJc w:val="left"/>
+      <w:pPr>
+        <w:tabs>
+          <w:tab w:val="num" w:pos="1440"/>
+        </w:tabs>
+        <w:ind w:left="1440" w:hanging="360"/>
+      </w:pPr>
+      <w:rPr>
+        <w:rFonts w:ascii="Courier New" w:hAnsi="Courier New" w:hint="default"/>
+        <w:sz w:val="20"/>
+      </w:rPr>
+    </w:lvl>
+    <w:lvl w:ilvl="2" w:tentative="1">
+      <w:start w:val="1"/>
+      <w:numFmt w:val="bullet"/>
+      <w:lvlText w:val=""/>
+      <w:lvlJc w:val="left"/>
+      <w:pPr>
+        <w:tabs>
+          <w:tab w:val="num" w:pos="2160"/>
+        </w:tabs>
+        <w:ind w:left="2160" w:hanging="360"/>
+      </w:pPr>
+      <w:rPr>
+        <w:rFonts w:ascii="Wingdings" w:hAnsi="Wingdings" w:hint="default"/>
+        <w:sz w:val="20"/>
+      </w:rPr>
+    </w:lvl>
+    <w:lvl w:ilvl="3" w:tentative="1">
+      <w:start w:val="1"/>
+      <w:numFmt w:val="bullet"/>
+      <w:lvlText w:val=""/>
+      <w:lvlJc w:val="left"/>
+      <w:pPr>
+        <w:tabs>
+          <w:tab w:val="num" w:pos="2880"/>
+        </w:tabs>
+        <w:ind w:left="2880" w:hanging="360"/>
+      </w:pPr>
+      <w:rPr>
+        <w:rFonts w:ascii="Wingdings" w:hAnsi="Wingdings" w:hint="default"/>
+        <w:sz w:val="20"/>
+      </w:rPr>
+    </w:lvl>
+    <w:lvl w:ilvl="4" w:tentative="1">
+      <w:start w:val="1"/>
+      <w:numFmt w:val="bullet"/>
+      <w:lvlText w:val=""/>
+      <w:lvlJc w:val="left"/>
+      <w:pPr>
+        <w:tabs>
+          <w:tab w:val="num" w:pos="3600"/>
+        </w:tabs>
+        <w:ind w:left="3600" w:hanging="360"/>
+      </w:pPr>
+      <w:rPr>
+        <w:rFonts w:ascii="Wingdings" w:hAnsi="Wingdings" w:hint="default"/>
+        <w:sz w:val="20"/>
+      </w:rPr>
+    </w:lvl>
+    <w:lvl w:ilvl="5" w:tentative="1">
+      <w:start w:val="1"/>
+      <w:numFmt w:val="bullet"/>
+      <w:lvlText w:val=""/>
+      <w:lvlJc w:val="left"/>
+      <w:pPr>
+        <w:tabs>
+          <w:tab w:val="num" w:pos="4320"/>
+        </w:tabs>
+        <w:ind w:left="4320" w:hanging="360"/>
+      </w:pPr>
+      <w:rPr>
+        <w:rFonts w:ascii="Wingdings" w:hAnsi="Wingdings" w:hint="default"/>
+        <w:sz w:val="20"/>
+      </w:rPr>
+    </w:lvl>
+    <w:lvl w:ilvl="6" w:tentative="1">
+      <w:start w:val="1"/>
+      <w:numFmt w:val="bullet"/>
+      <w:lvlText w:val=""/>
+      <w:lvlJc w:val="left"/>
+      <w:pPr>
+        <w:tabs>
+          <w:tab w:val="num" w:pos="5040"/>
+        </w:tabs>
+        <w:ind w:left="5040" w:hanging="360"/>
+      </w:pPr>
+      <w:rPr>
+        <w:rFonts w:ascii="Wingdings" w:hAnsi="Wingdings" w:hint="default"/>
+        <w:sz w:val="20"/>
+      </w:rPr>
+    </w:lvl>
+    <w:lvl w:ilvl="7" w:tentative="1">
+      <w:start w:val="1"/>
+      <w:numFmt w:val="bullet"/>
+      <w:lvlText w:val=""/>
+      <w:lvlJc w:val="left"/>
+      <w:pPr>
+        <w:tabs>
+          <w:tab w:val="num" w:pos="5760"/>
+        </w:tabs>
+        <w:ind w:left="5760" w:hanging="360"/>
+      </w:pPr>
+      <w:rPr>
+        <w:rFonts w:ascii="Wingdings" w:hAnsi="Wingdings" w:hint="default"/>
+        <w:sz w:val="20"/>
+      </w:rPr>
+    </w:lvl>
+    <w:lvl w:ilvl="8" w:tentative="1">
+      <w:start w:val="1"/>
+      <w:numFmt w:val="bullet"/>
+      <w:lvlText w:val=""/>
+      <w:lvlJc w:val="left"/>
+      <w:pPr>
+        <w:tabs>
+          <w:tab w:val="num" w:pos="6480"/>
+        </w:tabs>
+        <w:ind w:left="6480" w:hanging="360"/>
+      </w:pPr>
+      <w:rPr>
+        <w:rFonts w:ascii="Wingdings" w:hAnsi="Wingdings" w:hint="default"/>
+        <w:sz w:val="20"/>
+      </w:rPr>
+    </w:lvl>
+  </w:abstractNum>
+  <w:abstractNum w:abstractNumId="2" w15:restartNumberingAfterBreak="0">
     <w:nsid w:val="2C4A5FE5"/>
     <w:multiLevelType w:val="hybridMultilevel"/>
     <w:tmpl w:val="4C0C01A8"/>
@@ -29976,7 +30624,7 @@
       </w:rPr>
     </w:lvl>
   </w:abstractNum>
-  <w:abstractNum w:abstractNumId="2" w15:restartNumberingAfterBreak="0">
+  <w:abstractNum w:abstractNumId="3" w15:restartNumberingAfterBreak="0">
     <w:nsid w:val="36DC41F9"/>
     <w:multiLevelType w:val="hybridMultilevel"/>
     <w:tmpl w:val="53E86A60"/>
@@ -30089,7 +30737,7 @@
       </w:rPr>
     </w:lvl>
   </w:abstractNum>
-  <w:abstractNum w:abstractNumId="3" w15:restartNumberingAfterBreak="0">
+  <w:abstractNum w:abstractNumId="4" w15:restartNumberingAfterBreak="0">
     <w:nsid w:val="41E81218"/>
     <w:multiLevelType w:val="multilevel"/>
     <w:tmpl w:val="B136FE62"/>
@@ -30238,7 +30886,7 @@
       </w:rPr>
     </w:lvl>
   </w:abstractNum>
-  <w:abstractNum w:abstractNumId="4" w15:restartNumberingAfterBreak="0">
+  <w:abstractNum w:abstractNumId="5" w15:restartNumberingAfterBreak="0">
     <w:nsid w:val="44BF1291"/>
     <w:multiLevelType w:val="hybridMultilevel"/>
     <w:tmpl w:val="F97E0F68"/>
@@ -30351,7 +30999,7 @@
       </w:rPr>
     </w:lvl>
   </w:abstractNum>
-  <w:abstractNum w:abstractNumId="5" w15:restartNumberingAfterBreak="0">
+  <w:abstractNum w:abstractNumId="6" w15:restartNumberingAfterBreak="0">
     <w:nsid w:val="57313CB6"/>
     <w:multiLevelType w:val="hybridMultilevel"/>
     <w:tmpl w:val="7FDA4F68"/>
@@ -30437,7 +31085,7 @@
       </w:pPr>
     </w:lvl>
   </w:abstractNum>
-  <w:abstractNum w:abstractNumId="6" w15:restartNumberingAfterBreak="0">
+  <w:abstractNum w:abstractNumId="7" w15:restartNumberingAfterBreak="0">
     <w:nsid w:val="5D525599"/>
     <w:multiLevelType w:val="hybridMultilevel"/>
     <w:tmpl w:val="1B60AFBA"/>
@@ -30550,7 +31198,7 @@
       </w:rPr>
     </w:lvl>
   </w:abstractNum>
-  <w:abstractNum w:abstractNumId="7" w15:restartNumberingAfterBreak="0">
+  <w:abstractNum w:abstractNumId="8" w15:restartNumberingAfterBreak="0">
     <w:nsid w:val="66230B17"/>
     <w:multiLevelType w:val="hybridMultilevel"/>
     <w:tmpl w:val="3F062B98"/>
@@ -30663,7 +31311,7 @@
       </w:rPr>
     </w:lvl>
   </w:abstractNum>
-  <w:abstractNum w:abstractNumId="8" w15:restartNumberingAfterBreak="0">
+  <w:abstractNum w:abstractNumId="9" w15:restartNumberingAfterBreak="0">
     <w:nsid w:val="6CB36125"/>
     <w:multiLevelType w:val="hybridMultilevel"/>
     <w:tmpl w:val="47ACECFC"/>
@@ -30776,7 +31424,7 @@
       </w:rPr>
     </w:lvl>
   </w:abstractNum>
-  <w:abstractNum w:abstractNumId="9" w15:restartNumberingAfterBreak="0">
+  <w:abstractNum w:abstractNumId="10" w15:restartNumberingAfterBreak="0">
     <w:nsid w:val="6D982FAC"/>
     <w:multiLevelType w:val="hybridMultilevel"/>
     <w:tmpl w:val="0A70C7EA"/>
@@ -30889,10 +31537,10 @@
       </w:rPr>
     </w:lvl>
   </w:abstractNum>
-  <w:abstractNum w:abstractNumId="10" w15:restartNumberingAfterBreak="0">
-    <w:nsid w:val="78E2550D"/>
+  <w:abstractNum w:abstractNumId="11" w15:restartNumberingAfterBreak="0">
+    <w:nsid w:val="6E0C05A4"/>
     <w:multiLevelType w:val="multilevel"/>
-    <w:tmpl w:val="52645B1A"/>
+    <w:tmpl w:val="0EB80E12"/>
     <w:lvl w:ilvl="0">
       <w:start w:val="1"/>
       <w:numFmt w:val="bullet"/>
@@ -31038,38 +31686,345 @@
       </w:rPr>
     </w:lvl>
   </w:abstractNum>
+  <w:abstractNum w:abstractNumId="12" w15:restartNumberingAfterBreak="0">
+    <w:nsid w:val="78E2550D"/>
+    <w:multiLevelType w:val="multilevel"/>
+    <w:tmpl w:val="52645B1A"/>
+    <w:lvl w:ilvl="0">
+      <w:start w:val="1"/>
+      <w:numFmt w:val="bullet"/>
+      <w:lvlText w:val=""/>
+      <w:lvlJc w:val="left"/>
+      <w:pPr>
+        <w:tabs>
+          <w:tab w:val="num" w:pos="720"/>
+        </w:tabs>
+        <w:ind w:left="720" w:hanging="360"/>
+      </w:pPr>
+      <w:rPr>
+        <w:rFonts w:ascii="Symbol" w:hAnsi="Symbol" w:hint="default"/>
+        <w:sz w:val="20"/>
+      </w:rPr>
+    </w:lvl>
+    <w:lvl w:ilvl="1" w:tentative="1">
+      <w:start w:val="1"/>
+      <w:numFmt w:val="bullet"/>
+      <w:lvlText w:val="o"/>
+      <w:lvlJc w:val="left"/>
+      <w:pPr>
+        <w:tabs>
+          <w:tab w:val="num" w:pos="1440"/>
+        </w:tabs>
+        <w:ind w:left="1440" w:hanging="360"/>
+      </w:pPr>
+      <w:rPr>
+        <w:rFonts w:ascii="Courier New" w:hAnsi="Courier New" w:hint="default"/>
+        <w:sz w:val="20"/>
+      </w:rPr>
+    </w:lvl>
+    <w:lvl w:ilvl="2" w:tentative="1">
+      <w:start w:val="1"/>
+      <w:numFmt w:val="bullet"/>
+      <w:lvlText w:val=""/>
+      <w:lvlJc w:val="left"/>
+      <w:pPr>
+        <w:tabs>
+          <w:tab w:val="num" w:pos="2160"/>
+        </w:tabs>
+        <w:ind w:left="2160" w:hanging="360"/>
+      </w:pPr>
+      <w:rPr>
+        <w:rFonts w:ascii="Wingdings" w:hAnsi="Wingdings" w:hint="default"/>
+        <w:sz w:val="20"/>
+      </w:rPr>
+    </w:lvl>
+    <w:lvl w:ilvl="3" w:tentative="1">
+      <w:start w:val="1"/>
+      <w:numFmt w:val="bullet"/>
+      <w:lvlText w:val=""/>
+      <w:lvlJc w:val="left"/>
+      <w:pPr>
+        <w:tabs>
+          <w:tab w:val="num" w:pos="2880"/>
+        </w:tabs>
+        <w:ind w:left="2880" w:hanging="360"/>
+      </w:pPr>
+      <w:rPr>
+        <w:rFonts w:ascii="Wingdings" w:hAnsi="Wingdings" w:hint="default"/>
+        <w:sz w:val="20"/>
+      </w:rPr>
+    </w:lvl>
+    <w:lvl w:ilvl="4" w:tentative="1">
+      <w:start w:val="1"/>
+      <w:numFmt w:val="bullet"/>
+      <w:lvlText w:val=""/>
+      <w:lvlJc w:val="left"/>
+      <w:pPr>
+        <w:tabs>
+          <w:tab w:val="num" w:pos="3600"/>
+        </w:tabs>
+        <w:ind w:left="3600" w:hanging="360"/>
+      </w:pPr>
+      <w:rPr>
+        <w:rFonts w:ascii="Wingdings" w:hAnsi="Wingdings" w:hint="default"/>
+        <w:sz w:val="20"/>
+      </w:rPr>
+    </w:lvl>
+    <w:lvl w:ilvl="5" w:tentative="1">
+      <w:start w:val="1"/>
+      <w:numFmt w:val="bullet"/>
+      <w:lvlText w:val=""/>
+      <w:lvlJc w:val="left"/>
+      <w:pPr>
+        <w:tabs>
+          <w:tab w:val="num" w:pos="4320"/>
+        </w:tabs>
+        <w:ind w:left="4320" w:hanging="360"/>
+      </w:pPr>
+      <w:rPr>
+        <w:rFonts w:ascii="Wingdings" w:hAnsi="Wingdings" w:hint="default"/>
+        <w:sz w:val="20"/>
+      </w:rPr>
+    </w:lvl>
+    <w:lvl w:ilvl="6" w:tentative="1">
+      <w:start w:val="1"/>
+      <w:numFmt w:val="bullet"/>
+      <w:lvlText w:val=""/>
+      <w:lvlJc w:val="left"/>
+      <w:pPr>
+        <w:tabs>
+          <w:tab w:val="num" w:pos="5040"/>
+        </w:tabs>
+        <w:ind w:left="5040" w:hanging="360"/>
+      </w:pPr>
+      <w:rPr>
+        <w:rFonts w:ascii="Wingdings" w:hAnsi="Wingdings" w:hint="default"/>
+        <w:sz w:val="20"/>
+      </w:rPr>
+    </w:lvl>
+    <w:lvl w:ilvl="7" w:tentative="1">
+      <w:start w:val="1"/>
+      <w:numFmt w:val="bullet"/>
+      <w:lvlText w:val=""/>
+      <w:lvlJc w:val="left"/>
+      <w:pPr>
+        <w:tabs>
+          <w:tab w:val="num" w:pos="5760"/>
+        </w:tabs>
+        <w:ind w:left="5760" w:hanging="360"/>
+      </w:pPr>
+      <w:rPr>
+        <w:rFonts w:ascii="Wingdings" w:hAnsi="Wingdings" w:hint="default"/>
+        <w:sz w:val="20"/>
+      </w:rPr>
+    </w:lvl>
+    <w:lvl w:ilvl="8" w:tentative="1">
+      <w:start w:val="1"/>
+      <w:numFmt w:val="bullet"/>
+      <w:lvlText w:val=""/>
+      <w:lvlJc w:val="left"/>
+      <w:pPr>
+        <w:tabs>
+          <w:tab w:val="num" w:pos="6480"/>
+        </w:tabs>
+        <w:ind w:left="6480" w:hanging="360"/>
+      </w:pPr>
+      <w:rPr>
+        <w:rFonts w:ascii="Wingdings" w:hAnsi="Wingdings" w:hint="default"/>
+        <w:sz w:val="20"/>
+      </w:rPr>
+    </w:lvl>
+  </w:abstractNum>
+  <w:abstractNum w:abstractNumId="13" w15:restartNumberingAfterBreak="0">
+    <w:nsid w:val="7E694FFE"/>
+    <w:multiLevelType w:val="multilevel"/>
+    <w:tmpl w:val="B136FE62"/>
+    <w:lvl w:ilvl="0">
+      <w:start w:val="1"/>
+      <w:numFmt w:val="decimal"/>
+      <w:lvlText w:val="%1."/>
+      <w:lvlJc w:val="left"/>
+      <w:pPr>
+        <w:tabs>
+          <w:tab w:val="num" w:pos="720"/>
+        </w:tabs>
+        <w:ind w:left="720" w:hanging="360"/>
+      </w:pPr>
+      <w:rPr>
+        <w:rFonts w:hint="default"/>
+        <w:sz w:val="20"/>
+      </w:rPr>
+    </w:lvl>
+    <w:lvl w:ilvl="1" w:tentative="1">
+      <w:start w:val="1"/>
+      <w:numFmt w:val="bullet"/>
+      <w:lvlText w:val="o"/>
+      <w:lvlJc w:val="left"/>
+      <w:pPr>
+        <w:tabs>
+          <w:tab w:val="num" w:pos="1440"/>
+        </w:tabs>
+        <w:ind w:left="1440" w:hanging="360"/>
+      </w:pPr>
+      <w:rPr>
+        <w:rFonts w:ascii="Courier New" w:hAnsi="Courier New" w:hint="default"/>
+        <w:sz w:val="20"/>
+      </w:rPr>
+    </w:lvl>
+    <w:lvl w:ilvl="2" w:tentative="1">
+      <w:start w:val="1"/>
+      <w:numFmt w:val="bullet"/>
+      <w:lvlText w:val=""/>
+      <w:lvlJc w:val="left"/>
+      <w:pPr>
+        <w:tabs>
+          <w:tab w:val="num" w:pos="2160"/>
+        </w:tabs>
+        <w:ind w:left="2160" w:hanging="360"/>
+      </w:pPr>
+      <w:rPr>
+        <w:rFonts w:ascii="Wingdings" w:hAnsi="Wingdings" w:hint="default"/>
+        <w:sz w:val="20"/>
+      </w:rPr>
+    </w:lvl>
+    <w:lvl w:ilvl="3" w:tentative="1">
+      <w:start w:val="1"/>
+      <w:numFmt w:val="bullet"/>
+      <w:lvlText w:val=""/>
+      <w:lvlJc w:val="left"/>
+      <w:pPr>
+        <w:tabs>
+          <w:tab w:val="num" w:pos="2880"/>
+        </w:tabs>
+        <w:ind w:left="2880" w:hanging="360"/>
+      </w:pPr>
+      <w:rPr>
+        <w:rFonts w:ascii="Wingdings" w:hAnsi="Wingdings" w:hint="default"/>
+        <w:sz w:val="20"/>
+      </w:rPr>
+    </w:lvl>
+    <w:lvl w:ilvl="4" w:tentative="1">
+      <w:start w:val="1"/>
+      <w:numFmt w:val="bullet"/>
+      <w:lvlText w:val=""/>
+      <w:lvlJc w:val="left"/>
+      <w:pPr>
+        <w:tabs>
+          <w:tab w:val="num" w:pos="3600"/>
+        </w:tabs>
+        <w:ind w:left="3600" w:hanging="360"/>
+      </w:pPr>
+      <w:rPr>
+        <w:rFonts w:ascii="Wingdings" w:hAnsi="Wingdings" w:hint="default"/>
+        <w:sz w:val="20"/>
+      </w:rPr>
+    </w:lvl>
+    <w:lvl w:ilvl="5" w:tentative="1">
+      <w:start w:val="1"/>
+      <w:numFmt w:val="bullet"/>
+      <w:lvlText w:val=""/>
+      <w:lvlJc w:val="left"/>
+      <w:pPr>
+        <w:tabs>
+          <w:tab w:val="num" w:pos="4320"/>
+        </w:tabs>
+        <w:ind w:left="4320" w:hanging="360"/>
+      </w:pPr>
+      <w:rPr>
+        <w:rFonts w:ascii="Wingdings" w:hAnsi="Wingdings" w:hint="default"/>
+        <w:sz w:val="20"/>
+      </w:rPr>
+    </w:lvl>
+    <w:lvl w:ilvl="6" w:tentative="1">
+      <w:start w:val="1"/>
+      <w:numFmt w:val="bullet"/>
+      <w:lvlText w:val=""/>
+      <w:lvlJc w:val="left"/>
+      <w:pPr>
+        <w:tabs>
+          <w:tab w:val="num" w:pos="5040"/>
+        </w:tabs>
+        <w:ind w:left="5040" w:hanging="360"/>
+      </w:pPr>
+      <w:rPr>
+        <w:rFonts w:ascii="Wingdings" w:hAnsi="Wingdings" w:hint="default"/>
+        <w:sz w:val="20"/>
+      </w:rPr>
+    </w:lvl>
+    <w:lvl w:ilvl="7" w:tentative="1">
+      <w:start w:val="1"/>
+      <w:numFmt w:val="bullet"/>
+      <w:lvlText w:val=""/>
+      <w:lvlJc w:val="left"/>
+      <w:pPr>
+        <w:tabs>
+          <w:tab w:val="num" w:pos="5760"/>
+        </w:tabs>
+        <w:ind w:left="5760" w:hanging="360"/>
+      </w:pPr>
+      <w:rPr>
+        <w:rFonts w:ascii="Wingdings" w:hAnsi="Wingdings" w:hint="default"/>
+        <w:sz w:val="20"/>
+      </w:rPr>
+    </w:lvl>
+    <w:lvl w:ilvl="8" w:tentative="1">
+      <w:start w:val="1"/>
+      <w:numFmt w:val="bullet"/>
+      <w:lvlText w:val=""/>
+      <w:lvlJc w:val="left"/>
+      <w:pPr>
+        <w:tabs>
+          <w:tab w:val="num" w:pos="6480"/>
+        </w:tabs>
+        <w:ind w:left="6480" w:hanging="360"/>
+      </w:pPr>
+      <w:rPr>
+        <w:rFonts w:ascii="Wingdings" w:hAnsi="Wingdings" w:hint="default"/>
+        <w:sz w:val="20"/>
+      </w:rPr>
+    </w:lvl>
+  </w:abstractNum>
   <w:num w:numId="1" w16cid:durableId="789907295">
-    <w:abstractNumId w:val="8"/>
+    <w:abstractNumId w:val="9"/>
   </w:num>
   <w:num w:numId="2" w16cid:durableId="1912694649">
-    <w:abstractNumId w:val="6"/>
+    <w:abstractNumId w:val="7"/>
   </w:num>
   <w:num w:numId="3" w16cid:durableId="2093620482">
     <w:abstractNumId w:val="0"/>
   </w:num>
   <w:num w:numId="4" w16cid:durableId="875193461">
-    <w:abstractNumId w:val="1"/>
+    <w:abstractNumId w:val="2"/>
   </w:num>
   <w:num w:numId="5" w16cid:durableId="779377634">
-    <w:abstractNumId w:val="2"/>
+    <w:abstractNumId w:val="3"/>
   </w:num>
   <w:num w:numId="6" w16cid:durableId="1060136177">
+    <w:abstractNumId w:val="5"/>
+  </w:num>
+  <w:num w:numId="7" w16cid:durableId="1975480359">
+    <w:abstractNumId w:val="8"/>
+  </w:num>
+  <w:num w:numId="8" w16cid:durableId="612791505">
+    <w:abstractNumId w:val="6"/>
+  </w:num>
+  <w:num w:numId="9" w16cid:durableId="1634208837">
+    <w:abstractNumId w:val="10"/>
+  </w:num>
+  <w:num w:numId="10" w16cid:durableId="676884607">
+    <w:abstractNumId w:val="12"/>
+  </w:num>
+  <w:num w:numId="11" w16cid:durableId="2078672351">
     <w:abstractNumId w:val="4"/>
   </w:num>
-  <w:num w:numId="7" w16cid:durableId="1975480359">
-    <w:abstractNumId w:val="7"/>
+  <w:num w:numId="12" w16cid:durableId="42294265">
+    <w:abstractNumId w:val="13"/>
   </w:num>
-  <w:num w:numId="8" w16cid:durableId="612791505">
-    <w:abstractNumId w:val="5"/>
+  <w:num w:numId="13" w16cid:durableId="186800348">
+    <w:abstractNumId w:val="11"/>
   </w:num>
-  <w:num w:numId="9" w16cid:durableId="1634208837">
-    <w:abstractNumId w:val="9"/>
-  </w:num>
-  <w:num w:numId="10" w16cid:durableId="676884607">
-    <w:abstractNumId w:val="10"/>
-  </w:num>
-  <w:num w:numId="11" w16cid:durableId="2078672351">
-    <w:abstractNumId w:val="3"/>
+  <w:num w:numId="14" w16cid:durableId="1720593312">
+    <w:abstractNumId w:val="1"/>
   </w:num>
 </w:numbering>
 </file>
@@ -31474,7 +32429,7 @@
   <w:style w:type="paragraph" w:default="1" w:styleId="Norml">
     <w:name w:val="Normal"/>
     <w:qFormat/>
-    <w:rsid w:val="00E109C6"/>
+    <w:rsid w:val="00956F21"/>
     <w:pPr>
       <w:spacing w:line="360" w:lineRule="auto"/>
       <w:ind w:firstLine="227"/>

--- a/Documentation.docx
+++ b/Documentation.docx
@@ -3857,15 +3857,7 @@
         <w:jc w:val="center"/>
       </w:pPr>
       <w:r>
-        <w:t xml:space="preserve">&lt;kép egy 0-nál kisebb számról ami rövidebb mint a </w:t>
-      </w:r>
-      <w:proofErr w:type="spellStart"/>
-      <w:r>
-        <w:t>fractionLength</w:t>
-      </w:r>
-      <w:proofErr w:type="spellEnd"/>
-      <w:r>
-        <w:t>&gt;</w:t>
+        <w:t>&lt;kép egy 0-nál kisebb számról ami rövidebb mint a fractionLength&gt;</w:t>
       </w:r>
     </w:p>
     <w:p>
@@ -4390,13 +4382,8 @@
         <w:t>long</w:t>
       </w:r>
       <w:r>
-        <w:t xml:space="preserve"> </w:t>
-      </w:r>
-      <w:proofErr w:type="spellStart"/>
-      <w:r>
-        <w:t>long</w:t>
-      </w:r>
-      <w:proofErr w:type="spellEnd"/>
+        <w:t xml:space="preserve"> long</w:t>
+      </w:r>
       <w:r>
         <w:t xml:space="preserve"> számtípus</w:t>
       </w:r>
@@ -5900,71 +5887,49 @@
         <w:rPr>
           <w:rFonts w:eastAsiaTheme="minorEastAsia"/>
         </w:rPr>
-        <w:t xml:space="preserve">François </w:t>
-      </w:r>
-      <w:proofErr w:type="spellStart"/>
+        <w:t>François Viète</w:t>
+      </w:r>
       <w:r>
         <w:rPr>
           <w:rFonts w:eastAsiaTheme="minorEastAsia"/>
         </w:rPr>
-        <w:t>Viète</w:t>
-      </w:r>
-      <w:proofErr w:type="spellEnd"/>
+        <w:t>, híres matematikus</w:t>
+      </w:r>
       <w:r>
         <w:rPr>
           <w:rFonts w:eastAsiaTheme="minorEastAsia"/>
         </w:rPr>
-        <w:t>, híres matematikus</w:t>
+        <w:t xml:space="preserve"> által </w:t>
       </w:r>
       <w:r>
         <w:rPr>
           <w:rFonts w:eastAsiaTheme="minorEastAsia"/>
         </w:rPr>
-        <w:t xml:space="preserve"> által </w:t>
+        <w:t xml:space="preserve">kifejlesztett </w:t>
       </w:r>
       <w:r>
         <w:rPr>
           <w:rFonts w:eastAsiaTheme="minorEastAsia"/>
         </w:rPr>
-        <w:t xml:space="preserve">kifejlesztett </w:t>
+        <w:t xml:space="preserve">módszert </w:t>
       </w:r>
       <w:r>
         <w:rPr>
           <w:rFonts w:eastAsiaTheme="minorEastAsia"/>
         </w:rPr>
-        <w:t xml:space="preserve">módszert </w:t>
+        <w:t>alkalmaz a könyvtár</w:t>
       </w:r>
       <w:r>
         <w:rPr>
           <w:rFonts w:eastAsiaTheme="minorEastAsia"/>
         </w:rPr>
-        <w:t>alkalmaz a könyvtár</w:t>
+        <w:t xml:space="preserve">, </w:t>
       </w:r>
       <w:r>
         <w:rPr>
           <w:rFonts w:eastAsiaTheme="minorEastAsia"/>
         </w:rPr>
-        <w:t xml:space="preserve">, </w:t>
-      </w:r>
-      <w:r>
-        <w:rPr>
-          <w:rFonts w:eastAsiaTheme="minorEastAsia"/>
-        </w:rPr>
-        <w:t xml:space="preserve">amit </w:t>
-      </w:r>
-      <w:proofErr w:type="spellStart"/>
-      <w:r>
-        <w:rPr>
-          <w:rFonts w:eastAsiaTheme="minorEastAsia"/>
-        </w:rPr>
-        <w:t>Viète</w:t>
-      </w:r>
-      <w:proofErr w:type="spellEnd"/>
-      <w:r>
-        <w:rPr>
-          <w:rFonts w:eastAsiaTheme="minorEastAsia"/>
-        </w:rPr>
-        <w:t xml:space="preserve"> </w:t>
+        <w:t xml:space="preserve">amit Viète </w:t>
       </w:r>
       <w:r>
         <w:rPr>
@@ -7192,15 +7157,7 @@
     </w:p>
     <w:p>
       <w:r>
-        <w:t xml:space="preserve">Egyszerűbben úgy tudnánk elképzelni a fenti számítást, mint a kézi osztás (long </w:t>
-      </w:r>
-      <w:proofErr w:type="spellStart"/>
-      <w:r>
-        <w:t>division</w:t>
-      </w:r>
-      <w:proofErr w:type="spellEnd"/>
-      <w:r>
-        <w:t xml:space="preserve">) műveletsorát. Itt is a legnagyobb helyiértékű számjegytől kezdve folyamatosan alulról közelítjük az eredményünket a valós értékhez. </w:t>
+        <w:t xml:space="preserve">Egyszerűbben úgy tudnánk elképzelni a fenti számítást, mint a kézi osztás (long division) műveletsorát. Itt is a legnagyobb helyiértékű számjegytől kezdve folyamatosan alulról közelítjük az eredményünket a valós értékhez. </w:t>
       </w:r>
       <w:r>
         <w:t>Éppen</w:t>
@@ -9624,128 +9581,44 @@
           <w:rFonts w:eastAsiaTheme="minorEastAsia"/>
           <w:iCs/>
         </w:rPr>
-        <w:t xml:space="preserve"> (</w:t>
-      </w:r>
-      <w:proofErr w:type="spellStart"/>
+        <w:t xml:space="preserve"> (binary splitting</w:t>
+      </w:r>
       <w:r>
         <w:rPr>
           <w:rFonts w:eastAsiaTheme="minorEastAsia"/>
           <w:iCs/>
         </w:rPr>
-        <w:t>binary</w:t>
-      </w:r>
-      <w:proofErr w:type="spellEnd"/>
+        <w:t xml:space="preserve">, másnéven </w:t>
+      </w:r>
       <w:r>
         <w:rPr>
           <w:rFonts w:eastAsiaTheme="minorEastAsia"/>
           <w:iCs/>
         </w:rPr>
-        <w:t xml:space="preserve"> </w:t>
-      </w:r>
-      <w:proofErr w:type="spellStart"/>
+        <w:t>divide-and-conquer summation</w:t>
+      </w:r>
       <w:r>
         <w:rPr>
           <w:rFonts w:eastAsiaTheme="minorEastAsia"/>
           <w:iCs/>
         </w:rPr>
-        <w:t>splitting</w:t>
-      </w:r>
-      <w:proofErr w:type="spellEnd"/>
+        <w:t xml:space="preserve">/product </w:t>
+      </w:r>
       <w:r>
         <w:rPr>
           <w:rFonts w:eastAsiaTheme="minorEastAsia"/>
           <w:iCs/>
         </w:rPr>
-        <w:t xml:space="preserve">, másnéven </w:t>
-      </w:r>
-      <w:proofErr w:type="spellStart"/>
+        <w:lastRenderedPageBreak/>
+        <w:t xml:space="preserve">vagy </w:t>
+      </w:r>
       <w:r>
         <w:rPr>
           <w:rFonts w:eastAsiaTheme="minorEastAsia"/>
           <w:iCs/>
         </w:rPr>
-        <w:t>divide</w:t>
-      </w:r>
-      <w:proofErr w:type="spellEnd"/>
-      <w:r>
-        <w:rPr>
-          <w:rFonts w:eastAsiaTheme="minorEastAsia"/>
-          <w:iCs/>
-        </w:rPr>
-        <w:t>-and-</w:t>
-      </w:r>
-      <w:proofErr w:type="spellStart"/>
-      <w:r>
-        <w:rPr>
-          <w:rFonts w:eastAsiaTheme="minorEastAsia"/>
-          <w:iCs/>
-        </w:rPr>
-        <w:t>conquer</w:t>
-      </w:r>
-      <w:proofErr w:type="spellEnd"/>
-      <w:r>
-        <w:rPr>
-          <w:rFonts w:eastAsiaTheme="minorEastAsia"/>
-          <w:iCs/>
-        </w:rPr>
-        <w:t xml:space="preserve"> </w:t>
-      </w:r>
-      <w:proofErr w:type="spellStart"/>
-      <w:r>
-        <w:rPr>
-          <w:rFonts w:eastAsiaTheme="minorEastAsia"/>
-          <w:iCs/>
-        </w:rPr>
-        <w:t>summation</w:t>
-      </w:r>
-      <w:proofErr w:type="spellEnd"/>
-      <w:r>
-        <w:rPr>
-          <w:rFonts w:eastAsiaTheme="minorEastAsia"/>
-          <w:iCs/>
-        </w:rPr>
-        <w:t>/</w:t>
-      </w:r>
-      <w:proofErr w:type="spellStart"/>
-      <w:r>
-        <w:rPr>
-          <w:rFonts w:eastAsiaTheme="minorEastAsia"/>
-          <w:iCs/>
-        </w:rPr>
-        <w:t>product</w:t>
-      </w:r>
-      <w:proofErr w:type="spellEnd"/>
-      <w:r>
-        <w:rPr>
-          <w:rFonts w:eastAsiaTheme="minorEastAsia"/>
-          <w:iCs/>
-        </w:rPr>
-        <w:t xml:space="preserve"> </w:t>
-      </w:r>
-      <w:r>
-        <w:rPr>
-          <w:rFonts w:eastAsiaTheme="minorEastAsia"/>
-          <w:iCs/>
-        </w:rPr>
-        <w:lastRenderedPageBreak/>
-        <w:t xml:space="preserve">vagy </w:t>
-      </w:r>
-      <w:r>
-        <w:rPr>
-          <w:rFonts w:eastAsiaTheme="minorEastAsia"/>
-          <w:iCs/>
-        </w:rPr>
-        <w:t xml:space="preserve">prefix </w:t>
-      </w:r>
-      <w:proofErr w:type="spellStart"/>
-      <w:r>
-        <w:rPr>
-          <w:rFonts w:eastAsiaTheme="minorEastAsia"/>
-          <w:iCs/>
-        </w:rPr>
-        <w:t>product</w:t>
-      </w:r>
-      <w:proofErr w:type="spellEnd"/>
+        <w:t>prefix product</w:t>
+      </w:r>
       <w:r>
         <w:rPr>
           <w:rFonts w:eastAsiaTheme="minorEastAsia"/>
@@ -19238,15 +19111,13 @@
         </w:rPr>
         <w:t xml:space="preserve"> </w:t>
       </w:r>
-      <w:proofErr w:type="spellStart"/>
       <w:r>
         <w:rPr>
           <w:rFonts w:eastAsiaTheme="minorEastAsia"/>
           <w:iCs/>
         </w:rPr>
-        <w:t>Srinivasa</w:t>
-      </w:r>
-      <w:proofErr w:type="spellEnd"/>
+        <w:t>Srinivasa Ramanujan</w:t>
+      </w:r>
       <w:r>
         <w:rPr>
           <w:rFonts w:eastAsiaTheme="minorEastAsia"/>
@@ -19254,58 +19125,26 @@
         </w:rPr>
         <w:t xml:space="preserve"> </w:t>
       </w:r>
-      <w:proofErr w:type="spellStart"/>
       <w:r>
         <w:rPr>
           <w:rFonts w:eastAsiaTheme="minorEastAsia"/>
           <w:iCs/>
         </w:rPr>
-        <w:t>Ramanujan</w:t>
-      </w:r>
-      <w:proofErr w:type="spellEnd"/>
+        <w:t>inspirált</w:t>
+      </w:r>
       <w:r>
         <w:rPr>
           <w:rFonts w:eastAsiaTheme="minorEastAsia"/>
           <w:iCs/>
         </w:rPr>
-        <w:t xml:space="preserve"> </w:t>
+        <w:t>a</w:t>
       </w:r>
       <w:r>
         <w:rPr>
           <w:rFonts w:eastAsiaTheme="minorEastAsia"/>
           <w:iCs/>
         </w:rPr>
-        <w:t>inspirált</w:t>
-      </w:r>
-      <w:r>
-        <w:rPr>
-          <w:rFonts w:eastAsiaTheme="minorEastAsia"/>
-          <w:iCs/>
-        </w:rPr>
-        <w:t>a</w:t>
-      </w:r>
-      <w:r>
-        <w:rPr>
-          <w:rFonts w:eastAsiaTheme="minorEastAsia"/>
-          <w:iCs/>
-        </w:rPr>
-        <w:t xml:space="preserve">, </w:t>
-      </w:r>
-      <w:proofErr w:type="spellStart"/>
-      <w:r>
-        <w:rPr>
-          <w:rFonts w:eastAsiaTheme="minorEastAsia"/>
-          <w:iCs/>
-        </w:rPr>
-        <w:t>Chudnovsky</w:t>
-      </w:r>
-      <w:proofErr w:type="spellEnd"/>
-      <w:r>
-        <w:rPr>
-          <w:rFonts w:eastAsiaTheme="minorEastAsia"/>
-          <w:iCs/>
-        </w:rPr>
-        <w:t xml:space="preserve"> fivérek</w:t>
+        <w:t>, Chudnovsky fivérek</w:t>
       </w:r>
       <w:r>
         <w:rPr>
@@ -27959,21 +27798,12 @@
           <w:iCs/>
         </w:rPr>
       </w:pPr>
-      <w:proofErr w:type="spellStart"/>
       <w:r>
         <w:rPr>
           <w:rFonts w:eastAsiaTheme="minorEastAsia"/>
           <w:iCs/>
         </w:rPr>
-        <w:t>Leonhard</w:t>
-      </w:r>
-      <w:proofErr w:type="spellEnd"/>
-      <w:r>
-        <w:rPr>
-          <w:rFonts w:eastAsiaTheme="minorEastAsia"/>
-          <w:iCs/>
-        </w:rPr>
-        <w:t xml:space="preserve"> Euler bizonyította, hogy ez az érték kifejezhető a következő végtelen sor használatával:</w:t>
+        <w:t>Leonhard Euler bizonyította, hogy ez az érték kifejezhető a következő végtelen sor használatával:</w:t>
       </w:r>
     </w:p>
     <w:p>
@@ -28633,15 +28463,7 @@
         <w:t>Ez a részleg felelős a szöveg feldarabolásáért.</w:t>
       </w:r>
       <w:r>
-        <w:t xml:space="preserve"> Hogy a parser tudja, milyen formájú egységekre kell felbontani a szöveget, minden egyes számológép egy reguláris kifejezésekből álló (</w:t>
-      </w:r>
-      <w:proofErr w:type="spellStart"/>
-      <w:r>
-        <w:t>Regex</w:t>
-      </w:r>
-      <w:proofErr w:type="spellEnd"/>
-      <w:r>
-        <w:t xml:space="preserve">) listát tart fent magán belül. Ez a rendszer a leghosszabb illeszkedés elvét követi, miszerint </w:t>
+        <w:t xml:space="preserve"> Hogy a parser tudja, milyen formájú egységekre kell felbontani a szöveget, minden egyes számológép egy reguláris kifejezésekből álló (Regex) listát tart fent magán belül. Ez a rendszer a leghosszabb illeszkedés elvét követi, miszerint </w:t>
       </w:r>
       <w:r>
         <w:t>a következő vágást a sor elejétől számított leghosszabban a karaktersorozatra illeszkedő szakasz végén kell megejteni.</w:t>
@@ -28663,6 +28485,9 @@
       <w:r>
         <w:t>A kezdeti szavunk legyen az üres szó</w:t>
       </w:r>
+      <w:r>
+        <w:t>.</w:t>
+      </w:r>
     </w:p>
     <w:p>
       <w:pPr>
@@ -28675,6 +28500,9 @@
       <w:r>
         <w:t>Vegyünk hozzá a szavunk végére a kiértékelendő szöveg elejéről</w:t>
       </w:r>
+      <w:r>
+        <w:t>.</w:t>
+      </w:r>
     </w:p>
     <w:p>
       <w:pPr>
@@ -28685,7 +28513,10 @@
         </w:numPr>
       </w:pPr>
       <w:r>
-        <w:t xml:space="preserve">Értékeljük ki, hogy illeszkedik-e erre a szóra reguláris kifejezés; </w:t>
+        <w:t>Értékeljük ki, hogy illeszkedik-e erre a szóra reguláris kifejezés</w:t>
+      </w:r>
+      <w:r>
+        <w:t>.</w:t>
       </w:r>
     </w:p>
     <w:p>
@@ -28706,7 +28537,16 @@
         <w:t xml:space="preserve"> az első ilyen kifejezést;</w:t>
       </w:r>
       <w:r>
-        <w:t xml:space="preserve"> ha pedig nem, akkor maradjon az előző eltárolt kifejezés az érték</w:t>
+        <w:t xml:space="preserve"> </w:t>
+      </w:r>
+      <w:r>
+        <w:t>h</w:t>
+      </w:r>
+      <w:r>
+        <w:t>a pedig nem, akkor maradjon az előző eltárolt kifejezés az érték</w:t>
+      </w:r>
+      <w:r>
+        <w:t>.</w:t>
       </w:r>
     </w:p>
     <w:p>
@@ -28716,12 +28556,34 @@
           <w:ilvl w:val="0"/>
           <w:numId w:val="8"/>
         </w:numPr>
+        <w:jc w:val="center"/>
       </w:pPr>
       <w:r>
         <w:t xml:space="preserve">Amennyiben </w:t>
       </w:r>
       <w:r>
-        <w:t>nem volt illeszkedés, akkor a szavunk az utolsó betűjén kívül a leghosszabb olyan szakasz, amely illeszkedik az adott reguláris kifejezések valamelyikére, az a reguláris kifejezés pedig pont az amit legutoljára eltároltunk</w:t>
+        <w:t>nem volt illeszkedés, akkor a szavunk az utolsó betűjén kívül a leghosszabb olyan szakasz, amely illeszkedik az adott reguláris kifejezések valamelyikére</w:t>
+      </w:r>
+      <w:r>
+        <w:t>.</w:t>
+      </w:r>
+      <w:r>
+        <w:t xml:space="preserve"> </w:t>
+      </w:r>
+      <w:r>
+        <w:t>A</w:t>
+      </w:r>
+      <w:r>
+        <w:t>z a reguláris kifejezés pedig pont az</w:t>
+      </w:r>
+      <w:r>
+        <w:t>,</w:t>
+      </w:r>
+      <w:r>
+        <w:t xml:space="preserve"> amit legutoljára eltároltunk</w:t>
+      </w:r>
+      <w:r>
+        <w:t>.</w:t>
       </w:r>
     </w:p>
     <w:p>
@@ -28735,6 +28597,9 @@
       <w:r>
         <w:t>A szavunk utolsó betűje lesz az új szavunk, az eltárolt reguláris kifejezést pedig üresre állítjuk és folytatjuk az algoritmust a 2. ponttól</w:t>
       </w:r>
+      <w:r>
+        <w:t>.</w:t>
+      </w:r>
     </w:p>
     <w:p>
       <w:pPr>
@@ -28764,11 +28629,66 @@
         </w:numPr>
       </w:pPr>
       <w:r>
-        <w:t xml:space="preserve">A reguláris kifejezések megalkotásánál figyelembe kell venni, hogy egy helyes szó a kiértékelés minden egyes fázisában felismerhető. Vagyis például a cica kulcsszó </w:t>
+        <w:t xml:space="preserve">A reguláris kifejezések megalkotásánál figyelembe kell venni, hogy egy helyes szó a kiértékelés minden egyes fázisában felismerhető. Vagyis például a </w:t>
+      </w:r>
+      <m:oMath>
+        <m:r>
+          <w:rPr>
+            <w:rFonts w:ascii="Cambria Math" w:hAnsi="Cambria Math"/>
+          </w:rPr>
+          <m:t>cica</m:t>
+        </m:r>
+      </m:oMath>
+      <w:r>
+        <w:t xml:space="preserve"> kulcsszó </w:t>
       </w:r>
       <w:r>
         <w:lastRenderedPageBreak/>
-        <w:t>esetében legalább az egyik reguláris kifejezéssel felismerhetők a c, ci, cic és cica fázisok is.</w:t>
+        <w:t xml:space="preserve">esetében legalább az egyik reguláris kifejezéssel felismerhetők a </w:t>
+      </w:r>
+      <m:oMath>
+        <m:r>
+          <w:rPr>
+            <w:rFonts w:ascii="Cambria Math" w:hAnsi="Cambria Math"/>
+          </w:rPr>
+          <m:t>c</m:t>
+        </m:r>
+      </m:oMath>
+      <w:r>
+        <w:t xml:space="preserve">, </w:t>
+      </w:r>
+      <m:oMath>
+        <m:r>
+          <w:rPr>
+            <w:rFonts w:ascii="Cambria Math" w:hAnsi="Cambria Math"/>
+          </w:rPr>
+          <m:t>ci</m:t>
+        </m:r>
+      </m:oMath>
+      <w:r>
+        <w:t xml:space="preserve">, </w:t>
+      </w:r>
+      <m:oMath>
+        <m:r>
+          <w:rPr>
+            <w:rFonts w:ascii="Cambria Math" w:hAnsi="Cambria Math"/>
+          </w:rPr>
+          <m:t>cic</m:t>
+        </m:r>
+      </m:oMath>
+      <w:r>
+        <w:t xml:space="preserve"> és </w:t>
+      </w:r>
+      <m:oMath>
+        <m:r>
+          <w:rPr>
+            <w:rFonts w:ascii="Cambria Math" w:hAnsi="Cambria Math"/>
+          </w:rPr>
+          <m:t>cica</m:t>
+        </m:r>
+      </m:oMath>
+      <w:r>
+        <w:t xml:space="preserve"> fázisok is.</w:t>
       </w:r>
     </w:p>
     <w:p>
@@ -28794,7 +28714,7 @@
         </w:numPr>
       </w:pPr>
       <w:r>
-        <w:t xml:space="preserve">Hogy a lehető legkevesebb munkát kelljen elvégezni és ne kelljen minden alkalommal végig nézni az összes reguláris kifejezést, használjuk az első felismert kifejezést. Viszont akkor úgy kell sorba állítanunk a </w:t>
+        <w:t xml:space="preserve">Hogy a lehető legkevesebb munkát kelljen elvégezni és ne kelljen minden alkalommal végignézni az összes reguláris kifejezést, használjuk az első felismert kifejezést. Viszont akkor úgy kell sorba állítanunk a </w:t>
       </w:r>
       <w:r>
         <w:t>lista</w:t>
@@ -28816,15 +28736,7 @@
         <w:pStyle w:val="Cmsor3"/>
       </w:pPr>
       <w:r>
-        <w:t>Absztrakt számológép (</w:t>
-      </w:r>
-      <w:proofErr w:type="spellStart"/>
-      <w:r>
-        <w:t>Calculator</w:t>
-      </w:r>
-      <w:proofErr w:type="spellEnd"/>
-      <w:r>
-        <w:t>)</w:t>
+        <w:t>Absztrakt számológép (Calculator)</w:t>
       </w:r>
     </w:p>
     <w:p>
@@ -28861,7 +28773,19 @@
     </w:p>
     <w:p>
       <w:r>
-        <w:t>Tegyük fel. hogy van egy egyszerű számológép típusunk, amivel a parser dolgozik. A szöveg bemegy, majd kijön a szépen feldarabolt eredmény. Rá kell jönnünk, hogy ekkor még mindig nem vagyunk sehol. Ahhoz, hogy a program értelmezni tudja a szövegünket többre lesz szükség.</w:t>
+        <w:t>Tegyük fel</w:t>
+      </w:r>
+      <w:r>
+        <w:t>,</w:t>
+      </w:r>
+      <w:r>
+        <w:t xml:space="preserve"> hogy van egy egyszerű számológép típusunk, amivel a parser dolgozik. A szöveg bemegy, majd kijön a szépen feldarabolt eredmény. Rá kell jönnünk, hogy ekkor még mindig nem vagyunk sehol. Ahhoz, hogy a program értelmezni tudja a</w:t>
+      </w:r>
+      <w:r>
+        <w:t xml:space="preserve">z egyes szavakat és ezáltal végül a teljes szöveget </w:t>
+      </w:r>
+      <w:r>
+        <w:t>többre lesz szükség.</w:t>
       </w:r>
     </w:p>
     <w:p>
@@ -28892,15 +28816,7 @@
         <w:jc w:val="center"/>
       </w:pPr>
       <w:r>
-        <w:t xml:space="preserve">&lt;Kép az absztrakt </w:t>
-      </w:r>
-      <w:proofErr w:type="spellStart"/>
-      <w:r>
-        <w:t>Calculator</w:t>
-      </w:r>
-      <w:proofErr w:type="spellEnd"/>
-      <w:r>
-        <w:t xml:space="preserve"> osztály kifejezésfájáról</w:t>
+        <w:t>&lt;Kép az absztrakt Calculator osztály kifejezésfájáról</w:t>
       </w:r>
       <w:r>
         <w:t xml:space="preserve"> (UML)</w:t>
@@ -28915,95 +28831,380 @@
       </w:r>
     </w:p>
     <w:p>
-      <w:r>
-        <w:t>Expression:</w:t>
-      </w:r>
-    </w:p>
-    <w:p>
-      <w:proofErr w:type="spellStart"/>
+      <w:pPr>
+        <w:pStyle w:val="Listaszerbekezds"/>
+        <w:numPr>
+          <w:ilvl w:val="0"/>
+          <w:numId w:val="9"/>
+        </w:numPr>
+      </w:pPr>
+      <w:r>
+        <w:rPr>
+          <w:b/>
+          <w:bCs/>
+        </w:rPr>
+        <w:t>Expression</w:t>
+      </w:r>
+      <w:r>
+        <w:t>:</w:t>
+      </w:r>
+      <w:r>
+        <w:t xml:space="preserve"> </w:t>
+      </w:r>
+      <w:r>
+        <w:t>Egy kifejezés legáltalánosabb leírása.</w:t>
+      </w:r>
+      <w:r>
+        <w:t xml:space="preserve"> Akár inteface is lehetne.</w:t>
+      </w:r>
+    </w:p>
+    <w:p>
+      <w:pPr>
+        <w:jc w:val="center"/>
+      </w:pPr>
       <w:r>
         <w:lastRenderedPageBreak/>
+        <w:t>&lt;Kép az osztálydiagrammról&gt;</w:t>
+      </w:r>
+    </w:p>
+    <w:p>
+      <w:pPr>
+        <w:pStyle w:val="Listaszerbekezds"/>
+        <w:numPr>
+          <w:ilvl w:val="0"/>
+          <w:numId w:val="9"/>
+        </w:numPr>
+      </w:pPr>
+      <w:r>
+        <w:rPr>
+          <w:b/>
+          <w:bCs/>
+        </w:rPr>
         <w:t>ValueHolder</w:t>
       </w:r>
-      <w:proofErr w:type="spellEnd"/>
       <w:r>
         <w:t>:</w:t>
       </w:r>
-    </w:p>
-    <w:p>
-      <w:r>
-        <w:t>Term:</w:t>
-      </w:r>
-    </w:p>
-    <w:p>
-      <w:proofErr w:type="spellStart"/>
-      <w:r>
+      <w:r>
+        <w:t xml:space="preserve"> </w:t>
+      </w:r>
+      <w:r>
+        <w:t>Egy értéket képviselő elem. Mivel nem minden kifejezés hordoz magával értéket, így érdemes fenntartani egy ilyen csoportot.</w:t>
+      </w:r>
+    </w:p>
+    <w:p>
+      <w:pPr>
+        <w:jc w:val="center"/>
+      </w:pPr>
+      <w:r>
+        <w:t>&lt;Kép az osztálydiagrammról&gt;</w:t>
+      </w:r>
+    </w:p>
+    <w:p>
+      <w:pPr>
+        <w:pStyle w:val="Listaszerbekezds"/>
+        <w:numPr>
+          <w:ilvl w:val="0"/>
+          <w:numId w:val="9"/>
+        </w:numPr>
+      </w:pPr>
+      <w:r>
+        <w:rPr>
+          <w:b/>
+          <w:bCs/>
+        </w:rPr>
+        <w:t>Term</w:t>
+      </w:r>
+      <w:r>
+        <w:t>:</w:t>
+      </w:r>
+      <w:r>
+        <w:t xml:space="preserve"> </w:t>
+      </w:r>
+      <w:r>
+        <w:t>Egy önmagában értéket képviselő elem. Nem befolyásolja a környezete.</w:t>
+      </w:r>
+    </w:p>
+    <w:p>
+      <w:pPr>
+        <w:jc w:val="center"/>
+      </w:pPr>
+      <w:r>
+        <w:t>&lt;Kép az osztálydiagrammról&gt;</w:t>
+      </w:r>
+    </w:p>
+    <w:p>
+      <w:pPr>
+        <w:pStyle w:val="Listaszerbekezds"/>
+        <w:numPr>
+          <w:ilvl w:val="0"/>
+          <w:numId w:val="9"/>
+        </w:numPr>
+      </w:pPr>
+      <w:r>
+        <w:rPr>
+          <w:b/>
+          <w:bCs/>
+        </w:rPr>
         <w:t>Parenthesized</w:t>
       </w:r>
-      <w:proofErr w:type="spellEnd"/>
       <w:r>
         <w:t>:</w:t>
       </w:r>
-    </w:p>
-    <w:p>
-      <w:proofErr w:type="spellStart"/>
-      <w:r>
+      <w:r>
+        <w:t xml:space="preserve"> </w:t>
+      </w:r>
+      <w:r>
+        <w:t>Egy zárójelezett szakasz.</w:t>
+      </w:r>
+    </w:p>
+    <w:p>
+      <w:pPr>
+        <w:jc w:val="center"/>
+      </w:pPr>
+      <w:r>
+        <w:t>&lt;Kép az osztálydiagrammról&gt;</w:t>
+      </w:r>
+    </w:p>
+    <w:p>
+      <w:pPr>
+        <w:pStyle w:val="Listaszerbekezds"/>
+        <w:numPr>
+          <w:ilvl w:val="0"/>
+          <w:numId w:val="9"/>
+        </w:numPr>
+      </w:pPr>
+      <w:r>
+        <w:rPr>
+          <w:b/>
+          <w:bCs/>
+        </w:rPr>
         <w:t>FunctionBase</w:t>
       </w:r>
-      <w:proofErr w:type="spellEnd"/>
       <w:r>
         <w:t>:</w:t>
       </w:r>
-    </w:p>
-    <w:p>
-      <w:r>
-        <w:t>Operator:</w:t>
-      </w:r>
-    </w:p>
-    <w:p>
-      <w:proofErr w:type="spellStart"/>
-      <w:r>
+      <w:r>
+        <w:t xml:space="preserve"> </w:t>
+      </w:r>
+      <w:r>
+        <w:t>Egy függvény általánosított alakja.</w:t>
+      </w:r>
+    </w:p>
+    <w:p>
+      <w:pPr>
+        <w:jc w:val="center"/>
+      </w:pPr>
+      <w:r>
+        <w:t>&lt;Kép az osztálydiagrammról&gt;</w:t>
+      </w:r>
+    </w:p>
+    <w:p>
+      <w:pPr>
+        <w:pStyle w:val="Listaszerbekezds"/>
+        <w:numPr>
+          <w:ilvl w:val="0"/>
+          <w:numId w:val="9"/>
+        </w:numPr>
+      </w:pPr>
+      <w:r>
+        <w:rPr>
+          <w:b/>
+          <w:bCs/>
+        </w:rPr>
+        <w:t>Operator</w:t>
+      </w:r>
+      <w:r>
+        <w:t>:</w:t>
+      </w:r>
+      <w:r>
+        <w:t xml:space="preserve"> </w:t>
+      </w:r>
+      <w:r>
+        <w:t>Infix függvény megvalósítás.</w:t>
+      </w:r>
+    </w:p>
+    <w:p>
+      <w:pPr>
+        <w:jc w:val="center"/>
+      </w:pPr>
+      <w:r>
+        <w:t>&lt;Kép az osztálydiagrammról&gt;</w:t>
+      </w:r>
+    </w:p>
+    <w:p>
+      <w:pPr>
+        <w:pStyle w:val="Listaszerbekezds"/>
+        <w:numPr>
+          <w:ilvl w:val="0"/>
+          <w:numId w:val="9"/>
+        </w:numPr>
+      </w:pPr>
+      <w:r>
+        <w:rPr>
+          <w:b/>
+          <w:bCs/>
+        </w:rPr>
         <w:t>Function</w:t>
       </w:r>
-      <w:proofErr w:type="spellEnd"/>
       <w:r>
         <w:t>:</w:t>
       </w:r>
-    </w:p>
-    <w:p>
-      <w:r>
-        <w:t>Coma:</w:t>
-      </w:r>
-    </w:p>
-    <w:p>
-      <w:proofErr w:type="spellStart"/>
-      <w:r>
+      <w:r>
+        <w:t xml:space="preserve"> </w:t>
+      </w:r>
+      <w:r>
+        <w:t>Prefix függvény megvalósítás.</w:t>
+      </w:r>
+    </w:p>
+    <w:p>
+      <w:pPr>
+        <w:jc w:val="center"/>
+      </w:pPr>
+      <w:r>
+        <w:t>&lt;Kép az osztálydiagrammról&gt;</w:t>
+      </w:r>
+    </w:p>
+    <w:p>
+      <w:pPr>
+        <w:pStyle w:val="Listaszerbekezds"/>
+        <w:numPr>
+          <w:ilvl w:val="0"/>
+          <w:numId w:val="9"/>
+        </w:numPr>
+      </w:pPr>
+      <w:r>
+        <w:rPr>
+          <w:b/>
+          <w:bCs/>
+        </w:rPr>
+        <w:t>Coma</w:t>
+      </w:r>
+      <w:r>
+        <w:t>:</w:t>
+      </w:r>
+      <w:r>
+        <w:t xml:space="preserve"> </w:t>
+      </w:r>
+      <w:r>
+        <w:t>A függvények paramétereit elválasztó</w:t>
+      </w:r>
+      <w:r>
+        <w:t xml:space="preserve"> objektum</w:t>
+      </w:r>
+      <w:r>
+        <w:t>.</w:t>
+      </w:r>
+      <w:r>
+        <w:t xml:space="preserve"> Egy csukó-nyitó zárójelpárra fordul kiértékelésnél.</w:t>
+      </w:r>
+    </w:p>
+    <w:p>
+      <w:pPr>
+        <w:jc w:val="center"/>
+      </w:pPr>
+      <w:r>
+        <w:t>&lt;Kép az osztálydiagrammról&gt;</w:t>
+      </w:r>
+    </w:p>
+    <w:p>
+      <w:pPr>
+        <w:pStyle w:val="Listaszerbekezds"/>
+        <w:numPr>
+          <w:ilvl w:val="0"/>
+          <w:numId w:val="9"/>
+        </w:numPr>
+      </w:pPr>
+      <w:r>
+        <w:rPr>
+          <w:b/>
+          <w:bCs/>
+        </w:rPr>
         <w:t>Parenthesis</w:t>
       </w:r>
-      <w:proofErr w:type="spellEnd"/>
       <w:r>
         <w:t>:</w:t>
       </w:r>
-    </w:p>
-    <w:p>
-      <w:proofErr w:type="spellStart"/>
-      <w:r>
+      <w:r>
+        <w:t xml:space="preserve"> </w:t>
+      </w:r>
+      <w:r>
+        <w:t>Egy zárójel absztrakciója.</w:t>
+      </w:r>
+    </w:p>
+    <w:p>
+      <w:pPr>
+        <w:jc w:val="center"/>
+      </w:pPr>
+      <w:r>
+        <w:t>&lt;Kép az osztálydiagrammról&gt;</w:t>
+      </w:r>
+    </w:p>
+    <w:p>
+      <w:pPr>
+        <w:pStyle w:val="Listaszerbekezds"/>
+        <w:numPr>
+          <w:ilvl w:val="0"/>
+          <w:numId w:val="9"/>
+        </w:numPr>
+      </w:pPr>
+      <w:r>
+        <w:rPr>
+          <w:b/>
+          <w:bCs/>
+        </w:rPr>
         <w:t>OpeningParenthesis</w:t>
       </w:r>
-      <w:proofErr w:type="spellEnd"/>
       <w:r>
         <w:t>:</w:t>
       </w:r>
-    </w:p>
-    <w:p>
-      <w:proofErr w:type="spellStart"/>
-      <w:r>
+      <w:r>
+        <w:t xml:space="preserve"> </w:t>
+      </w:r>
+      <w:r>
+        <w:t>Egy nyitó zárójel reprezentáció.</w:t>
+      </w:r>
+    </w:p>
+    <w:p>
+      <w:pPr>
+        <w:jc w:val="center"/>
+      </w:pPr>
+      <w:r>
+        <w:t>&lt;Kép az osztálydiagrammról&gt;</w:t>
+      </w:r>
+    </w:p>
+    <w:p>
+      <w:pPr>
+        <w:pStyle w:val="Listaszerbekezds"/>
+        <w:numPr>
+          <w:ilvl w:val="0"/>
+          <w:numId w:val="9"/>
+        </w:numPr>
+      </w:pPr>
+      <w:r>
+        <w:rPr>
+          <w:b/>
+          <w:bCs/>
+        </w:rPr>
         <w:t>ClosingParenthesis</w:t>
       </w:r>
-      <w:proofErr w:type="spellEnd"/>
       <w:r>
         <w:t>:</w:t>
       </w:r>
+      <w:r>
+        <w:t xml:space="preserve"> </w:t>
+      </w:r>
+      <w:r>
+        <w:t>Egy nyitó zárójel reprezentáció.</w:t>
+      </w:r>
+    </w:p>
+    <w:p>
+      <w:pPr>
+        <w:jc w:val="center"/>
+      </w:pPr>
+      <w:r>
+        <w:t>&lt;Kép az osztálydiagrammról&gt;</w:t>
+      </w:r>
     </w:p>
     <w:p>
       <w:r>
@@ -29021,22 +29222,37 @@
     </w:p>
     <w:p>
       <w:r>
-        <w:t xml:space="preserve">Ezzel már sokkal előrébb vagyunk. Az egyes </w:t>
-      </w:r>
-      <w:r>
-        <w:t>kifejezés osztályok által</w:t>
-      </w:r>
-      <w:r>
-        <w:t>, ha átalakítjuk a kifejezés listát, hogy reguláris kifejezés</w:t>
+        <w:lastRenderedPageBreak/>
+        <w:t xml:space="preserve">Ezzel már sokkal előrébb vagyunk. Az </w:t>
+      </w:r>
+      <w:r>
+        <w:t>előbb létrehozott</w:t>
       </w:r>
       <w:r>
         <w:t xml:space="preserve"> </w:t>
       </w:r>
       <w:r>
-        <w:t>-</w:t>
-      </w:r>
-      <w:r>
-        <w:t xml:space="preserve"> kifejezés objektumot gyártó függvény párokat tartalmazzon, a felismert reguláris kifejezésekkel a szavakból egyből objektumok gyárthatók. Vagyis ezentúl a parser nem szavak listáját adja vissza, hanem objektumok listáját, amivel sokkal könnyebb dolgoznunk.</w:t>
+        <w:t xml:space="preserve">osztályok </w:t>
+      </w:r>
+      <w:r>
+        <w:t xml:space="preserve">, ha átalakítjuk a kifejezés listát, hogy </w:t>
+      </w:r>
+      <w:r>
+        <w:rPr>
+          <w:b/>
+          <w:bCs/>
+        </w:rPr>
+        <w:t>reguláris kifejezés-</w:t>
+      </w:r>
+      <w:r>
+        <w:rPr>
+          <w:b/>
+          <w:bCs/>
+        </w:rPr>
+        <w:t>objektumot gyártó függvény</w:t>
+      </w:r>
+      <w:r>
+        <w:t xml:space="preserve"> párokat tartalmazzon, a felismert reguláris kifejezésekkel a szavakból egyből objektumok gyárthatók. Vagyis ezentúl a parser nem szavak listáját adja vissza, hanem objektumok listáját, amivel sokkal könnyebb dolgoznunk.</w:t>
       </w:r>
     </w:p>
     <w:p>
@@ -29085,7 +29301,10 @@
           <w:b/>
           <w:bCs/>
         </w:rPr>
-        <w:t>infix:</w:t>
+        <w:t>infix</w:t>
+      </w:r>
+      <w:r>
+        <w:t>:</w:t>
       </w:r>
       <w:r>
         <w:t xml:space="preserve"> </w:t>
@@ -29114,7 +29333,10 @@
           <w:b/>
           <w:bCs/>
         </w:rPr>
-        <w:t>postfix:</w:t>
+        <w:t>postfix</w:t>
+      </w:r>
+      <w:r>
+        <w:t>:</w:t>
       </w:r>
       <w:r>
         <w:t xml:space="preserve"> </w:t>
@@ -29143,7 +29365,10 @@
           <w:b/>
           <w:bCs/>
         </w:rPr>
-        <w:t>prefix:</w:t>
+        <w:t>prefix</w:t>
+      </w:r>
+      <w:r>
+        <w:t>:</w:t>
       </w:r>
       <w:r>
         <w:t xml:space="preserve"> </w:t>
@@ -29173,7 +29398,6 @@
     </w:p>
     <w:p>
       <w:r>
-        <w:lastRenderedPageBreak/>
         <w:t xml:space="preserve">A lengyel forma az </w:t>
       </w:r>
       <w:r>
@@ -29269,7 +29493,7 @@
         <w:rPr>
           <w:rFonts w:eastAsiaTheme="minorEastAsia"/>
         </w:rPr>
-        <w:t xml:space="preserve">, </w:t>
+        <w:t xml:space="preserve"> és </w:t>
       </w:r>
       <m:oMath>
         <m:r>
@@ -29312,9 +29536,6 @@
           <m:t>-</m:t>
         </m:r>
       </m:oMath>
-      <w:r>
-        <w:t xml:space="preserve"> (azonos rangúak)</w:t>
-      </w:r>
     </w:p>
     <w:p>
       <w:pPr>
@@ -29348,9 +29569,6 @@
           <m:t>/</m:t>
         </m:r>
       </m:oMath>
-      <w:r>
-        <w:t xml:space="preserve"> (azonos rangúak)</w:t>
-      </w:r>
     </w:p>
     <w:p>
       <w:pPr>
@@ -29364,13 +29582,7 @@
           <w:rPr>
             <w:rFonts w:ascii="Cambria Math" w:eastAsiaTheme="minorEastAsia" w:hAnsi="Cambria Math"/>
           </w:rPr>
-          <m:t>^</m:t>
-        </m:r>
-        <m:r>
-          <w:rPr>
-            <w:rFonts w:ascii="Cambria Math" w:eastAsiaTheme="minorEastAsia" w:hAnsi="Cambria Math"/>
-          </w:rPr>
-          <m:t xml:space="preserve"> </m:t>
+          <m:t xml:space="preserve">^ </m:t>
         </m:r>
         <m:r>
           <m:rPr>
@@ -29434,16 +29646,7 @@
           <w:rPr>
             <w:rFonts w:ascii="Cambria Math" w:eastAsiaTheme="minorEastAsia" w:hAnsi="Cambria Math"/>
           </w:rPr>
-          <m:t>|</m:t>
-        </m:r>
-        <m:r>
-          <m:rPr>
-            <m:sty m:val="p"/>
-          </m:rPr>
-          <w:rPr>
-            <w:rFonts w:ascii="Cambria Math" w:eastAsiaTheme="minorEastAsia" w:hAnsi="Cambria Math"/>
-          </w:rPr>
-          <m:t xml:space="preserve"> (</m:t>
+          <m:t>| (</m:t>
         </m:r>
         <m:rad>
           <m:radPr>
@@ -29631,6 +29834,7 @@
           <w:b/>
           <w:bCs/>
         </w:rPr>
+        <w:lastRenderedPageBreak/>
         <w:t>Lengyel forma (postfix alak) előállítása:</w:t>
       </w:r>
     </w:p>
@@ -29650,29 +29854,13 @@
           <w:b/>
           <w:bCs/>
         </w:rPr>
-        <w:t xml:space="preserve"> (</w:t>
-      </w:r>
-      <w:proofErr w:type="spellStart"/>
+        <w:t xml:space="preserve"> (Stack)</w:t>
+      </w:r>
       <w:r>
         <w:rPr>
           <w:b/>
           <w:bCs/>
         </w:rPr>
-        <w:t>Stack</w:t>
-      </w:r>
-      <w:proofErr w:type="spellEnd"/>
-      <w:r>
-        <w:rPr>
-          <w:b/>
-          <w:bCs/>
-        </w:rPr>
-        <w:t>)</w:t>
-      </w:r>
-      <w:r>
-        <w:rPr>
-          <w:b/>
-          <w:bCs/>
-        </w:rPr>
         <w:t xml:space="preserve"> segítségével</w:t>
       </w:r>
       <w:r>
@@ -29705,15 +29893,7 @@
         <w:t xml:space="preserve"> tetején</w:t>
       </w:r>
       <w:r>
-        <w:t xml:space="preserve"> lévő operátort is </w:t>
-      </w:r>
-      <w:proofErr w:type="spellStart"/>
-      <w:r>
-        <w:t>precedencia</w:t>
-      </w:r>
-      <w:proofErr w:type="spellEnd"/>
-      <w:r>
-        <w:t xml:space="preserve"> szerint</w:t>
+        <w:t xml:space="preserve"> lévő operátort is precedencia szerint</w:t>
       </w:r>
       <w:r>
         <w:t>:</w:t>
@@ -29756,17 +29936,8 @@
           <w:b/>
           <w:bCs/>
         </w:rPr>
-        <w:t xml:space="preserve">beolvasott operátor magasabb </w:t>
-      </w:r>
-      <w:proofErr w:type="spellStart"/>
-      <w:r>
-        <w:rPr>
-          <w:b/>
-          <w:bCs/>
-        </w:rPr>
-        <w:t>precedenciájú</w:t>
-      </w:r>
-      <w:proofErr w:type="spellEnd"/>
+        <w:t>beolvasott operátor magasabb precedenciájú</w:t>
+      </w:r>
       <w:r>
         <w:rPr>
           <w:b/>
@@ -29790,17 +29961,8 @@
           <w:b/>
           <w:bCs/>
         </w:rPr>
-        <w:t xml:space="preserve">beolvasott operátor alacsonyabb </w:t>
-      </w:r>
-      <w:proofErr w:type="spellStart"/>
-      <w:r>
-        <w:rPr>
-          <w:b/>
-          <w:bCs/>
-        </w:rPr>
-        <w:t>precedenciájú</w:t>
-      </w:r>
-      <w:proofErr w:type="spellEnd"/>
+        <w:t>beolvasott operátor alacsonyabb precedenciájú</w:t>
+      </w:r>
       <w:r>
         <w:rPr>
           <w:b/>
@@ -29849,7 +30011,6 @@
           <w:b/>
           <w:bCs/>
         </w:rPr>
-        <w:lastRenderedPageBreak/>
         <w:t>csukó zárójel</w:t>
       </w:r>
       <w:r>
@@ -29876,20 +30037,24 @@
         <w:jc w:val="center"/>
       </w:pPr>
       <w:r>
-        <w:t>&lt;Struktogramm a lengyel formára alakításról (</w:t>
-      </w:r>
-      <w:proofErr w:type="spellStart"/>
-      <w:r>
-        <w:t>Orosi</w:t>
-      </w:r>
-      <w:proofErr w:type="spellEnd"/>
-      <w:r>
-        <w:t xml:space="preserve"> Feri oldala)&gt;</w:t>
-      </w:r>
-    </w:p>
-    <w:p>
-      <w:r>
-        <w:t>Ahhoz, hogy a lengyel formás alakból rekonstruálható legyen az eredeti bemenet, a zárójelek esetében nem szabad csak úgy eldobnunk őket. Inkább hozzávesszük őket a kimeneti értékhez is. A nyitó zárójelet ahogy megkapjuk, a csukót pedig ahogy kiszedtünk minden a nyitó zárójelig a veremből</w:t>
+        <w:t>&lt;Struktogramm a lengyel formára alakításról (Orosi Feri oldala)&gt;</w:t>
+      </w:r>
+    </w:p>
+    <w:p>
+      <w:r>
+        <w:t xml:space="preserve">Ahhoz, hogy a lengyel formás alakból rekonstruálható legyen az eredeti bemenet, a zárójelek esetében nem szabad csak úgy eldobnunk őket. Inkább hozzávesszük őket a kimeneti értékhez is. A nyitó zárójelet ahogy megkapjuk, a csukót pedig </w:t>
+      </w:r>
+      <w:r>
+        <w:t>miután</w:t>
+      </w:r>
+      <w:r>
+        <w:t xml:space="preserve"> kiszedtünk minden</w:t>
+      </w:r>
+      <w:r>
+        <w:t>t</w:t>
+      </w:r>
+      <w:r>
+        <w:t xml:space="preserve"> a nyitó zárójelig a veremből</w:t>
       </w:r>
       <w:r>
         <w:t>,</w:t>
@@ -29903,13 +30068,7 @@
         <w:jc w:val="center"/>
       </w:pPr>
       <w:r>
-        <w:t>&lt;Struktogramm a</w:t>
-      </w:r>
-      <w:r>
-        <w:t xml:space="preserve"> zárójelekkel bővített</w:t>
-      </w:r>
-      <w:r>
-        <w:t xml:space="preserve"> lengyel formára alakításról&gt;</w:t>
+        <w:t>&lt;Struktogramm a zárójelekkel bővített lengyel formára alakításról&gt;</w:t>
       </w:r>
     </w:p>
     <w:p>
@@ -29946,6 +30105,7 @@
         <w:jc w:val="center"/>
       </w:pPr>
       <w:r>
+        <w:lastRenderedPageBreak/>
         <w:t>&lt;Ábra egy kifejezés fáról&gt;</w:t>
       </w:r>
     </w:p>
@@ -29983,151 +30143,966 @@
       </w:pPr>
       <w:bookmarkStart w:id="20" w:name="_Toc221883168"/>
       <w:r>
+        <w:t>Általános számológép (Standard</w:t>
+      </w:r>
+      <w:r>
+        <w:t>Calculator</w:t>
+      </w:r>
+      <w:r>
+        <w:t>)</w:t>
+      </w:r>
+      <w:bookmarkEnd w:id="20"/>
+    </w:p>
+    <w:p>
+      <w:r>
+        <w:t>Ez a számológép típus felel a racionális számokkal leírt kifejezések kiértékeléséért. Az absztrakt számológép típusból származik le és az alábbiak szerint bővíti a kifejezésfa ágait:</w:t>
+      </w:r>
+    </w:p>
+    <w:p>
+      <w:pPr>
+        <w:jc w:val="center"/>
+      </w:pPr>
+      <w:r>
+        <w:t>&lt;Kép az osztálydiagrammról&gt;</w:t>
+      </w:r>
+    </w:p>
+    <w:p>
+      <w:pPr>
+        <w:pStyle w:val="Listaszerbekezds"/>
+        <w:numPr>
+          <w:ilvl w:val="0"/>
+          <w:numId w:val="9"/>
+        </w:numPr>
+      </w:pPr>
+      <w:r>
+        <w:rPr>
+          <w:b/>
+          <w:bCs/>
+        </w:rPr>
+        <w:t>E</w:t>
+      </w:r>
+      <w:r>
+        <w:t>:</w:t>
+      </w:r>
+      <w:r>
+        <w:t xml:space="preserve"> </w:t>
+      </w:r>
+      <w:r>
+        <w:t>Az e szám megvalósítása.</w:t>
+      </w:r>
+    </w:p>
+    <w:p>
+      <w:pPr>
+        <w:jc w:val="center"/>
+      </w:pPr>
+      <w:r>
+        <w:t>&lt;Kép az osztálydiagrammról&gt;</w:t>
+      </w:r>
+    </w:p>
+    <w:p>
+      <w:pPr>
+        <w:pStyle w:val="Listaszerbekezds"/>
+        <w:numPr>
+          <w:ilvl w:val="0"/>
+          <w:numId w:val="9"/>
+        </w:numPr>
+      </w:pPr>
+      <w:r>
+        <w:rPr>
+          <w:b/>
+          <w:bCs/>
+        </w:rPr>
+        <w:t>Pi</w:t>
+      </w:r>
+      <w:r>
+        <w:t>: A pi megvalósítása.</w:t>
+      </w:r>
+    </w:p>
+    <w:p>
+      <w:pPr>
+        <w:jc w:val="center"/>
+      </w:pPr>
+      <w:r>
+        <w:t>&lt;Kép az osztálydiagrammról&gt;</w:t>
+      </w:r>
+    </w:p>
+    <w:p>
+      <w:pPr>
+        <w:pStyle w:val="Listaszerbekezds"/>
+        <w:numPr>
+          <w:ilvl w:val="0"/>
+          <w:numId w:val="9"/>
+        </w:numPr>
+      </w:pPr>
+      <w:r>
+        <w:rPr>
+          <w:b/>
+          <w:bCs/>
+        </w:rPr>
+        <w:t>Number</w:t>
+      </w:r>
+      <w:r>
+        <w:t xml:space="preserve">: A </w:t>
+      </w:r>
+      <w:r>
+        <w:t>racionális szám</w:t>
+      </w:r>
+      <w:r>
+        <w:t xml:space="preserve"> megvalósítása.</w:t>
+      </w:r>
+    </w:p>
+    <w:p>
+      <w:pPr>
+        <w:jc w:val="center"/>
+      </w:pPr>
+      <w:r>
+        <w:t>&lt;Kép az osztálydiagrammról&gt;</w:t>
+      </w:r>
+    </w:p>
+    <w:p>
+      <w:pPr>
+        <w:pStyle w:val="Listaszerbekezds"/>
+        <w:numPr>
+          <w:ilvl w:val="0"/>
+          <w:numId w:val="9"/>
+        </w:numPr>
+      </w:pPr>
+      <w:r>
+        <w:rPr>
+          <w:b/>
+          <w:bCs/>
+        </w:rPr>
+        <w:t>UnaryOperator</w:t>
+      </w:r>
+      <w:r>
+        <w:t>: A</w:t>
+      </w:r>
+      <w:r>
+        <w:t>z egyparaméteres operátor általánosítása</w:t>
+      </w:r>
+      <w:r>
+        <w:t>.</w:t>
+      </w:r>
+    </w:p>
+    <w:p>
+      <w:pPr>
+        <w:jc w:val="center"/>
+      </w:pPr>
+      <w:r>
+        <w:t>&lt;Kép az osztálydiagrammról&gt;</w:t>
+      </w:r>
+    </w:p>
+    <w:p>
+      <w:pPr>
+        <w:pStyle w:val="Listaszerbekezds"/>
+        <w:numPr>
+          <w:ilvl w:val="0"/>
+          <w:numId w:val="9"/>
+        </w:numPr>
+      </w:pPr>
+      <w:r>
+        <w:rPr>
+          <w:b/>
+          <w:bCs/>
+        </w:rPr>
+        <w:t>Binary</w:t>
+      </w:r>
+      <w:r>
+        <w:rPr>
+          <w:b/>
+          <w:bCs/>
+        </w:rPr>
+        <w:t>Operator</w:t>
+      </w:r>
+      <w:r>
+        <w:t xml:space="preserve">: Az </w:t>
+      </w:r>
+      <w:r>
+        <w:t>két</w:t>
+      </w:r>
+      <w:r>
+        <w:t>paraméteres operátor általánosítása.</w:t>
+      </w:r>
+    </w:p>
+    <w:p>
+      <w:pPr>
+        <w:jc w:val="center"/>
+      </w:pPr>
+      <w:r>
+        <w:t>&lt;Kép az osztálydiagrammról&gt;</w:t>
+      </w:r>
+    </w:p>
+    <w:p>
+      <w:pPr>
+        <w:pStyle w:val="Listaszerbekezds"/>
+        <w:numPr>
+          <w:ilvl w:val="0"/>
+          <w:numId w:val="9"/>
+        </w:numPr>
+      </w:pPr>
+      <w:r>
+        <w:rPr>
+          <w:b/>
+          <w:bCs/>
+        </w:rPr>
+        <w:t>Add</w:t>
+      </w:r>
+      <w:r>
+        <w:t xml:space="preserve">: Az </w:t>
+      </w:r>
+      <w:r>
+        <w:t>összeadás műveletének megvalósítása</w:t>
+      </w:r>
+      <w:r>
+        <w:t>.</w:t>
+      </w:r>
+    </w:p>
+    <w:p>
+      <w:pPr>
+        <w:jc w:val="center"/>
+      </w:pPr>
+      <w:r>
+        <w:t>&lt;Kép az osztálydiagrammról&gt;</w:t>
+      </w:r>
+    </w:p>
+    <w:p>
+      <w:pPr>
+        <w:pStyle w:val="Listaszerbekezds"/>
+        <w:numPr>
+          <w:ilvl w:val="0"/>
+          <w:numId w:val="9"/>
+        </w:numPr>
+      </w:pPr>
+      <w:r>
+        <w:rPr>
+          <w:b/>
+          <w:bCs/>
+        </w:rPr>
+        <w:t>Subtract</w:t>
+      </w:r>
+      <w:r>
+        <w:t xml:space="preserve">: Az </w:t>
+      </w:r>
+      <w:r>
+        <w:t>kivonás</w:t>
+      </w:r>
+      <w:r>
+        <w:t xml:space="preserve"> műveletének megvalósítása.</w:t>
+      </w:r>
+    </w:p>
+    <w:p>
+      <w:pPr>
+        <w:jc w:val="center"/>
+      </w:pPr>
+      <w:r>
+        <w:t>&lt;Kép az osztálydiagrammról&gt;</w:t>
+      </w:r>
+    </w:p>
+    <w:p>
+      <w:pPr>
+        <w:pStyle w:val="Listaszerbekezds"/>
+        <w:numPr>
+          <w:ilvl w:val="0"/>
+          <w:numId w:val="9"/>
+        </w:numPr>
+      </w:pPr>
+      <w:r>
+        <w:rPr>
+          <w:b/>
+          <w:bCs/>
+        </w:rPr>
+        <w:t>Multiply</w:t>
+      </w:r>
+      <w:r>
+        <w:t xml:space="preserve">: Az </w:t>
+      </w:r>
+      <w:r>
+        <w:t>szorzás</w:t>
+      </w:r>
+      <w:r>
+        <w:t xml:space="preserve"> műveletének megvalósítása.</w:t>
+      </w:r>
+    </w:p>
+    <w:p>
+      <w:pPr>
+        <w:jc w:val="center"/>
+      </w:pPr>
+      <w:r>
         <w:lastRenderedPageBreak/>
-        <w:t>Általános számológép (</w:t>
-      </w:r>
-      <w:proofErr w:type="spellStart"/>
-      <w:r>
-        <w:t>Standard</w:t>
+        <w:t>&lt;Kép az osztálydiagrammról&gt;</w:t>
+      </w:r>
+    </w:p>
+    <w:p>
+      <w:pPr>
+        <w:pStyle w:val="Listaszerbekezds"/>
+        <w:numPr>
+          <w:ilvl w:val="0"/>
+          <w:numId w:val="9"/>
+        </w:numPr>
+      </w:pPr>
+      <w:r>
+        <w:rPr>
+          <w:b/>
+          <w:bCs/>
+        </w:rPr>
+        <w:t>Divide</w:t>
+      </w:r>
+      <w:r>
+        <w:t xml:space="preserve">: Az </w:t>
+      </w:r>
+      <w:r>
+        <w:t>osztás</w:t>
+      </w:r>
+      <w:r>
+        <w:t xml:space="preserve"> műveletének megvalósítása.</w:t>
+      </w:r>
+    </w:p>
+    <w:p>
+      <w:pPr>
+        <w:jc w:val="center"/>
+      </w:pPr>
+      <w:r>
+        <w:t>&lt;Kép az osztálydiagrammról&gt;</w:t>
+      </w:r>
+    </w:p>
+    <w:p>
+      <w:pPr>
+        <w:pStyle w:val="Listaszerbekezds"/>
+        <w:numPr>
+          <w:ilvl w:val="0"/>
+          <w:numId w:val="9"/>
+        </w:numPr>
+      </w:pPr>
+      <w:r>
+        <w:rPr>
+          <w:b/>
+          <w:bCs/>
+        </w:rPr>
+        <w:t>Power</w:t>
+      </w:r>
+      <w:r>
+        <w:t xml:space="preserve">: Az </w:t>
+      </w:r>
+      <w:r>
+        <w:t>hatványozás</w:t>
+      </w:r>
+      <w:r>
+        <w:t xml:space="preserve"> műveletének megvalósítása.</w:t>
+      </w:r>
+    </w:p>
+    <w:p>
+      <w:pPr>
+        <w:jc w:val="center"/>
+      </w:pPr>
+      <w:r>
+        <w:t>&lt;Kép az osztálydiagrammról&gt;</w:t>
+      </w:r>
+    </w:p>
+    <w:p>
+      <w:pPr>
+        <w:pStyle w:val="Listaszerbekezds"/>
+        <w:numPr>
+          <w:ilvl w:val="0"/>
+          <w:numId w:val="9"/>
+        </w:numPr>
+      </w:pPr>
+      <w:r>
+        <w:rPr>
+          <w:b/>
+          <w:bCs/>
+        </w:rPr>
+        <w:t>Root</w:t>
+      </w:r>
+      <w:r>
+        <w:t xml:space="preserve">: Az </w:t>
+      </w:r>
+      <w:r>
+        <w:t>gyökvonás</w:t>
+      </w:r>
+      <w:r>
+        <w:t xml:space="preserve"> műveletének megvalósítása.</w:t>
+      </w:r>
+    </w:p>
+    <w:p>
+      <w:pPr>
+        <w:jc w:val="center"/>
+      </w:pPr>
+      <w:r>
+        <w:t>&lt;Kép az osztálydiagrammról&gt;</w:t>
+      </w:r>
+    </w:p>
+    <w:p>
+      <w:pPr>
+        <w:pStyle w:val="Listaszerbekezds"/>
+        <w:numPr>
+          <w:ilvl w:val="0"/>
+          <w:numId w:val="9"/>
+        </w:numPr>
+      </w:pPr>
+      <w:r>
+        <w:rPr>
+          <w:b/>
+          <w:bCs/>
+        </w:rPr>
+        <w:t>Abs</w:t>
+      </w:r>
+      <w:r>
+        <w:t xml:space="preserve">: Az </w:t>
+      </w:r>
+      <w:r>
+        <w:t>abszolútérték</w:t>
+      </w:r>
+      <w:r>
+        <w:t xml:space="preserve"> </w:t>
+      </w:r>
+      <w:r>
+        <w:t>függvény</w:t>
+      </w:r>
+      <w:r>
+        <w:t xml:space="preserve"> megvalósítása.</w:t>
+      </w:r>
+    </w:p>
+    <w:p>
+      <w:pPr>
+        <w:jc w:val="center"/>
+      </w:pPr>
+      <w:r>
+        <w:t>&lt;Kép az osztálydiagrammról&gt;</w:t>
+      </w:r>
+    </w:p>
+    <w:p>
+      <w:pPr>
+        <w:pStyle w:val="Listaszerbekezds"/>
+        <w:numPr>
+          <w:ilvl w:val="0"/>
+          <w:numId w:val="9"/>
+        </w:numPr>
+      </w:pPr>
+      <w:r>
+        <w:rPr>
+          <w:b/>
+          <w:bCs/>
+        </w:rPr>
+        <w:t>Min</w:t>
+      </w:r>
+      <w:r>
+        <w:t xml:space="preserve">: Az </w:t>
+      </w:r>
+      <w:r>
+        <w:t>minimum érték</w:t>
+      </w:r>
+      <w:r>
+        <w:t xml:space="preserve"> függvény megvalósítása.</w:t>
+      </w:r>
+    </w:p>
+    <w:p>
+      <w:pPr>
+        <w:jc w:val="center"/>
+      </w:pPr>
+      <w:r>
+        <w:t>&lt;Kép az osztálydiagrammról&gt;</w:t>
+      </w:r>
+    </w:p>
+    <w:p>
+      <w:pPr>
+        <w:pStyle w:val="Listaszerbekezds"/>
+        <w:numPr>
+          <w:ilvl w:val="0"/>
+          <w:numId w:val="9"/>
+        </w:numPr>
+      </w:pPr>
+      <w:r>
+        <w:rPr>
+          <w:b/>
+          <w:bCs/>
+        </w:rPr>
+        <w:t>Max</w:t>
+      </w:r>
+      <w:r>
+        <w:t xml:space="preserve">: Az </w:t>
+      </w:r>
+      <w:r>
+        <w:t>maximum érték</w:t>
+      </w:r>
+      <w:r>
+        <w:t xml:space="preserve"> függvény megvalósítása.</w:t>
+      </w:r>
+    </w:p>
+    <w:p>
+      <w:pPr>
+        <w:jc w:val="center"/>
+      </w:pPr>
+      <w:r>
+        <w:t>&lt;Kép az osztálydiagrammról&gt;</w:t>
+      </w:r>
+    </w:p>
+    <w:p>
+      <w:pPr>
+        <w:pStyle w:val="Listaszerbekezds"/>
+        <w:numPr>
+          <w:ilvl w:val="0"/>
+          <w:numId w:val="9"/>
+        </w:numPr>
+      </w:pPr>
+      <w:r>
+        <w:rPr>
+          <w:b/>
+          <w:bCs/>
+        </w:rPr>
+        <w:t>Floor</w:t>
+      </w:r>
+      <w:r>
+        <w:t xml:space="preserve">: Az </w:t>
+      </w:r>
+      <w:r>
+        <w:t>lefele kerekítés</w:t>
+      </w:r>
+      <w:r>
+        <w:t xml:space="preserve"> függvény megvalósítása.</w:t>
+      </w:r>
+    </w:p>
+    <w:p>
+      <w:pPr>
+        <w:jc w:val="center"/>
+      </w:pPr>
+      <w:r>
+        <w:t>&lt;Kép az osztálydiagrammról&gt;</w:t>
+      </w:r>
+    </w:p>
+    <w:p>
+      <w:pPr>
+        <w:pStyle w:val="Listaszerbekezds"/>
+        <w:numPr>
+          <w:ilvl w:val="0"/>
+          <w:numId w:val="9"/>
+        </w:numPr>
+      </w:pPr>
+      <w:r>
+        <w:rPr>
+          <w:b/>
+          <w:bCs/>
+        </w:rPr>
+        <w:t>Round</w:t>
+      </w:r>
+      <w:r>
+        <w:t xml:space="preserve">: Az </w:t>
+      </w:r>
+      <w:r>
+        <w:t>kerekítés</w:t>
+      </w:r>
+      <w:r>
+        <w:t xml:space="preserve"> függvény megvalósítása.</w:t>
+      </w:r>
+    </w:p>
+    <w:p>
+      <w:pPr>
+        <w:jc w:val="center"/>
+      </w:pPr>
+      <w:r>
+        <w:t>&lt;Kép az osztálydiagrammról&gt;</w:t>
+      </w:r>
+    </w:p>
+    <w:p>
+      <w:pPr>
+        <w:pStyle w:val="Listaszerbekezds"/>
+        <w:numPr>
+          <w:ilvl w:val="0"/>
+          <w:numId w:val="9"/>
+        </w:numPr>
+      </w:pPr>
+      <w:r>
+        <w:rPr>
+          <w:b/>
+          <w:bCs/>
+        </w:rPr>
+        <w:t>Ceiling</w:t>
+      </w:r>
+      <w:r>
+        <w:t xml:space="preserve">: Az </w:t>
+      </w:r>
+      <w:r>
+        <w:t>felfele kerekítés</w:t>
+      </w:r>
+      <w:r>
+        <w:t xml:space="preserve"> függvény megvalósítása.</w:t>
+      </w:r>
+    </w:p>
+    <w:p>
+      <w:pPr>
+        <w:jc w:val="center"/>
+      </w:pPr>
+      <w:r>
+        <w:t>&lt;Kép az osztálydiagrammról&gt;</w:t>
+      </w:r>
+    </w:p>
+    <w:p>
+      <w:pPr>
+        <w:pStyle w:val="Cmsor3"/>
+      </w:pPr>
+      <w:bookmarkStart w:id="21" w:name="_Toc221883169"/>
+      <w:r>
+        <w:t>Euklideszi tér számológép (EuclideanSpace</w:t>
       </w:r>
       <w:r>
         <w:t>Calculator</w:t>
       </w:r>
-      <w:proofErr w:type="spellEnd"/>
       <w:r>
         <w:t>)</w:t>
       </w:r>
-      <w:bookmarkEnd w:id="20"/>
+      <w:bookmarkEnd w:id="21"/>
+    </w:p>
+    <w:p>
+      <w:r>
+        <w:t xml:space="preserve">Ez a számológép típus felel a </w:t>
+      </w:r>
+      <w:r>
+        <w:t>mátrixokkal</w:t>
+      </w:r>
+      <w:r>
+        <w:t xml:space="preserve"> leírt kifejezések kiértékeléséért. Az absztrakt számológép típusból származik le és az alábbiak szerint bővíti a kifejezésfa ágait:</w:t>
+      </w:r>
+    </w:p>
+    <w:p>
+      <w:pPr>
+        <w:jc w:val="center"/>
+      </w:pPr>
+      <w:r>
+        <w:t>&lt;Kép az osztálydiagrammról&gt;</w:t>
+      </w:r>
+    </w:p>
+    <w:p>
+      <w:pPr>
+        <w:pStyle w:val="Listaszerbekezds"/>
+        <w:numPr>
+          <w:ilvl w:val="0"/>
+          <w:numId w:val="9"/>
+        </w:numPr>
+      </w:pPr>
+      <w:r>
+        <w:rPr>
+          <w:b/>
+          <w:bCs/>
+        </w:rPr>
+        <w:t>Matrix</w:t>
+      </w:r>
+      <w:r>
+        <w:t>: Az</w:t>
+      </w:r>
+      <w:r>
+        <w:t xml:space="preserve"> racionális számokra kiértékelődő kifejezésekből álló mátrix</w:t>
+      </w:r>
+      <w:r>
+        <w:t xml:space="preserve"> megvalósítása.</w:t>
+      </w:r>
+    </w:p>
+    <w:p>
+      <w:pPr>
+        <w:jc w:val="center"/>
+      </w:pPr>
+      <w:r>
+        <w:lastRenderedPageBreak/>
+        <w:t>&lt;Kép az osztálydiagrammról&gt;</w:t>
+      </w:r>
+    </w:p>
+    <w:p>
+      <w:pPr>
+        <w:pStyle w:val="Listaszerbekezds"/>
+        <w:numPr>
+          <w:ilvl w:val="0"/>
+          <w:numId w:val="9"/>
+        </w:numPr>
+      </w:pPr>
+      <w:r>
+        <w:rPr>
+          <w:b/>
+          <w:bCs/>
+        </w:rPr>
+        <w:t>MatrixHolder</w:t>
+      </w:r>
+      <w:r>
+        <w:t xml:space="preserve">: A </w:t>
+      </w:r>
+      <w:r>
+        <w:t>Matrix osztály Term típussá alakítását teszi lehetővé</w:t>
+      </w:r>
+      <w:r>
+        <w:t>.</w:t>
+      </w:r>
+    </w:p>
+    <w:p>
+      <w:pPr>
+        <w:jc w:val="center"/>
+      </w:pPr>
+      <w:r>
+        <w:t>&lt;Kép az osztálydiagrammról&gt;</w:t>
+      </w:r>
+    </w:p>
+    <w:p>
+      <w:pPr>
+        <w:pStyle w:val="Listaszerbekezds"/>
+        <w:numPr>
+          <w:ilvl w:val="0"/>
+          <w:numId w:val="9"/>
+        </w:numPr>
+      </w:pPr>
+      <w:r>
+        <w:rPr>
+          <w:b/>
+          <w:bCs/>
+        </w:rPr>
+        <w:t>Number</w:t>
+      </w:r>
+      <w:r>
+        <w:t>: A racionális szám megvalósítása.</w:t>
+      </w:r>
+    </w:p>
+    <w:p>
+      <w:pPr>
+        <w:jc w:val="center"/>
+      </w:pPr>
+      <w:r>
+        <w:t>&lt;Kép az osztálydiagrammról&gt;</w:t>
+      </w:r>
+    </w:p>
+    <w:p>
+      <w:pPr>
+        <w:pStyle w:val="Listaszerbekezds"/>
+        <w:numPr>
+          <w:ilvl w:val="0"/>
+          <w:numId w:val="9"/>
+        </w:numPr>
+      </w:pPr>
+      <w:r>
+        <w:rPr>
+          <w:b/>
+          <w:bCs/>
+        </w:rPr>
+        <w:t>BinaryOperator</w:t>
+      </w:r>
+      <w:r>
+        <w:t>: Az kétparaméteres operátor általánosítása.</w:t>
+      </w:r>
+    </w:p>
+    <w:p>
+      <w:pPr>
+        <w:jc w:val="center"/>
+      </w:pPr>
+      <w:r>
+        <w:t>&lt;Kép az osztálydiagrammról&gt;</w:t>
+      </w:r>
+    </w:p>
+    <w:p>
+      <w:pPr>
+        <w:pStyle w:val="Listaszerbekezds"/>
+        <w:numPr>
+          <w:ilvl w:val="0"/>
+          <w:numId w:val="9"/>
+        </w:numPr>
+      </w:pPr>
+      <w:r>
+        <w:rPr>
+          <w:b/>
+          <w:bCs/>
+        </w:rPr>
+        <w:t>Add</w:t>
+      </w:r>
+      <w:r>
+        <w:t>: Az összeadás műveletének megvalósítása.</w:t>
+      </w:r>
+    </w:p>
+    <w:p>
+      <w:pPr>
+        <w:jc w:val="center"/>
+      </w:pPr>
+      <w:r>
+        <w:t>&lt;Kép az osztálydiagrammról&gt;</w:t>
+      </w:r>
+    </w:p>
+    <w:p>
+      <w:pPr>
+        <w:pStyle w:val="Listaszerbekezds"/>
+        <w:numPr>
+          <w:ilvl w:val="0"/>
+          <w:numId w:val="9"/>
+        </w:numPr>
+      </w:pPr>
+      <w:r>
+        <w:rPr>
+          <w:b/>
+          <w:bCs/>
+        </w:rPr>
+        <w:t>Subtract</w:t>
+      </w:r>
+      <w:r>
+        <w:t>: Az kivonás műveletének megvalósítása.</w:t>
+      </w:r>
+    </w:p>
+    <w:p>
+      <w:pPr>
+        <w:jc w:val="center"/>
+      </w:pPr>
+      <w:r>
+        <w:t>&lt;Kép az osztálydiagrammról&gt;</w:t>
+      </w:r>
+    </w:p>
+    <w:p>
+      <w:pPr>
+        <w:pStyle w:val="Listaszerbekezds"/>
+        <w:numPr>
+          <w:ilvl w:val="0"/>
+          <w:numId w:val="9"/>
+        </w:numPr>
+      </w:pPr>
+      <w:r>
+        <w:rPr>
+          <w:b/>
+          <w:bCs/>
+        </w:rPr>
+        <w:t>Product</w:t>
+      </w:r>
+      <w:r>
+        <w:t>: Az szorzás műveletének megvalósítása.</w:t>
+      </w:r>
+    </w:p>
+    <w:p>
+      <w:pPr>
+        <w:jc w:val="center"/>
+      </w:pPr>
+      <w:r>
+        <w:t>&lt;Kép az osztálydiagrammról&gt;</w:t>
+      </w:r>
     </w:p>
     <w:p>
       <w:pPr>
         <w:pStyle w:val="Cmsor3"/>
       </w:pPr>
-      <w:bookmarkStart w:id="21" w:name="_Toc221883169"/>
-      <w:r>
-        <w:t>Euklideszi tér számológép (</w:t>
-      </w:r>
-      <w:proofErr w:type="spellStart"/>
-      <w:r>
-        <w:t>EuclideanSpace</w:t>
+      <w:bookmarkStart w:id="22" w:name="_Toc221883170"/>
+      <w:r>
+        <w:t>Polinom számológép (Polynomials</w:t>
       </w:r>
       <w:r>
         <w:t>Calculator</w:t>
       </w:r>
-      <w:proofErr w:type="spellEnd"/>
       <w:r>
         <w:t>)</w:t>
       </w:r>
-      <w:bookmarkEnd w:id="21"/>
+      <w:bookmarkEnd w:id="22"/>
     </w:p>
     <w:p>
       <w:pPr>
         <w:pStyle w:val="Cmsor3"/>
       </w:pPr>
-      <w:bookmarkStart w:id="22" w:name="_Toc221883170"/>
-      <w:r>
-        <w:t>Polinom számológép (</w:t>
-      </w:r>
-      <w:proofErr w:type="spellStart"/>
-      <w:r>
-        <w:t>Polynomials</w:t>
+      <w:bookmarkStart w:id="23" w:name="_Toc221883171"/>
+      <w:r>
+        <w:t>Integrálközelítés számológép (Integral</w:t>
       </w:r>
       <w:r>
         <w:t>Calculator</w:t>
       </w:r>
-      <w:proofErr w:type="spellEnd"/>
       <w:r>
         <w:t>)</w:t>
       </w:r>
-      <w:bookmarkEnd w:id="22"/>
+      <w:bookmarkEnd w:id="23"/>
+    </w:p>
+    <w:p>
+      <w:pPr>
+        <w:spacing w:line="259" w:lineRule="auto"/>
+        <w:ind w:firstLine="0"/>
+        <w:jc w:val="left"/>
+      </w:pPr>
+      <w:r>
+        <w:br w:type="page"/>
+      </w:r>
+    </w:p>
+    <w:p>
+      <w:pPr>
+        <w:pStyle w:val="Cmsor2"/>
+      </w:pPr>
+      <w:bookmarkStart w:id="24" w:name="_Toc221883172"/>
+      <w:r>
+        <w:lastRenderedPageBreak/>
+        <w:t>Vizuális számológép megvalósítása</w:t>
+      </w:r>
+      <w:bookmarkEnd w:id="24"/>
     </w:p>
     <w:p>
       <w:pPr>
         <w:pStyle w:val="Cmsor3"/>
       </w:pPr>
-      <w:bookmarkStart w:id="23" w:name="_Toc221883171"/>
-      <w:r>
-        <w:t>Integrálközelítés számológép (</w:t>
-      </w:r>
-      <w:proofErr w:type="spellStart"/>
-      <w:r>
-        <w:t>Integral</w:t>
-      </w:r>
-      <w:r>
-        <w:t>Calculator</w:t>
-      </w:r>
-      <w:proofErr w:type="spellEnd"/>
-      <w:r>
-        <w:t>)</w:t>
-      </w:r>
-      <w:bookmarkEnd w:id="23"/>
+      <w:bookmarkStart w:id="25" w:name="_Toc221883173"/>
+      <w:r>
+        <w:t>Funkciók</w:t>
+      </w:r>
+      <w:bookmarkEnd w:id="25"/>
+    </w:p>
+    <w:p>
+      <w:pPr>
+        <w:spacing w:line="259" w:lineRule="auto"/>
+        <w:ind w:firstLine="0"/>
+        <w:jc w:val="left"/>
+      </w:pPr>
+      <w:r>
+        <w:br w:type="page"/>
+      </w:r>
     </w:p>
     <w:p>
       <w:pPr>
         <w:pStyle w:val="Cmsor2"/>
       </w:pPr>
-      <w:bookmarkStart w:id="24" w:name="_Toc221883172"/>
-      <w:r>
-        <w:t>Vizuális számológép megvalósítása</w:t>
-      </w:r>
-      <w:bookmarkEnd w:id="24"/>
+      <w:bookmarkStart w:id="26" w:name="_Toc221883174"/>
+      <w:r>
+        <w:lastRenderedPageBreak/>
+        <w:t>Jövőbeli fejlesztések</w:t>
+      </w:r>
+      <w:bookmarkEnd w:id="26"/>
     </w:p>
     <w:p>
       <w:pPr>
         <w:pStyle w:val="Cmsor3"/>
       </w:pPr>
-      <w:bookmarkStart w:id="25" w:name="_Toc221883173"/>
-      <w:r>
-        <w:t>Funkciók</w:t>
-      </w:r>
-      <w:bookmarkEnd w:id="25"/>
+      <w:bookmarkStart w:id="27" w:name="_Toc221883175"/>
+      <w:r>
+        <w:t>Teljesítményt növelő fejlesztések</w:t>
+      </w:r>
+      <w:bookmarkEnd w:id="27"/>
+    </w:p>
+    <w:p>
+      <w:pPr>
+        <w:pStyle w:val="Cmsor3"/>
+      </w:pPr>
+      <w:bookmarkStart w:id="28" w:name="_Toc221883176"/>
+      <w:r>
+        <w:t>Bővítmények</w:t>
+      </w:r>
+      <w:bookmarkEnd w:id="28"/>
+    </w:p>
+    <w:p>
+      <w:pPr>
+        <w:pStyle w:val="Cmsor3"/>
+      </w:pPr>
+      <w:bookmarkStart w:id="29" w:name="_Toc221883177"/>
+      <w:r>
+        <w:t>Más nyelvekre kiterjesztés</w:t>
+      </w:r>
+      <w:bookmarkEnd w:id="29"/>
+    </w:p>
+    <w:p>
+      <w:pPr>
+        <w:spacing w:line="259" w:lineRule="auto"/>
+        <w:ind w:firstLine="0"/>
+        <w:jc w:val="left"/>
+      </w:pPr>
+      <w:r>
+        <w:br w:type="page"/>
+      </w:r>
     </w:p>
     <w:p>
       <w:pPr>
         <w:pStyle w:val="Cmsor2"/>
       </w:pPr>
-      <w:bookmarkStart w:id="26" w:name="_Toc221883174"/>
-      <w:r>
-        <w:t>Jövőbeli fejlesztések</w:t>
-      </w:r>
-      <w:bookmarkEnd w:id="26"/>
-    </w:p>
-    <w:p>
-      <w:pPr>
-        <w:pStyle w:val="Cmsor3"/>
-      </w:pPr>
-      <w:bookmarkStart w:id="27" w:name="_Toc221883175"/>
-      <w:r>
-        <w:t>Teljesítményt növelő fejlesztések</w:t>
-      </w:r>
-      <w:bookmarkEnd w:id="27"/>
-    </w:p>
-    <w:p>
-      <w:pPr>
-        <w:pStyle w:val="Cmsor3"/>
-      </w:pPr>
-      <w:bookmarkStart w:id="28" w:name="_Toc221883176"/>
-      <w:r>
-        <w:t>Bővítmények</w:t>
-      </w:r>
-      <w:bookmarkEnd w:id="28"/>
-    </w:p>
-    <w:p>
-      <w:pPr>
-        <w:pStyle w:val="Cmsor3"/>
-      </w:pPr>
-      <w:bookmarkStart w:id="29" w:name="_Toc221883177"/>
-      <w:r>
-        <w:t>Más nyelvekre kiterjesztés</w:t>
-      </w:r>
-      <w:bookmarkEnd w:id="29"/>
-    </w:p>
-    <w:p>
-      <w:pPr>
-        <w:pStyle w:val="Cmsor2"/>
-      </w:pPr>
       <w:bookmarkStart w:id="30" w:name="_Toc221883178"/>
       <w:r>
+        <w:lastRenderedPageBreak/>
         <w:t>Köszönetnyilvánítás</w:t>
       </w:r>
       <w:bookmarkEnd w:id="30"/>
@@ -31427,7 +32402,7 @@
   <w:abstractNum w:abstractNumId="10" w15:restartNumberingAfterBreak="0">
     <w:nsid w:val="6D982FAC"/>
     <w:multiLevelType w:val="hybridMultilevel"/>
-    <w:tmpl w:val="0A70C7EA"/>
+    <w:tmpl w:val="3AA2DE46"/>
     <w:lvl w:ilvl="0" w:tplc="040E0001">
       <w:start w:val="1"/>
       <w:numFmt w:val="bullet"/>
@@ -32429,7 +33404,7 @@
   <w:style w:type="paragraph" w:default="1" w:styleId="Norml">
     <w:name w:val="Normal"/>
     <w:qFormat/>
-    <w:rsid w:val="00956F21"/>
+    <w:rsid w:val="003B52F2"/>
     <w:pPr>
       <w:spacing w:line="360" w:lineRule="auto"/>
       <w:ind w:firstLine="227"/>
@@ -32639,6 +33614,7 @@
   <w:style w:type="character" w:default="1" w:styleId="Bekezdsalapbettpusa">
     <w:name w:val="Default Paragraph Font"/>
     <w:uiPriority w:val="1"/>
+    <w:semiHidden/>
     <w:unhideWhenUsed/>
   </w:style>
   <w:style w:type="table" w:default="1" w:styleId="Normltblzat">

--- a/Documentation.docx
+++ b/Documentation.docx
@@ -44,7 +44,16 @@
               <w:pStyle w:val="Cm"/>
             </w:pPr>
             <w:r>
-              <w:t>Számológép fixpontos valós számábrázolással</w:t>
+              <w:t xml:space="preserve">Számológép </w:t>
+            </w:r>
+            <w:r>
+              <w:t xml:space="preserve">lebegőpontos </w:t>
+            </w:r>
+            <w:r>
+              <w:t>valós</w:t>
+            </w:r>
+            <w:r>
+              <w:t xml:space="preserve"> számábrázolással</w:t>
             </w:r>
           </w:p>
         </w:tc>
@@ -176,7 +185,7 @@
         </w:tc>
       </w:tr>
     </w:tbl>
-    <w:bookmarkStart w:id="0" w:name="_Toc221883148" w:displacedByCustomXml="next"/>
+    <w:bookmarkStart w:id="0" w:name="_Toc224580498" w:displacedByCustomXml="next"/>
     <w:sdt>
       <w:sdtPr>
         <w:rPr>
@@ -228,7 +237,7 @@
           <w:r>
             <w:fldChar w:fldCharType="separate"/>
           </w:r>
-          <w:hyperlink w:anchor="_Toc221883148" w:history="1">
+          <w:hyperlink w:anchor="_Toc224580498" w:history="1">
             <w:r>
               <w:rPr>
                 <w:rStyle w:val="Hiperhivatkozs"/>
@@ -255,7 +264,7 @@
                 <w:noProof/>
                 <w:webHidden/>
               </w:rPr>
-              <w:instrText xml:space="preserve"> PAGEREF _Toc221883148 \h </w:instrText>
+              <w:instrText xml:space="preserve"> PAGEREF _Toc224580498 \h </w:instrText>
             </w:r>
             <w:r>
               <w:rPr>
@@ -299,7 +308,7 @@
               <w:lang w:eastAsia="hu-HU"/>
             </w:rPr>
           </w:pPr>
-          <w:hyperlink w:anchor="_Toc221883149" w:history="1">
+          <w:hyperlink w:anchor="_Toc224580499" w:history="1">
             <w:r>
               <w:rPr>
                 <w:rStyle w:val="Hiperhivatkozs"/>
@@ -326,7 +335,7 @@
                 <w:noProof/>
                 <w:webHidden/>
               </w:rPr>
-              <w:instrText xml:space="preserve"> PAGEREF _Toc221883149 \h </w:instrText>
+              <w:instrText xml:space="preserve"> PAGEREF _Toc224580499 \h </w:instrText>
             </w:r>
             <w:r>
               <w:rPr>
@@ -370,7 +379,7 @@
               <w:lang w:eastAsia="hu-HU"/>
             </w:rPr>
           </w:pPr>
-          <w:hyperlink w:anchor="_Toc221883150" w:history="1">
+          <w:hyperlink w:anchor="_Toc224580500" w:history="1">
             <w:r>
               <w:rPr>
                 <w:rStyle w:val="Hiperhivatkozs"/>
@@ -397,7 +406,7 @@
                 <w:noProof/>
                 <w:webHidden/>
               </w:rPr>
-              <w:instrText xml:space="preserve"> PAGEREF _Toc221883150 \h </w:instrText>
+              <w:instrText xml:space="preserve"> PAGEREF _Toc224580500 \h </w:instrText>
             </w:r>
             <w:r>
               <w:rPr>
@@ -441,7 +450,7 @@
               <w:lang w:eastAsia="hu-HU"/>
             </w:rPr>
           </w:pPr>
-          <w:hyperlink w:anchor="_Toc221883151" w:history="1">
+          <w:hyperlink w:anchor="_Toc224580501" w:history="1">
             <w:r>
               <w:rPr>
                 <w:rStyle w:val="Hiperhivatkozs"/>
@@ -468,7 +477,7 @@
                 <w:noProof/>
                 <w:webHidden/>
               </w:rPr>
-              <w:instrText xml:space="preserve"> PAGEREF _Toc221883151 \h </w:instrText>
+              <w:instrText xml:space="preserve"> PAGEREF _Toc224580501 \h </w:instrText>
             </w:r>
             <w:r>
               <w:rPr>
@@ -512,7 +521,7 @@
               <w:lang w:eastAsia="hu-HU"/>
             </w:rPr>
           </w:pPr>
-          <w:hyperlink w:anchor="_Toc221883152" w:history="1">
+          <w:hyperlink w:anchor="_Toc224580502" w:history="1">
             <w:r>
               <w:rPr>
                 <w:rStyle w:val="Hiperhivatkozs"/>
@@ -539,7 +548,7 @@
                 <w:noProof/>
                 <w:webHidden/>
               </w:rPr>
-              <w:instrText xml:space="preserve"> PAGEREF _Toc221883152 \h </w:instrText>
+              <w:instrText xml:space="preserve"> PAGEREF _Toc224580502 \h </w:instrText>
             </w:r>
             <w:r>
               <w:rPr>
@@ -583,7 +592,7 @@
               <w:lang w:eastAsia="hu-HU"/>
             </w:rPr>
           </w:pPr>
-          <w:hyperlink w:anchor="_Toc221883153" w:history="1">
+          <w:hyperlink w:anchor="_Toc224580503" w:history="1">
             <w:r>
               <w:rPr>
                 <w:rStyle w:val="Hiperhivatkozs"/>
@@ -610,7 +619,7 @@
                 <w:noProof/>
                 <w:webHidden/>
               </w:rPr>
-              <w:instrText xml:space="preserve"> PAGEREF _Toc221883153 \h </w:instrText>
+              <w:instrText xml:space="preserve"> PAGEREF _Toc224580503 \h </w:instrText>
             </w:r>
             <w:r>
               <w:rPr>
@@ -654,7 +663,7 @@
               <w:lang w:eastAsia="hu-HU"/>
             </w:rPr>
           </w:pPr>
-          <w:hyperlink w:anchor="_Toc221883154" w:history="1">
+          <w:hyperlink w:anchor="_Toc224580504" w:history="1">
             <w:r>
               <w:rPr>
                 <w:rStyle w:val="Hiperhivatkozs"/>
@@ -681,7 +690,7 @@
                 <w:noProof/>
                 <w:webHidden/>
               </w:rPr>
-              <w:instrText xml:space="preserve"> PAGEREF _Toc221883154 \h </w:instrText>
+              <w:instrText xml:space="preserve"> PAGEREF _Toc224580504 \h </w:instrText>
             </w:r>
             <w:r>
               <w:rPr>
@@ -725,7 +734,7 @@
               <w:lang w:eastAsia="hu-HU"/>
             </w:rPr>
           </w:pPr>
-          <w:hyperlink w:anchor="_Toc221883155" w:history="1">
+          <w:hyperlink w:anchor="_Toc224580505" w:history="1">
             <w:r>
               <w:rPr>
                 <w:rStyle w:val="Hiperhivatkozs"/>
@@ -752,7 +761,7 @@
                 <w:noProof/>
                 <w:webHidden/>
               </w:rPr>
-              <w:instrText xml:space="preserve"> PAGEREF _Toc221883155 \h </w:instrText>
+              <w:instrText xml:space="preserve"> PAGEREF _Toc224580505 \h </w:instrText>
             </w:r>
             <w:r>
               <w:rPr>
@@ -796,7 +805,7 @@
               <w:lang w:eastAsia="hu-HU"/>
             </w:rPr>
           </w:pPr>
-          <w:hyperlink w:anchor="_Toc221883156" w:history="1">
+          <w:hyperlink w:anchor="_Toc224580506" w:history="1">
             <w:r>
               <w:rPr>
                 <w:rStyle w:val="Hiperhivatkozs"/>
@@ -823,7 +832,7 @@
                 <w:noProof/>
                 <w:webHidden/>
               </w:rPr>
-              <w:instrText xml:space="preserve"> PAGEREF _Toc221883156 \h </w:instrText>
+              <w:instrText xml:space="preserve"> PAGEREF _Toc224580506 \h </w:instrText>
             </w:r>
             <w:r>
               <w:rPr>
@@ -867,7 +876,7 @@
               <w:lang w:eastAsia="hu-HU"/>
             </w:rPr>
           </w:pPr>
-          <w:hyperlink w:anchor="_Toc221883157" w:history="1">
+          <w:hyperlink w:anchor="_Toc224580507" w:history="1">
             <w:r>
               <w:rPr>
                 <w:rStyle w:val="Hiperhivatkozs"/>
@@ -894,7 +903,7 @@
                 <w:noProof/>
                 <w:webHidden/>
               </w:rPr>
-              <w:instrText xml:space="preserve"> PAGEREF _Toc221883157 \h </w:instrText>
+              <w:instrText xml:space="preserve"> PAGEREF _Toc224580507 \h </w:instrText>
             </w:r>
             <w:r>
               <w:rPr>
@@ -938,7 +947,7 @@
               <w:lang w:eastAsia="hu-HU"/>
             </w:rPr>
           </w:pPr>
-          <w:hyperlink w:anchor="_Toc221883158" w:history="1">
+          <w:hyperlink w:anchor="_Toc224580508" w:history="1">
             <w:r>
               <w:rPr>
                 <w:rStyle w:val="Hiperhivatkozs"/>
@@ -965,7 +974,7 @@
                 <w:noProof/>
                 <w:webHidden/>
               </w:rPr>
-              <w:instrText xml:space="preserve"> PAGEREF _Toc221883158 \h </w:instrText>
+              <w:instrText xml:space="preserve"> PAGEREF _Toc224580508 \h </w:instrText>
             </w:r>
             <w:r>
               <w:rPr>
@@ -1009,7 +1018,7 @@
               <w:lang w:eastAsia="hu-HU"/>
             </w:rPr>
           </w:pPr>
-          <w:hyperlink w:anchor="_Toc221883159" w:history="1">
+          <w:hyperlink w:anchor="_Toc224580509" w:history="1">
             <w:r>
               <w:rPr>
                 <w:rStyle w:val="Hiperhivatkozs"/>
@@ -1036,7 +1045,7 @@
                 <w:noProof/>
                 <w:webHidden/>
               </w:rPr>
-              <w:instrText xml:space="preserve"> PAGEREF _Toc221883159 \h </w:instrText>
+              <w:instrText xml:space="preserve"> PAGEREF _Toc224580509 \h </w:instrText>
             </w:r>
             <w:r>
               <w:rPr>
@@ -1080,7 +1089,7 @@
               <w:lang w:eastAsia="hu-HU"/>
             </w:rPr>
           </w:pPr>
-          <w:hyperlink w:anchor="_Toc221883160" w:history="1">
+          <w:hyperlink w:anchor="_Toc224580510" w:history="1">
             <w:r>
               <w:rPr>
                 <w:rStyle w:val="Hiperhivatkozs"/>
@@ -1107,7 +1116,7 @@
                 <w:noProof/>
                 <w:webHidden/>
               </w:rPr>
-              <w:instrText xml:space="preserve"> PAGEREF _Toc221883160 \h </w:instrText>
+              <w:instrText xml:space="preserve"> PAGEREF _Toc224580510 \h </w:instrText>
             </w:r>
             <w:r>
               <w:rPr>
@@ -1151,7 +1160,7 @@
               <w:lang w:eastAsia="hu-HU"/>
             </w:rPr>
           </w:pPr>
-          <w:hyperlink w:anchor="_Toc221883161" w:history="1">
+          <w:hyperlink w:anchor="_Toc224580511" w:history="1">
             <w:r>
               <w:rPr>
                 <w:rStyle w:val="Hiperhivatkozs"/>
@@ -1178,7 +1187,7 @@
                 <w:noProof/>
                 <w:webHidden/>
               </w:rPr>
-              <w:instrText xml:space="preserve"> PAGEREF _Toc221883161 \h </w:instrText>
+              <w:instrText xml:space="preserve"> PAGEREF _Toc224580511 \h </w:instrText>
             </w:r>
             <w:r>
               <w:rPr>
@@ -1222,7 +1231,7 @@
               <w:lang w:eastAsia="hu-HU"/>
             </w:rPr>
           </w:pPr>
-          <w:hyperlink w:anchor="_Toc221883162" w:history="1">
+          <w:hyperlink w:anchor="_Toc224580512" w:history="1">
             <w:r>
               <w:rPr>
                 <w:rStyle w:val="Hiperhivatkozs"/>
@@ -1249,7 +1258,7 @@
                 <w:noProof/>
                 <w:webHidden/>
               </w:rPr>
-              <w:instrText xml:space="preserve"> PAGEREF _Toc221883162 \h </w:instrText>
+              <w:instrText xml:space="preserve"> PAGEREF _Toc224580512 \h </w:instrText>
             </w:r>
             <w:r>
               <w:rPr>
@@ -1269,7 +1278,7 @@
                 <w:noProof/>
                 <w:webHidden/>
               </w:rPr>
-              <w:t>11</w:t>
+              <w:t>12</w:t>
             </w:r>
             <w:r>
               <w:rPr>
@@ -1293,7 +1302,7 @@
               <w:lang w:eastAsia="hu-HU"/>
             </w:rPr>
           </w:pPr>
-          <w:hyperlink w:anchor="_Toc221883163" w:history="1">
+          <w:hyperlink w:anchor="_Toc224580513" w:history="1">
             <w:r>
               <w:rPr>
                 <w:rStyle w:val="Hiperhivatkozs"/>
@@ -1320,7 +1329,7 @@
                 <w:noProof/>
                 <w:webHidden/>
               </w:rPr>
-              <w:instrText xml:space="preserve"> PAGEREF _Toc221883163 \h </w:instrText>
+              <w:instrText xml:space="preserve"> PAGEREF _Toc224580513 \h </w:instrText>
             </w:r>
             <w:r>
               <w:rPr>
@@ -1340,7 +1349,7 @@
                 <w:noProof/>
                 <w:webHidden/>
               </w:rPr>
-              <w:t>12</w:t>
+              <w:t>13</w:t>
             </w:r>
             <w:r>
               <w:rPr>
@@ -1364,7 +1373,7 @@
               <w:lang w:eastAsia="hu-HU"/>
             </w:rPr>
           </w:pPr>
-          <w:hyperlink w:anchor="_Toc221883164" w:history="1">
+          <w:hyperlink w:anchor="_Toc224580514" w:history="1">
             <w:r>
               <w:rPr>
                 <w:rStyle w:val="Hiperhivatkozs"/>
@@ -1391,7 +1400,7 @@
                 <w:noProof/>
                 <w:webHidden/>
               </w:rPr>
-              <w:instrText xml:space="preserve"> PAGEREF _Toc221883164 \h </w:instrText>
+              <w:instrText xml:space="preserve"> PAGEREF _Toc224580514 \h </w:instrText>
             </w:r>
             <w:r>
               <w:rPr>
@@ -1411,7 +1420,7 @@
                 <w:noProof/>
                 <w:webHidden/>
               </w:rPr>
-              <w:t>14</w:t>
+              <w:t>15</w:t>
             </w:r>
             <w:r>
               <w:rPr>
@@ -1435,7 +1444,7 @@
               <w:lang w:eastAsia="hu-HU"/>
             </w:rPr>
           </w:pPr>
-          <w:hyperlink w:anchor="_Toc221883165" w:history="1">
+          <w:hyperlink w:anchor="_Toc224580515" w:history="1">
             <w:r>
               <w:rPr>
                 <w:rStyle w:val="Hiperhivatkozs"/>
@@ -1462,7 +1471,7 @@
                 <w:noProof/>
                 <w:webHidden/>
               </w:rPr>
-              <w:instrText xml:space="preserve"> PAGEREF _Toc221883165 \h </w:instrText>
+              <w:instrText xml:space="preserve"> PAGEREF _Toc224580515 \h </w:instrText>
             </w:r>
             <w:r>
               <w:rPr>
@@ -1482,7 +1491,7 @@
                 <w:noProof/>
                 <w:webHidden/>
               </w:rPr>
-              <w:t>14</w:t>
+              <w:t>15</w:t>
             </w:r>
             <w:r>
               <w:rPr>
@@ -1506,7 +1515,7 @@
               <w:lang w:eastAsia="hu-HU"/>
             </w:rPr>
           </w:pPr>
-          <w:hyperlink w:anchor="_Toc221883166" w:history="1">
+          <w:hyperlink w:anchor="_Toc224580516" w:history="1">
             <w:r>
               <w:rPr>
                 <w:rStyle w:val="Hiperhivatkozs"/>
@@ -1533,7 +1542,7 @@
                 <w:noProof/>
                 <w:webHidden/>
               </w:rPr>
-              <w:instrText xml:space="preserve"> PAGEREF _Toc221883166 \h </w:instrText>
+              <w:instrText xml:space="preserve"> PAGEREF _Toc224580516 \h </w:instrText>
             </w:r>
             <w:r>
               <w:rPr>
@@ -1553,7 +1562,7 @@
                 <w:noProof/>
                 <w:webHidden/>
               </w:rPr>
-              <w:t>22</w:t>
+              <w:t>23</w:t>
             </w:r>
             <w:r>
               <w:rPr>
@@ -1577,7 +1586,7 @@
               <w:lang w:eastAsia="hu-HU"/>
             </w:rPr>
           </w:pPr>
-          <w:hyperlink w:anchor="_Toc221883167" w:history="1">
+          <w:hyperlink w:anchor="_Toc224580517" w:history="1">
             <w:r>
               <w:rPr>
                 <w:rStyle w:val="Hiperhivatkozs"/>
@@ -1604,7 +1613,7 @@
                 <w:noProof/>
                 <w:webHidden/>
               </w:rPr>
-              <w:instrText xml:space="preserve"> PAGEREF _Toc221883167 \h </w:instrText>
+              <w:instrText xml:space="preserve"> PAGEREF _Toc224580517 \h </w:instrText>
             </w:r>
             <w:r>
               <w:rPr>
@@ -1624,7 +1633,7 @@
                 <w:noProof/>
                 <w:webHidden/>
               </w:rPr>
-              <w:t>22</w:t>
+              <w:t>23</w:t>
             </w:r>
             <w:r>
               <w:rPr>
@@ -1648,13 +1657,13 @@
               <w:lang w:eastAsia="hu-HU"/>
             </w:rPr>
           </w:pPr>
-          <w:hyperlink w:anchor="_Toc221883168" w:history="1">
+          <w:hyperlink w:anchor="_Toc224580518" w:history="1">
             <w:r>
               <w:rPr>
                 <w:rStyle w:val="Hiperhivatkozs"/>
                 <w:noProof/>
               </w:rPr>
-              <w:t>Általános számológép (Standard)</w:t>
+              <w:t>Absztrakt számológép (Calculator)</w:t>
             </w:r>
             <w:r>
               <w:rPr>
@@ -1675,7 +1684,7 @@
                 <w:noProof/>
                 <w:webHidden/>
               </w:rPr>
-              <w:instrText xml:space="preserve"> PAGEREF _Toc221883168 \h </w:instrText>
+              <w:instrText xml:space="preserve"> PAGEREF _Toc224580518 \h </w:instrText>
             </w:r>
             <w:r>
               <w:rPr>
@@ -1695,7 +1704,7 @@
                 <w:noProof/>
                 <w:webHidden/>
               </w:rPr>
-              <w:t>23</w:t>
+              <w:t>24</w:t>
             </w:r>
             <w:r>
               <w:rPr>
@@ -1719,13 +1728,13 @@
               <w:lang w:eastAsia="hu-HU"/>
             </w:rPr>
           </w:pPr>
-          <w:hyperlink w:anchor="_Toc221883169" w:history="1">
+          <w:hyperlink w:anchor="_Toc224580519" w:history="1">
             <w:r>
               <w:rPr>
                 <w:rStyle w:val="Hiperhivatkozs"/>
                 <w:noProof/>
               </w:rPr>
-              <w:t>Euklideszi tér számológép (EuclideanSpace)</w:t>
+              <w:t>Általános számológép (StandardCalculator)</w:t>
             </w:r>
             <w:r>
               <w:rPr>
@@ -1746,7 +1755,7 @@
                 <w:noProof/>
                 <w:webHidden/>
               </w:rPr>
-              <w:instrText xml:space="preserve"> PAGEREF _Toc221883169 \h </w:instrText>
+              <w:instrText xml:space="preserve"> PAGEREF _Toc224580519 \h </w:instrText>
             </w:r>
             <w:r>
               <w:rPr>
@@ -1766,7 +1775,7 @@
                 <w:noProof/>
                 <w:webHidden/>
               </w:rPr>
-              <w:t>23</w:t>
+              <w:t>28</w:t>
             </w:r>
             <w:r>
               <w:rPr>
@@ -1790,13 +1799,13 @@
               <w:lang w:eastAsia="hu-HU"/>
             </w:rPr>
           </w:pPr>
-          <w:hyperlink w:anchor="_Toc221883170" w:history="1">
+          <w:hyperlink w:anchor="_Toc224580520" w:history="1">
             <w:r>
               <w:rPr>
                 <w:rStyle w:val="Hiperhivatkozs"/>
                 <w:noProof/>
               </w:rPr>
-              <w:t>Polinom számológép (Polynomials)</w:t>
+              <w:t>Euklideszi tér számológép (EuclideanSpaceCalculator)</w:t>
             </w:r>
             <w:r>
               <w:rPr>
@@ -1817,7 +1826,7 @@
                 <w:noProof/>
                 <w:webHidden/>
               </w:rPr>
-              <w:instrText xml:space="preserve"> PAGEREF _Toc221883170 \h </w:instrText>
+              <w:instrText xml:space="preserve"> PAGEREF _Toc224580520 \h </w:instrText>
             </w:r>
             <w:r>
               <w:rPr>
@@ -1837,7 +1846,7 @@
                 <w:noProof/>
                 <w:webHidden/>
               </w:rPr>
-              <w:t>23</w:t>
+              <w:t>29</w:t>
             </w:r>
             <w:r>
               <w:rPr>
@@ -1861,13 +1870,13 @@
               <w:lang w:eastAsia="hu-HU"/>
             </w:rPr>
           </w:pPr>
-          <w:hyperlink w:anchor="_Toc221883171" w:history="1">
+          <w:hyperlink w:anchor="_Toc224580521" w:history="1">
             <w:r>
               <w:rPr>
                 <w:rStyle w:val="Hiperhivatkozs"/>
                 <w:noProof/>
               </w:rPr>
-              <w:t>Integrálközelítés számológép (Integral)</w:t>
+              <w:t>Polinom számológép (PolynomialsCalculator)</w:t>
             </w:r>
             <w:r>
               <w:rPr>
@@ -1888,7 +1897,7 @@
                 <w:noProof/>
                 <w:webHidden/>
               </w:rPr>
-              <w:instrText xml:space="preserve"> PAGEREF _Toc221883171 \h </w:instrText>
+              <w:instrText xml:space="preserve"> PAGEREF _Toc224580521 \h </w:instrText>
             </w:r>
             <w:r>
               <w:rPr>
@@ -1908,7 +1917,78 @@
                 <w:noProof/>
                 <w:webHidden/>
               </w:rPr>
-              <w:t>23</w:t>
+              <w:t>30</w:t>
+            </w:r>
+            <w:r>
+              <w:rPr>
+                <w:noProof/>
+                <w:webHidden/>
+              </w:rPr>
+              <w:fldChar w:fldCharType="end"/>
+            </w:r>
+          </w:hyperlink>
+        </w:p>
+        <w:p>
+          <w:pPr>
+            <w:pStyle w:val="TJ3"/>
+            <w:tabs>
+              <w:tab w:val="right" w:leader="dot" w:pos="9062"/>
+            </w:tabs>
+            <w:rPr>
+              <w:rFonts w:asciiTheme="minorHAnsi" w:eastAsiaTheme="minorEastAsia" w:hAnsiTheme="minorHAnsi"/>
+              <w:noProof/>
+              <w:szCs w:val="24"/>
+              <w:lang w:eastAsia="hu-HU"/>
+            </w:rPr>
+          </w:pPr>
+          <w:hyperlink w:anchor="_Toc224580522" w:history="1">
+            <w:r>
+              <w:rPr>
+                <w:rStyle w:val="Hiperhivatkozs"/>
+                <w:noProof/>
+              </w:rPr>
+              <w:t>Integrálközelítés számológép (IntegralCalculator)</w:t>
+            </w:r>
+            <w:r>
+              <w:rPr>
+                <w:noProof/>
+                <w:webHidden/>
+              </w:rPr>
+              <w:tab/>
+            </w:r>
+            <w:r>
+              <w:rPr>
+                <w:noProof/>
+                <w:webHidden/>
+              </w:rPr>
+              <w:fldChar w:fldCharType="begin"/>
+            </w:r>
+            <w:r>
+              <w:rPr>
+                <w:noProof/>
+                <w:webHidden/>
+              </w:rPr>
+              <w:instrText xml:space="preserve"> PAGEREF _Toc224580522 \h </w:instrText>
+            </w:r>
+            <w:r>
+              <w:rPr>
+                <w:noProof/>
+                <w:webHidden/>
+              </w:rPr>
+            </w:r>
+            <w:r>
+              <w:rPr>
+                <w:noProof/>
+                <w:webHidden/>
+              </w:rPr>
+              <w:fldChar w:fldCharType="separate"/>
+            </w:r>
+            <w:r>
+              <w:rPr>
+                <w:noProof/>
+                <w:webHidden/>
+              </w:rPr>
+              <w:t>30</w:t>
             </w:r>
             <w:r>
               <w:rPr>
@@ -1932,7 +2012,7 @@
               <w:lang w:eastAsia="hu-HU"/>
             </w:rPr>
           </w:pPr>
-          <w:hyperlink w:anchor="_Toc221883172" w:history="1">
+          <w:hyperlink w:anchor="_Toc224580523" w:history="1">
             <w:r>
               <w:rPr>
                 <w:rStyle w:val="Hiperhivatkozs"/>
@@ -1959,7 +2039,7 @@
                 <w:noProof/>
                 <w:webHidden/>
               </w:rPr>
-              <w:instrText xml:space="preserve"> PAGEREF _Toc221883172 \h </w:instrText>
+              <w:instrText xml:space="preserve"> PAGEREF _Toc224580523 \h </w:instrText>
             </w:r>
             <w:r>
               <w:rPr>
@@ -1979,7 +2059,7 @@
                 <w:noProof/>
                 <w:webHidden/>
               </w:rPr>
-              <w:t>23</w:t>
+              <w:t>31</w:t>
             </w:r>
             <w:r>
               <w:rPr>
@@ -2003,7 +2083,7 @@
               <w:lang w:eastAsia="hu-HU"/>
             </w:rPr>
           </w:pPr>
-          <w:hyperlink w:anchor="_Toc221883173" w:history="1">
+          <w:hyperlink w:anchor="_Toc224580524" w:history="1">
             <w:r>
               <w:rPr>
                 <w:rStyle w:val="Hiperhivatkozs"/>
@@ -2030,7 +2110,7 @@
                 <w:noProof/>
                 <w:webHidden/>
               </w:rPr>
-              <w:instrText xml:space="preserve"> PAGEREF _Toc221883173 \h </w:instrText>
+              <w:instrText xml:space="preserve"> PAGEREF _Toc224580524 \h </w:instrText>
             </w:r>
             <w:r>
               <w:rPr>
@@ -2050,7 +2130,7 @@
                 <w:noProof/>
                 <w:webHidden/>
               </w:rPr>
-              <w:t>23</w:t>
+              <w:t>31</w:t>
             </w:r>
             <w:r>
               <w:rPr>
@@ -2074,7 +2154,7 @@
               <w:lang w:eastAsia="hu-HU"/>
             </w:rPr>
           </w:pPr>
-          <w:hyperlink w:anchor="_Toc221883174" w:history="1">
+          <w:hyperlink w:anchor="_Toc224580525" w:history="1">
             <w:r>
               <w:rPr>
                 <w:rStyle w:val="Hiperhivatkozs"/>
@@ -2101,7 +2181,7 @@
                 <w:noProof/>
                 <w:webHidden/>
               </w:rPr>
-              <w:instrText xml:space="preserve"> PAGEREF _Toc221883174 \h </w:instrText>
+              <w:instrText xml:space="preserve"> PAGEREF _Toc224580525 \h </w:instrText>
             </w:r>
             <w:r>
               <w:rPr>
@@ -2121,7 +2201,7 @@
                 <w:noProof/>
                 <w:webHidden/>
               </w:rPr>
-              <w:t>23</w:t>
+              <w:t>32</w:t>
             </w:r>
             <w:r>
               <w:rPr>
@@ -2145,7 +2225,7 @@
               <w:lang w:eastAsia="hu-HU"/>
             </w:rPr>
           </w:pPr>
-          <w:hyperlink w:anchor="_Toc221883175" w:history="1">
+          <w:hyperlink w:anchor="_Toc224580526" w:history="1">
             <w:r>
               <w:rPr>
                 <w:rStyle w:val="Hiperhivatkozs"/>
@@ -2172,7 +2252,7 @@
                 <w:noProof/>
                 <w:webHidden/>
               </w:rPr>
-              <w:instrText xml:space="preserve"> PAGEREF _Toc221883175 \h </w:instrText>
+              <w:instrText xml:space="preserve"> PAGEREF _Toc224580526 \h </w:instrText>
             </w:r>
             <w:r>
               <w:rPr>
@@ -2192,7 +2272,7 @@
                 <w:noProof/>
                 <w:webHidden/>
               </w:rPr>
-              <w:t>23</w:t>
+              <w:t>32</w:t>
             </w:r>
             <w:r>
               <w:rPr>
@@ -2216,7 +2296,7 @@
               <w:lang w:eastAsia="hu-HU"/>
             </w:rPr>
           </w:pPr>
-          <w:hyperlink w:anchor="_Toc221883176" w:history="1">
+          <w:hyperlink w:anchor="_Toc224580527" w:history="1">
             <w:r>
               <w:rPr>
                 <w:rStyle w:val="Hiperhivatkozs"/>
@@ -2243,7 +2323,7 @@
                 <w:noProof/>
                 <w:webHidden/>
               </w:rPr>
-              <w:instrText xml:space="preserve"> PAGEREF _Toc221883176 \h </w:instrText>
+              <w:instrText xml:space="preserve"> PAGEREF _Toc224580527 \h </w:instrText>
             </w:r>
             <w:r>
               <w:rPr>
@@ -2263,7 +2343,7 @@
                 <w:noProof/>
                 <w:webHidden/>
               </w:rPr>
-              <w:t>23</w:t>
+              <w:t>32</w:t>
             </w:r>
             <w:r>
               <w:rPr>
@@ -2287,7 +2367,7 @@
               <w:lang w:eastAsia="hu-HU"/>
             </w:rPr>
           </w:pPr>
-          <w:hyperlink w:anchor="_Toc221883177" w:history="1">
+          <w:hyperlink w:anchor="_Toc224580528" w:history="1">
             <w:r>
               <w:rPr>
                 <w:rStyle w:val="Hiperhivatkozs"/>
@@ -2314,7 +2394,7 @@
                 <w:noProof/>
                 <w:webHidden/>
               </w:rPr>
-              <w:instrText xml:space="preserve"> PAGEREF _Toc221883177 \h </w:instrText>
+              <w:instrText xml:space="preserve"> PAGEREF _Toc224580528 \h </w:instrText>
             </w:r>
             <w:r>
               <w:rPr>
@@ -2334,7 +2414,7 @@
                 <w:noProof/>
                 <w:webHidden/>
               </w:rPr>
-              <w:t>23</w:t>
+              <w:t>32</w:t>
             </w:r>
             <w:r>
               <w:rPr>
@@ -2358,7 +2438,7 @@
               <w:lang w:eastAsia="hu-HU"/>
             </w:rPr>
           </w:pPr>
-          <w:hyperlink w:anchor="_Toc221883178" w:history="1">
+          <w:hyperlink w:anchor="_Toc224580529" w:history="1">
             <w:r>
               <w:rPr>
                 <w:rStyle w:val="Hiperhivatkozs"/>
@@ -2385,7 +2465,7 @@
                 <w:noProof/>
                 <w:webHidden/>
               </w:rPr>
-              <w:instrText xml:space="preserve"> PAGEREF _Toc221883178 \h </w:instrText>
+              <w:instrText xml:space="preserve"> PAGEREF _Toc224580529 \h </w:instrText>
             </w:r>
             <w:r>
               <w:rPr>
@@ -2405,7 +2485,7 @@
                 <w:noProof/>
                 <w:webHidden/>
               </w:rPr>
-              <w:t>23</w:t>
+              <w:t>33</w:t>
             </w:r>
             <w:r>
               <w:rPr>
@@ -2417,6 +2497,9 @@
           </w:hyperlink>
         </w:p>
         <w:p>
+          <w:pPr>
+            <w:ind w:firstLine="0"/>
+          </w:pPr>
           <w:r>
             <w:rPr>
               <w:b/>
@@ -2436,7 +2519,7 @@
       <w:pPr>
         <w:pStyle w:val="Cmsor1"/>
       </w:pPr>
-      <w:bookmarkStart w:id="1" w:name="_Toc221883149"/>
+      <w:bookmarkStart w:id="1" w:name="_Toc224580499"/>
       <w:r>
         <w:lastRenderedPageBreak/>
         <w:t>Bevezető</w:t>
@@ -2448,7 +2531,7 @@
         <w:t xml:space="preserve">Szakdolgozatomnak egy számológép megvalósítását választottam, amely képes kijavítani a </w:t>
       </w:r>
       <w:r>
-        <w:t>lebegőpontos</w:t>
+        <w:t>fix hosszúságú bináris</w:t>
       </w:r>
       <w:r>
         <w:t xml:space="preserve"> számábrázolás alapvető hiányosságait és hibáit. Ezen cél eléréséhez egy BCD (Binary Coded Decimal) típust hoztam létre amellyel különböző számtípusokat voltam képes definiálni. A hagyományos egész, előjeles és valós számokon kívül egy tört számtípust is beépítettem a könyvtárba, ami az osztás számításából származó esetleges pontatlanságakat teljes egészében kiküszöbölte.</w:t>
@@ -2533,7 +2616,7 @@
       <w:pPr>
         <w:pStyle w:val="Cmsor2"/>
       </w:pPr>
-      <w:bookmarkStart w:id="2" w:name="_Toc221883150"/>
+      <w:bookmarkStart w:id="2" w:name="_Toc224580500"/>
       <w:r>
         <w:t>Probléma felvetés</w:t>
       </w:r>
@@ -2546,7 +2629,7 @@
       <w:pPr>
         <w:pStyle w:val="Cmsor3"/>
       </w:pPr>
-      <w:bookmarkStart w:id="3" w:name="_Toc221883151"/>
+      <w:bookmarkStart w:id="3" w:name="_Toc224580501"/>
       <w:r>
         <w:t>Bináris számrendszer</w:t>
       </w:r>
@@ -3358,7 +3441,7 @@
       <w:pPr>
         <w:pStyle w:val="Cmsor3"/>
       </w:pPr>
-      <w:bookmarkStart w:id="4" w:name="_Toc221883152"/>
+      <w:bookmarkStart w:id="4" w:name="_Toc224580502"/>
       <w:r>
         <w:t>Lebegőpontos számábrázolás</w:t>
       </w:r>
@@ -3477,7 +3560,7 @@
       <w:pPr>
         <w:pStyle w:val="Cmsor3"/>
       </w:pPr>
-      <w:bookmarkStart w:id="5" w:name="_Toc221883153"/>
+      <w:bookmarkStart w:id="5" w:name="_Toc224580503"/>
       <w:r>
         <w:t>Implementációk</w:t>
       </w:r>
@@ -3691,7 +3774,19 @@
         <w:rPr>
           <w:rFonts w:eastAsiaTheme="minorEastAsia"/>
         </w:rPr>
-        <w:t xml:space="preserve">De végtelen szám van a pozitív egész számok halmazában. Nem is beszélve a racionális számok halmazáról. </w:t>
+        <w:t>De végtelen szám van a pozitív egész számok halmazában</w:t>
+      </w:r>
+      <w:r>
+        <w:rPr>
+          <w:rFonts w:eastAsiaTheme="minorEastAsia"/>
+        </w:rPr>
+        <w:t>, n</w:t>
+      </w:r>
+      <w:r>
+        <w:rPr>
+          <w:rFonts w:eastAsiaTheme="minorEastAsia"/>
+        </w:rPr>
+        <w:t xml:space="preserve">em is beszélve a racionális számok halmazáról. </w:t>
       </w:r>
       <w:r>
         <w:t>Vagyis</w:t>
@@ -3703,7 +3798,13 @@
         <w:t>számot</w:t>
       </w:r>
       <w:r>
-        <w:t>. Ami pedig aggasztóbb, nem tudjuk leírni minden számítás eredményét.</w:t>
+        <w:t xml:space="preserve">. Ami pedig </w:t>
+      </w:r>
+      <w:r>
+        <w:t xml:space="preserve">még </w:t>
+      </w:r>
+      <w:r>
+        <w:t>aggasztóbb, nem tudjuk leírni minden számítás eredményét.</w:t>
       </w:r>
     </w:p>
     <w:p>
@@ -3783,7 +3884,7 @@
           <w:rFonts w:eastAsiaTheme="minorEastAsia"/>
         </w:rPr>
       </w:pPr>
-      <w:bookmarkStart w:id="6" w:name="_Toc221883154"/>
+      <w:bookmarkStart w:id="6" w:name="_Toc224580504"/>
       <w:r>
         <w:rPr>
           <w:rFonts w:eastAsiaTheme="minorEastAsia"/>
@@ -3797,7 +3898,22 @@
         <w:t xml:space="preserve">Először is, le szeretném szögezni, hogy </w:t>
       </w:r>
       <w:r>
-        <w:t xml:space="preserve">a hétköznapi helyzetek többségére tökéletesen megfelelő a lebegőpontos számtípusok használata. Viszont remélem sikerült rámutatnom olyan szembetűnő </w:t>
+        <w:t xml:space="preserve">a hétköznapi helyzetek többségére tökéletesen megfelelő </w:t>
+      </w:r>
+      <w:r>
+        <w:t>az IEEE</w:t>
+      </w:r>
+      <w:r>
+        <w:t xml:space="preserve"> 754</w:t>
+      </w:r>
+      <w:r>
+        <w:t xml:space="preserve"> számformátum</w:t>
+      </w:r>
+      <w:r>
+        <w:t xml:space="preserve">ú típusok </w:t>
+      </w:r>
+      <w:r>
+        <w:t xml:space="preserve">használata. Viszont remélem sikerült rámutatnom olyan szembetűnő </w:t>
       </w:r>
       <w:r>
         <w:t>tökéletlenségekre</w:t>
@@ -3815,7 +3931,7 @@
       <w:pPr>
         <w:pStyle w:val="Cmsor2"/>
       </w:pPr>
-      <w:bookmarkStart w:id="7" w:name="_Toc221883155"/>
+      <w:bookmarkStart w:id="7" w:name="_Toc224580505"/>
       <w:r>
         <w:t>Megoldás megközelítése</w:t>
       </w:r>
@@ -3825,7 +3941,7 @@
       <w:pPr>
         <w:pStyle w:val="Cmsor3"/>
       </w:pPr>
-      <w:bookmarkStart w:id="8" w:name="_Toc221883156"/>
+      <w:bookmarkStart w:id="8" w:name="_Toc224580506"/>
       <w:r>
         <w:t>BCD számábrázolás</w:t>
       </w:r>
@@ -3857,7 +3973,15 @@
         <w:jc w:val="center"/>
       </w:pPr>
       <w:r>
-        <w:t>&lt;kép egy 0-nál kisebb számról ami rövidebb mint a fractionLength&gt;</w:t>
+        <w:t xml:space="preserve">&lt;kép egy 0-nál kisebb számról ami rövidebb mint a </w:t>
+      </w:r>
+      <w:proofErr w:type="spellStart"/>
+      <w:r>
+        <w:t>fractionLength</w:t>
+      </w:r>
+      <w:proofErr w:type="spellEnd"/>
+      <w:r>
+        <w:t>&gt;</w:t>
       </w:r>
     </w:p>
     <w:p>
@@ -3869,7 +3993,7 @@
       <w:pPr>
         <w:pStyle w:val="Cmsor3"/>
       </w:pPr>
-      <w:bookmarkStart w:id="9" w:name="_Toc221883157"/>
+      <w:bookmarkStart w:id="9" w:name="_Toc224580507"/>
       <w:r>
         <w:t>Előnyök és hátrányok</w:t>
       </w:r>
@@ -3877,7 +4001,13 @@
     </w:p>
     <w:p>
       <w:r>
-        <w:t>Először is, soroljuk fel a lebegőpontos számábrázolás eddig ismertetett hátrányait:</w:t>
+        <w:t>Először is, soroljuk fel a</w:t>
+      </w:r>
+      <w:r>
+        <w:t>z IEEE 754</w:t>
+      </w:r>
+      <w:r>
+        <w:t xml:space="preserve"> lebegőpontos számábrázolás eddig ismertetett hátrányait:</w:t>
       </w:r>
     </w:p>
     <w:p>
@@ -4002,7 +4132,10 @@
       </w:pPr>
       <w:r>
         <w:lastRenderedPageBreak/>
-        <w:t>a lebegőpontos számok esetén alkalmazott műveleti eljárások gyorsaságát nem élvezhetjük</w:t>
+        <w:t>az IEEE 754 formátumú</w:t>
+      </w:r>
+      <w:r>
+        <w:t xml:space="preserve"> számok esetén alkalmazott műveleti eljárások gyorsaságát nem élvezhetjük</w:t>
       </w:r>
     </w:p>
     <w:p>
@@ -4020,7 +4153,13 @@
         <w:t xml:space="preserve"> </w:t>
       </w:r>
       <w:r>
-        <w:t>az esetek döntő többségében szignifikánsan nagyobb a lebegőpontos számokénál</w:t>
+        <w:t xml:space="preserve">az esetek döntő többségében szignifikánsan nagyobb </w:t>
+      </w:r>
+      <w:r>
+        <w:t>az IEEE 754 formátumú</w:t>
+      </w:r>
+      <w:r>
+        <w:t xml:space="preserve"> számokénál</w:t>
       </w:r>
     </w:p>
     <w:p>
@@ -4068,7 +4207,7 @@
       <w:pPr>
         <w:pStyle w:val="Cmsor1"/>
       </w:pPr>
-      <w:bookmarkStart w:id="10" w:name="_Toc221883158"/>
+      <w:bookmarkStart w:id="10" w:name="_Toc224580508"/>
       <w:r>
         <w:lastRenderedPageBreak/>
         <w:t>Fejlesztői dokumentáció</w:t>
@@ -4079,7 +4218,7 @@
       <w:pPr>
         <w:pStyle w:val="Cmsor2"/>
       </w:pPr>
-      <w:bookmarkStart w:id="11" w:name="_Toc221883159"/>
+      <w:bookmarkStart w:id="11" w:name="_Toc224580509"/>
       <w:r>
         <w:t>Számtípusok m</w:t>
       </w:r>
@@ -4095,7 +4234,7 @@
       <w:pPr>
         <w:pStyle w:val="Cmsor3"/>
       </w:pPr>
-      <w:bookmarkStart w:id="12" w:name="_Toc221883160"/>
+      <w:bookmarkStart w:id="12" w:name="_Toc224580510"/>
       <w:r>
         <w:t>Számjegy típus (Digit)</w:t>
       </w:r>
@@ -4342,10 +4481,15 @@
       </w:r>
     </w:p>
     <w:p>
+      <w:r>
+        <w:t>A műveletek definiálása az alap bájt típus műveleteinek használatával történik.</w:t>
+      </w:r>
+    </w:p>
+    <w:p>
       <w:pPr>
         <w:pStyle w:val="Cmsor3"/>
       </w:pPr>
-      <w:bookmarkStart w:id="13" w:name="_Toc221883161"/>
+      <w:bookmarkStart w:id="13" w:name="_Toc224580511"/>
       <w:r>
         <w:t>Természetes szám típus (Natural)</w:t>
       </w:r>
@@ -4361,7 +4505,13 @@
         <w:t>Fontos kiemelni, hogy egész számok ábrázolása esetén sokkal memóriaigényesebb a BCD számábrázolás a binárisnál</w:t>
       </w:r>
       <w:r>
-        <w:t>. A lebegőpontos számtípusok hibái, a korlátoltságon kívül, nincsenek jelen az egész számokat ábrázoló típusokban.</w:t>
+        <w:t xml:space="preserve">. </w:t>
+      </w:r>
+      <w:r>
+        <w:t>Az IEEE 754 formátumú</w:t>
+      </w:r>
+      <w:r>
+        <w:t xml:space="preserve"> számtípusok hibái, a korlátoltságon kívül, nincsenek jelen az egész számokat ábrázoló típusokban.</w:t>
       </w:r>
       <w:r>
         <w:t xml:space="preserve"> E</w:t>
@@ -4382,8 +4532,13 @@
         <w:t>long</w:t>
       </w:r>
       <w:r>
-        <w:t xml:space="preserve"> long</w:t>
-      </w:r>
+        <w:t xml:space="preserve"> </w:t>
+      </w:r>
+      <w:proofErr w:type="spellStart"/>
+      <w:r>
+        <w:t>long</w:t>
+      </w:r>
+      <w:proofErr w:type="spellEnd"/>
       <w:r>
         <w:t xml:space="preserve"> számtípus</w:t>
       </w:r>
@@ -4441,6 +4596,7 @@
     </w:p>
     <w:p>
       <w:r>
+        <w:lastRenderedPageBreak/>
         <w:t>A típusra implementálva vannak az alábbi műveletek:</w:t>
       </w:r>
     </w:p>
@@ -4453,7 +4609,6 @@
         </w:numPr>
       </w:pPr>
       <w:r>
-        <w:lastRenderedPageBreak/>
         <w:t>egyenlőség (</w:t>
       </w:r>
       <w:r>
@@ -4751,7 +4906,333 @@
     </w:p>
     <w:p>
       <w:r>
-        <w:t>Érdemes még pár szót ejteni a hatványozás és a gyökvonás megvalósításáról, ugyanis ezen értékek számítási technikája eltér az iskolában tanult módszerekétől.</w:t>
+        <w:rPr>
+          <w:b/>
+          <w:bCs/>
+        </w:rPr>
+        <w:t>Egyenlőség</w:t>
+      </w:r>
+      <w:r>
+        <w:t xml:space="preserve"> gyors megállapításához nem kell mást tennünk, mint megállapítani, hogy a két szám számjegyeinek hossza egyenlő és </w:t>
+      </w:r>
+      <w:r>
+        <w:t>mindegyik számjegyük megegyezik.</w:t>
+      </w:r>
+    </w:p>
+    <w:p>
+      <w:r>
+        <w:rPr>
+          <w:b/>
+          <w:bCs/>
+        </w:rPr>
+        <w:t xml:space="preserve">Szigorú egyenlőtlenség </w:t>
+      </w:r>
+      <w:r>
+        <w:t xml:space="preserve">megállapításához elég definiálnunk a nagyobb műveletet. A kisebb művelet leírható a változók megfordításával. Ha az első szám számjegyeinek hossza nagyobb a második száménál az állítás igaz. Amennyiben nem akkor a számjegyek értéke dönt. A legnagyobb helyiértékű számjegytől a legkisebb felé kezdjük el végignézni a számjegyeket, az első eltérésnél lévő számjegyek </w:t>
+      </w:r>
+      <w:r>
+        <w:t>közül, ha az első szám számjegye nagyobb, igaz az állítás. Ellenkező esetben hamis.</w:t>
+      </w:r>
+    </w:p>
+    <w:p>
+      <w:r>
+        <w:t>Minden</w:t>
+      </w:r>
+      <w:r>
+        <w:rPr>
+          <w:b/>
+          <w:bCs/>
+        </w:rPr>
+        <w:t xml:space="preserve"> e</w:t>
+      </w:r>
+      <w:r>
+        <w:rPr>
+          <w:b/>
+          <w:bCs/>
+        </w:rPr>
+        <w:t>gyenlőtlenség</w:t>
+      </w:r>
+      <w:r>
+        <w:t xml:space="preserve">i eset leírható </w:t>
+      </w:r>
+      <w:r>
+        <w:t>egyszerű logikai műveletek</w:t>
+      </w:r>
+      <w:r>
+        <w:t>, egyenlőtlenség és szigorú egyenlőtlenség használatával:</w:t>
+      </w:r>
+    </w:p>
+    <w:p>
+      <w:pPr>
+        <w:pStyle w:val="Listaszerbekezds"/>
+        <w:numPr>
+          <w:ilvl w:val="0"/>
+          <w:numId w:val="16"/>
+        </w:numPr>
+      </w:pPr>
+      <m:oMath>
+        <m:r>
+          <w:rPr>
+            <w:rFonts w:ascii="Cambria Math" w:hAnsi="Cambria Math"/>
+          </w:rPr>
+          <m:t>a</m:t>
+        </m:r>
+        <m:r>
+          <w:rPr>
+            <w:rFonts w:ascii="Cambria Math" w:hAnsi="Cambria Math"/>
+          </w:rPr>
+          <m:t>≠b</m:t>
+        </m:r>
+        <m:r>
+          <w:rPr>
+            <w:rFonts w:ascii="Cambria Math" w:hAnsi="Cambria Math" w:cs="Cambria Math"/>
+          </w:rPr>
+          <m:t>⇔¬(a</m:t>
+        </m:r>
+        <m:r>
+          <w:rPr>
+            <w:rFonts w:ascii="Cambria Math" w:hAnsi="Cambria Math"/>
+          </w:rPr>
+          <m:t>=b)</m:t>
+        </m:r>
+      </m:oMath>
+    </w:p>
+    <w:p>
+      <w:pPr>
+        <w:pStyle w:val="Listaszerbekezds"/>
+        <w:numPr>
+          <w:ilvl w:val="0"/>
+          <w:numId w:val="16"/>
+        </w:numPr>
+      </w:pPr>
+      <m:oMath>
+        <m:r>
+          <w:rPr>
+            <w:rFonts w:ascii="Cambria Math" w:hAnsi="Cambria Math"/>
+          </w:rPr>
+          <m:t>a</m:t>
+        </m:r>
+        <m:r>
+          <m:rPr>
+            <m:sty m:val="p"/>
+          </m:rPr>
+          <w:rPr>
+            <w:rFonts w:ascii="Cambria Math" w:hAnsi="Cambria Math"/>
+          </w:rPr>
+          <m:t>≥</m:t>
+        </m:r>
+        <m:r>
+          <w:rPr>
+            <w:rFonts w:ascii="Cambria Math" w:hAnsi="Cambria Math"/>
+          </w:rPr>
+          <m:t>b</m:t>
+        </m:r>
+        <m:r>
+          <w:rPr>
+            <w:rFonts w:ascii="Cambria Math" w:hAnsi="Cambria Math" w:cs="Cambria Math"/>
+          </w:rPr>
+          <m:t>⇔¬</m:t>
+        </m:r>
+        <m:d>
+          <m:dPr>
+            <m:ctrlPr>
+              <w:rPr>
+                <w:rFonts w:ascii="Cambria Math" w:hAnsi="Cambria Math" w:cs="Cambria Math"/>
+                <w:i/>
+              </w:rPr>
+            </m:ctrlPr>
+          </m:dPr>
+          <m:e>
+            <m:r>
+              <w:rPr>
+                <w:rFonts w:ascii="Cambria Math" w:hAnsi="Cambria Math" w:cs="Cambria Math"/>
+              </w:rPr>
+              <m:t>a</m:t>
+            </m:r>
+            <m:r>
+              <w:rPr>
+                <w:rFonts w:ascii="Cambria Math" w:hAnsi="Cambria Math"/>
+              </w:rPr>
+              <m:t>&lt;b</m:t>
+            </m:r>
+            <m:ctrlPr>
+              <w:rPr>
+                <w:rFonts w:ascii="Cambria Math" w:hAnsi="Cambria Math"/>
+                <w:i/>
+              </w:rPr>
+            </m:ctrlPr>
+          </m:e>
+        </m:d>
+      </m:oMath>
+    </w:p>
+    <w:p>
+      <w:pPr>
+        <w:pStyle w:val="Listaszerbekezds"/>
+        <w:numPr>
+          <w:ilvl w:val="0"/>
+          <w:numId w:val="15"/>
+        </w:numPr>
+      </w:pPr>
+      <m:oMath>
+        <m:r>
+          <w:rPr>
+            <w:rFonts w:ascii="Cambria Math" w:hAnsi="Cambria Math"/>
+          </w:rPr>
+          <m:t>a</m:t>
+        </m:r>
+        <m:r>
+          <m:rPr>
+            <m:sty m:val="p"/>
+          </m:rPr>
+          <w:rPr>
+            <w:rFonts w:ascii="Cambria Math" w:hAnsi="Cambria Math"/>
+          </w:rPr>
+          <m:t>≤</m:t>
+        </m:r>
+        <m:r>
+          <w:rPr>
+            <w:rFonts w:ascii="Cambria Math" w:hAnsi="Cambria Math"/>
+          </w:rPr>
+          <m:t>b</m:t>
+        </m:r>
+        <m:r>
+          <w:rPr>
+            <w:rFonts w:ascii="Cambria Math" w:hAnsi="Cambria Math" w:cs="Cambria Math"/>
+          </w:rPr>
+          <m:t>⇔¬(a</m:t>
+        </m:r>
+        <m:r>
+          <w:rPr>
+            <w:rFonts w:ascii="Cambria Math" w:hAnsi="Cambria Math"/>
+          </w:rPr>
+          <m:t>&gt;</m:t>
+        </m:r>
+        <m:r>
+          <w:rPr>
+            <w:rFonts w:ascii="Cambria Math" w:hAnsi="Cambria Math"/>
+          </w:rPr>
+          <m:t>b)</m:t>
+        </m:r>
+      </m:oMath>
+    </w:p>
+    <w:p>
+      <w:r>
+        <w:rPr>
+          <w:b/>
+          <w:bCs/>
+        </w:rPr>
+        <w:t>Összeadás</w:t>
+      </w:r>
+      <w:r>
+        <w:t>t</w:t>
+      </w:r>
+      <w:r>
+        <w:t xml:space="preserve"> </w:t>
+      </w:r>
+      <w:r>
+        <w:t>a manuális aritmetikában ismert papír és ceruza módsze</w:t>
+      </w:r>
+      <w:r>
+        <w:t>rrel valósítjuk meg. A legkisebb helyiértékű számjegyeket összeadjuk</w:t>
+      </w:r>
+      <w:r>
+        <w:t>. A</w:t>
+      </w:r>
+      <w:r>
+        <w:t xml:space="preserve">mennyiben </w:t>
+      </w:r>
+      <m:oMath>
+        <m:r>
+          <w:rPr>
+            <w:rFonts w:ascii="Cambria Math" w:hAnsi="Cambria Math"/>
+          </w:rPr>
+          <m:t>9</m:t>
+        </m:r>
+      </m:oMath>
+      <w:r>
+        <w:t xml:space="preserve">-nél nagyobb számot kaptunk, vagyis nem </w:t>
+      </w:r>
+      <m:oMath>
+        <m:r>
+          <w:rPr>
+            <w:rFonts w:ascii="Cambria Math" w:hAnsi="Cambria Math"/>
+          </w:rPr>
+          <m:t>1</m:t>
+        </m:r>
+      </m:oMath>
+      <w:r>
+        <w:t xml:space="preserve"> számjegyű az érték, csak a legkisebb helyiértékű számot írjuk be az eredménybe, a maradékot átvisszük a következő számjegyek összeadásába</w:t>
+      </w:r>
+      <w:r>
+        <w:t xml:space="preserve"> és haladunk tovább.</w:t>
+      </w:r>
+    </w:p>
+    <w:p>
+      <w:r>
+        <w:rPr>
+          <w:b/>
+          <w:bCs/>
+        </w:rPr>
+        <w:lastRenderedPageBreak/>
+        <w:t>Kivonás</w:t>
+      </w:r>
+      <w:r>
+        <w:t xml:space="preserve"> esetén is hasonlóan járunk el mint összeadásnál, csak itt az átvitt értéket még hozzá kell adni a kivonandó számjegyhez a következő kivonás előtt.</w:t>
+      </w:r>
+    </w:p>
+    <w:p>
+      <w:r>
+        <w:rPr>
+          <w:b/>
+          <w:bCs/>
+        </w:rPr>
+        <w:t>Szorzásnál</w:t>
+      </w:r>
+      <w:r>
+        <w:t xml:space="preserve"> szintén az általános iskolában tanult módszert alkalmazza a könyvtár. A szorzó számjegyeiből kiválasztunk egyet majd egyesével megszorozzuk a szorzandó számjegyeivel, figyelve rá, hogy mindig átvigyük a maradékot és hozzáadjuk a rákövetkező értékhez. Ezeket az értékeket eltoljuk a szorzó számjegynek megfelelő tízes hatvánnyal, majd összeadjuk.</w:t>
+      </w:r>
+    </w:p>
+    <w:p>
+      <w:r>
+        <w:rPr>
+          <w:b/>
+          <w:bCs/>
+        </w:rPr>
+        <w:t>Osztás</w:t>
+      </w:r>
+      <w:r>
+        <w:t xml:space="preserve"> esetén a</w:t>
+      </w:r>
+      <w:r>
+        <w:t xml:space="preserve">z úgy nevezett „long </w:t>
+      </w:r>
+      <w:proofErr w:type="spellStart"/>
+      <w:r>
+        <w:t>division</w:t>
+      </w:r>
+      <w:proofErr w:type="spellEnd"/>
+      <w:r>
+        <w:t>” algoritmust alkalmazzuk. Az osztandó legnagyobb helyiértékétől elszeparálunk egy az osztó számjegyeivel megegyező hosszúságú szakaszt, majd elvégezzük az osztást (vagyis kivonjuk az osztót az elszeparált szakaszunkból ahányszor csak tudjuk). Megjegyezzük az osztás eredményét és hozzáveszünk még egy számjegyet az osztandóból a maradékhoz. A maradék adja meg az új szakaszt és kezdődhet újra a ciklus ameddig el nem fogynak a számjegyek.</w:t>
+      </w:r>
+    </w:p>
+    <w:p>
+      <w:r>
+        <w:t>A</w:t>
+      </w:r>
+      <w:r>
+        <w:t xml:space="preserve"> hatványozás és a gyökvonás megvalósításáról</w:t>
+      </w:r>
+      <w:r>
+        <w:t xml:space="preserve"> é</w:t>
+      </w:r>
+      <w:r>
+        <w:t xml:space="preserve">rdemes </w:t>
+      </w:r>
+      <w:r>
+        <w:t>hosszabban beszélni</w:t>
+      </w:r>
+      <w:r>
+        <w:t>, ugyanis ezen értékek számítási technikája eltér az iskolában tanult módszerekétől.</w:t>
       </w:r>
     </w:p>
     <w:p>
@@ -5887,12 +6368,20 @@
         <w:rPr>
           <w:rFonts w:eastAsiaTheme="minorEastAsia"/>
         </w:rPr>
-        <w:t>François Viète</w:t>
-      </w:r>
+        <w:t xml:space="preserve">François </w:t>
+      </w:r>
+      <w:proofErr w:type="spellStart"/>
       <w:r>
         <w:rPr>
           <w:rFonts w:eastAsiaTheme="minorEastAsia"/>
         </w:rPr>
+        <w:t>Viète</w:t>
+      </w:r>
+      <w:proofErr w:type="spellEnd"/>
+      <w:r>
+        <w:rPr>
+          <w:rFonts w:eastAsiaTheme="minorEastAsia"/>
+        </w:rPr>
         <w:t>, híres matematikus</w:t>
       </w:r>
       <w:r>
@@ -5929,7 +6418,21 @@
         <w:rPr>
           <w:rFonts w:eastAsiaTheme="minorEastAsia"/>
         </w:rPr>
-        <w:t xml:space="preserve">amit Viète </w:t>
+        <w:t xml:space="preserve">amit </w:t>
+      </w:r>
+      <w:proofErr w:type="spellStart"/>
+      <w:r>
+        <w:rPr>
+          <w:rFonts w:eastAsiaTheme="minorEastAsia"/>
+        </w:rPr>
+        <w:t>Viète</w:t>
+      </w:r>
+      <w:proofErr w:type="spellEnd"/>
+      <w:r>
+        <w:rPr>
+          <w:rFonts w:eastAsiaTheme="minorEastAsia"/>
+        </w:rPr>
+        <w:t xml:space="preserve"> </w:t>
       </w:r>
       <w:r>
         <w:rPr>
@@ -7157,7 +7660,15 @@
     </w:p>
     <w:p>
       <w:r>
-        <w:t xml:space="preserve">Egyszerűbben úgy tudnánk elképzelni a fenti számítást, mint a kézi osztás (long division) műveletsorát. Itt is a legnagyobb helyiértékű számjegytől kezdve folyamatosan alulról közelítjük az eredményünket a valós értékhez. </w:t>
+        <w:t xml:space="preserve">Egyszerűbben úgy tudnánk elképzelni a fenti számítást, mint a kézi osztás (long </w:t>
+      </w:r>
+      <w:proofErr w:type="spellStart"/>
+      <w:r>
+        <w:t>division</w:t>
+      </w:r>
+      <w:proofErr w:type="spellEnd"/>
+      <w:r>
+        <w:t xml:space="preserve">) műveletsorát. Itt is a legnagyobb helyiértékű számjegytől kezdve folyamatosan alulról közelítjük az eredményünket a valós értékhez. </w:t>
       </w:r>
       <w:r>
         <w:t>Éppen</w:t>
@@ -7170,7 +7681,7 @@
       <w:pPr>
         <w:pStyle w:val="Cmsor3"/>
       </w:pPr>
-      <w:bookmarkStart w:id="14" w:name="_Toc221883162"/>
+      <w:bookmarkStart w:id="14" w:name="_Toc224580512"/>
       <w:r>
         <w:t>Egész szám típus (Integer)</w:t>
       </w:r>
@@ -7502,7 +8013,7 @@
       <w:pPr>
         <w:pStyle w:val="Cmsor3"/>
       </w:pPr>
-      <w:bookmarkStart w:id="15" w:name="_Toc221883163"/>
+      <w:bookmarkStart w:id="15" w:name="_Toc224580513"/>
       <w:r>
         <w:t>Pozitív szám típus (Positive)</w:t>
       </w:r>
@@ -8183,7 +8694,7 @@
       <w:pPr>
         <w:pStyle w:val="Cmsor3"/>
       </w:pPr>
-      <w:bookmarkStart w:id="16" w:name="_Toc221883164"/>
+      <w:bookmarkStart w:id="16" w:name="_Toc224580514"/>
       <w:r>
         <w:t>Leírható</w:t>
       </w:r>
@@ -8603,7 +9114,7 @@
       <w:pPr>
         <w:pStyle w:val="Cmsor3"/>
       </w:pPr>
-      <w:bookmarkStart w:id="17" w:name="_Toc221883165"/>
+      <w:bookmarkStart w:id="17" w:name="_Toc224580515"/>
       <w:r>
         <w:t>Racionális szám típus (Rational)</w:t>
       </w:r>
@@ -9160,8 +9671,576 @@
     </w:p>
     <w:p>
       <w:r>
-        <w:t>Ennél a típusnál egyből feltűnhet, hogy szignifikánsan több függvénye van, mint a többi típusnak. Ez azért van, mert ez a típus küszöböli ki leginkább a lebegőpontos számoknál tapasztalt problémákat.</w:t>
-      </w:r>
+        <w:t xml:space="preserve">Ennél a típusnál egyből feltűnhet, hogy szignifikánsan több függvénye van, mint a többi típusnak. Ez azért van, mert ez a típus küszöböli ki leginkább </w:t>
+      </w:r>
+      <w:r>
+        <w:t>az IEEE 754 formátumú</w:t>
+      </w:r>
+      <w:r>
+        <w:t xml:space="preserve"> számoknál tapasztalt problémákat.</w:t>
+      </w:r>
+    </w:p>
+    <w:p>
+      <w:r>
+        <w:t>A racionális számok esetén, annak ellenére, hogy megkönnyíti esetenként a számábrázolást, egy új problémával szembesülünk. Nehezünkre esik az egyenlőség vizsgálatok elvégzése, mivel nem adódik egyértelműen az eredmény. Vagy el kell végeznünk az osztást, vagy pedig hasonló alakra kell hoznunk a két számot</w:t>
+      </w:r>
+      <w:r>
+        <w:t>, hogy összevonhassuk</w:t>
+      </w:r>
+      <w:r>
+        <w:t>. Az osztás műveletének pontatlansága miatt válasszuk a második opciót.</w:t>
+      </w:r>
+    </w:p>
+    <w:p>
+      <w:r>
+        <w:t xml:space="preserve">Hozzuk hát a számokat </w:t>
+      </w:r>
+      <w:r>
+        <w:rPr>
+          <w:b/>
+          <w:bCs/>
+        </w:rPr>
+        <w:t>közös nevező</w:t>
+      </w:r>
+      <w:r>
+        <w:t>re</w:t>
+      </w:r>
+      <w:r>
+        <w:t xml:space="preserve">. </w:t>
+      </w:r>
+      <w:r>
+        <w:t>A két szám közös nevezőjének megtalálásával lesznek egybevonhatók az értékek. Egy közös nevező könnyen megtalálható keresztbe szorzással az alábbi módon:</w:t>
+      </w:r>
+    </w:p>
+    <w:p>
+      <w:pPr>
+        <w:rPr>
+          <w:rFonts w:eastAsiaTheme="minorEastAsia"/>
+          <w:iCs/>
+        </w:rPr>
+      </w:pPr>
+      <m:oMathPara>
+        <m:oMath>
+          <m:f>
+            <m:fPr>
+              <m:ctrlPr>
+                <w:rPr>
+                  <w:rFonts w:ascii="Cambria Math" w:eastAsiaTheme="minorEastAsia" w:hAnsi="Cambria Math"/>
+                  <w:i/>
+                </w:rPr>
+              </m:ctrlPr>
+            </m:fPr>
+            <m:num>
+              <m:r>
+                <w:rPr>
+                  <w:rFonts w:ascii="Cambria Math" w:eastAsiaTheme="minorEastAsia" w:hAnsi="Cambria Math"/>
+                </w:rPr>
+                <m:t>a</m:t>
+              </m:r>
+            </m:num>
+            <m:den>
+              <m:r>
+                <w:rPr>
+                  <w:rFonts w:ascii="Cambria Math" w:eastAsiaTheme="minorEastAsia" w:hAnsi="Cambria Math"/>
+                </w:rPr>
+                <m:t>b</m:t>
+              </m:r>
+            </m:den>
+          </m:f>
+          <m:r>
+            <w:rPr>
+              <w:rFonts w:ascii="Cambria Math" w:eastAsiaTheme="minorEastAsia" w:hAnsi="Cambria Math"/>
+            </w:rPr>
+            <m:t>#</m:t>
+          </m:r>
+          <m:f>
+            <m:fPr>
+              <m:ctrlPr>
+                <w:rPr>
+                  <w:rFonts w:ascii="Cambria Math" w:eastAsiaTheme="minorEastAsia" w:hAnsi="Cambria Math"/>
+                  <w:i/>
+                </w:rPr>
+              </m:ctrlPr>
+            </m:fPr>
+            <m:num>
+              <m:r>
+                <w:rPr>
+                  <w:rFonts w:ascii="Cambria Math" w:eastAsiaTheme="minorEastAsia" w:hAnsi="Cambria Math"/>
+                </w:rPr>
+                <m:t>c</m:t>
+              </m:r>
+            </m:num>
+            <m:den>
+              <m:r>
+                <w:rPr>
+                  <w:rFonts w:ascii="Cambria Math" w:eastAsiaTheme="minorEastAsia" w:hAnsi="Cambria Math"/>
+                </w:rPr>
+                <m:t>d</m:t>
+              </m:r>
+            </m:den>
+          </m:f>
+          <m:r>
+            <w:rPr>
+              <w:rFonts w:ascii="Cambria Math" w:eastAsiaTheme="minorEastAsia" w:hAnsi="Cambria Math"/>
+            </w:rPr>
+            <m:t>=</m:t>
+          </m:r>
+          <m:f>
+            <m:fPr>
+              <m:ctrlPr>
+                <w:rPr>
+                  <w:rFonts w:ascii="Cambria Math" w:eastAsiaTheme="minorEastAsia" w:hAnsi="Cambria Math"/>
+                  <w:i/>
+                </w:rPr>
+              </m:ctrlPr>
+            </m:fPr>
+            <m:num>
+              <m:r>
+                <w:rPr>
+                  <w:rFonts w:ascii="Cambria Math" w:eastAsiaTheme="minorEastAsia" w:hAnsi="Cambria Math"/>
+                </w:rPr>
+                <m:t>a</m:t>
+              </m:r>
+              <m:r>
+                <w:rPr>
+                  <w:rFonts w:ascii="Cambria Math" w:eastAsiaTheme="minorEastAsia" w:hAnsi="Cambria Math"/>
+                </w:rPr>
+                <m:t>∙</m:t>
+              </m:r>
+              <m:r>
+                <w:rPr>
+                  <w:rFonts w:ascii="Cambria Math" w:eastAsiaTheme="minorEastAsia" w:hAnsi="Cambria Math"/>
+                </w:rPr>
+                <m:t>d</m:t>
+              </m:r>
+            </m:num>
+            <m:den>
+              <m:r>
+                <w:rPr>
+                  <w:rFonts w:ascii="Cambria Math" w:eastAsiaTheme="minorEastAsia" w:hAnsi="Cambria Math"/>
+                </w:rPr>
+                <m:t>b</m:t>
+              </m:r>
+              <m:r>
+                <w:rPr>
+                  <w:rFonts w:ascii="Cambria Math" w:eastAsiaTheme="minorEastAsia" w:hAnsi="Cambria Math"/>
+                </w:rPr>
+                <m:t>∙</m:t>
+              </m:r>
+              <m:r>
+                <w:rPr>
+                  <w:rFonts w:ascii="Cambria Math" w:eastAsiaTheme="minorEastAsia" w:hAnsi="Cambria Math"/>
+                </w:rPr>
+                <m:t>d</m:t>
+              </m:r>
+            </m:den>
+          </m:f>
+          <m:r>
+            <w:rPr>
+              <w:rFonts w:ascii="Cambria Math" w:eastAsiaTheme="minorEastAsia" w:hAnsi="Cambria Math"/>
+            </w:rPr>
+            <m:t>#</m:t>
+          </m:r>
+          <m:f>
+            <m:fPr>
+              <m:ctrlPr>
+                <w:rPr>
+                  <w:rFonts w:ascii="Cambria Math" w:eastAsiaTheme="minorEastAsia" w:hAnsi="Cambria Math"/>
+                  <w:i/>
+                  <w:iCs/>
+                </w:rPr>
+              </m:ctrlPr>
+            </m:fPr>
+            <m:num>
+              <m:r>
+                <w:rPr>
+                  <w:rFonts w:ascii="Cambria Math" w:eastAsiaTheme="minorEastAsia" w:hAnsi="Cambria Math"/>
+                </w:rPr>
+                <m:t>b</m:t>
+              </m:r>
+              <m:r>
+                <w:rPr>
+                  <w:rFonts w:ascii="Cambria Math" w:eastAsiaTheme="minorEastAsia" w:hAnsi="Cambria Math"/>
+                </w:rPr>
+                <m:t>∙</m:t>
+              </m:r>
+              <m:r>
+                <w:rPr>
+                  <w:rFonts w:ascii="Cambria Math" w:eastAsiaTheme="minorEastAsia" w:hAnsi="Cambria Math"/>
+                </w:rPr>
+                <m:t>c</m:t>
+              </m:r>
+              <m:ctrlPr>
+                <w:rPr>
+                  <w:rFonts w:ascii="Cambria Math" w:eastAsiaTheme="minorEastAsia" w:hAnsi="Cambria Math"/>
+                  <w:i/>
+                </w:rPr>
+              </m:ctrlPr>
+            </m:num>
+            <m:den>
+              <m:r>
+                <w:rPr>
+                  <w:rFonts w:ascii="Cambria Math" w:eastAsiaTheme="minorEastAsia" w:hAnsi="Cambria Math"/>
+                </w:rPr>
+                <m:t>b</m:t>
+              </m:r>
+              <m:r>
+                <w:rPr>
+                  <w:rFonts w:ascii="Cambria Math" w:eastAsiaTheme="minorEastAsia" w:hAnsi="Cambria Math"/>
+                </w:rPr>
+                <m:t>∙</m:t>
+              </m:r>
+              <m:r>
+                <w:rPr>
+                  <w:rFonts w:ascii="Cambria Math" w:eastAsiaTheme="minorEastAsia" w:hAnsi="Cambria Math"/>
+                </w:rPr>
+                <m:t>d</m:t>
+              </m:r>
+            </m:den>
+          </m:f>
+          <m:r>
+            <w:rPr>
+              <w:rFonts w:ascii="Cambria Math" w:eastAsiaTheme="minorEastAsia" w:hAnsi="Cambria Math"/>
+            </w:rPr>
+            <m:t>=</m:t>
+          </m:r>
+          <m:f>
+            <m:fPr>
+              <m:ctrlPr>
+                <w:rPr>
+                  <w:rFonts w:ascii="Cambria Math" w:eastAsiaTheme="minorEastAsia" w:hAnsi="Cambria Math"/>
+                  <w:i/>
+                  <w:iCs/>
+                </w:rPr>
+              </m:ctrlPr>
+            </m:fPr>
+            <m:num>
+              <m:d>
+                <m:dPr>
+                  <m:ctrlPr>
+                    <w:rPr>
+                      <w:rFonts w:ascii="Cambria Math" w:eastAsiaTheme="minorEastAsia" w:hAnsi="Cambria Math"/>
+                      <w:i/>
+                    </w:rPr>
+                  </m:ctrlPr>
+                </m:dPr>
+                <m:e>
+                  <m:r>
+                    <w:rPr>
+                      <w:rFonts w:ascii="Cambria Math" w:eastAsiaTheme="minorEastAsia" w:hAnsi="Cambria Math"/>
+                    </w:rPr>
+                    <m:t>a∙d</m:t>
+                  </m:r>
+                </m:e>
+              </m:d>
+              <m:r>
+                <w:rPr>
+                  <w:rFonts w:ascii="Cambria Math" w:eastAsiaTheme="minorEastAsia" w:hAnsi="Cambria Math"/>
+                </w:rPr>
+                <m:t>#</m:t>
+              </m:r>
+              <m:d>
+                <m:dPr>
+                  <m:ctrlPr>
+                    <w:rPr>
+                      <w:rFonts w:ascii="Cambria Math" w:eastAsiaTheme="minorEastAsia" w:hAnsi="Cambria Math"/>
+                      <w:i/>
+                    </w:rPr>
+                  </m:ctrlPr>
+                </m:dPr>
+                <m:e>
+                  <m:r>
+                    <w:rPr>
+                      <w:rFonts w:ascii="Cambria Math" w:eastAsiaTheme="minorEastAsia" w:hAnsi="Cambria Math"/>
+                    </w:rPr>
+                    <m:t>b</m:t>
+                  </m:r>
+                  <m:r>
+                    <w:rPr>
+                      <w:rFonts w:ascii="Cambria Math" w:eastAsiaTheme="minorEastAsia" w:hAnsi="Cambria Math"/>
+                    </w:rPr>
+                    <m:t>∙</m:t>
+                  </m:r>
+                  <m:r>
+                    <w:rPr>
+                      <w:rFonts w:ascii="Cambria Math" w:eastAsiaTheme="minorEastAsia" w:hAnsi="Cambria Math"/>
+                    </w:rPr>
+                    <m:t>c</m:t>
+                  </m:r>
+                  <m:ctrlPr>
+                    <w:rPr>
+                      <w:rFonts w:ascii="Cambria Math" w:eastAsiaTheme="minorEastAsia" w:hAnsi="Cambria Math"/>
+                      <w:i/>
+                      <w:iCs/>
+                    </w:rPr>
+                  </m:ctrlPr>
+                </m:e>
+              </m:d>
+              <m:ctrlPr>
+                <w:rPr>
+                  <w:rFonts w:ascii="Cambria Math" w:eastAsiaTheme="minorEastAsia" w:hAnsi="Cambria Math"/>
+                  <w:i/>
+                </w:rPr>
+              </m:ctrlPr>
+            </m:num>
+            <m:den>
+              <m:r>
+                <w:rPr>
+                  <w:rFonts w:ascii="Cambria Math" w:eastAsiaTheme="minorEastAsia" w:hAnsi="Cambria Math"/>
+                </w:rPr>
+                <m:t>b∙d</m:t>
+              </m:r>
+            </m:den>
+          </m:f>
+          <m:r>
+            <w:rPr>
+              <w:rFonts w:ascii="Cambria Math" w:eastAsiaTheme="minorEastAsia" w:hAnsi="Cambria Math"/>
+            </w:rPr>
+            <m:t xml:space="preserve">    (# egy tetszőleges operátor)</m:t>
+          </m:r>
+        </m:oMath>
+      </m:oMathPara>
+    </w:p>
+    <w:p>
+      <w:r>
+        <w:t>Így már az egyenlőségvizsgálat műveletek pofon egyszerűen elvégezhetőek.</w:t>
+      </w:r>
+    </w:p>
+    <w:p>
+      <w:r>
+        <w:lastRenderedPageBreak/>
+        <w:t>Ekkor v</w:t>
+      </w:r>
+      <w:r>
+        <w:t>iszont azzal a problémával szembesülünk, hogy nagy nevezők esetén borzasztó nagy számok szerepelnek a törtben és egyre lassul a számítás</w:t>
+      </w:r>
+      <w:r>
+        <w:t xml:space="preserve"> </w:t>
+      </w:r>
+      <w:r>
+        <w:t>gyorsasága</w:t>
+      </w:r>
+      <w:r>
+        <w:t>. Emlékezzünk rá, hogy nem</w:t>
+      </w:r>
+      <w:r>
+        <w:t xml:space="preserve"> feltétlen ez a művelet jelenti a számítás végét!</w:t>
+      </w:r>
+    </w:p>
+    <w:p>
+      <w:r>
+        <w:t xml:space="preserve">Meg kell hát találni a </w:t>
+      </w:r>
+      <w:r>
+        <w:rPr>
+          <w:b/>
+          <w:bCs/>
+        </w:rPr>
+        <w:t>legnagyobb közös osztó</w:t>
+      </w:r>
+      <w:r>
+        <w:t xml:space="preserve">ját </w:t>
+      </w:r>
+      <w:r>
+        <w:t xml:space="preserve">a kapott számlálónak és nevezőnek, hogy azzal leegyszerűsítve kisebb számokkal dolgozhassunk tovább. Ezt </w:t>
+      </w:r>
+      <w:r>
+        <w:t xml:space="preserve">a típus konstruktorába illesztve minden </w:t>
+      </w:r>
+      <w:r>
+        <w:t>szám létrehozásánál</w:t>
+      </w:r>
+      <w:r>
+        <w:t xml:space="preserve"> elvégezzük.</w:t>
+      </w:r>
+    </w:p>
+    <w:p>
+      <w:r>
+        <w:rPr>
+          <w:b/>
+          <w:bCs/>
+        </w:rPr>
+        <w:t xml:space="preserve"> </w:t>
+      </w:r>
+      <w:r>
+        <w:t>Az</w:t>
+      </w:r>
+      <w:r>
+        <w:rPr>
+          <w:b/>
+          <w:bCs/>
+        </w:rPr>
+        <w:t xml:space="preserve"> egyenlőség, egyenlőtlenség, ö</w:t>
+      </w:r>
+      <w:r>
+        <w:rPr>
+          <w:b/>
+          <w:bCs/>
+        </w:rPr>
+        <w:t>sszeadás</w:t>
+      </w:r>
+      <w:r>
+        <w:t xml:space="preserve"> és </w:t>
+      </w:r>
+      <w:r>
+        <w:rPr>
+          <w:b/>
+          <w:bCs/>
+        </w:rPr>
+        <w:t>kivonás</w:t>
+      </w:r>
+      <w:r>
+        <w:t xml:space="preserve"> esetén ugyan</w:t>
+      </w:r>
+      <w:r>
+        <w:t>e</w:t>
+      </w:r>
+      <w:r>
+        <w:t>zt a trükköt kell alkalmazni.</w:t>
+      </w:r>
+    </w:p>
+    <w:p>
+      <w:r>
+        <w:t xml:space="preserve">A </w:t>
+      </w:r>
+      <w:r>
+        <w:rPr>
+          <w:b/>
+          <w:bCs/>
+        </w:rPr>
+        <w:t>szorzás</w:t>
+      </w:r>
+      <w:r>
+        <w:t xml:space="preserve"> műveletével meglepően egyszerű dolgunk van</w:t>
+      </w:r>
+      <w:r>
+        <w:t>. Nem szükséges a közös nevező megtalálása. A számlálót a számlálóval, nevezőt a nevezővel való szorzás után meg is van az új érték. Már csak egyszerűsítésre lesz szükség.</w:t>
+      </w:r>
+    </w:p>
+    <w:p>
+      <m:oMathPara>
+        <m:oMath>
+          <m:f>
+            <m:fPr>
+              <m:ctrlPr>
+                <w:rPr>
+                  <w:rFonts w:ascii="Cambria Math" w:hAnsi="Cambria Math"/>
+                </w:rPr>
+              </m:ctrlPr>
+            </m:fPr>
+            <m:num>
+              <m:r>
+                <m:rPr>
+                  <m:sty m:val="p"/>
+                </m:rPr>
+                <w:rPr>
+                  <w:rFonts w:ascii="Cambria Math" w:hAnsi="Cambria Math"/>
+                </w:rPr>
+                <m:t>a</m:t>
+              </m:r>
+            </m:num>
+            <m:den>
+              <m:r>
+                <m:rPr>
+                  <m:sty m:val="p"/>
+                </m:rPr>
+                <w:rPr>
+                  <w:rFonts w:ascii="Cambria Math" w:hAnsi="Cambria Math"/>
+                </w:rPr>
+                <m:t>b</m:t>
+              </m:r>
+            </m:den>
+          </m:f>
+          <m:r>
+            <w:rPr>
+              <w:rFonts w:ascii="Cambria Math" w:hAnsi="Cambria Math"/>
+            </w:rPr>
+            <m:t>∙</m:t>
+          </m:r>
+          <m:f>
+            <m:fPr>
+              <m:ctrlPr>
+                <w:rPr>
+                  <w:rFonts w:ascii="Cambria Math" w:hAnsi="Cambria Math"/>
+                  <w:i/>
+                </w:rPr>
+              </m:ctrlPr>
+            </m:fPr>
+            <m:num>
+              <m:r>
+                <w:rPr>
+                  <w:rFonts w:ascii="Cambria Math" w:hAnsi="Cambria Math"/>
+                </w:rPr>
+                <m:t>c</m:t>
+              </m:r>
+            </m:num>
+            <m:den>
+              <m:r>
+                <w:rPr>
+                  <w:rFonts w:ascii="Cambria Math" w:hAnsi="Cambria Math"/>
+                </w:rPr>
+                <m:t>d</m:t>
+              </m:r>
+            </m:den>
+          </m:f>
+          <m:r>
+            <w:rPr>
+              <w:rFonts w:ascii="Cambria Math" w:hAnsi="Cambria Math"/>
+            </w:rPr>
+            <m:t>=</m:t>
+          </m:r>
+          <m:f>
+            <m:fPr>
+              <m:ctrlPr>
+                <w:rPr>
+                  <w:rFonts w:ascii="Cambria Math" w:hAnsi="Cambria Math"/>
+                  <w:i/>
+                </w:rPr>
+              </m:ctrlPr>
+            </m:fPr>
+            <m:num>
+              <m:r>
+                <w:rPr>
+                  <w:rFonts w:ascii="Cambria Math" w:hAnsi="Cambria Math"/>
+                </w:rPr>
+                <m:t>a</m:t>
+              </m:r>
+              <m:r>
+                <w:rPr>
+                  <w:rFonts w:ascii="Cambria Math" w:hAnsi="Cambria Math"/>
+                </w:rPr>
+                <m:t>∙</m:t>
+              </m:r>
+              <m:r>
+                <w:rPr>
+                  <w:rFonts w:ascii="Cambria Math" w:hAnsi="Cambria Math"/>
+                </w:rPr>
+                <m:t>c</m:t>
+              </m:r>
+            </m:num>
+            <m:den>
+              <m:r>
+                <w:rPr>
+                  <w:rFonts w:ascii="Cambria Math" w:hAnsi="Cambria Math"/>
+                </w:rPr>
+                <m:t>b</m:t>
+              </m:r>
+              <m:r>
+                <w:rPr>
+                  <w:rFonts w:ascii="Cambria Math" w:hAnsi="Cambria Math"/>
+                </w:rPr>
+                <m:t>∙</m:t>
+              </m:r>
+              <m:r>
+                <w:rPr>
+                  <w:rFonts w:ascii="Cambria Math" w:hAnsi="Cambria Math"/>
+                </w:rPr>
+                <m:t>d</m:t>
+              </m:r>
+            </m:den>
+          </m:f>
+        </m:oMath>
+      </m:oMathPara>
     </w:p>
     <w:p>
       <w:r>
@@ -9351,7 +10430,13 @@
     </w:p>
     <w:p>
       <w:r>
-        <w:t>Mivel a szorzás numerikusan stabil művelet, az egyetlen komponens, ami numerikus instabilitást okozhat a számítás során az a gyökvonás. Erre ez a típus még nem nyújt megoldást.</w:t>
+        <w:t xml:space="preserve">Mivel a szorzás numerikusan stabil művelet, </w:t>
+      </w:r>
+      <w:r>
+        <w:t>így szinte teljesen kiküszöböltük ennek a műveletnek a hibáját. Egyedül akkor szenvedünk adatvesztést, amikor ki akarjuk írni a tört értékét, vagyis a legutolsó lépésben.</w:t>
+      </w:r>
+      <w:r>
+        <w:t xml:space="preserve"> De már az is előrelépés, hogy a számolás során nem halmozódik a hiba mértéke minden művelettel.</w:t>
       </w:r>
     </w:p>
     <w:p>
@@ -9369,149 +10454,154 @@
         <w:t>Hatványozásnál</w:t>
       </w:r>
       <w:r>
-        <w:t xml:space="preserve"> a pozitív típus esetén említett</w:t>
-      </w:r>
-      <w:r>
-        <w:rPr>
-          <w:rFonts w:ascii="Cambria Math" w:hAnsi="Cambria Math"/>
-          <w:i/>
-        </w:rPr>
+        <w:t xml:space="preserve"> a pozitív típus</w:t>
+      </w:r>
+      <w:r>
+        <w:t xml:space="preserve">nál </w:t>
+      </w:r>
+      <w:r>
+        <w:t>említett</w:t>
+      </w:r>
+      <w:r>
         <w:t xml:space="preserve"> </w:t>
       </w:r>
-      <m:oMath>
-        <m:sSup>
-          <m:sSupPr>
-            <m:ctrlPr>
-              <w:rPr>
-                <w:rFonts w:ascii="Cambria Math" w:hAnsi="Cambria Math"/>
-                <w:i/>
-              </w:rPr>
-            </m:ctrlPr>
-          </m:sSupPr>
-          <m:e>
-            <m:r>
-              <w:rPr>
-                <w:rFonts w:ascii="Cambria Math" w:hAnsi="Cambria Math"/>
-              </w:rPr>
-              <m:t>x</m:t>
-            </m:r>
-          </m:e>
-          <m:sup>
-            <m:r>
-              <w:rPr>
-                <w:rFonts w:ascii="Cambria Math" w:hAnsi="Cambria Math"/>
-              </w:rPr>
-              <m:t>a</m:t>
-            </m:r>
-          </m:sup>
-        </m:sSup>
-        <m:r>
-          <w:rPr>
-            <w:rFonts w:ascii="Cambria Math" w:hAnsi="Cambria Math"/>
-          </w:rPr>
-          <m:t>=</m:t>
-        </m:r>
-        <m:func>
-          <m:funcPr>
-            <m:ctrlPr>
-              <w:rPr>
-                <w:rFonts w:ascii="Cambria Math" w:hAnsi="Cambria Math"/>
-              </w:rPr>
-            </m:ctrlPr>
-          </m:funcPr>
-          <m:fName>
-            <m:r>
-              <m:rPr>
-                <m:sty m:val="p"/>
-              </m:rPr>
-              <w:rPr>
-                <w:rFonts w:ascii="Cambria Math" w:hAnsi="Cambria Math"/>
-              </w:rPr>
-              <m:t>exp</m:t>
-            </m:r>
-          </m:fName>
-          <m:e>
-            <m:d>
-              <m:dPr>
-                <m:ctrlPr>
-                  <w:rPr>
-                    <w:rFonts w:ascii="Cambria Math" w:hAnsi="Cambria Math"/>
-                    <w:i/>
-                  </w:rPr>
-                </m:ctrlPr>
-              </m:dPr>
-              <m:e>
-                <m:r>
-                  <w:rPr>
-                    <w:rFonts w:ascii="Cambria Math" w:hAnsi="Cambria Math"/>
-                  </w:rPr>
-                  <m:t>a∙</m:t>
-                </m:r>
-                <m:func>
-                  <m:funcPr>
-                    <m:ctrlPr>
-                      <w:rPr>
-                        <w:rFonts w:ascii="Cambria Math" w:hAnsi="Cambria Math"/>
-                      </w:rPr>
-                    </m:ctrlPr>
-                  </m:funcPr>
-                  <m:fName>
-                    <m:r>
-                      <m:rPr>
-                        <m:sty m:val="p"/>
-                      </m:rPr>
-                      <w:rPr>
-                        <w:rFonts w:ascii="Cambria Math" w:hAnsi="Cambria Math"/>
-                      </w:rPr>
-                      <m:t>ln</m:t>
-                    </m:r>
-                    <m:ctrlPr>
-                      <w:rPr>
-                        <w:rFonts w:ascii="Cambria Math" w:hAnsi="Cambria Math"/>
-                        <w:i/>
-                      </w:rPr>
-                    </m:ctrlPr>
-                  </m:fName>
-                  <m:e>
-                    <m:d>
-                      <m:dPr>
-                        <m:ctrlPr>
-                          <w:rPr>
-                            <w:rFonts w:ascii="Cambria Math" w:hAnsi="Cambria Math"/>
-                            <w:i/>
-                          </w:rPr>
-                        </m:ctrlPr>
-                      </m:dPr>
-                      <m:e>
-                        <m:r>
-                          <w:rPr>
-                            <w:rFonts w:ascii="Cambria Math" w:hAnsi="Cambria Math"/>
-                          </w:rPr>
-                          <m:t>x</m:t>
-                        </m:r>
-                      </m:e>
-                    </m:d>
-                  </m:e>
-                </m:func>
-              </m:e>
-            </m:d>
-          </m:e>
-        </m:func>
-      </m:oMath>
       <w:r>
         <w:rPr>
           <w:rFonts w:eastAsiaTheme="minorEastAsia"/>
           <w:iCs/>
         </w:rPr>
-        <w:t xml:space="preserve"> képlet itt alkalmazásra kerül.</w:t>
-      </w:r>
-      <w:r>
+        <w:t>képlet itt alkalmazásra kerül.</w:t>
+      </w:r>
+    </w:p>
+    <w:p>
+      <w:pPr>
         <w:rPr>
           <w:rFonts w:eastAsiaTheme="minorEastAsia"/>
           <w:iCs/>
         </w:rPr>
-        <w:t xml:space="preserve"> Ezáltal az egyetlen hiányosság nem egész negatív szám hatványkitevőknél lép fel, amik esetén az eredmények komplex számok, így érthető módon kerülnek kihagyásra.</w:t>
-      </w:r>
+      </w:pPr>
+      <m:oMathPara>
+        <m:oMath>
+          <m:sSup>
+            <m:sSupPr>
+              <m:ctrlPr>
+                <w:rPr>
+                  <w:rFonts w:ascii="Cambria Math" w:hAnsi="Cambria Math"/>
+                  <w:i/>
+                </w:rPr>
+              </m:ctrlPr>
+            </m:sSupPr>
+            <m:e>
+              <m:r>
+                <w:rPr>
+                  <w:rFonts w:ascii="Cambria Math" w:hAnsi="Cambria Math"/>
+                </w:rPr>
+                <m:t>x</m:t>
+              </m:r>
+            </m:e>
+            <m:sup>
+              <m:r>
+                <w:rPr>
+                  <w:rFonts w:ascii="Cambria Math" w:hAnsi="Cambria Math"/>
+                </w:rPr>
+                <m:t>a</m:t>
+              </m:r>
+            </m:sup>
+          </m:sSup>
+          <m:r>
+            <w:rPr>
+              <w:rFonts w:ascii="Cambria Math" w:hAnsi="Cambria Math"/>
+            </w:rPr>
+            <m:t>=</m:t>
+          </m:r>
+          <m:func>
+            <m:funcPr>
+              <m:ctrlPr>
+                <w:rPr>
+                  <w:rFonts w:ascii="Cambria Math" w:hAnsi="Cambria Math"/>
+                </w:rPr>
+              </m:ctrlPr>
+            </m:funcPr>
+            <m:fName>
+              <m:r>
+                <m:rPr>
+                  <m:sty m:val="p"/>
+                </m:rPr>
+                <w:rPr>
+                  <w:rFonts w:ascii="Cambria Math" w:hAnsi="Cambria Math"/>
+                </w:rPr>
+                <m:t>exp</m:t>
+              </m:r>
+            </m:fName>
+            <m:e>
+              <m:d>
+                <m:dPr>
+                  <m:ctrlPr>
+                    <w:rPr>
+                      <w:rFonts w:ascii="Cambria Math" w:hAnsi="Cambria Math"/>
+                      <w:i/>
+                    </w:rPr>
+                  </m:ctrlPr>
+                </m:dPr>
+                <m:e>
+                  <m:r>
+                    <w:rPr>
+                      <w:rFonts w:ascii="Cambria Math" w:hAnsi="Cambria Math"/>
+                    </w:rPr>
+                    <m:t>a∙</m:t>
+                  </m:r>
+                  <m:func>
+                    <m:funcPr>
+                      <m:ctrlPr>
+                        <w:rPr>
+                          <w:rFonts w:ascii="Cambria Math" w:hAnsi="Cambria Math"/>
+                        </w:rPr>
+                      </m:ctrlPr>
+                    </m:funcPr>
+                    <m:fName>
+                      <m:r>
+                        <m:rPr>
+                          <m:sty m:val="p"/>
+                        </m:rPr>
+                        <w:rPr>
+                          <w:rFonts w:ascii="Cambria Math" w:hAnsi="Cambria Math"/>
+                        </w:rPr>
+                        <m:t>ln</m:t>
+                      </m:r>
+                      <m:ctrlPr>
+                        <w:rPr>
+                          <w:rFonts w:ascii="Cambria Math" w:hAnsi="Cambria Math"/>
+                          <w:i/>
+                        </w:rPr>
+                      </m:ctrlPr>
+                    </m:fName>
+                    <m:e>
+                      <m:d>
+                        <m:dPr>
+                          <m:ctrlPr>
+                            <w:rPr>
+                              <w:rFonts w:ascii="Cambria Math" w:hAnsi="Cambria Math"/>
+                              <w:i/>
+                            </w:rPr>
+                          </m:ctrlPr>
+                        </m:dPr>
+                        <m:e>
+                          <m:r>
+                            <w:rPr>
+                              <w:rFonts w:ascii="Cambria Math" w:hAnsi="Cambria Math"/>
+                            </w:rPr>
+                            <m:t>x</m:t>
+                          </m:r>
+                        </m:e>
+                      </m:d>
+                    </m:e>
+                  </m:func>
+                </m:e>
+              </m:d>
+            </m:e>
+          </m:func>
+        </m:oMath>
+      </m:oMathPara>
     </w:p>
     <w:p>
       <w:pPr>
@@ -9525,100 +10615,570 @@
           <w:rFonts w:eastAsiaTheme="minorEastAsia"/>
           <w:iCs/>
         </w:rPr>
-        <w:t>A továbbiak ismertetéséhez</w:t>
-      </w:r>
-      <w:r>
+        <w:t>Ezáltal az egyetlen hiányosság nem egész negatív szám hatványkitevőknél lép fel, amik esetén az eredmények komplex számok, így érthető módon kerülnek kihagyásra.</w:t>
+      </w:r>
+    </w:p>
+    <w:p>
+      <w:r>
+        <w:t xml:space="preserve">A </w:t>
+      </w:r>
+      <w:r>
+        <w:rPr>
+          <w:b/>
+          <w:bCs/>
+        </w:rPr>
+        <w:t>gyökvonás</w:t>
+      </w:r>
+      <w:r>
+        <w:t xml:space="preserve"> </w:t>
+      </w:r>
+      <w:r>
+        <w:t xml:space="preserve">az </w:t>
+      </w:r>
+      <w:r>
+        <w:t xml:space="preserve">egyetlen </w:t>
+      </w:r>
+      <w:r>
+        <w:t>művelet</w:t>
+      </w:r>
+      <w:r>
+        <w:t>, ami numerikus instabilitást okozhat a számítás során. Erre ez a típus még nem nyújt megoldást.</w:t>
+      </w:r>
+    </w:p>
+    <w:p>
+      <w:pPr>
+        <w:rPr>
+          <w:rFonts w:eastAsiaTheme="minorEastAsia"/>
+        </w:rPr>
+      </w:pPr>
+      <m:oMathPara>
+        <m:oMath>
+          <m:r>
+            <w:rPr>
+              <w:rFonts w:ascii="Cambria Math" w:hAnsi="Cambria Math"/>
+            </w:rPr>
+            <m:t>n</m:t>
+          </m:r>
+          <m:rad>
+            <m:radPr>
+              <m:degHide m:val="1"/>
+              <m:ctrlPr>
+                <w:rPr>
+                  <w:rFonts w:ascii="Cambria Math" w:hAnsi="Cambria Math"/>
+                  <w:i/>
+                </w:rPr>
+              </m:ctrlPr>
+            </m:radPr>
+            <m:deg/>
+            <m:e>
+              <m:f>
+                <m:fPr>
+                  <m:ctrlPr>
+                    <w:rPr>
+                      <w:rFonts w:ascii="Cambria Math" w:hAnsi="Cambria Math"/>
+                      <w:i/>
+                    </w:rPr>
+                  </m:ctrlPr>
+                </m:fPr>
+                <m:num>
+                  <m:r>
+                    <w:rPr>
+                      <w:rFonts w:ascii="Cambria Math" w:hAnsi="Cambria Math"/>
+                    </w:rPr>
+                    <m:t>a</m:t>
+                  </m:r>
+                </m:num>
+                <m:den>
+                  <m:r>
+                    <w:rPr>
+                      <w:rFonts w:ascii="Cambria Math" w:hAnsi="Cambria Math"/>
+                    </w:rPr>
+                    <m:t>b</m:t>
+                  </m:r>
+                </m:den>
+              </m:f>
+            </m:e>
+          </m:rad>
+          <m:r>
+            <w:rPr>
+              <w:rFonts w:ascii="Cambria Math" w:hAnsi="Cambria Math"/>
+            </w:rPr>
+            <m:t>=</m:t>
+          </m:r>
+          <m:f>
+            <m:fPr>
+              <m:ctrlPr>
+                <w:rPr>
+                  <w:rFonts w:ascii="Cambria Math" w:hAnsi="Cambria Math"/>
+                  <w:i/>
+                </w:rPr>
+              </m:ctrlPr>
+            </m:fPr>
+            <m:num>
+              <m:rad>
+                <m:radPr>
+                  <m:ctrlPr>
+                    <w:rPr>
+                      <w:rFonts w:ascii="Cambria Math" w:hAnsi="Cambria Math"/>
+                      <w:i/>
+                    </w:rPr>
+                  </m:ctrlPr>
+                </m:radPr>
+                <m:deg>
+                  <m:r>
+                    <w:rPr>
+                      <w:rFonts w:ascii="Cambria Math" w:hAnsi="Cambria Math"/>
+                    </w:rPr>
+                    <m:t>n</m:t>
+                  </m:r>
+                </m:deg>
+                <m:e>
+                  <m:r>
+                    <w:rPr>
+                      <w:rFonts w:ascii="Cambria Math" w:hAnsi="Cambria Math"/>
+                    </w:rPr>
+                    <m:t>a</m:t>
+                  </m:r>
+                </m:e>
+              </m:rad>
+            </m:num>
+            <m:den>
+              <m:rad>
+                <m:radPr>
+                  <m:ctrlPr>
+                    <w:rPr>
+                      <w:rFonts w:ascii="Cambria Math" w:hAnsi="Cambria Math"/>
+                      <w:i/>
+                    </w:rPr>
+                  </m:ctrlPr>
+                </m:radPr>
+                <m:deg>
+                  <m:r>
+                    <w:rPr>
+                      <w:rFonts w:ascii="Cambria Math" w:hAnsi="Cambria Math"/>
+                    </w:rPr>
+                    <m:t>n</m:t>
+                  </m:r>
+                </m:deg>
+                <m:e>
+                  <m:r>
+                    <w:rPr>
+                      <w:rFonts w:ascii="Cambria Math" w:hAnsi="Cambria Math"/>
+                    </w:rPr>
+                    <m:t>b</m:t>
+                  </m:r>
+                </m:e>
+              </m:rad>
+            </m:den>
+          </m:f>
+        </m:oMath>
+      </m:oMathPara>
+    </w:p>
+    <w:p>
+      <w:pPr>
+        <w:rPr>
+          <w:rFonts w:eastAsiaTheme="minorEastAsia"/>
+        </w:rPr>
+      </w:pPr>
+      <w:r>
+        <w:rPr>
+          <w:rFonts w:eastAsiaTheme="minorEastAsia"/>
+        </w:rPr>
+        <w:t>Tört szám gyökkitevő esetén a hatványozásnál használt formula itt is használható.</w:t>
+      </w:r>
+    </w:p>
+    <w:p>
+      <w:pPr>
         <w:rPr>
           <w:rFonts w:eastAsiaTheme="minorEastAsia"/>
           <w:iCs/>
         </w:rPr>
-        <w:t xml:space="preserve"> egy kis kitérőt kell tennünk, mivel</w:t>
-      </w:r>
-      <w:r>
+      </w:pPr>
+      <m:oMathPara>
+        <m:oMath>
+          <m:rad>
+            <m:radPr>
+              <m:ctrlPr>
+                <w:rPr>
+                  <w:rFonts w:ascii="Cambria Math" w:hAnsi="Cambria Math"/>
+                  <w:i/>
+                </w:rPr>
+              </m:ctrlPr>
+            </m:radPr>
+            <m:deg>
+              <m:r>
+                <w:rPr>
+                  <w:rFonts w:ascii="Cambria Math" w:hAnsi="Cambria Math"/>
+                </w:rPr>
+                <m:t>a</m:t>
+              </m:r>
+            </m:deg>
+            <m:e>
+              <m:r>
+                <w:rPr>
+                  <w:rFonts w:ascii="Cambria Math" w:hAnsi="Cambria Math"/>
+                </w:rPr>
+                <m:t>x</m:t>
+              </m:r>
+            </m:e>
+          </m:rad>
+          <m:r>
+            <w:rPr>
+              <w:rFonts w:ascii="Cambria Math" w:hAnsi="Cambria Math"/>
+            </w:rPr>
+            <m:t>=</m:t>
+          </m:r>
+          <m:sSup>
+            <m:sSupPr>
+              <m:ctrlPr>
+                <w:rPr>
+                  <w:rFonts w:ascii="Cambria Math" w:hAnsi="Cambria Math"/>
+                  <w:i/>
+                </w:rPr>
+              </m:ctrlPr>
+            </m:sSupPr>
+            <m:e>
+              <m:r>
+                <w:rPr>
+                  <w:rFonts w:ascii="Cambria Math" w:hAnsi="Cambria Math"/>
+                </w:rPr>
+                <m:t>x</m:t>
+              </m:r>
+            </m:e>
+            <m:sup>
+              <m:f>
+                <m:fPr>
+                  <m:ctrlPr>
+                    <w:rPr>
+                      <w:rFonts w:ascii="Cambria Math" w:hAnsi="Cambria Math"/>
+                      <w:i/>
+                    </w:rPr>
+                  </m:ctrlPr>
+                </m:fPr>
+                <m:num>
+                  <m:r>
+                    <w:rPr>
+                      <w:rFonts w:ascii="Cambria Math" w:hAnsi="Cambria Math"/>
+                    </w:rPr>
+                    <m:t>1</m:t>
+                  </m:r>
+                </m:num>
+                <m:den>
+                  <m:r>
+                    <w:rPr>
+                      <w:rFonts w:ascii="Cambria Math" w:hAnsi="Cambria Math"/>
+                    </w:rPr>
+                    <m:t>a</m:t>
+                  </m:r>
+                </m:den>
+              </m:f>
+            </m:sup>
+          </m:sSup>
+          <m:r>
+            <w:rPr>
+              <w:rFonts w:ascii="Cambria Math" w:hAnsi="Cambria Math"/>
+            </w:rPr>
+            <m:t>=</m:t>
+          </m:r>
+          <m:func>
+            <m:funcPr>
+              <m:ctrlPr>
+                <w:rPr>
+                  <w:rFonts w:ascii="Cambria Math" w:hAnsi="Cambria Math"/>
+                </w:rPr>
+              </m:ctrlPr>
+            </m:funcPr>
+            <m:fName>
+              <m:r>
+                <m:rPr>
+                  <m:sty m:val="p"/>
+                </m:rPr>
+                <w:rPr>
+                  <w:rFonts w:ascii="Cambria Math" w:hAnsi="Cambria Math"/>
+                </w:rPr>
+                <m:t>exp</m:t>
+              </m:r>
+            </m:fName>
+            <m:e>
+              <m:d>
+                <m:dPr>
+                  <m:ctrlPr>
+                    <w:rPr>
+                      <w:rFonts w:ascii="Cambria Math" w:hAnsi="Cambria Math"/>
+                      <w:i/>
+                    </w:rPr>
+                  </m:ctrlPr>
+                </m:dPr>
+                <m:e>
+                  <m:f>
+                    <m:fPr>
+                      <m:ctrlPr>
+                        <w:rPr>
+                          <w:rFonts w:ascii="Cambria Math" w:hAnsi="Cambria Math"/>
+                          <w:i/>
+                        </w:rPr>
+                      </m:ctrlPr>
+                    </m:fPr>
+                    <m:num>
+                      <m:r>
+                        <w:rPr>
+                          <w:rFonts w:ascii="Cambria Math" w:hAnsi="Cambria Math"/>
+                        </w:rPr>
+                        <m:t>1</m:t>
+                      </m:r>
+                    </m:num>
+                    <m:den>
+                      <m:r>
+                        <w:rPr>
+                          <w:rFonts w:ascii="Cambria Math" w:hAnsi="Cambria Math"/>
+                        </w:rPr>
+                        <m:t>a</m:t>
+                      </m:r>
+                    </m:den>
+                  </m:f>
+                  <m:r>
+                    <w:rPr>
+                      <w:rFonts w:ascii="Cambria Math" w:hAnsi="Cambria Math"/>
+                    </w:rPr>
+                    <m:t>∙</m:t>
+                  </m:r>
+                  <m:func>
+                    <m:funcPr>
+                      <m:ctrlPr>
+                        <w:rPr>
+                          <w:rFonts w:ascii="Cambria Math" w:hAnsi="Cambria Math"/>
+                        </w:rPr>
+                      </m:ctrlPr>
+                    </m:funcPr>
+                    <m:fName>
+                      <m:r>
+                        <m:rPr>
+                          <m:sty m:val="p"/>
+                        </m:rPr>
+                        <w:rPr>
+                          <w:rFonts w:ascii="Cambria Math" w:hAnsi="Cambria Math"/>
+                        </w:rPr>
+                        <m:t>ln</m:t>
+                      </m:r>
+                      <m:ctrlPr>
+                        <w:rPr>
+                          <w:rFonts w:ascii="Cambria Math" w:hAnsi="Cambria Math"/>
+                          <w:i/>
+                        </w:rPr>
+                      </m:ctrlPr>
+                    </m:fName>
+                    <m:e>
+                      <m:d>
+                        <m:dPr>
+                          <m:ctrlPr>
+                            <w:rPr>
+                              <w:rFonts w:ascii="Cambria Math" w:hAnsi="Cambria Math"/>
+                              <w:i/>
+                            </w:rPr>
+                          </m:ctrlPr>
+                        </m:dPr>
+                        <m:e>
+                          <m:r>
+                            <w:rPr>
+                              <w:rFonts w:ascii="Cambria Math" w:hAnsi="Cambria Math"/>
+                            </w:rPr>
+                            <m:t>x</m:t>
+                          </m:r>
+                        </m:e>
+                      </m:d>
+                    </m:e>
+                  </m:func>
+                </m:e>
+              </m:d>
+            </m:e>
+          </m:func>
+        </m:oMath>
+      </m:oMathPara>
+    </w:p>
+    <w:p>
+      <w:pPr>
         <w:rPr>
           <w:rFonts w:eastAsiaTheme="minorEastAsia"/>
           <w:iCs/>
         </w:rPr>
-        <w:t xml:space="preserve"> előismeret szükséges</w:t>
-      </w:r>
+      </w:pPr>
       <w:r>
         <w:rPr>
           <w:rFonts w:eastAsiaTheme="minorEastAsia"/>
           <w:iCs/>
         </w:rPr>
-        <w:t xml:space="preserve"> </w:t>
+        <w:t>A továbbiak ismertetéséhez</w:t>
       </w:r>
       <w:r>
         <w:rPr>
           <w:rFonts w:eastAsiaTheme="minorEastAsia"/>
           <w:iCs/>
         </w:rPr>
-        <w:t xml:space="preserve">a </w:t>
+        <w:t xml:space="preserve"> egy kis kitérőt kell tennünk, mivel</w:t>
       </w:r>
       <w:r>
         <w:rPr>
           <w:rFonts w:eastAsiaTheme="minorEastAsia"/>
           <w:iCs/>
         </w:rPr>
-        <w:t>„</w:t>
+        <w:t xml:space="preserve"> előismeret szükséges</w:t>
       </w:r>
       <w:r>
         <w:rPr>
           <w:rFonts w:eastAsiaTheme="minorEastAsia"/>
           <w:iCs/>
         </w:rPr>
-        <w:t>bináris szétválasztás</w:t>
+        <w:t xml:space="preserve"> </w:t>
       </w:r>
       <w:r>
         <w:rPr>
           <w:rFonts w:eastAsiaTheme="minorEastAsia"/>
           <w:iCs/>
         </w:rPr>
-        <w:t>”</w:t>
+        <w:t xml:space="preserve">a </w:t>
       </w:r>
       <w:r>
         <w:rPr>
           <w:rFonts w:eastAsiaTheme="minorEastAsia"/>
           <w:iCs/>
         </w:rPr>
-        <w:t xml:space="preserve"> (binary splitting</w:t>
+        <w:t>„</w:t>
+      </w:r>
+      <w:r>
+        <w:rPr>
+          <w:rFonts w:eastAsiaTheme="minorEastAsia"/>
+          <w:b/>
+          <w:bCs/>
+          <w:iCs/>
+        </w:rPr>
+        <w:t>bináris szétválasztás</w:t>
       </w:r>
       <w:r>
         <w:rPr>
           <w:rFonts w:eastAsiaTheme="minorEastAsia"/>
           <w:iCs/>
         </w:rPr>
-        <w:t xml:space="preserve">, másnéven </w:t>
+        <w:t>”</w:t>
       </w:r>
       <w:r>
         <w:rPr>
           <w:rFonts w:eastAsiaTheme="minorEastAsia"/>
           <w:iCs/>
         </w:rPr>
-        <w:t>divide-and-conquer summation</w:t>
-      </w:r>
+        <w:t xml:space="preserve"> (</w:t>
+      </w:r>
+      <w:proofErr w:type="spellStart"/>
       <w:r>
         <w:rPr>
           <w:rFonts w:eastAsiaTheme="minorEastAsia"/>
           <w:iCs/>
         </w:rPr>
-        <w:t xml:space="preserve">/product </w:t>
-      </w:r>
+        <w:t>binary</w:t>
+      </w:r>
+      <w:proofErr w:type="spellEnd"/>
       <w:r>
         <w:rPr>
           <w:rFonts w:eastAsiaTheme="minorEastAsia"/>
           <w:iCs/>
         </w:rPr>
-        <w:lastRenderedPageBreak/>
-        <w:t xml:space="preserve">vagy </w:t>
-      </w:r>
+        <w:t xml:space="preserve"> </w:t>
+      </w:r>
+      <w:proofErr w:type="spellStart"/>
       <w:r>
         <w:rPr>
           <w:rFonts w:eastAsiaTheme="minorEastAsia"/>
           <w:iCs/>
         </w:rPr>
-        <w:t>prefix product</w:t>
-      </w:r>
+        <w:t>splitting</w:t>
+      </w:r>
+      <w:proofErr w:type="spellEnd"/>
+      <w:r>
+        <w:rPr>
+          <w:rFonts w:eastAsiaTheme="minorEastAsia"/>
+          <w:iCs/>
+        </w:rPr>
+        <w:t xml:space="preserve">, másnéven </w:t>
+      </w:r>
+      <w:proofErr w:type="spellStart"/>
+      <w:r>
+        <w:rPr>
+          <w:rFonts w:eastAsiaTheme="minorEastAsia"/>
+          <w:iCs/>
+        </w:rPr>
+        <w:t>divide</w:t>
+      </w:r>
+      <w:proofErr w:type="spellEnd"/>
+      <w:r>
+        <w:rPr>
+          <w:rFonts w:eastAsiaTheme="minorEastAsia"/>
+          <w:iCs/>
+        </w:rPr>
+        <w:t>-and-</w:t>
+      </w:r>
+      <w:proofErr w:type="spellStart"/>
+      <w:r>
+        <w:rPr>
+          <w:rFonts w:eastAsiaTheme="minorEastAsia"/>
+          <w:iCs/>
+        </w:rPr>
+        <w:t>conquer</w:t>
+      </w:r>
+      <w:proofErr w:type="spellEnd"/>
+      <w:r>
+        <w:rPr>
+          <w:rFonts w:eastAsiaTheme="minorEastAsia"/>
+          <w:iCs/>
+        </w:rPr>
+        <w:t xml:space="preserve"> </w:t>
+      </w:r>
+      <w:proofErr w:type="spellStart"/>
+      <w:r>
+        <w:rPr>
+          <w:rFonts w:eastAsiaTheme="minorEastAsia"/>
+          <w:iCs/>
+        </w:rPr>
+        <w:t>summation</w:t>
+      </w:r>
+      <w:proofErr w:type="spellEnd"/>
+      <w:r>
+        <w:rPr>
+          <w:rFonts w:eastAsiaTheme="minorEastAsia"/>
+          <w:iCs/>
+        </w:rPr>
+        <w:t>/</w:t>
+      </w:r>
+      <w:proofErr w:type="spellStart"/>
+      <w:r>
+        <w:rPr>
+          <w:rFonts w:eastAsiaTheme="minorEastAsia"/>
+          <w:iCs/>
+        </w:rPr>
+        <w:t>product</w:t>
+      </w:r>
+      <w:proofErr w:type="spellEnd"/>
+      <w:r>
+        <w:rPr>
+          <w:rFonts w:eastAsiaTheme="minorEastAsia"/>
+          <w:iCs/>
+        </w:rPr>
+        <w:t xml:space="preserve"> vagy </w:t>
+      </w:r>
+      <w:r>
+        <w:rPr>
+          <w:rFonts w:eastAsiaTheme="minorEastAsia"/>
+          <w:iCs/>
+        </w:rPr>
+        <w:t xml:space="preserve">prefix </w:t>
+      </w:r>
+      <w:proofErr w:type="spellStart"/>
+      <w:r>
+        <w:rPr>
+          <w:rFonts w:eastAsiaTheme="minorEastAsia"/>
+          <w:iCs/>
+        </w:rPr>
+        <w:t>product</w:t>
+      </w:r>
+      <w:proofErr w:type="spellEnd"/>
       <w:r>
         <w:rPr>
           <w:rFonts w:eastAsiaTheme="minorEastAsia"/>
@@ -10449,112 +12009,6 @@
                   <w:rPr>
                     <w:rFonts w:ascii="Cambria Math" w:eastAsiaTheme="minorEastAsia" w:hAnsi="Cambria Math"/>
                     <w:i/>
-                    <w:iCs/>
-                  </w:rPr>
-                </m:ctrlPr>
-              </m:sSubPr>
-              <m:e>
-                <m:r>
-                  <w:rPr>
-                    <w:rFonts w:ascii="Cambria Math" w:eastAsiaTheme="minorEastAsia" w:hAnsi="Cambria Math"/>
-                  </w:rPr>
-                  <m:t>p</m:t>
-                </m:r>
-              </m:e>
-              <m:sub>
-                <m:r>
-                  <w:rPr>
-                    <w:rFonts w:ascii="Cambria Math" w:eastAsiaTheme="minorEastAsia" w:hAnsi="Cambria Math"/>
-                  </w:rPr>
-                  <m:t>k</m:t>
-                </m:r>
-              </m:sub>
-            </m:sSub>
-          </m:num>
-          <m:den>
-            <m:sSub>
-              <m:sSubPr>
-                <m:ctrlPr>
-                  <w:rPr>
-                    <w:rFonts w:ascii="Cambria Math" w:eastAsiaTheme="minorEastAsia" w:hAnsi="Cambria Math"/>
-                    <w:i/>
-                    <w:iCs/>
-                  </w:rPr>
-                </m:ctrlPr>
-              </m:sSubPr>
-              <m:e>
-                <m:r>
-                  <w:rPr>
-                    <w:rFonts w:ascii="Cambria Math" w:eastAsiaTheme="minorEastAsia" w:hAnsi="Cambria Math"/>
-                  </w:rPr>
-                  <m:t>p</m:t>
-                </m:r>
-              </m:e>
-              <m:sub>
-                <m:r>
-                  <w:rPr>
-                    <w:rFonts w:ascii="Cambria Math" w:eastAsiaTheme="minorEastAsia" w:hAnsi="Cambria Math"/>
-                  </w:rPr>
-                  <m:t>0</m:t>
-                </m:r>
-              </m:sub>
-            </m:sSub>
-            <m:r>
-              <w:rPr>
-                <w:rFonts w:ascii="Cambria Math" w:eastAsiaTheme="minorEastAsia" w:hAnsi="Cambria Math"/>
-              </w:rPr>
-              <m:t>∙∙∙</m:t>
-            </m:r>
-            <m:sSub>
-              <m:sSubPr>
-                <m:ctrlPr>
-                  <w:rPr>
-                    <w:rFonts w:ascii="Cambria Math" w:eastAsiaTheme="minorEastAsia" w:hAnsi="Cambria Math"/>
-                    <w:i/>
-                  </w:rPr>
-                </m:ctrlPr>
-              </m:sSubPr>
-              <m:e>
-                <m:r>
-                  <w:rPr>
-                    <w:rFonts w:ascii="Cambria Math" w:eastAsiaTheme="minorEastAsia" w:hAnsi="Cambria Math"/>
-                  </w:rPr>
-                  <m:t>p</m:t>
-                </m:r>
-              </m:e>
-              <m:sub>
-                <m:r>
-                  <w:rPr>
-                    <w:rFonts w:ascii="Cambria Math" w:eastAsiaTheme="minorEastAsia" w:hAnsi="Cambria Math"/>
-                  </w:rPr>
-                  <m:t>k-1</m:t>
-                </m:r>
-              </m:sub>
-            </m:sSub>
-          </m:den>
-        </m:f>
-        <m:r>
-          <w:rPr>
-            <w:rFonts w:ascii="Cambria Math" w:eastAsiaTheme="minorEastAsia" w:hAnsi="Cambria Math"/>
-          </w:rPr>
-          <m:t>∙</m:t>
-        </m:r>
-        <m:f>
-          <m:fPr>
-            <m:ctrlPr>
-              <w:rPr>
-                <w:rFonts w:ascii="Cambria Math" w:eastAsiaTheme="minorEastAsia" w:hAnsi="Cambria Math"/>
-                <w:i/>
-              </w:rPr>
-            </m:ctrlPr>
-          </m:fPr>
-          <m:num>
-            <m:sSub>
-              <m:sSubPr>
-                <m:ctrlPr>
-                  <w:rPr>
-                    <w:rFonts w:ascii="Cambria Math" w:eastAsiaTheme="minorEastAsia" w:hAnsi="Cambria Math"/>
-                    <w:i/>
                   </w:rPr>
                 </m:ctrlPr>
               </m:sSubPr>
@@ -10615,6 +12069,7 @@
                   <w:rPr>
                     <w:rFonts w:ascii="Cambria Math" w:eastAsiaTheme="minorEastAsia" w:hAnsi="Cambria Math"/>
                     <w:i/>
+                    <w:iCs/>
                   </w:rPr>
                 </m:ctrlPr>
               </m:sSubPr>
@@ -10623,7 +12078,7 @@
                   <w:rPr>
                     <w:rFonts w:ascii="Cambria Math" w:eastAsiaTheme="minorEastAsia" w:hAnsi="Cambria Math"/>
                   </w:rPr>
-                  <m:t>q</m:t>
+                  <m:t>p</m:t>
                 </m:r>
               </m:e>
               <m:sub>
@@ -10631,7 +12086,39 @@
                   <w:rPr>
                     <w:rFonts w:ascii="Cambria Math" w:eastAsiaTheme="minorEastAsia" w:hAnsi="Cambria Math"/>
                   </w:rPr>
-                  <m:t>k</m:t>
+                  <m:t>0</m:t>
+                </m:r>
+              </m:sub>
+            </m:sSub>
+            <m:r>
+              <w:rPr>
+                <w:rFonts w:ascii="Cambria Math" w:eastAsiaTheme="minorEastAsia" w:hAnsi="Cambria Math"/>
+              </w:rPr>
+              <m:t>∙∙∙</m:t>
+            </m:r>
+            <m:sSub>
+              <m:sSubPr>
+                <m:ctrlPr>
+                  <w:rPr>
+                    <w:rFonts w:ascii="Cambria Math" w:eastAsiaTheme="minorEastAsia" w:hAnsi="Cambria Math"/>
+                    <w:i/>
+                  </w:rPr>
+                </m:ctrlPr>
+              </m:sSubPr>
+              <m:e>
+                <m:r>
+                  <w:rPr>
+                    <w:rFonts w:ascii="Cambria Math" w:eastAsiaTheme="minorEastAsia" w:hAnsi="Cambria Math"/>
+                  </w:rPr>
+                  <m:t>p</m:t>
+                </m:r>
+              </m:e>
+              <m:sub>
+                <m:r>
+                  <w:rPr>
+                    <w:rFonts w:ascii="Cambria Math" w:eastAsiaTheme="minorEastAsia" w:hAnsi="Cambria Math"/>
+                  </w:rPr>
+                  <m:t>k-1</m:t>
                 </m:r>
               </m:sub>
             </m:sSub>
@@ -10919,6 +12406,12 @@
                         </w:rPr>
                         <m:t>p</m:t>
                       </m:r>
+                      <m:ctrlPr>
+                        <w:rPr>
+                          <w:rFonts w:ascii="Cambria Math" w:eastAsiaTheme="minorEastAsia" w:hAnsi="Cambria Math"/>
+                          <w:i/>
+                        </w:rPr>
+                      </m:ctrlPr>
                     </m:e>
                     <m:sub>
                       <m:r>
@@ -11091,6 +12584,39 @@
                   </m:sSub>
                 </m:num>
                 <m:den>
+                  <m:r>
+                    <w:rPr>
+                      <w:rFonts w:ascii="Cambria Math" w:eastAsiaTheme="minorEastAsia" w:hAnsi="Cambria Math"/>
+                    </w:rPr>
+                    <m:t>1</m:t>
+                  </m:r>
+                </m:den>
+              </m:f>
+              <m:r>
+                <w:rPr>
+                  <w:rFonts w:ascii="Cambria Math" w:eastAsiaTheme="minorEastAsia" w:hAnsi="Cambria Math"/>
+                </w:rPr>
+                <m:t>∙</m:t>
+              </m:r>
+              <m:f>
+                <m:fPr>
+                  <m:ctrlPr>
+                    <w:rPr>
+                      <w:rFonts w:ascii="Cambria Math" w:eastAsiaTheme="minorEastAsia" w:hAnsi="Cambria Math"/>
+                      <w:i/>
+                      <w:iCs/>
+                    </w:rPr>
+                  </m:ctrlPr>
+                </m:fPr>
+                <m:num>
+                  <m:r>
+                    <w:rPr>
+                      <w:rFonts w:ascii="Cambria Math" w:eastAsiaTheme="minorEastAsia" w:hAnsi="Cambria Math"/>
+                    </w:rPr>
+                    <m:t>1</m:t>
+                  </m:r>
+                </m:num>
+                <m:den>
                   <m:sSub>
                     <m:sSubPr>
                       <m:ctrlPr>
@@ -11106,7 +12632,7 @@
                         <w:rPr>
                           <w:rFonts w:ascii="Cambria Math" w:eastAsiaTheme="minorEastAsia" w:hAnsi="Cambria Math"/>
                         </w:rPr>
-                        <m:t>p</m:t>
+                        <m:t>q</m:t>
                       </m:r>
                     </m:e>
                     <m:sub>
@@ -11114,56 +12640,110 @@
                         <w:rPr>
                           <w:rFonts w:ascii="Cambria Math" w:eastAsiaTheme="minorEastAsia" w:hAnsi="Cambria Math"/>
                         </w:rPr>
-                        <m:t>0</m:t>
-                      </m:r>
-                    </m:sub>
-                  </m:sSub>
-                  <m:r>
-                    <w:rPr>
-                      <w:rFonts w:ascii="Cambria Math" w:eastAsiaTheme="minorEastAsia" w:hAnsi="Cambria Math"/>
-                    </w:rPr>
-                    <m:t>∙∙∙</m:t>
-                  </m:r>
-                  <m:sSub>
-                    <m:sSubPr>
-                      <m:ctrlPr>
-                        <w:rPr>
-                          <w:rFonts w:ascii="Cambria Math" w:eastAsiaTheme="minorEastAsia" w:hAnsi="Cambria Math"/>
-                          <w:i/>
-                        </w:rPr>
-                      </m:ctrlPr>
-                    </m:sSubPr>
-                    <m:e>
-                      <m:r>
-                        <w:rPr>
-                          <w:rFonts w:ascii="Cambria Math" w:eastAsiaTheme="minorEastAsia" w:hAnsi="Cambria Math"/>
-                        </w:rPr>
-                        <m:t>p</m:t>
-                      </m:r>
-                    </m:e>
-                    <m:sub>
-                      <m:r>
-                        <w:rPr>
-                          <w:rFonts w:ascii="Cambria Math" w:eastAsiaTheme="minorEastAsia" w:hAnsi="Cambria Math"/>
-                        </w:rPr>
-                        <m:t>k-1</m:t>
+                        <m:t>k</m:t>
                       </m:r>
                     </m:sub>
                   </m:sSub>
                 </m:den>
               </m:f>
-              <m:r>
-                <w:rPr>
-                  <w:rFonts w:ascii="Cambria Math" w:eastAsiaTheme="minorEastAsia" w:hAnsi="Cambria Math"/>
-                </w:rPr>
-                <m:t>∙</m:t>
-              </m:r>
+            </m:e>
+          </m:nary>
+          <m:r>
+            <w:rPr>
+              <w:rFonts w:ascii="Cambria Math" w:eastAsiaTheme="minorEastAsia" w:hAnsi="Cambria Math"/>
+            </w:rPr>
+            <m:t>=</m:t>
+          </m:r>
+          <m:nary>
+            <m:naryPr>
+              <m:chr m:val="∑"/>
+              <m:limLoc m:val="undOvr"/>
+              <m:ctrlPr>
+                <w:rPr>
+                  <w:rFonts w:ascii="Cambria Math" w:eastAsiaTheme="minorEastAsia" w:hAnsi="Cambria Math"/>
+                  <w:i/>
+                  <w:iCs/>
+                </w:rPr>
+              </m:ctrlPr>
+            </m:naryPr>
+            <m:sub>
+              <m:r>
+                <w:rPr>
+                  <w:rFonts w:ascii="Cambria Math" w:eastAsiaTheme="minorEastAsia" w:hAnsi="Cambria Math"/>
+                </w:rPr>
+                <m:t>k=0</m:t>
+              </m:r>
+            </m:sub>
+            <m:sup>
+              <m:r>
+                <w:rPr>
+                  <w:rFonts w:ascii="Cambria Math" w:eastAsiaTheme="minorEastAsia" w:hAnsi="Cambria Math"/>
+                </w:rPr>
+                <m:t>∞</m:t>
+              </m:r>
+            </m:sup>
+            <m:e>
               <m:f>
                 <m:fPr>
                   <m:ctrlPr>
                     <w:rPr>
                       <w:rFonts w:ascii="Cambria Math" w:eastAsiaTheme="minorEastAsia" w:hAnsi="Cambria Math"/>
                       <w:i/>
+                      <w:iCs/>
+                    </w:rPr>
+                  </m:ctrlPr>
+                </m:fPr>
+                <m:num>
+                  <m:r>
+                    <w:rPr>
+                      <w:rFonts w:ascii="Cambria Math" w:eastAsiaTheme="minorEastAsia" w:hAnsi="Cambria Math"/>
+                    </w:rPr>
+                    <m:t>1</m:t>
+                  </m:r>
+                </m:num>
+                <m:den>
+                  <m:sSub>
+                    <m:sSubPr>
+                      <m:ctrlPr>
+                        <w:rPr>
+                          <w:rFonts w:ascii="Cambria Math" w:eastAsiaTheme="minorEastAsia" w:hAnsi="Cambria Math"/>
+                          <w:i/>
+                          <w:iCs/>
+                        </w:rPr>
+                      </m:ctrlPr>
+                    </m:sSubPr>
+                    <m:e>
+                      <m:r>
+                        <w:rPr>
+                          <w:rFonts w:ascii="Cambria Math" w:eastAsiaTheme="minorEastAsia" w:hAnsi="Cambria Math"/>
+                        </w:rPr>
+                        <m:t>b</m:t>
+                      </m:r>
+                    </m:e>
+                    <m:sub>
+                      <m:r>
+                        <w:rPr>
+                          <w:rFonts w:ascii="Cambria Math" w:eastAsiaTheme="minorEastAsia" w:hAnsi="Cambria Math"/>
+                        </w:rPr>
+                        <m:t>k</m:t>
+                      </m:r>
+                    </m:sub>
+                  </m:sSub>
+                </m:den>
+              </m:f>
+              <m:r>
+                <w:rPr>
+                  <w:rFonts w:ascii="Cambria Math" w:eastAsiaTheme="minorEastAsia" w:hAnsi="Cambria Math"/>
+                </w:rPr>
+                <m:t>∙</m:t>
+              </m:r>
+              <m:f>
+                <m:fPr>
+                  <m:ctrlPr>
+                    <w:rPr>
+                      <w:rFonts w:ascii="Cambria Math" w:eastAsiaTheme="minorEastAsia" w:hAnsi="Cambria Math"/>
+                      <w:i/>
+                      <w:iCs/>
                     </w:rPr>
                   </m:ctrlPr>
                 </m:fPr>
@@ -11174,6 +12754,7 @@
                         <w:rPr>
                           <w:rFonts w:ascii="Cambria Math" w:eastAsiaTheme="minorEastAsia" w:hAnsi="Cambria Math"/>
                           <w:i/>
+                          <w:iCs/>
                         </w:rPr>
                       </m:ctrlPr>
                     </m:sSubPr>
@@ -11182,8 +12763,14 @@
                         <w:rPr>
                           <w:rFonts w:ascii="Cambria Math" w:eastAsiaTheme="minorEastAsia" w:hAnsi="Cambria Math"/>
                         </w:rPr>
-                        <m:t>q</m:t>
-                      </m:r>
+                        <m:t>p</m:t>
+                      </m:r>
+                      <m:ctrlPr>
+                        <w:rPr>
+                          <w:rFonts w:ascii="Cambria Math" w:eastAsiaTheme="minorEastAsia" w:hAnsi="Cambria Math"/>
+                          <w:i/>
+                        </w:rPr>
+                      </m:ctrlPr>
                     </m:e>
                     <m:sub>
                       <m:r>
@@ -11206,6 +12793,7 @@
                         <w:rPr>
                           <w:rFonts w:ascii="Cambria Math" w:eastAsiaTheme="minorEastAsia" w:hAnsi="Cambria Math"/>
                           <w:i/>
+                          <w:iCs/>
                         </w:rPr>
                       </m:ctrlPr>
                     </m:sSubPr>
@@ -11214,8 +12802,14 @@
                         <w:rPr>
                           <w:rFonts w:ascii="Cambria Math" w:eastAsiaTheme="minorEastAsia" w:hAnsi="Cambria Math"/>
                         </w:rPr>
-                        <m:t>q</m:t>
-                      </m:r>
+                        <m:t>p</m:t>
+                      </m:r>
+                      <m:ctrlPr>
+                        <w:rPr>
+                          <w:rFonts w:ascii="Cambria Math" w:eastAsiaTheme="minorEastAsia" w:hAnsi="Cambria Math"/>
+                          <w:i/>
+                        </w:rPr>
+                      </m:ctrlPr>
                     </m:e>
                     <m:sub>
                       <m:r>
@@ -11234,6 +12828,7 @@
                         <w:rPr>
                           <w:rFonts w:ascii="Cambria Math" w:eastAsiaTheme="minorEastAsia" w:hAnsi="Cambria Math"/>
                           <w:i/>
+                          <w:iCs/>
                         </w:rPr>
                       </m:ctrlPr>
                     </m:sSubPr>
@@ -11242,7 +12837,7 @@
                         <w:rPr>
                           <w:rFonts w:ascii="Cambria Math" w:eastAsiaTheme="minorEastAsia" w:hAnsi="Cambria Math"/>
                         </w:rPr>
-                        <m:t>q</m:t>
+                        <m:t>p</m:t>
                       </m:r>
                     </m:e>
                     <m:sub>
@@ -11250,7 +12845,39 @@
                         <w:rPr>
                           <w:rFonts w:ascii="Cambria Math" w:eastAsiaTheme="minorEastAsia" w:hAnsi="Cambria Math"/>
                         </w:rPr>
-                        <m:t>k</m:t>
+                        <m:t>0</m:t>
+                      </m:r>
+                    </m:sub>
+                  </m:sSub>
+                  <m:r>
+                    <w:rPr>
+                      <w:rFonts w:ascii="Cambria Math" w:eastAsiaTheme="minorEastAsia" w:hAnsi="Cambria Math"/>
+                    </w:rPr>
+                    <m:t>∙∙∙</m:t>
+                  </m:r>
+                  <m:sSub>
+                    <m:sSubPr>
+                      <m:ctrlPr>
+                        <w:rPr>
+                          <w:rFonts w:ascii="Cambria Math" w:eastAsiaTheme="minorEastAsia" w:hAnsi="Cambria Math"/>
+                          <w:i/>
+                        </w:rPr>
+                      </m:ctrlPr>
+                    </m:sSubPr>
+                    <m:e>
+                      <m:r>
+                        <w:rPr>
+                          <w:rFonts w:ascii="Cambria Math" w:eastAsiaTheme="minorEastAsia" w:hAnsi="Cambria Math"/>
+                        </w:rPr>
+                        <m:t>p</m:t>
+                      </m:r>
+                    </m:e>
+                    <m:sub>
+                      <m:r>
+                        <w:rPr>
+                          <w:rFonts w:ascii="Cambria Math" w:eastAsiaTheme="minorEastAsia" w:hAnsi="Cambria Math"/>
+                        </w:rPr>
+                        <m:t>k-1</m:t>
                       </m:r>
                     </m:sub>
                   </m:sSub>
@@ -11296,6 +12923,59 @@
                         <w:rPr>
                           <w:rFonts w:ascii="Cambria Math" w:eastAsiaTheme="minorEastAsia" w:hAnsi="Cambria Math"/>
                         </w:rPr>
+                        <m:t>k</m:t>
+                      </m:r>
+                    </m:sub>
+                  </m:sSub>
+                </m:num>
+                <m:den>
+                  <m:r>
+                    <w:rPr>
+                      <w:rFonts w:ascii="Cambria Math" w:eastAsiaTheme="minorEastAsia" w:hAnsi="Cambria Math"/>
+                    </w:rPr>
+                    <m:t>1</m:t>
+                  </m:r>
+                </m:den>
+              </m:f>
+              <m:r>
+                <w:rPr>
+                  <w:rFonts w:ascii="Cambria Math" w:eastAsiaTheme="minorEastAsia" w:hAnsi="Cambria Math"/>
+                </w:rPr>
+                <m:t>∙</m:t>
+              </m:r>
+              <m:f>
+                <m:fPr>
+                  <m:ctrlPr>
+                    <w:rPr>
+                      <w:rFonts w:ascii="Cambria Math" w:eastAsiaTheme="minorEastAsia" w:hAnsi="Cambria Math"/>
+                      <w:i/>
+                      <w:iCs/>
+                    </w:rPr>
+                  </m:ctrlPr>
+                </m:fPr>
+                <m:num>
+                  <m:sSub>
+                    <m:sSubPr>
+                      <m:ctrlPr>
+                        <w:rPr>
+                          <w:rFonts w:ascii="Cambria Math" w:eastAsiaTheme="minorEastAsia" w:hAnsi="Cambria Math"/>
+                          <w:i/>
+                        </w:rPr>
+                      </m:ctrlPr>
+                    </m:sSubPr>
+                    <m:e>
+                      <m:r>
+                        <w:rPr>
+                          <w:rFonts w:ascii="Cambria Math" w:eastAsiaTheme="minorEastAsia" w:hAnsi="Cambria Math"/>
+                        </w:rPr>
+                        <m:t>q</m:t>
+                      </m:r>
+                    </m:e>
+                    <m:sub>
+                      <m:r>
+                        <w:rPr>
+                          <w:rFonts w:ascii="Cambria Math" w:eastAsiaTheme="minorEastAsia" w:hAnsi="Cambria Math"/>
+                        </w:rPr>
                         <m:t>0</m:t>
                       </m:r>
                     </m:sub>
@@ -11312,7 +12992,6 @@
                         <w:rPr>
                           <w:rFonts w:ascii="Cambria Math" w:eastAsiaTheme="minorEastAsia" w:hAnsi="Cambria Math"/>
                           <w:i/>
-                          <w:iCs/>
                         </w:rPr>
                       </m:ctrlPr>
                     </m:sSubPr>
@@ -11321,7 +13000,7 @@
                         <w:rPr>
                           <w:rFonts w:ascii="Cambria Math" w:eastAsiaTheme="minorEastAsia" w:hAnsi="Cambria Math"/>
                         </w:rPr>
-                        <m:t>p</m:t>
+                        <m:t>q</m:t>
                       </m:r>
                     </m:e>
                     <m:sub>
@@ -11329,7 +13008,7 @@
                         <w:rPr>
                           <w:rFonts w:ascii="Cambria Math" w:eastAsiaTheme="minorEastAsia" w:hAnsi="Cambria Math"/>
                         </w:rPr>
-                        <m:t>k</m:t>
+                        <m:t>k-1</m:t>
                       </m:r>
                     </m:sub>
                   </m:sSub>
@@ -11368,6 +13047,60 @@
                     </w:rPr>
                     <m:t>∙∙∙</m:t>
                   </m:r>
+                  <m:sSub>
+                    <m:sSubPr>
+                      <m:ctrlPr>
+                        <w:rPr>
+                          <w:rFonts w:ascii="Cambria Math" w:eastAsiaTheme="minorEastAsia" w:hAnsi="Cambria Math"/>
+                          <w:i/>
+                          <w:iCs/>
+                        </w:rPr>
+                      </m:ctrlPr>
+                    </m:sSubPr>
+                    <m:e>
+                      <m:r>
+                        <w:rPr>
+                          <w:rFonts w:ascii="Cambria Math" w:eastAsiaTheme="minorEastAsia" w:hAnsi="Cambria Math"/>
+                        </w:rPr>
+                        <m:t>q</m:t>
+                      </m:r>
+                    </m:e>
+                    <m:sub>
+                      <m:r>
+                        <w:rPr>
+                          <w:rFonts w:ascii="Cambria Math" w:eastAsiaTheme="minorEastAsia" w:hAnsi="Cambria Math"/>
+                        </w:rPr>
+                        <m:t>k-1</m:t>
+                      </m:r>
+                    </m:sub>
+                  </m:sSub>
+                </m:den>
+              </m:f>
+              <m:r>
+                <w:rPr>
+                  <w:rFonts w:ascii="Cambria Math" w:eastAsiaTheme="minorEastAsia" w:hAnsi="Cambria Math"/>
+                </w:rPr>
+                <m:t>∙</m:t>
+              </m:r>
+              <m:f>
+                <m:fPr>
+                  <m:ctrlPr>
+                    <w:rPr>
+                      <w:rFonts w:ascii="Cambria Math" w:eastAsiaTheme="minorEastAsia" w:hAnsi="Cambria Math"/>
+                      <w:i/>
+                      <w:iCs/>
+                    </w:rPr>
+                  </m:ctrlPr>
+                </m:fPr>
+                <m:num>
+                  <m:r>
+                    <w:rPr>
+                      <w:rFonts w:ascii="Cambria Math" w:eastAsiaTheme="minorEastAsia" w:hAnsi="Cambria Math"/>
+                    </w:rPr>
+                    <m:t>1</m:t>
+                  </m:r>
+                </m:num>
+                <m:den>
                   <m:sSub>
                     <m:sSubPr>
                       <m:ctrlPr>
@@ -11406,9 +13139,6 @@
             <m:t>=</m:t>
           </m:r>
           <m:r>
-            <m:rPr>
-              <m:sty m:val="p"/>
-            </m:rPr>
             <w:rPr>
               <w:rFonts w:ascii="Cambria Math" w:eastAsiaTheme="minorEastAsia" w:hAnsi="Cambria Math"/>
             </w:rPr>
@@ -11462,6 +13192,1202 @@
                   </m:ctrlPr>
                 </m:fPr>
                 <m:num>
+                  <m:r>
+                    <w:rPr>
+                      <w:rFonts w:ascii="Cambria Math" w:eastAsiaTheme="minorEastAsia" w:hAnsi="Cambria Math"/>
+                    </w:rPr>
+                    <m:t>1</m:t>
+                  </m:r>
+                </m:num>
+                <m:den>
+                  <m:sSub>
+                    <m:sSubPr>
+                      <m:ctrlPr>
+                        <w:rPr>
+                          <w:rFonts w:ascii="Cambria Math" w:eastAsiaTheme="minorEastAsia" w:hAnsi="Cambria Math"/>
+                          <w:i/>
+                          <w:iCs/>
+                        </w:rPr>
+                      </m:ctrlPr>
+                    </m:sSubPr>
+                    <m:e>
+                      <m:r>
+                        <w:rPr>
+                          <w:rFonts w:ascii="Cambria Math" w:eastAsiaTheme="minorEastAsia" w:hAnsi="Cambria Math"/>
+                        </w:rPr>
+                        <m:t>b</m:t>
+                      </m:r>
+                    </m:e>
+                    <m:sub>
+                      <m:r>
+                        <w:rPr>
+                          <w:rFonts w:ascii="Cambria Math" w:eastAsiaTheme="minorEastAsia" w:hAnsi="Cambria Math"/>
+                        </w:rPr>
+                        <m:t>k</m:t>
+                      </m:r>
+                    </m:sub>
+                  </m:sSub>
+                </m:den>
+              </m:f>
+              <m:r>
+                <w:rPr>
+                  <w:rFonts w:ascii="Cambria Math" w:eastAsiaTheme="minorEastAsia" w:hAnsi="Cambria Math"/>
+                </w:rPr>
+                <m:t>∙</m:t>
+              </m:r>
+              <m:f>
+                <m:fPr>
+                  <m:ctrlPr>
+                    <w:rPr>
+                      <w:rFonts w:ascii="Cambria Math" w:eastAsiaTheme="minorEastAsia" w:hAnsi="Cambria Math"/>
+                      <w:i/>
+                      <w:iCs/>
+                    </w:rPr>
+                  </m:ctrlPr>
+                </m:fPr>
+                <m:num>
+                  <m:sSub>
+                    <m:sSubPr>
+                      <m:ctrlPr>
+                        <w:rPr>
+                          <w:rFonts w:ascii="Cambria Math" w:eastAsiaTheme="minorEastAsia" w:hAnsi="Cambria Math"/>
+                          <w:i/>
+                          <w:iCs/>
+                        </w:rPr>
+                      </m:ctrlPr>
+                    </m:sSubPr>
+                    <m:e>
+                      <m:r>
+                        <w:rPr>
+                          <w:rFonts w:ascii="Cambria Math" w:eastAsiaTheme="minorEastAsia" w:hAnsi="Cambria Math"/>
+                        </w:rPr>
+                        <m:t>p</m:t>
+                      </m:r>
+                      <m:ctrlPr>
+                        <w:rPr>
+                          <w:rFonts w:ascii="Cambria Math" w:eastAsiaTheme="minorEastAsia" w:hAnsi="Cambria Math"/>
+                          <w:i/>
+                        </w:rPr>
+                      </m:ctrlPr>
+                    </m:e>
+                    <m:sub>
+                      <m:r>
+                        <w:rPr>
+                          <w:rFonts w:ascii="Cambria Math" w:eastAsiaTheme="minorEastAsia" w:hAnsi="Cambria Math"/>
+                        </w:rPr>
+                        <m:t>0</m:t>
+                      </m:r>
+                    </m:sub>
+                  </m:sSub>
+                  <m:r>
+                    <w:rPr>
+                      <w:rFonts w:ascii="Cambria Math" w:eastAsiaTheme="minorEastAsia" w:hAnsi="Cambria Math"/>
+                    </w:rPr>
+                    <m:t>∙∙∙</m:t>
+                  </m:r>
+                  <m:sSub>
+                    <m:sSubPr>
+                      <m:ctrlPr>
+                        <w:rPr>
+                          <w:rFonts w:ascii="Cambria Math" w:eastAsiaTheme="minorEastAsia" w:hAnsi="Cambria Math"/>
+                          <w:i/>
+                          <w:iCs/>
+                        </w:rPr>
+                      </m:ctrlPr>
+                    </m:sSubPr>
+                    <m:e>
+                      <m:r>
+                        <w:rPr>
+                          <w:rFonts w:ascii="Cambria Math" w:eastAsiaTheme="minorEastAsia" w:hAnsi="Cambria Math"/>
+                        </w:rPr>
+                        <m:t>p</m:t>
+                      </m:r>
+                      <m:ctrlPr>
+                        <w:rPr>
+                          <w:rFonts w:ascii="Cambria Math" w:eastAsiaTheme="minorEastAsia" w:hAnsi="Cambria Math"/>
+                          <w:i/>
+                        </w:rPr>
+                      </m:ctrlPr>
+                    </m:e>
+                    <m:sub>
+                      <m:r>
+                        <w:rPr>
+                          <w:rFonts w:ascii="Cambria Math" w:eastAsiaTheme="minorEastAsia" w:hAnsi="Cambria Math"/>
+                        </w:rPr>
+                        <m:t>k-1</m:t>
+                      </m:r>
+                    </m:sub>
+                  </m:sSub>
+                  <m:r>
+                    <w:rPr>
+                      <w:rFonts w:ascii="Cambria Math" w:eastAsiaTheme="minorEastAsia" w:hAnsi="Cambria Math"/>
+                    </w:rPr>
+                    <m:t>∙</m:t>
+                  </m:r>
+                  <m:sSub>
+                    <m:sSubPr>
+                      <m:ctrlPr>
+                        <w:rPr>
+                          <w:rFonts w:ascii="Cambria Math" w:eastAsiaTheme="minorEastAsia" w:hAnsi="Cambria Math"/>
+                          <w:i/>
+                          <w:iCs/>
+                        </w:rPr>
+                      </m:ctrlPr>
+                    </m:sSubPr>
+                    <m:e>
+                      <m:r>
+                        <w:rPr>
+                          <w:rFonts w:ascii="Cambria Math" w:eastAsiaTheme="minorEastAsia" w:hAnsi="Cambria Math"/>
+                        </w:rPr>
+                        <m:t>p</m:t>
+                      </m:r>
+                    </m:e>
+                    <m:sub>
+                      <m:r>
+                        <w:rPr>
+                          <w:rFonts w:ascii="Cambria Math" w:eastAsiaTheme="minorEastAsia" w:hAnsi="Cambria Math"/>
+                        </w:rPr>
+                        <m:t>k</m:t>
+                      </m:r>
+                    </m:sub>
+                  </m:sSub>
+                </m:num>
+                <m:den>
+                  <m:sSub>
+                    <m:sSubPr>
+                      <m:ctrlPr>
+                        <w:rPr>
+                          <w:rFonts w:ascii="Cambria Math" w:eastAsiaTheme="minorEastAsia" w:hAnsi="Cambria Math"/>
+                          <w:i/>
+                          <w:iCs/>
+                        </w:rPr>
+                      </m:ctrlPr>
+                    </m:sSubPr>
+                    <m:e>
+                      <m:r>
+                        <w:rPr>
+                          <w:rFonts w:ascii="Cambria Math" w:eastAsiaTheme="minorEastAsia" w:hAnsi="Cambria Math"/>
+                        </w:rPr>
+                        <m:t>p</m:t>
+                      </m:r>
+                    </m:e>
+                    <m:sub>
+                      <m:r>
+                        <w:rPr>
+                          <w:rFonts w:ascii="Cambria Math" w:eastAsiaTheme="minorEastAsia" w:hAnsi="Cambria Math"/>
+                        </w:rPr>
+                        <m:t>0</m:t>
+                      </m:r>
+                    </m:sub>
+                  </m:sSub>
+                  <m:r>
+                    <w:rPr>
+                      <w:rFonts w:ascii="Cambria Math" w:eastAsiaTheme="minorEastAsia" w:hAnsi="Cambria Math"/>
+                    </w:rPr>
+                    <m:t>∙∙∙</m:t>
+                  </m:r>
+                  <m:sSub>
+                    <m:sSubPr>
+                      <m:ctrlPr>
+                        <w:rPr>
+                          <w:rFonts w:ascii="Cambria Math" w:eastAsiaTheme="minorEastAsia" w:hAnsi="Cambria Math"/>
+                          <w:i/>
+                        </w:rPr>
+                      </m:ctrlPr>
+                    </m:sSubPr>
+                    <m:e>
+                      <m:r>
+                        <w:rPr>
+                          <w:rFonts w:ascii="Cambria Math" w:eastAsiaTheme="minorEastAsia" w:hAnsi="Cambria Math"/>
+                        </w:rPr>
+                        <m:t>p</m:t>
+                      </m:r>
+                    </m:e>
+                    <m:sub>
+                      <m:r>
+                        <w:rPr>
+                          <w:rFonts w:ascii="Cambria Math" w:eastAsiaTheme="minorEastAsia" w:hAnsi="Cambria Math"/>
+                        </w:rPr>
+                        <m:t>k-1</m:t>
+                      </m:r>
+                    </m:sub>
+                  </m:sSub>
+                </m:den>
+              </m:f>
+              <m:r>
+                <w:rPr>
+                  <w:rFonts w:ascii="Cambria Math" w:eastAsiaTheme="minorEastAsia" w:hAnsi="Cambria Math"/>
+                </w:rPr>
+                <m:t>∙</m:t>
+              </m:r>
+              <m:f>
+                <m:fPr>
+                  <m:ctrlPr>
+                    <w:rPr>
+                      <w:rFonts w:ascii="Cambria Math" w:eastAsiaTheme="minorEastAsia" w:hAnsi="Cambria Math"/>
+                      <w:i/>
+                      <w:iCs/>
+                    </w:rPr>
+                  </m:ctrlPr>
+                </m:fPr>
+                <m:num>
+                  <m:sSub>
+                    <m:sSubPr>
+                      <m:ctrlPr>
+                        <w:rPr>
+                          <w:rFonts w:ascii="Cambria Math" w:eastAsiaTheme="minorEastAsia" w:hAnsi="Cambria Math"/>
+                          <w:i/>
+                        </w:rPr>
+                      </m:ctrlPr>
+                    </m:sSubPr>
+                    <m:e>
+                      <m:r>
+                        <w:rPr>
+                          <w:rFonts w:ascii="Cambria Math" w:eastAsiaTheme="minorEastAsia" w:hAnsi="Cambria Math"/>
+                        </w:rPr>
+                        <m:t>q</m:t>
+                      </m:r>
+                    </m:e>
+                    <m:sub>
+                      <m:r>
+                        <w:rPr>
+                          <w:rFonts w:ascii="Cambria Math" w:eastAsiaTheme="minorEastAsia" w:hAnsi="Cambria Math"/>
+                        </w:rPr>
+                        <m:t>0</m:t>
+                      </m:r>
+                    </m:sub>
+                  </m:sSub>
+                  <m:r>
+                    <w:rPr>
+                      <w:rFonts w:ascii="Cambria Math" w:eastAsiaTheme="minorEastAsia" w:hAnsi="Cambria Math"/>
+                    </w:rPr>
+                    <m:t>∙∙∙</m:t>
+                  </m:r>
+                  <m:sSub>
+                    <m:sSubPr>
+                      <m:ctrlPr>
+                        <w:rPr>
+                          <w:rFonts w:ascii="Cambria Math" w:eastAsiaTheme="minorEastAsia" w:hAnsi="Cambria Math"/>
+                          <w:i/>
+                        </w:rPr>
+                      </m:ctrlPr>
+                    </m:sSubPr>
+                    <m:e>
+                      <m:r>
+                        <w:rPr>
+                          <w:rFonts w:ascii="Cambria Math" w:eastAsiaTheme="minorEastAsia" w:hAnsi="Cambria Math"/>
+                        </w:rPr>
+                        <m:t>q</m:t>
+                      </m:r>
+                    </m:e>
+                    <m:sub>
+                      <m:r>
+                        <w:rPr>
+                          <w:rFonts w:ascii="Cambria Math" w:eastAsiaTheme="minorEastAsia" w:hAnsi="Cambria Math"/>
+                        </w:rPr>
+                        <m:t>k-1</m:t>
+                      </m:r>
+                    </m:sub>
+                  </m:sSub>
+                </m:num>
+                <m:den>
+                  <m:sSub>
+                    <m:sSubPr>
+                      <m:ctrlPr>
+                        <w:rPr>
+                          <w:rFonts w:ascii="Cambria Math" w:eastAsiaTheme="minorEastAsia" w:hAnsi="Cambria Math"/>
+                          <w:i/>
+                          <w:iCs/>
+                        </w:rPr>
+                      </m:ctrlPr>
+                    </m:sSubPr>
+                    <m:e>
+                      <m:r>
+                        <w:rPr>
+                          <w:rFonts w:ascii="Cambria Math" w:eastAsiaTheme="minorEastAsia" w:hAnsi="Cambria Math"/>
+                        </w:rPr>
+                        <m:t>q</m:t>
+                      </m:r>
+                    </m:e>
+                    <m:sub>
+                      <m:r>
+                        <w:rPr>
+                          <w:rFonts w:ascii="Cambria Math" w:eastAsiaTheme="minorEastAsia" w:hAnsi="Cambria Math"/>
+                        </w:rPr>
+                        <m:t>0</m:t>
+                      </m:r>
+                    </m:sub>
+                  </m:sSub>
+                  <m:r>
+                    <w:rPr>
+                      <w:rFonts w:ascii="Cambria Math" w:eastAsiaTheme="minorEastAsia" w:hAnsi="Cambria Math"/>
+                    </w:rPr>
+                    <m:t>∙∙∙</m:t>
+                  </m:r>
+                  <m:sSub>
+                    <m:sSubPr>
+                      <m:ctrlPr>
+                        <w:rPr>
+                          <w:rFonts w:ascii="Cambria Math" w:eastAsiaTheme="minorEastAsia" w:hAnsi="Cambria Math"/>
+                          <w:i/>
+                          <w:iCs/>
+                        </w:rPr>
+                      </m:ctrlPr>
+                    </m:sSubPr>
+                    <m:e>
+                      <m:r>
+                        <w:rPr>
+                          <w:rFonts w:ascii="Cambria Math" w:eastAsiaTheme="minorEastAsia" w:hAnsi="Cambria Math"/>
+                        </w:rPr>
+                        <m:t>q</m:t>
+                      </m:r>
+                    </m:e>
+                    <m:sub>
+                      <m:r>
+                        <w:rPr>
+                          <w:rFonts w:ascii="Cambria Math" w:eastAsiaTheme="minorEastAsia" w:hAnsi="Cambria Math"/>
+                        </w:rPr>
+                        <m:t>k-1</m:t>
+                      </m:r>
+                    </m:sub>
+                  </m:sSub>
+                  <m:r>
+                    <w:rPr>
+                      <w:rFonts w:ascii="Cambria Math" w:eastAsiaTheme="minorEastAsia" w:hAnsi="Cambria Math"/>
+                    </w:rPr>
+                    <m:t>∙</m:t>
+                  </m:r>
+                  <m:sSub>
+                    <m:sSubPr>
+                      <m:ctrlPr>
+                        <w:rPr>
+                          <w:rFonts w:ascii="Cambria Math" w:eastAsiaTheme="minorEastAsia" w:hAnsi="Cambria Math"/>
+                          <w:i/>
+                          <w:iCs/>
+                        </w:rPr>
+                      </m:ctrlPr>
+                    </m:sSubPr>
+                    <m:e>
+                      <m:r>
+                        <w:rPr>
+                          <w:rFonts w:ascii="Cambria Math" w:eastAsiaTheme="minorEastAsia" w:hAnsi="Cambria Math"/>
+                        </w:rPr>
+                        <m:t>q</m:t>
+                      </m:r>
+                    </m:e>
+                    <m:sub>
+                      <m:r>
+                        <w:rPr>
+                          <w:rFonts w:ascii="Cambria Math" w:eastAsiaTheme="minorEastAsia" w:hAnsi="Cambria Math"/>
+                        </w:rPr>
+                        <m:t>k</m:t>
+                      </m:r>
+                    </m:sub>
+                  </m:sSub>
+                </m:den>
+              </m:f>
+            </m:e>
+          </m:nary>
+          <m:r>
+            <w:rPr>
+              <w:rFonts w:ascii="Cambria Math" w:eastAsiaTheme="minorEastAsia" w:hAnsi="Cambria Math"/>
+            </w:rPr>
+            <m:t>=</m:t>
+          </m:r>
+          <m:nary>
+            <m:naryPr>
+              <m:chr m:val="∑"/>
+              <m:limLoc m:val="undOvr"/>
+              <m:ctrlPr>
+                <w:rPr>
+                  <w:rFonts w:ascii="Cambria Math" w:eastAsiaTheme="minorEastAsia" w:hAnsi="Cambria Math"/>
+                  <w:i/>
+                  <w:iCs/>
+                </w:rPr>
+              </m:ctrlPr>
+            </m:naryPr>
+            <m:sub>
+              <m:r>
+                <w:rPr>
+                  <w:rFonts w:ascii="Cambria Math" w:eastAsiaTheme="minorEastAsia" w:hAnsi="Cambria Math"/>
+                </w:rPr>
+                <m:t>k=0</m:t>
+              </m:r>
+            </m:sub>
+            <m:sup>
+              <m:r>
+                <w:rPr>
+                  <w:rFonts w:ascii="Cambria Math" w:eastAsiaTheme="minorEastAsia" w:hAnsi="Cambria Math"/>
+                </w:rPr>
+                <m:t>∞</m:t>
+              </m:r>
+            </m:sup>
+            <m:e>
+              <m:f>
+                <m:fPr>
+                  <m:ctrlPr>
+                    <w:rPr>
+                      <w:rFonts w:ascii="Cambria Math" w:eastAsiaTheme="minorEastAsia" w:hAnsi="Cambria Math"/>
+                      <w:i/>
+                      <w:iCs/>
+                    </w:rPr>
+                  </m:ctrlPr>
+                </m:fPr>
+                <m:num>
+                  <m:r>
+                    <w:rPr>
+                      <w:rFonts w:ascii="Cambria Math" w:eastAsiaTheme="minorEastAsia" w:hAnsi="Cambria Math"/>
+                    </w:rPr>
+                    <m:t>1</m:t>
+                  </m:r>
+                </m:num>
+                <m:den>
+                  <m:sSub>
+                    <m:sSubPr>
+                      <m:ctrlPr>
+                        <w:rPr>
+                          <w:rFonts w:ascii="Cambria Math" w:eastAsiaTheme="minorEastAsia" w:hAnsi="Cambria Math"/>
+                          <w:i/>
+                          <w:iCs/>
+                        </w:rPr>
+                      </m:ctrlPr>
+                    </m:sSubPr>
+                    <m:e>
+                      <m:r>
+                        <w:rPr>
+                          <w:rFonts w:ascii="Cambria Math" w:eastAsiaTheme="minorEastAsia" w:hAnsi="Cambria Math"/>
+                        </w:rPr>
+                        <m:t>b</m:t>
+                      </m:r>
+                    </m:e>
+                    <m:sub>
+                      <m:r>
+                        <w:rPr>
+                          <w:rFonts w:ascii="Cambria Math" w:eastAsiaTheme="minorEastAsia" w:hAnsi="Cambria Math"/>
+                        </w:rPr>
+                        <m:t>k</m:t>
+                      </m:r>
+                    </m:sub>
+                  </m:sSub>
+                </m:den>
+              </m:f>
+              <m:r>
+                <w:rPr>
+                  <w:rFonts w:ascii="Cambria Math" w:eastAsiaTheme="minorEastAsia" w:hAnsi="Cambria Math"/>
+                </w:rPr>
+                <m:t>∙</m:t>
+              </m:r>
+              <m:f>
+                <m:fPr>
+                  <m:ctrlPr>
+                    <w:rPr>
+                      <w:rFonts w:ascii="Cambria Math" w:eastAsiaTheme="minorEastAsia" w:hAnsi="Cambria Math"/>
+                      <w:i/>
+                      <w:iCs/>
+                    </w:rPr>
+                  </m:ctrlPr>
+                </m:fPr>
+                <m:num>
+                  <m:sSub>
+                    <m:sSubPr>
+                      <m:ctrlPr>
+                        <w:rPr>
+                          <w:rFonts w:ascii="Cambria Math" w:eastAsiaTheme="minorEastAsia" w:hAnsi="Cambria Math"/>
+                          <w:i/>
+                          <w:iCs/>
+                        </w:rPr>
+                      </m:ctrlPr>
+                    </m:sSubPr>
+                    <m:e>
+                      <m:r>
+                        <w:rPr>
+                          <w:rFonts w:ascii="Cambria Math" w:eastAsiaTheme="minorEastAsia" w:hAnsi="Cambria Math"/>
+                        </w:rPr>
+                        <m:t>p</m:t>
+                      </m:r>
+                      <m:ctrlPr>
+                        <w:rPr>
+                          <w:rFonts w:ascii="Cambria Math" w:eastAsiaTheme="minorEastAsia" w:hAnsi="Cambria Math"/>
+                          <w:i/>
+                        </w:rPr>
+                      </m:ctrlPr>
+                    </m:e>
+                    <m:sub>
+                      <m:r>
+                        <w:rPr>
+                          <w:rFonts w:ascii="Cambria Math" w:eastAsiaTheme="minorEastAsia" w:hAnsi="Cambria Math"/>
+                        </w:rPr>
+                        <m:t>0</m:t>
+                      </m:r>
+                    </m:sub>
+                  </m:sSub>
+                  <m:r>
+                    <w:rPr>
+                      <w:rFonts w:ascii="Cambria Math" w:eastAsiaTheme="minorEastAsia" w:hAnsi="Cambria Math"/>
+                    </w:rPr>
+                    <m:t>∙∙∙</m:t>
+                  </m:r>
+                  <m:sSub>
+                    <m:sSubPr>
+                      <m:ctrlPr>
+                        <w:rPr>
+                          <w:rFonts w:ascii="Cambria Math" w:eastAsiaTheme="minorEastAsia" w:hAnsi="Cambria Math"/>
+                          <w:i/>
+                          <w:iCs/>
+                        </w:rPr>
+                      </m:ctrlPr>
+                    </m:sSubPr>
+                    <m:e>
+                      <m:r>
+                        <w:rPr>
+                          <w:rFonts w:ascii="Cambria Math" w:eastAsiaTheme="minorEastAsia" w:hAnsi="Cambria Math"/>
+                        </w:rPr>
+                        <m:t>p</m:t>
+                      </m:r>
+                    </m:e>
+                    <m:sub>
+                      <m:r>
+                        <w:rPr>
+                          <w:rFonts w:ascii="Cambria Math" w:eastAsiaTheme="minorEastAsia" w:hAnsi="Cambria Math"/>
+                        </w:rPr>
+                        <m:t>k</m:t>
+                      </m:r>
+                    </m:sub>
+                  </m:sSub>
+                </m:num>
+                <m:den>
+                  <m:sSub>
+                    <m:sSubPr>
+                      <m:ctrlPr>
+                        <w:rPr>
+                          <w:rFonts w:ascii="Cambria Math" w:eastAsiaTheme="minorEastAsia" w:hAnsi="Cambria Math"/>
+                          <w:i/>
+                          <w:iCs/>
+                        </w:rPr>
+                      </m:ctrlPr>
+                    </m:sSubPr>
+                    <m:e>
+                      <m:r>
+                        <w:rPr>
+                          <w:rFonts w:ascii="Cambria Math" w:eastAsiaTheme="minorEastAsia" w:hAnsi="Cambria Math"/>
+                        </w:rPr>
+                        <m:t>p</m:t>
+                      </m:r>
+                    </m:e>
+                    <m:sub>
+                      <m:r>
+                        <w:rPr>
+                          <w:rFonts w:ascii="Cambria Math" w:eastAsiaTheme="minorEastAsia" w:hAnsi="Cambria Math"/>
+                        </w:rPr>
+                        <m:t>0</m:t>
+                      </m:r>
+                    </m:sub>
+                  </m:sSub>
+                  <m:r>
+                    <w:rPr>
+                      <w:rFonts w:ascii="Cambria Math" w:eastAsiaTheme="minorEastAsia" w:hAnsi="Cambria Math"/>
+                    </w:rPr>
+                    <m:t>∙∙∙</m:t>
+                  </m:r>
+                  <m:sSub>
+                    <m:sSubPr>
+                      <m:ctrlPr>
+                        <w:rPr>
+                          <w:rFonts w:ascii="Cambria Math" w:eastAsiaTheme="minorEastAsia" w:hAnsi="Cambria Math"/>
+                          <w:i/>
+                        </w:rPr>
+                      </m:ctrlPr>
+                    </m:sSubPr>
+                    <m:e>
+                      <m:r>
+                        <w:rPr>
+                          <w:rFonts w:ascii="Cambria Math" w:eastAsiaTheme="minorEastAsia" w:hAnsi="Cambria Math"/>
+                        </w:rPr>
+                        <m:t>p</m:t>
+                      </m:r>
+                    </m:e>
+                    <m:sub>
+                      <m:r>
+                        <w:rPr>
+                          <w:rFonts w:ascii="Cambria Math" w:eastAsiaTheme="minorEastAsia" w:hAnsi="Cambria Math"/>
+                        </w:rPr>
+                        <m:t>k-1</m:t>
+                      </m:r>
+                    </m:sub>
+                  </m:sSub>
+                </m:den>
+              </m:f>
+              <m:r>
+                <w:rPr>
+                  <w:rFonts w:ascii="Cambria Math" w:eastAsiaTheme="minorEastAsia" w:hAnsi="Cambria Math"/>
+                </w:rPr>
+                <m:t>∙</m:t>
+              </m:r>
+              <m:f>
+                <m:fPr>
+                  <m:ctrlPr>
+                    <w:rPr>
+                      <w:rFonts w:ascii="Cambria Math" w:eastAsiaTheme="minorEastAsia" w:hAnsi="Cambria Math"/>
+                      <w:i/>
+                      <w:iCs/>
+                    </w:rPr>
+                  </m:ctrlPr>
+                </m:fPr>
+                <m:num>
+                  <m:sSub>
+                    <m:sSubPr>
+                      <m:ctrlPr>
+                        <w:rPr>
+                          <w:rFonts w:ascii="Cambria Math" w:eastAsiaTheme="minorEastAsia" w:hAnsi="Cambria Math"/>
+                          <w:i/>
+                        </w:rPr>
+                      </m:ctrlPr>
+                    </m:sSubPr>
+                    <m:e>
+                      <m:r>
+                        <w:rPr>
+                          <w:rFonts w:ascii="Cambria Math" w:eastAsiaTheme="minorEastAsia" w:hAnsi="Cambria Math"/>
+                        </w:rPr>
+                        <m:t>q</m:t>
+                      </m:r>
+                    </m:e>
+                    <m:sub>
+                      <m:r>
+                        <w:rPr>
+                          <w:rFonts w:ascii="Cambria Math" w:eastAsiaTheme="minorEastAsia" w:hAnsi="Cambria Math"/>
+                        </w:rPr>
+                        <m:t>0</m:t>
+                      </m:r>
+                    </m:sub>
+                  </m:sSub>
+                  <m:r>
+                    <w:rPr>
+                      <w:rFonts w:ascii="Cambria Math" w:eastAsiaTheme="minorEastAsia" w:hAnsi="Cambria Math"/>
+                    </w:rPr>
+                    <m:t>∙∙∙</m:t>
+                  </m:r>
+                  <m:sSub>
+                    <m:sSubPr>
+                      <m:ctrlPr>
+                        <w:rPr>
+                          <w:rFonts w:ascii="Cambria Math" w:eastAsiaTheme="minorEastAsia" w:hAnsi="Cambria Math"/>
+                          <w:i/>
+                        </w:rPr>
+                      </m:ctrlPr>
+                    </m:sSubPr>
+                    <m:e>
+                      <m:r>
+                        <w:rPr>
+                          <w:rFonts w:ascii="Cambria Math" w:eastAsiaTheme="minorEastAsia" w:hAnsi="Cambria Math"/>
+                        </w:rPr>
+                        <m:t>q</m:t>
+                      </m:r>
+                    </m:e>
+                    <m:sub>
+                      <m:r>
+                        <w:rPr>
+                          <w:rFonts w:ascii="Cambria Math" w:eastAsiaTheme="minorEastAsia" w:hAnsi="Cambria Math"/>
+                        </w:rPr>
+                        <m:t>k-1</m:t>
+                      </m:r>
+                    </m:sub>
+                  </m:sSub>
+                </m:num>
+                <m:den>
+                  <m:sSub>
+                    <m:sSubPr>
+                      <m:ctrlPr>
+                        <w:rPr>
+                          <w:rFonts w:ascii="Cambria Math" w:eastAsiaTheme="minorEastAsia" w:hAnsi="Cambria Math"/>
+                          <w:i/>
+                          <w:iCs/>
+                        </w:rPr>
+                      </m:ctrlPr>
+                    </m:sSubPr>
+                    <m:e>
+                      <m:r>
+                        <w:rPr>
+                          <w:rFonts w:ascii="Cambria Math" w:eastAsiaTheme="minorEastAsia" w:hAnsi="Cambria Math"/>
+                        </w:rPr>
+                        <m:t>q</m:t>
+                      </m:r>
+                    </m:e>
+                    <m:sub>
+                      <m:r>
+                        <w:rPr>
+                          <w:rFonts w:ascii="Cambria Math" w:eastAsiaTheme="minorEastAsia" w:hAnsi="Cambria Math"/>
+                        </w:rPr>
+                        <m:t>0</m:t>
+                      </m:r>
+                    </m:sub>
+                  </m:sSub>
+                  <m:r>
+                    <w:rPr>
+                      <w:rFonts w:ascii="Cambria Math" w:eastAsiaTheme="minorEastAsia" w:hAnsi="Cambria Math"/>
+                    </w:rPr>
+                    <m:t>∙∙∙</m:t>
+                  </m:r>
+                  <m:sSub>
+                    <m:sSubPr>
+                      <m:ctrlPr>
+                        <w:rPr>
+                          <w:rFonts w:ascii="Cambria Math" w:eastAsiaTheme="minorEastAsia" w:hAnsi="Cambria Math"/>
+                          <w:i/>
+                          <w:iCs/>
+                        </w:rPr>
+                      </m:ctrlPr>
+                    </m:sSubPr>
+                    <m:e>
+                      <m:r>
+                        <w:rPr>
+                          <w:rFonts w:ascii="Cambria Math" w:eastAsiaTheme="minorEastAsia" w:hAnsi="Cambria Math"/>
+                        </w:rPr>
+                        <m:t>q</m:t>
+                      </m:r>
+                    </m:e>
+                    <m:sub>
+                      <m:r>
+                        <w:rPr>
+                          <w:rFonts w:ascii="Cambria Math" w:eastAsiaTheme="minorEastAsia" w:hAnsi="Cambria Math"/>
+                        </w:rPr>
+                        <m:t>k</m:t>
+                      </m:r>
+                    </m:sub>
+                  </m:sSub>
+                </m:den>
+              </m:f>
+            </m:e>
+          </m:nary>
+          <m:r>
+            <w:rPr>
+              <w:rFonts w:ascii="Cambria Math" w:eastAsiaTheme="minorEastAsia" w:hAnsi="Cambria Math"/>
+            </w:rPr>
+            <m:t>=</m:t>
+          </m:r>
+          <m:r>
+            <w:rPr>
+              <w:rFonts w:ascii="Cambria Math" w:eastAsiaTheme="minorEastAsia" w:hAnsi="Cambria Math"/>
+            </w:rPr>
+            <w:br/>
+          </m:r>
+        </m:oMath>
+        <m:oMath>
+          <m:r>
+            <w:rPr>
+              <w:rFonts w:ascii="Cambria Math" w:eastAsiaTheme="minorEastAsia" w:hAnsi="Cambria Math"/>
+            </w:rPr>
+            <m:t>=</m:t>
+          </m:r>
+          <m:nary>
+            <m:naryPr>
+              <m:chr m:val="∑"/>
+              <m:limLoc m:val="undOvr"/>
+              <m:ctrlPr>
+                <w:rPr>
+                  <w:rFonts w:ascii="Cambria Math" w:eastAsiaTheme="minorEastAsia" w:hAnsi="Cambria Math"/>
+                  <w:i/>
+                  <w:iCs/>
+                </w:rPr>
+              </m:ctrlPr>
+            </m:naryPr>
+            <m:sub>
+              <m:r>
+                <w:rPr>
+                  <w:rFonts w:ascii="Cambria Math" w:eastAsiaTheme="minorEastAsia" w:hAnsi="Cambria Math"/>
+                </w:rPr>
+                <m:t>k=0</m:t>
+              </m:r>
+            </m:sub>
+            <m:sup>
+              <m:r>
+                <w:rPr>
+                  <w:rFonts w:ascii="Cambria Math" w:eastAsiaTheme="minorEastAsia" w:hAnsi="Cambria Math"/>
+                </w:rPr>
+                <m:t>∞</m:t>
+              </m:r>
+            </m:sup>
+            <m:e>
+              <m:f>
+                <m:fPr>
+                  <m:ctrlPr>
+                    <w:rPr>
+                      <w:rFonts w:ascii="Cambria Math" w:eastAsiaTheme="minorEastAsia" w:hAnsi="Cambria Math"/>
+                      <w:i/>
+                      <w:iCs/>
+                    </w:rPr>
+                  </m:ctrlPr>
+                </m:fPr>
+                <m:num>
+                  <m:r>
+                    <w:rPr>
+                      <w:rFonts w:ascii="Cambria Math" w:eastAsiaTheme="minorEastAsia" w:hAnsi="Cambria Math"/>
+                    </w:rPr>
+                    <m:t>1</m:t>
+                  </m:r>
+                </m:num>
+                <m:den>
+                  <m:sSub>
+                    <m:sSubPr>
+                      <m:ctrlPr>
+                        <w:rPr>
+                          <w:rFonts w:ascii="Cambria Math" w:eastAsiaTheme="minorEastAsia" w:hAnsi="Cambria Math"/>
+                          <w:i/>
+                          <w:iCs/>
+                        </w:rPr>
+                      </m:ctrlPr>
+                    </m:sSubPr>
+                    <m:e>
+                      <m:r>
+                        <w:rPr>
+                          <w:rFonts w:ascii="Cambria Math" w:eastAsiaTheme="minorEastAsia" w:hAnsi="Cambria Math"/>
+                        </w:rPr>
+                        <m:t>b</m:t>
+                      </m:r>
+                    </m:e>
+                    <m:sub>
+                      <m:r>
+                        <w:rPr>
+                          <w:rFonts w:ascii="Cambria Math" w:eastAsiaTheme="minorEastAsia" w:hAnsi="Cambria Math"/>
+                        </w:rPr>
+                        <m:t>k</m:t>
+                      </m:r>
+                    </m:sub>
+                  </m:sSub>
+                </m:den>
+              </m:f>
+              <m:r>
+                <w:rPr>
+                  <w:rFonts w:ascii="Cambria Math" w:eastAsiaTheme="minorEastAsia" w:hAnsi="Cambria Math"/>
+                </w:rPr>
+                <m:t>∙</m:t>
+              </m:r>
+              <m:f>
+                <m:fPr>
+                  <m:ctrlPr>
+                    <w:rPr>
+                      <w:rFonts w:ascii="Cambria Math" w:eastAsiaTheme="minorEastAsia" w:hAnsi="Cambria Math"/>
+                      <w:i/>
+                      <w:iCs/>
+                    </w:rPr>
+                  </m:ctrlPr>
+                </m:fPr>
+                <m:num>
+                  <m:sSub>
+                    <m:sSubPr>
+                      <m:ctrlPr>
+                        <w:rPr>
+                          <w:rFonts w:ascii="Cambria Math" w:eastAsiaTheme="minorEastAsia" w:hAnsi="Cambria Math"/>
+                          <w:i/>
+                        </w:rPr>
+                      </m:ctrlPr>
+                    </m:sSubPr>
+                    <m:e>
+                      <m:r>
+                        <w:rPr>
+                          <w:rFonts w:ascii="Cambria Math" w:eastAsiaTheme="minorEastAsia" w:hAnsi="Cambria Math"/>
+                        </w:rPr>
+                        <m:t>q</m:t>
+                      </m:r>
+                    </m:e>
+                    <m:sub>
+                      <m:r>
+                        <w:rPr>
+                          <w:rFonts w:ascii="Cambria Math" w:eastAsiaTheme="minorEastAsia" w:hAnsi="Cambria Math"/>
+                        </w:rPr>
+                        <m:t>0</m:t>
+                      </m:r>
+                    </m:sub>
+                  </m:sSub>
+                  <m:r>
+                    <w:rPr>
+                      <w:rFonts w:ascii="Cambria Math" w:eastAsiaTheme="minorEastAsia" w:hAnsi="Cambria Math"/>
+                    </w:rPr>
+                    <m:t>∙∙∙</m:t>
+                  </m:r>
+                  <m:sSub>
+                    <m:sSubPr>
+                      <m:ctrlPr>
+                        <w:rPr>
+                          <w:rFonts w:ascii="Cambria Math" w:eastAsiaTheme="minorEastAsia" w:hAnsi="Cambria Math"/>
+                          <w:i/>
+                        </w:rPr>
+                      </m:ctrlPr>
+                    </m:sSubPr>
+                    <m:e>
+                      <m:r>
+                        <w:rPr>
+                          <w:rFonts w:ascii="Cambria Math" w:eastAsiaTheme="minorEastAsia" w:hAnsi="Cambria Math"/>
+                        </w:rPr>
+                        <m:t>q</m:t>
+                      </m:r>
+                    </m:e>
+                    <m:sub>
+                      <m:r>
+                        <w:rPr>
+                          <w:rFonts w:ascii="Cambria Math" w:eastAsiaTheme="minorEastAsia" w:hAnsi="Cambria Math"/>
+                        </w:rPr>
+                        <m:t>k-1</m:t>
+                      </m:r>
+                    </m:sub>
+                  </m:sSub>
+                </m:num>
+                <m:den>
+                  <m:sSub>
+                    <m:sSubPr>
+                      <m:ctrlPr>
+                        <w:rPr>
+                          <w:rFonts w:ascii="Cambria Math" w:eastAsiaTheme="minorEastAsia" w:hAnsi="Cambria Math"/>
+                          <w:i/>
+                          <w:iCs/>
+                        </w:rPr>
+                      </m:ctrlPr>
+                    </m:sSubPr>
+                    <m:e>
+                      <m:r>
+                        <w:rPr>
+                          <w:rFonts w:ascii="Cambria Math" w:eastAsiaTheme="minorEastAsia" w:hAnsi="Cambria Math"/>
+                        </w:rPr>
+                        <m:t>p</m:t>
+                      </m:r>
+                    </m:e>
+                    <m:sub>
+                      <m:r>
+                        <w:rPr>
+                          <w:rFonts w:ascii="Cambria Math" w:eastAsiaTheme="minorEastAsia" w:hAnsi="Cambria Math"/>
+                        </w:rPr>
+                        <m:t>0</m:t>
+                      </m:r>
+                    </m:sub>
+                  </m:sSub>
+                  <m:r>
+                    <w:rPr>
+                      <w:rFonts w:ascii="Cambria Math" w:eastAsiaTheme="minorEastAsia" w:hAnsi="Cambria Math"/>
+                    </w:rPr>
+                    <m:t>∙∙∙</m:t>
+                  </m:r>
+                  <m:sSub>
+                    <m:sSubPr>
+                      <m:ctrlPr>
+                        <w:rPr>
+                          <w:rFonts w:ascii="Cambria Math" w:eastAsiaTheme="minorEastAsia" w:hAnsi="Cambria Math"/>
+                          <w:i/>
+                        </w:rPr>
+                      </m:ctrlPr>
+                    </m:sSubPr>
+                    <m:e>
+                      <m:r>
+                        <w:rPr>
+                          <w:rFonts w:ascii="Cambria Math" w:eastAsiaTheme="minorEastAsia" w:hAnsi="Cambria Math"/>
+                        </w:rPr>
+                        <m:t>p</m:t>
+                      </m:r>
+                    </m:e>
+                    <m:sub>
+                      <m:r>
+                        <w:rPr>
+                          <w:rFonts w:ascii="Cambria Math" w:eastAsiaTheme="minorEastAsia" w:hAnsi="Cambria Math"/>
+                        </w:rPr>
+                        <m:t>k-1</m:t>
+                      </m:r>
+                    </m:sub>
+                  </m:sSub>
+                </m:den>
+              </m:f>
+              <m:r>
+                <w:rPr>
+                  <w:rFonts w:ascii="Cambria Math" w:eastAsiaTheme="minorEastAsia" w:hAnsi="Cambria Math"/>
+                </w:rPr>
+                <m:t>∙</m:t>
+              </m:r>
+              <m:f>
+                <m:fPr>
+                  <m:ctrlPr>
+                    <w:rPr>
+                      <w:rFonts w:ascii="Cambria Math" w:eastAsiaTheme="minorEastAsia" w:hAnsi="Cambria Math"/>
+                      <w:i/>
+                      <w:iCs/>
+                    </w:rPr>
+                  </m:ctrlPr>
+                </m:fPr>
+                <m:num>
+                  <m:sSub>
+                    <m:sSubPr>
+                      <m:ctrlPr>
+                        <w:rPr>
+                          <w:rFonts w:ascii="Cambria Math" w:eastAsiaTheme="minorEastAsia" w:hAnsi="Cambria Math"/>
+                          <w:i/>
+                          <w:iCs/>
+                        </w:rPr>
+                      </m:ctrlPr>
+                    </m:sSubPr>
+                    <m:e>
+                      <m:r>
+                        <w:rPr>
+                          <w:rFonts w:ascii="Cambria Math" w:eastAsiaTheme="minorEastAsia" w:hAnsi="Cambria Math"/>
+                        </w:rPr>
+                        <m:t>p</m:t>
+                      </m:r>
+                      <m:ctrlPr>
+                        <w:rPr>
+                          <w:rFonts w:ascii="Cambria Math" w:eastAsiaTheme="minorEastAsia" w:hAnsi="Cambria Math"/>
+                          <w:i/>
+                        </w:rPr>
+                      </m:ctrlPr>
+                    </m:e>
+                    <m:sub>
+                      <m:r>
+                        <w:rPr>
+                          <w:rFonts w:ascii="Cambria Math" w:eastAsiaTheme="minorEastAsia" w:hAnsi="Cambria Math"/>
+                        </w:rPr>
+                        <m:t>0</m:t>
+                      </m:r>
+                    </m:sub>
+                  </m:sSub>
+                  <m:r>
+                    <w:rPr>
+                      <w:rFonts w:ascii="Cambria Math" w:eastAsiaTheme="minorEastAsia" w:hAnsi="Cambria Math"/>
+                    </w:rPr>
+                    <m:t>∙∙∙</m:t>
+                  </m:r>
+                  <m:sSub>
+                    <m:sSubPr>
+                      <m:ctrlPr>
+                        <w:rPr>
+                          <w:rFonts w:ascii="Cambria Math" w:eastAsiaTheme="minorEastAsia" w:hAnsi="Cambria Math"/>
+                          <w:i/>
+                          <w:iCs/>
+                        </w:rPr>
+                      </m:ctrlPr>
+                    </m:sSubPr>
+                    <m:e>
+                      <m:r>
+                        <w:rPr>
+                          <w:rFonts w:ascii="Cambria Math" w:eastAsiaTheme="minorEastAsia" w:hAnsi="Cambria Math"/>
+                        </w:rPr>
+                        <m:t>p</m:t>
+                      </m:r>
+                    </m:e>
+                    <m:sub>
+                      <m:r>
+                        <w:rPr>
+                          <w:rFonts w:ascii="Cambria Math" w:eastAsiaTheme="minorEastAsia" w:hAnsi="Cambria Math"/>
+                        </w:rPr>
+                        <m:t>k</m:t>
+                      </m:r>
+                    </m:sub>
+                  </m:sSub>
+                </m:num>
+                <m:den>
+                  <m:sSub>
+                    <m:sSubPr>
+                      <m:ctrlPr>
+                        <w:rPr>
+                          <w:rFonts w:ascii="Cambria Math" w:eastAsiaTheme="minorEastAsia" w:hAnsi="Cambria Math"/>
+                          <w:i/>
+                          <w:iCs/>
+                        </w:rPr>
+                      </m:ctrlPr>
+                    </m:sSubPr>
+                    <m:e>
+                      <m:r>
+                        <w:rPr>
+                          <w:rFonts w:ascii="Cambria Math" w:eastAsiaTheme="minorEastAsia" w:hAnsi="Cambria Math"/>
+                        </w:rPr>
+                        <m:t>q</m:t>
+                      </m:r>
+                    </m:e>
+                    <m:sub>
+                      <m:r>
+                        <w:rPr>
+                          <w:rFonts w:ascii="Cambria Math" w:eastAsiaTheme="minorEastAsia" w:hAnsi="Cambria Math"/>
+                        </w:rPr>
+                        <m:t>0</m:t>
+                      </m:r>
+                    </m:sub>
+                  </m:sSub>
+                  <m:r>
+                    <w:rPr>
+                      <w:rFonts w:ascii="Cambria Math" w:eastAsiaTheme="minorEastAsia" w:hAnsi="Cambria Math"/>
+                    </w:rPr>
+                    <m:t>∙∙∙</m:t>
+                  </m:r>
+                  <m:sSub>
+                    <m:sSubPr>
+                      <m:ctrlPr>
+                        <w:rPr>
+                          <w:rFonts w:ascii="Cambria Math" w:eastAsiaTheme="minorEastAsia" w:hAnsi="Cambria Math"/>
+                          <w:i/>
+                          <w:iCs/>
+                        </w:rPr>
+                      </m:ctrlPr>
+                    </m:sSubPr>
+                    <m:e>
+                      <m:r>
+                        <w:rPr>
+                          <w:rFonts w:ascii="Cambria Math" w:eastAsiaTheme="minorEastAsia" w:hAnsi="Cambria Math"/>
+                        </w:rPr>
+                        <m:t>q</m:t>
+                      </m:r>
+                    </m:e>
+                    <m:sub>
+                      <m:r>
+                        <w:rPr>
+                          <w:rFonts w:ascii="Cambria Math" w:eastAsiaTheme="minorEastAsia" w:hAnsi="Cambria Math"/>
+                        </w:rPr>
+                        <m:t>k</m:t>
+                      </m:r>
+                    </m:sub>
+                  </m:sSub>
+                </m:den>
+              </m:f>
+            </m:e>
+          </m:nary>
+          <m:r>
+            <w:rPr>
+              <w:rFonts w:ascii="Cambria Math" w:eastAsiaTheme="minorEastAsia" w:hAnsi="Cambria Math"/>
+            </w:rPr>
+            <m:t>=</m:t>
+          </m:r>
+          <m:nary>
+            <m:naryPr>
+              <m:chr m:val="∑"/>
+              <m:limLoc m:val="undOvr"/>
+              <m:ctrlPr>
+                <w:rPr>
+                  <w:rFonts w:ascii="Cambria Math" w:eastAsiaTheme="minorEastAsia" w:hAnsi="Cambria Math"/>
+                  <w:i/>
+                  <w:iCs/>
+                </w:rPr>
+              </m:ctrlPr>
+            </m:naryPr>
+            <m:sub>
+              <m:r>
+                <w:rPr>
+                  <w:rFonts w:ascii="Cambria Math" w:eastAsiaTheme="minorEastAsia" w:hAnsi="Cambria Math"/>
+                </w:rPr>
+                <m:t>k=0</m:t>
+              </m:r>
+            </m:sub>
+            <m:sup>
+              <m:r>
+                <w:rPr>
+                  <w:rFonts w:ascii="Cambria Math" w:eastAsiaTheme="minorEastAsia" w:hAnsi="Cambria Math"/>
+                </w:rPr>
+                <m:t>∞</m:t>
+              </m:r>
+            </m:sup>
+            <m:e>
+              <m:f>
+                <m:fPr>
+                  <m:ctrlPr>
+                    <w:rPr>
+                      <w:rFonts w:ascii="Cambria Math" w:eastAsiaTheme="minorEastAsia" w:hAnsi="Cambria Math"/>
+                      <w:i/>
+                      <w:iCs/>
+                    </w:rPr>
+                  </m:ctrlPr>
+                </m:fPr>
+                <m:num>
                   <m:f>
                     <m:fPr>
                       <m:ctrlPr>
@@ -11479,115 +14405,6 @@
                             <w:rPr>
                               <w:rFonts w:ascii="Cambria Math" w:eastAsiaTheme="minorEastAsia" w:hAnsi="Cambria Math"/>
                               <w:i/>
-                              <w:iCs/>
-                            </w:rPr>
-                          </m:ctrlPr>
-                        </m:sSubPr>
-                        <m:e>
-                          <m:r>
-                            <w:rPr>
-                              <w:rFonts w:ascii="Cambria Math" w:eastAsiaTheme="minorEastAsia" w:hAnsi="Cambria Math"/>
-                            </w:rPr>
-                            <m:t>p</m:t>
-                          </m:r>
-                        </m:e>
-                        <m:sub>
-                          <m:r>
-                            <w:rPr>
-                              <w:rFonts w:ascii="Cambria Math" w:eastAsiaTheme="minorEastAsia" w:hAnsi="Cambria Math"/>
-                            </w:rPr>
-                            <m:t>k</m:t>
-                          </m:r>
-                        </m:sub>
-                      </m:sSub>
-                    </m:num>
-                    <m:den>
-                      <m:sSub>
-                        <m:sSubPr>
-                          <m:ctrlPr>
-                            <w:rPr>
-                              <w:rFonts w:ascii="Cambria Math" w:eastAsiaTheme="minorEastAsia" w:hAnsi="Cambria Math"/>
-                              <w:i/>
-                              <w:iCs/>
-                            </w:rPr>
-                          </m:ctrlPr>
-                        </m:sSubPr>
-                        <m:e>
-                          <m:r>
-                            <w:rPr>
-                              <w:rFonts w:ascii="Cambria Math" w:eastAsiaTheme="minorEastAsia" w:hAnsi="Cambria Math"/>
-                            </w:rPr>
-                            <m:t>p</m:t>
-                          </m:r>
-                        </m:e>
-                        <m:sub>
-                          <m:r>
-                            <w:rPr>
-                              <w:rFonts w:ascii="Cambria Math" w:eastAsiaTheme="minorEastAsia" w:hAnsi="Cambria Math"/>
-                            </w:rPr>
-                            <m:t>0</m:t>
-                          </m:r>
-                        </m:sub>
-                      </m:sSub>
-                      <m:r>
-                        <w:rPr>
-                          <w:rFonts w:ascii="Cambria Math" w:eastAsiaTheme="minorEastAsia" w:hAnsi="Cambria Math"/>
-                        </w:rPr>
-                        <m:t>∙∙∙</m:t>
-                      </m:r>
-                      <m:sSub>
-                        <m:sSubPr>
-                          <m:ctrlPr>
-                            <w:rPr>
-                              <w:rFonts w:ascii="Cambria Math" w:eastAsiaTheme="minorEastAsia" w:hAnsi="Cambria Math"/>
-                              <w:i/>
-                              <w:iCs/>
-                            </w:rPr>
-                          </m:ctrlPr>
-                        </m:sSubPr>
-                        <m:e>
-                          <m:r>
-                            <w:rPr>
-                              <w:rFonts w:ascii="Cambria Math" w:eastAsiaTheme="minorEastAsia" w:hAnsi="Cambria Math"/>
-                            </w:rPr>
-                            <m:t>p</m:t>
-                          </m:r>
-                        </m:e>
-                        <m:sub>
-                          <m:r>
-                            <w:rPr>
-                              <w:rFonts w:ascii="Cambria Math" w:eastAsiaTheme="minorEastAsia" w:hAnsi="Cambria Math"/>
-                            </w:rPr>
-                            <m:t>k-1</m:t>
-                          </m:r>
-                        </m:sub>
-                      </m:sSub>
-                    </m:den>
-                  </m:f>
-                  <m:r>
-                    <w:rPr>
-                      <w:rFonts w:ascii="Cambria Math" w:eastAsiaTheme="minorEastAsia" w:hAnsi="Cambria Math"/>
-                    </w:rPr>
-                    <m:t>∙</m:t>
-                  </m:r>
-                  <m:f>
-                    <m:fPr>
-                      <m:ctrlPr>
-                        <w:rPr>
-                          <w:rFonts w:ascii="Cambria Math" w:eastAsiaTheme="minorEastAsia" w:hAnsi="Cambria Math"/>
-                          <w:i/>
-                          <w:iCs/>
-                        </w:rPr>
-                      </m:ctrlPr>
-                    </m:fPr>
-                    <m:num>
-                      <m:sSub>
-                        <m:sSubPr>
-                          <m:ctrlPr>
-                            <w:rPr>
-                              <w:rFonts w:ascii="Cambria Math" w:eastAsiaTheme="minorEastAsia" w:hAnsi="Cambria Math"/>
-                              <w:i/>
-                              <w:iCs/>
                             </w:rPr>
                           </m:ctrlPr>
                         </m:sSubPr>
@@ -11620,7 +14437,6 @@
                             <w:rPr>
                               <w:rFonts w:ascii="Cambria Math" w:eastAsiaTheme="minorEastAsia" w:hAnsi="Cambria Math"/>
                               <w:i/>
-                              <w:iCs/>
                             </w:rPr>
                           </m:ctrlPr>
                         </m:sSubPr>
@@ -11658,7 +14474,7 @@
                             <w:rPr>
                               <w:rFonts w:ascii="Cambria Math" w:eastAsiaTheme="minorEastAsia" w:hAnsi="Cambria Math"/>
                             </w:rPr>
-                            <m:t>q</m:t>
+                            <m:t>p</m:t>
                           </m:r>
                         </m:e>
                         <m:sub>
@@ -11666,7 +14482,39 @@
                             <w:rPr>
                               <w:rFonts w:ascii="Cambria Math" w:eastAsiaTheme="minorEastAsia" w:hAnsi="Cambria Math"/>
                             </w:rPr>
-                            <m:t>k</m:t>
+                            <m:t>0</m:t>
+                          </m:r>
+                        </m:sub>
+                      </m:sSub>
+                      <m:r>
+                        <w:rPr>
+                          <w:rFonts w:ascii="Cambria Math" w:eastAsiaTheme="minorEastAsia" w:hAnsi="Cambria Math"/>
+                        </w:rPr>
+                        <m:t>∙∙∙</m:t>
+                      </m:r>
+                      <m:sSub>
+                        <m:sSubPr>
+                          <m:ctrlPr>
+                            <w:rPr>
+                              <w:rFonts w:ascii="Cambria Math" w:eastAsiaTheme="minorEastAsia" w:hAnsi="Cambria Math"/>
+                              <w:i/>
+                            </w:rPr>
+                          </m:ctrlPr>
+                        </m:sSubPr>
+                        <m:e>
+                          <m:r>
+                            <w:rPr>
+                              <w:rFonts w:ascii="Cambria Math" w:eastAsiaTheme="minorEastAsia" w:hAnsi="Cambria Math"/>
+                            </w:rPr>
+                            <m:t>p</m:t>
+                          </m:r>
+                        </m:e>
+                        <m:sub>
+                          <m:r>
+                            <w:rPr>
+                              <w:rFonts w:ascii="Cambria Math" w:eastAsiaTheme="minorEastAsia" w:hAnsi="Cambria Math"/>
+                            </w:rPr>
+                            <m:t>k-1</m:t>
                           </m:r>
                         </m:sub>
                       </m:sSub>
@@ -12492,6 +15340,7 @@
             <w:rPr>
               <w:rFonts w:ascii="Cambria Math" w:eastAsiaTheme="minorEastAsia" w:hAnsi="Cambria Math"/>
             </w:rPr>
+            <w:lastRenderedPageBreak/>
             <m:t>S=</m:t>
           </m:r>
           <m:nary>
@@ -12946,7 +15795,6 @@
             <w:rPr>
               <w:rFonts w:ascii="Cambria Math" w:eastAsiaTheme="minorEastAsia" w:hAnsi="Cambria Math"/>
             </w:rPr>
-            <w:lastRenderedPageBreak/>
             <m:t>B=</m:t>
           </m:r>
           <m:sSub>
@@ -19111,13 +21959,15 @@
         </w:rPr>
         <w:t xml:space="preserve"> </w:t>
       </w:r>
+      <w:proofErr w:type="spellStart"/>
       <w:r>
         <w:rPr>
           <w:rFonts w:eastAsiaTheme="minorEastAsia"/>
           <w:iCs/>
         </w:rPr>
-        <w:t>Srinivasa Ramanujan</w:t>
-      </w:r>
+        <w:t>Srinivasa</w:t>
+      </w:r>
+      <w:proofErr w:type="spellEnd"/>
       <w:r>
         <w:rPr>
           <w:rFonts w:eastAsiaTheme="minorEastAsia"/>
@@ -19125,26 +21975,58 @@
         </w:rPr>
         <w:t xml:space="preserve"> </w:t>
       </w:r>
+      <w:proofErr w:type="spellStart"/>
       <w:r>
         <w:rPr>
           <w:rFonts w:eastAsiaTheme="minorEastAsia"/>
           <w:iCs/>
         </w:rPr>
-        <w:t>inspirált</w:t>
-      </w:r>
+        <w:t>Ramanujan</w:t>
+      </w:r>
+      <w:proofErr w:type="spellEnd"/>
       <w:r>
         <w:rPr>
           <w:rFonts w:eastAsiaTheme="minorEastAsia"/>
           <w:iCs/>
         </w:rPr>
-        <w:t>a</w:t>
+        <w:t xml:space="preserve"> </w:t>
       </w:r>
       <w:r>
         <w:rPr>
           <w:rFonts w:eastAsiaTheme="minorEastAsia"/>
           <w:iCs/>
         </w:rPr>
-        <w:t>, Chudnovsky fivérek</w:t>
+        <w:t>inspirált</w:t>
+      </w:r>
+      <w:r>
+        <w:rPr>
+          <w:rFonts w:eastAsiaTheme="minorEastAsia"/>
+          <w:iCs/>
+        </w:rPr>
+        <w:t>a</w:t>
+      </w:r>
+      <w:r>
+        <w:rPr>
+          <w:rFonts w:eastAsiaTheme="minorEastAsia"/>
+          <w:iCs/>
+        </w:rPr>
+        <w:t xml:space="preserve">, </w:t>
+      </w:r>
+      <w:proofErr w:type="spellStart"/>
+      <w:r>
+        <w:rPr>
+          <w:rFonts w:eastAsiaTheme="minorEastAsia"/>
+          <w:iCs/>
+        </w:rPr>
+        <w:t>Chudnovsky</w:t>
+      </w:r>
+      <w:proofErr w:type="spellEnd"/>
+      <w:r>
+        <w:rPr>
+          <w:rFonts w:eastAsiaTheme="minorEastAsia"/>
+          <w:iCs/>
+        </w:rPr>
+        <w:t xml:space="preserve"> fivérek</w:t>
       </w:r>
       <w:r>
         <w:rPr>
@@ -22945,7 +25827,7 @@
           <w:rPr>
             <w:rFonts w:ascii="Cambria Math" w:eastAsiaTheme="minorEastAsia" w:hAnsi="Cambria Math"/>
           </w:rPr>
-          <m:t>a</m:t>
+          <m:t>A</m:t>
         </m:r>
       </m:oMath>
       <w:r>
@@ -22960,7 +25842,7 @@
           <w:rPr>
             <w:rFonts w:ascii="Cambria Math" w:eastAsiaTheme="minorEastAsia" w:hAnsi="Cambria Math"/>
           </w:rPr>
-          <m:t>b</m:t>
+          <m:t>B</m:t>
         </m:r>
       </m:oMath>
       <w:r>
@@ -22998,8 +25880,13 @@
             <w:rPr>
               <w:rFonts w:ascii="Cambria Math" w:eastAsiaTheme="minorEastAsia" w:hAnsi="Cambria Math"/>
             </w:rPr>
-            <w:lastRenderedPageBreak/>
-            <m:t>a=</m:t>
+            <m:t>A</m:t>
+          </m:r>
+          <m:r>
+            <w:rPr>
+              <w:rFonts w:ascii="Cambria Math" w:eastAsiaTheme="minorEastAsia" w:hAnsi="Cambria Math"/>
+            </w:rPr>
+            <m:t>=</m:t>
           </m:r>
           <m:nary>
             <m:naryPr>
@@ -23207,7 +26094,13 @@
             <w:rPr>
               <w:rFonts w:ascii="Cambria Math" w:eastAsiaTheme="minorEastAsia" w:hAnsi="Cambria Math"/>
             </w:rPr>
-            <m:t>b=</m:t>
+            <m:t>B</m:t>
+          </m:r>
+          <m:r>
+            <w:rPr>
+              <w:rFonts w:ascii="Cambria Math" w:eastAsiaTheme="minorEastAsia" w:hAnsi="Cambria Math"/>
+            </w:rPr>
+            <m:t>=</m:t>
           </m:r>
           <m:nary>
             <m:naryPr>
@@ -23421,7 +26314,7 @@
           <w:rPr>
             <w:rFonts w:ascii="Cambria Math" w:eastAsiaTheme="minorEastAsia" w:hAnsi="Cambria Math"/>
           </w:rPr>
-          <m:t>a</m:t>
+          <m:t>A</m:t>
         </m:r>
       </m:oMath>
       <w:r>
@@ -23436,7 +26329,7 @@
           <w:rPr>
             <w:rFonts w:ascii="Cambria Math" w:eastAsiaTheme="minorEastAsia" w:hAnsi="Cambria Math"/>
           </w:rPr>
-          <m:t>b</m:t>
+          <m:t>B</m:t>
         </m:r>
       </m:oMath>
       <w:r>
@@ -23451,7 +26344,7 @@
           <w:rPr>
             <w:rFonts w:ascii="Cambria Math" w:eastAsiaTheme="minorEastAsia" w:hAnsi="Cambria Math"/>
           </w:rPr>
-          <m:t>b</m:t>
+          <m:t>B</m:t>
         </m:r>
       </m:oMath>
       <w:r>
@@ -23466,7 +26359,7 @@
           <w:rPr>
             <w:rFonts w:ascii="Cambria Math" w:eastAsiaTheme="minorEastAsia" w:hAnsi="Cambria Math"/>
           </w:rPr>
-          <m:t>a</m:t>
+          <m:t>A</m:t>
         </m:r>
       </m:oMath>
       <w:r>
@@ -23501,7 +26394,7 @@
                 <w:rPr>
                   <w:rFonts w:ascii="Cambria Math" w:eastAsiaTheme="minorEastAsia" w:hAnsi="Cambria Math"/>
                 </w:rPr>
-                <m:t>b</m:t>
+                <m:t>B</m:t>
               </m:r>
             </m:e>
             <m:sub>
@@ -23534,7 +26427,7 @@
                 <w:rPr>
                   <w:rFonts w:ascii="Cambria Math" w:eastAsiaTheme="minorEastAsia" w:hAnsi="Cambria Math"/>
                 </w:rPr>
-                <m:t>a</m:t>
+                <m:t>A</m:t>
               </m:r>
             </m:e>
             <m:sub>
@@ -23657,7 +26550,31 @@
             <w:rPr>
               <w:rFonts w:ascii="Cambria Math" w:eastAsiaTheme="minorEastAsia" w:hAnsi="Cambria Math"/>
             </w:rPr>
-            <m:t>13591409a+ 545140134b=</m:t>
+            <m:t>13591409</m:t>
+          </m:r>
+          <m:r>
+            <w:rPr>
+              <w:rFonts w:ascii="Cambria Math" w:eastAsiaTheme="minorEastAsia" w:hAnsi="Cambria Math"/>
+            </w:rPr>
+            <m:t>A</m:t>
+          </m:r>
+          <m:r>
+            <w:rPr>
+              <w:rFonts w:ascii="Cambria Math" w:eastAsiaTheme="minorEastAsia" w:hAnsi="Cambria Math"/>
+            </w:rPr>
+            <m:t>+ 545140134</m:t>
+          </m:r>
+          <m:r>
+            <w:rPr>
+              <w:rFonts w:ascii="Cambria Math" w:eastAsiaTheme="minorEastAsia" w:hAnsi="Cambria Math"/>
+            </w:rPr>
+            <m:t>B</m:t>
+          </m:r>
+          <m:r>
+            <w:rPr>
+              <w:rFonts w:ascii="Cambria Math" w:eastAsiaTheme="minorEastAsia" w:hAnsi="Cambria Math"/>
+            </w:rPr>
+            <m:t>=</m:t>
           </m:r>
           <m:f>
             <m:fPr>
@@ -23674,7 +26591,25 @@
                 <w:rPr>
                   <w:rFonts w:ascii="Cambria Math" w:eastAsiaTheme="minorEastAsia" w:hAnsi="Cambria Math"/>
                 </w:rPr>
-                <m:t>13591409a+ 545140134b</m:t>
+                <m:t>13591409</m:t>
+              </m:r>
+              <m:r>
+                <w:rPr>
+                  <w:rFonts w:ascii="Cambria Math" w:eastAsiaTheme="minorEastAsia" w:hAnsi="Cambria Math"/>
+                </w:rPr>
+                <m:t>A</m:t>
+              </m:r>
+              <m:r>
+                <w:rPr>
+                  <w:rFonts w:ascii="Cambria Math" w:eastAsiaTheme="minorEastAsia" w:hAnsi="Cambria Math"/>
+                </w:rPr>
+                <m:t>+ 545140134</m:t>
+              </m:r>
+              <m:r>
+                <w:rPr>
+                  <w:rFonts w:ascii="Cambria Math" w:eastAsiaTheme="minorEastAsia" w:hAnsi="Cambria Math"/>
+                </w:rPr>
+                <m:t>B</m:t>
               </m:r>
             </m:num>
             <m:den>
@@ -23801,7 +26736,7 @@
           <w:rPr>
             <w:rFonts w:ascii="Cambria Math" w:eastAsiaTheme="minorEastAsia" w:hAnsi="Cambria Math"/>
           </w:rPr>
-          <m:t>a</m:t>
+          <m:t>A</m:t>
         </m:r>
       </m:oMath>
       <w:r>
@@ -23842,7 +26777,7 @@
                 <w:rPr>
                   <w:rFonts w:ascii="Cambria Math" w:eastAsiaTheme="minorEastAsia" w:hAnsi="Cambria Math"/>
                 </w:rPr>
-                <m:t>a</m:t>
+                <m:t>A</m:t>
               </m:r>
             </m:e>
             <m:sub>
@@ -24063,7 +26998,7 @@
                     <w:rPr>
                       <w:rFonts w:ascii="Cambria Math" w:eastAsiaTheme="minorEastAsia" w:hAnsi="Cambria Math"/>
                     </w:rPr>
-                    <m:t>a</m:t>
+                    <m:t>A</m:t>
                   </m:r>
                 </m:e>
                 <m:sub>
@@ -24092,7 +27027,7 @@
                     <w:rPr>
                       <w:rFonts w:ascii="Cambria Math" w:eastAsiaTheme="minorEastAsia" w:hAnsi="Cambria Math"/>
                     </w:rPr>
-                    <m:t>a</m:t>
+                    <m:t>A</m:t>
                   </m:r>
                 </m:e>
                 <m:sub>
@@ -27798,12 +30733,21 @@
           <w:iCs/>
         </w:rPr>
       </w:pPr>
+      <w:proofErr w:type="spellStart"/>
       <w:r>
         <w:rPr>
           <w:rFonts w:eastAsiaTheme="minorEastAsia"/>
           <w:iCs/>
         </w:rPr>
-        <w:t>Leonhard Euler bizonyította, hogy ez az érték kifejezhető a következő végtelen sor használatával:</w:t>
+        <w:t>Leonhard</w:t>
+      </w:r>
+      <w:proofErr w:type="spellEnd"/>
+      <w:r>
+        <w:rPr>
+          <w:rFonts w:eastAsiaTheme="minorEastAsia"/>
+          <w:iCs/>
+        </w:rPr>
+        <w:t xml:space="preserve"> Euler bizonyította, hogy ez az érték kifejezhető a következő végtelen sor használatával:</w:t>
       </w:r>
     </w:p>
     <w:p>
@@ -27819,6 +30763,7 @@
             <w:rPr>
               <w:rFonts w:ascii="Cambria Math" w:eastAsiaTheme="minorEastAsia" w:hAnsi="Cambria Math"/>
             </w:rPr>
+            <w:lastRenderedPageBreak/>
             <m:t>e=</m:t>
           </m:r>
           <m:nary>
@@ -28423,7 +31368,7 @@
       <w:pPr>
         <w:pStyle w:val="Cmsor2"/>
       </w:pPr>
-      <w:bookmarkStart w:id="18" w:name="_Toc221883166"/>
+      <w:bookmarkStart w:id="18" w:name="_Toc224580516"/>
       <w:r>
         <w:lastRenderedPageBreak/>
         <w:t>Számológép megvalósítása</w:t>
@@ -28452,7 +31397,7 @@
       <w:pPr>
         <w:pStyle w:val="Cmsor3"/>
       </w:pPr>
-      <w:bookmarkStart w:id="19" w:name="_Toc221883167"/>
+      <w:bookmarkStart w:id="19" w:name="_Toc224580517"/>
       <w:r>
         <w:t>Parser</w:t>
       </w:r>
@@ -28463,7 +31408,15 @@
         <w:t>Ez a részleg felelős a szöveg feldarabolásáért.</w:t>
       </w:r>
       <w:r>
-        <w:t xml:space="preserve"> Hogy a parser tudja, milyen formájú egységekre kell felbontani a szöveget, minden egyes számológép egy reguláris kifejezésekből álló (Regex) listát tart fent magán belül. Ez a rendszer a leghosszabb illeszkedés elvét követi, miszerint </w:t>
+        <w:t xml:space="preserve"> Hogy a parser tudja, milyen formájú egységekre kell felbontani a szöveget, minden egyes számológép egy reguláris kifejezésekből álló (</w:t>
+      </w:r>
+      <w:proofErr w:type="spellStart"/>
+      <w:r>
+        <w:t>Regex</w:t>
+      </w:r>
+      <w:proofErr w:type="spellEnd"/>
+      <w:r>
+        <w:t xml:space="preserve">) listát tart fent magán belül. Ez a rendszer a leghosszabb illeszkedés elvét követi, miszerint </w:t>
       </w:r>
       <w:r>
         <w:t>a következő vágást a sor elejétől számított leghosszabban a karaktersorozatra illeszkedő szakasz végén kell megejteni.</w:t>
@@ -28735,9 +31688,19 @@
       <w:pPr>
         <w:pStyle w:val="Cmsor3"/>
       </w:pPr>
-      <w:r>
-        <w:t>Absztrakt számológép (Calculator)</w:t>
-      </w:r>
+      <w:bookmarkStart w:id="20" w:name="_Toc224580518"/>
+      <w:r>
+        <w:t>Absztrakt számológép (</w:t>
+      </w:r>
+      <w:proofErr w:type="spellStart"/>
+      <w:r>
+        <w:t>Calculator</w:t>
+      </w:r>
+      <w:proofErr w:type="spellEnd"/>
+      <w:r>
+        <w:t>)</w:t>
+      </w:r>
+      <w:bookmarkEnd w:id="20"/>
     </w:p>
     <w:p>
       <w:r>
@@ -28816,7 +31779,15 @@
         <w:jc w:val="center"/>
       </w:pPr>
       <w:r>
-        <w:t>&lt;Kép az absztrakt Calculator osztály kifejezésfájáról</w:t>
+        <w:t xml:space="preserve">&lt;Kép az absztrakt </w:t>
+      </w:r>
+      <w:proofErr w:type="spellStart"/>
+      <w:r>
+        <w:t>Calculator</w:t>
+      </w:r>
+      <w:proofErr w:type="spellEnd"/>
+      <w:r>
+        <w:t xml:space="preserve"> osztály kifejezésfájáról</w:t>
       </w:r>
       <w:r>
         <w:t xml:space="preserve"> (UML)</w:t>
@@ -28855,7 +31826,15 @@
         <w:t>Egy kifejezés legáltalánosabb leírása.</w:t>
       </w:r>
       <w:r>
-        <w:t xml:space="preserve"> Akár inteface is lehetne.</w:t>
+        <w:t xml:space="preserve"> Akár </w:t>
+      </w:r>
+      <w:proofErr w:type="spellStart"/>
+      <w:r>
+        <w:t>inteface</w:t>
+      </w:r>
+      <w:proofErr w:type="spellEnd"/>
+      <w:r>
+        <w:t xml:space="preserve"> is lehetne.</w:t>
       </w:r>
     </w:p>
     <w:p>
@@ -28875,6 +31854,7 @@
           <w:numId w:val="9"/>
         </w:numPr>
       </w:pPr>
+      <w:proofErr w:type="spellStart"/>
       <w:r>
         <w:rPr>
           <w:b/>
@@ -28882,6 +31862,7 @@
         </w:rPr>
         <w:t>ValueHolder</w:t>
       </w:r>
+      <w:proofErr w:type="spellEnd"/>
       <w:r>
         <w:t>:</w:t>
       </w:r>
@@ -28941,6 +31922,7 @@
           <w:numId w:val="9"/>
         </w:numPr>
       </w:pPr>
+      <w:proofErr w:type="spellStart"/>
       <w:r>
         <w:rPr>
           <w:b/>
@@ -28948,6 +31930,7 @@
         </w:rPr>
         <w:t>Parenthesized</w:t>
       </w:r>
+      <w:proofErr w:type="spellEnd"/>
       <w:r>
         <w:t>:</w:t>
       </w:r>
@@ -28974,6 +31957,7 @@
           <w:numId w:val="9"/>
         </w:numPr>
       </w:pPr>
+      <w:proofErr w:type="spellStart"/>
       <w:r>
         <w:rPr>
           <w:b/>
@@ -28981,6 +31965,7 @@
         </w:rPr>
         <w:t>FunctionBase</w:t>
       </w:r>
+      <w:proofErr w:type="spellEnd"/>
       <w:r>
         <w:t>:</w:t>
       </w:r>
@@ -29040,6 +32025,7 @@
           <w:numId w:val="9"/>
         </w:numPr>
       </w:pPr>
+      <w:proofErr w:type="spellStart"/>
       <w:r>
         <w:rPr>
           <w:b/>
@@ -29047,6 +32033,7 @@
         </w:rPr>
         <w:t>Function</w:t>
       </w:r>
+      <w:proofErr w:type="spellEnd"/>
       <w:r>
         <w:t>:</w:t>
       </w:r>
@@ -29115,6 +32102,7 @@
           <w:numId w:val="9"/>
         </w:numPr>
       </w:pPr>
+      <w:proofErr w:type="spellStart"/>
       <w:r>
         <w:rPr>
           <w:b/>
@@ -29122,6 +32110,7 @@
         </w:rPr>
         <w:t>Parenthesis</w:t>
       </w:r>
+      <w:proofErr w:type="spellEnd"/>
       <w:r>
         <w:t>:</w:t>
       </w:r>
@@ -29148,6 +32137,7 @@
           <w:numId w:val="9"/>
         </w:numPr>
       </w:pPr>
+      <w:proofErr w:type="spellStart"/>
       <w:r>
         <w:rPr>
           <w:b/>
@@ -29155,6 +32145,7 @@
         </w:rPr>
         <w:t>OpeningParenthesis</w:t>
       </w:r>
+      <w:proofErr w:type="spellEnd"/>
       <w:r>
         <w:t>:</w:t>
       </w:r>
@@ -29181,6 +32172,7 @@
           <w:numId w:val="9"/>
         </w:numPr>
       </w:pPr>
+      <w:proofErr w:type="spellStart"/>
       <w:r>
         <w:rPr>
           <w:b/>
@@ -29188,6 +32180,7 @@
         </w:rPr>
         <w:t>ClosingParenthesis</w:t>
       </w:r>
+      <w:proofErr w:type="spellEnd"/>
       <w:r>
         <w:t>:</w:t>
       </w:r>
@@ -29854,13 +32847,29 @@
           <w:b/>
           <w:bCs/>
         </w:rPr>
-        <w:t xml:space="preserve"> (Stack)</w:t>
-      </w:r>
+        <w:t xml:space="preserve"> (</w:t>
+      </w:r>
+      <w:proofErr w:type="spellStart"/>
       <w:r>
         <w:rPr>
           <w:b/>
           <w:bCs/>
         </w:rPr>
+        <w:t>Stack</w:t>
+      </w:r>
+      <w:proofErr w:type="spellEnd"/>
+      <w:r>
+        <w:rPr>
+          <w:b/>
+          <w:bCs/>
+        </w:rPr>
+        <w:t>)</w:t>
+      </w:r>
+      <w:r>
+        <w:rPr>
+          <w:b/>
+          <w:bCs/>
+        </w:rPr>
         <w:t xml:space="preserve"> segítségével</w:t>
       </w:r>
       <w:r>
@@ -29893,7 +32902,15 @@
         <w:t xml:space="preserve"> tetején</w:t>
       </w:r>
       <w:r>
-        <w:t xml:space="preserve"> lévő operátort is precedencia szerint</w:t>
+        <w:t xml:space="preserve"> lévő operátort is </w:t>
+      </w:r>
+      <w:proofErr w:type="spellStart"/>
+      <w:r>
+        <w:t>precedencia</w:t>
+      </w:r>
+      <w:proofErr w:type="spellEnd"/>
+      <w:r>
+        <w:t xml:space="preserve"> szerint</w:t>
       </w:r>
       <w:r>
         <w:t>:</w:t>
@@ -29936,8 +32953,17 @@
           <w:b/>
           <w:bCs/>
         </w:rPr>
-        <w:t>beolvasott operátor magasabb precedenciájú</w:t>
-      </w:r>
+        <w:t xml:space="preserve">beolvasott operátor magasabb </w:t>
+      </w:r>
+      <w:proofErr w:type="spellStart"/>
+      <w:r>
+        <w:rPr>
+          <w:b/>
+          <w:bCs/>
+        </w:rPr>
+        <w:t>precedenciájú</w:t>
+      </w:r>
+      <w:proofErr w:type="spellEnd"/>
       <w:r>
         <w:rPr>
           <w:b/>
@@ -29961,8 +32987,17 @@
           <w:b/>
           <w:bCs/>
         </w:rPr>
-        <w:t>beolvasott operátor alacsonyabb precedenciájú</w:t>
-      </w:r>
+        <w:t xml:space="preserve">beolvasott operátor alacsonyabb </w:t>
+      </w:r>
+      <w:proofErr w:type="spellStart"/>
+      <w:r>
+        <w:rPr>
+          <w:b/>
+          <w:bCs/>
+        </w:rPr>
+        <w:t>precedenciájú</w:t>
+      </w:r>
+      <w:proofErr w:type="spellEnd"/>
       <w:r>
         <w:rPr>
           <w:b/>
@@ -30037,7 +33072,15 @@
         <w:jc w:val="center"/>
       </w:pPr>
       <w:r>
-        <w:t>&lt;Struktogramm a lengyel formára alakításról (Orosi Feri oldala)&gt;</w:t>
+        <w:t>&lt;Struktogramm a lengyel formára alakításról (</w:t>
+      </w:r>
+      <w:proofErr w:type="spellStart"/>
+      <w:r>
+        <w:t>Orosi</w:t>
+      </w:r>
+      <w:proofErr w:type="spellEnd"/>
+      <w:r>
+        <w:t xml:space="preserve"> Feri oldala)&gt;</w:t>
       </w:r>
     </w:p>
     <w:p>
@@ -30141,17 +33184,22 @@
       <w:pPr>
         <w:pStyle w:val="Cmsor3"/>
       </w:pPr>
-      <w:bookmarkStart w:id="20" w:name="_Toc221883168"/>
-      <w:r>
-        <w:t>Általános számológép (Standard</w:t>
+      <w:bookmarkStart w:id="21" w:name="_Toc224580519"/>
+      <w:r>
+        <w:t>Általános számológép (</w:t>
+      </w:r>
+      <w:proofErr w:type="spellStart"/>
+      <w:r>
+        <w:t>Standard</w:t>
       </w:r>
       <w:r>
         <w:t>Calculator</w:t>
       </w:r>
+      <w:proofErr w:type="spellEnd"/>
       <w:r>
         <w:t>)</w:t>
       </w:r>
-      <w:bookmarkEnd w:id="20"/>
+      <w:bookmarkEnd w:id="21"/>
     </w:p>
     <w:p>
       <w:r>
@@ -30234,6 +33282,7 @@
           <w:numId w:val="9"/>
         </w:numPr>
       </w:pPr>
+      <w:proofErr w:type="spellStart"/>
       <w:r>
         <w:rPr>
           <w:b/>
@@ -30241,14 +33290,9 @@
         </w:rPr>
         <w:t>Number</w:t>
       </w:r>
-      <w:r>
-        <w:t xml:space="preserve">: A </w:t>
-      </w:r>
-      <w:r>
-        <w:t>racionális szám</w:t>
-      </w:r>
-      <w:r>
-        <w:t xml:space="preserve"> megvalósítása.</w:t>
+      <w:proofErr w:type="spellEnd"/>
+      <w:r>
+        <w:t>: A racionális szám megvalósítása.</w:t>
       </w:r>
     </w:p>
     <w:p>
@@ -30267,6 +33311,7 @@
           <w:numId w:val="9"/>
         </w:numPr>
       </w:pPr>
+      <w:proofErr w:type="spellStart"/>
       <w:r>
         <w:rPr>
           <w:b/>
@@ -30274,14 +33319,9 @@
         </w:rPr>
         <w:t>UnaryOperator</w:t>
       </w:r>
-      <w:r>
-        <w:t>: A</w:t>
-      </w:r>
-      <w:r>
-        <w:t>z egyparaméteres operátor általánosítása</w:t>
-      </w:r>
-      <w:r>
-        <w:t>.</w:t>
+      <w:proofErr w:type="spellEnd"/>
+      <w:r>
+        <w:t>: Az egyparaméteres operátor általánosítása.</w:t>
       </w:r>
     </w:p>
     <w:p>
@@ -30300,28 +33340,17 @@
           <w:numId w:val="9"/>
         </w:numPr>
       </w:pPr>
+      <w:proofErr w:type="spellStart"/>
       <w:r>
         <w:rPr>
           <w:b/>
           <w:bCs/>
         </w:rPr>
-        <w:t>Binary</w:t>
-      </w:r>
-      <w:r>
-        <w:rPr>
-          <w:b/>
-          <w:bCs/>
-        </w:rPr>
-        <w:t>Operator</w:t>
-      </w:r>
-      <w:r>
-        <w:t xml:space="preserve">: Az </w:t>
-      </w:r>
-      <w:r>
-        <w:t>két</w:t>
-      </w:r>
-      <w:r>
-        <w:t>paraméteres operátor általánosítása.</w:t>
+        <w:t>BinaryOperator</w:t>
+      </w:r>
+      <w:proofErr w:type="spellEnd"/>
+      <w:r>
+        <w:t>: Az kétparaméteres operátor általánosítása.</w:t>
       </w:r>
     </w:p>
     <w:p>
@@ -30348,13 +33377,7 @@
         <w:t>Add</w:t>
       </w:r>
       <w:r>
-        <w:t xml:space="preserve">: Az </w:t>
-      </w:r>
-      <w:r>
-        <w:t>összeadás műveletének megvalósítása</w:t>
-      </w:r>
-      <w:r>
-        <w:t>.</w:t>
+        <w:t>: Az összeadás műveletének megvalósítása.</w:t>
       </w:r>
     </w:p>
     <w:p>
@@ -30373,6 +33396,7 @@
           <w:numId w:val="9"/>
         </w:numPr>
       </w:pPr>
+      <w:proofErr w:type="spellStart"/>
       <w:r>
         <w:rPr>
           <w:b/>
@@ -30380,14 +33404,9 @@
         </w:rPr>
         <w:t>Subtract</w:t>
       </w:r>
-      <w:r>
-        <w:t xml:space="preserve">: Az </w:t>
-      </w:r>
-      <w:r>
-        <w:t>kivonás</w:t>
-      </w:r>
-      <w:r>
-        <w:t xml:space="preserve"> műveletének megvalósítása.</w:t>
+      <w:proofErr w:type="spellEnd"/>
+      <w:r>
+        <w:t>: Az kivonás műveletének megvalósítása.</w:t>
       </w:r>
     </w:p>
     <w:p>
@@ -30406,6 +33425,7 @@
           <w:numId w:val="9"/>
         </w:numPr>
       </w:pPr>
+      <w:proofErr w:type="spellStart"/>
       <w:r>
         <w:rPr>
           <w:b/>
@@ -30413,14 +33433,9 @@
         </w:rPr>
         <w:t>Multiply</w:t>
       </w:r>
-      <w:r>
-        <w:t xml:space="preserve">: Az </w:t>
-      </w:r>
-      <w:r>
-        <w:t>szorzás</w:t>
-      </w:r>
-      <w:r>
-        <w:t xml:space="preserve"> műveletének megvalósítása.</w:t>
+      <w:proofErr w:type="spellEnd"/>
+      <w:r>
+        <w:t>: Az szorzás műveletének megvalósítása.</w:t>
       </w:r>
     </w:p>
     <w:p>
@@ -30440,6 +33455,7 @@
           <w:numId w:val="9"/>
         </w:numPr>
       </w:pPr>
+      <w:proofErr w:type="spellStart"/>
       <w:r>
         <w:rPr>
           <w:b/>
@@ -30447,14 +33463,9 @@
         </w:rPr>
         <w:t>Divide</w:t>
       </w:r>
-      <w:r>
-        <w:t xml:space="preserve">: Az </w:t>
-      </w:r>
-      <w:r>
-        <w:t>osztás</w:t>
-      </w:r>
-      <w:r>
-        <w:t xml:space="preserve"> műveletének megvalósítása.</w:t>
+      <w:proofErr w:type="spellEnd"/>
+      <w:r>
+        <w:t>: Az osztás műveletének megvalósítása.</w:t>
       </w:r>
     </w:p>
     <w:p>
@@ -30473,6 +33484,7 @@
           <w:numId w:val="9"/>
         </w:numPr>
       </w:pPr>
+      <w:proofErr w:type="spellStart"/>
       <w:r>
         <w:rPr>
           <w:b/>
@@ -30480,14 +33492,9 @@
         </w:rPr>
         <w:t>Power</w:t>
       </w:r>
-      <w:r>
-        <w:t xml:space="preserve">: Az </w:t>
-      </w:r>
-      <w:r>
-        <w:t>hatványozás</w:t>
-      </w:r>
-      <w:r>
-        <w:t xml:space="preserve"> műveletének megvalósítása.</w:t>
+      <w:proofErr w:type="spellEnd"/>
+      <w:r>
+        <w:t>: Az hatványozás műveletének megvalósítása.</w:t>
       </w:r>
     </w:p>
     <w:p>
@@ -30506,6 +33513,7 @@
           <w:numId w:val="9"/>
         </w:numPr>
       </w:pPr>
+      <w:proofErr w:type="spellStart"/>
       <w:r>
         <w:rPr>
           <w:b/>
@@ -30513,14 +33521,9 @@
         </w:rPr>
         <w:t>Root</w:t>
       </w:r>
-      <w:r>
-        <w:t xml:space="preserve">: Az </w:t>
-      </w:r>
-      <w:r>
-        <w:t>gyökvonás</w:t>
-      </w:r>
-      <w:r>
-        <w:t xml:space="preserve"> műveletének megvalósítása.</w:t>
+      <w:proofErr w:type="spellEnd"/>
+      <w:r>
+        <w:t>: Az gyökvonás műveletének megvalósítása.</w:t>
       </w:r>
     </w:p>
     <w:p>
@@ -30539,6 +33542,7 @@
           <w:numId w:val="9"/>
         </w:numPr>
       </w:pPr>
+      <w:proofErr w:type="spellStart"/>
       <w:r>
         <w:rPr>
           <w:b/>
@@ -30546,20 +33550,9 @@
         </w:rPr>
         <w:t>Abs</w:t>
       </w:r>
-      <w:r>
-        <w:t xml:space="preserve">: Az </w:t>
-      </w:r>
-      <w:r>
-        <w:t>abszolútérték</w:t>
-      </w:r>
-      <w:r>
-        <w:t xml:space="preserve"> </w:t>
-      </w:r>
-      <w:r>
-        <w:t>függvény</w:t>
-      </w:r>
-      <w:r>
-        <w:t xml:space="preserve"> megvalósítása.</w:t>
+      <w:proofErr w:type="spellEnd"/>
+      <w:r>
+        <w:t>: Az abszolútérték függvény megvalósítása.</w:t>
       </w:r>
     </w:p>
     <w:p>
@@ -30586,13 +33579,7 @@
         <w:t>Min</w:t>
       </w:r>
       <w:r>
-        <w:t xml:space="preserve">: Az </w:t>
-      </w:r>
-      <w:r>
-        <w:t>minimum érték</w:t>
-      </w:r>
-      <w:r>
-        <w:t xml:space="preserve"> függvény megvalósítása.</w:t>
+        <w:t>: Az minimum érték függvény megvalósítása.</w:t>
       </w:r>
     </w:p>
     <w:p>
@@ -30619,13 +33606,7 @@
         <w:t>Max</w:t>
       </w:r>
       <w:r>
-        <w:t xml:space="preserve">: Az </w:t>
-      </w:r>
-      <w:r>
-        <w:t>maximum érték</w:t>
-      </w:r>
-      <w:r>
-        <w:t xml:space="preserve"> függvény megvalósítása.</w:t>
+        <w:t>: Az maximum érték függvény megvalósítása.</w:t>
       </w:r>
     </w:p>
     <w:p>
@@ -30644,6 +33625,7 @@
           <w:numId w:val="9"/>
         </w:numPr>
       </w:pPr>
+      <w:proofErr w:type="spellStart"/>
       <w:r>
         <w:rPr>
           <w:b/>
@@ -30651,14 +33633,9 @@
         </w:rPr>
         <w:t>Floor</w:t>
       </w:r>
-      <w:r>
-        <w:t xml:space="preserve">: Az </w:t>
-      </w:r>
-      <w:r>
-        <w:t>lefele kerekítés</w:t>
-      </w:r>
-      <w:r>
-        <w:t xml:space="preserve"> függvény megvalósítása.</w:t>
+      <w:proofErr w:type="spellEnd"/>
+      <w:r>
+        <w:t>: Az lefele kerekítés függvény megvalósítása.</w:t>
       </w:r>
     </w:p>
     <w:p>
@@ -30677,6 +33654,7 @@
           <w:numId w:val="9"/>
         </w:numPr>
       </w:pPr>
+      <w:proofErr w:type="spellStart"/>
       <w:r>
         <w:rPr>
           <w:b/>
@@ -30684,14 +33662,9 @@
         </w:rPr>
         <w:t>Round</w:t>
       </w:r>
-      <w:r>
-        <w:t xml:space="preserve">: Az </w:t>
-      </w:r>
-      <w:r>
-        <w:t>kerekítés</w:t>
-      </w:r>
-      <w:r>
-        <w:t xml:space="preserve"> függvény megvalósítása.</w:t>
+      <w:proofErr w:type="spellEnd"/>
+      <w:r>
+        <w:t>: Az kerekítés függvény megvalósítása.</w:t>
       </w:r>
     </w:p>
     <w:p>
@@ -30710,6 +33683,7 @@
           <w:numId w:val="9"/>
         </w:numPr>
       </w:pPr>
+      <w:proofErr w:type="spellStart"/>
       <w:r>
         <w:rPr>
           <w:b/>
@@ -30717,14 +33691,9 @@
         </w:rPr>
         <w:t>Ceiling</w:t>
       </w:r>
-      <w:r>
-        <w:t xml:space="preserve">: Az </w:t>
-      </w:r>
-      <w:r>
-        <w:t>felfele kerekítés</w:t>
-      </w:r>
-      <w:r>
-        <w:t xml:space="preserve"> függvény megvalósítása.</w:t>
+      <w:proofErr w:type="spellEnd"/>
+      <w:r>
+        <w:t>: Az felfele kerekítés függvény megvalósítása.</w:t>
       </w:r>
     </w:p>
     <w:p>
@@ -30739,17 +33708,22 @@
       <w:pPr>
         <w:pStyle w:val="Cmsor3"/>
       </w:pPr>
-      <w:bookmarkStart w:id="21" w:name="_Toc221883169"/>
-      <w:r>
-        <w:t>Euklideszi tér számológép (EuclideanSpace</w:t>
+      <w:bookmarkStart w:id="22" w:name="_Toc224580520"/>
+      <w:r>
+        <w:t>Euklideszi tér számológép (</w:t>
+      </w:r>
+      <w:proofErr w:type="spellStart"/>
+      <w:r>
+        <w:t>EuclideanSpace</w:t>
       </w:r>
       <w:r>
         <w:t>Calculator</w:t>
       </w:r>
+      <w:proofErr w:type="spellEnd"/>
       <w:r>
         <w:t>)</w:t>
       </w:r>
-      <w:bookmarkEnd w:id="21"/>
+      <w:bookmarkEnd w:id="22"/>
     </w:p>
     <w:p>
       <w:r>
@@ -30778,6 +33752,7 @@
           <w:numId w:val="9"/>
         </w:numPr>
       </w:pPr>
+      <w:proofErr w:type="spellStart"/>
       <w:r>
         <w:rPr>
           <w:b/>
@@ -30785,14 +33760,9 @@
         </w:rPr>
         <w:t>Matrix</w:t>
       </w:r>
-      <w:r>
-        <w:t>: Az</w:t>
-      </w:r>
-      <w:r>
-        <w:t xml:space="preserve"> racionális számokra kiértékelődő kifejezésekből álló mátrix</w:t>
-      </w:r>
-      <w:r>
-        <w:t xml:space="preserve"> megvalósítása.</w:t>
+      <w:proofErr w:type="spellEnd"/>
+      <w:r>
+        <w:t>: Az racionális számokra kiértékelődő kifejezésekből álló mátrix megvalósítása.</w:t>
       </w:r>
     </w:p>
     <w:p>
@@ -30812,6 +33782,7 @@
           <w:numId w:val="9"/>
         </w:numPr>
       </w:pPr>
+      <w:proofErr w:type="spellStart"/>
       <w:r>
         <w:rPr>
           <w:b/>
@@ -30819,11 +33790,17 @@
         </w:rPr>
         <w:t>MatrixHolder</w:t>
       </w:r>
+      <w:proofErr w:type="spellEnd"/>
       <w:r>
         <w:t xml:space="preserve">: A </w:t>
       </w:r>
-      <w:r>
-        <w:t>Matrix osztály Term típussá alakítását teszi lehetővé</w:t>
+      <w:proofErr w:type="spellStart"/>
+      <w:r>
+        <w:t>Matrix</w:t>
+      </w:r>
+      <w:proofErr w:type="spellEnd"/>
+      <w:r>
+        <w:t xml:space="preserve"> osztály Term típussá alakítását teszi lehetővé</w:t>
       </w:r>
       <w:r>
         <w:t>.</w:t>
@@ -30845,6 +33822,7 @@
           <w:numId w:val="9"/>
         </w:numPr>
       </w:pPr>
+      <w:proofErr w:type="spellStart"/>
       <w:r>
         <w:rPr>
           <w:b/>
@@ -30852,6 +33830,7 @@
         </w:rPr>
         <w:t>Number</w:t>
       </w:r>
+      <w:proofErr w:type="spellEnd"/>
       <w:r>
         <w:t>: A racionális szám megvalósítása.</w:t>
       </w:r>
@@ -30872,6 +33851,7 @@
           <w:numId w:val="9"/>
         </w:numPr>
       </w:pPr>
+      <w:proofErr w:type="spellStart"/>
       <w:r>
         <w:rPr>
           <w:b/>
@@ -30879,6 +33859,7 @@
         </w:rPr>
         <w:t>BinaryOperator</w:t>
       </w:r>
+      <w:proofErr w:type="spellEnd"/>
       <w:r>
         <w:t>: Az kétparaméteres operátor általánosítása.</w:t>
       </w:r>
@@ -30926,6 +33907,7 @@
           <w:numId w:val="9"/>
         </w:numPr>
       </w:pPr>
+      <w:proofErr w:type="spellStart"/>
       <w:r>
         <w:rPr>
           <w:b/>
@@ -30933,6 +33915,7 @@
         </w:rPr>
         <w:t>Subtract</w:t>
       </w:r>
+      <w:proofErr w:type="spellEnd"/>
       <w:r>
         <w:t>: Az kivonás műveletének megvalósítása.</w:t>
       </w:r>
@@ -30953,6 +33936,7 @@
           <w:numId w:val="9"/>
         </w:numPr>
       </w:pPr>
+      <w:proofErr w:type="spellStart"/>
       <w:r>
         <w:rPr>
           <w:b/>
@@ -30960,6 +33944,7 @@
         </w:rPr>
         <w:t>Product</w:t>
       </w:r>
+      <w:proofErr w:type="spellEnd"/>
       <w:r>
         <w:t>: Az szorzás műveletének megvalósítása.</w:t>
       </w:r>
@@ -30976,33 +33961,43 @@
       <w:pPr>
         <w:pStyle w:val="Cmsor3"/>
       </w:pPr>
-      <w:bookmarkStart w:id="22" w:name="_Toc221883170"/>
-      <w:r>
-        <w:t>Polinom számológép (Polynomials</w:t>
+      <w:bookmarkStart w:id="23" w:name="_Toc224580521"/>
+      <w:r>
+        <w:t>Polinom számológép (</w:t>
+      </w:r>
+      <w:proofErr w:type="spellStart"/>
+      <w:r>
+        <w:t>Polynomials</w:t>
       </w:r>
       <w:r>
         <w:t>Calculator</w:t>
       </w:r>
+      <w:proofErr w:type="spellEnd"/>
       <w:r>
         <w:t>)</w:t>
       </w:r>
-      <w:bookmarkEnd w:id="22"/>
+      <w:bookmarkEnd w:id="23"/>
     </w:p>
     <w:p>
       <w:pPr>
         <w:pStyle w:val="Cmsor3"/>
       </w:pPr>
-      <w:bookmarkStart w:id="23" w:name="_Toc221883171"/>
-      <w:r>
-        <w:t>Integrálközelítés számológép (Integral</w:t>
+      <w:bookmarkStart w:id="24" w:name="_Toc224580522"/>
+      <w:r>
+        <w:t>Integrálközelítés számológép (</w:t>
+      </w:r>
+      <w:proofErr w:type="spellStart"/>
+      <w:r>
+        <w:t>Integral</w:t>
       </w:r>
       <w:r>
         <w:t>Calculator</w:t>
       </w:r>
+      <w:proofErr w:type="spellEnd"/>
       <w:r>
         <w:t>)</w:t>
       </w:r>
-      <w:bookmarkEnd w:id="23"/>
+      <w:bookmarkEnd w:id="24"/>
     </w:p>
     <w:p>
       <w:pPr>
@@ -31018,22 +34013,22 @@
       <w:pPr>
         <w:pStyle w:val="Cmsor2"/>
       </w:pPr>
-      <w:bookmarkStart w:id="24" w:name="_Toc221883172"/>
+      <w:bookmarkStart w:id="25" w:name="_Toc224580523"/>
       <w:r>
         <w:lastRenderedPageBreak/>
         <w:t>Vizuális számológép megvalósítása</w:t>
       </w:r>
-      <w:bookmarkEnd w:id="24"/>
+      <w:bookmarkEnd w:id="25"/>
     </w:p>
     <w:p>
       <w:pPr>
         <w:pStyle w:val="Cmsor3"/>
       </w:pPr>
-      <w:bookmarkStart w:id="25" w:name="_Toc221883173"/>
+      <w:bookmarkStart w:id="26" w:name="_Toc224580524"/>
       <w:r>
         <w:t>Funkciók</w:t>
       </w:r>
-      <w:bookmarkEnd w:id="25"/>
+      <w:bookmarkEnd w:id="26"/>
     </w:p>
     <w:p>
       <w:pPr>
@@ -31049,42 +34044,42 @@
       <w:pPr>
         <w:pStyle w:val="Cmsor2"/>
       </w:pPr>
-      <w:bookmarkStart w:id="26" w:name="_Toc221883174"/>
+      <w:bookmarkStart w:id="27" w:name="_Toc224580525"/>
       <w:r>
         <w:lastRenderedPageBreak/>
         <w:t>Jövőbeli fejlesztések</w:t>
       </w:r>
-      <w:bookmarkEnd w:id="26"/>
+      <w:bookmarkEnd w:id="27"/>
     </w:p>
     <w:p>
       <w:pPr>
         <w:pStyle w:val="Cmsor3"/>
       </w:pPr>
-      <w:bookmarkStart w:id="27" w:name="_Toc221883175"/>
+      <w:bookmarkStart w:id="28" w:name="_Toc224580526"/>
       <w:r>
         <w:t>Teljesítményt növelő fejlesztések</w:t>
       </w:r>
-      <w:bookmarkEnd w:id="27"/>
+      <w:bookmarkEnd w:id="28"/>
     </w:p>
     <w:p>
       <w:pPr>
         <w:pStyle w:val="Cmsor3"/>
       </w:pPr>
-      <w:bookmarkStart w:id="28" w:name="_Toc221883176"/>
+      <w:bookmarkStart w:id="29" w:name="_Toc224580527"/>
       <w:r>
         <w:t>Bővítmények</w:t>
       </w:r>
-      <w:bookmarkEnd w:id="28"/>
+      <w:bookmarkEnd w:id="29"/>
     </w:p>
     <w:p>
       <w:pPr>
         <w:pStyle w:val="Cmsor3"/>
       </w:pPr>
-      <w:bookmarkStart w:id="29" w:name="_Toc221883177"/>
+      <w:bookmarkStart w:id="30" w:name="_Toc224580528"/>
       <w:r>
         <w:t>Más nyelvekre kiterjesztés</w:t>
       </w:r>
-      <w:bookmarkEnd w:id="29"/>
+      <w:bookmarkEnd w:id="30"/>
     </w:p>
     <w:p>
       <w:pPr>
@@ -31100,12 +34095,12 @@
       <w:pPr>
         <w:pStyle w:val="Cmsor2"/>
       </w:pPr>
-      <w:bookmarkStart w:id="30" w:name="_Toc221883178"/>
+      <w:bookmarkStart w:id="31" w:name="_Toc224580529"/>
       <w:r>
         <w:lastRenderedPageBreak/>
         <w:t>Köszönetnyilvánítás</w:t>
       </w:r>
-      <w:bookmarkEnd w:id="30"/>
+      <w:bookmarkEnd w:id="31"/>
     </w:p>
     <w:p>
       <w:r>
@@ -31225,9 +34220,9 @@
 <file path=word/numbering.xml><?xml version="1.0" encoding="utf-8"?>
 <w:numbering xmlns:wpc="http://schemas.microsoft.com/office/word/2010/wordprocessingCanvas" xmlns:cx="http://schemas.microsoft.com/office/drawing/2014/chartex" xmlns:cx1="http://schemas.microsoft.com/office/drawing/2015/9/8/chartex" xmlns:cx2="http://schemas.microsoft.com/office/drawing/2015/10/21/chartex" xmlns:cx3="http://schemas.microsoft.com/office/drawing/2016/5/9/chartex" xmlns:cx4="http://schemas.microsoft.com/office/drawing/2016/5/10/chartex" xmlns:cx5="http://schemas.microsoft.com/office/drawing/2016/5/11/chartex" xmlns:cx6="http://schemas.microsoft.com/office/drawing/2016/5/12/chartex" xmlns:cx7="http://schemas.microsoft.com/office/drawing/2016/5/13/chartex" xmlns:cx8="http://schemas.microsoft.com/office/drawing/2016/5/14/chartex" xmlns:mc="http://schemas.openxmlformats.org/markup-compatibility/2006" xmlns:aink="http://schemas.microsoft.com/office/drawing/2016/ink" xmlns:am3d="http://schemas.microsoft.com/office/drawing/2017/model3d" xmlns:o="urn:schemas-microsoft-com:office:office" xmlns:oel="http://schemas.microsoft.com/office/2019/extlst" xmlns:r="http://schemas.openxmlformats.org/officeDocument/2006/relationships" xmlns:m="http://schemas.openxmlformats.org/officeDocument/2006/math" xmlns:v="urn:schemas-microsoft-com:vml" xmlns:wp14="http://schemas.microsoft.com/office/word/2010/wordprocessingDrawing" xmlns:wp="http://schemas.openxmlformats.org/drawingml/2006/wordprocessingDrawing" xmlns:w10="urn:schemas-microsoft-com:office:word" xmlns:w="http://schemas.openxmlformats.org/wordprocessingml/2006/main" xmlns:w14="http://schemas.microsoft.com/office/word/2010/wordml" xmlns:w15="http://schemas.microsoft.com/office/word/2012/wordml" xmlns:w16cex="http://schemas.microsoft.com/office/word/2018/wordml/cex" xmlns:w16cid="http://schemas.microsoft.com/office/word/2016/wordml/cid" xmlns:w16="http://schemas.microsoft.com/office/word/2018/wordml" xmlns:w16du="http://schemas.microsoft.com/office/word/2023/wordml/word16du" xmlns:w16sdtdh="http://schemas.microsoft.com/office/word/2020/wordml/sdtdatahash" xmlns:w16sdtfl="http://schemas.microsoft.com/office/word/2024/wordml/sdtformatlock" xmlns:w16se="http://schemas.microsoft.com/office/word/2015/wordml/symex" xmlns:wpg="http://schemas.microsoft.com/office/word/2010/wordprocessingGroup" xmlns:wpi="http://schemas.microsoft.com/office/word/2010/wordprocessingInk" xmlns:wne="http://schemas.microsoft.com/office/word/2006/wordml" xmlns:wps="http://schemas.microsoft.com/office/word/2010/wordprocessingShape" mc:Ignorable="w14 w15 w16se w16cid w16 w16cex w16sdtdh w16sdtfl w16du wp14">
   <w:abstractNum w:abstractNumId="0" w15:restartNumberingAfterBreak="0">
-    <w:nsid w:val="19B85202"/>
+    <w:nsid w:val="034B0FC7"/>
     <w:multiLevelType w:val="hybridMultilevel"/>
-    <w:tmpl w:val="C56EC26A"/>
+    <w:tmpl w:val="0DF4A414"/>
     <w:lvl w:ilvl="0" w:tplc="040E0001">
       <w:start w:val="1"/>
       <w:numFmt w:val="bullet"/>
@@ -31338,6 +34333,119 @@
     </w:lvl>
   </w:abstractNum>
   <w:abstractNum w:abstractNumId="1" w15:restartNumberingAfterBreak="0">
+    <w:nsid w:val="19B85202"/>
+    <w:multiLevelType w:val="hybridMultilevel"/>
+    <w:tmpl w:val="C56EC26A"/>
+    <w:lvl w:ilvl="0" w:tplc="040E0001">
+      <w:start w:val="1"/>
+      <w:numFmt w:val="bullet"/>
+      <w:lvlText w:val=""/>
+      <w:lvlJc w:val="left"/>
+      <w:pPr>
+        <w:ind w:left="947" w:hanging="360"/>
+      </w:pPr>
+      <w:rPr>
+        <w:rFonts w:ascii="Symbol" w:hAnsi="Symbol" w:hint="default"/>
+      </w:rPr>
+    </w:lvl>
+    <w:lvl w:ilvl="1" w:tplc="040E0003" w:tentative="1">
+      <w:start w:val="1"/>
+      <w:numFmt w:val="bullet"/>
+      <w:lvlText w:val="o"/>
+      <w:lvlJc w:val="left"/>
+      <w:pPr>
+        <w:ind w:left="1667" w:hanging="360"/>
+      </w:pPr>
+      <w:rPr>
+        <w:rFonts w:ascii="Courier New" w:hAnsi="Courier New" w:cs="Courier New" w:hint="default"/>
+      </w:rPr>
+    </w:lvl>
+    <w:lvl w:ilvl="2" w:tplc="040E0005" w:tentative="1">
+      <w:start w:val="1"/>
+      <w:numFmt w:val="bullet"/>
+      <w:lvlText w:val=""/>
+      <w:lvlJc w:val="left"/>
+      <w:pPr>
+        <w:ind w:left="2387" w:hanging="360"/>
+      </w:pPr>
+      <w:rPr>
+        <w:rFonts w:ascii="Wingdings" w:hAnsi="Wingdings" w:hint="default"/>
+      </w:rPr>
+    </w:lvl>
+    <w:lvl w:ilvl="3" w:tplc="040E0001" w:tentative="1">
+      <w:start w:val="1"/>
+      <w:numFmt w:val="bullet"/>
+      <w:lvlText w:val=""/>
+      <w:lvlJc w:val="left"/>
+      <w:pPr>
+        <w:ind w:left="3107" w:hanging="360"/>
+      </w:pPr>
+      <w:rPr>
+        <w:rFonts w:ascii="Symbol" w:hAnsi="Symbol" w:hint="default"/>
+      </w:rPr>
+    </w:lvl>
+    <w:lvl w:ilvl="4" w:tplc="040E0003" w:tentative="1">
+      <w:start w:val="1"/>
+      <w:numFmt w:val="bullet"/>
+      <w:lvlText w:val="o"/>
+      <w:lvlJc w:val="left"/>
+      <w:pPr>
+        <w:ind w:left="3827" w:hanging="360"/>
+      </w:pPr>
+      <w:rPr>
+        <w:rFonts w:ascii="Courier New" w:hAnsi="Courier New" w:cs="Courier New" w:hint="default"/>
+      </w:rPr>
+    </w:lvl>
+    <w:lvl w:ilvl="5" w:tplc="040E0005" w:tentative="1">
+      <w:start w:val="1"/>
+      <w:numFmt w:val="bullet"/>
+      <w:lvlText w:val=""/>
+      <w:lvlJc w:val="left"/>
+      <w:pPr>
+        <w:ind w:left="4547" w:hanging="360"/>
+      </w:pPr>
+      <w:rPr>
+        <w:rFonts w:ascii="Wingdings" w:hAnsi="Wingdings" w:hint="default"/>
+      </w:rPr>
+    </w:lvl>
+    <w:lvl w:ilvl="6" w:tplc="040E0001" w:tentative="1">
+      <w:start w:val="1"/>
+      <w:numFmt w:val="bullet"/>
+      <w:lvlText w:val=""/>
+      <w:lvlJc w:val="left"/>
+      <w:pPr>
+        <w:ind w:left="5267" w:hanging="360"/>
+      </w:pPr>
+      <w:rPr>
+        <w:rFonts w:ascii="Symbol" w:hAnsi="Symbol" w:hint="default"/>
+      </w:rPr>
+    </w:lvl>
+    <w:lvl w:ilvl="7" w:tplc="040E0003" w:tentative="1">
+      <w:start w:val="1"/>
+      <w:numFmt w:val="bullet"/>
+      <w:lvlText w:val="o"/>
+      <w:lvlJc w:val="left"/>
+      <w:pPr>
+        <w:ind w:left="5987" w:hanging="360"/>
+      </w:pPr>
+      <w:rPr>
+        <w:rFonts w:ascii="Courier New" w:hAnsi="Courier New" w:cs="Courier New" w:hint="default"/>
+      </w:rPr>
+    </w:lvl>
+    <w:lvl w:ilvl="8" w:tplc="040E0005" w:tentative="1">
+      <w:start w:val="1"/>
+      <w:numFmt w:val="bullet"/>
+      <w:lvlText w:val=""/>
+      <w:lvlJc w:val="left"/>
+      <w:pPr>
+        <w:ind w:left="6707" w:hanging="360"/>
+      </w:pPr>
+      <w:rPr>
+        <w:rFonts w:ascii="Wingdings" w:hAnsi="Wingdings" w:hint="default"/>
+      </w:rPr>
+    </w:lvl>
+  </w:abstractNum>
+  <w:abstractNum w:abstractNumId="2" w15:restartNumberingAfterBreak="0">
     <w:nsid w:val="26B2350A"/>
     <w:multiLevelType w:val="multilevel"/>
     <w:tmpl w:val="F5DECE3E"/>
@@ -31486,7 +34594,7 @@
       </w:rPr>
     </w:lvl>
   </w:abstractNum>
-  <w:abstractNum w:abstractNumId="2" w15:restartNumberingAfterBreak="0">
+  <w:abstractNum w:abstractNumId="3" w15:restartNumberingAfterBreak="0">
     <w:nsid w:val="2C4A5FE5"/>
     <w:multiLevelType w:val="hybridMultilevel"/>
     <w:tmpl w:val="4C0C01A8"/>
@@ -31599,7 +34707,7 @@
       </w:rPr>
     </w:lvl>
   </w:abstractNum>
-  <w:abstractNum w:abstractNumId="3" w15:restartNumberingAfterBreak="0">
+  <w:abstractNum w:abstractNumId="4" w15:restartNumberingAfterBreak="0">
     <w:nsid w:val="36DC41F9"/>
     <w:multiLevelType w:val="hybridMultilevel"/>
     <w:tmpl w:val="53E86A60"/>
@@ -31712,7 +34820,7 @@
       </w:rPr>
     </w:lvl>
   </w:abstractNum>
-  <w:abstractNum w:abstractNumId="4" w15:restartNumberingAfterBreak="0">
+  <w:abstractNum w:abstractNumId="5" w15:restartNumberingAfterBreak="0">
     <w:nsid w:val="41E81218"/>
     <w:multiLevelType w:val="multilevel"/>
     <w:tmpl w:val="B136FE62"/>
@@ -31861,7 +34969,7 @@
       </w:rPr>
     </w:lvl>
   </w:abstractNum>
-  <w:abstractNum w:abstractNumId="5" w15:restartNumberingAfterBreak="0">
+  <w:abstractNum w:abstractNumId="6" w15:restartNumberingAfterBreak="0">
     <w:nsid w:val="44BF1291"/>
     <w:multiLevelType w:val="hybridMultilevel"/>
     <w:tmpl w:val="F97E0F68"/>
@@ -31974,96 +35082,10 @@
       </w:rPr>
     </w:lvl>
   </w:abstractNum>
-  <w:abstractNum w:abstractNumId="6" w15:restartNumberingAfterBreak="0">
-    <w:nsid w:val="57313CB6"/>
+  <w:abstractNum w:abstractNumId="7" w15:restartNumberingAfterBreak="0">
+    <w:nsid w:val="4BA6757A"/>
     <w:multiLevelType w:val="hybridMultilevel"/>
-    <w:tmpl w:val="7FDA4F68"/>
-    <w:lvl w:ilvl="0" w:tplc="040E000F">
-      <w:start w:val="1"/>
-      <w:numFmt w:val="decimal"/>
-      <w:lvlText w:val="%1."/>
-      <w:lvlJc w:val="left"/>
-      <w:pPr>
-        <w:ind w:left="947" w:hanging="360"/>
-      </w:pPr>
-    </w:lvl>
-    <w:lvl w:ilvl="1" w:tplc="040E0019" w:tentative="1">
-      <w:start w:val="1"/>
-      <w:numFmt w:val="lowerLetter"/>
-      <w:lvlText w:val="%2."/>
-      <w:lvlJc w:val="left"/>
-      <w:pPr>
-        <w:ind w:left="1667" w:hanging="360"/>
-      </w:pPr>
-    </w:lvl>
-    <w:lvl w:ilvl="2" w:tplc="040E001B" w:tentative="1">
-      <w:start w:val="1"/>
-      <w:numFmt w:val="lowerRoman"/>
-      <w:lvlText w:val="%3."/>
-      <w:lvlJc w:val="right"/>
-      <w:pPr>
-        <w:ind w:left="2387" w:hanging="180"/>
-      </w:pPr>
-    </w:lvl>
-    <w:lvl w:ilvl="3" w:tplc="040E000F" w:tentative="1">
-      <w:start w:val="1"/>
-      <w:numFmt w:val="decimal"/>
-      <w:lvlText w:val="%4."/>
-      <w:lvlJc w:val="left"/>
-      <w:pPr>
-        <w:ind w:left="3107" w:hanging="360"/>
-      </w:pPr>
-    </w:lvl>
-    <w:lvl w:ilvl="4" w:tplc="040E0019" w:tentative="1">
-      <w:start w:val="1"/>
-      <w:numFmt w:val="lowerLetter"/>
-      <w:lvlText w:val="%5."/>
-      <w:lvlJc w:val="left"/>
-      <w:pPr>
-        <w:ind w:left="3827" w:hanging="360"/>
-      </w:pPr>
-    </w:lvl>
-    <w:lvl w:ilvl="5" w:tplc="040E001B" w:tentative="1">
-      <w:start w:val="1"/>
-      <w:numFmt w:val="lowerRoman"/>
-      <w:lvlText w:val="%6."/>
-      <w:lvlJc w:val="right"/>
-      <w:pPr>
-        <w:ind w:left="4547" w:hanging="180"/>
-      </w:pPr>
-    </w:lvl>
-    <w:lvl w:ilvl="6" w:tplc="040E000F" w:tentative="1">
-      <w:start w:val="1"/>
-      <w:numFmt w:val="decimal"/>
-      <w:lvlText w:val="%7."/>
-      <w:lvlJc w:val="left"/>
-      <w:pPr>
-        <w:ind w:left="5267" w:hanging="360"/>
-      </w:pPr>
-    </w:lvl>
-    <w:lvl w:ilvl="7" w:tplc="040E0019" w:tentative="1">
-      <w:start w:val="1"/>
-      <w:numFmt w:val="lowerLetter"/>
-      <w:lvlText w:val="%8."/>
-      <w:lvlJc w:val="left"/>
-      <w:pPr>
-        <w:ind w:left="5987" w:hanging="360"/>
-      </w:pPr>
-    </w:lvl>
-    <w:lvl w:ilvl="8" w:tplc="040E001B" w:tentative="1">
-      <w:start w:val="1"/>
-      <w:numFmt w:val="lowerRoman"/>
-      <w:lvlText w:val="%9."/>
-      <w:lvlJc w:val="right"/>
-      <w:pPr>
-        <w:ind w:left="6707" w:hanging="180"/>
-      </w:pPr>
-    </w:lvl>
-  </w:abstractNum>
-  <w:abstractNum w:abstractNumId="7" w15:restartNumberingAfterBreak="0">
-    <w:nsid w:val="5D525599"/>
-    <w:multiLevelType w:val="hybridMultilevel"/>
-    <w:tmpl w:val="1B60AFBA"/>
+    <w:tmpl w:val="51E404AA"/>
     <w:lvl w:ilvl="0" w:tplc="040E0001">
       <w:start w:val="1"/>
       <w:numFmt w:val="bullet"/>
@@ -32174,9 +35196,95 @@
     </w:lvl>
   </w:abstractNum>
   <w:abstractNum w:abstractNumId="8" w15:restartNumberingAfterBreak="0">
-    <w:nsid w:val="66230B17"/>
+    <w:nsid w:val="57313CB6"/>
     <w:multiLevelType w:val="hybridMultilevel"/>
-    <w:tmpl w:val="3F062B98"/>
+    <w:tmpl w:val="7FDA4F68"/>
+    <w:lvl w:ilvl="0" w:tplc="040E000F">
+      <w:start w:val="1"/>
+      <w:numFmt w:val="decimal"/>
+      <w:lvlText w:val="%1."/>
+      <w:lvlJc w:val="left"/>
+      <w:pPr>
+        <w:ind w:left="947" w:hanging="360"/>
+      </w:pPr>
+    </w:lvl>
+    <w:lvl w:ilvl="1" w:tplc="040E0019" w:tentative="1">
+      <w:start w:val="1"/>
+      <w:numFmt w:val="lowerLetter"/>
+      <w:lvlText w:val="%2."/>
+      <w:lvlJc w:val="left"/>
+      <w:pPr>
+        <w:ind w:left="1667" w:hanging="360"/>
+      </w:pPr>
+    </w:lvl>
+    <w:lvl w:ilvl="2" w:tplc="040E001B" w:tentative="1">
+      <w:start w:val="1"/>
+      <w:numFmt w:val="lowerRoman"/>
+      <w:lvlText w:val="%3."/>
+      <w:lvlJc w:val="right"/>
+      <w:pPr>
+        <w:ind w:left="2387" w:hanging="180"/>
+      </w:pPr>
+    </w:lvl>
+    <w:lvl w:ilvl="3" w:tplc="040E000F" w:tentative="1">
+      <w:start w:val="1"/>
+      <w:numFmt w:val="decimal"/>
+      <w:lvlText w:val="%4."/>
+      <w:lvlJc w:val="left"/>
+      <w:pPr>
+        <w:ind w:left="3107" w:hanging="360"/>
+      </w:pPr>
+    </w:lvl>
+    <w:lvl w:ilvl="4" w:tplc="040E0019" w:tentative="1">
+      <w:start w:val="1"/>
+      <w:numFmt w:val="lowerLetter"/>
+      <w:lvlText w:val="%5."/>
+      <w:lvlJc w:val="left"/>
+      <w:pPr>
+        <w:ind w:left="3827" w:hanging="360"/>
+      </w:pPr>
+    </w:lvl>
+    <w:lvl w:ilvl="5" w:tplc="040E001B" w:tentative="1">
+      <w:start w:val="1"/>
+      <w:numFmt w:val="lowerRoman"/>
+      <w:lvlText w:val="%6."/>
+      <w:lvlJc w:val="right"/>
+      <w:pPr>
+        <w:ind w:left="4547" w:hanging="180"/>
+      </w:pPr>
+    </w:lvl>
+    <w:lvl w:ilvl="6" w:tplc="040E000F" w:tentative="1">
+      <w:start w:val="1"/>
+      <w:numFmt w:val="decimal"/>
+      <w:lvlText w:val="%7."/>
+      <w:lvlJc w:val="left"/>
+      <w:pPr>
+        <w:ind w:left="5267" w:hanging="360"/>
+      </w:pPr>
+    </w:lvl>
+    <w:lvl w:ilvl="7" w:tplc="040E0019" w:tentative="1">
+      <w:start w:val="1"/>
+      <w:numFmt w:val="lowerLetter"/>
+      <w:lvlText w:val="%8."/>
+      <w:lvlJc w:val="left"/>
+      <w:pPr>
+        <w:ind w:left="5987" w:hanging="360"/>
+      </w:pPr>
+    </w:lvl>
+    <w:lvl w:ilvl="8" w:tplc="040E001B" w:tentative="1">
+      <w:start w:val="1"/>
+      <w:numFmt w:val="lowerRoman"/>
+      <w:lvlText w:val="%9."/>
+      <w:lvlJc w:val="right"/>
+      <w:pPr>
+        <w:ind w:left="6707" w:hanging="180"/>
+      </w:pPr>
+    </w:lvl>
+  </w:abstractNum>
+  <w:abstractNum w:abstractNumId="9" w15:restartNumberingAfterBreak="0">
+    <w:nsid w:val="5D525599"/>
+    <w:multiLevelType w:val="hybridMultilevel"/>
+    <w:tmpl w:val="1B60AFBA"/>
     <w:lvl w:ilvl="0" w:tplc="040E0001">
       <w:start w:val="1"/>
       <w:numFmt w:val="bullet"/>
@@ -32286,10 +35394,10 @@
       </w:rPr>
     </w:lvl>
   </w:abstractNum>
-  <w:abstractNum w:abstractNumId="9" w15:restartNumberingAfterBreak="0">
-    <w:nsid w:val="6CB36125"/>
+  <w:abstractNum w:abstractNumId="10" w15:restartNumberingAfterBreak="0">
+    <w:nsid w:val="66230B17"/>
     <w:multiLevelType w:val="hybridMultilevel"/>
-    <w:tmpl w:val="47ACECFC"/>
+    <w:tmpl w:val="3F062B98"/>
     <w:lvl w:ilvl="0" w:tplc="040E0001">
       <w:start w:val="1"/>
       <w:numFmt w:val="bullet"/>
@@ -32399,10 +35507,10 @@
       </w:rPr>
     </w:lvl>
   </w:abstractNum>
-  <w:abstractNum w:abstractNumId="10" w15:restartNumberingAfterBreak="0">
-    <w:nsid w:val="6D982FAC"/>
+  <w:abstractNum w:abstractNumId="11" w15:restartNumberingAfterBreak="0">
+    <w:nsid w:val="6CB36125"/>
     <w:multiLevelType w:val="hybridMultilevel"/>
-    <w:tmpl w:val="3AA2DE46"/>
+    <w:tmpl w:val="47ACECFC"/>
     <w:lvl w:ilvl="0" w:tplc="040E0001">
       <w:start w:val="1"/>
       <w:numFmt w:val="bullet"/>
@@ -32512,7 +35620,120 @@
       </w:rPr>
     </w:lvl>
   </w:abstractNum>
-  <w:abstractNum w:abstractNumId="11" w15:restartNumberingAfterBreak="0">
+  <w:abstractNum w:abstractNumId="12" w15:restartNumberingAfterBreak="0">
+    <w:nsid w:val="6D982FAC"/>
+    <w:multiLevelType w:val="hybridMultilevel"/>
+    <w:tmpl w:val="3AA2DE46"/>
+    <w:lvl w:ilvl="0" w:tplc="040E0001">
+      <w:start w:val="1"/>
+      <w:numFmt w:val="bullet"/>
+      <w:lvlText w:val=""/>
+      <w:lvlJc w:val="left"/>
+      <w:pPr>
+        <w:ind w:left="947" w:hanging="360"/>
+      </w:pPr>
+      <w:rPr>
+        <w:rFonts w:ascii="Symbol" w:hAnsi="Symbol" w:hint="default"/>
+      </w:rPr>
+    </w:lvl>
+    <w:lvl w:ilvl="1" w:tplc="040E0003" w:tentative="1">
+      <w:start w:val="1"/>
+      <w:numFmt w:val="bullet"/>
+      <w:lvlText w:val="o"/>
+      <w:lvlJc w:val="left"/>
+      <w:pPr>
+        <w:ind w:left="1667" w:hanging="360"/>
+      </w:pPr>
+      <w:rPr>
+        <w:rFonts w:ascii="Courier New" w:hAnsi="Courier New" w:cs="Courier New" w:hint="default"/>
+      </w:rPr>
+    </w:lvl>
+    <w:lvl w:ilvl="2" w:tplc="040E0005" w:tentative="1">
+      <w:start w:val="1"/>
+      <w:numFmt w:val="bullet"/>
+      <w:lvlText w:val=""/>
+      <w:lvlJc w:val="left"/>
+      <w:pPr>
+        <w:ind w:left="2387" w:hanging="360"/>
+      </w:pPr>
+      <w:rPr>
+        <w:rFonts w:ascii="Wingdings" w:hAnsi="Wingdings" w:hint="default"/>
+      </w:rPr>
+    </w:lvl>
+    <w:lvl w:ilvl="3" w:tplc="040E0001" w:tentative="1">
+      <w:start w:val="1"/>
+      <w:numFmt w:val="bullet"/>
+      <w:lvlText w:val=""/>
+      <w:lvlJc w:val="left"/>
+      <w:pPr>
+        <w:ind w:left="3107" w:hanging="360"/>
+      </w:pPr>
+      <w:rPr>
+        <w:rFonts w:ascii="Symbol" w:hAnsi="Symbol" w:hint="default"/>
+      </w:rPr>
+    </w:lvl>
+    <w:lvl w:ilvl="4" w:tplc="040E0003" w:tentative="1">
+      <w:start w:val="1"/>
+      <w:numFmt w:val="bullet"/>
+      <w:lvlText w:val="o"/>
+      <w:lvlJc w:val="left"/>
+      <w:pPr>
+        <w:ind w:left="3827" w:hanging="360"/>
+      </w:pPr>
+      <w:rPr>
+        <w:rFonts w:ascii="Courier New" w:hAnsi="Courier New" w:cs="Courier New" w:hint="default"/>
+      </w:rPr>
+    </w:lvl>
+    <w:lvl w:ilvl="5" w:tplc="040E0005" w:tentative="1">
+      <w:start w:val="1"/>
+      <w:numFmt w:val="bullet"/>
+      <w:lvlText w:val=""/>
+      <w:lvlJc w:val="left"/>
+      <w:pPr>
+        <w:ind w:left="4547" w:hanging="360"/>
+      </w:pPr>
+      <w:rPr>
+        <w:rFonts w:ascii="Wingdings" w:hAnsi="Wingdings" w:hint="default"/>
+      </w:rPr>
+    </w:lvl>
+    <w:lvl w:ilvl="6" w:tplc="040E0001" w:tentative="1">
+      <w:start w:val="1"/>
+      <w:numFmt w:val="bullet"/>
+      <w:lvlText w:val=""/>
+      <w:lvlJc w:val="left"/>
+      <w:pPr>
+        <w:ind w:left="5267" w:hanging="360"/>
+      </w:pPr>
+      <w:rPr>
+        <w:rFonts w:ascii="Symbol" w:hAnsi="Symbol" w:hint="default"/>
+      </w:rPr>
+    </w:lvl>
+    <w:lvl w:ilvl="7" w:tplc="040E0003" w:tentative="1">
+      <w:start w:val="1"/>
+      <w:numFmt w:val="bullet"/>
+      <w:lvlText w:val="o"/>
+      <w:lvlJc w:val="left"/>
+      <w:pPr>
+        <w:ind w:left="5987" w:hanging="360"/>
+      </w:pPr>
+      <w:rPr>
+        <w:rFonts w:ascii="Courier New" w:hAnsi="Courier New" w:cs="Courier New" w:hint="default"/>
+      </w:rPr>
+    </w:lvl>
+    <w:lvl w:ilvl="8" w:tplc="040E0005" w:tentative="1">
+      <w:start w:val="1"/>
+      <w:numFmt w:val="bullet"/>
+      <w:lvlText w:val=""/>
+      <w:lvlJc w:val="left"/>
+      <w:pPr>
+        <w:ind w:left="6707" w:hanging="360"/>
+      </w:pPr>
+      <w:rPr>
+        <w:rFonts w:ascii="Wingdings" w:hAnsi="Wingdings" w:hint="default"/>
+      </w:rPr>
+    </w:lvl>
+  </w:abstractNum>
+  <w:abstractNum w:abstractNumId="13" w15:restartNumberingAfterBreak="0">
     <w:nsid w:val="6E0C05A4"/>
     <w:multiLevelType w:val="multilevel"/>
     <w:tmpl w:val="0EB80E12"/>
@@ -32661,7 +35882,7 @@
       </w:rPr>
     </w:lvl>
   </w:abstractNum>
-  <w:abstractNum w:abstractNumId="12" w15:restartNumberingAfterBreak="0">
+  <w:abstractNum w:abstractNumId="14" w15:restartNumberingAfterBreak="0">
     <w:nsid w:val="78E2550D"/>
     <w:multiLevelType w:val="multilevel"/>
     <w:tmpl w:val="52645B1A"/>
@@ -32810,7 +36031,7 @@
       </w:rPr>
     </w:lvl>
   </w:abstractNum>
-  <w:abstractNum w:abstractNumId="13" w15:restartNumberingAfterBreak="0">
+  <w:abstractNum w:abstractNumId="15" w15:restartNumberingAfterBreak="0">
     <w:nsid w:val="7E694FFE"/>
     <w:multiLevelType w:val="multilevel"/>
     <w:tmpl w:val="B136FE62"/>
@@ -32960,46 +36181,52 @@
     </w:lvl>
   </w:abstractNum>
   <w:num w:numId="1" w16cid:durableId="789907295">
+    <w:abstractNumId w:val="11"/>
+  </w:num>
+  <w:num w:numId="2" w16cid:durableId="1912694649">
     <w:abstractNumId w:val="9"/>
   </w:num>
-  <w:num w:numId="2" w16cid:durableId="1912694649">
+  <w:num w:numId="3" w16cid:durableId="2093620482">
+    <w:abstractNumId w:val="1"/>
+  </w:num>
+  <w:num w:numId="4" w16cid:durableId="875193461">
+    <w:abstractNumId w:val="3"/>
+  </w:num>
+  <w:num w:numId="5" w16cid:durableId="779377634">
+    <w:abstractNumId w:val="4"/>
+  </w:num>
+  <w:num w:numId="6" w16cid:durableId="1060136177">
+    <w:abstractNumId w:val="6"/>
+  </w:num>
+  <w:num w:numId="7" w16cid:durableId="1975480359">
+    <w:abstractNumId w:val="10"/>
+  </w:num>
+  <w:num w:numId="8" w16cid:durableId="612791505">
+    <w:abstractNumId w:val="8"/>
+  </w:num>
+  <w:num w:numId="9" w16cid:durableId="1634208837">
+    <w:abstractNumId w:val="12"/>
+  </w:num>
+  <w:num w:numId="10" w16cid:durableId="676884607">
+    <w:abstractNumId w:val="14"/>
+  </w:num>
+  <w:num w:numId="11" w16cid:durableId="2078672351">
+    <w:abstractNumId w:val="5"/>
+  </w:num>
+  <w:num w:numId="12" w16cid:durableId="42294265">
+    <w:abstractNumId w:val="15"/>
+  </w:num>
+  <w:num w:numId="13" w16cid:durableId="186800348">
+    <w:abstractNumId w:val="13"/>
+  </w:num>
+  <w:num w:numId="14" w16cid:durableId="1720593312">
+    <w:abstractNumId w:val="2"/>
+  </w:num>
+  <w:num w:numId="15" w16cid:durableId="2044211127">
     <w:abstractNumId w:val="7"/>
   </w:num>
-  <w:num w:numId="3" w16cid:durableId="2093620482">
+  <w:num w:numId="16" w16cid:durableId="1610356513">
     <w:abstractNumId w:val="0"/>
-  </w:num>
-  <w:num w:numId="4" w16cid:durableId="875193461">
-    <w:abstractNumId w:val="2"/>
-  </w:num>
-  <w:num w:numId="5" w16cid:durableId="779377634">
-    <w:abstractNumId w:val="3"/>
-  </w:num>
-  <w:num w:numId="6" w16cid:durableId="1060136177">
-    <w:abstractNumId w:val="5"/>
-  </w:num>
-  <w:num w:numId="7" w16cid:durableId="1975480359">
-    <w:abstractNumId w:val="8"/>
-  </w:num>
-  <w:num w:numId="8" w16cid:durableId="612791505">
-    <w:abstractNumId w:val="6"/>
-  </w:num>
-  <w:num w:numId="9" w16cid:durableId="1634208837">
-    <w:abstractNumId w:val="10"/>
-  </w:num>
-  <w:num w:numId="10" w16cid:durableId="676884607">
-    <w:abstractNumId w:val="12"/>
-  </w:num>
-  <w:num w:numId="11" w16cid:durableId="2078672351">
-    <w:abstractNumId w:val="4"/>
-  </w:num>
-  <w:num w:numId="12" w16cid:durableId="42294265">
-    <w:abstractNumId w:val="13"/>
-  </w:num>
-  <w:num w:numId="13" w16cid:durableId="186800348">
-    <w:abstractNumId w:val="11"/>
-  </w:num>
-  <w:num w:numId="14" w16cid:durableId="1720593312">
-    <w:abstractNumId w:val="1"/>
   </w:num>
 </w:numbering>
 </file>
@@ -33404,7 +36631,7 @@
   <w:style w:type="paragraph" w:default="1" w:styleId="Norml">
     <w:name w:val="Normal"/>
     <w:qFormat/>
-    <w:rsid w:val="003B52F2"/>
+    <w:rsid w:val="00556201"/>
     <w:pPr>
       <w:spacing w:line="360" w:lineRule="auto"/>
       <w:ind w:firstLine="227"/>
@@ -33614,7 +36841,6 @@
   <w:style w:type="character" w:default="1" w:styleId="Bekezdsalapbettpusa">
     <w:name w:val="Default Paragraph Font"/>
     <w:uiPriority w:val="1"/>
-    <w:semiHidden/>
     <w:unhideWhenUsed/>
   </w:style>
   <w:style w:type="table" w:default="1" w:styleId="Normltblzat">

--- a/Documentation.docx
+++ b/Documentation.docx
@@ -3901,10 +3901,7 @@
         <w:t xml:space="preserve">a hétköznapi helyzetek többségére tökéletesen megfelelő </w:t>
       </w:r>
       <w:r>
-        <w:t>az IEEE</w:t>
-      </w:r>
-      <w:r>
-        <w:t xml:space="preserve"> 754</w:t>
+        <w:t>az IEEE 754</w:t>
       </w:r>
       <w:r>
         <w:t xml:space="preserve"> számformátum</w:t>
@@ -4975,13 +4972,7 @@
           <w:rPr>
             <w:rFonts w:ascii="Cambria Math" w:hAnsi="Cambria Math"/>
           </w:rPr>
-          <m:t>a</m:t>
-        </m:r>
-        <m:r>
-          <w:rPr>
-            <w:rFonts w:ascii="Cambria Math" w:hAnsi="Cambria Math"/>
-          </w:rPr>
-          <m:t>≠b</m:t>
+          <m:t>a≠b</m:t>
         </m:r>
         <m:r>
           <w:rPr>
@@ -5105,13 +5096,7 @@
           <w:rPr>
             <w:rFonts w:ascii="Cambria Math" w:hAnsi="Cambria Math"/>
           </w:rPr>
-          <m:t>&gt;</m:t>
-        </m:r>
-        <m:r>
-          <w:rPr>
-            <w:rFonts w:ascii="Cambria Math" w:hAnsi="Cambria Math"/>
-          </w:rPr>
-          <m:t>b)</m:t>
+          <m:t>&gt;b)</m:t>
         </m:r>
       </m:oMath>
     </w:p>
@@ -5217,13 +5202,7 @@
     </w:p>
     <w:p>
       <w:r>
-        <w:t>A</w:t>
-      </w:r>
-      <w:r>
-        <w:t xml:space="preserve"> hatványozás és a gyökvonás megvalósításáról</w:t>
-      </w:r>
-      <w:r>
-        <w:t xml:space="preserve"> é</w:t>
+        <w:t>A hatványozás és a gyökvonás megvalósításáról é</w:t>
       </w:r>
       <w:r>
         <w:t xml:space="preserve">rdemes </w:t>
@@ -9799,19 +9778,7 @@
                 <w:rPr>
                   <w:rFonts w:ascii="Cambria Math" w:eastAsiaTheme="minorEastAsia" w:hAnsi="Cambria Math"/>
                 </w:rPr>
-                <m:t>a</m:t>
-              </m:r>
-              <m:r>
-                <w:rPr>
-                  <w:rFonts w:ascii="Cambria Math" w:eastAsiaTheme="minorEastAsia" w:hAnsi="Cambria Math"/>
-                </w:rPr>
-                <m:t>∙</m:t>
-              </m:r>
-              <m:r>
-                <w:rPr>
-                  <w:rFonts w:ascii="Cambria Math" w:eastAsiaTheme="minorEastAsia" w:hAnsi="Cambria Math"/>
-                </w:rPr>
-                <m:t>d</m:t>
+                <m:t>a∙d</m:t>
               </m:r>
             </m:num>
             <m:den>
@@ -9819,19 +9786,7 @@
                 <w:rPr>
                   <w:rFonts w:ascii="Cambria Math" w:eastAsiaTheme="minorEastAsia" w:hAnsi="Cambria Math"/>
                 </w:rPr>
-                <m:t>b</m:t>
-              </m:r>
-              <m:r>
-                <w:rPr>
-                  <w:rFonts w:ascii="Cambria Math" w:eastAsiaTheme="minorEastAsia" w:hAnsi="Cambria Math"/>
-                </w:rPr>
-                <m:t>∙</m:t>
-              </m:r>
-              <m:r>
-                <w:rPr>
-                  <w:rFonts w:ascii="Cambria Math" w:eastAsiaTheme="minorEastAsia" w:hAnsi="Cambria Math"/>
-                </w:rPr>
-                <m:t>d</m:t>
+                <m:t>b∙d</m:t>
               </m:r>
             </m:den>
           </m:f>
@@ -9856,19 +9811,7 @@
                 <w:rPr>
                   <w:rFonts w:ascii="Cambria Math" w:eastAsiaTheme="minorEastAsia" w:hAnsi="Cambria Math"/>
                 </w:rPr>
-                <m:t>b</m:t>
-              </m:r>
-              <m:r>
-                <w:rPr>
-                  <w:rFonts w:ascii="Cambria Math" w:eastAsiaTheme="minorEastAsia" w:hAnsi="Cambria Math"/>
-                </w:rPr>
-                <m:t>∙</m:t>
-              </m:r>
-              <m:r>
-                <w:rPr>
-                  <w:rFonts w:ascii="Cambria Math" w:eastAsiaTheme="minorEastAsia" w:hAnsi="Cambria Math"/>
-                </w:rPr>
-                <m:t>c</m:t>
+                <m:t>b∙c</m:t>
               </m:r>
               <m:ctrlPr>
                 <w:rPr>
@@ -9882,19 +9825,7 @@
                 <w:rPr>
                   <w:rFonts w:ascii="Cambria Math" w:eastAsiaTheme="minorEastAsia" w:hAnsi="Cambria Math"/>
                 </w:rPr>
-                <m:t>b</m:t>
-              </m:r>
-              <m:r>
-                <w:rPr>
-                  <w:rFonts w:ascii="Cambria Math" w:eastAsiaTheme="minorEastAsia" w:hAnsi="Cambria Math"/>
-                </w:rPr>
-                <m:t>∙</m:t>
-              </m:r>
-              <m:r>
-                <w:rPr>
-                  <w:rFonts w:ascii="Cambria Math" w:eastAsiaTheme="minorEastAsia" w:hAnsi="Cambria Math"/>
-                </w:rPr>
-                <m:t>d</m:t>
+                <m:t>b∙d</m:t>
               </m:r>
             </m:den>
           </m:f>
@@ -9953,19 +9884,7 @@
                     <w:rPr>
                       <w:rFonts w:ascii="Cambria Math" w:eastAsiaTheme="minorEastAsia" w:hAnsi="Cambria Math"/>
                     </w:rPr>
-                    <m:t>b</m:t>
-                  </m:r>
-                  <m:r>
-                    <w:rPr>
-                      <w:rFonts w:ascii="Cambria Math" w:eastAsiaTheme="minorEastAsia" w:hAnsi="Cambria Math"/>
-                    </w:rPr>
-                    <m:t>∙</m:t>
-                  </m:r>
-                  <m:r>
-                    <w:rPr>
-                      <w:rFonts w:ascii="Cambria Math" w:eastAsiaTheme="minorEastAsia" w:hAnsi="Cambria Math"/>
-                    </w:rPr>
-                    <m:t>c</m:t>
+                    <m:t>b∙c</m:t>
                   </m:r>
                   <m:ctrlPr>
                     <w:rPr>
@@ -10203,19 +10122,7 @@
                 <w:rPr>
                   <w:rFonts w:ascii="Cambria Math" w:hAnsi="Cambria Math"/>
                 </w:rPr>
-                <m:t>a</m:t>
-              </m:r>
-              <m:r>
-                <w:rPr>
-                  <w:rFonts w:ascii="Cambria Math" w:hAnsi="Cambria Math"/>
-                </w:rPr>
-                <m:t>∙</m:t>
-              </m:r>
-              <m:r>
-                <w:rPr>
-                  <w:rFonts w:ascii="Cambria Math" w:hAnsi="Cambria Math"/>
-                </w:rPr>
-                <m:t>c</m:t>
+                <m:t>a∙c</m:t>
               </m:r>
             </m:num>
             <m:den>
@@ -10223,19 +10130,7 @@
                 <w:rPr>
                   <w:rFonts w:ascii="Cambria Math" w:hAnsi="Cambria Math"/>
                 </w:rPr>
-                <m:t>b</m:t>
-              </m:r>
-              <m:r>
-                <w:rPr>
-                  <w:rFonts w:ascii="Cambria Math" w:hAnsi="Cambria Math"/>
-                </w:rPr>
-                <m:t>∙</m:t>
-              </m:r>
-              <m:r>
-                <w:rPr>
-                  <w:rFonts w:ascii="Cambria Math" w:hAnsi="Cambria Math"/>
-                </w:rPr>
-                <m:t>d</m:t>
+                <m:t>b∙d</m:t>
               </m:r>
             </m:den>
           </m:f>
@@ -10630,13 +10525,7 @@
         <w:t>gyökvonás</w:t>
       </w:r>
       <w:r>
-        <w:t xml:space="preserve"> </w:t>
-      </w:r>
-      <w:r>
-        <w:t xml:space="preserve">az </w:t>
-      </w:r>
-      <w:r>
-        <w:t xml:space="preserve">egyetlen </w:t>
+        <w:t xml:space="preserve"> az egyetlen </w:t>
       </w:r>
       <w:r>
         <w:t>művelet</w:t>
@@ -13139,6 +13028,9 @@
             <m:t>=</m:t>
           </m:r>
           <m:r>
+            <m:rPr>
+              <m:sty m:val="p"/>
+            </m:rPr>
             <w:rPr>
               <w:rFonts w:ascii="Cambria Math" w:eastAsiaTheme="minorEastAsia" w:hAnsi="Cambria Math"/>
             </w:rPr>
@@ -13965,6 +13857,9 @@
             <m:t>=</m:t>
           </m:r>
           <m:r>
+            <m:rPr>
+              <m:sty m:val="p"/>
+            </m:rPr>
             <w:rPr>
               <w:rFonts w:ascii="Cambria Math" w:eastAsiaTheme="minorEastAsia" w:hAnsi="Cambria Math"/>
             </w:rPr>
@@ -25880,13 +25775,7 @@
             <w:rPr>
               <w:rFonts w:ascii="Cambria Math" w:eastAsiaTheme="minorEastAsia" w:hAnsi="Cambria Math"/>
             </w:rPr>
-            <m:t>A</m:t>
-          </m:r>
-          <m:r>
-            <w:rPr>
-              <w:rFonts w:ascii="Cambria Math" w:eastAsiaTheme="minorEastAsia" w:hAnsi="Cambria Math"/>
-            </w:rPr>
-            <m:t>=</m:t>
+            <m:t>A=</m:t>
           </m:r>
           <m:nary>
             <m:naryPr>
@@ -26094,13 +25983,7 @@
             <w:rPr>
               <w:rFonts w:ascii="Cambria Math" w:eastAsiaTheme="minorEastAsia" w:hAnsi="Cambria Math"/>
             </w:rPr>
-            <m:t>B</m:t>
-          </m:r>
-          <m:r>
-            <w:rPr>
-              <w:rFonts w:ascii="Cambria Math" w:eastAsiaTheme="minorEastAsia" w:hAnsi="Cambria Math"/>
-            </w:rPr>
-            <m:t>=</m:t>
+            <m:t>B=</m:t>
           </m:r>
           <m:nary>
             <m:naryPr>
@@ -26550,31 +26433,7 @@
             <w:rPr>
               <w:rFonts w:ascii="Cambria Math" w:eastAsiaTheme="minorEastAsia" w:hAnsi="Cambria Math"/>
             </w:rPr>
-            <m:t>13591409</m:t>
-          </m:r>
-          <m:r>
-            <w:rPr>
-              <w:rFonts w:ascii="Cambria Math" w:eastAsiaTheme="minorEastAsia" w:hAnsi="Cambria Math"/>
-            </w:rPr>
-            <m:t>A</m:t>
-          </m:r>
-          <m:r>
-            <w:rPr>
-              <w:rFonts w:ascii="Cambria Math" w:eastAsiaTheme="minorEastAsia" w:hAnsi="Cambria Math"/>
-            </w:rPr>
-            <m:t>+ 545140134</m:t>
-          </m:r>
-          <m:r>
-            <w:rPr>
-              <w:rFonts w:ascii="Cambria Math" w:eastAsiaTheme="minorEastAsia" w:hAnsi="Cambria Math"/>
-            </w:rPr>
-            <m:t>B</m:t>
-          </m:r>
-          <m:r>
-            <w:rPr>
-              <w:rFonts w:ascii="Cambria Math" w:eastAsiaTheme="minorEastAsia" w:hAnsi="Cambria Math"/>
-            </w:rPr>
-            <m:t>=</m:t>
+            <m:t>13591409A+ 545140134B=</m:t>
           </m:r>
           <m:f>
             <m:fPr>
@@ -26591,25 +26450,7 @@
                 <w:rPr>
                   <w:rFonts w:ascii="Cambria Math" w:eastAsiaTheme="minorEastAsia" w:hAnsi="Cambria Math"/>
                 </w:rPr>
-                <m:t>13591409</m:t>
-              </m:r>
-              <m:r>
-                <w:rPr>
-                  <w:rFonts w:ascii="Cambria Math" w:eastAsiaTheme="minorEastAsia" w:hAnsi="Cambria Math"/>
-                </w:rPr>
-                <m:t>A</m:t>
-              </m:r>
-              <m:r>
-                <w:rPr>
-                  <w:rFonts w:ascii="Cambria Math" w:eastAsiaTheme="minorEastAsia" w:hAnsi="Cambria Math"/>
-                </w:rPr>
-                <m:t>+ 545140134</m:t>
-              </m:r>
-              <m:r>
-                <w:rPr>
-                  <w:rFonts w:ascii="Cambria Math" w:eastAsiaTheme="minorEastAsia" w:hAnsi="Cambria Math"/>
-                </w:rPr>
-                <m:t>B</m:t>
+                <m:t>13591409A+ 545140134B</m:t>
               </m:r>
             </m:num>
             <m:den>
@@ -34042,7 +33883,7 @@
     </w:p>
     <w:p>
       <w:pPr>
-        <w:pStyle w:val="Cmsor2"/>
+        <w:pStyle w:val="Cmsor1"/>
       </w:pPr>
       <w:bookmarkStart w:id="27" w:name="_Toc224580525"/>
       <w:r>
@@ -34053,18 +33894,75 @@
     </w:p>
     <w:p>
       <w:pPr>
+        <w:pStyle w:val="Cmsor2"/>
+      </w:pPr>
+      <w:bookmarkStart w:id="28" w:name="_Toc224580526"/>
+      <w:r>
+        <w:t>Teljesítményt növelő fejlesztések</w:t>
+      </w:r>
+      <w:bookmarkEnd w:id="28"/>
+    </w:p>
+    <w:p>
+      <w:pPr>
         <w:pStyle w:val="Cmsor3"/>
       </w:pPr>
-      <w:bookmarkStart w:id="28" w:name="_Toc224580526"/>
-      <w:r>
-        <w:t>Teljesítményt növelő fejlesztések</w:t>
-      </w:r>
-      <w:bookmarkEnd w:id="28"/>
+      <w:r>
+        <w:t>Digit típus egyszerűsítése</w:t>
+      </w:r>
+    </w:p>
+    <w:p>
+      <w:r>
+        <w:t xml:space="preserve">Jelen állapotában a Digit típus csak egy kiegészítő osztály az alap beépített byte típus köré építve. Segíti, hogy a bájt semmiképp se vehessen fel </w:t>
+      </w:r>
+      <w:r>
+        <w:t>helytelen értéket és ellehetetleníti a helytelen kezelést.</w:t>
+      </w:r>
+    </w:p>
+    <w:p>
+      <w:r>
+        <w:t>A probléma ezzel</w:t>
+      </w:r>
+      <w:r>
+        <w:t xml:space="preserve"> a felépítéssel</w:t>
+      </w:r>
+      <w:r>
+        <w:t xml:space="preserve">, hogy plusz memóriát foglal és </w:t>
+      </w:r>
+      <w:r>
+        <w:t>lassítja a számítást. Ideális esetben a Natural típus csak egy bájt tömbbel dolgozhatna és egy statikus Digit osztály biztosíthatná hozzá a megfelelő műveleteket, ezzel elkerülve a fölösleges körítést.</w:t>
+      </w:r>
     </w:p>
     <w:p>
       <w:pPr>
         <w:pStyle w:val="Cmsor3"/>
       </w:pPr>
+      <w:r>
+        <w:t>Műveletek memóriaigényének csökkentése</w:t>
+      </w:r>
+    </w:p>
+    <w:p>
+      <w:r>
+        <w:t>Az eddigi implementációjában a Natural és a Positive típus minden metódusa kibővíti a számokat nullákkal egyenlő hosszúságúra. Ezzel az a probléma, hogy mivel nincs korlátozva a számjegyek hosszúsága, így borzasztó hosszú számok esetén (mondjuk magas precizitású pi vagy e szám számítások során) a memória újra allokálások nagyban csökkentik az algoritmus hatékonyságát.</w:t>
+      </w:r>
+    </w:p>
+    <w:p>
+      <w:r>
+        <w:t>Az egyetlen ok, ami miatt így lettek megalkotva a könyvtár függvényei, hogy nagyban növeli az algoritmus komplexitását, ha figyelni kell a kiindexelésre.</w:t>
+      </w:r>
+    </w:p>
+    <w:p>
+      <w:pPr>
+        <w:pStyle w:val="Cmsor3"/>
+      </w:pPr>
+      <w:r>
+        <w:t>Hatékonyabb algoritmusok használata</w:t>
+      </w:r>
+    </w:p>
+    <w:p/>
+    <w:p>
+      <w:pPr>
+        <w:pStyle w:val="Cmsor2"/>
+      </w:pPr>
       <w:bookmarkStart w:id="29" w:name="_Toc224580527"/>
       <w:r>
         <w:t>Bővítmények</w:t>
@@ -34075,11 +33973,161 @@
       <w:pPr>
         <w:pStyle w:val="Cmsor3"/>
       </w:pPr>
+      <w:r>
+        <w:t>Több számítási eljárás támogatása</w:t>
+      </w:r>
+    </w:p>
+    <w:p>
+      <w:r>
+        <w:t>A mátrixműveletek elvégzése, a Lagrange interpolációs polinom megalkotása és a derivál számítás mellett a könyvtár úgy lett megalkotva, hogy nagyban elősegítse a fejlesztőt még több funkció hozzáadásában.</w:t>
+      </w:r>
+      <w:r>
+        <w:t xml:space="preserve"> Hasznosnak mondható lenne:</w:t>
+      </w:r>
+    </w:p>
+    <w:p>
+      <w:pPr>
+        <w:pStyle w:val="Listaszerbekezds"/>
+        <w:numPr>
+          <w:ilvl w:val="0"/>
+          <w:numId w:val="9"/>
+        </w:numPr>
+      </w:pPr>
+      <w:r>
+        <w:t>Még több interpolációs eljárás implementálása és a köztük való váltás támogatása (</w:t>
+      </w:r>
+      <w:proofErr w:type="spellStart"/>
+      <w:r>
+        <w:t>Hermite</w:t>
+      </w:r>
+      <w:proofErr w:type="spellEnd"/>
+      <w:r>
+        <w:t xml:space="preserve">, </w:t>
+      </w:r>
+      <w:proofErr w:type="spellStart"/>
+      <w:r>
+        <w:t>Catmull</w:t>
+      </w:r>
+      <w:proofErr w:type="spellEnd"/>
+      <w:r>
+        <w:t>-Rom</w:t>
+      </w:r>
+      <w:r>
+        <w:t>,</w:t>
+      </w:r>
+      <w:r>
+        <w:t xml:space="preserve"> </w:t>
+      </w:r>
+      <w:r>
+        <w:t>B-</w:t>
+      </w:r>
+      <w:proofErr w:type="spellStart"/>
+      <w:r>
+        <w:t>spline</w:t>
+      </w:r>
+      <w:proofErr w:type="spellEnd"/>
+      <w:r>
+        <w:t>)</w:t>
+      </w:r>
+    </w:p>
+    <w:p>
+      <w:pPr>
+        <w:pStyle w:val="Listaszerbekezds"/>
+        <w:numPr>
+          <w:ilvl w:val="0"/>
+          <w:numId w:val="9"/>
+        </w:numPr>
+      </w:pPr>
+      <w:r>
+        <w:t>Integrálközelítés algoritmusának implementálása</w:t>
+      </w:r>
+    </w:p>
+    <w:p>
+      <w:pPr>
+        <w:pStyle w:val="Listaszerbekezds"/>
+        <w:numPr>
+          <w:ilvl w:val="0"/>
+          <w:numId w:val="9"/>
+        </w:numPr>
+      </w:pPr>
+      <w:r>
+        <w:lastRenderedPageBreak/>
+        <w:t>Euklideszi algoritmus hozzáadása a vizuális számológéphez, mivel az alap könyvtár már úgy is tartalmazza</w:t>
+      </w:r>
+    </w:p>
+    <w:p>
+      <w:pPr>
+        <w:pStyle w:val="Listaszerbekezds"/>
+        <w:numPr>
+          <w:ilvl w:val="0"/>
+          <w:numId w:val="9"/>
+        </w:numPr>
+      </w:pPr>
+      <w:r>
+        <w:t xml:space="preserve">Gauss-Jordan elimináció </w:t>
+      </w:r>
+      <w:r>
+        <w:t>hozzáadása a vizuális számológéphez, mivel az alap könyvtár már úgy is tartalmazza</w:t>
+      </w:r>
+    </w:p>
+    <w:p>
+      <w:pPr>
+        <w:pStyle w:val="Listaszerbekezds"/>
+        <w:numPr>
+          <w:ilvl w:val="0"/>
+          <w:numId w:val="9"/>
+        </w:numPr>
+      </w:pPr>
+      <w:r>
+        <w:t>Fizikai</w:t>
+      </w:r>
+      <w:r>
+        <w:t xml:space="preserve"> és kémiai</w:t>
+      </w:r>
+      <w:r>
+        <w:t xml:space="preserve"> képletek és mértékegységek implementálása</w:t>
+      </w:r>
+    </w:p>
+    <w:p>
+      <w:pPr>
+        <w:pStyle w:val="Cmsor3"/>
+      </w:pPr>
+      <w:r>
+        <w:t>Függvény kirajzoló ablak támogatása</w:t>
+      </w:r>
+    </w:p>
+    <w:p>
+      <w:r>
+        <w:t>Nagy segítséget nyújthatna az interpoláció elvégzése után, ha egy gomb megnyomásával már láthatná is a felhasználó a kapott függvényt. Így több információhoz juthatna mit, hogy tudja hogy valahogy átmegy a kért pontokon.</w:t>
+      </w:r>
+    </w:p>
+    <w:p>
+      <w:r>
+        <w:t>Az ablak akár állítható is lehetne a görgő és az egér mozgatásával, hogy éppen milyen értékek közt szeretné a felhasználó szemügyre venni a görbét.</w:t>
+      </w:r>
+    </w:p>
+    <w:p>
+      <w:pPr>
+        <w:pStyle w:val="Cmsor3"/>
+      </w:pPr>
       <w:bookmarkStart w:id="30" w:name="_Toc224580528"/>
       <w:r>
         <w:t>Más nyelvekre kiterjesztés</w:t>
       </w:r>
       <w:bookmarkEnd w:id="30"/>
+    </w:p>
+    <w:p>
+      <w:r>
+        <w:t>Az alkalmazás, bár nem tartalmaz túl sok szöveget, angol sztenderdek alapján van megírva</w:t>
+      </w:r>
+      <w:r>
+        <w:t xml:space="preserve"> és tizedespontot használ szeparátor gyanánt.</w:t>
+      </w:r>
+    </w:p>
+    <w:p>
+      <w:r>
+        <w:t>Azt a kevés energiát tekintve, amit egy többnyelvűsítés igényelne, nyugodtan bele lehetne venni a programba. Más szemszögből pedig, mivel manapság már az angol nyelv ilyen szintű ismerete szinte alapvetőnek vehető, alacsony prioritású fejlesztésnek vehető.</w:t>
+      </w:r>
     </w:p>
     <w:p>
       <w:pPr>
@@ -34093,7 +34141,7 @@
     </w:p>
     <w:p>
       <w:pPr>
-        <w:pStyle w:val="Cmsor2"/>
+        <w:pStyle w:val="Cmsor1"/>
       </w:pPr>
       <w:bookmarkStart w:id="31" w:name="_Toc224580529"/>
       <w:r>
@@ -35623,7 +35671,7 @@
   <w:abstractNum w:abstractNumId="12" w15:restartNumberingAfterBreak="0">
     <w:nsid w:val="6D982FAC"/>
     <w:multiLevelType w:val="hybridMultilevel"/>
-    <w:tmpl w:val="3AA2DE46"/>
+    <w:tmpl w:val="D8280CA6"/>
     <w:lvl w:ilvl="0" w:tplc="040E0001">
       <w:start w:val="1"/>
       <w:numFmt w:val="bullet"/>

--- a/Documentation.docx
+++ b/Documentation.docx
@@ -179,7 +179,10 @@
               <w:t>Budapest, 202</w:t>
             </w:r>
             <w:r>
-              <w:t>5-2026</w:t>
+              <w:t>4</w:t>
+            </w:r>
+            <w:r>
+              <w:t>-2026</w:t>
             </w:r>
           </w:p>
         </w:tc>
@@ -3970,15 +3973,7 @@
         <w:jc w:val="center"/>
       </w:pPr>
       <w:r>
-        <w:t xml:space="preserve">&lt;kép egy 0-nál kisebb számról ami rövidebb mint a </w:t>
-      </w:r>
-      <w:proofErr w:type="spellStart"/>
-      <w:r>
-        <w:t>fractionLength</w:t>
-      </w:r>
-      <w:proofErr w:type="spellEnd"/>
-      <w:r>
-        <w:t>&gt;</w:t>
+        <w:t>&lt;kép egy 0-nál kisebb számról ami rövidebb mint a fractionLength&gt;</w:t>
       </w:r>
     </w:p>
     <w:p>
@@ -4529,13 +4524,8 @@
         <w:t>long</w:t>
       </w:r>
       <w:r>
-        <w:t xml:space="preserve"> </w:t>
-      </w:r>
-      <w:proofErr w:type="spellStart"/>
-      <w:r>
-        <w:t>long</w:t>
-      </w:r>
-      <w:proofErr w:type="spellEnd"/>
+        <w:t xml:space="preserve"> long</w:t>
+      </w:r>
       <w:r>
         <w:t xml:space="preserve"> számtípus</w:t>
       </w:r>
@@ -5189,15 +5179,7 @@
         <w:t xml:space="preserve"> esetén a</w:t>
       </w:r>
       <w:r>
-        <w:t xml:space="preserve">z úgy nevezett „long </w:t>
-      </w:r>
-      <w:proofErr w:type="spellStart"/>
-      <w:r>
-        <w:t>division</w:t>
-      </w:r>
-      <w:proofErr w:type="spellEnd"/>
-      <w:r>
-        <w:t>” algoritmust alkalmazzuk. Az osztandó legnagyobb helyiértékétől elszeparálunk egy az osztó számjegyeivel megegyező hosszúságú szakaszt, majd elvégezzük az osztást (vagyis kivonjuk az osztót az elszeparált szakaszunkból ahányszor csak tudjuk). Megjegyezzük az osztás eredményét és hozzáveszünk még egy számjegyet az osztandóból a maradékhoz. A maradék adja meg az új szakaszt és kezdődhet újra a ciklus ameddig el nem fogynak a számjegyek.</w:t>
+        <w:t>z úgy nevezett „long division” algoritmust alkalmazzuk. Az osztandó legnagyobb helyiértékétől elszeparálunk egy az osztó számjegyeivel megegyező hosszúságú szakaszt, majd elvégezzük az osztást (vagyis kivonjuk az osztót az elszeparált szakaszunkból ahányszor csak tudjuk). Megjegyezzük az osztás eredményét és hozzáveszünk még egy számjegyet az osztandóból a maradékhoz. A maradék adja meg az új szakaszt és kezdődhet újra a ciklus ameddig el nem fogynak a számjegyek.</w:t>
       </w:r>
     </w:p>
     <w:p>
@@ -6347,71 +6329,49 @@
         <w:rPr>
           <w:rFonts w:eastAsiaTheme="minorEastAsia"/>
         </w:rPr>
-        <w:t xml:space="preserve">François </w:t>
-      </w:r>
-      <w:proofErr w:type="spellStart"/>
+        <w:t>François Viète</w:t>
+      </w:r>
       <w:r>
         <w:rPr>
           <w:rFonts w:eastAsiaTheme="minorEastAsia"/>
         </w:rPr>
-        <w:t>Viète</w:t>
-      </w:r>
-      <w:proofErr w:type="spellEnd"/>
+        <w:t>, híres matematikus</w:t>
+      </w:r>
       <w:r>
         <w:rPr>
           <w:rFonts w:eastAsiaTheme="minorEastAsia"/>
         </w:rPr>
-        <w:t>, híres matematikus</w:t>
+        <w:t xml:space="preserve"> által </w:t>
       </w:r>
       <w:r>
         <w:rPr>
           <w:rFonts w:eastAsiaTheme="minorEastAsia"/>
         </w:rPr>
-        <w:t xml:space="preserve"> által </w:t>
+        <w:t xml:space="preserve">kifejlesztett </w:t>
       </w:r>
       <w:r>
         <w:rPr>
           <w:rFonts w:eastAsiaTheme="minorEastAsia"/>
         </w:rPr>
-        <w:t xml:space="preserve">kifejlesztett </w:t>
+        <w:t xml:space="preserve">módszert </w:t>
       </w:r>
       <w:r>
         <w:rPr>
           <w:rFonts w:eastAsiaTheme="minorEastAsia"/>
         </w:rPr>
-        <w:t xml:space="preserve">módszert </w:t>
+        <w:t>alkalmaz a könyvtár</w:t>
       </w:r>
       <w:r>
         <w:rPr>
           <w:rFonts w:eastAsiaTheme="minorEastAsia"/>
         </w:rPr>
-        <w:t>alkalmaz a könyvtár</w:t>
+        <w:t xml:space="preserve">, </w:t>
       </w:r>
       <w:r>
         <w:rPr>
           <w:rFonts w:eastAsiaTheme="minorEastAsia"/>
         </w:rPr>
-        <w:t xml:space="preserve">, </w:t>
-      </w:r>
-      <w:r>
-        <w:rPr>
-          <w:rFonts w:eastAsiaTheme="minorEastAsia"/>
-        </w:rPr>
-        <w:t xml:space="preserve">amit </w:t>
-      </w:r>
-      <w:proofErr w:type="spellStart"/>
-      <w:r>
-        <w:rPr>
-          <w:rFonts w:eastAsiaTheme="minorEastAsia"/>
-        </w:rPr>
-        <w:t>Viète</w:t>
-      </w:r>
-      <w:proofErr w:type="spellEnd"/>
-      <w:r>
-        <w:rPr>
-          <w:rFonts w:eastAsiaTheme="minorEastAsia"/>
-        </w:rPr>
-        <w:t xml:space="preserve"> </w:t>
+        <w:t xml:space="preserve">amit Viète </w:t>
       </w:r>
       <w:r>
         <w:rPr>
@@ -7639,15 +7599,7 @@
     </w:p>
     <w:p>
       <w:r>
-        <w:t xml:space="preserve">Egyszerűbben úgy tudnánk elképzelni a fenti számítást, mint a kézi osztás (long </w:t>
-      </w:r>
-      <w:proofErr w:type="spellStart"/>
-      <w:r>
-        <w:t>division</w:t>
-      </w:r>
-      <w:proofErr w:type="spellEnd"/>
-      <w:r>
-        <w:t xml:space="preserve">) műveletsorát. Itt is a legnagyobb helyiértékű számjegytől kezdve folyamatosan alulról közelítjük az eredményünket a valós értékhez. </w:t>
+        <w:t xml:space="preserve">Egyszerűbben úgy tudnánk elképzelni a fenti számítást, mint a kézi osztás (long division) műveletsorát. Itt is a legnagyobb helyiértékű számjegytől kezdve folyamatosan alulról közelítjük az eredményünket a valós értékhez. </w:t>
       </w:r>
       <w:r>
         <w:t>Éppen</w:t>
@@ -10954,120 +10906,36 @@
           <w:rFonts w:eastAsiaTheme="minorEastAsia"/>
           <w:iCs/>
         </w:rPr>
-        <w:t xml:space="preserve"> (</w:t>
-      </w:r>
-      <w:proofErr w:type="spellStart"/>
+        <w:t xml:space="preserve"> (binary splitting</w:t>
+      </w:r>
       <w:r>
         <w:rPr>
           <w:rFonts w:eastAsiaTheme="minorEastAsia"/>
           <w:iCs/>
         </w:rPr>
-        <w:t>binary</w:t>
-      </w:r>
-      <w:proofErr w:type="spellEnd"/>
+        <w:t xml:space="preserve">, másnéven </w:t>
+      </w:r>
       <w:r>
         <w:rPr>
           <w:rFonts w:eastAsiaTheme="minorEastAsia"/>
           <w:iCs/>
         </w:rPr>
-        <w:t xml:space="preserve"> </w:t>
-      </w:r>
-      <w:proofErr w:type="spellStart"/>
+        <w:t>divide-and-conquer summation</w:t>
+      </w:r>
       <w:r>
         <w:rPr>
           <w:rFonts w:eastAsiaTheme="minorEastAsia"/>
           <w:iCs/>
         </w:rPr>
-        <w:t>splitting</w:t>
-      </w:r>
-      <w:proofErr w:type="spellEnd"/>
+        <w:t xml:space="preserve">/product vagy </w:t>
+      </w:r>
       <w:r>
         <w:rPr>
           <w:rFonts w:eastAsiaTheme="minorEastAsia"/>
           <w:iCs/>
         </w:rPr>
-        <w:t xml:space="preserve">, másnéven </w:t>
-      </w:r>
-      <w:proofErr w:type="spellStart"/>
-      <w:r>
-        <w:rPr>
-          <w:rFonts w:eastAsiaTheme="minorEastAsia"/>
-          <w:iCs/>
-        </w:rPr>
-        <w:t>divide</w:t>
-      </w:r>
-      <w:proofErr w:type="spellEnd"/>
-      <w:r>
-        <w:rPr>
-          <w:rFonts w:eastAsiaTheme="minorEastAsia"/>
-          <w:iCs/>
-        </w:rPr>
-        <w:t>-and-</w:t>
-      </w:r>
-      <w:proofErr w:type="spellStart"/>
-      <w:r>
-        <w:rPr>
-          <w:rFonts w:eastAsiaTheme="minorEastAsia"/>
-          <w:iCs/>
-        </w:rPr>
-        <w:t>conquer</w:t>
-      </w:r>
-      <w:proofErr w:type="spellEnd"/>
-      <w:r>
-        <w:rPr>
-          <w:rFonts w:eastAsiaTheme="minorEastAsia"/>
-          <w:iCs/>
-        </w:rPr>
-        <w:t xml:space="preserve"> </w:t>
-      </w:r>
-      <w:proofErr w:type="spellStart"/>
-      <w:r>
-        <w:rPr>
-          <w:rFonts w:eastAsiaTheme="minorEastAsia"/>
-          <w:iCs/>
-        </w:rPr>
-        <w:t>summation</w:t>
-      </w:r>
-      <w:proofErr w:type="spellEnd"/>
-      <w:r>
-        <w:rPr>
-          <w:rFonts w:eastAsiaTheme="minorEastAsia"/>
-          <w:iCs/>
-        </w:rPr>
-        <w:t>/</w:t>
-      </w:r>
-      <w:proofErr w:type="spellStart"/>
-      <w:r>
-        <w:rPr>
-          <w:rFonts w:eastAsiaTheme="minorEastAsia"/>
-          <w:iCs/>
-        </w:rPr>
-        <w:t>product</w:t>
-      </w:r>
-      <w:proofErr w:type="spellEnd"/>
-      <w:r>
-        <w:rPr>
-          <w:rFonts w:eastAsiaTheme="minorEastAsia"/>
-          <w:iCs/>
-        </w:rPr>
-        <w:t xml:space="preserve"> vagy </w:t>
-      </w:r>
-      <w:r>
-        <w:rPr>
-          <w:rFonts w:eastAsiaTheme="minorEastAsia"/>
-          <w:iCs/>
-        </w:rPr>
-        <w:t xml:space="preserve">prefix </w:t>
-      </w:r>
-      <w:proofErr w:type="spellStart"/>
-      <w:r>
-        <w:rPr>
-          <w:rFonts w:eastAsiaTheme="minorEastAsia"/>
-          <w:iCs/>
-        </w:rPr>
-        <w:t>product</w:t>
-      </w:r>
-      <w:proofErr w:type="spellEnd"/>
+        <w:t>prefix product</w:t>
+      </w:r>
       <w:r>
         <w:rPr>
           <w:rFonts w:eastAsiaTheme="minorEastAsia"/>
@@ -21854,15 +21722,13 @@
         </w:rPr>
         <w:t xml:space="preserve"> </w:t>
       </w:r>
-      <w:proofErr w:type="spellStart"/>
       <w:r>
         <w:rPr>
           <w:rFonts w:eastAsiaTheme="minorEastAsia"/>
           <w:iCs/>
         </w:rPr>
-        <w:t>Srinivasa</w:t>
-      </w:r>
-      <w:proofErr w:type="spellEnd"/>
+        <w:t>Srinivasa Ramanujan</w:t>
+      </w:r>
       <w:r>
         <w:rPr>
           <w:rFonts w:eastAsiaTheme="minorEastAsia"/>
@@ -21870,58 +21736,26 @@
         </w:rPr>
         <w:t xml:space="preserve"> </w:t>
       </w:r>
-      <w:proofErr w:type="spellStart"/>
       <w:r>
         <w:rPr>
           <w:rFonts w:eastAsiaTheme="minorEastAsia"/>
           <w:iCs/>
         </w:rPr>
-        <w:t>Ramanujan</w:t>
-      </w:r>
-      <w:proofErr w:type="spellEnd"/>
+        <w:t>inspirált</w:t>
+      </w:r>
       <w:r>
         <w:rPr>
           <w:rFonts w:eastAsiaTheme="minorEastAsia"/>
           <w:iCs/>
         </w:rPr>
-        <w:t xml:space="preserve"> </w:t>
+        <w:t>a</w:t>
       </w:r>
       <w:r>
         <w:rPr>
           <w:rFonts w:eastAsiaTheme="minorEastAsia"/>
           <w:iCs/>
         </w:rPr>
-        <w:t>inspirált</w:t>
-      </w:r>
-      <w:r>
-        <w:rPr>
-          <w:rFonts w:eastAsiaTheme="minorEastAsia"/>
-          <w:iCs/>
-        </w:rPr>
-        <w:t>a</w:t>
-      </w:r>
-      <w:r>
-        <w:rPr>
-          <w:rFonts w:eastAsiaTheme="minorEastAsia"/>
-          <w:iCs/>
-        </w:rPr>
-        <w:t xml:space="preserve">, </w:t>
-      </w:r>
-      <w:proofErr w:type="spellStart"/>
-      <w:r>
-        <w:rPr>
-          <w:rFonts w:eastAsiaTheme="minorEastAsia"/>
-          <w:iCs/>
-        </w:rPr>
-        <w:t>Chudnovsky</w:t>
-      </w:r>
-      <w:proofErr w:type="spellEnd"/>
-      <w:r>
-        <w:rPr>
-          <w:rFonts w:eastAsiaTheme="minorEastAsia"/>
-          <w:iCs/>
-        </w:rPr>
-        <w:t xml:space="preserve"> fivérek</w:t>
+        <w:t>, Chudnovsky fivérek</w:t>
       </w:r>
       <w:r>
         <w:rPr>
@@ -26558,7 +26392,25 @@
                 <w:rPr>
                   <w:rFonts w:ascii="Cambria Math" w:eastAsiaTheme="minorEastAsia" w:hAnsi="Cambria Math"/>
                 </w:rPr>
-                <m:t>13591409a+ 545140134b</m:t>
+                <m:t>13591409</m:t>
+              </m:r>
+              <m:r>
+                <w:rPr>
+                  <w:rFonts w:ascii="Cambria Math" w:eastAsiaTheme="minorEastAsia" w:hAnsi="Cambria Math"/>
+                </w:rPr>
+                <m:t>A</m:t>
+              </m:r>
+              <m:r>
+                <w:rPr>
+                  <w:rFonts w:ascii="Cambria Math" w:eastAsiaTheme="minorEastAsia" w:hAnsi="Cambria Math"/>
+                </w:rPr>
+                <m:t>+ 545140134</m:t>
+              </m:r>
+              <m:r>
+                <w:rPr>
+                  <w:rFonts w:ascii="Cambria Math" w:eastAsiaTheme="minorEastAsia" w:hAnsi="Cambria Math"/>
+                </w:rPr>
+                <m:t>B</m:t>
               </m:r>
             </m:den>
           </m:f>
@@ -30386,25 +30238,7 @@
           <w:bCs/>
           <w:iCs/>
         </w:rPr>
-        <w:t>e</w:t>
-      </w:r>
-      <w:r>
-        <w:rPr>
-          <w:rFonts w:eastAsiaTheme="minorEastAsia"/>
-          <w:b/>
-          <w:bCs/>
-          <w:iCs/>
-        </w:rPr>
-        <w:t>xponenciális függvén</w:t>
-      </w:r>
-      <w:r>
-        <w:rPr>
-          <w:rFonts w:eastAsiaTheme="minorEastAsia"/>
-          <w:b/>
-          <w:bCs/>
-          <w:iCs/>
-        </w:rPr>
-        <w:t>y</w:t>
+        <w:t>e szám</w:t>
       </w:r>
       <w:r>
         <w:rPr>
@@ -30574,21 +30408,12 @@
           <w:iCs/>
         </w:rPr>
       </w:pPr>
-      <w:proofErr w:type="spellStart"/>
       <w:r>
         <w:rPr>
           <w:rFonts w:eastAsiaTheme="minorEastAsia"/>
           <w:iCs/>
         </w:rPr>
-        <w:t>Leonhard</w:t>
-      </w:r>
-      <w:proofErr w:type="spellEnd"/>
-      <w:r>
-        <w:rPr>
-          <w:rFonts w:eastAsiaTheme="minorEastAsia"/>
-          <w:iCs/>
-        </w:rPr>
-        <w:t xml:space="preserve"> Euler bizonyította, hogy ez az érték kifejezhető a következő végtelen sor használatával:</w:t>
+        <w:t>Leonhard Euler bizonyította, hogy ez az érték kifejezhető a következő végtelen sor használatával:</w:t>
       </w:r>
     </w:p>
     <w:p>
@@ -30672,6 +30497,7 @@
       <w:pPr>
         <w:rPr>
           <w:rFonts w:eastAsiaTheme="minorEastAsia"/>
+          <w:iCs/>
         </w:rPr>
       </w:pPr>
       <w:r>
@@ -30842,6 +30668,209 @@
           <w:iCs/>
         </w:rPr>
       </w:pPr>
+    </w:p>
+    <w:p>
+      <w:pPr>
+        <w:rPr>
+          <w:rFonts w:eastAsiaTheme="minorEastAsia"/>
+        </w:rPr>
+      </w:pPr>
+      <w:r>
+        <w:rPr>
+          <w:rFonts w:eastAsiaTheme="minorEastAsia"/>
+        </w:rPr>
+        <w:t xml:space="preserve">Az </w:t>
+      </w:r>
+      <w:r>
+        <w:rPr>
+          <w:rFonts w:eastAsiaTheme="minorEastAsia"/>
+          <w:b/>
+          <w:bCs/>
+        </w:rPr>
+        <w:t>exponenciális függvény</w:t>
+      </w:r>
+      <w:r>
+        <w:rPr>
+          <w:rFonts w:eastAsiaTheme="minorEastAsia"/>
+        </w:rPr>
+        <w:t xml:space="preserve"> az e szám sorösszegének segítségével kifejezhető a következő módon:</w:t>
+      </w:r>
+    </w:p>
+    <w:p>
+      <w:pPr>
+        <w:rPr>
+          <w:rFonts w:eastAsiaTheme="minorEastAsia"/>
+          <w:iCs/>
+        </w:rPr>
+      </w:pPr>
+      <m:oMathPara>
+        <m:oMath>
+          <m:func>
+            <m:funcPr>
+              <m:ctrlPr>
+                <w:rPr>
+                  <w:rFonts w:ascii="Cambria Math" w:eastAsiaTheme="minorEastAsia" w:hAnsi="Cambria Math"/>
+                </w:rPr>
+              </m:ctrlPr>
+            </m:funcPr>
+            <m:fName>
+              <m:r>
+                <m:rPr>
+                  <m:sty m:val="p"/>
+                </m:rPr>
+                <w:rPr>
+                  <w:rFonts w:ascii="Cambria Math" w:eastAsiaTheme="minorEastAsia" w:hAnsi="Cambria Math"/>
+                </w:rPr>
+                <m:t>exp</m:t>
+              </m:r>
+            </m:fName>
+            <m:e>
+              <m:d>
+                <m:dPr>
+                  <m:ctrlPr>
+                    <w:rPr>
+                      <w:rFonts w:ascii="Cambria Math" w:eastAsiaTheme="minorEastAsia" w:hAnsi="Cambria Math"/>
+                      <w:i/>
+                    </w:rPr>
+                  </m:ctrlPr>
+                </m:dPr>
+                <m:e>
+                  <m:r>
+                    <w:rPr>
+                      <w:rFonts w:ascii="Cambria Math" w:eastAsiaTheme="minorEastAsia" w:hAnsi="Cambria Math"/>
+                    </w:rPr>
+                    <m:t>x</m:t>
+                  </m:r>
+                </m:e>
+              </m:d>
+            </m:e>
+          </m:func>
+          <m:r>
+            <w:rPr>
+              <w:rFonts w:ascii="Cambria Math" w:eastAsiaTheme="minorEastAsia" w:hAnsi="Cambria Math"/>
+            </w:rPr>
+            <m:t>=</m:t>
+          </m:r>
+          <m:sSup>
+            <m:sSupPr>
+              <m:ctrlPr>
+                <w:rPr>
+                  <w:rFonts w:ascii="Cambria Math" w:eastAsiaTheme="minorEastAsia" w:hAnsi="Cambria Math"/>
+                  <w:i/>
+                </w:rPr>
+              </m:ctrlPr>
+            </m:sSupPr>
+            <m:e>
+              <m:r>
+                <w:rPr>
+                  <w:rFonts w:ascii="Cambria Math" w:eastAsiaTheme="minorEastAsia" w:hAnsi="Cambria Math"/>
+                </w:rPr>
+                <m:t>e</m:t>
+              </m:r>
+            </m:e>
+            <m:sup>
+              <m:r>
+                <w:rPr>
+                  <w:rFonts w:ascii="Cambria Math" w:eastAsiaTheme="minorEastAsia" w:hAnsi="Cambria Math"/>
+                </w:rPr>
+                <m:t>x</m:t>
+              </m:r>
+            </m:sup>
+          </m:sSup>
+          <m:r>
+            <w:rPr>
+              <w:rFonts w:ascii="Cambria Math" w:eastAsiaTheme="minorEastAsia" w:hAnsi="Cambria Math"/>
+            </w:rPr>
+            <m:t>=</m:t>
+          </m:r>
+          <m:nary>
+            <m:naryPr>
+              <m:chr m:val="∑"/>
+              <m:limLoc m:val="undOvr"/>
+              <m:ctrlPr>
+                <w:rPr>
+                  <w:rFonts w:ascii="Cambria Math" w:eastAsiaTheme="minorEastAsia" w:hAnsi="Cambria Math"/>
+                  <w:i/>
+                  <w:iCs/>
+                </w:rPr>
+              </m:ctrlPr>
+            </m:naryPr>
+            <m:sub>
+              <m:r>
+                <w:rPr>
+                  <w:rFonts w:ascii="Cambria Math" w:eastAsiaTheme="minorEastAsia" w:hAnsi="Cambria Math"/>
+                </w:rPr>
+                <m:t>k=0</m:t>
+              </m:r>
+            </m:sub>
+            <m:sup>
+              <m:r>
+                <w:rPr>
+                  <w:rFonts w:ascii="Cambria Math" w:eastAsiaTheme="minorEastAsia" w:hAnsi="Cambria Math"/>
+                </w:rPr>
+                <m:t>∞</m:t>
+              </m:r>
+            </m:sup>
+            <m:e>
+              <m:f>
+                <m:fPr>
+                  <m:ctrlPr>
+                    <w:rPr>
+                      <w:rFonts w:ascii="Cambria Math" w:eastAsiaTheme="minorEastAsia" w:hAnsi="Cambria Math"/>
+                      <w:i/>
+                      <w:iCs/>
+                    </w:rPr>
+                  </m:ctrlPr>
+                </m:fPr>
+                <m:num>
+                  <m:sSup>
+                    <m:sSupPr>
+                      <m:ctrlPr>
+                        <w:rPr>
+                          <w:rFonts w:ascii="Cambria Math" w:eastAsiaTheme="minorEastAsia" w:hAnsi="Cambria Math"/>
+                          <w:i/>
+                        </w:rPr>
+                      </m:ctrlPr>
+                    </m:sSupPr>
+                    <m:e>
+                      <m:r>
+                        <w:rPr>
+                          <w:rFonts w:ascii="Cambria Math" w:eastAsiaTheme="minorEastAsia" w:hAnsi="Cambria Math"/>
+                        </w:rPr>
+                        <m:t>x</m:t>
+                      </m:r>
+                    </m:e>
+                    <m:sup>
+                      <m:r>
+                        <w:rPr>
+                          <w:rFonts w:ascii="Cambria Math" w:eastAsiaTheme="minorEastAsia" w:hAnsi="Cambria Math"/>
+                        </w:rPr>
+                        <m:t>k</m:t>
+                      </m:r>
+                    </m:sup>
+                  </m:sSup>
+                </m:num>
+                <m:den>
+                  <m:r>
+                    <w:rPr>
+                      <w:rFonts w:ascii="Cambria Math" w:eastAsiaTheme="minorEastAsia" w:hAnsi="Cambria Math"/>
+                    </w:rPr>
+                    <m:t>k!</m:t>
+                  </m:r>
+                </m:den>
+              </m:f>
+            </m:e>
+          </m:nary>
+        </m:oMath>
+      </m:oMathPara>
+    </w:p>
+    <w:p>
+      <w:pPr>
+        <w:rPr>
+          <w:rFonts w:eastAsiaTheme="minorEastAsia"/>
+          <w:iCs/>
+        </w:rPr>
+      </w:pPr>
       <w:r>
         <w:rPr>
           <w:rFonts w:eastAsiaTheme="minorEastAsia"/>
@@ -31113,7 +31142,6 @@
       <w:pPr>
         <w:rPr>
           <w:rFonts w:eastAsiaTheme="minorEastAsia"/>
-          <w:iCs/>
         </w:rPr>
       </w:pPr>
       <m:oMathPara>
@@ -31249,15 +31277,7 @@
         <w:t>Ez a részleg felelős a szöveg feldarabolásáért.</w:t>
       </w:r>
       <w:r>
-        <w:t xml:space="preserve"> Hogy a parser tudja, milyen formájú egységekre kell felbontani a szöveget, minden egyes számológép egy reguláris kifejezésekből álló (</w:t>
-      </w:r>
-      <w:proofErr w:type="spellStart"/>
-      <w:r>
-        <w:t>Regex</w:t>
-      </w:r>
-      <w:proofErr w:type="spellEnd"/>
-      <w:r>
-        <w:t xml:space="preserve">) listát tart fent magán belül. Ez a rendszer a leghosszabb illeszkedés elvét követi, miszerint </w:t>
+        <w:t xml:space="preserve"> Hogy a parser tudja, milyen formájú egységekre kell felbontani a szöveget, minden egyes számológép egy reguláris kifejezésekből álló (Regex) listát tart fent magán belül. Ez a rendszer a leghosszabb illeszkedés elvét követi, miszerint </w:t>
       </w:r>
       <w:r>
         <w:t>a következő vágást a sor elejétől számított leghosszabban a karaktersorozatra illeszkedő szakasz végén kell megejteni.</w:t>
@@ -31531,15 +31551,7 @@
       </w:pPr>
       <w:bookmarkStart w:id="20" w:name="_Toc224580518"/>
       <w:r>
-        <w:t>Absztrakt számológép (</w:t>
-      </w:r>
-      <w:proofErr w:type="spellStart"/>
-      <w:r>
-        <w:t>Calculator</w:t>
-      </w:r>
-      <w:proofErr w:type="spellEnd"/>
-      <w:r>
-        <w:t>)</w:t>
+        <w:t>Absztrakt számológép (Calculator)</w:t>
       </w:r>
       <w:bookmarkEnd w:id="20"/>
     </w:p>
@@ -31620,15 +31632,7 @@
         <w:jc w:val="center"/>
       </w:pPr>
       <w:r>
-        <w:t xml:space="preserve">&lt;Kép az absztrakt </w:t>
-      </w:r>
-      <w:proofErr w:type="spellStart"/>
-      <w:r>
-        <w:t>Calculator</w:t>
-      </w:r>
-      <w:proofErr w:type="spellEnd"/>
-      <w:r>
-        <w:t xml:space="preserve"> osztály kifejezésfájáról</w:t>
+        <w:t>&lt;Kép az absztrakt Calculator osztály kifejezésfájáról</w:t>
       </w:r>
       <w:r>
         <w:t xml:space="preserve"> (UML)</w:t>
@@ -31667,15 +31671,7 @@
         <w:t>Egy kifejezés legáltalánosabb leírása.</w:t>
       </w:r>
       <w:r>
-        <w:t xml:space="preserve"> Akár </w:t>
-      </w:r>
-      <w:proofErr w:type="spellStart"/>
-      <w:r>
-        <w:t>inteface</w:t>
-      </w:r>
-      <w:proofErr w:type="spellEnd"/>
-      <w:r>
-        <w:t xml:space="preserve"> is lehetne.</w:t>
+        <w:t xml:space="preserve"> Akár inteface is lehetne.</w:t>
       </w:r>
     </w:p>
     <w:p>
@@ -31695,7 +31691,6 @@
           <w:numId w:val="9"/>
         </w:numPr>
       </w:pPr>
-      <w:proofErr w:type="spellStart"/>
       <w:r>
         <w:rPr>
           <w:b/>
@@ -31703,7 +31698,6 @@
         </w:rPr>
         <w:t>ValueHolder</w:t>
       </w:r>
-      <w:proofErr w:type="spellEnd"/>
       <w:r>
         <w:t>:</w:t>
       </w:r>
@@ -31763,7 +31757,6 @@
           <w:numId w:val="9"/>
         </w:numPr>
       </w:pPr>
-      <w:proofErr w:type="spellStart"/>
       <w:r>
         <w:rPr>
           <w:b/>
@@ -31771,7 +31764,6 @@
         </w:rPr>
         <w:t>Parenthesized</w:t>
       </w:r>
-      <w:proofErr w:type="spellEnd"/>
       <w:r>
         <w:t>:</w:t>
       </w:r>
@@ -31798,7 +31790,6 @@
           <w:numId w:val="9"/>
         </w:numPr>
       </w:pPr>
-      <w:proofErr w:type="spellStart"/>
       <w:r>
         <w:rPr>
           <w:b/>
@@ -31806,7 +31797,6 @@
         </w:rPr>
         <w:t>FunctionBase</w:t>
       </w:r>
-      <w:proofErr w:type="spellEnd"/>
       <w:r>
         <w:t>:</w:t>
       </w:r>
@@ -31866,7 +31856,6 @@
           <w:numId w:val="9"/>
         </w:numPr>
       </w:pPr>
-      <w:proofErr w:type="spellStart"/>
       <w:r>
         <w:rPr>
           <w:b/>
@@ -31874,7 +31863,6 @@
         </w:rPr>
         <w:t>Function</w:t>
       </w:r>
-      <w:proofErr w:type="spellEnd"/>
       <w:r>
         <w:t>:</w:t>
       </w:r>
@@ -31943,7 +31931,6 @@
           <w:numId w:val="9"/>
         </w:numPr>
       </w:pPr>
-      <w:proofErr w:type="spellStart"/>
       <w:r>
         <w:rPr>
           <w:b/>
@@ -31951,7 +31938,6 @@
         </w:rPr>
         <w:t>Parenthesis</w:t>
       </w:r>
-      <w:proofErr w:type="spellEnd"/>
       <w:r>
         <w:t>:</w:t>
       </w:r>
@@ -31978,7 +31964,6 @@
           <w:numId w:val="9"/>
         </w:numPr>
       </w:pPr>
-      <w:proofErr w:type="spellStart"/>
       <w:r>
         <w:rPr>
           <w:b/>
@@ -31986,7 +31971,6 @@
         </w:rPr>
         <w:t>OpeningParenthesis</w:t>
       </w:r>
-      <w:proofErr w:type="spellEnd"/>
       <w:r>
         <w:t>:</w:t>
       </w:r>
@@ -32013,7 +31997,6 @@
           <w:numId w:val="9"/>
         </w:numPr>
       </w:pPr>
-      <w:proofErr w:type="spellStart"/>
       <w:r>
         <w:rPr>
           <w:b/>
@@ -32021,7 +32004,6 @@
         </w:rPr>
         <w:t>ClosingParenthesis</w:t>
       </w:r>
-      <w:proofErr w:type="spellEnd"/>
       <w:r>
         <w:t>:</w:t>
       </w:r>
@@ -32688,29 +32670,13 @@
           <w:b/>
           <w:bCs/>
         </w:rPr>
-        <w:t xml:space="preserve"> (</w:t>
-      </w:r>
-      <w:proofErr w:type="spellStart"/>
+        <w:t xml:space="preserve"> (Stack)</w:t>
+      </w:r>
       <w:r>
         <w:rPr>
           <w:b/>
           <w:bCs/>
         </w:rPr>
-        <w:t>Stack</w:t>
-      </w:r>
-      <w:proofErr w:type="spellEnd"/>
-      <w:r>
-        <w:rPr>
-          <w:b/>
-          <w:bCs/>
-        </w:rPr>
-        <w:t>)</w:t>
-      </w:r>
-      <w:r>
-        <w:rPr>
-          <w:b/>
-          <w:bCs/>
-        </w:rPr>
         <w:t xml:space="preserve"> segítségével</w:t>
       </w:r>
       <w:r>
@@ -32743,15 +32709,7 @@
         <w:t xml:space="preserve"> tetején</w:t>
       </w:r>
       <w:r>
-        <w:t xml:space="preserve"> lévő operátort is </w:t>
-      </w:r>
-      <w:proofErr w:type="spellStart"/>
-      <w:r>
-        <w:t>precedencia</w:t>
-      </w:r>
-      <w:proofErr w:type="spellEnd"/>
-      <w:r>
-        <w:t xml:space="preserve"> szerint</w:t>
+        <w:t xml:space="preserve"> lévő operátort is precedencia szerint</w:t>
       </w:r>
       <w:r>
         <w:t>:</w:t>
@@ -32794,17 +32752,8 @@
           <w:b/>
           <w:bCs/>
         </w:rPr>
-        <w:t xml:space="preserve">beolvasott operátor magasabb </w:t>
-      </w:r>
-      <w:proofErr w:type="spellStart"/>
-      <w:r>
-        <w:rPr>
-          <w:b/>
-          <w:bCs/>
-        </w:rPr>
-        <w:t>precedenciájú</w:t>
-      </w:r>
-      <w:proofErr w:type="spellEnd"/>
+        <w:t>beolvasott operátor magasabb precedenciájú</w:t>
+      </w:r>
       <w:r>
         <w:rPr>
           <w:b/>
@@ -32828,17 +32777,8 @@
           <w:b/>
           <w:bCs/>
         </w:rPr>
-        <w:t xml:space="preserve">beolvasott operátor alacsonyabb </w:t>
-      </w:r>
-      <w:proofErr w:type="spellStart"/>
-      <w:r>
-        <w:rPr>
-          <w:b/>
-          <w:bCs/>
-        </w:rPr>
-        <w:t>precedenciájú</w:t>
-      </w:r>
-      <w:proofErr w:type="spellEnd"/>
+        <w:t>beolvasott operátor alacsonyabb precedenciájú</w:t>
+      </w:r>
       <w:r>
         <w:rPr>
           <w:b/>
@@ -32913,15 +32853,7 @@
         <w:jc w:val="center"/>
       </w:pPr>
       <w:r>
-        <w:t>&lt;Struktogramm a lengyel formára alakításról (</w:t>
-      </w:r>
-      <w:proofErr w:type="spellStart"/>
-      <w:r>
-        <w:t>Orosi</w:t>
-      </w:r>
-      <w:proofErr w:type="spellEnd"/>
-      <w:r>
-        <w:t xml:space="preserve"> Feri oldala)&gt;</w:t>
+        <w:t>&lt;Struktogramm a lengyel formára alakításról (Orosi Feri oldala)&gt;</w:t>
       </w:r>
     </w:p>
     <w:p>
@@ -33027,16 +32959,11 @@
       </w:pPr>
       <w:bookmarkStart w:id="21" w:name="_Toc224580519"/>
       <w:r>
-        <w:t>Általános számológép (</w:t>
-      </w:r>
-      <w:proofErr w:type="spellStart"/>
-      <w:r>
-        <w:t>Standard</w:t>
+        <w:t>Általános számológép (Standard</w:t>
       </w:r>
       <w:r>
         <w:t>Calculator</w:t>
       </w:r>
-      <w:proofErr w:type="spellEnd"/>
       <w:r>
         <w:t>)</w:t>
       </w:r>
@@ -33123,7 +33050,6 @@
           <w:numId w:val="9"/>
         </w:numPr>
       </w:pPr>
-      <w:proofErr w:type="spellStart"/>
       <w:r>
         <w:rPr>
           <w:b/>
@@ -33131,7 +33057,6 @@
         </w:rPr>
         <w:t>Number</w:t>
       </w:r>
-      <w:proofErr w:type="spellEnd"/>
       <w:r>
         <w:t>: A racionális szám megvalósítása.</w:t>
       </w:r>
@@ -33152,7 +33077,6 @@
           <w:numId w:val="9"/>
         </w:numPr>
       </w:pPr>
-      <w:proofErr w:type="spellStart"/>
       <w:r>
         <w:rPr>
           <w:b/>
@@ -33160,7 +33084,6 @@
         </w:rPr>
         <w:t>UnaryOperator</w:t>
       </w:r>
-      <w:proofErr w:type="spellEnd"/>
       <w:r>
         <w:t>: Az egyparaméteres operátor általánosítása.</w:t>
       </w:r>
@@ -33181,7 +33104,6 @@
           <w:numId w:val="9"/>
         </w:numPr>
       </w:pPr>
-      <w:proofErr w:type="spellStart"/>
       <w:r>
         <w:rPr>
           <w:b/>
@@ -33189,7 +33111,6 @@
         </w:rPr>
         <w:t>BinaryOperator</w:t>
       </w:r>
-      <w:proofErr w:type="spellEnd"/>
       <w:r>
         <w:t>: Az kétparaméteres operátor általánosítása.</w:t>
       </w:r>
@@ -33237,7 +33158,6 @@
           <w:numId w:val="9"/>
         </w:numPr>
       </w:pPr>
-      <w:proofErr w:type="spellStart"/>
       <w:r>
         <w:rPr>
           <w:b/>
@@ -33245,7 +33165,6 @@
         </w:rPr>
         <w:t>Subtract</w:t>
       </w:r>
-      <w:proofErr w:type="spellEnd"/>
       <w:r>
         <w:t>: Az kivonás műveletének megvalósítása.</w:t>
       </w:r>
@@ -33266,7 +33185,6 @@
           <w:numId w:val="9"/>
         </w:numPr>
       </w:pPr>
-      <w:proofErr w:type="spellStart"/>
       <w:r>
         <w:rPr>
           <w:b/>
@@ -33274,7 +33192,6 @@
         </w:rPr>
         <w:t>Multiply</w:t>
       </w:r>
-      <w:proofErr w:type="spellEnd"/>
       <w:r>
         <w:t>: Az szorzás műveletének megvalósítása.</w:t>
       </w:r>
@@ -33296,7 +33213,6 @@
           <w:numId w:val="9"/>
         </w:numPr>
       </w:pPr>
-      <w:proofErr w:type="spellStart"/>
       <w:r>
         <w:rPr>
           <w:b/>
@@ -33304,7 +33220,6 @@
         </w:rPr>
         <w:t>Divide</w:t>
       </w:r>
-      <w:proofErr w:type="spellEnd"/>
       <w:r>
         <w:t>: Az osztás műveletének megvalósítása.</w:t>
       </w:r>
@@ -33325,7 +33240,6 @@
           <w:numId w:val="9"/>
         </w:numPr>
       </w:pPr>
-      <w:proofErr w:type="spellStart"/>
       <w:r>
         <w:rPr>
           <w:b/>
@@ -33333,7 +33247,6 @@
         </w:rPr>
         <w:t>Power</w:t>
       </w:r>
-      <w:proofErr w:type="spellEnd"/>
       <w:r>
         <w:t>: Az hatványozás műveletének megvalósítása.</w:t>
       </w:r>
@@ -33354,7 +33267,6 @@
           <w:numId w:val="9"/>
         </w:numPr>
       </w:pPr>
-      <w:proofErr w:type="spellStart"/>
       <w:r>
         <w:rPr>
           <w:b/>
@@ -33362,7 +33274,6 @@
         </w:rPr>
         <w:t>Root</w:t>
       </w:r>
-      <w:proofErr w:type="spellEnd"/>
       <w:r>
         <w:t>: Az gyökvonás műveletének megvalósítása.</w:t>
       </w:r>
@@ -33383,7 +33294,6 @@
           <w:numId w:val="9"/>
         </w:numPr>
       </w:pPr>
-      <w:proofErr w:type="spellStart"/>
       <w:r>
         <w:rPr>
           <w:b/>
@@ -33391,7 +33301,6 @@
         </w:rPr>
         <w:t>Abs</w:t>
       </w:r>
-      <w:proofErr w:type="spellEnd"/>
       <w:r>
         <w:t>: Az abszolútérték függvény megvalósítása.</w:t>
       </w:r>
@@ -33466,7 +33375,6 @@
           <w:numId w:val="9"/>
         </w:numPr>
       </w:pPr>
-      <w:proofErr w:type="spellStart"/>
       <w:r>
         <w:rPr>
           <w:b/>
@@ -33474,7 +33382,6 @@
         </w:rPr>
         <w:t>Floor</w:t>
       </w:r>
-      <w:proofErr w:type="spellEnd"/>
       <w:r>
         <w:t>: Az lefele kerekítés függvény megvalósítása.</w:t>
       </w:r>
@@ -33495,7 +33402,6 @@
           <w:numId w:val="9"/>
         </w:numPr>
       </w:pPr>
-      <w:proofErr w:type="spellStart"/>
       <w:r>
         <w:rPr>
           <w:b/>
@@ -33503,7 +33409,6 @@
         </w:rPr>
         <w:t>Round</w:t>
       </w:r>
-      <w:proofErr w:type="spellEnd"/>
       <w:r>
         <w:t>: Az kerekítés függvény megvalósítása.</w:t>
       </w:r>
@@ -33524,7 +33429,6 @@
           <w:numId w:val="9"/>
         </w:numPr>
       </w:pPr>
-      <w:proofErr w:type="spellStart"/>
       <w:r>
         <w:rPr>
           <w:b/>
@@ -33532,7 +33436,6 @@
         </w:rPr>
         <w:t>Ceiling</w:t>
       </w:r>
-      <w:proofErr w:type="spellEnd"/>
       <w:r>
         <w:t>: Az felfele kerekítés függvény megvalósítása.</w:t>
       </w:r>
@@ -33551,16 +33454,11 @@
       </w:pPr>
       <w:bookmarkStart w:id="22" w:name="_Toc224580520"/>
       <w:r>
-        <w:t>Euklideszi tér számológép (</w:t>
-      </w:r>
-      <w:proofErr w:type="spellStart"/>
-      <w:r>
-        <w:t>EuclideanSpace</w:t>
+        <w:t>Euklideszi tér számológép (EuclideanSpace</w:t>
       </w:r>
       <w:r>
         <w:t>Calculator</w:t>
       </w:r>
-      <w:proofErr w:type="spellEnd"/>
       <w:r>
         <w:t>)</w:t>
       </w:r>
@@ -33593,7 +33491,6 @@
           <w:numId w:val="9"/>
         </w:numPr>
       </w:pPr>
-      <w:proofErr w:type="spellStart"/>
       <w:r>
         <w:rPr>
           <w:b/>
@@ -33601,7 +33498,6 @@
         </w:rPr>
         <w:t>Matrix</w:t>
       </w:r>
-      <w:proofErr w:type="spellEnd"/>
       <w:r>
         <w:t>: Az racionális számokra kiértékelődő kifejezésekből álló mátrix megvalósítása.</w:t>
       </w:r>
@@ -33623,7 +33519,6 @@
           <w:numId w:val="9"/>
         </w:numPr>
       </w:pPr>
-      <w:proofErr w:type="spellStart"/>
       <w:r>
         <w:rPr>
           <w:b/>
@@ -33631,17 +33526,11 @@
         </w:rPr>
         <w:t>MatrixHolder</w:t>
       </w:r>
-      <w:proofErr w:type="spellEnd"/>
       <w:r>
         <w:t xml:space="preserve">: A </w:t>
       </w:r>
-      <w:proofErr w:type="spellStart"/>
-      <w:r>
-        <w:t>Matrix</w:t>
-      </w:r>
-      <w:proofErr w:type="spellEnd"/>
-      <w:r>
-        <w:t xml:space="preserve"> osztály Term típussá alakítását teszi lehetővé</w:t>
+      <w:r>
+        <w:t>Matrix osztály Term típussá alakítását teszi lehetővé</w:t>
       </w:r>
       <w:r>
         <w:t>.</w:t>
@@ -33663,7 +33552,6 @@
           <w:numId w:val="9"/>
         </w:numPr>
       </w:pPr>
-      <w:proofErr w:type="spellStart"/>
       <w:r>
         <w:rPr>
           <w:b/>
@@ -33671,7 +33559,6 @@
         </w:rPr>
         <w:t>Number</w:t>
       </w:r>
-      <w:proofErr w:type="spellEnd"/>
       <w:r>
         <w:t>: A racionális szám megvalósítása.</w:t>
       </w:r>
@@ -33692,7 +33579,6 @@
           <w:numId w:val="9"/>
         </w:numPr>
       </w:pPr>
-      <w:proofErr w:type="spellStart"/>
       <w:r>
         <w:rPr>
           <w:b/>
@@ -33700,7 +33586,6 @@
         </w:rPr>
         <w:t>BinaryOperator</w:t>
       </w:r>
-      <w:proofErr w:type="spellEnd"/>
       <w:r>
         <w:t>: Az kétparaméteres operátor általánosítása.</w:t>
       </w:r>
@@ -33748,7 +33633,6 @@
           <w:numId w:val="9"/>
         </w:numPr>
       </w:pPr>
-      <w:proofErr w:type="spellStart"/>
       <w:r>
         <w:rPr>
           <w:b/>
@@ -33756,7 +33640,6 @@
         </w:rPr>
         <w:t>Subtract</w:t>
       </w:r>
-      <w:proofErr w:type="spellEnd"/>
       <w:r>
         <w:t>: Az kivonás műveletének megvalósítása.</w:t>
       </w:r>
@@ -33777,7 +33660,6 @@
           <w:numId w:val="9"/>
         </w:numPr>
       </w:pPr>
-      <w:proofErr w:type="spellStart"/>
       <w:r>
         <w:rPr>
           <w:b/>
@@ -33785,7 +33667,6 @@
         </w:rPr>
         <w:t>Product</w:t>
       </w:r>
-      <w:proofErr w:type="spellEnd"/>
       <w:r>
         <w:t>: Az szorzás műveletének megvalósítása.</w:t>
       </w:r>
@@ -33804,16 +33685,11 @@
       </w:pPr>
       <w:bookmarkStart w:id="23" w:name="_Toc224580521"/>
       <w:r>
-        <w:t>Polinom számológép (</w:t>
-      </w:r>
-      <w:proofErr w:type="spellStart"/>
-      <w:r>
-        <w:t>Polynomials</w:t>
+        <w:t>Polinom számológép (Polynomials</w:t>
       </w:r>
       <w:r>
         <w:t>Calculator</w:t>
       </w:r>
-      <w:proofErr w:type="spellEnd"/>
       <w:r>
         <w:t>)</w:t>
       </w:r>
@@ -33825,16 +33701,11 @@
       </w:pPr>
       <w:bookmarkStart w:id="24" w:name="_Toc224580522"/>
       <w:r>
-        <w:t>Integrálközelítés számológép (</w:t>
-      </w:r>
-      <w:proofErr w:type="spellStart"/>
-      <w:r>
-        <w:t>Integral</w:t>
+        <w:t>Integrálközelítés számológép (Integral</w:t>
       </w:r>
       <w:r>
         <w:t>Calculator</w:t>
       </w:r>
-      <w:proofErr w:type="spellEnd"/>
       <w:r>
         <w:t>)</w:t>
       </w:r>
@@ -33955,10 +33826,32 @@
         <w:pStyle w:val="Cmsor3"/>
       </w:pPr>
       <w:r>
-        <w:t>Hatékonyabb algoritmusok használata</w:t>
-      </w:r>
-    </w:p>
-    <w:p/>
+        <w:t>Hatékonyabb</w:t>
+      </w:r>
+      <w:r>
+        <w:t xml:space="preserve"> szorzás</w:t>
+      </w:r>
+      <w:r>
+        <w:t xml:space="preserve"> algoritmus használata</w:t>
+      </w:r>
+    </w:p>
+    <w:p>
+      <w:r>
+        <w:t>Egész számok szorzása</w:t>
+      </w:r>
+      <w:r>
+        <w:t xml:space="preserve"> esetén lehetőségünk nyílik rá, hogy</w:t>
+      </w:r>
+      <w:r>
+        <w:t xml:space="preserve"> gyors Fourier-transzformáció segítségével</w:t>
+      </w:r>
+      <w:r>
+        <w:t xml:space="preserve"> lecsökkentsük a nagy számok okozta magas számításigényt.</w:t>
+      </w:r>
+      <w:r>
+        <w:t xml:space="preserve"> Mivel az egész számokkal való szorzást valójában majdnem minden számtípus alkalmazza, így az egész könyvtár számításigényére nagy hatással lenne.</w:t>
+      </w:r>
+    </w:p>
     <w:p>
       <w:pPr>
         <w:pStyle w:val="Cmsor2"/>
@@ -33968,6 +33861,44 @@
         <w:t>Bővítmények</w:t>
       </w:r>
       <w:bookmarkEnd w:id="29"/>
+    </w:p>
+    <w:p>
+      <w:pPr>
+        <w:pStyle w:val="Cmsor3"/>
+      </w:pPr>
+      <w:r>
+        <w:t>Memória és előzmények elérésének támogatása</w:t>
+      </w:r>
+    </w:p>
+    <w:p>
+      <w:r>
+        <w:t>Manapság már természetesnek vehető, hogy egy jó számológép tartalmazza a memória funkciót, ami lehetőséget biztosít rá, hogy részszámításokat össze tudjunk adni és ezt a gép egy külön változóban tárolja le későbbi használatra.</w:t>
+      </w:r>
+    </w:p>
+    <w:p>
+      <w:r>
+        <w:lastRenderedPageBreak/>
+        <w:t>Mivel a dolgozat témája nem egy közhasználati szoftver lefejlesztése és az ergonómia elveire való szigorú támaszkodás, ezért ez a verzió még nem támogatja ezt a funkciót.</w:t>
+      </w:r>
+    </w:p>
+    <w:p>
+      <w:pPr>
+        <w:pStyle w:val="Cmsor3"/>
+      </w:pPr>
+      <w:r>
+        <w:t>Komplex számok bevezetése</w:t>
+      </w:r>
+    </w:p>
+    <w:p>
+      <w:r>
+        <w:t>Az egyedüli ok amiért jelenleg nem támogatott a típus, hogy</w:t>
+      </w:r>
+      <w:r>
+        <w:t xml:space="preserve"> nincs benne a dolgozat témájában és</w:t>
+      </w:r>
+      <w:r>
+        <w:t xml:space="preserve"> extra összetettséget okozna a hatványozás műveletének implementálása. Minden más egyszerűen megoldható az eddig megalkotott műveletekkel.</w:t>
+      </w:r>
     </w:p>
     <w:p>
       <w:pPr>
@@ -33996,21 +33927,14 @@
       <w:r>
         <w:t>Még több interpolációs eljárás implementálása és a köztük való váltás támogatása (</w:t>
       </w:r>
-      <w:proofErr w:type="spellStart"/>
       <w:r>
         <w:t>Hermite</w:t>
       </w:r>
-      <w:proofErr w:type="spellEnd"/>
       <w:r>
         <w:t xml:space="preserve">, </w:t>
       </w:r>
-      <w:proofErr w:type="spellStart"/>
-      <w:r>
-        <w:t>Catmull</w:t>
-      </w:r>
-      <w:proofErr w:type="spellEnd"/>
-      <w:r>
-        <w:t>-Rom</w:t>
+      <w:r>
+        <w:t>Catmull-Rom</w:t>
       </w:r>
       <w:r>
         <w:t>,</w:t>
@@ -34019,15 +33943,7 @@
         <w:t xml:space="preserve"> </w:t>
       </w:r>
       <w:r>
-        <w:t>B-</w:t>
-      </w:r>
-      <w:proofErr w:type="spellStart"/>
-      <w:r>
-        <w:t>spline</w:t>
-      </w:r>
-      <w:proofErr w:type="spellEnd"/>
-      <w:r>
-        <w:t>)</w:t>
+        <w:t>B-spline)</w:t>
       </w:r>
     </w:p>
     <w:p>
@@ -34051,7 +33967,6 @@
         </w:numPr>
       </w:pPr>
       <w:r>
-        <w:lastRenderedPageBreak/>
         <w:t>Euklideszi algoritmus hozzáadása a vizuális számológéphez, mivel az alap könyvtár már úgy is tartalmazza</w:t>
       </w:r>
     </w:p>
@@ -34064,10 +33979,7 @@
         </w:numPr>
       </w:pPr>
       <w:r>
-        <w:t xml:space="preserve">Gauss-Jordan elimináció </w:t>
-      </w:r>
-      <w:r>
-        <w:t>hozzáadása a vizuális számológéphez, mivel az alap könyvtár már úgy is tartalmazza</w:t>
+        <w:t>Gauss-Jordan elimináció hozzáadása a vizuális számológéphez, mivel az alap könyvtár már úgy is tartalmazza</w:t>
       </w:r>
     </w:p>
     <w:p>
@@ -34100,8 +34012,9 @@
       <w:r>
         <w:t>Nagy segítséget nyújthatna az interpoláció elvégzése után, ha egy gomb megnyomásával már láthatná is a felhasználó a kapott függvényt. Így több információhoz juthatna mit, hogy tudja hogy valahogy átmegy a kért pontokon.</w:t>
       </w:r>
-    </w:p>
-    <w:p>
+      <w:r>
+        <w:t xml:space="preserve"> </w:t>
+      </w:r>
       <w:r>
         <w:t>Az ablak akár állítható is lehetne a görgő és az egér mozgatásával, hogy éppen milyen értékek közt szeretné a felhasználó szemügyre venni a görbét.</w:t>
       </w:r>
@@ -34128,13 +34041,6 @@
       <w:r>
         <w:t>Azt a kevés energiát tekintve, amit egy többnyelvűsítés igényelne, nyugodtan bele lehetne venni a programba. Más szemszögből pedig, mivel manapság már az angol nyelv ilyen szintű ismerete szinte alapvetőnek vehető, alacsony prioritású fejlesztésnek vehető.</w:t>
       </w:r>
-    </w:p>
-    <w:p>
-      <w:pPr>
-        <w:spacing w:line="259" w:lineRule="auto"/>
-        <w:ind w:firstLine="0"/>
-        <w:jc w:val="left"/>
-      </w:pPr>
       <w:r>
         <w:br w:type="page"/>
       </w:r>
@@ -35671,7 +35577,7 @@
   <w:abstractNum w:abstractNumId="12" w15:restartNumberingAfterBreak="0">
     <w:nsid w:val="6D982FAC"/>
     <w:multiLevelType w:val="hybridMultilevel"/>
-    <w:tmpl w:val="D8280CA6"/>
+    <w:tmpl w:val="E4180BF8"/>
     <w:lvl w:ilvl="0" w:tplc="040E0001">
       <w:start w:val="1"/>
       <w:numFmt w:val="bullet"/>
@@ -36679,7 +36585,7 @@
   <w:style w:type="paragraph" w:default="1" w:styleId="Norml">
     <w:name w:val="Normal"/>
     <w:qFormat/>
-    <w:rsid w:val="00556201"/>
+    <w:rsid w:val="00AB1C83"/>
     <w:pPr>
       <w:spacing w:line="360" w:lineRule="auto"/>
       <w:ind w:firstLine="227"/>
@@ -36889,6 +36795,7 @@
   <w:style w:type="character" w:default="1" w:styleId="Bekezdsalapbettpusa">
     <w:name w:val="Default Paragraph Font"/>
     <w:uiPriority w:val="1"/>
+    <w:semiHidden/>
     <w:unhideWhenUsed/>
   </w:style>
   <w:style w:type="table" w:default="1" w:styleId="Normltblzat">

--- a/Documentation.docx
+++ b/Documentation.docx
@@ -50,10 +50,10 @@
               <w:t xml:space="preserve">lebegőpontos </w:t>
             </w:r>
             <w:r>
-              <w:t>valós</w:t>
+              <w:t xml:space="preserve">decimális </w:t>
             </w:r>
             <w:r>
-              <w:t xml:space="preserve"> számábrázolással</w:t>
+              <w:t>számábrázolással</w:t>
             </w:r>
           </w:p>
         </w:tc>
@@ -2675,6 +2675,7 @@
             <w:rPr>
               <w:rFonts w:ascii="Cambria Math" w:hAnsi="Cambria Math"/>
             </w:rPr>
+            <w:lastRenderedPageBreak/>
             <m:t>123=1∙</m:t>
           </m:r>
           <m:sSup>
@@ -2772,7 +2773,6 @@
     </w:p>
     <w:p>
       <w:r>
-        <w:lastRenderedPageBreak/>
         <w:t>Tört számok esetén ugyanez az eljárás, csak folytatjuk</w:t>
       </w:r>
       <w:r>
@@ -3530,6 +3530,7 @@
     </w:p>
     <w:p>
       <w:r>
+        <w:lastRenderedPageBreak/>
         <w:t>Az előjelet vagy egy előjelbiten szokták tárolni, vagy a kettes komplemens számábrázolás segítségével egybeolvasztják a mantisszával</w:t>
       </w:r>
       <w:r>
@@ -3538,7 +3539,6 @@
     </w:p>
     <w:p>
       <w:r>
-        <w:lastRenderedPageBreak/>
         <w:t xml:space="preserve">Majd végül következik a karakterisztika, ami megmondja, hogy </w:t>
       </w:r>
       <w:r>
@@ -3933,6 +3933,7 @@
       </w:pPr>
       <w:bookmarkStart w:id="7" w:name="_Toc224580505"/>
       <w:r>
+        <w:lastRenderedPageBreak/>
         <w:t>Megoldás megközelítése</w:t>
       </w:r>
       <w:bookmarkEnd w:id="7"/>
@@ -3954,7 +3955,6 @@
     </w:p>
     <w:p>
       <w:r>
-        <w:lastRenderedPageBreak/>
         <w:t>Egy számjegyet 4 bit határoz meg, amik a hagyományos kettes számrendszerbeli egész szám számábrázolási elvét követik egy kitétellel: nem vehetnek fel, csak 0 és 9 közötti értéket (a két határt beleértve). Ezen számjegyek tömbbe fűzésével már leírható a pozitív egész számok halmaza, a nullát is beleértve.</w:t>
       </w:r>
     </w:p>
@@ -3973,7 +3973,15 @@
         <w:jc w:val="center"/>
       </w:pPr>
       <w:r>
-        <w:t>&lt;kép egy 0-nál kisebb számról ami rövidebb mint a fractionLength&gt;</w:t>
+        <w:t xml:space="preserve">&lt;kép egy 0-nál kisebb számról ami rövidebb mint a </w:t>
+      </w:r>
+      <w:proofErr w:type="spellStart"/>
+      <w:r>
+        <w:t>fractionLength</w:t>
+      </w:r>
+      <w:proofErr w:type="spellEnd"/>
+      <w:r>
+        <w:t>&gt;</w:t>
       </w:r>
     </w:p>
     <w:p>
@@ -4067,6 +4075,7 @@
     </w:p>
     <w:p>
       <w:r>
+        <w:lastRenderedPageBreak/>
         <w:t>Ezen tulajdonságok mindegyikére megoldást tud nyújtani a BCD számábrázolás:</w:t>
       </w:r>
     </w:p>
@@ -4123,7 +4132,6 @@
         </w:numPr>
       </w:pPr>
       <w:r>
-        <w:lastRenderedPageBreak/>
         <w:t>az IEEE 754 formátumú</w:t>
       </w:r>
       <w:r>
@@ -4509,7 +4517,11 @@
         <w:t xml:space="preserve"> E</w:t>
       </w:r>
       <w:r>
-        <w:t xml:space="preserve">zért hacsak nem nagyobb számokkal van dolgunk, mint amit a </w:t>
+        <w:t xml:space="preserve">zért hacsak nem nagyobb számokkal </w:t>
+      </w:r>
+      <w:r>
+        <w:lastRenderedPageBreak/>
+        <w:t xml:space="preserve">van dolgunk, mint amit a </w:t>
       </w:r>
       <w:r>
         <w:t xml:space="preserve">C nyelv </w:t>
@@ -4524,8 +4536,13 @@
         <w:t>long</w:t>
       </w:r>
       <w:r>
-        <w:t xml:space="preserve"> long</w:t>
-      </w:r>
+        <w:t xml:space="preserve"> </w:t>
+      </w:r>
+      <w:proofErr w:type="spellStart"/>
+      <w:r>
+        <w:t>long</w:t>
+      </w:r>
+      <w:proofErr w:type="spellEnd"/>
       <w:r>
         <w:t xml:space="preserve"> számtípus</w:t>
       </w:r>
@@ -4583,7 +4600,6 @@
     </w:p>
     <w:p>
       <w:r>
-        <w:lastRenderedPageBreak/>
         <w:t>A típusra implementálva vannak az alábbi műveletek:</w:t>
       </w:r>
     </w:p>
@@ -5125,7 +5141,11 @@
         </m:r>
       </m:oMath>
       <w:r>
-        <w:t xml:space="preserve">-nél nagyobb számot kaptunk, vagyis nem </w:t>
+        <w:t xml:space="preserve">-nél nagyobb számot kaptunk, </w:t>
+      </w:r>
+      <w:r>
+        <w:lastRenderedPageBreak/>
+        <w:t xml:space="preserve">vagyis nem </w:t>
       </w:r>
       <m:oMath>
         <m:r>
@@ -5148,7 +5168,6 @@
           <w:b/>
           <w:bCs/>
         </w:rPr>
-        <w:lastRenderedPageBreak/>
         <w:t>Kivonás</w:t>
       </w:r>
       <w:r>
@@ -5179,7 +5198,15 @@
         <w:t xml:space="preserve"> esetén a</w:t>
       </w:r>
       <w:r>
-        <w:t>z úgy nevezett „long division” algoritmust alkalmazzuk. Az osztandó legnagyobb helyiértékétől elszeparálunk egy az osztó számjegyeivel megegyező hosszúságú szakaszt, majd elvégezzük az osztást (vagyis kivonjuk az osztót az elszeparált szakaszunkból ahányszor csak tudjuk). Megjegyezzük az osztás eredményét és hozzáveszünk még egy számjegyet az osztandóból a maradékhoz. A maradék adja meg az új szakaszt és kezdődhet újra a ciklus ameddig el nem fogynak a számjegyek.</w:t>
+        <w:t xml:space="preserve">z úgy nevezett „long </w:t>
+      </w:r>
+      <w:proofErr w:type="spellStart"/>
+      <w:r>
+        <w:t>division</w:t>
+      </w:r>
+      <w:proofErr w:type="spellEnd"/>
+      <w:r>
+        <w:t>” algoritmust alkalmazzuk. Az osztandó legnagyobb helyiértékétől elszeparálunk egy az osztó számjegyeivel megegyező hosszúságú szakaszt, majd elvégezzük az osztást (vagyis kivonjuk az osztót az elszeparált szakaszunkból ahányszor csak tudjuk). Megjegyezzük az osztás eredményét és hozzáveszünk még egy számjegyet az osztandóból a maradékhoz. A maradék adja meg az új szakaszt és kezdődhet újra a ciklus ameddig el nem fogynak a számjegyek.</w:t>
       </w:r>
     </w:p>
     <w:p>
@@ -5713,6 +5740,7 @@
     </w:p>
     <w:p>
       <w:r>
+        <w:lastRenderedPageBreak/>
         <w:t>Viszont</w:t>
       </w:r>
       <w:r>
@@ -5840,7 +5868,6 @@
     </w:p>
     <w:p>
       <w:r>
-        <w:lastRenderedPageBreak/>
         <w:t>Ezek szerint</w:t>
       </w:r>
       <w:r>
@@ -6329,12 +6356,20 @@
         <w:rPr>
           <w:rFonts w:eastAsiaTheme="minorEastAsia"/>
         </w:rPr>
-        <w:t>François Viète</w:t>
-      </w:r>
+        <w:t xml:space="preserve">François </w:t>
+      </w:r>
+      <w:proofErr w:type="spellStart"/>
       <w:r>
         <w:rPr>
           <w:rFonts w:eastAsiaTheme="minorEastAsia"/>
         </w:rPr>
+        <w:t>Viète</w:t>
+      </w:r>
+      <w:proofErr w:type="spellEnd"/>
+      <w:r>
+        <w:rPr>
+          <w:rFonts w:eastAsiaTheme="minorEastAsia"/>
+        </w:rPr>
         <w:t>, híres matematikus</w:t>
       </w:r>
       <w:r>
@@ -6371,7 +6406,21 @@
         <w:rPr>
           <w:rFonts w:eastAsiaTheme="minorEastAsia"/>
         </w:rPr>
-        <w:t xml:space="preserve">amit Viète </w:t>
+        <w:t xml:space="preserve">amit </w:t>
+      </w:r>
+      <w:proofErr w:type="spellStart"/>
+      <w:r>
+        <w:rPr>
+          <w:rFonts w:eastAsiaTheme="minorEastAsia"/>
+        </w:rPr>
+        <w:t>Viète</w:t>
+      </w:r>
+      <w:proofErr w:type="spellEnd"/>
+      <w:r>
+        <w:rPr>
+          <w:rFonts w:eastAsiaTheme="minorEastAsia"/>
+        </w:rPr>
+        <w:t xml:space="preserve"> </w:t>
       </w:r>
       <w:r>
         <w:rPr>
@@ -6624,7 +6673,11 @@
         <w:t>. elemét.</w:t>
       </w:r>
       <w:r>
-        <w:t xml:space="preserve"> A bal oldal zárójeles része pedig bármilyen egész szám leírására alkalmas. Ezzel a képlettel igaz, még nem tudunk gyököt számolni. Ahhoz még kelleni fog egy fontos részlet.</w:t>
+        <w:t xml:space="preserve"> A bal oldal zárójeles része pedig bármilyen egész szám </w:t>
+      </w:r>
+      <w:r>
+        <w:lastRenderedPageBreak/>
+        <w:t>leírására alkalmas. Ezzel a képlettel igaz, még nem tudunk gyököt számolni. Ahhoz még kelleni fog egy fontos részlet.</w:t>
       </w:r>
     </w:p>
     <w:p>
@@ -6834,7 +6887,6 @@
         <w:rPr>
           <w:rFonts w:eastAsiaTheme="minorEastAsia"/>
         </w:rPr>
-        <w:lastRenderedPageBreak/>
         <w:t xml:space="preserve">minden </w:t>
       </w:r>
       <m:oMath>
@@ -7599,7 +7651,15 @@
     </w:p>
     <w:p>
       <w:r>
-        <w:t xml:space="preserve">Egyszerűbben úgy tudnánk elképzelni a fenti számítást, mint a kézi osztás (long division) műveletsorát. Itt is a legnagyobb helyiértékű számjegytől kezdve folyamatosan alulról közelítjük az eredményünket a valós értékhez. </w:t>
+        <w:t xml:space="preserve">Egyszerűbben úgy tudnánk elképzelni a fenti számítást, mint a kézi osztás (long </w:t>
+      </w:r>
+      <w:proofErr w:type="spellStart"/>
+      <w:r>
+        <w:t>division</w:t>
+      </w:r>
+      <w:proofErr w:type="spellEnd"/>
+      <w:r>
+        <w:t xml:space="preserve">) műveletsorát. Itt is a legnagyobb helyiértékű számjegytől kezdve folyamatosan alulról közelítjük az eredményünket a valós értékhez. </w:t>
       </w:r>
       <w:r>
         <w:t>Éppen</w:t>
@@ -7752,6 +7812,7 @@
         </w:numPr>
       </w:pPr>
       <w:r>
+        <w:lastRenderedPageBreak/>
         <w:t>összeadás (</w:t>
       </w:r>
       <w:r>
@@ -7900,7 +7961,6 @@
         </w:numPr>
       </w:pPr>
       <w:r>
-        <w:lastRenderedPageBreak/>
         <w:t>gyökvonás (</w:t>
       </w:r>
       <m:oMath>
@@ -8338,7 +8398,11 @@
         <w:t>Összeadásnál</w:t>
       </w:r>
       <w:r>
-        <w:t xml:space="preserve"> kipótoljuk a kevesebb tizedesjegyű tagot nullákkal úgy, hogy végül megegyezzen a tizedes tagok száma mindkét számban, majd elvégezzük a műveletet, figyelmen kívül hagyva, hogy valójában nem egész számokkal dolgozunk. Ezt követően már csak hozzávesszük, hogy hány tizedesjegye is volt az eredeti kipótolt számoknak. Pontosan annyi tizedesjegye lesz az eredményünknek is. A fölösleges nullák eltávolításról a konstruktor gondoskodik.</w:t>
+        <w:t xml:space="preserve"> kipótoljuk a kevesebb tizedesjegyű tagot nullákkal úgy, hogy végül megegyezzen a tizedes tagok száma mindkét számban, majd elvégezzük a műveletet, figyelmen </w:t>
+      </w:r>
+      <w:r>
+        <w:lastRenderedPageBreak/>
+        <w:t>kívül hagyva, hogy valójában nem egész számokkal dolgozunk. Ezt követően már csak hozzávesszük, hogy hány tizedesjegye is volt az eredeti kipótolt számoknak. Pontosan annyi tizedesjegye lesz az eredményünknek is. A fölösleges nullák eltávolításról a konstruktor gondoskodik.</w:t>
       </w:r>
     </w:p>
     <w:p>
@@ -8367,7 +8431,6 @@
           <w:b/>
           <w:bCs/>
         </w:rPr>
-        <w:lastRenderedPageBreak/>
         <w:t>Szorzásnál</w:t>
       </w:r>
       <w:r>
@@ -8458,6 +8521,7 @@
     </w:p>
     <w:p>
       <w:r>
+        <w:lastRenderedPageBreak/>
         <w:t>Egy másik módszerrel viszont gyökvonás használata nélkül megkaphatjuk a helyes eredményt, mégpedig a hatványozás modern definícióit használva</w:t>
       </w:r>
       <w:r>
@@ -8614,11 +8678,7 @@
         <w:t xml:space="preserve"> és az exponenciális</w:t>
       </w:r>
       <w:r>
-        <w:t xml:space="preserve"> függvény folytonosságából adódóan, viszont azt jelentené, hogy szükségünk van exponenciális függvény és természetes alapú logaritmus implementációkra is. A racionális </w:t>
-      </w:r>
-      <w:r>
-        <w:lastRenderedPageBreak/>
-        <w:t>számok definiálásánál még visszatekintünk erre a problémára, de egyelőre fogadjuk el, hogy jelenleg csak részlegesen van definiálva a hatványozás a számtípusainkra.</w:t>
+        <w:t xml:space="preserve"> függvény folytonosságából adódóan, viszont azt jelentené, hogy szükségünk van exponenciális függvény és természetes alapú logaritmus implementációkra is. A racionális számok definiálásánál még visszatekintünk erre a problémára, de egyelőre fogadjuk el, hogy jelenleg csak részlegesen van definiálva a hatványozás a számtípusainkra.</w:t>
       </w:r>
     </w:p>
     <w:p>
@@ -9047,6 +9107,7 @@
       </w:pPr>
       <w:bookmarkStart w:id="17" w:name="_Toc224580515"/>
       <w:r>
+        <w:lastRenderedPageBreak/>
         <w:t>Racionális szám típus (Rational)</w:t>
       </w:r>
       <w:bookmarkEnd w:id="17"/>
@@ -9169,7 +9230,6 @@
         </w:numPr>
       </w:pPr>
       <w:r>
-        <w:lastRenderedPageBreak/>
         <w:t>egyenlőség (</w:t>
       </w:r>
       <w:r>
@@ -9613,7 +9673,11 @@
     </w:p>
     <w:p>
       <w:r>
-        <w:t>A racionális számok esetén, annak ellenére, hogy megkönnyíti esetenként a számábrázolást, egy új problémával szembesülünk. Nehezünkre esik az egyenlőség vizsgálatok elvégzése, mivel nem adódik egyértelműen az eredmény. Vagy el kell végeznünk az osztást, vagy pedig hasonló alakra kell hoznunk a két számot</w:t>
+        <w:t xml:space="preserve">A racionális számok esetén, annak ellenére, hogy megkönnyíti esetenként a számábrázolást, egy új problémával szembesülünk. Nehezünkre esik az egyenlőség vizsgálatok elvégzése, mivel nem adódik egyértelműen az eredmény. Vagy el kell végeznünk az osztást, vagy pedig </w:t>
+      </w:r>
+      <w:r>
+        <w:lastRenderedPageBreak/>
+        <w:t>hasonló alakra kell hoznunk a két számot</w:t>
       </w:r>
       <w:r>
         <w:t>, hogy összevonhassuk</w:t>
@@ -9879,7 +9943,6 @@
     </w:p>
     <w:p>
       <w:r>
-        <w:lastRenderedPageBreak/>
         <w:t>Ekkor v</w:t>
       </w:r>
       <w:r>
@@ -10906,36 +10969,120 @@
           <w:rFonts w:eastAsiaTheme="minorEastAsia"/>
           <w:iCs/>
         </w:rPr>
-        <w:t xml:space="preserve"> (binary splitting</w:t>
-      </w:r>
+        <w:t xml:space="preserve"> (</w:t>
+      </w:r>
+      <w:proofErr w:type="spellStart"/>
       <w:r>
         <w:rPr>
           <w:rFonts w:eastAsiaTheme="minorEastAsia"/>
           <w:iCs/>
         </w:rPr>
-        <w:t xml:space="preserve">, másnéven </w:t>
-      </w:r>
+        <w:t>binary</w:t>
+      </w:r>
+      <w:proofErr w:type="spellEnd"/>
       <w:r>
         <w:rPr>
           <w:rFonts w:eastAsiaTheme="minorEastAsia"/>
           <w:iCs/>
         </w:rPr>
-        <w:t>divide-and-conquer summation</w:t>
-      </w:r>
+        <w:t xml:space="preserve"> </w:t>
+      </w:r>
+      <w:proofErr w:type="spellStart"/>
       <w:r>
         <w:rPr>
           <w:rFonts w:eastAsiaTheme="minorEastAsia"/>
           <w:iCs/>
         </w:rPr>
-        <w:t xml:space="preserve">/product vagy </w:t>
-      </w:r>
+        <w:t>splitting</w:t>
+      </w:r>
+      <w:proofErr w:type="spellEnd"/>
       <w:r>
         <w:rPr>
           <w:rFonts w:eastAsiaTheme="minorEastAsia"/>
           <w:iCs/>
         </w:rPr>
-        <w:t>prefix product</w:t>
-      </w:r>
+        <w:t xml:space="preserve">, másnéven </w:t>
+      </w:r>
+      <w:proofErr w:type="spellStart"/>
+      <w:r>
+        <w:rPr>
+          <w:rFonts w:eastAsiaTheme="minorEastAsia"/>
+          <w:iCs/>
+        </w:rPr>
+        <w:t>divide</w:t>
+      </w:r>
+      <w:proofErr w:type="spellEnd"/>
+      <w:r>
+        <w:rPr>
+          <w:rFonts w:eastAsiaTheme="minorEastAsia"/>
+          <w:iCs/>
+        </w:rPr>
+        <w:t>-and-</w:t>
+      </w:r>
+      <w:proofErr w:type="spellStart"/>
+      <w:r>
+        <w:rPr>
+          <w:rFonts w:eastAsiaTheme="minorEastAsia"/>
+          <w:iCs/>
+        </w:rPr>
+        <w:t>conquer</w:t>
+      </w:r>
+      <w:proofErr w:type="spellEnd"/>
+      <w:r>
+        <w:rPr>
+          <w:rFonts w:eastAsiaTheme="minorEastAsia"/>
+          <w:iCs/>
+        </w:rPr>
+        <w:t xml:space="preserve"> </w:t>
+      </w:r>
+      <w:proofErr w:type="spellStart"/>
+      <w:r>
+        <w:rPr>
+          <w:rFonts w:eastAsiaTheme="minorEastAsia"/>
+          <w:iCs/>
+        </w:rPr>
+        <w:t>summation</w:t>
+      </w:r>
+      <w:proofErr w:type="spellEnd"/>
+      <w:r>
+        <w:rPr>
+          <w:rFonts w:eastAsiaTheme="minorEastAsia"/>
+          <w:iCs/>
+        </w:rPr>
+        <w:t>/</w:t>
+      </w:r>
+      <w:proofErr w:type="spellStart"/>
+      <w:r>
+        <w:rPr>
+          <w:rFonts w:eastAsiaTheme="minorEastAsia"/>
+          <w:iCs/>
+        </w:rPr>
+        <w:t>product</w:t>
+      </w:r>
+      <w:proofErr w:type="spellEnd"/>
+      <w:r>
+        <w:rPr>
+          <w:rFonts w:eastAsiaTheme="minorEastAsia"/>
+          <w:iCs/>
+        </w:rPr>
+        <w:t xml:space="preserve"> vagy </w:t>
+      </w:r>
+      <w:r>
+        <w:rPr>
+          <w:rFonts w:eastAsiaTheme="minorEastAsia"/>
+          <w:iCs/>
+        </w:rPr>
+        <w:t xml:space="preserve">prefix </w:t>
+      </w:r>
+      <w:proofErr w:type="spellStart"/>
+      <w:r>
+        <w:rPr>
+          <w:rFonts w:eastAsiaTheme="minorEastAsia"/>
+          <w:iCs/>
+        </w:rPr>
+        <w:t>product</w:t>
+      </w:r>
+      <w:proofErr w:type="spellEnd"/>
       <w:r>
         <w:rPr>
           <w:rFonts w:eastAsiaTheme="minorEastAsia"/>
@@ -14707,6 +14854,7 @@
           <w:rFonts w:eastAsiaTheme="minorEastAsia"/>
           <w:iCs/>
         </w:rPr>
+        <w:lastRenderedPageBreak/>
         <w:t xml:space="preserve">Ezekkel az átalakításokkal </w:t>
       </w:r>
       <w:r>
@@ -15029,37 +15177,107 @@
           <w:rFonts w:eastAsiaTheme="minorEastAsia"/>
           <w:iCs/>
         </w:rPr>
-        <w:t xml:space="preserve"> értékek egész számokat jelölnek.</w:t>
+        <w:t xml:space="preserve"> </w:t>
       </w:r>
       <w:r>
         <w:rPr>
           <w:rFonts w:eastAsiaTheme="minorEastAsia"/>
           <w:iCs/>
         </w:rPr>
-        <w:t xml:space="preserve"> Az algoritmus a következőképp működik: Legyenek </w:t>
-      </w:r>
-      <m:oMath>
-        <m:r>
-          <w:rPr>
-            <w:rFonts w:ascii="Cambria Math" w:eastAsiaTheme="minorEastAsia" w:hAnsi="Cambria Math"/>
-          </w:rPr>
-          <m:t>s</m:t>
-        </m:r>
-      </m:oMath>
+        <w:t>jelölések</w:t>
+      </w:r>
       <w:r>
         <w:rPr>
           <w:rFonts w:eastAsiaTheme="minorEastAsia"/>
           <w:iCs/>
         </w:rPr>
+        <w:t xml:space="preserve"> egész számok</w:t>
+      </w:r>
+      <w:r>
+        <w:rPr>
+          <w:rFonts w:eastAsiaTheme="minorEastAsia"/>
+          <w:iCs/>
+        </w:rPr>
+        <w:t>ból álló sorozatok</w:t>
+      </w:r>
+      <w:r>
+        <w:rPr>
+          <w:rFonts w:eastAsiaTheme="minorEastAsia"/>
+          <w:iCs/>
+        </w:rPr>
+        <w:t>.</w:t>
+      </w:r>
+      <w:r>
+        <w:rPr>
+          <w:rFonts w:eastAsiaTheme="minorEastAsia"/>
+          <w:iCs/>
+        </w:rPr>
+        <w:t xml:space="preserve"> Az algoritmus a következőképp működik: Legyenek </w:t>
+      </w:r>
+      <m:oMath>
+        <m:sSub>
+          <m:sSubPr>
+            <m:ctrlPr>
+              <w:rPr>
+                <w:rFonts w:ascii="Cambria Math" w:eastAsiaTheme="minorEastAsia" w:hAnsi="Cambria Math"/>
+                <w:i/>
+                <w:iCs/>
+              </w:rPr>
+            </m:ctrlPr>
+          </m:sSubPr>
+          <m:e>
+            <m:r>
+              <w:rPr>
+                <w:rFonts w:ascii="Cambria Math" w:eastAsiaTheme="minorEastAsia" w:hAnsi="Cambria Math"/>
+              </w:rPr>
+              <m:t>n</m:t>
+            </m:r>
+          </m:e>
+          <m:sub>
+            <m:r>
+              <w:rPr>
+                <w:rFonts w:ascii="Cambria Math" w:eastAsiaTheme="minorEastAsia" w:hAnsi="Cambria Math"/>
+              </w:rPr>
+              <m:t>1</m:t>
+            </m:r>
+          </m:sub>
+        </m:sSub>
+      </m:oMath>
+      <w:r>
+        <w:rPr>
+          <w:rFonts w:eastAsiaTheme="minorEastAsia"/>
+          <w:iCs/>
+        </w:rPr>
         <w:t xml:space="preserve"> és </w:t>
       </w:r>
       <m:oMath>
-        <m:r>
-          <w:rPr>
-            <w:rFonts w:ascii="Cambria Math" w:eastAsiaTheme="minorEastAsia" w:hAnsi="Cambria Math"/>
-          </w:rPr>
-          <m:t>f</m:t>
-        </m:r>
+        <m:sSub>
+          <m:sSubPr>
+            <m:ctrlPr>
+              <w:rPr>
+                <w:rFonts w:ascii="Cambria Math" w:eastAsiaTheme="minorEastAsia" w:hAnsi="Cambria Math"/>
+                <w:i/>
+                <w:iCs/>
+              </w:rPr>
+            </m:ctrlPr>
+          </m:sSubPr>
+          <m:e>
+            <m:r>
+              <w:rPr>
+                <w:rFonts w:ascii="Cambria Math" w:eastAsiaTheme="minorEastAsia" w:hAnsi="Cambria Math"/>
+              </w:rPr>
+              <m:t>n</m:t>
+            </m:r>
+          </m:e>
+          <m:sub>
+            <m:r>
+              <w:rPr>
+                <w:rFonts w:ascii="Cambria Math" w:eastAsiaTheme="minorEastAsia" w:hAnsi="Cambria Math"/>
+              </w:rPr>
+              <m:t>2</m:t>
+            </m:r>
+          </m:sub>
+        </m:sSub>
       </m:oMath>
       <w:r>
         <w:rPr>
@@ -15103,7 +15321,6 @@
             <w:rPr>
               <w:rFonts w:ascii="Cambria Math" w:eastAsiaTheme="minorEastAsia" w:hAnsi="Cambria Math"/>
             </w:rPr>
-            <w:lastRenderedPageBreak/>
             <m:t>S=</m:t>
           </m:r>
           <m:nary>
@@ -15120,12 +15337,64 @@
               </m:ctrlPr>
             </m:naryPr>
             <m:sub>
-              <m:r>
-                <w:rPr>
-                  <w:rFonts w:ascii="Cambria Math" w:eastAsiaTheme="minorEastAsia" w:hAnsi="Cambria Math"/>
-                </w:rPr>
-                <m:t>s≤k&lt;f</m:t>
-              </m:r>
+              <m:sSub>
+                <m:sSubPr>
+                  <m:ctrlPr>
+                    <w:rPr>
+                      <w:rFonts w:ascii="Cambria Math" w:eastAsiaTheme="minorEastAsia" w:hAnsi="Cambria Math"/>
+                      <w:i/>
+                    </w:rPr>
+                  </m:ctrlPr>
+                </m:sSubPr>
+                <m:e>
+                  <m:r>
+                    <w:rPr>
+                      <w:rFonts w:ascii="Cambria Math" w:eastAsiaTheme="minorEastAsia" w:hAnsi="Cambria Math"/>
+                    </w:rPr>
+                    <m:t>n</m:t>
+                  </m:r>
+                </m:e>
+                <m:sub>
+                  <m:r>
+                    <w:rPr>
+                      <w:rFonts w:ascii="Cambria Math" w:eastAsiaTheme="minorEastAsia" w:hAnsi="Cambria Math"/>
+                    </w:rPr>
+                    <m:t>1</m:t>
+                  </m:r>
+                </m:sub>
+              </m:sSub>
+              <m:r>
+                <w:rPr>
+                  <w:rFonts w:ascii="Cambria Math" w:eastAsiaTheme="minorEastAsia" w:hAnsi="Cambria Math"/>
+                </w:rPr>
+                <m:t>≤k&lt;</m:t>
+              </m:r>
+              <m:sSub>
+                <m:sSubPr>
+                  <m:ctrlPr>
+                    <w:rPr>
+                      <w:rFonts w:ascii="Cambria Math" w:eastAsiaTheme="minorEastAsia" w:hAnsi="Cambria Math"/>
+                      <w:i/>
+                    </w:rPr>
+                  </m:ctrlPr>
+                </m:sSubPr>
+                <m:e>
+                  <m:r>
+                    <w:rPr>
+                      <w:rFonts w:ascii="Cambria Math" w:eastAsiaTheme="minorEastAsia" w:hAnsi="Cambria Math"/>
+                    </w:rPr>
+                    <m:t>n</m:t>
+                  </m:r>
+                </m:e>
+                <m:sub>
+                  <m:r>
+                    <w:rPr>
+                      <w:rFonts w:ascii="Cambria Math" w:eastAsiaTheme="minorEastAsia" w:hAnsi="Cambria Math"/>
+                    </w:rPr>
+                    <m:t>2</m:t>
+                  </m:r>
+                </m:sub>
+              </m:sSub>
             </m:sub>
             <m:sup/>
             <m:e>
@@ -15228,12 +15497,32 @@
                       </m:r>
                     </m:e>
                     <m:sub>
-                      <m:r>
-                        <w:rPr>
-                          <w:rFonts w:ascii="Cambria Math" w:eastAsiaTheme="minorEastAsia" w:hAnsi="Cambria Math"/>
-                        </w:rPr>
-                        <m:t>s</m:t>
-                      </m:r>
+                      <m:sSub>
+                        <m:sSubPr>
+                          <m:ctrlPr>
+                            <w:rPr>
+                              <w:rFonts w:ascii="Cambria Math" w:eastAsiaTheme="minorEastAsia" w:hAnsi="Cambria Math"/>
+                              <w:i/>
+                            </w:rPr>
+                          </m:ctrlPr>
+                        </m:sSubPr>
+                        <m:e>
+                          <m:r>
+                            <w:rPr>
+                              <w:rFonts w:ascii="Cambria Math" w:eastAsiaTheme="minorEastAsia" w:hAnsi="Cambria Math"/>
+                            </w:rPr>
+                            <m:t>n</m:t>
+                          </m:r>
+                        </m:e>
+                        <m:sub>
+                          <m:r>
+                            <w:rPr>
+                              <w:rFonts w:ascii="Cambria Math" w:eastAsiaTheme="minorEastAsia" w:hAnsi="Cambria Math"/>
+                            </w:rPr>
+                            <m:t>1</m:t>
+                          </m:r>
+                        </m:sub>
+                      </m:sSub>
                     </m:sub>
                   </m:sSub>
                   <m:r>
@@ -15290,12 +15579,32 @@
                       </m:r>
                     </m:e>
                     <m:sub>
-                      <m:r>
-                        <w:rPr>
-                          <w:rFonts w:ascii="Cambria Math" w:eastAsiaTheme="minorEastAsia" w:hAnsi="Cambria Math"/>
-                        </w:rPr>
-                        <m:t>s</m:t>
-                      </m:r>
+                      <m:sSub>
+                        <m:sSubPr>
+                          <m:ctrlPr>
+                            <w:rPr>
+                              <w:rFonts w:ascii="Cambria Math" w:eastAsiaTheme="minorEastAsia" w:hAnsi="Cambria Math"/>
+                              <w:i/>
+                            </w:rPr>
+                          </m:ctrlPr>
+                        </m:sSubPr>
+                        <m:e>
+                          <m:r>
+                            <w:rPr>
+                              <w:rFonts w:ascii="Cambria Math" w:eastAsiaTheme="minorEastAsia" w:hAnsi="Cambria Math"/>
+                            </w:rPr>
+                            <m:t>n</m:t>
+                          </m:r>
+                        </m:e>
+                        <m:sub>
+                          <m:r>
+                            <w:rPr>
+                              <w:rFonts w:ascii="Cambria Math" w:eastAsiaTheme="minorEastAsia" w:hAnsi="Cambria Math"/>
+                            </w:rPr>
+                            <m:t>1</m:t>
+                          </m:r>
+                        </m:sub>
+                      </m:sSub>
                     </m:sub>
                   </m:sSub>
                   <m:r>
@@ -15339,8 +15648,66 @@
             <w:rPr>
               <w:rFonts w:ascii="Cambria Math" w:eastAsiaTheme="minorEastAsia" w:hAnsi="Cambria Math"/>
             </w:rPr>
-            <m:t xml:space="preserve">    (s, f</m:t>
+            <m:t xml:space="preserve">    (</m:t>
           </m:r>
+          <m:sSub>
+            <m:sSubPr>
+              <m:ctrlPr>
+                <w:rPr>
+                  <w:rFonts w:ascii="Cambria Math" w:eastAsiaTheme="minorEastAsia" w:hAnsi="Cambria Math"/>
+                  <w:i/>
+                </w:rPr>
+              </m:ctrlPr>
+            </m:sSubPr>
+            <m:e>
+              <m:r>
+                <w:rPr>
+                  <w:rFonts w:ascii="Cambria Math" w:eastAsiaTheme="minorEastAsia" w:hAnsi="Cambria Math"/>
+                </w:rPr>
+                <m:t>n</m:t>
+              </m:r>
+            </m:e>
+            <m:sub>
+              <m:r>
+                <w:rPr>
+                  <w:rFonts w:ascii="Cambria Math" w:eastAsiaTheme="minorEastAsia" w:hAnsi="Cambria Math"/>
+                </w:rPr>
+                <m:t>1</m:t>
+              </m:r>
+            </m:sub>
+          </m:sSub>
+          <m:r>
+            <w:rPr>
+              <w:rFonts w:ascii="Cambria Math" w:eastAsiaTheme="minorEastAsia" w:hAnsi="Cambria Math"/>
+            </w:rPr>
+            <m:t xml:space="preserve">, </m:t>
+          </m:r>
+          <m:sSub>
+            <m:sSubPr>
+              <m:ctrlPr>
+                <w:rPr>
+                  <w:rFonts w:ascii="Cambria Math" w:eastAsiaTheme="minorEastAsia" w:hAnsi="Cambria Math"/>
+                  <w:i/>
+                </w:rPr>
+              </m:ctrlPr>
+            </m:sSubPr>
+            <m:e>
+              <m:r>
+                <w:rPr>
+                  <w:rFonts w:ascii="Cambria Math" w:eastAsiaTheme="minorEastAsia" w:hAnsi="Cambria Math"/>
+                </w:rPr>
+                <m:t>n</m:t>
+              </m:r>
+            </m:e>
+            <m:sub>
+              <m:r>
+                <w:rPr>
+                  <w:rFonts w:ascii="Cambria Math" w:eastAsiaTheme="minorEastAsia" w:hAnsi="Cambria Math"/>
+                </w:rPr>
+                <m:t>2</m:t>
+              </m:r>
+            </m:sub>
+          </m:sSub>
           <m:r>
             <m:rPr>
               <m:scr m:val="double-struck"/>
@@ -15423,12 +15790,32 @@
               </m:r>
             </m:e>
             <m:sub>
-              <m:r>
-                <w:rPr>
-                  <w:rFonts w:ascii="Cambria Math" w:eastAsiaTheme="minorEastAsia" w:hAnsi="Cambria Math"/>
-                </w:rPr>
-                <m:t>s</m:t>
-              </m:r>
+              <m:sSub>
+                <m:sSubPr>
+                  <m:ctrlPr>
+                    <w:rPr>
+                      <w:rFonts w:ascii="Cambria Math" w:eastAsiaTheme="minorEastAsia" w:hAnsi="Cambria Math"/>
+                      <w:i/>
+                    </w:rPr>
+                  </m:ctrlPr>
+                </m:sSubPr>
+                <m:e>
+                  <m:r>
+                    <w:rPr>
+                      <w:rFonts w:ascii="Cambria Math" w:eastAsiaTheme="minorEastAsia" w:hAnsi="Cambria Math"/>
+                    </w:rPr>
+                    <m:t>n</m:t>
+                  </m:r>
+                </m:e>
+                <m:sub>
+                  <m:r>
+                    <w:rPr>
+                      <w:rFonts w:ascii="Cambria Math" w:eastAsiaTheme="minorEastAsia" w:hAnsi="Cambria Math"/>
+                    </w:rPr>
+                    <m:t>1</m:t>
+                  </m:r>
+                </m:sub>
+              </m:sSub>
             </m:sub>
           </m:sSub>
           <m:r>
@@ -15456,11 +15843,37 @@
               </m:r>
             </m:e>
             <m:sub>
-              <m:r>
-                <w:rPr>
-                  <w:rFonts w:ascii="Cambria Math" w:eastAsiaTheme="minorEastAsia" w:hAnsi="Cambria Math"/>
-                </w:rPr>
-                <m:t>f-1</m:t>
+              <m:sSub>
+                <m:sSubPr>
+                  <m:ctrlPr>
+                    <w:rPr>
+                      <w:rFonts w:ascii="Cambria Math" w:eastAsiaTheme="minorEastAsia" w:hAnsi="Cambria Math"/>
+                      <w:i/>
+                    </w:rPr>
+                  </m:ctrlPr>
+                </m:sSubPr>
+                <m:e>
+                  <m:r>
+                    <w:rPr>
+                      <w:rFonts w:ascii="Cambria Math" w:eastAsiaTheme="minorEastAsia" w:hAnsi="Cambria Math"/>
+                    </w:rPr>
+                    <m:t>n</m:t>
+                  </m:r>
+                </m:e>
+                <m:sub>
+                  <m:r>
+                    <w:rPr>
+                      <w:rFonts w:ascii="Cambria Math" w:eastAsiaTheme="minorEastAsia" w:hAnsi="Cambria Math"/>
+                    </w:rPr>
+                    <m:t>2</m:t>
+                  </m:r>
+                </m:sub>
+              </m:sSub>
+              <m:r>
+                <w:rPr>
+                  <w:rFonts w:ascii="Cambria Math" w:eastAsiaTheme="minorEastAsia" w:hAnsi="Cambria Math"/>
+                </w:rPr>
+                <m:t>-1</m:t>
               </m:r>
             </m:sub>
           </m:sSub>
@@ -15501,12 +15914,32 @@
               </m:r>
             </m:e>
             <m:sub>
-              <m:r>
-                <w:rPr>
-                  <w:rFonts w:ascii="Cambria Math" w:eastAsiaTheme="minorEastAsia" w:hAnsi="Cambria Math"/>
-                </w:rPr>
-                <m:t>s</m:t>
-              </m:r>
+              <m:sSub>
+                <m:sSubPr>
+                  <m:ctrlPr>
+                    <w:rPr>
+                      <w:rFonts w:ascii="Cambria Math" w:eastAsiaTheme="minorEastAsia" w:hAnsi="Cambria Math"/>
+                      <w:i/>
+                    </w:rPr>
+                  </m:ctrlPr>
+                </m:sSubPr>
+                <m:e>
+                  <m:r>
+                    <w:rPr>
+                      <w:rFonts w:ascii="Cambria Math" w:eastAsiaTheme="minorEastAsia" w:hAnsi="Cambria Math"/>
+                    </w:rPr>
+                    <m:t>n</m:t>
+                  </m:r>
+                </m:e>
+                <m:sub>
+                  <m:r>
+                    <w:rPr>
+                      <w:rFonts w:ascii="Cambria Math" w:eastAsiaTheme="minorEastAsia" w:hAnsi="Cambria Math"/>
+                    </w:rPr>
+                    <m:t>1</m:t>
+                  </m:r>
+                </m:sub>
+              </m:sSub>
             </m:sub>
           </m:sSub>
           <m:r>
@@ -15534,11 +15967,37 @@
               </m:r>
             </m:e>
             <m:sub>
-              <m:r>
-                <w:rPr>
-                  <w:rFonts w:ascii="Cambria Math" w:eastAsiaTheme="minorEastAsia" w:hAnsi="Cambria Math"/>
-                </w:rPr>
-                <m:t>f-1</m:t>
+              <m:sSub>
+                <m:sSubPr>
+                  <m:ctrlPr>
+                    <w:rPr>
+                      <w:rFonts w:ascii="Cambria Math" w:eastAsiaTheme="minorEastAsia" w:hAnsi="Cambria Math"/>
+                      <w:i/>
+                    </w:rPr>
+                  </m:ctrlPr>
+                </m:sSubPr>
+                <m:e>
+                  <m:r>
+                    <w:rPr>
+                      <w:rFonts w:ascii="Cambria Math" w:eastAsiaTheme="minorEastAsia" w:hAnsi="Cambria Math"/>
+                    </w:rPr>
+                    <m:t>n</m:t>
+                  </m:r>
+                </m:e>
+                <m:sub>
+                  <m:r>
+                    <w:rPr>
+                      <w:rFonts w:ascii="Cambria Math" w:eastAsiaTheme="minorEastAsia" w:hAnsi="Cambria Math"/>
+                    </w:rPr>
+                    <m:t>2</m:t>
+                  </m:r>
+                </m:sub>
+              </m:sSub>
+              <m:r>
+                <w:rPr>
+                  <w:rFonts w:ascii="Cambria Math" w:eastAsiaTheme="minorEastAsia" w:hAnsi="Cambria Math"/>
+                </w:rPr>
+                <m:t>-1</m:t>
               </m:r>
             </m:sub>
           </m:sSub>
@@ -15579,12 +16038,32 @@
               </m:r>
             </m:e>
             <m:sub>
-              <m:r>
-                <w:rPr>
-                  <w:rFonts w:ascii="Cambria Math" w:eastAsiaTheme="minorEastAsia" w:hAnsi="Cambria Math"/>
-                </w:rPr>
-                <m:t>s</m:t>
-              </m:r>
+              <m:sSub>
+                <m:sSubPr>
+                  <m:ctrlPr>
+                    <w:rPr>
+                      <w:rFonts w:ascii="Cambria Math" w:eastAsiaTheme="minorEastAsia" w:hAnsi="Cambria Math"/>
+                      <w:i/>
+                    </w:rPr>
+                  </m:ctrlPr>
+                </m:sSubPr>
+                <m:e>
+                  <m:r>
+                    <w:rPr>
+                      <w:rFonts w:ascii="Cambria Math" w:eastAsiaTheme="minorEastAsia" w:hAnsi="Cambria Math"/>
+                    </w:rPr>
+                    <m:t>n</m:t>
+                  </m:r>
+                </m:e>
+                <m:sub>
+                  <m:r>
+                    <w:rPr>
+                      <w:rFonts w:ascii="Cambria Math" w:eastAsiaTheme="minorEastAsia" w:hAnsi="Cambria Math"/>
+                    </w:rPr>
+                    <m:t>1</m:t>
+                  </m:r>
+                </m:sub>
+              </m:sSub>
             </m:sub>
           </m:sSub>
           <m:r>
@@ -15612,11 +16091,37 @@
               </m:r>
             </m:e>
             <m:sub>
-              <m:r>
-                <w:rPr>
-                  <w:rFonts w:ascii="Cambria Math" w:eastAsiaTheme="minorEastAsia" w:hAnsi="Cambria Math"/>
-                </w:rPr>
-                <m:t>f-1</m:t>
+              <m:sSub>
+                <m:sSubPr>
+                  <m:ctrlPr>
+                    <w:rPr>
+                      <w:rFonts w:ascii="Cambria Math" w:eastAsiaTheme="minorEastAsia" w:hAnsi="Cambria Math"/>
+                      <w:i/>
+                    </w:rPr>
+                  </m:ctrlPr>
+                </m:sSubPr>
+                <m:e>
+                  <m:r>
+                    <w:rPr>
+                      <w:rFonts w:ascii="Cambria Math" w:eastAsiaTheme="minorEastAsia" w:hAnsi="Cambria Math"/>
+                    </w:rPr>
+                    <m:t>n</m:t>
+                  </m:r>
+                </m:e>
+                <m:sub>
+                  <m:r>
+                    <w:rPr>
+                      <w:rFonts w:ascii="Cambria Math" w:eastAsiaTheme="minorEastAsia" w:hAnsi="Cambria Math"/>
+                    </w:rPr>
+                    <m:t>2</m:t>
+                  </m:r>
+                </m:sub>
+              </m:sSub>
+              <m:r>
+                <w:rPr>
+                  <w:rFonts w:ascii="Cambria Math" w:eastAsiaTheme="minorEastAsia" w:hAnsi="Cambria Math"/>
+                </w:rPr>
+                <m:t>-1</m:t>
               </m:r>
             </m:sub>
           </m:sSub>
@@ -15690,6 +16195,34 @@
         <w:t xml:space="preserve">Ha </w:t>
       </w:r>
       <m:oMath>
+        <m:sSub>
+          <m:sSubPr>
+            <m:ctrlPr>
+              <w:rPr>
+                <w:rFonts w:ascii="Cambria Math" w:hAnsi="Cambria Math"/>
+              </w:rPr>
+            </m:ctrlPr>
+          </m:sSubPr>
+          <m:e>
+            <m:r>
+              <m:rPr>
+                <m:sty m:val="p"/>
+              </m:rPr>
+              <w:rPr>
+                <w:rFonts w:ascii="Cambria Math" w:hAnsi="Cambria Math"/>
+              </w:rPr>
+              <m:t>n</m:t>
+            </m:r>
+          </m:e>
+          <m:sub>
+            <m:r>
+              <w:rPr>
+                <w:rFonts w:ascii="Cambria Math" w:hAnsi="Cambria Math"/>
+              </w:rPr>
+              <m:t>1</m:t>
+            </m:r>
+          </m:sub>
+        </m:sSub>
         <m:r>
           <m:rPr>
             <m:sty m:val="p"/>
@@ -15697,13 +16230,39 @@
           <w:rPr>
             <w:rFonts w:ascii="Cambria Math" w:hAnsi="Cambria Math"/>
           </w:rPr>
-          <m:t>s-f&lt;5</m:t>
+          <m:t>-</m:t>
         </m:r>
-      </m:oMath>
-      <w:r>
-        <w:t xml:space="preserve">, ezeket direkt módon számoljuk ki. Amennyiben </w:t>
-      </w:r>
-      <m:oMath>
+        <m:sSub>
+          <m:sSubPr>
+            <m:ctrlPr>
+              <w:rPr>
+                <w:rFonts w:ascii="Cambria Math" w:hAnsi="Cambria Math"/>
+              </w:rPr>
+            </m:ctrlPr>
+          </m:sSubPr>
+          <m:e>
+            <m:r>
+              <m:rPr>
+                <m:sty m:val="p"/>
+              </m:rPr>
+              <w:rPr>
+                <w:rFonts w:ascii="Cambria Math" w:hAnsi="Cambria Math"/>
+              </w:rPr>
+              <m:t>n</m:t>
+            </m:r>
+          </m:e>
+          <m:sub>
+            <m:r>
+              <m:rPr>
+                <m:sty m:val="p"/>
+              </m:rPr>
+              <w:rPr>
+                <w:rFonts w:ascii="Cambria Math" w:hAnsi="Cambria Math"/>
+              </w:rPr>
+              <m:t>2</m:t>
+            </m:r>
+          </m:sub>
+        </m:sSub>
         <m:r>
           <m:rPr>
             <m:sty m:val="p"/>
@@ -15711,7 +16270,95 @@
           <w:rPr>
             <w:rFonts w:ascii="Cambria Math" w:hAnsi="Cambria Math"/>
           </w:rPr>
-          <m:t>s-f≥5</m:t>
+          <m:t>&lt;5</m:t>
+        </m:r>
+      </m:oMath>
+      <w:r>
+        <w:t>, ezeket direkt módon számoljuk ki. Amennyiben</w:t>
+      </w:r>
+      <w:r>
+        <w:rPr>
+          <w:rFonts w:eastAsiaTheme="minorEastAsia"/>
+        </w:rPr>
+        <w:t xml:space="preserve"> </w:t>
+      </w:r>
+      <m:oMath>
+        <m:sSub>
+          <m:sSubPr>
+            <m:ctrlPr>
+              <w:rPr>
+                <w:rFonts w:ascii="Cambria Math" w:hAnsi="Cambria Math"/>
+              </w:rPr>
+            </m:ctrlPr>
+          </m:sSubPr>
+          <m:e>
+            <m:r>
+              <m:rPr>
+                <m:sty m:val="p"/>
+              </m:rPr>
+              <w:rPr>
+                <w:rFonts w:ascii="Cambria Math" w:hAnsi="Cambria Math"/>
+              </w:rPr>
+              <m:t>n</m:t>
+            </m:r>
+          </m:e>
+          <m:sub>
+            <m:r>
+              <w:rPr>
+                <w:rFonts w:ascii="Cambria Math" w:hAnsi="Cambria Math"/>
+              </w:rPr>
+              <m:t>1</m:t>
+            </m:r>
+          </m:sub>
+        </m:sSub>
+        <m:r>
+          <m:rPr>
+            <m:sty m:val="p"/>
+          </m:rPr>
+          <w:rPr>
+            <w:rFonts w:ascii="Cambria Math" w:hAnsi="Cambria Math"/>
+          </w:rPr>
+          <m:t>-</m:t>
+        </m:r>
+        <m:sSub>
+          <m:sSubPr>
+            <m:ctrlPr>
+              <w:rPr>
+                <w:rFonts w:ascii="Cambria Math" w:hAnsi="Cambria Math"/>
+              </w:rPr>
+            </m:ctrlPr>
+          </m:sSubPr>
+          <m:e>
+            <m:r>
+              <m:rPr>
+                <m:sty m:val="p"/>
+              </m:rPr>
+              <w:rPr>
+                <w:rFonts w:ascii="Cambria Math" w:hAnsi="Cambria Math"/>
+              </w:rPr>
+              <m:t>n</m:t>
+            </m:r>
+          </m:e>
+          <m:sub>
+            <m:r>
+              <m:rPr>
+                <m:sty m:val="p"/>
+              </m:rPr>
+              <w:rPr>
+                <w:rFonts w:ascii="Cambria Math" w:hAnsi="Cambria Math"/>
+              </w:rPr>
+              <m:t>2</m:t>
+            </m:r>
+          </m:sub>
+        </m:sSub>
+        <m:r>
+          <m:rPr>
+            <m:sty m:val="p"/>
+          </m:rPr>
+          <w:rPr>
+            <w:rFonts w:ascii="Cambria Math" w:hAnsi="Cambria Math"/>
+          </w:rPr>
+          <m:t>≥5</m:t>
         </m:r>
       </m:oMath>
       <w:r>
@@ -15729,23 +16376,63 @@
         <w:t xml:space="preserve"> indexet </w:t>
       </w:r>
       <m:oMath>
-        <m:r>
-          <w:rPr>
-            <w:rFonts w:ascii="Cambria Math" w:eastAsiaTheme="minorEastAsia" w:hAnsi="Cambria Math"/>
-          </w:rPr>
-          <m:t>s</m:t>
-        </m:r>
+        <m:sSub>
+          <m:sSubPr>
+            <m:ctrlPr>
+              <w:rPr>
+                <w:rFonts w:ascii="Cambria Math" w:hAnsi="Cambria Math"/>
+                <w:i/>
+              </w:rPr>
+            </m:ctrlPr>
+          </m:sSubPr>
+          <m:e>
+            <m:r>
+              <w:rPr>
+                <w:rFonts w:ascii="Cambria Math" w:hAnsi="Cambria Math"/>
+              </w:rPr>
+              <m:t>n</m:t>
+            </m:r>
+          </m:e>
+          <m:sub>
+            <m:r>
+              <w:rPr>
+                <w:rFonts w:ascii="Cambria Math" w:hAnsi="Cambria Math"/>
+              </w:rPr>
+              <m:t>1</m:t>
+            </m:r>
+          </m:sub>
+        </m:sSub>
       </m:oMath>
       <w:r>
         <w:t xml:space="preserve"> és </w:t>
       </w:r>
       <m:oMath>
-        <m:r>
-          <w:rPr>
-            <w:rFonts w:ascii="Cambria Math" w:hAnsi="Cambria Math"/>
-          </w:rPr>
-          <m:t>f</m:t>
-        </m:r>
+        <m:sSub>
+          <m:sSubPr>
+            <m:ctrlPr>
+              <w:rPr>
+                <w:rFonts w:ascii="Cambria Math" w:hAnsi="Cambria Math"/>
+                <w:i/>
+              </w:rPr>
+            </m:ctrlPr>
+          </m:sSubPr>
+          <m:e>
+            <m:r>
+              <w:rPr>
+                <w:rFonts w:ascii="Cambria Math" w:hAnsi="Cambria Math"/>
+              </w:rPr>
+              <m:t>n</m:t>
+            </m:r>
+          </m:e>
+          <m:sub>
+            <m:r>
+              <w:rPr>
+                <w:rFonts w:ascii="Cambria Math" w:hAnsi="Cambria Math"/>
+              </w:rPr>
+              <m:t>2</m:t>
+            </m:r>
+          </m:sub>
+        </m:sSub>
       </m:oMath>
       <w:r>
         <w:t xml:space="preserve"> közepén, vagyis </w:t>
@@ -15786,21 +16473,71 @@
                 </m:ctrlPr>
               </m:fPr>
               <m:num>
+                <m:sSub>
+                  <m:sSubPr>
+                    <m:ctrlPr>
+                      <w:rPr>
+                        <w:rFonts w:ascii="Cambria Math" w:hAnsi="Cambria Math"/>
+                      </w:rPr>
+                    </m:ctrlPr>
+                  </m:sSubPr>
+                  <m:e>
+                    <m:r>
+                      <m:rPr>
+                        <m:sty m:val="p"/>
+                      </m:rPr>
+                      <w:rPr>
+                        <w:rFonts w:ascii="Cambria Math" w:hAnsi="Cambria Math"/>
+                      </w:rPr>
+                      <m:t>n</m:t>
+                    </m:r>
+                  </m:e>
+                  <m:sub>
+                    <m:r>
+                      <w:rPr>
+                        <w:rFonts w:ascii="Cambria Math" w:hAnsi="Cambria Math"/>
+                      </w:rPr>
+                      <m:t>1</m:t>
+                    </m:r>
+                  </m:sub>
+                </m:sSub>
                 <m:r>
                   <w:rPr>
                     <w:rFonts w:ascii="Cambria Math" w:hAnsi="Cambria Math"/>
                   </w:rPr>
-                  <m:t>s</m:t>
+                  <m:t>+</m:t>
                 </m:r>
-                <m:r>
-                  <m:rPr>
-                    <m:sty m:val="p"/>
-                  </m:rPr>
-                  <w:rPr>
-                    <w:rFonts w:ascii="Cambria Math" w:hAnsi="Cambria Math"/>
-                  </w:rPr>
-                  <m:t>+f</m:t>
-                </m:r>
+                <m:sSub>
+                  <m:sSubPr>
+                    <m:ctrlPr>
+                      <w:rPr>
+                        <w:rFonts w:ascii="Cambria Math" w:hAnsi="Cambria Math"/>
+                      </w:rPr>
+                    </m:ctrlPr>
+                  </m:sSubPr>
+                  <m:e>
+                    <m:r>
+                      <m:rPr>
+                        <m:sty m:val="p"/>
+                      </m:rPr>
+                      <w:rPr>
+                        <w:rFonts w:ascii="Cambria Math" w:hAnsi="Cambria Math"/>
+                      </w:rPr>
+                      <m:t>n</m:t>
+                    </m:r>
+                  </m:e>
+                  <m:sub>
+                    <m:r>
+                      <m:rPr>
+                        <m:sty m:val="p"/>
+                      </m:rPr>
+                      <w:rPr>
+                        <w:rFonts w:ascii="Cambria Math" w:hAnsi="Cambria Math"/>
+                      </w:rPr>
+                      <m:t>2</m:t>
+                    </m:r>
+                  </m:sub>
+                </m:sSub>
               </m:num>
               <m:den>
                 <m:r>
@@ -15941,6 +16678,37 @@
         <w:t xml:space="preserve"> értékeket az </w:t>
       </w:r>
       <m:oMath>
+        <m:sSub>
+          <m:sSubPr>
+            <m:ctrlPr>
+              <w:rPr>
+                <w:rFonts w:ascii="Cambria Math" w:hAnsi="Cambria Math"/>
+              </w:rPr>
+            </m:ctrlPr>
+          </m:sSubPr>
+          <m:e>
+            <m:r>
+              <m:rPr>
+                <m:sty m:val="p"/>
+              </m:rPr>
+              <w:rPr>
+                <w:rFonts w:ascii="Cambria Math" w:hAnsi="Cambria Math"/>
+              </w:rPr>
+              <m:t>n</m:t>
+            </m:r>
+          </m:e>
+          <m:sub>
+            <m:r>
+              <m:rPr>
+                <m:sty m:val="p"/>
+              </m:rPr>
+              <w:rPr>
+                <w:rFonts w:ascii="Cambria Math" w:hAnsi="Cambria Math"/>
+              </w:rPr>
+              <m:t>1</m:t>
+            </m:r>
+          </m:sub>
+        </m:sSub>
         <m:r>
           <m:rPr>
             <m:sty m:val="p"/>
@@ -15948,7 +16716,7 @@
           <w:rPr>
             <w:rFonts w:ascii="Cambria Math" w:hAnsi="Cambria Math"/>
           </w:rPr>
-          <m:t>s≤</m:t>
+          <m:t>≤</m:t>
         </m:r>
         <m:r>
           <w:rPr>
@@ -16118,8 +16886,39 @@
           <w:rPr>
             <w:rFonts w:ascii="Cambria Math" w:hAnsi="Cambria Math"/>
           </w:rPr>
-          <m:t>&lt;s</m:t>
+          <m:t>&lt;</m:t>
         </m:r>
+        <m:sSub>
+          <m:sSubPr>
+            <m:ctrlPr>
+              <w:rPr>
+                <w:rFonts w:ascii="Cambria Math" w:hAnsi="Cambria Math"/>
+              </w:rPr>
+            </m:ctrlPr>
+          </m:sSubPr>
+          <m:e>
+            <m:r>
+              <m:rPr>
+                <m:sty m:val="p"/>
+              </m:rPr>
+              <w:rPr>
+                <w:rFonts w:ascii="Cambria Math" w:hAnsi="Cambria Math"/>
+              </w:rPr>
+              <m:t>n</m:t>
+            </m:r>
+          </m:e>
+          <m:sub>
+            <m:r>
+              <m:rPr>
+                <m:sty m:val="p"/>
+              </m:rPr>
+              <w:rPr>
+                <w:rFonts w:ascii="Cambria Math" w:hAnsi="Cambria Math"/>
+              </w:rPr>
+              <m:t>2</m:t>
+            </m:r>
+          </m:sub>
+        </m:sSub>
       </m:oMath>
       <w:r>
         <w:t xml:space="preserve"> intervallumon. Ezt követően összegezzük az egyes intervallumok részeredményeit</w:t>
@@ -17118,6 +17917,7 @@
           <w:rFonts w:eastAsiaTheme="minorEastAsia"/>
           <w:iCs/>
         </w:rPr>
+        <w:lastRenderedPageBreak/>
         <w:t>A rekurziós formula v</w:t>
       </w:r>
       <w:r>
@@ -21722,13 +22522,15 @@
         </w:rPr>
         <w:t xml:space="preserve"> </w:t>
       </w:r>
+      <w:proofErr w:type="spellStart"/>
       <w:r>
         <w:rPr>
           <w:rFonts w:eastAsiaTheme="minorEastAsia"/>
           <w:iCs/>
         </w:rPr>
-        <w:t>Srinivasa Ramanujan</w:t>
-      </w:r>
+        <w:t>Srinivasa</w:t>
+      </w:r>
+      <w:proofErr w:type="spellEnd"/>
       <w:r>
         <w:rPr>
           <w:rFonts w:eastAsiaTheme="minorEastAsia"/>
@@ -21736,26 +22538,58 @@
         </w:rPr>
         <w:t xml:space="preserve"> </w:t>
       </w:r>
+      <w:proofErr w:type="spellStart"/>
       <w:r>
         <w:rPr>
           <w:rFonts w:eastAsiaTheme="minorEastAsia"/>
           <w:iCs/>
         </w:rPr>
-        <w:t>inspirált</w:t>
-      </w:r>
+        <w:t>Ramanujan</w:t>
+      </w:r>
+      <w:proofErr w:type="spellEnd"/>
       <w:r>
         <w:rPr>
           <w:rFonts w:eastAsiaTheme="minorEastAsia"/>
           <w:iCs/>
         </w:rPr>
-        <w:t>a</w:t>
+        <w:t xml:space="preserve"> </w:t>
       </w:r>
       <w:r>
         <w:rPr>
           <w:rFonts w:eastAsiaTheme="minorEastAsia"/>
           <w:iCs/>
         </w:rPr>
-        <w:t>, Chudnovsky fivérek</w:t>
+        <w:t>inspirált</w:t>
+      </w:r>
+      <w:r>
+        <w:rPr>
+          <w:rFonts w:eastAsiaTheme="minorEastAsia"/>
+          <w:iCs/>
+        </w:rPr>
+        <w:t>a</w:t>
+      </w:r>
+      <w:r>
+        <w:rPr>
+          <w:rFonts w:eastAsiaTheme="minorEastAsia"/>
+          <w:iCs/>
+        </w:rPr>
+        <w:t xml:space="preserve">, </w:t>
+      </w:r>
+      <w:proofErr w:type="spellStart"/>
+      <w:r>
+        <w:rPr>
+          <w:rFonts w:eastAsiaTheme="minorEastAsia"/>
+          <w:iCs/>
+        </w:rPr>
+        <w:t>Chudnovsky</w:t>
+      </w:r>
+      <w:proofErr w:type="spellEnd"/>
+      <w:r>
+        <w:rPr>
+          <w:rFonts w:eastAsiaTheme="minorEastAsia"/>
+          <w:iCs/>
+        </w:rPr>
+        <w:t xml:space="preserve"> fivérek</w:t>
       </w:r>
       <w:r>
         <w:rPr>
@@ -23909,100 +24743,35 @@
           <w:rFonts w:eastAsiaTheme="minorEastAsia"/>
           <w:iCs/>
         </w:rPr>
-        <w:t>Ezután</w:t>
+        <w:t>Az egyszerűsítés után</w:t>
       </w:r>
       <w:r>
         <w:rPr>
           <w:rFonts w:eastAsiaTheme="minorEastAsia"/>
           <w:iCs/>
         </w:rPr>
-        <w:t xml:space="preserve"> támad egy briliáns ötletünk:</w:t>
-      </w:r>
-      <w:r>
+        <w:t xml:space="preserve"> egy konstans tagot és egy összegsort kapunk. Próbáljuk meg összeegyeztetni az összegsort a bináris szétválasztás fejlesztett képletével.</w:t>
+      </w:r>
+    </w:p>
+    <w:p>
+      <w:pPr>
         <w:rPr>
           <w:rFonts w:eastAsiaTheme="minorEastAsia"/>
           <w:iCs/>
         </w:rPr>
-        <w:t xml:space="preserve"> </w:t>
-      </w:r>
-      <w:r>
-        <w:rPr>
-          <w:rFonts w:eastAsiaTheme="minorEastAsia"/>
-          <w:iCs/>
-        </w:rPr>
-        <w:t>S</w:t>
-      </w:r>
-      <w:r>
-        <w:rPr>
-          <w:rFonts w:eastAsiaTheme="minorEastAsia"/>
-          <w:iCs/>
-        </w:rPr>
-        <w:t>zedjük</w:t>
-      </w:r>
-      <w:r>
-        <w:rPr>
-          <w:rFonts w:eastAsiaTheme="minorEastAsia"/>
-          <w:iCs/>
-        </w:rPr>
-        <w:t xml:space="preserve"> szét</w:t>
-      </w:r>
-      <w:r>
-        <w:rPr>
-          <w:rFonts w:eastAsiaTheme="minorEastAsia"/>
-          <w:iCs/>
-        </w:rPr>
-        <w:t xml:space="preserve"> két </w:t>
-      </w:r>
-      <w:r>
-        <w:rPr>
-          <w:rFonts w:eastAsiaTheme="minorEastAsia"/>
-          <w:iCs/>
-        </w:rPr>
-        <w:t xml:space="preserve">nagyon </w:t>
-      </w:r>
-      <w:r>
-        <w:rPr>
-          <w:rFonts w:eastAsiaTheme="minorEastAsia"/>
-          <w:iCs/>
-        </w:rPr>
-        <w:t>hasonló részre</w:t>
-      </w:r>
-      <w:r>
-        <w:rPr>
-          <w:rFonts w:eastAsiaTheme="minorEastAsia"/>
-          <w:iCs/>
-        </w:rPr>
-        <w:t xml:space="preserve"> </w:t>
-      </w:r>
-      <w:r>
-        <w:rPr>
-          <w:rFonts w:eastAsiaTheme="minorEastAsia"/>
-          <w:iCs/>
-        </w:rPr>
-        <w:t>a képletet az összeadásnál fogva</w:t>
-      </w:r>
-      <w:r>
-        <w:rPr>
-          <w:rFonts w:eastAsiaTheme="minorEastAsia"/>
-          <w:iCs/>
-        </w:rPr>
-        <w:t>.</w:t>
-      </w:r>
-    </w:p>
-    <w:p>
-      <w:pPr>
-        <w:rPr>
-          <w:rFonts w:eastAsiaTheme="minorEastAsia"/>
-          <w:iCs/>
-        </w:rPr>
       </w:pPr>
       <m:oMathPara>
-        <m:oMathParaPr>
-          <m:jc m:val="center"/>
-        </m:oMathParaPr>
         <m:oMath>
-          <m:f>
-            <m:fPr>
+          <m:r>
+            <w:rPr>
+              <w:rFonts w:ascii="Cambria Math" w:eastAsiaTheme="minorEastAsia" w:hAnsi="Cambria Math"/>
+            </w:rPr>
+            <m:t>S=</m:t>
+          </m:r>
+          <m:nary>
+            <m:naryPr>
+              <m:chr m:val="∑"/>
+              <m:limLoc m:val="undOvr"/>
               <m:ctrlPr>
                 <w:rPr>
                   <w:rFonts w:ascii="Cambria Math" w:eastAsiaTheme="minorEastAsia" w:hAnsi="Cambria Math"/>
@@ -24010,77 +24779,236 @@
                   <w:iCs/>
                 </w:rPr>
               </m:ctrlPr>
-            </m:fPr>
-            <m:num>
-              <m:r>
-                <w:rPr>
-                  <w:rFonts w:ascii="Cambria Math" w:eastAsiaTheme="minorEastAsia" w:hAnsi="Cambria Math"/>
-                </w:rPr>
-                <m:t>1</m:t>
-              </m:r>
-            </m:num>
-            <m:den>
-              <m:r>
-                <w:rPr>
-                  <w:rFonts w:ascii="Cambria Math" w:eastAsiaTheme="minorEastAsia" w:hAnsi="Cambria Math"/>
-                </w:rPr>
-                <m:t>π</m:t>
-              </m:r>
-            </m:den>
-          </m:f>
+            </m:naryPr>
+            <m:sub>
+              <m:r>
+                <w:rPr>
+                  <w:rFonts w:ascii="Cambria Math" w:eastAsiaTheme="minorEastAsia" w:hAnsi="Cambria Math"/>
+                </w:rPr>
+                <m:t>k=0</m:t>
+              </m:r>
+            </m:sub>
+            <m:sup>
+              <m:r>
+                <w:rPr>
+                  <w:rFonts w:ascii="Cambria Math" w:eastAsiaTheme="minorEastAsia" w:hAnsi="Cambria Math"/>
+                </w:rPr>
+                <m:t>∞</m:t>
+              </m:r>
+            </m:sup>
+            <m:e>
+              <m:f>
+                <m:fPr>
+                  <m:ctrlPr>
+                    <w:rPr>
+                      <w:rFonts w:ascii="Cambria Math" w:eastAsiaTheme="minorEastAsia" w:hAnsi="Cambria Math"/>
+                      <w:i/>
+                      <w:iCs/>
+                    </w:rPr>
+                  </m:ctrlPr>
+                </m:fPr>
+                <m:num>
+                  <m:sSub>
+                    <m:sSubPr>
+                      <m:ctrlPr>
+                        <w:rPr>
+                          <w:rFonts w:ascii="Cambria Math" w:eastAsiaTheme="minorEastAsia" w:hAnsi="Cambria Math"/>
+                          <w:i/>
+                          <w:iCs/>
+                        </w:rPr>
+                      </m:ctrlPr>
+                    </m:sSubPr>
+                    <m:e>
+                      <m:r>
+                        <w:rPr>
+                          <w:rFonts w:ascii="Cambria Math" w:eastAsiaTheme="minorEastAsia" w:hAnsi="Cambria Math"/>
+                        </w:rPr>
+                        <m:t>α</m:t>
+                      </m:r>
+                    </m:e>
+                    <m:sub>
+                      <m:r>
+                        <w:rPr>
+                          <w:rFonts w:ascii="Cambria Math" w:eastAsiaTheme="minorEastAsia" w:hAnsi="Cambria Math"/>
+                        </w:rPr>
+                        <m:t>k</m:t>
+                      </m:r>
+                    </m:sub>
+                  </m:sSub>
+                </m:num>
+                <m:den>
+                  <m:sSub>
+                    <m:sSubPr>
+                      <m:ctrlPr>
+                        <w:rPr>
+                          <w:rFonts w:ascii="Cambria Math" w:eastAsiaTheme="minorEastAsia" w:hAnsi="Cambria Math"/>
+                          <w:i/>
+                          <w:iCs/>
+                        </w:rPr>
+                      </m:ctrlPr>
+                    </m:sSubPr>
+                    <m:e>
+                      <m:r>
+                        <w:rPr>
+                          <w:rFonts w:ascii="Cambria Math" w:eastAsiaTheme="minorEastAsia" w:hAnsi="Cambria Math"/>
+                        </w:rPr>
+                        <m:t>b</m:t>
+                      </m:r>
+                    </m:e>
+                    <m:sub>
+                      <m:r>
+                        <w:rPr>
+                          <w:rFonts w:ascii="Cambria Math" w:eastAsiaTheme="minorEastAsia" w:hAnsi="Cambria Math"/>
+                        </w:rPr>
+                        <m:t>k</m:t>
+                      </m:r>
+                    </m:sub>
+                  </m:sSub>
+                </m:den>
+              </m:f>
+              <m:f>
+                <m:fPr>
+                  <m:ctrlPr>
+                    <w:rPr>
+                      <w:rFonts w:ascii="Cambria Math" w:eastAsiaTheme="minorEastAsia" w:hAnsi="Cambria Math"/>
+                      <w:i/>
+                      <w:iCs/>
+                    </w:rPr>
+                  </m:ctrlPr>
+                </m:fPr>
+                <m:num>
+                  <m:sSub>
+                    <m:sSubPr>
+                      <m:ctrlPr>
+                        <w:rPr>
+                          <w:rFonts w:ascii="Cambria Math" w:eastAsiaTheme="minorEastAsia" w:hAnsi="Cambria Math"/>
+                          <w:i/>
+                          <w:iCs/>
+                        </w:rPr>
+                      </m:ctrlPr>
+                    </m:sSubPr>
+                    <m:e>
+                      <m:r>
+                        <w:rPr>
+                          <w:rFonts w:ascii="Cambria Math" w:eastAsiaTheme="minorEastAsia" w:hAnsi="Cambria Math"/>
+                        </w:rPr>
+                        <m:t>p</m:t>
+                      </m:r>
+                    </m:e>
+                    <m:sub>
+                      <m:r>
+                        <w:rPr>
+                          <w:rFonts w:ascii="Cambria Math" w:eastAsiaTheme="minorEastAsia" w:hAnsi="Cambria Math"/>
+                        </w:rPr>
+                        <m:t>0</m:t>
+                      </m:r>
+                    </m:sub>
+                  </m:sSub>
+                  <m:r>
+                    <w:rPr>
+                      <w:rFonts w:ascii="Cambria Math" w:eastAsiaTheme="minorEastAsia" w:hAnsi="Cambria Math"/>
+                    </w:rPr>
+                    <m:t>∙∙∙</m:t>
+                  </m:r>
+                  <m:sSub>
+                    <m:sSubPr>
+                      <m:ctrlPr>
+                        <w:rPr>
+                          <w:rFonts w:ascii="Cambria Math" w:eastAsiaTheme="minorEastAsia" w:hAnsi="Cambria Math"/>
+                          <w:i/>
+                          <w:iCs/>
+                        </w:rPr>
+                      </m:ctrlPr>
+                    </m:sSubPr>
+                    <m:e>
+                      <m:r>
+                        <w:rPr>
+                          <w:rFonts w:ascii="Cambria Math" w:eastAsiaTheme="minorEastAsia" w:hAnsi="Cambria Math"/>
+                        </w:rPr>
+                        <m:t>p</m:t>
+                      </m:r>
+                    </m:e>
+                    <m:sub>
+                      <m:r>
+                        <w:rPr>
+                          <w:rFonts w:ascii="Cambria Math" w:eastAsiaTheme="minorEastAsia" w:hAnsi="Cambria Math"/>
+                        </w:rPr>
+                        <m:t>k</m:t>
+                      </m:r>
+                    </m:sub>
+                  </m:sSub>
+                </m:num>
+                <m:den>
+                  <m:sSub>
+                    <m:sSubPr>
+                      <m:ctrlPr>
+                        <w:rPr>
+                          <w:rFonts w:ascii="Cambria Math" w:eastAsiaTheme="minorEastAsia" w:hAnsi="Cambria Math"/>
+                          <w:i/>
+                          <w:iCs/>
+                        </w:rPr>
+                      </m:ctrlPr>
+                    </m:sSubPr>
+                    <m:e>
+                      <m:r>
+                        <w:rPr>
+                          <w:rFonts w:ascii="Cambria Math" w:eastAsiaTheme="minorEastAsia" w:hAnsi="Cambria Math"/>
+                        </w:rPr>
+                        <m:t>q</m:t>
+                      </m:r>
+                    </m:e>
+                    <m:sub>
+                      <m:r>
+                        <w:rPr>
+                          <w:rFonts w:ascii="Cambria Math" w:eastAsiaTheme="minorEastAsia" w:hAnsi="Cambria Math"/>
+                        </w:rPr>
+                        <m:t>0</m:t>
+                      </m:r>
+                    </m:sub>
+                  </m:sSub>
+                  <m:r>
+                    <w:rPr>
+                      <w:rFonts w:ascii="Cambria Math" w:eastAsiaTheme="minorEastAsia" w:hAnsi="Cambria Math"/>
+                    </w:rPr>
+                    <m:t>∙∙∙</m:t>
+                  </m:r>
+                  <m:sSub>
+                    <m:sSubPr>
+                      <m:ctrlPr>
+                        <w:rPr>
+                          <w:rFonts w:ascii="Cambria Math" w:eastAsiaTheme="minorEastAsia" w:hAnsi="Cambria Math"/>
+                          <w:i/>
+                          <w:iCs/>
+                        </w:rPr>
+                      </m:ctrlPr>
+                    </m:sSubPr>
+                    <m:e>
+                      <m:r>
+                        <w:rPr>
+                          <w:rFonts w:ascii="Cambria Math" w:eastAsiaTheme="minorEastAsia" w:hAnsi="Cambria Math"/>
+                        </w:rPr>
+                        <m:t>q</m:t>
+                      </m:r>
+                    </m:e>
+                    <m:sub>
+                      <m:r>
+                        <w:rPr>
+                          <w:rFonts w:ascii="Cambria Math" w:eastAsiaTheme="minorEastAsia" w:hAnsi="Cambria Math"/>
+                        </w:rPr>
+                        <m:t>k</m:t>
+                      </m:r>
+                    </m:sub>
+                  </m:sSub>
+                </m:den>
+              </m:f>
+            </m:e>
+          </m:nary>
           <m:r>
             <w:rPr>
               <w:rFonts w:ascii="Cambria Math" w:eastAsiaTheme="minorEastAsia" w:hAnsi="Cambria Math"/>
             </w:rPr>
             <m:t>=</m:t>
           </m:r>
-          <m:f>
-            <m:fPr>
-              <m:ctrlPr>
-                <w:rPr>
-                  <w:rFonts w:ascii="Cambria Math" w:eastAsiaTheme="minorEastAsia" w:hAnsi="Cambria Math"/>
-                  <w:i/>
-                  <w:iCs/>
-                </w:rPr>
-              </m:ctrlPr>
-            </m:fPr>
-            <m:num>
-              <m:r>
-                <w:rPr>
-                  <w:rFonts w:ascii="Cambria Math" w:eastAsiaTheme="minorEastAsia" w:hAnsi="Cambria Math"/>
-                </w:rPr>
-                <m:t>1</m:t>
-              </m:r>
-            </m:num>
-            <m:den>
-              <m:r>
-                <w:rPr>
-                  <w:rFonts w:ascii="Cambria Math" w:eastAsiaTheme="minorEastAsia" w:hAnsi="Cambria Math"/>
-                </w:rPr>
-                <m:t>426880</m:t>
-              </m:r>
-              <m:rad>
-                <m:radPr>
-                  <m:degHide m:val="1"/>
-                  <m:ctrlPr>
-                    <w:rPr>
-                      <w:rFonts w:ascii="Cambria Math" w:eastAsiaTheme="minorEastAsia" w:hAnsi="Cambria Math"/>
-                      <w:i/>
-                    </w:rPr>
-                  </m:ctrlPr>
-                </m:radPr>
-                <m:deg/>
-                <m:e>
-                  <m:r>
-                    <w:rPr>
-                      <w:rFonts w:ascii="Cambria Math" w:eastAsiaTheme="minorEastAsia" w:hAnsi="Cambria Math"/>
-                    </w:rPr>
-                    <m:t>10005</m:t>
-                  </m:r>
-                </m:e>
-              </m:rad>
-            </m:den>
-          </m:f>
           <m:nary>
             <m:naryPr>
               <m:chr m:val="∑"/>
@@ -24289,76 +25217,287 @@
               </m:f>
             </m:e>
           </m:nary>
+        </m:oMath>
+      </m:oMathPara>
+    </w:p>
+    <w:p>
+      <w:pPr>
+        <w:rPr>
+          <w:rFonts w:eastAsiaTheme="minorEastAsia"/>
+          <w:iCs/>
+        </w:rPr>
+      </w:pPr>
+      <w:r>
+        <w:rPr>
+          <w:rFonts w:eastAsiaTheme="minorEastAsia"/>
+          <w:iCs/>
+        </w:rPr>
+        <w:t>H</w:t>
+      </w:r>
+      <w:r>
+        <w:rPr>
+          <w:rFonts w:eastAsiaTheme="minorEastAsia"/>
+          <w:iCs/>
+        </w:rPr>
+        <w:t>ogy alkalmazhassuk a bináris szétválasztást, kihozzuk az osztásból az iterálás nélkül kiszámítható tagokat.</w:t>
+      </w:r>
+    </w:p>
+    <w:p>
+      <w:pPr>
+        <w:rPr>
+          <w:rFonts w:eastAsiaTheme="minorEastAsia"/>
+          <w:iCs/>
+        </w:rPr>
+      </w:pPr>
+      <m:oMathPara>
+        <m:oMath>
+          <m:r>
+            <w:rPr>
+              <w:rFonts w:ascii="Cambria Math" w:eastAsiaTheme="minorEastAsia" w:hAnsi="Cambria Math"/>
+            </w:rPr>
+            <m:t>S=</m:t>
+          </m:r>
+          <m:nary>
+            <m:naryPr>
+              <m:chr m:val="∑"/>
+              <m:limLoc m:val="undOvr"/>
+              <m:ctrlPr>
+                <w:rPr>
+                  <w:rFonts w:ascii="Cambria Math" w:eastAsiaTheme="minorEastAsia" w:hAnsi="Cambria Math"/>
+                  <w:i/>
+                  <w:iCs/>
+                </w:rPr>
+              </m:ctrlPr>
+            </m:naryPr>
+            <m:sub>
+              <m:r>
+                <w:rPr>
+                  <w:rFonts w:ascii="Cambria Math" w:eastAsiaTheme="minorEastAsia" w:hAnsi="Cambria Math"/>
+                </w:rPr>
+                <m:t>k=0</m:t>
+              </m:r>
+            </m:sub>
+            <m:sup>
+              <m:r>
+                <w:rPr>
+                  <w:rFonts w:ascii="Cambria Math" w:eastAsiaTheme="minorEastAsia" w:hAnsi="Cambria Math"/>
+                </w:rPr>
+                <m:t>∞</m:t>
+              </m:r>
+            </m:sup>
+            <m:e>
+              <m:f>
+                <m:fPr>
+                  <m:ctrlPr>
+                    <w:rPr>
+                      <w:rFonts w:ascii="Cambria Math" w:eastAsiaTheme="minorEastAsia" w:hAnsi="Cambria Math"/>
+                      <w:i/>
+                      <w:iCs/>
+                    </w:rPr>
+                  </m:ctrlPr>
+                </m:fPr>
+                <m:num>
+                  <m:sSub>
+                    <m:sSubPr>
+                      <m:ctrlPr>
+                        <w:rPr>
+                          <w:rFonts w:ascii="Cambria Math" w:eastAsiaTheme="minorEastAsia" w:hAnsi="Cambria Math"/>
+                          <w:i/>
+                          <w:iCs/>
+                        </w:rPr>
+                      </m:ctrlPr>
+                    </m:sSubPr>
+                    <m:e>
+                      <m:r>
+                        <w:rPr>
+                          <w:rFonts w:ascii="Cambria Math" w:eastAsiaTheme="minorEastAsia" w:hAnsi="Cambria Math"/>
+                        </w:rPr>
+                        <m:t>α</m:t>
+                      </m:r>
+                    </m:e>
+                    <m:sub>
+                      <m:r>
+                        <w:rPr>
+                          <w:rFonts w:ascii="Cambria Math" w:eastAsiaTheme="minorEastAsia" w:hAnsi="Cambria Math"/>
+                        </w:rPr>
+                        <m:t>k</m:t>
+                      </m:r>
+                    </m:sub>
+                  </m:sSub>
+                </m:num>
+                <m:den>
+                  <m:sSub>
+                    <m:sSubPr>
+                      <m:ctrlPr>
+                        <w:rPr>
+                          <w:rFonts w:ascii="Cambria Math" w:eastAsiaTheme="minorEastAsia" w:hAnsi="Cambria Math"/>
+                          <w:i/>
+                          <w:iCs/>
+                        </w:rPr>
+                      </m:ctrlPr>
+                    </m:sSubPr>
+                    <m:e>
+                      <m:r>
+                        <w:rPr>
+                          <w:rFonts w:ascii="Cambria Math" w:eastAsiaTheme="minorEastAsia" w:hAnsi="Cambria Math"/>
+                        </w:rPr>
+                        <m:t>b</m:t>
+                      </m:r>
+                    </m:e>
+                    <m:sub>
+                      <m:r>
+                        <w:rPr>
+                          <w:rFonts w:ascii="Cambria Math" w:eastAsiaTheme="minorEastAsia" w:hAnsi="Cambria Math"/>
+                        </w:rPr>
+                        <m:t>k</m:t>
+                      </m:r>
+                    </m:sub>
+                  </m:sSub>
+                </m:den>
+              </m:f>
+              <m:f>
+                <m:fPr>
+                  <m:ctrlPr>
+                    <w:rPr>
+                      <w:rFonts w:ascii="Cambria Math" w:eastAsiaTheme="minorEastAsia" w:hAnsi="Cambria Math"/>
+                      <w:i/>
+                      <w:iCs/>
+                    </w:rPr>
+                  </m:ctrlPr>
+                </m:fPr>
+                <m:num>
+                  <m:sSub>
+                    <m:sSubPr>
+                      <m:ctrlPr>
+                        <w:rPr>
+                          <w:rFonts w:ascii="Cambria Math" w:eastAsiaTheme="minorEastAsia" w:hAnsi="Cambria Math"/>
+                          <w:i/>
+                          <w:iCs/>
+                        </w:rPr>
+                      </m:ctrlPr>
+                    </m:sSubPr>
+                    <m:e>
+                      <m:r>
+                        <w:rPr>
+                          <w:rFonts w:ascii="Cambria Math" w:eastAsiaTheme="minorEastAsia" w:hAnsi="Cambria Math"/>
+                        </w:rPr>
+                        <m:t>p</m:t>
+                      </m:r>
+                    </m:e>
+                    <m:sub>
+                      <m:r>
+                        <w:rPr>
+                          <w:rFonts w:ascii="Cambria Math" w:eastAsiaTheme="minorEastAsia" w:hAnsi="Cambria Math"/>
+                        </w:rPr>
+                        <m:t>0</m:t>
+                      </m:r>
+                    </m:sub>
+                  </m:sSub>
+                  <m:r>
+                    <w:rPr>
+                      <w:rFonts w:ascii="Cambria Math" w:eastAsiaTheme="minorEastAsia" w:hAnsi="Cambria Math"/>
+                    </w:rPr>
+                    <m:t>∙∙∙</m:t>
+                  </m:r>
+                  <m:sSub>
+                    <m:sSubPr>
+                      <m:ctrlPr>
+                        <w:rPr>
+                          <w:rFonts w:ascii="Cambria Math" w:eastAsiaTheme="minorEastAsia" w:hAnsi="Cambria Math"/>
+                          <w:i/>
+                          <w:iCs/>
+                        </w:rPr>
+                      </m:ctrlPr>
+                    </m:sSubPr>
+                    <m:e>
+                      <m:r>
+                        <w:rPr>
+                          <w:rFonts w:ascii="Cambria Math" w:eastAsiaTheme="minorEastAsia" w:hAnsi="Cambria Math"/>
+                        </w:rPr>
+                        <m:t>p</m:t>
+                      </m:r>
+                    </m:e>
+                    <m:sub>
+                      <m:r>
+                        <w:rPr>
+                          <w:rFonts w:ascii="Cambria Math" w:eastAsiaTheme="minorEastAsia" w:hAnsi="Cambria Math"/>
+                        </w:rPr>
+                        <m:t>k</m:t>
+                      </m:r>
+                    </m:sub>
+                  </m:sSub>
+                </m:num>
+                <m:den>
+                  <m:sSub>
+                    <m:sSubPr>
+                      <m:ctrlPr>
+                        <w:rPr>
+                          <w:rFonts w:ascii="Cambria Math" w:eastAsiaTheme="minorEastAsia" w:hAnsi="Cambria Math"/>
+                          <w:i/>
+                          <w:iCs/>
+                        </w:rPr>
+                      </m:ctrlPr>
+                    </m:sSubPr>
+                    <m:e>
+                      <m:r>
+                        <w:rPr>
+                          <w:rFonts w:ascii="Cambria Math" w:eastAsiaTheme="minorEastAsia" w:hAnsi="Cambria Math"/>
+                        </w:rPr>
+                        <m:t>q</m:t>
+                      </m:r>
+                    </m:e>
+                    <m:sub>
+                      <m:r>
+                        <w:rPr>
+                          <w:rFonts w:ascii="Cambria Math" w:eastAsiaTheme="minorEastAsia" w:hAnsi="Cambria Math"/>
+                        </w:rPr>
+                        <m:t>0</m:t>
+                      </m:r>
+                    </m:sub>
+                  </m:sSub>
+                  <m:r>
+                    <w:rPr>
+                      <w:rFonts w:ascii="Cambria Math" w:eastAsiaTheme="minorEastAsia" w:hAnsi="Cambria Math"/>
+                    </w:rPr>
+                    <m:t>∙∙∙</m:t>
+                  </m:r>
+                  <m:sSub>
+                    <m:sSubPr>
+                      <m:ctrlPr>
+                        <w:rPr>
+                          <w:rFonts w:ascii="Cambria Math" w:eastAsiaTheme="minorEastAsia" w:hAnsi="Cambria Math"/>
+                          <w:i/>
+                          <w:iCs/>
+                        </w:rPr>
+                      </m:ctrlPr>
+                    </m:sSubPr>
+                    <m:e>
+                      <m:r>
+                        <w:rPr>
+                          <w:rFonts w:ascii="Cambria Math" w:eastAsiaTheme="minorEastAsia" w:hAnsi="Cambria Math"/>
+                        </w:rPr>
+                        <m:t>q</m:t>
+                      </m:r>
+                    </m:e>
+                    <m:sub>
+                      <m:r>
+                        <w:rPr>
+                          <w:rFonts w:ascii="Cambria Math" w:eastAsiaTheme="minorEastAsia" w:hAnsi="Cambria Math"/>
+                        </w:rPr>
+                        <m:t>k</m:t>
+                      </m:r>
+                    </m:sub>
+                  </m:sSub>
+                </m:den>
+              </m:f>
+            </m:e>
+          </m:nary>
           <m:r>
             <w:rPr>
               <w:rFonts w:ascii="Cambria Math" w:eastAsiaTheme="minorEastAsia" w:hAnsi="Cambria Math"/>
             </w:rPr>
             <m:t>=</m:t>
           </m:r>
-          <m:r>
-            <m:rPr>
-              <m:sty m:val="p"/>
-            </m:rPr>
-            <w:rPr>
-              <w:rFonts w:ascii="Cambria Math" w:eastAsiaTheme="minorEastAsia" w:hAnsi="Cambria Math"/>
-            </w:rPr>
-            <w:br/>
-          </m:r>
-        </m:oMath>
-        <m:oMath>
-          <m:r>
-            <w:rPr>
-              <w:rFonts w:ascii="Cambria Math" w:eastAsiaTheme="minorEastAsia" w:hAnsi="Cambria Math"/>
-            </w:rPr>
-            <m:t>=</m:t>
-          </m:r>
-          <m:f>
-            <m:fPr>
-              <m:ctrlPr>
-                <w:rPr>
-                  <w:rFonts w:ascii="Cambria Math" w:eastAsiaTheme="minorEastAsia" w:hAnsi="Cambria Math"/>
-                  <w:i/>
-                  <w:iCs/>
-                </w:rPr>
-              </m:ctrlPr>
-            </m:fPr>
-            <m:num>
-              <m:r>
-                <w:rPr>
-                  <w:rFonts w:ascii="Cambria Math" w:eastAsiaTheme="minorEastAsia" w:hAnsi="Cambria Math"/>
-                </w:rPr>
-                <m:t>1</m:t>
-              </m:r>
-            </m:num>
-            <m:den>
-              <m:r>
-                <w:rPr>
-                  <w:rFonts w:ascii="Cambria Math" w:eastAsiaTheme="minorEastAsia" w:hAnsi="Cambria Math"/>
-                </w:rPr>
-                <m:t>426880</m:t>
-              </m:r>
-              <m:rad>
-                <m:radPr>
-                  <m:degHide m:val="1"/>
-                  <m:ctrlPr>
-                    <w:rPr>
-                      <w:rFonts w:ascii="Cambria Math" w:eastAsiaTheme="minorEastAsia" w:hAnsi="Cambria Math"/>
-                      <w:i/>
-                    </w:rPr>
-                  </m:ctrlPr>
-                </m:radPr>
-                <m:deg/>
-                <m:e>
-                  <m:r>
-                    <w:rPr>
-                      <w:rFonts w:ascii="Cambria Math" w:eastAsiaTheme="minorEastAsia" w:hAnsi="Cambria Math"/>
-                    </w:rPr>
-                    <m:t>10005</m:t>
-                  </m:r>
-                </m:e>
-              </m:rad>
-            </m:den>
-          </m:f>
           <m:nary>
             <m:naryPr>
               <m:chr m:val="∑"/>
@@ -24394,6 +25533,7 @@
                     <w:rPr>
                       <w:rFonts w:ascii="Cambria Math" w:eastAsiaTheme="minorEastAsia" w:hAnsi="Cambria Math"/>
                       <w:i/>
+                      <w:szCs w:val="24"/>
                     </w:rPr>
                   </m:ctrlPr>
                 </m:dPr>
@@ -24401,6 +25541,7 @@
                   <m:r>
                     <w:rPr>
                       <w:rFonts w:ascii="Cambria Math" w:eastAsiaTheme="minorEastAsia" w:hAnsi="Cambria Math"/>
+                      <w:szCs w:val="24"/>
                     </w:rPr>
                     <m:t>13591409+545140134k</m:t>
                   </m:r>
@@ -24413,6 +25554,7 @@
                       <w:rFonts w:ascii="Cambria Math" w:eastAsiaTheme="minorEastAsia" w:hAnsi="Cambria Math"/>
                       <w:i/>
                       <w:iCs/>
+                      <w:szCs w:val="24"/>
                     </w:rPr>
                   </m:ctrlPr>
                 </m:fPr>
@@ -24424,6 +25566,7 @@
                           <w:rFonts w:ascii="Cambria Math" w:eastAsiaTheme="minorEastAsia" w:hAnsi="Cambria Math"/>
                           <w:i/>
                           <w:iCs/>
+                          <w:szCs w:val="24"/>
                         </w:rPr>
                       </m:ctrlPr>
                     </m:sSupPr>
@@ -24435,6 +25578,7 @@
                               <w:rFonts w:ascii="Cambria Math" w:eastAsiaTheme="minorEastAsia" w:hAnsi="Cambria Math"/>
                               <w:i/>
                               <w:iCs/>
+                              <w:szCs w:val="24"/>
                             </w:rPr>
                           </m:ctrlPr>
                         </m:dPr>
@@ -24442,6 +25586,7 @@
                           <m:r>
                             <w:rPr>
                               <w:rFonts w:ascii="Cambria Math" w:eastAsiaTheme="minorEastAsia" w:hAnsi="Cambria Math"/>
+                              <w:szCs w:val="24"/>
                             </w:rPr>
                             <m:t>-1</m:t>
                           </m:r>
@@ -24452,6 +25597,7 @@
                       <m:r>
                         <w:rPr>
                           <w:rFonts w:ascii="Cambria Math" w:eastAsiaTheme="minorEastAsia" w:hAnsi="Cambria Math"/>
+                          <w:szCs w:val="24"/>
                         </w:rPr>
                         <m:t>k</m:t>
                       </m:r>
@@ -24464,6 +25610,7 @@
                           <w:rFonts w:ascii="Cambria Math" w:eastAsiaTheme="minorEastAsia" w:hAnsi="Cambria Math"/>
                           <w:i/>
                           <w:iCs/>
+                          <w:szCs w:val="24"/>
                         </w:rPr>
                       </m:ctrlPr>
                     </m:dPr>
@@ -24471,6 +25618,7 @@
                       <m:r>
                         <w:rPr>
                           <w:rFonts w:ascii="Cambria Math" w:eastAsiaTheme="minorEastAsia" w:hAnsi="Cambria Math"/>
+                          <w:szCs w:val="24"/>
                         </w:rPr>
                         <m:t>6k</m:t>
                       </m:r>
@@ -24479,6 +25627,7 @@
                   <m:r>
                     <w:rPr>
                       <w:rFonts w:ascii="Cambria Math" w:eastAsiaTheme="minorEastAsia" w:hAnsi="Cambria Math"/>
+                      <w:szCs w:val="24"/>
                     </w:rPr>
                     <m:t>!</m:t>
                   </m:r>
@@ -24491,6 +25640,7 @@
                           <w:rFonts w:ascii="Cambria Math" w:eastAsiaTheme="minorEastAsia" w:hAnsi="Cambria Math"/>
                           <w:i/>
                           <w:iCs/>
+                          <w:szCs w:val="24"/>
                         </w:rPr>
                       </m:ctrlPr>
                     </m:dPr>
@@ -24498,6 +25648,7 @@
                       <m:r>
                         <w:rPr>
                           <w:rFonts w:ascii="Cambria Math" w:eastAsiaTheme="minorEastAsia" w:hAnsi="Cambria Math"/>
+                          <w:szCs w:val="24"/>
                         </w:rPr>
                         <m:t>3k</m:t>
                       </m:r>
@@ -24506,6 +25657,7 @@
                   <m:r>
                     <w:rPr>
                       <w:rFonts w:ascii="Cambria Math" w:eastAsiaTheme="minorEastAsia" w:hAnsi="Cambria Math"/>
+                      <w:szCs w:val="24"/>
                     </w:rPr>
                     <m:t>!</m:t>
                   </m:r>
@@ -24516,6 +25668,7 @@
                           <w:rFonts w:ascii="Cambria Math" w:eastAsiaTheme="minorEastAsia" w:hAnsi="Cambria Math"/>
                           <w:i/>
                           <w:iCs/>
+                          <w:szCs w:val="24"/>
                         </w:rPr>
                       </m:ctrlPr>
                     </m:sSupPr>
@@ -24523,6 +25676,7 @@
                       <m:r>
                         <w:rPr>
                           <w:rFonts w:ascii="Cambria Math" w:eastAsiaTheme="minorEastAsia" w:hAnsi="Cambria Math"/>
+                          <w:szCs w:val="24"/>
                         </w:rPr>
                         <m:t>k!</m:t>
                       </m:r>
@@ -24531,6 +25685,7 @@
                       <m:r>
                         <w:rPr>
                           <w:rFonts w:ascii="Cambria Math" w:eastAsiaTheme="minorEastAsia" w:hAnsi="Cambria Math"/>
+                          <w:szCs w:val="24"/>
                         </w:rPr>
                         <m:t>3</m:t>
                       </m:r>
@@ -24543,6 +25698,7 @@
                           <w:rFonts w:ascii="Cambria Math" w:eastAsiaTheme="minorEastAsia" w:hAnsi="Cambria Math"/>
                           <w:i/>
                           <w:iCs/>
+                          <w:szCs w:val="24"/>
                         </w:rPr>
                       </m:ctrlPr>
                     </m:sSupPr>
@@ -24550,6 +25706,7 @@
                       <m:r>
                         <w:rPr>
                           <w:rFonts w:ascii="Cambria Math" w:eastAsiaTheme="minorEastAsia" w:hAnsi="Cambria Math"/>
+                          <w:szCs w:val="24"/>
                         </w:rPr>
                         <m:t>640320</m:t>
                       </m:r>
@@ -24558,1240 +25715,7 @@
                       <m:r>
                         <w:rPr>
                           <w:rFonts w:ascii="Cambria Math" w:eastAsiaTheme="minorEastAsia" w:hAnsi="Cambria Math"/>
-                        </w:rPr>
-                        <m:t>3k</m:t>
-                      </m:r>
-                    </m:sup>
-                  </m:sSup>
-                </m:den>
-              </m:f>
-            </m:e>
-          </m:nary>
-          <m:r>
-            <m:rPr>
-              <m:sty m:val="p"/>
-            </m:rPr>
-            <w:rPr>
-              <w:rFonts w:ascii="Cambria Math" w:eastAsiaTheme="minorEastAsia" w:hAnsi="Cambria Math"/>
-            </w:rPr>
-            <m:t>=</m:t>
-          </m:r>
-          <m:r>
-            <m:rPr>
-              <m:sty m:val="p"/>
-            </m:rPr>
-            <w:rPr>
-              <w:rFonts w:ascii="Cambria Math" w:eastAsiaTheme="minorEastAsia" w:hAnsi="Cambria Math"/>
-            </w:rPr>
-            <w:br/>
-          </m:r>
-        </m:oMath>
-        <m:oMath>
-          <m:r>
-            <w:rPr>
-              <w:rFonts w:ascii="Cambria Math" w:eastAsiaTheme="minorEastAsia" w:hAnsi="Cambria Math"/>
-            </w:rPr>
-            <m:t>=</m:t>
-          </m:r>
-          <m:f>
-            <m:fPr>
-              <m:ctrlPr>
-                <w:rPr>
-                  <w:rFonts w:ascii="Cambria Math" w:eastAsiaTheme="minorEastAsia" w:hAnsi="Cambria Math"/>
-                  <w:i/>
-                  <w:iCs/>
-                </w:rPr>
-              </m:ctrlPr>
-            </m:fPr>
-            <m:num>
-              <m:r>
-                <w:rPr>
-                  <w:rFonts w:ascii="Cambria Math" w:eastAsiaTheme="minorEastAsia" w:hAnsi="Cambria Math"/>
-                </w:rPr>
-                <m:t>1</m:t>
-              </m:r>
-            </m:num>
-            <m:den>
-              <m:r>
-                <w:rPr>
-                  <w:rFonts w:ascii="Cambria Math" w:eastAsiaTheme="minorEastAsia" w:hAnsi="Cambria Math"/>
-                </w:rPr>
-                <m:t>426880</m:t>
-              </m:r>
-              <m:rad>
-                <m:radPr>
-                  <m:degHide m:val="1"/>
-                  <m:ctrlPr>
-                    <w:rPr>
-                      <w:rFonts w:ascii="Cambria Math" w:eastAsiaTheme="minorEastAsia" w:hAnsi="Cambria Math"/>
-                      <w:i/>
-                    </w:rPr>
-                  </m:ctrlPr>
-                </m:radPr>
-                <m:deg/>
-                <m:e>
-                  <m:r>
-                    <w:rPr>
-                      <w:rFonts w:ascii="Cambria Math" w:eastAsiaTheme="minorEastAsia" w:hAnsi="Cambria Math"/>
-                    </w:rPr>
-                    <m:t>10005</m:t>
-                  </m:r>
-                </m:e>
-              </m:rad>
-            </m:den>
-          </m:f>
-          <m:nary>
-            <m:naryPr>
-              <m:chr m:val="∑"/>
-              <m:limLoc m:val="undOvr"/>
-              <m:ctrlPr>
-                <w:rPr>
-                  <w:rFonts w:ascii="Cambria Math" w:eastAsiaTheme="minorEastAsia" w:hAnsi="Cambria Math"/>
-                  <w:i/>
-                  <w:iCs/>
-                </w:rPr>
-              </m:ctrlPr>
-            </m:naryPr>
-            <m:sub>
-              <m:r>
-                <w:rPr>
-                  <w:rFonts w:ascii="Cambria Math" w:eastAsiaTheme="minorEastAsia" w:hAnsi="Cambria Math"/>
-                </w:rPr>
-                <m:t>k=0</m:t>
-              </m:r>
-            </m:sub>
-            <m:sup>
-              <m:r>
-                <w:rPr>
-                  <w:rFonts w:ascii="Cambria Math" w:eastAsiaTheme="minorEastAsia" w:hAnsi="Cambria Math"/>
-                </w:rPr>
-                <m:t>∞</m:t>
-              </m:r>
-            </m:sup>
-            <m:e>
-              <m:d>
-                <m:dPr>
-                  <m:ctrlPr>
-                    <w:rPr>
-                      <w:rFonts w:ascii="Cambria Math" w:eastAsiaTheme="minorEastAsia" w:hAnsi="Cambria Math"/>
-                      <w:i/>
-                    </w:rPr>
-                  </m:ctrlPr>
-                </m:dPr>
-                <m:e>
-                  <m:r>
-                    <w:rPr>
-                      <w:rFonts w:ascii="Cambria Math" w:eastAsiaTheme="minorEastAsia" w:hAnsi="Cambria Math"/>
-                    </w:rPr>
-                    <m:t>13591409</m:t>
-                  </m:r>
-                  <m:f>
-                    <m:fPr>
-                      <m:ctrlPr>
-                        <w:rPr>
-                          <w:rFonts w:ascii="Cambria Math" w:eastAsiaTheme="minorEastAsia" w:hAnsi="Cambria Math"/>
-                          <w:i/>
-                          <w:iCs/>
-                        </w:rPr>
-                      </m:ctrlPr>
-                    </m:fPr>
-                    <m:num>
-                      <m:sSup>
-                        <m:sSupPr>
-                          <m:ctrlPr>
-                            <w:rPr>
-                              <w:rFonts w:ascii="Cambria Math" w:eastAsiaTheme="minorEastAsia" w:hAnsi="Cambria Math"/>
-                              <w:i/>
-                              <w:iCs/>
-                            </w:rPr>
-                          </m:ctrlPr>
-                        </m:sSupPr>
-                        <m:e>
-                          <m:d>
-                            <m:dPr>
-                              <m:ctrlPr>
-                                <w:rPr>
-                                  <w:rFonts w:ascii="Cambria Math" w:eastAsiaTheme="minorEastAsia" w:hAnsi="Cambria Math"/>
-                                  <w:i/>
-                                  <w:iCs/>
-                                </w:rPr>
-                              </m:ctrlPr>
-                            </m:dPr>
-                            <m:e>
-                              <m:r>
-                                <w:rPr>
-                                  <w:rFonts w:ascii="Cambria Math" w:eastAsiaTheme="minorEastAsia" w:hAnsi="Cambria Math"/>
-                                </w:rPr>
-                                <m:t>-1</m:t>
-                              </m:r>
-                            </m:e>
-                          </m:d>
-                        </m:e>
-                        <m:sup>
-                          <m:r>
-                            <w:rPr>
-                              <w:rFonts w:ascii="Cambria Math" w:eastAsiaTheme="minorEastAsia" w:hAnsi="Cambria Math"/>
-                            </w:rPr>
-                            <m:t>k</m:t>
-                          </m:r>
-                        </m:sup>
-                      </m:sSup>
-                      <m:d>
-                        <m:dPr>
-                          <m:ctrlPr>
-                            <w:rPr>
-                              <w:rFonts w:ascii="Cambria Math" w:eastAsiaTheme="minorEastAsia" w:hAnsi="Cambria Math"/>
-                              <w:i/>
-                              <w:iCs/>
-                            </w:rPr>
-                          </m:ctrlPr>
-                        </m:dPr>
-                        <m:e>
-                          <m:r>
-                            <w:rPr>
-                              <w:rFonts w:ascii="Cambria Math" w:eastAsiaTheme="minorEastAsia" w:hAnsi="Cambria Math"/>
-                            </w:rPr>
-                            <m:t>6k</m:t>
-                          </m:r>
-                        </m:e>
-                      </m:d>
-                      <m:r>
-                        <w:rPr>
-                          <w:rFonts w:ascii="Cambria Math" w:eastAsiaTheme="minorEastAsia" w:hAnsi="Cambria Math"/>
-                        </w:rPr>
-                        <m:t>!</m:t>
-                      </m:r>
-                    </m:num>
-                    <m:den>
-                      <m:d>
-                        <m:dPr>
-                          <m:ctrlPr>
-                            <w:rPr>
-                              <w:rFonts w:ascii="Cambria Math" w:eastAsiaTheme="minorEastAsia" w:hAnsi="Cambria Math"/>
-                              <w:i/>
-                              <w:iCs/>
-                            </w:rPr>
-                          </m:ctrlPr>
-                        </m:dPr>
-                        <m:e>
-                          <m:r>
-                            <w:rPr>
-                              <w:rFonts w:ascii="Cambria Math" w:eastAsiaTheme="minorEastAsia" w:hAnsi="Cambria Math"/>
-                            </w:rPr>
-                            <m:t>3k</m:t>
-                          </m:r>
-                        </m:e>
-                      </m:d>
-                      <m:r>
-                        <w:rPr>
-                          <w:rFonts w:ascii="Cambria Math" w:eastAsiaTheme="minorEastAsia" w:hAnsi="Cambria Math"/>
-                        </w:rPr>
-                        <m:t>!</m:t>
-                      </m:r>
-                      <m:sSup>
-                        <m:sSupPr>
-                          <m:ctrlPr>
-                            <w:rPr>
-                              <w:rFonts w:ascii="Cambria Math" w:eastAsiaTheme="minorEastAsia" w:hAnsi="Cambria Math"/>
-                              <w:i/>
-                              <w:iCs/>
-                            </w:rPr>
-                          </m:ctrlPr>
-                        </m:sSupPr>
-                        <m:e>
-                          <m:r>
-                            <w:rPr>
-                              <w:rFonts w:ascii="Cambria Math" w:eastAsiaTheme="minorEastAsia" w:hAnsi="Cambria Math"/>
-                            </w:rPr>
-                            <m:t>k!</m:t>
-                          </m:r>
-                        </m:e>
-                        <m:sup>
-                          <m:r>
-                            <w:rPr>
-                              <w:rFonts w:ascii="Cambria Math" w:eastAsiaTheme="minorEastAsia" w:hAnsi="Cambria Math"/>
-                            </w:rPr>
-                            <m:t>3</m:t>
-                          </m:r>
-                        </m:sup>
-                      </m:sSup>
-                      <m:sSup>
-                        <m:sSupPr>
-                          <m:ctrlPr>
-                            <w:rPr>
-                              <w:rFonts w:ascii="Cambria Math" w:eastAsiaTheme="minorEastAsia" w:hAnsi="Cambria Math"/>
-                              <w:i/>
-                              <w:iCs/>
-                            </w:rPr>
-                          </m:ctrlPr>
-                        </m:sSupPr>
-                        <m:e>
-                          <m:r>
-                            <w:rPr>
-                              <w:rFonts w:ascii="Cambria Math" w:eastAsiaTheme="minorEastAsia" w:hAnsi="Cambria Math"/>
-                            </w:rPr>
-                            <m:t>640320</m:t>
-                          </m:r>
-                        </m:e>
-                        <m:sup>
-                          <m:r>
-                            <w:rPr>
-                              <w:rFonts w:ascii="Cambria Math" w:eastAsiaTheme="minorEastAsia" w:hAnsi="Cambria Math"/>
-                            </w:rPr>
-                            <m:t>3k</m:t>
-                          </m:r>
-                        </m:sup>
-                      </m:sSup>
-                    </m:den>
-                  </m:f>
-                  <m:ctrlPr>
-                    <w:rPr>
-                      <w:rFonts w:ascii="Cambria Math" w:eastAsiaTheme="minorEastAsia" w:hAnsi="Cambria Math"/>
-                      <w:i/>
-                      <w:iCs/>
-                    </w:rPr>
-                  </m:ctrlPr>
-                </m:e>
-              </m:d>
-            </m:e>
-          </m:nary>
-          <m:nary>
-            <m:naryPr>
-              <m:chr m:val="∑"/>
-              <m:limLoc m:val="undOvr"/>
-              <m:ctrlPr>
-                <w:rPr>
-                  <w:rFonts w:ascii="Cambria Math" w:eastAsiaTheme="minorEastAsia" w:hAnsi="Cambria Math"/>
-                  <w:i/>
-                  <w:iCs/>
-                </w:rPr>
-              </m:ctrlPr>
-            </m:naryPr>
-            <m:sub>
-              <m:r>
-                <w:rPr>
-                  <w:rFonts w:ascii="Cambria Math" w:eastAsiaTheme="minorEastAsia" w:hAnsi="Cambria Math"/>
-                </w:rPr>
-                <m:t>k=0</m:t>
-              </m:r>
-            </m:sub>
-            <m:sup>
-              <m:r>
-                <w:rPr>
-                  <w:rFonts w:ascii="Cambria Math" w:eastAsiaTheme="minorEastAsia" w:hAnsi="Cambria Math"/>
-                </w:rPr>
-                <m:t>∞</m:t>
-              </m:r>
-            </m:sup>
-            <m:e>
-              <m:d>
-                <m:dPr>
-                  <m:ctrlPr>
-                    <w:rPr>
-                      <w:rFonts w:ascii="Cambria Math" w:eastAsiaTheme="minorEastAsia" w:hAnsi="Cambria Math"/>
-                      <w:i/>
-                    </w:rPr>
-                  </m:ctrlPr>
-                </m:dPr>
-                <m:e>
-                  <m:r>
-                    <w:rPr>
-                      <w:rFonts w:ascii="Cambria Math" w:eastAsiaTheme="minorEastAsia" w:hAnsi="Cambria Math"/>
-                    </w:rPr>
-                    <m:t>545140134</m:t>
-                  </m:r>
-                  <m:f>
-                    <m:fPr>
-                      <m:ctrlPr>
-                        <w:rPr>
-                          <w:rFonts w:ascii="Cambria Math" w:eastAsiaTheme="minorEastAsia" w:hAnsi="Cambria Math"/>
-                          <w:i/>
-                          <w:iCs/>
-                        </w:rPr>
-                      </m:ctrlPr>
-                    </m:fPr>
-                    <m:num>
-                      <m:sSup>
-                        <m:sSupPr>
-                          <m:ctrlPr>
-                            <w:rPr>
-                              <w:rFonts w:ascii="Cambria Math" w:eastAsiaTheme="minorEastAsia" w:hAnsi="Cambria Math"/>
-                              <w:i/>
-                              <w:iCs/>
-                            </w:rPr>
-                          </m:ctrlPr>
-                        </m:sSupPr>
-                        <m:e>
-                          <m:d>
-                            <m:dPr>
-                              <m:ctrlPr>
-                                <w:rPr>
-                                  <w:rFonts w:ascii="Cambria Math" w:eastAsiaTheme="minorEastAsia" w:hAnsi="Cambria Math"/>
-                                  <w:i/>
-                                  <w:iCs/>
-                                </w:rPr>
-                              </m:ctrlPr>
-                            </m:dPr>
-                            <m:e>
-                              <m:r>
-                                <w:rPr>
-                                  <w:rFonts w:ascii="Cambria Math" w:eastAsiaTheme="minorEastAsia" w:hAnsi="Cambria Math"/>
-                                </w:rPr>
-                                <m:t>-1</m:t>
-                              </m:r>
-                            </m:e>
-                          </m:d>
-                        </m:e>
-                        <m:sup>
-                          <m:r>
-                            <w:rPr>
-                              <w:rFonts w:ascii="Cambria Math" w:eastAsiaTheme="minorEastAsia" w:hAnsi="Cambria Math"/>
-                            </w:rPr>
-                            <m:t>k</m:t>
-                          </m:r>
-                        </m:sup>
-                      </m:sSup>
-                      <m:d>
-                        <m:dPr>
-                          <m:ctrlPr>
-                            <w:rPr>
-                              <w:rFonts w:ascii="Cambria Math" w:eastAsiaTheme="minorEastAsia" w:hAnsi="Cambria Math"/>
-                              <w:i/>
-                              <w:iCs/>
-                            </w:rPr>
-                          </m:ctrlPr>
-                        </m:dPr>
-                        <m:e>
-                          <m:r>
-                            <w:rPr>
-                              <w:rFonts w:ascii="Cambria Math" w:eastAsiaTheme="minorEastAsia" w:hAnsi="Cambria Math"/>
-                            </w:rPr>
-                            <m:t>6k</m:t>
-                          </m:r>
-                        </m:e>
-                      </m:d>
-                      <m:r>
-                        <w:rPr>
-                          <w:rFonts w:ascii="Cambria Math" w:eastAsiaTheme="minorEastAsia" w:hAnsi="Cambria Math"/>
-                        </w:rPr>
-                        <m:t>!k</m:t>
-                      </m:r>
-                    </m:num>
-                    <m:den>
-                      <m:d>
-                        <m:dPr>
-                          <m:ctrlPr>
-                            <w:rPr>
-                              <w:rFonts w:ascii="Cambria Math" w:eastAsiaTheme="minorEastAsia" w:hAnsi="Cambria Math"/>
-                              <w:i/>
-                              <w:iCs/>
-                            </w:rPr>
-                          </m:ctrlPr>
-                        </m:dPr>
-                        <m:e>
-                          <m:r>
-                            <w:rPr>
-                              <w:rFonts w:ascii="Cambria Math" w:eastAsiaTheme="minorEastAsia" w:hAnsi="Cambria Math"/>
-                            </w:rPr>
-                            <m:t>3k</m:t>
-                          </m:r>
-                        </m:e>
-                      </m:d>
-                      <m:r>
-                        <w:rPr>
-                          <w:rFonts w:ascii="Cambria Math" w:eastAsiaTheme="minorEastAsia" w:hAnsi="Cambria Math"/>
-                        </w:rPr>
-                        <m:t>!</m:t>
-                      </m:r>
-                      <m:sSup>
-                        <m:sSupPr>
-                          <m:ctrlPr>
-                            <w:rPr>
-                              <w:rFonts w:ascii="Cambria Math" w:eastAsiaTheme="minorEastAsia" w:hAnsi="Cambria Math"/>
-                              <w:i/>
-                              <w:iCs/>
-                            </w:rPr>
-                          </m:ctrlPr>
-                        </m:sSupPr>
-                        <m:e>
-                          <m:r>
-                            <w:rPr>
-                              <w:rFonts w:ascii="Cambria Math" w:eastAsiaTheme="minorEastAsia" w:hAnsi="Cambria Math"/>
-                            </w:rPr>
-                            <m:t>k!</m:t>
-                          </m:r>
-                        </m:e>
-                        <m:sup>
-                          <m:r>
-                            <w:rPr>
-                              <w:rFonts w:ascii="Cambria Math" w:eastAsiaTheme="minorEastAsia" w:hAnsi="Cambria Math"/>
-                            </w:rPr>
-                            <m:t>3</m:t>
-                          </m:r>
-                        </m:sup>
-                      </m:sSup>
-                      <m:sSup>
-                        <m:sSupPr>
-                          <m:ctrlPr>
-                            <w:rPr>
-                              <w:rFonts w:ascii="Cambria Math" w:eastAsiaTheme="minorEastAsia" w:hAnsi="Cambria Math"/>
-                              <w:i/>
-                              <w:iCs/>
-                            </w:rPr>
-                          </m:ctrlPr>
-                        </m:sSupPr>
-                        <m:e>
-                          <m:r>
-                            <w:rPr>
-                              <w:rFonts w:ascii="Cambria Math" w:eastAsiaTheme="minorEastAsia" w:hAnsi="Cambria Math"/>
-                            </w:rPr>
-                            <m:t>640320</m:t>
-                          </m:r>
-                        </m:e>
-                        <m:sup>
-                          <m:r>
-                            <w:rPr>
-                              <w:rFonts w:ascii="Cambria Math" w:eastAsiaTheme="minorEastAsia" w:hAnsi="Cambria Math"/>
-                            </w:rPr>
-                            <m:t>3k</m:t>
-                          </m:r>
-                        </m:sup>
-                      </m:sSup>
-                    </m:den>
-                  </m:f>
-                </m:e>
-              </m:d>
-              <m:r>
-                <w:rPr>
-                  <w:rFonts w:ascii="Cambria Math" w:eastAsiaTheme="minorEastAsia" w:hAnsi="Cambria Math"/>
-                </w:rPr>
-                <m:t>=</m:t>
-              </m:r>
-            </m:e>
-          </m:nary>
-          <m:f>
-            <m:fPr>
-              <m:ctrlPr>
-                <w:rPr>
-                  <w:rFonts w:ascii="Cambria Math" w:eastAsiaTheme="minorEastAsia" w:hAnsi="Cambria Math"/>
-                  <w:i/>
-                  <w:iCs/>
-                </w:rPr>
-              </m:ctrlPr>
-            </m:fPr>
-            <m:num>
-              <m:r>
-                <w:rPr>
-                  <w:rFonts w:ascii="Cambria Math" w:eastAsiaTheme="minorEastAsia" w:hAnsi="Cambria Math"/>
-                </w:rPr>
-                <m:t>1</m:t>
-              </m:r>
-            </m:num>
-            <m:den>
-              <m:r>
-                <w:rPr>
-                  <w:rFonts w:ascii="Cambria Math" w:eastAsiaTheme="minorEastAsia" w:hAnsi="Cambria Math"/>
-                </w:rPr>
-                <m:t>426880</m:t>
-              </m:r>
-              <m:rad>
-                <m:radPr>
-                  <m:degHide m:val="1"/>
-                  <m:ctrlPr>
-                    <w:rPr>
-                      <w:rFonts w:ascii="Cambria Math" w:eastAsiaTheme="minorEastAsia" w:hAnsi="Cambria Math"/>
-                      <w:i/>
-                    </w:rPr>
-                  </m:ctrlPr>
-                </m:radPr>
-                <m:deg/>
-                <m:e>
-                  <m:r>
-                    <w:rPr>
-                      <w:rFonts w:ascii="Cambria Math" w:eastAsiaTheme="minorEastAsia" w:hAnsi="Cambria Math"/>
-                    </w:rPr>
-                    <m:t>10005</m:t>
-                  </m:r>
-                </m:e>
-              </m:rad>
-            </m:den>
-          </m:f>
-          <m:r>
-            <w:rPr>
-              <w:rFonts w:ascii="Cambria Math" w:eastAsiaTheme="minorEastAsia" w:hAnsi="Cambria Math"/>
-            </w:rPr>
-            <m:t>13591409</m:t>
-          </m:r>
-          <m:nary>
-            <m:naryPr>
-              <m:chr m:val="∑"/>
-              <m:limLoc m:val="undOvr"/>
-              <m:ctrlPr>
-                <w:rPr>
-                  <w:rFonts w:ascii="Cambria Math" w:eastAsiaTheme="minorEastAsia" w:hAnsi="Cambria Math"/>
-                  <w:i/>
-                  <w:iCs/>
-                </w:rPr>
-              </m:ctrlPr>
-            </m:naryPr>
-            <m:sub>
-              <m:r>
-                <w:rPr>
-                  <w:rFonts w:ascii="Cambria Math" w:eastAsiaTheme="minorEastAsia" w:hAnsi="Cambria Math"/>
-                </w:rPr>
-                <m:t>k=0</m:t>
-              </m:r>
-            </m:sub>
-            <m:sup>
-              <m:r>
-                <w:rPr>
-                  <w:rFonts w:ascii="Cambria Math" w:eastAsiaTheme="minorEastAsia" w:hAnsi="Cambria Math"/>
-                </w:rPr>
-                <m:t>∞</m:t>
-              </m:r>
-            </m:sup>
-            <m:e>
-              <m:d>
-                <m:dPr>
-                  <m:ctrlPr>
-                    <w:rPr>
-                      <w:rFonts w:ascii="Cambria Math" w:eastAsiaTheme="minorEastAsia" w:hAnsi="Cambria Math"/>
-                      <w:i/>
-                      <w:iCs/>
-                    </w:rPr>
-                  </m:ctrlPr>
-                </m:dPr>
-                <m:e>
-                  <m:f>
-                    <m:fPr>
-                      <m:ctrlPr>
-                        <w:rPr>
-                          <w:rFonts w:ascii="Cambria Math" w:eastAsiaTheme="minorEastAsia" w:hAnsi="Cambria Math"/>
-                          <w:i/>
-                          <w:iCs/>
-                        </w:rPr>
-                      </m:ctrlPr>
-                    </m:fPr>
-                    <m:num>
-                      <m:sSup>
-                        <m:sSupPr>
-                          <m:ctrlPr>
-                            <w:rPr>
-                              <w:rFonts w:ascii="Cambria Math" w:eastAsiaTheme="minorEastAsia" w:hAnsi="Cambria Math"/>
-                              <w:i/>
-                              <w:iCs/>
-                            </w:rPr>
-                          </m:ctrlPr>
-                        </m:sSupPr>
-                        <m:e>
-                          <m:d>
-                            <m:dPr>
-                              <m:ctrlPr>
-                                <w:rPr>
-                                  <w:rFonts w:ascii="Cambria Math" w:eastAsiaTheme="minorEastAsia" w:hAnsi="Cambria Math"/>
-                                  <w:i/>
-                                  <w:iCs/>
-                                </w:rPr>
-                              </m:ctrlPr>
-                            </m:dPr>
-                            <m:e>
-                              <m:r>
-                                <w:rPr>
-                                  <w:rFonts w:ascii="Cambria Math" w:eastAsiaTheme="minorEastAsia" w:hAnsi="Cambria Math"/>
-                                </w:rPr>
-                                <m:t>-1</m:t>
-                              </m:r>
-                            </m:e>
-                          </m:d>
-                        </m:e>
-                        <m:sup>
-                          <m:r>
-                            <w:rPr>
-                              <w:rFonts w:ascii="Cambria Math" w:eastAsiaTheme="minorEastAsia" w:hAnsi="Cambria Math"/>
-                            </w:rPr>
-                            <m:t>k</m:t>
-                          </m:r>
-                        </m:sup>
-                      </m:sSup>
-                      <m:d>
-                        <m:dPr>
-                          <m:ctrlPr>
-                            <w:rPr>
-                              <w:rFonts w:ascii="Cambria Math" w:eastAsiaTheme="minorEastAsia" w:hAnsi="Cambria Math"/>
-                              <w:i/>
-                              <w:iCs/>
-                            </w:rPr>
-                          </m:ctrlPr>
-                        </m:dPr>
-                        <m:e>
-                          <m:r>
-                            <w:rPr>
-                              <w:rFonts w:ascii="Cambria Math" w:eastAsiaTheme="minorEastAsia" w:hAnsi="Cambria Math"/>
-                            </w:rPr>
-                            <m:t>6k</m:t>
-                          </m:r>
-                        </m:e>
-                      </m:d>
-                      <m:r>
-                        <w:rPr>
-                          <w:rFonts w:ascii="Cambria Math" w:eastAsiaTheme="minorEastAsia" w:hAnsi="Cambria Math"/>
-                        </w:rPr>
-                        <m:t>!</m:t>
-                      </m:r>
-                    </m:num>
-                    <m:den>
-                      <m:d>
-                        <m:dPr>
-                          <m:ctrlPr>
-                            <w:rPr>
-                              <w:rFonts w:ascii="Cambria Math" w:eastAsiaTheme="minorEastAsia" w:hAnsi="Cambria Math"/>
-                              <w:i/>
-                              <w:iCs/>
-                            </w:rPr>
-                          </m:ctrlPr>
-                        </m:dPr>
-                        <m:e>
-                          <m:r>
-                            <w:rPr>
-                              <w:rFonts w:ascii="Cambria Math" w:eastAsiaTheme="minorEastAsia" w:hAnsi="Cambria Math"/>
-                            </w:rPr>
-                            <m:t>3k</m:t>
-                          </m:r>
-                        </m:e>
-                      </m:d>
-                      <m:r>
-                        <w:rPr>
-                          <w:rFonts w:ascii="Cambria Math" w:eastAsiaTheme="minorEastAsia" w:hAnsi="Cambria Math"/>
-                        </w:rPr>
-                        <m:t>!</m:t>
-                      </m:r>
-                      <m:sSup>
-                        <m:sSupPr>
-                          <m:ctrlPr>
-                            <w:rPr>
-                              <w:rFonts w:ascii="Cambria Math" w:eastAsiaTheme="minorEastAsia" w:hAnsi="Cambria Math"/>
-                              <w:i/>
-                              <w:iCs/>
-                            </w:rPr>
-                          </m:ctrlPr>
-                        </m:sSupPr>
-                        <m:e>
-                          <m:r>
-                            <w:rPr>
-                              <w:rFonts w:ascii="Cambria Math" w:eastAsiaTheme="minorEastAsia" w:hAnsi="Cambria Math"/>
-                            </w:rPr>
-                            <m:t>k!</m:t>
-                          </m:r>
-                        </m:e>
-                        <m:sup>
-                          <m:r>
-                            <w:rPr>
-                              <w:rFonts w:ascii="Cambria Math" w:eastAsiaTheme="minorEastAsia" w:hAnsi="Cambria Math"/>
-                            </w:rPr>
-                            <m:t>3</m:t>
-                          </m:r>
-                        </m:sup>
-                      </m:sSup>
-                      <m:sSup>
-                        <m:sSupPr>
-                          <m:ctrlPr>
-                            <w:rPr>
-                              <w:rFonts w:ascii="Cambria Math" w:eastAsiaTheme="minorEastAsia" w:hAnsi="Cambria Math"/>
-                              <w:i/>
-                              <w:iCs/>
-                            </w:rPr>
-                          </m:ctrlPr>
-                        </m:sSupPr>
-                        <m:e>
-                          <m:r>
-                            <w:rPr>
-                              <w:rFonts w:ascii="Cambria Math" w:eastAsiaTheme="minorEastAsia" w:hAnsi="Cambria Math"/>
-                            </w:rPr>
-                            <m:t>640320</m:t>
-                          </m:r>
-                        </m:e>
-                        <m:sup>
-                          <m:r>
-                            <w:rPr>
-                              <w:rFonts w:ascii="Cambria Math" w:eastAsiaTheme="minorEastAsia" w:hAnsi="Cambria Math"/>
-                            </w:rPr>
-                            <m:t>3k</m:t>
-                          </m:r>
-                        </m:sup>
-                      </m:sSup>
-                    </m:den>
-                  </m:f>
-                </m:e>
-              </m:d>
-            </m:e>
-          </m:nary>
-          <m:r>
-            <w:rPr>
-              <w:rFonts w:ascii="Cambria Math" w:eastAsiaTheme="minorEastAsia" w:hAnsi="Cambria Math"/>
-            </w:rPr>
-            <m:t>545140134</m:t>
-          </m:r>
-          <m:nary>
-            <m:naryPr>
-              <m:chr m:val="∑"/>
-              <m:limLoc m:val="undOvr"/>
-              <m:ctrlPr>
-                <w:rPr>
-                  <w:rFonts w:ascii="Cambria Math" w:eastAsiaTheme="minorEastAsia" w:hAnsi="Cambria Math"/>
-                  <w:i/>
-                  <w:iCs/>
-                </w:rPr>
-              </m:ctrlPr>
-            </m:naryPr>
-            <m:sub>
-              <m:r>
-                <w:rPr>
-                  <w:rFonts w:ascii="Cambria Math" w:eastAsiaTheme="minorEastAsia" w:hAnsi="Cambria Math"/>
-                </w:rPr>
-                <m:t>k=0</m:t>
-              </m:r>
-            </m:sub>
-            <m:sup>
-              <m:r>
-                <w:rPr>
-                  <w:rFonts w:ascii="Cambria Math" w:eastAsiaTheme="minorEastAsia" w:hAnsi="Cambria Math"/>
-                </w:rPr>
-                <m:t>∞</m:t>
-              </m:r>
-            </m:sup>
-            <m:e>
-              <m:d>
-                <m:dPr>
-                  <m:ctrlPr>
-                    <w:rPr>
-                      <w:rFonts w:ascii="Cambria Math" w:eastAsiaTheme="minorEastAsia" w:hAnsi="Cambria Math"/>
-                      <w:i/>
-                      <w:iCs/>
-                    </w:rPr>
-                  </m:ctrlPr>
-                </m:dPr>
-                <m:e>
-                  <m:f>
-                    <m:fPr>
-                      <m:ctrlPr>
-                        <w:rPr>
-                          <w:rFonts w:ascii="Cambria Math" w:eastAsiaTheme="minorEastAsia" w:hAnsi="Cambria Math"/>
-                          <w:i/>
-                          <w:iCs/>
-                        </w:rPr>
-                      </m:ctrlPr>
-                    </m:fPr>
-                    <m:num>
-                      <m:sSup>
-                        <m:sSupPr>
-                          <m:ctrlPr>
-                            <w:rPr>
-                              <w:rFonts w:ascii="Cambria Math" w:eastAsiaTheme="minorEastAsia" w:hAnsi="Cambria Math"/>
-                              <w:i/>
-                              <w:iCs/>
-                            </w:rPr>
-                          </m:ctrlPr>
-                        </m:sSupPr>
-                        <m:e>
-                          <m:d>
-                            <m:dPr>
-                              <m:ctrlPr>
-                                <w:rPr>
-                                  <w:rFonts w:ascii="Cambria Math" w:eastAsiaTheme="minorEastAsia" w:hAnsi="Cambria Math"/>
-                                  <w:i/>
-                                  <w:iCs/>
-                                </w:rPr>
-                              </m:ctrlPr>
-                            </m:dPr>
-                            <m:e>
-                              <m:r>
-                                <w:rPr>
-                                  <w:rFonts w:ascii="Cambria Math" w:eastAsiaTheme="minorEastAsia" w:hAnsi="Cambria Math"/>
-                                </w:rPr>
-                                <m:t>-1</m:t>
-                              </m:r>
-                            </m:e>
-                          </m:d>
-                        </m:e>
-                        <m:sup>
-                          <m:r>
-                            <w:rPr>
-                              <w:rFonts w:ascii="Cambria Math" w:eastAsiaTheme="minorEastAsia" w:hAnsi="Cambria Math"/>
-                            </w:rPr>
-                            <m:t>k</m:t>
-                          </m:r>
-                        </m:sup>
-                      </m:sSup>
-                      <m:d>
-                        <m:dPr>
-                          <m:ctrlPr>
-                            <w:rPr>
-                              <w:rFonts w:ascii="Cambria Math" w:eastAsiaTheme="minorEastAsia" w:hAnsi="Cambria Math"/>
-                              <w:i/>
-                              <w:iCs/>
-                            </w:rPr>
-                          </m:ctrlPr>
-                        </m:dPr>
-                        <m:e>
-                          <m:r>
-                            <w:rPr>
-                              <w:rFonts w:ascii="Cambria Math" w:eastAsiaTheme="minorEastAsia" w:hAnsi="Cambria Math"/>
-                            </w:rPr>
-                            <m:t>6k</m:t>
-                          </m:r>
-                        </m:e>
-                      </m:d>
-                      <m:r>
-                        <w:rPr>
-                          <w:rFonts w:ascii="Cambria Math" w:eastAsiaTheme="minorEastAsia" w:hAnsi="Cambria Math"/>
-                        </w:rPr>
-                        <m:t>!k</m:t>
-                      </m:r>
-                    </m:num>
-                    <m:den>
-                      <m:d>
-                        <m:dPr>
-                          <m:ctrlPr>
-                            <w:rPr>
-                              <w:rFonts w:ascii="Cambria Math" w:eastAsiaTheme="minorEastAsia" w:hAnsi="Cambria Math"/>
-                              <w:i/>
-                              <w:iCs/>
-                            </w:rPr>
-                          </m:ctrlPr>
-                        </m:dPr>
-                        <m:e>
-                          <m:r>
-                            <w:rPr>
-                              <w:rFonts w:ascii="Cambria Math" w:eastAsiaTheme="minorEastAsia" w:hAnsi="Cambria Math"/>
-                            </w:rPr>
-                            <m:t>3k</m:t>
-                          </m:r>
-                        </m:e>
-                      </m:d>
-                      <m:r>
-                        <w:rPr>
-                          <w:rFonts w:ascii="Cambria Math" w:eastAsiaTheme="minorEastAsia" w:hAnsi="Cambria Math"/>
-                        </w:rPr>
-                        <m:t>!</m:t>
-                      </m:r>
-                      <m:sSup>
-                        <m:sSupPr>
-                          <m:ctrlPr>
-                            <w:rPr>
-                              <w:rFonts w:ascii="Cambria Math" w:eastAsiaTheme="minorEastAsia" w:hAnsi="Cambria Math"/>
-                              <w:i/>
-                              <w:iCs/>
-                            </w:rPr>
-                          </m:ctrlPr>
-                        </m:sSupPr>
-                        <m:e>
-                          <m:r>
-                            <w:rPr>
-                              <w:rFonts w:ascii="Cambria Math" w:eastAsiaTheme="minorEastAsia" w:hAnsi="Cambria Math"/>
-                            </w:rPr>
-                            <m:t>k!</m:t>
-                          </m:r>
-                        </m:e>
-                        <m:sup>
-                          <m:r>
-                            <w:rPr>
-                              <w:rFonts w:ascii="Cambria Math" w:eastAsiaTheme="minorEastAsia" w:hAnsi="Cambria Math"/>
-                            </w:rPr>
-                            <m:t>3</m:t>
-                          </m:r>
-                        </m:sup>
-                      </m:sSup>
-                      <m:sSup>
-                        <m:sSupPr>
-                          <m:ctrlPr>
-                            <w:rPr>
-                              <w:rFonts w:ascii="Cambria Math" w:eastAsiaTheme="minorEastAsia" w:hAnsi="Cambria Math"/>
-                              <w:i/>
-                              <w:iCs/>
-                            </w:rPr>
-                          </m:ctrlPr>
-                        </m:sSupPr>
-                        <m:e>
-                          <m:r>
-                            <w:rPr>
-                              <w:rFonts w:ascii="Cambria Math" w:eastAsiaTheme="minorEastAsia" w:hAnsi="Cambria Math"/>
-                            </w:rPr>
-                            <m:t>640320</m:t>
-                          </m:r>
-                        </m:e>
-                        <m:sup>
-                          <m:r>
-                            <w:rPr>
-                              <w:rFonts w:ascii="Cambria Math" w:eastAsiaTheme="minorEastAsia" w:hAnsi="Cambria Math"/>
-                            </w:rPr>
-                            <m:t>3k</m:t>
-                          </m:r>
-                        </m:sup>
-                      </m:sSup>
-                    </m:den>
-                  </m:f>
-                </m:e>
-              </m:d>
-            </m:e>
-          </m:nary>
-        </m:oMath>
-      </m:oMathPara>
-    </w:p>
-    <w:p>
-      <w:pPr>
-        <w:rPr>
-          <w:rFonts w:eastAsiaTheme="minorEastAsia"/>
-          <w:iCs/>
-        </w:rPr>
-      </w:pPr>
-      <w:r>
-        <w:rPr>
-          <w:rFonts w:eastAsiaTheme="minorEastAsia"/>
-          <w:iCs/>
-        </w:rPr>
-        <w:t xml:space="preserve">Nevezzük a két részt </w:t>
-      </w:r>
-      <m:oMath>
-        <m:r>
-          <w:rPr>
-            <w:rFonts w:ascii="Cambria Math" w:eastAsiaTheme="minorEastAsia" w:hAnsi="Cambria Math"/>
-          </w:rPr>
-          <m:t>A</m:t>
-        </m:r>
-      </m:oMath>
-      <w:r>
-        <w:rPr>
-          <w:rFonts w:eastAsiaTheme="minorEastAsia"/>
-          <w:iCs/>
-        </w:rPr>
-        <w:t xml:space="preserve">-nak és </w:t>
-      </w:r>
-      <m:oMath>
-        <m:r>
-          <w:rPr>
-            <w:rFonts w:ascii="Cambria Math" w:eastAsiaTheme="minorEastAsia" w:hAnsi="Cambria Math"/>
-          </w:rPr>
-          <m:t>B</m:t>
-        </m:r>
-      </m:oMath>
-      <w:r>
-        <w:rPr>
-          <w:rFonts w:eastAsiaTheme="minorEastAsia"/>
-          <w:iCs/>
-        </w:rPr>
-        <w:t>-nek. Ekkor</w:t>
-      </w:r>
-      <w:r>
-        <w:rPr>
-          <w:rFonts w:eastAsiaTheme="minorEastAsia"/>
-          <w:iCs/>
-        </w:rPr>
-        <w:t xml:space="preserve"> legyen</w:t>
-      </w:r>
-      <w:r>
-        <w:rPr>
-          <w:rFonts w:eastAsiaTheme="minorEastAsia"/>
-          <w:iCs/>
-        </w:rPr>
-        <w:t>:</w:t>
-      </w:r>
-    </w:p>
-    <w:p>
-      <w:pPr>
-        <w:rPr>
-          <w:rFonts w:eastAsiaTheme="minorEastAsia"/>
-          <w:iCs/>
-        </w:rPr>
-      </w:pPr>
-      <m:oMathPara>
-        <m:oMath>
-          <m:r>
-            <w:rPr>
-              <w:rFonts w:ascii="Cambria Math" w:eastAsiaTheme="minorEastAsia" w:hAnsi="Cambria Math"/>
-            </w:rPr>
-            <m:t>A=</m:t>
-          </m:r>
-          <m:nary>
-            <m:naryPr>
-              <m:chr m:val="∑"/>
-              <m:limLoc m:val="undOvr"/>
-              <m:ctrlPr>
-                <w:rPr>
-                  <w:rFonts w:ascii="Cambria Math" w:eastAsiaTheme="minorEastAsia" w:hAnsi="Cambria Math"/>
-                  <w:i/>
-                  <w:iCs/>
-                </w:rPr>
-              </m:ctrlPr>
-            </m:naryPr>
-            <m:sub>
-              <m:r>
-                <w:rPr>
-                  <w:rFonts w:ascii="Cambria Math" w:eastAsiaTheme="minorEastAsia" w:hAnsi="Cambria Math"/>
-                </w:rPr>
-                <m:t>k=0</m:t>
-              </m:r>
-            </m:sub>
-            <m:sup>
-              <m:r>
-                <w:rPr>
-                  <w:rFonts w:ascii="Cambria Math" w:eastAsiaTheme="minorEastAsia" w:hAnsi="Cambria Math"/>
-                </w:rPr>
-                <m:t>∞</m:t>
-              </m:r>
-            </m:sup>
-            <m:e>
-              <m:f>
-                <m:fPr>
-                  <m:ctrlPr>
-                    <w:rPr>
-                      <w:rFonts w:ascii="Cambria Math" w:eastAsiaTheme="minorEastAsia" w:hAnsi="Cambria Math"/>
-                      <w:i/>
-                      <w:iCs/>
-                    </w:rPr>
-                  </m:ctrlPr>
-                </m:fPr>
-                <m:num>
-                  <m:sSup>
-                    <m:sSupPr>
-                      <m:ctrlPr>
-                        <w:rPr>
-                          <w:rFonts w:ascii="Cambria Math" w:eastAsiaTheme="minorEastAsia" w:hAnsi="Cambria Math"/>
-                          <w:i/>
-                          <w:iCs/>
-                        </w:rPr>
-                      </m:ctrlPr>
-                    </m:sSupPr>
-                    <m:e>
-                      <m:d>
-                        <m:dPr>
-                          <m:ctrlPr>
-                            <w:rPr>
-                              <w:rFonts w:ascii="Cambria Math" w:eastAsiaTheme="minorEastAsia" w:hAnsi="Cambria Math"/>
-                              <w:i/>
-                              <w:iCs/>
-                            </w:rPr>
-                          </m:ctrlPr>
-                        </m:dPr>
-                        <m:e>
-                          <m:r>
-                            <w:rPr>
-                              <w:rFonts w:ascii="Cambria Math" w:eastAsiaTheme="minorEastAsia" w:hAnsi="Cambria Math"/>
-                            </w:rPr>
-                            <m:t>-1</m:t>
-                          </m:r>
-                        </m:e>
-                      </m:d>
-                    </m:e>
-                    <m:sup>
-                      <m:r>
-                        <w:rPr>
-                          <w:rFonts w:ascii="Cambria Math" w:eastAsiaTheme="minorEastAsia" w:hAnsi="Cambria Math"/>
-                        </w:rPr>
-                        <m:t>k</m:t>
-                      </m:r>
-                    </m:sup>
-                  </m:sSup>
-                  <m:d>
-                    <m:dPr>
-                      <m:ctrlPr>
-                        <w:rPr>
-                          <w:rFonts w:ascii="Cambria Math" w:eastAsiaTheme="minorEastAsia" w:hAnsi="Cambria Math"/>
-                          <w:i/>
-                          <w:iCs/>
-                        </w:rPr>
-                      </m:ctrlPr>
-                    </m:dPr>
-                    <m:e>
-                      <m:r>
-                        <w:rPr>
-                          <w:rFonts w:ascii="Cambria Math" w:eastAsiaTheme="minorEastAsia" w:hAnsi="Cambria Math"/>
-                        </w:rPr>
-                        <m:t>6k</m:t>
-                      </m:r>
-                    </m:e>
-                  </m:d>
-                  <m:r>
-                    <w:rPr>
-                      <w:rFonts w:ascii="Cambria Math" w:eastAsiaTheme="minorEastAsia" w:hAnsi="Cambria Math"/>
-                    </w:rPr>
-                    <m:t>!</m:t>
-                  </m:r>
-                </m:num>
-                <m:den>
-                  <m:d>
-                    <m:dPr>
-                      <m:ctrlPr>
-                        <w:rPr>
-                          <w:rFonts w:ascii="Cambria Math" w:eastAsiaTheme="minorEastAsia" w:hAnsi="Cambria Math"/>
-                          <w:i/>
-                          <w:iCs/>
-                        </w:rPr>
-                      </m:ctrlPr>
-                    </m:dPr>
-                    <m:e>
-                      <m:r>
-                        <w:rPr>
-                          <w:rFonts w:ascii="Cambria Math" w:eastAsiaTheme="minorEastAsia" w:hAnsi="Cambria Math"/>
-                        </w:rPr>
-                        <m:t>3k</m:t>
-                      </m:r>
-                    </m:e>
-                  </m:d>
-                  <m:r>
-                    <w:rPr>
-                      <w:rFonts w:ascii="Cambria Math" w:eastAsiaTheme="minorEastAsia" w:hAnsi="Cambria Math"/>
-                    </w:rPr>
-                    <m:t>!</m:t>
-                  </m:r>
-                  <m:sSup>
-                    <m:sSupPr>
-                      <m:ctrlPr>
-                        <w:rPr>
-                          <w:rFonts w:ascii="Cambria Math" w:eastAsiaTheme="minorEastAsia" w:hAnsi="Cambria Math"/>
-                          <w:i/>
-                          <w:iCs/>
-                        </w:rPr>
-                      </m:ctrlPr>
-                    </m:sSupPr>
-                    <m:e>
-                      <m:r>
-                        <w:rPr>
-                          <w:rFonts w:ascii="Cambria Math" w:eastAsiaTheme="minorEastAsia" w:hAnsi="Cambria Math"/>
-                        </w:rPr>
-                        <m:t>k!</m:t>
-                      </m:r>
-                    </m:e>
-                    <m:sup>
-                      <m:r>
-                        <w:rPr>
-                          <w:rFonts w:ascii="Cambria Math" w:eastAsiaTheme="minorEastAsia" w:hAnsi="Cambria Math"/>
-                        </w:rPr>
-                        <m:t>3</m:t>
-                      </m:r>
-                    </m:sup>
-                  </m:sSup>
-                  <m:sSup>
-                    <m:sSupPr>
-                      <m:ctrlPr>
-                        <w:rPr>
-                          <w:rFonts w:ascii="Cambria Math" w:eastAsiaTheme="minorEastAsia" w:hAnsi="Cambria Math"/>
-                          <w:i/>
-                          <w:iCs/>
-                        </w:rPr>
-                      </m:ctrlPr>
-                    </m:sSupPr>
-                    <m:e>
-                      <m:r>
-                        <w:rPr>
-                          <w:rFonts w:ascii="Cambria Math" w:eastAsiaTheme="minorEastAsia" w:hAnsi="Cambria Math"/>
-                        </w:rPr>
-                        <m:t>640320</m:t>
-                      </m:r>
-                    </m:e>
-                    <m:sup>
-                      <m:r>
-                        <w:rPr>
-                          <w:rFonts w:ascii="Cambria Math" w:eastAsiaTheme="minorEastAsia" w:hAnsi="Cambria Math"/>
+                          <w:szCs w:val="24"/>
                         </w:rPr>
                         <m:t>3k</m:t>
                       </m:r>
@@ -25811,374 +25735,19 @@
           <w:iCs/>
         </w:rPr>
       </w:pPr>
-      <m:oMathPara>
-        <m:oMath>
-          <m:r>
-            <w:rPr>
-              <w:rFonts w:ascii="Cambria Math" w:eastAsiaTheme="minorEastAsia" w:hAnsi="Cambria Math"/>
-            </w:rPr>
-            <m:t>B=</m:t>
-          </m:r>
-          <m:nary>
-            <m:naryPr>
-              <m:chr m:val="∑"/>
-              <m:limLoc m:val="undOvr"/>
-              <m:ctrlPr>
-                <w:rPr>
-                  <w:rFonts w:ascii="Cambria Math" w:eastAsiaTheme="minorEastAsia" w:hAnsi="Cambria Math"/>
-                  <w:i/>
-                  <w:iCs/>
-                </w:rPr>
-              </m:ctrlPr>
-            </m:naryPr>
-            <m:sub>
-              <m:r>
-                <w:rPr>
-                  <w:rFonts w:ascii="Cambria Math" w:eastAsiaTheme="minorEastAsia" w:hAnsi="Cambria Math"/>
-                </w:rPr>
-                <m:t>k=0</m:t>
-              </m:r>
-            </m:sub>
-            <m:sup>
-              <m:r>
-                <w:rPr>
-                  <w:rFonts w:ascii="Cambria Math" w:eastAsiaTheme="minorEastAsia" w:hAnsi="Cambria Math"/>
-                </w:rPr>
-                <m:t>∞</m:t>
-              </m:r>
-            </m:sup>
-            <m:e>
-              <m:f>
-                <m:fPr>
-                  <m:ctrlPr>
-                    <w:rPr>
-                      <w:rFonts w:ascii="Cambria Math" w:eastAsiaTheme="minorEastAsia" w:hAnsi="Cambria Math"/>
-                      <w:i/>
-                      <w:iCs/>
-                    </w:rPr>
-                  </m:ctrlPr>
-                </m:fPr>
-                <m:num>
-                  <m:sSup>
-                    <m:sSupPr>
-                      <m:ctrlPr>
-                        <w:rPr>
-                          <w:rFonts w:ascii="Cambria Math" w:eastAsiaTheme="minorEastAsia" w:hAnsi="Cambria Math"/>
-                          <w:i/>
-                          <w:iCs/>
-                        </w:rPr>
-                      </m:ctrlPr>
-                    </m:sSupPr>
-                    <m:e>
-                      <m:d>
-                        <m:dPr>
-                          <m:ctrlPr>
-                            <w:rPr>
-                              <w:rFonts w:ascii="Cambria Math" w:eastAsiaTheme="minorEastAsia" w:hAnsi="Cambria Math"/>
-                              <w:i/>
-                              <w:iCs/>
-                            </w:rPr>
-                          </m:ctrlPr>
-                        </m:dPr>
-                        <m:e>
-                          <m:r>
-                            <w:rPr>
-                              <w:rFonts w:ascii="Cambria Math" w:eastAsiaTheme="minorEastAsia" w:hAnsi="Cambria Math"/>
-                            </w:rPr>
-                            <m:t>-1</m:t>
-                          </m:r>
-                        </m:e>
-                      </m:d>
-                    </m:e>
-                    <m:sup>
-                      <m:r>
-                        <w:rPr>
-                          <w:rFonts w:ascii="Cambria Math" w:eastAsiaTheme="minorEastAsia" w:hAnsi="Cambria Math"/>
-                        </w:rPr>
-                        <m:t>k</m:t>
-                      </m:r>
-                    </m:sup>
-                  </m:sSup>
-                  <m:d>
-                    <m:dPr>
-                      <m:ctrlPr>
-                        <w:rPr>
-                          <w:rFonts w:ascii="Cambria Math" w:eastAsiaTheme="minorEastAsia" w:hAnsi="Cambria Math"/>
-                          <w:i/>
-                          <w:iCs/>
-                        </w:rPr>
-                      </m:ctrlPr>
-                    </m:dPr>
-                    <m:e>
-                      <m:r>
-                        <w:rPr>
-                          <w:rFonts w:ascii="Cambria Math" w:eastAsiaTheme="minorEastAsia" w:hAnsi="Cambria Math"/>
-                        </w:rPr>
-                        <m:t>6k</m:t>
-                      </m:r>
-                    </m:e>
-                  </m:d>
-                  <m:r>
-                    <w:rPr>
-                      <w:rFonts w:ascii="Cambria Math" w:eastAsiaTheme="minorEastAsia" w:hAnsi="Cambria Math"/>
-                    </w:rPr>
-                    <m:t>!k</m:t>
-                  </m:r>
-                </m:num>
-                <m:den>
-                  <m:d>
-                    <m:dPr>
-                      <m:ctrlPr>
-                        <w:rPr>
-                          <w:rFonts w:ascii="Cambria Math" w:eastAsiaTheme="minorEastAsia" w:hAnsi="Cambria Math"/>
-                          <w:i/>
-                          <w:iCs/>
-                        </w:rPr>
-                      </m:ctrlPr>
-                    </m:dPr>
-                    <m:e>
-                      <m:r>
-                        <w:rPr>
-                          <w:rFonts w:ascii="Cambria Math" w:eastAsiaTheme="minorEastAsia" w:hAnsi="Cambria Math"/>
-                        </w:rPr>
-                        <m:t>3k</m:t>
-                      </m:r>
-                    </m:e>
-                  </m:d>
-                  <m:r>
-                    <w:rPr>
-                      <w:rFonts w:ascii="Cambria Math" w:eastAsiaTheme="minorEastAsia" w:hAnsi="Cambria Math"/>
-                    </w:rPr>
-                    <m:t>!</m:t>
-                  </m:r>
-                  <m:sSup>
-                    <m:sSupPr>
-                      <m:ctrlPr>
-                        <w:rPr>
-                          <w:rFonts w:ascii="Cambria Math" w:eastAsiaTheme="minorEastAsia" w:hAnsi="Cambria Math"/>
-                          <w:i/>
-                          <w:iCs/>
-                        </w:rPr>
-                      </m:ctrlPr>
-                    </m:sSupPr>
-                    <m:e>
-                      <m:r>
-                        <w:rPr>
-                          <w:rFonts w:ascii="Cambria Math" w:eastAsiaTheme="minorEastAsia" w:hAnsi="Cambria Math"/>
-                        </w:rPr>
-                        <m:t>k!</m:t>
-                      </m:r>
-                    </m:e>
-                    <m:sup>
-                      <m:r>
-                        <w:rPr>
-                          <w:rFonts w:ascii="Cambria Math" w:eastAsiaTheme="minorEastAsia" w:hAnsi="Cambria Math"/>
-                        </w:rPr>
-                        <m:t>3</m:t>
-                      </m:r>
-                    </m:sup>
-                  </m:sSup>
-                  <m:sSup>
-                    <m:sSupPr>
-                      <m:ctrlPr>
-                        <w:rPr>
-                          <w:rFonts w:ascii="Cambria Math" w:eastAsiaTheme="minorEastAsia" w:hAnsi="Cambria Math"/>
-                          <w:i/>
-                          <w:iCs/>
-                        </w:rPr>
-                      </m:ctrlPr>
-                    </m:sSupPr>
-                    <m:e>
-                      <m:r>
-                        <w:rPr>
-                          <w:rFonts w:ascii="Cambria Math" w:eastAsiaTheme="minorEastAsia" w:hAnsi="Cambria Math"/>
-                        </w:rPr>
-                        <m:t>640320</m:t>
-                      </m:r>
-                    </m:e>
-                    <m:sup>
-                      <m:r>
-                        <w:rPr>
-                          <w:rFonts w:ascii="Cambria Math" w:eastAsiaTheme="minorEastAsia" w:hAnsi="Cambria Math"/>
-                        </w:rPr>
-                        <m:t>3k</m:t>
-                      </m:r>
-                    </m:sup>
-                  </m:sSup>
-                </m:den>
-              </m:f>
-            </m:e>
-          </m:nary>
-        </m:oMath>
-      </m:oMathPara>
-    </w:p>
-    <w:p>
-      <w:pPr>
+      <w:r>
         <w:rPr>
           <w:rFonts w:eastAsiaTheme="minorEastAsia"/>
           <w:iCs/>
         </w:rPr>
-      </w:pPr>
-      <w:r>
+        <w:t>Így alakítjuk ki a formula két részét.</w:t>
+      </w:r>
+    </w:p>
+    <w:p>
+      <w:pPr>
         <w:rPr>
           <w:rFonts w:eastAsiaTheme="minorEastAsia"/>
-          <w:iCs/>
-        </w:rPr>
-        <w:t xml:space="preserve">Feltűnhet, hogy </w:t>
-      </w:r>
-      <m:oMath>
-        <m:r>
-          <w:rPr>
-            <w:rFonts w:ascii="Cambria Math" w:eastAsiaTheme="minorEastAsia" w:hAnsi="Cambria Math"/>
-          </w:rPr>
-          <m:t>A</m:t>
-        </m:r>
-      </m:oMath>
-      <w:r>
-        <w:rPr>
-          <w:rFonts w:eastAsiaTheme="minorEastAsia"/>
-          <w:iCs/>
-        </w:rPr>
-        <w:t xml:space="preserve"> és </w:t>
-      </w:r>
-      <m:oMath>
-        <m:r>
-          <w:rPr>
-            <w:rFonts w:ascii="Cambria Math" w:eastAsiaTheme="minorEastAsia" w:hAnsi="Cambria Math"/>
-          </w:rPr>
-          <m:t>B</m:t>
-        </m:r>
-      </m:oMath>
-      <w:r>
-        <w:rPr>
-          <w:rFonts w:eastAsiaTheme="minorEastAsia"/>
-          <w:iCs/>
-        </w:rPr>
-        <w:t xml:space="preserve"> nagyon hasonlóak. Annyira, hogy </w:t>
-      </w:r>
-      <m:oMath>
-        <m:r>
-          <w:rPr>
-            <w:rFonts w:ascii="Cambria Math" w:eastAsiaTheme="minorEastAsia" w:hAnsi="Cambria Math"/>
-          </w:rPr>
-          <m:t>B</m:t>
-        </m:r>
-      </m:oMath>
-      <w:r>
-        <w:rPr>
-          <w:rFonts w:eastAsiaTheme="minorEastAsia"/>
-          <w:iCs/>
-        </w:rPr>
-        <w:t xml:space="preserve"> kifejezhető </w:t>
-      </w:r>
-      <m:oMath>
-        <m:r>
-          <w:rPr>
-            <w:rFonts w:ascii="Cambria Math" w:eastAsiaTheme="minorEastAsia" w:hAnsi="Cambria Math"/>
-          </w:rPr>
-          <m:t>A</m:t>
-        </m:r>
-      </m:oMath>
-      <w:r>
-        <w:rPr>
-          <w:rFonts w:eastAsiaTheme="minorEastAsia"/>
-          <w:iCs/>
-        </w:rPr>
-        <w:t xml:space="preserve"> használatával:</w:t>
-      </w:r>
-    </w:p>
-    <w:p>
-      <w:pPr>
-        <w:rPr>
-          <w:rFonts w:eastAsiaTheme="minorEastAsia"/>
-          <w:iCs/>
-        </w:rPr>
-      </w:pPr>
-      <m:oMathPara>
-        <m:oMath>
-          <m:sSub>
-            <m:sSubPr>
-              <m:ctrlPr>
-                <w:rPr>
-                  <w:rFonts w:ascii="Cambria Math" w:eastAsiaTheme="minorEastAsia" w:hAnsi="Cambria Math"/>
-                  <w:i/>
-                  <w:iCs/>
-                </w:rPr>
-              </m:ctrlPr>
-            </m:sSubPr>
-            <m:e>
-              <m:r>
-                <w:rPr>
-                  <w:rFonts w:ascii="Cambria Math" w:eastAsiaTheme="minorEastAsia" w:hAnsi="Cambria Math"/>
-                </w:rPr>
-                <m:t>B</m:t>
-              </m:r>
-            </m:e>
-            <m:sub>
-              <m:r>
-                <w:rPr>
-                  <w:rFonts w:ascii="Cambria Math" w:eastAsiaTheme="minorEastAsia" w:hAnsi="Cambria Math"/>
-                </w:rPr>
-                <m:t>k</m:t>
-              </m:r>
-            </m:sub>
-          </m:sSub>
-          <m:r>
-            <w:rPr>
-              <w:rFonts w:ascii="Cambria Math" w:eastAsiaTheme="minorEastAsia" w:hAnsi="Cambria Math"/>
-            </w:rPr>
-            <m:t>=k∙</m:t>
-          </m:r>
-          <m:sSub>
-            <m:sSubPr>
-              <m:ctrlPr>
-                <w:rPr>
-                  <w:rFonts w:ascii="Cambria Math" w:eastAsiaTheme="minorEastAsia" w:hAnsi="Cambria Math"/>
-                  <w:i/>
-                  <w:iCs/>
-                </w:rPr>
-              </m:ctrlPr>
-            </m:sSubPr>
-            <m:e>
-              <m:r>
-                <w:rPr>
-                  <w:rFonts w:ascii="Cambria Math" w:eastAsiaTheme="minorEastAsia" w:hAnsi="Cambria Math"/>
-                </w:rPr>
-                <m:t>A</m:t>
-              </m:r>
-            </m:e>
-            <m:sub>
-              <m:r>
-                <w:rPr>
-                  <w:rFonts w:ascii="Cambria Math" w:eastAsiaTheme="minorEastAsia" w:hAnsi="Cambria Math"/>
-                </w:rPr>
-                <m:t>k</m:t>
-              </m:r>
-            </m:sub>
-          </m:sSub>
-        </m:oMath>
-      </m:oMathPara>
-    </w:p>
-    <w:p>
-      <w:pPr>
-        <w:rPr>
-          <w:rFonts w:eastAsiaTheme="minorEastAsia"/>
-          <w:iCs/>
-        </w:rPr>
-      </w:pPr>
-      <w:r>
-        <w:rPr>
-          <w:rFonts w:eastAsiaTheme="minorEastAsia"/>
-          <w:iCs/>
-        </w:rPr>
-        <w:t>Az eredeti képlet pedig ezen értékek használatával:</w:t>
-      </w:r>
-    </w:p>
-    <w:p>
-      <w:pPr>
-        <w:rPr>
-          <w:rFonts w:eastAsiaTheme="minorEastAsia"/>
-          <w:iCs/>
+          <w:szCs w:val="24"/>
         </w:rPr>
       </w:pPr>
       <m:oMathPara>
@@ -26194,20 +25763,223 @@
               </m:ctrlPr>
             </m:fPr>
             <m:num>
-              <m:r>
-                <w:rPr>
-                  <w:rFonts w:ascii="Cambria Math" w:eastAsiaTheme="minorEastAsia" w:hAnsi="Cambria Math"/>
-                </w:rPr>
-                <m:t>1</m:t>
-              </m:r>
+              <m:sSub>
+                <m:sSubPr>
+                  <m:ctrlPr>
+                    <w:rPr>
+                      <w:rFonts w:ascii="Cambria Math" w:eastAsiaTheme="minorEastAsia" w:hAnsi="Cambria Math"/>
+                      <w:i/>
+                      <w:iCs/>
+                    </w:rPr>
+                  </m:ctrlPr>
+                </m:sSubPr>
+                <m:e>
+                  <m:r>
+                    <w:rPr>
+                      <w:rFonts w:ascii="Cambria Math" w:eastAsiaTheme="minorEastAsia" w:hAnsi="Cambria Math"/>
+                    </w:rPr>
+                    <m:t>α</m:t>
+                  </m:r>
+                </m:e>
+                <m:sub>
+                  <m:r>
+                    <w:rPr>
+                      <w:rFonts w:ascii="Cambria Math" w:eastAsiaTheme="minorEastAsia" w:hAnsi="Cambria Math"/>
+                    </w:rPr>
+                    <m:t>k</m:t>
+                  </m:r>
+                </m:sub>
+              </m:sSub>
             </m:num>
             <m:den>
-              <m:r>
-                <w:rPr>
-                  <w:rFonts w:ascii="Cambria Math" w:eastAsiaTheme="minorEastAsia" w:hAnsi="Cambria Math"/>
-                </w:rPr>
-                <m:t>π</m:t>
-              </m:r>
+              <m:sSub>
+                <m:sSubPr>
+                  <m:ctrlPr>
+                    <w:rPr>
+                      <w:rFonts w:ascii="Cambria Math" w:eastAsiaTheme="minorEastAsia" w:hAnsi="Cambria Math"/>
+                      <w:i/>
+                      <w:iCs/>
+                    </w:rPr>
+                  </m:ctrlPr>
+                </m:sSubPr>
+                <m:e>
+                  <m:r>
+                    <w:rPr>
+                      <w:rFonts w:ascii="Cambria Math" w:eastAsiaTheme="minorEastAsia" w:hAnsi="Cambria Math"/>
+                    </w:rPr>
+                    <m:t>b</m:t>
+                  </m:r>
+                </m:e>
+                <m:sub>
+                  <m:r>
+                    <w:rPr>
+                      <w:rFonts w:ascii="Cambria Math" w:eastAsiaTheme="minorEastAsia" w:hAnsi="Cambria Math"/>
+                    </w:rPr>
+                    <m:t>k</m:t>
+                  </m:r>
+                </m:sub>
+              </m:sSub>
+            </m:den>
+          </m:f>
+          <m:r>
+            <w:rPr>
+              <w:rFonts w:ascii="Cambria Math" w:eastAsiaTheme="minorEastAsia" w:hAnsi="Cambria Math"/>
+            </w:rPr>
+            <m:t>=</m:t>
+          </m:r>
+          <m:r>
+            <w:rPr>
+              <w:rFonts w:ascii="Cambria Math" w:eastAsiaTheme="minorEastAsia" w:hAnsi="Cambria Math"/>
+              <w:szCs w:val="24"/>
+            </w:rPr>
+            <m:t>13591409+545140134k</m:t>
+          </m:r>
+        </m:oMath>
+      </m:oMathPara>
+    </w:p>
+    <w:p>
+      <w:pPr>
+        <w:rPr>
+          <w:rFonts w:eastAsiaTheme="minorEastAsia"/>
+          <w:iCs/>
+          <w:szCs w:val="24"/>
+        </w:rPr>
+      </w:pPr>
+      <m:oMathPara>
+        <m:oMath>
+          <m:f>
+            <m:fPr>
+              <m:ctrlPr>
+                <w:rPr>
+                  <w:rFonts w:ascii="Cambria Math" w:eastAsiaTheme="minorEastAsia" w:hAnsi="Cambria Math"/>
+                  <w:i/>
+                  <w:iCs/>
+                </w:rPr>
+              </m:ctrlPr>
+            </m:fPr>
+            <m:num>
+              <m:sSub>
+                <m:sSubPr>
+                  <m:ctrlPr>
+                    <w:rPr>
+                      <w:rFonts w:ascii="Cambria Math" w:eastAsiaTheme="minorEastAsia" w:hAnsi="Cambria Math"/>
+                      <w:i/>
+                      <w:iCs/>
+                    </w:rPr>
+                  </m:ctrlPr>
+                </m:sSubPr>
+                <m:e>
+                  <m:r>
+                    <w:rPr>
+                      <w:rFonts w:ascii="Cambria Math" w:eastAsiaTheme="minorEastAsia" w:hAnsi="Cambria Math"/>
+                    </w:rPr>
+                    <m:t>p</m:t>
+                  </m:r>
+                </m:e>
+                <m:sub>
+                  <m:r>
+                    <w:rPr>
+                      <w:rFonts w:ascii="Cambria Math" w:eastAsiaTheme="minorEastAsia" w:hAnsi="Cambria Math"/>
+                    </w:rPr>
+                    <m:t>0</m:t>
+                  </m:r>
+                </m:sub>
+              </m:sSub>
+              <m:r>
+                <w:rPr>
+                  <w:rFonts w:ascii="Cambria Math" w:eastAsiaTheme="minorEastAsia" w:hAnsi="Cambria Math"/>
+                </w:rPr>
+                <m:t>∙∙∙</m:t>
+              </m:r>
+              <m:sSub>
+                <m:sSubPr>
+                  <m:ctrlPr>
+                    <w:rPr>
+                      <w:rFonts w:ascii="Cambria Math" w:eastAsiaTheme="minorEastAsia" w:hAnsi="Cambria Math"/>
+                      <w:i/>
+                      <w:iCs/>
+                    </w:rPr>
+                  </m:ctrlPr>
+                </m:sSubPr>
+                <m:e>
+                  <m:r>
+                    <w:rPr>
+                      <w:rFonts w:ascii="Cambria Math" w:eastAsiaTheme="minorEastAsia" w:hAnsi="Cambria Math"/>
+                    </w:rPr>
+                    <m:t>p</m:t>
+                  </m:r>
+                </m:e>
+                <m:sub>
+                  <m:r>
+                    <w:rPr>
+                      <w:rFonts w:ascii="Cambria Math" w:eastAsiaTheme="minorEastAsia" w:hAnsi="Cambria Math"/>
+                    </w:rPr>
+                    <m:t>k</m:t>
+                  </m:r>
+                </m:sub>
+              </m:sSub>
+            </m:num>
+            <m:den>
+              <m:sSub>
+                <m:sSubPr>
+                  <m:ctrlPr>
+                    <w:rPr>
+                      <w:rFonts w:ascii="Cambria Math" w:eastAsiaTheme="minorEastAsia" w:hAnsi="Cambria Math"/>
+                      <w:i/>
+                      <w:iCs/>
+                    </w:rPr>
+                  </m:ctrlPr>
+                </m:sSubPr>
+                <m:e>
+                  <m:r>
+                    <w:rPr>
+                      <w:rFonts w:ascii="Cambria Math" w:eastAsiaTheme="minorEastAsia" w:hAnsi="Cambria Math"/>
+                    </w:rPr>
+                    <m:t>q</m:t>
+                  </m:r>
+                </m:e>
+                <m:sub>
+                  <m:r>
+                    <w:rPr>
+                      <w:rFonts w:ascii="Cambria Math" w:eastAsiaTheme="minorEastAsia" w:hAnsi="Cambria Math"/>
+                    </w:rPr>
+                    <m:t>0</m:t>
+                  </m:r>
+                </m:sub>
+              </m:sSub>
+              <m:r>
+                <w:rPr>
+                  <w:rFonts w:ascii="Cambria Math" w:eastAsiaTheme="minorEastAsia" w:hAnsi="Cambria Math"/>
+                </w:rPr>
+                <m:t>∙∙∙</m:t>
+              </m:r>
+              <m:sSub>
+                <m:sSubPr>
+                  <m:ctrlPr>
+                    <w:rPr>
+                      <w:rFonts w:ascii="Cambria Math" w:eastAsiaTheme="minorEastAsia" w:hAnsi="Cambria Math"/>
+                      <w:i/>
+                      <w:iCs/>
+                    </w:rPr>
+                  </m:ctrlPr>
+                </m:sSubPr>
+                <m:e>
+                  <m:r>
+                    <w:rPr>
+                      <w:rFonts w:ascii="Cambria Math" w:eastAsiaTheme="minorEastAsia" w:hAnsi="Cambria Math"/>
+                    </w:rPr>
+                    <m:t>q</m:t>
+                  </m:r>
+                </m:e>
+                <m:sub>
+                  <m:r>
+                    <w:rPr>
+                      <w:rFonts w:ascii="Cambria Math" w:eastAsiaTheme="minorEastAsia" w:hAnsi="Cambria Math"/>
+                    </w:rPr>
+                    <m:t>k</m:t>
+                  </m:r>
+                </m:sub>
+              </m:sSub>
             </m:den>
           </m:f>
           <m:r>
@@ -26223,281 +25995,7 @@
                   <w:rFonts w:ascii="Cambria Math" w:eastAsiaTheme="minorEastAsia" w:hAnsi="Cambria Math"/>
                   <w:i/>
                   <w:iCs/>
-                </w:rPr>
-              </m:ctrlPr>
-            </m:fPr>
-            <m:num>
-              <m:r>
-                <w:rPr>
-                  <w:rFonts w:ascii="Cambria Math" w:eastAsiaTheme="minorEastAsia" w:hAnsi="Cambria Math"/>
-                </w:rPr>
-                <m:t>1</m:t>
-              </m:r>
-            </m:num>
-            <m:den>
-              <m:r>
-                <w:rPr>
-                  <w:rFonts w:ascii="Cambria Math" w:eastAsiaTheme="minorEastAsia" w:hAnsi="Cambria Math"/>
-                </w:rPr>
-                <m:t>426880</m:t>
-              </m:r>
-              <m:rad>
-                <m:radPr>
-                  <m:degHide m:val="1"/>
-                  <m:ctrlPr>
-                    <w:rPr>
-                      <w:rFonts w:ascii="Cambria Math" w:eastAsiaTheme="minorEastAsia" w:hAnsi="Cambria Math"/>
-                      <w:i/>
-                    </w:rPr>
-                  </m:ctrlPr>
-                </m:radPr>
-                <m:deg/>
-                <m:e>
-                  <m:r>
-                    <w:rPr>
-                      <w:rFonts w:ascii="Cambria Math" w:eastAsiaTheme="minorEastAsia" w:hAnsi="Cambria Math"/>
-                    </w:rPr>
-                    <m:t>10005</m:t>
-                  </m:r>
-                </m:e>
-              </m:rad>
-            </m:den>
-          </m:f>
-          <m:r>
-            <w:rPr>
-              <w:rFonts w:ascii="Cambria Math" w:eastAsiaTheme="minorEastAsia" w:hAnsi="Cambria Math"/>
-            </w:rPr>
-            <m:t>13591409A+ 545140134B=</m:t>
-          </m:r>
-          <m:f>
-            <m:fPr>
-              <m:ctrlPr>
-                <w:rPr>
-                  <w:rFonts w:ascii="Cambria Math" w:eastAsiaTheme="minorEastAsia" w:hAnsi="Cambria Math"/>
-                  <w:i/>
-                  <w:iCs/>
-                </w:rPr>
-              </m:ctrlPr>
-            </m:fPr>
-            <m:num>
-              <m:r>
-                <w:rPr>
-                  <w:rFonts w:ascii="Cambria Math" w:eastAsiaTheme="minorEastAsia" w:hAnsi="Cambria Math"/>
-                </w:rPr>
-                <m:t>13591409A+ 545140134B</m:t>
-              </m:r>
-            </m:num>
-            <m:den>
-              <m:r>
-                <w:rPr>
-                  <w:rFonts w:ascii="Cambria Math" w:eastAsiaTheme="minorEastAsia" w:hAnsi="Cambria Math"/>
-                </w:rPr>
-                <m:t>426880</m:t>
-              </m:r>
-              <m:rad>
-                <m:radPr>
-                  <m:degHide m:val="1"/>
-                  <m:ctrlPr>
-                    <w:rPr>
-                      <w:rFonts w:ascii="Cambria Math" w:eastAsiaTheme="minorEastAsia" w:hAnsi="Cambria Math"/>
-                      <w:i/>
-                    </w:rPr>
-                  </m:ctrlPr>
-                </m:radPr>
-                <m:deg/>
-                <m:e>
-                  <m:r>
-                    <w:rPr>
-                      <w:rFonts w:ascii="Cambria Math" w:eastAsiaTheme="minorEastAsia" w:hAnsi="Cambria Math"/>
-                    </w:rPr>
-                    <m:t>10005</m:t>
-                  </m:r>
-                </m:e>
-              </m:rad>
-            </m:den>
-          </m:f>
-        </m:oMath>
-      </m:oMathPara>
-    </w:p>
-    <w:p>
-      <w:pPr>
-        <w:rPr>
-          <w:rFonts w:eastAsiaTheme="minorEastAsia"/>
-          <w:iCs/>
-        </w:rPr>
-      </w:pPr>
-      <w:r>
-        <w:rPr>
-          <w:rFonts w:eastAsiaTheme="minorEastAsia"/>
-          <w:iCs/>
-        </w:rPr>
-        <w:t>Egy egyszerű reciprok vonással pedig megkapjuk a pontos eredményt:</w:t>
-      </w:r>
-    </w:p>
-    <w:p>
-      <w:pPr>
-        <w:rPr>
-          <w:rFonts w:eastAsiaTheme="minorEastAsia"/>
-          <w:iCs/>
-        </w:rPr>
-      </w:pPr>
-      <m:oMathPara>
-        <m:oMath>
-          <m:r>
-            <w:rPr>
-              <w:rFonts w:ascii="Cambria Math" w:eastAsiaTheme="minorEastAsia" w:hAnsi="Cambria Math"/>
-            </w:rPr>
-            <m:t>π=</m:t>
-          </m:r>
-          <m:f>
-            <m:fPr>
-              <m:ctrlPr>
-                <w:rPr>
-                  <w:rFonts w:ascii="Cambria Math" w:eastAsiaTheme="minorEastAsia" w:hAnsi="Cambria Math"/>
-                  <w:i/>
-                  <w:iCs/>
-                </w:rPr>
-              </m:ctrlPr>
-            </m:fPr>
-            <m:num>
-              <m:r>
-                <w:rPr>
-                  <w:rFonts w:ascii="Cambria Math" w:eastAsiaTheme="minorEastAsia" w:hAnsi="Cambria Math"/>
-                </w:rPr>
-                <m:t>426880</m:t>
-              </m:r>
-              <m:rad>
-                <m:radPr>
-                  <m:degHide m:val="1"/>
-                  <m:ctrlPr>
-                    <w:rPr>
-                      <w:rFonts w:ascii="Cambria Math" w:eastAsiaTheme="minorEastAsia" w:hAnsi="Cambria Math"/>
-                      <w:i/>
-                    </w:rPr>
-                  </m:ctrlPr>
-                </m:radPr>
-                <m:deg/>
-                <m:e>
-                  <m:r>
-                    <w:rPr>
-                      <w:rFonts w:ascii="Cambria Math" w:eastAsiaTheme="minorEastAsia" w:hAnsi="Cambria Math"/>
-                    </w:rPr>
-                    <m:t>10005</m:t>
-                  </m:r>
-                </m:e>
-              </m:rad>
-            </m:num>
-            <m:den>
-              <m:r>
-                <w:rPr>
-                  <w:rFonts w:ascii="Cambria Math" w:eastAsiaTheme="minorEastAsia" w:hAnsi="Cambria Math"/>
-                </w:rPr>
-                <m:t>13591409</m:t>
-              </m:r>
-              <m:r>
-                <w:rPr>
-                  <w:rFonts w:ascii="Cambria Math" w:eastAsiaTheme="minorEastAsia" w:hAnsi="Cambria Math"/>
-                </w:rPr>
-                <m:t>A</m:t>
-              </m:r>
-              <m:r>
-                <w:rPr>
-                  <w:rFonts w:ascii="Cambria Math" w:eastAsiaTheme="minorEastAsia" w:hAnsi="Cambria Math"/>
-                </w:rPr>
-                <m:t>+ 545140134</m:t>
-              </m:r>
-              <m:r>
-                <w:rPr>
-                  <w:rFonts w:ascii="Cambria Math" w:eastAsiaTheme="minorEastAsia" w:hAnsi="Cambria Math"/>
-                </w:rPr>
-                <m:t>B</m:t>
-              </m:r>
-            </m:den>
-          </m:f>
-        </m:oMath>
-      </m:oMathPara>
-    </w:p>
-    <w:p>
-      <w:pPr>
-        <w:rPr>
-          <w:rFonts w:eastAsiaTheme="minorEastAsia"/>
-          <w:iCs/>
-        </w:rPr>
-      </w:pPr>
-      <m:oMath>
-        <m:r>
-          <w:rPr>
-            <w:rFonts w:ascii="Cambria Math" w:eastAsiaTheme="minorEastAsia" w:hAnsi="Cambria Math"/>
-          </w:rPr>
-          <m:t>A</m:t>
-        </m:r>
-      </m:oMath>
-      <w:r>
-        <w:rPr>
-          <w:rFonts w:eastAsiaTheme="minorEastAsia"/>
-          <w:iCs/>
-        </w:rPr>
-        <w:t>-t még át kell alakítanunk a bi</w:t>
-      </w:r>
-      <w:r>
-        <w:rPr>
-          <w:rFonts w:eastAsiaTheme="minorEastAsia"/>
-          <w:iCs/>
-        </w:rPr>
-        <w:t>náris szétválasztásnál alkalmazható formába az alábbi módon:</w:t>
-      </w:r>
-      <w:r>
-        <w:rPr>
-          <w:rFonts w:eastAsiaTheme="minorEastAsia"/>
-          <w:iCs/>
-        </w:rPr>
-        <w:br/>
-      </w:r>
-      <m:oMathPara>
-        <m:oMath>
-          <m:sSub>
-            <m:sSubPr>
-              <m:ctrlPr>
-                <w:rPr>
-                  <w:rFonts w:ascii="Cambria Math" w:eastAsiaTheme="minorEastAsia" w:hAnsi="Cambria Math"/>
-                  <w:i/>
-                  <w:iCs/>
-                </w:rPr>
-              </m:ctrlPr>
-            </m:sSubPr>
-            <m:e>
-              <m:r>
-                <w:rPr>
-                  <w:rFonts w:ascii="Cambria Math" w:eastAsiaTheme="minorEastAsia" w:hAnsi="Cambria Math"/>
-                </w:rPr>
-                <m:t>A</m:t>
-              </m:r>
-            </m:e>
-            <m:sub>
-              <m:r>
-                <w:rPr>
-                  <w:rFonts w:ascii="Cambria Math" w:eastAsiaTheme="minorEastAsia" w:hAnsi="Cambria Math"/>
-                </w:rPr>
-                <m:t>k</m:t>
-              </m:r>
-            </m:sub>
-          </m:sSub>
-          <m:r>
-            <m:rPr>
-              <m:sty m:val="p"/>
-            </m:rPr>
-            <w:rPr>
-              <w:rFonts w:ascii="Cambria Math" w:eastAsiaTheme="minorEastAsia" w:hAnsi="Cambria Math"/>
-            </w:rPr>
-            <m:t>=</m:t>
-          </m:r>
-          <m:f>
-            <m:fPr>
-              <m:ctrlPr>
-                <w:rPr>
-                  <w:rFonts w:ascii="Cambria Math" w:eastAsiaTheme="minorEastAsia" w:hAnsi="Cambria Math"/>
-                  <w:i/>
-                  <w:iCs/>
+                  <w:szCs w:val="24"/>
                 </w:rPr>
               </m:ctrlPr>
             </m:fPr>
@@ -26509,6 +26007,7 @@
                       <w:rFonts w:ascii="Cambria Math" w:eastAsiaTheme="minorEastAsia" w:hAnsi="Cambria Math"/>
                       <w:i/>
                       <w:iCs/>
+                      <w:szCs w:val="24"/>
                     </w:rPr>
                   </m:ctrlPr>
                 </m:sSupPr>
@@ -26520,6 +26019,7 @@
                           <w:rFonts w:ascii="Cambria Math" w:eastAsiaTheme="minorEastAsia" w:hAnsi="Cambria Math"/>
                           <w:i/>
                           <w:iCs/>
+                          <w:szCs w:val="24"/>
                         </w:rPr>
                       </m:ctrlPr>
                     </m:dPr>
@@ -26527,6 +26027,7 @@
                       <m:r>
                         <w:rPr>
                           <w:rFonts w:ascii="Cambria Math" w:eastAsiaTheme="minorEastAsia" w:hAnsi="Cambria Math"/>
+                          <w:szCs w:val="24"/>
                         </w:rPr>
                         <m:t>-1</m:t>
                       </m:r>
@@ -26537,6 +26038,7 @@
                   <m:r>
                     <w:rPr>
                       <w:rFonts w:ascii="Cambria Math" w:eastAsiaTheme="minorEastAsia" w:hAnsi="Cambria Math"/>
+                      <w:szCs w:val="24"/>
                     </w:rPr>
                     <m:t>k</m:t>
                   </m:r>
@@ -26549,6 +26051,7 @@
                       <w:rFonts w:ascii="Cambria Math" w:eastAsiaTheme="minorEastAsia" w:hAnsi="Cambria Math"/>
                       <w:i/>
                       <w:iCs/>
+                      <w:szCs w:val="24"/>
                     </w:rPr>
                   </m:ctrlPr>
                 </m:dPr>
@@ -26556,6 +26059,7 @@
                   <m:r>
                     <w:rPr>
                       <w:rFonts w:ascii="Cambria Math" w:eastAsiaTheme="minorEastAsia" w:hAnsi="Cambria Math"/>
+                      <w:szCs w:val="24"/>
                     </w:rPr>
                     <m:t>6k</m:t>
                   </m:r>
@@ -26564,6 +26068,7 @@
               <m:r>
                 <w:rPr>
                   <w:rFonts w:ascii="Cambria Math" w:eastAsiaTheme="minorEastAsia" w:hAnsi="Cambria Math"/>
+                  <w:szCs w:val="24"/>
                 </w:rPr>
                 <m:t>!</m:t>
               </m:r>
@@ -26576,6 +26081,7 @@
                       <w:rFonts w:ascii="Cambria Math" w:eastAsiaTheme="minorEastAsia" w:hAnsi="Cambria Math"/>
                       <w:i/>
                       <w:iCs/>
+                      <w:szCs w:val="24"/>
                     </w:rPr>
                   </m:ctrlPr>
                 </m:dPr>
@@ -26583,6 +26089,7 @@
                   <m:r>
                     <w:rPr>
                       <w:rFonts w:ascii="Cambria Math" w:eastAsiaTheme="minorEastAsia" w:hAnsi="Cambria Math"/>
+                      <w:szCs w:val="24"/>
                     </w:rPr>
                     <m:t>3k</m:t>
                   </m:r>
@@ -26591,6 +26098,7 @@
               <m:r>
                 <w:rPr>
                   <w:rFonts w:ascii="Cambria Math" w:eastAsiaTheme="minorEastAsia" w:hAnsi="Cambria Math"/>
+                  <w:szCs w:val="24"/>
                 </w:rPr>
                 <m:t>!</m:t>
               </m:r>
@@ -26601,6 +26109,7 @@
                       <w:rFonts w:ascii="Cambria Math" w:eastAsiaTheme="minorEastAsia" w:hAnsi="Cambria Math"/>
                       <w:i/>
                       <w:iCs/>
+                      <w:szCs w:val="24"/>
                     </w:rPr>
                   </m:ctrlPr>
                 </m:sSupPr>
@@ -26608,6 +26117,7 @@
                   <m:r>
                     <w:rPr>
                       <w:rFonts w:ascii="Cambria Math" w:eastAsiaTheme="minorEastAsia" w:hAnsi="Cambria Math"/>
+                      <w:szCs w:val="24"/>
                     </w:rPr>
                     <m:t>k!</m:t>
                   </m:r>
@@ -26616,6 +26126,7 @@
                   <m:r>
                     <w:rPr>
                       <w:rFonts w:ascii="Cambria Math" w:eastAsiaTheme="minorEastAsia" w:hAnsi="Cambria Math"/>
+                      <w:szCs w:val="24"/>
                     </w:rPr>
                     <m:t>3</m:t>
                   </m:r>
@@ -26628,6 +26139,7 @@
                       <w:rFonts w:ascii="Cambria Math" w:eastAsiaTheme="minorEastAsia" w:hAnsi="Cambria Math"/>
                       <w:i/>
                       <w:iCs/>
+                      <w:szCs w:val="24"/>
                     </w:rPr>
                   </m:ctrlPr>
                 </m:sSupPr>
@@ -26635,6 +26147,7 @@
                   <m:r>
                     <w:rPr>
                       <w:rFonts w:ascii="Cambria Math" w:eastAsiaTheme="minorEastAsia" w:hAnsi="Cambria Math"/>
+                      <w:szCs w:val="24"/>
                     </w:rPr>
                     <m:t>640320</m:t>
                   </m:r>
@@ -26643,6 +26156,7 @@
                   <m:r>
                     <w:rPr>
                       <w:rFonts w:ascii="Cambria Math" w:eastAsiaTheme="minorEastAsia" w:hAnsi="Cambria Math"/>
+                      <w:szCs w:val="24"/>
                     </w:rPr>
                     <m:t>3k</m:t>
                   </m:r>
@@ -26654,10 +26168,690 @@
       </m:oMathPara>
     </w:p>
     <w:p>
-      <w:pPr>
+      <w:r>
+        <w:t>Ekkor nagy szabadságot élvezhetünk, mivel</w:t>
+      </w:r>
+      <w:r>
+        <w:t xml:space="preserve"> bárhogyan megválaszthatjuk az </w:t>
+      </w:r>
+      <m:oMath>
+        <m:sSub>
+          <m:sSubPr>
+            <m:ctrlPr>
+              <w:rPr>
+                <w:rFonts w:ascii="Cambria Math" w:hAnsi="Cambria Math"/>
+                <w:i/>
+              </w:rPr>
+            </m:ctrlPr>
+          </m:sSubPr>
+          <m:e>
+            <m:r>
+              <w:rPr>
+                <w:rFonts w:ascii="Cambria Math" w:hAnsi="Cambria Math"/>
+              </w:rPr>
+              <m:t>α</m:t>
+            </m:r>
+          </m:e>
+          <m:sub>
+            <m:r>
+              <w:rPr>
+                <w:rFonts w:ascii="Cambria Math" w:hAnsi="Cambria Math"/>
+              </w:rPr>
+              <m:t>k</m:t>
+            </m:r>
+          </m:sub>
+        </m:sSub>
+      </m:oMath>
+      <w:r>
+        <w:t xml:space="preserve">, </w:t>
+      </w:r>
+      <m:oMath>
+        <m:sSub>
+          <m:sSubPr>
+            <m:ctrlPr>
+              <w:rPr>
+                <w:rFonts w:ascii="Cambria Math" w:hAnsi="Cambria Math"/>
+                <w:i/>
+              </w:rPr>
+            </m:ctrlPr>
+          </m:sSubPr>
+          <m:e>
+            <m:r>
+              <w:rPr>
+                <w:rFonts w:ascii="Cambria Math" w:hAnsi="Cambria Math"/>
+              </w:rPr>
+              <m:t>b</m:t>
+            </m:r>
+          </m:e>
+          <m:sub>
+            <m:r>
+              <w:rPr>
+                <w:rFonts w:ascii="Cambria Math" w:hAnsi="Cambria Math"/>
+              </w:rPr>
+              <m:t>k</m:t>
+            </m:r>
+          </m:sub>
+        </m:sSub>
+      </m:oMath>
+      <w:r>
+        <w:t xml:space="preserve">, </w:t>
+      </w:r>
+      <m:oMath>
+        <m:sSub>
+          <m:sSubPr>
+            <m:ctrlPr>
+              <w:rPr>
+                <w:rFonts w:ascii="Cambria Math" w:hAnsi="Cambria Math"/>
+                <w:i/>
+              </w:rPr>
+            </m:ctrlPr>
+          </m:sSubPr>
+          <m:e>
+            <m:r>
+              <w:rPr>
+                <w:rFonts w:ascii="Cambria Math" w:hAnsi="Cambria Math"/>
+              </w:rPr>
+              <m:t>p</m:t>
+            </m:r>
+          </m:e>
+          <m:sub>
+            <m:r>
+              <w:rPr>
+                <w:rFonts w:ascii="Cambria Math" w:hAnsi="Cambria Math"/>
+              </w:rPr>
+              <m:t>0</m:t>
+            </m:r>
+          </m:sub>
+        </m:sSub>
+      </m:oMath>
+      <w:r>
+        <w:t xml:space="preserve">, </w:t>
+      </w:r>
+      <m:oMath>
+        <m:sSub>
+          <m:sSubPr>
+            <m:ctrlPr>
+              <w:rPr>
+                <w:rFonts w:ascii="Cambria Math" w:hAnsi="Cambria Math"/>
+                <w:i/>
+              </w:rPr>
+            </m:ctrlPr>
+          </m:sSubPr>
+          <m:e>
+            <m:r>
+              <w:rPr>
+                <w:rFonts w:ascii="Cambria Math" w:hAnsi="Cambria Math"/>
+              </w:rPr>
+              <m:t>p</m:t>
+            </m:r>
+          </m:e>
+          <m:sub>
+            <m:r>
+              <w:rPr>
+                <w:rFonts w:ascii="Cambria Math" w:hAnsi="Cambria Math"/>
+              </w:rPr>
+              <m:t>k</m:t>
+            </m:r>
+          </m:sub>
+        </m:sSub>
+      </m:oMath>
+      <w:r>
+        <w:t xml:space="preserve">, </w:t>
+      </w:r>
+      <m:oMath>
+        <m:sSub>
+          <m:sSubPr>
+            <m:ctrlPr>
+              <w:rPr>
+                <w:rFonts w:ascii="Cambria Math" w:hAnsi="Cambria Math"/>
+                <w:i/>
+              </w:rPr>
+            </m:ctrlPr>
+          </m:sSubPr>
+          <m:e>
+            <m:r>
+              <w:rPr>
+                <w:rFonts w:ascii="Cambria Math" w:hAnsi="Cambria Math"/>
+              </w:rPr>
+              <m:t>q</m:t>
+            </m:r>
+          </m:e>
+          <m:sub>
+            <m:r>
+              <w:rPr>
+                <w:rFonts w:ascii="Cambria Math" w:hAnsi="Cambria Math"/>
+              </w:rPr>
+              <m:t>0</m:t>
+            </m:r>
+          </m:sub>
+        </m:sSub>
+      </m:oMath>
+      <w:r>
+        <w:t xml:space="preserve"> és </w:t>
+      </w:r>
+      <m:oMath>
+        <m:sSub>
+          <m:sSubPr>
+            <m:ctrlPr>
+              <w:rPr>
+                <w:rFonts w:ascii="Cambria Math" w:hAnsi="Cambria Math"/>
+                <w:i/>
+              </w:rPr>
+            </m:ctrlPr>
+          </m:sSubPr>
+          <m:e>
+            <m:r>
+              <w:rPr>
+                <w:rFonts w:ascii="Cambria Math" w:hAnsi="Cambria Math"/>
+              </w:rPr>
+              <m:t>q</m:t>
+            </m:r>
+          </m:e>
+          <m:sub>
+            <m:r>
+              <w:rPr>
+                <w:rFonts w:ascii="Cambria Math" w:hAnsi="Cambria Math"/>
+              </w:rPr>
+              <m:t>k</m:t>
+            </m:r>
+          </m:sub>
+        </m:sSub>
+      </m:oMath>
+      <w:r>
+        <w:t xml:space="preserve"> </w:t>
+      </w:r>
+      <w:r>
+        <w:t>értékeket ameddig fennállnak a fenti egyenlőségek. Sorban haladva</w:t>
+      </w:r>
+      <w:r>
+        <w:t>, az</w:t>
+      </w:r>
+      <w:r>
+        <w:t xml:space="preserve"> </w:t>
+      </w:r>
+      <m:oMath>
+        <m:sSub>
+          <m:sSubPr>
+            <m:ctrlPr>
+              <w:rPr>
+                <w:rFonts w:ascii="Cambria Math" w:hAnsi="Cambria Math"/>
+                <w:i/>
+              </w:rPr>
+            </m:ctrlPr>
+          </m:sSubPr>
+          <m:e>
+            <m:r>
+              <w:rPr>
+                <w:rFonts w:ascii="Cambria Math" w:hAnsi="Cambria Math"/>
+              </w:rPr>
+              <m:t>α</m:t>
+            </m:r>
+          </m:e>
+          <m:sub>
+            <m:r>
+              <w:rPr>
+                <w:rFonts w:ascii="Cambria Math" w:hAnsi="Cambria Math"/>
+              </w:rPr>
+              <m:t>n</m:t>
+            </m:r>
+          </m:sub>
+        </m:sSub>
+      </m:oMath>
+      <w:r>
+        <w:t xml:space="preserve"> és</w:t>
+      </w:r>
+      <w:r>
+        <w:rPr>
+          <w:rFonts w:eastAsiaTheme="minorEastAsia"/>
+        </w:rPr>
+        <w:t xml:space="preserve"> </w:t>
+      </w:r>
+      <m:oMath>
+        <m:sSub>
+          <m:sSubPr>
+            <m:ctrlPr>
+              <w:rPr>
+                <w:rFonts w:ascii="Cambria Math" w:hAnsi="Cambria Math"/>
+                <w:i/>
+              </w:rPr>
+            </m:ctrlPr>
+          </m:sSubPr>
+          <m:e>
+            <m:r>
+              <w:rPr>
+                <w:rFonts w:ascii="Cambria Math" w:hAnsi="Cambria Math"/>
+              </w:rPr>
+              <m:t>b</m:t>
+            </m:r>
+          </m:e>
+          <m:sub>
+            <m:r>
+              <w:rPr>
+                <w:rFonts w:ascii="Cambria Math" w:hAnsi="Cambria Math"/>
+              </w:rPr>
+              <m:t>n</m:t>
+            </m:r>
+          </m:sub>
+        </m:sSub>
+      </m:oMath>
+      <w:r>
+        <w:rPr>
+          <w:rFonts w:eastAsiaTheme="minorEastAsia"/>
+        </w:rPr>
+        <w:t xml:space="preserve"> </w:t>
+      </w:r>
+      <w:r>
+        <w:rPr>
+          <w:rFonts w:eastAsiaTheme="minorEastAsia"/>
+        </w:rPr>
+        <w:t>sorozatoknál</w:t>
+      </w:r>
+      <w:r>
+        <w:t xml:space="preserve">, amennyiben </w:t>
+      </w:r>
+      <m:oMath>
+        <m:sSub>
+          <m:sSubPr>
+            <m:ctrlPr>
+              <w:rPr>
+                <w:rFonts w:ascii="Cambria Math" w:hAnsi="Cambria Math"/>
+                <w:i/>
+              </w:rPr>
+            </m:ctrlPr>
+          </m:sSubPr>
+          <m:e>
+            <m:r>
+              <w:rPr>
+                <w:rFonts w:ascii="Cambria Math" w:hAnsi="Cambria Math"/>
+              </w:rPr>
+              <m:t>b</m:t>
+            </m:r>
+          </m:e>
+          <m:sub>
+            <m:r>
+              <w:rPr>
+                <w:rFonts w:ascii="Cambria Math" w:hAnsi="Cambria Math"/>
+              </w:rPr>
+              <m:t>k</m:t>
+            </m:r>
+          </m:sub>
+        </m:sSub>
+      </m:oMath>
+      <w:r>
+        <w:t xml:space="preserve"> minden</w:t>
+      </w:r>
+      <w:r>
+        <w:t xml:space="preserve"> </w:t>
+      </w:r>
+      <m:oMath>
+        <m:r>
+          <w:rPr>
+            <w:rFonts w:ascii="Cambria Math" w:hAnsi="Cambria Math"/>
+          </w:rPr>
+          <m:t>k</m:t>
+        </m:r>
+      </m:oMath>
+      <w:r>
+        <w:t xml:space="preserve"> eset</w:t>
+      </w:r>
+      <w:r>
+        <w:t>én</w:t>
+      </w:r>
+      <w:r>
+        <w:t xml:space="preserve"> </w:t>
+      </w:r>
+      <m:oMath>
+        <m:r>
+          <w:rPr>
+            <w:rFonts w:ascii="Cambria Math" w:hAnsi="Cambria Math"/>
+          </w:rPr>
+          <m:t>1</m:t>
+        </m:r>
+      </m:oMath>
+      <w:r>
+        <w:t xml:space="preserve">, akkor </w:t>
+      </w:r>
+      <m:oMath>
+        <m:sSub>
+          <m:sSubPr>
+            <m:ctrlPr>
+              <w:rPr>
+                <w:rFonts w:ascii="Cambria Math" w:hAnsi="Cambria Math"/>
+                <w:i/>
+                <w:iCs/>
+              </w:rPr>
+            </m:ctrlPr>
+          </m:sSubPr>
+          <m:e>
+            <m:r>
+              <w:rPr>
+                <w:rFonts w:ascii="Cambria Math" w:hAnsi="Cambria Math"/>
+              </w:rPr>
+              <m:t>α</m:t>
+            </m:r>
+          </m:e>
+          <m:sub>
+            <m:r>
+              <w:rPr>
+                <w:rFonts w:ascii="Cambria Math" w:hAnsi="Cambria Math"/>
+              </w:rPr>
+              <m:t>k</m:t>
+            </m:r>
+          </m:sub>
+        </m:sSub>
+      </m:oMath>
+      <w:r>
         <w:rPr>
           <w:rFonts w:eastAsiaTheme="minorEastAsia"/>
           <w:iCs/>
+        </w:rPr>
+        <w:t xml:space="preserve"> lesz a teljes </w:t>
+      </w:r>
+      <m:oMath>
+        <m:r>
+          <w:rPr>
+            <w:rFonts w:ascii="Cambria Math" w:eastAsiaTheme="minorEastAsia" w:hAnsi="Cambria Math"/>
+            <w:szCs w:val="24"/>
+          </w:rPr>
+          <m:t>13591409+545140134k</m:t>
+        </m:r>
+      </m:oMath>
+      <w:r>
+        <w:rPr>
+          <w:rFonts w:eastAsiaTheme="minorEastAsia"/>
+          <w:szCs w:val="24"/>
+        </w:rPr>
+        <w:t xml:space="preserve"> tag, vagyis</w:t>
+      </w:r>
+      <w:r>
+        <w:t>:</w:t>
+      </w:r>
+    </w:p>
+    <w:p>
+      <w:pPr>
+        <w:rPr>
+          <w:rFonts w:eastAsiaTheme="minorEastAsia"/>
+          <w:szCs w:val="24"/>
+        </w:rPr>
+      </w:pPr>
+      <m:oMathPara>
+        <m:oMath>
+          <m:sSub>
+            <m:sSubPr>
+              <m:ctrlPr>
+                <w:rPr>
+                  <w:rFonts w:ascii="Cambria Math" w:eastAsiaTheme="minorEastAsia" w:hAnsi="Cambria Math"/>
+                  <w:i/>
+                  <w:iCs/>
+                </w:rPr>
+              </m:ctrlPr>
+            </m:sSubPr>
+            <m:e>
+              <m:r>
+                <w:rPr>
+                  <w:rFonts w:ascii="Cambria Math" w:eastAsiaTheme="minorEastAsia" w:hAnsi="Cambria Math"/>
+                </w:rPr>
+                <m:t>α</m:t>
+              </m:r>
+            </m:e>
+            <m:sub>
+              <m:r>
+                <w:rPr>
+                  <w:rFonts w:ascii="Cambria Math" w:eastAsiaTheme="minorEastAsia" w:hAnsi="Cambria Math"/>
+                </w:rPr>
+                <m:t>k</m:t>
+              </m:r>
+            </m:sub>
+          </m:sSub>
+          <m:r>
+            <w:rPr>
+              <w:rFonts w:ascii="Cambria Math" w:eastAsiaTheme="minorEastAsia" w:hAnsi="Cambria Math"/>
+            </w:rPr>
+            <m:t>=</m:t>
+          </m:r>
+          <m:r>
+            <w:rPr>
+              <w:rFonts w:ascii="Cambria Math" w:eastAsiaTheme="minorEastAsia" w:hAnsi="Cambria Math"/>
+              <w:szCs w:val="24"/>
+            </w:rPr>
+            <m:t>13591409+545140134k</m:t>
+          </m:r>
+        </m:oMath>
+      </m:oMathPara>
+    </w:p>
+    <w:p>
+      <w:pPr>
+        <w:rPr>
+          <w:rFonts w:eastAsiaTheme="minorEastAsia"/>
+          <w:iCs/>
+        </w:rPr>
+      </w:pPr>
+      <m:oMathPara>
+        <m:oMath>
+          <m:sSub>
+            <m:sSubPr>
+              <m:ctrlPr>
+                <w:rPr>
+                  <w:rFonts w:ascii="Cambria Math" w:eastAsiaTheme="minorEastAsia" w:hAnsi="Cambria Math"/>
+                  <w:i/>
+                  <w:iCs/>
+                </w:rPr>
+              </m:ctrlPr>
+            </m:sSubPr>
+            <m:e>
+              <m:r>
+                <w:rPr>
+                  <w:rFonts w:ascii="Cambria Math" w:eastAsiaTheme="minorEastAsia" w:hAnsi="Cambria Math"/>
+                </w:rPr>
+                <m:t>b</m:t>
+              </m:r>
+            </m:e>
+            <m:sub>
+              <m:r>
+                <w:rPr>
+                  <w:rFonts w:ascii="Cambria Math" w:eastAsiaTheme="minorEastAsia" w:hAnsi="Cambria Math"/>
+                </w:rPr>
+                <m:t>k</m:t>
+              </m:r>
+            </m:sub>
+          </m:sSub>
+          <m:r>
+            <w:rPr>
+              <w:rFonts w:ascii="Cambria Math" w:eastAsiaTheme="minorEastAsia" w:hAnsi="Cambria Math"/>
+            </w:rPr>
+            <m:t>=1</m:t>
+          </m:r>
+        </m:oMath>
+      </m:oMathPara>
+    </w:p>
+    <w:p>
+      <w:pPr>
+        <w:rPr>
+          <w:rFonts w:eastAsiaTheme="minorEastAsia"/>
+          <w:iCs/>
+          <w:szCs w:val="24"/>
+        </w:rPr>
+      </w:pPr>
+      <w:r>
+        <w:rPr>
+          <w:rFonts w:eastAsiaTheme="minorEastAsia"/>
+          <w:iCs/>
+        </w:rPr>
+        <w:t xml:space="preserve">A </w:t>
+      </w:r>
+      <m:oMath>
+        <m:sSub>
+          <m:sSubPr>
+            <m:ctrlPr>
+              <w:rPr>
+                <w:rFonts w:ascii="Cambria Math" w:eastAsiaTheme="minorEastAsia" w:hAnsi="Cambria Math"/>
+                <w:i/>
+                <w:iCs/>
+              </w:rPr>
+            </m:ctrlPr>
+          </m:sSubPr>
+          <m:e>
+            <m:r>
+              <w:rPr>
+                <w:rFonts w:ascii="Cambria Math" w:eastAsiaTheme="minorEastAsia" w:hAnsi="Cambria Math"/>
+              </w:rPr>
+              <m:t>p</m:t>
+            </m:r>
+          </m:e>
+          <m:sub>
+            <m:r>
+              <w:rPr>
+                <w:rFonts w:ascii="Cambria Math" w:eastAsiaTheme="minorEastAsia" w:hAnsi="Cambria Math"/>
+              </w:rPr>
+              <m:t>n</m:t>
+            </m:r>
+          </m:sub>
+        </m:sSub>
+      </m:oMath>
+      <w:r>
+        <w:rPr>
+          <w:rFonts w:eastAsiaTheme="minorEastAsia"/>
+          <w:iCs/>
+        </w:rPr>
+        <w:t xml:space="preserve"> és </w:t>
+      </w:r>
+      <m:oMath>
+        <m:sSub>
+          <m:sSubPr>
+            <m:ctrlPr>
+              <w:rPr>
+                <w:rFonts w:ascii="Cambria Math" w:eastAsiaTheme="minorEastAsia" w:hAnsi="Cambria Math"/>
+                <w:i/>
+                <w:iCs/>
+              </w:rPr>
+            </m:ctrlPr>
+          </m:sSubPr>
+          <m:e>
+            <m:r>
+              <w:rPr>
+                <w:rFonts w:ascii="Cambria Math" w:eastAsiaTheme="minorEastAsia" w:hAnsi="Cambria Math"/>
+              </w:rPr>
+              <m:t>q</m:t>
+            </m:r>
+          </m:e>
+          <m:sub>
+            <m:r>
+              <w:rPr>
+                <w:rFonts w:ascii="Cambria Math" w:eastAsiaTheme="minorEastAsia" w:hAnsi="Cambria Math"/>
+              </w:rPr>
+              <m:t>n</m:t>
+            </m:r>
+          </m:sub>
+        </m:sSub>
+      </m:oMath>
+      <w:r>
+        <w:rPr>
+          <w:rFonts w:eastAsiaTheme="minorEastAsia"/>
+          <w:iCs/>
+        </w:rPr>
+        <w:t xml:space="preserve"> sorozatok értékeinek megválasztása már nem ennyire triviális</w:t>
+      </w:r>
+      <w:r>
+        <w:rPr>
+          <w:rFonts w:eastAsiaTheme="minorEastAsia"/>
+          <w:iCs/>
+        </w:rPr>
+        <w:t>.</w:t>
+      </w:r>
+      <w:r>
+        <w:rPr>
+          <w:rFonts w:eastAsiaTheme="minorEastAsia"/>
+          <w:iCs/>
+        </w:rPr>
+        <w:t xml:space="preserve"> </w:t>
+      </w:r>
+      <w:r>
+        <w:rPr>
+          <w:rFonts w:eastAsiaTheme="minorEastAsia"/>
+          <w:iCs/>
+        </w:rPr>
+        <w:t>D</w:t>
+      </w:r>
+      <w:r>
+        <w:rPr>
+          <w:rFonts w:eastAsiaTheme="minorEastAsia"/>
+          <w:iCs/>
+        </w:rPr>
+        <w:t>e viszonylag egyszerűen kaphatunk egy formulát</w:t>
+      </w:r>
+      <w:r>
+        <w:rPr>
+          <w:rFonts w:eastAsiaTheme="minorEastAsia"/>
+          <w:iCs/>
+        </w:rPr>
+        <w:t xml:space="preserve"> a </w:t>
+      </w:r>
+      <m:oMath>
+        <m:r>
+          <w:rPr>
+            <w:rFonts w:ascii="Cambria Math" w:eastAsiaTheme="minorEastAsia" w:hAnsi="Cambria Math"/>
+          </w:rPr>
+          <m:t>k.</m:t>
+        </m:r>
+      </m:oMath>
+      <w:r>
+        <w:rPr>
+          <w:rFonts w:eastAsiaTheme="minorEastAsia"/>
+          <w:iCs/>
+        </w:rPr>
+        <w:t xml:space="preserve"> tag értékére</w:t>
+      </w:r>
+      <w:r>
+        <w:rPr>
+          <w:rFonts w:eastAsiaTheme="minorEastAsia"/>
+          <w:iCs/>
+        </w:rPr>
+        <w:t xml:space="preserve"> a </w:t>
+      </w:r>
+      <m:oMath>
+        <m:r>
+          <w:rPr>
+            <w:rFonts w:ascii="Cambria Math" w:eastAsiaTheme="minorEastAsia" w:hAnsi="Cambria Math"/>
+          </w:rPr>
+          <m:t>k.</m:t>
+        </m:r>
+      </m:oMath>
+      <w:r>
+        <w:rPr>
+          <w:rFonts w:eastAsiaTheme="minorEastAsia"/>
+          <w:iCs/>
+        </w:rPr>
+        <w:t xml:space="preserve"> és </w:t>
+      </w:r>
+      <m:oMath>
+        <m:r>
+          <w:rPr>
+            <w:rFonts w:ascii="Cambria Math" w:eastAsiaTheme="minorEastAsia" w:hAnsi="Cambria Math"/>
+          </w:rPr>
+          <m:t>k-1.</m:t>
+        </m:r>
+      </m:oMath>
+      <w:r>
+        <w:rPr>
+          <w:rFonts w:eastAsiaTheme="minorEastAsia"/>
+          <w:iCs/>
+        </w:rPr>
+        <w:t xml:space="preserve"> szorzatok hányadosának kiszámításával</w:t>
+      </w:r>
+      <w:r>
+        <w:rPr>
+          <w:rFonts w:eastAsiaTheme="minorEastAsia"/>
+          <w:iCs/>
+        </w:rPr>
+        <w:t>.</w:t>
+      </w:r>
+    </w:p>
+    <w:p>
+      <w:pPr>
+        <w:rPr>
+          <w:rFonts w:eastAsiaTheme="minorEastAsia"/>
+          <w:iCs/>
+          <w:szCs w:val="24"/>
         </w:rPr>
       </w:pPr>
       <m:oMathPara>
@@ -26691,7 +26885,7 @@
                     <w:rPr>
                       <w:rFonts w:ascii="Cambria Math" w:eastAsiaTheme="minorEastAsia" w:hAnsi="Cambria Math"/>
                     </w:rPr>
-                    <m:t>A</m:t>
+                    <m:t>p</m:t>
                   </m:r>
                 </m:e>
                 <m:sub>
@@ -26720,7 +26914,7 @@
                     <w:rPr>
                       <w:rFonts w:ascii="Cambria Math" w:eastAsiaTheme="minorEastAsia" w:hAnsi="Cambria Math"/>
                     </w:rPr>
-                    <m:t>A</m:t>
+                    <m:t>q</m:t>
                   </m:r>
                 </m:e>
                 <m:sub>
@@ -26728,10 +26922,301 @@
                     <w:rPr>
                       <w:rFonts w:ascii="Cambria Math" w:eastAsiaTheme="minorEastAsia" w:hAnsi="Cambria Math"/>
                     </w:rPr>
-                    <m:t>k-1</m:t>
+                    <m:t>k</m:t>
                   </m:r>
                 </m:sub>
               </m:sSub>
+            </m:den>
+          </m:f>
+          <m:r>
+            <w:rPr>
+              <w:rFonts w:ascii="Cambria Math" w:eastAsiaTheme="minorEastAsia" w:hAnsi="Cambria Math"/>
+            </w:rPr>
+            <m:t>=</m:t>
+          </m:r>
+          <m:f>
+            <m:fPr>
+              <m:ctrlPr>
+                <w:rPr>
+                  <w:rFonts w:ascii="Cambria Math" w:eastAsiaTheme="minorEastAsia" w:hAnsi="Cambria Math"/>
+                  <w:i/>
+                  <w:iCs/>
+                </w:rPr>
+              </m:ctrlPr>
+            </m:fPr>
+            <m:num>
+              <m:f>
+                <m:fPr>
+                  <m:ctrlPr>
+                    <w:rPr>
+                      <w:rFonts w:ascii="Cambria Math" w:eastAsiaTheme="minorEastAsia" w:hAnsi="Cambria Math"/>
+                      <w:i/>
+                      <w:iCs/>
+                    </w:rPr>
+                  </m:ctrlPr>
+                </m:fPr>
+                <m:num>
+                  <m:sSub>
+                    <m:sSubPr>
+                      <m:ctrlPr>
+                        <w:rPr>
+                          <w:rFonts w:ascii="Cambria Math" w:eastAsiaTheme="minorEastAsia" w:hAnsi="Cambria Math"/>
+                          <w:i/>
+                          <w:iCs/>
+                        </w:rPr>
+                      </m:ctrlPr>
+                    </m:sSubPr>
+                    <m:e>
+                      <m:r>
+                        <w:rPr>
+                          <w:rFonts w:ascii="Cambria Math" w:eastAsiaTheme="minorEastAsia" w:hAnsi="Cambria Math"/>
+                        </w:rPr>
+                        <m:t>p</m:t>
+                      </m:r>
+                    </m:e>
+                    <m:sub>
+                      <m:r>
+                        <w:rPr>
+                          <w:rFonts w:ascii="Cambria Math" w:eastAsiaTheme="minorEastAsia" w:hAnsi="Cambria Math"/>
+                        </w:rPr>
+                        <m:t>0</m:t>
+                      </m:r>
+                    </m:sub>
+                  </m:sSub>
+                  <m:r>
+                    <w:rPr>
+                      <w:rFonts w:ascii="Cambria Math" w:eastAsiaTheme="minorEastAsia" w:hAnsi="Cambria Math"/>
+                    </w:rPr>
+                    <m:t>∙∙∙</m:t>
+                  </m:r>
+                  <m:sSub>
+                    <m:sSubPr>
+                      <m:ctrlPr>
+                        <w:rPr>
+                          <w:rFonts w:ascii="Cambria Math" w:eastAsiaTheme="minorEastAsia" w:hAnsi="Cambria Math"/>
+                          <w:i/>
+                          <w:iCs/>
+                        </w:rPr>
+                      </m:ctrlPr>
+                    </m:sSubPr>
+                    <m:e>
+                      <m:r>
+                        <w:rPr>
+                          <w:rFonts w:ascii="Cambria Math" w:eastAsiaTheme="minorEastAsia" w:hAnsi="Cambria Math"/>
+                        </w:rPr>
+                        <m:t>p</m:t>
+                      </m:r>
+                    </m:e>
+                    <m:sub>
+                      <m:r>
+                        <w:rPr>
+                          <w:rFonts w:ascii="Cambria Math" w:eastAsiaTheme="minorEastAsia" w:hAnsi="Cambria Math"/>
+                        </w:rPr>
+                        <m:t>k</m:t>
+                      </m:r>
+                    </m:sub>
+                  </m:sSub>
+                </m:num>
+                <m:den>
+                  <m:sSub>
+                    <m:sSubPr>
+                      <m:ctrlPr>
+                        <w:rPr>
+                          <w:rFonts w:ascii="Cambria Math" w:eastAsiaTheme="minorEastAsia" w:hAnsi="Cambria Math"/>
+                          <w:i/>
+                          <w:iCs/>
+                        </w:rPr>
+                      </m:ctrlPr>
+                    </m:sSubPr>
+                    <m:e>
+                      <m:r>
+                        <w:rPr>
+                          <w:rFonts w:ascii="Cambria Math" w:eastAsiaTheme="minorEastAsia" w:hAnsi="Cambria Math"/>
+                        </w:rPr>
+                        <m:t>q</m:t>
+                      </m:r>
+                    </m:e>
+                    <m:sub>
+                      <m:r>
+                        <w:rPr>
+                          <w:rFonts w:ascii="Cambria Math" w:eastAsiaTheme="minorEastAsia" w:hAnsi="Cambria Math"/>
+                        </w:rPr>
+                        <m:t>0</m:t>
+                      </m:r>
+                    </m:sub>
+                  </m:sSub>
+                  <m:r>
+                    <w:rPr>
+                      <w:rFonts w:ascii="Cambria Math" w:eastAsiaTheme="minorEastAsia" w:hAnsi="Cambria Math"/>
+                    </w:rPr>
+                    <m:t>∙∙∙</m:t>
+                  </m:r>
+                  <m:sSub>
+                    <m:sSubPr>
+                      <m:ctrlPr>
+                        <w:rPr>
+                          <w:rFonts w:ascii="Cambria Math" w:eastAsiaTheme="minorEastAsia" w:hAnsi="Cambria Math"/>
+                          <w:i/>
+                          <w:iCs/>
+                        </w:rPr>
+                      </m:ctrlPr>
+                    </m:sSubPr>
+                    <m:e>
+                      <m:r>
+                        <w:rPr>
+                          <w:rFonts w:ascii="Cambria Math" w:eastAsiaTheme="minorEastAsia" w:hAnsi="Cambria Math"/>
+                        </w:rPr>
+                        <m:t>q</m:t>
+                      </m:r>
+                    </m:e>
+                    <m:sub>
+                      <m:r>
+                        <w:rPr>
+                          <w:rFonts w:ascii="Cambria Math" w:eastAsiaTheme="minorEastAsia" w:hAnsi="Cambria Math"/>
+                        </w:rPr>
+                        <m:t>k</m:t>
+                      </m:r>
+                    </m:sub>
+                  </m:sSub>
+                </m:den>
+              </m:f>
+            </m:num>
+            <m:den>
+              <m:f>
+                <m:fPr>
+                  <m:ctrlPr>
+                    <w:rPr>
+                      <w:rFonts w:ascii="Cambria Math" w:eastAsiaTheme="minorEastAsia" w:hAnsi="Cambria Math"/>
+                      <w:i/>
+                      <w:iCs/>
+                    </w:rPr>
+                  </m:ctrlPr>
+                </m:fPr>
+                <m:num>
+                  <m:sSub>
+                    <m:sSubPr>
+                      <m:ctrlPr>
+                        <w:rPr>
+                          <w:rFonts w:ascii="Cambria Math" w:eastAsiaTheme="minorEastAsia" w:hAnsi="Cambria Math"/>
+                          <w:i/>
+                          <w:iCs/>
+                        </w:rPr>
+                      </m:ctrlPr>
+                    </m:sSubPr>
+                    <m:e>
+                      <m:r>
+                        <w:rPr>
+                          <w:rFonts w:ascii="Cambria Math" w:eastAsiaTheme="minorEastAsia" w:hAnsi="Cambria Math"/>
+                        </w:rPr>
+                        <m:t>p</m:t>
+                      </m:r>
+                    </m:e>
+                    <m:sub>
+                      <m:r>
+                        <w:rPr>
+                          <w:rFonts w:ascii="Cambria Math" w:eastAsiaTheme="minorEastAsia" w:hAnsi="Cambria Math"/>
+                        </w:rPr>
+                        <m:t>0</m:t>
+                      </m:r>
+                    </m:sub>
+                  </m:sSub>
+                  <m:r>
+                    <w:rPr>
+                      <w:rFonts w:ascii="Cambria Math" w:eastAsiaTheme="minorEastAsia" w:hAnsi="Cambria Math"/>
+                    </w:rPr>
+                    <m:t>∙∙∙</m:t>
+                  </m:r>
+                  <m:sSub>
+                    <m:sSubPr>
+                      <m:ctrlPr>
+                        <w:rPr>
+                          <w:rFonts w:ascii="Cambria Math" w:eastAsiaTheme="minorEastAsia" w:hAnsi="Cambria Math"/>
+                          <w:i/>
+                          <w:iCs/>
+                        </w:rPr>
+                      </m:ctrlPr>
+                    </m:sSubPr>
+                    <m:e>
+                      <m:r>
+                        <w:rPr>
+                          <w:rFonts w:ascii="Cambria Math" w:eastAsiaTheme="minorEastAsia" w:hAnsi="Cambria Math"/>
+                        </w:rPr>
+                        <m:t>p</m:t>
+                      </m:r>
+                    </m:e>
+                    <m:sub>
+                      <m:r>
+                        <w:rPr>
+                          <w:rFonts w:ascii="Cambria Math" w:eastAsiaTheme="minorEastAsia" w:hAnsi="Cambria Math"/>
+                        </w:rPr>
+                        <m:t>k-1</m:t>
+                      </m:r>
+                    </m:sub>
+                  </m:sSub>
+                </m:num>
+                <m:den>
+                  <m:sSub>
+                    <m:sSubPr>
+                      <m:ctrlPr>
+                        <w:rPr>
+                          <w:rFonts w:ascii="Cambria Math" w:eastAsiaTheme="minorEastAsia" w:hAnsi="Cambria Math"/>
+                          <w:i/>
+                          <w:iCs/>
+                        </w:rPr>
+                      </m:ctrlPr>
+                    </m:sSubPr>
+                    <m:e>
+                      <m:r>
+                        <w:rPr>
+                          <w:rFonts w:ascii="Cambria Math" w:eastAsiaTheme="minorEastAsia" w:hAnsi="Cambria Math"/>
+                        </w:rPr>
+                        <m:t>q</m:t>
+                      </m:r>
+                    </m:e>
+                    <m:sub>
+                      <m:r>
+                        <w:rPr>
+                          <w:rFonts w:ascii="Cambria Math" w:eastAsiaTheme="minorEastAsia" w:hAnsi="Cambria Math"/>
+                        </w:rPr>
+                        <m:t>0</m:t>
+                      </m:r>
+                    </m:sub>
+                  </m:sSub>
+                  <m:r>
+                    <w:rPr>
+                      <w:rFonts w:ascii="Cambria Math" w:eastAsiaTheme="minorEastAsia" w:hAnsi="Cambria Math"/>
+                    </w:rPr>
+                    <m:t>∙∙∙</m:t>
+                  </m:r>
+                  <m:sSub>
+                    <m:sSubPr>
+                      <m:ctrlPr>
+                        <w:rPr>
+                          <w:rFonts w:ascii="Cambria Math" w:eastAsiaTheme="minorEastAsia" w:hAnsi="Cambria Math"/>
+                          <w:i/>
+                          <w:iCs/>
+                        </w:rPr>
+                      </m:ctrlPr>
+                    </m:sSubPr>
+                    <m:e>
+                      <m:r>
+                        <w:rPr>
+                          <w:rFonts w:ascii="Cambria Math" w:eastAsiaTheme="minorEastAsia" w:hAnsi="Cambria Math"/>
+                        </w:rPr>
+                        <m:t>q</m:t>
+                      </m:r>
+                    </m:e>
+                    <m:sub>
+                      <m:r>
+                        <w:rPr>
+                          <w:rFonts w:ascii="Cambria Math" w:eastAsiaTheme="minorEastAsia" w:hAnsi="Cambria Math"/>
+                        </w:rPr>
+                        <m:t>k-1</m:t>
+                      </m:r>
+                    </m:sub>
+                  </m:sSub>
+                </m:den>
+              </m:f>
             </m:den>
           </m:f>
           <m:r>
@@ -28036,7 +28521,7 @@
               <m:sty m:val="p"/>
             </m:rPr>
             <w:rPr>
-              <w:rFonts w:eastAsiaTheme="minorEastAsia"/>
+              <w:rFonts w:ascii="Cambria Math" w:eastAsiaTheme="minorEastAsia" w:hAnsi="Cambria Math"/>
             </w:rPr>
             <w:br/>
           </m:r>
@@ -28762,6 +29247,20 @@
             </w:rPr>
             <m:t>∙</m:t>
           </m:r>
+          <m:r>
+            <w:rPr>
+              <w:rFonts w:ascii="Cambria Math" w:eastAsiaTheme="minorEastAsia" w:hAnsi="Cambria Math"/>
+            </w:rPr>
+            <w:br/>
+          </m:r>
+        </m:oMath>
+        <m:oMath>
+          <m:r>
+            <w:rPr>
+              <w:rFonts w:ascii="Cambria Math" w:eastAsiaTheme="minorEastAsia" w:hAnsi="Cambria Math"/>
+            </w:rPr>
+            <m:t>∙</m:t>
+          </m:r>
           <m:f>
             <m:fPr>
               <m:ctrlPr>
@@ -29715,13 +30214,2225 @@
         <w:rPr>
           <w:rFonts w:eastAsiaTheme="minorEastAsia"/>
           <w:iCs/>
+          <w:szCs w:val="24"/>
         </w:rPr>
       </w:pPr>
       <w:r>
         <w:rPr>
           <w:rFonts w:eastAsiaTheme="minorEastAsia"/>
-        </w:rPr>
-        <w:t xml:space="preserve">Ebből a képletből már levonhatók az iterációs lépések közötti különbségek és az algoritmus felírható </w:t>
+          <w:iCs/>
+          <w:szCs w:val="24"/>
+        </w:rPr>
+        <w:t xml:space="preserve">Ekkor már csak fel kell bontanunk ezt a formulát </w:t>
+      </w:r>
+      <m:oMath>
+        <m:sSub>
+          <m:sSubPr>
+            <m:ctrlPr>
+              <w:rPr>
+                <w:rFonts w:ascii="Cambria Math" w:eastAsiaTheme="minorEastAsia" w:hAnsi="Cambria Math"/>
+                <w:i/>
+                <w:iCs/>
+              </w:rPr>
+            </m:ctrlPr>
+          </m:sSubPr>
+          <m:e>
+            <m:r>
+              <w:rPr>
+                <w:rFonts w:ascii="Cambria Math" w:eastAsiaTheme="minorEastAsia" w:hAnsi="Cambria Math"/>
+              </w:rPr>
+              <m:t>p</m:t>
+            </m:r>
+          </m:e>
+          <m:sub>
+            <m:r>
+              <w:rPr>
+                <w:rFonts w:ascii="Cambria Math" w:eastAsiaTheme="minorEastAsia" w:hAnsi="Cambria Math"/>
+              </w:rPr>
+              <m:t>k</m:t>
+            </m:r>
+          </m:sub>
+        </m:sSub>
+      </m:oMath>
+      <w:r>
+        <w:rPr>
+          <w:rFonts w:eastAsiaTheme="minorEastAsia"/>
+          <w:iCs/>
+        </w:rPr>
+        <w:t xml:space="preserve"> és </w:t>
+      </w:r>
+      <m:oMath>
+        <m:sSub>
+          <m:sSubPr>
+            <m:ctrlPr>
+              <w:rPr>
+                <w:rFonts w:ascii="Cambria Math" w:eastAsiaTheme="minorEastAsia" w:hAnsi="Cambria Math"/>
+                <w:i/>
+                <w:iCs/>
+              </w:rPr>
+            </m:ctrlPr>
+          </m:sSubPr>
+          <m:e>
+            <m:r>
+              <w:rPr>
+                <w:rFonts w:ascii="Cambria Math" w:eastAsiaTheme="minorEastAsia" w:hAnsi="Cambria Math"/>
+              </w:rPr>
+              <m:t>q</m:t>
+            </m:r>
+          </m:e>
+          <m:sub>
+            <m:r>
+              <w:rPr>
+                <w:rFonts w:ascii="Cambria Math" w:eastAsiaTheme="minorEastAsia" w:hAnsi="Cambria Math"/>
+              </w:rPr>
+              <m:t>k</m:t>
+            </m:r>
+          </m:sub>
+        </m:sSub>
+      </m:oMath>
+      <w:r>
+        <w:rPr>
+          <w:rFonts w:eastAsiaTheme="minorEastAsia"/>
+          <w:iCs/>
+        </w:rPr>
+        <w:t xml:space="preserve"> tagokra.</w:t>
+      </w:r>
+      <w:r>
+        <w:rPr>
+          <w:rFonts w:eastAsiaTheme="minorEastAsia"/>
+        </w:rPr>
+        <w:t xml:space="preserve"> </w:t>
+      </w:r>
+      <w:r>
+        <w:rPr>
+          <w:rFonts w:eastAsiaTheme="minorEastAsia"/>
+        </w:rPr>
+        <w:t xml:space="preserve">Ha a </w:t>
+      </w:r>
+      <m:oMath>
+        <m:r>
+          <w:rPr>
+            <w:rFonts w:ascii="Cambria Math" w:eastAsiaTheme="minorEastAsia"/>
+          </w:rPr>
+          <m:t>24</m:t>
+        </m:r>
+      </m:oMath>
+      <w:r>
+        <w:rPr>
+          <w:rFonts w:eastAsiaTheme="minorEastAsia"/>
+        </w:rPr>
+        <w:t>-et levisszük a nevezőbe,</w:t>
+      </w:r>
+      <w:r>
+        <w:rPr>
+          <w:rFonts w:eastAsiaTheme="minorEastAsia"/>
+          <w:iCs/>
+          <w:szCs w:val="24"/>
+        </w:rPr>
+        <w:t xml:space="preserve"> még egy kis egyszerűsítésre van lehetőségünk.</w:t>
+      </w:r>
+    </w:p>
+    <w:p>
+      <w:pPr>
+        <w:rPr>
+          <w:rFonts w:eastAsiaTheme="minorEastAsia"/>
+          <w:iCs/>
+        </w:rPr>
+      </w:pPr>
+      <m:oMathPara>
+        <m:oMathParaPr>
+          <m:jc m:val="center"/>
+        </m:oMathParaPr>
+        <m:oMath>
+          <m:f>
+            <m:fPr>
+              <m:ctrlPr>
+                <w:rPr>
+                  <w:rFonts w:ascii="Cambria Math" w:eastAsiaTheme="minorEastAsia" w:hAnsi="Cambria Math"/>
+                  <w:i/>
+                  <w:iCs/>
+                </w:rPr>
+              </m:ctrlPr>
+            </m:fPr>
+            <m:num>
+              <m:sSub>
+                <m:sSubPr>
+                  <m:ctrlPr>
+                    <w:rPr>
+                      <w:rFonts w:ascii="Cambria Math" w:eastAsiaTheme="minorEastAsia" w:hAnsi="Cambria Math"/>
+                      <w:i/>
+                      <w:iCs/>
+                    </w:rPr>
+                  </m:ctrlPr>
+                </m:sSubPr>
+                <m:e>
+                  <m:r>
+                    <w:rPr>
+                      <w:rFonts w:ascii="Cambria Math" w:eastAsiaTheme="minorEastAsia" w:hAnsi="Cambria Math"/>
+                    </w:rPr>
+                    <m:t>p</m:t>
+                  </m:r>
+                </m:e>
+                <m:sub>
+                  <m:r>
+                    <w:rPr>
+                      <w:rFonts w:ascii="Cambria Math" w:eastAsiaTheme="minorEastAsia" w:hAnsi="Cambria Math"/>
+                    </w:rPr>
+                    <m:t>k</m:t>
+                  </m:r>
+                </m:sub>
+              </m:sSub>
+            </m:num>
+            <m:den>
+              <m:sSub>
+                <m:sSubPr>
+                  <m:ctrlPr>
+                    <w:rPr>
+                      <w:rFonts w:ascii="Cambria Math" w:eastAsiaTheme="minorEastAsia" w:hAnsi="Cambria Math"/>
+                      <w:i/>
+                      <w:iCs/>
+                    </w:rPr>
+                  </m:ctrlPr>
+                </m:sSubPr>
+                <m:e>
+                  <m:r>
+                    <w:rPr>
+                      <w:rFonts w:ascii="Cambria Math" w:eastAsiaTheme="minorEastAsia" w:hAnsi="Cambria Math"/>
+                    </w:rPr>
+                    <m:t>q</m:t>
+                  </m:r>
+                </m:e>
+                <m:sub>
+                  <m:r>
+                    <w:rPr>
+                      <w:rFonts w:ascii="Cambria Math" w:eastAsiaTheme="minorEastAsia" w:hAnsi="Cambria Math"/>
+                    </w:rPr>
+                    <m:t>k</m:t>
+                  </m:r>
+                </m:sub>
+              </m:sSub>
+            </m:den>
+          </m:f>
+          <m:r>
+            <w:rPr>
+              <w:rFonts w:ascii="Cambria Math" w:eastAsiaTheme="minorEastAsia" w:hAnsi="Cambria Math"/>
+            </w:rPr>
+            <m:t>=-</m:t>
+          </m:r>
+          <m:f>
+            <m:fPr>
+              <m:ctrlPr>
+                <w:rPr>
+                  <w:rFonts w:ascii="Cambria Math" w:eastAsiaTheme="minorEastAsia" w:hAnsi="Cambria Math"/>
+                  <w:i/>
+                  <w:iCs/>
+                </w:rPr>
+              </m:ctrlPr>
+            </m:fPr>
+            <m:num>
+              <m:r>
+                <w:rPr>
+                  <w:rFonts w:ascii="Cambria Math" w:eastAsiaTheme="minorEastAsia" w:hAnsi="Cambria Math"/>
+                </w:rPr>
+                <m:t>24</m:t>
+              </m:r>
+              <m:d>
+                <m:dPr>
+                  <m:ctrlPr>
+                    <w:rPr>
+                      <w:rFonts w:ascii="Cambria Math" w:eastAsiaTheme="minorEastAsia" w:hAnsi="Cambria Math"/>
+                      <w:i/>
+                      <w:iCs/>
+                    </w:rPr>
+                  </m:ctrlPr>
+                </m:dPr>
+                <m:e>
+                  <m:r>
+                    <w:rPr>
+                      <w:rFonts w:ascii="Cambria Math" w:eastAsiaTheme="minorEastAsia" w:hAnsi="Cambria Math"/>
+                    </w:rPr>
+                    <m:t>6k-1</m:t>
+                  </m:r>
+                </m:e>
+              </m:d>
+              <m:d>
+                <m:dPr>
+                  <m:ctrlPr>
+                    <w:rPr>
+                      <w:rFonts w:ascii="Cambria Math" w:eastAsiaTheme="minorEastAsia" w:hAnsi="Cambria Math"/>
+                      <w:i/>
+                    </w:rPr>
+                  </m:ctrlPr>
+                </m:dPr>
+                <m:e>
+                  <m:r>
+                    <w:rPr>
+                      <w:rFonts w:ascii="Cambria Math" w:eastAsiaTheme="minorEastAsia" w:hAnsi="Cambria Math"/>
+                    </w:rPr>
+                    <m:t>2k-1</m:t>
+                  </m:r>
+                </m:e>
+              </m:d>
+              <m:d>
+                <m:dPr>
+                  <m:ctrlPr>
+                    <w:rPr>
+                      <w:rFonts w:ascii="Cambria Math" w:eastAsiaTheme="minorEastAsia" w:hAnsi="Cambria Math"/>
+                      <w:i/>
+                      <w:iCs/>
+                    </w:rPr>
+                  </m:ctrlPr>
+                </m:dPr>
+                <m:e>
+                  <m:r>
+                    <w:rPr>
+                      <w:rFonts w:ascii="Cambria Math" w:eastAsiaTheme="minorEastAsia" w:hAnsi="Cambria Math"/>
+                    </w:rPr>
+                    <m:t>6k-5</m:t>
+                  </m:r>
+                </m:e>
+              </m:d>
+            </m:num>
+            <m:den>
+              <m:sSup>
+                <m:sSupPr>
+                  <m:ctrlPr>
+                    <w:rPr>
+                      <w:rFonts w:ascii="Cambria Math" w:eastAsiaTheme="minorEastAsia" w:hAnsi="Cambria Math"/>
+                      <w:i/>
+                      <w:iCs/>
+                    </w:rPr>
+                  </m:ctrlPr>
+                </m:sSupPr>
+                <m:e>
+                  <m:r>
+                    <w:rPr>
+                      <w:rFonts w:ascii="Cambria Math" w:eastAsiaTheme="minorEastAsia" w:hAnsi="Cambria Math"/>
+                    </w:rPr>
+                    <m:t>k</m:t>
+                  </m:r>
+                </m:e>
+                <m:sup>
+                  <m:r>
+                    <w:rPr>
+                      <w:rFonts w:ascii="Cambria Math" w:eastAsiaTheme="minorEastAsia" w:hAnsi="Cambria Math"/>
+                    </w:rPr>
+                    <m:t>3</m:t>
+                  </m:r>
+                </m:sup>
+              </m:sSup>
+              <m:sSup>
+                <m:sSupPr>
+                  <m:ctrlPr>
+                    <w:rPr>
+                      <w:rFonts w:ascii="Cambria Math" w:eastAsiaTheme="minorEastAsia" w:hAnsi="Cambria Math"/>
+                      <w:i/>
+                      <w:iCs/>
+                    </w:rPr>
+                  </m:ctrlPr>
+                </m:sSupPr>
+                <m:e>
+                  <m:r>
+                    <w:rPr>
+                      <w:rFonts w:ascii="Cambria Math" w:eastAsiaTheme="minorEastAsia" w:hAnsi="Cambria Math"/>
+                    </w:rPr>
+                    <m:t>640320</m:t>
+                  </m:r>
+                </m:e>
+                <m:sup>
+                  <m:r>
+                    <w:rPr>
+                      <w:rFonts w:ascii="Cambria Math" w:eastAsiaTheme="minorEastAsia" w:hAnsi="Cambria Math"/>
+                    </w:rPr>
+                    <m:t>3</m:t>
+                  </m:r>
+                </m:sup>
+              </m:sSup>
+            </m:den>
+          </m:f>
+          <m:r>
+            <w:rPr>
+              <w:rFonts w:ascii="Cambria Math" w:eastAsiaTheme="minorEastAsia" w:hAnsi="Cambria Math"/>
+            </w:rPr>
+            <m:t>=</m:t>
+          </m:r>
+          <m:r>
+            <w:rPr>
+              <w:rFonts w:ascii="Cambria Math" w:eastAsiaTheme="minorEastAsia" w:hAnsi="Cambria Math"/>
+            </w:rPr>
+            <m:t>-</m:t>
+          </m:r>
+          <m:f>
+            <m:fPr>
+              <m:ctrlPr>
+                <w:rPr>
+                  <w:rFonts w:ascii="Cambria Math" w:eastAsiaTheme="minorEastAsia" w:hAnsi="Cambria Math"/>
+                  <w:i/>
+                  <w:iCs/>
+                </w:rPr>
+              </m:ctrlPr>
+            </m:fPr>
+            <m:num>
+              <m:d>
+                <m:dPr>
+                  <m:ctrlPr>
+                    <w:rPr>
+                      <w:rFonts w:ascii="Cambria Math" w:eastAsiaTheme="minorEastAsia" w:hAnsi="Cambria Math"/>
+                      <w:i/>
+                      <w:iCs/>
+                    </w:rPr>
+                  </m:ctrlPr>
+                </m:dPr>
+                <m:e>
+                  <m:r>
+                    <w:rPr>
+                      <w:rFonts w:ascii="Cambria Math" w:eastAsiaTheme="minorEastAsia" w:hAnsi="Cambria Math"/>
+                    </w:rPr>
+                    <m:t>6k-1</m:t>
+                  </m:r>
+                </m:e>
+              </m:d>
+              <m:d>
+                <m:dPr>
+                  <m:ctrlPr>
+                    <w:rPr>
+                      <w:rFonts w:ascii="Cambria Math" w:eastAsiaTheme="minorEastAsia" w:hAnsi="Cambria Math"/>
+                      <w:i/>
+                    </w:rPr>
+                  </m:ctrlPr>
+                </m:dPr>
+                <m:e>
+                  <m:r>
+                    <w:rPr>
+                      <w:rFonts w:ascii="Cambria Math" w:eastAsiaTheme="minorEastAsia" w:hAnsi="Cambria Math"/>
+                    </w:rPr>
+                    <m:t>2k-1</m:t>
+                  </m:r>
+                </m:e>
+              </m:d>
+              <m:d>
+                <m:dPr>
+                  <m:ctrlPr>
+                    <w:rPr>
+                      <w:rFonts w:ascii="Cambria Math" w:eastAsiaTheme="minorEastAsia" w:hAnsi="Cambria Math"/>
+                      <w:i/>
+                      <w:iCs/>
+                    </w:rPr>
+                  </m:ctrlPr>
+                </m:dPr>
+                <m:e>
+                  <m:r>
+                    <w:rPr>
+                      <w:rFonts w:ascii="Cambria Math" w:eastAsiaTheme="minorEastAsia" w:hAnsi="Cambria Math"/>
+                    </w:rPr>
+                    <m:t>6k-5</m:t>
+                  </m:r>
+                </m:e>
+              </m:d>
+            </m:num>
+            <m:den>
+              <m:f>
+                <m:fPr>
+                  <m:ctrlPr>
+                    <w:rPr>
+                      <w:rFonts w:ascii="Cambria Math" w:eastAsiaTheme="minorEastAsia" w:hAnsi="Cambria Math"/>
+                      <w:i/>
+                      <w:iCs/>
+                    </w:rPr>
+                  </m:ctrlPr>
+                </m:fPr>
+                <m:num>
+                  <m:sSup>
+                    <m:sSupPr>
+                      <m:ctrlPr>
+                        <w:rPr>
+                          <w:rFonts w:ascii="Cambria Math" w:eastAsiaTheme="minorEastAsia" w:hAnsi="Cambria Math"/>
+                          <w:i/>
+                          <w:iCs/>
+                        </w:rPr>
+                      </m:ctrlPr>
+                    </m:sSupPr>
+                    <m:e>
+                      <m:r>
+                        <w:rPr>
+                          <w:rFonts w:ascii="Cambria Math" w:eastAsiaTheme="minorEastAsia" w:hAnsi="Cambria Math"/>
+                        </w:rPr>
+                        <m:t>k</m:t>
+                      </m:r>
+                    </m:e>
+                    <m:sup>
+                      <m:r>
+                        <w:rPr>
+                          <w:rFonts w:ascii="Cambria Math" w:eastAsiaTheme="minorEastAsia" w:hAnsi="Cambria Math"/>
+                        </w:rPr>
+                        <m:t>3</m:t>
+                      </m:r>
+                    </m:sup>
+                  </m:sSup>
+                  <m:sSup>
+                    <m:sSupPr>
+                      <m:ctrlPr>
+                        <w:rPr>
+                          <w:rFonts w:ascii="Cambria Math" w:eastAsiaTheme="minorEastAsia" w:hAnsi="Cambria Math"/>
+                          <w:i/>
+                          <w:iCs/>
+                        </w:rPr>
+                      </m:ctrlPr>
+                    </m:sSupPr>
+                    <m:e>
+                      <m:r>
+                        <w:rPr>
+                          <w:rFonts w:ascii="Cambria Math" w:eastAsiaTheme="minorEastAsia" w:hAnsi="Cambria Math"/>
+                        </w:rPr>
+                        <m:t>640320</m:t>
+                      </m:r>
+                    </m:e>
+                    <m:sup>
+                      <m:r>
+                        <w:rPr>
+                          <w:rFonts w:ascii="Cambria Math" w:eastAsiaTheme="minorEastAsia" w:hAnsi="Cambria Math"/>
+                        </w:rPr>
+                        <m:t>3</m:t>
+                      </m:r>
+                    </m:sup>
+                  </m:sSup>
+                </m:num>
+                <m:den>
+                  <m:r>
+                    <w:rPr>
+                      <w:rFonts w:ascii="Cambria Math" w:eastAsiaTheme="minorEastAsia" w:hAnsi="Cambria Math"/>
+                    </w:rPr>
+                    <m:t>24</m:t>
+                  </m:r>
+                </m:den>
+              </m:f>
+            </m:den>
+          </m:f>
+          <m:r>
+            <w:rPr>
+              <w:rFonts w:ascii="Cambria Math" w:eastAsiaTheme="minorEastAsia" w:hAnsi="Cambria Math"/>
+            </w:rPr>
+            <m:t>=</m:t>
+          </m:r>
+          <m:r>
+            <w:rPr>
+              <w:rFonts w:ascii="Cambria Math" w:eastAsiaTheme="minorEastAsia" w:hAnsi="Cambria Math"/>
+            </w:rPr>
+            <w:br/>
+          </m:r>
+        </m:oMath>
+        <m:oMath>
+          <m:r>
+            <w:rPr>
+              <w:rFonts w:ascii="Cambria Math" w:eastAsiaTheme="minorEastAsia" w:hAnsi="Cambria Math"/>
+            </w:rPr>
+            <m:t>=</m:t>
+          </m:r>
+          <m:r>
+            <w:rPr>
+              <w:rFonts w:ascii="Cambria Math" w:eastAsiaTheme="minorEastAsia" w:hAnsi="Cambria Math"/>
+            </w:rPr>
+            <m:t>-</m:t>
+          </m:r>
+          <m:f>
+            <m:fPr>
+              <m:ctrlPr>
+                <w:rPr>
+                  <w:rFonts w:ascii="Cambria Math" w:eastAsiaTheme="minorEastAsia" w:hAnsi="Cambria Math"/>
+                  <w:i/>
+                  <w:iCs/>
+                </w:rPr>
+              </m:ctrlPr>
+            </m:fPr>
+            <m:num>
+              <m:d>
+                <m:dPr>
+                  <m:ctrlPr>
+                    <w:rPr>
+                      <w:rFonts w:ascii="Cambria Math" w:eastAsiaTheme="minorEastAsia" w:hAnsi="Cambria Math"/>
+                      <w:i/>
+                      <w:iCs/>
+                    </w:rPr>
+                  </m:ctrlPr>
+                </m:dPr>
+                <m:e>
+                  <m:r>
+                    <w:rPr>
+                      <w:rFonts w:ascii="Cambria Math" w:eastAsiaTheme="minorEastAsia" w:hAnsi="Cambria Math"/>
+                    </w:rPr>
+                    <m:t>6k-1</m:t>
+                  </m:r>
+                </m:e>
+              </m:d>
+              <m:d>
+                <m:dPr>
+                  <m:ctrlPr>
+                    <w:rPr>
+                      <w:rFonts w:ascii="Cambria Math" w:eastAsiaTheme="minorEastAsia" w:hAnsi="Cambria Math"/>
+                      <w:i/>
+                    </w:rPr>
+                  </m:ctrlPr>
+                </m:dPr>
+                <m:e>
+                  <m:r>
+                    <w:rPr>
+                      <w:rFonts w:ascii="Cambria Math" w:eastAsiaTheme="minorEastAsia" w:hAnsi="Cambria Math"/>
+                    </w:rPr>
+                    <m:t>2k-1</m:t>
+                  </m:r>
+                </m:e>
+              </m:d>
+              <m:d>
+                <m:dPr>
+                  <m:ctrlPr>
+                    <w:rPr>
+                      <w:rFonts w:ascii="Cambria Math" w:eastAsiaTheme="minorEastAsia" w:hAnsi="Cambria Math"/>
+                      <w:i/>
+                      <w:iCs/>
+                    </w:rPr>
+                  </m:ctrlPr>
+                </m:dPr>
+                <m:e>
+                  <m:r>
+                    <w:rPr>
+                      <w:rFonts w:ascii="Cambria Math" w:eastAsiaTheme="minorEastAsia" w:hAnsi="Cambria Math"/>
+                    </w:rPr>
+                    <m:t>6k-5</m:t>
+                  </m:r>
+                </m:e>
+              </m:d>
+            </m:num>
+            <m:den>
+              <m:f>
+                <m:fPr>
+                  <m:ctrlPr>
+                    <w:rPr>
+                      <w:rFonts w:ascii="Cambria Math" w:eastAsiaTheme="minorEastAsia" w:hAnsi="Cambria Math"/>
+                      <w:i/>
+                      <w:iCs/>
+                    </w:rPr>
+                  </m:ctrlPr>
+                </m:fPr>
+                <m:num>
+                  <m:sSup>
+                    <m:sSupPr>
+                      <m:ctrlPr>
+                        <w:rPr>
+                          <w:rFonts w:ascii="Cambria Math" w:eastAsiaTheme="minorEastAsia" w:hAnsi="Cambria Math"/>
+                          <w:i/>
+                          <w:iCs/>
+                        </w:rPr>
+                      </m:ctrlPr>
+                    </m:sSupPr>
+                    <m:e>
+                      <m:r>
+                        <w:rPr>
+                          <w:rFonts w:ascii="Cambria Math" w:eastAsiaTheme="minorEastAsia" w:hAnsi="Cambria Math"/>
+                        </w:rPr>
+                        <m:t>k</m:t>
+                      </m:r>
+                    </m:e>
+                    <m:sup>
+                      <m:r>
+                        <w:rPr>
+                          <w:rFonts w:ascii="Cambria Math" w:eastAsiaTheme="minorEastAsia" w:hAnsi="Cambria Math"/>
+                        </w:rPr>
+                        <m:t>3</m:t>
+                      </m:r>
+                    </m:sup>
+                  </m:sSup>
+                  <m:r>
+                    <w:rPr>
+                      <w:rFonts w:ascii="Cambria Math" w:eastAsiaTheme="minorEastAsia" w:hAnsi="Cambria Math"/>
+                    </w:rPr>
+                    <m:t>262537412640768000</m:t>
+                  </m:r>
+                </m:num>
+                <m:den>
+                  <m:r>
+                    <w:rPr>
+                      <w:rFonts w:ascii="Cambria Math" w:eastAsiaTheme="minorEastAsia" w:hAnsi="Cambria Math"/>
+                    </w:rPr>
+                    <m:t>24</m:t>
+                  </m:r>
+                </m:den>
+              </m:f>
+            </m:den>
+          </m:f>
+          <m:r>
+            <w:rPr>
+              <w:rFonts w:ascii="Cambria Math" w:eastAsiaTheme="minorEastAsia" w:hAnsi="Cambria Math"/>
+            </w:rPr>
+            <m:t>=</m:t>
+          </m:r>
+          <m:r>
+            <w:rPr>
+              <w:rFonts w:ascii="Cambria Math" w:eastAsiaTheme="minorEastAsia" w:hAnsi="Cambria Math"/>
+            </w:rPr>
+            <m:t>-</m:t>
+          </m:r>
+          <m:f>
+            <m:fPr>
+              <m:ctrlPr>
+                <w:rPr>
+                  <w:rFonts w:ascii="Cambria Math" w:eastAsiaTheme="minorEastAsia" w:hAnsi="Cambria Math"/>
+                  <w:i/>
+                  <w:iCs/>
+                </w:rPr>
+              </m:ctrlPr>
+            </m:fPr>
+            <m:num>
+              <m:d>
+                <m:dPr>
+                  <m:ctrlPr>
+                    <w:rPr>
+                      <w:rFonts w:ascii="Cambria Math" w:eastAsiaTheme="minorEastAsia" w:hAnsi="Cambria Math"/>
+                      <w:i/>
+                      <w:iCs/>
+                    </w:rPr>
+                  </m:ctrlPr>
+                </m:dPr>
+                <m:e>
+                  <m:r>
+                    <w:rPr>
+                      <w:rFonts w:ascii="Cambria Math" w:eastAsiaTheme="minorEastAsia" w:hAnsi="Cambria Math"/>
+                    </w:rPr>
+                    <m:t>6k-1</m:t>
+                  </m:r>
+                </m:e>
+              </m:d>
+              <m:d>
+                <m:dPr>
+                  <m:ctrlPr>
+                    <w:rPr>
+                      <w:rFonts w:ascii="Cambria Math" w:eastAsiaTheme="minorEastAsia" w:hAnsi="Cambria Math"/>
+                      <w:i/>
+                    </w:rPr>
+                  </m:ctrlPr>
+                </m:dPr>
+                <m:e>
+                  <m:r>
+                    <w:rPr>
+                      <w:rFonts w:ascii="Cambria Math" w:eastAsiaTheme="minorEastAsia" w:hAnsi="Cambria Math"/>
+                    </w:rPr>
+                    <m:t>2k-1</m:t>
+                  </m:r>
+                </m:e>
+              </m:d>
+              <m:d>
+                <m:dPr>
+                  <m:ctrlPr>
+                    <w:rPr>
+                      <w:rFonts w:ascii="Cambria Math" w:eastAsiaTheme="minorEastAsia" w:hAnsi="Cambria Math"/>
+                      <w:i/>
+                      <w:iCs/>
+                    </w:rPr>
+                  </m:ctrlPr>
+                </m:dPr>
+                <m:e>
+                  <m:r>
+                    <w:rPr>
+                      <w:rFonts w:ascii="Cambria Math" w:eastAsiaTheme="minorEastAsia" w:hAnsi="Cambria Math"/>
+                    </w:rPr>
+                    <m:t>6k-5</m:t>
+                  </m:r>
+                </m:e>
+              </m:d>
+            </m:num>
+            <m:den>
+              <m:sSup>
+                <m:sSupPr>
+                  <m:ctrlPr>
+                    <w:rPr>
+                      <w:rFonts w:ascii="Cambria Math" w:eastAsiaTheme="minorEastAsia" w:hAnsi="Cambria Math"/>
+                      <w:i/>
+                      <w:iCs/>
+                    </w:rPr>
+                  </m:ctrlPr>
+                </m:sSupPr>
+                <m:e>
+                  <m:r>
+                    <w:rPr>
+                      <w:rFonts w:ascii="Cambria Math" w:eastAsiaTheme="minorEastAsia" w:hAnsi="Cambria Math"/>
+                    </w:rPr>
+                    <m:t>k</m:t>
+                  </m:r>
+                </m:e>
+                <m:sup>
+                  <m:r>
+                    <w:rPr>
+                      <w:rFonts w:ascii="Cambria Math" w:eastAsiaTheme="minorEastAsia" w:hAnsi="Cambria Math"/>
+                    </w:rPr>
+                    <m:t>3</m:t>
+                  </m:r>
+                </m:sup>
+              </m:sSup>
+              <m:r>
+                <w:rPr>
+                  <w:rFonts w:ascii="Cambria Math" w:eastAsiaTheme="minorEastAsia" w:hAnsi="Cambria Math"/>
+                </w:rPr>
+                <m:t>10939058860032000</m:t>
+              </m:r>
+            </m:den>
+          </m:f>
+        </m:oMath>
+      </m:oMathPara>
+    </w:p>
+    <w:p>
+      <w:pPr>
+        <w:rPr>
+          <w:rFonts w:eastAsiaTheme="minorEastAsia"/>
+        </w:rPr>
+      </w:pPr>
+      <w:r>
+        <w:rPr>
+          <w:rFonts w:eastAsiaTheme="minorEastAsia"/>
+          <w:iCs/>
+        </w:rPr>
+        <w:t xml:space="preserve">Ekkor pont akkora szabadságunk van, mint az </w:t>
+      </w:r>
+      <m:oMath>
+        <m:sSub>
+          <m:sSubPr>
+            <m:ctrlPr>
+              <w:rPr>
+                <w:rFonts w:ascii="Cambria Math" w:eastAsiaTheme="minorEastAsia" w:hAnsi="Cambria Math"/>
+                <w:i/>
+                <w:iCs/>
+              </w:rPr>
+            </m:ctrlPr>
+          </m:sSubPr>
+          <m:e>
+            <m:r>
+              <w:rPr>
+                <w:rFonts w:ascii="Cambria Math" w:eastAsiaTheme="minorEastAsia" w:hAnsi="Cambria Math"/>
+              </w:rPr>
+              <m:t>α</m:t>
+            </m:r>
+          </m:e>
+          <m:sub>
+            <m:r>
+              <w:rPr>
+                <w:rFonts w:ascii="Cambria Math" w:eastAsiaTheme="minorEastAsia" w:hAnsi="Cambria Math"/>
+              </w:rPr>
+              <m:t>k</m:t>
+            </m:r>
+          </m:sub>
+        </m:sSub>
+      </m:oMath>
+      <w:r>
+        <w:rPr>
+          <w:rFonts w:eastAsiaTheme="minorEastAsia"/>
+        </w:rPr>
+        <w:t xml:space="preserve"> és </w:t>
+      </w:r>
+      <m:oMath>
+        <m:sSub>
+          <m:sSubPr>
+            <m:ctrlPr>
+              <w:rPr>
+                <w:rFonts w:ascii="Cambria Math" w:eastAsiaTheme="minorEastAsia" w:hAnsi="Cambria Math"/>
+                <w:i/>
+              </w:rPr>
+            </m:ctrlPr>
+          </m:sSubPr>
+          <m:e>
+            <m:r>
+              <w:rPr>
+                <w:rFonts w:ascii="Cambria Math" w:eastAsiaTheme="minorEastAsia" w:hAnsi="Cambria Math"/>
+              </w:rPr>
+              <m:t>b</m:t>
+            </m:r>
+          </m:e>
+          <m:sub>
+            <m:r>
+              <w:rPr>
+                <w:rFonts w:ascii="Cambria Math" w:eastAsiaTheme="minorEastAsia" w:hAnsi="Cambria Math"/>
+              </w:rPr>
+              <m:t>k</m:t>
+            </m:r>
+          </m:sub>
+        </m:sSub>
+      </m:oMath>
+      <w:r>
+        <w:rPr>
+          <w:rFonts w:eastAsiaTheme="minorEastAsia"/>
+        </w:rPr>
+        <w:t xml:space="preserve"> esetében</w:t>
+      </w:r>
+      <w:r>
+        <w:rPr>
+          <w:rFonts w:eastAsiaTheme="minorEastAsia"/>
+        </w:rPr>
+        <w:t xml:space="preserve">, de elég kézenfekvő, hogy a </w:t>
+      </w:r>
+      <w:r>
+        <w:rPr>
+          <w:rFonts w:eastAsiaTheme="minorEastAsia"/>
+        </w:rPr>
+        <w:t>számláló</w:t>
+      </w:r>
+      <w:r>
+        <w:rPr>
+          <w:rFonts w:eastAsiaTheme="minorEastAsia"/>
+        </w:rPr>
+        <w:t xml:space="preserve"> legyen a </w:t>
+      </w:r>
+      <m:oMath>
+        <m:sSub>
+          <m:sSubPr>
+            <m:ctrlPr>
+              <w:rPr>
+                <w:rFonts w:ascii="Cambria Math" w:eastAsiaTheme="minorEastAsia" w:hAnsi="Cambria Math"/>
+                <w:i/>
+              </w:rPr>
+            </m:ctrlPr>
+          </m:sSubPr>
+          <m:e>
+            <m:r>
+              <w:rPr>
+                <w:rFonts w:ascii="Cambria Math" w:eastAsiaTheme="minorEastAsia" w:hAnsi="Cambria Math"/>
+              </w:rPr>
+              <m:t>p</m:t>
+            </m:r>
+          </m:e>
+          <m:sub>
+            <m:r>
+              <w:rPr>
+                <w:rFonts w:ascii="Cambria Math" w:eastAsiaTheme="minorEastAsia" w:hAnsi="Cambria Math"/>
+              </w:rPr>
+              <m:t>k</m:t>
+            </m:r>
+          </m:sub>
+        </m:sSub>
+      </m:oMath>
+      <w:r>
+        <w:rPr>
+          <w:rFonts w:eastAsiaTheme="minorEastAsia"/>
+        </w:rPr>
+        <w:t>, a nevező pedig a</w:t>
+      </w:r>
+      <w:r>
+        <w:rPr>
+          <w:rFonts w:eastAsiaTheme="minorEastAsia"/>
+        </w:rPr>
+        <w:t xml:space="preserve"> </w:t>
+      </w:r>
+      <m:oMath>
+        <m:sSub>
+          <m:sSubPr>
+            <m:ctrlPr>
+              <w:rPr>
+                <w:rFonts w:ascii="Cambria Math" w:eastAsiaTheme="minorEastAsia" w:hAnsi="Cambria Math"/>
+                <w:i/>
+              </w:rPr>
+            </m:ctrlPr>
+          </m:sSubPr>
+          <m:e>
+            <m:r>
+              <w:rPr>
+                <w:rFonts w:ascii="Cambria Math" w:eastAsiaTheme="minorEastAsia" w:hAnsi="Cambria Math"/>
+              </w:rPr>
+              <m:t>q</m:t>
+            </m:r>
+          </m:e>
+          <m:sub>
+            <m:r>
+              <w:rPr>
+                <w:rFonts w:ascii="Cambria Math" w:eastAsiaTheme="minorEastAsia" w:hAnsi="Cambria Math"/>
+              </w:rPr>
+              <m:t>k</m:t>
+            </m:r>
+          </m:sub>
+        </m:sSub>
+      </m:oMath>
+      <w:r>
+        <w:rPr>
+          <w:rFonts w:eastAsiaTheme="minorEastAsia"/>
+        </w:rPr>
+        <w:t xml:space="preserve"> </w:t>
+      </w:r>
+      <w:r>
+        <w:rPr>
+          <w:rFonts w:eastAsiaTheme="minorEastAsia"/>
+        </w:rPr>
+        <w:t>érték</w:t>
+      </w:r>
+      <w:r>
+        <w:rPr>
+          <w:rFonts w:eastAsiaTheme="minorEastAsia"/>
+        </w:rPr>
+        <w:t>.</w:t>
+      </w:r>
+    </w:p>
+    <w:p>
+      <w:pPr>
+        <w:rPr>
+          <w:rFonts w:eastAsiaTheme="minorEastAsia"/>
+          <w:iCs/>
+        </w:rPr>
+      </w:pPr>
+      <m:oMathPara>
+        <m:oMath>
+          <m:sSub>
+            <m:sSubPr>
+              <m:ctrlPr>
+                <w:rPr>
+                  <w:rFonts w:ascii="Cambria Math" w:eastAsiaTheme="minorEastAsia" w:hAnsi="Cambria Math"/>
+                  <w:i/>
+                  <w:iCs/>
+                </w:rPr>
+              </m:ctrlPr>
+            </m:sSubPr>
+            <m:e>
+              <m:r>
+                <w:rPr>
+                  <w:rFonts w:ascii="Cambria Math" w:eastAsiaTheme="minorEastAsia" w:hAnsi="Cambria Math"/>
+                </w:rPr>
+                <m:t>p</m:t>
+              </m:r>
+            </m:e>
+            <m:sub>
+              <m:r>
+                <w:rPr>
+                  <w:rFonts w:ascii="Cambria Math" w:eastAsiaTheme="minorEastAsia" w:hAnsi="Cambria Math"/>
+                </w:rPr>
+                <m:t>k</m:t>
+              </m:r>
+            </m:sub>
+          </m:sSub>
+          <m:r>
+            <w:rPr>
+              <w:rFonts w:ascii="Cambria Math" w:eastAsiaTheme="minorEastAsia" w:hAnsi="Cambria Math"/>
+            </w:rPr>
+            <m:t>=-(6k-</m:t>
+          </m:r>
+          <m:r>
+            <w:rPr>
+              <w:rFonts w:ascii="Cambria Math" w:eastAsiaTheme="minorEastAsia" w:hAnsi="Cambria Math"/>
+            </w:rPr>
+            <m:t>1</m:t>
+          </m:r>
+          <m:r>
+            <w:rPr>
+              <w:rFonts w:ascii="Cambria Math" w:eastAsiaTheme="minorEastAsia" w:hAnsi="Cambria Math"/>
+            </w:rPr>
+            <m:t>)(2k-1)(6k-</m:t>
+          </m:r>
+          <m:r>
+            <w:rPr>
+              <w:rFonts w:ascii="Cambria Math" w:eastAsiaTheme="minorEastAsia" w:hAnsi="Cambria Math"/>
+            </w:rPr>
+            <m:t>5</m:t>
+          </m:r>
+          <m:r>
+            <w:rPr>
+              <w:rFonts w:ascii="Cambria Math" w:eastAsiaTheme="minorEastAsia" w:hAnsi="Cambria Math"/>
+            </w:rPr>
+            <m:t>)</m:t>
+          </m:r>
+        </m:oMath>
+      </m:oMathPara>
+    </w:p>
+    <w:p>
+      <w:pPr>
+        <w:rPr>
+          <w:rFonts w:eastAsiaTheme="minorEastAsia"/>
+        </w:rPr>
+      </w:pPr>
+      <m:oMathPara>
+        <m:oMath>
+          <m:sSub>
+            <m:sSubPr>
+              <m:ctrlPr>
+                <w:rPr>
+                  <w:rFonts w:ascii="Cambria Math" w:eastAsiaTheme="minorEastAsia" w:hAnsi="Cambria Math"/>
+                  <w:i/>
+                  <w:iCs/>
+                </w:rPr>
+              </m:ctrlPr>
+            </m:sSubPr>
+            <m:e>
+              <m:r>
+                <w:rPr>
+                  <w:rFonts w:ascii="Cambria Math" w:eastAsiaTheme="minorEastAsia" w:hAnsi="Cambria Math"/>
+                </w:rPr>
+                <m:t>q</m:t>
+              </m:r>
+            </m:e>
+            <m:sub>
+              <m:r>
+                <w:rPr>
+                  <w:rFonts w:ascii="Cambria Math" w:eastAsiaTheme="minorEastAsia" w:hAnsi="Cambria Math"/>
+                </w:rPr>
+                <m:t>k</m:t>
+              </m:r>
+            </m:sub>
+          </m:sSub>
+          <m:r>
+            <w:rPr>
+              <w:rFonts w:ascii="Cambria Math" w:eastAsiaTheme="minorEastAsia" w:hAnsi="Cambria Math"/>
+            </w:rPr>
+            <m:t>=</m:t>
+          </m:r>
+          <m:sSup>
+            <m:sSupPr>
+              <m:ctrlPr>
+                <w:rPr>
+                  <w:rFonts w:ascii="Cambria Math" w:eastAsiaTheme="minorEastAsia" w:hAnsi="Cambria Math"/>
+                  <w:i/>
+                  <w:iCs/>
+                </w:rPr>
+              </m:ctrlPr>
+            </m:sSupPr>
+            <m:e>
+              <m:r>
+                <w:rPr>
+                  <w:rFonts w:ascii="Cambria Math" w:eastAsiaTheme="minorEastAsia" w:hAnsi="Cambria Math"/>
+                </w:rPr>
+                <m:t>k</m:t>
+              </m:r>
+            </m:e>
+            <m:sup>
+              <m:r>
+                <w:rPr>
+                  <w:rFonts w:ascii="Cambria Math" w:eastAsiaTheme="minorEastAsia" w:hAnsi="Cambria Math"/>
+                </w:rPr>
+                <m:t>3</m:t>
+              </m:r>
+            </m:sup>
+          </m:sSup>
+          <m:r>
+            <w:rPr>
+              <w:rFonts w:ascii="Cambria Math" w:eastAsiaTheme="minorEastAsia" w:hAnsi="Cambria Math"/>
+            </w:rPr>
+            <m:t>10939058860032000</m:t>
+          </m:r>
+        </m:oMath>
+      </m:oMathPara>
+    </w:p>
+    <w:p>
+      <w:pPr>
+        <w:rPr>
+          <w:rFonts w:eastAsiaTheme="minorEastAsia"/>
+          <w:iCs/>
+        </w:rPr>
+      </w:pPr>
+      <w:r>
+        <w:rPr>
+          <w:rFonts w:eastAsiaTheme="minorEastAsia"/>
+        </w:rPr>
+        <w:t xml:space="preserve">Viszont ez a képlet </w:t>
+      </w:r>
+      <m:oMath>
+        <m:r>
+          <w:rPr>
+            <w:rFonts w:ascii="Cambria Math" w:eastAsiaTheme="minorEastAsia" w:hAnsi="Cambria Math"/>
+          </w:rPr>
+          <m:t>k=0</m:t>
+        </m:r>
+      </m:oMath>
+      <w:r>
+        <w:rPr>
+          <w:rFonts w:eastAsiaTheme="minorEastAsia"/>
+          <w:iCs/>
+        </w:rPr>
+        <w:t xml:space="preserve"> esetén nem működik, mivel </w:t>
+      </w:r>
+      <m:oMath>
+        <m:sSup>
+          <m:sSupPr>
+            <m:ctrlPr>
+              <w:rPr>
+                <w:rFonts w:ascii="Cambria Math" w:eastAsiaTheme="minorEastAsia" w:hAnsi="Cambria Math"/>
+                <w:i/>
+                <w:iCs/>
+              </w:rPr>
+            </m:ctrlPr>
+          </m:sSupPr>
+          <m:e>
+            <m:r>
+              <w:rPr>
+                <w:rFonts w:ascii="Cambria Math" w:eastAsiaTheme="minorEastAsia" w:hAnsi="Cambria Math"/>
+              </w:rPr>
+              <m:t>k</m:t>
+            </m:r>
+          </m:e>
+          <m:sup>
+            <m:r>
+              <w:rPr>
+                <w:rFonts w:ascii="Cambria Math" w:eastAsiaTheme="minorEastAsia" w:hAnsi="Cambria Math"/>
+              </w:rPr>
+              <m:t>3</m:t>
+            </m:r>
+          </m:sup>
+        </m:sSup>
+        <m:r>
+          <w:rPr>
+            <w:rFonts w:ascii="Cambria Math" w:eastAsiaTheme="minorEastAsia" w:hAnsi="Cambria Math"/>
+          </w:rPr>
+          <m:t>10939058860032000</m:t>
+        </m:r>
+        <m:r>
+          <w:rPr>
+            <w:rFonts w:ascii="Cambria Math" w:eastAsiaTheme="minorEastAsia" w:hAnsi="Cambria Math"/>
+          </w:rPr>
+          <m:t>=0</m:t>
+        </m:r>
+      </m:oMath>
+      <w:r>
+        <w:rPr>
+          <w:rFonts w:eastAsiaTheme="minorEastAsia"/>
+        </w:rPr>
+        <w:t xml:space="preserve"> és </w:t>
+      </w:r>
+      <m:oMath>
+        <m:r>
+          <w:rPr>
+            <w:rFonts w:ascii="Cambria Math" w:eastAsiaTheme="minorEastAsia" w:hAnsi="Cambria Math"/>
+          </w:rPr>
+          <m:t>0</m:t>
+        </m:r>
+      </m:oMath>
+      <w:r>
+        <w:rPr>
+          <w:rFonts w:eastAsiaTheme="minorEastAsia"/>
+        </w:rPr>
+        <w:t xml:space="preserve"> nem állhat a nevezőben</w:t>
+      </w:r>
+      <w:r>
+        <w:rPr>
+          <w:rFonts w:eastAsiaTheme="minorEastAsia"/>
+          <w:iCs/>
+        </w:rPr>
+        <w:t xml:space="preserve">. Így előre meg kell határoznunk a </w:t>
+      </w:r>
+      <m:oMath>
+        <m:r>
+          <w:rPr>
+            <w:rFonts w:ascii="Cambria Math" w:eastAsiaTheme="minorEastAsia" w:hAnsi="Cambria Math"/>
+          </w:rPr>
+          <m:t>0.</m:t>
+        </m:r>
+      </m:oMath>
+      <w:r>
+        <w:rPr>
+          <w:rFonts w:eastAsiaTheme="minorEastAsia"/>
+          <w:iCs/>
+        </w:rPr>
+        <w:t xml:space="preserve"> kezdőtagot a</w:t>
+      </w:r>
+      <w:r>
+        <w:rPr>
+          <w:rFonts w:eastAsiaTheme="minorEastAsia"/>
+          <w:iCs/>
+        </w:rPr>
+        <w:t>z eredeti</w:t>
+      </w:r>
+      <w:r>
+        <w:rPr>
+          <w:rFonts w:eastAsiaTheme="minorEastAsia"/>
+          <w:iCs/>
+        </w:rPr>
+        <w:t xml:space="preserve"> </w:t>
+      </w:r>
+      <w:r>
+        <w:rPr>
+          <w:rFonts w:eastAsiaTheme="minorEastAsia"/>
+          <w:iCs/>
+          <w:szCs w:val="24"/>
+        </w:rPr>
+        <w:t>formula segítségével.</w:t>
+      </w:r>
+    </w:p>
+    <w:p>
+      <w:pPr>
+        <w:rPr>
+          <w:rFonts w:eastAsiaTheme="minorEastAsia"/>
+          <w:iCs/>
+          <w:szCs w:val="24"/>
+        </w:rPr>
+      </w:pPr>
+      <m:oMathPara>
+        <m:oMath>
+          <m:f>
+            <m:fPr>
+              <m:ctrlPr>
+                <w:rPr>
+                  <w:rFonts w:ascii="Cambria Math" w:eastAsiaTheme="minorEastAsia" w:hAnsi="Cambria Math"/>
+                  <w:i/>
+                  <w:iCs/>
+                </w:rPr>
+              </m:ctrlPr>
+            </m:fPr>
+            <m:num>
+              <m:sSub>
+                <m:sSubPr>
+                  <m:ctrlPr>
+                    <w:rPr>
+                      <w:rFonts w:ascii="Cambria Math" w:eastAsiaTheme="minorEastAsia" w:hAnsi="Cambria Math"/>
+                      <w:i/>
+                      <w:iCs/>
+                    </w:rPr>
+                  </m:ctrlPr>
+                </m:sSubPr>
+                <m:e>
+                  <m:r>
+                    <w:rPr>
+                      <w:rFonts w:ascii="Cambria Math" w:eastAsiaTheme="minorEastAsia" w:hAnsi="Cambria Math"/>
+                    </w:rPr>
+                    <m:t>p</m:t>
+                  </m:r>
+                </m:e>
+                <m:sub>
+                  <m:r>
+                    <w:rPr>
+                      <w:rFonts w:ascii="Cambria Math" w:eastAsiaTheme="minorEastAsia" w:hAnsi="Cambria Math"/>
+                    </w:rPr>
+                    <m:t>0</m:t>
+                  </m:r>
+                </m:sub>
+              </m:sSub>
+              <m:r>
+                <w:rPr>
+                  <w:rFonts w:ascii="Cambria Math" w:eastAsiaTheme="minorEastAsia" w:hAnsi="Cambria Math"/>
+                </w:rPr>
+                <m:t>∙∙∙</m:t>
+              </m:r>
+              <m:sSub>
+                <m:sSubPr>
+                  <m:ctrlPr>
+                    <w:rPr>
+                      <w:rFonts w:ascii="Cambria Math" w:eastAsiaTheme="minorEastAsia" w:hAnsi="Cambria Math"/>
+                      <w:i/>
+                      <w:iCs/>
+                    </w:rPr>
+                  </m:ctrlPr>
+                </m:sSubPr>
+                <m:e>
+                  <m:r>
+                    <w:rPr>
+                      <w:rFonts w:ascii="Cambria Math" w:eastAsiaTheme="minorEastAsia" w:hAnsi="Cambria Math"/>
+                    </w:rPr>
+                    <m:t>p</m:t>
+                  </m:r>
+                  <m:ctrlPr>
+                    <w:rPr>
+                      <w:rFonts w:ascii="Cambria Math" w:eastAsiaTheme="minorEastAsia" w:hAnsi="Cambria Math"/>
+                      <w:i/>
+                    </w:rPr>
+                  </m:ctrlPr>
+                </m:e>
+                <m:sub>
+                  <m:r>
+                    <w:rPr>
+                      <w:rFonts w:ascii="Cambria Math" w:eastAsiaTheme="minorEastAsia" w:hAnsi="Cambria Math"/>
+                    </w:rPr>
+                    <m:t>k</m:t>
+                  </m:r>
+                </m:sub>
+              </m:sSub>
+            </m:num>
+            <m:den>
+              <m:sSub>
+                <m:sSubPr>
+                  <m:ctrlPr>
+                    <w:rPr>
+                      <w:rFonts w:ascii="Cambria Math" w:eastAsiaTheme="minorEastAsia" w:hAnsi="Cambria Math"/>
+                      <w:i/>
+                      <w:iCs/>
+                    </w:rPr>
+                  </m:ctrlPr>
+                </m:sSubPr>
+                <m:e>
+                  <m:r>
+                    <w:rPr>
+                      <w:rFonts w:ascii="Cambria Math" w:eastAsiaTheme="minorEastAsia" w:hAnsi="Cambria Math"/>
+                    </w:rPr>
+                    <m:t>q</m:t>
+                  </m:r>
+                </m:e>
+                <m:sub>
+                  <m:r>
+                    <w:rPr>
+                      <w:rFonts w:ascii="Cambria Math" w:eastAsiaTheme="minorEastAsia" w:hAnsi="Cambria Math"/>
+                    </w:rPr>
+                    <m:t>0</m:t>
+                  </m:r>
+                </m:sub>
+              </m:sSub>
+              <m:r>
+                <w:rPr>
+                  <w:rFonts w:ascii="Cambria Math" w:eastAsiaTheme="minorEastAsia" w:hAnsi="Cambria Math"/>
+                </w:rPr>
+                <m:t>∙∙∙</m:t>
+              </m:r>
+              <m:sSub>
+                <m:sSubPr>
+                  <m:ctrlPr>
+                    <w:rPr>
+                      <w:rFonts w:ascii="Cambria Math" w:eastAsiaTheme="minorEastAsia" w:hAnsi="Cambria Math"/>
+                      <w:i/>
+                      <w:iCs/>
+                    </w:rPr>
+                  </m:ctrlPr>
+                </m:sSubPr>
+                <m:e>
+                  <m:r>
+                    <w:rPr>
+                      <w:rFonts w:ascii="Cambria Math" w:eastAsiaTheme="minorEastAsia" w:hAnsi="Cambria Math"/>
+                    </w:rPr>
+                    <m:t>q</m:t>
+                  </m:r>
+                  <m:ctrlPr>
+                    <w:rPr>
+                      <w:rFonts w:ascii="Cambria Math" w:eastAsiaTheme="minorEastAsia" w:hAnsi="Cambria Math"/>
+                      <w:i/>
+                    </w:rPr>
+                  </m:ctrlPr>
+                </m:e>
+                <m:sub>
+                  <m:r>
+                    <w:rPr>
+                      <w:rFonts w:ascii="Cambria Math" w:eastAsiaTheme="minorEastAsia" w:hAnsi="Cambria Math"/>
+                    </w:rPr>
+                    <m:t>k</m:t>
+                  </m:r>
+                </m:sub>
+              </m:sSub>
+            </m:den>
+          </m:f>
+          <m:r>
+            <w:rPr>
+              <w:rFonts w:ascii="Cambria Math" w:eastAsiaTheme="minorEastAsia" w:hAnsi="Cambria Math"/>
+            </w:rPr>
+            <m:t>=</m:t>
+          </m:r>
+          <m:f>
+            <m:fPr>
+              <m:ctrlPr>
+                <w:rPr>
+                  <w:rFonts w:ascii="Cambria Math" w:eastAsiaTheme="minorEastAsia" w:hAnsi="Cambria Math"/>
+                  <w:i/>
+                  <w:iCs/>
+                  <w:szCs w:val="24"/>
+                </w:rPr>
+              </m:ctrlPr>
+            </m:fPr>
+            <m:num>
+              <m:sSup>
+                <m:sSupPr>
+                  <m:ctrlPr>
+                    <w:rPr>
+                      <w:rFonts w:ascii="Cambria Math" w:eastAsiaTheme="minorEastAsia" w:hAnsi="Cambria Math"/>
+                      <w:i/>
+                      <w:iCs/>
+                      <w:szCs w:val="24"/>
+                    </w:rPr>
+                  </m:ctrlPr>
+                </m:sSupPr>
+                <m:e>
+                  <m:d>
+                    <m:dPr>
+                      <m:ctrlPr>
+                        <w:rPr>
+                          <w:rFonts w:ascii="Cambria Math" w:eastAsiaTheme="minorEastAsia" w:hAnsi="Cambria Math"/>
+                          <w:i/>
+                          <w:iCs/>
+                          <w:szCs w:val="24"/>
+                        </w:rPr>
+                      </m:ctrlPr>
+                    </m:dPr>
+                    <m:e>
+                      <m:r>
+                        <w:rPr>
+                          <w:rFonts w:ascii="Cambria Math" w:eastAsiaTheme="minorEastAsia" w:hAnsi="Cambria Math"/>
+                          <w:szCs w:val="24"/>
+                        </w:rPr>
+                        <m:t>-1</m:t>
+                      </m:r>
+                    </m:e>
+                  </m:d>
+                </m:e>
+                <m:sup>
+                  <m:r>
+                    <w:rPr>
+                      <w:rFonts w:ascii="Cambria Math" w:eastAsiaTheme="minorEastAsia" w:hAnsi="Cambria Math"/>
+                      <w:szCs w:val="24"/>
+                    </w:rPr>
+                    <m:t>k</m:t>
+                  </m:r>
+                </m:sup>
+              </m:sSup>
+              <m:d>
+                <m:dPr>
+                  <m:ctrlPr>
+                    <w:rPr>
+                      <w:rFonts w:ascii="Cambria Math" w:eastAsiaTheme="minorEastAsia" w:hAnsi="Cambria Math"/>
+                      <w:i/>
+                      <w:iCs/>
+                      <w:szCs w:val="24"/>
+                    </w:rPr>
+                  </m:ctrlPr>
+                </m:dPr>
+                <m:e>
+                  <m:r>
+                    <w:rPr>
+                      <w:rFonts w:ascii="Cambria Math" w:eastAsiaTheme="minorEastAsia" w:hAnsi="Cambria Math"/>
+                      <w:szCs w:val="24"/>
+                    </w:rPr>
+                    <m:t>6k</m:t>
+                  </m:r>
+                </m:e>
+              </m:d>
+              <m:r>
+                <w:rPr>
+                  <w:rFonts w:ascii="Cambria Math" w:eastAsiaTheme="minorEastAsia" w:hAnsi="Cambria Math"/>
+                  <w:szCs w:val="24"/>
+                </w:rPr>
+                <m:t>!</m:t>
+              </m:r>
+              <m:ctrlPr>
+                <w:rPr>
+                  <w:rFonts w:ascii="Cambria Math" w:eastAsiaTheme="minorEastAsia" w:hAnsi="Cambria Math"/>
+                  <w:i/>
+                </w:rPr>
+              </m:ctrlPr>
+            </m:num>
+            <m:den>
+              <m:d>
+                <m:dPr>
+                  <m:ctrlPr>
+                    <w:rPr>
+                      <w:rFonts w:ascii="Cambria Math" w:eastAsiaTheme="minorEastAsia" w:hAnsi="Cambria Math"/>
+                      <w:i/>
+                      <w:iCs/>
+                      <w:szCs w:val="24"/>
+                    </w:rPr>
+                  </m:ctrlPr>
+                </m:dPr>
+                <m:e>
+                  <m:r>
+                    <w:rPr>
+                      <w:rFonts w:ascii="Cambria Math" w:eastAsiaTheme="minorEastAsia" w:hAnsi="Cambria Math"/>
+                      <w:szCs w:val="24"/>
+                    </w:rPr>
+                    <m:t>3k</m:t>
+                  </m:r>
+                </m:e>
+              </m:d>
+              <m:r>
+                <w:rPr>
+                  <w:rFonts w:ascii="Cambria Math" w:eastAsiaTheme="minorEastAsia" w:hAnsi="Cambria Math"/>
+                  <w:szCs w:val="24"/>
+                </w:rPr>
+                <m:t>!</m:t>
+              </m:r>
+              <m:sSup>
+                <m:sSupPr>
+                  <m:ctrlPr>
+                    <w:rPr>
+                      <w:rFonts w:ascii="Cambria Math" w:eastAsiaTheme="minorEastAsia" w:hAnsi="Cambria Math"/>
+                      <w:i/>
+                      <w:iCs/>
+                      <w:szCs w:val="24"/>
+                    </w:rPr>
+                  </m:ctrlPr>
+                </m:sSupPr>
+                <m:e>
+                  <m:r>
+                    <w:rPr>
+                      <w:rFonts w:ascii="Cambria Math" w:eastAsiaTheme="minorEastAsia" w:hAnsi="Cambria Math"/>
+                      <w:szCs w:val="24"/>
+                    </w:rPr>
+                    <m:t>k!</m:t>
+                  </m:r>
+                  <m:ctrlPr>
+                    <w:rPr>
+                      <w:rFonts w:ascii="Cambria Math" w:eastAsia="Cambria Math" w:hAnsi="Cambria Math" w:cs="Cambria Math"/>
+                      <w:i/>
+                      <w:iCs/>
+                      <w:szCs w:val="24"/>
+                    </w:rPr>
+                  </m:ctrlPr>
+                </m:e>
+                <m:sup>
+                  <m:r>
+                    <w:rPr>
+                      <w:rFonts w:ascii="Cambria Math" w:eastAsiaTheme="minorEastAsia" w:hAnsi="Cambria Math"/>
+                      <w:szCs w:val="24"/>
+                    </w:rPr>
+                    <m:t>3</m:t>
+                  </m:r>
+                </m:sup>
+              </m:sSup>
+              <m:sSup>
+                <m:sSupPr>
+                  <m:ctrlPr>
+                    <w:rPr>
+                      <w:rFonts w:ascii="Cambria Math" w:eastAsiaTheme="minorEastAsia" w:hAnsi="Cambria Math"/>
+                      <w:i/>
+                      <w:iCs/>
+                      <w:szCs w:val="24"/>
+                    </w:rPr>
+                  </m:ctrlPr>
+                </m:sSupPr>
+                <m:e>
+                  <m:r>
+                    <w:rPr>
+                      <w:rFonts w:ascii="Cambria Math" w:eastAsiaTheme="minorEastAsia" w:hAnsi="Cambria Math"/>
+                      <w:szCs w:val="24"/>
+                    </w:rPr>
+                    <m:t>640320</m:t>
+                  </m:r>
+                  <m:ctrlPr>
+                    <w:rPr>
+                      <w:rFonts w:ascii="Cambria Math" w:eastAsiaTheme="minorEastAsia" w:hAnsi="Cambria Math"/>
+                      <w:i/>
+                      <w:szCs w:val="24"/>
+                    </w:rPr>
+                  </m:ctrlPr>
+                </m:e>
+                <m:sup>
+                  <m:r>
+                    <w:rPr>
+                      <w:rFonts w:ascii="Cambria Math" w:eastAsiaTheme="minorEastAsia" w:hAnsi="Cambria Math"/>
+                      <w:szCs w:val="24"/>
+                    </w:rPr>
+                    <m:t>3k</m:t>
+                  </m:r>
+                </m:sup>
+              </m:sSup>
+            </m:den>
+          </m:f>
+          <m:r>
+            <w:rPr>
+              <w:rFonts w:ascii="Cambria Math" w:eastAsiaTheme="minorEastAsia" w:hAnsi="Cambria Math"/>
+              <w:szCs w:val="24"/>
+            </w:rPr>
+            <m:t xml:space="preserve">    </m:t>
+          </m:r>
+          <m:box>
+            <m:boxPr>
+              <m:opEmu m:val="1"/>
+              <m:ctrlPr>
+                <w:rPr>
+                  <w:rFonts w:ascii="Cambria Math" w:eastAsiaTheme="minorEastAsia" w:hAnsi="Cambria Math"/>
+                  <w:i/>
+                  <w:iCs/>
+                </w:rPr>
+              </m:ctrlPr>
+            </m:boxPr>
+            <m:e>
+              <m:box>
+                <m:boxPr>
+                  <m:opEmu m:val="1"/>
+                  <m:ctrlPr>
+                    <w:rPr>
+                      <w:rFonts w:ascii="Cambria Math" w:eastAsiaTheme="minorEastAsia" w:hAnsi="Cambria Math"/>
+                      <w:i/>
+                      <w:iCs/>
+                    </w:rPr>
+                  </m:ctrlPr>
+                </m:boxPr>
+                <m:e>
+                  <m:groupChr>
+                    <m:groupChrPr>
+                      <m:chr m:val="⇔"/>
+                      <m:pos m:val="top"/>
+                      <m:ctrlPr>
+                        <w:rPr>
+                          <w:rFonts w:ascii="Cambria Math" w:eastAsiaTheme="minorEastAsia" w:hAnsi="Cambria Math"/>
+                          <w:i/>
+                          <w:iCs/>
+                        </w:rPr>
+                      </m:ctrlPr>
+                    </m:groupChrPr>
+                    <m:e>
+                      <m:r>
+                        <w:rPr>
+                          <w:rFonts w:ascii="Cambria Math" w:eastAsiaTheme="minorEastAsia" w:hAnsi="Cambria Math"/>
+                        </w:rPr>
+                        <m:t>k=0</m:t>
+                      </m:r>
+                    </m:e>
+                  </m:groupChr>
+                </m:e>
+              </m:box>
+            </m:e>
+          </m:box>
+          <m:r>
+            <w:rPr>
+              <w:rFonts w:ascii="Cambria Math" w:eastAsiaTheme="minorEastAsia" w:hAnsi="Cambria Math"/>
+            </w:rPr>
+            <m:t xml:space="preserve">    </m:t>
+          </m:r>
+          <m:f>
+            <m:fPr>
+              <m:ctrlPr>
+                <w:rPr>
+                  <w:rFonts w:ascii="Cambria Math" w:eastAsiaTheme="minorEastAsia" w:hAnsi="Cambria Math"/>
+                  <w:i/>
+                  <w:iCs/>
+                </w:rPr>
+              </m:ctrlPr>
+            </m:fPr>
+            <m:num>
+              <m:sSub>
+                <m:sSubPr>
+                  <m:ctrlPr>
+                    <w:rPr>
+                      <w:rFonts w:ascii="Cambria Math" w:eastAsiaTheme="minorEastAsia" w:hAnsi="Cambria Math"/>
+                      <w:i/>
+                      <w:iCs/>
+                    </w:rPr>
+                  </m:ctrlPr>
+                </m:sSubPr>
+                <m:e>
+                  <m:r>
+                    <w:rPr>
+                      <w:rFonts w:ascii="Cambria Math" w:eastAsiaTheme="minorEastAsia" w:hAnsi="Cambria Math"/>
+                    </w:rPr>
+                    <m:t>p</m:t>
+                  </m:r>
+                </m:e>
+                <m:sub>
+                  <m:r>
+                    <w:rPr>
+                      <w:rFonts w:ascii="Cambria Math" w:eastAsiaTheme="minorEastAsia" w:hAnsi="Cambria Math"/>
+                    </w:rPr>
+                    <m:t>0</m:t>
+                  </m:r>
+                </m:sub>
+              </m:sSub>
+            </m:num>
+            <m:den>
+              <m:sSub>
+                <m:sSubPr>
+                  <m:ctrlPr>
+                    <w:rPr>
+                      <w:rFonts w:ascii="Cambria Math" w:eastAsiaTheme="minorEastAsia" w:hAnsi="Cambria Math"/>
+                      <w:i/>
+                      <w:iCs/>
+                    </w:rPr>
+                  </m:ctrlPr>
+                </m:sSubPr>
+                <m:e>
+                  <m:r>
+                    <w:rPr>
+                      <w:rFonts w:ascii="Cambria Math" w:eastAsiaTheme="minorEastAsia" w:hAnsi="Cambria Math"/>
+                    </w:rPr>
+                    <m:t>q</m:t>
+                  </m:r>
+                </m:e>
+                <m:sub>
+                  <m:r>
+                    <w:rPr>
+                      <w:rFonts w:ascii="Cambria Math" w:eastAsiaTheme="minorEastAsia" w:hAnsi="Cambria Math"/>
+                    </w:rPr>
+                    <m:t>0</m:t>
+                  </m:r>
+                </m:sub>
+              </m:sSub>
+            </m:den>
+          </m:f>
+          <m:r>
+            <w:rPr>
+              <w:rFonts w:ascii="Cambria Math" w:eastAsiaTheme="minorEastAsia" w:hAnsi="Cambria Math"/>
+            </w:rPr>
+            <m:t>=</m:t>
+          </m:r>
+          <m:f>
+            <m:fPr>
+              <m:ctrlPr>
+                <w:rPr>
+                  <w:rFonts w:ascii="Cambria Math" w:eastAsiaTheme="minorEastAsia" w:hAnsi="Cambria Math"/>
+                  <w:i/>
+                  <w:iCs/>
+                  <w:szCs w:val="24"/>
+                </w:rPr>
+              </m:ctrlPr>
+            </m:fPr>
+            <m:num>
+              <m:sSup>
+                <m:sSupPr>
+                  <m:ctrlPr>
+                    <w:rPr>
+                      <w:rFonts w:ascii="Cambria Math" w:eastAsiaTheme="minorEastAsia" w:hAnsi="Cambria Math"/>
+                      <w:i/>
+                      <w:iCs/>
+                      <w:szCs w:val="24"/>
+                    </w:rPr>
+                  </m:ctrlPr>
+                </m:sSupPr>
+                <m:e>
+                  <m:d>
+                    <m:dPr>
+                      <m:ctrlPr>
+                        <w:rPr>
+                          <w:rFonts w:ascii="Cambria Math" w:eastAsiaTheme="minorEastAsia" w:hAnsi="Cambria Math"/>
+                          <w:i/>
+                          <w:iCs/>
+                          <w:szCs w:val="24"/>
+                        </w:rPr>
+                      </m:ctrlPr>
+                    </m:dPr>
+                    <m:e>
+                      <m:r>
+                        <w:rPr>
+                          <w:rFonts w:ascii="Cambria Math" w:eastAsiaTheme="minorEastAsia" w:hAnsi="Cambria Math"/>
+                          <w:szCs w:val="24"/>
+                        </w:rPr>
+                        <m:t>-1</m:t>
+                      </m:r>
+                    </m:e>
+                  </m:d>
+                </m:e>
+                <m:sup>
+                  <m:r>
+                    <w:rPr>
+                      <w:rFonts w:ascii="Cambria Math" w:eastAsiaTheme="minorEastAsia" w:hAnsi="Cambria Math"/>
+                      <w:szCs w:val="24"/>
+                    </w:rPr>
+                    <m:t>0</m:t>
+                  </m:r>
+                </m:sup>
+              </m:sSup>
+              <m:d>
+                <m:dPr>
+                  <m:ctrlPr>
+                    <w:rPr>
+                      <w:rFonts w:ascii="Cambria Math" w:eastAsiaTheme="minorEastAsia" w:hAnsi="Cambria Math"/>
+                      <w:i/>
+                      <w:iCs/>
+                      <w:szCs w:val="24"/>
+                    </w:rPr>
+                  </m:ctrlPr>
+                </m:dPr>
+                <m:e>
+                  <m:r>
+                    <w:rPr>
+                      <w:rFonts w:ascii="Cambria Math" w:eastAsiaTheme="minorEastAsia" w:hAnsi="Cambria Math"/>
+                      <w:szCs w:val="24"/>
+                    </w:rPr>
+                    <m:t>6</m:t>
+                  </m:r>
+                  <m:r>
+                    <w:rPr>
+                      <w:rFonts w:ascii="Cambria Math" w:eastAsiaTheme="minorEastAsia" w:hAnsi="Cambria Math"/>
+                    </w:rPr>
+                    <m:t>∙</m:t>
+                  </m:r>
+                  <m:r>
+                    <w:rPr>
+                      <w:rFonts w:ascii="Cambria Math" w:eastAsiaTheme="minorEastAsia" w:hAnsi="Cambria Math"/>
+                    </w:rPr>
+                    <m:t>0</m:t>
+                  </m:r>
+                </m:e>
+              </m:d>
+              <m:r>
+                <w:rPr>
+                  <w:rFonts w:ascii="Cambria Math" w:eastAsiaTheme="minorEastAsia" w:hAnsi="Cambria Math"/>
+                  <w:szCs w:val="24"/>
+                </w:rPr>
+                <m:t>!</m:t>
+              </m:r>
+              <m:ctrlPr>
+                <w:rPr>
+                  <w:rFonts w:ascii="Cambria Math" w:eastAsiaTheme="minorEastAsia" w:hAnsi="Cambria Math"/>
+                  <w:i/>
+                </w:rPr>
+              </m:ctrlPr>
+            </m:num>
+            <m:den>
+              <m:d>
+                <m:dPr>
+                  <m:ctrlPr>
+                    <w:rPr>
+                      <w:rFonts w:ascii="Cambria Math" w:eastAsiaTheme="minorEastAsia" w:hAnsi="Cambria Math"/>
+                      <w:i/>
+                      <w:iCs/>
+                      <w:szCs w:val="24"/>
+                    </w:rPr>
+                  </m:ctrlPr>
+                </m:dPr>
+                <m:e>
+                  <m:r>
+                    <w:rPr>
+                      <w:rFonts w:ascii="Cambria Math" w:eastAsiaTheme="minorEastAsia" w:hAnsi="Cambria Math"/>
+                      <w:szCs w:val="24"/>
+                    </w:rPr>
+                    <m:t>3</m:t>
+                  </m:r>
+                  <m:r>
+                    <w:rPr>
+                      <w:rFonts w:ascii="Cambria Math" w:eastAsiaTheme="minorEastAsia" w:hAnsi="Cambria Math"/>
+                    </w:rPr>
+                    <m:t>∙</m:t>
+                  </m:r>
+                  <m:r>
+                    <w:rPr>
+                      <w:rFonts w:ascii="Cambria Math" w:eastAsiaTheme="minorEastAsia" w:hAnsi="Cambria Math"/>
+                    </w:rPr>
+                    <m:t>0</m:t>
+                  </m:r>
+                </m:e>
+              </m:d>
+              <m:r>
+                <w:rPr>
+                  <w:rFonts w:ascii="Cambria Math" w:eastAsiaTheme="minorEastAsia" w:hAnsi="Cambria Math"/>
+                  <w:szCs w:val="24"/>
+                </w:rPr>
+                <m:t>!</m:t>
+              </m:r>
+              <m:sSup>
+                <m:sSupPr>
+                  <m:ctrlPr>
+                    <w:rPr>
+                      <w:rFonts w:ascii="Cambria Math" w:eastAsiaTheme="minorEastAsia" w:hAnsi="Cambria Math"/>
+                      <w:i/>
+                      <w:iCs/>
+                      <w:szCs w:val="24"/>
+                    </w:rPr>
+                  </m:ctrlPr>
+                </m:sSupPr>
+                <m:e>
+                  <m:r>
+                    <w:rPr>
+                      <w:rFonts w:ascii="Cambria Math" w:eastAsiaTheme="minorEastAsia" w:hAnsi="Cambria Math"/>
+                      <w:szCs w:val="24"/>
+                    </w:rPr>
+                    <m:t>0</m:t>
+                  </m:r>
+                  <m:r>
+                    <w:rPr>
+                      <w:rFonts w:ascii="Cambria Math" w:eastAsiaTheme="minorEastAsia" w:hAnsi="Cambria Math"/>
+                      <w:szCs w:val="24"/>
+                    </w:rPr>
+                    <m:t>!</m:t>
+                  </m:r>
+                  <m:ctrlPr>
+                    <w:rPr>
+                      <w:rFonts w:ascii="Cambria Math" w:eastAsia="Cambria Math" w:hAnsi="Cambria Math" w:cs="Cambria Math"/>
+                      <w:i/>
+                      <w:iCs/>
+                      <w:szCs w:val="24"/>
+                    </w:rPr>
+                  </m:ctrlPr>
+                </m:e>
+                <m:sup>
+                  <m:r>
+                    <w:rPr>
+                      <w:rFonts w:ascii="Cambria Math" w:eastAsiaTheme="minorEastAsia" w:hAnsi="Cambria Math"/>
+                      <w:szCs w:val="24"/>
+                    </w:rPr>
+                    <m:t>3</m:t>
+                  </m:r>
+                </m:sup>
+              </m:sSup>
+              <m:sSup>
+                <m:sSupPr>
+                  <m:ctrlPr>
+                    <w:rPr>
+                      <w:rFonts w:ascii="Cambria Math" w:eastAsiaTheme="minorEastAsia" w:hAnsi="Cambria Math"/>
+                      <w:i/>
+                      <w:iCs/>
+                      <w:szCs w:val="24"/>
+                    </w:rPr>
+                  </m:ctrlPr>
+                </m:sSupPr>
+                <m:e>
+                  <m:r>
+                    <w:rPr>
+                      <w:rFonts w:ascii="Cambria Math" w:eastAsiaTheme="minorEastAsia" w:hAnsi="Cambria Math"/>
+                      <w:szCs w:val="24"/>
+                    </w:rPr>
+                    <m:t>640320</m:t>
+                  </m:r>
+                  <m:ctrlPr>
+                    <w:rPr>
+                      <w:rFonts w:ascii="Cambria Math" w:eastAsiaTheme="minorEastAsia" w:hAnsi="Cambria Math"/>
+                      <w:i/>
+                      <w:szCs w:val="24"/>
+                    </w:rPr>
+                  </m:ctrlPr>
+                </m:e>
+                <m:sup>
+                  <m:r>
+                    <w:rPr>
+                      <w:rFonts w:ascii="Cambria Math" w:eastAsiaTheme="minorEastAsia" w:hAnsi="Cambria Math"/>
+                      <w:szCs w:val="24"/>
+                    </w:rPr>
+                    <m:t>3</m:t>
+                  </m:r>
+                  <m:r>
+                    <w:rPr>
+                      <w:rFonts w:ascii="Cambria Math" w:eastAsiaTheme="minorEastAsia" w:hAnsi="Cambria Math"/>
+                    </w:rPr>
+                    <m:t>∙</m:t>
+                  </m:r>
+                  <m:r>
+                    <w:rPr>
+                      <w:rFonts w:ascii="Cambria Math" w:eastAsiaTheme="minorEastAsia" w:hAnsi="Cambria Math"/>
+                    </w:rPr>
+                    <m:t>0</m:t>
+                  </m:r>
+                </m:sup>
+              </m:sSup>
+            </m:den>
+          </m:f>
+          <m:r>
+            <w:rPr>
+              <w:rFonts w:ascii="Cambria Math" w:eastAsiaTheme="minorEastAsia" w:hAnsi="Cambria Math"/>
+              <w:szCs w:val="24"/>
+            </w:rPr>
+            <m:t>=</m:t>
+          </m:r>
+          <m:f>
+            <m:fPr>
+              <m:ctrlPr>
+                <w:rPr>
+                  <w:rFonts w:ascii="Cambria Math" w:eastAsiaTheme="minorEastAsia" w:hAnsi="Cambria Math"/>
+                  <w:i/>
+                  <w:iCs/>
+                  <w:szCs w:val="24"/>
+                </w:rPr>
+              </m:ctrlPr>
+            </m:fPr>
+            <m:num>
+              <m:r>
+                <w:rPr>
+                  <w:rFonts w:ascii="Cambria Math" w:eastAsiaTheme="minorEastAsia" w:hAnsi="Cambria Math"/>
+                  <w:szCs w:val="24"/>
+                </w:rPr>
+                <m:t>1</m:t>
+              </m:r>
+              <m:r>
+                <w:rPr>
+                  <w:rFonts w:ascii="Cambria Math" w:eastAsiaTheme="minorEastAsia" w:hAnsi="Cambria Math"/>
+                  <w:szCs w:val="24"/>
+                </w:rPr>
+                <m:t>∙</m:t>
+              </m:r>
+              <m:r>
+                <w:rPr>
+                  <w:rFonts w:ascii="Cambria Math" w:eastAsiaTheme="minorEastAsia" w:hAnsi="Cambria Math"/>
+                  <w:szCs w:val="24"/>
+                </w:rPr>
+                <m:t>1</m:t>
+              </m:r>
+              <m:ctrlPr>
+                <w:rPr>
+                  <w:rFonts w:ascii="Cambria Math" w:eastAsiaTheme="minorEastAsia" w:hAnsi="Cambria Math"/>
+                  <w:i/>
+                </w:rPr>
+              </m:ctrlPr>
+            </m:num>
+            <m:den>
+              <m:r>
+                <w:rPr>
+                  <w:rFonts w:ascii="Cambria Math" w:eastAsiaTheme="minorEastAsia" w:hAnsi="Cambria Math"/>
+                </w:rPr>
+                <m:t>1</m:t>
+              </m:r>
+              <m:r>
+                <w:rPr>
+                  <w:rFonts w:ascii="Cambria Math" w:eastAsiaTheme="minorEastAsia" w:hAnsi="Cambria Math"/>
+                </w:rPr>
+                <m:t>∙</m:t>
+              </m:r>
+              <m:r>
+                <w:rPr>
+                  <w:rFonts w:ascii="Cambria Math" w:eastAsiaTheme="minorEastAsia" w:hAnsi="Cambria Math"/>
+                </w:rPr>
+                <m:t>1</m:t>
+              </m:r>
+              <m:r>
+                <w:rPr>
+                  <w:rFonts w:ascii="Cambria Math" w:eastAsiaTheme="minorEastAsia" w:hAnsi="Cambria Math"/>
+                </w:rPr>
+                <m:t>∙</m:t>
+              </m:r>
+              <m:r>
+                <w:rPr>
+                  <w:rFonts w:ascii="Cambria Math" w:eastAsiaTheme="minorEastAsia" w:hAnsi="Cambria Math"/>
+                </w:rPr>
+                <m:t>1</m:t>
+              </m:r>
+            </m:den>
+          </m:f>
+          <m:r>
+            <w:rPr>
+              <w:rFonts w:ascii="Cambria Math" w:eastAsiaTheme="minorEastAsia" w:hAnsi="Cambria Math"/>
+              <w:szCs w:val="24"/>
+            </w:rPr>
+            <m:t>=</m:t>
+          </m:r>
+          <m:f>
+            <m:fPr>
+              <m:ctrlPr>
+                <w:rPr>
+                  <w:rFonts w:ascii="Cambria Math" w:eastAsiaTheme="minorEastAsia" w:hAnsi="Cambria Math"/>
+                  <w:i/>
+                  <w:iCs/>
+                  <w:szCs w:val="24"/>
+                </w:rPr>
+              </m:ctrlPr>
+            </m:fPr>
+            <m:num>
+              <m:r>
+                <w:rPr>
+                  <w:rFonts w:ascii="Cambria Math" w:eastAsiaTheme="minorEastAsia" w:hAnsi="Cambria Math"/>
+                  <w:szCs w:val="24"/>
+                </w:rPr>
+                <m:t>1</m:t>
+              </m:r>
+              <m:ctrlPr>
+                <w:rPr>
+                  <w:rFonts w:ascii="Cambria Math" w:eastAsiaTheme="minorEastAsia" w:hAnsi="Cambria Math"/>
+                  <w:i/>
+                  <w:iCs/>
+                </w:rPr>
+              </m:ctrlPr>
+            </m:num>
+            <m:den>
+              <m:r>
+                <w:rPr>
+                  <w:rFonts w:ascii="Cambria Math" w:eastAsiaTheme="minorEastAsia" w:hAnsi="Cambria Math"/>
+                </w:rPr>
+                <m:t>1</m:t>
+              </m:r>
+            </m:den>
+          </m:f>
+        </m:oMath>
+      </m:oMathPara>
+    </w:p>
+    <w:p>
+      <w:pPr>
+        <w:rPr>
+          <w:rFonts w:eastAsiaTheme="minorEastAsia"/>
+          <w:iCs/>
+          <w:szCs w:val="24"/>
+        </w:rPr>
+      </w:pPr>
+      <w:r>
+        <w:rPr>
+          <w:rFonts w:eastAsiaTheme="minorEastAsia"/>
+          <w:iCs/>
+          <w:szCs w:val="24"/>
+        </w:rPr>
+        <w:t>Tehát egyszerűen megválaszthatjuk az alábbi értékeket:</w:t>
+      </w:r>
+    </w:p>
+    <w:p>
+      <w:pPr>
+        <w:rPr>
+          <w:rFonts w:eastAsiaTheme="minorEastAsia"/>
+          <w:iCs/>
+        </w:rPr>
+      </w:pPr>
+      <m:oMathPara>
+        <m:oMath>
+          <m:sSub>
+            <m:sSubPr>
+              <m:ctrlPr>
+                <w:rPr>
+                  <w:rFonts w:ascii="Cambria Math" w:eastAsiaTheme="minorEastAsia" w:hAnsi="Cambria Math"/>
+                  <w:i/>
+                  <w:iCs/>
+                </w:rPr>
+              </m:ctrlPr>
+            </m:sSubPr>
+            <m:e>
+              <m:r>
+                <w:rPr>
+                  <w:rFonts w:ascii="Cambria Math" w:eastAsiaTheme="minorEastAsia" w:hAnsi="Cambria Math"/>
+                </w:rPr>
+                <m:t>p</m:t>
+              </m:r>
+            </m:e>
+            <m:sub>
+              <m:r>
+                <w:rPr>
+                  <w:rFonts w:ascii="Cambria Math" w:eastAsiaTheme="minorEastAsia" w:hAnsi="Cambria Math"/>
+                </w:rPr>
+                <m:t>0</m:t>
+              </m:r>
+            </m:sub>
+          </m:sSub>
+          <m:r>
+            <w:rPr>
+              <w:rFonts w:ascii="Cambria Math" w:eastAsiaTheme="minorEastAsia" w:hAnsi="Cambria Math"/>
+            </w:rPr>
+            <m:t>=1</m:t>
+          </m:r>
+        </m:oMath>
+      </m:oMathPara>
+    </w:p>
+    <w:p>
+      <w:pPr>
+        <w:rPr>
+          <w:rFonts w:eastAsiaTheme="minorEastAsia"/>
+          <w:iCs/>
+        </w:rPr>
+      </w:pPr>
+      <m:oMathPara>
+        <m:oMath>
+          <m:sSub>
+            <m:sSubPr>
+              <m:ctrlPr>
+                <w:rPr>
+                  <w:rFonts w:ascii="Cambria Math" w:eastAsiaTheme="minorEastAsia" w:hAnsi="Cambria Math"/>
+                  <w:i/>
+                  <w:iCs/>
+                </w:rPr>
+              </m:ctrlPr>
+            </m:sSubPr>
+            <m:e>
+              <m:r>
+                <w:rPr>
+                  <w:rFonts w:ascii="Cambria Math" w:eastAsiaTheme="minorEastAsia" w:hAnsi="Cambria Math"/>
+                </w:rPr>
+                <m:t>q</m:t>
+              </m:r>
+            </m:e>
+            <m:sub>
+              <m:r>
+                <w:rPr>
+                  <w:rFonts w:ascii="Cambria Math" w:eastAsiaTheme="minorEastAsia" w:hAnsi="Cambria Math"/>
+                </w:rPr>
+                <m:t>0</m:t>
+              </m:r>
+            </m:sub>
+          </m:sSub>
+          <m:r>
+            <w:rPr>
+              <w:rFonts w:ascii="Cambria Math" w:eastAsiaTheme="minorEastAsia" w:hAnsi="Cambria Math"/>
+            </w:rPr>
+            <m:t>=1</m:t>
+          </m:r>
+        </m:oMath>
+      </m:oMathPara>
+    </w:p>
+    <w:p>
+      <w:pPr>
+        <w:rPr>
+          <w:rFonts w:eastAsiaTheme="minorEastAsia"/>
+          <w:iCs/>
+        </w:rPr>
+      </w:pPr>
+      <w:r>
+        <w:rPr>
+          <w:rFonts w:eastAsiaTheme="minorEastAsia"/>
+        </w:rPr>
+        <w:t>Összefoglalva,</w:t>
+      </w:r>
+      <w:r>
+        <w:rPr>
+          <w:rFonts w:eastAsiaTheme="minorEastAsia"/>
+        </w:rPr>
+        <w:t xml:space="preserve"> az algoritmus felírható </w:t>
       </w:r>
       <m:oMath>
         <m:r>
@@ -29736,14 +32447,7 @@
           <w:rFonts w:eastAsiaTheme="minorEastAsia"/>
           <w:iCs/>
         </w:rPr>
-        <w:t xml:space="preserve"> esetén </w:t>
-      </w:r>
-      <w:r>
-        <w:rPr>
-          <w:rFonts w:eastAsiaTheme="minorEastAsia"/>
-          <w:iCs/>
-        </w:rPr>
-        <w:t>a következő értékek megválasztásával:</w:t>
+        <w:t xml:space="preserve"> esetén a következő értékek megválasztásával:</w:t>
       </w:r>
     </w:p>
     <w:p>
@@ -29987,6 +32691,131 @@
             <w:rPr>
               <w:rFonts w:ascii="Cambria Math" w:eastAsiaTheme="minorEastAsia" w:hAnsi="Cambria Math"/>
             </w:rPr>
+            <m:t>=10939058860032000</m:t>
+          </m:r>
+          <m:sSup>
+            <m:sSupPr>
+              <m:ctrlPr>
+                <w:rPr>
+                  <w:rFonts w:ascii="Cambria Math" w:eastAsiaTheme="minorEastAsia" w:hAnsi="Cambria Math"/>
+                  <w:i/>
+                  <w:iCs/>
+                </w:rPr>
+              </m:ctrlPr>
+            </m:sSupPr>
+            <m:e>
+              <m:r>
+                <w:rPr>
+                  <w:rFonts w:ascii="Cambria Math" w:eastAsiaTheme="minorEastAsia" w:hAnsi="Cambria Math"/>
+                </w:rPr>
+                <m:t>k</m:t>
+              </m:r>
+            </m:e>
+            <m:sup>
+              <m:r>
+                <w:rPr>
+                  <w:rFonts w:ascii="Cambria Math" w:eastAsiaTheme="minorEastAsia" w:hAnsi="Cambria Math"/>
+                </w:rPr>
+                <m:t>3</m:t>
+              </m:r>
+            </m:sup>
+          </m:sSup>
+        </m:oMath>
+      </m:oMathPara>
+    </w:p>
+    <w:p>
+      <w:pPr>
+        <w:rPr>
+          <w:rFonts w:eastAsiaTheme="minorEastAsia"/>
+          <w:iCs/>
+        </w:rPr>
+      </w:pPr>
+      <w:r>
+        <w:rPr>
+          <w:rFonts w:eastAsiaTheme="minorEastAsia"/>
+          <w:iCs/>
+        </w:rPr>
+        <w:t xml:space="preserve">Mivel a </w:t>
+      </w:r>
+      <m:oMath>
+        <m:sSub>
+          <m:sSubPr>
+            <m:ctrlPr>
+              <w:rPr>
+                <w:rFonts w:ascii="Cambria Math" w:eastAsiaTheme="minorEastAsia" w:hAnsi="Cambria Math"/>
+                <w:i/>
+                <w:iCs/>
+              </w:rPr>
+            </m:ctrlPr>
+          </m:sSubPr>
+          <m:e>
+            <m:r>
+              <w:rPr>
+                <w:rFonts w:ascii="Cambria Math" w:eastAsiaTheme="minorEastAsia" w:hAnsi="Cambria Math"/>
+              </w:rPr>
+              <m:t>b</m:t>
+            </m:r>
+          </m:e>
+          <m:sub>
+            <m:r>
+              <w:rPr>
+                <w:rFonts w:ascii="Cambria Math" w:eastAsiaTheme="minorEastAsia" w:hAnsi="Cambria Math"/>
+              </w:rPr>
+              <m:t>k</m:t>
+            </m:r>
+          </m:sub>
+        </m:sSub>
+      </m:oMath>
+      <w:r>
+        <w:rPr>
+          <w:rFonts w:eastAsiaTheme="minorEastAsia"/>
+          <w:iCs/>
+        </w:rPr>
+        <w:t xml:space="preserve"> sorozat folytonosan 1 és mivel csak szorzásokban vesz részt, így az algoritmusból elhagyható.</w:t>
+      </w:r>
+    </w:p>
+    <w:p>
+      <w:pPr>
+        <w:rPr>
+          <w:rFonts w:eastAsiaTheme="minorEastAsia"/>
+          <w:iCs/>
+        </w:rPr>
+      </w:pPr>
+      <m:oMathPara>
+        <m:oMathParaPr>
+          <m:jc m:val="center"/>
+        </m:oMathParaPr>
+        <m:oMath>
+          <m:f>
+            <m:fPr>
+              <m:ctrlPr>
+                <w:rPr>
+                  <w:rFonts w:ascii="Cambria Math" w:eastAsiaTheme="minorEastAsia" w:hAnsi="Cambria Math"/>
+                  <w:i/>
+                </w:rPr>
+              </m:ctrlPr>
+            </m:fPr>
+            <m:num>
+              <m:r>
+                <w:rPr>
+                  <w:rFonts w:ascii="Cambria Math" w:eastAsiaTheme="minorEastAsia" w:hAnsi="Cambria Math"/>
+                </w:rPr>
+                <m:t>1</m:t>
+              </m:r>
+            </m:num>
+            <m:den>
+              <m:r>
+                <w:rPr>
+                  <w:rFonts w:ascii="Cambria Math" w:eastAsiaTheme="minorEastAsia" w:hAnsi="Cambria Math"/>
+                </w:rPr>
+                <m:t>π</m:t>
+              </m:r>
+            </m:den>
+          </m:f>
+          <m:r>
+            <w:rPr>
+              <w:rFonts w:ascii="Cambria Math" w:eastAsiaTheme="minorEastAsia" w:hAnsi="Cambria Math"/>
+            </w:rPr>
             <m:t>=</m:t>
           </m:r>
           <m:f>
@@ -29995,13 +32824,28 @@
                 <w:rPr>
                   <w:rFonts w:ascii="Cambria Math" w:eastAsiaTheme="minorEastAsia" w:hAnsi="Cambria Math"/>
                   <w:i/>
-                  <w:iCs/>
                 </w:rPr>
               </m:ctrlPr>
             </m:fPr>
             <m:num>
-              <m:sSup>
-                <m:sSupPr>
+              <m:r>
+                <w:rPr>
+                  <w:rFonts w:ascii="Cambria Math" w:eastAsiaTheme="minorEastAsia" w:hAnsi="Cambria Math"/>
+                </w:rPr>
+                <m:t>1</m:t>
+              </m:r>
+              <m:ctrlPr>
+                <w:rPr>
+                  <w:rFonts w:ascii="Cambria Math" w:eastAsiaTheme="minorEastAsia" w:hAnsi="Cambria Math"/>
+                  <w:i/>
+                  <w:iCs/>
+                </w:rPr>
+              </m:ctrlPr>
+            </m:num>
+            <m:den>
+              <m:rad>
+                <m:radPr>
+                  <m:degHide m:val="1"/>
                   <m:ctrlPr>
                     <w:rPr>
                       <w:rFonts w:ascii="Cambria Math" w:eastAsiaTheme="minorEastAsia" w:hAnsi="Cambria Math"/>
@@ -30009,69 +32853,60 @@
                       <w:iCs/>
                     </w:rPr>
                   </m:ctrlPr>
-                </m:sSupPr>
+                </m:radPr>
+                <m:deg>
+                  <m:ctrlPr>
+                    <w:rPr>
+                      <w:rFonts w:ascii="Cambria Math" w:eastAsiaTheme="minorEastAsia" w:hAnsi="Cambria Math"/>
+                      <w:i/>
+                    </w:rPr>
+                  </m:ctrlPr>
+                </m:deg>
                 <m:e>
                   <m:r>
                     <w:rPr>
                       <w:rFonts w:ascii="Cambria Math" w:eastAsiaTheme="minorEastAsia" w:hAnsi="Cambria Math"/>
                     </w:rPr>
-                    <m:t>640320</m:t>
+                    <m:t>10005</m:t>
                   </m:r>
                 </m:e>
-                <m:sup>
-                  <m:r>
-                    <w:rPr>
-                      <w:rFonts w:ascii="Cambria Math" w:eastAsiaTheme="minorEastAsia" w:hAnsi="Cambria Math"/>
-                    </w:rPr>
-                    <m:t>3</m:t>
-                  </m:r>
-                </m:sup>
-              </m:sSup>
-            </m:num>
-            <m:den>
-              <m:r>
-                <w:rPr>
-                  <w:rFonts w:ascii="Cambria Math" w:eastAsiaTheme="minorEastAsia" w:hAnsi="Cambria Math"/>
-                </w:rPr>
-                <m:t>24</m:t>
+              </m:rad>
+              <m:r>
+                <w:rPr>
+                  <w:rFonts w:ascii="Cambria Math" w:eastAsiaTheme="minorEastAsia" w:hAnsi="Cambria Math"/>
+                </w:rPr>
+                <m:t>∙426880</m:t>
               </m:r>
             </m:den>
           </m:f>
-          <m:sSup>
-            <m:sSupPr>
-              <m:ctrlPr>
-                <w:rPr>
-                  <w:rFonts w:ascii="Cambria Math" w:eastAsiaTheme="minorEastAsia" w:hAnsi="Cambria Math"/>
-                  <w:i/>
-                  <w:iCs/>
-                </w:rPr>
-              </m:ctrlPr>
-            </m:sSupPr>
-            <m:e>
-              <m:r>
-                <w:rPr>
-                  <w:rFonts w:ascii="Cambria Math" w:eastAsiaTheme="minorEastAsia" w:hAnsi="Cambria Math"/>
-                </w:rPr>
-                <m:t>k</m:t>
-              </m:r>
-            </m:e>
-            <m:sup>
-              <m:r>
-                <w:rPr>
-                  <w:rFonts w:ascii="Cambria Math" w:eastAsiaTheme="minorEastAsia" w:hAnsi="Cambria Math"/>
-                </w:rPr>
-                <m:t>3</m:t>
-              </m:r>
-            </m:sup>
-          </m:sSup>
           <m:r>
             <w:rPr>
               <w:rFonts w:ascii="Cambria Math" w:eastAsiaTheme="minorEastAsia" w:hAnsi="Cambria Math"/>
             </w:rPr>
-            <m:t>=10939058860032000</m:t>
+            <m:t>S</m:t>
           </m:r>
-          <m:sSup>
-            <m:sSupPr>
+          <m:r>
+            <w:rPr>
+              <w:rFonts w:ascii="Cambria Math" w:eastAsiaTheme="minorEastAsia" w:hAnsi="Cambria Math"/>
+            </w:rPr>
+            <m:t>=</m:t>
+          </m:r>
+          <m:f>
+            <m:fPr>
+              <m:ctrlPr>
+                <w:rPr>
+                  <w:rFonts w:ascii="Cambria Math" w:eastAsiaTheme="minorEastAsia" w:hAnsi="Cambria Math"/>
+                  <w:i/>
+                </w:rPr>
+              </m:ctrlPr>
+            </m:fPr>
+            <m:num>
+              <m:r>
+                <w:rPr>
+                  <w:rFonts w:ascii="Cambria Math" w:eastAsiaTheme="minorEastAsia" w:hAnsi="Cambria Math"/>
+                </w:rPr>
+                <m:t>1</m:t>
+              </m:r>
               <m:ctrlPr>
                 <w:rPr>
                   <w:rFonts w:ascii="Cambria Math" w:eastAsiaTheme="minorEastAsia" w:hAnsi="Cambria Math"/>
@@ -30079,24 +32914,258 @@
                   <w:iCs/>
                 </w:rPr>
               </m:ctrlPr>
-            </m:sSupPr>
-            <m:e>
-              <m:r>
-                <w:rPr>
-                  <w:rFonts w:ascii="Cambria Math" w:eastAsiaTheme="minorEastAsia" w:hAnsi="Cambria Math"/>
-                </w:rPr>
-                <m:t>k</m:t>
-              </m:r>
-            </m:e>
-            <m:sup>
-              <m:r>
-                <w:rPr>
-                  <w:rFonts w:ascii="Cambria Math" w:eastAsiaTheme="minorEastAsia" w:hAnsi="Cambria Math"/>
-                </w:rPr>
-                <m:t>3</m:t>
-              </m:r>
-            </m:sup>
-          </m:sSup>
+            </m:num>
+            <m:den>
+              <m:rad>
+                <m:radPr>
+                  <m:degHide m:val="1"/>
+                  <m:ctrlPr>
+                    <w:rPr>
+                      <w:rFonts w:ascii="Cambria Math" w:eastAsiaTheme="minorEastAsia" w:hAnsi="Cambria Math"/>
+                      <w:i/>
+                      <w:iCs/>
+                    </w:rPr>
+                  </m:ctrlPr>
+                </m:radPr>
+                <m:deg>
+                  <m:ctrlPr>
+                    <w:rPr>
+                      <w:rFonts w:ascii="Cambria Math" w:eastAsiaTheme="minorEastAsia" w:hAnsi="Cambria Math"/>
+                      <w:i/>
+                    </w:rPr>
+                  </m:ctrlPr>
+                </m:deg>
+                <m:e>
+                  <m:r>
+                    <w:rPr>
+                      <w:rFonts w:ascii="Cambria Math" w:eastAsiaTheme="minorEastAsia" w:hAnsi="Cambria Math"/>
+                    </w:rPr>
+                    <m:t>10005</m:t>
+                  </m:r>
+                </m:e>
+              </m:rad>
+              <m:r>
+                <w:rPr>
+                  <w:rFonts w:ascii="Cambria Math" w:eastAsiaTheme="minorEastAsia" w:hAnsi="Cambria Math"/>
+                </w:rPr>
+                <m:t>∙426880</m:t>
+              </m:r>
+            </m:den>
+          </m:f>
+          <m:f>
+            <m:fPr>
+              <m:ctrlPr>
+                <w:rPr>
+                  <w:rFonts w:ascii="Cambria Math" w:eastAsiaTheme="minorEastAsia" w:hAnsi="Cambria Math"/>
+                  <w:i/>
+                  <w:iCs/>
+                </w:rPr>
+              </m:ctrlPr>
+            </m:fPr>
+            <m:num>
+              <m:r>
+                <w:rPr>
+                  <w:rFonts w:ascii="Cambria Math" w:eastAsiaTheme="minorEastAsia" w:hAnsi="Cambria Math"/>
+                </w:rPr>
+                <m:t>T</m:t>
+              </m:r>
+            </m:num>
+            <m:den>
+              <m:r>
+                <w:rPr>
+                  <w:rFonts w:ascii="Cambria Math" w:eastAsiaTheme="minorEastAsia" w:hAnsi="Cambria Math"/>
+                </w:rPr>
+                <m:t>BQ</m:t>
+              </m:r>
+            </m:den>
+          </m:f>
+          <m:r>
+            <w:rPr>
+              <w:rFonts w:ascii="Cambria Math" w:eastAsiaTheme="minorEastAsia" w:hAnsi="Cambria Math"/>
+            </w:rPr>
+            <m:t>=</m:t>
+          </m:r>
+          <m:f>
+            <m:fPr>
+              <m:ctrlPr>
+                <w:rPr>
+                  <w:rFonts w:ascii="Cambria Math" w:eastAsiaTheme="minorEastAsia" w:hAnsi="Cambria Math"/>
+                  <w:i/>
+                </w:rPr>
+              </m:ctrlPr>
+            </m:fPr>
+            <m:num>
+              <m:r>
+                <w:rPr>
+                  <w:rFonts w:ascii="Cambria Math" w:eastAsiaTheme="minorEastAsia" w:hAnsi="Cambria Math"/>
+                </w:rPr>
+                <m:t>1</m:t>
+              </m:r>
+              <m:ctrlPr>
+                <w:rPr>
+                  <w:rFonts w:ascii="Cambria Math" w:eastAsiaTheme="minorEastAsia" w:hAnsi="Cambria Math"/>
+                  <w:i/>
+                  <w:iCs/>
+                </w:rPr>
+              </m:ctrlPr>
+            </m:num>
+            <m:den>
+              <m:rad>
+                <m:radPr>
+                  <m:degHide m:val="1"/>
+                  <m:ctrlPr>
+                    <w:rPr>
+                      <w:rFonts w:ascii="Cambria Math" w:eastAsiaTheme="minorEastAsia" w:hAnsi="Cambria Math"/>
+                      <w:i/>
+                      <w:iCs/>
+                    </w:rPr>
+                  </m:ctrlPr>
+                </m:radPr>
+                <m:deg>
+                  <m:ctrlPr>
+                    <w:rPr>
+                      <w:rFonts w:ascii="Cambria Math" w:eastAsiaTheme="minorEastAsia" w:hAnsi="Cambria Math"/>
+                      <w:i/>
+                    </w:rPr>
+                  </m:ctrlPr>
+                </m:deg>
+                <m:e>
+                  <m:r>
+                    <w:rPr>
+                      <w:rFonts w:ascii="Cambria Math" w:eastAsiaTheme="minorEastAsia" w:hAnsi="Cambria Math"/>
+                    </w:rPr>
+                    <m:t>10005</m:t>
+                  </m:r>
+                </m:e>
+              </m:rad>
+              <m:r>
+                <w:rPr>
+                  <w:rFonts w:ascii="Cambria Math" w:eastAsiaTheme="minorEastAsia" w:hAnsi="Cambria Math"/>
+                </w:rPr>
+                <m:t>∙426880</m:t>
+              </m:r>
+            </m:den>
+          </m:f>
+          <m:f>
+            <m:fPr>
+              <m:ctrlPr>
+                <w:rPr>
+                  <w:rFonts w:ascii="Cambria Math" w:eastAsiaTheme="minorEastAsia" w:hAnsi="Cambria Math"/>
+                  <w:i/>
+                  <w:iCs/>
+                </w:rPr>
+              </m:ctrlPr>
+            </m:fPr>
+            <m:num>
+              <m:r>
+                <w:rPr>
+                  <w:rFonts w:ascii="Cambria Math" w:eastAsiaTheme="minorEastAsia" w:hAnsi="Cambria Math"/>
+                </w:rPr>
+                <m:t>T</m:t>
+              </m:r>
+            </m:num>
+            <m:den>
+              <m:r>
+                <w:rPr>
+                  <w:rFonts w:ascii="Cambria Math" w:eastAsiaTheme="minorEastAsia" w:hAnsi="Cambria Math"/>
+                </w:rPr>
+                <m:t>Q</m:t>
+              </m:r>
+            </m:den>
+          </m:f>
+          <m:r>
+            <w:rPr>
+              <w:rFonts w:ascii="Cambria Math" w:eastAsiaTheme="minorEastAsia" w:hAnsi="Cambria Math"/>
+            </w:rPr>
+            <m:t>=</m:t>
+          </m:r>
+          <m:r>
+            <w:rPr>
+              <w:rFonts w:ascii="Cambria Math" w:eastAsiaTheme="minorEastAsia" w:hAnsi="Cambria Math"/>
+            </w:rPr>
+            <w:br/>
+          </m:r>
+        </m:oMath>
+        <m:oMath>
+          <m:r>
+            <w:rPr>
+              <w:rFonts w:ascii="Cambria Math" w:eastAsiaTheme="minorEastAsia" w:hAnsi="Cambria Math"/>
+            </w:rPr>
+            <m:t>=</m:t>
+          </m:r>
+          <m:f>
+            <m:fPr>
+              <m:ctrlPr>
+                <w:rPr>
+                  <w:rFonts w:ascii="Cambria Math" w:eastAsiaTheme="minorEastAsia" w:hAnsi="Cambria Math"/>
+                  <w:i/>
+                </w:rPr>
+              </m:ctrlPr>
+            </m:fPr>
+            <m:num>
+              <m:r>
+                <w:rPr>
+                  <w:rFonts w:ascii="Cambria Math" w:eastAsiaTheme="minorEastAsia" w:hAnsi="Cambria Math"/>
+                </w:rPr>
+                <m:t>T</m:t>
+              </m:r>
+              <m:ctrlPr>
+                <w:rPr>
+                  <w:rFonts w:ascii="Cambria Math" w:eastAsiaTheme="minorEastAsia" w:hAnsi="Cambria Math"/>
+                  <w:i/>
+                  <w:iCs/>
+                </w:rPr>
+              </m:ctrlPr>
+            </m:num>
+            <m:den>
+              <m:rad>
+                <m:radPr>
+                  <m:degHide m:val="1"/>
+                  <m:ctrlPr>
+                    <w:rPr>
+                      <w:rFonts w:ascii="Cambria Math" w:eastAsiaTheme="minorEastAsia" w:hAnsi="Cambria Math"/>
+                      <w:i/>
+                      <w:iCs/>
+                    </w:rPr>
+                  </m:ctrlPr>
+                </m:radPr>
+                <m:deg>
+                  <m:ctrlPr>
+                    <w:rPr>
+                      <w:rFonts w:ascii="Cambria Math" w:eastAsiaTheme="minorEastAsia" w:hAnsi="Cambria Math"/>
+                      <w:i/>
+                    </w:rPr>
+                  </m:ctrlPr>
+                </m:deg>
+                <m:e>
+                  <m:r>
+                    <w:rPr>
+                      <w:rFonts w:ascii="Cambria Math" w:eastAsiaTheme="minorEastAsia" w:hAnsi="Cambria Math"/>
+                    </w:rPr>
+                    <m:t>10005</m:t>
+                  </m:r>
+                </m:e>
+              </m:rad>
+              <m:r>
+                <w:rPr>
+                  <w:rFonts w:ascii="Cambria Math" w:eastAsiaTheme="minorEastAsia" w:hAnsi="Cambria Math"/>
+                </w:rPr>
+                <m:t>∙426880∙</m:t>
+              </m:r>
+              <m:r>
+                <w:rPr>
+                  <w:rFonts w:ascii="Cambria Math" w:eastAsiaTheme="minorEastAsia" w:hAnsi="Cambria Math"/>
+                </w:rPr>
+                <m:t>Q</m:t>
+              </m:r>
+            </m:den>
+          </m:f>
+          <m:r>
+            <w:rPr>
+              <w:rFonts w:ascii="Cambria Math" w:eastAsiaTheme="minorEastAsia" w:hAnsi="Cambria Math"/>
+            </w:rPr>
+            <m:t xml:space="preserve"> </m:t>
+          </m:r>
         </m:oMath>
       </m:oMathPara>
     </w:p>
@@ -30112,43 +33181,21 @@
           <w:rFonts w:eastAsiaTheme="minorEastAsia"/>
           <w:iCs/>
         </w:rPr>
-        <w:t xml:space="preserve">Mivel a </w:t>
-      </w:r>
-      <m:oMath>
-        <m:sSub>
-          <m:sSubPr>
-            <m:ctrlPr>
-              <w:rPr>
-                <w:rFonts w:ascii="Cambria Math" w:eastAsiaTheme="minorEastAsia" w:hAnsi="Cambria Math"/>
-                <w:i/>
-                <w:iCs/>
-              </w:rPr>
-            </m:ctrlPr>
-          </m:sSubPr>
-          <m:e>
-            <m:r>
-              <w:rPr>
-                <w:rFonts w:ascii="Cambria Math" w:eastAsiaTheme="minorEastAsia" w:hAnsi="Cambria Math"/>
-              </w:rPr>
-              <m:t>b</m:t>
-            </m:r>
-          </m:e>
-          <m:sub>
-            <m:r>
-              <w:rPr>
-                <w:rFonts w:ascii="Cambria Math" w:eastAsiaTheme="minorEastAsia" w:hAnsi="Cambria Math"/>
-              </w:rPr>
-              <m:t>k</m:t>
-            </m:r>
-          </m:sub>
-        </m:sSub>
-      </m:oMath>
+        <w:t>Vagyis</w:t>
+      </w:r>
       <w:r>
         <w:rPr>
           <w:rFonts w:eastAsiaTheme="minorEastAsia"/>
           <w:iCs/>
         </w:rPr>
-        <w:t xml:space="preserve"> sorozat folytonosan 1 és mivel csak szorzásokban vesz részt, így az algoritmusból elhagyható.</w:t>
+        <w:t xml:space="preserve"> egy egyszerű reciprok vonással megkapjuk</w:t>
+      </w:r>
+      <w:r>
+        <w:rPr>
+          <w:rFonts w:eastAsiaTheme="minorEastAsia"/>
+          <w:iCs/>
+        </w:rPr>
+        <w:t>:</w:t>
       </w:r>
     </w:p>
     <w:p>
@@ -30164,7 +33211,13 @@
             <w:rPr>
               <w:rFonts w:ascii="Cambria Math" w:eastAsiaTheme="minorEastAsia" w:hAnsi="Cambria Math"/>
             </w:rPr>
-            <m:t>π=</m:t>
+            <m:t>π</m:t>
+          </m:r>
+          <m:r>
+            <w:rPr>
+              <w:rFonts w:ascii="Cambria Math" w:eastAsiaTheme="minorEastAsia" w:hAnsi="Cambria Math"/>
+            </w:rPr>
+            <m:t>=</m:t>
           </m:r>
           <m:f>
             <m:fPr>
@@ -30188,7 +33241,14 @@
                     </w:rPr>
                   </m:ctrlPr>
                 </m:radPr>
-                <m:deg/>
+                <m:deg>
+                  <m:ctrlPr>
+                    <w:rPr>
+                      <w:rFonts w:ascii="Cambria Math" w:eastAsiaTheme="minorEastAsia" w:hAnsi="Cambria Math"/>
+                      <w:i/>
+                    </w:rPr>
+                  </m:ctrlPr>
+                </m:deg>
                 <m:e>
                   <m:r>
                     <w:rPr>
@@ -30204,6 +33264,12 @@
                 </w:rPr>
                 <m:t>∙426880∙Q</m:t>
               </m:r>
+              <m:ctrlPr>
+                <w:rPr>
+                  <w:rFonts w:ascii="Cambria Math" w:eastAsiaTheme="minorEastAsia" w:hAnsi="Cambria Math"/>
+                  <w:i/>
+                </w:rPr>
+              </m:ctrlPr>
             </m:num>
             <m:den>
               <m:r>
@@ -30408,12 +33474,21 @@
           <w:iCs/>
         </w:rPr>
       </w:pPr>
+      <w:proofErr w:type="spellStart"/>
       <w:r>
         <w:rPr>
           <w:rFonts w:eastAsiaTheme="minorEastAsia"/>
           <w:iCs/>
         </w:rPr>
-        <w:t>Leonhard Euler bizonyította, hogy ez az érték kifejezhető a következő végtelen sor használatával:</w:t>
+        <w:t>Leonhard</w:t>
+      </w:r>
+      <w:proofErr w:type="spellEnd"/>
+      <w:r>
+        <w:rPr>
+          <w:rFonts w:eastAsiaTheme="minorEastAsia"/>
+          <w:iCs/>
+        </w:rPr>
+        <w:t xml:space="preserve"> Euler bizonyította, hogy ez az érték kifejezhető a következő végtelen sor használatával:</w:t>
       </w:r>
     </w:p>
     <w:p>
@@ -30429,7 +33504,6 @@
             <w:rPr>
               <w:rFonts w:ascii="Cambria Math" w:eastAsiaTheme="minorEastAsia" w:hAnsi="Cambria Math"/>
             </w:rPr>
-            <w:lastRenderedPageBreak/>
             <m:t>e=</m:t>
           </m:r>
           <m:nary>
@@ -31277,7 +34351,15 @@
         <w:t>Ez a részleg felelős a szöveg feldarabolásáért.</w:t>
       </w:r>
       <w:r>
-        <w:t xml:space="preserve"> Hogy a parser tudja, milyen formájú egységekre kell felbontani a szöveget, minden egyes számológép egy reguláris kifejezésekből álló (Regex) listát tart fent magán belül. Ez a rendszer a leghosszabb illeszkedés elvét követi, miszerint </w:t>
+        <w:t xml:space="preserve"> Hogy a parser tudja, milyen formájú egységekre kell felbontani a szöveget, minden egyes számológép egy reguláris kifejezésekből álló (</w:t>
+      </w:r>
+      <w:proofErr w:type="spellStart"/>
+      <w:r>
+        <w:t>Regex</w:t>
+      </w:r>
+      <w:proofErr w:type="spellEnd"/>
+      <w:r>
+        <w:t xml:space="preserve">) listát tart fent magán belül. Ez a rendszer a leghosszabb illeszkedés elvét követi, miszerint </w:t>
       </w:r>
       <w:r>
         <w:t>a következő vágást a sor elejétől számított leghosszabban a karaktersorozatra illeszkedő szakasz végén kell megejteni.</w:t>
@@ -31443,6 +34525,7 @@
         </w:numPr>
       </w:pPr>
       <w:r>
+        <w:lastRenderedPageBreak/>
         <w:t xml:space="preserve">A reguláris kifejezések megalkotásánál figyelembe kell venni, hogy egy helyes szó a kiértékelés minden egyes fázisában felismerhető. Vagyis például a </w:t>
       </w:r>
       <m:oMath>
@@ -31454,11 +34537,7 @@
         </m:r>
       </m:oMath>
       <w:r>
-        <w:t xml:space="preserve"> kulcsszó </w:t>
-      </w:r>
-      <w:r>
-        <w:lastRenderedPageBreak/>
-        <w:t xml:space="preserve">esetében legalább az egyik reguláris kifejezéssel felismerhetők a </w:t>
+        <w:t xml:space="preserve"> kulcsszó esetében legalább az egyik reguláris kifejezéssel felismerhetők a </w:t>
       </w:r>
       <m:oMath>
         <m:r>
@@ -31551,7 +34630,15 @@
       </w:pPr>
       <w:bookmarkStart w:id="20" w:name="_Toc224580518"/>
       <w:r>
-        <w:t>Absztrakt számológép (Calculator)</w:t>
+        <w:t>Absztrakt számológép (</w:t>
+      </w:r>
+      <w:proofErr w:type="spellStart"/>
+      <w:r>
+        <w:t>Calculator</w:t>
+      </w:r>
+      <w:proofErr w:type="spellEnd"/>
+      <w:r>
+        <w:t>)</w:t>
       </w:r>
       <w:bookmarkEnd w:id="20"/>
     </w:p>
@@ -31632,7 +34719,15 @@
         <w:jc w:val="center"/>
       </w:pPr>
       <w:r>
-        <w:t>&lt;Kép az absztrakt Calculator osztály kifejezésfájáról</w:t>
+        <w:t xml:space="preserve">&lt;Kép az absztrakt </w:t>
+      </w:r>
+      <w:proofErr w:type="spellStart"/>
+      <w:r>
+        <w:t>Calculator</w:t>
+      </w:r>
+      <w:proofErr w:type="spellEnd"/>
+      <w:r>
+        <w:t xml:space="preserve"> osztály kifejezésfájáról</w:t>
       </w:r>
       <w:r>
         <w:t xml:space="preserve"> (UML)</w:t>
@@ -31643,6 +34738,7 @@
     </w:p>
     <w:p>
       <w:r>
+        <w:lastRenderedPageBreak/>
         <w:t>Térjünk is ki rá, hogy mit is jelképeznek az egyes csúcsokon ülő osztályok:</w:t>
       </w:r>
     </w:p>
@@ -31671,7 +34767,15 @@
         <w:t>Egy kifejezés legáltalánosabb leírása.</w:t>
       </w:r>
       <w:r>
-        <w:t xml:space="preserve"> Akár inteface is lehetne.</w:t>
+        <w:t xml:space="preserve"> Akár </w:t>
+      </w:r>
+      <w:proofErr w:type="spellStart"/>
+      <w:r>
+        <w:t>inteface</w:t>
+      </w:r>
+      <w:proofErr w:type="spellEnd"/>
+      <w:r>
+        <w:t xml:space="preserve"> is lehetne.</w:t>
       </w:r>
     </w:p>
     <w:p>
@@ -31679,7 +34783,6 @@
         <w:jc w:val="center"/>
       </w:pPr>
       <w:r>
-        <w:lastRenderedPageBreak/>
         <w:t>&lt;Kép az osztálydiagrammról&gt;</w:t>
       </w:r>
     </w:p>
@@ -31691,6 +34794,7 @@
           <w:numId w:val="9"/>
         </w:numPr>
       </w:pPr>
+      <w:proofErr w:type="spellStart"/>
       <w:r>
         <w:rPr>
           <w:b/>
@@ -31698,6 +34802,7 @@
         </w:rPr>
         <w:t>ValueHolder</w:t>
       </w:r>
+      <w:proofErr w:type="spellEnd"/>
       <w:r>
         <w:t>:</w:t>
       </w:r>
@@ -31757,6 +34862,7 @@
           <w:numId w:val="9"/>
         </w:numPr>
       </w:pPr>
+      <w:proofErr w:type="spellStart"/>
       <w:r>
         <w:rPr>
           <w:b/>
@@ -31764,6 +34870,7 @@
         </w:rPr>
         <w:t>Parenthesized</w:t>
       </w:r>
+      <w:proofErr w:type="spellEnd"/>
       <w:r>
         <w:t>:</w:t>
       </w:r>
@@ -31790,6 +34897,7 @@
           <w:numId w:val="9"/>
         </w:numPr>
       </w:pPr>
+      <w:proofErr w:type="spellStart"/>
       <w:r>
         <w:rPr>
           <w:b/>
@@ -31797,6 +34905,7 @@
         </w:rPr>
         <w:t>FunctionBase</w:t>
       </w:r>
+      <w:proofErr w:type="spellEnd"/>
       <w:r>
         <w:t>:</w:t>
       </w:r>
@@ -31856,6 +34965,7 @@
           <w:numId w:val="9"/>
         </w:numPr>
       </w:pPr>
+      <w:proofErr w:type="spellStart"/>
       <w:r>
         <w:rPr>
           <w:b/>
@@ -31863,6 +34973,7 @@
         </w:rPr>
         <w:t>Function</w:t>
       </w:r>
+      <w:proofErr w:type="spellEnd"/>
       <w:r>
         <w:t>:</w:t>
       </w:r>
@@ -31931,6 +35042,7 @@
           <w:numId w:val="9"/>
         </w:numPr>
       </w:pPr>
+      <w:proofErr w:type="spellStart"/>
       <w:r>
         <w:rPr>
           <w:b/>
@@ -31938,6 +35050,7 @@
         </w:rPr>
         <w:t>Parenthesis</w:t>
       </w:r>
+      <w:proofErr w:type="spellEnd"/>
       <w:r>
         <w:t>:</w:t>
       </w:r>
@@ -31964,6 +35077,7 @@
           <w:numId w:val="9"/>
         </w:numPr>
       </w:pPr>
+      <w:proofErr w:type="spellStart"/>
       <w:r>
         <w:rPr>
           <w:b/>
@@ -31971,6 +35085,7 @@
         </w:rPr>
         <w:t>OpeningParenthesis</w:t>
       </w:r>
+      <w:proofErr w:type="spellEnd"/>
       <w:r>
         <w:t>:</w:t>
       </w:r>
@@ -31997,6 +35112,7 @@
           <w:numId w:val="9"/>
         </w:numPr>
       </w:pPr>
+      <w:proofErr w:type="spellStart"/>
       <w:r>
         <w:rPr>
           <w:b/>
@@ -32004,6 +35120,7 @@
         </w:rPr>
         <w:t>ClosingParenthesis</w:t>
       </w:r>
+      <w:proofErr w:type="spellEnd"/>
       <w:r>
         <w:t>:</w:t>
       </w:r>
@@ -32024,6 +35141,7 @@
     </w:p>
     <w:p>
       <w:r>
+        <w:lastRenderedPageBreak/>
         <w:t>Ennek a fá</w:t>
       </w:r>
       <w:r>
@@ -32038,7 +35156,6 @@
     </w:p>
     <w:p>
       <w:r>
-        <w:lastRenderedPageBreak/>
         <w:t xml:space="preserve">Ezzel már sokkal előrébb vagyunk. Az </w:t>
       </w:r>
       <w:r>
@@ -32560,6 +35677,7 @@
     </w:p>
     <w:p>
       <w:r>
+        <w:lastRenderedPageBreak/>
         <w:t xml:space="preserve">Jobbról balra típusú (jobb asszociatív) operátorok: </w:t>
       </w:r>
       <m:oMath>
@@ -32650,7 +35768,6 @@
           <w:b/>
           <w:bCs/>
         </w:rPr>
-        <w:lastRenderedPageBreak/>
         <w:t>Lengyel forma (postfix alak) előállítása:</w:t>
       </w:r>
     </w:p>
@@ -32670,13 +35787,29 @@
           <w:b/>
           <w:bCs/>
         </w:rPr>
-        <w:t xml:space="preserve"> (Stack)</w:t>
-      </w:r>
+        <w:t xml:space="preserve"> (</w:t>
+      </w:r>
+      <w:proofErr w:type="spellStart"/>
       <w:r>
         <w:rPr>
           <w:b/>
           <w:bCs/>
         </w:rPr>
+        <w:t>Stack</w:t>
+      </w:r>
+      <w:proofErr w:type="spellEnd"/>
+      <w:r>
+        <w:rPr>
+          <w:b/>
+          <w:bCs/>
+        </w:rPr>
+        <w:t>)</w:t>
+      </w:r>
+      <w:r>
+        <w:rPr>
+          <w:b/>
+          <w:bCs/>
+        </w:rPr>
         <w:t xml:space="preserve"> segítségével</w:t>
       </w:r>
       <w:r>
@@ -32709,7 +35842,15 @@
         <w:t xml:space="preserve"> tetején</w:t>
       </w:r>
       <w:r>
-        <w:t xml:space="preserve"> lévő operátort is precedencia szerint</w:t>
+        <w:t xml:space="preserve"> lévő operátort is </w:t>
+      </w:r>
+      <w:proofErr w:type="spellStart"/>
+      <w:r>
+        <w:t>precedencia</w:t>
+      </w:r>
+      <w:proofErr w:type="spellEnd"/>
+      <w:r>
+        <w:t xml:space="preserve"> szerint</w:t>
       </w:r>
       <w:r>
         <w:t>:</w:t>
@@ -32752,8 +35893,17 @@
           <w:b/>
           <w:bCs/>
         </w:rPr>
-        <w:t>beolvasott operátor magasabb precedenciájú</w:t>
-      </w:r>
+        <w:t xml:space="preserve">beolvasott operátor magasabb </w:t>
+      </w:r>
+      <w:proofErr w:type="spellStart"/>
+      <w:r>
+        <w:rPr>
+          <w:b/>
+          <w:bCs/>
+        </w:rPr>
+        <w:t>precedenciájú</w:t>
+      </w:r>
+      <w:proofErr w:type="spellEnd"/>
       <w:r>
         <w:rPr>
           <w:b/>
@@ -32777,8 +35927,17 @@
           <w:b/>
           <w:bCs/>
         </w:rPr>
-        <w:t>beolvasott operátor alacsonyabb precedenciájú</w:t>
-      </w:r>
+        <w:t xml:space="preserve">beolvasott operátor alacsonyabb </w:t>
+      </w:r>
+      <w:proofErr w:type="spellStart"/>
+      <w:r>
+        <w:rPr>
+          <w:b/>
+          <w:bCs/>
+        </w:rPr>
+        <w:t>precedenciájú</w:t>
+      </w:r>
+      <w:proofErr w:type="spellEnd"/>
       <w:r>
         <w:rPr>
           <w:b/>
@@ -32853,7 +36012,15 @@
         <w:jc w:val="center"/>
       </w:pPr>
       <w:r>
-        <w:t>&lt;Struktogramm a lengyel formára alakításról (Orosi Feri oldala)&gt;</w:t>
+        <w:t>&lt;Struktogramm a lengyel formára alakításról (</w:t>
+      </w:r>
+      <w:proofErr w:type="spellStart"/>
+      <w:r>
+        <w:t>Orosi</w:t>
+      </w:r>
+      <w:proofErr w:type="spellEnd"/>
+      <w:r>
+        <w:t xml:space="preserve"> Feri oldala)&gt;</w:t>
       </w:r>
     </w:p>
     <w:p>
@@ -32898,7 +36065,11 @@
         <w:t xml:space="preserve">kezelhető alak és ki is tudnánk értékelni, viszont </w:t>
       </w:r>
       <w:r>
-        <w:t>hogy számítási lépésenként ki tudjuk írni a részeredményeket ez az alak még nem a legalkalmasabb.</w:t>
+        <w:t xml:space="preserve">hogy számítási lépésenként ki tudjuk írni a részeredményeket ez az alak még nem a </w:t>
+      </w:r>
+      <w:r>
+        <w:lastRenderedPageBreak/>
+        <w:t>legalkalmasabb.</w:t>
       </w:r>
       <w:r>
         <w:t xml:space="preserve"> </w:t>
@@ -32921,7 +36092,6 @@
         <w:jc w:val="center"/>
       </w:pPr>
       <w:r>
-        <w:lastRenderedPageBreak/>
         <w:t>&lt;Ábra egy kifejezés fáról&gt;</w:t>
       </w:r>
     </w:p>
@@ -32959,11 +36129,16 @@
       </w:pPr>
       <w:bookmarkStart w:id="21" w:name="_Toc224580519"/>
       <w:r>
-        <w:t>Általános számológép (Standard</w:t>
+        <w:t>Általános számológép (</w:t>
+      </w:r>
+      <w:proofErr w:type="spellStart"/>
+      <w:r>
+        <w:t>Standard</w:t>
       </w:r>
       <w:r>
         <w:t>Calculator</w:t>
       </w:r>
+      <w:proofErr w:type="spellEnd"/>
       <w:r>
         <w:t>)</w:t>
       </w:r>
@@ -33050,6 +36225,7 @@
           <w:numId w:val="9"/>
         </w:numPr>
       </w:pPr>
+      <w:proofErr w:type="spellStart"/>
       <w:r>
         <w:rPr>
           <w:b/>
@@ -33057,6 +36233,7 @@
         </w:rPr>
         <w:t>Number</w:t>
       </w:r>
+      <w:proofErr w:type="spellEnd"/>
       <w:r>
         <w:t>: A racionális szám megvalósítása.</w:t>
       </w:r>
@@ -33077,6 +36254,7 @@
           <w:numId w:val="9"/>
         </w:numPr>
       </w:pPr>
+      <w:proofErr w:type="spellStart"/>
       <w:r>
         <w:rPr>
           <w:b/>
@@ -33084,6 +36262,7 @@
         </w:rPr>
         <w:t>UnaryOperator</w:t>
       </w:r>
+      <w:proofErr w:type="spellEnd"/>
       <w:r>
         <w:t>: Az egyparaméteres operátor általánosítása.</w:t>
       </w:r>
@@ -33104,6 +36283,7 @@
           <w:numId w:val="9"/>
         </w:numPr>
       </w:pPr>
+      <w:proofErr w:type="spellStart"/>
       <w:r>
         <w:rPr>
           <w:b/>
@@ -33111,6 +36291,7 @@
         </w:rPr>
         <w:t>BinaryOperator</w:t>
       </w:r>
+      <w:proofErr w:type="spellEnd"/>
       <w:r>
         <w:t>: Az kétparaméteres operátor általánosítása.</w:t>
       </w:r>
@@ -33158,6 +36339,7 @@
           <w:numId w:val="9"/>
         </w:numPr>
       </w:pPr>
+      <w:proofErr w:type="spellStart"/>
       <w:r>
         <w:rPr>
           <w:b/>
@@ -33165,6 +36347,7 @@
         </w:rPr>
         <w:t>Subtract</w:t>
       </w:r>
+      <w:proofErr w:type="spellEnd"/>
       <w:r>
         <w:t>: Az kivonás műveletének megvalósítása.</w:t>
       </w:r>
@@ -33174,6 +36357,7 @@
         <w:jc w:val="center"/>
       </w:pPr>
       <w:r>
+        <w:lastRenderedPageBreak/>
         <w:t>&lt;Kép az osztálydiagrammról&gt;</w:t>
       </w:r>
     </w:p>
@@ -33185,6 +36369,7 @@
           <w:numId w:val="9"/>
         </w:numPr>
       </w:pPr>
+      <w:proofErr w:type="spellStart"/>
       <w:r>
         <w:rPr>
           <w:b/>
@@ -33192,6 +36377,7 @@
         </w:rPr>
         <w:t>Multiply</w:t>
       </w:r>
+      <w:proofErr w:type="spellEnd"/>
       <w:r>
         <w:t>: Az szorzás műveletének megvalósítása.</w:t>
       </w:r>
@@ -33201,7 +36387,6 @@
         <w:jc w:val="center"/>
       </w:pPr>
       <w:r>
-        <w:lastRenderedPageBreak/>
         <w:t>&lt;Kép az osztálydiagrammról&gt;</w:t>
       </w:r>
     </w:p>
@@ -33213,6 +36398,7 @@
           <w:numId w:val="9"/>
         </w:numPr>
       </w:pPr>
+      <w:proofErr w:type="spellStart"/>
       <w:r>
         <w:rPr>
           <w:b/>
@@ -33220,6 +36406,7 @@
         </w:rPr>
         <w:t>Divide</w:t>
       </w:r>
+      <w:proofErr w:type="spellEnd"/>
       <w:r>
         <w:t>: Az osztás műveletének megvalósítása.</w:t>
       </w:r>
@@ -33240,6 +36427,7 @@
           <w:numId w:val="9"/>
         </w:numPr>
       </w:pPr>
+      <w:proofErr w:type="spellStart"/>
       <w:r>
         <w:rPr>
           <w:b/>
@@ -33247,6 +36435,7 @@
         </w:rPr>
         <w:t>Power</w:t>
       </w:r>
+      <w:proofErr w:type="spellEnd"/>
       <w:r>
         <w:t>: Az hatványozás műveletének megvalósítása.</w:t>
       </w:r>
@@ -33267,6 +36456,7 @@
           <w:numId w:val="9"/>
         </w:numPr>
       </w:pPr>
+      <w:proofErr w:type="spellStart"/>
       <w:r>
         <w:rPr>
           <w:b/>
@@ -33274,6 +36464,7 @@
         </w:rPr>
         <w:t>Root</w:t>
       </w:r>
+      <w:proofErr w:type="spellEnd"/>
       <w:r>
         <w:t>: Az gyökvonás műveletének megvalósítása.</w:t>
       </w:r>
@@ -33294,6 +36485,7 @@
           <w:numId w:val="9"/>
         </w:numPr>
       </w:pPr>
+      <w:proofErr w:type="spellStart"/>
       <w:r>
         <w:rPr>
           <w:b/>
@@ -33301,6 +36493,7 @@
         </w:rPr>
         <w:t>Abs</w:t>
       </w:r>
+      <w:proofErr w:type="spellEnd"/>
       <w:r>
         <w:t>: Az abszolútérték függvény megvalósítása.</w:t>
       </w:r>
@@ -33375,6 +36568,7 @@
           <w:numId w:val="9"/>
         </w:numPr>
       </w:pPr>
+      <w:proofErr w:type="spellStart"/>
       <w:r>
         <w:rPr>
           <w:b/>
@@ -33382,6 +36576,7 @@
         </w:rPr>
         <w:t>Floor</w:t>
       </w:r>
+      <w:proofErr w:type="spellEnd"/>
       <w:r>
         <w:t>: Az lefele kerekítés függvény megvalósítása.</w:t>
       </w:r>
@@ -33402,6 +36597,7 @@
           <w:numId w:val="9"/>
         </w:numPr>
       </w:pPr>
+      <w:proofErr w:type="spellStart"/>
       <w:r>
         <w:rPr>
           <w:b/>
@@ -33409,6 +36605,7 @@
         </w:rPr>
         <w:t>Round</w:t>
       </w:r>
+      <w:proofErr w:type="spellEnd"/>
       <w:r>
         <w:t>: Az kerekítés függvény megvalósítása.</w:t>
       </w:r>
@@ -33429,6 +36626,7 @@
           <w:numId w:val="9"/>
         </w:numPr>
       </w:pPr>
+      <w:proofErr w:type="spellStart"/>
       <w:r>
         <w:rPr>
           <w:b/>
@@ -33436,6 +36634,7 @@
         </w:rPr>
         <w:t>Ceiling</w:t>
       </w:r>
+      <w:proofErr w:type="spellEnd"/>
       <w:r>
         <w:t>: Az felfele kerekítés függvény megvalósítása.</w:t>
       </w:r>
@@ -33454,11 +36653,16 @@
       </w:pPr>
       <w:bookmarkStart w:id="22" w:name="_Toc224580520"/>
       <w:r>
-        <w:t>Euklideszi tér számológép (EuclideanSpace</w:t>
+        <w:t>Euklideszi tér számológép (</w:t>
+      </w:r>
+      <w:proofErr w:type="spellStart"/>
+      <w:r>
+        <w:t>EuclideanSpace</w:t>
       </w:r>
       <w:r>
         <w:t>Calculator</w:t>
       </w:r>
+      <w:proofErr w:type="spellEnd"/>
       <w:r>
         <w:t>)</w:t>
       </w:r>
@@ -33480,6 +36684,7 @@
         <w:jc w:val="center"/>
       </w:pPr>
       <w:r>
+        <w:lastRenderedPageBreak/>
         <w:t>&lt;Kép az osztálydiagrammról&gt;</w:t>
       </w:r>
     </w:p>
@@ -33491,6 +36696,7 @@
           <w:numId w:val="9"/>
         </w:numPr>
       </w:pPr>
+      <w:proofErr w:type="spellStart"/>
       <w:r>
         <w:rPr>
           <w:b/>
@@ -33498,6 +36704,7 @@
         </w:rPr>
         <w:t>Matrix</w:t>
       </w:r>
+      <w:proofErr w:type="spellEnd"/>
       <w:r>
         <w:t>: Az racionális számokra kiértékelődő kifejezésekből álló mátrix megvalósítása.</w:t>
       </w:r>
@@ -33507,7 +36714,6 @@
         <w:jc w:val="center"/>
       </w:pPr>
       <w:r>
-        <w:lastRenderedPageBreak/>
         <w:t>&lt;Kép az osztálydiagrammról&gt;</w:t>
       </w:r>
     </w:p>
@@ -33519,6 +36725,7 @@
           <w:numId w:val="9"/>
         </w:numPr>
       </w:pPr>
+      <w:proofErr w:type="spellStart"/>
       <w:r>
         <w:rPr>
           <w:b/>
@@ -33526,11 +36733,17 @@
         </w:rPr>
         <w:t>MatrixHolder</w:t>
       </w:r>
+      <w:proofErr w:type="spellEnd"/>
       <w:r>
         <w:t xml:space="preserve">: A </w:t>
       </w:r>
-      <w:r>
-        <w:t>Matrix osztály Term típussá alakítását teszi lehetővé</w:t>
+      <w:proofErr w:type="spellStart"/>
+      <w:r>
+        <w:t>Matrix</w:t>
+      </w:r>
+      <w:proofErr w:type="spellEnd"/>
+      <w:r>
+        <w:t xml:space="preserve"> osztály Term típussá alakítását teszi lehetővé</w:t>
       </w:r>
       <w:r>
         <w:t>.</w:t>
@@ -33552,6 +36765,7 @@
           <w:numId w:val="9"/>
         </w:numPr>
       </w:pPr>
+      <w:proofErr w:type="spellStart"/>
       <w:r>
         <w:rPr>
           <w:b/>
@@ -33559,6 +36773,7 @@
         </w:rPr>
         <w:t>Number</w:t>
       </w:r>
+      <w:proofErr w:type="spellEnd"/>
       <w:r>
         <w:t>: A racionális szám megvalósítása.</w:t>
       </w:r>
@@ -33579,6 +36794,7 @@
           <w:numId w:val="9"/>
         </w:numPr>
       </w:pPr>
+      <w:proofErr w:type="spellStart"/>
       <w:r>
         <w:rPr>
           <w:b/>
@@ -33586,6 +36802,7 @@
         </w:rPr>
         <w:t>BinaryOperator</w:t>
       </w:r>
+      <w:proofErr w:type="spellEnd"/>
       <w:r>
         <w:t>: Az kétparaméteres operátor általánosítása.</w:t>
       </w:r>
@@ -33633,6 +36850,7 @@
           <w:numId w:val="9"/>
         </w:numPr>
       </w:pPr>
+      <w:proofErr w:type="spellStart"/>
       <w:r>
         <w:rPr>
           <w:b/>
@@ -33640,6 +36858,7 @@
         </w:rPr>
         <w:t>Subtract</w:t>
       </w:r>
+      <w:proofErr w:type="spellEnd"/>
       <w:r>
         <w:t>: Az kivonás műveletének megvalósítása.</w:t>
       </w:r>
@@ -33660,6 +36879,7 @@
           <w:numId w:val="9"/>
         </w:numPr>
       </w:pPr>
+      <w:proofErr w:type="spellStart"/>
       <w:r>
         <w:rPr>
           <w:b/>
@@ -33667,6 +36887,7 @@
         </w:rPr>
         <w:t>Product</w:t>
       </w:r>
+      <w:proofErr w:type="spellEnd"/>
       <w:r>
         <w:t>: Az szorzás műveletének megvalósítása.</w:t>
       </w:r>
@@ -33685,11 +36906,16 @@
       </w:pPr>
       <w:bookmarkStart w:id="23" w:name="_Toc224580521"/>
       <w:r>
-        <w:t>Polinom számológép (Polynomials</w:t>
+        <w:t>Polinom számológép (</w:t>
+      </w:r>
+      <w:proofErr w:type="spellStart"/>
+      <w:r>
+        <w:t>Polynomials</w:t>
       </w:r>
       <w:r>
         <w:t>Calculator</w:t>
       </w:r>
+      <w:proofErr w:type="spellEnd"/>
       <w:r>
         <w:t>)</w:t>
       </w:r>
@@ -33701,11 +36927,16 @@
       </w:pPr>
       <w:bookmarkStart w:id="24" w:name="_Toc224580522"/>
       <w:r>
-        <w:t>Integrálközelítés számológép (Integral</w:t>
+        <w:t>Integrálközelítés számológép (</w:t>
+      </w:r>
+      <w:proofErr w:type="spellStart"/>
+      <w:r>
+        <w:t>Integral</w:t>
       </w:r>
       <w:r>
         <w:t>Calculator</w:t>
       </w:r>
+      <w:proofErr w:type="spellEnd"/>
       <w:r>
         <w:t>)</w:t>
       </w:r>
@@ -33858,6 +37089,7 @@
       </w:pPr>
       <w:bookmarkStart w:id="29" w:name="_Toc224580527"/>
       <w:r>
+        <w:lastRenderedPageBreak/>
         <w:t>Bővítmények</w:t>
       </w:r>
       <w:bookmarkEnd w:id="29"/>
@@ -33877,7 +37109,6 @@
     </w:p>
     <w:p>
       <w:r>
-        <w:lastRenderedPageBreak/>
         <w:t>Mivel a dolgozat témája nem egy közhasználati szoftver lefejlesztése és az ergonómia elveire való szigorú támaszkodás, ezért ez a verzió még nem támogatja ezt a funkciót.</w:t>
       </w:r>
     </w:p>
@@ -33927,14 +37158,21 @@
       <w:r>
         <w:t>Még több interpolációs eljárás implementálása és a köztük való váltás támogatása (</w:t>
       </w:r>
+      <w:proofErr w:type="spellStart"/>
       <w:r>
         <w:t>Hermite</w:t>
       </w:r>
+      <w:proofErr w:type="spellEnd"/>
       <w:r>
         <w:t xml:space="preserve">, </w:t>
       </w:r>
-      <w:r>
-        <w:t>Catmull-Rom</w:t>
+      <w:proofErr w:type="spellStart"/>
+      <w:r>
+        <w:t>Catmull</w:t>
+      </w:r>
+      <w:proofErr w:type="spellEnd"/>
+      <w:r>
+        <w:t>-Rom</w:t>
       </w:r>
       <w:r>
         <w:t>,</w:t>
@@ -33943,7 +37181,15 @@
         <w:t xml:space="preserve"> </w:t>
       </w:r>
       <w:r>
-        <w:t>B-spline)</w:t>
+        <w:t>B-</w:t>
+      </w:r>
+      <w:proofErr w:type="spellStart"/>
+      <w:r>
+        <w:t>spline</w:t>
+      </w:r>
+      <w:proofErr w:type="spellEnd"/>
+      <w:r>
+        <w:t>)</w:t>
       </w:r>
     </w:p>
     <w:p>
@@ -34005,6 +37251,7 @@
         <w:pStyle w:val="Cmsor3"/>
       </w:pPr>
       <w:r>
+        <w:lastRenderedPageBreak/>
         <w:t>Függvény kirajzoló ablak támogatása</w:t>
       </w:r>
     </w:p>
@@ -36585,7 +39832,7 @@
   <w:style w:type="paragraph" w:default="1" w:styleId="Norml">
     <w:name w:val="Normal"/>
     <w:qFormat/>
-    <w:rsid w:val="00AB1C83"/>
+    <w:rsid w:val="001A360C"/>
     <w:pPr>
       <w:spacing w:line="360" w:lineRule="auto"/>
       <w:ind w:firstLine="227"/>
@@ -36603,7 +39850,7 @@
     <w:link w:val="Cmsor1Char"/>
     <w:uiPriority w:val="9"/>
     <w:qFormat/>
-    <w:rsid w:val="00CD5C39"/>
+    <w:rsid w:val="007440B0"/>
     <w:pPr>
       <w:keepNext/>
       <w:keepLines/>
@@ -36613,7 +39860,7 @@
     </w:pPr>
     <w:rPr>
       <w:rFonts w:eastAsiaTheme="majorEastAsia" w:cstheme="majorBidi"/>
-      <w:sz w:val="40"/>
+      <w:sz w:val="60"/>
       <w:szCs w:val="40"/>
     </w:rPr>
   </w:style>
@@ -36625,17 +39872,17 @@
     <w:uiPriority w:val="9"/>
     <w:unhideWhenUsed/>
     <w:qFormat/>
-    <w:rsid w:val="00CD5C39"/>
+    <w:rsid w:val="007440B0"/>
     <w:pPr>
       <w:keepNext/>
       <w:keepLines/>
-      <w:spacing w:before="160" w:after="80"/>
+      <w:spacing w:before="160" w:after="240"/>
       <w:ind w:firstLine="0"/>
       <w:outlineLvl w:val="1"/>
     </w:pPr>
     <w:rPr>
       <w:rFonts w:eastAsiaTheme="majorEastAsia" w:cstheme="majorBidi"/>
-      <w:sz w:val="32"/>
+      <w:sz w:val="44"/>
       <w:szCs w:val="32"/>
     </w:rPr>
   </w:style>
@@ -36647,17 +39894,17 @@
     <w:uiPriority w:val="9"/>
     <w:unhideWhenUsed/>
     <w:qFormat/>
-    <w:rsid w:val="00CD5C39"/>
+    <w:rsid w:val="007440B0"/>
     <w:pPr>
       <w:keepNext/>
       <w:keepLines/>
-      <w:spacing w:before="160" w:after="80"/>
+      <w:spacing w:before="360"/>
       <w:ind w:firstLine="0"/>
       <w:outlineLvl w:val="2"/>
     </w:pPr>
     <w:rPr>
       <w:rFonts w:eastAsiaTheme="majorEastAsia" w:cstheme="majorBidi"/>
-      <w:sz w:val="28"/>
+      <w:sz w:val="36"/>
       <w:szCs w:val="28"/>
     </w:rPr>
   </w:style>
@@ -36795,7 +40042,6 @@
   <w:style w:type="character" w:default="1" w:styleId="Bekezdsalapbettpusa">
     <w:name w:val="Default Paragraph Font"/>
     <w:uiPriority w:val="1"/>
-    <w:semiHidden/>
     <w:unhideWhenUsed/>
   </w:style>
   <w:style w:type="table" w:default="1" w:styleId="Normltblzat">
@@ -36824,10 +40070,10 @@
     <w:basedOn w:val="Bekezdsalapbettpusa"/>
     <w:link w:val="Cmsor1"/>
     <w:uiPriority w:val="9"/>
-    <w:rsid w:val="00CD5C39"/>
+    <w:rsid w:val="007440B0"/>
     <w:rPr>
       <w:rFonts w:ascii="Times New Roman" w:eastAsiaTheme="majorEastAsia" w:hAnsi="Times New Roman" w:cstheme="majorBidi"/>
-      <w:sz w:val="40"/>
+      <w:sz w:val="60"/>
       <w:szCs w:val="40"/>
     </w:rPr>
   </w:style>
@@ -36836,10 +40082,10 @@
     <w:basedOn w:val="Bekezdsalapbettpusa"/>
     <w:link w:val="Cmsor2"/>
     <w:uiPriority w:val="9"/>
-    <w:rsid w:val="00CD5C39"/>
+    <w:rsid w:val="007440B0"/>
     <w:rPr>
       <w:rFonts w:ascii="Times New Roman" w:eastAsiaTheme="majorEastAsia" w:hAnsi="Times New Roman" w:cstheme="majorBidi"/>
-      <w:sz w:val="32"/>
+      <w:sz w:val="44"/>
       <w:szCs w:val="32"/>
     </w:rPr>
   </w:style>
@@ -36848,10 +40094,10 @@
     <w:basedOn w:val="Bekezdsalapbettpusa"/>
     <w:link w:val="Cmsor3"/>
     <w:uiPriority w:val="9"/>
-    <w:rsid w:val="00CD5C39"/>
+    <w:rsid w:val="007440B0"/>
     <w:rPr>
       <w:rFonts w:ascii="Times New Roman" w:eastAsiaTheme="majorEastAsia" w:hAnsi="Times New Roman" w:cstheme="majorBidi"/>
-      <w:sz w:val="28"/>
+      <w:sz w:val="36"/>
       <w:szCs w:val="28"/>
     </w:rPr>
   </w:style>

--- a/Documentation.docx
+++ b/Documentation.docx
@@ -2557,7 +2557,13 @@
         </w:numPr>
       </w:pPr>
       <w:r>
-        <w:t>Mátrixműveletek elvégzését lehetővé tevő számológép</w:t>
+        <w:t xml:space="preserve">Általános </w:t>
+      </w:r>
+      <w:r>
+        <w:t>számológép</w:t>
+      </w:r>
+      <w:r>
+        <w:t xml:space="preserve"> egész és törtszámokkal való számításokhoz</w:t>
       </w:r>
     </w:p>
     <w:p>
@@ -2569,7 +2575,7 @@
         </w:numPr>
       </w:pPr>
       <w:r>
-        <w:t>Lagrange-interpolációs polinom előállítását lehetővé tevő számológép</w:t>
+        <w:t>Mátrixműveletek elvégzését lehetővé tevő számológép</w:t>
       </w:r>
     </w:p>
     <w:p>
@@ -2581,7 +2587,7 @@
         </w:numPr>
       </w:pPr>
       <w:r>
-        <w:t>Integrálközelítés műveletét lehetővé tevő számológép</w:t>
+        <w:t>Lagrange-interpolációs polinom előállítását lehetővé tevő számológép</w:t>
       </w:r>
     </w:p>
     <w:p>
@@ -3493,6 +3499,12 @@
     </w:p>
     <w:p>
       <w:r>
+        <w:t>A szám előjelét egyetlen előjelbiten szokták tárolni.</w:t>
+      </w:r>
+    </w:p>
+    <w:p>
+      <w:r>
+        <w:lastRenderedPageBreak/>
         <w:t>A mantissza határozza meg a számjegyek értékét. A legnagyobb helyiértékkel rendelkező számjegy az egész részét képviseli a mantisszának</w:t>
       </w:r>
       <w:r>
@@ -3530,15 +3542,6 @@
     </w:p>
     <w:p>
       <w:r>
-        <w:lastRenderedPageBreak/>
-        <w:t>Az előjelet vagy egy előjelbiten szokták tárolni, vagy a kettes komplemens számábrázolás segítségével egybeolvasztják a mantisszával</w:t>
-      </w:r>
-      <w:r>
-        <w:t>.</w:t>
-      </w:r>
-    </w:p>
-    <w:p>
-      <w:r>
         <w:t xml:space="preserve">Majd végül következik a karakterisztika, ami megmondja, hogy </w:t>
       </w:r>
       <w:r>
@@ -3556,7 +3559,101 @@
         <w:jc w:val="center"/>
       </w:pPr>
       <w:r>
-        <w:t>&lt;kép a lebegőpontos számok bináris reprezentálásáról&gt;</w:t>
+        <w:rPr>
+          <w:noProof/>
+        </w:rPr>
+        <w:drawing>
+          <wp:inline distT="0" distB="0" distL="0" distR="0" wp14:anchorId="206D9889" wp14:editId="00484786">
+            <wp:extent cx="4129457" cy="1224000"/>
+            <wp:effectExtent l="0" t="0" r="4445" b="0"/>
+            <wp:docPr id="484886501" name="Kép 5"/>
+            <wp:cNvGraphicFramePr>
+              <a:graphicFrameLocks xmlns:a="http://schemas.openxmlformats.org/drawingml/2006/main" noChangeAspect="1"/>
+            </wp:cNvGraphicFramePr>
+            <a:graphic xmlns:a="http://schemas.openxmlformats.org/drawingml/2006/main">
+              <a:graphicData uri="http://schemas.openxmlformats.org/drawingml/2006/picture">
+                <pic:pic xmlns:pic="http://schemas.openxmlformats.org/drawingml/2006/picture">
+                  <pic:nvPicPr>
+                    <pic:cNvPr id="0" name="Picture 5"/>
+                    <pic:cNvPicPr>
+                      <a:picLocks noChangeAspect="1" noChangeArrowheads="1"/>
+                    </pic:cNvPicPr>
+                  </pic:nvPicPr>
+                  <pic:blipFill>
+                    <a:blip r:embed="rId8">
+                      <a:extLst>
+                        <a:ext uri="{28A0092B-C50C-407E-A947-70E740481C1C}">
+                          <a14:useLocalDpi xmlns:a14="http://schemas.microsoft.com/office/drawing/2010/main" val="0"/>
+                        </a:ext>
+                      </a:extLst>
+                    </a:blip>
+                    <a:srcRect/>
+                    <a:stretch>
+                      <a:fillRect/>
+                    </a:stretch>
+                  </pic:blipFill>
+                  <pic:spPr bwMode="auto">
+                    <a:xfrm>
+                      <a:off x="0" y="0"/>
+                      <a:ext cx="4129457" cy="1224000"/>
+                    </a:xfrm>
+                    <a:prstGeom prst="rect">
+                      <a:avLst/>
+                    </a:prstGeom>
+                    <a:noFill/>
+                    <a:ln>
+                      <a:noFill/>
+                    </a:ln>
+                  </pic:spPr>
+                </pic:pic>
+              </a:graphicData>
+            </a:graphic>
+          </wp:inline>
+        </w:drawing>
+      </w:r>
+    </w:p>
+    <w:p>
+      <w:pPr>
+        <w:jc w:val="center"/>
+        <w:rPr>
+          <w:i/>
+          <w:iCs/>
+        </w:rPr>
+      </w:pPr>
+      <w:r>
+        <w:rPr>
+          <w:i/>
+          <w:iCs/>
+        </w:rPr>
+        <w:t>A</w:t>
+      </w:r>
+      <w:r>
+        <w:rPr>
+          <w:i/>
+          <w:iCs/>
+        </w:rPr>
+        <w:t xml:space="preserve"> lebegőpontos számok bináris reprezentál</w:t>
+      </w:r>
+      <w:r>
+        <w:rPr>
+          <w:i/>
+          <w:iCs/>
+        </w:rPr>
+        <w:t xml:space="preserve">ásának </w:t>
+      </w:r>
+      <w:r>
+        <w:rPr>
+          <w:i/>
+          <w:iCs/>
+        </w:rPr>
+        <w:t>eloszlása</w:t>
+      </w:r>
+      <w:r>
+        <w:rPr>
+          <w:i/>
+          <w:iCs/>
+        </w:rPr>
+        <w:t xml:space="preserve"> a memóriában</w:t>
       </w:r>
     </w:p>
     <w:p>
@@ -3892,6 +3989,7 @@
         <w:rPr>
           <w:rFonts w:eastAsiaTheme="minorEastAsia"/>
         </w:rPr>
+        <w:lastRenderedPageBreak/>
         <w:t>Konklúzió</w:t>
       </w:r>
       <w:bookmarkEnd w:id="6"/>
@@ -3933,7 +4031,6 @@
       </w:pPr>
       <w:bookmarkStart w:id="7" w:name="_Toc224580505"/>
       <w:r>
-        <w:lastRenderedPageBreak/>
         <w:t>Megoldás megközelítése</w:t>
       </w:r>
       <w:bookmarkEnd w:id="7"/>
@@ -3972,22 +4069,274 @@
       <w:pPr>
         <w:jc w:val="center"/>
       </w:pPr>
-      <w:r>
-        <w:t xml:space="preserve">&lt;kép egy 0-nál kisebb számról ami rövidebb mint a </w:t>
-      </w:r>
-      <w:proofErr w:type="spellStart"/>
-      <w:r>
-        <w:t>fractionLength</w:t>
-      </w:r>
-      <w:proofErr w:type="spellEnd"/>
-      <w:r>
-        <w:t>&gt;</w:t>
-      </w:r>
+      <m:oMathPara>
+        <m:oMath>
+          <m:r>
+            <w:rPr>
+              <w:rFonts w:ascii="Cambria Math" w:hAnsi="Cambria Math"/>
+            </w:rPr>
+            <m:t>1</m:t>
+          </m:r>
+          <m:r>
+            <w:rPr>
+              <w:rFonts w:ascii="Cambria Math" w:hAnsi="Cambria Math"/>
+            </w:rPr>
+            <m:t>337</m:t>
+          </m:r>
+          <m:r>
+            <w:rPr>
+              <w:rFonts w:ascii="Cambria Math" w:eastAsiaTheme="minorEastAsia" w:hAnsi="Cambria Math"/>
+            </w:rPr>
+            <m:t>×</m:t>
+          </m:r>
+          <m:sSup>
+            <m:sSupPr>
+              <m:ctrlPr>
+                <w:rPr>
+                  <w:rFonts w:ascii="Cambria Math" w:eastAsiaTheme="minorEastAsia" w:hAnsi="Cambria Math"/>
+                  <w:i/>
+                </w:rPr>
+              </m:ctrlPr>
+            </m:sSupPr>
+            <m:e>
+              <m:r>
+                <w:rPr>
+                  <w:rFonts w:ascii="Cambria Math" w:eastAsiaTheme="minorEastAsia" w:hAnsi="Cambria Math"/>
+                </w:rPr>
+                <m:t>10</m:t>
+              </m:r>
+            </m:e>
+            <m:sup>
+              <m:r>
+                <w:rPr>
+                  <w:rFonts w:ascii="Cambria Math" w:eastAsiaTheme="minorEastAsia" w:hAnsi="Cambria Math"/>
+                </w:rPr>
+                <m:t>-</m:t>
+              </m:r>
+              <m:r>
+                <w:rPr>
+                  <w:rFonts w:ascii="Cambria Math" w:eastAsiaTheme="minorEastAsia" w:hAnsi="Cambria Math"/>
+                </w:rPr>
+                <m:t>6</m:t>
+              </m:r>
+            </m:sup>
+          </m:sSup>
+          <m:r>
+            <w:rPr>
+              <w:rFonts w:ascii="Cambria Math" w:eastAsiaTheme="minorEastAsia" w:hAnsi="Cambria Math"/>
+            </w:rPr>
+            <m:t>=</m:t>
+          </m:r>
+          <m:sSub>
+            <m:sSubPr>
+              <m:ctrlPr>
+                <w:rPr>
+                  <w:rFonts w:ascii="Cambria Math" w:eastAsiaTheme="minorEastAsia" w:hAnsi="Cambria Math"/>
+                  <w:i/>
+                </w:rPr>
+              </m:ctrlPr>
+            </m:sSubPr>
+            <m:e>
+              <m:r>
+                <w:rPr>
+                  <w:rFonts w:ascii="Cambria Math" w:eastAsiaTheme="minorEastAsia" w:hAnsi="Cambria Math"/>
+                </w:rPr>
+                <m:t>0.0</m:t>
+              </m:r>
+              <m:r>
+                <w:rPr>
+                  <w:rFonts w:ascii="Cambria Math" w:eastAsiaTheme="minorEastAsia" w:hAnsi="Cambria Math"/>
+                </w:rPr>
+                <m:t>01337</m:t>
+              </m:r>
+            </m:e>
+            <m:sub>
+              <m:r>
+                <w:rPr>
+                  <w:rFonts w:ascii="Cambria Math" w:eastAsiaTheme="minorEastAsia" w:hAnsi="Cambria Math"/>
+                </w:rPr>
+                <m:t>10</m:t>
+              </m:r>
+            </m:sub>
+          </m:sSub>
+        </m:oMath>
+      </m:oMathPara>
     </w:p>
     <w:p>
       <w:r>
         <w:t>Ahhoz, hogy ténylegesen pontos legyen a legtöbb számítás, bevezethetünk egy racionális számtípust is, ami az osztás műveletének hibáját küszöböli ki, vagy csökkenti a minimumra. Mivel az osztás ebben a típusban visszavezethető a szorzás műveletére, így beállítástól függően, legfeljebb egyszer, a számítás legvégén kell valójában osztanunk és akkor is csak egyszer.</w:t>
       </w:r>
+    </w:p>
+    <w:p>
+      <w:pPr>
+        <w:rPr>
+          <w:rFonts w:eastAsiaTheme="minorEastAsia"/>
+        </w:rPr>
+      </w:pPr>
+      <m:oMathPara>
+        <m:oMath>
+          <m:f>
+            <m:fPr>
+              <m:ctrlPr>
+                <w:rPr>
+                  <w:rFonts w:ascii="Cambria Math" w:hAnsi="Cambria Math"/>
+                  <w:i/>
+                </w:rPr>
+              </m:ctrlPr>
+            </m:fPr>
+            <m:num>
+              <m:r>
+                <w:rPr>
+                  <w:rFonts w:ascii="Cambria Math" w:hAnsi="Cambria Math"/>
+                </w:rPr>
+                <m:t>a</m:t>
+              </m:r>
+            </m:num>
+            <m:den>
+              <m:r>
+                <w:rPr>
+                  <w:rFonts w:ascii="Cambria Math" w:hAnsi="Cambria Math"/>
+                </w:rPr>
+                <m:t>b</m:t>
+              </m:r>
+            </m:den>
+          </m:f>
+          <m:r>
+            <w:rPr>
+              <w:rFonts w:ascii="Cambria Math" w:hAnsi="Cambria Math"/>
+            </w:rPr>
+            <m:t>/</m:t>
+          </m:r>
+          <m:f>
+            <m:fPr>
+              <m:ctrlPr>
+                <w:rPr>
+                  <w:rFonts w:ascii="Cambria Math" w:eastAsiaTheme="minorEastAsia" w:hAnsi="Cambria Math"/>
+                  <w:i/>
+                </w:rPr>
+              </m:ctrlPr>
+            </m:fPr>
+            <m:num>
+              <m:r>
+                <w:rPr>
+                  <w:rFonts w:ascii="Cambria Math" w:eastAsiaTheme="minorEastAsia" w:hAnsi="Cambria Math"/>
+                </w:rPr>
+                <m:t>c</m:t>
+              </m:r>
+            </m:num>
+            <m:den>
+              <m:r>
+                <w:rPr>
+                  <w:rFonts w:ascii="Cambria Math" w:eastAsiaTheme="minorEastAsia" w:hAnsi="Cambria Math"/>
+                </w:rPr>
+                <m:t>d</m:t>
+              </m:r>
+            </m:den>
+          </m:f>
+          <m:r>
+            <w:rPr>
+              <w:rFonts w:ascii="Cambria Math" w:eastAsiaTheme="minorEastAsia" w:hAnsi="Cambria Math"/>
+            </w:rPr>
+            <m:t xml:space="preserve"> =</m:t>
+          </m:r>
+          <m:f>
+            <m:fPr>
+              <m:ctrlPr>
+                <w:rPr>
+                  <w:rFonts w:ascii="Cambria Math" w:eastAsiaTheme="minorEastAsia" w:hAnsi="Cambria Math"/>
+                  <w:i/>
+                </w:rPr>
+              </m:ctrlPr>
+            </m:fPr>
+            <m:num>
+              <m:r>
+                <w:rPr>
+                  <w:rFonts w:ascii="Cambria Math" w:eastAsiaTheme="minorEastAsia" w:hAnsi="Cambria Math"/>
+                </w:rPr>
+                <m:t>a</m:t>
+              </m:r>
+            </m:num>
+            <m:den>
+              <m:r>
+                <w:rPr>
+                  <w:rFonts w:ascii="Cambria Math" w:eastAsiaTheme="minorEastAsia" w:hAnsi="Cambria Math"/>
+                </w:rPr>
+                <m:t>b</m:t>
+              </m:r>
+            </m:den>
+          </m:f>
+          <m:r>
+            <w:rPr>
+              <w:rFonts w:ascii="Cambria Math" w:eastAsiaTheme="minorEastAsia" w:hAnsi="Cambria Math"/>
+            </w:rPr>
+            <m:t>∙</m:t>
+          </m:r>
+          <m:f>
+            <m:fPr>
+              <m:ctrlPr>
+                <w:rPr>
+                  <w:rFonts w:ascii="Cambria Math" w:eastAsiaTheme="minorEastAsia" w:hAnsi="Cambria Math"/>
+                  <w:i/>
+                </w:rPr>
+              </m:ctrlPr>
+            </m:fPr>
+            <m:num>
+              <m:r>
+                <w:rPr>
+                  <w:rFonts w:ascii="Cambria Math" w:eastAsiaTheme="minorEastAsia" w:hAnsi="Cambria Math"/>
+                </w:rPr>
+                <m:t>d</m:t>
+              </m:r>
+              <m:ctrlPr>
+                <w:rPr>
+                  <w:rFonts w:ascii="Cambria Math" w:hAnsi="Cambria Math"/>
+                  <w:i/>
+                </w:rPr>
+              </m:ctrlPr>
+            </m:num>
+            <m:den>
+              <m:r>
+                <w:rPr>
+                  <w:rFonts w:ascii="Cambria Math" w:hAnsi="Cambria Math"/>
+                </w:rPr>
+                <m:t>c</m:t>
+              </m:r>
+            </m:den>
+          </m:f>
+          <m:r>
+            <w:rPr>
+              <w:rFonts w:ascii="Cambria Math" w:eastAsiaTheme="minorEastAsia" w:hAnsi="Cambria Math"/>
+            </w:rPr>
+            <m:t>=</m:t>
+          </m:r>
+          <m:f>
+            <m:fPr>
+              <m:ctrlPr>
+                <w:rPr>
+                  <w:rFonts w:ascii="Cambria Math" w:eastAsiaTheme="minorEastAsia" w:hAnsi="Cambria Math"/>
+                  <w:i/>
+                </w:rPr>
+              </m:ctrlPr>
+            </m:fPr>
+            <m:num>
+              <m:r>
+                <w:rPr>
+                  <w:rFonts w:ascii="Cambria Math" w:eastAsiaTheme="minorEastAsia" w:hAnsi="Cambria Math"/>
+                </w:rPr>
+                <m:t>a∙d</m:t>
+              </m:r>
+            </m:num>
+            <m:den>
+              <m:r>
+                <w:rPr>
+                  <w:rFonts w:ascii="Cambria Math" w:eastAsiaTheme="minorEastAsia" w:hAnsi="Cambria Math"/>
+                </w:rPr>
+                <m:t>b∙c</m:t>
+              </m:r>
+            </m:den>
+          </m:f>
+        </m:oMath>
+      </m:oMathPara>
     </w:p>
     <w:p>
       <w:pPr>
@@ -4043,7 +4392,7 @@
         </w:numPr>
       </w:pPr>
       <w:r>
-        <w:t>túlcsordulásból következő csonkítási adatvesztés</w:t>
+        <w:t>a mantissza hosszából következő kerekítési adatvesztés</w:t>
       </w:r>
     </w:p>
     <w:p>
@@ -4055,18 +4404,6 @@
         </w:numPr>
       </w:pPr>
       <w:r>
-        <w:t>a mantissza hosszából következő kerekítési adatvesztés</w:t>
-      </w:r>
-    </w:p>
-    <w:p>
-      <w:pPr>
-        <w:pStyle w:val="Listaszerbekezds"/>
-        <w:numPr>
-          <w:ilvl w:val="0"/>
-          <w:numId w:val="3"/>
-        </w:numPr>
-      </w:pPr>
-      <w:r>
         <w:t xml:space="preserve">a fix hosszúságból következő </w:t>
       </w:r>
       <w:r>
@@ -4075,7 +4412,6 @@
     </w:p>
     <w:p>
       <w:r>
-        <w:lastRenderedPageBreak/>
         <w:t>Ezen tulajdonságok mindegyikére megoldást tud nyújtani a BCD számábrázolás:</w:t>
       </w:r>
     </w:p>
@@ -4536,13 +4872,8 @@
         <w:t>long</w:t>
       </w:r>
       <w:r>
-        <w:t xml:space="preserve"> </w:t>
-      </w:r>
-      <w:proofErr w:type="spellStart"/>
-      <w:r>
-        <w:t>long</w:t>
-      </w:r>
-      <w:proofErr w:type="spellEnd"/>
+        <w:t xml:space="preserve"> long</w:t>
+      </w:r>
       <w:r>
         <w:t xml:space="preserve"> számtípus</w:t>
       </w:r>
@@ -4931,10 +5262,112 @@
         <w:t xml:space="preserve">Szigorú egyenlőtlenség </w:t>
       </w:r>
       <w:r>
-        <w:t xml:space="preserve">megállapításához elég definiálnunk a nagyobb műveletet. A kisebb művelet leírható a változók megfordításával. Ha az első szám számjegyeinek hossza nagyobb a második száménál az állítás igaz. Amennyiben nem akkor a számjegyek értéke dönt. A legnagyobb helyiértékű számjegytől a legkisebb felé kezdjük el végignézni a számjegyeket, az első eltérésnél lévő számjegyek </w:t>
-      </w:r>
-      <w:r>
-        <w:t>közül, ha az első szám számjegye nagyobb, igaz az állítás. Ellenkező esetben hamis.</w:t>
+        <w:t>megállapításához elég definiálnunk a nagyobb műveletet. A kisebb művelet leírható a változók megfordításával.</w:t>
+      </w:r>
+    </w:p>
+    <w:p>
+      <w:pPr>
+        <w:pStyle w:val="Listaszerbekezds"/>
+        <w:numPr>
+          <w:ilvl w:val="0"/>
+          <w:numId w:val="17"/>
+        </w:numPr>
+      </w:pPr>
+      <w:r>
+        <w:t>h</w:t>
+      </w:r>
+      <w:r>
+        <w:t xml:space="preserve">a az első szám számjegyeinek hossza nagyobb a második száménál </w:t>
+      </w:r>
+      <w:r>
+        <w:t>→</w:t>
+      </w:r>
+      <w:r>
+        <w:rPr>
+          <w:rFonts w:ascii="Cambria Math" w:hAnsi="Cambria Math" w:cs="Cambria Math"/>
+        </w:rPr>
+        <w:t xml:space="preserve"> </w:t>
+      </w:r>
+      <w:r>
+        <w:rPr>
+          <w:i/>
+          <w:iCs/>
+        </w:rPr>
+        <w:t>igaz</w:t>
+      </w:r>
+    </w:p>
+    <w:p>
+      <w:pPr>
+        <w:pStyle w:val="Listaszerbekezds"/>
+        <w:numPr>
+          <w:ilvl w:val="0"/>
+          <w:numId w:val="17"/>
+        </w:numPr>
+      </w:pPr>
+      <w:r>
+        <w:t>a</w:t>
+      </w:r>
+      <w:r>
+        <w:t>mennyiben nem akkor a számjegyek értéke dönt</w:t>
+      </w:r>
+      <w:r>
+        <w:t>:</w:t>
+      </w:r>
+      <w:r>
+        <w:t xml:space="preserve"> a</w:t>
+      </w:r>
+      <w:r>
+        <w:t xml:space="preserve"> legnagyobb helyiértékű számjegytől a legkisebb felé kezdjük el végignézni a számjegyeket, az első eltérésnél lévő számjegyek </w:t>
+      </w:r>
+      <w:r>
+        <w:t>közül, ha az első szám számjegye nagyobb</w:t>
+      </w:r>
+      <w:r>
+        <w:t xml:space="preserve"> →</w:t>
+      </w:r>
+      <w:r>
+        <w:t xml:space="preserve"> </w:t>
+      </w:r>
+      <w:r>
+        <w:rPr>
+          <w:i/>
+          <w:iCs/>
+        </w:rPr>
+        <w:t>igaz</w:t>
+      </w:r>
+      <w:r>
+        <w:t xml:space="preserve"> </w:t>
+      </w:r>
+    </w:p>
+    <w:p>
+      <w:pPr>
+        <w:pStyle w:val="Listaszerbekezds"/>
+        <w:numPr>
+          <w:ilvl w:val="0"/>
+          <w:numId w:val="17"/>
+        </w:numPr>
+      </w:pPr>
+      <w:r>
+        <w:t>ha egyik</w:t>
+      </w:r>
+      <w:r>
+        <w:t xml:space="preserve"> előző</w:t>
+      </w:r>
+      <w:r>
+        <w:t xml:space="preserve"> eset sem áll fenn </w:t>
+      </w:r>
+      <w:r>
+        <w:t>→</w:t>
+      </w:r>
+      <w:r>
+        <w:t xml:space="preserve"> </w:t>
+      </w:r>
+      <w:r>
+        <w:rPr>
+          <w:i/>
+          <w:iCs/>
+        </w:rPr>
+        <w:t>hamis</w:t>
       </w:r>
     </w:p>
     <w:p>
@@ -5112,6 +5545,7 @@
           <w:b/>
           <w:bCs/>
         </w:rPr>
+        <w:lastRenderedPageBreak/>
         <w:t>Összeadás</w:t>
       </w:r>
       <w:r>
@@ -5141,11 +5575,7 @@
         </m:r>
       </m:oMath>
       <w:r>
-        <w:t xml:space="preserve">-nél nagyobb számot kaptunk, </w:t>
-      </w:r>
-      <w:r>
-        <w:lastRenderedPageBreak/>
-        <w:t xml:space="preserve">vagyis nem </w:t>
+        <w:t xml:space="preserve">-nél nagyobb számot kaptunk, vagyis nem </w:t>
       </w:r>
       <m:oMath>
         <m:r>
@@ -5162,7 +5592,610 @@
         <w:t xml:space="preserve"> és haladunk tovább.</w:t>
       </w:r>
     </w:p>
-    <w:p>
+    <w:tbl>
+      <w:tblPr>
+        <w:tblStyle w:val="Rcsostblzat"/>
+        <w:tblW w:w="0" w:type="auto"/>
+        <w:jc w:val="center"/>
+        <w:tblBorders>
+          <w:top w:val="single" w:sz="2" w:space="0" w:color="747474" w:themeColor="background2" w:themeShade="80"/>
+          <w:left w:val="single" w:sz="2" w:space="0" w:color="747474" w:themeColor="background2" w:themeShade="80"/>
+          <w:bottom w:val="single" w:sz="2" w:space="0" w:color="747474" w:themeColor="background2" w:themeShade="80"/>
+          <w:right w:val="single" w:sz="2" w:space="0" w:color="747474" w:themeColor="background2" w:themeShade="80"/>
+          <w:insideH w:val="single" w:sz="2" w:space="0" w:color="747474" w:themeColor="background2" w:themeShade="80"/>
+          <w:insideV w:val="single" w:sz="2" w:space="0" w:color="747474" w:themeColor="background2" w:themeShade="80"/>
+        </w:tblBorders>
+        <w:tblLook w:val="04A0" w:firstRow="1" w:lastRow="0" w:firstColumn="1" w:lastColumn="0" w:noHBand="0" w:noVBand="1"/>
+      </w:tblPr>
+      <w:tblGrid>
+        <w:gridCol w:w="340"/>
+        <w:gridCol w:w="352"/>
+        <w:gridCol w:w="340"/>
+        <w:gridCol w:w="340"/>
+        <w:gridCol w:w="340"/>
+        <w:gridCol w:w="340"/>
+        <w:gridCol w:w="340"/>
+      </w:tblGrid>
+      <w:tr>
+        <w:trPr>
+          <w:trHeight w:val="340"/>
+          <w:jc w:val="center"/>
+        </w:trPr>
+        <w:tc>
+          <w:tcPr>
+            <w:tcW w:w="340" w:type="dxa"/>
+            <w:vAlign w:val="center"/>
+          </w:tcPr>
+          <w:p>
+            <w:pPr>
+              <w:spacing w:line="240" w:lineRule="auto"/>
+              <w:ind w:firstLine="0"/>
+              <w:jc w:val="center"/>
+            </w:pPr>
+          </w:p>
+        </w:tc>
+        <w:tc>
+          <w:tcPr>
+            <w:tcW w:w="340" w:type="dxa"/>
+            <w:vAlign w:val="center"/>
+          </w:tcPr>
+          <w:p>
+            <w:pPr>
+              <w:spacing w:line="240" w:lineRule="auto"/>
+              <w:ind w:firstLine="0"/>
+              <w:jc w:val="center"/>
+            </w:pPr>
+          </w:p>
+        </w:tc>
+        <w:tc>
+          <w:tcPr>
+            <w:tcW w:w="340" w:type="dxa"/>
+            <w:vAlign w:val="center"/>
+          </w:tcPr>
+          <w:p>
+            <w:pPr>
+              <w:spacing w:line="240" w:lineRule="auto"/>
+              <w:ind w:firstLine="0"/>
+              <w:jc w:val="center"/>
+              <w:rPr>
+                <w:color w:val="747474" w:themeColor="background2" w:themeShade="80"/>
+              </w:rPr>
+            </w:pPr>
+            <w:r>
+              <w:rPr>
+                <w:color w:val="747474" w:themeColor="background2" w:themeShade="80"/>
+              </w:rPr>
+              <w:t>1</w:t>
+            </w:r>
+          </w:p>
+        </w:tc>
+        <w:tc>
+          <w:tcPr>
+            <w:tcW w:w="340" w:type="dxa"/>
+            <w:vAlign w:val="center"/>
+          </w:tcPr>
+          <w:p>
+            <w:pPr>
+              <w:spacing w:line="240" w:lineRule="auto"/>
+              <w:ind w:firstLine="0"/>
+              <w:jc w:val="center"/>
+              <w:rPr>
+                <w:color w:val="747474" w:themeColor="background2" w:themeShade="80"/>
+              </w:rPr>
+            </w:pPr>
+          </w:p>
+        </w:tc>
+        <w:tc>
+          <w:tcPr>
+            <w:tcW w:w="340" w:type="dxa"/>
+            <w:vAlign w:val="center"/>
+          </w:tcPr>
+          <w:p>
+            <w:pPr>
+              <w:spacing w:line="240" w:lineRule="auto"/>
+              <w:ind w:firstLine="0"/>
+              <w:jc w:val="center"/>
+              <w:rPr>
+                <w:color w:val="747474" w:themeColor="background2" w:themeShade="80"/>
+              </w:rPr>
+            </w:pPr>
+            <w:r>
+              <w:rPr>
+                <w:color w:val="747474" w:themeColor="background2" w:themeShade="80"/>
+              </w:rPr>
+              <w:t>1</w:t>
+            </w:r>
+          </w:p>
+        </w:tc>
+        <w:tc>
+          <w:tcPr>
+            <w:tcW w:w="340" w:type="dxa"/>
+            <w:vAlign w:val="center"/>
+          </w:tcPr>
+          <w:p>
+            <w:pPr>
+              <w:spacing w:line="240" w:lineRule="auto"/>
+              <w:ind w:firstLine="0"/>
+              <w:jc w:val="center"/>
+              <w:rPr>
+                <w:color w:val="747474" w:themeColor="background2" w:themeShade="80"/>
+              </w:rPr>
+            </w:pPr>
+          </w:p>
+        </w:tc>
+        <w:tc>
+          <w:tcPr>
+            <w:tcW w:w="340" w:type="dxa"/>
+            <w:vAlign w:val="center"/>
+          </w:tcPr>
+          <w:p>
+            <w:pPr>
+              <w:spacing w:line="240" w:lineRule="auto"/>
+              <w:ind w:firstLine="0"/>
+              <w:jc w:val="center"/>
+            </w:pPr>
+          </w:p>
+        </w:tc>
+      </w:tr>
+      <w:tr>
+        <w:trPr>
+          <w:trHeight w:val="340"/>
+          <w:jc w:val="center"/>
+        </w:trPr>
+        <w:tc>
+          <w:tcPr>
+            <w:tcW w:w="340" w:type="dxa"/>
+            <w:vAlign w:val="center"/>
+          </w:tcPr>
+          <w:p>
+            <w:pPr>
+              <w:spacing w:line="240" w:lineRule="auto"/>
+              <w:ind w:firstLine="0"/>
+              <w:jc w:val="center"/>
+            </w:pPr>
+          </w:p>
+        </w:tc>
+        <w:tc>
+          <w:tcPr>
+            <w:tcW w:w="340" w:type="dxa"/>
+            <w:vAlign w:val="center"/>
+          </w:tcPr>
+          <w:p>
+            <w:pPr>
+              <w:spacing w:line="240" w:lineRule="auto"/>
+              <w:ind w:firstLine="0"/>
+              <w:jc w:val="center"/>
+            </w:pPr>
+          </w:p>
+        </w:tc>
+        <w:tc>
+          <w:tcPr>
+            <w:tcW w:w="340" w:type="dxa"/>
+            <w:vAlign w:val="center"/>
+          </w:tcPr>
+          <w:p>
+            <w:pPr>
+              <w:spacing w:line="240" w:lineRule="auto"/>
+              <w:ind w:firstLine="0"/>
+              <w:jc w:val="center"/>
+            </w:pPr>
+          </w:p>
+        </w:tc>
+        <w:tc>
+          <w:tcPr>
+            <w:tcW w:w="340" w:type="dxa"/>
+            <w:vAlign w:val="center"/>
+          </w:tcPr>
+          <w:p>
+            <w:pPr>
+              <w:spacing w:line="240" w:lineRule="auto"/>
+              <w:ind w:firstLine="0"/>
+              <w:jc w:val="center"/>
+            </w:pPr>
+            <w:r>
+              <w:t>5</w:t>
+            </w:r>
+          </w:p>
+        </w:tc>
+        <w:tc>
+          <w:tcPr>
+            <w:tcW w:w="340" w:type="dxa"/>
+            <w:vAlign w:val="center"/>
+          </w:tcPr>
+          <w:p>
+            <w:pPr>
+              <w:spacing w:line="240" w:lineRule="auto"/>
+              <w:ind w:firstLine="0"/>
+              <w:jc w:val="center"/>
+            </w:pPr>
+            <w:r>
+              <w:t>4</w:t>
+            </w:r>
+          </w:p>
+        </w:tc>
+        <w:tc>
+          <w:tcPr>
+            <w:tcW w:w="340" w:type="dxa"/>
+            <w:vAlign w:val="center"/>
+          </w:tcPr>
+          <w:p>
+            <w:pPr>
+              <w:spacing w:line="240" w:lineRule="auto"/>
+              <w:ind w:firstLine="0"/>
+              <w:jc w:val="center"/>
+            </w:pPr>
+            <w:r>
+              <w:t>3</w:t>
+            </w:r>
+          </w:p>
+        </w:tc>
+        <w:tc>
+          <w:tcPr>
+            <w:tcW w:w="340" w:type="dxa"/>
+            <w:vAlign w:val="center"/>
+          </w:tcPr>
+          <w:p>
+            <w:pPr>
+              <w:spacing w:line="240" w:lineRule="auto"/>
+              <w:ind w:firstLine="0"/>
+              <w:jc w:val="center"/>
+            </w:pPr>
+          </w:p>
+        </w:tc>
+      </w:tr>
+      <w:tr>
+        <w:trPr>
+          <w:trHeight w:val="340"/>
+          <w:jc w:val="center"/>
+        </w:trPr>
+        <w:tc>
+          <w:tcPr>
+            <w:tcW w:w="340" w:type="dxa"/>
+            <w:vAlign w:val="center"/>
+          </w:tcPr>
+          <w:p>
+            <w:pPr>
+              <w:spacing w:line="240" w:lineRule="auto"/>
+              <w:ind w:firstLine="0"/>
+              <w:jc w:val="center"/>
+            </w:pPr>
+          </w:p>
+        </w:tc>
+        <w:tc>
+          <w:tcPr>
+            <w:tcW w:w="340" w:type="dxa"/>
+            <w:tcBorders>
+              <w:bottom w:val="single" w:sz="12" w:space="0" w:color="auto"/>
+            </w:tcBorders>
+            <w:vAlign w:val="center"/>
+          </w:tcPr>
+          <w:p>
+            <w:pPr>
+              <w:spacing w:line="240" w:lineRule="auto"/>
+              <w:ind w:firstLine="0"/>
+              <w:jc w:val="center"/>
+            </w:pPr>
+            <w:r>
+              <w:t>+</w:t>
+            </w:r>
+          </w:p>
+        </w:tc>
+        <w:tc>
+          <w:tcPr>
+            <w:tcW w:w="340" w:type="dxa"/>
+            <w:tcBorders>
+              <w:bottom w:val="single" w:sz="12" w:space="0" w:color="auto"/>
+            </w:tcBorders>
+            <w:vAlign w:val="center"/>
+          </w:tcPr>
+          <w:p>
+            <w:pPr>
+              <w:spacing w:line="240" w:lineRule="auto"/>
+              <w:ind w:firstLine="0"/>
+              <w:jc w:val="center"/>
+            </w:pPr>
+            <w:r>
+              <w:t>2</w:t>
+            </w:r>
+          </w:p>
+        </w:tc>
+        <w:tc>
+          <w:tcPr>
+            <w:tcW w:w="340" w:type="dxa"/>
+            <w:tcBorders>
+              <w:bottom w:val="single" w:sz="12" w:space="0" w:color="auto"/>
+            </w:tcBorders>
+            <w:vAlign w:val="center"/>
+          </w:tcPr>
+          <w:p>
+            <w:pPr>
+              <w:spacing w:line="240" w:lineRule="auto"/>
+              <w:ind w:firstLine="0"/>
+              <w:jc w:val="center"/>
+            </w:pPr>
+            <w:r>
+              <w:t>6</w:t>
+            </w:r>
+          </w:p>
+        </w:tc>
+        <w:tc>
+          <w:tcPr>
+            <w:tcW w:w="340" w:type="dxa"/>
+            <w:tcBorders>
+              <w:bottom w:val="single" w:sz="12" w:space="0" w:color="auto"/>
+            </w:tcBorders>
+            <w:vAlign w:val="center"/>
+          </w:tcPr>
+          <w:p>
+            <w:pPr>
+              <w:spacing w:line="240" w:lineRule="auto"/>
+              <w:ind w:firstLine="0"/>
+              <w:jc w:val="center"/>
+            </w:pPr>
+            <w:r>
+              <w:t>1</w:t>
+            </w:r>
+          </w:p>
+        </w:tc>
+        <w:tc>
+          <w:tcPr>
+            <w:tcW w:w="340" w:type="dxa"/>
+            <w:tcBorders>
+              <w:bottom w:val="single" w:sz="12" w:space="0" w:color="auto"/>
+            </w:tcBorders>
+            <w:vAlign w:val="center"/>
+          </w:tcPr>
+          <w:p>
+            <w:pPr>
+              <w:spacing w:line="240" w:lineRule="auto"/>
+              <w:ind w:firstLine="0"/>
+              <w:jc w:val="center"/>
+            </w:pPr>
+            <w:r>
+              <w:t>9</w:t>
+            </w:r>
+          </w:p>
+        </w:tc>
+        <w:tc>
+          <w:tcPr>
+            <w:tcW w:w="340" w:type="dxa"/>
+            <w:vAlign w:val="center"/>
+          </w:tcPr>
+          <w:p>
+            <w:pPr>
+              <w:spacing w:line="240" w:lineRule="auto"/>
+              <w:ind w:firstLine="0"/>
+              <w:jc w:val="center"/>
+            </w:pPr>
+          </w:p>
+        </w:tc>
+      </w:tr>
+      <w:tr>
+        <w:trPr>
+          <w:trHeight w:val="340"/>
+          <w:jc w:val="center"/>
+        </w:trPr>
+        <w:tc>
+          <w:tcPr>
+            <w:tcW w:w="340" w:type="dxa"/>
+            <w:vAlign w:val="center"/>
+          </w:tcPr>
+          <w:p>
+            <w:pPr>
+              <w:spacing w:line="240" w:lineRule="auto"/>
+              <w:ind w:firstLine="0"/>
+              <w:jc w:val="center"/>
+            </w:pPr>
+          </w:p>
+        </w:tc>
+        <w:tc>
+          <w:tcPr>
+            <w:tcW w:w="340" w:type="dxa"/>
+            <w:tcBorders>
+              <w:top w:val="single" w:sz="12" w:space="0" w:color="auto"/>
+            </w:tcBorders>
+            <w:vAlign w:val="center"/>
+          </w:tcPr>
+          <w:p>
+            <w:pPr>
+              <w:spacing w:line="240" w:lineRule="auto"/>
+              <w:ind w:firstLine="0"/>
+              <w:jc w:val="center"/>
+            </w:pPr>
+          </w:p>
+        </w:tc>
+        <w:tc>
+          <w:tcPr>
+            <w:tcW w:w="340" w:type="dxa"/>
+            <w:tcBorders>
+              <w:top w:val="single" w:sz="12" w:space="0" w:color="auto"/>
+            </w:tcBorders>
+            <w:vAlign w:val="center"/>
+          </w:tcPr>
+          <w:p>
+            <w:pPr>
+              <w:spacing w:line="240" w:lineRule="auto"/>
+              <w:ind w:firstLine="0"/>
+              <w:jc w:val="center"/>
+            </w:pPr>
+            <w:r>
+              <w:t>3</w:t>
+            </w:r>
+          </w:p>
+        </w:tc>
+        <w:tc>
+          <w:tcPr>
+            <w:tcW w:w="340" w:type="dxa"/>
+            <w:tcBorders>
+              <w:top w:val="single" w:sz="12" w:space="0" w:color="auto"/>
+            </w:tcBorders>
+            <w:vAlign w:val="center"/>
+          </w:tcPr>
+          <w:p>
+            <w:pPr>
+              <w:spacing w:line="240" w:lineRule="auto"/>
+              <w:ind w:firstLine="0"/>
+              <w:jc w:val="center"/>
+            </w:pPr>
+            <w:r>
+              <w:t>1</w:t>
+            </w:r>
+          </w:p>
+        </w:tc>
+        <w:tc>
+          <w:tcPr>
+            <w:tcW w:w="340" w:type="dxa"/>
+            <w:tcBorders>
+              <w:top w:val="single" w:sz="12" w:space="0" w:color="auto"/>
+            </w:tcBorders>
+            <w:vAlign w:val="center"/>
+          </w:tcPr>
+          <w:p>
+            <w:pPr>
+              <w:spacing w:line="240" w:lineRule="auto"/>
+              <w:ind w:firstLine="0"/>
+              <w:jc w:val="center"/>
+            </w:pPr>
+            <w:r>
+              <w:t>6</w:t>
+            </w:r>
+          </w:p>
+        </w:tc>
+        <w:tc>
+          <w:tcPr>
+            <w:tcW w:w="340" w:type="dxa"/>
+            <w:tcBorders>
+              <w:top w:val="single" w:sz="12" w:space="0" w:color="auto"/>
+            </w:tcBorders>
+            <w:vAlign w:val="center"/>
+          </w:tcPr>
+          <w:p>
+            <w:pPr>
+              <w:spacing w:line="240" w:lineRule="auto"/>
+              <w:ind w:firstLine="0"/>
+              <w:jc w:val="center"/>
+            </w:pPr>
+            <w:r>
+              <w:t>2</w:t>
+            </w:r>
+          </w:p>
+        </w:tc>
+        <w:tc>
+          <w:tcPr>
+            <w:tcW w:w="340" w:type="dxa"/>
+            <w:vAlign w:val="center"/>
+          </w:tcPr>
+          <w:p>
+            <w:pPr>
+              <w:spacing w:line="240" w:lineRule="auto"/>
+              <w:ind w:firstLine="0"/>
+              <w:jc w:val="center"/>
+            </w:pPr>
+          </w:p>
+        </w:tc>
+      </w:tr>
+      <w:tr>
+        <w:trPr>
+          <w:trHeight w:val="340"/>
+          <w:jc w:val="center"/>
+        </w:trPr>
+        <w:tc>
+          <w:tcPr>
+            <w:tcW w:w="340" w:type="dxa"/>
+            <w:vAlign w:val="center"/>
+          </w:tcPr>
+          <w:p>
+            <w:pPr>
+              <w:spacing w:line="240" w:lineRule="auto"/>
+              <w:ind w:firstLine="0"/>
+              <w:jc w:val="center"/>
+            </w:pPr>
+          </w:p>
+        </w:tc>
+        <w:tc>
+          <w:tcPr>
+            <w:tcW w:w="340" w:type="dxa"/>
+            <w:vAlign w:val="center"/>
+          </w:tcPr>
+          <w:p>
+            <w:pPr>
+              <w:spacing w:line="240" w:lineRule="auto"/>
+              <w:ind w:firstLine="0"/>
+              <w:jc w:val="center"/>
+            </w:pPr>
+          </w:p>
+        </w:tc>
+        <w:tc>
+          <w:tcPr>
+            <w:tcW w:w="340" w:type="dxa"/>
+            <w:vAlign w:val="center"/>
+          </w:tcPr>
+          <w:p>
+            <w:pPr>
+              <w:spacing w:line="240" w:lineRule="auto"/>
+              <w:ind w:firstLine="0"/>
+              <w:jc w:val="center"/>
+            </w:pPr>
+          </w:p>
+        </w:tc>
+        <w:tc>
+          <w:tcPr>
+            <w:tcW w:w="340" w:type="dxa"/>
+            <w:vAlign w:val="center"/>
+          </w:tcPr>
+          <w:p>
+            <w:pPr>
+              <w:spacing w:line="240" w:lineRule="auto"/>
+              <w:ind w:firstLine="0"/>
+              <w:jc w:val="center"/>
+            </w:pPr>
+          </w:p>
+        </w:tc>
+        <w:tc>
+          <w:tcPr>
+            <w:tcW w:w="340" w:type="dxa"/>
+            <w:vAlign w:val="center"/>
+          </w:tcPr>
+          <w:p>
+            <w:pPr>
+              <w:spacing w:line="240" w:lineRule="auto"/>
+              <w:ind w:firstLine="0"/>
+              <w:jc w:val="center"/>
+            </w:pPr>
+          </w:p>
+        </w:tc>
+        <w:tc>
+          <w:tcPr>
+            <w:tcW w:w="340" w:type="dxa"/>
+            <w:vAlign w:val="center"/>
+          </w:tcPr>
+          <w:p>
+            <w:pPr>
+              <w:spacing w:line="240" w:lineRule="auto"/>
+              <w:ind w:firstLine="0"/>
+              <w:jc w:val="center"/>
+            </w:pPr>
+          </w:p>
+        </w:tc>
+        <w:tc>
+          <w:tcPr>
+            <w:tcW w:w="340" w:type="dxa"/>
+            <w:vAlign w:val="center"/>
+          </w:tcPr>
+          <w:p>
+            <w:pPr>
+              <w:spacing w:line="240" w:lineRule="auto"/>
+              <w:ind w:firstLine="0"/>
+              <w:jc w:val="center"/>
+            </w:pPr>
+          </w:p>
+        </w:tc>
+      </w:tr>
+    </w:tbl>
+    <w:p>
+      <w:pPr>
+        <w:spacing w:before="360"/>
+      </w:pPr>
       <w:r>
         <w:rPr>
           <w:b/>
@@ -5174,7 +6207,610 @@
         <w:t xml:space="preserve"> esetén is hasonlóan járunk el mint összeadásnál, csak itt az átvitt értéket még hozzá kell adni a kivonandó számjegyhez a következő kivonás előtt.</w:t>
       </w:r>
     </w:p>
-    <w:p>
+    <w:tbl>
+      <w:tblPr>
+        <w:tblStyle w:val="Rcsostblzat"/>
+        <w:tblW w:w="0" w:type="auto"/>
+        <w:jc w:val="center"/>
+        <w:tblBorders>
+          <w:top w:val="single" w:sz="2" w:space="0" w:color="747474" w:themeColor="background2" w:themeShade="80"/>
+          <w:left w:val="single" w:sz="2" w:space="0" w:color="747474" w:themeColor="background2" w:themeShade="80"/>
+          <w:bottom w:val="single" w:sz="2" w:space="0" w:color="747474" w:themeColor="background2" w:themeShade="80"/>
+          <w:right w:val="single" w:sz="2" w:space="0" w:color="747474" w:themeColor="background2" w:themeShade="80"/>
+          <w:insideH w:val="single" w:sz="2" w:space="0" w:color="747474" w:themeColor="background2" w:themeShade="80"/>
+          <w:insideV w:val="single" w:sz="2" w:space="0" w:color="747474" w:themeColor="background2" w:themeShade="80"/>
+        </w:tblBorders>
+        <w:tblLook w:val="04A0" w:firstRow="1" w:lastRow="0" w:firstColumn="1" w:lastColumn="0" w:noHBand="0" w:noVBand="1"/>
+      </w:tblPr>
+      <w:tblGrid>
+        <w:gridCol w:w="340"/>
+        <w:gridCol w:w="352"/>
+        <w:gridCol w:w="340"/>
+        <w:gridCol w:w="340"/>
+        <w:gridCol w:w="340"/>
+        <w:gridCol w:w="340"/>
+        <w:gridCol w:w="340"/>
+      </w:tblGrid>
+      <w:tr>
+        <w:trPr>
+          <w:trHeight w:val="340"/>
+          <w:jc w:val="center"/>
+        </w:trPr>
+        <w:tc>
+          <w:tcPr>
+            <w:tcW w:w="340" w:type="dxa"/>
+            <w:vAlign w:val="center"/>
+          </w:tcPr>
+          <w:p>
+            <w:pPr>
+              <w:spacing w:line="240" w:lineRule="auto"/>
+              <w:ind w:firstLine="0"/>
+              <w:jc w:val="center"/>
+            </w:pPr>
+          </w:p>
+        </w:tc>
+        <w:tc>
+          <w:tcPr>
+            <w:tcW w:w="340" w:type="dxa"/>
+            <w:vAlign w:val="center"/>
+          </w:tcPr>
+          <w:p>
+            <w:pPr>
+              <w:spacing w:line="240" w:lineRule="auto"/>
+              <w:ind w:firstLine="0"/>
+              <w:jc w:val="center"/>
+            </w:pPr>
+          </w:p>
+        </w:tc>
+        <w:tc>
+          <w:tcPr>
+            <w:tcW w:w="340" w:type="dxa"/>
+            <w:vAlign w:val="center"/>
+          </w:tcPr>
+          <w:p>
+            <w:pPr>
+              <w:spacing w:line="240" w:lineRule="auto"/>
+              <w:ind w:firstLine="0"/>
+              <w:jc w:val="center"/>
+              <w:rPr>
+                <w:color w:val="747474" w:themeColor="background2" w:themeShade="80"/>
+              </w:rPr>
+            </w:pPr>
+            <w:r>
+              <w:rPr>
+                <w:color w:val="747474" w:themeColor="background2" w:themeShade="80"/>
+              </w:rPr>
+              <w:t>1</w:t>
+            </w:r>
+          </w:p>
+        </w:tc>
+        <w:tc>
+          <w:tcPr>
+            <w:tcW w:w="340" w:type="dxa"/>
+            <w:vAlign w:val="center"/>
+          </w:tcPr>
+          <w:p>
+            <w:pPr>
+              <w:spacing w:line="240" w:lineRule="auto"/>
+              <w:ind w:firstLine="0"/>
+              <w:jc w:val="center"/>
+              <w:rPr>
+                <w:color w:val="747474" w:themeColor="background2" w:themeShade="80"/>
+              </w:rPr>
+            </w:pPr>
+          </w:p>
+        </w:tc>
+        <w:tc>
+          <w:tcPr>
+            <w:tcW w:w="340" w:type="dxa"/>
+            <w:vAlign w:val="center"/>
+          </w:tcPr>
+          <w:p>
+            <w:pPr>
+              <w:spacing w:line="240" w:lineRule="auto"/>
+              <w:ind w:firstLine="0"/>
+              <w:jc w:val="center"/>
+              <w:rPr>
+                <w:color w:val="747474" w:themeColor="background2" w:themeShade="80"/>
+              </w:rPr>
+            </w:pPr>
+            <w:r>
+              <w:rPr>
+                <w:color w:val="747474" w:themeColor="background2" w:themeShade="80"/>
+              </w:rPr>
+              <w:t>1</w:t>
+            </w:r>
+          </w:p>
+        </w:tc>
+        <w:tc>
+          <w:tcPr>
+            <w:tcW w:w="340" w:type="dxa"/>
+            <w:vAlign w:val="center"/>
+          </w:tcPr>
+          <w:p>
+            <w:pPr>
+              <w:spacing w:line="240" w:lineRule="auto"/>
+              <w:ind w:firstLine="0"/>
+              <w:jc w:val="center"/>
+              <w:rPr>
+                <w:color w:val="747474" w:themeColor="background2" w:themeShade="80"/>
+              </w:rPr>
+            </w:pPr>
+          </w:p>
+        </w:tc>
+        <w:tc>
+          <w:tcPr>
+            <w:tcW w:w="340" w:type="dxa"/>
+            <w:vAlign w:val="center"/>
+          </w:tcPr>
+          <w:p>
+            <w:pPr>
+              <w:spacing w:line="240" w:lineRule="auto"/>
+              <w:ind w:firstLine="0"/>
+              <w:jc w:val="center"/>
+            </w:pPr>
+          </w:p>
+        </w:tc>
+      </w:tr>
+      <w:tr>
+        <w:trPr>
+          <w:trHeight w:val="340"/>
+          <w:jc w:val="center"/>
+        </w:trPr>
+        <w:tc>
+          <w:tcPr>
+            <w:tcW w:w="340" w:type="dxa"/>
+            <w:vAlign w:val="center"/>
+          </w:tcPr>
+          <w:p>
+            <w:pPr>
+              <w:spacing w:line="240" w:lineRule="auto"/>
+              <w:ind w:firstLine="0"/>
+              <w:jc w:val="center"/>
+            </w:pPr>
+          </w:p>
+        </w:tc>
+        <w:tc>
+          <w:tcPr>
+            <w:tcW w:w="340" w:type="dxa"/>
+            <w:vAlign w:val="center"/>
+          </w:tcPr>
+          <w:p>
+            <w:pPr>
+              <w:spacing w:line="240" w:lineRule="auto"/>
+              <w:ind w:firstLine="0"/>
+              <w:jc w:val="center"/>
+            </w:pPr>
+          </w:p>
+        </w:tc>
+        <w:tc>
+          <w:tcPr>
+            <w:tcW w:w="340" w:type="dxa"/>
+            <w:vAlign w:val="center"/>
+          </w:tcPr>
+          <w:p>
+            <w:pPr>
+              <w:spacing w:line="240" w:lineRule="auto"/>
+              <w:ind w:firstLine="0"/>
+              <w:jc w:val="center"/>
+            </w:pPr>
+          </w:p>
+        </w:tc>
+        <w:tc>
+          <w:tcPr>
+            <w:tcW w:w="340" w:type="dxa"/>
+            <w:vAlign w:val="center"/>
+          </w:tcPr>
+          <w:p>
+            <w:pPr>
+              <w:spacing w:line="240" w:lineRule="auto"/>
+              <w:ind w:firstLine="0"/>
+              <w:jc w:val="center"/>
+            </w:pPr>
+            <w:r>
+              <w:t>5</w:t>
+            </w:r>
+          </w:p>
+        </w:tc>
+        <w:tc>
+          <w:tcPr>
+            <w:tcW w:w="340" w:type="dxa"/>
+            <w:vAlign w:val="center"/>
+          </w:tcPr>
+          <w:p>
+            <w:pPr>
+              <w:spacing w:line="240" w:lineRule="auto"/>
+              <w:ind w:firstLine="0"/>
+              <w:jc w:val="center"/>
+            </w:pPr>
+            <w:r>
+              <w:t>4</w:t>
+            </w:r>
+          </w:p>
+        </w:tc>
+        <w:tc>
+          <w:tcPr>
+            <w:tcW w:w="340" w:type="dxa"/>
+            <w:vAlign w:val="center"/>
+          </w:tcPr>
+          <w:p>
+            <w:pPr>
+              <w:spacing w:line="240" w:lineRule="auto"/>
+              <w:ind w:firstLine="0"/>
+              <w:jc w:val="center"/>
+            </w:pPr>
+            <w:r>
+              <w:t>3</w:t>
+            </w:r>
+          </w:p>
+        </w:tc>
+        <w:tc>
+          <w:tcPr>
+            <w:tcW w:w="340" w:type="dxa"/>
+            <w:vAlign w:val="center"/>
+          </w:tcPr>
+          <w:p>
+            <w:pPr>
+              <w:spacing w:line="240" w:lineRule="auto"/>
+              <w:ind w:firstLine="0"/>
+              <w:jc w:val="center"/>
+            </w:pPr>
+          </w:p>
+        </w:tc>
+      </w:tr>
+      <w:tr>
+        <w:trPr>
+          <w:trHeight w:val="340"/>
+          <w:jc w:val="center"/>
+        </w:trPr>
+        <w:tc>
+          <w:tcPr>
+            <w:tcW w:w="340" w:type="dxa"/>
+            <w:vAlign w:val="center"/>
+          </w:tcPr>
+          <w:p>
+            <w:pPr>
+              <w:spacing w:line="240" w:lineRule="auto"/>
+              <w:ind w:firstLine="0"/>
+              <w:jc w:val="center"/>
+            </w:pPr>
+          </w:p>
+        </w:tc>
+        <w:tc>
+          <w:tcPr>
+            <w:tcW w:w="340" w:type="dxa"/>
+            <w:tcBorders>
+              <w:bottom w:val="single" w:sz="12" w:space="0" w:color="auto"/>
+            </w:tcBorders>
+            <w:vAlign w:val="center"/>
+          </w:tcPr>
+          <w:p>
+            <w:pPr>
+              <w:spacing w:line="240" w:lineRule="auto"/>
+              <w:ind w:firstLine="0"/>
+              <w:jc w:val="center"/>
+            </w:pPr>
+            <w:r>
+              <w:t>−</w:t>
+            </w:r>
+          </w:p>
+        </w:tc>
+        <w:tc>
+          <w:tcPr>
+            <w:tcW w:w="340" w:type="dxa"/>
+            <w:tcBorders>
+              <w:bottom w:val="single" w:sz="12" w:space="0" w:color="auto"/>
+            </w:tcBorders>
+            <w:vAlign w:val="center"/>
+          </w:tcPr>
+          <w:p>
+            <w:pPr>
+              <w:spacing w:line="240" w:lineRule="auto"/>
+              <w:ind w:firstLine="0"/>
+              <w:jc w:val="center"/>
+            </w:pPr>
+            <w:r>
+              <w:t>2</w:t>
+            </w:r>
+          </w:p>
+        </w:tc>
+        <w:tc>
+          <w:tcPr>
+            <w:tcW w:w="340" w:type="dxa"/>
+            <w:tcBorders>
+              <w:bottom w:val="single" w:sz="12" w:space="0" w:color="auto"/>
+            </w:tcBorders>
+            <w:vAlign w:val="center"/>
+          </w:tcPr>
+          <w:p>
+            <w:pPr>
+              <w:spacing w:line="240" w:lineRule="auto"/>
+              <w:ind w:firstLine="0"/>
+              <w:jc w:val="center"/>
+            </w:pPr>
+            <w:r>
+              <w:t>6</w:t>
+            </w:r>
+          </w:p>
+        </w:tc>
+        <w:tc>
+          <w:tcPr>
+            <w:tcW w:w="340" w:type="dxa"/>
+            <w:tcBorders>
+              <w:bottom w:val="single" w:sz="12" w:space="0" w:color="auto"/>
+            </w:tcBorders>
+            <w:vAlign w:val="center"/>
+          </w:tcPr>
+          <w:p>
+            <w:pPr>
+              <w:spacing w:line="240" w:lineRule="auto"/>
+              <w:ind w:firstLine="0"/>
+              <w:jc w:val="center"/>
+            </w:pPr>
+            <w:r>
+              <w:t>1</w:t>
+            </w:r>
+          </w:p>
+        </w:tc>
+        <w:tc>
+          <w:tcPr>
+            <w:tcW w:w="340" w:type="dxa"/>
+            <w:tcBorders>
+              <w:bottom w:val="single" w:sz="12" w:space="0" w:color="auto"/>
+            </w:tcBorders>
+            <w:vAlign w:val="center"/>
+          </w:tcPr>
+          <w:p>
+            <w:pPr>
+              <w:spacing w:line="240" w:lineRule="auto"/>
+              <w:ind w:firstLine="0"/>
+              <w:jc w:val="center"/>
+            </w:pPr>
+            <w:r>
+              <w:t>9</w:t>
+            </w:r>
+          </w:p>
+        </w:tc>
+        <w:tc>
+          <w:tcPr>
+            <w:tcW w:w="340" w:type="dxa"/>
+            <w:vAlign w:val="center"/>
+          </w:tcPr>
+          <w:p>
+            <w:pPr>
+              <w:spacing w:line="240" w:lineRule="auto"/>
+              <w:ind w:firstLine="0"/>
+              <w:jc w:val="center"/>
+            </w:pPr>
+          </w:p>
+        </w:tc>
+      </w:tr>
+      <w:tr>
+        <w:trPr>
+          <w:trHeight w:val="340"/>
+          <w:jc w:val="center"/>
+        </w:trPr>
+        <w:tc>
+          <w:tcPr>
+            <w:tcW w:w="340" w:type="dxa"/>
+            <w:vAlign w:val="center"/>
+          </w:tcPr>
+          <w:p>
+            <w:pPr>
+              <w:spacing w:line="240" w:lineRule="auto"/>
+              <w:ind w:firstLine="0"/>
+              <w:jc w:val="center"/>
+            </w:pPr>
+          </w:p>
+        </w:tc>
+        <w:tc>
+          <w:tcPr>
+            <w:tcW w:w="340" w:type="dxa"/>
+            <w:tcBorders>
+              <w:top w:val="single" w:sz="12" w:space="0" w:color="auto"/>
+            </w:tcBorders>
+            <w:vAlign w:val="center"/>
+          </w:tcPr>
+          <w:p>
+            <w:pPr>
+              <w:spacing w:line="240" w:lineRule="auto"/>
+              <w:ind w:firstLine="0"/>
+              <w:jc w:val="center"/>
+            </w:pPr>
+          </w:p>
+        </w:tc>
+        <w:tc>
+          <w:tcPr>
+            <w:tcW w:w="340" w:type="dxa"/>
+            <w:tcBorders>
+              <w:top w:val="single" w:sz="12" w:space="0" w:color="auto"/>
+            </w:tcBorders>
+            <w:vAlign w:val="center"/>
+          </w:tcPr>
+          <w:p>
+            <w:pPr>
+              <w:spacing w:line="240" w:lineRule="auto"/>
+              <w:ind w:firstLine="0"/>
+              <w:jc w:val="center"/>
+            </w:pPr>
+            <w:r>
+              <w:t>1</w:t>
+            </w:r>
+          </w:p>
+        </w:tc>
+        <w:tc>
+          <w:tcPr>
+            <w:tcW w:w="340" w:type="dxa"/>
+            <w:tcBorders>
+              <w:top w:val="single" w:sz="12" w:space="0" w:color="auto"/>
+            </w:tcBorders>
+            <w:vAlign w:val="center"/>
+          </w:tcPr>
+          <w:p>
+            <w:pPr>
+              <w:spacing w:line="240" w:lineRule="auto"/>
+              <w:ind w:firstLine="0"/>
+              <w:jc w:val="center"/>
+            </w:pPr>
+            <w:r>
+              <w:t>9</w:t>
+            </w:r>
+          </w:p>
+        </w:tc>
+        <w:tc>
+          <w:tcPr>
+            <w:tcW w:w="340" w:type="dxa"/>
+            <w:tcBorders>
+              <w:top w:val="single" w:sz="12" w:space="0" w:color="auto"/>
+            </w:tcBorders>
+            <w:vAlign w:val="center"/>
+          </w:tcPr>
+          <w:p>
+            <w:pPr>
+              <w:spacing w:line="240" w:lineRule="auto"/>
+              <w:ind w:firstLine="0"/>
+              <w:jc w:val="center"/>
+            </w:pPr>
+            <w:r>
+              <w:t>2</w:t>
+            </w:r>
+          </w:p>
+        </w:tc>
+        <w:tc>
+          <w:tcPr>
+            <w:tcW w:w="340" w:type="dxa"/>
+            <w:tcBorders>
+              <w:top w:val="single" w:sz="12" w:space="0" w:color="auto"/>
+            </w:tcBorders>
+            <w:vAlign w:val="center"/>
+          </w:tcPr>
+          <w:p>
+            <w:pPr>
+              <w:spacing w:line="240" w:lineRule="auto"/>
+              <w:ind w:firstLine="0"/>
+              <w:jc w:val="center"/>
+            </w:pPr>
+            <w:r>
+              <w:t>4</w:t>
+            </w:r>
+          </w:p>
+        </w:tc>
+        <w:tc>
+          <w:tcPr>
+            <w:tcW w:w="340" w:type="dxa"/>
+            <w:vAlign w:val="center"/>
+          </w:tcPr>
+          <w:p>
+            <w:pPr>
+              <w:spacing w:line="240" w:lineRule="auto"/>
+              <w:ind w:firstLine="0"/>
+              <w:jc w:val="center"/>
+            </w:pPr>
+          </w:p>
+        </w:tc>
+      </w:tr>
+      <w:tr>
+        <w:trPr>
+          <w:trHeight w:val="340"/>
+          <w:jc w:val="center"/>
+        </w:trPr>
+        <w:tc>
+          <w:tcPr>
+            <w:tcW w:w="340" w:type="dxa"/>
+            <w:vAlign w:val="center"/>
+          </w:tcPr>
+          <w:p>
+            <w:pPr>
+              <w:spacing w:line="240" w:lineRule="auto"/>
+              <w:ind w:firstLine="0"/>
+              <w:jc w:val="center"/>
+            </w:pPr>
+          </w:p>
+        </w:tc>
+        <w:tc>
+          <w:tcPr>
+            <w:tcW w:w="340" w:type="dxa"/>
+            <w:vAlign w:val="center"/>
+          </w:tcPr>
+          <w:p>
+            <w:pPr>
+              <w:spacing w:line="240" w:lineRule="auto"/>
+              <w:ind w:firstLine="0"/>
+              <w:jc w:val="center"/>
+            </w:pPr>
+          </w:p>
+        </w:tc>
+        <w:tc>
+          <w:tcPr>
+            <w:tcW w:w="340" w:type="dxa"/>
+            <w:vAlign w:val="center"/>
+          </w:tcPr>
+          <w:p>
+            <w:pPr>
+              <w:spacing w:line="240" w:lineRule="auto"/>
+              <w:ind w:firstLine="0"/>
+              <w:jc w:val="center"/>
+            </w:pPr>
+          </w:p>
+        </w:tc>
+        <w:tc>
+          <w:tcPr>
+            <w:tcW w:w="340" w:type="dxa"/>
+            <w:vAlign w:val="center"/>
+          </w:tcPr>
+          <w:p>
+            <w:pPr>
+              <w:spacing w:line="240" w:lineRule="auto"/>
+              <w:ind w:firstLine="0"/>
+              <w:jc w:val="center"/>
+            </w:pPr>
+          </w:p>
+        </w:tc>
+        <w:tc>
+          <w:tcPr>
+            <w:tcW w:w="340" w:type="dxa"/>
+            <w:vAlign w:val="center"/>
+          </w:tcPr>
+          <w:p>
+            <w:pPr>
+              <w:spacing w:line="240" w:lineRule="auto"/>
+              <w:ind w:firstLine="0"/>
+              <w:jc w:val="center"/>
+            </w:pPr>
+          </w:p>
+        </w:tc>
+        <w:tc>
+          <w:tcPr>
+            <w:tcW w:w="340" w:type="dxa"/>
+            <w:vAlign w:val="center"/>
+          </w:tcPr>
+          <w:p>
+            <w:pPr>
+              <w:spacing w:line="240" w:lineRule="auto"/>
+              <w:ind w:firstLine="0"/>
+              <w:jc w:val="center"/>
+            </w:pPr>
+          </w:p>
+        </w:tc>
+        <w:tc>
+          <w:tcPr>
+            <w:tcW w:w="340" w:type="dxa"/>
+            <w:vAlign w:val="center"/>
+          </w:tcPr>
+          <w:p>
+            <w:pPr>
+              <w:spacing w:line="240" w:lineRule="auto"/>
+              <w:ind w:firstLine="0"/>
+              <w:jc w:val="center"/>
+            </w:pPr>
+          </w:p>
+        </w:tc>
+      </w:tr>
+    </w:tbl>
+    <w:p>
+      <w:pPr>
+        <w:spacing w:before="360"/>
+      </w:pPr>
       <w:r>
         <w:rPr>
           <w:b/>
@@ -5186,7 +6822,902 @@
         <w:t xml:space="preserve"> szintén az általános iskolában tanult módszert alkalmazza a könyvtár. A szorzó számjegyeiből kiválasztunk egyet majd egyesével megszorozzuk a szorzandó számjegyeivel, figyelve rá, hogy mindig átvigyük a maradékot és hozzáadjuk a rákövetkező értékhez. Ezeket az értékeket eltoljuk a szorzó számjegynek megfelelő tízes hatvánnyal, majd összeadjuk.</w:t>
       </w:r>
     </w:p>
-    <w:p>
+    <w:tbl>
+      <w:tblPr>
+        <w:tblStyle w:val="Rcsostblzat"/>
+        <w:tblW w:w="0" w:type="auto"/>
+        <w:jc w:val="center"/>
+        <w:tblBorders>
+          <w:top w:val="single" w:sz="2" w:space="0" w:color="747474" w:themeColor="background2" w:themeShade="80"/>
+          <w:left w:val="single" w:sz="2" w:space="0" w:color="747474" w:themeColor="background2" w:themeShade="80"/>
+          <w:bottom w:val="single" w:sz="2" w:space="0" w:color="747474" w:themeColor="background2" w:themeShade="80"/>
+          <w:right w:val="single" w:sz="2" w:space="0" w:color="747474" w:themeColor="background2" w:themeShade="80"/>
+          <w:insideH w:val="single" w:sz="2" w:space="0" w:color="747474" w:themeColor="background2" w:themeShade="80"/>
+          <w:insideV w:val="single" w:sz="2" w:space="0" w:color="747474" w:themeColor="background2" w:themeShade="80"/>
+        </w:tblBorders>
+        <w:tblLook w:val="04A0" w:firstRow="1" w:lastRow="0" w:firstColumn="1" w:lastColumn="0" w:noHBand="0" w:noVBand="1"/>
+      </w:tblPr>
+      <w:tblGrid>
+        <w:gridCol w:w="340"/>
+        <w:gridCol w:w="340"/>
+        <w:gridCol w:w="352"/>
+        <w:gridCol w:w="340"/>
+        <w:gridCol w:w="340"/>
+        <w:gridCol w:w="352"/>
+        <w:gridCol w:w="340"/>
+        <w:gridCol w:w="340"/>
+        <w:gridCol w:w="340"/>
+      </w:tblGrid>
+      <w:tr>
+        <w:trPr>
+          <w:trHeight w:val="340"/>
+          <w:jc w:val="center"/>
+        </w:trPr>
+        <w:tc>
+          <w:tcPr>
+            <w:tcW w:w="340" w:type="dxa"/>
+            <w:vAlign w:val="center"/>
+          </w:tcPr>
+          <w:p>
+            <w:pPr>
+              <w:spacing w:line="240" w:lineRule="auto"/>
+              <w:ind w:firstLine="0"/>
+              <w:jc w:val="center"/>
+            </w:pPr>
+          </w:p>
+        </w:tc>
+        <w:tc>
+          <w:tcPr>
+            <w:tcW w:w="340" w:type="dxa"/>
+            <w:vAlign w:val="center"/>
+          </w:tcPr>
+          <w:p>
+            <w:pPr>
+              <w:spacing w:line="240" w:lineRule="auto"/>
+              <w:ind w:firstLine="0"/>
+              <w:jc w:val="center"/>
+            </w:pPr>
+          </w:p>
+        </w:tc>
+        <w:tc>
+          <w:tcPr>
+            <w:tcW w:w="352" w:type="dxa"/>
+            <w:vAlign w:val="center"/>
+          </w:tcPr>
+          <w:p>
+            <w:pPr>
+              <w:spacing w:line="240" w:lineRule="auto"/>
+              <w:ind w:firstLine="0"/>
+              <w:jc w:val="center"/>
+            </w:pPr>
+          </w:p>
+        </w:tc>
+        <w:tc>
+          <w:tcPr>
+            <w:tcW w:w="340" w:type="dxa"/>
+            <w:vAlign w:val="center"/>
+          </w:tcPr>
+          <w:p>
+            <w:pPr>
+              <w:spacing w:line="240" w:lineRule="auto"/>
+              <w:ind w:firstLine="0"/>
+              <w:jc w:val="center"/>
+            </w:pPr>
+          </w:p>
+        </w:tc>
+        <w:tc>
+          <w:tcPr>
+            <w:tcW w:w="340" w:type="dxa"/>
+            <w:vAlign w:val="center"/>
+          </w:tcPr>
+          <w:p>
+            <w:pPr>
+              <w:spacing w:line="240" w:lineRule="auto"/>
+              <w:ind w:firstLine="0"/>
+              <w:jc w:val="center"/>
+            </w:pPr>
+          </w:p>
+        </w:tc>
+        <w:tc>
+          <w:tcPr>
+            <w:tcW w:w="352" w:type="dxa"/>
+            <w:vAlign w:val="center"/>
+          </w:tcPr>
+          <w:p>
+            <w:pPr>
+              <w:spacing w:line="240" w:lineRule="auto"/>
+              <w:ind w:firstLine="0"/>
+              <w:jc w:val="center"/>
+            </w:pPr>
+          </w:p>
+        </w:tc>
+        <w:tc>
+          <w:tcPr>
+            <w:tcW w:w="340" w:type="dxa"/>
+            <w:vAlign w:val="center"/>
+          </w:tcPr>
+          <w:p>
+            <w:pPr>
+              <w:spacing w:line="240" w:lineRule="auto"/>
+              <w:ind w:firstLine="0"/>
+              <w:jc w:val="center"/>
+            </w:pPr>
+          </w:p>
+        </w:tc>
+        <w:tc>
+          <w:tcPr>
+            <w:tcW w:w="340" w:type="dxa"/>
+            <w:vAlign w:val="center"/>
+          </w:tcPr>
+          <w:p>
+            <w:pPr>
+              <w:spacing w:line="240" w:lineRule="auto"/>
+              <w:ind w:firstLine="0"/>
+              <w:jc w:val="center"/>
+            </w:pPr>
+          </w:p>
+        </w:tc>
+        <w:tc>
+          <w:tcPr>
+            <w:tcW w:w="340" w:type="dxa"/>
+            <w:vAlign w:val="center"/>
+          </w:tcPr>
+          <w:p>
+            <w:pPr>
+              <w:spacing w:line="240" w:lineRule="auto"/>
+              <w:ind w:firstLine="0"/>
+              <w:jc w:val="center"/>
+            </w:pPr>
+          </w:p>
+        </w:tc>
+      </w:tr>
+      <w:tr>
+        <w:trPr>
+          <w:trHeight w:val="340"/>
+          <w:jc w:val="center"/>
+        </w:trPr>
+        <w:tc>
+          <w:tcPr>
+            <w:tcW w:w="340" w:type="dxa"/>
+            <w:vAlign w:val="center"/>
+          </w:tcPr>
+          <w:p>
+            <w:pPr>
+              <w:spacing w:line="240" w:lineRule="auto"/>
+              <w:ind w:firstLine="0"/>
+              <w:jc w:val="center"/>
+            </w:pPr>
+          </w:p>
+        </w:tc>
+        <w:tc>
+          <w:tcPr>
+            <w:tcW w:w="340" w:type="dxa"/>
+            <w:tcBorders>
+              <w:bottom w:val="single" w:sz="12" w:space="0" w:color="auto"/>
+            </w:tcBorders>
+            <w:vAlign w:val="center"/>
+          </w:tcPr>
+          <w:p>
+            <w:pPr>
+              <w:spacing w:line="240" w:lineRule="auto"/>
+              <w:ind w:firstLine="0"/>
+              <w:jc w:val="center"/>
+            </w:pPr>
+          </w:p>
+        </w:tc>
+        <w:tc>
+          <w:tcPr>
+            <w:tcW w:w="352" w:type="dxa"/>
+            <w:tcBorders>
+              <w:bottom w:val="single" w:sz="12" w:space="0" w:color="auto"/>
+            </w:tcBorders>
+            <w:vAlign w:val="center"/>
+          </w:tcPr>
+          <w:p>
+            <w:pPr>
+              <w:spacing w:line="240" w:lineRule="auto"/>
+              <w:ind w:firstLine="0"/>
+              <w:jc w:val="center"/>
+            </w:pPr>
+            <w:r>
+              <w:t>5</w:t>
+            </w:r>
+          </w:p>
+        </w:tc>
+        <w:tc>
+          <w:tcPr>
+            <w:tcW w:w="340" w:type="dxa"/>
+            <w:tcBorders>
+              <w:bottom w:val="single" w:sz="12" w:space="0" w:color="auto"/>
+            </w:tcBorders>
+            <w:vAlign w:val="center"/>
+          </w:tcPr>
+          <w:p>
+            <w:pPr>
+              <w:spacing w:line="240" w:lineRule="auto"/>
+              <w:ind w:firstLine="0"/>
+              <w:jc w:val="center"/>
+            </w:pPr>
+            <w:r>
+              <w:t>4</w:t>
+            </w:r>
+          </w:p>
+        </w:tc>
+        <w:tc>
+          <w:tcPr>
+            <w:tcW w:w="340" w:type="dxa"/>
+            <w:tcBorders>
+              <w:bottom w:val="single" w:sz="12" w:space="0" w:color="auto"/>
+            </w:tcBorders>
+            <w:vAlign w:val="center"/>
+          </w:tcPr>
+          <w:p>
+            <w:pPr>
+              <w:spacing w:line="240" w:lineRule="auto"/>
+              <w:ind w:firstLine="0"/>
+              <w:jc w:val="center"/>
+            </w:pPr>
+            <w:r>
+              <w:t>3</w:t>
+            </w:r>
+          </w:p>
+        </w:tc>
+        <w:tc>
+          <w:tcPr>
+            <w:tcW w:w="352" w:type="dxa"/>
+            <w:vAlign w:val="center"/>
+          </w:tcPr>
+          <w:p>
+            <w:pPr>
+              <w:spacing w:line="240" w:lineRule="auto"/>
+              <w:ind w:firstLine="0"/>
+              <w:jc w:val="center"/>
+            </w:pPr>
+            <w:r>
+              <w:t>×</w:t>
+            </w:r>
+          </w:p>
+        </w:tc>
+        <w:tc>
+          <w:tcPr>
+            <w:tcW w:w="340" w:type="dxa"/>
+            <w:vAlign w:val="center"/>
+          </w:tcPr>
+          <w:p>
+            <w:pPr>
+              <w:spacing w:line="240" w:lineRule="auto"/>
+              <w:ind w:firstLine="0"/>
+              <w:jc w:val="center"/>
+            </w:pPr>
+            <w:r>
+              <w:t>2</w:t>
+            </w:r>
+          </w:p>
+        </w:tc>
+        <w:tc>
+          <w:tcPr>
+            <w:tcW w:w="340" w:type="dxa"/>
+            <w:vAlign w:val="center"/>
+          </w:tcPr>
+          <w:p>
+            <w:pPr>
+              <w:spacing w:line="240" w:lineRule="auto"/>
+              <w:ind w:firstLine="0"/>
+              <w:jc w:val="center"/>
+            </w:pPr>
+            <w:r>
+              <w:t>3</w:t>
+            </w:r>
+          </w:p>
+        </w:tc>
+        <w:tc>
+          <w:tcPr>
+            <w:tcW w:w="340" w:type="dxa"/>
+            <w:vAlign w:val="center"/>
+          </w:tcPr>
+          <w:p>
+            <w:pPr>
+              <w:spacing w:line="240" w:lineRule="auto"/>
+              <w:ind w:firstLine="0"/>
+              <w:jc w:val="center"/>
+            </w:pPr>
+          </w:p>
+        </w:tc>
+      </w:tr>
+      <w:tr>
+        <w:trPr>
+          <w:trHeight w:val="340"/>
+          <w:jc w:val="center"/>
+        </w:trPr>
+        <w:tc>
+          <w:tcPr>
+            <w:tcW w:w="340" w:type="dxa"/>
+            <w:vAlign w:val="center"/>
+          </w:tcPr>
+          <w:p>
+            <w:pPr>
+              <w:spacing w:line="240" w:lineRule="auto"/>
+              <w:ind w:firstLine="0"/>
+              <w:jc w:val="center"/>
+            </w:pPr>
+          </w:p>
+        </w:tc>
+        <w:tc>
+          <w:tcPr>
+            <w:tcW w:w="340" w:type="dxa"/>
+            <w:tcBorders>
+              <w:top w:val="single" w:sz="12" w:space="0" w:color="auto"/>
+            </w:tcBorders>
+            <w:vAlign w:val="center"/>
+          </w:tcPr>
+          <w:p>
+            <w:pPr>
+              <w:spacing w:line="240" w:lineRule="auto"/>
+              <w:ind w:firstLine="0"/>
+              <w:jc w:val="center"/>
+            </w:pPr>
+            <w:r>
+              <w:t>1</w:t>
+            </w:r>
+          </w:p>
+        </w:tc>
+        <w:tc>
+          <w:tcPr>
+            <w:tcW w:w="352" w:type="dxa"/>
+            <w:tcBorders>
+              <w:top w:val="single" w:sz="12" w:space="0" w:color="auto"/>
+              <w:bottom w:val="single" w:sz="2" w:space="0" w:color="747474" w:themeColor="background2" w:themeShade="80"/>
+            </w:tcBorders>
+            <w:vAlign w:val="center"/>
+          </w:tcPr>
+          <w:p>
+            <w:pPr>
+              <w:spacing w:line="240" w:lineRule="auto"/>
+              <w:ind w:firstLine="0"/>
+              <w:jc w:val="center"/>
+            </w:pPr>
+            <w:r>
+              <w:t>0</w:t>
+            </w:r>
+          </w:p>
+        </w:tc>
+        <w:tc>
+          <w:tcPr>
+            <w:tcW w:w="340" w:type="dxa"/>
+            <w:tcBorders>
+              <w:top w:val="single" w:sz="12" w:space="0" w:color="auto"/>
+              <w:bottom w:val="single" w:sz="2" w:space="0" w:color="747474" w:themeColor="background2" w:themeShade="80"/>
+            </w:tcBorders>
+            <w:vAlign w:val="center"/>
+          </w:tcPr>
+          <w:p>
+            <w:pPr>
+              <w:spacing w:line="240" w:lineRule="auto"/>
+              <w:ind w:firstLine="0"/>
+              <w:jc w:val="center"/>
+            </w:pPr>
+            <w:r>
+              <w:t>8</w:t>
+            </w:r>
+          </w:p>
+        </w:tc>
+        <w:tc>
+          <w:tcPr>
+            <w:tcW w:w="340" w:type="dxa"/>
+            <w:tcBorders>
+              <w:top w:val="single" w:sz="12" w:space="0" w:color="auto"/>
+              <w:bottom w:val="single" w:sz="2" w:space="0" w:color="747474" w:themeColor="background2" w:themeShade="80"/>
+            </w:tcBorders>
+            <w:vAlign w:val="center"/>
+          </w:tcPr>
+          <w:p>
+            <w:pPr>
+              <w:spacing w:line="240" w:lineRule="auto"/>
+              <w:ind w:firstLine="0"/>
+              <w:jc w:val="center"/>
+            </w:pPr>
+            <w:r>
+              <w:t>6</w:t>
+            </w:r>
+          </w:p>
+        </w:tc>
+        <w:tc>
+          <w:tcPr>
+            <w:tcW w:w="352" w:type="dxa"/>
+            <w:tcBorders>
+              <w:bottom w:val="single" w:sz="2" w:space="0" w:color="747474" w:themeColor="background2" w:themeShade="80"/>
+            </w:tcBorders>
+            <w:vAlign w:val="center"/>
+          </w:tcPr>
+          <w:p>
+            <w:pPr>
+              <w:spacing w:line="240" w:lineRule="auto"/>
+              <w:ind w:firstLine="0"/>
+              <w:jc w:val="center"/>
+            </w:pPr>
+          </w:p>
+        </w:tc>
+        <w:tc>
+          <w:tcPr>
+            <w:tcW w:w="340" w:type="dxa"/>
+            <w:tcBorders>
+              <w:bottom w:val="single" w:sz="2" w:space="0" w:color="747474" w:themeColor="background2" w:themeShade="80"/>
+            </w:tcBorders>
+            <w:vAlign w:val="center"/>
+          </w:tcPr>
+          <w:p>
+            <w:pPr>
+              <w:spacing w:line="240" w:lineRule="auto"/>
+              <w:ind w:firstLine="0"/>
+              <w:jc w:val="center"/>
+            </w:pPr>
+          </w:p>
+        </w:tc>
+        <w:tc>
+          <w:tcPr>
+            <w:tcW w:w="340" w:type="dxa"/>
+            <w:vAlign w:val="center"/>
+          </w:tcPr>
+          <w:p>
+            <w:pPr>
+              <w:spacing w:line="240" w:lineRule="auto"/>
+              <w:ind w:firstLine="0"/>
+              <w:jc w:val="center"/>
+            </w:pPr>
+          </w:p>
+        </w:tc>
+        <w:tc>
+          <w:tcPr>
+            <w:tcW w:w="340" w:type="dxa"/>
+            <w:vAlign w:val="center"/>
+          </w:tcPr>
+          <w:p>
+            <w:pPr>
+              <w:spacing w:line="240" w:lineRule="auto"/>
+              <w:ind w:firstLine="0"/>
+              <w:jc w:val="center"/>
+            </w:pPr>
+          </w:p>
+        </w:tc>
+      </w:tr>
+      <w:tr>
+        <w:trPr>
+          <w:trHeight w:val="340"/>
+          <w:jc w:val="center"/>
+        </w:trPr>
+        <w:tc>
+          <w:tcPr>
+            <w:tcW w:w="340" w:type="dxa"/>
+            <w:vAlign w:val="center"/>
+          </w:tcPr>
+          <w:p>
+            <w:pPr>
+              <w:spacing w:line="240" w:lineRule="auto"/>
+              <w:ind w:firstLine="0"/>
+              <w:jc w:val="center"/>
+            </w:pPr>
+          </w:p>
+        </w:tc>
+        <w:tc>
+          <w:tcPr>
+            <w:tcW w:w="340" w:type="dxa"/>
+            <w:tcBorders>
+              <w:bottom w:val="single" w:sz="12" w:space="0" w:color="auto"/>
+            </w:tcBorders>
+            <w:vAlign w:val="center"/>
+          </w:tcPr>
+          <w:p>
+            <w:pPr>
+              <w:spacing w:line="240" w:lineRule="auto"/>
+              <w:ind w:firstLine="0"/>
+              <w:jc w:val="center"/>
+            </w:pPr>
+          </w:p>
+        </w:tc>
+        <w:tc>
+          <w:tcPr>
+            <w:tcW w:w="352" w:type="dxa"/>
+            <w:tcBorders>
+              <w:top w:val="single" w:sz="2" w:space="0" w:color="747474" w:themeColor="background2" w:themeShade="80"/>
+              <w:bottom w:val="single" w:sz="12" w:space="0" w:color="auto"/>
+            </w:tcBorders>
+            <w:vAlign w:val="center"/>
+          </w:tcPr>
+          <w:p>
+            <w:pPr>
+              <w:spacing w:line="240" w:lineRule="auto"/>
+              <w:ind w:firstLine="0"/>
+              <w:jc w:val="center"/>
+            </w:pPr>
+            <w:r>
+              <w:t>1</w:t>
+            </w:r>
+          </w:p>
+        </w:tc>
+        <w:tc>
+          <w:tcPr>
+            <w:tcW w:w="340" w:type="dxa"/>
+            <w:tcBorders>
+              <w:top w:val="single" w:sz="2" w:space="0" w:color="747474" w:themeColor="background2" w:themeShade="80"/>
+              <w:bottom w:val="single" w:sz="12" w:space="0" w:color="auto"/>
+            </w:tcBorders>
+            <w:vAlign w:val="center"/>
+          </w:tcPr>
+          <w:p>
+            <w:pPr>
+              <w:spacing w:line="240" w:lineRule="auto"/>
+              <w:ind w:firstLine="0"/>
+              <w:jc w:val="center"/>
+            </w:pPr>
+            <w:r>
+              <w:t>6</w:t>
+            </w:r>
+          </w:p>
+        </w:tc>
+        <w:tc>
+          <w:tcPr>
+            <w:tcW w:w="340" w:type="dxa"/>
+            <w:tcBorders>
+              <w:top w:val="single" w:sz="2" w:space="0" w:color="747474" w:themeColor="background2" w:themeShade="80"/>
+              <w:bottom w:val="single" w:sz="12" w:space="0" w:color="auto"/>
+            </w:tcBorders>
+            <w:vAlign w:val="center"/>
+          </w:tcPr>
+          <w:p>
+            <w:pPr>
+              <w:spacing w:line="240" w:lineRule="auto"/>
+              <w:ind w:firstLine="0"/>
+              <w:jc w:val="center"/>
+            </w:pPr>
+            <w:r>
+              <w:t>2</w:t>
+            </w:r>
+          </w:p>
+        </w:tc>
+        <w:tc>
+          <w:tcPr>
+            <w:tcW w:w="352" w:type="dxa"/>
+            <w:tcBorders>
+              <w:top w:val="single" w:sz="2" w:space="0" w:color="747474" w:themeColor="background2" w:themeShade="80"/>
+              <w:bottom w:val="single" w:sz="12" w:space="0" w:color="auto"/>
+            </w:tcBorders>
+            <w:vAlign w:val="center"/>
+          </w:tcPr>
+          <w:p>
+            <w:pPr>
+              <w:spacing w:line="240" w:lineRule="auto"/>
+              <w:ind w:firstLine="0"/>
+              <w:jc w:val="center"/>
+            </w:pPr>
+            <w:r>
+              <w:t>9</w:t>
+            </w:r>
+          </w:p>
+        </w:tc>
+        <w:tc>
+          <w:tcPr>
+            <w:tcW w:w="340" w:type="dxa"/>
+            <w:tcBorders>
+              <w:top w:val="single" w:sz="2" w:space="0" w:color="747474" w:themeColor="background2" w:themeShade="80"/>
+            </w:tcBorders>
+            <w:vAlign w:val="center"/>
+          </w:tcPr>
+          <w:p>
+            <w:pPr>
+              <w:spacing w:line="240" w:lineRule="auto"/>
+              <w:ind w:firstLine="0"/>
+              <w:jc w:val="center"/>
+            </w:pPr>
+          </w:p>
+        </w:tc>
+        <w:tc>
+          <w:tcPr>
+            <w:tcW w:w="340" w:type="dxa"/>
+            <w:vAlign w:val="center"/>
+          </w:tcPr>
+          <w:p>
+            <w:pPr>
+              <w:spacing w:line="240" w:lineRule="auto"/>
+              <w:ind w:firstLine="0"/>
+              <w:jc w:val="center"/>
+            </w:pPr>
+          </w:p>
+        </w:tc>
+        <w:tc>
+          <w:tcPr>
+            <w:tcW w:w="340" w:type="dxa"/>
+            <w:vAlign w:val="center"/>
+          </w:tcPr>
+          <w:p>
+            <w:pPr>
+              <w:spacing w:line="240" w:lineRule="auto"/>
+              <w:ind w:firstLine="0"/>
+              <w:jc w:val="center"/>
+            </w:pPr>
+          </w:p>
+        </w:tc>
+      </w:tr>
+      <w:tr>
+        <w:trPr>
+          <w:trHeight w:val="340"/>
+          <w:jc w:val="center"/>
+        </w:trPr>
+        <w:tc>
+          <w:tcPr>
+            <w:tcW w:w="340" w:type="dxa"/>
+            <w:vAlign w:val="center"/>
+          </w:tcPr>
+          <w:p>
+            <w:pPr>
+              <w:spacing w:line="240" w:lineRule="auto"/>
+              <w:ind w:firstLine="0"/>
+              <w:jc w:val="center"/>
+            </w:pPr>
+          </w:p>
+        </w:tc>
+        <w:tc>
+          <w:tcPr>
+            <w:tcW w:w="340" w:type="dxa"/>
+            <w:tcBorders>
+              <w:top w:val="single" w:sz="12" w:space="0" w:color="auto"/>
+            </w:tcBorders>
+            <w:vAlign w:val="center"/>
+          </w:tcPr>
+          <w:p>
+            <w:pPr>
+              <w:spacing w:line="240" w:lineRule="auto"/>
+              <w:ind w:firstLine="0"/>
+              <w:jc w:val="center"/>
+            </w:pPr>
+            <w:r>
+              <w:t>1</w:t>
+            </w:r>
+          </w:p>
+        </w:tc>
+        <w:tc>
+          <w:tcPr>
+            <w:tcW w:w="352" w:type="dxa"/>
+            <w:tcBorders>
+              <w:top w:val="single" w:sz="12" w:space="0" w:color="auto"/>
+            </w:tcBorders>
+            <w:vAlign w:val="center"/>
+          </w:tcPr>
+          <w:p>
+            <w:pPr>
+              <w:spacing w:line="240" w:lineRule="auto"/>
+              <w:ind w:firstLine="0"/>
+              <w:jc w:val="center"/>
+            </w:pPr>
+            <w:r>
+              <w:t>2</w:t>
+            </w:r>
+          </w:p>
+        </w:tc>
+        <w:tc>
+          <w:tcPr>
+            <w:tcW w:w="340" w:type="dxa"/>
+            <w:tcBorders>
+              <w:top w:val="single" w:sz="12" w:space="0" w:color="auto"/>
+            </w:tcBorders>
+            <w:vAlign w:val="center"/>
+          </w:tcPr>
+          <w:p>
+            <w:pPr>
+              <w:spacing w:line="240" w:lineRule="auto"/>
+              <w:ind w:firstLine="0"/>
+              <w:jc w:val="center"/>
+            </w:pPr>
+            <w:r>
+              <w:t>4</w:t>
+            </w:r>
+          </w:p>
+        </w:tc>
+        <w:tc>
+          <w:tcPr>
+            <w:tcW w:w="340" w:type="dxa"/>
+            <w:tcBorders>
+              <w:top w:val="single" w:sz="12" w:space="0" w:color="auto"/>
+            </w:tcBorders>
+            <w:vAlign w:val="center"/>
+          </w:tcPr>
+          <w:p>
+            <w:pPr>
+              <w:spacing w:line="240" w:lineRule="auto"/>
+              <w:ind w:firstLine="0"/>
+              <w:jc w:val="center"/>
+            </w:pPr>
+            <w:r>
+              <w:t>8</w:t>
+            </w:r>
+          </w:p>
+        </w:tc>
+        <w:tc>
+          <w:tcPr>
+            <w:tcW w:w="352" w:type="dxa"/>
+            <w:tcBorders>
+              <w:top w:val="single" w:sz="12" w:space="0" w:color="auto"/>
+            </w:tcBorders>
+            <w:vAlign w:val="center"/>
+          </w:tcPr>
+          <w:p>
+            <w:pPr>
+              <w:spacing w:line="240" w:lineRule="auto"/>
+              <w:ind w:firstLine="0"/>
+              <w:jc w:val="center"/>
+            </w:pPr>
+            <w:r>
+              <w:t>9</w:t>
+            </w:r>
+          </w:p>
+        </w:tc>
+        <w:tc>
+          <w:tcPr>
+            <w:tcW w:w="340" w:type="dxa"/>
+            <w:vAlign w:val="center"/>
+          </w:tcPr>
+          <w:p>
+            <w:pPr>
+              <w:spacing w:line="240" w:lineRule="auto"/>
+              <w:ind w:firstLine="0"/>
+              <w:jc w:val="center"/>
+            </w:pPr>
+          </w:p>
+        </w:tc>
+        <w:tc>
+          <w:tcPr>
+            <w:tcW w:w="340" w:type="dxa"/>
+            <w:vAlign w:val="center"/>
+          </w:tcPr>
+          <w:p>
+            <w:pPr>
+              <w:spacing w:line="240" w:lineRule="auto"/>
+              <w:ind w:firstLine="0"/>
+              <w:jc w:val="center"/>
+            </w:pPr>
+          </w:p>
+        </w:tc>
+        <w:tc>
+          <w:tcPr>
+            <w:tcW w:w="340" w:type="dxa"/>
+            <w:vAlign w:val="center"/>
+          </w:tcPr>
+          <w:p>
+            <w:pPr>
+              <w:spacing w:line="240" w:lineRule="auto"/>
+              <w:ind w:firstLine="0"/>
+              <w:jc w:val="center"/>
+            </w:pPr>
+          </w:p>
+        </w:tc>
+      </w:tr>
+      <w:tr>
+        <w:trPr>
+          <w:trHeight w:val="340"/>
+          <w:jc w:val="center"/>
+        </w:trPr>
+        <w:tc>
+          <w:tcPr>
+            <w:tcW w:w="340" w:type="dxa"/>
+            <w:vAlign w:val="center"/>
+          </w:tcPr>
+          <w:p>
+            <w:pPr>
+              <w:spacing w:line="240" w:lineRule="auto"/>
+              <w:ind w:firstLine="0"/>
+              <w:jc w:val="center"/>
+            </w:pPr>
+          </w:p>
+        </w:tc>
+        <w:tc>
+          <w:tcPr>
+            <w:tcW w:w="340" w:type="dxa"/>
+            <w:vAlign w:val="center"/>
+          </w:tcPr>
+          <w:p>
+            <w:pPr>
+              <w:spacing w:line="240" w:lineRule="auto"/>
+              <w:ind w:firstLine="0"/>
+              <w:jc w:val="center"/>
+            </w:pPr>
+          </w:p>
+        </w:tc>
+        <w:tc>
+          <w:tcPr>
+            <w:tcW w:w="352" w:type="dxa"/>
+            <w:vAlign w:val="center"/>
+          </w:tcPr>
+          <w:p>
+            <w:pPr>
+              <w:spacing w:line="240" w:lineRule="auto"/>
+              <w:ind w:firstLine="0"/>
+              <w:jc w:val="center"/>
+            </w:pPr>
+          </w:p>
+        </w:tc>
+        <w:tc>
+          <w:tcPr>
+            <w:tcW w:w="340" w:type="dxa"/>
+            <w:vAlign w:val="center"/>
+          </w:tcPr>
+          <w:p>
+            <w:pPr>
+              <w:spacing w:line="240" w:lineRule="auto"/>
+              <w:ind w:firstLine="0"/>
+              <w:jc w:val="center"/>
+            </w:pPr>
+          </w:p>
+        </w:tc>
+        <w:tc>
+          <w:tcPr>
+            <w:tcW w:w="340" w:type="dxa"/>
+            <w:vAlign w:val="center"/>
+          </w:tcPr>
+          <w:p>
+            <w:pPr>
+              <w:spacing w:line="240" w:lineRule="auto"/>
+              <w:ind w:firstLine="0"/>
+              <w:jc w:val="center"/>
+            </w:pPr>
+          </w:p>
+        </w:tc>
+        <w:tc>
+          <w:tcPr>
+            <w:tcW w:w="352" w:type="dxa"/>
+            <w:vAlign w:val="center"/>
+          </w:tcPr>
+          <w:p>
+            <w:pPr>
+              <w:spacing w:line="240" w:lineRule="auto"/>
+              <w:ind w:firstLine="0"/>
+              <w:jc w:val="center"/>
+            </w:pPr>
+          </w:p>
+        </w:tc>
+        <w:tc>
+          <w:tcPr>
+            <w:tcW w:w="340" w:type="dxa"/>
+            <w:vAlign w:val="center"/>
+          </w:tcPr>
+          <w:p>
+            <w:pPr>
+              <w:spacing w:line="240" w:lineRule="auto"/>
+              <w:ind w:firstLine="0"/>
+              <w:jc w:val="center"/>
+            </w:pPr>
+          </w:p>
+        </w:tc>
+        <w:tc>
+          <w:tcPr>
+            <w:tcW w:w="340" w:type="dxa"/>
+            <w:vAlign w:val="center"/>
+          </w:tcPr>
+          <w:p>
+            <w:pPr>
+              <w:spacing w:line="240" w:lineRule="auto"/>
+              <w:ind w:firstLine="0"/>
+              <w:jc w:val="center"/>
+            </w:pPr>
+          </w:p>
+        </w:tc>
+        <w:tc>
+          <w:tcPr>
+            <w:tcW w:w="340" w:type="dxa"/>
+            <w:vAlign w:val="center"/>
+          </w:tcPr>
+          <w:p>
+            <w:pPr>
+              <w:spacing w:line="240" w:lineRule="auto"/>
+              <w:ind w:firstLine="0"/>
+              <w:jc w:val="center"/>
+            </w:pPr>
+          </w:p>
+        </w:tc>
+      </w:tr>
+    </w:tbl>
+    <w:p>
+      <w:pPr>
+        <w:spacing w:before="360"/>
+      </w:pPr>
       <w:r>
         <w:rPr>
           <w:b/>
@@ -5198,18 +7729,1049 @@
         <w:t xml:space="preserve"> esetén a</w:t>
       </w:r>
       <w:r>
-        <w:t xml:space="preserve">z úgy nevezett „long </w:t>
-      </w:r>
-      <w:proofErr w:type="spellStart"/>
-      <w:r>
-        <w:t>division</w:t>
-      </w:r>
-      <w:proofErr w:type="spellEnd"/>
-      <w:r>
-        <w:t>” algoritmust alkalmazzuk. Az osztandó legnagyobb helyiértékétől elszeparálunk egy az osztó számjegyeivel megegyező hosszúságú szakaszt, majd elvégezzük az osztást (vagyis kivonjuk az osztót az elszeparált szakaszunkból ahányszor csak tudjuk). Megjegyezzük az osztás eredményét és hozzáveszünk még egy számjegyet az osztandóból a maradékhoz. A maradék adja meg az új szakaszt és kezdődhet újra a ciklus ameddig el nem fogynak a számjegyek.</w:t>
-      </w:r>
-    </w:p>
-    <w:p>
+        <w:t>z úgy nevezett „long division” algoritmust alkalmazzuk. Az osztandó legnagyobb helyiértékétől elszeparálunk egy az osztó számjegyeivel megegyező hosszúságú szakaszt, majd elvégezzük az osztást (vagyis kivonjuk az osztót az elszeparált szakaszunkból ahányszor csak tudjuk). Megjegyezzük az osztás eredményét és hozzáveszünk még egy számjegyet az osztandóból a maradékhoz. A maradék adja meg az új szakaszt és kezdődhet újra a ciklus ameddig el nem fogynak a számjegyek.</w:t>
+      </w:r>
+    </w:p>
+    <w:tbl>
+      <w:tblPr>
+        <w:tblStyle w:val="Rcsostblzat"/>
+        <w:tblW w:w="0" w:type="auto"/>
+        <w:jc w:val="center"/>
+        <w:tblBorders>
+          <w:top w:val="single" w:sz="2" w:space="0" w:color="747474" w:themeColor="background2" w:themeShade="80"/>
+          <w:left w:val="single" w:sz="2" w:space="0" w:color="747474" w:themeColor="background2" w:themeShade="80"/>
+          <w:bottom w:val="single" w:sz="2" w:space="0" w:color="747474" w:themeColor="background2" w:themeShade="80"/>
+          <w:right w:val="single" w:sz="2" w:space="0" w:color="747474" w:themeColor="background2" w:themeShade="80"/>
+          <w:insideH w:val="single" w:sz="2" w:space="0" w:color="747474" w:themeColor="background2" w:themeShade="80"/>
+          <w:insideV w:val="single" w:sz="2" w:space="0" w:color="747474" w:themeColor="background2" w:themeShade="80"/>
+        </w:tblBorders>
+        <w:tblLook w:val="04A0" w:firstRow="1" w:lastRow="0" w:firstColumn="1" w:lastColumn="0" w:noHBand="0" w:noVBand="1"/>
+      </w:tblPr>
+      <w:tblGrid>
+        <w:gridCol w:w="340"/>
+        <w:gridCol w:w="340"/>
+        <w:gridCol w:w="352"/>
+        <w:gridCol w:w="340"/>
+        <w:gridCol w:w="352"/>
+        <w:gridCol w:w="352"/>
+        <w:gridCol w:w="340"/>
+        <w:gridCol w:w="352"/>
+        <w:gridCol w:w="340"/>
+        <w:gridCol w:w="340"/>
+        <w:gridCol w:w="340"/>
+      </w:tblGrid>
+      <w:tr>
+        <w:trPr>
+          <w:trHeight w:val="340"/>
+          <w:jc w:val="center"/>
+        </w:trPr>
+        <w:tc>
+          <w:tcPr>
+            <w:tcW w:w="340" w:type="dxa"/>
+            <w:vAlign w:val="center"/>
+          </w:tcPr>
+          <w:p>
+            <w:pPr>
+              <w:spacing w:line="240" w:lineRule="auto"/>
+              <w:ind w:firstLine="0"/>
+              <w:jc w:val="center"/>
+            </w:pPr>
+          </w:p>
+        </w:tc>
+        <w:tc>
+          <w:tcPr>
+            <w:tcW w:w="340" w:type="dxa"/>
+            <w:vAlign w:val="center"/>
+          </w:tcPr>
+          <w:p>
+            <w:pPr>
+              <w:spacing w:line="240" w:lineRule="auto"/>
+              <w:ind w:firstLine="0"/>
+              <w:jc w:val="center"/>
+            </w:pPr>
+          </w:p>
+        </w:tc>
+        <w:tc>
+          <w:tcPr>
+            <w:tcW w:w="352" w:type="dxa"/>
+            <w:vAlign w:val="center"/>
+          </w:tcPr>
+          <w:p>
+            <w:pPr>
+              <w:spacing w:line="240" w:lineRule="auto"/>
+              <w:ind w:firstLine="0"/>
+              <w:jc w:val="center"/>
+            </w:pPr>
+          </w:p>
+        </w:tc>
+        <w:tc>
+          <w:tcPr>
+            <w:tcW w:w="340" w:type="dxa"/>
+            <w:vAlign w:val="center"/>
+          </w:tcPr>
+          <w:p>
+            <w:pPr>
+              <w:spacing w:line="240" w:lineRule="auto"/>
+              <w:ind w:firstLine="0"/>
+              <w:jc w:val="center"/>
+            </w:pPr>
+          </w:p>
+        </w:tc>
+        <w:tc>
+          <w:tcPr>
+            <w:tcW w:w="352" w:type="dxa"/>
+            <w:vAlign w:val="center"/>
+          </w:tcPr>
+          <w:p>
+            <w:pPr>
+              <w:spacing w:line="240" w:lineRule="auto"/>
+              <w:ind w:firstLine="0"/>
+              <w:jc w:val="center"/>
+            </w:pPr>
+          </w:p>
+        </w:tc>
+        <w:tc>
+          <w:tcPr>
+            <w:tcW w:w="352" w:type="dxa"/>
+            <w:vAlign w:val="center"/>
+          </w:tcPr>
+          <w:p>
+            <w:pPr>
+              <w:spacing w:line="240" w:lineRule="auto"/>
+              <w:ind w:firstLine="0"/>
+              <w:jc w:val="center"/>
+            </w:pPr>
+          </w:p>
+        </w:tc>
+        <w:tc>
+          <w:tcPr>
+            <w:tcW w:w="340" w:type="dxa"/>
+            <w:vAlign w:val="center"/>
+          </w:tcPr>
+          <w:p>
+            <w:pPr>
+              <w:spacing w:line="240" w:lineRule="auto"/>
+              <w:ind w:firstLine="0"/>
+              <w:jc w:val="center"/>
+            </w:pPr>
+          </w:p>
+        </w:tc>
+        <w:tc>
+          <w:tcPr>
+            <w:tcW w:w="352" w:type="dxa"/>
+            <w:vAlign w:val="center"/>
+          </w:tcPr>
+          <w:p>
+            <w:pPr>
+              <w:spacing w:line="240" w:lineRule="auto"/>
+              <w:ind w:firstLine="0"/>
+              <w:jc w:val="center"/>
+            </w:pPr>
+          </w:p>
+        </w:tc>
+        <w:tc>
+          <w:tcPr>
+            <w:tcW w:w="340" w:type="dxa"/>
+            <w:vAlign w:val="center"/>
+          </w:tcPr>
+          <w:p>
+            <w:pPr>
+              <w:spacing w:line="240" w:lineRule="auto"/>
+              <w:ind w:firstLine="0"/>
+              <w:jc w:val="center"/>
+            </w:pPr>
+          </w:p>
+        </w:tc>
+        <w:tc>
+          <w:tcPr>
+            <w:tcW w:w="340" w:type="dxa"/>
+            <w:vAlign w:val="center"/>
+          </w:tcPr>
+          <w:p>
+            <w:pPr>
+              <w:spacing w:line="240" w:lineRule="auto"/>
+              <w:ind w:firstLine="0"/>
+              <w:jc w:val="center"/>
+            </w:pPr>
+          </w:p>
+        </w:tc>
+        <w:tc>
+          <w:tcPr>
+            <w:tcW w:w="340" w:type="dxa"/>
+            <w:vAlign w:val="center"/>
+          </w:tcPr>
+          <w:p>
+            <w:pPr>
+              <w:spacing w:line="240" w:lineRule="auto"/>
+              <w:ind w:firstLine="0"/>
+              <w:jc w:val="center"/>
+            </w:pPr>
+          </w:p>
+        </w:tc>
+      </w:tr>
+      <w:tr>
+        <w:trPr>
+          <w:trHeight w:val="340"/>
+          <w:jc w:val="center"/>
+        </w:trPr>
+        <w:tc>
+          <w:tcPr>
+            <w:tcW w:w="340" w:type="dxa"/>
+            <w:vAlign w:val="center"/>
+          </w:tcPr>
+          <w:p>
+            <w:pPr>
+              <w:spacing w:line="240" w:lineRule="auto"/>
+              <w:ind w:firstLine="0"/>
+              <w:jc w:val="center"/>
+            </w:pPr>
+          </w:p>
+        </w:tc>
+        <w:tc>
+          <w:tcPr>
+            <w:tcW w:w="340" w:type="dxa"/>
+            <w:tcBorders>
+              <w:bottom w:val="single" w:sz="12" w:space="0" w:color="auto"/>
+            </w:tcBorders>
+            <w:vAlign w:val="center"/>
+          </w:tcPr>
+          <w:p>
+            <w:pPr>
+              <w:spacing w:line="240" w:lineRule="auto"/>
+              <w:ind w:firstLine="0"/>
+              <w:jc w:val="center"/>
+            </w:pPr>
+            <w:r>
+              <w:t>5</w:t>
+            </w:r>
+          </w:p>
+        </w:tc>
+        <w:tc>
+          <w:tcPr>
+            <w:tcW w:w="352" w:type="dxa"/>
+            <w:tcBorders>
+              <w:bottom w:val="single" w:sz="12" w:space="0" w:color="auto"/>
+            </w:tcBorders>
+            <w:vAlign w:val="center"/>
+          </w:tcPr>
+          <w:p>
+            <w:pPr>
+              <w:spacing w:line="240" w:lineRule="auto"/>
+              <w:ind w:firstLine="0"/>
+              <w:jc w:val="center"/>
+            </w:pPr>
+            <w:r>
+              <w:t>2</w:t>
+            </w:r>
+          </w:p>
+        </w:tc>
+        <w:tc>
+          <w:tcPr>
+            <w:tcW w:w="340" w:type="dxa"/>
+            <w:tcBorders>
+              <w:bottom w:val="single" w:sz="12" w:space="0" w:color="auto"/>
+            </w:tcBorders>
+            <w:vAlign w:val="center"/>
+          </w:tcPr>
+          <w:p>
+            <w:pPr>
+              <w:spacing w:line="240" w:lineRule="auto"/>
+              <w:ind w:firstLine="0"/>
+              <w:jc w:val="center"/>
+            </w:pPr>
+            <w:r>
+              <w:t>9</w:t>
+            </w:r>
+          </w:p>
+        </w:tc>
+        <w:tc>
+          <w:tcPr>
+            <w:tcW w:w="352" w:type="dxa"/>
+            <w:tcBorders>
+              <w:bottom w:val="single" w:sz="2" w:space="0" w:color="747474" w:themeColor="background2" w:themeShade="80"/>
+            </w:tcBorders>
+            <w:vAlign w:val="center"/>
+          </w:tcPr>
+          <w:p>
+            <w:pPr>
+              <w:spacing w:line="240" w:lineRule="auto"/>
+              <w:ind w:firstLine="0"/>
+              <w:jc w:val="center"/>
+            </w:pPr>
+            <w:r>
+              <w:t>/</w:t>
+            </w:r>
+          </w:p>
+        </w:tc>
+        <w:tc>
+          <w:tcPr>
+            <w:tcW w:w="352" w:type="dxa"/>
+            <w:vAlign w:val="center"/>
+          </w:tcPr>
+          <w:p>
+            <w:pPr>
+              <w:spacing w:line="240" w:lineRule="auto"/>
+              <w:ind w:firstLine="0"/>
+              <w:jc w:val="center"/>
+            </w:pPr>
+            <w:r>
+              <w:t>2</w:t>
+            </w:r>
+          </w:p>
+        </w:tc>
+        <w:tc>
+          <w:tcPr>
+            <w:tcW w:w="340" w:type="dxa"/>
+            <w:vAlign w:val="center"/>
+          </w:tcPr>
+          <w:p>
+            <w:pPr>
+              <w:spacing w:line="240" w:lineRule="auto"/>
+              <w:ind w:firstLine="0"/>
+              <w:jc w:val="center"/>
+            </w:pPr>
+            <w:r>
+              <w:t>3</w:t>
+            </w:r>
+          </w:p>
+        </w:tc>
+        <w:tc>
+          <w:tcPr>
+            <w:tcW w:w="352" w:type="dxa"/>
+            <w:vAlign w:val="center"/>
+          </w:tcPr>
+          <w:p>
+            <w:pPr>
+              <w:spacing w:line="240" w:lineRule="auto"/>
+              <w:ind w:firstLine="0"/>
+              <w:jc w:val="center"/>
+            </w:pPr>
+            <w:r>
+              <w:t>=</w:t>
+            </w:r>
+          </w:p>
+        </w:tc>
+        <w:tc>
+          <w:tcPr>
+            <w:tcW w:w="340" w:type="dxa"/>
+            <w:vAlign w:val="center"/>
+          </w:tcPr>
+          <w:p>
+            <w:pPr>
+              <w:spacing w:line="240" w:lineRule="auto"/>
+              <w:ind w:firstLine="0"/>
+              <w:jc w:val="center"/>
+            </w:pPr>
+            <w:r>
+              <w:t>2</w:t>
+            </w:r>
+          </w:p>
+        </w:tc>
+        <w:tc>
+          <w:tcPr>
+            <w:tcW w:w="340" w:type="dxa"/>
+            <w:vAlign w:val="center"/>
+          </w:tcPr>
+          <w:p>
+            <w:pPr>
+              <w:spacing w:line="240" w:lineRule="auto"/>
+              <w:ind w:firstLine="0"/>
+              <w:jc w:val="center"/>
+            </w:pPr>
+            <w:r>
+              <w:t>3</w:t>
+            </w:r>
+          </w:p>
+        </w:tc>
+        <w:tc>
+          <w:tcPr>
+            <w:tcW w:w="340" w:type="dxa"/>
+            <w:vAlign w:val="center"/>
+          </w:tcPr>
+          <w:p>
+            <w:pPr>
+              <w:spacing w:line="240" w:lineRule="auto"/>
+              <w:ind w:firstLine="0"/>
+              <w:jc w:val="center"/>
+            </w:pPr>
+          </w:p>
+        </w:tc>
+      </w:tr>
+      <w:tr>
+        <w:trPr>
+          <w:trHeight w:val="340"/>
+          <w:jc w:val="center"/>
+        </w:trPr>
+        <w:tc>
+          <w:tcPr>
+            <w:tcW w:w="340" w:type="dxa"/>
+            <w:vAlign w:val="center"/>
+          </w:tcPr>
+          <w:p>
+            <w:pPr>
+              <w:spacing w:line="240" w:lineRule="auto"/>
+              <w:ind w:firstLine="0"/>
+              <w:jc w:val="center"/>
+            </w:pPr>
+          </w:p>
+        </w:tc>
+        <w:tc>
+          <w:tcPr>
+            <w:tcW w:w="340" w:type="dxa"/>
+            <w:tcBorders>
+              <w:top w:val="single" w:sz="12" w:space="0" w:color="auto"/>
+              <w:bottom w:val="single" w:sz="2" w:space="0" w:color="747474" w:themeColor="background2" w:themeShade="80"/>
+            </w:tcBorders>
+            <w:vAlign w:val="center"/>
+          </w:tcPr>
+          <w:p>
+            <w:pPr>
+              <w:spacing w:line="240" w:lineRule="auto"/>
+              <w:ind w:firstLine="0"/>
+              <w:jc w:val="center"/>
+            </w:pPr>
+            <w:r>
+              <w:t>5</w:t>
+            </w:r>
+          </w:p>
+        </w:tc>
+        <w:tc>
+          <w:tcPr>
+            <w:tcW w:w="352" w:type="dxa"/>
+            <w:tcBorders>
+              <w:top w:val="single" w:sz="12" w:space="0" w:color="auto"/>
+              <w:bottom w:val="single" w:sz="2" w:space="0" w:color="747474" w:themeColor="background2" w:themeShade="80"/>
+            </w:tcBorders>
+            <w:vAlign w:val="center"/>
+          </w:tcPr>
+          <w:p>
+            <w:pPr>
+              <w:spacing w:line="240" w:lineRule="auto"/>
+              <w:ind w:firstLine="0"/>
+              <w:jc w:val="center"/>
+            </w:pPr>
+            <w:r>
+              <w:t>2</w:t>
+            </w:r>
+          </w:p>
+        </w:tc>
+        <w:tc>
+          <w:tcPr>
+            <w:tcW w:w="340" w:type="dxa"/>
+            <w:tcBorders>
+              <w:top w:val="single" w:sz="12" w:space="0" w:color="auto"/>
+              <w:bottom w:val="single" w:sz="2" w:space="0" w:color="747474" w:themeColor="background2" w:themeShade="80"/>
+            </w:tcBorders>
+            <w:vAlign w:val="center"/>
+          </w:tcPr>
+          <w:p>
+            <w:pPr>
+              <w:spacing w:line="240" w:lineRule="auto"/>
+              <w:ind w:firstLine="0"/>
+              <w:jc w:val="center"/>
+            </w:pPr>
+          </w:p>
+        </w:tc>
+        <w:tc>
+          <w:tcPr>
+            <w:tcW w:w="352" w:type="dxa"/>
+            <w:tcBorders>
+              <w:top w:val="single" w:sz="2" w:space="0" w:color="747474" w:themeColor="background2" w:themeShade="80"/>
+              <w:bottom w:val="single" w:sz="2" w:space="0" w:color="747474" w:themeColor="background2" w:themeShade="80"/>
+            </w:tcBorders>
+            <w:vAlign w:val="center"/>
+          </w:tcPr>
+          <w:p>
+            <w:pPr>
+              <w:spacing w:line="240" w:lineRule="auto"/>
+              <w:ind w:firstLine="0"/>
+              <w:jc w:val="center"/>
+            </w:pPr>
+          </w:p>
+        </w:tc>
+        <w:tc>
+          <w:tcPr>
+            <w:tcW w:w="352" w:type="dxa"/>
+            <w:tcBorders>
+              <w:bottom w:val="single" w:sz="2" w:space="0" w:color="747474" w:themeColor="background2" w:themeShade="80"/>
+            </w:tcBorders>
+            <w:vAlign w:val="center"/>
+          </w:tcPr>
+          <w:p>
+            <w:pPr>
+              <w:spacing w:line="240" w:lineRule="auto"/>
+              <w:ind w:firstLine="0"/>
+              <w:jc w:val="center"/>
+            </w:pPr>
+          </w:p>
+        </w:tc>
+        <w:tc>
+          <w:tcPr>
+            <w:tcW w:w="340" w:type="dxa"/>
+            <w:tcBorders>
+              <w:bottom w:val="single" w:sz="2" w:space="0" w:color="747474" w:themeColor="background2" w:themeShade="80"/>
+            </w:tcBorders>
+            <w:vAlign w:val="center"/>
+          </w:tcPr>
+          <w:p>
+            <w:pPr>
+              <w:spacing w:line="240" w:lineRule="auto"/>
+              <w:ind w:firstLine="0"/>
+              <w:jc w:val="center"/>
+            </w:pPr>
+          </w:p>
+        </w:tc>
+        <w:tc>
+          <w:tcPr>
+            <w:tcW w:w="352" w:type="dxa"/>
+            <w:vAlign w:val="center"/>
+          </w:tcPr>
+          <w:p>
+            <w:pPr>
+              <w:spacing w:line="240" w:lineRule="auto"/>
+              <w:ind w:firstLine="0"/>
+              <w:jc w:val="center"/>
+            </w:pPr>
+          </w:p>
+        </w:tc>
+        <w:tc>
+          <w:tcPr>
+            <w:tcW w:w="340" w:type="dxa"/>
+            <w:vAlign w:val="center"/>
+          </w:tcPr>
+          <w:p>
+            <w:pPr>
+              <w:spacing w:line="240" w:lineRule="auto"/>
+              <w:ind w:firstLine="0"/>
+              <w:jc w:val="center"/>
+            </w:pPr>
+          </w:p>
+        </w:tc>
+        <w:tc>
+          <w:tcPr>
+            <w:tcW w:w="340" w:type="dxa"/>
+            <w:vAlign w:val="center"/>
+          </w:tcPr>
+          <w:p>
+            <w:pPr>
+              <w:spacing w:line="240" w:lineRule="auto"/>
+              <w:ind w:firstLine="0"/>
+              <w:jc w:val="center"/>
+            </w:pPr>
+          </w:p>
+        </w:tc>
+        <w:tc>
+          <w:tcPr>
+            <w:tcW w:w="340" w:type="dxa"/>
+            <w:vAlign w:val="center"/>
+          </w:tcPr>
+          <w:p>
+            <w:pPr>
+              <w:spacing w:line="240" w:lineRule="auto"/>
+              <w:ind w:firstLine="0"/>
+              <w:jc w:val="center"/>
+            </w:pPr>
+          </w:p>
+        </w:tc>
+      </w:tr>
+      <w:tr>
+        <w:trPr>
+          <w:trHeight w:val="340"/>
+          <w:jc w:val="center"/>
+        </w:trPr>
+        <w:tc>
+          <w:tcPr>
+            <w:tcW w:w="340" w:type="dxa"/>
+            <w:vAlign w:val="center"/>
+          </w:tcPr>
+          <w:p>
+            <w:pPr>
+              <w:spacing w:line="240" w:lineRule="auto"/>
+              <w:ind w:firstLine="0"/>
+              <w:jc w:val="center"/>
+            </w:pPr>
+          </w:p>
+        </w:tc>
+        <w:tc>
+          <w:tcPr>
+            <w:tcW w:w="340" w:type="dxa"/>
+            <w:tcBorders>
+              <w:bottom w:val="single" w:sz="2" w:space="0" w:color="747474" w:themeColor="background2" w:themeShade="80"/>
+            </w:tcBorders>
+            <w:vAlign w:val="center"/>
+          </w:tcPr>
+          <w:p>
+            <w:pPr>
+              <w:spacing w:line="240" w:lineRule="auto"/>
+              <w:ind w:firstLine="0"/>
+              <w:jc w:val="center"/>
+            </w:pPr>
+          </w:p>
+        </w:tc>
+        <w:tc>
+          <w:tcPr>
+            <w:tcW w:w="352" w:type="dxa"/>
+            <w:tcBorders>
+              <w:top w:val="single" w:sz="2" w:space="0" w:color="747474" w:themeColor="background2" w:themeShade="80"/>
+              <w:bottom w:val="single" w:sz="2" w:space="0" w:color="747474" w:themeColor="background2" w:themeShade="80"/>
+            </w:tcBorders>
+            <w:vAlign w:val="center"/>
+          </w:tcPr>
+          <w:p>
+            <w:pPr>
+              <w:spacing w:line="240" w:lineRule="auto"/>
+              <w:ind w:firstLine="0"/>
+              <w:jc w:val="center"/>
+            </w:pPr>
+            <w:r>
+              <w:t>6</w:t>
+            </w:r>
+          </w:p>
+        </w:tc>
+        <w:tc>
+          <w:tcPr>
+            <w:tcW w:w="340" w:type="dxa"/>
+            <w:tcBorders>
+              <w:top w:val="single" w:sz="2" w:space="0" w:color="747474" w:themeColor="background2" w:themeShade="80"/>
+              <w:bottom w:val="single" w:sz="2" w:space="0" w:color="747474" w:themeColor="background2" w:themeShade="80"/>
+            </w:tcBorders>
+            <w:vAlign w:val="center"/>
+          </w:tcPr>
+          <w:p>
+            <w:pPr>
+              <w:spacing w:line="240" w:lineRule="auto"/>
+              <w:ind w:firstLine="0"/>
+              <w:jc w:val="center"/>
+            </w:pPr>
+            <w:r>
+              <w:t>9</w:t>
+            </w:r>
+          </w:p>
+        </w:tc>
+        <w:tc>
+          <w:tcPr>
+            <w:tcW w:w="352" w:type="dxa"/>
+            <w:tcBorders>
+              <w:top w:val="single" w:sz="2" w:space="0" w:color="747474" w:themeColor="background2" w:themeShade="80"/>
+              <w:bottom w:val="single" w:sz="2" w:space="0" w:color="747474" w:themeColor="background2" w:themeShade="80"/>
+            </w:tcBorders>
+            <w:vAlign w:val="center"/>
+          </w:tcPr>
+          <w:p>
+            <w:pPr>
+              <w:spacing w:line="240" w:lineRule="auto"/>
+              <w:ind w:firstLine="0"/>
+              <w:jc w:val="center"/>
+            </w:pPr>
+          </w:p>
+        </w:tc>
+        <w:tc>
+          <w:tcPr>
+            <w:tcW w:w="352" w:type="dxa"/>
+            <w:tcBorders>
+              <w:top w:val="single" w:sz="2" w:space="0" w:color="747474" w:themeColor="background2" w:themeShade="80"/>
+              <w:bottom w:val="single" w:sz="2" w:space="0" w:color="747474" w:themeColor="background2" w:themeShade="80"/>
+            </w:tcBorders>
+            <w:vAlign w:val="center"/>
+          </w:tcPr>
+          <w:p>
+            <w:pPr>
+              <w:spacing w:line="240" w:lineRule="auto"/>
+              <w:ind w:firstLine="0"/>
+              <w:jc w:val="center"/>
+            </w:pPr>
+          </w:p>
+        </w:tc>
+        <w:tc>
+          <w:tcPr>
+            <w:tcW w:w="340" w:type="dxa"/>
+            <w:tcBorders>
+              <w:top w:val="single" w:sz="2" w:space="0" w:color="747474" w:themeColor="background2" w:themeShade="80"/>
+            </w:tcBorders>
+            <w:vAlign w:val="center"/>
+          </w:tcPr>
+          <w:p>
+            <w:pPr>
+              <w:spacing w:line="240" w:lineRule="auto"/>
+              <w:ind w:firstLine="0"/>
+              <w:jc w:val="center"/>
+            </w:pPr>
+          </w:p>
+        </w:tc>
+        <w:tc>
+          <w:tcPr>
+            <w:tcW w:w="352" w:type="dxa"/>
+            <w:vAlign w:val="center"/>
+          </w:tcPr>
+          <w:p>
+            <w:pPr>
+              <w:spacing w:line="240" w:lineRule="auto"/>
+              <w:ind w:firstLine="0"/>
+              <w:jc w:val="center"/>
+            </w:pPr>
+          </w:p>
+        </w:tc>
+        <w:tc>
+          <w:tcPr>
+            <w:tcW w:w="340" w:type="dxa"/>
+            <w:vAlign w:val="center"/>
+          </w:tcPr>
+          <w:p>
+            <w:pPr>
+              <w:spacing w:line="240" w:lineRule="auto"/>
+              <w:ind w:firstLine="0"/>
+              <w:jc w:val="center"/>
+            </w:pPr>
+          </w:p>
+        </w:tc>
+        <w:tc>
+          <w:tcPr>
+            <w:tcW w:w="340" w:type="dxa"/>
+            <w:vAlign w:val="center"/>
+          </w:tcPr>
+          <w:p>
+            <w:pPr>
+              <w:spacing w:line="240" w:lineRule="auto"/>
+              <w:ind w:firstLine="0"/>
+              <w:jc w:val="center"/>
+            </w:pPr>
+          </w:p>
+        </w:tc>
+        <w:tc>
+          <w:tcPr>
+            <w:tcW w:w="340" w:type="dxa"/>
+            <w:vAlign w:val="center"/>
+          </w:tcPr>
+          <w:p>
+            <w:pPr>
+              <w:spacing w:line="240" w:lineRule="auto"/>
+              <w:ind w:firstLine="0"/>
+              <w:jc w:val="center"/>
+            </w:pPr>
+          </w:p>
+        </w:tc>
+      </w:tr>
+      <w:tr>
+        <w:trPr>
+          <w:trHeight w:val="340"/>
+          <w:jc w:val="center"/>
+        </w:trPr>
+        <w:tc>
+          <w:tcPr>
+            <w:tcW w:w="340" w:type="dxa"/>
+            <w:vAlign w:val="center"/>
+          </w:tcPr>
+          <w:p>
+            <w:pPr>
+              <w:spacing w:line="240" w:lineRule="auto"/>
+              <w:ind w:firstLine="0"/>
+              <w:jc w:val="center"/>
+            </w:pPr>
+          </w:p>
+        </w:tc>
+        <w:tc>
+          <w:tcPr>
+            <w:tcW w:w="340" w:type="dxa"/>
+            <w:tcBorders>
+              <w:top w:val="single" w:sz="2" w:space="0" w:color="747474" w:themeColor="background2" w:themeShade="80"/>
+            </w:tcBorders>
+            <w:vAlign w:val="center"/>
+          </w:tcPr>
+          <w:p>
+            <w:pPr>
+              <w:spacing w:line="240" w:lineRule="auto"/>
+              <w:ind w:firstLine="0"/>
+              <w:jc w:val="center"/>
+            </w:pPr>
+          </w:p>
+        </w:tc>
+        <w:tc>
+          <w:tcPr>
+            <w:tcW w:w="352" w:type="dxa"/>
+            <w:tcBorders>
+              <w:top w:val="single" w:sz="2" w:space="0" w:color="747474" w:themeColor="background2" w:themeShade="80"/>
+            </w:tcBorders>
+            <w:vAlign w:val="center"/>
+          </w:tcPr>
+          <w:p>
+            <w:pPr>
+              <w:spacing w:line="240" w:lineRule="auto"/>
+              <w:ind w:firstLine="0"/>
+              <w:jc w:val="center"/>
+            </w:pPr>
+          </w:p>
+        </w:tc>
+        <w:tc>
+          <w:tcPr>
+            <w:tcW w:w="340" w:type="dxa"/>
+            <w:tcBorders>
+              <w:top w:val="single" w:sz="2" w:space="0" w:color="747474" w:themeColor="background2" w:themeShade="80"/>
+            </w:tcBorders>
+            <w:vAlign w:val="center"/>
+          </w:tcPr>
+          <w:p>
+            <w:pPr>
+              <w:spacing w:line="240" w:lineRule="auto"/>
+              <w:ind w:firstLine="0"/>
+              <w:jc w:val="center"/>
+            </w:pPr>
+            <w:r>
+              <w:t>0</w:t>
+            </w:r>
+          </w:p>
+        </w:tc>
+        <w:tc>
+          <w:tcPr>
+            <w:tcW w:w="352" w:type="dxa"/>
+            <w:tcBorders>
+              <w:top w:val="single" w:sz="2" w:space="0" w:color="747474" w:themeColor="background2" w:themeShade="80"/>
+            </w:tcBorders>
+            <w:vAlign w:val="center"/>
+          </w:tcPr>
+          <w:p>
+            <w:pPr>
+              <w:spacing w:line="240" w:lineRule="auto"/>
+              <w:ind w:firstLine="0"/>
+              <w:jc w:val="center"/>
+            </w:pPr>
+          </w:p>
+        </w:tc>
+        <w:tc>
+          <w:tcPr>
+            <w:tcW w:w="352" w:type="dxa"/>
+            <w:tcBorders>
+              <w:top w:val="single" w:sz="2" w:space="0" w:color="747474" w:themeColor="background2" w:themeShade="80"/>
+            </w:tcBorders>
+            <w:vAlign w:val="center"/>
+          </w:tcPr>
+          <w:p>
+            <w:pPr>
+              <w:spacing w:line="240" w:lineRule="auto"/>
+              <w:ind w:firstLine="0"/>
+              <w:jc w:val="center"/>
+            </w:pPr>
+          </w:p>
+        </w:tc>
+        <w:tc>
+          <w:tcPr>
+            <w:tcW w:w="340" w:type="dxa"/>
+            <w:vAlign w:val="center"/>
+          </w:tcPr>
+          <w:p>
+            <w:pPr>
+              <w:spacing w:line="240" w:lineRule="auto"/>
+              <w:ind w:firstLine="0"/>
+              <w:jc w:val="center"/>
+            </w:pPr>
+          </w:p>
+        </w:tc>
+        <w:tc>
+          <w:tcPr>
+            <w:tcW w:w="352" w:type="dxa"/>
+            <w:vAlign w:val="center"/>
+          </w:tcPr>
+          <w:p>
+            <w:pPr>
+              <w:spacing w:line="240" w:lineRule="auto"/>
+              <w:ind w:firstLine="0"/>
+              <w:jc w:val="center"/>
+            </w:pPr>
+          </w:p>
+        </w:tc>
+        <w:tc>
+          <w:tcPr>
+            <w:tcW w:w="340" w:type="dxa"/>
+            <w:vAlign w:val="center"/>
+          </w:tcPr>
+          <w:p>
+            <w:pPr>
+              <w:spacing w:line="240" w:lineRule="auto"/>
+              <w:ind w:firstLine="0"/>
+              <w:jc w:val="center"/>
+            </w:pPr>
+          </w:p>
+        </w:tc>
+        <w:tc>
+          <w:tcPr>
+            <w:tcW w:w="340" w:type="dxa"/>
+            <w:vAlign w:val="center"/>
+          </w:tcPr>
+          <w:p>
+            <w:pPr>
+              <w:spacing w:line="240" w:lineRule="auto"/>
+              <w:ind w:firstLine="0"/>
+              <w:jc w:val="center"/>
+            </w:pPr>
+          </w:p>
+        </w:tc>
+        <w:tc>
+          <w:tcPr>
+            <w:tcW w:w="340" w:type="dxa"/>
+            <w:vAlign w:val="center"/>
+          </w:tcPr>
+          <w:p>
+            <w:pPr>
+              <w:spacing w:line="240" w:lineRule="auto"/>
+              <w:ind w:firstLine="0"/>
+              <w:jc w:val="center"/>
+            </w:pPr>
+          </w:p>
+        </w:tc>
+      </w:tr>
+      <w:tr>
+        <w:trPr>
+          <w:trHeight w:val="340"/>
+          <w:jc w:val="center"/>
+        </w:trPr>
+        <w:tc>
+          <w:tcPr>
+            <w:tcW w:w="340" w:type="dxa"/>
+            <w:vAlign w:val="center"/>
+          </w:tcPr>
+          <w:p>
+            <w:pPr>
+              <w:spacing w:line="240" w:lineRule="auto"/>
+              <w:ind w:firstLine="0"/>
+              <w:jc w:val="center"/>
+            </w:pPr>
+          </w:p>
+        </w:tc>
+        <w:tc>
+          <w:tcPr>
+            <w:tcW w:w="340" w:type="dxa"/>
+            <w:vAlign w:val="center"/>
+          </w:tcPr>
+          <w:p>
+            <w:pPr>
+              <w:spacing w:line="240" w:lineRule="auto"/>
+              <w:ind w:firstLine="0"/>
+              <w:jc w:val="center"/>
+            </w:pPr>
+          </w:p>
+        </w:tc>
+        <w:tc>
+          <w:tcPr>
+            <w:tcW w:w="352" w:type="dxa"/>
+            <w:vAlign w:val="center"/>
+          </w:tcPr>
+          <w:p>
+            <w:pPr>
+              <w:spacing w:line="240" w:lineRule="auto"/>
+              <w:ind w:firstLine="0"/>
+              <w:jc w:val="center"/>
+            </w:pPr>
+          </w:p>
+        </w:tc>
+        <w:tc>
+          <w:tcPr>
+            <w:tcW w:w="340" w:type="dxa"/>
+            <w:vAlign w:val="center"/>
+          </w:tcPr>
+          <w:p>
+            <w:pPr>
+              <w:spacing w:line="240" w:lineRule="auto"/>
+              <w:ind w:firstLine="0"/>
+              <w:jc w:val="center"/>
+            </w:pPr>
+          </w:p>
+        </w:tc>
+        <w:tc>
+          <w:tcPr>
+            <w:tcW w:w="352" w:type="dxa"/>
+            <w:vAlign w:val="center"/>
+          </w:tcPr>
+          <w:p>
+            <w:pPr>
+              <w:spacing w:line="240" w:lineRule="auto"/>
+              <w:ind w:firstLine="0"/>
+              <w:jc w:val="center"/>
+            </w:pPr>
+          </w:p>
+        </w:tc>
+        <w:tc>
+          <w:tcPr>
+            <w:tcW w:w="352" w:type="dxa"/>
+            <w:vAlign w:val="center"/>
+          </w:tcPr>
+          <w:p>
+            <w:pPr>
+              <w:spacing w:line="240" w:lineRule="auto"/>
+              <w:ind w:firstLine="0"/>
+              <w:jc w:val="center"/>
+            </w:pPr>
+          </w:p>
+        </w:tc>
+        <w:tc>
+          <w:tcPr>
+            <w:tcW w:w="340" w:type="dxa"/>
+            <w:vAlign w:val="center"/>
+          </w:tcPr>
+          <w:p>
+            <w:pPr>
+              <w:spacing w:line="240" w:lineRule="auto"/>
+              <w:ind w:firstLine="0"/>
+              <w:jc w:val="center"/>
+            </w:pPr>
+          </w:p>
+        </w:tc>
+        <w:tc>
+          <w:tcPr>
+            <w:tcW w:w="352" w:type="dxa"/>
+            <w:vAlign w:val="center"/>
+          </w:tcPr>
+          <w:p>
+            <w:pPr>
+              <w:spacing w:line="240" w:lineRule="auto"/>
+              <w:ind w:firstLine="0"/>
+              <w:jc w:val="center"/>
+            </w:pPr>
+          </w:p>
+        </w:tc>
+        <w:tc>
+          <w:tcPr>
+            <w:tcW w:w="340" w:type="dxa"/>
+            <w:vAlign w:val="center"/>
+          </w:tcPr>
+          <w:p>
+            <w:pPr>
+              <w:spacing w:line="240" w:lineRule="auto"/>
+              <w:ind w:firstLine="0"/>
+              <w:jc w:val="center"/>
+            </w:pPr>
+          </w:p>
+        </w:tc>
+        <w:tc>
+          <w:tcPr>
+            <w:tcW w:w="340" w:type="dxa"/>
+            <w:vAlign w:val="center"/>
+          </w:tcPr>
+          <w:p>
+            <w:pPr>
+              <w:spacing w:line="240" w:lineRule="auto"/>
+              <w:ind w:firstLine="0"/>
+              <w:jc w:val="center"/>
+            </w:pPr>
+          </w:p>
+        </w:tc>
+        <w:tc>
+          <w:tcPr>
+            <w:tcW w:w="340" w:type="dxa"/>
+            <w:vAlign w:val="center"/>
+          </w:tcPr>
+          <w:p>
+            <w:pPr>
+              <w:spacing w:line="240" w:lineRule="auto"/>
+              <w:ind w:firstLine="0"/>
+              <w:jc w:val="center"/>
+            </w:pPr>
+          </w:p>
+        </w:tc>
+      </w:tr>
+    </w:tbl>
+    <w:p>
+      <w:pPr>
+        <w:spacing w:before="360"/>
+      </w:pPr>
       <w:r>
         <w:t>A hatványozás és a gyökvonás megvalósításáról é</w:t>
       </w:r>
@@ -5740,7 +9302,6 @@
     </w:p>
     <w:p>
       <w:r>
-        <w:lastRenderedPageBreak/>
         <w:t>Viszont</w:t>
       </w:r>
       <w:r>
@@ -6020,6 +9581,7 @@
         </w:numPr>
       </w:pPr>
       <w:r>
+        <w:lastRenderedPageBreak/>
         <w:t xml:space="preserve">Ha </w:t>
       </w:r>
       <w:r>
@@ -6356,103 +9918,67 @@
         <w:rPr>
           <w:rFonts w:eastAsiaTheme="minorEastAsia"/>
         </w:rPr>
-        <w:t xml:space="preserve">François </w:t>
-      </w:r>
-      <w:proofErr w:type="spellStart"/>
+        <w:t>François Viète</w:t>
+      </w:r>
       <w:r>
         <w:rPr>
           <w:rFonts w:eastAsiaTheme="minorEastAsia"/>
         </w:rPr>
-        <w:t>Viète</w:t>
-      </w:r>
-      <w:proofErr w:type="spellEnd"/>
+        <w:t>, híres matematikus</w:t>
+      </w:r>
       <w:r>
         <w:rPr>
           <w:rFonts w:eastAsiaTheme="minorEastAsia"/>
         </w:rPr>
-        <w:t>, híres matematikus</w:t>
+        <w:t xml:space="preserve"> által </w:t>
       </w:r>
       <w:r>
         <w:rPr>
           <w:rFonts w:eastAsiaTheme="minorEastAsia"/>
         </w:rPr>
-        <w:t xml:space="preserve"> által </w:t>
+        <w:t xml:space="preserve">kifejlesztett </w:t>
       </w:r>
       <w:r>
         <w:rPr>
           <w:rFonts w:eastAsiaTheme="minorEastAsia"/>
         </w:rPr>
-        <w:t xml:space="preserve">kifejlesztett </w:t>
+        <w:t xml:space="preserve">módszert </w:t>
       </w:r>
       <w:r>
         <w:rPr>
           <w:rFonts w:eastAsiaTheme="minorEastAsia"/>
         </w:rPr>
-        <w:t xml:space="preserve">módszert </w:t>
+        <w:t>alkalmaz a könyvtár</w:t>
       </w:r>
       <w:r>
         <w:rPr>
           <w:rFonts w:eastAsiaTheme="minorEastAsia"/>
         </w:rPr>
-        <w:t>alkalmaz a könyvtár</w:t>
+        <w:t xml:space="preserve">, </w:t>
       </w:r>
       <w:r>
         <w:rPr>
           <w:rFonts w:eastAsiaTheme="minorEastAsia"/>
         </w:rPr>
-        <w:t xml:space="preserve">, </w:t>
+        <w:t xml:space="preserve">amit Viète </w:t>
       </w:r>
       <w:r>
         <w:rPr>
           <w:rFonts w:eastAsiaTheme="minorEastAsia"/>
         </w:rPr>
-        <w:t xml:space="preserve">amit </w:t>
-      </w:r>
-      <w:proofErr w:type="spellStart"/>
+        <w:t>technikának is neveznek</w:t>
+      </w:r>
       <w:r>
         <w:rPr>
           <w:rFonts w:eastAsiaTheme="minorEastAsia"/>
         </w:rPr>
-        <w:t>Viète</w:t>
-      </w:r>
-      <w:proofErr w:type="spellEnd"/>
+        <w:t>.</w:t>
+      </w:r>
       <w:r>
         <w:rPr>
           <w:rFonts w:eastAsiaTheme="minorEastAsia"/>
         </w:rPr>
-        <w:t xml:space="preserve"> </w:t>
-      </w:r>
-      <w:r>
-        <w:rPr>
-          <w:rFonts w:eastAsiaTheme="minorEastAsia"/>
-        </w:rPr>
-        <w:t>technikának is neveznek</w:t>
-      </w:r>
-      <w:r>
-        <w:rPr>
-          <w:rFonts w:eastAsiaTheme="minorEastAsia"/>
-        </w:rPr>
-        <w:t>.</w:t>
-      </w:r>
-      <w:r>
-        <w:rPr>
-          <w:rFonts w:eastAsiaTheme="minorEastAsia"/>
-        </w:rPr>
         <w:t xml:space="preserve"> A módszer a binomiális tételen és az alábbi észrevételen alapszik:</w:t>
-      </w:r>
-    </w:p>
-    <w:p>
-      <w:pPr>
-        <w:jc w:val="center"/>
-        <w:rPr>
-          <w:rFonts w:eastAsiaTheme="minorEastAsia"/>
-        </w:rPr>
-      </w:pPr>
-      <w:r>
-        <w:rPr>
-          <w:rFonts w:eastAsiaTheme="minorEastAsia"/>
-        </w:rPr>
-        <w:t>&lt;kép a Pascal háromszögről&gt;</w:t>
       </w:r>
     </w:p>
     <w:p>
@@ -6636,6 +10162,9 @@
       </m:oMathPara>
     </w:p>
     <w:p>
+      <w:pPr>
+        <w:spacing w:after="0"/>
+      </w:pPr>
       <w:r>
         <w:t xml:space="preserve">A képlet </w:t>
       </w:r>
@@ -6672,21 +10201,617 @@
       <w:r>
         <w:t>. elemét.</w:t>
       </w:r>
-      <w:r>
-        <w:t xml:space="preserve"> A bal oldal zárójeles része pedig bármilyen egész szám </w:t>
-      </w:r>
+    </w:p>
+    <w:tbl>
+      <w:tblPr>
+        <w:tblStyle w:val="Rcsostblzat"/>
+        <w:tblW w:w="0" w:type="auto"/>
+        <w:jc w:val="center"/>
+        <w:tblBorders>
+          <w:top w:val="none" w:sz="0" w:space="0" w:color="auto"/>
+          <w:left w:val="none" w:sz="0" w:space="0" w:color="auto"/>
+          <w:bottom w:val="none" w:sz="0" w:space="0" w:color="auto"/>
+          <w:right w:val="none" w:sz="0" w:space="0" w:color="auto"/>
+          <w:insideH w:val="none" w:sz="0" w:space="0" w:color="auto"/>
+          <w:insideV w:val="none" w:sz="0" w:space="0" w:color="auto"/>
+        </w:tblBorders>
+        <w:tblLook w:val="04A0" w:firstRow="1" w:lastRow="0" w:firstColumn="1" w:lastColumn="0" w:noHBand="0" w:noVBand="1"/>
+      </w:tblPr>
+      <w:tblGrid>
+        <w:gridCol w:w="340"/>
+        <w:gridCol w:w="340"/>
+        <w:gridCol w:w="340"/>
+        <w:gridCol w:w="352"/>
+        <w:gridCol w:w="340"/>
+        <w:gridCol w:w="352"/>
+        <w:gridCol w:w="352"/>
+        <w:gridCol w:w="340"/>
+        <w:gridCol w:w="352"/>
+        <w:gridCol w:w="340"/>
+        <w:gridCol w:w="340"/>
+        <w:gridCol w:w="340"/>
+      </w:tblGrid>
+      <w:tr>
+        <w:trPr>
+          <w:trHeight w:val="454"/>
+          <w:jc w:val="center"/>
+        </w:trPr>
+        <w:tc>
+          <w:tcPr>
+            <w:tcW w:w="1712" w:type="dxa"/>
+            <w:gridSpan w:val="5"/>
+            <w:vAlign w:val="center"/>
+          </w:tcPr>
+          <w:p>
+            <w:pPr>
+              <w:spacing w:line="240" w:lineRule="auto"/>
+              <w:ind w:firstLine="0"/>
+              <w:jc w:val="center"/>
+            </w:pPr>
+          </w:p>
+        </w:tc>
+        <w:tc>
+          <w:tcPr>
+            <w:tcW w:w="704" w:type="dxa"/>
+            <w:gridSpan w:val="2"/>
+            <w:vAlign w:val="center"/>
+          </w:tcPr>
+          <w:p>
+            <w:pPr>
+              <w:spacing w:line="240" w:lineRule="auto"/>
+              <w:ind w:firstLine="0"/>
+              <w:jc w:val="center"/>
+            </w:pPr>
+            <w:r>
+              <w:t>1</w:t>
+            </w:r>
+          </w:p>
+        </w:tc>
+        <w:tc>
+          <w:tcPr>
+            <w:tcW w:w="1712" w:type="dxa"/>
+            <w:gridSpan w:val="5"/>
+            <w:vAlign w:val="center"/>
+          </w:tcPr>
+          <w:p>
+            <w:pPr>
+              <w:spacing w:line="240" w:lineRule="auto"/>
+              <w:ind w:firstLine="0"/>
+              <w:jc w:val="center"/>
+            </w:pPr>
+          </w:p>
+        </w:tc>
+      </w:tr>
+      <w:tr>
+        <w:trPr>
+          <w:trHeight w:val="454"/>
+          <w:jc w:val="center"/>
+        </w:trPr>
+        <w:tc>
+          <w:tcPr>
+            <w:tcW w:w="1372" w:type="dxa"/>
+            <w:gridSpan w:val="4"/>
+            <w:vAlign w:val="center"/>
+          </w:tcPr>
+          <w:p>
+            <w:pPr>
+              <w:spacing w:line="240" w:lineRule="auto"/>
+              <w:ind w:firstLine="0"/>
+              <w:jc w:val="center"/>
+            </w:pPr>
+          </w:p>
+        </w:tc>
+        <w:tc>
+          <w:tcPr>
+            <w:tcW w:w="692" w:type="dxa"/>
+            <w:gridSpan w:val="2"/>
+            <w:vAlign w:val="center"/>
+          </w:tcPr>
+          <w:p>
+            <w:pPr>
+              <w:spacing w:line="240" w:lineRule="auto"/>
+              <w:ind w:firstLine="0"/>
+              <w:jc w:val="center"/>
+            </w:pPr>
+            <w:r>
+              <w:t>1</w:t>
+            </w:r>
+          </w:p>
+        </w:tc>
+        <w:tc>
+          <w:tcPr>
+            <w:tcW w:w="692" w:type="dxa"/>
+            <w:gridSpan w:val="2"/>
+            <w:vAlign w:val="center"/>
+          </w:tcPr>
+          <w:p>
+            <w:pPr>
+              <w:spacing w:line="240" w:lineRule="auto"/>
+              <w:ind w:firstLine="0"/>
+              <w:jc w:val="center"/>
+            </w:pPr>
+            <w:r>
+              <w:t>1</w:t>
+            </w:r>
+          </w:p>
+        </w:tc>
+        <w:tc>
+          <w:tcPr>
+            <w:tcW w:w="1372" w:type="dxa"/>
+            <w:gridSpan w:val="4"/>
+            <w:vAlign w:val="center"/>
+          </w:tcPr>
+          <w:p>
+            <w:pPr>
+              <w:spacing w:line="240" w:lineRule="auto"/>
+              <w:ind w:firstLine="0"/>
+              <w:jc w:val="center"/>
+            </w:pPr>
+          </w:p>
+        </w:tc>
+      </w:tr>
+      <w:tr>
+        <w:trPr>
+          <w:trHeight w:val="454"/>
+          <w:jc w:val="center"/>
+        </w:trPr>
+        <w:tc>
+          <w:tcPr>
+            <w:tcW w:w="1020" w:type="dxa"/>
+            <w:gridSpan w:val="3"/>
+            <w:vAlign w:val="center"/>
+          </w:tcPr>
+          <w:p>
+            <w:pPr>
+              <w:spacing w:line="240" w:lineRule="auto"/>
+              <w:ind w:firstLine="0"/>
+              <w:jc w:val="center"/>
+            </w:pPr>
+          </w:p>
+        </w:tc>
+        <w:tc>
+          <w:tcPr>
+            <w:tcW w:w="692" w:type="dxa"/>
+            <w:gridSpan w:val="2"/>
+            <w:vAlign w:val="center"/>
+          </w:tcPr>
+          <w:p>
+            <w:pPr>
+              <w:spacing w:line="240" w:lineRule="auto"/>
+              <w:ind w:firstLine="0"/>
+              <w:jc w:val="center"/>
+            </w:pPr>
+            <w:r>
+              <w:t>1</w:t>
+            </w:r>
+          </w:p>
+        </w:tc>
+        <w:tc>
+          <w:tcPr>
+            <w:tcW w:w="704" w:type="dxa"/>
+            <w:gridSpan w:val="2"/>
+            <w:vAlign w:val="center"/>
+          </w:tcPr>
+          <w:p>
+            <w:pPr>
+              <w:spacing w:line="240" w:lineRule="auto"/>
+              <w:ind w:firstLine="0"/>
+              <w:jc w:val="center"/>
+            </w:pPr>
+            <w:r>
+              <w:t>2</w:t>
+            </w:r>
+          </w:p>
+        </w:tc>
+        <w:tc>
+          <w:tcPr>
+            <w:tcW w:w="692" w:type="dxa"/>
+            <w:gridSpan w:val="2"/>
+            <w:vAlign w:val="center"/>
+          </w:tcPr>
+          <w:p>
+            <w:pPr>
+              <w:spacing w:line="240" w:lineRule="auto"/>
+              <w:ind w:firstLine="0"/>
+              <w:jc w:val="center"/>
+            </w:pPr>
+            <w:r>
+              <w:t>1</w:t>
+            </w:r>
+          </w:p>
+        </w:tc>
+        <w:tc>
+          <w:tcPr>
+            <w:tcW w:w="1020" w:type="dxa"/>
+            <w:gridSpan w:val="3"/>
+            <w:vAlign w:val="center"/>
+          </w:tcPr>
+          <w:p>
+            <w:pPr>
+              <w:spacing w:line="240" w:lineRule="auto"/>
+              <w:ind w:firstLine="0"/>
+              <w:jc w:val="center"/>
+            </w:pPr>
+          </w:p>
+        </w:tc>
+      </w:tr>
+      <w:tr>
+        <w:trPr>
+          <w:trHeight w:val="454"/>
+          <w:jc w:val="center"/>
+        </w:trPr>
+        <w:tc>
+          <w:tcPr>
+            <w:tcW w:w="680" w:type="dxa"/>
+            <w:gridSpan w:val="2"/>
+            <w:vAlign w:val="center"/>
+          </w:tcPr>
+          <w:p>
+            <w:pPr>
+              <w:spacing w:line="240" w:lineRule="auto"/>
+              <w:ind w:firstLine="0"/>
+              <w:jc w:val="center"/>
+            </w:pPr>
+          </w:p>
+        </w:tc>
+        <w:tc>
+          <w:tcPr>
+            <w:tcW w:w="692" w:type="dxa"/>
+            <w:gridSpan w:val="2"/>
+            <w:vAlign w:val="center"/>
+          </w:tcPr>
+          <w:p>
+            <w:pPr>
+              <w:spacing w:line="240" w:lineRule="auto"/>
+              <w:ind w:firstLine="0"/>
+              <w:jc w:val="center"/>
+            </w:pPr>
+            <w:r>
+              <w:t>1</w:t>
+            </w:r>
+          </w:p>
+        </w:tc>
+        <w:tc>
+          <w:tcPr>
+            <w:tcW w:w="692" w:type="dxa"/>
+            <w:gridSpan w:val="2"/>
+            <w:vAlign w:val="center"/>
+          </w:tcPr>
+          <w:p>
+            <w:pPr>
+              <w:spacing w:line="240" w:lineRule="auto"/>
+              <w:ind w:firstLine="0"/>
+              <w:jc w:val="center"/>
+            </w:pPr>
+            <w:r>
+              <w:t>3</w:t>
+            </w:r>
+          </w:p>
+        </w:tc>
+        <w:tc>
+          <w:tcPr>
+            <w:tcW w:w="692" w:type="dxa"/>
+            <w:gridSpan w:val="2"/>
+            <w:vAlign w:val="center"/>
+          </w:tcPr>
+          <w:p>
+            <w:pPr>
+              <w:spacing w:line="240" w:lineRule="auto"/>
+              <w:ind w:firstLine="0"/>
+              <w:jc w:val="center"/>
+            </w:pPr>
+            <w:r>
+              <w:t>3</w:t>
+            </w:r>
+          </w:p>
+        </w:tc>
+        <w:tc>
+          <w:tcPr>
+            <w:tcW w:w="692" w:type="dxa"/>
+            <w:gridSpan w:val="2"/>
+            <w:vAlign w:val="center"/>
+          </w:tcPr>
+          <w:p>
+            <w:pPr>
+              <w:spacing w:line="240" w:lineRule="auto"/>
+              <w:ind w:firstLine="0"/>
+              <w:jc w:val="center"/>
+            </w:pPr>
+            <w:r>
+              <w:t>1</w:t>
+            </w:r>
+          </w:p>
+        </w:tc>
+        <w:tc>
+          <w:tcPr>
+            <w:tcW w:w="680" w:type="dxa"/>
+            <w:gridSpan w:val="2"/>
+            <w:vAlign w:val="center"/>
+          </w:tcPr>
+          <w:p>
+            <w:pPr>
+              <w:spacing w:line="240" w:lineRule="auto"/>
+              <w:ind w:firstLine="0"/>
+              <w:jc w:val="center"/>
+            </w:pPr>
+          </w:p>
+        </w:tc>
+      </w:tr>
+      <w:tr>
+        <w:trPr>
+          <w:trHeight w:val="454"/>
+          <w:jc w:val="center"/>
+        </w:trPr>
+        <w:tc>
+          <w:tcPr>
+            <w:tcW w:w="340" w:type="dxa"/>
+            <w:vAlign w:val="center"/>
+          </w:tcPr>
+          <w:p>
+            <w:pPr>
+              <w:spacing w:line="240" w:lineRule="auto"/>
+              <w:ind w:firstLine="0"/>
+              <w:jc w:val="center"/>
+            </w:pPr>
+          </w:p>
+        </w:tc>
+        <w:tc>
+          <w:tcPr>
+            <w:tcW w:w="680" w:type="dxa"/>
+            <w:gridSpan w:val="2"/>
+            <w:vAlign w:val="center"/>
+          </w:tcPr>
+          <w:p>
+            <w:pPr>
+              <w:spacing w:line="240" w:lineRule="auto"/>
+              <w:ind w:firstLine="0"/>
+              <w:jc w:val="center"/>
+            </w:pPr>
+            <w:r>
+              <w:t>1</w:t>
+            </w:r>
+          </w:p>
+        </w:tc>
+        <w:tc>
+          <w:tcPr>
+            <w:tcW w:w="692" w:type="dxa"/>
+            <w:gridSpan w:val="2"/>
+            <w:vAlign w:val="center"/>
+          </w:tcPr>
+          <w:p>
+            <w:pPr>
+              <w:spacing w:line="240" w:lineRule="auto"/>
+              <w:ind w:firstLine="0"/>
+              <w:jc w:val="center"/>
+            </w:pPr>
+            <w:r>
+              <w:t>4</w:t>
+            </w:r>
+          </w:p>
+        </w:tc>
+        <w:tc>
+          <w:tcPr>
+            <w:tcW w:w="704" w:type="dxa"/>
+            <w:gridSpan w:val="2"/>
+            <w:vAlign w:val="center"/>
+          </w:tcPr>
+          <w:p>
+            <w:pPr>
+              <w:spacing w:line="240" w:lineRule="auto"/>
+              <w:ind w:firstLine="0"/>
+              <w:jc w:val="center"/>
+            </w:pPr>
+            <w:r>
+              <w:t>6</w:t>
+            </w:r>
+          </w:p>
+        </w:tc>
+        <w:tc>
+          <w:tcPr>
+            <w:tcW w:w="692" w:type="dxa"/>
+            <w:gridSpan w:val="2"/>
+            <w:vAlign w:val="center"/>
+          </w:tcPr>
+          <w:p>
+            <w:pPr>
+              <w:spacing w:line="240" w:lineRule="auto"/>
+              <w:ind w:firstLine="0"/>
+              <w:jc w:val="center"/>
+            </w:pPr>
+            <w:r>
+              <w:t>4</w:t>
+            </w:r>
+          </w:p>
+        </w:tc>
+        <w:tc>
+          <w:tcPr>
+            <w:tcW w:w="680" w:type="dxa"/>
+            <w:gridSpan w:val="2"/>
+            <w:vAlign w:val="center"/>
+          </w:tcPr>
+          <w:p>
+            <w:pPr>
+              <w:spacing w:line="240" w:lineRule="auto"/>
+              <w:ind w:firstLine="0"/>
+              <w:jc w:val="center"/>
+            </w:pPr>
+            <w:r>
+              <w:t>1</w:t>
+            </w:r>
+          </w:p>
+        </w:tc>
+        <w:tc>
+          <w:tcPr>
+            <w:tcW w:w="340" w:type="dxa"/>
+            <w:vAlign w:val="center"/>
+          </w:tcPr>
+          <w:p>
+            <w:pPr>
+              <w:spacing w:line="240" w:lineRule="auto"/>
+              <w:ind w:firstLine="0"/>
+              <w:jc w:val="center"/>
+            </w:pPr>
+          </w:p>
+        </w:tc>
+      </w:tr>
+      <w:tr>
+        <w:trPr>
+          <w:trHeight w:val="454"/>
+          <w:jc w:val="center"/>
+        </w:trPr>
+        <w:tc>
+          <w:tcPr>
+            <w:tcW w:w="680" w:type="dxa"/>
+            <w:gridSpan w:val="2"/>
+            <w:vAlign w:val="center"/>
+          </w:tcPr>
+          <w:p>
+            <w:pPr>
+              <w:spacing w:line="240" w:lineRule="auto"/>
+              <w:ind w:firstLine="0"/>
+              <w:jc w:val="center"/>
+            </w:pPr>
+            <w:r>
+              <w:t>1</w:t>
+            </w:r>
+          </w:p>
+        </w:tc>
+        <w:tc>
+          <w:tcPr>
+            <w:tcW w:w="692" w:type="dxa"/>
+            <w:gridSpan w:val="2"/>
+            <w:vAlign w:val="center"/>
+          </w:tcPr>
+          <w:p>
+            <w:pPr>
+              <w:spacing w:line="240" w:lineRule="auto"/>
+              <w:ind w:firstLine="0"/>
+              <w:jc w:val="center"/>
+            </w:pPr>
+            <w:r>
+              <w:t>5</w:t>
+            </w:r>
+          </w:p>
+        </w:tc>
+        <w:tc>
+          <w:tcPr>
+            <w:tcW w:w="692" w:type="dxa"/>
+            <w:gridSpan w:val="2"/>
+            <w:vAlign w:val="center"/>
+          </w:tcPr>
+          <w:p>
+            <w:pPr>
+              <w:spacing w:line="240" w:lineRule="auto"/>
+              <w:ind w:firstLine="0"/>
+              <w:jc w:val="center"/>
+            </w:pPr>
+            <w:r>
+              <w:t>10</w:t>
+            </w:r>
+          </w:p>
+        </w:tc>
+        <w:tc>
+          <w:tcPr>
+            <w:tcW w:w="692" w:type="dxa"/>
+            <w:gridSpan w:val="2"/>
+            <w:vAlign w:val="center"/>
+          </w:tcPr>
+          <w:p>
+            <w:pPr>
+              <w:spacing w:line="240" w:lineRule="auto"/>
+              <w:ind w:firstLine="0"/>
+              <w:jc w:val="center"/>
+            </w:pPr>
+            <w:r>
+              <w:t>10</w:t>
+            </w:r>
+          </w:p>
+        </w:tc>
+        <w:tc>
+          <w:tcPr>
+            <w:tcW w:w="692" w:type="dxa"/>
+            <w:gridSpan w:val="2"/>
+            <w:vAlign w:val="center"/>
+          </w:tcPr>
+          <w:p>
+            <w:pPr>
+              <w:spacing w:line="240" w:lineRule="auto"/>
+              <w:ind w:firstLine="0"/>
+              <w:jc w:val="center"/>
+            </w:pPr>
+            <w:r>
+              <w:t>5</w:t>
+            </w:r>
+          </w:p>
+        </w:tc>
+        <w:tc>
+          <w:tcPr>
+            <w:tcW w:w="680" w:type="dxa"/>
+            <w:gridSpan w:val="2"/>
+            <w:vAlign w:val="center"/>
+          </w:tcPr>
+          <w:p>
+            <w:pPr>
+              <w:spacing w:line="240" w:lineRule="auto"/>
+              <w:ind w:firstLine="0"/>
+              <w:jc w:val="center"/>
+            </w:pPr>
+            <w:r>
+              <w:t>1</w:t>
+            </w:r>
+          </w:p>
+        </w:tc>
+      </w:tr>
+    </w:tbl>
+    <w:p>
+      <w:pPr>
+        <w:spacing w:before="360"/>
+        <w:ind w:firstLine="0"/>
+        <w:jc w:val="center"/>
+        <w:rPr>
+          <w:rFonts w:eastAsiaTheme="minorEastAsia"/>
+          <w:i/>
+          <w:iCs/>
+        </w:rPr>
+      </w:pPr>
+      <w:r>
+        <w:rPr>
+          <w:rFonts w:eastAsiaTheme="minorEastAsia"/>
+          <w:i/>
+          <w:iCs/>
+        </w:rPr>
+        <w:t>A</w:t>
+      </w:r>
+      <w:r>
+        <w:rPr>
+          <w:rFonts w:eastAsiaTheme="minorEastAsia"/>
+          <w:i/>
+          <w:iCs/>
+        </w:rPr>
+        <w:t xml:space="preserve"> Pascal háromszög</w:t>
+      </w:r>
+      <w:r>
+        <w:rPr>
+          <w:rFonts w:eastAsiaTheme="minorEastAsia"/>
+          <w:i/>
+          <w:iCs/>
+        </w:rPr>
+        <w:t xml:space="preserve"> pozitív irányának első pár sora</w:t>
+      </w:r>
+    </w:p>
+    <w:p>
+      <w:r>
+        <w:t>A bal oldal zárójeles része pedig bármilyen egész szám leírására alkalmas. Ezzel a képlettel igaz, még nem tudunk gyököt számolni. Ahhoz még kelleni fog egy fontos részlet.</w:t>
+      </w:r>
+    </w:p>
+    <w:p>
+      <w:pPr>
+        <w:rPr>
+          <w:rFonts w:eastAsiaTheme="minorEastAsia"/>
+        </w:rPr>
+      </w:pPr>
       <w:r>
         <w:lastRenderedPageBreak/>
-        <w:t>leírására alkalmas. Ezzel a képlettel igaz, még nem tudunk gyököt számolni. Ahhoz még kelleni fog egy fontos részlet.</w:t>
-      </w:r>
-    </w:p>
-    <w:p>
-      <w:pPr>
-        <w:rPr>
-          <w:rFonts w:eastAsiaTheme="minorEastAsia"/>
-        </w:rPr>
-      </w:pPr>
-      <w:r>
         <w:t>Válasszunk egy egész számot</w:t>
       </w:r>
       <w:r>
@@ -7651,15 +11776,7 @@
     </w:p>
     <w:p>
       <w:r>
-        <w:t xml:space="preserve">Egyszerűbben úgy tudnánk elképzelni a fenti számítást, mint a kézi osztás (long </w:t>
-      </w:r>
-      <w:proofErr w:type="spellStart"/>
-      <w:r>
-        <w:t>division</w:t>
-      </w:r>
-      <w:proofErr w:type="spellEnd"/>
-      <w:r>
-        <w:t xml:space="preserve">) műveletsorát. Itt is a legnagyobb helyiértékű számjegytől kezdve folyamatosan alulról közelítjük az eredményünket a valós értékhez. </w:t>
+        <w:t xml:space="preserve">Egyszerűbben úgy tudnánk elképzelni a fenti számítást, mint a kézi osztás (long division) műveletsorát. Itt is a legnagyobb helyiértékű számjegytől kezdve folyamatosan alulról közelítjük az eredményünket a valós értékhez. </w:t>
       </w:r>
       <w:r>
         <w:t>Éppen</w:t>
@@ -7812,7 +11929,6 @@
         </w:numPr>
       </w:pPr>
       <w:r>
-        <w:lastRenderedPageBreak/>
         <w:t>összeadás (</w:t>
       </w:r>
       <w:r>
@@ -7855,6 +11971,7 @@
         </w:numPr>
       </w:pPr>
       <w:r>
+        <w:lastRenderedPageBreak/>
         <w:t>szorzás (</w:t>
       </w:r>
       <w:r>
@@ -8390,59 +12507,916 @@
       </w:r>
     </w:p>
     <w:p>
-      <w:r>
+      <w:pPr>
         <w:rPr>
           <w:b/>
           <w:bCs/>
         </w:rPr>
-        <w:t>Összeadásnál</w:t>
-      </w:r>
-      <w:r>
-        <w:t xml:space="preserve"> kipótoljuk a kevesebb tizedesjegyű tagot nullákkal úgy, hogy végül megegyezzen a tizedes tagok száma mindkét számban, majd elvégezzük a műveletet, figyelmen </w:t>
-      </w:r>
-      <w:r>
-        <w:lastRenderedPageBreak/>
-        <w:t>kívül hagyva, hogy valójában nem egész számokkal dolgozunk. Ezt követően már csak hozzávesszük, hogy hány tizedesjegye is volt az eredeti kipótolt számoknak. Pontosan annyi tizedesjegye lesz az eredményünknek is. A fölösleges nullák eltávolításról a konstruktor gondoskodik.</w:t>
-      </w:r>
-    </w:p>
-    <w:p>
-      <w:pPr>
-        <w:jc w:val="center"/>
-      </w:pPr>
-      <w:r>
-        <w:t>&lt;kép az eljárásról&gt;</w:t>
-      </w:r>
-    </w:p>
-    <w:p>
+      </w:pPr>
       <w:r>
         <w:rPr>
           <w:b/>
           <w:bCs/>
         </w:rPr>
-        <w:t>Kivonásnál</w:t>
-      </w:r>
-      <w:r>
-        <w:t xml:space="preserve"> hasonlóan járunk el.</w:t>
-      </w:r>
-    </w:p>
-    <w:p>
+        <w:t>Összeadásnál</w:t>
+      </w:r>
+      <w:r>
+        <w:t xml:space="preserve"> kipótoljuk a kevesebb tizedesjegyű tagot nullákkal úgy, hogy végül megegyezzen a tizedes tagok száma mindkét számban, majd elvégezzük a műveletet, figyelmen kívül hagyva, hogy valójában nem egész számokkal dolgozunk. Ezt követően már csak hozzávesszük, hogy hány tizedesjegye is volt az eredeti kipótolt számoknak. Pontosan annyi </w:t>
+      </w:r>
+      <w:r>
+        <w:lastRenderedPageBreak/>
+        <w:t>tizedesjegye lesz az eredményünknek is. A fölösleges nullák eltávolításról a konstruktor gondoskodik.</w:t>
+      </w:r>
+    </w:p>
+    <w:tbl>
+      <w:tblPr>
+        <w:tblStyle w:val="Rcsostblzat"/>
+        <w:tblW w:w="0" w:type="auto"/>
+        <w:jc w:val="center"/>
+        <w:tblBorders>
+          <w:top w:val="single" w:sz="2" w:space="0" w:color="747474" w:themeColor="background2" w:themeShade="80"/>
+          <w:left w:val="single" w:sz="2" w:space="0" w:color="747474" w:themeColor="background2" w:themeShade="80"/>
+          <w:bottom w:val="single" w:sz="2" w:space="0" w:color="747474" w:themeColor="background2" w:themeShade="80"/>
+          <w:right w:val="single" w:sz="2" w:space="0" w:color="747474" w:themeColor="background2" w:themeShade="80"/>
+          <w:insideH w:val="single" w:sz="2" w:space="0" w:color="747474" w:themeColor="background2" w:themeShade="80"/>
+          <w:insideV w:val="single" w:sz="2" w:space="0" w:color="747474" w:themeColor="background2" w:themeShade="80"/>
+        </w:tblBorders>
+        <w:tblLook w:val="04A0" w:firstRow="1" w:lastRow="0" w:firstColumn="1" w:lastColumn="0" w:noHBand="0" w:noVBand="1"/>
+      </w:tblPr>
+      <w:tblGrid>
+        <w:gridCol w:w="340"/>
+        <w:gridCol w:w="352"/>
+        <w:gridCol w:w="340"/>
+        <w:gridCol w:w="340"/>
+        <w:gridCol w:w="340"/>
+        <w:gridCol w:w="396"/>
+        <w:gridCol w:w="340"/>
+        <w:gridCol w:w="340"/>
+        <w:gridCol w:w="340"/>
+        <w:gridCol w:w="340"/>
+      </w:tblGrid>
+      <w:tr>
+        <w:trPr>
+          <w:trHeight w:val="340"/>
+          <w:jc w:val="center"/>
+        </w:trPr>
+        <w:tc>
+          <w:tcPr>
+            <w:tcW w:w="340" w:type="dxa"/>
+            <w:vAlign w:val="center"/>
+          </w:tcPr>
+          <w:p>
+            <w:pPr>
+              <w:spacing w:line="240" w:lineRule="auto"/>
+              <w:ind w:firstLine="0"/>
+              <w:jc w:val="center"/>
+            </w:pPr>
+          </w:p>
+        </w:tc>
+        <w:tc>
+          <w:tcPr>
+            <w:tcW w:w="352" w:type="dxa"/>
+            <w:vAlign w:val="center"/>
+          </w:tcPr>
+          <w:p>
+            <w:pPr>
+              <w:spacing w:line="240" w:lineRule="auto"/>
+              <w:ind w:firstLine="0"/>
+              <w:jc w:val="center"/>
+            </w:pPr>
+          </w:p>
+        </w:tc>
+        <w:tc>
+          <w:tcPr>
+            <w:tcW w:w="340" w:type="dxa"/>
+            <w:vAlign w:val="center"/>
+          </w:tcPr>
+          <w:p>
+            <w:pPr>
+              <w:spacing w:line="240" w:lineRule="auto"/>
+              <w:ind w:firstLine="0"/>
+              <w:jc w:val="center"/>
+              <w:rPr>
+                <w:color w:val="747474" w:themeColor="background2" w:themeShade="80"/>
+              </w:rPr>
+            </w:pPr>
+            <w:r>
+              <w:rPr>
+                <w:color w:val="747474" w:themeColor="background2" w:themeShade="80"/>
+              </w:rPr>
+              <w:t>1</w:t>
+            </w:r>
+          </w:p>
+        </w:tc>
+        <w:tc>
+          <w:tcPr>
+            <w:tcW w:w="340" w:type="dxa"/>
+            <w:vAlign w:val="center"/>
+          </w:tcPr>
+          <w:p>
+            <w:pPr>
+              <w:spacing w:line="240" w:lineRule="auto"/>
+              <w:ind w:firstLine="0"/>
+              <w:jc w:val="center"/>
+              <w:rPr>
+                <w:color w:val="747474" w:themeColor="background2" w:themeShade="80"/>
+              </w:rPr>
+            </w:pPr>
+          </w:p>
+        </w:tc>
+        <w:tc>
+          <w:tcPr>
+            <w:tcW w:w="340" w:type="dxa"/>
+            <w:vAlign w:val="center"/>
+          </w:tcPr>
+          <w:p>
+            <w:pPr>
+              <w:spacing w:line="240" w:lineRule="auto"/>
+              <w:ind w:firstLine="0"/>
+              <w:jc w:val="center"/>
+              <w:rPr>
+                <w:color w:val="747474" w:themeColor="background2" w:themeShade="80"/>
+              </w:rPr>
+            </w:pPr>
+            <w:r>
+              <w:rPr>
+                <w:color w:val="747474" w:themeColor="background2" w:themeShade="80"/>
+              </w:rPr>
+              <w:t>1</w:t>
+            </w:r>
+          </w:p>
+        </w:tc>
+        <w:tc>
+          <w:tcPr>
+            <w:tcW w:w="340" w:type="dxa"/>
+            <w:vAlign w:val="center"/>
+          </w:tcPr>
+          <w:p>
+            <w:pPr>
+              <w:spacing w:line="240" w:lineRule="auto"/>
+              <w:ind w:firstLine="0"/>
+              <w:jc w:val="center"/>
+              <w:rPr>
+                <w:color w:val="747474" w:themeColor="background2" w:themeShade="80"/>
+              </w:rPr>
+            </w:pPr>
+            <w:r>
+              <w:rPr>
+                <w:color w:val="747474" w:themeColor="background2" w:themeShade="80"/>
+              </w:rPr>
+              <w:t>1</w:t>
+            </w:r>
+          </w:p>
+        </w:tc>
+        <w:tc>
+          <w:tcPr>
+            <w:tcW w:w="340" w:type="dxa"/>
+            <w:vAlign w:val="center"/>
+          </w:tcPr>
+          <w:p>
+            <w:pPr>
+              <w:spacing w:line="240" w:lineRule="auto"/>
+              <w:ind w:firstLine="0"/>
+              <w:jc w:val="center"/>
+              <w:rPr>
+                <w:color w:val="747474" w:themeColor="background2" w:themeShade="80"/>
+              </w:rPr>
+            </w:pPr>
+          </w:p>
+        </w:tc>
+        <w:tc>
+          <w:tcPr>
+            <w:tcW w:w="340" w:type="dxa"/>
+            <w:vAlign w:val="center"/>
+          </w:tcPr>
+          <w:p>
+            <w:pPr>
+              <w:spacing w:line="240" w:lineRule="auto"/>
+              <w:ind w:firstLine="0"/>
+              <w:jc w:val="center"/>
+              <w:rPr>
+                <w:color w:val="747474" w:themeColor="background2" w:themeShade="80"/>
+              </w:rPr>
+            </w:pPr>
+          </w:p>
+        </w:tc>
+        <w:tc>
+          <w:tcPr>
+            <w:tcW w:w="340" w:type="dxa"/>
+            <w:vAlign w:val="center"/>
+          </w:tcPr>
+          <w:p>
+            <w:pPr>
+              <w:spacing w:line="240" w:lineRule="auto"/>
+              <w:ind w:firstLine="0"/>
+              <w:jc w:val="center"/>
+              <w:rPr>
+                <w:color w:val="747474" w:themeColor="background2" w:themeShade="80"/>
+              </w:rPr>
+            </w:pPr>
+          </w:p>
+        </w:tc>
+        <w:tc>
+          <w:tcPr>
+            <w:tcW w:w="340" w:type="dxa"/>
+            <w:vAlign w:val="center"/>
+          </w:tcPr>
+          <w:p>
+            <w:pPr>
+              <w:spacing w:line="240" w:lineRule="auto"/>
+              <w:ind w:firstLine="0"/>
+              <w:jc w:val="center"/>
+            </w:pPr>
+          </w:p>
+        </w:tc>
+      </w:tr>
+      <w:tr>
+        <w:trPr>
+          <w:trHeight w:val="340"/>
+          <w:jc w:val="center"/>
+        </w:trPr>
+        <w:tc>
+          <w:tcPr>
+            <w:tcW w:w="340" w:type="dxa"/>
+            <w:vAlign w:val="center"/>
+          </w:tcPr>
+          <w:p>
+            <w:pPr>
+              <w:spacing w:line="240" w:lineRule="auto"/>
+              <w:ind w:firstLine="0"/>
+              <w:jc w:val="center"/>
+            </w:pPr>
+          </w:p>
+        </w:tc>
+        <w:tc>
+          <w:tcPr>
+            <w:tcW w:w="352" w:type="dxa"/>
+            <w:vAlign w:val="center"/>
+          </w:tcPr>
+          <w:p>
+            <w:pPr>
+              <w:spacing w:line="240" w:lineRule="auto"/>
+              <w:ind w:firstLine="0"/>
+              <w:jc w:val="center"/>
+            </w:pPr>
+          </w:p>
+        </w:tc>
+        <w:tc>
+          <w:tcPr>
+            <w:tcW w:w="340" w:type="dxa"/>
+            <w:vAlign w:val="center"/>
+          </w:tcPr>
+          <w:p>
+            <w:pPr>
+              <w:spacing w:line="240" w:lineRule="auto"/>
+              <w:ind w:firstLine="0"/>
+              <w:jc w:val="center"/>
+            </w:pPr>
+          </w:p>
+        </w:tc>
+        <w:tc>
+          <w:tcPr>
+            <w:tcW w:w="340" w:type="dxa"/>
+            <w:vAlign w:val="center"/>
+          </w:tcPr>
+          <w:p>
+            <w:pPr>
+              <w:spacing w:line="240" w:lineRule="auto"/>
+              <w:ind w:firstLine="0"/>
+              <w:jc w:val="center"/>
+            </w:pPr>
+            <w:r>
+              <w:t>5</w:t>
+            </w:r>
+          </w:p>
+        </w:tc>
+        <w:tc>
+          <w:tcPr>
+            <w:tcW w:w="340" w:type="dxa"/>
+            <w:vAlign w:val="center"/>
+          </w:tcPr>
+          <w:p>
+            <w:pPr>
+              <w:spacing w:line="240" w:lineRule="auto"/>
+              <w:ind w:firstLine="0"/>
+              <w:jc w:val="center"/>
+            </w:pPr>
+            <w:r>
+              <w:t>4</w:t>
+            </w:r>
+          </w:p>
+        </w:tc>
+        <w:tc>
+          <w:tcPr>
+            <w:tcW w:w="340" w:type="dxa"/>
+            <w:vAlign w:val="center"/>
+          </w:tcPr>
+          <w:p>
+            <w:pPr>
+              <w:spacing w:line="240" w:lineRule="auto"/>
+              <w:ind w:firstLine="0"/>
+              <w:jc w:val="center"/>
+            </w:pPr>
+            <w:r>
+              <w:t>3</w:t>
+            </w:r>
+            <w:r>
+              <w:t>.</w:t>
+            </w:r>
+          </w:p>
+        </w:tc>
+        <w:tc>
+          <w:tcPr>
+            <w:tcW w:w="340" w:type="dxa"/>
+            <w:vAlign w:val="center"/>
+          </w:tcPr>
+          <w:p>
+            <w:pPr>
+              <w:spacing w:line="240" w:lineRule="auto"/>
+              <w:ind w:firstLine="0"/>
+              <w:jc w:val="center"/>
+            </w:pPr>
+            <w:r>
+              <w:t>8</w:t>
+            </w:r>
+          </w:p>
+        </w:tc>
+        <w:tc>
+          <w:tcPr>
+            <w:tcW w:w="340" w:type="dxa"/>
+            <w:vAlign w:val="center"/>
+          </w:tcPr>
+          <w:p>
+            <w:pPr>
+              <w:spacing w:line="240" w:lineRule="auto"/>
+              <w:ind w:firstLine="0"/>
+              <w:jc w:val="center"/>
+            </w:pPr>
+            <w:r>
+              <w:t>1</w:t>
+            </w:r>
+          </w:p>
+        </w:tc>
+        <w:tc>
+          <w:tcPr>
+            <w:tcW w:w="340" w:type="dxa"/>
+            <w:vAlign w:val="center"/>
+          </w:tcPr>
+          <w:p>
+            <w:pPr>
+              <w:spacing w:line="240" w:lineRule="auto"/>
+              <w:ind w:firstLine="0"/>
+              <w:jc w:val="center"/>
+            </w:pPr>
+            <w:r>
+              <w:t>2</w:t>
+            </w:r>
+          </w:p>
+        </w:tc>
+        <w:tc>
+          <w:tcPr>
+            <w:tcW w:w="340" w:type="dxa"/>
+            <w:vAlign w:val="center"/>
+          </w:tcPr>
+          <w:p>
+            <w:pPr>
+              <w:spacing w:line="240" w:lineRule="auto"/>
+              <w:ind w:firstLine="0"/>
+              <w:jc w:val="center"/>
+            </w:pPr>
+          </w:p>
+        </w:tc>
+      </w:tr>
+      <w:tr>
+        <w:trPr>
+          <w:trHeight w:val="340"/>
+          <w:jc w:val="center"/>
+        </w:trPr>
+        <w:tc>
+          <w:tcPr>
+            <w:tcW w:w="340" w:type="dxa"/>
+            <w:vAlign w:val="center"/>
+          </w:tcPr>
+          <w:p>
+            <w:pPr>
+              <w:spacing w:line="240" w:lineRule="auto"/>
+              <w:ind w:firstLine="0"/>
+              <w:jc w:val="center"/>
+            </w:pPr>
+          </w:p>
+        </w:tc>
+        <w:tc>
+          <w:tcPr>
+            <w:tcW w:w="352" w:type="dxa"/>
+            <w:tcBorders>
+              <w:bottom w:val="single" w:sz="12" w:space="0" w:color="auto"/>
+            </w:tcBorders>
+            <w:vAlign w:val="center"/>
+          </w:tcPr>
+          <w:p>
+            <w:pPr>
+              <w:spacing w:line="240" w:lineRule="auto"/>
+              <w:ind w:firstLine="0"/>
+              <w:jc w:val="center"/>
+            </w:pPr>
+            <w:r>
+              <w:t>+</w:t>
+            </w:r>
+          </w:p>
+        </w:tc>
+        <w:tc>
+          <w:tcPr>
+            <w:tcW w:w="340" w:type="dxa"/>
+            <w:tcBorders>
+              <w:bottom w:val="single" w:sz="12" w:space="0" w:color="auto"/>
+            </w:tcBorders>
+            <w:vAlign w:val="center"/>
+          </w:tcPr>
+          <w:p>
+            <w:pPr>
+              <w:spacing w:line="240" w:lineRule="auto"/>
+              <w:ind w:firstLine="0"/>
+              <w:jc w:val="center"/>
+            </w:pPr>
+            <w:r>
+              <w:t>2</w:t>
+            </w:r>
+          </w:p>
+        </w:tc>
+        <w:tc>
+          <w:tcPr>
+            <w:tcW w:w="340" w:type="dxa"/>
+            <w:tcBorders>
+              <w:bottom w:val="single" w:sz="12" w:space="0" w:color="auto"/>
+            </w:tcBorders>
+            <w:vAlign w:val="center"/>
+          </w:tcPr>
+          <w:p>
+            <w:pPr>
+              <w:spacing w:line="240" w:lineRule="auto"/>
+              <w:ind w:firstLine="0"/>
+              <w:jc w:val="center"/>
+            </w:pPr>
+            <w:r>
+              <w:t>6</w:t>
+            </w:r>
+          </w:p>
+        </w:tc>
+        <w:tc>
+          <w:tcPr>
+            <w:tcW w:w="340" w:type="dxa"/>
+            <w:tcBorders>
+              <w:bottom w:val="single" w:sz="12" w:space="0" w:color="auto"/>
+            </w:tcBorders>
+            <w:vAlign w:val="center"/>
+          </w:tcPr>
+          <w:p>
+            <w:pPr>
+              <w:spacing w:line="240" w:lineRule="auto"/>
+              <w:ind w:firstLine="0"/>
+              <w:jc w:val="center"/>
+            </w:pPr>
+            <w:r>
+              <w:t>1</w:t>
+            </w:r>
+          </w:p>
+        </w:tc>
+        <w:tc>
+          <w:tcPr>
+            <w:tcW w:w="340" w:type="dxa"/>
+            <w:tcBorders>
+              <w:bottom w:val="single" w:sz="12" w:space="0" w:color="auto"/>
+            </w:tcBorders>
+            <w:vAlign w:val="center"/>
+          </w:tcPr>
+          <w:p>
+            <w:pPr>
+              <w:spacing w:line="240" w:lineRule="auto"/>
+              <w:ind w:firstLine="0"/>
+              <w:jc w:val="center"/>
+            </w:pPr>
+            <w:r>
+              <w:t>9</w:t>
+            </w:r>
+            <w:r>
+              <w:t>.</w:t>
+            </w:r>
+          </w:p>
+        </w:tc>
+        <w:tc>
+          <w:tcPr>
+            <w:tcW w:w="340" w:type="dxa"/>
+            <w:tcBorders>
+              <w:bottom w:val="single" w:sz="12" w:space="0" w:color="auto"/>
+            </w:tcBorders>
+            <w:vAlign w:val="center"/>
+          </w:tcPr>
+          <w:p>
+            <w:pPr>
+              <w:spacing w:line="240" w:lineRule="auto"/>
+              <w:ind w:firstLine="0"/>
+              <w:jc w:val="center"/>
+            </w:pPr>
+            <w:r>
+              <w:t>2</w:t>
+            </w:r>
+          </w:p>
+        </w:tc>
+        <w:tc>
+          <w:tcPr>
+            <w:tcW w:w="340" w:type="dxa"/>
+            <w:tcBorders>
+              <w:bottom w:val="single" w:sz="12" w:space="0" w:color="auto"/>
+            </w:tcBorders>
+            <w:vAlign w:val="center"/>
+          </w:tcPr>
+          <w:p>
+            <w:pPr>
+              <w:spacing w:line="240" w:lineRule="auto"/>
+              <w:ind w:firstLine="0"/>
+              <w:jc w:val="center"/>
+              <w:rPr>
+                <w:color w:val="747474" w:themeColor="background2" w:themeShade="80"/>
+              </w:rPr>
+            </w:pPr>
+            <w:r>
+              <w:rPr>
+                <w:color w:val="747474" w:themeColor="background2" w:themeShade="80"/>
+              </w:rPr>
+              <w:t>0</w:t>
+            </w:r>
+          </w:p>
+        </w:tc>
+        <w:tc>
+          <w:tcPr>
+            <w:tcW w:w="340" w:type="dxa"/>
+            <w:tcBorders>
+              <w:bottom w:val="single" w:sz="12" w:space="0" w:color="auto"/>
+            </w:tcBorders>
+            <w:vAlign w:val="center"/>
+          </w:tcPr>
+          <w:p>
+            <w:pPr>
+              <w:spacing w:line="240" w:lineRule="auto"/>
+              <w:ind w:firstLine="0"/>
+              <w:jc w:val="center"/>
+              <w:rPr>
+                <w:color w:val="747474" w:themeColor="background2" w:themeShade="80"/>
+              </w:rPr>
+            </w:pPr>
+            <w:r>
+              <w:rPr>
+                <w:color w:val="747474" w:themeColor="background2" w:themeShade="80"/>
+              </w:rPr>
+              <w:t>0</w:t>
+            </w:r>
+          </w:p>
+        </w:tc>
+        <w:tc>
+          <w:tcPr>
+            <w:tcW w:w="340" w:type="dxa"/>
+            <w:vAlign w:val="center"/>
+          </w:tcPr>
+          <w:p>
+            <w:pPr>
+              <w:spacing w:line="240" w:lineRule="auto"/>
+              <w:ind w:firstLine="0"/>
+              <w:jc w:val="center"/>
+            </w:pPr>
+          </w:p>
+        </w:tc>
+      </w:tr>
+      <w:tr>
+        <w:trPr>
+          <w:trHeight w:val="340"/>
+          <w:jc w:val="center"/>
+        </w:trPr>
+        <w:tc>
+          <w:tcPr>
+            <w:tcW w:w="340" w:type="dxa"/>
+            <w:vAlign w:val="center"/>
+          </w:tcPr>
+          <w:p>
+            <w:pPr>
+              <w:spacing w:line="240" w:lineRule="auto"/>
+              <w:ind w:firstLine="0"/>
+              <w:jc w:val="center"/>
+            </w:pPr>
+          </w:p>
+        </w:tc>
+        <w:tc>
+          <w:tcPr>
+            <w:tcW w:w="352" w:type="dxa"/>
+            <w:tcBorders>
+              <w:top w:val="single" w:sz="12" w:space="0" w:color="auto"/>
+            </w:tcBorders>
+            <w:vAlign w:val="center"/>
+          </w:tcPr>
+          <w:p>
+            <w:pPr>
+              <w:spacing w:line="240" w:lineRule="auto"/>
+              <w:ind w:firstLine="0"/>
+              <w:jc w:val="center"/>
+            </w:pPr>
+          </w:p>
+        </w:tc>
+        <w:tc>
+          <w:tcPr>
+            <w:tcW w:w="340" w:type="dxa"/>
+            <w:tcBorders>
+              <w:top w:val="single" w:sz="12" w:space="0" w:color="auto"/>
+            </w:tcBorders>
+            <w:vAlign w:val="center"/>
+          </w:tcPr>
+          <w:p>
+            <w:pPr>
+              <w:spacing w:line="240" w:lineRule="auto"/>
+              <w:ind w:firstLine="0"/>
+              <w:jc w:val="center"/>
+            </w:pPr>
+            <w:r>
+              <w:t>3</w:t>
+            </w:r>
+          </w:p>
+        </w:tc>
+        <w:tc>
+          <w:tcPr>
+            <w:tcW w:w="340" w:type="dxa"/>
+            <w:tcBorders>
+              <w:top w:val="single" w:sz="12" w:space="0" w:color="auto"/>
+            </w:tcBorders>
+            <w:vAlign w:val="center"/>
+          </w:tcPr>
+          <w:p>
+            <w:pPr>
+              <w:spacing w:line="240" w:lineRule="auto"/>
+              <w:ind w:firstLine="0"/>
+              <w:jc w:val="center"/>
+            </w:pPr>
+            <w:r>
+              <w:t>1</w:t>
+            </w:r>
+          </w:p>
+        </w:tc>
+        <w:tc>
+          <w:tcPr>
+            <w:tcW w:w="340" w:type="dxa"/>
+            <w:tcBorders>
+              <w:top w:val="single" w:sz="12" w:space="0" w:color="auto"/>
+            </w:tcBorders>
+            <w:vAlign w:val="center"/>
+          </w:tcPr>
+          <w:p>
+            <w:pPr>
+              <w:spacing w:line="240" w:lineRule="auto"/>
+              <w:ind w:firstLine="0"/>
+              <w:jc w:val="center"/>
+            </w:pPr>
+            <w:r>
+              <w:t>6</w:t>
+            </w:r>
+          </w:p>
+        </w:tc>
+        <w:tc>
+          <w:tcPr>
+            <w:tcW w:w="340" w:type="dxa"/>
+            <w:tcBorders>
+              <w:top w:val="single" w:sz="12" w:space="0" w:color="auto"/>
+            </w:tcBorders>
+            <w:vAlign w:val="center"/>
+          </w:tcPr>
+          <w:p>
+            <w:pPr>
+              <w:spacing w:line="240" w:lineRule="auto"/>
+              <w:ind w:firstLine="0"/>
+              <w:jc w:val="center"/>
+            </w:pPr>
+            <w:r>
+              <w:t>3.</w:t>
+            </w:r>
+          </w:p>
+        </w:tc>
+        <w:tc>
+          <w:tcPr>
+            <w:tcW w:w="340" w:type="dxa"/>
+            <w:tcBorders>
+              <w:top w:val="single" w:sz="12" w:space="0" w:color="auto"/>
+            </w:tcBorders>
+            <w:vAlign w:val="center"/>
+          </w:tcPr>
+          <w:p>
+            <w:pPr>
+              <w:spacing w:line="240" w:lineRule="auto"/>
+              <w:ind w:firstLine="0"/>
+              <w:jc w:val="center"/>
+            </w:pPr>
+            <w:r>
+              <w:t>0</w:t>
+            </w:r>
+          </w:p>
+        </w:tc>
+        <w:tc>
+          <w:tcPr>
+            <w:tcW w:w="340" w:type="dxa"/>
+            <w:tcBorders>
+              <w:top w:val="single" w:sz="12" w:space="0" w:color="auto"/>
+            </w:tcBorders>
+            <w:vAlign w:val="center"/>
+          </w:tcPr>
+          <w:p>
+            <w:pPr>
+              <w:spacing w:line="240" w:lineRule="auto"/>
+              <w:ind w:firstLine="0"/>
+              <w:jc w:val="center"/>
+            </w:pPr>
+            <w:r>
+              <w:t>1</w:t>
+            </w:r>
+          </w:p>
+        </w:tc>
+        <w:tc>
+          <w:tcPr>
+            <w:tcW w:w="340" w:type="dxa"/>
+            <w:tcBorders>
+              <w:top w:val="single" w:sz="12" w:space="0" w:color="auto"/>
+            </w:tcBorders>
+            <w:vAlign w:val="center"/>
+          </w:tcPr>
+          <w:p>
+            <w:pPr>
+              <w:spacing w:line="240" w:lineRule="auto"/>
+              <w:ind w:firstLine="0"/>
+              <w:jc w:val="center"/>
+            </w:pPr>
+            <w:r>
+              <w:t>2</w:t>
+            </w:r>
+          </w:p>
+        </w:tc>
+        <w:tc>
+          <w:tcPr>
+            <w:tcW w:w="340" w:type="dxa"/>
+            <w:vAlign w:val="center"/>
+          </w:tcPr>
+          <w:p>
+            <w:pPr>
+              <w:spacing w:line="240" w:lineRule="auto"/>
+              <w:ind w:firstLine="0"/>
+              <w:jc w:val="center"/>
+            </w:pPr>
+          </w:p>
+        </w:tc>
+      </w:tr>
+      <w:tr>
+        <w:trPr>
+          <w:trHeight w:val="340"/>
+          <w:jc w:val="center"/>
+        </w:trPr>
+        <w:tc>
+          <w:tcPr>
+            <w:tcW w:w="340" w:type="dxa"/>
+            <w:vAlign w:val="center"/>
+          </w:tcPr>
+          <w:p>
+            <w:pPr>
+              <w:spacing w:line="240" w:lineRule="auto"/>
+              <w:ind w:firstLine="0"/>
+              <w:jc w:val="center"/>
+            </w:pPr>
+          </w:p>
+        </w:tc>
+        <w:tc>
+          <w:tcPr>
+            <w:tcW w:w="352" w:type="dxa"/>
+            <w:vAlign w:val="center"/>
+          </w:tcPr>
+          <w:p>
+            <w:pPr>
+              <w:spacing w:line="240" w:lineRule="auto"/>
+              <w:ind w:firstLine="0"/>
+              <w:jc w:val="center"/>
+            </w:pPr>
+          </w:p>
+        </w:tc>
+        <w:tc>
+          <w:tcPr>
+            <w:tcW w:w="340" w:type="dxa"/>
+            <w:vAlign w:val="center"/>
+          </w:tcPr>
+          <w:p>
+            <w:pPr>
+              <w:spacing w:line="240" w:lineRule="auto"/>
+              <w:ind w:firstLine="0"/>
+              <w:jc w:val="center"/>
+            </w:pPr>
+          </w:p>
+        </w:tc>
+        <w:tc>
+          <w:tcPr>
+            <w:tcW w:w="340" w:type="dxa"/>
+            <w:vAlign w:val="center"/>
+          </w:tcPr>
+          <w:p>
+            <w:pPr>
+              <w:spacing w:line="240" w:lineRule="auto"/>
+              <w:ind w:firstLine="0"/>
+              <w:jc w:val="center"/>
+            </w:pPr>
+          </w:p>
+        </w:tc>
+        <w:tc>
+          <w:tcPr>
+            <w:tcW w:w="340" w:type="dxa"/>
+            <w:vAlign w:val="center"/>
+          </w:tcPr>
+          <w:p>
+            <w:pPr>
+              <w:spacing w:line="240" w:lineRule="auto"/>
+              <w:ind w:firstLine="0"/>
+              <w:jc w:val="center"/>
+            </w:pPr>
+          </w:p>
+        </w:tc>
+        <w:tc>
+          <w:tcPr>
+            <w:tcW w:w="340" w:type="dxa"/>
+            <w:vAlign w:val="center"/>
+          </w:tcPr>
+          <w:p>
+            <w:pPr>
+              <w:spacing w:line="240" w:lineRule="auto"/>
+              <w:ind w:firstLine="0"/>
+              <w:jc w:val="center"/>
+            </w:pPr>
+          </w:p>
+        </w:tc>
+        <w:tc>
+          <w:tcPr>
+            <w:tcW w:w="340" w:type="dxa"/>
+            <w:vAlign w:val="center"/>
+          </w:tcPr>
+          <w:p>
+            <w:pPr>
+              <w:spacing w:line="240" w:lineRule="auto"/>
+              <w:ind w:firstLine="0"/>
+              <w:jc w:val="center"/>
+            </w:pPr>
+          </w:p>
+        </w:tc>
+        <w:tc>
+          <w:tcPr>
+            <w:tcW w:w="340" w:type="dxa"/>
+            <w:vAlign w:val="center"/>
+          </w:tcPr>
+          <w:p>
+            <w:pPr>
+              <w:spacing w:line="240" w:lineRule="auto"/>
+              <w:ind w:firstLine="0"/>
+              <w:jc w:val="center"/>
+            </w:pPr>
+          </w:p>
+        </w:tc>
+        <w:tc>
+          <w:tcPr>
+            <w:tcW w:w="340" w:type="dxa"/>
+            <w:vAlign w:val="center"/>
+          </w:tcPr>
+          <w:p>
+            <w:pPr>
+              <w:spacing w:line="240" w:lineRule="auto"/>
+              <w:ind w:firstLine="0"/>
+              <w:jc w:val="center"/>
+            </w:pPr>
+          </w:p>
+        </w:tc>
+        <w:tc>
+          <w:tcPr>
+            <w:tcW w:w="340" w:type="dxa"/>
+            <w:vAlign w:val="center"/>
+          </w:tcPr>
+          <w:p>
+            <w:pPr>
+              <w:spacing w:line="240" w:lineRule="auto"/>
+              <w:ind w:firstLine="0"/>
+              <w:jc w:val="center"/>
+            </w:pPr>
+          </w:p>
+        </w:tc>
+      </w:tr>
+    </w:tbl>
+    <w:p>
+      <w:pPr>
+        <w:spacing w:before="360"/>
+      </w:pPr>
       <w:r>
         <w:rPr>
           <w:b/>
           <w:bCs/>
         </w:rPr>
-        <w:t>Szorzásnál</w:t>
-      </w:r>
-      <w:r>
-        <w:t xml:space="preserve"> annyival egyszerűbb a helyzet, hogy nem kell kipótolnunk nullákkal egyik tagot sem. A számokat egészként kezelve és összeszorozva megkapjuk a szám törzsét, a tizedesvessző helyét pedig helyesen a két eredeti szám tizedesjegy számának összege adja meg.</w:t>
-      </w:r>
-    </w:p>
-    <w:p>
-      <w:pPr>
-        <w:jc w:val="center"/>
-      </w:pPr>
-      <w:r>
-        <w:t>&lt;kép az eljárásról&gt;</w:t>
+        <w:t>Kivonásnál</w:t>
+      </w:r>
+      <w:r>
+        <w:t xml:space="preserve"> hasonlóan járunk el.</w:t>
       </w:r>
     </w:p>
     <w:p>
@@ -8451,26 +13425,933 @@
           <w:b/>
           <w:bCs/>
         </w:rPr>
-        <w:t>Osztásnál</w:t>
-      </w:r>
-      <w:r>
-        <w:t xml:space="preserve"> nincs ekkora szerencsénk. Az eljárás elég memóriaigényes abból a szempontból, hogy nem csak a tizedesjegy szám különbségével kell bővítenünk mindkét tagot, de még a kiszámolandó tizedesjegyek számát is bele kell vennünk a bal oldali érték bővítésébe. Minden egyes plusz tizedesjegy egyel nagyobb bővítést jelent.</w:t>
-      </w:r>
-    </w:p>
-    <w:p>
-      <w:pPr>
+        <w:t>Szorzásnál</w:t>
+      </w:r>
+      <w:r>
+        <w:t xml:space="preserve"> annyival egyszerűbb a helyzet, hogy nem kell kipótolnunk nullákkal egyik tagot sem. A számokat egészként kezelve és összeszorozva megkapjuk a szám törzsét, a tizedesvessző helyét pedig helyesen a két eredeti szám tizedesjegy számának összege adja meg.</w:t>
+      </w:r>
+    </w:p>
+    <w:tbl>
+      <w:tblPr>
+        <w:tblStyle w:val="Rcsostblzat"/>
+        <w:tblW w:w="0" w:type="auto"/>
         <w:jc w:val="center"/>
-      </w:pPr>
-      <w:r>
-        <w:t>&lt;kép az eljárásról&gt;</w:t>
-      </w:r>
-    </w:p>
-    <w:p>
+        <w:tblBorders>
+          <w:top w:val="single" w:sz="2" w:space="0" w:color="747474" w:themeColor="background2" w:themeShade="80"/>
+          <w:left w:val="single" w:sz="2" w:space="0" w:color="747474" w:themeColor="background2" w:themeShade="80"/>
+          <w:bottom w:val="single" w:sz="2" w:space="0" w:color="747474" w:themeColor="background2" w:themeShade="80"/>
+          <w:right w:val="single" w:sz="2" w:space="0" w:color="747474" w:themeColor="background2" w:themeShade="80"/>
+          <w:insideH w:val="single" w:sz="2" w:space="0" w:color="747474" w:themeColor="background2" w:themeShade="80"/>
+          <w:insideV w:val="single" w:sz="2" w:space="0" w:color="747474" w:themeColor="background2" w:themeShade="80"/>
+        </w:tblBorders>
+        <w:tblLook w:val="04A0" w:firstRow="1" w:lastRow="0" w:firstColumn="1" w:lastColumn="0" w:noHBand="0" w:noVBand="1"/>
+      </w:tblPr>
+      <w:tblGrid>
+        <w:gridCol w:w="340"/>
+        <w:gridCol w:w="340"/>
+        <w:gridCol w:w="352"/>
+        <w:gridCol w:w="340"/>
+        <w:gridCol w:w="340"/>
+        <w:gridCol w:w="352"/>
+        <w:gridCol w:w="340"/>
+        <w:gridCol w:w="340"/>
+        <w:gridCol w:w="340"/>
+      </w:tblGrid>
+      <w:tr>
+        <w:trPr>
+          <w:trHeight w:val="340"/>
+          <w:jc w:val="center"/>
+        </w:trPr>
+        <w:tc>
+          <w:tcPr>
+            <w:tcW w:w="340" w:type="dxa"/>
+            <w:vAlign w:val="center"/>
+          </w:tcPr>
+          <w:p>
+            <w:pPr>
+              <w:spacing w:line="240" w:lineRule="auto"/>
+              <w:ind w:firstLine="0"/>
+              <w:jc w:val="center"/>
+            </w:pPr>
+          </w:p>
+        </w:tc>
+        <w:tc>
+          <w:tcPr>
+            <w:tcW w:w="340" w:type="dxa"/>
+            <w:vAlign w:val="center"/>
+          </w:tcPr>
+          <w:p>
+            <w:pPr>
+              <w:spacing w:line="240" w:lineRule="auto"/>
+              <w:ind w:firstLine="0"/>
+              <w:jc w:val="center"/>
+            </w:pPr>
+          </w:p>
+        </w:tc>
+        <w:tc>
+          <w:tcPr>
+            <w:tcW w:w="352" w:type="dxa"/>
+            <w:vAlign w:val="center"/>
+          </w:tcPr>
+          <w:p>
+            <w:pPr>
+              <w:spacing w:line="240" w:lineRule="auto"/>
+              <w:ind w:firstLine="0"/>
+              <w:jc w:val="center"/>
+            </w:pPr>
+          </w:p>
+        </w:tc>
+        <w:tc>
+          <w:tcPr>
+            <w:tcW w:w="340" w:type="dxa"/>
+            <w:vAlign w:val="center"/>
+          </w:tcPr>
+          <w:p>
+            <w:pPr>
+              <w:spacing w:line="240" w:lineRule="auto"/>
+              <w:ind w:firstLine="0"/>
+              <w:jc w:val="center"/>
+            </w:pPr>
+          </w:p>
+        </w:tc>
+        <w:tc>
+          <w:tcPr>
+            <w:tcW w:w="340" w:type="dxa"/>
+            <w:vAlign w:val="center"/>
+          </w:tcPr>
+          <w:p>
+            <w:pPr>
+              <w:spacing w:line="240" w:lineRule="auto"/>
+              <w:ind w:firstLine="0"/>
+              <w:jc w:val="center"/>
+            </w:pPr>
+          </w:p>
+        </w:tc>
+        <w:tc>
+          <w:tcPr>
+            <w:tcW w:w="352" w:type="dxa"/>
+            <w:vAlign w:val="center"/>
+          </w:tcPr>
+          <w:p>
+            <w:pPr>
+              <w:spacing w:line="240" w:lineRule="auto"/>
+              <w:ind w:firstLine="0"/>
+              <w:jc w:val="center"/>
+            </w:pPr>
+          </w:p>
+        </w:tc>
+        <w:tc>
+          <w:tcPr>
+            <w:tcW w:w="340" w:type="dxa"/>
+            <w:vAlign w:val="center"/>
+          </w:tcPr>
+          <w:p>
+            <w:pPr>
+              <w:spacing w:line="240" w:lineRule="auto"/>
+              <w:ind w:firstLine="0"/>
+              <w:jc w:val="center"/>
+            </w:pPr>
+          </w:p>
+        </w:tc>
+        <w:tc>
+          <w:tcPr>
+            <w:tcW w:w="340" w:type="dxa"/>
+            <w:vAlign w:val="center"/>
+          </w:tcPr>
+          <w:p>
+            <w:pPr>
+              <w:spacing w:line="240" w:lineRule="auto"/>
+              <w:ind w:firstLine="0"/>
+              <w:jc w:val="center"/>
+            </w:pPr>
+          </w:p>
+        </w:tc>
+        <w:tc>
+          <w:tcPr>
+            <w:tcW w:w="340" w:type="dxa"/>
+            <w:vAlign w:val="center"/>
+          </w:tcPr>
+          <w:p>
+            <w:pPr>
+              <w:spacing w:line="240" w:lineRule="auto"/>
+              <w:ind w:firstLine="0"/>
+              <w:jc w:val="center"/>
+            </w:pPr>
+          </w:p>
+        </w:tc>
+      </w:tr>
+      <w:tr>
+        <w:trPr>
+          <w:trHeight w:val="340"/>
+          <w:jc w:val="center"/>
+        </w:trPr>
+        <w:tc>
+          <w:tcPr>
+            <w:tcW w:w="340" w:type="dxa"/>
+            <w:vAlign w:val="center"/>
+          </w:tcPr>
+          <w:p>
+            <w:pPr>
+              <w:spacing w:line="240" w:lineRule="auto"/>
+              <w:ind w:firstLine="0"/>
+              <w:jc w:val="center"/>
+            </w:pPr>
+          </w:p>
+        </w:tc>
+        <w:tc>
+          <w:tcPr>
+            <w:tcW w:w="340" w:type="dxa"/>
+            <w:tcBorders>
+              <w:bottom w:val="single" w:sz="12" w:space="0" w:color="auto"/>
+            </w:tcBorders>
+            <w:vAlign w:val="center"/>
+          </w:tcPr>
+          <w:p>
+            <w:pPr>
+              <w:spacing w:line="240" w:lineRule="auto"/>
+              <w:ind w:firstLine="0"/>
+              <w:jc w:val="center"/>
+            </w:pPr>
+          </w:p>
+        </w:tc>
+        <w:tc>
+          <w:tcPr>
+            <w:tcW w:w="352" w:type="dxa"/>
+            <w:tcBorders>
+              <w:bottom w:val="single" w:sz="12" w:space="0" w:color="auto"/>
+            </w:tcBorders>
+            <w:vAlign w:val="center"/>
+          </w:tcPr>
+          <w:p>
+            <w:pPr>
+              <w:spacing w:line="240" w:lineRule="auto"/>
+              <w:ind w:firstLine="0"/>
+              <w:jc w:val="center"/>
+            </w:pPr>
+            <w:r>
+              <w:t>5</w:t>
+            </w:r>
+          </w:p>
+        </w:tc>
+        <w:tc>
+          <w:tcPr>
+            <w:tcW w:w="340" w:type="dxa"/>
+            <w:tcBorders>
+              <w:bottom w:val="single" w:sz="12" w:space="0" w:color="auto"/>
+            </w:tcBorders>
+            <w:vAlign w:val="center"/>
+          </w:tcPr>
+          <w:p>
+            <w:pPr>
+              <w:spacing w:line="240" w:lineRule="auto"/>
+              <w:ind w:firstLine="0"/>
+              <w:jc w:val="center"/>
+            </w:pPr>
+            <w:r>
+              <w:t>4</w:t>
+            </w:r>
+          </w:p>
+        </w:tc>
+        <w:tc>
+          <w:tcPr>
+            <w:tcW w:w="340" w:type="dxa"/>
+            <w:tcBorders>
+              <w:bottom w:val="single" w:sz="12" w:space="0" w:color="auto"/>
+            </w:tcBorders>
+            <w:vAlign w:val="center"/>
+          </w:tcPr>
+          <w:p>
+            <w:pPr>
+              <w:spacing w:line="240" w:lineRule="auto"/>
+              <w:ind w:firstLine="0"/>
+              <w:jc w:val="center"/>
+            </w:pPr>
+            <w:r>
+              <w:t>3</w:t>
+            </w:r>
+          </w:p>
+        </w:tc>
+        <w:tc>
+          <w:tcPr>
+            <w:tcW w:w="352" w:type="dxa"/>
+            <w:vAlign w:val="center"/>
+          </w:tcPr>
+          <w:p>
+            <w:pPr>
+              <w:spacing w:line="240" w:lineRule="auto"/>
+              <w:ind w:firstLine="0"/>
+              <w:jc w:val="center"/>
+            </w:pPr>
+            <w:r>
+              <w:t>×</w:t>
+            </w:r>
+          </w:p>
+        </w:tc>
+        <w:tc>
+          <w:tcPr>
+            <w:tcW w:w="340" w:type="dxa"/>
+            <w:vAlign w:val="center"/>
+          </w:tcPr>
+          <w:p>
+            <w:pPr>
+              <w:spacing w:line="240" w:lineRule="auto"/>
+              <w:ind w:firstLine="0"/>
+              <w:jc w:val="center"/>
+            </w:pPr>
+            <w:r>
+              <w:t>2</w:t>
+            </w:r>
+          </w:p>
+        </w:tc>
+        <w:tc>
+          <w:tcPr>
+            <w:tcW w:w="340" w:type="dxa"/>
+            <w:vAlign w:val="center"/>
+          </w:tcPr>
+          <w:p>
+            <w:pPr>
+              <w:spacing w:line="240" w:lineRule="auto"/>
+              <w:ind w:firstLine="0"/>
+              <w:jc w:val="center"/>
+            </w:pPr>
+            <w:r>
+              <w:t>3</w:t>
+            </w:r>
+          </w:p>
+        </w:tc>
+        <w:tc>
+          <w:tcPr>
+            <w:tcW w:w="340" w:type="dxa"/>
+            <w:vAlign w:val="center"/>
+          </w:tcPr>
+          <w:p>
+            <w:pPr>
+              <w:spacing w:line="240" w:lineRule="auto"/>
+              <w:ind w:firstLine="0"/>
+              <w:jc w:val="center"/>
+            </w:pPr>
+          </w:p>
+        </w:tc>
+      </w:tr>
+      <w:tr>
+        <w:trPr>
+          <w:trHeight w:val="340"/>
+          <w:jc w:val="center"/>
+        </w:trPr>
+        <w:tc>
+          <w:tcPr>
+            <w:tcW w:w="340" w:type="dxa"/>
+            <w:vAlign w:val="center"/>
+          </w:tcPr>
+          <w:p>
+            <w:pPr>
+              <w:spacing w:line="240" w:lineRule="auto"/>
+              <w:ind w:firstLine="0"/>
+              <w:jc w:val="center"/>
+            </w:pPr>
+          </w:p>
+        </w:tc>
+        <w:tc>
+          <w:tcPr>
+            <w:tcW w:w="340" w:type="dxa"/>
+            <w:tcBorders>
+              <w:top w:val="single" w:sz="12" w:space="0" w:color="auto"/>
+            </w:tcBorders>
+            <w:vAlign w:val="center"/>
+          </w:tcPr>
+          <w:p>
+            <w:pPr>
+              <w:spacing w:line="240" w:lineRule="auto"/>
+              <w:ind w:firstLine="0"/>
+              <w:jc w:val="center"/>
+            </w:pPr>
+            <w:r>
+              <w:t>1</w:t>
+            </w:r>
+          </w:p>
+        </w:tc>
+        <w:tc>
+          <w:tcPr>
+            <w:tcW w:w="352" w:type="dxa"/>
+            <w:tcBorders>
+              <w:top w:val="single" w:sz="12" w:space="0" w:color="auto"/>
+              <w:bottom w:val="single" w:sz="2" w:space="0" w:color="747474" w:themeColor="background2" w:themeShade="80"/>
+            </w:tcBorders>
+            <w:vAlign w:val="center"/>
+          </w:tcPr>
+          <w:p>
+            <w:pPr>
+              <w:spacing w:line="240" w:lineRule="auto"/>
+              <w:ind w:firstLine="0"/>
+              <w:jc w:val="center"/>
+            </w:pPr>
+            <w:r>
+              <w:t>0</w:t>
+            </w:r>
+          </w:p>
+        </w:tc>
+        <w:tc>
+          <w:tcPr>
+            <w:tcW w:w="340" w:type="dxa"/>
+            <w:tcBorders>
+              <w:top w:val="single" w:sz="12" w:space="0" w:color="auto"/>
+              <w:bottom w:val="single" w:sz="2" w:space="0" w:color="747474" w:themeColor="background2" w:themeShade="80"/>
+            </w:tcBorders>
+            <w:vAlign w:val="center"/>
+          </w:tcPr>
+          <w:p>
+            <w:pPr>
+              <w:spacing w:line="240" w:lineRule="auto"/>
+              <w:ind w:firstLine="0"/>
+              <w:jc w:val="center"/>
+            </w:pPr>
+            <w:r>
+              <w:t>8</w:t>
+            </w:r>
+          </w:p>
+        </w:tc>
+        <w:tc>
+          <w:tcPr>
+            <w:tcW w:w="340" w:type="dxa"/>
+            <w:tcBorders>
+              <w:top w:val="single" w:sz="12" w:space="0" w:color="auto"/>
+              <w:bottom w:val="single" w:sz="2" w:space="0" w:color="747474" w:themeColor="background2" w:themeShade="80"/>
+            </w:tcBorders>
+            <w:vAlign w:val="center"/>
+          </w:tcPr>
+          <w:p>
+            <w:pPr>
+              <w:spacing w:line="240" w:lineRule="auto"/>
+              <w:ind w:firstLine="0"/>
+              <w:jc w:val="center"/>
+            </w:pPr>
+            <w:r>
+              <w:t>6</w:t>
+            </w:r>
+          </w:p>
+        </w:tc>
+        <w:tc>
+          <w:tcPr>
+            <w:tcW w:w="352" w:type="dxa"/>
+            <w:tcBorders>
+              <w:bottom w:val="single" w:sz="2" w:space="0" w:color="747474" w:themeColor="background2" w:themeShade="80"/>
+            </w:tcBorders>
+            <w:vAlign w:val="center"/>
+          </w:tcPr>
+          <w:p>
+            <w:pPr>
+              <w:spacing w:line="240" w:lineRule="auto"/>
+              <w:ind w:firstLine="0"/>
+              <w:jc w:val="center"/>
+            </w:pPr>
+          </w:p>
+        </w:tc>
+        <w:tc>
+          <w:tcPr>
+            <w:tcW w:w="340" w:type="dxa"/>
+            <w:tcBorders>
+              <w:bottom w:val="single" w:sz="2" w:space="0" w:color="747474" w:themeColor="background2" w:themeShade="80"/>
+            </w:tcBorders>
+            <w:vAlign w:val="center"/>
+          </w:tcPr>
+          <w:p>
+            <w:pPr>
+              <w:spacing w:line="240" w:lineRule="auto"/>
+              <w:ind w:firstLine="0"/>
+              <w:jc w:val="center"/>
+            </w:pPr>
+          </w:p>
+        </w:tc>
+        <w:tc>
+          <w:tcPr>
+            <w:tcW w:w="340" w:type="dxa"/>
+            <w:vAlign w:val="center"/>
+          </w:tcPr>
+          <w:p>
+            <w:pPr>
+              <w:spacing w:line="240" w:lineRule="auto"/>
+              <w:ind w:firstLine="0"/>
+              <w:jc w:val="center"/>
+            </w:pPr>
+          </w:p>
+        </w:tc>
+        <w:tc>
+          <w:tcPr>
+            <w:tcW w:w="340" w:type="dxa"/>
+            <w:vAlign w:val="center"/>
+          </w:tcPr>
+          <w:p>
+            <w:pPr>
+              <w:spacing w:line="240" w:lineRule="auto"/>
+              <w:ind w:firstLine="0"/>
+              <w:jc w:val="center"/>
+            </w:pPr>
+          </w:p>
+        </w:tc>
+      </w:tr>
+      <w:tr>
+        <w:trPr>
+          <w:trHeight w:val="340"/>
+          <w:jc w:val="center"/>
+        </w:trPr>
+        <w:tc>
+          <w:tcPr>
+            <w:tcW w:w="340" w:type="dxa"/>
+            <w:vAlign w:val="center"/>
+          </w:tcPr>
+          <w:p>
+            <w:pPr>
+              <w:spacing w:line="240" w:lineRule="auto"/>
+              <w:ind w:firstLine="0"/>
+              <w:jc w:val="center"/>
+            </w:pPr>
+          </w:p>
+        </w:tc>
+        <w:tc>
+          <w:tcPr>
+            <w:tcW w:w="340" w:type="dxa"/>
+            <w:tcBorders>
+              <w:bottom w:val="single" w:sz="12" w:space="0" w:color="auto"/>
+            </w:tcBorders>
+            <w:vAlign w:val="center"/>
+          </w:tcPr>
+          <w:p>
+            <w:pPr>
+              <w:spacing w:line="240" w:lineRule="auto"/>
+              <w:ind w:firstLine="0"/>
+              <w:jc w:val="center"/>
+            </w:pPr>
+          </w:p>
+        </w:tc>
+        <w:tc>
+          <w:tcPr>
+            <w:tcW w:w="352" w:type="dxa"/>
+            <w:tcBorders>
+              <w:top w:val="single" w:sz="2" w:space="0" w:color="747474" w:themeColor="background2" w:themeShade="80"/>
+              <w:bottom w:val="single" w:sz="12" w:space="0" w:color="auto"/>
+            </w:tcBorders>
+            <w:vAlign w:val="center"/>
+          </w:tcPr>
+          <w:p>
+            <w:pPr>
+              <w:spacing w:line="240" w:lineRule="auto"/>
+              <w:ind w:firstLine="0"/>
+              <w:jc w:val="center"/>
+            </w:pPr>
+            <w:r>
+              <w:t>1</w:t>
+            </w:r>
+          </w:p>
+        </w:tc>
+        <w:tc>
+          <w:tcPr>
+            <w:tcW w:w="340" w:type="dxa"/>
+            <w:tcBorders>
+              <w:top w:val="single" w:sz="2" w:space="0" w:color="747474" w:themeColor="background2" w:themeShade="80"/>
+              <w:bottom w:val="single" w:sz="12" w:space="0" w:color="auto"/>
+            </w:tcBorders>
+            <w:vAlign w:val="center"/>
+          </w:tcPr>
+          <w:p>
+            <w:pPr>
+              <w:spacing w:line="240" w:lineRule="auto"/>
+              <w:ind w:firstLine="0"/>
+              <w:jc w:val="center"/>
+            </w:pPr>
+            <w:r>
+              <w:t>6</w:t>
+            </w:r>
+          </w:p>
+        </w:tc>
+        <w:tc>
+          <w:tcPr>
+            <w:tcW w:w="340" w:type="dxa"/>
+            <w:tcBorders>
+              <w:top w:val="single" w:sz="2" w:space="0" w:color="747474" w:themeColor="background2" w:themeShade="80"/>
+              <w:bottom w:val="single" w:sz="12" w:space="0" w:color="auto"/>
+            </w:tcBorders>
+            <w:vAlign w:val="center"/>
+          </w:tcPr>
+          <w:p>
+            <w:pPr>
+              <w:spacing w:line="240" w:lineRule="auto"/>
+              <w:ind w:firstLine="0"/>
+              <w:jc w:val="center"/>
+            </w:pPr>
+            <w:r>
+              <w:t>2</w:t>
+            </w:r>
+          </w:p>
+        </w:tc>
+        <w:tc>
+          <w:tcPr>
+            <w:tcW w:w="352" w:type="dxa"/>
+            <w:tcBorders>
+              <w:top w:val="single" w:sz="2" w:space="0" w:color="747474" w:themeColor="background2" w:themeShade="80"/>
+              <w:bottom w:val="single" w:sz="12" w:space="0" w:color="auto"/>
+            </w:tcBorders>
+            <w:vAlign w:val="center"/>
+          </w:tcPr>
+          <w:p>
+            <w:pPr>
+              <w:spacing w:line="240" w:lineRule="auto"/>
+              <w:ind w:firstLine="0"/>
+              <w:jc w:val="center"/>
+            </w:pPr>
+            <w:r>
+              <w:t>9</w:t>
+            </w:r>
+          </w:p>
+        </w:tc>
+        <w:tc>
+          <w:tcPr>
+            <w:tcW w:w="340" w:type="dxa"/>
+            <w:tcBorders>
+              <w:top w:val="single" w:sz="2" w:space="0" w:color="747474" w:themeColor="background2" w:themeShade="80"/>
+            </w:tcBorders>
+            <w:vAlign w:val="center"/>
+          </w:tcPr>
+          <w:p>
+            <w:pPr>
+              <w:spacing w:line="240" w:lineRule="auto"/>
+              <w:ind w:firstLine="0"/>
+              <w:jc w:val="center"/>
+            </w:pPr>
+          </w:p>
+        </w:tc>
+        <w:tc>
+          <w:tcPr>
+            <w:tcW w:w="340" w:type="dxa"/>
+            <w:vAlign w:val="center"/>
+          </w:tcPr>
+          <w:p>
+            <w:pPr>
+              <w:spacing w:line="240" w:lineRule="auto"/>
+              <w:ind w:firstLine="0"/>
+              <w:jc w:val="center"/>
+            </w:pPr>
+          </w:p>
+        </w:tc>
+        <w:tc>
+          <w:tcPr>
+            <w:tcW w:w="340" w:type="dxa"/>
+            <w:vAlign w:val="center"/>
+          </w:tcPr>
+          <w:p>
+            <w:pPr>
+              <w:spacing w:line="240" w:lineRule="auto"/>
+              <w:ind w:firstLine="0"/>
+              <w:jc w:val="center"/>
+            </w:pPr>
+          </w:p>
+        </w:tc>
+      </w:tr>
+      <w:tr>
+        <w:trPr>
+          <w:trHeight w:val="340"/>
+          <w:jc w:val="center"/>
+        </w:trPr>
+        <w:tc>
+          <w:tcPr>
+            <w:tcW w:w="340" w:type="dxa"/>
+            <w:vAlign w:val="center"/>
+          </w:tcPr>
+          <w:p>
+            <w:pPr>
+              <w:spacing w:line="240" w:lineRule="auto"/>
+              <w:ind w:firstLine="0"/>
+              <w:jc w:val="center"/>
+            </w:pPr>
+          </w:p>
+        </w:tc>
+        <w:tc>
+          <w:tcPr>
+            <w:tcW w:w="340" w:type="dxa"/>
+            <w:tcBorders>
+              <w:top w:val="single" w:sz="12" w:space="0" w:color="auto"/>
+            </w:tcBorders>
+            <w:vAlign w:val="center"/>
+          </w:tcPr>
+          <w:p>
+            <w:pPr>
+              <w:spacing w:line="240" w:lineRule="auto"/>
+              <w:ind w:firstLine="0"/>
+              <w:jc w:val="center"/>
+            </w:pPr>
+            <w:r>
+              <w:t>1</w:t>
+            </w:r>
+          </w:p>
+        </w:tc>
+        <w:tc>
+          <w:tcPr>
+            <w:tcW w:w="352" w:type="dxa"/>
+            <w:tcBorders>
+              <w:top w:val="single" w:sz="12" w:space="0" w:color="auto"/>
+            </w:tcBorders>
+            <w:vAlign w:val="center"/>
+          </w:tcPr>
+          <w:p>
+            <w:pPr>
+              <w:spacing w:line="240" w:lineRule="auto"/>
+              <w:ind w:firstLine="0"/>
+              <w:jc w:val="center"/>
+            </w:pPr>
+            <w:r>
+              <w:t>2</w:t>
+            </w:r>
+          </w:p>
+        </w:tc>
+        <w:tc>
+          <w:tcPr>
+            <w:tcW w:w="340" w:type="dxa"/>
+            <w:tcBorders>
+              <w:top w:val="single" w:sz="12" w:space="0" w:color="auto"/>
+            </w:tcBorders>
+            <w:vAlign w:val="center"/>
+          </w:tcPr>
+          <w:p>
+            <w:pPr>
+              <w:spacing w:line="240" w:lineRule="auto"/>
+              <w:ind w:firstLine="0"/>
+              <w:jc w:val="center"/>
+            </w:pPr>
+            <w:r>
+              <w:t>4</w:t>
+            </w:r>
+          </w:p>
+        </w:tc>
+        <w:tc>
+          <w:tcPr>
+            <w:tcW w:w="340" w:type="dxa"/>
+            <w:tcBorders>
+              <w:top w:val="single" w:sz="12" w:space="0" w:color="auto"/>
+            </w:tcBorders>
+            <w:vAlign w:val="center"/>
+          </w:tcPr>
+          <w:p>
+            <w:pPr>
+              <w:spacing w:line="240" w:lineRule="auto"/>
+              <w:ind w:firstLine="0"/>
+              <w:jc w:val="center"/>
+            </w:pPr>
+            <w:r>
+              <w:t>8</w:t>
+            </w:r>
+          </w:p>
+        </w:tc>
+        <w:tc>
+          <w:tcPr>
+            <w:tcW w:w="352" w:type="dxa"/>
+            <w:tcBorders>
+              <w:top w:val="single" w:sz="12" w:space="0" w:color="auto"/>
+            </w:tcBorders>
+            <w:vAlign w:val="center"/>
+          </w:tcPr>
+          <w:p>
+            <w:pPr>
+              <w:spacing w:line="240" w:lineRule="auto"/>
+              <w:ind w:firstLine="0"/>
+              <w:jc w:val="center"/>
+            </w:pPr>
+            <w:r>
+              <w:t>9</w:t>
+            </w:r>
+          </w:p>
+        </w:tc>
+        <w:tc>
+          <w:tcPr>
+            <w:tcW w:w="340" w:type="dxa"/>
+            <w:vAlign w:val="center"/>
+          </w:tcPr>
+          <w:p>
+            <w:pPr>
+              <w:spacing w:line="240" w:lineRule="auto"/>
+              <w:ind w:firstLine="0"/>
+              <w:jc w:val="center"/>
+            </w:pPr>
+          </w:p>
+        </w:tc>
+        <w:tc>
+          <w:tcPr>
+            <w:tcW w:w="340" w:type="dxa"/>
+            <w:vAlign w:val="center"/>
+          </w:tcPr>
+          <w:p>
+            <w:pPr>
+              <w:spacing w:line="240" w:lineRule="auto"/>
+              <w:ind w:firstLine="0"/>
+              <w:jc w:val="center"/>
+            </w:pPr>
+          </w:p>
+        </w:tc>
+        <w:tc>
+          <w:tcPr>
+            <w:tcW w:w="340" w:type="dxa"/>
+            <w:vAlign w:val="center"/>
+          </w:tcPr>
+          <w:p>
+            <w:pPr>
+              <w:spacing w:line="240" w:lineRule="auto"/>
+              <w:ind w:firstLine="0"/>
+              <w:jc w:val="center"/>
+            </w:pPr>
+          </w:p>
+        </w:tc>
+      </w:tr>
+      <w:tr>
+        <w:trPr>
+          <w:trHeight w:val="340"/>
+          <w:jc w:val="center"/>
+        </w:trPr>
+        <w:tc>
+          <w:tcPr>
+            <w:tcW w:w="340" w:type="dxa"/>
+            <w:vAlign w:val="center"/>
+          </w:tcPr>
+          <w:p>
+            <w:pPr>
+              <w:spacing w:line="240" w:lineRule="auto"/>
+              <w:ind w:firstLine="0"/>
+              <w:jc w:val="center"/>
+            </w:pPr>
+          </w:p>
+        </w:tc>
+        <w:tc>
+          <w:tcPr>
+            <w:tcW w:w="340" w:type="dxa"/>
+            <w:vAlign w:val="center"/>
+          </w:tcPr>
+          <w:p>
+            <w:pPr>
+              <w:spacing w:line="240" w:lineRule="auto"/>
+              <w:ind w:firstLine="0"/>
+              <w:jc w:val="center"/>
+            </w:pPr>
+          </w:p>
+        </w:tc>
+        <w:tc>
+          <w:tcPr>
+            <w:tcW w:w="352" w:type="dxa"/>
+            <w:vAlign w:val="center"/>
+          </w:tcPr>
+          <w:p>
+            <w:pPr>
+              <w:spacing w:line="240" w:lineRule="auto"/>
+              <w:ind w:firstLine="0"/>
+              <w:jc w:val="center"/>
+            </w:pPr>
+          </w:p>
+        </w:tc>
+        <w:tc>
+          <w:tcPr>
+            <w:tcW w:w="340" w:type="dxa"/>
+            <w:vAlign w:val="center"/>
+          </w:tcPr>
+          <w:p>
+            <w:pPr>
+              <w:spacing w:line="240" w:lineRule="auto"/>
+              <w:ind w:firstLine="0"/>
+              <w:jc w:val="center"/>
+            </w:pPr>
+          </w:p>
+        </w:tc>
+        <w:tc>
+          <w:tcPr>
+            <w:tcW w:w="340" w:type="dxa"/>
+            <w:vAlign w:val="center"/>
+          </w:tcPr>
+          <w:p>
+            <w:pPr>
+              <w:spacing w:line="240" w:lineRule="auto"/>
+              <w:ind w:firstLine="0"/>
+              <w:jc w:val="center"/>
+            </w:pPr>
+          </w:p>
+        </w:tc>
+        <w:tc>
+          <w:tcPr>
+            <w:tcW w:w="352" w:type="dxa"/>
+            <w:vAlign w:val="center"/>
+          </w:tcPr>
+          <w:p>
+            <w:pPr>
+              <w:spacing w:line="240" w:lineRule="auto"/>
+              <w:ind w:firstLine="0"/>
+              <w:jc w:val="center"/>
+            </w:pPr>
+          </w:p>
+        </w:tc>
+        <w:tc>
+          <w:tcPr>
+            <w:tcW w:w="340" w:type="dxa"/>
+            <w:vAlign w:val="center"/>
+          </w:tcPr>
+          <w:p>
+            <w:pPr>
+              <w:spacing w:line="240" w:lineRule="auto"/>
+              <w:ind w:firstLine="0"/>
+              <w:jc w:val="center"/>
+            </w:pPr>
+          </w:p>
+        </w:tc>
+        <w:tc>
+          <w:tcPr>
+            <w:tcW w:w="340" w:type="dxa"/>
+            <w:vAlign w:val="center"/>
+          </w:tcPr>
+          <w:p>
+            <w:pPr>
+              <w:spacing w:line="240" w:lineRule="auto"/>
+              <w:ind w:firstLine="0"/>
+              <w:jc w:val="center"/>
+            </w:pPr>
+          </w:p>
+        </w:tc>
+        <w:tc>
+          <w:tcPr>
+            <w:tcW w:w="340" w:type="dxa"/>
+            <w:vAlign w:val="center"/>
+          </w:tcPr>
+          <w:p>
+            <w:pPr>
+              <w:spacing w:line="240" w:lineRule="auto"/>
+              <w:ind w:firstLine="0"/>
+              <w:jc w:val="center"/>
+            </w:pPr>
+          </w:p>
+        </w:tc>
+      </w:tr>
+    </w:tbl>
+    <w:p>
+      <w:pPr>
+        <w:spacing w:before="360"/>
+      </w:pPr>
       <w:r>
         <w:rPr>
           <w:b/>
           <w:bCs/>
         </w:rPr>
+        <w:t>Osztásnál</w:t>
+      </w:r>
+      <w:r>
+        <w:t xml:space="preserve"> nincs ekkora szerencsénk. Az eljárás elég memóriaigényes abból a szempontból, hogy nem csak a tizedesjegy szám különbségével kell bővítenünk mindkét tagot, de még a kiszámolandó tizedesjegyek számát is bele kell vennünk a bal oldali érték bővítésébe. Minden egyes plusz tizedesjegy egyel nagyobb bővítést jelent.</w:t>
+      </w:r>
+    </w:p>
+    <w:p>
+      <w:pPr>
+        <w:jc w:val="center"/>
+      </w:pPr>
+      <w:r>
+        <w:t>&lt;kép az eljárásról&gt;</w:t>
+      </w:r>
+    </w:p>
+    <w:p>
+      <w:r>
+        <w:rPr>
+          <w:b/>
+          <w:bCs/>
+        </w:rPr>
         <w:t>Hatványozásnál</w:t>
       </w:r>
       <w:r>
@@ -8503,16 +14384,229 @@
         <w:t>.</w:t>
       </w:r>
       <w:r>
-        <w:t xml:space="preserve"> Ami viszont lehetséges az az, hogy mégis egész számot csinálunk a törtünkből. Mivel a számtípus csak véges számjegyből álló számokat tud reprezentálni, így ezt kihasználva fel tudjuk írni két szám hányadosaként az eddigi értékünk az alábbi módon:</w:t>
+        <w:t xml:space="preserve"> Ami viszont lehetséges az az, hogy mégis egész számot csinálunk a </w:t>
+      </w:r>
+      <w:r>
+        <w:lastRenderedPageBreak/>
+        <w:t>törtünkből. Mivel a számtípus csak véges számjegyből álló számokat tud reprezentálni, így ezt kihasználva fel tudjuk írni két szám hányadosaként az eddigi értékünk az alábbi módon:</w:t>
       </w:r>
     </w:p>
     <w:p>
       <w:pPr>
         <w:jc w:val="center"/>
-      </w:pPr>
-      <w:r>
-        <w:t>&lt;kép egy törtszám 10^n hányadossal való egészekre hozásáról&gt;</w:t>
-      </w:r>
+        <w:rPr>
+          <w:rFonts w:eastAsiaTheme="minorEastAsia"/>
+        </w:rPr>
+      </w:pPr>
+      <m:oMathPara>
+        <m:oMath>
+          <m:r>
+            <w:rPr>
+              <w:rFonts w:ascii="Cambria Math" w:hAnsi="Cambria Math"/>
+            </w:rPr>
+            <m:t>2</m:t>
+          </m:r>
+          <m:r>
+            <w:rPr>
+              <w:rFonts w:ascii="Cambria Math" w:hAnsi="Cambria Math"/>
+            </w:rPr>
+            <m:t>.</m:t>
+          </m:r>
+          <m:r>
+            <w:rPr>
+              <w:rFonts w:ascii="Cambria Math" w:hAnsi="Cambria Math"/>
+            </w:rPr>
+            <m:t>4</m:t>
+          </m:r>
+          <m:r>
+            <w:rPr>
+              <w:rFonts w:ascii="Cambria Math" w:hAnsi="Cambria Math"/>
+            </w:rPr>
+            <m:t>=</m:t>
+          </m:r>
+          <m:r>
+            <w:rPr>
+              <w:rFonts w:ascii="Cambria Math" w:hAnsi="Cambria Math"/>
+            </w:rPr>
+            <m:t>2</m:t>
+          </m:r>
+          <m:r>
+            <w:rPr>
+              <w:rFonts w:ascii="Cambria Math" w:hAnsi="Cambria Math"/>
+            </w:rPr>
+            <m:t>4</m:t>
+          </m:r>
+          <m:r>
+            <w:rPr>
+              <w:rFonts w:ascii="Cambria Math" w:hAnsi="Cambria Math"/>
+            </w:rPr>
+            <m:t>×</m:t>
+          </m:r>
+          <m:sSup>
+            <m:sSupPr>
+              <m:ctrlPr>
+                <w:rPr>
+                  <w:rFonts w:ascii="Cambria Math" w:hAnsi="Cambria Math"/>
+                  <w:i/>
+                </w:rPr>
+              </m:ctrlPr>
+            </m:sSupPr>
+            <m:e>
+              <m:r>
+                <w:rPr>
+                  <w:rFonts w:ascii="Cambria Math" w:hAnsi="Cambria Math"/>
+                </w:rPr>
+                <m:t>10</m:t>
+              </m:r>
+            </m:e>
+            <m:sup>
+              <m:r>
+                <w:rPr>
+                  <w:rFonts w:ascii="Cambria Math" w:hAnsi="Cambria Math"/>
+                </w:rPr>
+                <m:t>-1</m:t>
+              </m:r>
+            </m:sup>
+          </m:sSup>
+          <m:r>
+            <w:rPr>
+              <w:rFonts w:ascii="Cambria Math" w:hAnsi="Cambria Math"/>
+            </w:rPr>
+            <m:t>=</m:t>
+          </m:r>
+          <m:f>
+            <m:fPr>
+              <m:ctrlPr>
+                <w:rPr>
+                  <w:rFonts w:ascii="Cambria Math" w:hAnsi="Cambria Math"/>
+                  <w:i/>
+                </w:rPr>
+              </m:ctrlPr>
+            </m:fPr>
+            <m:num>
+              <m:r>
+                <w:rPr>
+                  <w:rFonts w:ascii="Cambria Math" w:hAnsi="Cambria Math"/>
+                </w:rPr>
+                <m:t>2</m:t>
+              </m:r>
+              <m:r>
+                <w:rPr>
+                  <w:rFonts w:ascii="Cambria Math" w:hAnsi="Cambria Math"/>
+                </w:rPr>
+                <m:t>4</m:t>
+              </m:r>
+            </m:num>
+            <m:den>
+              <m:r>
+                <w:rPr>
+                  <w:rFonts w:ascii="Cambria Math" w:hAnsi="Cambria Math"/>
+                </w:rPr>
+                <m:t>10</m:t>
+              </m:r>
+            </m:den>
+          </m:f>
+        </m:oMath>
+      </m:oMathPara>
+    </w:p>
+    <w:p>
+      <w:pPr>
+        <w:jc w:val="center"/>
+      </w:pPr>
+      <m:oMathPara>
+        <m:oMath>
+          <m:sSup>
+            <m:sSupPr>
+              <m:ctrlPr>
+                <w:rPr>
+                  <w:rFonts w:ascii="Cambria Math" w:hAnsi="Cambria Math"/>
+                  <w:i/>
+                </w:rPr>
+              </m:ctrlPr>
+            </m:sSupPr>
+            <m:e>
+              <m:r>
+                <w:rPr>
+                  <w:rFonts w:ascii="Cambria Math" w:hAnsi="Cambria Math"/>
+                </w:rPr>
+                <m:t>6</m:t>
+              </m:r>
+            </m:e>
+            <m:sup>
+              <m:r>
+                <w:rPr>
+                  <w:rFonts w:ascii="Cambria Math" w:hAnsi="Cambria Math"/>
+                </w:rPr>
+                <m:t>2.</m:t>
+              </m:r>
+              <m:r>
+                <w:rPr>
+                  <w:rFonts w:ascii="Cambria Math" w:hAnsi="Cambria Math"/>
+                </w:rPr>
+                <m:t>4</m:t>
+              </m:r>
+            </m:sup>
+          </m:sSup>
+          <m:r>
+            <w:rPr>
+              <w:rFonts w:ascii="Cambria Math" w:hAnsi="Cambria Math"/>
+            </w:rPr>
+            <m:t>=</m:t>
+          </m:r>
+          <m:rad>
+            <m:radPr>
+              <m:ctrlPr>
+                <w:rPr>
+                  <w:rFonts w:ascii="Cambria Math" w:hAnsi="Cambria Math"/>
+                  <w:i/>
+                </w:rPr>
+              </m:ctrlPr>
+            </m:radPr>
+            <m:deg>
+              <m:r>
+                <w:rPr>
+                  <w:rFonts w:ascii="Cambria Math" w:hAnsi="Cambria Math"/>
+                </w:rPr>
+                <m:t>10</m:t>
+              </m:r>
+            </m:deg>
+            <m:e>
+              <m:sSup>
+                <m:sSupPr>
+                  <m:ctrlPr>
+                    <w:rPr>
+                      <w:rFonts w:ascii="Cambria Math" w:hAnsi="Cambria Math"/>
+                      <w:i/>
+                    </w:rPr>
+                  </m:ctrlPr>
+                </m:sSupPr>
+                <m:e>
+                  <m:r>
+                    <w:rPr>
+                      <w:rFonts w:ascii="Cambria Math" w:hAnsi="Cambria Math"/>
+                    </w:rPr>
+                    <m:t>6</m:t>
+                  </m:r>
+                </m:e>
+                <m:sup>
+                  <m:r>
+                    <w:rPr>
+                      <w:rFonts w:ascii="Cambria Math" w:hAnsi="Cambria Math"/>
+                    </w:rPr>
+                    <m:t>2</m:t>
+                  </m:r>
+                  <m:r>
+                    <w:rPr>
+                      <w:rFonts w:ascii="Cambria Math" w:hAnsi="Cambria Math"/>
+                    </w:rPr>
+                    <m:t>4</m:t>
+                  </m:r>
+                </m:sup>
+              </m:sSup>
+            </m:e>
+          </m:rad>
+        </m:oMath>
+      </m:oMathPara>
     </w:p>
     <w:p>
       <w:r>
@@ -8521,7 +14615,6 @@
     </w:p>
     <w:p>
       <w:r>
-        <w:lastRenderedPageBreak/>
         <w:t>Egy másik módszerrel viszont gyökvonás használata nélkül megkaphatjuk a helyes eredményt, mégpedig a hatványozás modern definícióit használva</w:t>
       </w:r>
       <w:r>
@@ -8929,6 +15022,7 @@
         </w:numPr>
       </w:pPr>
       <w:r>
+        <w:lastRenderedPageBreak/>
         <w:t>kivonás (</w:t>
       </w:r>
       <w:r>
@@ -9107,7 +15201,6 @@
       </w:pPr>
       <w:bookmarkStart w:id="17" w:name="_Toc224580515"/>
       <w:r>
-        <w:lastRenderedPageBreak/>
         <w:t>Racionális szám típus (Rational)</w:t>
       </w:r>
       <w:bookmarkEnd w:id="17"/>
@@ -9634,6 +15727,7 @@
         </w:numPr>
       </w:pPr>
       <w:r>
+        <w:lastRenderedPageBreak/>
         <w:t>szinusz (</w:t>
       </w:r>
       <m:oMath>
@@ -9673,11 +15767,7 @@
     </w:p>
     <w:p>
       <w:r>
-        <w:t xml:space="preserve">A racionális számok esetén, annak ellenére, hogy megkönnyíti esetenként a számábrázolást, egy új problémával szembesülünk. Nehezünkre esik az egyenlőség vizsgálatok elvégzése, mivel nem adódik egyértelműen az eredmény. Vagy el kell végeznünk az osztást, vagy pedig </w:t>
-      </w:r>
-      <w:r>
-        <w:lastRenderedPageBreak/>
-        <w:t>hasonló alakra kell hoznunk a két számot</w:t>
+        <w:t>A racionális számok esetén, annak ellenére, hogy megkönnyíti esetenként a számábrázolást, egy új problémával szembesülünk. Nehezünkre esik az egyenlőség vizsgálatok elvégzése, mivel nem adódik egyértelműen az eredmény. Vagy el kell végeznünk az osztást, vagy pedig hasonló alakra kell hoznunk a két számot</w:t>
       </w:r>
       <w:r>
         <w:t>, hogy összevonhassuk</w:t>
@@ -9976,7 +16066,20 @@
         <w:t xml:space="preserve">ját </w:t>
       </w:r>
       <w:r>
-        <w:t xml:space="preserve">a kapott számlálónak és nevezőnek, hogy azzal leegyszerűsítve kisebb számokkal dolgozhassunk tovább. Ezt </w:t>
+        <w:t>a kapott számlálónak és nevezőnek, hogy azzal leegyszerűsítve kisebb számokkal dolgozhassunk tovább.</w:t>
+      </w:r>
+    </w:p>
+    <w:p>
+      <w:pPr>
+        <w:jc w:val="center"/>
+      </w:pPr>
+      <w:r>
+        <w:t>&lt;Euklideszi algoritmus működési elve elmagyarázva&gt;</w:t>
+      </w:r>
+    </w:p>
+    <w:p>
+      <w:r>
+        <w:t xml:space="preserve">Ezt </w:t>
       </w:r>
       <w:r>
         <w:t xml:space="preserve">a típus konstruktorába illesztve minden </w:t>
@@ -9989,13 +16092,6 @@
       </w:r>
     </w:p>
     <w:p>
-      <w:r>
-        <w:rPr>
-          <w:b/>
-          <w:bCs/>
-        </w:rPr>
-        <w:t xml:space="preserve"> </w:t>
-      </w:r>
       <w:r>
         <w:t>Az</w:t>
       </w:r>
@@ -10154,6 +16250,7 @@
     </w:p>
     <w:p>
       <w:r>
+        <w:lastRenderedPageBreak/>
         <w:t xml:space="preserve">A racionális számok előnye, hogy mivel a szám két részből – számlálóból és nevezőből – áll, az </w:t>
       </w:r>
       <w:r>
@@ -10969,120 +17066,36 @@
           <w:rFonts w:eastAsiaTheme="minorEastAsia"/>
           <w:iCs/>
         </w:rPr>
-        <w:t xml:space="preserve"> (</w:t>
-      </w:r>
-      <w:proofErr w:type="spellStart"/>
+        <w:t xml:space="preserve"> (binary splitting</w:t>
+      </w:r>
       <w:r>
         <w:rPr>
           <w:rFonts w:eastAsiaTheme="minorEastAsia"/>
           <w:iCs/>
         </w:rPr>
-        <w:t>binary</w:t>
-      </w:r>
-      <w:proofErr w:type="spellEnd"/>
+        <w:t xml:space="preserve">, másnéven </w:t>
+      </w:r>
       <w:r>
         <w:rPr>
           <w:rFonts w:eastAsiaTheme="minorEastAsia"/>
           <w:iCs/>
         </w:rPr>
-        <w:t xml:space="preserve"> </w:t>
-      </w:r>
-      <w:proofErr w:type="spellStart"/>
+        <w:t>divide-and-conquer summation</w:t>
+      </w:r>
       <w:r>
         <w:rPr>
           <w:rFonts w:eastAsiaTheme="minorEastAsia"/>
           <w:iCs/>
         </w:rPr>
-        <w:t>splitting</w:t>
-      </w:r>
-      <w:proofErr w:type="spellEnd"/>
+        <w:t xml:space="preserve">/product vagy </w:t>
+      </w:r>
       <w:r>
         <w:rPr>
           <w:rFonts w:eastAsiaTheme="minorEastAsia"/>
           <w:iCs/>
         </w:rPr>
-        <w:t xml:space="preserve">, másnéven </w:t>
-      </w:r>
-      <w:proofErr w:type="spellStart"/>
-      <w:r>
-        <w:rPr>
-          <w:rFonts w:eastAsiaTheme="minorEastAsia"/>
-          <w:iCs/>
-        </w:rPr>
-        <w:t>divide</w:t>
-      </w:r>
-      <w:proofErr w:type="spellEnd"/>
-      <w:r>
-        <w:rPr>
-          <w:rFonts w:eastAsiaTheme="minorEastAsia"/>
-          <w:iCs/>
-        </w:rPr>
-        <w:t>-and-</w:t>
-      </w:r>
-      <w:proofErr w:type="spellStart"/>
-      <w:r>
-        <w:rPr>
-          <w:rFonts w:eastAsiaTheme="minorEastAsia"/>
-          <w:iCs/>
-        </w:rPr>
-        <w:t>conquer</w:t>
-      </w:r>
-      <w:proofErr w:type="spellEnd"/>
-      <w:r>
-        <w:rPr>
-          <w:rFonts w:eastAsiaTheme="minorEastAsia"/>
-          <w:iCs/>
-        </w:rPr>
-        <w:t xml:space="preserve"> </w:t>
-      </w:r>
-      <w:proofErr w:type="spellStart"/>
-      <w:r>
-        <w:rPr>
-          <w:rFonts w:eastAsiaTheme="minorEastAsia"/>
-          <w:iCs/>
-        </w:rPr>
-        <w:t>summation</w:t>
-      </w:r>
-      <w:proofErr w:type="spellEnd"/>
-      <w:r>
-        <w:rPr>
-          <w:rFonts w:eastAsiaTheme="minorEastAsia"/>
-          <w:iCs/>
-        </w:rPr>
-        <w:t>/</w:t>
-      </w:r>
-      <w:proofErr w:type="spellStart"/>
-      <w:r>
-        <w:rPr>
-          <w:rFonts w:eastAsiaTheme="minorEastAsia"/>
-          <w:iCs/>
-        </w:rPr>
-        <w:t>product</w:t>
-      </w:r>
-      <w:proofErr w:type="spellEnd"/>
-      <w:r>
-        <w:rPr>
-          <w:rFonts w:eastAsiaTheme="minorEastAsia"/>
-          <w:iCs/>
-        </w:rPr>
-        <w:t xml:space="preserve"> vagy </w:t>
-      </w:r>
-      <w:r>
-        <w:rPr>
-          <w:rFonts w:eastAsiaTheme="minorEastAsia"/>
-          <w:iCs/>
-        </w:rPr>
-        <w:t xml:space="preserve">prefix </w:t>
-      </w:r>
-      <w:proofErr w:type="spellStart"/>
-      <w:r>
-        <w:rPr>
-          <w:rFonts w:eastAsiaTheme="minorEastAsia"/>
-          <w:iCs/>
-        </w:rPr>
-        <w:t>product</w:t>
-      </w:r>
-      <w:proofErr w:type="spellEnd"/>
+        <w:t>prefix product</w:t>
+      </w:r>
       <w:r>
         <w:rPr>
           <w:rFonts w:eastAsiaTheme="minorEastAsia"/>
@@ -11824,6 +17837,7 @@
           <w:rFonts w:eastAsiaTheme="minorEastAsia"/>
           <w:iCs/>
         </w:rPr>
+        <w:lastRenderedPageBreak/>
         <w:t>A trükk, hogy kibővítjük az eddigi formulánkat</w:t>
       </w:r>
       <w:r>
@@ -14854,7 +20868,6 @@
           <w:rFonts w:eastAsiaTheme="minorEastAsia"/>
           <w:iCs/>
         </w:rPr>
-        <w:lastRenderedPageBreak/>
         <w:t xml:space="preserve">Ezekkel az átalakításokkal </w:t>
       </w:r>
       <w:r>
@@ -16861,7 +22874,11 @@
         </m:sSub>
       </m:oMath>
       <w:r>
-        <w:t xml:space="preserve"> értékeket az </w:t>
+        <w:t xml:space="preserve"> </w:t>
+      </w:r>
+      <w:r>
+        <w:lastRenderedPageBreak/>
+        <w:t xml:space="preserve">értékeket az </w:t>
       </w:r>
       <m:oMath>
         <m:r>
@@ -17917,7 +23934,6 @@
           <w:rFonts w:eastAsiaTheme="minorEastAsia"/>
           <w:iCs/>
         </w:rPr>
-        <w:lastRenderedPageBreak/>
         <w:t>A rekurziós formula v</w:t>
       </w:r>
       <w:r>
@@ -22522,15 +28538,13 @@
         </w:rPr>
         <w:t xml:space="preserve"> </w:t>
       </w:r>
-      <w:proofErr w:type="spellStart"/>
       <w:r>
         <w:rPr>
           <w:rFonts w:eastAsiaTheme="minorEastAsia"/>
           <w:iCs/>
         </w:rPr>
-        <w:t>Srinivasa</w:t>
-      </w:r>
-      <w:proofErr w:type="spellEnd"/>
+        <w:t>Srinivasa Ramanujan</w:t>
+      </w:r>
       <w:r>
         <w:rPr>
           <w:rFonts w:eastAsiaTheme="minorEastAsia"/>
@@ -22538,58 +28552,26 @@
         </w:rPr>
         <w:t xml:space="preserve"> </w:t>
       </w:r>
-      <w:proofErr w:type="spellStart"/>
       <w:r>
         <w:rPr>
           <w:rFonts w:eastAsiaTheme="minorEastAsia"/>
           <w:iCs/>
         </w:rPr>
-        <w:t>Ramanujan</w:t>
-      </w:r>
-      <w:proofErr w:type="spellEnd"/>
+        <w:t>inspirált</w:t>
+      </w:r>
       <w:r>
         <w:rPr>
           <w:rFonts w:eastAsiaTheme="minorEastAsia"/>
           <w:iCs/>
         </w:rPr>
-        <w:t xml:space="preserve"> </w:t>
+        <w:t>a</w:t>
       </w:r>
       <w:r>
         <w:rPr>
           <w:rFonts w:eastAsiaTheme="minorEastAsia"/>
           <w:iCs/>
         </w:rPr>
-        <w:t>inspirált</w:t>
-      </w:r>
-      <w:r>
-        <w:rPr>
-          <w:rFonts w:eastAsiaTheme="minorEastAsia"/>
-          <w:iCs/>
-        </w:rPr>
-        <w:t>a</w:t>
-      </w:r>
-      <w:r>
-        <w:rPr>
-          <w:rFonts w:eastAsiaTheme="minorEastAsia"/>
-          <w:iCs/>
-        </w:rPr>
-        <w:t xml:space="preserve">, </w:t>
-      </w:r>
-      <w:proofErr w:type="spellStart"/>
-      <w:r>
-        <w:rPr>
-          <w:rFonts w:eastAsiaTheme="minorEastAsia"/>
-          <w:iCs/>
-        </w:rPr>
-        <w:t>Chudnovsky</w:t>
-      </w:r>
-      <w:proofErr w:type="spellEnd"/>
-      <w:r>
-        <w:rPr>
-          <w:rFonts w:eastAsiaTheme="minorEastAsia"/>
-          <w:iCs/>
-        </w:rPr>
-        <w:t xml:space="preserve"> fivérek</w:t>
+        <w:t>, Chudnovsky fivérek</w:t>
       </w:r>
       <w:r>
         <w:rPr>
@@ -26444,6 +32426,7 @@
         <w:rPr>
           <w:rFonts w:eastAsiaTheme="minorEastAsia"/>
         </w:rPr>
+        <w:lastRenderedPageBreak/>
         <w:t>sorozatoknál</w:t>
       </w:r>
       <w:r>
@@ -29248,6 +35231,9 @@
             <m:t>∙</m:t>
           </m:r>
           <m:r>
+            <m:rPr>
+              <m:sty m:val="p"/>
+            </m:rPr>
             <w:rPr>
               <w:rFonts w:ascii="Cambria Math" w:eastAsiaTheme="minorEastAsia" w:hAnsi="Cambria Math"/>
             </w:rPr>
@@ -30554,13 +36540,7 @@
             <w:rPr>
               <w:rFonts w:ascii="Cambria Math" w:eastAsiaTheme="minorEastAsia" w:hAnsi="Cambria Math"/>
             </w:rPr>
-            <m:t>=</m:t>
-          </m:r>
-          <m:r>
-            <w:rPr>
-              <w:rFonts w:ascii="Cambria Math" w:eastAsiaTheme="minorEastAsia" w:hAnsi="Cambria Math"/>
-            </w:rPr>
-            <m:t>-</m:t>
+            <m:t>=-</m:t>
           </m:r>
           <m:f>
             <m:fPr>
@@ -30715,6 +36695,9 @@
             <m:t>=</m:t>
           </m:r>
           <m:r>
+            <m:rPr>
+              <m:sty m:val="p"/>
+            </m:rPr>
             <w:rPr>
               <w:rFonts w:ascii="Cambria Math" w:eastAsiaTheme="minorEastAsia" w:hAnsi="Cambria Math"/>
             </w:rPr>
@@ -30726,13 +36709,7 @@
             <w:rPr>
               <w:rFonts w:ascii="Cambria Math" w:eastAsiaTheme="minorEastAsia" w:hAnsi="Cambria Math"/>
             </w:rPr>
-            <m:t>=</m:t>
-          </m:r>
-          <m:r>
-            <w:rPr>
-              <w:rFonts w:ascii="Cambria Math" w:eastAsiaTheme="minorEastAsia" w:hAnsi="Cambria Math"/>
-            </w:rPr>
-            <m:t>-</m:t>
+            <m:t>=-</m:t>
           </m:r>
           <m:f>
             <m:fPr>
@@ -30863,13 +36840,7 @@
             <w:rPr>
               <w:rFonts w:ascii="Cambria Math" w:eastAsiaTheme="minorEastAsia" w:hAnsi="Cambria Math"/>
             </w:rPr>
-            <m:t>=</m:t>
-          </m:r>
-          <m:r>
-            <w:rPr>
-              <w:rFonts w:ascii="Cambria Math" w:eastAsiaTheme="minorEastAsia" w:hAnsi="Cambria Math"/>
-            </w:rPr>
-            <m:t>-</m:t>
+            <m:t>=-</m:t>
           </m:r>
           <m:f>
             <m:fPr>
@@ -30989,6 +36960,7 @@
           <w:rFonts w:eastAsiaTheme="minorEastAsia"/>
           <w:iCs/>
         </w:rPr>
+        <w:lastRenderedPageBreak/>
         <w:t xml:space="preserve">Ekkor pont akkora szabadságunk van, mint az </w:t>
       </w:r>
       <m:oMath>
@@ -31150,19 +37122,7 @@
         <w:rPr>
           <w:rFonts w:eastAsiaTheme="minorEastAsia"/>
         </w:rPr>
-        <w:t xml:space="preserve"> </w:t>
-      </w:r>
-      <w:r>
-        <w:rPr>
-          <w:rFonts w:eastAsiaTheme="minorEastAsia"/>
-        </w:rPr>
-        <w:t>érték</w:t>
-      </w:r>
-      <w:r>
-        <w:rPr>
-          <w:rFonts w:eastAsiaTheme="minorEastAsia"/>
-        </w:rPr>
-        <w:t>.</w:t>
+        <w:t xml:space="preserve"> érték.</w:t>
       </w:r>
     </w:p>
     <w:p>
@@ -31205,31 +37165,7 @@
             <w:rPr>
               <w:rFonts w:ascii="Cambria Math" w:eastAsiaTheme="minorEastAsia" w:hAnsi="Cambria Math"/>
             </w:rPr>
-            <m:t>=-(6k-</m:t>
-          </m:r>
-          <m:r>
-            <w:rPr>
-              <w:rFonts w:ascii="Cambria Math" w:eastAsiaTheme="minorEastAsia" w:hAnsi="Cambria Math"/>
-            </w:rPr>
-            <m:t>1</m:t>
-          </m:r>
-          <m:r>
-            <w:rPr>
-              <w:rFonts w:ascii="Cambria Math" w:eastAsiaTheme="minorEastAsia" w:hAnsi="Cambria Math"/>
-            </w:rPr>
-            <m:t>)(2k-1)(6k-</m:t>
-          </m:r>
-          <m:r>
-            <w:rPr>
-              <w:rFonts w:ascii="Cambria Math" w:eastAsiaTheme="minorEastAsia" w:hAnsi="Cambria Math"/>
-            </w:rPr>
-            <m:t>5</m:t>
-          </m:r>
-          <m:r>
-            <w:rPr>
-              <w:rFonts w:ascii="Cambria Math" w:eastAsiaTheme="minorEastAsia" w:hAnsi="Cambria Math"/>
-            </w:rPr>
-            <m:t>)</m:t>
+            <m:t>=-(6k-1)(2k-1)(6k-5)</m:t>
           </m:r>
         </m:oMath>
       </m:oMathPara>
@@ -31371,13 +37307,7 @@
           <w:rPr>
             <w:rFonts w:ascii="Cambria Math" w:eastAsiaTheme="minorEastAsia" w:hAnsi="Cambria Math"/>
           </w:rPr>
-          <m:t>10939058860032000</m:t>
-        </m:r>
-        <m:r>
-          <w:rPr>
-            <w:rFonts w:ascii="Cambria Math" w:eastAsiaTheme="minorEastAsia" w:hAnsi="Cambria Math"/>
-          </w:rPr>
-          <m:t>=0</m:t>
+          <m:t>10939058860032000=0</m:t>
         </m:r>
       </m:oMath>
       <w:r>
@@ -32021,13 +37951,7 @@
                     <w:rPr>
                       <w:rFonts w:ascii="Cambria Math" w:eastAsiaTheme="minorEastAsia" w:hAnsi="Cambria Math"/>
                     </w:rPr>
-                    <m:t>∙</m:t>
-                  </m:r>
-                  <m:r>
-                    <w:rPr>
-                      <w:rFonts w:ascii="Cambria Math" w:eastAsiaTheme="minorEastAsia" w:hAnsi="Cambria Math"/>
-                    </w:rPr>
-                    <m:t>0</m:t>
+                    <m:t>∙0</m:t>
                   </m:r>
                 </m:e>
               </m:d>
@@ -32069,13 +37993,7 @@
                     <w:rPr>
                       <w:rFonts w:ascii="Cambria Math" w:eastAsiaTheme="minorEastAsia" w:hAnsi="Cambria Math"/>
                     </w:rPr>
-                    <m:t>∙</m:t>
-                  </m:r>
-                  <m:r>
-                    <w:rPr>
-                      <w:rFonts w:ascii="Cambria Math" w:eastAsiaTheme="minorEastAsia" w:hAnsi="Cambria Math"/>
-                    </w:rPr>
-                    <m:t>0</m:t>
+                    <m:t>∙0</m:t>
                   </m:r>
                 </m:e>
               </m:d>
@@ -32103,14 +38021,7 @@
                       <w:rFonts w:ascii="Cambria Math" w:eastAsiaTheme="minorEastAsia" w:hAnsi="Cambria Math"/>
                       <w:szCs w:val="24"/>
                     </w:rPr>
-                    <m:t>0</m:t>
-                  </m:r>
-                  <m:r>
-                    <w:rPr>
-                      <w:rFonts w:ascii="Cambria Math" w:eastAsiaTheme="minorEastAsia" w:hAnsi="Cambria Math"/>
-                      <w:szCs w:val="24"/>
-                    </w:rPr>
-                    <m:t>!</m:t>
+                    <m:t>0!</m:t>
                   </m:r>
                   <m:ctrlPr>
                     <w:rPr>
@@ -32170,13 +38081,7 @@
                     <w:rPr>
                       <w:rFonts w:ascii="Cambria Math" w:eastAsiaTheme="minorEastAsia" w:hAnsi="Cambria Math"/>
                     </w:rPr>
-                    <m:t>∙</m:t>
-                  </m:r>
-                  <m:r>
-                    <w:rPr>
-                      <w:rFonts w:ascii="Cambria Math" w:eastAsiaTheme="minorEastAsia" w:hAnsi="Cambria Math"/>
-                    </w:rPr>
-                    <m:t>0</m:t>
+                    <m:t>∙0</m:t>
                   </m:r>
                 </m:sup>
               </m:sSup>
@@ -32206,21 +38111,7 @@
                   <w:rFonts w:ascii="Cambria Math" w:eastAsiaTheme="minorEastAsia" w:hAnsi="Cambria Math"/>
                   <w:szCs w:val="24"/>
                 </w:rPr>
-                <m:t>1</m:t>
-              </m:r>
-              <m:r>
-                <w:rPr>
-                  <w:rFonts w:ascii="Cambria Math" w:eastAsiaTheme="minorEastAsia" w:hAnsi="Cambria Math"/>
-                  <w:szCs w:val="24"/>
-                </w:rPr>
-                <m:t>∙</m:t>
-              </m:r>
-              <m:r>
-                <w:rPr>
-                  <w:rFonts w:ascii="Cambria Math" w:eastAsiaTheme="minorEastAsia" w:hAnsi="Cambria Math"/>
-                  <w:szCs w:val="24"/>
-                </w:rPr>
-                <m:t>1</m:t>
+                <m:t>1∙1</m:t>
               </m:r>
               <m:ctrlPr>
                 <w:rPr>
@@ -32234,31 +38125,7 @@
                 <w:rPr>
                   <w:rFonts w:ascii="Cambria Math" w:eastAsiaTheme="minorEastAsia" w:hAnsi="Cambria Math"/>
                 </w:rPr>
-                <m:t>1</m:t>
-              </m:r>
-              <m:r>
-                <w:rPr>
-                  <w:rFonts w:ascii="Cambria Math" w:eastAsiaTheme="minorEastAsia" w:hAnsi="Cambria Math"/>
-                </w:rPr>
-                <m:t>∙</m:t>
-              </m:r>
-              <m:r>
-                <w:rPr>
-                  <w:rFonts w:ascii="Cambria Math" w:eastAsiaTheme="minorEastAsia" w:hAnsi="Cambria Math"/>
-                </w:rPr>
-                <m:t>1</m:t>
-              </m:r>
-              <m:r>
-                <w:rPr>
-                  <w:rFonts w:ascii="Cambria Math" w:eastAsiaTheme="minorEastAsia" w:hAnsi="Cambria Math"/>
-                </w:rPr>
-                <m:t>∙</m:t>
-              </m:r>
-              <m:r>
-                <w:rPr>
-                  <w:rFonts w:ascii="Cambria Math" w:eastAsiaTheme="minorEastAsia" w:hAnsi="Cambria Math"/>
-                </w:rPr>
-                <m:t>1</m:t>
+                <m:t>1∙1∙1</m:t>
               </m:r>
             </m:den>
           </m:f>
@@ -32883,13 +38750,7 @@
             <w:rPr>
               <w:rFonts w:ascii="Cambria Math" w:eastAsiaTheme="minorEastAsia" w:hAnsi="Cambria Math"/>
             </w:rPr>
-            <m:t>S</m:t>
-          </m:r>
-          <m:r>
-            <w:rPr>
-              <w:rFonts w:ascii="Cambria Math" w:eastAsiaTheme="minorEastAsia" w:hAnsi="Cambria Math"/>
-            </w:rPr>
-            <m:t>=</m:t>
+            <m:t>S=</m:t>
           </m:r>
           <m:f>
             <m:fPr>
@@ -33080,6 +38941,9 @@
             <m:t>=</m:t>
           </m:r>
           <m:r>
+            <m:rPr>
+              <m:sty m:val="p"/>
+            </m:rPr>
             <w:rPr>
               <w:rFonts w:ascii="Cambria Math" w:eastAsiaTheme="minorEastAsia" w:hAnsi="Cambria Math"/>
             </w:rPr>
@@ -33150,13 +39014,7 @@
                 <w:rPr>
                   <w:rFonts w:ascii="Cambria Math" w:eastAsiaTheme="minorEastAsia" w:hAnsi="Cambria Math"/>
                 </w:rPr>
-                <m:t>∙426880∙</m:t>
-              </m:r>
-              <m:r>
-                <w:rPr>
-                  <w:rFonts w:ascii="Cambria Math" w:eastAsiaTheme="minorEastAsia" w:hAnsi="Cambria Math"/>
-                </w:rPr>
-                <m:t>Q</m:t>
+                <m:t>∙426880∙Q</m:t>
               </m:r>
             </m:den>
           </m:f>
@@ -33211,13 +39069,7 @@
             <w:rPr>
               <w:rFonts w:ascii="Cambria Math" w:eastAsiaTheme="minorEastAsia" w:hAnsi="Cambria Math"/>
             </w:rPr>
-            <m:t>π</m:t>
-          </m:r>
-          <m:r>
-            <w:rPr>
-              <w:rFonts w:ascii="Cambria Math" w:eastAsiaTheme="minorEastAsia" w:hAnsi="Cambria Math"/>
-            </w:rPr>
-            <m:t>=</m:t>
+            <m:t>π=</m:t>
           </m:r>
           <m:f>
             <m:fPr>
@@ -33350,6 +39202,7 @@
             <w:rPr>
               <w:rFonts w:ascii="Cambria Math" w:eastAsiaTheme="minorEastAsia" w:hAnsi="Cambria Math"/>
             </w:rPr>
+            <w:lastRenderedPageBreak/>
             <m:t>e=</m:t>
           </m:r>
           <m:func>
@@ -33474,21 +39327,12 @@
           <w:iCs/>
         </w:rPr>
       </w:pPr>
-      <w:proofErr w:type="spellStart"/>
       <w:r>
         <w:rPr>
           <w:rFonts w:eastAsiaTheme="minorEastAsia"/>
           <w:iCs/>
         </w:rPr>
-        <w:t>Leonhard</w:t>
-      </w:r>
-      <w:proofErr w:type="spellEnd"/>
-      <w:r>
-        <w:rPr>
-          <w:rFonts w:eastAsiaTheme="minorEastAsia"/>
-          <w:iCs/>
-        </w:rPr>
-        <w:t xml:space="preserve"> Euler bizonyította, hogy ez az érték kifejezhető a következő végtelen sor használatával:</w:t>
+        <w:t>Leonhard Euler bizonyította, hogy ez az érték kifejezhető a következő végtelen sor használatával:</w:t>
       </w:r>
     </w:p>
     <w:p>
@@ -34351,15 +40195,7 @@
         <w:t>Ez a részleg felelős a szöveg feldarabolásáért.</w:t>
       </w:r>
       <w:r>
-        <w:t xml:space="preserve"> Hogy a parser tudja, milyen formájú egységekre kell felbontani a szöveget, minden egyes számológép egy reguláris kifejezésekből álló (</w:t>
-      </w:r>
-      <w:proofErr w:type="spellStart"/>
-      <w:r>
-        <w:t>Regex</w:t>
-      </w:r>
-      <w:proofErr w:type="spellEnd"/>
-      <w:r>
-        <w:t xml:space="preserve">) listát tart fent magán belül. Ez a rendszer a leghosszabb illeszkedés elvét követi, miszerint </w:t>
+        <w:t xml:space="preserve"> Hogy a parser tudja, milyen formájú egységekre kell felbontani a szöveget, minden egyes számológép egy reguláris kifejezésekből álló (Regex) listát tart fent magán belül. Ez a rendszer a leghosszabb illeszkedés elvét követi, miszerint </w:t>
       </w:r>
       <w:r>
         <w:t>a következő vágást a sor elejétől számított leghosszabban a karaktersorozatra illeszkedő szakasz végén kell megejteni.</w:t>
@@ -34630,15 +40466,7 @@
       </w:pPr>
       <w:bookmarkStart w:id="20" w:name="_Toc224580518"/>
       <w:r>
-        <w:t>Absztrakt számológép (</w:t>
-      </w:r>
-      <w:proofErr w:type="spellStart"/>
-      <w:r>
-        <w:t>Calculator</w:t>
-      </w:r>
-      <w:proofErr w:type="spellEnd"/>
-      <w:r>
-        <w:t>)</w:t>
+        <w:t>Absztrakt számológép (Calculator)</w:t>
       </w:r>
       <w:bookmarkEnd w:id="20"/>
     </w:p>
@@ -34719,15 +40547,7 @@
         <w:jc w:val="center"/>
       </w:pPr>
       <w:r>
-        <w:t xml:space="preserve">&lt;Kép az absztrakt </w:t>
-      </w:r>
-      <w:proofErr w:type="spellStart"/>
-      <w:r>
-        <w:t>Calculator</w:t>
-      </w:r>
-      <w:proofErr w:type="spellEnd"/>
-      <w:r>
-        <w:t xml:space="preserve"> osztály kifejezésfájáról</w:t>
+        <w:t>&lt;Kép az absztrakt Calculator osztály kifejezésfájáról</w:t>
       </w:r>
       <w:r>
         <w:t xml:space="preserve"> (UML)</w:t>
@@ -34767,15 +40587,7 @@
         <w:t>Egy kifejezés legáltalánosabb leírása.</w:t>
       </w:r>
       <w:r>
-        <w:t xml:space="preserve"> Akár </w:t>
-      </w:r>
-      <w:proofErr w:type="spellStart"/>
-      <w:r>
-        <w:t>inteface</w:t>
-      </w:r>
-      <w:proofErr w:type="spellEnd"/>
-      <w:r>
-        <w:t xml:space="preserve"> is lehetne.</w:t>
+        <w:t xml:space="preserve"> Akár inteface is lehetne.</w:t>
       </w:r>
     </w:p>
     <w:p>
@@ -34794,7 +40606,6 @@
           <w:numId w:val="9"/>
         </w:numPr>
       </w:pPr>
-      <w:proofErr w:type="spellStart"/>
       <w:r>
         <w:rPr>
           <w:b/>
@@ -34802,7 +40613,6 @@
         </w:rPr>
         <w:t>ValueHolder</w:t>
       </w:r>
-      <w:proofErr w:type="spellEnd"/>
       <w:r>
         <w:t>:</w:t>
       </w:r>
@@ -34862,7 +40672,6 @@
           <w:numId w:val="9"/>
         </w:numPr>
       </w:pPr>
-      <w:proofErr w:type="spellStart"/>
       <w:r>
         <w:rPr>
           <w:b/>
@@ -34870,7 +40679,6 @@
         </w:rPr>
         <w:t>Parenthesized</w:t>
       </w:r>
-      <w:proofErr w:type="spellEnd"/>
       <w:r>
         <w:t>:</w:t>
       </w:r>
@@ -34897,7 +40705,6 @@
           <w:numId w:val="9"/>
         </w:numPr>
       </w:pPr>
-      <w:proofErr w:type="spellStart"/>
       <w:r>
         <w:rPr>
           <w:b/>
@@ -34905,7 +40712,6 @@
         </w:rPr>
         <w:t>FunctionBase</w:t>
       </w:r>
-      <w:proofErr w:type="spellEnd"/>
       <w:r>
         <w:t>:</w:t>
       </w:r>
@@ -34965,7 +40771,6 @@
           <w:numId w:val="9"/>
         </w:numPr>
       </w:pPr>
-      <w:proofErr w:type="spellStart"/>
       <w:r>
         <w:rPr>
           <w:b/>
@@ -34973,7 +40778,6 @@
         </w:rPr>
         <w:t>Function</w:t>
       </w:r>
-      <w:proofErr w:type="spellEnd"/>
       <w:r>
         <w:t>:</w:t>
       </w:r>
@@ -35042,7 +40846,6 @@
           <w:numId w:val="9"/>
         </w:numPr>
       </w:pPr>
-      <w:proofErr w:type="spellStart"/>
       <w:r>
         <w:rPr>
           <w:b/>
@@ -35050,7 +40853,6 @@
         </w:rPr>
         <w:t>Parenthesis</w:t>
       </w:r>
-      <w:proofErr w:type="spellEnd"/>
       <w:r>
         <w:t>:</w:t>
       </w:r>
@@ -35077,7 +40879,6 @@
           <w:numId w:val="9"/>
         </w:numPr>
       </w:pPr>
-      <w:proofErr w:type="spellStart"/>
       <w:r>
         <w:rPr>
           <w:b/>
@@ -35085,7 +40886,6 @@
         </w:rPr>
         <w:t>OpeningParenthesis</w:t>
       </w:r>
-      <w:proofErr w:type="spellEnd"/>
       <w:r>
         <w:t>:</w:t>
       </w:r>
@@ -35112,7 +40912,6 @@
           <w:numId w:val="9"/>
         </w:numPr>
       </w:pPr>
-      <w:proofErr w:type="spellStart"/>
       <w:r>
         <w:rPr>
           <w:b/>
@@ -35120,7 +40919,6 @@
         </w:rPr>
         <w:t>ClosingParenthesis</w:t>
       </w:r>
-      <w:proofErr w:type="spellEnd"/>
       <w:r>
         <w:t>:</w:t>
       </w:r>
@@ -35787,29 +41585,13 @@
           <w:b/>
           <w:bCs/>
         </w:rPr>
-        <w:t xml:space="preserve"> (</w:t>
-      </w:r>
-      <w:proofErr w:type="spellStart"/>
+        <w:t xml:space="preserve"> (Stack)</w:t>
+      </w:r>
       <w:r>
         <w:rPr>
           <w:b/>
           <w:bCs/>
         </w:rPr>
-        <w:t>Stack</w:t>
-      </w:r>
-      <w:proofErr w:type="spellEnd"/>
-      <w:r>
-        <w:rPr>
-          <w:b/>
-          <w:bCs/>
-        </w:rPr>
-        <w:t>)</w:t>
-      </w:r>
-      <w:r>
-        <w:rPr>
-          <w:b/>
-          <w:bCs/>
-        </w:rPr>
         <w:t xml:space="preserve"> segítségével</w:t>
       </w:r>
       <w:r>
@@ -35842,15 +41624,7 @@
         <w:t xml:space="preserve"> tetején</w:t>
       </w:r>
       <w:r>
-        <w:t xml:space="preserve"> lévő operátort is </w:t>
-      </w:r>
-      <w:proofErr w:type="spellStart"/>
-      <w:r>
-        <w:t>precedencia</w:t>
-      </w:r>
-      <w:proofErr w:type="spellEnd"/>
-      <w:r>
-        <w:t xml:space="preserve"> szerint</w:t>
+        <w:t xml:space="preserve"> lévő operátort is precedencia szerint</w:t>
       </w:r>
       <w:r>
         <w:t>:</w:t>
@@ -35893,17 +41667,8 @@
           <w:b/>
           <w:bCs/>
         </w:rPr>
-        <w:t xml:space="preserve">beolvasott operátor magasabb </w:t>
-      </w:r>
-      <w:proofErr w:type="spellStart"/>
-      <w:r>
-        <w:rPr>
-          <w:b/>
-          <w:bCs/>
-        </w:rPr>
-        <w:t>precedenciájú</w:t>
-      </w:r>
-      <w:proofErr w:type="spellEnd"/>
+        <w:t>beolvasott operátor magasabb precedenciájú</w:t>
+      </w:r>
       <w:r>
         <w:rPr>
           <w:b/>
@@ -35927,17 +41692,8 @@
           <w:b/>
           <w:bCs/>
         </w:rPr>
-        <w:t xml:space="preserve">beolvasott operátor alacsonyabb </w:t>
-      </w:r>
-      <w:proofErr w:type="spellStart"/>
-      <w:r>
-        <w:rPr>
-          <w:b/>
-          <w:bCs/>
-        </w:rPr>
-        <w:t>precedenciájú</w:t>
-      </w:r>
-      <w:proofErr w:type="spellEnd"/>
+        <w:t>beolvasott operátor alacsonyabb precedenciájú</w:t>
+      </w:r>
       <w:r>
         <w:rPr>
           <w:b/>
@@ -36012,15 +41768,7 @@
         <w:jc w:val="center"/>
       </w:pPr>
       <w:r>
-        <w:t>&lt;Struktogramm a lengyel formára alakításról (</w:t>
-      </w:r>
-      <w:proofErr w:type="spellStart"/>
-      <w:r>
-        <w:t>Orosi</w:t>
-      </w:r>
-      <w:proofErr w:type="spellEnd"/>
-      <w:r>
-        <w:t xml:space="preserve"> Feri oldala)&gt;</w:t>
+        <w:t>&lt;Struktogramm a lengyel formára alakításról (Orosi Feri oldala)&gt;</w:t>
       </w:r>
     </w:p>
     <w:p>
@@ -36129,16 +41877,11 @@
       </w:pPr>
       <w:bookmarkStart w:id="21" w:name="_Toc224580519"/>
       <w:r>
-        <w:t>Általános számológép (</w:t>
-      </w:r>
-      <w:proofErr w:type="spellStart"/>
-      <w:r>
-        <w:t>Standard</w:t>
+        <w:t>Általános számológép (Standard</w:t>
       </w:r>
       <w:r>
         <w:t>Calculator</w:t>
       </w:r>
-      <w:proofErr w:type="spellEnd"/>
       <w:r>
         <w:t>)</w:t>
       </w:r>
@@ -36225,7 +41968,6 @@
           <w:numId w:val="9"/>
         </w:numPr>
       </w:pPr>
-      <w:proofErr w:type="spellStart"/>
       <w:r>
         <w:rPr>
           <w:b/>
@@ -36233,7 +41975,6 @@
         </w:rPr>
         <w:t>Number</w:t>
       </w:r>
-      <w:proofErr w:type="spellEnd"/>
       <w:r>
         <w:t>: A racionális szám megvalósítása.</w:t>
       </w:r>
@@ -36254,7 +41995,6 @@
           <w:numId w:val="9"/>
         </w:numPr>
       </w:pPr>
-      <w:proofErr w:type="spellStart"/>
       <w:r>
         <w:rPr>
           <w:b/>
@@ -36262,7 +42002,6 @@
         </w:rPr>
         <w:t>UnaryOperator</w:t>
       </w:r>
-      <w:proofErr w:type="spellEnd"/>
       <w:r>
         <w:t>: Az egyparaméteres operátor általánosítása.</w:t>
       </w:r>
@@ -36283,7 +42022,6 @@
           <w:numId w:val="9"/>
         </w:numPr>
       </w:pPr>
-      <w:proofErr w:type="spellStart"/>
       <w:r>
         <w:rPr>
           <w:b/>
@@ -36291,7 +42029,6 @@
         </w:rPr>
         <w:t>BinaryOperator</w:t>
       </w:r>
-      <w:proofErr w:type="spellEnd"/>
       <w:r>
         <w:t>: Az kétparaméteres operátor általánosítása.</w:t>
       </w:r>
@@ -36339,7 +42076,6 @@
           <w:numId w:val="9"/>
         </w:numPr>
       </w:pPr>
-      <w:proofErr w:type="spellStart"/>
       <w:r>
         <w:rPr>
           <w:b/>
@@ -36347,7 +42083,6 @@
         </w:rPr>
         <w:t>Subtract</w:t>
       </w:r>
-      <w:proofErr w:type="spellEnd"/>
       <w:r>
         <w:t>: Az kivonás műveletének megvalósítása.</w:t>
       </w:r>
@@ -36369,7 +42104,6 @@
           <w:numId w:val="9"/>
         </w:numPr>
       </w:pPr>
-      <w:proofErr w:type="spellStart"/>
       <w:r>
         <w:rPr>
           <w:b/>
@@ -36377,7 +42111,6 @@
         </w:rPr>
         <w:t>Multiply</w:t>
       </w:r>
-      <w:proofErr w:type="spellEnd"/>
       <w:r>
         <w:t>: Az szorzás műveletének megvalósítása.</w:t>
       </w:r>
@@ -36398,7 +42131,6 @@
           <w:numId w:val="9"/>
         </w:numPr>
       </w:pPr>
-      <w:proofErr w:type="spellStart"/>
       <w:r>
         <w:rPr>
           <w:b/>
@@ -36406,7 +42138,6 @@
         </w:rPr>
         <w:t>Divide</w:t>
       </w:r>
-      <w:proofErr w:type="spellEnd"/>
       <w:r>
         <w:t>: Az osztás műveletének megvalósítása.</w:t>
       </w:r>
@@ -36427,7 +42158,6 @@
           <w:numId w:val="9"/>
         </w:numPr>
       </w:pPr>
-      <w:proofErr w:type="spellStart"/>
       <w:r>
         <w:rPr>
           <w:b/>
@@ -36435,7 +42165,6 @@
         </w:rPr>
         <w:t>Power</w:t>
       </w:r>
-      <w:proofErr w:type="spellEnd"/>
       <w:r>
         <w:t>: Az hatványozás műveletének megvalósítása.</w:t>
       </w:r>
@@ -36456,7 +42185,6 @@
           <w:numId w:val="9"/>
         </w:numPr>
       </w:pPr>
-      <w:proofErr w:type="spellStart"/>
       <w:r>
         <w:rPr>
           <w:b/>
@@ -36464,7 +42192,6 @@
         </w:rPr>
         <w:t>Root</w:t>
       </w:r>
-      <w:proofErr w:type="spellEnd"/>
       <w:r>
         <w:t>: Az gyökvonás műveletének megvalósítása.</w:t>
       </w:r>
@@ -36485,7 +42212,6 @@
           <w:numId w:val="9"/>
         </w:numPr>
       </w:pPr>
-      <w:proofErr w:type="spellStart"/>
       <w:r>
         <w:rPr>
           <w:b/>
@@ -36493,7 +42219,6 @@
         </w:rPr>
         <w:t>Abs</w:t>
       </w:r>
-      <w:proofErr w:type="spellEnd"/>
       <w:r>
         <w:t>: Az abszolútérték függvény megvalósítása.</w:t>
       </w:r>
@@ -36568,7 +42293,6 @@
           <w:numId w:val="9"/>
         </w:numPr>
       </w:pPr>
-      <w:proofErr w:type="spellStart"/>
       <w:r>
         <w:rPr>
           <w:b/>
@@ -36576,7 +42300,6 @@
         </w:rPr>
         <w:t>Floor</w:t>
       </w:r>
-      <w:proofErr w:type="spellEnd"/>
       <w:r>
         <w:t>: Az lefele kerekítés függvény megvalósítása.</w:t>
       </w:r>
@@ -36597,7 +42320,6 @@
           <w:numId w:val="9"/>
         </w:numPr>
       </w:pPr>
-      <w:proofErr w:type="spellStart"/>
       <w:r>
         <w:rPr>
           <w:b/>
@@ -36605,7 +42327,6 @@
         </w:rPr>
         <w:t>Round</w:t>
       </w:r>
-      <w:proofErr w:type="spellEnd"/>
       <w:r>
         <w:t>: Az kerekítés függvény megvalósítása.</w:t>
       </w:r>
@@ -36626,7 +42347,6 @@
           <w:numId w:val="9"/>
         </w:numPr>
       </w:pPr>
-      <w:proofErr w:type="spellStart"/>
       <w:r>
         <w:rPr>
           <w:b/>
@@ -36634,7 +42354,6 @@
         </w:rPr>
         <w:t>Ceiling</w:t>
       </w:r>
-      <w:proofErr w:type="spellEnd"/>
       <w:r>
         <w:t>: Az felfele kerekítés függvény megvalósítása.</w:t>
       </w:r>
@@ -36653,16 +42372,11 @@
       </w:pPr>
       <w:bookmarkStart w:id="22" w:name="_Toc224580520"/>
       <w:r>
-        <w:t>Euklideszi tér számológép (</w:t>
-      </w:r>
-      <w:proofErr w:type="spellStart"/>
-      <w:r>
-        <w:t>EuclideanSpace</w:t>
+        <w:t>Euklideszi tér számológép (EuclideanSpace</w:t>
       </w:r>
       <w:r>
         <w:t>Calculator</w:t>
       </w:r>
-      <w:proofErr w:type="spellEnd"/>
       <w:r>
         <w:t>)</w:t>
       </w:r>
@@ -36696,7 +42410,6 @@
           <w:numId w:val="9"/>
         </w:numPr>
       </w:pPr>
-      <w:proofErr w:type="spellStart"/>
       <w:r>
         <w:rPr>
           <w:b/>
@@ -36704,7 +42417,6 @@
         </w:rPr>
         <w:t>Matrix</w:t>
       </w:r>
-      <w:proofErr w:type="spellEnd"/>
       <w:r>
         <w:t>: Az racionális számokra kiértékelődő kifejezésekből álló mátrix megvalósítása.</w:t>
       </w:r>
@@ -36725,7 +42437,6 @@
           <w:numId w:val="9"/>
         </w:numPr>
       </w:pPr>
-      <w:proofErr w:type="spellStart"/>
       <w:r>
         <w:rPr>
           <w:b/>
@@ -36733,17 +42444,11 @@
         </w:rPr>
         <w:t>MatrixHolder</w:t>
       </w:r>
-      <w:proofErr w:type="spellEnd"/>
       <w:r>
         <w:t xml:space="preserve">: A </w:t>
       </w:r>
-      <w:proofErr w:type="spellStart"/>
-      <w:r>
-        <w:t>Matrix</w:t>
-      </w:r>
-      <w:proofErr w:type="spellEnd"/>
-      <w:r>
-        <w:t xml:space="preserve"> osztály Term típussá alakítását teszi lehetővé</w:t>
+      <w:r>
+        <w:t>Matrix osztály Term típussá alakítását teszi lehetővé</w:t>
       </w:r>
       <w:r>
         <w:t>.</w:t>
@@ -36765,7 +42470,6 @@
           <w:numId w:val="9"/>
         </w:numPr>
       </w:pPr>
-      <w:proofErr w:type="spellStart"/>
       <w:r>
         <w:rPr>
           <w:b/>
@@ -36773,7 +42477,6 @@
         </w:rPr>
         <w:t>Number</w:t>
       </w:r>
-      <w:proofErr w:type="spellEnd"/>
       <w:r>
         <w:t>: A racionális szám megvalósítása.</w:t>
       </w:r>
@@ -36794,7 +42497,6 @@
           <w:numId w:val="9"/>
         </w:numPr>
       </w:pPr>
-      <w:proofErr w:type="spellStart"/>
       <w:r>
         <w:rPr>
           <w:b/>
@@ -36802,7 +42504,6 @@
         </w:rPr>
         <w:t>BinaryOperator</w:t>
       </w:r>
-      <w:proofErr w:type="spellEnd"/>
       <w:r>
         <w:t>: Az kétparaméteres operátor általánosítása.</w:t>
       </w:r>
@@ -36850,7 +42551,6 @@
           <w:numId w:val="9"/>
         </w:numPr>
       </w:pPr>
-      <w:proofErr w:type="spellStart"/>
       <w:r>
         <w:rPr>
           <w:b/>
@@ -36858,7 +42558,6 @@
         </w:rPr>
         <w:t>Subtract</w:t>
       </w:r>
-      <w:proofErr w:type="spellEnd"/>
       <w:r>
         <w:t>: Az kivonás műveletének megvalósítása.</w:t>
       </w:r>
@@ -36879,7 +42578,6 @@
           <w:numId w:val="9"/>
         </w:numPr>
       </w:pPr>
-      <w:proofErr w:type="spellStart"/>
       <w:r>
         <w:rPr>
           <w:b/>
@@ -36887,7 +42585,6 @@
         </w:rPr>
         <w:t>Product</w:t>
       </w:r>
-      <w:proofErr w:type="spellEnd"/>
       <w:r>
         <w:t>: Az szorzás műveletének megvalósítása.</w:t>
       </w:r>
@@ -36906,16 +42603,11 @@
       </w:pPr>
       <w:bookmarkStart w:id="23" w:name="_Toc224580521"/>
       <w:r>
-        <w:t>Polinom számológép (</w:t>
-      </w:r>
-      <w:proofErr w:type="spellStart"/>
-      <w:r>
-        <w:t>Polynomials</w:t>
+        <w:t>Polinom számológép (Polynomials</w:t>
       </w:r>
       <w:r>
         <w:t>Calculator</w:t>
       </w:r>
-      <w:proofErr w:type="spellEnd"/>
       <w:r>
         <w:t>)</w:t>
       </w:r>
@@ -36927,16 +42619,11 @@
       </w:pPr>
       <w:bookmarkStart w:id="24" w:name="_Toc224580522"/>
       <w:r>
-        <w:t>Integrálközelítés számológép (</w:t>
-      </w:r>
-      <w:proofErr w:type="spellStart"/>
-      <w:r>
-        <w:t>Integral</w:t>
+        <w:t>Integrálközelítés számológép (Integral</w:t>
       </w:r>
       <w:r>
         <w:t>Calculator</w:t>
       </w:r>
-      <w:proofErr w:type="spellEnd"/>
       <w:r>
         <w:t>)</w:t>
       </w:r>
@@ -37080,7 +42767,13 @@
         <w:t xml:space="preserve"> lecsökkentsük a nagy számok okozta magas számításigényt.</w:t>
       </w:r>
       <w:r>
-        <w:t xml:space="preserve"> Mivel az egész számokkal való szorzást valójában majdnem minden számtípus alkalmazza, így az egész könyvtár számításigényére nagy hatással lenne.</w:t>
+        <w:t xml:space="preserve"> Mivel az egész számokkal való szorzást valójában majdnem minden számtípus alkalmazza, így </w:t>
+      </w:r>
+      <w:r>
+        <w:t xml:space="preserve">ez </w:t>
+      </w:r>
+      <w:r>
+        <w:t>az egész könyvtár számításigényére nagy hatással lenne.</w:t>
       </w:r>
     </w:p>
     <w:p>
@@ -37108,8 +42801,29 @@
       </w:r>
     </w:p>
     <w:p>
-      <w:r>
-        <w:t>Mivel a dolgozat témája nem egy közhasználati szoftver lefejlesztése és az ergonómia elveire való szigorú támaszkodás, ezért ez a verzió még nem támogatja ezt a funkciót.</w:t>
+      <w:pPr>
+        <w:pStyle w:val="Cmsor3"/>
+      </w:pPr>
+      <w:r>
+        <w:t>Másolás és beillesztés támogatása</w:t>
+      </w:r>
+    </w:p>
+    <w:p>
+      <w:r>
+        <w:t>Jelenleg nem lehet interaktálni a kijelző és részeredmény megjelenítő felületekkel. Nem lehet eredményeket kimásolni és újabb számokat és számításokat beilleszteni, ami sokat ront a kezelhetőségen.</w:t>
+      </w:r>
+    </w:p>
+    <w:p>
+      <w:pPr>
+        <w:pStyle w:val="Cmsor3"/>
+      </w:pPr>
+      <w:r>
+        <w:t>Latex alapú szerkesztő bevezetése</w:t>
+      </w:r>
+    </w:p>
+    <w:p>
+      <w:r>
+        <w:t>A szöveg alapú matematikai kifejezések rosszul átláthatóak. Megkönnyítené a használatot egy vizuálisabb szerkesztő bevezetése az eredményeket kijelző felületekre.</w:t>
       </w:r>
     </w:p>
     <w:p>
@@ -37158,21 +42872,14 @@
       <w:r>
         <w:t>Még több interpolációs eljárás implementálása és a köztük való váltás támogatása (</w:t>
       </w:r>
-      <w:proofErr w:type="spellStart"/>
       <w:r>
         <w:t>Hermite</w:t>
       </w:r>
-      <w:proofErr w:type="spellEnd"/>
       <w:r>
         <w:t xml:space="preserve">, </w:t>
       </w:r>
-      <w:proofErr w:type="spellStart"/>
-      <w:r>
-        <w:t>Catmull</w:t>
-      </w:r>
-      <w:proofErr w:type="spellEnd"/>
-      <w:r>
-        <w:t>-Rom</w:t>
+      <w:r>
+        <w:t>Catmull-Rom</w:t>
       </w:r>
       <w:r>
         <w:t>,</w:t>
@@ -37181,15 +42888,7 @@
         <w:t xml:space="preserve"> </w:t>
       </w:r>
       <w:r>
-        <w:t>B-</w:t>
-      </w:r>
-      <w:proofErr w:type="spellStart"/>
-      <w:r>
-        <w:t>spline</w:t>
-      </w:r>
-      <w:proofErr w:type="spellEnd"/>
-      <w:r>
-        <w:t>)</w:t>
+        <w:t>B-spline)</w:t>
       </w:r>
     </w:p>
     <w:p>
@@ -37213,6 +42912,7 @@
         </w:numPr>
       </w:pPr>
       <w:r>
+        <w:lastRenderedPageBreak/>
         <w:t>Euklideszi algoritmus hozzáadása a vizuális számológéphez, mivel az alap könyvtár már úgy is tartalmazza</w:t>
       </w:r>
     </w:p>
@@ -37251,7 +42951,6 @@
         <w:pStyle w:val="Cmsor3"/>
       </w:pPr>
       <w:r>
-        <w:lastRenderedPageBreak/>
         <w:t>Függvény kirajzoló ablak támogatása</w:t>
       </w:r>
     </w:p>
@@ -37286,8 +42985,55 @@
     </w:p>
     <w:p>
       <w:r>
-        <w:t>Azt a kevés energiát tekintve, amit egy többnyelvűsítés igényelne, nyugodtan bele lehetne venni a programba. Más szemszögből pedig, mivel manapság már az angol nyelv ilyen szintű ismerete szinte alapvetőnek vehető, alacsony prioritású fejlesztésnek vehető.</w:t>
-      </w:r>
+        <w:t>Mivel a C# alapfunkciói közé tartozik a kultúra beállítása, így nem sok</w:t>
+      </w:r>
+      <w:r>
+        <w:t xml:space="preserve"> energiá</w:t>
+      </w:r>
+      <w:r>
+        <w:t>t</w:t>
+      </w:r>
+      <w:r>
+        <w:t xml:space="preserve"> </w:t>
+      </w:r>
+      <w:r>
+        <w:t>i</w:t>
+      </w:r>
+      <w:r>
+        <w:t xml:space="preserve">gényelne. Más szemszögből </w:t>
+      </w:r>
+      <w:r>
+        <w:t>viszont</w:t>
+      </w:r>
+      <w:r>
+        <w:t>, mivel manapság már az angol nyelv ilyen</w:t>
+      </w:r>
+      <w:r>
+        <w:t xml:space="preserve"> kis</w:t>
+      </w:r>
+      <w:r>
+        <w:t xml:space="preserve"> szintű ismerete szinte alapvetőnek vehető,</w:t>
+      </w:r>
+      <w:r>
+        <w:t xml:space="preserve"> ez egy</w:t>
+      </w:r>
+      <w:r>
+        <w:t xml:space="preserve"> </w:t>
+      </w:r>
+      <w:r>
+        <w:t xml:space="preserve">nagyon </w:t>
+      </w:r>
+      <w:r>
+        <w:t xml:space="preserve">alacsony prioritású fejlesztésnek </w:t>
+      </w:r>
+      <w:r>
+        <w:t>mondható</w:t>
+      </w:r>
+      <w:r>
+        <w:t>.</w:t>
+      </w:r>
+    </w:p>
+    <w:p>
       <w:r>
         <w:br w:type="page"/>
       </w:r>
@@ -37319,7 +43065,7 @@
       </w:r>
     </w:p>
     <w:sectPr>
-      <w:footerReference w:type="default" r:id="rId8"/>
+      <w:footerReference w:type="default" r:id="rId9"/>
       <w:pgSz w:w="11906" w:h="16838"/>
       <w:pgMar w:top="1417" w:right="1417" w:bottom="1417" w:left="1417" w:header="708" w:footer="708" w:gutter="0"/>
       <w:pgNumType w:start="0"/>
@@ -38822,6 +44568,92 @@
     </w:lvl>
   </w:abstractNum>
   <w:abstractNum w:abstractNumId="12" w15:restartNumberingAfterBreak="0">
+    <w:nsid w:val="6D471543"/>
+    <w:multiLevelType w:val="hybridMultilevel"/>
+    <w:tmpl w:val="9AA8D004"/>
+    <w:lvl w:ilvl="0" w:tplc="040E000F">
+      <w:start w:val="1"/>
+      <w:numFmt w:val="decimal"/>
+      <w:lvlText w:val="%1."/>
+      <w:lvlJc w:val="left"/>
+      <w:pPr>
+        <w:ind w:left="947" w:hanging="360"/>
+      </w:pPr>
+    </w:lvl>
+    <w:lvl w:ilvl="1" w:tplc="040E0019" w:tentative="1">
+      <w:start w:val="1"/>
+      <w:numFmt w:val="lowerLetter"/>
+      <w:lvlText w:val="%2."/>
+      <w:lvlJc w:val="left"/>
+      <w:pPr>
+        <w:ind w:left="1667" w:hanging="360"/>
+      </w:pPr>
+    </w:lvl>
+    <w:lvl w:ilvl="2" w:tplc="040E001B" w:tentative="1">
+      <w:start w:val="1"/>
+      <w:numFmt w:val="lowerRoman"/>
+      <w:lvlText w:val="%3."/>
+      <w:lvlJc w:val="right"/>
+      <w:pPr>
+        <w:ind w:left="2387" w:hanging="180"/>
+      </w:pPr>
+    </w:lvl>
+    <w:lvl w:ilvl="3" w:tplc="040E000F" w:tentative="1">
+      <w:start w:val="1"/>
+      <w:numFmt w:val="decimal"/>
+      <w:lvlText w:val="%4."/>
+      <w:lvlJc w:val="left"/>
+      <w:pPr>
+        <w:ind w:left="3107" w:hanging="360"/>
+      </w:pPr>
+    </w:lvl>
+    <w:lvl w:ilvl="4" w:tplc="040E0019" w:tentative="1">
+      <w:start w:val="1"/>
+      <w:numFmt w:val="lowerLetter"/>
+      <w:lvlText w:val="%5."/>
+      <w:lvlJc w:val="left"/>
+      <w:pPr>
+        <w:ind w:left="3827" w:hanging="360"/>
+      </w:pPr>
+    </w:lvl>
+    <w:lvl w:ilvl="5" w:tplc="040E001B" w:tentative="1">
+      <w:start w:val="1"/>
+      <w:numFmt w:val="lowerRoman"/>
+      <w:lvlText w:val="%6."/>
+      <w:lvlJc w:val="right"/>
+      <w:pPr>
+        <w:ind w:left="4547" w:hanging="180"/>
+      </w:pPr>
+    </w:lvl>
+    <w:lvl w:ilvl="6" w:tplc="040E000F" w:tentative="1">
+      <w:start w:val="1"/>
+      <w:numFmt w:val="decimal"/>
+      <w:lvlText w:val="%7."/>
+      <w:lvlJc w:val="left"/>
+      <w:pPr>
+        <w:ind w:left="5267" w:hanging="360"/>
+      </w:pPr>
+    </w:lvl>
+    <w:lvl w:ilvl="7" w:tplc="040E0019" w:tentative="1">
+      <w:start w:val="1"/>
+      <w:numFmt w:val="lowerLetter"/>
+      <w:lvlText w:val="%8."/>
+      <w:lvlJc w:val="left"/>
+      <w:pPr>
+        <w:ind w:left="5987" w:hanging="360"/>
+      </w:pPr>
+    </w:lvl>
+    <w:lvl w:ilvl="8" w:tplc="040E001B" w:tentative="1">
+      <w:start w:val="1"/>
+      <w:numFmt w:val="lowerRoman"/>
+      <w:lvlText w:val="%9."/>
+      <w:lvlJc w:val="right"/>
+      <w:pPr>
+        <w:ind w:left="6707" w:hanging="180"/>
+      </w:pPr>
+    </w:lvl>
+  </w:abstractNum>
+  <w:abstractNum w:abstractNumId="13" w15:restartNumberingAfterBreak="0">
     <w:nsid w:val="6D982FAC"/>
     <w:multiLevelType w:val="hybridMultilevel"/>
     <w:tmpl w:val="E4180BF8"/>
@@ -38934,7 +44766,7 @@
       </w:rPr>
     </w:lvl>
   </w:abstractNum>
-  <w:abstractNum w:abstractNumId="13" w15:restartNumberingAfterBreak="0">
+  <w:abstractNum w:abstractNumId="14" w15:restartNumberingAfterBreak="0">
     <w:nsid w:val="6E0C05A4"/>
     <w:multiLevelType w:val="multilevel"/>
     <w:tmpl w:val="0EB80E12"/>
@@ -39083,7 +44915,7 @@
       </w:rPr>
     </w:lvl>
   </w:abstractNum>
-  <w:abstractNum w:abstractNumId="14" w15:restartNumberingAfterBreak="0">
+  <w:abstractNum w:abstractNumId="15" w15:restartNumberingAfterBreak="0">
     <w:nsid w:val="78E2550D"/>
     <w:multiLevelType w:val="multilevel"/>
     <w:tmpl w:val="52645B1A"/>
@@ -39232,7 +45064,7 @@
       </w:rPr>
     </w:lvl>
   </w:abstractNum>
-  <w:abstractNum w:abstractNumId="15" w15:restartNumberingAfterBreak="0">
+  <w:abstractNum w:abstractNumId="16" w15:restartNumberingAfterBreak="0">
     <w:nsid w:val="7E694FFE"/>
     <w:multiLevelType w:val="multilevel"/>
     <w:tmpl w:val="B136FE62"/>
@@ -39406,19 +45238,19 @@
     <w:abstractNumId w:val="8"/>
   </w:num>
   <w:num w:numId="9" w16cid:durableId="1634208837">
-    <w:abstractNumId w:val="12"/>
+    <w:abstractNumId w:val="13"/>
   </w:num>
   <w:num w:numId="10" w16cid:durableId="676884607">
-    <w:abstractNumId w:val="14"/>
+    <w:abstractNumId w:val="15"/>
   </w:num>
   <w:num w:numId="11" w16cid:durableId="2078672351">
     <w:abstractNumId w:val="5"/>
   </w:num>
   <w:num w:numId="12" w16cid:durableId="42294265">
-    <w:abstractNumId w:val="15"/>
+    <w:abstractNumId w:val="16"/>
   </w:num>
   <w:num w:numId="13" w16cid:durableId="186800348">
-    <w:abstractNumId w:val="13"/>
+    <w:abstractNumId w:val="14"/>
   </w:num>
   <w:num w:numId="14" w16cid:durableId="1720593312">
     <w:abstractNumId w:val="2"/>
@@ -39428,6 +45260,9 @@
   </w:num>
   <w:num w:numId="16" w16cid:durableId="1610356513">
     <w:abstractNumId w:val="0"/>
+  </w:num>
+  <w:num w:numId="17" w16cid:durableId="1323120085">
+    <w:abstractNumId w:val="12"/>
   </w:num>
 </w:numbering>
 </file>
@@ -39832,7 +45667,7 @@
   <w:style w:type="paragraph" w:default="1" w:styleId="Norml">
     <w:name w:val="Normal"/>
     <w:qFormat/>
-    <w:rsid w:val="001A360C"/>
+    <w:rsid w:val="00423821"/>
     <w:pPr>
       <w:spacing w:line="360" w:lineRule="auto"/>
       <w:ind w:firstLine="227"/>

--- a/Documentation.docx
+++ b/Documentation.docx
@@ -2557,13 +2557,7 @@
         </w:numPr>
       </w:pPr>
       <w:r>
-        <w:t xml:space="preserve">Általános </w:t>
-      </w:r>
-      <w:r>
-        <w:t>számológép</w:t>
-      </w:r>
-      <w:r>
-        <w:t xml:space="preserve"> egész és törtszámokkal való számításokhoz</w:t>
+        <w:t>Általános számológép egész és törtszámokkal való számításokhoz</w:t>
       </w:r>
     </w:p>
     <w:p>
@@ -3639,21 +3633,7 @@
           <w:i/>
           <w:iCs/>
         </w:rPr>
-        <w:t xml:space="preserve">ásának </w:t>
-      </w:r>
-      <w:r>
-        <w:rPr>
-          <w:i/>
-          <w:iCs/>
-        </w:rPr>
-        <w:t>eloszlása</w:t>
-      </w:r>
-      <w:r>
-        <w:rPr>
-          <w:i/>
-          <w:iCs/>
-        </w:rPr>
-        <w:t xml:space="preserve"> a memóriában</w:t>
+        <w:t>ásának eloszlása a memóriában</w:t>
       </w:r>
     </w:p>
     <w:p>
@@ -4075,13 +4055,7 @@
             <w:rPr>
               <w:rFonts w:ascii="Cambria Math" w:hAnsi="Cambria Math"/>
             </w:rPr>
-            <m:t>1</m:t>
-          </m:r>
-          <m:r>
-            <w:rPr>
-              <w:rFonts w:ascii="Cambria Math" w:hAnsi="Cambria Math"/>
-            </w:rPr>
-            <m:t>337</m:t>
+            <m:t>1337</m:t>
           </m:r>
           <m:r>
             <w:rPr>
@@ -4111,13 +4085,7 @@
                 <w:rPr>
                   <w:rFonts w:ascii="Cambria Math" w:eastAsiaTheme="minorEastAsia" w:hAnsi="Cambria Math"/>
                 </w:rPr>
-                <m:t>-</m:t>
-              </m:r>
-              <m:r>
-                <w:rPr>
-                  <w:rFonts w:ascii="Cambria Math" w:eastAsiaTheme="minorEastAsia" w:hAnsi="Cambria Math"/>
-                </w:rPr>
-                <m:t>6</m:t>
+                <m:t>-6</m:t>
               </m:r>
             </m:sup>
           </m:sSup>
@@ -4141,13 +4109,7 @@
                 <w:rPr>
                   <w:rFonts w:ascii="Cambria Math" w:eastAsiaTheme="minorEastAsia" w:hAnsi="Cambria Math"/>
                 </w:rPr>
-                <m:t>0.0</m:t>
-              </m:r>
-              <m:r>
-                <w:rPr>
-                  <w:rFonts w:ascii="Cambria Math" w:eastAsiaTheme="minorEastAsia" w:hAnsi="Cambria Math"/>
-                </w:rPr>
-                <m:t>01337</m:t>
+                <m:t>0.001337</m:t>
               </m:r>
             </m:e>
             <m:sub>
@@ -5354,10 +5316,7 @@
         <w:t xml:space="preserve"> előző</w:t>
       </w:r>
       <w:r>
-        <w:t xml:space="preserve"> eset sem áll fenn </w:t>
-      </w:r>
-      <w:r>
-        <w:t>→</w:t>
+        <w:t xml:space="preserve"> eset sem áll fenn →</w:t>
       </w:r>
       <w:r>
         <w:t xml:space="preserve"> </w:t>
@@ -5541,12 +5500,22 @@
     </w:p>
     <w:p>
       <w:r>
+        <w:lastRenderedPageBreak/>
+        <w:t xml:space="preserve">Az </w:t>
+      </w:r>
+      <w:r>
         <w:rPr>
           <w:b/>
           <w:bCs/>
         </w:rPr>
-        <w:lastRenderedPageBreak/>
-        <w:t>Összeadás</w:t>
+        <w:t>ö</w:t>
+      </w:r>
+      <w:r>
+        <w:rPr>
+          <w:b/>
+          <w:bCs/>
+        </w:rPr>
+        <w:t>sszeadás</w:t>
       </w:r>
       <w:r>
         <w:t>t</w:t>
@@ -5605,25 +5574,29 @@
           <w:insideH w:val="single" w:sz="2" w:space="0" w:color="747474" w:themeColor="background2" w:themeShade="80"/>
           <w:insideV w:val="single" w:sz="2" w:space="0" w:color="747474" w:themeColor="background2" w:themeShade="80"/>
         </w:tblBorders>
+        <w:tblCellMar>
+          <w:left w:w="0" w:type="dxa"/>
+          <w:right w:w="0" w:type="dxa"/>
+        </w:tblCellMar>
         <w:tblLook w:val="04A0" w:firstRow="1" w:lastRow="0" w:firstColumn="1" w:lastColumn="0" w:noHBand="0" w:noVBand="1"/>
       </w:tblPr>
       <w:tblGrid>
-        <w:gridCol w:w="340"/>
-        <w:gridCol w:w="352"/>
-        <w:gridCol w:w="340"/>
-        <w:gridCol w:w="340"/>
-        <w:gridCol w:w="340"/>
-        <w:gridCol w:w="340"/>
-        <w:gridCol w:w="340"/>
+        <w:gridCol w:w="283"/>
+        <w:gridCol w:w="283"/>
+        <w:gridCol w:w="283"/>
+        <w:gridCol w:w="283"/>
+        <w:gridCol w:w="283"/>
+        <w:gridCol w:w="283"/>
+        <w:gridCol w:w="283"/>
       </w:tblGrid>
       <w:tr>
         <w:trPr>
-          <w:trHeight w:val="340"/>
+          <w:trHeight w:val="283"/>
           <w:jc w:val="center"/>
         </w:trPr>
         <w:tc>
           <w:tcPr>
-            <w:tcW w:w="340" w:type="dxa"/>
+            <w:tcW w:w="283" w:type="dxa"/>
             <w:vAlign w:val="center"/>
           </w:tcPr>
           <w:p>
@@ -5636,7 +5609,7 @@
         </w:tc>
         <w:tc>
           <w:tcPr>
-            <w:tcW w:w="340" w:type="dxa"/>
+            <w:tcW w:w="283" w:type="dxa"/>
             <w:vAlign w:val="center"/>
           </w:tcPr>
           <w:p>
@@ -5649,7 +5622,7 @@
         </w:tc>
         <w:tc>
           <w:tcPr>
-            <w:tcW w:w="340" w:type="dxa"/>
+            <w:tcW w:w="283" w:type="dxa"/>
             <w:vAlign w:val="center"/>
           </w:tcPr>
           <w:p>
@@ -5671,7 +5644,7 @@
         </w:tc>
         <w:tc>
           <w:tcPr>
-            <w:tcW w:w="340" w:type="dxa"/>
+            <w:tcW w:w="283" w:type="dxa"/>
             <w:vAlign w:val="center"/>
           </w:tcPr>
           <w:p>
@@ -5687,7 +5660,7 @@
         </w:tc>
         <w:tc>
           <w:tcPr>
-            <w:tcW w:w="340" w:type="dxa"/>
+            <w:tcW w:w="283" w:type="dxa"/>
             <w:vAlign w:val="center"/>
           </w:tcPr>
           <w:p>
@@ -5709,7 +5682,7 @@
         </w:tc>
         <w:tc>
           <w:tcPr>
-            <w:tcW w:w="340" w:type="dxa"/>
+            <w:tcW w:w="283" w:type="dxa"/>
             <w:vAlign w:val="center"/>
           </w:tcPr>
           <w:p>
@@ -5725,7 +5698,7 @@
         </w:tc>
         <w:tc>
           <w:tcPr>
-            <w:tcW w:w="340" w:type="dxa"/>
+            <w:tcW w:w="283" w:type="dxa"/>
             <w:vAlign w:val="center"/>
           </w:tcPr>
           <w:p>
@@ -5739,12 +5712,12 @@
       </w:tr>
       <w:tr>
         <w:trPr>
-          <w:trHeight w:val="340"/>
+          <w:trHeight w:val="283"/>
           <w:jc w:val="center"/>
         </w:trPr>
         <w:tc>
           <w:tcPr>
-            <w:tcW w:w="340" w:type="dxa"/>
+            <w:tcW w:w="283" w:type="dxa"/>
             <w:vAlign w:val="center"/>
           </w:tcPr>
           <w:p>
@@ -5757,7 +5730,7 @@
         </w:tc>
         <w:tc>
           <w:tcPr>
-            <w:tcW w:w="340" w:type="dxa"/>
+            <w:tcW w:w="283" w:type="dxa"/>
             <w:vAlign w:val="center"/>
           </w:tcPr>
           <w:p>
@@ -5770,7 +5743,7 @@
         </w:tc>
         <w:tc>
           <w:tcPr>
-            <w:tcW w:w="340" w:type="dxa"/>
+            <w:tcW w:w="283" w:type="dxa"/>
             <w:vAlign w:val="center"/>
           </w:tcPr>
           <w:p>
@@ -5783,7 +5756,7 @@
         </w:tc>
         <w:tc>
           <w:tcPr>
-            <w:tcW w:w="340" w:type="dxa"/>
+            <w:tcW w:w="283" w:type="dxa"/>
             <w:vAlign w:val="center"/>
           </w:tcPr>
           <w:p>
@@ -5799,7 +5772,7 @@
         </w:tc>
         <w:tc>
           <w:tcPr>
-            <w:tcW w:w="340" w:type="dxa"/>
+            <w:tcW w:w="283" w:type="dxa"/>
             <w:vAlign w:val="center"/>
           </w:tcPr>
           <w:p>
@@ -5815,7 +5788,7 @@
         </w:tc>
         <w:tc>
           <w:tcPr>
-            <w:tcW w:w="340" w:type="dxa"/>
+            <w:tcW w:w="283" w:type="dxa"/>
             <w:vAlign w:val="center"/>
           </w:tcPr>
           <w:p>
@@ -5831,7 +5804,7 @@
         </w:tc>
         <w:tc>
           <w:tcPr>
-            <w:tcW w:w="340" w:type="dxa"/>
+            <w:tcW w:w="283" w:type="dxa"/>
             <w:vAlign w:val="center"/>
           </w:tcPr>
           <w:p>
@@ -5845,12 +5818,12 @@
       </w:tr>
       <w:tr>
         <w:trPr>
-          <w:trHeight w:val="340"/>
+          <w:trHeight w:val="283"/>
           <w:jc w:val="center"/>
         </w:trPr>
         <w:tc>
           <w:tcPr>
-            <w:tcW w:w="340" w:type="dxa"/>
+            <w:tcW w:w="283" w:type="dxa"/>
             <w:vAlign w:val="center"/>
           </w:tcPr>
           <w:p>
@@ -5863,7 +5836,7 @@
         </w:tc>
         <w:tc>
           <w:tcPr>
-            <w:tcW w:w="340" w:type="dxa"/>
+            <w:tcW w:w="283" w:type="dxa"/>
             <w:tcBorders>
               <w:bottom w:val="single" w:sz="12" w:space="0" w:color="auto"/>
             </w:tcBorders>
@@ -5882,7 +5855,7 @@
         </w:tc>
         <w:tc>
           <w:tcPr>
-            <w:tcW w:w="340" w:type="dxa"/>
+            <w:tcW w:w="283" w:type="dxa"/>
             <w:tcBorders>
               <w:bottom w:val="single" w:sz="12" w:space="0" w:color="auto"/>
             </w:tcBorders>
@@ -5901,7 +5874,7 @@
         </w:tc>
         <w:tc>
           <w:tcPr>
-            <w:tcW w:w="340" w:type="dxa"/>
+            <w:tcW w:w="283" w:type="dxa"/>
             <w:tcBorders>
               <w:bottom w:val="single" w:sz="12" w:space="0" w:color="auto"/>
             </w:tcBorders>
@@ -5920,7 +5893,7 @@
         </w:tc>
         <w:tc>
           <w:tcPr>
-            <w:tcW w:w="340" w:type="dxa"/>
+            <w:tcW w:w="283" w:type="dxa"/>
             <w:tcBorders>
               <w:bottom w:val="single" w:sz="12" w:space="0" w:color="auto"/>
             </w:tcBorders>
@@ -5939,7 +5912,7 @@
         </w:tc>
         <w:tc>
           <w:tcPr>
-            <w:tcW w:w="340" w:type="dxa"/>
+            <w:tcW w:w="283" w:type="dxa"/>
             <w:tcBorders>
               <w:bottom w:val="single" w:sz="12" w:space="0" w:color="auto"/>
             </w:tcBorders>
@@ -5958,7 +5931,7 @@
         </w:tc>
         <w:tc>
           <w:tcPr>
-            <w:tcW w:w="340" w:type="dxa"/>
+            <w:tcW w:w="283" w:type="dxa"/>
             <w:vAlign w:val="center"/>
           </w:tcPr>
           <w:p>
@@ -5972,12 +5945,12 @@
       </w:tr>
       <w:tr>
         <w:trPr>
-          <w:trHeight w:val="340"/>
+          <w:trHeight w:val="283"/>
           <w:jc w:val="center"/>
         </w:trPr>
         <w:tc>
           <w:tcPr>
-            <w:tcW w:w="340" w:type="dxa"/>
+            <w:tcW w:w="283" w:type="dxa"/>
             <w:vAlign w:val="center"/>
           </w:tcPr>
           <w:p>
@@ -5990,7 +5963,7 @@
         </w:tc>
         <w:tc>
           <w:tcPr>
-            <w:tcW w:w="340" w:type="dxa"/>
+            <w:tcW w:w="283" w:type="dxa"/>
             <w:tcBorders>
               <w:top w:val="single" w:sz="12" w:space="0" w:color="auto"/>
             </w:tcBorders>
@@ -6006,7 +5979,7 @@
         </w:tc>
         <w:tc>
           <w:tcPr>
-            <w:tcW w:w="340" w:type="dxa"/>
+            <w:tcW w:w="283" w:type="dxa"/>
             <w:tcBorders>
               <w:top w:val="single" w:sz="12" w:space="0" w:color="auto"/>
             </w:tcBorders>
@@ -6025,7 +5998,7 @@
         </w:tc>
         <w:tc>
           <w:tcPr>
-            <w:tcW w:w="340" w:type="dxa"/>
+            <w:tcW w:w="283" w:type="dxa"/>
             <w:tcBorders>
               <w:top w:val="single" w:sz="12" w:space="0" w:color="auto"/>
             </w:tcBorders>
@@ -6044,7 +6017,7 @@
         </w:tc>
         <w:tc>
           <w:tcPr>
-            <w:tcW w:w="340" w:type="dxa"/>
+            <w:tcW w:w="283" w:type="dxa"/>
             <w:tcBorders>
               <w:top w:val="single" w:sz="12" w:space="0" w:color="auto"/>
             </w:tcBorders>
@@ -6063,7 +6036,7 @@
         </w:tc>
         <w:tc>
           <w:tcPr>
-            <w:tcW w:w="340" w:type="dxa"/>
+            <w:tcW w:w="283" w:type="dxa"/>
             <w:tcBorders>
               <w:top w:val="single" w:sz="12" w:space="0" w:color="auto"/>
             </w:tcBorders>
@@ -6082,7 +6055,7 @@
         </w:tc>
         <w:tc>
           <w:tcPr>
-            <w:tcW w:w="340" w:type="dxa"/>
+            <w:tcW w:w="283" w:type="dxa"/>
             <w:vAlign w:val="center"/>
           </w:tcPr>
           <w:p>
@@ -6096,12 +6069,12 @@
       </w:tr>
       <w:tr>
         <w:trPr>
-          <w:trHeight w:val="340"/>
+          <w:trHeight w:val="283"/>
           <w:jc w:val="center"/>
         </w:trPr>
         <w:tc>
           <w:tcPr>
-            <w:tcW w:w="340" w:type="dxa"/>
+            <w:tcW w:w="283" w:type="dxa"/>
             <w:vAlign w:val="center"/>
           </w:tcPr>
           <w:p>
@@ -6114,7 +6087,7 @@
         </w:tc>
         <w:tc>
           <w:tcPr>
-            <w:tcW w:w="340" w:type="dxa"/>
+            <w:tcW w:w="283" w:type="dxa"/>
             <w:vAlign w:val="center"/>
           </w:tcPr>
           <w:p>
@@ -6127,7 +6100,7 @@
         </w:tc>
         <w:tc>
           <w:tcPr>
-            <w:tcW w:w="340" w:type="dxa"/>
+            <w:tcW w:w="283" w:type="dxa"/>
             <w:vAlign w:val="center"/>
           </w:tcPr>
           <w:p>
@@ -6140,7 +6113,7 @@
         </w:tc>
         <w:tc>
           <w:tcPr>
-            <w:tcW w:w="340" w:type="dxa"/>
+            <w:tcW w:w="283" w:type="dxa"/>
             <w:vAlign w:val="center"/>
           </w:tcPr>
           <w:p>
@@ -6153,7 +6126,7 @@
         </w:tc>
         <w:tc>
           <w:tcPr>
-            <w:tcW w:w="340" w:type="dxa"/>
+            <w:tcW w:w="283" w:type="dxa"/>
             <w:vAlign w:val="center"/>
           </w:tcPr>
           <w:p>
@@ -6166,7 +6139,7 @@
         </w:tc>
         <w:tc>
           <w:tcPr>
-            <w:tcW w:w="340" w:type="dxa"/>
+            <w:tcW w:w="283" w:type="dxa"/>
             <w:vAlign w:val="center"/>
           </w:tcPr>
           <w:p>
@@ -6179,7 +6152,7 @@
         </w:tc>
         <w:tc>
           <w:tcPr>
-            <w:tcW w:w="340" w:type="dxa"/>
+            <w:tcW w:w="283" w:type="dxa"/>
             <w:vAlign w:val="center"/>
           </w:tcPr>
           <w:p>
@@ -6220,25 +6193,29 @@
           <w:insideH w:val="single" w:sz="2" w:space="0" w:color="747474" w:themeColor="background2" w:themeShade="80"/>
           <w:insideV w:val="single" w:sz="2" w:space="0" w:color="747474" w:themeColor="background2" w:themeShade="80"/>
         </w:tblBorders>
+        <w:tblCellMar>
+          <w:left w:w="0" w:type="dxa"/>
+          <w:right w:w="0" w:type="dxa"/>
+        </w:tblCellMar>
         <w:tblLook w:val="04A0" w:firstRow="1" w:lastRow="0" w:firstColumn="1" w:lastColumn="0" w:noHBand="0" w:noVBand="1"/>
       </w:tblPr>
       <w:tblGrid>
-        <w:gridCol w:w="340"/>
-        <w:gridCol w:w="352"/>
-        <w:gridCol w:w="340"/>
-        <w:gridCol w:w="340"/>
-        <w:gridCol w:w="340"/>
-        <w:gridCol w:w="340"/>
-        <w:gridCol w:w="340"/>
+        <w:gridCol w:w="283"/>
+        <w:gridCol w:w="283"/>
+        <w:gridCol w:w="283"/>
+        <w:gridCol w:w="283"/>
+        <w:gridCol w:w="283"/>
+        <w:gridCol w:w="283"/>
+        <w:gridCol w:w="283"/>
       </w:tblGrid>
       <w:tr>
         <w:trPr>
-          <w:trHeight w:val="340"/>
+          <w:trHeight w:val="283"/>
           <w:jc w:val="center"/>
         </w:trPr>
         <w:tc>
           <w:tcPr>
-            <w:tcW w:w="340" w:type="dxa"/>
+            <w:tcW w:w="283" w:type="dxa"/>
             <w:vAlign w:val="center"/>
           </w:tcPr>
           <w:p>
@@ -6251,7 +6228,7 @@
         </w:tc>
         <w:tc>
           <w:tcPr>
-            <w:tcW w:w="340" w:type="dxa"/>
+            <w:tcW w:w="283" w:type="dxa"/>
             <w:vAlign w:val="center"/>
           </w:tcPr>
           <w:p>
@@ -6264,7 +6241,7 @@
         </w:tc>
         <w:tc>
           <w:tcPr>
-            <w:tcW w:w="340" w:type="dxa"/>
+            <w:tcW w:w="283" w:type="dxa"/>
             <w:vAlign w:val="center"/>
           </w:tcPr>
           <w:p>
@@ -6286,7 +6263,7 @@
         </w:tc>
         <w:tc>
           <w:tcPr>
-            <w:tcW w:w="340" w:type="dxa"/>
+            <w:tcW w:w="283" w:type="dxa"/>
             <w:vAlign w:val="center"/>
           </w:tcPr>
           <w:p>
@@ -6302,7 +6279,7 @@
         </w:tc>
         <w:tc>
           <w:tcPr>
-            <w:tcW w:w="340" w:type="dxa"/>
+            <w:tcW w:w="283" w:type="dxa"/>
             <w:vAlign w:val="center"/>
           </w:tcPr>
           <w:p>
@@ -6324,7 +6301,7 @@
         </w:tc>
         <w:tc>
           <w:tcPr>
-            <w:tcW w:w="340" w:type="dxa"/>
+            <w:tcW w:w="283" w:type="dxa"/>
             <w:vAlign w:val="center"/>
           </w:tcPr>
           <w:p>
@@ -6340,7 +6317,7 @@
         </w:tc>
         <w:tc>
           <w:tcPr>
-            <w:tcW w:w="340" w:type="dxa"/>
+            <w:tcW w:w="283" w:type="dxa"/>
             <w:vAlign w:val="center"/>
           </w:tcPr>
           <w:p>
@@ -6354,12 +6331,12 @@
       </w:tr>
       <w:tr>
         <w:trPr>
-          <w:trHeight w:val="340"/>
+          <w:trHeight w:val="283"/>
           <w:jc w:val="center"/>
         </w:trPr>
         <w:tc>
           <w:tcPr>
-            <w:tcW w:w="340" w:type="dxa"/>
+            <w:tcW w:w="283" w:type="dxa"/>
             <w:vAlign w:val="center"/>
           </w:tcPr>
           <w:p>
@@ -6372,7 +6349,7 @@
         </w:tc>
         <w:tc>
           <w:tcPr>
-            <w:tcW w:w="340" w:type="dxa"/>
+            <w:tcW w:w="283" w:type="dxa"/>
             <w:vAlign w:val="center"/>
           </w:tcPr>
           <w:p>
@@ -6385,7 +6362,7 @@
         </w:tc>
         <w:tc>
           <w:tcPr>
-            <w:tcW w:w="340" w:type="dxa"/>
+            <w:tcW w:w="283" w:type="dxa"/>
             <w:vAlign w:val="center"/>
           </w:tcPr>
           <w:p>
@@ -6398,7 +6375,7 @@
         </w:tc>
         <w:tc>
           <w:tcPr>
-            <w:tcW w:w="340" w:type="dxa"/>
+            <w:tcW w:w="283" w:type="dxa"/>
             <w:vAlign w:val="center"/>
           </w:tcPr>
           <w:p>
@@ -6414,7 +6391,7 @@
         </w:tc>
         <w:tc>
           <w:tcPr>
-            <w:tcW w:w="340" w:type="dxa"/>
+            <w:tcW w:w="283" w:type="dxa"/>
             <w:vAlign w:val="center"/>
           </w:tcPr>
           <w:p>
@@ -6430,7 +6407,7 @@
         </w:tc>
         <w:tc>
           <w:tcPr>
-            <w:tcW w:w="340" w:type="dxa"/>
+            <w:tcW w:w="283" w:type="dxa"/>
             <w:vAlign w:val="center"/>
           </w:tcPr>
           <w:p>
@@ -6446,7 +6423,7 @@
         </w:tc>
         <w:tc>
           <w:tcPr>
-            <w:tcW w:w="340" w:type="dxa"/>
+            <w:tcW w:w="283" w:type="dxa"/>
             <w:vAlign w:val="center"/>
           </w:tcPr>
           <w:p>
@@ -6460,12 +6437,12 @@
       </w:tr>
       <w:tr>
         <w:trPr>
-          <w:trHeight w:val="340"/>
+          <w:trHeight w:val="283"/>
           <w:jc w:val="center"/>
         </w:trPr>
         <w:tc>
           <w:tcPr>
-            <w:tcW w:w="340" w:type="dxa"/>
+            <w:tcW w:w="283" w:type="dxa"/>
             <w:vAlign w:val="center"/>
           </w:tcPr>
           <w:p>
@@ -6478,7 +6455,7 @@
         </w:tc>
         <w:tc>
           <w:tcPr>
-            <w:tcW w:w="340" w:type="dxa"/>
+            <w:tcW w:w="283" w:type="dxa"/>
             <w:tcBorders>
               <w:bottom w:val="single" w:sz="12" w:space="0" w:color="auto"/>
             </w:tcBorders>
@@ -6497,7 +6474,7 @@
         </w:tc>
         <w:tc>
           <w:tcPr>
-            <w:tcW w:w="340" w:type="dxa"/>
+            <w:tcW w:w="283" w:type="dxa"/>
             <w:tcBorders>
               <w:bottom w:val="single" w:sz="12" w:space="0" w:color="auto"/>
             </w:tcBorders>
@@ -6516,7 +6493,7 @@
         </w:tc>
         <w:tc>
           <w:tcPr>
-            <w:tcW w:w="340" w:type="dxa"/>
+            <w:tcW w:w="283" w:type="dxa"/>
             <w:tcBorders>
               <w:bottom w:val="single" w:sz="12" w:space="0" w:color="auto"/>
             </w:tcBorders>
@@ -6535,7 +6512,7 @@
         </w:tc>
         <w:tc>
           <w:tcPr>
-            <w:tcW w:w="340" w:type="dxa"/>
+            <w:tcW w:w="283" w:type="dxa"/>
             <w:tcBorders>
               <w:bottom w:val="single" w:sz="12" w:space="0" w:color="auto"/>
             </w:tcBorders>
@@ -6554,7 +6531,7 @@
         </w:tc>
         <w:tc>
           <w:tcPr>
-            <w:tcW w:w="340" w:type="dxa"/>
+            <w:tcW w:w="283" w:type="dxa"/>
             <w:tcBorders>
               <w:bottom w:val="single" w:sz="12" w:space="0" w:color="auto"/>
             </w:tcBorders>
@@ -6573,7 +6550,7 @@
         </w:tc>
         <w:tc>
           <w:tcPr>
-            <w:tcW w:w="340" w:type="dxa"/>
+            <w:tcW w:w="283" w:type="dxa"/>
             <w:vAlign w:val="center"/>
           </w:tcPr>
           <w:p>
@@ -6587,12 +6564,12 @@
       </w:tr>
       <w:tr>
         <w:trPr>
-          <w:trHeight w:val="340"/>
+          <w:trHeight w:val="283"/>
           <w:jc w:val="center"/>
         </w:trPr>
         <w:tc>
           <w:tcPr>
-            <w:tcW w:w="340" w:type="dxa"/>
+            <w:tcW w:w="283" w:type="dxa"/>
             <w:vAlign w:val="center"/>
           </w:tcPr>
           <w:p>
@@ -6605,7 +6582,7 @@
         </w:tc>
         <w:tc>
           <w:tcPr>
-            <w:tcW w:w="340" w:type="dxa"/>
+            <w:tcW w:w="283" w:type="dxa"/>
             <w:tcBorders>
               <w:top w:val="single" w:sz="12" w:space="0" w:color="auto"/>
             </w:tcBorders>
@@ -6621,7 +6598,7 @@
         </w:tc>
         <w:tc>
           <w:tcPr>
-            <w:tcW w:w="340" w:type="dxa"/>
+            <w:tcW w:w="283" w:type="dxa"/>
             <w:tcBorders>
               <w:top w:val="single" w:sz="12" w:space="0" w:color="auto"/>
             </w:tcBorders>
@@ -6640,7 +6617,7 @@
         </w:tc>
         <w:tc>
           <w:tcPr>
-            <w:tcW w:w="340" w:type="dxa"/>
+            <w:tcW w:w="283" w:type="dxa"/>
             <w:tcBorders>
               <w:top w:val="single" w:sz="12" w:space="0" w:color="auto"/>
             </w:tcBorders>
@@ -6659,7 +6636,7 @@
         </w:tc>
         <w:tc>
           <w:tcPr>
-            <w:tcW w:w="340" w:type="dxa"/>
+            <w:tcW w:w="283" w:type="dxa"/>
             <w:tcBorders>
               <w:top w:val="single" w:sz="12" w:space="0" w:color="auto"/>
             </w:tcBorders>
@@ -6678,7 +6655,7 @@
         </w:tc>
         <w:tc>
           <w:tcPr>
-            <w:tcW w:w="340" w:type="dxa"/>
+            <w:tcW w:w="283" w:type="dxa"/>
             <w:tcBorders>
               <w:top w:val="single" w:sz="12" w:space="0" w:color="auto"/>
             </w:tcBorders>
@@ -6697,7 +6674,7 @@
         </w:tc>
         <w:tc>
           <w:tcPr>
-            <w:tcW w:w="340" w:type="dxa"/>
+            <w:tcW w:w="283" w:type="dxa"/>
             <w:vAlign w:val="center"/>
           </w:tcPr>
           <w:p>
@@ -6711,12 +6688,12 @@
       </w:tr>
       <w:tr>
         <w:trPr>
-          <w:trHeight w:val="340"/>
+          <w:trHeight w:val="283"/>
           <w:jc w:val="center"/>
         </w:trPr>
         <w:tc>
           <w:tcPr>
-            <w:tcW w:w="340" w:type="dxa"/>
+            <w:tcW w:w="283" w:type="dxa"/>
             <w:vAlign w:val="center"/>
           </w:tcPr>
           <w:p>
@@ -6729,7 +6706,7 @@
         </w:tc>
         <w:tc>
           <w:tcPr>
-            <w:tcW w:w="340" w:type="dxa"/>
+            <w:tcW w:w="283" w:type="dxa"/>
             <w:vAlign w:val="center"/>
           </w:tcPr>
           <w:p>
@@ -6742,7 +6719,7 @@
         </w:tc>
         <w:tc>
           <w:tcPr>
-            <w:tcW w:w="340" w:type="dxa"/>
+            <w:tcW w:w="283" w:type="dxa"/>
             <w:vAlign w:val="center"/>
           </w:tcPr>
           <w:p>
@@ -6755,7 +6732,7 @@
         </w:tc>
         <w:tc>
           <w:tcPr>
-            <w:tcW w:w="340" w:type="dxa"/>
+            <w:tcW w:w="283" w:type="dxa"/>
             <w:vAlign w:val="center"/>
           </w:tcPr>
           <w:p>
@@ -6768,7 +6745,7 @@
         </w:tc>
         <w:tc>
           <w:tcPr>
-            <w:tcW w:w="340" w:type="dxa"/>
+            <w:tcW w:w="283" w:type="dxa"/>
             <w:vAlign w:val="center"/>
           </w:tcPr>
           <w:p>
@@ -6781,7 +6758,7 @@
         </w:tc>
         <w:tc>
           <w:tcPr>
-            <w:tcW w:w="340" w:type="dxa"/>
+            <w:tcW w:w="283" w:type="dxa"/>
             <w:vAlign w:val="center"/>
           </w:tcPr>
           <w:p>
@@ -6794,7 +6771,7 @@
         </w:tc>
         <w:tc>
           <w:tcPr>
-            <w:tcW w:w="340" w:type="dxa"/>
+            <w:tcW w:w="283" w:type="dxa"/>
             <w:vAlign w:val="center"/>
           </w:tcPr>
           <w:p>
@@ -6835,27 +6812,31 @@
           <w:insideH w:val="single" w:sz="2" w:space="0" w:color="747474" w:themeColor="background2" w:themeShade="80"/>
           <w:insideV w:val="single" w:sz="2" w:space="0" w:color="747474" w:themeColor="background2" w:themeShade="80"/>
         </w:tblBorders>
+        <w:tblCellMar>
+          <w:left w:w="0" w:type="dxa"/>
+          <w:right w:w="0" w:type="dxa"/>
+        </w:tblCellMar>
         <w:tblLook w:val="04A0" w:firstRow="1" w:lastRow="0" w:firstColumn="1" w:lastColumn="0" w:noHBand="0" w:noVBand="1"/>
       </w:tblPr>
       <w:tblGrid>
-        <w:gridCol w:w="340"/>
-        <w:gridCol w:w="340"/>
-        <w:gridCol w:w="352"/>
-        <w:gridCol w:w="340"/>
-        <w:gridCol w:w="340"/>
-        <w:gridCol w:w="352"/>
-        <w:gridCol w:w="340"/>
-        <w:gridCol w:w="340"/>
-        <w:gridCol w:w="340"/>
+        <w:gridCol w:w="283"/>
+        <w:gridCol w:w="283"/>
+        <w:gridCol w:w="283"/>
+        <w:gridCol w:w="283"/>
+        <w:gridCol w:w="283"/>
+        <w:gridCol w:w="283"/>
+        <w:gridCol w:w="283"/>
+        <w:gridCol w:w="283"/>
+        <w:gridCol w:w="283"/>
       </w:tblGrid>
       <w:tr>
         <w:trPr>
-          <w:trHeight w:val="340"/>
+          <w:trHeight w:val="283"/>
           <w:jc w:val="center"/>
         </w:trPr>
         <w:tc>
           <w:tcPr>
-            <w:tcW w:w="340" w:type="dxa"/>
+            <w:tcW w:w="283" w:type="dxa"/>
             <w:vAlign w:val="center"/>
           </w:tcPr>
           <w:p>
@@ -6868,7 +6849,7 @@
         </w:tc>
         <w:tc>
           <w:tcPr>
-            <w:tcW w:w="340" w:type="dxa"/>
+            <w:tcW w:w="283" w:type="dxa"/>
             <w:vAlign w:val="center"/>
           </w:tcPr>
           <w:p>
@@ -6881,7 +6862,7 @@
         </w:tc>
         <w:tc>
           <w:tcPr>
-            <w:tcW w:w="352" w:type="dxa"/>
+            <w:tcW w:w="283" w:type="dxa"/>
             <w:vAlign w:val="center"/>
           </w:tcPr>
           <w:p>
@@ -6894,7 +6875,7 @@
         </w:tc>
         <w:tc>
           <w:tcPr>
-            <w:tcW w:w="340" w:type="dxa"/>
+            <w:tcW w:w="283" w:type="dxa"/>
             <w:vAlign w:val="center"/>
           </w:tcPr>
           <w:p>
@@ -6907,7 +6888,7 @@
         </w:tc>
         <w:tc>
           <w:tcPr>
-            <w:tcW w:w="340" w:type="dxa"/>
+            <w:tcW w:w="283" w:type="dxa"/>
             <w:vAlign w:val="center"/>
           </w:tcPr>
           <w:p>
@@ -6920,7 +6901,7 @@
         </w:tc>
         <w:tc>
           <w:tcPr>
-            <w:tcW w:w="352" w:type="dxa"/>
+            <w:tcW w:w="283" w:type="dxa"/>
             <w:vAlign w:val="center"/>
           </w:tcPr>
           <w:p>
@@ -6933,7 +6914,7 @@
         </w:tc>
         <w:tc>
           <w:tcPr>
-            <w:tcW w:w="340" w:type="dxa"/>
+            <w:tcW w:w="283" w:type="dxa"/>
             <w:vAlign w:val="center"/>
           </w:tcPr>
           <w:p>
@@ -6946,7 +6927,7 @@
         </w:tc>
         <w:tc>
           <w:tcPr>
-            <w:tcW w:w="340" w:type="dxa"/>
+            <w:tcW w:w="283" w:type="dxa"/>
             <w:vAlign w:val="center"/>
           </w:tcPr>
           <w:p>
@@ -6959,7 +6940,7 @@
         </w:tc>
         <w:tc>
           <w:tcPr>
-            <w:tcW w:w="340" w:type="dxa"/>
+            <w:tcW w:w="283" w:type="dxa"/>
             <w:vAlign w:val="center"/>
           </w:tcPr>
           <w:p>
@@ -6973,12 +6954,12 @@
       </w:tr>
       <w:tr>
         <w:trPr>
-          <w:trHeight w:val="340"/>
+          <w:trHeight w:val="283"/>
           <w:jc w:val="center"/>
         </w:trPr>
         <w:tc>
           <w:tcPr>
-            <w:tcW w:w="340" w:type="dxa"/>
+            <w:tcW w:w="283" w:type="dxa"/>
             <w:vAlign w:val="center"/>
           </w:tcPr>
           <w:p>
@@ -6991,7 +6972,7 @@
         </w:tc>
         <w:tc>
           <w:tcPr>
-            <w:tcW w:w="340" w:type="dxa"/>
+            <w:tcW w:w="283" w:type="dxa"/>
             <w:tcBorders>
               <w:bottom w:val="single" w:sz="12" w:space="0" w:color="auto"/>
             </w:tcBorders>
@@ -7007,7 +6988,7 @@
         </w:tc>
         <w:tc>
           <w:tcPr>
-            <w:tcW w:w="352" w:type="dxa"/>
+            <w:tcW w:w="283" w:type="dxa"/>
             <w:tcBorders>
               <w:bottom w:val="single" w:sz="12" w:space="0" w:color="auto"/>
             </w:tcBorders>
@@ -7026,7 +7007,7 @@
         </w:tc>
         <w:tc>
           <w:tcPr>
-            <w:tcW w:w="340" w:type="dxa"/>
+            <w:tcW w:w="283" w:type="dxa"/>
             <w:tcBorders>
               <w:bottom w:val="single" w:sz="12" w:space="0" w:color="auto"/>
             </w:tcBorders>
@@ -7045,7 +7026,7 @@
         </w:tc>
         <w:tc>
           <w:tcPr>
-            <w:tcW w:w="340" w:type="dxa"/>
+            <w:tcW w:w="283" w:type="dxa"/>
             <w:tcBorders>
               <w:bottom w:val="single" w:sz="12" w:space="0" w:color="auto"/>
             </w:tcBorders>
@@ -7064,7 +7045,7 @@
         </w:tc>
         <w:tc>
           <w:tcPr>
-            <w:tcW w:w="352" w:type="dxa"/>
+            <w:tcW w:w="283" w:type="dxa"/>
             <w:vAlign w:val="center"/>
           </w:tcPr>
           <w:p>
@@ -7080,7 +7061,7 @@
         </w:tc>
         <w:tc>
           <w:tcPr>
-            <w:tcW w:w="340" w:type="dxa"/>
+            <w:tcW w:w="283" w:type="dxa"/>
             <w:vAlign w:val="center"/>
           </w:tcPr>
           <w:p>
@@ -7096,7 +7077,7 @@
         </w:tc>
         <w:tc>
           <w:tcPr>
-            <w:tcW w:w="340" w:type="dxa"/>
+            <w:tcW w:w="283" w:type="dxa"/>
             <w:vAlign w:val="center"/>
           </w:tcPr>
           <w:p>
@@ -7112,7 +7093,7 @@
         </w:tc>
         <w:tc>
           <w:tcPr>
-            <w:tcW w:w="340" w:type="dxa"/>
+            <w:tcW w:w="283" w:type="dxa"/>
             <w:vAlign w:val="center"/>
           </w:tcPr>
           <w:p>
@@ -7126,12 +7107,12 @@
       </w:tr>
       <w:tr>
         <w:trPr>
-          <w:trHeight w:val="340"/>
+          <w:trHeight w:val="283"/>
           <w:jc w:val="center"/>
         </w:trPr>
         <w:tc>
           <w:tcPr>
-            <w:tcW w:w="340" w:type="dxa"/>
+            <w:tcW w:w="283" w:type="dxa"/>
             <w:vAlign w:val="center"/>
           </w:tcPr>
           <w:p>
@@ -7144,7 +7125,7 @@
         </w:tc>
         <w:tc>
           <w:tcPr>
-            <w:tcW w:w="340" w:type="dxa"/>
+            <w:tcW w:w="283" w:type="dxa"/>
             <w:tcBorders>
               <w:top w:val="single" w:sz="12" w:space="0" w:color="auto"/>
             </w:tcBorders>
@@ -7163,7 +7144,7 @@
         </w:tc>
         <w:tc>
           <w:tcPr>
-            <w:tcW w:w="352" w:type="dxa"/>
+            <w:tcW w:w="283" w:type="dxa"/>
             <w:tcBorders>
               <w:top w:val="single" w:sz="12" w:space="0" w:color="auto"/>
               <w:bottom w:val="single" w:sz="2" w:space="0" w:color="747474" w:themeColor="background2" w:themeShade="80"/>
@@ -7183,7 +7164,7 @@
         </w:tc>
         <w:tc>
           <w:tcPr>
-            <w:tcW w:w="340" w:type="dxa"/>
+            <w:tcW w:w="283" w:type="dxa"/>
             <w:tcBorders>
               <w:top w:val="single" w:sz="12" w:space="0" w:color="auto"/>
               <w:bottom w:val="single" w:sz="2" w:space="0" w:color="747474" w:themeColor="background2" w:themeShade="80"/>
@@ -7203,7 +7184,7 @@
         </w:tc>
         <w:tc>
           <w:tcPr>
-            <w:tcW w:w="340" w:type="dxa"/>
+            <w:tcW w:w="283" w:type="dxa"/>
             <w:tcBorders>
               <w:top w:val="single" w:sz="12" w:space="0" w:color="auto"/>
               <w:bottom w:val="single" w:sz="2" w:space="0" w:color="747474" w:themeColor="background2" w:themeShade="80"/>
@@ -7223,7 +7204,7 @@
         </w:tc>
         <w:tc>
           <w:tcPr>
-            <w:tcW w:w="352" w:type="dxa"/>
+            <w:tcW w:w="283" w:type="dxa"/>
             <w:tcBorders>
               <w:bottom w:val="single" w:sz="2" w:space="0" w:color="747474" w:themeColor="background2" w:themeShade="80"/>
             </w:tcBorders>
@@ -7239,7 +7220,7 @@
         </w:tc>
         <w:tc>
           <w:tcPr>
-            <w:tcW w:w="340" w:type="dxa"/>
+            <w:tcW w:w="283" w:type="dxa"/>
             <w:tcBorders>
               <w:bottom w:val="single" w:sz="2" w:space="0" w:color="747474" w:themeColor="background2" w:themeShade="80"/>
             </w:tcBorders>
@@ -7255,7 +7236,7 @@
         </w:tc>
         <w:tc>
           <w:tcPr>
-            <w:tcW w:w="340" w:type="dxa"/>
+            <w:tcW w:w="283" w:type="dxa"/>
             <w:vAlign w:val="center"/>
           </w:tcPr>
           <w:p>
@@ -7268,7 +7249,7 @@
         </w:tc>
         <w:tc>
           <w:tcPr>
-            <w:tcW w:w="340" w:type="dxa"/>
+            <w:tcW w:w="283" w:type="dxa"/>
             <w:vAlign w:val="center"/>
           </w:tcPr>
           <w:p>
@@ -7282,12 +7263,12 @@
       </w:tr>
       <w:tr>
         <w:trPr>
-          <w:trHeight w:val="340"/>
+          <w:trHeight w:val="283"/>
           <w:jc w:val="center"/>
         </w:trPr>
         <w:tc>
           <w:tcPr>
-            <w:tcW w:w="340" w:type="dxa"/>
+            <w:tcW w:w="283" w:type="dxa"/>
             <w:vAlign w:val="center"/>
           </w:tcPr>
           <w:p>
@@ -7300,7 +7281,7 @@
         </w:tc>
         <w:tc>
           <w:tcPr>
-            <w:tcW w:w="340" w:type="dxa"/>
+            <w:tcW w:w="283" w:type="dxa"/>
             <w:tcBorders>
               <w:bottom w:val="single" w:sz="12" w:space="0" w:color="auto"/>
             </w:tcBorders>
@@ -7316,7 +7297,7 @@
         </w:tc>
         <w:tc>
           <w:tcPr>
-            <w:tcW w:w="352" w:type="dxa"/>
+            <w:tcW w:w="283" w:type="dxa"/>
             <w:tcBorders>
               <w:top w:val="single" w:sz="2" w:space="0" w:color="747474" w:themeColor="background2" w:themeShade="80"/>
               <w:bottom w:val="single" w:sz="12" w:space="0" w:color="auto"/>
@@ -7336,7 +7317,7 @@
         </w:tc>
         <w:tc>
           <w:tcPr>
-            <w:tcW w:w="340" w:type="dxa"/>
+            <w:tcW w:w="283" w:type="dxa"/>
             <w:tcBorders>
               <w:top w:val="single" w:sz="2" w:space="0" w:color="747474" w:themeColor="background2" w:themeShade="80"/>
               <w:bottom w:val="single" w:sz="12" w:space="0" w:color="auto"/>
@@ -7356,7 +7337,7 @@
         </w:tc>
         <w:tc>
           <w:tcPr>
-            <w:tcW w:w="340" w:type="dxa"/>
+            <w:tcW w:w="283" w:type="dxa"/>
             <w:tcBorders>
               <w:top w:val="single" w:sz="2" w:space="0" w:color="747474" w:themeColor="background2" w:themeShade="80"/>
               <w:bottom w:val="single" w:sz="12" w:space="0" w:color="auto"/>
@@ -7376,7 +7357,7 @@
         </w:tc>
         <w:tc>
           <w:tcPr>
-            <w:tcW w:w="352" w:type="dxa"/>
+            <w:tcW w:w="283" w:type="dxa"/>
             <w:tcBorders>
               <w:top w:val="single" w:sz="2" w:space="0" w:color="747474" w:themeColor="background2" w:themeShade="80"/>
               <w:bottom w:val="single" w:sz="12" w:space="0" w:color="auto"/>
@@ -7396,7 +7377,7 @@
         </w:tc>
         <w:tc>
           <w:tcPr>
-            <w:tcW w:w="340" w:type="dxa"/>
+            <w:tcW w:w="283" w:type="dxa"/>
             <w:tcBorders>
               <w:top w:val="single" w:sz="2" w:space="0" w:color="747474" w:themeColor="background2" w:themeShade="80"/>
             </w:tcBorders>
@@ -7412,7 +7393,7 @@
         </w:tc>
         <w:tc>
           <w:tcPr>
-            <w:tcW w:w="340" w:type="dxa"/>
+            <w:tcW w:w="283" w:type="dxa"/>
             <w:vAlign w:val="center"/>
           </w:tcPr>
           <w:p>
@@ -7425,7 +7406,7 @@
         </w:tc>
         <w:tc>
           <w:tcPr>
-            <w:tcW w:w="340" w:type="dxa"/>
+            <w:tcW w:w="283" w:type="dxa"/>
             <w:vAlign w:val="center"/>
           </w:tcPr>
           <w:p>
@@ -7439,12 +7420,12 @@
       </w:tr>
       <w:tr>
         <w:trPr>
-          <w:trHeight w:val="340"/>
+          <w:trHeight w:val="283"/>
           <w:jc w:val="center"/>
         </w:trPr>
         <w:tc>
           <w:tcPr>
-            <w:tcW w:w="340" w:type="dxa"/>
+            <w:tcW w:w="283" w:type="dxa"/>
             <w:vAlign w:val="center"/>
           </w:tcPr>
           <w:p>
@@ -7457,7 +7438,7 @@
         </w:tc>
         <w:tc>
           <w:tcPr>
-            <w:tcW w:w="340" w:type="dxa"/>
+            <w:tcW w:w="283" w:type="dxa"/>
             <w:tcBorders>
               <w:top w:val="single" w:sz="12" w:space="0" w:color="auto"/>
             </w:tcBorders>
@@ -7476,7 +7457,7 @@
         </w:tc>
         <w:tc>
           <w:tcPr>
-            <w:tcW w:w="352" w:type="dxa"/>
+            <w:tcW w:w="283" w:type="dxa"/>
             <w:tcBorders>
               <w:top w:val="single" w:sz="12" w:space="0" w:color="auto"/>
             </w:tcBorders>
@@ -7495,7 +7476,7 @@
         </w:tc>
         <w:tc>
           <w:tcPr>
-            <w:tcW w:w="340" w:type="dxa"/>
+            <w:tcW w:w="283" w:type="dxa"/>
             <w:tcBorders>
               <w:top w:val="single" w:sz="12" w:space="0" w:color="auto"/>
             </w:tcBorders>
@@ -7514,7 +7495,7 @@
         </w:tc>
         <w:tc>
           <w:tcPr>
-            <w:tcW w:w="340" w:type="dxa"/>
+            <w:tcW w:w="283" w:type="dxa"/>
             <w:tcBorders>
               <w:top w:val="single" w:sz="12" w:space="0" w:color="auto"/>
             </w:tcBorders>
@@ -7533,7 +7514,7 @@
         </w:tc>
         <w:tc>
           <w:tcPr>
-            <w:tcW w:w="352" w:type="dxa"/>
+            <w:tcW w:w="283" w:type="dxa"/>
             <w:tcBorders>
               <w:top w:val="single" w:sz="12" w:space="0" w:color="auto"/>
             </w:tcBorders>
@@ -7552,7 +7533,7 @@
         </w:tc>
         <w:tc>
           <w:tcPr>
-            <w:tcW w:w="340" w:type="dxa"/>
+            <w:tcW w:w="283" w:type="dxa"/>
             <w:vAlign w:val="center"/>
           </w:tcPr>
           <w:p>
@@ -7565,7 +7546,7 @@
         </w:tc>
         <w:tc>
           <w:tcPr>
-            <w:tcW w:w="340" w:type="dxa"/>
+            <w:tcW w:w="283" w:type="dxa"/>
             <w:vAlign w:val="center"/>
           </w:tcPr>
           <w:p>
@@ -7578,7 +7559,7 @@
         </w:tc>
         <w:tc>
           <w:tcPr>
-            <w:tcW w:w="340" w:type="dxa"/>
+            <w:tcW w:w="283" w:type="dxa"/>
             <w:vAlign w:val="center"/>
           </w:tcPr>
           <w:p>
@@ -7592,12 +7573,12 @@
       </w:tr>
       <w:tr>
         <w:trPr>
-          <w:trHeight w:val="340"/>
+          <w:trHeight w:val="283"/>
           <w:jc w:val="center"/>
         </w:trPr>
         <w:tc>
           <w:tcPr>
-            <w:tcW w:w="340" w:type="dxa"/>
+            <w:tcW w:w="283" w:type="dxa"/>
             <w:vAlign w:val="center"/>
           </w:tcPr>
           <w:p>
@@ -7610,7 +7591,7 @@
         </w:tc>
         <w:tc>
           <w:tcPr>
-            <w:tcW w:w="340" w:type="dxa"/>
+            <w:tcW w:w="283" w:type="dxa"/>
             <w:vAlign w:val="center"/>
           </w:tcPr>
           <w:p>
@@ -7623,7 +7604,7 @@
         </w:tc>
         <w:tc>
           <w:tcPr>
-            <w:tcW w:w="352" w:type="dxa"/>
+            <w:tcW w:w="283" w:type="dxa"/>
             <w:vAlign w:val="center"/>
           </w:tcPr>
           <w:p>
@@ -7636,7 +7617,7 @@
         </w:tc>
         <w:tc>
           <w:tcPr>
-            <w:tcW w:w="340" w:type="dxa"/>
+            <w:tcW w:w="283" w:type="dxa"/>
             <w:vAlign w:val="center"/>
           </w:tcPr>
           <w:p>
@@ -7649,7 +7630,7 @@
         </w:tc>
         <w:tc>
           <w:tcPr>
-            <w:tcW w:w="340" w:type="dxa"/>
+            <w:tcW w:w="283" w:type="dxa"/>
             <w:vAlign w:val="center"/>
           </w:tcPr>
           <w:p>
@@ -7662,7 +7643,7 @@
         </w:tc>
         <w:tc>
           <w:tcPr>
-            <w:tcW w:w="352" w:type="dxa"/>
+            <w:tcW w:w="283" w:type="dxa"/>
             <w:vAlign w:val="center"/>
           </w:tcPr>
           <w:p>
@@ -7675,7 +7656,7 @@
         </w:tc>
         <w:tc>
           <w:tcPr>
-            <w:tcW w:w="340" w:type="dxa"/>
+            <w:tcW w:w="283" w:type="dxa"/>
             <w:vAlign w:val="center"/>
           </w:tcPr>
           <w:p>
@@ -7688,7 +7669,7 @@
         </w:tc>
         <w:tc>
           <w:tcPr>
-            <w:tcW w:w="340" w:type="dxa"/>
+            <w:tcW w:w="283" w:type="dxa"/>
             <w:vAlign w:val="center"/>
           </w:tcPr>
           <w:p>
@@ -7701,7 +7682,7 @@
         </w:tc>
         <w:tc>
           <w:tcPr>
-            <w:tcW w:w="340" w:type="dxa"/>
+            <w:tcW w:w="283" w:type="dxa"/>
             <w:vAlign w:val="center"/>
           </w:tcPr>
           <w:p>
@@ -7745,29 +7726,34 @@
           <w:insideH w:val="single" w:sz="2" w:space="0" w:color="747474" w:themeColor="background2" w:themeShade="80"/>
           <w:insideV w:val="single" w:sz="2" w:space="0" w:color="747474" w:themeColor="background2" w:themeShade="80"/>
         </w:tblBorders>
+        <w:tblCellMar>
+          <w:left w:w="0" w:type="dxa"/>
+          <w:right w:w="0" w:type="dxa"/>
+        </w:tblCellMar>
         <w:tblLook w:val="04A0" w:firstRow="1" w:lastRow="0" w:firstColumn="1" w:lastColumn="0" w:noHBand="0" w:noVBand="1"/>
       </w:tblPr>
       <w:tblGrid>
-        <w:gridCol w:w="340"/>
-        <w:gridCol w:w="340"/>
-        <w:gridCol w:w="352"/>
-        <w:gridCol w:w="340"/>
-        <w:gridCol w:w="352"/>
-        <w:gridCol w:w="352"/>
-        <w:gridCol w:w="340"/>
-        <w:gridCol w:w="352"/>
-        <w:gridCol w:w="340"/>
-        <w:gridCol w:w="340"/>
-        <w:gridCol w:w="340"/>
+        <w:gridCol w:w="283"/>
+        <w:gridCol w:w="283"/>
+        <w:gridCol w:w="283"/>
+        <w:gridCol w:w="283"/>
+        <w:gridCol w:w="283"/>
+        <w:gridCol w:w="283"/>
+        <w:gridCol w:w="283"/>
+        <w:gridCol w:w="283"/>
+        <w:gridCol w:w="283"/>
+        <w:gridCol w:w="283"/>
+        <w:gridCol w:w="283"/>
       </w:tblGrid>
       <w:tr>
         <w:trPr>
-          <w:trHeight w:val="340"/>
+          <w:cantSplit/>
+          <w:trHeight w:val="283"/>
           <w:jc w:val="center"/>
         </w:trPr>
         <w:tc>
           <w:tcPr>
-            <w:tcW w:w="340" w:type="dxa"/>
+            <w:tcW w:w="283" w:type="dxa"/>
             <w:vAlign w:val="center"/>
           </w:tcPr>
           <w:p>
@@ -7780,7 +7766,7 @@
         </w:tc>
         <w:tc>
           <w:tcPr>
-            <w:tcW w:w="340" w:type="dxa"/>
+            <w:tcW w:w="283" w:type="dxa"/>
             <w:vAlign w:val="center"/>
           </w:tcPr>
           <w:p>
@@ -7793,7 +7779,7 @@
         </w:tc>
         <w:tc>
           <w:tcPr>
-            <w:tcW w:w="352" w:type="dxa"/>
+            <w:tcW w:w="283" w:type="dxa"/>
             <w:vAlign w:val="center"/>
           </w:tcPr>
           <w:p>
@@ -7806,7 +7792,7 @@
         </w:tc>
         <w:tc>
           <w:tcPr>
-            <w:tcW w:w="340" w:type="dxa"/>
+            <w:tcW w:w="283" w:type="dxa"/>
             <w:vAlign w:val="center"/>
           </w:tcPr>
           <w:p>
@@ -7819,7 +7805,7 @@
         </w:tc>
         <w:tc>
           <w:tcPr>
-            <w:tcW w:w="352" w:type="dxa"/>
+            <w:tcW w:w="283" w:type="dxa"/>
             <w:vAlign w:val="center"/>
           </w:tcPr>
           <w:p>
@@ -7832,7 +7818,7 @@
         </w:tc>
         <w:tc>
           <w:tcPr>
-            <w:tcW w:w="352" w:type="dxa"/>
+            <w:tcW w:w="283" w:type="dxa"/>
             <w:vAlign w:val="center"/>
           </w:tcPr>
           <w:p>
@@ -7845,7 +7831,7 @@
         </w:tc>
         <w:tc>
           <w:tcPr>
-            <w:tcW w:w="340" w:type="dxa"/>
+            <w:tcW w:w="283" w:type="dxa"/>
             <w:vAlign w:val="center"/>
           </w:tcPr>
           <w:p>
@@ -7858,7 +7844,7 @@
         </w:tc>
         <w:tc>
           <w:tcPr>
-            <w:tcW w:w="352" w:type="dxa"/>
+            <w:tcW w:w="283" w:type="dxa"/>
             <w:vAlign w:val="center"/>
           </w:tcPr>
           <w:p>
@@ -7871,7 +7857,7 @@
         </w:tc>
         <w:tc>
           <w:tcPr>
-            <w:tcW w:w="340" w:type="dxa"/>
+            <w:tcW w:w="283" w:type="dxa"/>
             <w:vAlign w:val="center"/>
           </w:tcPr>
           <w:p>
@@ -7884,7 +7870,7 @@
         </w:tc>
         <w:tc>
           <w:tcPr>
-            <w:tcW w:w="340" w:type="dxa"/>
+            <w:tcW w:w="283" w:type="dxa"/>
             <w:vAlign w:val="center"/>
           </w:tcPr>
           <w:p>
@@ -7897,7 +7883,7 @@
         </w:tc>
         <w:tc>
           <w:tcPr>
-            <w:tcW w:w="340" w:type="dxa"/>
+            <w:tcW w:w="283" w:type="dxa"/>
             <w:vAlign w:val="center"/>
           </w:tcPr>
           <w:p>
@@ -7911,12 +7897,13 @@
       </w:tr>
       <w:tr>
         <w:trPr>
-          <w:trHeight w:val="340"/>
+          <w:cantSplit/>
+          <w:trHeight w:val="283"/>
           <w:jc w:val="center"/>
         </w:trPr>
         <w:tc>
           <w:tcPr>
-            <w:tcW w:w="340" w:type="dxa"/>
+            <w:tcW w:w="283" w:type="dxa"/>
             <w:vAlign w:val="center"/>
           </w:tcPr>
           <w:p>
@@ -7929,7 +7916,7 @@
         </w:tc>
         <w:tc>
           <w:tcPr>
-            <w:tcW w:w="340" w:type="dxa"/>
+            <w:tcW w:w="283" w:type="dxa"/>
             <w:tcBorders>
               <w:bottom w:val="single" w:sz="12" w:space="0" w:color="auto"/>
             </w:tcBorders>
@@ -7948,7 +7935,7 @@
         </w:tc>
         <w:tc>
           <w:tcPr>
-            <w:tcW w:w="352" w:type="dxa"/>
+            <w:tcW w:w="283" w:type="dxa"/>
             <w:tcBorders>
               <w:bottom w:val="single" w:sz="12" w:space="0" w:color="auto"/>
             </w:tcBorders>
@@ -7967,7 +7954,7 @@
         </w:tc>
         <w:tc>
           <w:tcPr>
-            <w:tcW w:w="340" w:type="dxa"/>
+            <w:tcW w:w="283" w:type="dxa"/>
             <w:tcBorders>
               <w:bottom w:val="single" w:sz="12" w:space="0" w:color="auto"/>
             </w:tcBorders>
@@ -7986,7 +7973,7 @@
         </w:tc>
         <w:tc>
           <w:tcPr>
-            <w:tcW w:w="352" w:type="dxa"/>
+            <w:tcW w:w="283" w:type="dxa"/>
             <w:tcBorders>
               <w:bottom w:val="single" w:sz="2" w:space="0" w:color="747474" w:themeColor="background2" w:themeShade="80"/>
             </w:tcBorders>
@@ -8005,7 +7992,7 @@
         </w:tc>
         <w:tc>
           <w:tcPr>
-            <w:tcW w:w="352" w:type="dxa"/>
+            <w:tcW w:w="283" w:type="dxa"/>
             <w:vAlign w:val="center"/>
           </w:tcPr>
           <w:p>
@@ -8021,7 +8008,7 @@
         </w:tc>
         <w:tc>
           <w:tcPr>
-            <w:tcW w:w="340" w:type="dxa"/>
+            <w:tcW w:w="283" w:type="dxa"/>
             <w:vAlign w:val="center"/>
           </w:tcPr>
           <w:p>
@@ -8037,7 +8024,7 @@
         </w:tc>
         <w:tc>
           <w:tcPr>
-            <w:tcW w:w="352" w:type="dxa"/>
+            <w:tcW w:w="283" w:type="dxa"/>
             <w:vAlign w:val="center"/>
           </w:tcPr>
           <w:p>
@@ -8053,7 +8040,7 @@
         </w:tc>
         <w:tc>
           <w:tcPr>
-            <w:tcW w:w="340" w:type="dxa"/>
+            <w:tcW w:w="283" w:type="dxa"/>
             <w:vAlign w:val="center"/>
           </w:tcPr>
           <w:p>
@@ -8069,7 +8056,7 @@
         </w:tc>
         <w:tc>
           <w:tcPr>
-            <w:tcW w:w="340" w:type="dxa"/>
+            <w:tcW w:w="283" w:type="dxa"/>
             <w:vAlign w:val="center"/>
           </w:tcPr>
           <w:p>
@@ -8085,7 +8072,7 @@
         </w:tc>
         <w:tc>
           <w:tcPr>
-            <w:tcW w:w="340" w:type="dxa"/>
+            <w:tcW w:w="283" w:type="dxa"/>
             <w:vAlign w:val="center"/>
           </w:tcPr>
           <w:p>
@@ -8099,12 +8086,13 @@
       </w:tr>
       <w:tr>
         <w:trPr>
-          <w:trHeight w:val="340"/>
+          <w:cantSplit/>
+          <w:trHeight w:val="283"/>
           <w:jc w:val="center"/>
         </w:trPr>
         <w:tc>
           <w:tcPr>
-            <w:tcW w:w="340" w:type="dxa"/>
+            <w:tcW w:w="283" w:type="dxa"/>
             <w:vAlign w:val="center"/>
           </w:tcPr>
           <w:p>
@@ -8117,7 +8105,7 @@
         </w:tc>
         <w:tc>
           <w:tcPr>
-            <w:tcW w:w="340" w:type="dxa"/>
+            <w:tcW w:w="283" w:type="dxa"/>
             <w:tcBorders>
               <w:top w:val="single" w:sz="12" w:space="0" w:color="auto"/>
               <w:bottom w:val="single" w:sz="2" w:space="0" w:color="747474" w:themeColor="background2" w:themeShade="80"/>
@@ -8137,7 +8125,7 @@
         </w:tc>
         <w:tc>
           <w:tcPr>
-            <w:tcW w:w="352" w:type="dxa"/>
+            <w:tcW w:w="283" w:type="dxa"/>
             <w:tcBorders>
               <w:top w:val="single" w:sz="12" w:space="0" w:color="auto"/>
               <w:bottom w:val="single" w:sz="2" w:space="0" w:color="747474" w:themeColor="background2" w:themeShade="80"/>
@@ -8157,7 +8145,7 @@
         </w:tc>
         <w:tc>
           <w:tcPr>
-            <w:tcW w:w="340" w:type="dxa"/>
+            <w:tcW w:w="283" w:type="dxa"/>
             <w:tcBorders>
               <w:top w:val="single" w:sz="12" w:space="0" w:color="auto"/>
               <w:bottom w:val="single" w:sz="2" w:space="0" w:color="747474" w:themeColor="background2" w:themeShade="80"/>
@@ -8174,7 +8162,7 @@
         </w:tc>
         <w:tc>
           <w:tcPr>
-            <w:tcW w:w="352" w:type="dxa"/>
+            <w:tcW w:w="283" w:type="dxa"/>
             <w:tcBorders>
               <w:top w:val="single" w:sz="2" w:space="0" w:color="747474" w:themeColor="background2" w:themeShade="80"/>
               <w:bottom w:val="single" w:sz="2" w:space="0" w:color="747474" w:themeColor="background2" w:themeShade="80"/>
@@ -8191,7 +8179,7 @@
         </w:tc>
         <w:tc>
           <w:tcPr>
-            <w:tcW w:w="352" w:type="dxa"/>
+            <w:tcW w:w="283" w:type="dxa"/>
             <w:tcBorders>
               <w:bottom w:val="single" w:sz="2" w:space="0" w:color="747474" w:themeColor="background2" w:themeShade="80"/>
             </w:tcBorders>
@@ -8207,7 +8195,7 @@
         </w:tc>
         <w:tc>
           <w:tcPr>
-            <w:tcW w:w="340" w:type="dxa"/>
+            <w:tcW w:w="283" w:type="dxa"/>
             <w:tcBorders>
               <w:bottom w:val="single" w:sz="2" w:space="0" w:color="747474" w:themeColor="background2" w:themeShade="80"/>
             </w:tcBorders>
@@ -8223,7 +8211,7 @@
         </w:tc>
         <w:tc>
           <w:tcPr>
-            <w:tcW w:w="352" w:type="dxa"/>
+            <w:tcW w:w="283" w:type="dxa"/>
             <w:vAlign w:val="center"/>
           </w:tcPr>
           <w:p>
@@ -8236,7 +8224,7 @@
         </w:tc>
         <w:tc>
           <w:tcPr>
-            <w:tcW w:w="340" w:type="dxa"/>
+            <w:tcW w:w="283" w:type="dxa"/>
             <w:vAlign w:val="center"/>
           </w:tcPr>
           <w:p>
@@ -8249,7 +8237,7 @@
         </w:tc>
         <w:tc>
           <w:tcPr>
-            <w:tcW w:w="340" w:type="dxa"/>
+            <w:tcW w:w="283" w:type="dxa"/>
             <w:vAlign w:val="center"/>
           </w:tcPr>
           <w:p>
@@ -8262,7 +8250,7 @@
         </w:tc>
         <w:tc>
           <w:tcPr>
-            <w:tcW w:w="340" w:type="dxa"/>
+            <w:tcW w:w="283" w:type="dxa"/>
             <w:vAlign w:val="center"/>
           </w:tcPr>
           <w:p>
@@ -8276,12 +8264,13 @@
       </w:tr>
       <w:tr>
         <w:trPr>
-          <w:trHeight w:val="340"/>
+          <w:cantSplit/>
+          <w:trHeight w:val="283"/>
           <w:jc w:val="center"/>
         </w:trPr>
         <w:tc>
           <w:tcPr>
-            <w:tcW w:w="340" w:type="dxa"/>
+            <w:tcW w:w="283" w:type="dxa"/>
             <w:vAlign w:val="center"/>
           </w:tcPr>
           <w:p>
@@ -8294,7 +8283,7 @@
         </w:tc>
         <w:tc>
           <w:tcPr>
-            <w:tcW w:w="340" w:type="dxa"/>
+            <w:tcW w:w="283" w:type="dxa"/>
             <w:tcBorders>
               <w:bottom w:val="single" w:sz="2" w:space="0" w:color="747474" w:themeColor="background2" w:themeShade="80"/>
             </w:tcBorders>
@@ -8310,7 +8299,7 @@
         </w:tc>
         <w:tc>
           <w:tcPr>
-            <w:tcW w:w="352" w:type="dxa"/>
+            <w:tcW w:w="283" w:type="dxa"/>
             <w:tcBorders>
               <w:top w:val="single" w:sz="2" w:space="0" w:color="747474" w:themeColor="background2" w:themeShade="80"/>
               <w:bottom w:val="single" w:sz="2" w:space="0" w:color="747474" w:themeColor="background2" w:themeShade="80"/>
@@ -8330,7 +8319,7 @@
         </w:tc>
         <w:tc>
           <w:tcPr>
-            <w:tcW w:w="340" w:type="dxa"/>
+            <w:tcW w:w="283" w:type="dxa"/>
             <w:tcBorders>
               <w:top w:val="single" w:sz="2" w:space="0" w:color="747474" w:themeColor="background2" w:themeShade="80"/>
               <w:bottom w:val="single" w:sz="2" w:space="0" w:color="747474" w:themeColor="background2" w:themeShade="80"/>
@@ -8350,7 +8339,7 @@
         </w:tc>
         <w:tc>
           <w:tcPr>
-            <w:tcW w:w="352" w:type="dxa"/>
+            <w:tcW w:w="283" w:type="dxa"/>
             <w:tcBorders>
               <w:top w:val="single" w:sz="2" w:space="0" w:color="747474" w:themeColor="background2" w:themeShade="80"/>
               <w:bottom w:val="single" w:sz="2" w:space="0" w:color="747474" w:themeColor="background2" w:themeShade="80"/>
@@ -8367,7 +8356,7 @@
         </w:tc>
         <w:tc>
           <w:tcPr>
-            <w:tcW w:w="352" w:type="dxa"/>
+            <w:tcW w:w="283" w:type="dxa"/>
             <w:tcBorders>
               <w:top w:val="single" w:sz="2" w:space="0" w:color="747474" w:themeColor="background2" w:themeShade="80"/>
               <w:bottom w:val="single" w:sz="2" w:space="0" w:color="747474" w:themeColor="background2" w:themeShade="80"/>
@@ -8384,7 +8373,7 @@
         </w:tc>
         <w:tc>
           <w:tcPr>
-            <w:tcW w:w="340" w:type="dxa"/>
+            <w:tcW w:w="283" w:type="dxa"/>
             <w:tcBorders>
               <w:top w:val="single" w:sz="2" w:space="0" w:color="747474" w:themeColor="background2" w:themeShade="80"/>
             </w:tcBorders>
@@ -8400,7 +8389,7 @@
         </w:tc>
         <w:tc>
           <w:tcPr>
-            <w:tcW w:w="352" w:type="dxa"/>
+            <w:tcW w:w="283" w:type="dxa"/>
             <w:vAlign w:val="center"/>
           </w:tcPr>
           <w:p>
@@ -8413,7 +8402,7 @@
         </w:tc>
         <w:tc>
           <w:tcPr>
-            <w:tcW w:w="340" w:type="dxa"/>
+            <w:tcW w:w="283" w:type="dxa"/>
             <w:vAlign w:val="center"/>
           </w:tcPr>
           <w:p>
@@ -8426,7 +8415,7 @@
         </w:tc>
         <w:tc>
           <w:tcPr>
-            <w:tcW w:w="340" w:type="dxa"/>
+            <w:tcW w:w="283" w:type="dxa"/>
             <w:vAlign w:val="center"/>
           </w:tcPr>
           <w:p>
@@ -8439,7 +8428,7 @@
         </w:tc>
         <w:tc>
           <w:tcPr>
-            <w:tcW w:w="340" w:type="dxa"/>
+            <w:tcW w:w="283" w:type="dxa"/>
             <w:vAlign w:val="center"/>
           </w:tcPr>
           <w:p>
@@ -8453,12 +8442,13 @@
       </w:tr>
       <w:tr>
         <w:trPr>
-          <w:trHeight w:val="340"/>
+          <w:cantSplit/>
+          <w:trHeight w:val="283"/>
           <w:jc w:val="center"/>
         </w:trPr>
         <w:tc>
           <w:tcPr>
-            <w:tcW w:w="340" w:type="dxa"/>
+            <w:tcW w:w="283" w:type="dxa"/>
             <w:vAlign w:val="center"/>
           </w:tcPr>
           <w:p>
@@ -8471,7 +8461,7 @@
         </w:tc>
         <w:tc>
           <w:tcPr>
-            <w:tcW w:w="340" w:type="dxa"/>
+            <w:tcW w:w="283" w:type="dxa"/>
             <w:tcBorders>
               <w:top w:val="single" w:sz="2" w:space="0" w:color="747474" w:themeColor="background2" w:themeShade="80"/>
             </w:tcBorders>
@@ -8487,7 +8477,7 @@
         </w:tc>
         <w:tc>
           <w:tcPr>
-            <w:tcW w:w="352" w:type="dxa"/>
+            <w:tcW w:w="283" w:type="dxa"/>
             <w:tcBorders>
               <w:top w:val="single" w:sz="2" w:space="0" w:color="747474" w:themeColor="background2" w:themeShade="80"/>
             </w:tcBorders>
@@ -8503,7 +8493,7 @@
         </w:tc>
         <w:tc>
           <w:tcPr>
-            <w:tcW w:w="340" w:type="dxa"/>
+            <w:tcW w:w="283" w:type="dxa"/>
             <w:tcBorders>
               <w:top w:val="single" w:sz="2" w:space="0" w:color="747474" w:themeColor="background2" w:themeShade="80"/>
             </w:tcBorders>
@@ -8522,7 +8512,7 @@
         </w:tc>
         <w:tc>
           <w:tcPr>
-            <w:tcW w:w="352" w:type="dxa"/>
+            <w:tcW w:w="283" w:type="dxa"/>
             <w:tcBorders>
               <w:top w:val="single" w:sz="2" w:space="0" w:color="747474" w:themeColor="background2" w:themeShade="80"/>
             </w:tcBorders>
@@ -8538,7 +8528,7 @@
         </w:tc>
         <w:tc>
           <w:tcPr>
-            <w:tcW w:w="352" w:type="dxa"/>
+            <w:tcW w:w="283" w:type="dxa"/>
             <w:tcBorders>
               <w:top w:val="single" w:sz="2" w:space="0" w:color="747474" w:themeColor="background2" w:themeShade="80"/>
             </w:tcBorders>
@@ -8554,7 +8544,7 @@
         </w:tc>
         <w:tc>
           <w:tcPr>
-            <w:tcW w:w="340" w:type="dxa"/>
+            <w:tcW w:w="283" w:type="dxa"/>
             <w:vAlign w:val="center"/>
           </w:tcPr>
           <w:p>
@@ -8567,7 +8557,7 @@
         </w:tc>
         <w:tc>
           <w:tcPr>
-            <w:tcW w:w="352" w:type="dxa"/>
+            <w:tcW w:w="283" w:type="dxa"/>
             <w:vAlign w:val="center"/>
           </w:tcPr>
           <w:p>
@@ -8580,7 +8570,7 @@
         </w:tc>
         <w:tc>
           <w:tcPr>
-            <w:tcW w:w="340" w:type="dxa"/>
+            <w:tcW w:w="283" w:type="dxa"/>
             <w:vAlign w:val="center"/>
           </w:tcPr>
           <w:p>
@@ -8593,7 +8583,7 @@
         </w:tc>
         <w:tc>
           <w:tcPr>
-            <w:tcW w:w="340" w:type="dxa"/>
+            <w:tcW w:w="283" w:type="dxa"/>
             <w:vAlign w:val="center"/>
           </w:tcPr>
           <w:p>
@@ -8606,7 +8596,7 @@
         </w:tc>
         <w:tc>
           <w:tcPr>
-            <w:tcW w:w="340" w:type="dxa"/>
+            <w:tcW w:w="283" w:type="dxa"/>
             <w:vAlign w:val="center"/>
           </w:tcPr>
           <w:p>
@@ -8620,12 +8610,13 @@
       </w:tr>
       <w:tr>
         <w:trPr>
-          <w:trHeight w:val="340"/>
+          <w:cantSplit/>
+          <w:trHeight w:val="283"/>
           <w:jc w:val="center"/>
         </w:trPr>
         <w:tc>
           <w:tcPr>
-            <w:tcW w:w="340" w:type="dxa"/>
+            <w:tcW w:w="283" w:type="dxa"/>
             <w:vAlign w:val="center"/>
           </w:tcPr>
           <w:p>
@@ -8638,7 +8629,7 @@
         </w:tc>
         <w:tc>
           <w:tcPr>
-            <w:tcW w:w="340" w:type="dxa"/>
+            <w:tcW w:w="283" w:type="dxa"/>
             <w:vAlign w:val="center"/>
           </w:tcPr>
           <w:p>
@@ -8651,7 +8642,7 @@
         </w:tc>
         <w:tc>
           <w:tcPr>
-            <w:tcW w:w="352" w:type="dxa"/>
+            <w:tcW w:w="283" w:type="dxa"/>
             <w:vAlign w:val="center"/>
           </w:tcPr>
           <w:p>
@@ -8664,7 +8655,7 @@
         </w:tc>
         <w:tc>
           <w:tcPr>
-            <w:tcW w:w="340" w:type="dxa"/>
+            <w:tcW w:w="283" w:type="dxa"/>
             <w:vAlign w:val="center"/>
           </w:tcPr>
           <w:p>
@@ -8677,7 +8668,7 @@
         </w:tc>
         <w:tc>
           <w:tcPr>
-            <w:tcW w:w="352" w:type="dxa"/>
+            <w:tcW w:w="283" w:type="dxa"/>
             <w:vAlign w:val="center"/>
           </w:tcPr>
           <w:p>
@@ -8690,7 +8681,7 @@
         </w:tc>
         <w:tc>
           <w:tcPr>
-            <w:tcW w:w="352" w:type="dxa"/>
+            <w:tcW w:w="283" w:type="dxa"/>
             <w:vAlign w:val="center"/>
           </w:tcPr>
           <w:p>
@@ -8703,7 +8694,7 @@
         </w:tc>
         <w:tc>
           <w:tcPr>
-            <w:tcW w:w="340" w:type="dxa"/>
+            <w:tcW w:w="283" w:type="dxa"/>
             <w:vAlign w:val="center"/>
           </w:tcPr>
           <w:p>
@@ -8716,7 +8707,7 @@
         </w:tc>
         <w:tc>
           <w:tcPr>
-            <w:tcW w:w="352" w:type="dxa"/>
+            <w:tcW w:w="283" w:type="dxa"/>
             <w:vAlign w:val="center"/>
           </w:tcPr>
           <w:p>
@@ -8729,7 +8720,7 @@
         </w:tc>
         <w:tc>
           <w:tcPr>
-            <w:tcW w:w="340" w:type="dxa"/>
+            <w:tcW w:w="283" w:type="dxa"/>
             <w:vAlign w:val="center"/>
           </w:tcPr>
           <w:p>
@@ -8742,7 +8733,7 @@
         </w:tc>
         <w:tc>
           <w:tcPr>
-            <w:tcW w:w="340" w:type="dxa"/>
+            <w:tcW w:w="283" w:type="dxa"/>
             <w:vAlign w:val="center"/>
           </w:tcPr>
           <w:p>
@@ -8755,7 +8746,7 @@
         </w:tc>
         <w:tc>
           <w:tcPr>
-            <w:tcW w:w="340" w:type="dxa"/>
+            <w:tcW w:w="283" w:type="dxa"/>
             <w:vAlign w:val="center"/>
           </w:tcPr>
           <w:p>
@@ -9581,7 +9572,6 @@
         </w:numPr>
       </w:pPr>
       <w:r>
-        <w:lastRenderedPageBreak/>
         <w:t xml:space="preserve">Ha </w:t>
       </w:r>
       <w:r>
@@ -9624,6 +9614,7 @@
             <w:rPr>
               <w:rFonts w:ascii="Cambria Math" w:hAnsi="Cambria Math"/>
             </w:rPr>
+            <w:lastRenderedPageBreak/>
             <m:t>y=</m:t>
           </m:r>
           <m:sSup>
@@ -10215,6 +10206,10 @@
           <w:insideH w:val="none" w:sz="0" w:space="0" w:color="auto"/>
           <w:insideV w:val="none" w:sz="0" w:space="0" w:color="auto"/>
         </w:tblBorders>
+        <w:tblCellMar>
+          <w:left w:w="0" w:type="dxa"/>
+          <w:right w:w="0" w:type="dxa"/>
+        </w:tblCellMar>
         <w:tblLook w:val="04A0" w:firstRow="1" w:lastRow="0" w:firstColumn="1" w:lastColumn="0" w:noHBand="0" w:noVBand="1"/>
       </w:tblPr>
       <w:tblGrid>
@@ -10780,23 +10775,7 @@
           <w:i/>
           <w:iCs/>
         </w:rPr>
-        <w:t>A</w:t>
-      </w:r>
-      <w:r>
-        <w:rPr>
-          <w:rFonts w:eastAsiaTheme="minorEastAsia"/>
-          <w:i/>
-          <w:iCs/>
-        </w:rPr>
-        <w:t xml:space="preserve"> Pascal háromszög</w:t>
-      </w:r>
-      <w:r>
-        <w:rPr>
-          <w:rFonts w:eastAsiaTheme="minorEastAsia"/>
-          <w:i/>
-          <w:iCs/>
-        </w:rPr>
-        <w:t xml:space="preserve"> pozitív irányának első pár sora</w:t>
+        <w:t>A Pascal háromszög pozitív irányának első pár sora</w:t>
       </w:r>
     </w:p>
     <w:p>
@@ -10811,7 +10790,6 @@
         </w:rPr>
       </w:pPr>
       <w:r>
-        <w:lastRenderedPageBreak/>
         <w:t>Válasszunk egy egész számot</w:t>
       </w:r>
       <w:r>
@@ -11079,6 +11057,7 @@
     </w:p>
     <w:p>
       <w:r>
+        <w:lastRenderedPageBreak/>
         <w:t xml:space="preserve">Ekkor a közelítés számjegyei az </w:t>
       </w:r>
       <m:oMath>
@@ -11971,7 +11950,6 @@
         </w:numPr>
       </w:pPr>
       <w:r>
-        <w:lastRenderedPageBreak/>
         <w:t>szorzás (</w:t>
       </w:r>
       <w:r>
@@ -12114,6 +12092,7 @@
     </w:p>
     <w:p>
       <w:r>
+        <w:lastRenderedPageBreak/>
         <w:t>Mivel ez a számtípus csak az előjelek bevezetésében tér el a természetes számoktól, minden művelet erősen épít az abban a típusban definiált függvényekre.</w:t>
       </w:r>
     </w:p>
@@ -12521,11 +12500,7 @@
         <w:t>Összeadásnál</w:t>
       </w:r>
       <w:r>
-        <w:t xml:space="preserve"> kipótoljuk a kevesebb tizedesjegyű tagot nullákkal úgy, hogy végül megegyezzen a tizedes tagok száma mindkét számban, majd elvégezzük a műveletet, figyelmen kívül hagyva, hogy valójában nem egész számokkal dolgozunk. Ezt követően már csak hozzávesszük, hogy hány tizedesjegye is volt az eredeti kipótolt számoknak. Pontosan annyi </w:t>
-      </w:r>
-      <w:r>
-        <w:lastRenderedPageBreak/>
-        <w:t>tizedesjegye lesz az eredményünknek is. A fölösleges nullák eltávolításról a konstruktor gondoskodik.</w:t>
+        <w:t xml:space="preserve"> kipótoljuk a kevesebb tizedesjegyű tagot nullákkal úgy, hogy végül megegyezzen a tizedes tagok száma mindkét számban, majd elvégezzük a műveletet, figyelmen kívül hagyva, hogy valójában nem egész számokkal dolgozunk. Ezt követően már csak hozzávesszük, hogy hány tizedesjegye is volt az eredeti kipótolt számoknak. Pontosan annyi tizedesjegye lesz az eredményünknek is. A fölösleges nullák eltávolításról a konstruktor gondoskodik.</w:t>
       </w:r>
     </w:p>
     <w:tbl>
@@ -12541,28 +12516,33 @@
           <w:insideH w:val="single" w:sz="2" w:space="0" w:color="747474" w:themeColor="background2" w:themeShade="80"/>
           <w:insideV w:val="single" w:sz="2" w:space="0" w:color="747474" w:themeColor="background2" w:themeShade="80"/>
         </w:tblBorders>
+        <w:tblLayout w:type="fixed"/>
+        <w:tblCellMar>
+          <w:left w:w="0" w:type="dxa"/>
+          <w:right w:w="0" w:type="dxa"/>
+        </w:tblCellMar>
         <w:tblLook w:val="04A0" w:firstRow="1" w:lastRow="0" w:firstColumn="1" w:lastColumn="0" w:noHBand="0" w:noVBand="1"/>
       </w:tblPr>
       <w:tblGrid>
-        <w:gridCol w:w="340"/>
-        <w:gridCol w:w="352"/>
-        <w:gridCol w:w="340"/>
-        <w:gridCol w:w="340"/>
-        <w:gridCol w:w="340"/>
-        <w:gridCol w:w="396"/>
-        <w:gridCol w:w="340"/>
-        <w:gridCol w:w="340"/>
-        <w:gridCol w:w="340"/>
-        <w:gridCol w:w="340"/>
+        <w:gridCol w:w="283"/>
+        <w:gridCol w:w="283"/>
+        <w:gridCol w:w="283"/>
+        <w:gridCol w:w="283"/>
+        <w:gridCol w:w="283"/>
+        <w:gridCol w:w="283"/>
+        <w:gridCol w:w="283"/>
+        <w:gridCol w:w="283"/>
+        <w:gridCol w:w="283"/>
+        <w:gridCol w:w="283"/>
       </w:tblGrid>
       <w:tr>
         <w:trPr>
-          <w:trHeight w:val="340"/>
+          <w:trHeight w:val="283"/>
           <w:jc w:val="center"/>
         </w:trPr>
         <w:tc>
           <w:tcPr>
-            <w:tcW w:w="340" w:type="dxa"/>
+            <w:tcW w:w="283" w:type="dxa"/>
             <w:vAlign w:val="center"/>
           </w:tcPr>
           <w:p>
@@ -12575,7 +12555,7 @@
         </w:tc>
         <w:tc>
           <w:tcPr>
-            <w:tcW w:w="352" w:type="dxa"/>
+            <w:tcW w:w="283" w:type="dxa"/>
             <w:vAlign w:val="center"/>
           </w:tcPr>
           <w:p>
@@ -12588,7 +12568,7 @@
         </w:tc>
         <w:tc>
           <w:tcPr>
-            <w:tcW w:w="340" w:type="dxa"/>
+            <w:tcW w:w="283" w:type="dxa"/>
             <w:vAlign w:val="center"/>
           </w:tcPr>
           <w:p>
@@ -12610,7 +12590,7 @@
         </w:tc>
         <w:tc>
           <w:tcPr>
-            <w:tcW w:w="340" w:type="dxa"/>
+            <w:tcW w:w="283" w:type="dxa"/>
             <w:vAlign w:val="center"/>
           </w:tcPr>
           <w:p>
@@ -12626,7 +12606,7 @@
         </w:tc>
         <w:tc>
           <w:tcPr>
-            <w:tcW w:w="340" w:type="dxa"/>
+            <w:tcW w:w="283" w:type="dxa"/>
             <w:vAlign w:val="center"/>
           </w:tcPr>
           <w:p>
@@ -12648,7 +12628,7 @@
         </w:tc>
         <w:tc>
           <w:tcPr>
-            <w:tcW w:w="340" w:type="dxa"/>
+            <w:tcW w:w="283" w:type="dxa"/>
             <w:vAlign w:val="center"/>
           </w:tcPr>
           <w:p>
@@ -12670,7 +12650,7 @@
         </w:tc>
         <w:tc>
           <w:tcPr>
-            <w:tcW w:w="340" w:type="dxa"/>
+            <w:tcW w:w="283" w:type="dxa"/>
             <w:vAlign w:val="center"/>
           </w:tcPr>
           <w:p>
@@ -12686,7 +12666,7 @@
         </w:tc>
         <w:tc>
           <w:tcPr>
-            <w:tcW w:w="340" w:type="dxa"/>
+            <w:tcW w:w="283" w:type="dxa"/>
             <w:vAlign w:val="center"/>
           </w:tcPr>
           <w:p>
@@ -12702,7 +12682,7 @@
         </w:tc>
         <w:tc>
           <w:tcPr>
-            <w:tcW w:w="340" w:type="dxa"/>
+            <w:tcW w:w="283" w:type="dxa"/>
             <w:vAlign w:val="center"/>
           </w:tcPr>
           <w:p>
@@ -12718,7 +12698,7 @@
         </w:tc>
         <w:tc>
           <w:tcPr>
-            <w:tcW w:w="340" w:type="dxa"/>
+            <w:tcW w:w="283" w:type="dxa"/>
             <w:vAlign w:val="center"/>
           </w:tcPr>
           <w:p>
@@ -12732,12 +12712,12 @@
       </w:tr>
       <w:tr>
         <w:trPr>
-          <w:trHeight w:val="340"/>
+          <w:trHeight w:val="283"/>
           <w:jc w:val="center"/>
         </w:trPr>
         <w:tc>
           <w:tcPr>
-            <w:tcW w:w="340" w:type="dxa"/>
+            <w:tcW w:w="283" w:type="dxa"/>
             <w:vAlign w:val="center"/>
           </w:tcPr>
           <w:p>
@@ -12750,7 +12730,7 @@
         </w:tc>
         <w:tc>
           <w:tcPr>
-            <w:tcW w:w="352" w:type="dxa"/>
+            <w:tcW w:w="283" w:type="dxa"/>
             <w:vAlign w:val="center"/>
           </w:tcPr>
           <w:p>
@@ -12763,7 +12743,7 @@
         </w:tc>
         <w:tc>
           <w:tcPr>
-            <w:tcW w:w="340" w:type="dxa"/>
+            <w:tcW w:w="283" w:type="dxa"/>
             <w:vAlign w:val="center"/>
           </w:tcPr>
           <w:p>
@@ -12776,7 +12756,7 @@
         </w:tc>
         <w:tc>
           <w:tcPr>
-            <w:tcW w:w="340" w:type="dxa"/>
+            <w:tcW w:w="283" w:type="dxa"/>
             <w:vAlign w:val="center"/>
           </w:tcPr>
           <w:p>
@@ -12792,7 +12772,7 @@
         </w:tc>
         <w:tc>
           <w:tcPr>
-            <w:tcW w:w="340" w:type="dxa"/>
+            <w:tcW w:w="283" w:type="dxa"/>
             <w:vAlign w:val="center"/>
           </w:tcPr>
           <w:p>
@@ -12808,7 +12788,7 @@
         </w:tc>
         <w:tc>
           <w:tcPr>
-            <w:tcW w:w="340" w:type="dxa"/>
+            <w:tcW w:w="283" w:type="dxa"/>
             <w:vAlign w:val="center"/>
           </w:tcPr>
           <w:p>
@@ -12818,16 +12798,13 @@
               <w:jc w:val="center"/>
             </w:pPr>
             <w:r>
-              <w:t>3</w:t>
-            </w:r>
-            <w:r>
-              <w:t>.</w:t>
+              <w:t>3.</w:t>
             </w:r>
           </w:p>
         </w:tc>
         <w:tc>
           <w:tcPr>
-            <w:tcW w:w="340" w:type="dxa"/>
+            <w:tcW w:w="283" w:type="dxa"/>
             <w:vAlign w:val="center"/>
           </w:tcPr>
           <w:p>
@@ -12843,7 +12820,7 @@
         </w:tc>
         <w:tc>
           <w:tcPr>
-            <w:tcW w:w="340" w:type="dxa"/>
+            <w:tcW w:w="283" w:type="dxa"/>
             <w:vAlign w:val="center"/>
           </w:tcPr>
           <w:p>
@@ -12859,7 +12836,7 @@
         </w:tc>
         <w:tc>
           <w:tcPr>
-            <w:tcW w:w="340" w:type="dxa"/>
+            <w:tcW w:w="283" w:type="dxa"/>
             <w:vAlign w:val="center"/>
           </w:tcPr>
           <w:p>
@@ -12875,7 +12852,7 @@
         </w:tc>
         <w:tc>
           <w:tcPr>
-            <w:tcW w:w="340" w:type="dxa"/>
+            <w:tcW w:w="283" w:type="dxa"/>
             <w:vAlign w:val="center"/>
           </w:tcPr>
           <w:p>
@@ -12889,12 +12866,12 @@
       </w:tr>
       <w:tr>
         <w:trPr>
-          <w:trHeight w:val="340"/>
+          <w:trHeight w:val="283"/>
           <w:jc w:val="center"/>
         </w:trPr>
         <w:tc>
           <w:tcPr>
-            <w:tcW w:w="340" w:type="dxa"/>
+            <w:tcW w:w="283" w:type="dxa"/>
             <w:vAlign w:val="center"/>
           </w:tcPr>
           <w:p>
@@ -12907,7 +12884,7 @@
         </w:tc>
         <w:tc>
           <w:tcPr>
-            <w:tcW w:w="352" w:type="dxa"/>
+            <w:tcW w:w="283" w:type="dxa"/>
             <w:tcBorders>
               <w:bottom w:val="single" w:sz="12" w:space="0" w:color="auto"/>
             </w:tcBorders>
@@ -12926,7 +12903,7 @@
         </w:tc>
         <w:tc>
           <w:tcPr>
-            <w:tcW w:w="340" w:type="dxa"/>
+            <w:tcW w:w="283" w:type="dxa"/>
             <w:tcBorders>
               <w:bottom w:val="single" w:sz="12" w:space="0" w:color="auto"/>
             </w:tcBorders>
@@ -12945,7 +12922,7 @@
         </w:tc>
         <w:tc>
           <w:tcPr>
-            <w:tcW w:w="340" w:type="dxa"/>
+            <w:tcW w:w="283" w:type="dxa"/>
             <w:tcBorders>
               <w:bottom w:val="single" w:sz="12" w:space="0" w:color="auto"/>
             </w:tcBorders>
@@ -12964,7 +12941,7 @@
         </w:tc>
         <w:tc>
           <w:tcPr>
-            <w:tcW w:w="340" w:type="dxa"/>
+            <w:tcW w:w="283" w:type="dxa"/>
             <w:tcBorders>
               <w:bottom w:val="single" w:sz="12" w:space="0" w:color="auto"/>
             </w:tcBorders>
@@ -12983,7 +12960,7 @@
         </w:tc>
         <w:tc>
           <w:tcPr>
-            <w:tcW w:w="340" w:type="dxa"/>
+            <w:tcW w:w="283" w:type="dxa"/>
             <w:tcBorders>
               <w:bottom w:val="single" w:sz="12" w:space="0" w:color="auto"/>
             </w:tcBorders>
@@ -12996,16 +12973,13 @@
               <w:jc w:val="center"/>
             </w:pPr>
             <w:r>
-              <w:t>9</w:t>
-            </w:r>
-            <w:r>
-              <w:t>.</w:t>
+              <w:t>9.</w:t>
             </w:r>
           </w:p>
         </w:tc>
         <w:tc>
           <w:tcPr>
-            <w:tcW w:w="340" w:type="dxa"/>
+            <w:tcW w:w="283" w:type="dxa"/>
             <w:tcBorders>
               <w:bottom w:val="single" w:sz="12" w:space="0" w:color="auto"/>
             </w:tcBorders>
@@ -13024,7 +12998,7 @@
         </w:tc>
         <w:tc>
           <w:tcPr>
-            <w:tcW w:w="340" w:type="dxa"/>
+            <w:tcW w:w="283" w:type="dxa"/>
             <w:tcBorders>
               <w:bottom w:val="single" w:sz="12" w:space="0" w:color="auto"/>
             </w:tcBorders>
@@ -13049,7 +13023,7 @@
         </w:tc>
         <w:tc>
           <w:tcPr>
-            <w:tcW w:w="340" w:type="dxa"/>
+            <w:tcW w:w="283" w:type="dxa"/>
             <w:tcBorders>
               <w:bottom w:val="single" w:sz="12" w:space="0" w:color="auto"/>
             </w:tcBorders>
@@ -13074,7 +13048,7 @@
         </w:tc>
         <w:tc>
           <w:tcPr>
-            <w:tcW w:w="340" w:type="dxa"/>
+            <w:tcW w:w="283" w:type="dxa"/>
             <w:vAlign w:val="center"/>
           </w:tcPr>
           <w:p>
@@ -13088,12 +13062,12 @@
       </w:tr>
       <w:tr>
         <w:trPr>
-          <w:trHeight w:val="340"/>
+          <w:trHeight w:val="283"/>
           <w:jc w:val="center"/>
         </w:trPr>
         <w:tc>
           <w:tcPr>
-            <w:tcW w:w="340" w:type="dxa"/>
+            <w:tcW w:w="283" w:type="dxa"/>
             <w:vAlign w:val="center"/>
           </w:tcPr>
           <w:p>
@@ -13106,7 +13080,7 @@
         </w:tc>
         <w:tc>
           <w:tcPr>
-            <w:tcW w:w="352" w:type="dxa"/>
+            <w:tcW w:w="283" w:type="dxa"/>
             <w:tcBorders>
               <w:top w:val="single" w:sz="12" w:space="0" w:color="auto"/>
             </w:tcBorders>
@@ -13122,7 +13096,7 @@
         </w:tc>
         <w:tc>
           <w:tcPr>
-            <w:tcW w:w="340" w:type="dxa"/>
+            <w:tcW w:w="283" w:type="dxa"/>
             <w:tcBorders>
               <w:top w:val="single" w:sz="12" w:space="0" w:color="auto"/>
             </w:tcBorders>
@@ -13141,7 +13115,7 @@
         </w:tc>
         <w:tc>
           <w:tcPr>
-            <w:tcW w:w="340" w:type="dxa"/>
+            <w:tcW w:w="283" w:type="dxa"/>
             <w:tcBorders>
               <w:top w:val="single" w:sz="12" w:space="0" w:color="auto"/>
             </w:tcBorders>
@@ -13160,7 +13134,7 @@
         </w:tc>
         <w:tc>
           <w:tcPr>
-            <w:tcW w:w="340" w:type="dxa"/>
+            <w:tcW w:w="283" w:type="dxa"/>
             <w:tcBorders>
               <w:top w:val="single" w:sz="12" w:space="0" w:color="auto"/>
             </w:tcBorders>
@@ -13179,7 +13153,7 @@
         </w:tc>
         <w:tc>
           <w:tcPr>
-            <w:tcW w:w="340" w:type="dxa"/>
+            <w:tcW w:w="283" w:type="dxa"/>
             <w:tcBorders>
               <w:top w:val="single" w:sz="12" w:space="0" w:color="auto"/>
             </w:tcBorders>
@@ -13198,7 +13172,7 @@
         </w:tc>
         <w:tc>
           <w:tcPr>
-            <w:tcW w:w="340" w:type="dxa"/>
+            <w:tcW w:w="283" w:type="dxa"/>
             <w:tcBorders>
               <w:top w:val="single" w:sz="12" w:space="0" w:color="auto"/>
             </w:tcBorders>
@@ -13217,7 +13191,7 @@
         </w:tc>
         <w:tc>
           <w:tcPr>
-            <w:tcW w:w="340" w:type="dxa"/>
+            <w:tcW w:w="283" w:type="dxa"/>
             <w:tcBorders>
               <w:top w:val="single" w:sz="12" w:space="0" w:color="auto"/>
             </w:tcBorders>
@@ -13236,7 +13210,7 @@
         </w:tc>
         <w:tc>
           <w:tcPr>
-            <w:tcW w:w="340" w:type="dxa"/>
+            <w:tcW w:w="283" w:type="dxa"/>
             <w:tcBorders>
               <w:top w:val="single" w:sz="12" w:space="0" w:color="auto"/>
             </w:tcBorders>
@@ -13255,7 +13229,7 @@
         </w:tc>
         <w:tc>
           <w:tcPr>
-            <w:tcW w:w="340" w:type="dxa"/>
+            <w:tcW w:w="283" w:type="dxa"/>
             <w:vAlign w:val="center"/>
           </w:tcPr>
           <w:p>
@@ -13269,12 +13243,12 @@
       </w:tr>
       <w:tr>
         <w:trPr>
-          <w:trHeight w:val="340"/>
+          <w:trHeight w:val="283"/>
           <w:jc w:val="center"/>
         </w:trPr>
         <w:tc>
           <w:tcPr>
-            <w:tcW w:w="340" w:type="dxa"/>
+            <w:tcW w:w="283" w:type="dxa"/>
             <w:vAlign w:val="center"/>
           </w:tcPr>
           <w:p>
@@ -13287,7 +13261,7 @@
         </w:tc>
         <w:tc>
           <w:tcPr>
-            <w:tcW w:w="352" w:type="dxa"/>
+            <w:tcW w:w="283" w:type="dxa"/>
             <w:vAlign w:val="center"/>
           </w:tcPr>
           <w:p>
@@ -13300,7 +13274,7 @@
         </w:tc>
         <w:tc>
           <w:tcPr>
-            <w:tcW w:w="340" w:type="dxa"/>
+            <w:tcW w:w="283" w:type="dxa"/>
             <w:vAlign w:val="center"/>
           </w:tcPr>
           <w:p>
@@ -13313,7 +13287,7 @@
         </w:tc>
         <w:tc>
           <w:tcPr>
-            <w:tcW w:w="340" w:type="dxa"/>
+            <w:tcW w:w="283" w:type="dxa"/>
             <w:vAlign w:val="center"/>
           </w:tcPr>
           <w:p>
@@ -13326,7 +13300,7 @@
         </w:tc>
         <w:tc>
           <w:tcPr>
-            <w:tcW w:w="340" w:type="dxa"/>
+            <w:tcW w:w="283" w:type="dxa"/>
             <w:vAlign w:val="center"/>
           </w:tcPr>
           <w:p>
@@ -13339,7 +13313,7 @@
         </w:tc>
         <w:tc>
           <w:tcPr>
-            <w:tcW w:w="340" w:type="dxa"/>
+            <w:tcW w:w="283" w:type="dxa"/>
             <w:vAlign w:val="center"/>
           </w:tcPr>
           <w:p>
@@ -13352,7 +13326,7 @@
         </w:tc>
         <w:tc>
           <w:tcPr>
-            <w:tcW w:w="340" w:type="dxa"/>
+            <w:tcW w:w="283" w:type="dxa"/>
             <w:vAlign w:val="center"/>
           </w:tcPr>
           <w:p>
@@ -13365,7 +13339,7 @@
         </w:tc>
         <w:tc>
           <w:tcPr>
-            <w:tcW w:w="340" w:type="dxa"/>
+            <w:tcW w:w="283" w:type="dxa"/>
             <w:vAlign w:val="center"/>
           </w:tcPr>
           <w:p>
@@ -13378,7 +13352,7 @@
         </w:tc>
         <w:tc>
           <w:tcPr>
-            <w:tcW w:w="340" w:type="dxa"/>
+            <w:tcW w:w="283" w:type="dxa"/>
             <w:vAlign w:val="center"/>
           </w:tcPr>
           <w:p>
@@ -13391,7 +13365,7 @@
         </w:tc>
         <w:tc>
           <w:tcPr>
-            <w:tcW w:w="340" w:type="dxa"/>
+            <w:tcW w:w="283" w:type="dxa"/>
             <w:vAlign w:val="center"/>
           </w:tcPr>
           <w:p>
@@ -13444,27 +13418,31 @@
           <w:insideH w:val="single" w:sz="2" w:space="0" w:color="747474" w:themeColor="background2" w:themeShade="80"/>
           <w:insideV w:val="single" w:sz="2" w:space="0" w:color="747474" w:themeColor="background2" w:themeShade="80"/>
         </w:tblBorders>
+        <w:tblCellMar>
+          <w:left w:w="0" w:type="dxa"/>
+          <w:right w:w="0" w:type="dxa"/>
+        </w:tblCellMar>
         <w:tblLook w:val="04A0" w:firstRow="1" w:lastRow="0" w:firstColumn="1" w:lastColumn="0" w:noHBand="0" w:noVBand="1"/>
       </w:tblPr>
       <w:tblGrid>
-        <w:gridCol w:w="340"/>
-        <w:gridCol w:w="340"/>
-        <w:gridCol w:w="352"/>
-        <w:gridCol w:w="340"/>
-        <w:gridCol w:w="340"/>
-        <w:gridCol w:w="352"/>
-        <w:gridCol w:w="340"/>
-        <w:gridCol w:w="340"/>
-        <w:gridCol w:w="340"/>
+        <w:gridCol w:w="283"/>
+        <w:gridCol w:w="283"/>
+        <w:gridCol w:w="283"/>
+        <w:gridCol w:w="283"/>
+        <w:gridCol w:w="283"/>
+        <w:gridCol w:w="283"/>
+        <w:gridCol w:w="283"/>
+        <w:gridCol w:w="283"/>
+        <w:gridCol w:w="283"/>
       </w:tblGrid>
       <w:tr>
         <w:trPr>
-          <w:trHeight w:val="340"/>
+          <w:trHeight w:val="283"/>
           <w:jc w:val="center"/>
         </w:trPr>
         <w:tc>
           <w:tcPr>
-            <w:tcW w:w="340" w:type="dxa"/>
+            <w:tcW w:w="283" w:type="dxa"/>
             <w:vAlign w:val="center"/>
           </w:tcPr>
           <w:p>
@@ -13477,7 +13455,7 @@
         </w:tc>
         <w:tc>
           <w:tcPr>
-            <w:tcW w:w="340" w:type="dxa"/>
+            <w:tcW w:w="283" w:type="dxa"/>
             <w:vAlign w:val="center"/>
           </w:tcPr>
           <w:p>
@@ -13490,7 +13468,7 @@
         </w:tc>
         <w:tc>
           <w:tcPr>
-            <w:tcW w:w="352" w:type="dxa"/>
+            <w:tcW w:w="283" w:type="dxa"/>
             <w:vAlign w:val="center"/>
           </w:tcPr>
           <w:p>
@@ -13503,7 +13481,7 @@
         </w:tc>
         <w:tc>
           <w:tcPr>
-            <w:tcW w:w="340" w:type="dxa"/>
+            <w:tcW w:w="283" w:type="dxa"/>
             <w:vAlign w:val="center"/>
           </w:tcPr>
           <w:p>
@@ -13516,7 +13494,7 @@
         </w:tc>
         <w:tc>
           <w:tcPr>
-            <w:tcW w:w="340" w:type="dxa"/>
+            <w:tcW w:w="283" w:type="dxa"/>
             <w:vAlign w:val="center"/>
           </w:tcPr>
           <w:p>
@@ -13529,7 +13507,7 @@
         </w:tc>
         <w:tc>
           <w:tcPr>
-            <w:tcW w:w="352" w:type="dxa"/>
+            <w:tcW w:w="283" w:type="dxa"/>
             <w:vAlign w:val="center"/>
           </w:tcPr>
           <w:p>
@@ -13542,7 +13520,7 @@
         </w:tc>
         <w:tc>
           <w:tcPr>
-            <w:tcW w:w="340" w:type="dxa"/>
+            <w:tcW w:w="283" w:type="dxa"/>
             <w:vAlign w:val="center"/>
           </w:tcPr>
           <w:p>
@@ -13555,7 +13533,7 @@
         </w:tc>
         <w:tc>
           <w:tcPr>
-            <w:tcW w:w="340" w:type="dxa"/>
+            <w:tcW w:w="283" w:type="dxa"/>
             <w:vAlign w:val="center"/>
           </w:tcPr>
           <w:p>
@@ -13568,7 +13546,7 @@
         </w:tc>
         <w:tc>
           <w:tcPr>
-            <w:tcW w:w="340" w:type="dxa"/>
+            <w:tcW w:w="283" w:type="dxa"/>
             <w:vAlign w:val="center"/>
           </w:tcPr>
           <w:p>
@@ -13582,12 +13560,12 @@
       </w:tr>
       <w:tr>
         <w:trPr>
-          <w:trHeight w:val="340"/>
+          <w:trHeight w:val="283"/>
           <w:jc w:val="center"/>
         </w:trPr>
         <w:tc>
           <w:tcPr>
-            <w:tcW w:w="340" w:type="dxa"/>
+            <w:tcW w:w="283" w:type="dxa"/>
             <w:vAlign w:val="center"/>
           </w:tcPr>
           <w:p>
@@ -13600,7 +13578,7 @@
         </w:tc>
         <w:tc>
           <w:tcPr>
-            <w:tcW w:w="340" w:type="dxa"/>
+            <w:tcW w:w="283" w:type="dxa"/>
             <w:tcBorders>
               <w:bottom w:val="single" w:sz="12" w:space="0" w:color="auto"/>
             </w:tcBorders>
@@ -13616,7 +13594,7 @@
         </w:tc>
         <w:tc>
           <w:tcPr>
-            <w:tcW w:w="352" w:type="dxa"/>
+            <w:tcW w:w="283" w:type="dxa"/>
             <w:tcBorders>
               <w:bottom w:val="single" w:sz="12" w:space="0" w:color="auto"/>
             </w:tcBorders>
@@ -13635,7 +13613,7 @@
         </w:tc>
         <w:tc>
           <w:tcPr>
-            <w:tcW w:w="340" w:type="dxa"/>
+            <w:tcW w:w="283" w:type="dxa"/>
             <w:tcBorders>
               <w:bottom w:val="single" w:sz="12" w:space="0" w:color="auto"/>
             </w:tcBorders>
@@ -13650,11 +13628,14 @@
             <w:r>
               <w:t>4</w:t>
             </w:r>
+            <w:r>
+              <w:t>.</w:t>
+            </w:r>
           </w:p>
         </w:tc>
         <w:tc>
           <w:tcPr>
-            <w:tcW w:w="340" w:type="dxa"/>
+            <w:tcW w:w="283" w:type="dxa"/>
             <w:tcBorders>
               <w:bottom w:val="single" w:sz="12" w:space="0" w:color="auto"/>
             </w:tcBorders>
@@ -13673,7 +13654,7 @@
         </w:tc>
         <w:tc>
           <w:tcPr>
-            <w:tcW w:w="352" w:type="dxa"/>
+            <w:tcW w:w="283" w:type="dxa"/>
             <w:vAlign w:val="center"/>
           </w:tcPr>
           <w:p>
@@ -13689,7 +13670,7 @@
         </w:tc>
         <w:tc>
           <w:tcPr>
-            <w:tcW w:w="340" w:type="dxa"/>
+            <w:tcW w:w="283" w:type="dxa"/>
             <w:vAlign w:val="center"/>
           </w:tcPr>
           <w:p>
@@ -13701,11 +13682,14 @@
             <w:r>
               <w:t>2</w:t>
             </w:r>
+            <w:r>
+              <w:t>.</w:t>
+            </w:r>
           </w:p>
         </w:tc>
         <w:tc>
           <w:tcPr>
-            <w:tcW w:w="340" w:type="dxa"/>
+            <w:tcW w:w="283" w:type="dxa"/>
             <w:vAlign w:val="center"/>
           </w:tcPr>
           <w:p>
@@ -13721,7 +13705,7 @@
         </w:tc>
         <w:tc>
           <w:tcPr>
-            <w:tcW w:w="340" w:type="dxa"/>
+            <w:tcW w:w="283" w:type="dxa"/>
             <w:vAlign w:val="center"/>
           </w:tcPr>
           <w:p>
@@ -13735,12 +13719,12 @@
       </w:tr>
       <w:tr>
         <w:trPr>
-          <w:trHeight w:val="340"/>
+          <w:trHeight w:val="283"/>
           <w:jc w:val="center"/>
         </w:trPr>
         <w:tc>
           <w:tcPr>
-            <w:tcW w:w="340" w:type="dxa"/>
+            <w:tcW w:w="283" w:type="dxa"/>
             <w:vAlign w:val="center"/>
           </w:tcPr>
           <w:p>
@@ -13753,7 +13737,7 @@
         </w:tc>
         <w:tc>
           <w:tcPr>
-            <w:tcW w:w="340" w:type="dxa"/>
+            <w:tcW w:w="283" w:type="dxa"/>
             <w:tcBorders>
               <w:top w:val="single" w:sz="12" w:space="0" w:color="auto"/>
             </w:tcBorders>
@@ -13772,7 +13756,7 @@
         </w:tc>
         <w:tc>
           <w:tcPr>
-            <w:tcW w:w="352" w:type="dxa"/>
+            <w:tcW w:w="283" w:type="dxa"/>
             <w:tcBorders>
               <w:top w:val="single" w:sz="12" w:space="0" w:color="auto"/>
               <w:bottom w:val="single" w:sz="2" w:space="0" w:color="747474" w:themeColor="background2" w:themeShade="80"/>
@@ -13792,7 +13776,7 @@
         </w:tc>
         <w:tc>
           <w:tcPr>
-            <w:tcW w:w="340" w:type="dxa"/>
+            <w:tcW w:w="283" w:type="dxa"/>
             <w:tcBorders>
               <w:top w:val="single" w:sz="12" w:space="0" w:color="auto"/>
               <w:bottom w:val="single" w:sz="2" w:space="0" w:color="747474" w:themeColor="background2" w:themeShade="80"/>
@@ -13808,11 +13792,14 @@
             <w:r>
               <w:t>8</w:t>
             </w:r>
+            <w:r>
+              <w:t>.</w:t>
+            </w:r>
           </w:p>
         </w:tc>
         <w:tc>
           <w:tcPr>
-            <w:tcW w:w="340" w:type="dxa"/>
+            <w:tcW w:w="283" w:type="dxa"/>
             <w:tcBorders>
               <w:top w:val="single" w:sz="12" w:space="0" w:color="auto"/>
               <w:bottom w:val="single" w:sz="2" w:space="0" w:color="747474" w:themeColor="background2" w:themeShade="80"/>
@@ -13832,7 +13819,7 @@
         </w:tc>
         <w:tc>
           <w:tcPr>
-            <w:tcW w:w="352" w:type="dxa"/>
+            <w:tcW w:w="283" w:type="dxa"/>
             <w:tcBorders>
               <w:bottom w:val="single" w:sz="2" w:space="0" w:color="747474" w:themeColor="background2" w:themeShade="80"/>
             </w:tcBorders>
@@ -13848,7 +13835,7 @@
         </w:tc>
         <w:tc>
           <w:tcPr>
-            <w:tcW w:w="340" w:type="dxa"/>
+            <w:tcW w:w="283" w:type="dxa"/>
             <w:tcBorders>
               <w:bottom w:val="single" w:sz="2" w:space="0" w:color="747474" w:themeColor="background2" w:themeShade="80"/>
             </w:tcBorders>
@@ -13864,7 +13851,7 @@
         </w:tc>
         <w:tc>
           <w:tcPr>
-            <w:tcW w:w="340" w:type="dxa"/>
+            <w:tcW w:w="283" w:type="dxa"/>
             <w:vAlign w:val="center"/>
           </w:tcPr>
           <w:p>
@@ -13877,7 +13864,7 @@
         </w:tc>
         <w:tc>
           <w:tcPr>
-            <w:tcW w:w="340" w:type="dxa"/>
+            <w:tcW w:w="283" w:type="dxa"/>
             <w:vAlign w:val="center"/>
           </w:tcPr>
           <w:p>
@@ -13891,12 +13878,12 @@
       </w:tr>
       <w:tr>
         <w:trPr>
-          <w:trHeight w:val="340"/>
+          <w:trHeight w:val="283"/>
           <w:jc w:val="center"/>
         </w:trPr>
         <w:tc>
           <w:tcPr>
-            <w:tcW w:w="340" w:type="dxa"/>
+            <w:tcW w:w="283" w:type="dxa"/>
             <w:vAlign w:val="center"/>
           </w:tcPr>
           <w:p>
@@ -13909,7 +13896,7 @@
         </w:tc>
         <w:tc>
           <w:tcPr>
-            <w:tcW w:w="340" w:type="dxa"/>
+            <w:tcW w:w="283" w:type="dxa"/>
             <w:tcBorders>
               <w:bottom w:val="single" w:sz="12" w:space="0" w:color="auto"/>
             </w:tcBorders>
@@ -13925,7 +13912,7 @@
         </w:tc>
         <w:tc>
           <w:tcPr>
-            <w:tcW w:w="352" w:type="dxa"/>
+            <w:tcW w:w="283" w:type="dxa"/>
             <w:tcBorders>
               <w:top w:val="single" w:sz="2" w:space="0" w:color="747474" w:themeColor="background2" w:themeShade="80"/>
               <w:bottom w:val="single" w:sz="12" w:space="0" w:color="auto"/>
@@ -13945,7 +13932,7 @@
         </w:tc>
         <w:tc>
           <w:tcPr>
-            <w:tcW w:w="340" w:type="dxa"/>
+            <w:tcW w:w="283" w:type="dxa"/>
             <w:tcBorders>
               <w:top w:val="single" w:sz="2" w:space="0" w:color="747474" w:themeColor="background2" w:themeShade="80"/>
               <w:bottom w:val="single" w:sz="12" w:space="0" w:color="auto"/>
@@ -13961,11 +13948,14 @@
             <w:r>
               <w:t>6</w:t>
             </w:r>
+            <w:r>
+              <w:t>.</w:t>
+            </w:r>
           </w:p>
         </w:tc>
         <w:tc>
           <w:tcPr>
-            <w:tcW w:w="340" w:type="dxa"/>
+            <w:tcW w:w="283" w:type="dxa"/>
             <w:tcBorders>
               <w:top w:val="single" w:sz="2" w:space="0" w:color="747474" w:themeColor="background2" w:themeShade="80"/>
               <w:bottom w:val="single" w:sz="12" w:space="0" w:color="auto"/>
@@ -13985,7 +13975,7 @@
         </w:tc>
         <w:tc>
           <w:tcPr>
-            <w:tcW w:w="352" w:type="dxa"/>
+            <w:tcW w:w="283" w:type="dxa"/>
             <w:tcBorders>
               <w:top w:val="single" w:sz="2" w:space="0" w:color="747474" w:themeColor="background2" w:themeShade="80"/>
               <w:bottom w:val="single" w:sz="12" w:space="0" w:color="auto"/>
@@ -14005,7 +13995,7 @@
         </w:tc>
         <w:tc>
           <w:tcPr>
-            <w:tcW w:w="340" w:type="dxa"/>
+            <w:tcW w:w="283" w:type="dxa"/>
             <w:tcBorders>
               <w:top w:val="single" w:sz="2" w:space="0" w:color="747474" w:themeColor="background2" w:themeShade="80"/>
             </w:tcBorders>
@@ -14021,7 +14011,7 @@
         </w:tc>
         <w:tc>
           <w:tcPr>
-            <w:tcW w:w="340" w:type="dxa"/>
+            <w:tcW w:w="283" w:type="dxa"/>
             <w:vAlign w:val="center"/>
           </w:tcPr>
           <w:p>
@@ -14034,7 +14024,7 @@
         </w:tc>
         <w:tc>
           <w:tcPr>
-            <w:tcW w:w="340" w:type="dxa"/>
+            <w:tcW w:w="283" w:type="dxa"/>
             <w:vAlign w:val="center"/>
           </w:tcPr>
           <w:p>
@@ -14048,12 +14038,12 @@
       </w:tr>
       <w:tr>
         <w:trPr>
-          <w:trHeight w:val="340"/>
+          <w:trHeight w:val="283"/>
           <w:jc w:val="center"/>
         </w:trPr>
         <w:tc>
           <w:tcPr>
-            <w:tcW w:w="340" w:type="dxa"/>
+            <w:tcW w:w="283" w:type="dxa"/>
             <w:vAlign w:val="center"/>
           </w:tcPr>
           <w:p>
@@ -14066,7 +14056,7 @@
         </w:tc>
         <w:tc>
           <w:tcPr>
-            <w:tcW w:w="340" w:type="dxa"/>
+            <w:tcW w:w="283" w:type="dxa"/>
             <w:tcBorders>
               <w:top w:val="single" w:sz="12" w:space="0" w:color="auto"/>
             </w:tcBorders>
@@ -14085,7 +14075,7 @@
         </w:tc>
         <w:tc>
           <w:tcPr>
-            <w:tcW w:w="352" w:type="dxa"/>
+            <w:tcW w:w="283" w:type="dxa"/>
             <w:tcBorders>
               <w:top w:val="single" w:sz="12" w:space="0" w:color="auto"/>
             </w:tcBorders>
@@ -14104,7 +14094,7 @@
         </w:tc>
         <w:tc>
           <w:tcPr>
-            <w:tcW w:w="340" w:type="dxa"/>
+            <w:tcW w:w="283" w:type="dxa"/>
             <w:tcBorders>
               <w:top w:val="single" w:sz="12" w:space="0" w:color="auto"/>
             </w:tcBorders>
@@ -14119,11 +14109,14 @@
             <w:r>
               <w:t>4</w:t>
             </w:r>
+            <w:r>
+              <w:t>.</w:t>
+            </w:r>
           </w:p>
         </w:tc>
         <w:tc>
           <w:tcPr>
-            <w:tcW w:w="340" w:type="dxa"/>
+            <w:tcW w:w="283" w:type="dxa"/>
             <w:tcBorders>
               <w:top w:val="single" w:sz="12" w:space="0" w:color="auto"/>
             </w:tcBorders>
@@ -14142,7 +14135,7 @@
         </w:tc>
         <w:tc>
           <w:tcPr>
-            <w:tcW w:w="352" w:type="dxa"/>
+            <w:tcW w:w="283" w:type="dxa"/>
             <w:tcBorders>
               <w:top w:val="single" w:sz="12" w:space="0" w:color="auto"/>
             </w:tcBorders>
@@ -14161,7 +14154,7 @@
         </w:tc>
         <w:tc>
           <w:tcPr>
-            <w:tcW w:w="340" w:type="dxa"/>
+            <w:tcW w:w="283" w:type="dxa"/>
             <w:vAlign w:val="center"/>
           </w:tcPr>
           <w:p>
@@ -14174,7 +14167,7 @@
         </w:tc>
         <w:tc>
           <w:tcPr>
-            <w:tcW w:w="340" w:type="dxa"/>
+            <w:tcW w:w="283" w:type="dxa"/>
             <w:vAlign w:val="center"/>
           </w:tcPr>
           <w:p>
@@ -14187,7 +14180,7 @@
         </w:tc>
         <w:tc>
           <w:tcPr>
-            <w:tcW w:w="340" w:type="dxa"/>
+            <w:tcW w:w="283" w:type="dxa"/>
             <w:vAlign w:val="center"/>
           </w:tcPr>
           <w:p>
@@ -14201,12 +14194,12 @@
       </w:tr>
       <w:tr>
         <w:trPr>
-          <w:trHeight w:val="340"/>
+          <w:trHeight w:val="283"/>
           <w:jc w:val="center"/>
         </w:trPr>
         <w:tc>
           <w:tcPr>
-            <w:tcW w:w="340" w:type="dxa"/>
+            <w:tcW w:w="283" w:type="dxa"/>
             <w:vAlign w:val="center"/>
           </w:tcPr>
           <w:p>
@@ -14219,7 +14212,7 @@
         </w:tc>
         <w:tc>
           <w:tcPr>
-            <w:tcW w:w="340" w:type="dxa"/>
+            <w:tcW w:w="283" w:type="dxa"/>
             <w:vAlign w:val="center"/>
           </w:tcPr>
           <w:p>
@@ -14232,7 +14225,7 @@
         </w:tc>
         <w:tc>
           <w:tcPr>
-            <w:tcW w:w="352" w:type="dxa"/>
+            <w:tcW w:w="283" w:type="dxa"/>
             <w:vAlign w:val="center"/>
           </w:tcPr>
           <w:p>
@@ -14245,7 +14238,7 @@
         </w:tc>
         <w:tc>
           <w:tcPr>
-            <w:tcW w:w="340" w:type="dxa"/>
+            <w:tcW w:w="283" w:type="dxa"/>
             <w:vAlign w:val="center"/>
           </w:tcPr>
           <w:p>
@@ -14258,7 +14251,7 @@
         </w:tc>
         <w:tc>
           <w:tcPr>
-            <w:tcW w:w="340" w:type="dxa"/>
+            <w:tcW w:w="283" w:type="dxa"/>
             <w:vAlign w:val="center"/>
           </w:tcPr>
           <w:p>
@@ -14271,7 +14264,7 @@
         </w:tc>
         <w:tc>
           <w:tcPr>
-            <w:tcW w:w="352" w:type="dxa"/>
+            <w:tcW w:w="283" w:type="dxa"/>
             <w:vAlign w:val="center"/>
           </w:tcPr>
           <w:p>
@@ -14284,7 +14277,7 @@
         </w:tc>
         <w:tc>
           <w:tcPr>
-            <w:tcW w:w="340" w:type="dxa"/>
+            <w:tcW w:w="283" w:type="dxa"/>
             <w:vAlign w:val="center"/>
           </w:tcPr>
           <w:p>
@@ -14297,7 +14290,7 @@
         </w:tc>
         <w:tc>
           <w:tcPr>
-            <w:tcW w:w="340" w:type="dxa"/>
+            <w:tcW w:w="283" w:type="dxa"/>
             <w:vAlign w:val="center"/>
           </w:tcPr>
           <w:p>
@@ -14310,7 +14303,7 @@
         </w:tc>
         <w:tc>
           <w:tcPr>
-            <w:tcW w:w="340" w:type="dxa"/>
+            <w:tcW w:w="283" w:type="dxa"/>
             <w:vAlign w:val="center"/>
           </w:tcPr>
           <w:p>
@@ -14338,37 +14331,1699 @@
         <w:t xml:space="preserve"> nincs ekkora szerencsénk. Az eljárás elég memóriaigényes abból a szempontból, hogy nem csak a tizedesjegy szám különbségével kell bővítenünk mindkét tagot, de még a kiszámolandó tizedesjegyek számát is bele kell vennünk a bal oldali érték bővítésébe. Minden egyes plusz tizedesjegy egyel nagyobb bővítést jelent.</w:t>
       </w:r>
     </w:p>
+    <w:tbl>
+      <w:tblPr>
+        <w:tblStyle w:val="Rcsostblzat"/>
+        <w:tblW w:w="0" w:type="auto"/>
+        <w:jc w:val="center"/>
+        <w:tblBorders>
+          <w:top w:val="single" w:sz="2" w:space="0" w:color="747474" w:themeColor="background2" w:themeShade="80"/>
+          <w:left w:val="single" w:sz="2" w:space="0" w:color="747474" w:themeColor="background2" w:themeShade="80"/>
+          <w:bottom w:val="single" w:sz="2" w:space="0" w:color="747474" w:themeColor="background2" w:themeShade="80"/>
+          <w:right w:val="single" w:sz="2" w:space="0" w:color="747474" w:themeColor="background2" w:themeShade="80"/>
+          <w:insideH w:val="single" w:sz="2" w:space="0" w:color="747474" w:themeColor="background2" w:themeShade="80"/>
+          <w:insideV w:val="single" w:sz="2" w:space="0" w:color="747474" w:themeColor="background2" w:themeShade="80"/>
+        </w:tblBorders>
+        <w:tblCellMar>
+          <w:left w:w="0" w:type="dxa"/>
+          <w:right w:w="0" w:type="dxa"/>
+        </w:tblCellMar>
+        <w:tblLook w:val="04A0" w:firstRow="1" w:lastRow="0" w:firstColumn="1" w:lastColumn="0" w:noHBand="0" w:noVBand="1"/>
+      </w:tblPr>
+      <w:tblGrid>
+        <w:gridCol w:w="283"/>
+        <w:gridCol w:w="283"/>
+        <w:gridCol w:w="283"/>
+        <w:gridCol w:w="283"/>
+        <w:gridCol w:w="283"/>
+        <w:gridCol w:w="283"/>
+        <w:gridCol w:w="283"/>
+        <w:gridCol w:w="283"/>
+        <w:gridCol w:w="283"/>
+        <w:gridCol w:w="283"/>
+        <w:gridCol w:w="283"/>
+        <w:gridCol w:w="283"/>
+        <w:gridCol w:w="283"/>
+        <w:gridCol w:w="283"/>
+      </w:tblGrid>
+      <w:tr>
+        <w:trPr>
+          <w:cantSplit/>
+          <w:trHeight w:val="283"/>
+          <w:jc w:val="center"/>
+        </w:trPr>
+        <w:tc>
+          <w:tcPr>
+            <w:tcW w:w="283" w:type="dxa"/>
+            <w:vAlign w:val="center"/>
+          </w:tcPr>
+          <w:p>
+            <w:pPr>
+              <w:spacing w:line="240" w:lineRule="auto"/>
+              <w:ind w:firstLine="0"/>
+              <w:jc w:val="center"/>
+            </w:pPr>
+          </w:p>
+        </w:tc>
+        <w:tc>
+          <w:tcPr>
+            <w:tcW w:w="283" w:type="dxa"/>
+            <w:vAlign w:val="center"/>
+          </w:tcPr>
+          <w:p>
+            <w:pPr>
+              <w:spacing w:line="240" w:lineRule="auto"/>
+              <w:ind w:firstLine="0"/>
+              <w:jc w:val="center"/>
+            </w:pPr>
+          </w:p>
+        </w:tc>
+        <w:tc>
+          <w:tcPr>
+            <w:tcW w:w="283" w:type="dxa"/>
+            <w:vAlign w:val="center"/>
+          </w:tcPr>
+          <w:p>
+            <w:pPr>
+              <w:spacing w:line="240" w:lineRule="auto"/>
+              <w:ind w:firstLine="0"/>
+              <w:jc w:val="center"/>
+            </w:pPr>
+          </w:p>
+        </w:tc>
+        <w:tc>
+          <w:tcPr>
+            <w:tcW w:w="283" w:type="dxa"/>
+            <w:vAlign w:val="center"/>
+          </w:tcPr>
+          <w:p>
+            <w:pPr>
+              <w:spacing w:line="240" w:lineRule="auto"/>
+              <w:ind w:firstLine="0"/>
+              <w:jc w:val="center"/>
+            </w:pPr>
+          </w:p>
+        </w:tc>
+        <w:tc>
+          <w:tcPr>
+            <w:tcW w:w="283" w:type="dxa"/>
+            <w:vAlign w:val="center"/>
+          </w:tcPr>
+          <w:p>
+            <w:pPr>
+              <w:spacing w:line="240" w:lineRule="auto"/>
+              <w:ind w:firstLine="0"/>
+              <w:jc w:val="center"/>
+            </w:pPr>
+          </w:p>
+        </w:tc>
+        <w:tc>
+          <w:tcPr>
+            <w:tcW w:w="283" w:type="dxa"/>
+            <w:vAlign w:val="center"/>
+          </w:tcPr>
+          <w:p>
+            <w:pPr>
+              <w:spacing w:line="240" w:lineRule="auto"/>
+              <w:ind w:firstLine="0"/>
+              <w:jc w:val="center"/>
+            </w:pPr>
+          </w:p>
+        </w:tc>
+        <w:tc>
+          <w:tcPr>
+            <w:tcW w:w="283" w:type="dxa"/>
+            <w:vAlign w:val="center"/>
+          </w:tcPr>
+          <w:p>
+            <w:pPr>
+              <w:spacing w:line="240" w:lineRule="auto"/>
+              <w:ind w:firstLine="0"/>
+              <w:jc w:val="center"/>
+            </w:pPr>
+          </w:p>
+        </w:tc>
+        <w:tc>
+          <w:tcPr>
+            <w:tcW w:w="283" w:type="dxa"/>
+            <w:vAlign w:val="center"/>
+          </w:tcPr>
+          <w:p>
+            <w:pPr>
+              <w:spacing w:line="240" w:lineRule="auto"/>
+              <w:ind w:firstLine="0"/>
+              <w:jc w:val="center"/>
+            </w:pPr>
+          </w:p>
+        </w:tc>
+        <w:tc>
+          <w:tcPr>
+            <w:tcW w:w="283" w:type="dxa"/>
+            <w:vAlign 